--- a/Clincal_CV/BMAnderson CV.docx
+++ b/Clincal_CV/BMAnderson CV.docx
@@ -912,12 +912,21 @@
           <w:color w:val="000000" w:themeColor="text1"/>
         </w:rPr>
       </w:pPr>
-      <w:r>
-        <w:rPr>
-          <w:rFonts w:ascii="Times New Roman" w:hAnsi="Times New Roman" w:cs="Times New Roman"/>
-          <w:color w:val="000000" w:themeColor="text1"/>
-        </w:rPr>
-        <w:t xml:space="preserve">Raystation – Fully competent with </w:t>
+      <w:proofErr w:type="spellStart"/>
+      <w:r>
+        <w:rPr>
+          <w:rFonts w:ascii="Times New Roman" w:hAnsi="Times New Roman" w:cs="Times New Roman"/>
+          <w:color w:val="000000" w:themeColor="text1"/>
+        </w:rPr>
+        <w:t>Raystation</w:t>
+      </w:r>
+      <w:proofErr w:type="spellEnd"/>
+      <w:r>
+        <w:rPr>
+          <w:rFonts w:ascii="Times New Roman" w:hAnsi="Times New Roman" w:cs="Times New Roman"/>
+          <w:color w:val="000000" w:themeColor="text1"/>
+        </w:rPr>
+        <w:t xml:space="preserve"> – Fully competent with </w:t>
       </w:r>
       <w:r>
         <w:rPr>
@@ -958,12 +967,21 @@
           <w:color w:val="000000" w:themeColor="text1"/>
         </w:rPr>
       </w:pPr>
-      <w:r>
-        <w:rPr>
-          <w:rFonts w:ascii="Times New Roman" w:hAnsi="Times New Roman" w:cs="Times New Roman"/>
-          <w:color w:val="000000" w:themeColor="text1"/>
-        </w:rPr>
-        <w:t xml:space="preserve">Mosaiq – </w:t>
+      <w:proofErr w:type="spellStart"/>
+      <w:r>
+        <w:rPr>
+          <w:rFonts w:ascii="Times New Roman" w:hAnsi="Times New Roman" w:cs="Times New Roman"/>
+          <w:color w:val="000000" w:themeColor="text1"/>
+        </w:rPr>
+        <w:t>Mosaiq</w:t>
+      </w:r>
+      <w:proofErr w:type="spellEnd"/>
+      <w:r>
+        <w:rPr>
+          <w:rFonts w:ascii="Times New Roman" w:hAnsi="Times New Roman" w:cs="Times New Roman"/>
+          <w:color w:val="000000" w:themeColor="text1"/>
+        </w:rPr>
+        <w:t xml:space="preserve"> – </w:t>
       </w:r>
       <w:r>
         <w:rPr>
@@ -977,7 +995,23 @@
           <w:rFonts w:ascii="Times New Roman" w:hAnsi="Times New Roman" w:cs="Times New Roman"/>
           <w:color w:val="000000" w:themeColor="text1"/>
         </w:rPr>
-        <w:t>understanding of SQL queries related to Mosaiq database, used for clinical workflow improvement</w:t>
+        <w:t xml:space="preserve">understanding of SQL queries related to </w:t>
+      </w:r>
+      <w:proofErr w:type="spellStart"/>
+      <w:r>
+        <w:rPr>
+          <w:rFonts w:ascii="Times New Roman" w:hAnsi="Times New Roman" w:cs="Times New Roman"/>
+          <w:color w:val="000000" w:themeColor="text1"/>
+        </w:rPr>
+        <w:t>Mosaiq</w:t>
+      </w:r>
+      <w:proofErr w:type="spellEnd"/>
+      <w:r>
+        <w:rPr>
+          <w:rFonts w:ascii="Times New Roman" w:hAnsi="Times New Roman" w:cs="Times New Roman"/>
+          <w:color w:val="000000" w:themeColor="text1"/>
+        </w:rPr>
+        <w:t xml:space="preserve"> database, used for clinical workflow improvement</w:t>
       </w:r>
       <w:r>
         <w:rPr>
@@ -1095,6 +1129,7 @@
         </w:rPr>
         <w:t xml:space="preserve">, </w:t>
       </w:r>
+      <w:proofErr w:type="spellStart"/>
       <w:r>
         <w:rPr>
           <w:rFonts w:ascii="Times New Roman" w:hAnsi="Times New Roman" w:cs="Times New Roman"/>
@@ -1102,13 +1137,23 @@
         </w:rPr>
         <w:t>Varisource</w:t>
       </w:r>
-      <w:r>
-        <w:rPr>
-          <w:rFonts w:ascii="Times New Roman" w:hAnsi="Times New Roman" w:cs="Times New Roman"/>
-          <w:color w:val="000000" w:themeColor="text1"/>
-        </w:rPr>
-        <w:t>, and Flexitron</w:t>
-      </w:r>
+      <w:proofErr w:type="spellEnd"/>
+      <w:r>
+        <w:rPr>
+          <w:rFonts w:ascii="Times New Roman" w:hAnsi="Times New Roman" w:cs="Times New Roman"/>
+          <w:color w:val="000000" w:themeColor="text1"/>
+        </w:rPr>
+        <w:t xml:space="preserve">, and </w:t>
+      </w:r>
+      <w:proofErr w:type="spellStart"/>
+      <w:r>
+        <w:rPr>
+          <w:rFonts w:ascii="Times New Roman" w:hAnsi="Times New Roman" w:cs="Times New Roman"/>
+          <w:color w:val="000000" w:themeColor="text1"/>
+        </w:rPr>
+        <w:t>Flexitron</w:t>
+      </w:r>
+      <w:proofErr w:type="spellEnd"/>
       <w:r>
         <w:rPr>
           <w:rFonts w:ascii="Times New Roman" w:hAnsi="Times New Roman" w:cs="Times New Roman"/>
@@ -1465,6 +1510,7 @@
         </w:rPr>
         <w:t xml:space="preserve">AAPM, </w:t>
       </w:r>
+      <w:proofErr w:type="spellStart"/>
       <w:r>
         <w:rPr>
           <w:rFonts w:ascii="Times New Roman" w:hAnsi="Times New Roman" w:cs="Times New Roman"/>
@@ -1473,6 +1519,7 @@
         </w:rPr>
         <w:t>WizKids</w:t>
       </w:r>
+      <w:proofErr w:type="spellEnd"/>
       <w:r>
         <w:rPr>
           <w:rFonts w:ascii="Times New Roman" w:hAnsi="Times New Roman" w:cs="Times New Roman"/>
@@ -1931,12 +1978,21 @@
         </w:rPr>
         <w:t xml:space="preserve"> DICOM server created to seamlessly transfer between </w:t>
       </w:r>
-      <w:r>
-        <w:rPr>
-          <w:rFonts w:ascii="Times New Roman" w:hAnsi="Times New Roman" w:cs="Times New Roman"/>
-          <w:color w:val="000000" w:themeColor="text1"/>
-        </w:rPr>
-        <w:t xml:space="preserve">Raystation </w:t>
+      <w:proofErr w:type="spellStart"/>
+      <w:r>
+        <w:rPr>
+          <w:rFonts w:ascii="Times New Roman" w:hAnsi="Times New Roman" w:cs="Times New Roman"/>
+          <w:color w:val="000000" w:themeColor="text1"/>
+        </w:rPr>
+        <w:t>Raystation</w:t>
+      </w:r>
+      <w:proofErr w:type="spellEnd"/>
+      <w:r>
+        <w:rPr>
+          <w:rFonts w:ascii="Times New Roman" w:hAnsi="Times New Roman" w:cs="Times New Roman"/>
+          <w:color w:val="000000" w:themeColor="text1"/>
+        </w:rPr>
+        <w:t xml:space="preserve"> </w:t>
       </w:r>
       <w:r>
         <w:rPr>
@@ -2135,7 +2191,23 @@
           <w:rFonts w:ascii="Times New Roman" w:hAnsi="Times New Roman" w:cs="Times New Roman"/>
           <w:color w:val="000000" w:themeColor="text1"/>
         </w:rPr>
-        <w:t>the Ethos TPS and AlignRT.</w:t>
+        <w:t xml:space="preserve">the Ethos TPS and </w:t>
+      </w:r>
+      <w:proofErr w:type="spellStart"/>
+      <w:r>
+        <w:rPr>
+          <w:rFonts w:ascii="Times New Roman" w:hAnsi="Times New Roman" w:cs="Times New Roman"/>
+          <w:color w:val="000000" w:themeColor="text1"/>
+        </w:rPr>
+        <w:t>AlignRT</w:t>
+      </w:r>
+      <w:proofErr w:type="spellEnd"/>
+      <w:r>
+        <w:rPr>
+          <w:rFonts w:ascii="Times New Roman" w:hAnsi="Times New Roman" w:cs="Times New Roman"/>
+          <w:color w:val="000000" w:themeColor="text1"/>
+        </w:rPr>
+        <w:t>.</w:t>
       </w:r>
     </w:p>
     <w:p>
@@ -2848,7 +2920,23 @@
           <w:rFonts w:ascii="Times New Roman" w:hAnsi="Times New Roman" w:cs="Times New Roman"/>
           <w:color w:val="000000" w:themeColor="text1"/>
         </w:rPr>
-        <w:t xml:space="preserve"> Part of this work is also in implementing automated treatment checks ‘DosCheck’ to provide added support to the dosimetrists and physicists.</w:t>
+        <w:t xml:space="preserve"> Part of this work is also in implementing automated treatment checks ‘</w:t>
+      </w:r>
+      <w:proofErr w:type="spellStart"/>
+      <w:r>
+        <w:rPr>
+          <w:rFonts w:ascii="Times New Roman" w:hAnsi="Times New Roman" w:cs="Times New Roman"/>
+          <w:color w:val="000000" w:themeColor="text1"/>
+        </w:rPr>
+        <w:t>DosCheck</w:t>
+      </w:r>
+      <w:proofErr w:type="spellEnd"/>
+      <w:r>
+        <w:rPr>
+          <w:rFonts w:ascii="Times New Roman" w:hAnsi="Times New Roman" w:cs="Times New Roman"/>
+          <w:color w:val="000000" w:themeColor="text1"/>
+        </w:rPr>
+        <w:t>’ to provide added support to the dosimetrists and physicists.</w:t>
       </w:r>
     </w:p>
     <w:p>
@@ -3134,7 +3222,42 @@
           <w:rFonts w:ascii="Times New Roman" w:hAnsi="Times New Roman" w:cs="Times New Roman"/>
           <w:color w:val="000000" w:themeColor="text1"/>
         </w:rPr>
-        <w:t>MD Anderson, Image Guided Cancer Therapy Research Program &amp; CCSG Image-Guided Interventions &amp; Insights Program (06/2025): “Radiation Oncology &amp; Data Science: Successes, Failures, and Lessons Learned”</w:t>
+        <w:t>Mass</w:t>
+      </w:r>
+      <w:r>
+        <w:rPr>
+          <w:rFonts w:ascii="Times New Roman" w:hAnsi="Times New Roman" w:cs="Times New Roman"/>
+          <w:color w:val="000000" w:themeColor="text1"/>
+        </w:rPr>
+        <w:t>achusetts</w:t>
+      </w:r>
+      <w:r>
+        <w:rPr>
+          <w:rFonts w:ascii="Times New Roman" w:hAnsi="Times New Roman" w:cs="Times New Roman"/>
+          <w:color w:val="000000" w:themeColor="text1"/>
+        </w:rPr>
+        <w:t xml:space="preserve"> General </w:t>
+      </w:r>
+      <w:r>
+        <w:rPr>
+          <w:rFonts w:ascii="Times New Roman" w:hAnsi="Times New Roman" w:cs="Times New Roman"/>
+          <w:color w:val="000000" w:themeColor="text1"/>
+        </w:rPr>
+        <w:t xml:space="preserve">Hospital &amp; </w:t>
+      </w:r>
+      <w:r>
+        <w:rPr>
+          <w:rFonts w:ascii="Times New Roman" w:hAnsi="Times New Roman" w:cs="Times New Roman"/>
+          <w:color w:val="000000" w:themeColor="text1"/>
+        </w:rPr>
+        <w:t>Brigham</w:t>
+      </w:r>
+      <w:r>
+        <w:rPr>
+          <w:rFonts w:ascii="Times New Roman" w:hAnsi="Times New Roman" w:cs="Times New Roman"/>
+          <w:color w:val="000000" w:themeColor="text1"/>
+        </w:rPr>
+        <w:t>, Radiation Oncology Medical Physics Seminar Series (12/2025): “Building AI for the Clinic: When to use it and when to avoid it”</w:t>
       </w:r>
     </w:p>
     <w:p>
@@ -3157,7 +3280,7 @@
           <w:rFonts w:ascii="Times New Roman" w:hAnsi="Times New Roman" w:cs="Times New Roman"/>
           <w:color w:val="000000" w:themeColor="text1"/>
         </w:rPr>
-        <w:t>University of North Carolina, Chapel Hill Research Retreat (05/2025): “Standardizing for Success: The Future of Radiation Oncology Data”</w:t>
+        <w:t>MD Anderson, Image Guided Cancer Therapy Research Program &amp; CCSG Image-Guided Interventions &amp; Insights Program (06/2025): “Radiation Oncology &amp; Data Science: Successes, Failures, and Lessons Learned”</w:t>
       </w:r>
     </w:p>
     <w:p>
@@ -3180,7 +3303,7 @@
           <w:rFonts w:ascii="Times New Roman" w:hAnsi="Times New Roman" w:cs="Times New Roman"/>
           <w:color w:val="000000" w:themeColor="text1"/>
         </w:rPr>
-        <w:t>Winter Institute of Medical Physics (WIMP) Workshop (02/2025)</w:t>
+        <w:t>University of North Carolina, Chapel Hill Research Retreat (05/2025): “Standardizing for Success: The Future of Radiation Oncology Data”</w:t>
       </w:r>
     </w:p>
     <w:p>
@@ -3203,7 +3326,7 @@
           <w:rFonts w:ascii="Times New Roman" w:hAnsi="Times New Roman" w:cs="Times New Roman"/>
           <w:color w:val="000000" w:themeColor="text1"/>
         </w:rPr>
-        <w:t>Healthcare Data &amp; Analytics Association (HDAA): “Building Data Highways: Mining our Treatment Planning System” (09/2024)</w:t>
+        <w:t>Winter Institute of Medical Physics (WIMP) Workshop (02/2025)</w:t>
       </w:r>
     </w:p>
     <w:p>
@@ -3226,98 +3349,7 @@
           <w:rFonts w:ascii="Times New Roman" w:hAnsi="Times New Roman" w:cs="Times New Roman"/>
           <w:color w:val="000000" w:themeColor="text1"/>
         </w:rPr>
-        <w:t>U</w:t>
-      </w:r>
-      <w:r>
-        <w:rPr>
-          <w:rFonts w:ascii="Times New Roman" w:hAnsi="Times New Roman" w:cs="Times New Roman"/>
-          <w:color w:val="000000" w:themeColor="text1"/>
-        </w:rPr>
-        <w:t>niversity of North Carolina,</w:t>
-      </w:r>
-      <w:r>
-        <w:rPr>
-          <w:rFonts w:ascii="Times New Roman" w:hAnsi="Times New Roman" w:cs="Times New Roman"/>
-          <w:color w:val="000000" w:themeColor="text1"/>
-        </w:rPr>
-        <w:t xml:space="preserve"> The Analytics Community (TAC)</w:t>
-      </w:r>
-      <w:r>
-        <w:rPr>
-          <w:rFonts w:ascii="Times New Roman" w:hAnsi="Times New Roman" w:cs="Times New Roman"/>
-          <w:color w:val="000000" w:themeColor="text1"/>
-        </w:rPr>
-        <w:t>:</w:t>
-      </w:r>
-      <w:r>
-        <w:rPr>
-          <w:rFonts w:ascii="Times New Roman" w:hAnsi="Times New Roman" w:cs="Times New Roman"/>
-          <w:color w:val="000000" w:themeColor="text1"/>
-        </w:rPr>
-        <w:t xml:space="preserve"> “</w:t>
-      </w:r>
-      <w:r>
-        <w:rPr>
-          <w:rFonts w:ascii="Times New Roman" w:hAnsi="Times New Roman" w:cs="Times New Roman"/>
-          <w:color w:val="000000" w:themeColor="text1"/>
-        </w:rPr>
-        <w:t xml:space="preserve">Getting more out of </w:t>
-      </w:r>
-      <w:r>
-        <w:rPr>
-          <w:rFonts w:ascii="Times New Roman" w:hAnsi="Times New Roman" w:cs="Times New Roman"/>
-          <w:color w:val="000000" w:themeColor="text1"/>
-        </w:rPr>
-        <w:t xml:space="preserve">our </w:t>
-      </w:r>
-      <w:r>
-        <w:rPr>
-          <w:rFonts w:ascii="Times New Roman" w:hAnsi="Times New Roman" w:cs="Times New Roman"/>
-          <w:color w:val="000000" w:themeColor="text1"/>
-        </w:rPr>
-        <w:t>H</w:t>
-      </w:r>
-      <w:r>
-        <w:rPr>
-          <w:rFonts w:ascii="Times New Roman" w:hAnsi="Times New Roman" w:cs="Times New Roman"/>
-          <w:color w:val="000000" w:themeColor="text1"/>
-        </w:rPr>
-        <w:t xml:space="preserve">ealthcare </w:t>
-      </w:r>
-      <w:r>
-        <w:rPr>
-          <w:rFonts w:ascii="Times New Roman" w:hAnsi="Times New Roman" w:cs="Times New Roman"/>
-          <w:color w:val="000000" w:themeColor="text1"/>
-        </w:rPr>
-        <w:t>I</w:t>
-      </w:r>
-      <w:r>
-        <w:rPr>
-          <w:rFonts w:ascii="Times New Roman" w:hAnsi="Times New Roman" w:cs="Times New Roman"/>
-          <w:color w:val="000000" w:themeColor="text1"/>
-        </w:rPr>
-        <w:t>nfrastructure</w:t>
-      </w:r>
-      <w:r>
-        <w:rPr>
-          <w:rFonts w:ascii="Times New Roman" w:hAnsi="Times New Roman" w:cs="Times New Roman"/>
-          <w:color w:val="000000" w:themeColor="text1"/>
-        </w:rPr>
-        <w:t>” (0</w:t>
-      </w:r>
-      <w:r>
-        <w:rPr>
-          <w:rFonts w:ascii="Times New Roman" w:hAnsi="Times New Roman" w:cs="Times New Roman"/>
-          <w:color w:val="000000" w:themeColor="text1"/>
-        </w:rPr>
-        <w:t>8</w:t>
-      </w:r>
-      <w:r>
-        <w:rPr>
-          <w:rFonts w:ascii="Times New Roman" w:hAnsi="Times New Roman" w:cs="Times New Roman"/>
-          <w:color w:val="000000" w:themeColor="text1"/>
-        </w:rPr>
-        <w:t>/2024)</w:t>
+        <w:t>Healthcare Data &amp; Analytics Association (HDAA): “Building Data Highways: Mining our Treatment Planning System” (09/2024)</w:t>
       </w:r>
     </w:p>
     <w:p>
@@ -3340,7 +3372,98 @@
           <w:rFonts w:ascii="Times New Roman" w:hAnsi="Times New Roman" w:cs="Times New Roman"/>
           <w:color w:val="000000" w:themeColor="text1"/>
         </w:rPr>
-        <w:t>AAPM, Therapy Symposium: Therapeutic Planning, Delivery, Adaptation: “AI for segmentation and Registration” (07/2024)</w:t>
+        <w:t>U</w:t>
+      </w:r>
+      <w:r>
+        <w:rPr>
+          <w:rFonts w:ascii="Times New Roman" w:hAnsi="Times New Roman" w:cs="Times New Roman"/>
+          <w:color w:val="000000" w:themeColor="text1"/>
+        </w:rPr>
+        <w:t>niversity of North Carolina,</w:t>
+      </w:r>
+      <w:r>
+        <w:rPr>
+          <w:rFonts w:ascii="Times New Roman" w:hAnsi="Times New Roman" w:cs="Times New Roman"/>
+          <w:color w:val="000000" w:themeColor="text1"/>
+        </w:rPr>
+        <w:t xml:space="preserve"> The Analytics Community (TAC)</w:t>
+      </w:r>
+      <w:r>
+        <w:rPr>
+          <w:rFonts w:ascii="Times New Roman" w:hAnsi="Times New Roman" w:cs="Times New Roman"/>
+          <w:color w:val="000000" w:themeColor="text1"/>
+        </w:rPr>
+        <w:t>:</w:t>
+      </w:r>
+      <w:r>
+        <w:rPr>
+          <w:rFonts w:ascii="Times New Roman" w:hAnsi="Times New Roman" w:cs="Times New Roman"/>
+          <w:color w:val="000000" w:themeColor="text1"/>
+        </w:rPr>
+        <w:t xml:space="preserve"> “</w:t>
+      </w:r>
+      <w:r>
+        <w:rPr>
+          <w:rFonts w:ascii="Times New Roman" w:hAnsi="Times New Roman" w:cs="Times New Roman"/>
+          <w:color w:val="000000" w:themeColor="text1"/>
+        </w:rPr>
+        <w:t xml:space="preserve">Getting more out of </w:t>
+      </w:r>
+      <w:r>
+        <w:rPr>
+          <w:rFonts w:ascii="Times New Roman" w:hAnsi="Times New Roman" w:cs="Times New Roman"/>
+          <w:color w:val="000000" w:themeColor="text1"/>
+        </w:rPr>
+        <w:t xml:space="preserve">our </w:t>
+      </w:r>
+      <w:r>
+        <w:rPr>
+          <w:rFonts w:ascii="Times New Roman" w:hAnsi="Times New Roman" w:cs="Times New Roman"/>
+          <w:color w:val="000000" w:themeColor="text1"/>
+        </w:rPr>
+        <w:t>H</w:t>
+      </w:r>
+      <w:r>
+        <w:rPr>
+          <w:rFonts w:ascii="Times New Roman" w:hAnsi="Times New Roman" w:cs="Times New Roman"/>
+          <w:color w:val="000000" w:themeColor="text1"/>
+        </w:rPr>
+        <w:t xml:space="preserve">ealthcare </w:t>
+      </w:r>
+      <w:r>
+        <w:rPr>
+          <w:rFonts w:ascii="Times New Roman" w:hAnsi="Times New Roman" w:cs="Times New Roman"/>
+          <w:color w:val="000000" w:themeColor="text1"/>
+        </w:rPr>
+        <w:t>I</w:t>
+      </w:r>
+      <w:r>
+        <w:rPr>
+          <w:rFonts w:ascii="Times New Roman" w:hAnsi="Times New Roman" w:cs="Times New Roman"/>
+          <w:color w:val="000000" w:themeColor="text1"/>
+        </w:rPr>
+        <w:t>nfrastructure</w:t>
+      </w:r>
+      <w:r>
+        <w:rPr>
+          <w:rFonts w:ascii="Times New Roman" w:hAnsi="Times New Roman" w:cs="Times New Roman"/>
+          <w:color w:val="000000" w:themeColor="text1"/>
+        </w:rPr>
+        <w:t>” (0</w:t>
+      </w:r>
+      <w:r>
+        <w:rPr>
+          <w:rFonts w:ascii="Times New Roman" w:hAnsi="Times New Roman" w:cs="Times New Roman"/>
+          <w:color w:val="000000" w:themeColor="text1"/>
+        </w:rPr>
+        <w:t>8</w:t>
+      </w:r>
+      <w:r>
+        <w:rPr>
+          <w:rFonts w:ascii="Times New Roman" w:hAnsi="Times New Roman" w:cs="Times New Roman"/>
+          <w:color w:val="000000" w:themeColor="text1"/>
+        </w:rPr>
+        <w:t>/2024)</w:t>
       </w:r>
     </w:p>
     <w:p>
@@ -3363,21 +3486,7 @@
           <w:rFonts w:ascii="Times New Roman" w:hAnsi="Times New Roman" w:cs="Times New Roman"/>
           <w:color w:val="000000" w:themeColor="text1"/>
         </w:rPr>
-        <w:t>Georgia Institute of Technology, invited lecturer: “</w:t>
-      </w:r>
-      <w:r>
-        <w:rPr>
-          <w:rFonts w:ascii="Times New Roman" w:hAnsi="Times New Roman" w:cs="Times New Roman"/>
-          <w:color w:val="000000" w:themeColor="text1"/>
-        </w:rPr>
-        <w:t>Reimagining Medical Physics: A Deeper Dive into Deep Learning</w:t>
-      </w:r>
-      <w:r>
-        <w:rPr>
-          <w:rFonts w:ascii="Times New Roman" w:hAnsi="Times New Roman" w:cs="Times New Roman"/>
-          <w:color w:val="000000" w:themeColor="text1"/>
-        </w:rPr>
-        <w:t>” (11/2023)</w:t>
+        <w:t>AAPM, Therapy Symposium: Therapeutic Planning, Delivery, Adaptation: “AI for segmentation and Registration” (07/2024)</w:t>
       </w:r>
     </w:p>
     <w:p>
@@ -3401,21 +3510,21 @@
           <w:color w:val="000000" w:themeColor="text1"/>
         </w:rPr>
         <w:lastRenderedPageBreak/>
-        <w:t>ESTRO-AAPM, Joint Symposium Session: “</w:t>
-      </w:r>
-      <w:r>
-        <w:rPr>
-          <w:rFonts w:ascii="Times New Roman" w:hAnsi="Times New Roman" w:cs="Times New Roman"/>
-          <w:color w:val="000000" w:themeColor="text1"/>
-        </w:rPr>
-        <w:t>Estro-AAPM: Big data, Big Headache”</w:t>
-      </w:r>
-      <w:r>
-        <w:rPr>
-          <w:rFonts w:ascii="Times New Roman" w:hAnsi="Times New Roman" w:cs="Times New Roman"/>
-          <w:color w:val="000000" w:themeColor="text1"/>
-        </w:rPr>
-        <w:t>, Title “Dealing with public datasets” (05/2023)</w:t>
+        <w:t>Georgia Institute of Technology, invited lecturer: “</w:t>
+      </w:r>
+      <w:r>
+        <w:rPr>
+          <w:rFonts w:ascii="Times New Roman" w:hAnsi="Times New Roman" w:cs="Times New Roman"/>
+          <w:color w:val="000000" w:themeColor="text1"/>
+        </w:rPr>
+        <w:t>Reimagining Medical Physics: A Deeper Dive into Deep Learning</w:t>
+      </w:r>
+      <w:r>
+        <w:rPr>
+          <w:rFonts w:ascii="Times New Roman" w:hAnsi="Times New Roman" w:cs="Times New Roman"/>
+          <w:color w:val="000000" w:themeColor="text1"/>
+        </w:rPr>
+        <w:t>” (11/2023)</w:t>
       </w:r>
     </w:p>
     <w:p>
@@ -3438,28 +3547,21 @@
           <w:rFonts w:ascii="Times New Roman" w:hAnsi="Times New Roman" w:cs="Times New Roman"/>
           <w:color w:val="000000" w:themeColor="text1"/>
         </w:rPr>
-        <w:t xml:space="preserve">MD Anderson, </w:t>
-      </w:r>
-      <w:r>
-        <w:rPr>
-          <w:rFonts w:ascii="Times New Roman" w:hAnsi="Times New Roman" w:cs="Times New Roman"/>
-          <w:color w:val="000000" w:themeColor="text1"/>
-        </w:rPr>
-        <w:t>Image Guided Cancer Therapy Workshop</w:t>
-      </w:r>
-      <w:r>
-        <w:rPr>
-          <w:rFonts w:ascii="Times New Roman" w:hAnsi="Times New Roman" w:cs="Times New Roman"/>
-          <w:color w:val="000000" w:themeColor="text1"/>
-        </w:rPr>
-        <w:t xml:space="preserve">: </w:t>
-      </w:r>
-      <w:r>
-        <w:rPr>
-          <w:rFonts w:ascii="Times New Roman" w:hAnsi="Times New Roman" w:cs="Times New Roman"/>
-          <w:color w:val="000000" w:themeColor="text1"/>
-        </w:rPr>
-        <w:t>“Getting Started with Artificial Intelligence”, Workshop and presentation (11/2021)</w:t>
+        <w:t>ESTRO-AAPM, Joint Symposium Session: “</w:t>
+      </w:r>
+      <w:r>
+        <w:rPr>
+          <w:rFonts w:ascii="Times New Roman" w:hAnsi="Times New Roman" w:cs="Times New Roman"/>
+          <w:color w:val="000000" w:themeColor="text1"/>
+        </w:rPr>
+        <w:t>Estro-AAPM: Big data, Big Headache”</w:t>
+      </w:r>
+      <w:r>
+        <w:rPr>
+          <w:rFonts w:ascii="Times New Roman" w:hAnsi="Times New Roman" w:cs="Times New Roman"/>
+          <w:color w:val="000000" w:themeColor="text1"/>
+        </w:rPr>
+        <w:t>, Title “Dealing with public datasets” (05/2023)</w:t>
       </w:r>
     </w:p>
     <w:p>
@@ -3482,7 +3584,14 @@
           <w:rFonts w:ascii="Times New Roman" w:hAnsi="Times New Roman" w:cs="Times New Roman"/>
           <w:color w:val="000000" w:themeColor="text1"/>
         </w:rPr>
-        <w:t>Winter Institute of Medical Physics</w:t>
+        <w:t xml:space="preserve">MD Anderson, </w:t>
+      </w:r>
+      <w:r>
+        <w:rPr>
+          <w:rFonts w:ascii="Times New Roman" w:hAnsi="Times New Roman" w:cs="Times New Roman"/>
+          <w:color w:val="000000" w:themeColor="text1"/>
+        </w:rPr>
+        <w:t>Image Guided Cancer Therapy Workshop</w:t>
       </w:r>
       <w:r>
         <w:rPr>
@@ -3496,7 +3605,7 @@
           <w:rFonts w:ascii="Times New Roman" w:hAnsi="Times New Roman" w:cs="Times New Roman"/>
           <w:color w:val="000000" w:themeColor="text1"/>
         </w:rPr>
-        <w:t>“Getting Started with Deep Learning: Dicom to Predictions” Workshop and presentation (02/2020)</w:t>
+        <w:t>“Getting Started with Artificial Intelligence”, Workshop and presentation (11/2021)</w:t>
       </w:r>
     </w:p>
     <w:p>
@@ -3519,21 +3628,7 @@
           <w:rFonts w:ascii="Times New Roman" w:hAnsi="Times New Roman" w:cs="Times New Roman"/>
           <w:color w:val="000000" w:themeColor="text1"/>
         </w:rPr>
-        <w:t>MD Anderson</w:t>
-      </w:r>
-      <w:r>
-        <w:rPr>
-          <w:rFonts w:ascii="Times New Roman" w:hAnsi="Times New Roman" w:cs="Times New Roman"/>
-          <w:color w:val="000000" w:themeColor="text1"/>
-        </w:rPr>
-        <w:t xml:space="preserve">, </w:t>
-      </w:r>
-      <w:r>
-        <w:rPr>
-          <w:rFonts w:ascii="Times New Roman" w:hAnsi="Times New Roman" w:cs="Times New Roman"/>
-          <w:color w:val="000000" w:themeColor="text1"/>
-        </w:rPr>
-        <w:t>Image Guided Cancer Therapy Research Program</w:t>
+        <w:t>Winter Institute of Medical Physics</w:t>
       </w:r>
       <w:r>
         <w:rPr>
@@ -3547,7 +3642,23 @@
           <w:rFonts w:ascii="Times New Roman" w:hAnsi="Times New Roman" w:cs="Times New Roman"/>
           <w:color w:val="000000" w:themeColor="text1"/>
         </w:rPr>
-        <w:t>“How to Get Started in AI”, Workshop and presentation (01/2020)</w:t>
+        <w:t xml:space="preserve">“Getting Started with Deep Learning: </w:t>
+      </w:r>
+      <w:proofErr w:type="spellStart"/>
+      <w:r>
+        <w:rPr>
+          <w:rFonts w:ascii="Times New Roman" w:hAnsi="Times New Roman" w:cs="Times New Roman"/>
+          <w:color w:val="000000" w:themeColor="text1"/>
+        </w:rPr>
+        <w:t>Dicom</w:t>
+      </w:r>
+      <w:proofErr w:type="spellEnd"/>
+      <w:r>
+        <w:rPr>
+          <w:rFonts w:ascii="Times New Roman" w:hAnsi="Times New Roman" w:cs="Times New Roman"/>
+          <w:color w:val="000000" w:themeColor="text1"/>
+        </w:rPr>
+        <w:t xml:space="preserve"> to Predictions” Workshop and presentation (02/2020)</w:t>
       </w:r>
     </w:p>
     <w:p>
@@ -3570,7 +3681,7 @@
           <w:rFonts w:ascii="Times New Roman" w:hAnsi="Times New Roman" w:cs="Times New Roman"/>
           <w:color w:val="000000" w:themeColor="text1"/>
         </w:rPr>
-        <w:t>North Central Chapter AAPM</w:t>
+        <w:t>MD Anderson</w:t>
       </w:r>
       <w:r>
         <w:rPr>
@@ -3584,7 +3695,7 @@
           <w:rFonts w:ascii="Times New Roman" w:hAnsi="Times New Roman" w:cs="Times New Roman"/>
           <w:color w:val="000000" w:themeColor="text1"/>
         </w:rPr>
-        <w:t>Keynote Lecturer</w:t>
+        <w:t>Image Guided Cancer Therapy Research Program</w:t>
       </w:r>
       <w:r>
         <w:rPr>
@@ -3598,7 +3709,7 @@
           <w:rFonts w:ascii="Times New Roman" w:hAnsi="Times New Roman" w:cs="Times New Roman"/>
           <w:color w:val="000000" w:themeColor="text1"/>
         </w:rPr>
-        <w:t>“Introduction to Deep Learning: Everything I wish I’d known sooner” (11/2019)</w:t>
+        <w:t>“How to Get Started in AI”, Workshop and presentation (01/2020)</w:t>
       </w:r>
     </w:p>
     <w:p>
@@ -3621,7 +3732,7 @@
           <w:rFonts w:ascii="Times New Roman" w:hAnsi="Times New Roman" w:cs="Times New Roman"/>
           <w:color w:val="000000" w:themeColor="text1"/>
         </w:rPr>
-        <w:t>Rice University</w:t>
+        <w:t>North Central Chapter AAPM</w:t>
       </w:r>
       <w:r>
         <w:rPr>
@@ -3635,14 +3746,21 @@
           <w:rFonts w:ascii="Times New Roman" w:hAnsi="Times New Roman" w:cs="Times New Roman"/>
           <w:color w:val="000000" w:themeColor="text1"/>
         </w:rPr>
-        <w:t>Guest Lecturer</w:t>
-      </w:r>
-      <w:r>
-        <w:rPr>
-          <w:rFonts w:ascii="Times New Roman" w:hAnsi="Times New Roman" w:cs="Times New Roman"/>
-          <w:color w:val="000000" w:themeColor="text1"/>
-        </w:rPr>
-        <w:t xml:space="preserve"> ELEC/ COMP 576: “Introduction to Deep Learning” (09/2019)</w:t>
+        <w:t>Keynote Lecturer</w:t>
+      </w:r>
+      <w:r>
+        <w:rPr>
+          <w:rFonts w:ascii="Times New Roman" w:hAnsi="Times New Roman" w:cs="Times New Roman"/>
+          <w:color w:val="000000" w:themeColor="text1"/>
+        </w:rPr>
+        <w:t xml:space="preserve">: </w:t>
+      </w:r>
+      <w:r>
+        <w:rPr>
+          <w:rFonts w:ascii="Times New Roman" w:hAnsi="Times New Roman" w:cs="Times New Roman"/>
+          <w:color w:val="000000" w:themeColor="text1"/>
+        </w:rPr>
+        <w:t>“Introduction to Deep Learning: Everything I wish I’d known sooner” (11/2019)</w:t>
       </w:r>
     </w:p>
     <w:p>
@@ -3665,6 +3783,50 @@
           <w:rFonts w:ascii="Times New Roman" w:hAnsi="Times New Roman" w:cs="Times New Roman"/>
           <w:color w:val="000000" w:themeColor="text1"/>
         </w:rPr>
+        <w:t>Rice University</w:t>
+      </w:r>
+      <w:r>
+        <w:rPr>
+          <w:rFonts w:ascii="Times New Roman" w:hAnsi="Times New Roman" w:cs="Times New Roman"/>
+          <w:color w:val="000000" w:themeColor="text1"/>
+        </w:rPr>
+        <w:t xml:space="preserve">, </w:t>
+      </w:r>
+      <w:r>
+        <w:rPr>
+          <w:rFonts w:ascii="Times New Roman" w:hAnsi="Times New Roman" w:cs="Times New Roman"/>
+          <w:color w:val="000000" w:themeColor="text1"/>
+        </w:rPr>
+        <w:t>Guest Lecturer</w:t>
+      </w:r>
+      <w:r>
+        <w:rPr>
+          <w:rFonts w:ascii="Times New Roman" w:hAnsi="Times New Roman" w:cs="Times New Roman"/>
+          <w:color w:val="000000" w:themeColor="text1"/>
+        </w:rPr>
+        <w:t xml:space="preserve"> ELEC/ COMP 576: “Introduction to Deep Learning” (09/2019)</w:t>
+      </w:r>
+    </w:p>
+    <w:p>
+      <w:pPr>
+        <w:pStyle w:val="ListParagraph"/>
+        <w:keepNext/>
+        <w:keepLines/>
+        <w:numPr>
+          <w:ilvl w:val="0"/>
+          <w:numId w:val="7"/>
+        </w:numPr>
+        <w:spacing w:after="60"/>
+        <w:rPr>
+          <w:rFonts w:ascii="Times New Roman" w:hAnsi="Times New Roman" w:cs="Times New Roman"/>
+          <w:color w:val="000000" w:themeColor="text1"/>
+        </w:rPr>
+      </w:pPr>
+      <w:r>
+        <w:rPr>
+          <w:rFonts w:ascii="Times New Roman" w:hAnsi="Times New Roman" w:cs="Times New Roman"/>
+          <w:color w:val="000000" w:themeColor="text1"/>
+        </w:rPr>
         <w:t xml:space="preserve">MD Anderson, </w:t>
       </w:r>
       <w:r>
@@ -3955,8 +4117,17 @@
           <w:rFonts w:ascii="Times New Roman" w:hAnsi="Times New Roman" w:cs="Times New Roman"/>
           <w:color w:val="000000" w:themeColor="text1"/>
         </w:rPr>
-        <w:t>, Miften</w:t>
-      </w:r>
+        <w:t xml:space="preserve">, </w:t>
+      </w:r>
+      <w:proofErr w:type="spellStart"/>
+      <w:r>
+        <w:rPr>
+          <w:rFonts w:ascii="Times New Roman" w:hAnsi="Times New Roman" w:cs="Times New Roman"/>
+          <w:color w:val="000000" w:themeColor="text1"/>
+        </w:rPr>
+        <w:t>Miften</w:t>
+      </w:r>
+      <w:proofErr w:type="spellEnd"/>
       <w:r>
         <w:rPr>
           <w:rFonts w:ascii="Times New Roman" w:hAnsi="Times New Roman" w:cs="Times New Roman"/>
@@ -3983,8 +4154,17 @@
           <w:rFonts w:ascii="Times New Roman" w:hAnsi="Times New Roman" w:cs="Times New Roman"/>
           <w:color w:val="000000" w:themeColor="text1"/>
         </w:rPr>
-        <w:t>, Charguia</w:t>
-      </w:r>
+        <w:t xml:space="preserve">, </w:t>
+      </w:r>
+      <w:proofErr w:type="spellStart"/>
+      <w:r>
+        <w:rPr>
+          <w:rFonts w:ascii="Times New Roman" w:hAnsi="Times New Roman" w:cs="Times New Roman"/>
+          <w:color w:val="000000" w:themeColor="text1"/>
+        </w:rPr>
+        <w:t>Charguia</w:t>
+      </w:r>
+      <w:proofErr w:type="spellEnd"/>
       <w:r>
         <w:rPr>
           <w:rFonts w:ascii="Times New Roman" w:hAnsi="Times New Roman" w:cs="Times New Roman"/>
@@ -4094,7 +4274,23 @@
           <w:rFonts w:ascii="Times New Roman" w:hAnsi="Times New Roman" w:cs="Times New Roman"/>
           <w:color w:val="000000" w:themeColor="text1"/>
         </w:rPr>
-        <w:t xml:space="preserve">, Bojechko C. </w:t>
+        <w:t xml:space="preserve">, </w:t>
+      </w:r>
+      <w:proofErr w:type="spellStart"/>
+      <w:r>
+        <w:rPr>
+          <w:rFonts w:ascii="Times New Roman" w:hAnsi="Times New Roman" w:cs="Times New Roman"/>
+          <w:color w:val="000000" w:themeColor="text1"/>
+        </w:rPr>
+        <w:t>Bojechko</w:t>
+      </w:r>
+      <w:proofErr w:type="spellEnd"/>
+      <w:r>
+        <w:rPr>
+          <w:rFonts w:ascii="Times New Roman" w:hAnsi="Times New Roman" w:cs="Times New Roman"/>
+          <w:color w:val="000000" w:themeColor="text1"/>
+        </w:rPr>
+        <w:t xml:space="preserve"> C. </w:t>
       </w:r>
       <w:r>
         <w:rPr>
@@ -4149,7 +4345,23 @@
           <w:rFonts w:ascii="Times New Roman" w:hAnsi="Times New Roman" w:cs="Times New Roman"/>
           <w:color w:val="000000" w:themeColor="text1"/>
         </w:rPr>
-        <w:t xml:space="preserve">, Moore L., Bojechko C. </w:t>
+        <w:t xml:space="preserve">, Moore L., </w:t>
+      </w:r>
+      <w:proofErr w:type="spellStart"/>
+      <w:r>
+        <w:rPr>
+          <w:rFonts w:ascii="Times New Roman" w:hAnsi="Times New Roman" w:cs="Times New Roman"/>
+          <w:color w:val="000000" w:themeColor="text1"/>
+        </w:rPr>
+        <w:t>Bojechko</w:t>
+      </w:r>
+      <w:proofErr w:type="spellEnd"/>
+      <w:r>
+        <w:rPr>
+          <w:rFonts w:ascii="Times New Roman" w:hAnsi="Times New Roman" w:cs="Times New Roman"/>
+          <w:color w:val="000000" w:themeColor="text1"/>
+        </w:rPr>
+        <w:t xml:space="preserve"> C. </w:t>
       </w:r>
       <w:r>
         <w:rPr>
@@ -4197,7 +4409,23 @@
           <w:rFonts w:ascii="Times New Roman" w:hAnsi="Times New Roman" w:cs="Times New Roman"/>
           <w:color w:val="000000" w:themeColor="text1"/>
         </w:rPr>
-        <w:t xml:space="preserve"> Padilla L, Ryckman J, Covington E, Hong DS, Woods K, Katz MS, Estes C, Moore K, Bojechko C. </w:t>
+        <w:t xml:space="preserve"> Padilla L, Ryckman J, Covington E, Hong DS, Woods K, Katz MS, Estes C, Moore K, </w:t>
+      </w:r>
+      <w:proofErr w:type="spellStart"/>
+      <w:r>
+        <w:rPr>
+          <w:rFonts w:ascii="Times New Roman" w:hAnsi="Times New Roman" w:cs="Times New Roman"/>
+          <w:color w:val="000000" w:themeColor="text1"/>
+        </w:rPr>
+        <w:t>Bojechko</w:t>
+      </w:r>
+      <w:proofErr w:type="spellEnd"/>
+      <w:r>
+        <w:rPr>
+          <w:rFonts w:ascii="Times New Roman" w:hAnsi="Times New Roman" w:cs="Times New Roman"/>
+          <w:color w:val="000000" w:themeColor="text1"/>
+        </w:rPr>
+        <w:t xml:space="preserve"> C. </w:t>
       </w:r>
       <w:r>
         <w:rPr>
@@ -4252,7 +4480,23 @@
           <w:rFonts w:ascii="Times New Roman" w:hAnsi="Times New Roman" w:cs="Times New Roman"/>
           <w:color w:val="000000" w:themeColor="text1"/>
         </w:rPr>
-        <w:t xml:space="preserve">, Barker M, Dess K, Price J, Moncio A, Vaccarelli M, Santanam L, Xiao Y, Mayo C </w:t>
+        <w:t xml:space="preserve">, Barker M, Dess K, Price J, </w:t>
+      </w:r>
+      <w:proofErr w:type="spellStart"/>
+      <w:r>
+        <w:rPr>
+          <w:rFonts w:ascii="Times New Roman" w:hAnsi="Times New Roman" w:cs="Times New Roman"/>
+          <w:color w:val="000000" w:themeColor="text1"/>
+        </w:rPr>
+        <w:t>Moncio</w:t>
+      </w:r>
+      <w:proofErr w:type="spellEnd"/>
+      <w:r>
+        <w:rPr>
+          <w:rFonts w:ascii="Times New Roman" w:hAnsi="Times New Roman" w:cs="Times New Roman"/>
+          <w:color w:val="000000" w:themeColor="text1"/>
+        </w:rPr>
+        <w:t xml:space="preserve"> A, Vaccarelli M, Santanam L, Xiao Y, Mayo C </w:t>
       </w:r>
       <w:r>
         <w:rPr>
@@ -4308,7 +4552,25 @@
           <w:bCs/>
           <w:color w:val="000000" w:themeColor="text1"/>
         </w:rPr>
-        <w:t xml:space="preserve"> Zhang L, Rhee D.J, Nguyen C., Netherton T., Yang J., Brock K., Jhingran A., Simonds H., Klopp A., Beadle B. M., Court L., Cardenas C. </w:t>
+        <w:t xml:space="preserve"> Zhang L, Rhee D.J, Nguyen C., Netherton T., Yang J., Brock K., </w:t>
+      </w:r>
+      <w:proofErr w:type="spellStart"/>
+      <w:r>
+        <w:rPr>
+          <w:rFonts w:ascii="Times New Roman" w:hAnsi="Times New Roman" w:cs="Times New Roman"/>
+          <w:bCs/>
+          <w:color w:val="000000" w:themeColor="text1"/>
+        </w:rPr>
+        <w:t>Jhingran</w:t>
+      </w:r>
+      <w:proofErr w:type="spellEnd"/>
+      <w:r>
+        <w:rPr>
+          <w:rFonts w:ascii="Times New Roman" w:hAnsi="Times New Roman" w:cs="Times New Roman"/>
+          <w:bCs/>
+          <w:color w:val="000000" w:themeColor="text1"/>
+        </w:rPr>
+        <w:t xml:space="preserve"> A., Simonds H., Klopp A., Beadle B. M., Court L., Cardenas C. </w:t>
       </w:r>
       <w:r>
         <w:rPr>
@@ -4434,7 +4696,39 @@
           <w:rFonts w:ascii="Times New Roman" w:hAnsi="Times New Roman" w:cs="Times New Roman"/>
           <w:color w:val="000000" w:themeColor="text1"/>
         </w:rPr>
-        <w:t xml:space="preserve">, Kundu S, Lin E, Koay E, Odisio B, Chung C, Kang H.C, Venkatesan A.M, Yedururi S, De B, Lin Y-M, Patel A.B, Brock K.K </w:t>
+        <w:t xml:space="preserve">, Kundu S, Lin E, Koay E, </w:t>
+      </w:r>
+      <w:proofErr w:type="spellStart"/>
+      <w:r>
+        <w:rPr>
+          <w:rFonts w:ascii="Times New Roman" w:hAnsi="Times New Roman" w:cs="Times New Roman"/>
+          <w:color w:val="000000" w:themeColor="text1"/>
+        </w:rPr>
+        <w:t>Odisio</w:t>
+      </w:r>
+      <w:proofErr w:type="spellEnd"/>
+      <w:r>
+        <w:rPr>
+          <w:rFonts w:ascii="Times New Roman" w:hAnsi="Times New Roman" w:cs="Times New Roman"/>
+          <w:color w:val="000000" w:themeColor="text1"/>
+        </w:rPr>
+        <w:t xml:space="preserve"> B, Chung C, Kang H.C, Venkatesan A.M, </w:t>
+      </w:r>
+      <w:proofErr w:type="spellStart"/>
+      <w:r>
+        <w:rPr>
+          <w:rFonts w:ascii="Times New Roman" w:hAnsi="Times New Roman" w:cs="Times New Roman"/>
+          <w:color w:val="000000" w:themeColor="text1"/>
+        </w:rPr>
+        <w:t>Yedururi</w:t>
+      </w:r>
+      <w:proofErr w:type="spellEnd"/>
+      <w:r>
+        <w:rPr>
+          <w:rFonts w:ascii="Times New Roman" w:hAnsi="Times New Roman" w:cs="Times New Roman"/>
+          <w:color w:val="000000" w:themeColor="text1"/>
+        </w:rPr>
+        <w:t xml:space="preserve"> S, De B, Lin Y-M, Patel A.B, Brock K.K </w:t>
       </w:r>
       <w:r>
         <w:rPr>
@@ -4508,14 +4802,50 @@
           <w:iCs/>
           <w:color w:val="000000" w:themeColor="text1"/>
         </w:rPr>
-        <w:t>Study Protocol COVER-ALL: Clinical impact of a volumetric image method for confirming tumour coverage with ablation on patients with malignant liver lesions</w:t>
-      </w:r>
-      <w:r>
-        <w:rPr>
-          <w:rFonts w:ascii="Times New Roman" w:hAnsi="Times New Roman" w:cs="Times New Roman"/>
-          <w:color w:val="000000" w:themeColor="text1"/>
-        </w:rPr>
-        <w:t xml:space="preserve"> CardioVascular and Interventional Radiology 09/</w:t>
+        <w:t xml:space="preserve">Study Protocol COVER-ALL: Clinical impact of a volumetric image method for confirming </w:t>
+      </w:r>
+      <w:proofErr w:type="spellStart"/>
+      <w:r>
+        <w:rPr>
+          <w:rFonts w:ascii="Times New Roman" w:hAnsi="Times New Roman" w:cs="Times New Roman"/>
+          <w:i/>
+          <w:iCs/>
+          <w:color w:val="000000" w:themeColor="text1"/>
+        </w:rPr>
+        <w:t>tumour</w:t>
+      </w:r>
+      <w:proofErr w:type="spellEnd"/>
+      <w:r>
+        <w:rPr>
+          <w:rFonts w:ascii="Times New Roman" w:hAnsi="Times New Roman" w:cs="Times New Roman"/>
+          <w:i/>
+          <w:iCs/>
+          <w:color w:val="000000" w:themeColor="text1"/>
+        </w:rPr>
+        <w:t xml:space="preserve"> coverage with ablation on patients with malignant liver lesions</w:t>
+      </w:r>
+      <w:r>
+        <w:rPr>
+          <w:rFonts w:ascii="Times New Roman" w:hAnsi="Times New Roman" w:cs="Times New Roman"/>
+          <w:color w:val="000000" w:themeColor="text1"/>
+        </w:rPr>
+        <w:t xml:space="preserve"> </w:t>
+      </w:r>
+      <w:proofErr w:type="spellStart"/>
+      <w:r>
+        <w:rPr>
+          <w:rFonts w:ascii="Times New Roman" w:hAnsi="Times New Roman" w:cs="Times New Roman"/>
+          <w:color w:val="000000" w:themeColor="text1"/>
+        </w:rPr>
+        <w:t>CardioVascular</w:t>
+      </w:r>
+      <w:proofErr w:type="spellEnd"/>
+      <w:r>
+        <w:rPr>
+          <w:rFonts w:ascii="Times New Roman" w:hAnsi="Times New Roman" w:cs="Times New Roman"/>
+          <w:color w:val="000000" w:themeColor="text1"/>
+        </w:rPr>
+        <w:t xml:space="preserve"> and Interventional Radiology 09/</w:t>
       </w:r>
       <w:r>
         <w:rPr>
@@ -4552,6 +4882,7 @@
           <w:rFonts w:ascii="Times New Roman" w:hAnsi="Times New Roman" w:cs="Times New Roman"/>
           <w:color w:val="000000" w:themeColor="text1"/>
         </w:rPr>
+        <w:lastRenderedPageBreak/>
         <w:t xml:space="preserve">He Y, </w:t>
       </w:r>
       <w:r>
@@ -4568,7 +4899,39 @@
           <w:rFonts w:ascii="Times New Roman" w:hAnsi="Times New Roman" w:cs="Times New Roman"/>
           <w:color w:val="000000" w:themeColor="text1"/>
         </w:rPr>
-        <w:t>, Cazoulat G, Rigaud B, Almodovar-Abreu L, Pollard-Larkin J, Balter P, Liao Z, Mohan R, Odisio B, Svensson S, Brock KK.</w:t>
+        <w:t xml:space="preserve">, </w:t>
+      </w:r>
+      <w:proofErr w:type="spellStart"/>
+      <w:r>
+        <w:rPr>
+          <w:rFonts w:ascii="Times New Roman" w:hAnsi="Times New Roman" w:cs="Times New Roman"/>
+          <w:color w:val="000000" w:themeColor="text1"/>
+        </w:rPr>
+        <w:t>Cazoulat</w:t>
+      </w:r>
+      <w:proofErr w:type="spellEnd"/>
+      <w:r>
+        <w:rPr>
+          <w:rFonts w:ascii="Times New Roman" w:hAnsi="Times New Roman" w:cs="Times New Roman"/>
+          <w:color w:val="000000" w:themeColor="text1"/>
+        </w:rPr>
+        <w:t xml:space="preserve"> G, Rigaud B, Almodovar-Abreu L, Pollard-Larkin J, Balter P, Liao Z, Mohan R, </w:t>
+      </w:r>
+      <w:proofErr w:type="spellStart"/>
+      <w:r>
+        <w:rPr>
+          <w:rFonts w:ascii="Times New Roman" w:hAnsi="Times New Roman" w:cs="Times New Roman"/>
+          <w:color w:val="000000" w:themeColor="text1"/>
+        </w:rPr>
+        <w:t>Odisio</w:t>
+      </w:r>
+      <w:proofErr w:type="spellEnd"/>
+      <w:r>
+        <w:rPr>
+          <w:rFonts w:ascii="Times New Roman" w:hAnsi="Times New Roman" w:cs="Times New Roman"/>
+          <w:color w:val="000000" w:themeColor="text1"/>
+        </w:rPr>
+        <w:t xml:space="preserve"> B, Svensson S, Brock KK.</w:t>
       </w:r>
       <w:r>
         <w:rPr>
@@ -4630,7 +4993,6 @@
           <w:bCs/>
           <w:color w:val="000000" w:themeColor="text1"/>
         </w:rPr>
-        <w:lastRenderedPageBreak/>
         <w:t>Anderson B.M</w:t>
       </w:r>
       <w:r>
@@ -4638,7 +5000,23 @@
           <w:rFonts w:ascii="Times New Roman" w:hAnsi="Times New Roman"/>
           <w:color w:val="000000" w:themeColor="text1"/>
         </w:rPr>
-        <w:t xml:space="preserve">, B. Rigaud, Y Lin, K Jones, H Kang, B Odisio, K Brock </w:t>
+        <w:t xml:space="preserve">, B. Rigaud, Y Lin, K Jones, H Kang, B </w:t>
+      </w:r>
+      <w:proofErr w:type="spellStart"/>
+      <w:r>
+        <w:rPr>
+          <w:rFonts w:ascii="Times New Roman" w:hAnsi="Times New Roman"/>
+          <w:color w:val="000000" w:themeColor="text1"/>
+        </w:rPr>
+        <w:t>Odisio</w:t>
+      </w:r>
+      <w:proofErr w:type="spellEnd"/>
+      <w:r>
+        <w:rPr>
+          <w:rFonts w:ascii="Times New Roman" w:hAnsi="Times New Roman"/>
+          <w:color w:val="000000" w:themeColor="text1"/>
+        </w:rPr>
+        <w:t xml:space="preserve">, K Brock </w:t>
       </w:r>
       <w:r>
         <w:rPr>
@@ -4770,12 +5148,21 @@
           <w:color w:val="000000" w:themeColor="text1"/>
         </w:rPr>
       </w:pPr>
-      <w:r>
-        <w:rPr>
-          <w:rFonts w:ascii="Times New Roman" w:hAnsi="Times New Roman"/>
-          <w:color w:val="000000" w:themeColor="text1"/>
-        </w:rPr>
-        <w:t xml:space="preserve">Cazoulat G, </w:t>
+      <w:proofErr w:type="spellStart"/>
+      <w:r>
+        <w:rPr>
+          <w:rFonts w:ascii="Times New Roman" w:hAnsi="Times New Roman"/>
+          <w:color w:val="000000" w:themeColor="text1"/>
+        </w:rPr>
+        <w:t>Cazoulat</w:t>
+      </w:r>
+      <w:proofErr w:type="spellEnd"/>
+      <w:r>
+        <w:rPr>
+          <w:rFonts w:ascii="Times New Roman" w:hAnsi="Times New Roman"/>
+          <w:color w:val="000000" w:themeColor="text1"/>
+        </w:rPr>
+        <w:t xml:space="preserve"> G, </w:t>
       </w:r>
       <w:r>
         <w:rPr>
@@ -4838,7 +5225,39 @@
           <w:rFonts w:ascii="Times New Roman" w:hAnsi="Times New Roman" w:cs="Times New Roman"/>
           <w:color w:val="000000" w:themeColor="text1"/>
         </w:rPr>
-        <w:t xml:space="preserve"> Lin YM, Lin EY, Cazoulat G, Gupta S, Kyle Jones A, Odisio BC, Brock KK </w:t>
+        <w:t xml:space="preserve"> Lin YM, Lin EY, </w:t>
+      </w:r>
+      <w:proofErr w:type="spellStart"/>
+      <w:r>
+        <w:rPr>
+          <w:rFonts w:ascii="Times New Roman" w:hAnsi="Times New Roman" w:cs="Times New Roman"/>
+          <w:color w:val="000000" w:themeColor="text1"/>
+        </w:rPr>
+        <w:t>Cazoulat</w:t>
+      </w:r>
+      <w:proofErr w:type="spellEnd"/>
+      <w:r>
+        <w:rPr>
+          <w:rFonts w:ascii="Times New Roman" w:hAnsi="Times New Roman" w:cs="Times New Roman"/>
+          <w:color w:val="000000" w:themeColor="text1"/>
+        </w:rPr>
+        <w:t xml:space="preserve"> G, Gupta S, Kyle Jones A, </w:t>
+      </w:r>
+      <w:proofErr w:type="spellStart"/>
+      <w:r>
+        <w:rPr>
+          <w:rFonts w:ascii="Times New Roman" w:hAnsi="Times New Roman" w:cs="Times New Roman"/>
+          <w:color w:val="000000" w:themeColor="text1"/>
+        </w:rPr>
+        <w:t>Odisio</w:t>
+      </w:r>
+      <w:proofErr w:type="spellEnd"/>
+      <w:r>
+        <w:rPr>
+          <w:rFonts w:ascii="Times New Roman" w:hAnsi="Times New Roman" w:cs="Times New Roman"/>
+          <w:color w:val="000000" w:themeColor="text1"/>
+        </w:rPr>
+        <w:t xml:space="preserve"> BC, Brock KK </w:t>
       </w:r>
       <w:r>
         <w:rPr>
@@ -4893,7 +5312,23 @@
           <w:rFonts w:ascii="Times New Roman" w:hAnsi="Times New Roman"/>
           <w:color w:val="000000" w:themeColor="text1"/>
         </w:rPr>
-        <w:t xml:space="preserve">He Y, Cazoulat G, Wu C, Peterson C, McCulloch M, </w:t>
+        <w:t xml:space="preserve">He Y, </w:t>
+      </w:r>
+      <w:proofErr w:type="spellStart"/>
+      <w:r>
+        <w:rPr>
+          <w:rFonts w:ascii="Times New Roman" w:hAnsi="Times New Roman"/>
+          <w:color w:val="000000" w:themeColor="text1"/>
+        </w:rPr>
+        <w:t>Cazoulat</w:t>
+      </w:r>
+      <w:proofErr w:type="spellEnd"/>
+      <w:r>
+        <w:rPr>
+          <w:rFonts w:ascii="Times New Roman" w:hAnsi="Times New Roman"/>
+          <w:color w:val="000000" w:themeColor="text1"/>
+        </w:rPr>
+        <w:t xml:space="preserve"> G, Wu C, Peterson C, McCulloch M, </w:t>
       </w:r>
       <w:r>
         <w:rPr>
@@ -4918,7 +5353,27 @@
           <w:iCs/>
           <w:color w:val="000000" w:themeColor="text1"/>
         </w:rPr>
-        <w:t>Geometric and Dosimetric Accuracy of Deformable Image Registration between Average-Intensity Images for 4DCT-Based Adaptive Radiotherapy for Non-Small Cell Lung Cancer</w:t>
+        <w:t xml:space="preserve">Geometric and </w:t>
+      </w:r>
+      <w:proofErr w:type="spellStart"/>
+      <w:r>
+        <w:rPr>
+          <w:rFonts w:ascii="Times New Roman" w:hAnsi="Times New Roman"/>
+          <w:i/>
+          <w:iCs/>
+          <w:color w:val="000000" w:themeColor="text1"/>
+        </w:rPr>
+        <w:t>Dosimetric</w:t>
+      </w:r>
+      <w:proofErr w:type="spellEnd"/>
+      <w:r>
+        <w:rPr>
+          <w:rFonts w:ascii="Times New Roman" w:hAnsi="Times New Roman"/>
+          <w:i/>
+          <w:iCs/>
+          <w:color w:val="000000" w:themeColor="text1"/>
+        </w:rPr>
+        <w:t xml:space="preserve"> Accuracy of Deformable Image Registration between Average-Intensity Images for 4DCT-Based Adaptive Radiotherapy for Non-Small Cell Lung Cancer</w:t>
       </w:r>
       <w:r>
         <w:rPr>
@@ -4980,7 +5435,43 @@
           <w:i/>
           <w:color w:val="000000" w:themeColor="text1"/>
         </w:rPr>
-        <w:t>Simple Python Module for Dicom and RT: Conversions to Images and Masks, and Predictions to Dicom-RT Structures</w:t>
+        <w:t xml:space="preserve">Simple Python Module for </w:t>
+      </w:r>
+      <w:proofErr w:type="spellStart"/>
+      <w:r>
+        <w:rPr>
+          <w:rFonts w:ascii="Times New Roman" w:hAnsi="Times New Roman" w:cs="Times New Roman"/>
+          <w:i/>
+          <w:color w:val="000000" w:themeColor="text1"/>
+        </w:rPr>
+        <w:t>Dicom</w:t>
+      </w:r>
+      <w:proofErr w:type="spellEnd"/>
+      <w:r>
+        <w:rPr>
+          <w:rFonts w:ascii="Times New Roman" w:hAnsi="Times New Roman" w:cs="Times New Roman"/>
+          <w:i/>
+          <w:color w:val="000000" w:themeColor="text1"/>
+        </w:rPr>
+        <w:t xml:space="preserve"> and RT: Conversions to Images and Masks, and Predictions to </w:t>
+      </w:r>
+      <w:proofErr w:type="spellStart"/>
+      <w:r>
+        <w:rPr>
+          <w:rFonts w:ascii="Times New Roman" w:hAnsi="Times New Roman" w:cs="Times New Roman"/>
+          <w:i/>
+          <w:color w:val="000000" w:themeColor="text1"/>
+        </w:rPr>
+        <w:t>Dicom</w:t>
+      </w:r>
+      <w:proofErr w:type="spellEnd"/>
+      <w:r>
+        <w:rPr>
+          <w:rFonts w:ascii="Times New Roman" w:hAnsi="Times New Roman" w:cs="Times New Roman"/>
+          <w:i/>
+          <w:color w:val="000000" w:themeColor="text1"/>
+        </w:rPr>
+        <w:t>-RT Structures</w:t>
       </w:r>
       <w:r>
         <w:rPr>
@@ -5028,7 +5519,43 @@
           <w:bCs/>
           <w:color w:val="000000" w:themeColor="text1"/>
         </w:rPr>
-        <w:t>, Yu ZH, Gobeli M, Cazoulat G, Söderberg J, Samuelsson E, Lidberg D, Ward C, Taku N, Cardenas C, Rhee DJ, Venkatesan AM, Peterson CB, Court L, Svensson S, Löfman F, Klopp AH, Brock KK</w:t>
+        <w:t xml:space="preserve">, Yu ZH, Gobeli M, </w:t>
+      </w:r>
+      <w:proofErr w:type="spellStart"/>
+      <w:r>
+        <w:rPr>
+          <w:rFonts w:ascii="Times New Roman" w:hAnsi="Times New Roman" w:cs="Times New Roman"/>
+          <w:bCs/>
+          <w:color w:val="000000" w:themeColor="text1"/>
+        </w:rPr>
+        <w:t>Cazoulat</w:t>
+      </w:r>
+      <w:proofErr w:type="spellEnd"/>
+      <w:r>
+        <w:rPr>
+          <w:rFonts w:ascii="Times New Roman" w:hAnsi="Times New Roman" w:cs="Times New Roman"/>
+          <w:bCs/>
+          <w:color w:val="000000" w:themeColor="text1"/>
+        </w:rPr>
+        <w:t xml:space="preserve"> G, Söderberg J, Samuelsson E, Lidberg D, Ward C, Taku N, Cardenas C, Rhee DJ, Venkatesan AM, Peterson CB, Court L, Svensson S, </w:t>
+      </w:r>
+      <w:proofErr w:type="spellStart"/>
+      <w:r>
+        <w:rPr>
+          <w:rFonts w:ascii="Times New Roman" w:hAnsi="Times New Roman" w:cs="Times New Roman"/>
+          <w:bCs/>
+          <w:color w:val="000000" w:themeColor="text1"/>
+        </w:rPr>
+        <w:t>Löfman</w:t>
+      </w:r>
+      <w:proofErr w:type="spellEnd"/>
+      <w:r>
+        <w:rPr>
+          <w:rFonts w:ascii="Times New Roman" w:hAnsi="Times New Roman" w:cs="Times New Roman"/>
+          <w:bCs/>
+          <w:color w:val="000000" w:themeColor="text1"/>
+        </w:rPr>
+        <w:t xml:space="preserve"> F, Klopp AH, Brock KK</w:t>
       </w:r>
       <w:r>
         <w:rPr>
@@ -5111,7 +5638,43 @@
           <w:bCs/>
           <w:color w:val="000000" w:themeColor="text1"/>
         </w:rPr>
-        <w:t xml:space="preserve">, Zhang L, Jhingran A, Simonds H, Balter P, Howell RM, Schmeler K, Beadle BM, Court L. </w:t>
+        <w:t xml:space="preserve">, Zhang L, </w:t>
+      </w:r>
+      <w:proofErr w:type="spellStart"/>
+      <w:r>
+        <w:rPr>
+          <w:rFonts w:ascii="Times New Roman" w:hAnsi="Times New Roman" w:cs="Times New Roman"/>
+          <w:bCs/>
+          <w:color w:val="000000" w:themeColor="text1"/>
+        </w:rPr>
+        <w:t>Jhingran</w:t>
+      </w:r>
+      <w:proofErr w:type="spellEnd"/>
+      <w:r>
+        <w:rPr>
+          <w:rFonts w:ascii="Times New Roman" w:hAnsi="Times New Roman" w:cs="Times New Roman"/>
+          <w:bCs/>
+          <w:color w:val="000000" w:themeColor="text1"/>
+        </w:rPr>
+        <w:t xml:space="preserve"> A, Simonds H, Balter P, Howell RM, </w:t>
+      </w:r>
+      <w:proofErr w:type="spellStart"/>
+      <w:r>
+        <w:rPr>
+          <w:rFonts w:ascii="Times New Roman" w:hAnsi="Times New Roman" w:cs="Times New Roman"/>
+          <w:bCs/>
+          <w:color w:val="000000" w:themeColor="text1"/>
+        </w:rPr>
+        <w:t>Schmeler</w:t>
+      </w:r>
+      <w:proofErr w:type="spellEnd"/>
+      <w:r>
+        <w:rPr>
+          <w:rFonts w:ascii="Times New Roman" w:hAnsi="Times New Roman" w:cs="Times New Roman"/>
+          <w:bCs/>
+          <w:color w:val="000000" w:themeColor="text1"/>
+        </w:rPr>
+        <w:t xml:space="preserve"> K, Beadle BM, Court L. </w:t>
       </w:r>
       <w:r>
         <w:rPr>
@@ -5162,7 +5725,25 @@
           <w:bCs/>
           <w:color w:val="000000" w:themeColor="text1"/>
         </w:rPr>
-        <w:t>, Lin EY, Cardenas CE, Gress DA, Erwin WD, Odisio BC, Koay EJ, Brock KK</w:t>
+        <w:t xml:space="preserve">, Lin EY, Cardenas CE, Gress DA, Erwin WD, </w:t>
+      </w:r>
+      <w:proofErr w:type="spellStart"/>
+      <w:r>
+        <w:rPr>
+          <w:rFonts w:ascii="Times New Roman" w:hAnsi="Times New Roman" w:cs="Times New Roman"/>
+          <w:bCs/>
+          <w:color w:val="000000" w:themeColor="text1"/>
+        </w:rPr>
+        <w:t>Odisio</w:t>
+      </w:r>
+      <w:proofErr w:type="spellEnd"/>
+      <w:r>
+        <w:rPr>
+          <w:rFonts w:ascii="Times New Roman" w:hAnsi="Times New Roman" w:cs="Times New Roman"/>
+          <w:bCs/>
+          <w:color w:val="000000" w:themeColor="text1"/>
+        </w:rPr>
+        <w:t xml:space="preserve"> BC, Koay EJ, Brock KK</w:t>
       </w:r>
       <w:r>
         <w:rPr>
@@ -5203,12 +5784,37 @@
           <w:color w:val="000000" w:themeColor="text1"/>
         </w:rPr>
       </w:pPr>
-      <w:r>
-        <w:rPr>
-          <w:rFonts w:ascii="Times New Roman" w:hAnsi="Times New Roman"/>
-          <w:color w:val="000000" w:themeColor="text1"/>
-        </w:rPr>
-        <w:t xml:space="preserve">Cazoulat G, Elganainy D, </w:t>
+      <w:proofErr w:type="spellStart"/>
+      <w:r>
+        <w:rPr>
+          <w:rFonts w:ascii="Times New Roman" w:hAnsi="Times New Roman"/>
+          <w:color w:val="000000" w:themeColor="text1"/>
+        </w:rPr>
+        <w:t>Cazoulat</w:t>
+      </w:r>
+      <w:proofErr w:type="spellEnd"/>
+      <w:r>
+        <w:rPr>
+          <w:rFonts w:ascii="Times New Roman" w:hAnsi="Times New Roman"/>
+          <w:color w:val="000000" w:themeColor="text1"/>
+        </w:rPr>
+        <w:t xml:space="preserve"> G, </w:t>
+      </w:r>
+      <w:proofErr w:type="spellStart"/>
+      <w:r>
+        <w:rPr>
+          <w:rFonts w:ascii="Times New Roman" w:hAnsi="Times New Roman"/>
+          <w:color w:val="000000" w:themeColor="text1"/>
+        </w:rPr>
+        <w:t>Elganainy</w:t>
+      </w:r>
+      <w:proofErr w:type="spellEnd"/>
+      <w:r>
+        <w:rPr>
+          <w:rFonts w:ascii="Times New Roman" w:hAnsi="Times New Roman"/>
+          <w:color w:val="000000" w:themeColor="text1"/>
+        </w:rPr>
+        <w:t xml:space="preserve"> D, </w:t>
       </w:r>
       <w:r>
         <w:rPr>
@@ -5276,7 +5882,23 @@
           <w:rFonts w:ascii="Times New Roman" w:hAnsi="Times New Roman"/>
           <w:color w:val="000000" w:themeColor="text1"/>
         </w:rPr>
-        <w:t xml:space="preserve">Randall J., Elhalawani H., Feghali K., Elliot A., </w:t>
+        <w:t xml:space="preserve">Randall J., </w:t>
+      </w:r>
+      <w:proofErr w:type="spellStart"/>
+      <w:r>
+        <w:rPr>
+          <w:rFonts w:ascii="Times New Roman" w:hAnsi="Times New Roman"/>
+          <w:color w:val="000000" w:themeColor="text1"/>
+        </w:rPr>
+        <w:t>Elhalawani</w:t>
+      </w:r>
+      <w:proofErr w:type="spellEnd"/>
+      <w:r>
+        <w:rPr>
+          <w:rFonts w:ascii="Times New Roman" w:hAnsi="Times New Roman"/>
+          <w:color w:val="000000" w:themeColor="text1"/>
+        </w:rPr>
+        <w:t xml:space="preserve"> H., Feghali K., Elliot A., </w:t>
       </w:r>
       <w:r>
         <w:rPr>
@@ -5354,12 +5976,53 @@
         </w:rPr>
         <w:t xml:space="preserve">, </w:t>
       </w:r>
-      <w:r>
-        <w:rPr>
-          <w:rFonts w:ascii="Times New Roman" w:hAnsi="Times New Roman" w:cs="Times New Roman"/>
-          <w:color w:val="000000" w:themeColor="text1"/>
-        </w:rPr>
-        <w:t>Cazoulat G, Peterson CB, Mohamed ASR, Volpe S, Elhalawani H, Bahig H, Rigaud B, King JB, Ford AC, Fuller CD, Brock KK</w:t>
+      <w:proofErr w:type="spellStart"/>
+      <w:r>
+        <w:rPr>
+          <w:rFonts w:ascii="Times New Roman" w:hAnsi="Times New Roman" w:cs="Times New Roman"/>
+          <w:color w:val="000000" w:themeColor="text1"/>
+        </w:rPr>
+        <w:t>Cazoulat</w:t>
+      </w:r>
+      <w:proofErr w:type="spellEnd"/>
+      <w:r>
+        <w:rPr>
+          <w:rFonts w:ascii="Times New Roman" w:hAnsi="Times New Roman" w:cs="Times New Roman"/>
+          <w:color w:val="000000" w:themeColor="text1"/>
+        </w:rPr>
+        <w:t xml:space="preserve"> G, Peterson CB, Mohamed ASR, Volpe S, </w:t>
+      </w:r>
+      <w:proofErr w:type="spellStart"/>
+      <w:r>
+        <w:rPr>
+          <w:rFonts w:ascii="Times New Roman" w:hAnsi="Times New Roman" w:cs="Times New Roman"/>
+          <w:color w:val="000000" w:themeColor="text1"/>
+        </w:rPr>
+        <w:t>Elhalawani</w:t>
+      </w:r>
+      <w:proofErr w:type="spellEnd"/>
+      <w:r>
+        <w:rPr>
+          <w:rFonts w:ascii="Times New Roman" w:hAnsi="Times New Roman" w:cs="Times New Roman"/>
+          <w:color w:val="000000" w:themeColor="text1"/>
+        </w:rPr>
+        <w:t xml:space="preserve"> H, </w:t>
+      </w:r>
+      <w:proofErr w:type="spellStart"/>
+      <w:r>
+        <w:rPr>
+          <w:rFonts w:ascii="Times New Roman" w:hAnsi="Times New Roman" w:cs="Times New Roman"/>
+          <w:color w:val="000000" w:themeColor="text1"/>
+        </w:rPr>
+        <w:t>Bahig</w:t>
+      </w:r>
+      <w:proofErr w:type="spellEnd"/>
+      <w:r>
+        <w:rPr>
+          <w:rFonts w:ascii="Times New Roman" w:hAnsi="Times New Roman" w:cs="Times New Roman"/>
+          <w:color w:val="000000" w:themeColor="text1"/>
+        </w:rPr>
+        <w:t xml:space="preserve"> H, Rigaud B, King JB, Ford AC, Fuller CD, Brock KK</w:t>
       </w:r>
       <w:r>
         <w:rPr>
@@ -5457,6 +6120,7 @@
           <w:rFonts w:ascii="Times New Roman" w:hAnsi="Times New Roman" w:cs="Times New Roman"/>
           <w:color w:val="000000" w:themeColor="text1"/>
         </w:rPr>
+        <w:lastRenderedPageBreak/>
         <w:t xml:space="preserve">Cardenas, E.C, </w:t>
       </w:r>
       <w:r>
@@ -5474,12 +6138,53 @@
         </w:rPr>
         <w:t xml:space="preserve">, </w:t>
       </w:r>
-      <w:r>
-        <w:rPr>
-          <w:rFonts w:ascii="Times New Roman" w:hAnsi="Times New Roman" w:cs="Times New Roman"/>
-          <w:color w:val="000000" w:themeColor="text1"/>
-        </w:rPr>
-        <w:t>Aristophanous M, Yang J, Rhee DJ, McCarroll RE, Mohamed ASR, Kamal M, Elgohari BA, Elhalawani HM, Fuller CD, Rao A, Garden AS, Court LE</w:t>
+      <w:proofErr w:type="spellStart"/>
+      <w:r>
+        <w:rPr>
+          <w:rFonts w:ascii="Times New Roman" w:hAnsi="Times New Roman" w:cs="Times New Roman"/>
+          <w:color w:val="000000" w:themeColor="text1"/>
+        </w:rPr>
+        <w:t>Aristophanous</w:t>
+      </w:r>
+      <w:proofErr w:type="spellEnd"/>
+      <w:r>
+        <w:rPr>
+          <w:rFonts w:ascii="Times New Roman" w:hAnsi="Times New Roman" w:cs="Times New Roman"/>
+          <w:color w:val="000000" w:themeColor="text1"/>
+        </w:rPr>
+        <w:t xml:space="preserve"> M, Yang J, Rhee DJ, McCarroll RE, Mohamed ASR, Kamal M, </w:t>
+      </w:r>
+      <w:proofErr w:type="spellStart"/>
+      <w:r>
+        <w:rPr>
+          <w:rFonts w:ascii="Times New Roman" w:hAnsi="Times New Roman" w:cs="Times New Roman"/>
+          <w:color w:val="000000" w:themeColor="text1"/>
+        </w:rPr>
+        <w:t>Elgohari</w:t>
+      </w:r>
+      <w:proofErr w:type="spellEnd"/>
+      <w:r>
+        <w:rPr>
+          <w:rFonts w:ascii="Times New Roman" w:hAnsi="Times New Roman" w:cs="Times New Roman"/>
+          <w:color w:val="000000" w:themeColor="text1"/>
+        </w:rPr>
+        <w:t xml:space="preserve"> BA, </w:t>
+      </w:r>
+      <w:proofErr w:type="spellStart"/>
+      <w:r>
+        <w:rPr>
+          <w:rFonts w:ascii="Times New Roman" w:hAnsi="Times New Roman" w:cs="Times New Roman"/>
+          <w:color w:val="000000" w:themeColor="text1"/>
+        </w:rPr>
+        <w:t>Elhalawani</w:t>
+      </w:r>
+      <w:proofErr w:type="spellEnd"/>
+      <w:r>
+        <w:rPr>
+          <w:rFonts w:ascii="Times New Roman" w:hAnsi="Times New Roman" w:cs="Times New Roman"/>
+          <w:color w:val="000000" w:themeColor="text1"/>
+        </w:rPr>
+        <w:t xml:space="preserve"> HM, Fuller CD, Rao A, Garden AS, Court LE</w:t>
       </w:r>
       <w:r>
         <w:rPr>
@@ -5529,7 +6234,6 @@
           <w:b/>
           <w:color w:val="000000" w:themeColor="text1"/>
         </w:rPr>
-        <w:lastRenderedPageBreak/>
         <w:t xml:space="preserve">Anderson B.M, </w:t>
       </w:r>
       <w:r>
@@ -5538,7 +6242,43 @@
           <w:bCs/>
           <w:color w:val="000000" w:themeColor="text1"/>
         </w:rPr>
-        <w:t xml:space="preserve">Lin E., Cazoulat G., Gupta S., Odisio B., </w:t>
+        <w:t xml:space="preserve">Lin E., </w:t>
+      </w:r>
+      <w:proofErr w:type="spellStart"/>
+      <w:r>
+        <w:rPr>
+          <w:rFonts w:ascii="Times New Roman" w:hAnsi="Times New Roman" w:cs="Times New Roman"/>
+          <w:bCs/>
+          <w:color w:val="000000" w:themeColor="text1"/>
+        </w:rPr>
+        <w:t>Cazoulat</w:t>
+      </w:r>
+      <w:proofErr w:type="spellEnd"/>
+      <w:r>
+        <w:rPr>
+          <w:rFonts w:ascii="Times New Roman" w:hAnsi="Times New Roman" w:cs="Times New Roman"/>
+          <w:bCs/>
+          <w:color w:val="000000" w:themeColor="text1"/>
+        </w:rPr>
+        <w:t xml:space="preserve"> G., Gupta S., </w:t>
+      </w:r>
+      <w:proofErr w:type="spellStart"/>
+      <w:r>
+        <w:rPr>
+          <w:rFonts w:ascii="Times New Roman" w:hAnsi="Times New Roman" w:cs="Times New Roman"/>
+          <w:bCs/>
+          <w:color w:val="000000" w:themeColor="text1"/>
+        </w:rPr>
+        <w:t>Odisio</w:t>
+      </w:r>
+      <w:proofErr w:type="spellEnd"/>
+      <w:r>
+        <w:rPr>
+          <w:rFonts w:ascii="Times New Roman" w:hAnsi="Times New Roman" w:cs="Times New Roman"/>
+          <w:bCs/>
+          <w:color w:val="000000" w:themeColor="text1"/>
+        </w:rPr>
+        <w:t xml:space="preserve"> B., </w:t>
       </w:r>
       <w:r>
         <w:rPr>
@@ -5641,7 +6381,55 @@
           <w:rFonts w:ascii="Times New Roman" w:hAnsi="Times New Roman" w:cs="Times New Roman"/>
           <w:color w:val="000000" w:themeColor="text1"/>
         </w:rPr>
-        <w:t>Mohamed A., Volpe S., Elhalawani H., Cazoulat G., Bahig H., Fuller C., Brock KK</w:t>
+        <w:t xml:space="preserve">Mohamed A., Volpe S., </w:t>
+      </w:r>
+      <w:proofErr w:type="spellStart"/>
+      <w:r>
+        <w:rPr>
+          <w:rFonts w:ascii="Times New Roman" w:hAnsi="Times New Roman" w:cs="Times New Roman"/>
+          <w:color w:val="000000" w:themeColor="text1"/>
+        </w:rPr>
+        <w:t>Elhalawani</w:t>
+      </w:r>
+      <w:proofErr w:type="spellEnd"/>
+      <w:r>
+        <w:rPr>
+          <w:rFonts w:ascii="Times New Roman" w:hAnsi="Times New Roman" w:cs="Times New Roman"/>
+          <w:color w:val="000000" w:themeColor="text1"/>
+        </w:rPr>
+        <w:t xml:space="preserve"> H., </w:t>
+      </w:r>
+      <w:proofErr w:type="spellStart"/>
+      <w:r>
+        <w:rPr>
+          <w:rFonts w:ascii="Times New Roman" w:hAnsi="Times New Roman" w:cs="Times New Roman"/>
+          <w:color w:val="000000" w:themeColor="text1"/>
+        </w:rPr>
+        <w:t>Cazoulat</w:t>
+      </w:r>
+      <w:proofErr w:type="spellEnd"/>
+      <w:r>
+        <w:rPr>
+          <w:rFonts w:ascii="Times New Roman" w:hAnsi="Times New Roman" w:cs="Times New Roman"/>
+          <w:color w:val="000000" w:themeColor="text1"/>
+        </w:rPr>
+        <w:t xml:space="preserve"> G., </w:t>
+      </w:r>
+      <w:proofErr w:type="spellStart"/>
+      <w:r>
+        <w:rPr>
+          <w:rFonts w:ascii="Times New Roman" w:hAnsi="Times New Roman" w:cs="Times New Roman"/>
+          <w:color w:val="000000" w:themeColor="text1"/>
+        </w:rPr>
+        <w:t>Bahig</w:t>
+      </w:r>
+      <w:proofErr w:type="spellEnd"/>
+      <w:r>
+        <w:rPr>
+          <w:rFonts w:ascii="Times New Roman" w:hAnsi="Times New Roman" w:cs="Times New Roman"/>
+          <w:color w:val="000000" w:themeColor="text1"/>
+        </w:rPr>
+        <w:t xml:space="preserve"> H., Fuller C., Brock KK</w:t>
       </w:r>
       <w:r>
         <w:rPr>
@@ -5776,7 +6564,23 @@
           <w:rFonts w:ascii="Times New Roman" w:hAnsi="Times New Roman" w:cs="Times New Roman"/>
           <w:color w:val="000000" w:themeColor="text1"/>
         </w:rPr>
-        <w:t xml:space="preserve">Court, L. E., Kisling, K., McCarroll, R., Zhang, L., Yang, J., Simonds, H., du Toit, M., Trauernicht, C., Burger, H., Parkes, J., Mejia, M., Bojador, M., Balter, P., Branco, D., Steinmann, A., Baltz, G., Gay, S., </w:t>
+        <w:t xml:space="preserve">Court, L. E., Kisling, K., McCarroll, R., Zhang, L., Yang, J., Simonds, H., du Toit, M., Trauernicht, C., Burger, H., Parkes, J., Mejia, M., </w:t>
+      </w:r>
+      <w:proofErr w:type="spellStart"/>
+      <w:r>
+        <w:rPr>
+          <w:rFonts w:ascii="Times New Roman" w:hAnsi="Times New Roman" w:cs="Times New Roman"/>
+          <w:color w:val="000000" w:themeColor="text1"/>
+        </w:rPr>
+        <w:t>Bojador</w:t>
+      </w:r>
+      <w:proofErr w:type="spellEnd"/>
+      <w:r>
+        <w:rPr>
+          <w:rFonts w:ascii="Times New Roman" w:hAnsi="Times New Roman" w:cs="Times New Roman"/>
+          <w:color w:val="000000" w:themeColor="text1"/>
+        </w:rPr>
+        <w:t xml:space="preserve">, M., Balter, P., Branco, D., Steinmann, A., Baltz, G., Gay, S., </w:t>
       </w:r>
       <w:r>
         <w:rPr>
@@ -5801,7 +6605,39 @@
           <w:rFonts w:ascii="Times New Roman" w:hAnsi="Times New Roman" w:cs="Times New Roman"/>
           <w:color w:val="000000" w:themeColor="text1"/>
         </w:rPr>
-        <w:t xml:space="preserve">, Cardenas, C., Jhingran, A., Shaitelman, S., Bogler, O., Schmeller, K., Followill, D., Howell, R., Nelson, C., Peterson, C., Beadle, B </w:t>
+        <w:t xml:space="preserve">, Cardenas, C., </w:t>
+      </w:r>
+      <w:proofErr w:type="spellStart"/>
+      <w:r>
+        <w:rPr>
+          <w:rFonts w:ascii="Times New Roman" w:hAnsi="Times New Roman" w:cs="Times New Roman"/>
+          <w:color w:val="000000" w:themeColor="text1"/>
+        </w:rPr>
+        <w:t>Jhingran</w:t>
+      </w:r>
+      <w:proofErr w:type="spellEnd"/>
+      <w:r>
+        <w:rPr>
+          <w:rFonts w:ascii="Times New Roman" w:hAnsi="Times New Roman" w:cs="Times New Roman"/>
+          <w:color w:val="000000" w:themeColor="text1"/>
+        </w:rPr>
+        <w:t xml:space="preserve">, A., </w:t>
+      </w:r>
+      <w:proofErr w:type="spellStart"/>
+      <w:r>
+        <w:rPr>
+          <w:rFonts w:ascii="Times New Roman" w:hAnsi="Times New Roman" w:cs="Times New Roman"/>
+          <w:color w:val="000000" w:themeColor="text1"/>
+        </w:rPr>
+        <w:t>Shaitelman</w:t>
+      </w:r>
+      <w:proofErr w:type="spellEnd"/>
+      <w:r>
+        <w:rPr>
+          <w:rFonts w:ascii="Times New Roman" w:hAnsi="Times New Roman" w:cs="Times New Roman"/>
+          <w:color w:val="000000" w:themeColor="text1"/>
+        </w:rPr>
+        <w:t xml:space="preserve">, S., Bogler, O., Schmeller, K., Followill, D., Howell, R., Nelson, C., Peterson, C., Beadle, B </w:t>
       </w:r>
       <w:r>
         <w:rPr>
@@ -5865,7 +6701,25 @@
           <w:color w:val="000000" w:themeColor="text1"/>
           <w:shd w:val="clear" w:color="auto" w:fill="FFFFFF"/>
         </w:rPr>
-        <w:t>Gay SS, Fave XJ, Ger RB, McCarroll RE, Owens CA, Netherton TJ, Kisling KD, Court LE, Yang J, Li Y, Lee J, Mackin DS, Cardenas CE</w:t>
+        <w:t xml:space="preserve">Gay SS, </w:t>
+      </w:r>
+      <w:proofErr w:type="spellStart"/>
+      <w:r>
+        <w:rPr>
+          <w:rFonts w:ascii="Times New Roman" w:hAnsi="Times New Roman" w:cs="Times New Roman"/>
+          <w:color w:val="000000" w:themeColor="text1"/>
+          <w:shd w:val="clear" w:color="auto" w:fill="FFFFFF"/>
+        </w:rPr>
+        <w:t>Fave</w:t>
+      </w:r>
+      <w:proofErr w:type="spellEnd"/>
+      <w:r>
+        <w:rPr>
+          <w:rFonts w:ascii="Times New Roman" w:hAnsi="Times New Roman" w:cs="Times New Roman"/>
+          <w:color w:val="000000" w:themeColor="text1"/>
+          <w:shd w:val="clear" w:color="auto" w:fill="FFFFFF"/>
+        </w:rPr>
+        <w:t xml:space="preserve"> XJ, Ger RB, McCarroll RE, Owens CA, Netherton TJ, Kisling KD, Court LE, Yang J, Li Y, Lee J, Mackin DS, Cardenas CE</w:t>
       </w:r>
       <w:r>
         <w:rPr>
@@ -6032,7 +6886,23 @@
           <w:rFonts w:ascii="Times New Roman" w:hAnsi="Times New Roman"/>
           <w:color w:val="000000" w:themeColor="text1"/>
         </w:rPr>
-        <w:t xml:space="preserve"> Moore K., Padilla L., Bojechko C. </w:t>
+        <w:t xml:space="preserve"> Moore K., Padilla L., </w:t>
+      </w:r>
+      <w:proofErr w:type="spellStart"/>
+      <w:r>
+        <w:rPr>
+          <w:rFonts w:ascii="Times New Roman" w:hAnsi="Times New Roman"/>
+          <w:color w:val="000000" w:themeColor="text1"/>
+        </w:rPr>
+        <w:t>Bojechko</w:t>
+      </w:r>
+      <w:proofErr w:type="spellEnd"/>
+      <w:r>
+        <w:rPr>
+          <w:rFonts w:ascii="Times New Roman" w:hAnsi="Times New Roman"/>
+          <w:color w:val="000000" w:themeColor="text1"/>
+        </w:rPr>
+        <w:t xml:space="preserve"> C. </w:t>
       </w:r>
       <w:r>
         <w:rPr>
@@ -6080,7 +6950,25 @@
           <w:bCs/>
           <w:color w:val="000000" w:themeColor="text1"/>
         </w:rPr>
-        <w:t xml:space="preserve">Moore K., Bojechko C. </w:t>
+        <w:t xml:space="preserve">Moore K., </w:t>
+      </w:r>
+      <w:proofErr w:type="spellStart"/>
+      <w:r>
+        <w:rPr>
+          <w:rFonts w:ascii="Times New Roman" w:hAnsi="Times New Roman"/>
+          <w:bCs/>
+          <w:color w:val="000000" w:themeColor="text1"/>
+        </w:rPr>
+        <w:t>Bojechko</w:t>
+      </w:r>
+      <w:proofErr w:type="spellEnd"/>
+      <w:r>
+        <w:rPr>
+          <w:rFonts w:ascii="Times New Roman" w:hAnsi="Times New Roman"/>
+          <w:bCs/>
+          <w:color w:val="000000" w:themeColor="text1"/>
+        </w:rPr>
+        <w:t xml:space="preserve"> C. </w:t>
       </w:r>
       <w:r>
         <w:rPr>
@@ -6147,7 +7035,43 @@
           <w:color w:val="000000" w:themeColor="text1"/>
           <w:shd w:val="clear" w:color="auto" w:fill="FFFFFF"/>
         </w:rPr>
-        <w:t>Lin YM, Cazoulat G., Koay E., Jones AK., Odisio B, Brock KK</w:t>
+        <w:t xml:space="preserve">Lin YM, </w:t>
+      </w:r>
+      <w:proofErr w:type="spellStart"/>
+      <w:r>
+        <w:rPr>
+          <w:rFonts w:ascii="Times New Roman" w:eastAsia="Times New Roman" w:hAnsi="Times New Roman" w:cs="Times New Roman"/>
+          <w:color w:val="000000" w:themeColor="text1"/>
+          <w:shd w:val="clear" w:color="auto" w:fill="FFFFFF"/>
+        </w:rPr>
+        <w:t>Cazoulat</w:t>
+      </w:r>
+      <w:proofErr w:type="spellEnd"/>
+      <w:r>
+        <w:rPr>
+          <w:rFonts w:ascii="Times New Roman" w:eastAsia="Times New Roman" w:hAnsi="Times New Roman" w:cs="Times New Roman"/>
+          <w:color w:val="000000" w:themeColor="text1"/>
+          <w:shd w:val="clear" w:color="auto" w:fill="FFFFFF"/>
+        </w:rPr>
+        <w:t xml:space="preserve"> G., Koay E., Jones AK., </w:t>
+      </w:r>
+      <w:proofErr w:type="spellStart"/>
+      <w:r>
+        <w:rPr>
+          <w:rFonts w:ascii="Times New Roman" w:eastAsia="Times New Roman" w:hAnsi="Times New Roman" w:cs="Times New Roman"/>
+          <w:color w:val="000000" w:themeColor="text1"/>
+          <w:shd w:val="clear" w:color="auto" w:fill="FFFFFF"/>
+        </w:rPr>
+        <w:t>Odisio</w:t>
+      </w:r>
+      <w:proofErr w:type="spellEnd"/>
+      <w:r>
+        <w:rPr>
+          <w:rFonts w:ascii="Times New Roman" w:eastAsia="Times New Roman" w:hAnsi="Times New Roman" w:cs="Times New Roman"/>
+          <w:color w:val="000000" w:themeColor="text1"/>
+          <w:shd w:val="clear" w:color="auto" w:fill="FFFFFF"/>
+        </w:rPr>
+        <w:t xml:space="preserve"> B, Brock KK</w:t>
       </w:r>
       <w:r>
         <w:rPr>
@@ -6208,13 +7132,59 @@
         </w:rPr>
         <w:t xml:space="preserve">, McCulloch M., </w:t>
       </w:r>
+      <w:proofErr w:type="spellStart"/>
       <w:r>
         <w:rPr>
           <w:rFonts w:ascii="Times New Roman" w:hAnsi="Times New Roman"/>
           <w:color w:val="000000" w:themeColor="text1"/>
           <w:shd w:val="clear" w:color="auto" w:fill="FFFFFF"/>
         </w:rPr>
-        <w:t>Kirimli E., Lin YM., Rigaud B., Lin E., TranCao H., Qayyum, Koay E., Odisio B., Brock KK</w:t>
+        <w:t>Kirimli</w:t>
+      </w:r>
+      <w:proofErr w:type="spellEnd"/>
+      <w:r>
+        <w:rPr>
+          <w:rFonts w:ascii="Times New Roman" w:hAnsi="Times New Roman"/>
+          <w:color w:val="000000" w:themeColor="text1"/>
+          <w:shd w:val="clear" w:color="auto" w:fill="FFFFFF"/>
+        </w:rPr>
+        <w:t xml:space="preserve"> E., Lin YM., Rigaud B., Lin E., </w:t>
+      </w:r>
+      <w:proofErr w:type="spellStart"/>
+      <w:r>
+        <w:rPr>
+          <w:rFonts w:ascii="Times New Roman" w:hAnsi="Times New Roman"/>
+          <w:color w:val="000000" w:themeColor="text1"/>
+          <w:shd w:val="clear" w:color="auto" w:fill="FFFFFF"/>
+        </w:rPr>
+        <w:t>TranCao</w:t>
+      </w:r>
+      <w:proofErr w:type="spellEnd"/>
+      <w:r>
+        <w:rPr>
+          <w:rFonts w:ascii="Times New Roman" w:hAnsi="Times New Roman"/>
+          <w:color w:val="000000" w:themeColor="text1"/>
+          <w:shd w:val="clear" w:color="auto" w:fill="FFFFFF"/>
+        </w:rPr>
+        <w:t xml:space="preserve"> H., Qayyum, Koay E., </w:t>
+      </w:r>
+      <w:proofErr w:type="spellStart"/>
+      <w:r>
+        <w:rPr>
+          <w:rFonts w:ascii="Times New Roman" w:hAnsi="Times New Roman"/>
+          <w:color w:val="000000" w:themeColor="text1"/>
+          <w:shd w:val="clear" w:color="auto" w:fill="FFFFFF"/>
+        </w:rPr>
+        <w:t>Odisio</w:t>
+      </w:r>
+      <w:proofErr w:type="spellEnd"/>
+      <w:r>
+        <w:rPr>
+          <w:rFonts w:ascii="Times New Roman" w:hAnsi="Times New Roman"/>
+          <w:color w:val="000000" w:themeColor="text1"/>
+          <w:shd w:val="clear" w:color="auto" w:fill="FFFFFF"/>
+        </w:rPr>
+        <w:t xml:space="preserve"> B., Brock KK</w:t>
       </w:r>
       <w:r>
         <w:rPr>
@@ -6273,15 +7243,51 @@
           <w:color w:val="000000" w:themeColor="text1"/>
           <w:shd w:val="clear" w:color="auto" w:fill="FFFFFF"/>
         </w:rPr>
-        <w:t>, Cazoulat G.,</w:t>
-      </w:r>
+        <w:t xml:space="preserve">, </w:t>
+      </w:r>
+      <w:proofErr w:type="spellStart"/>
       <w:r>
         <w:rPr>
           <w:rFonts w:ascii="Times New Roman" w:hAnsi="Times New Roman" w:cs="Times New Roman"/>
           <w:color w:val="000000" w:themeColor="text1"/>
           <w:shd w:val="clear" w:color="auto" w:fill="FFFFFF"/>
         </w:rPr>
-        <w:t xml:space="preserve"> Lin E., Odisio O., Brock KK</w:t>
+        <w:t>Cazoulat</w:t>
+      </w:r>
+      <w:proofErr w:type="spellEnd"/>
+      <w:r>
+        <w:rPr>
+          <w:rFonts w:ascii="Times New Roman" w:hAnsi="Times New Roman" w:cs="Times New Roman"/>
+          <w:color w:val="000000" w:themeColor="text1"/>
+          <w:shd w:val="clear" w:color="auto" w:fill="FFFFFF"/>
+        </w:rPr>
+        <w:t xml:space="preserve"> G.,</w:t>
+      </w:r>
+      <w:r>
+        <w:rPr>
+          <w:rFonts w:ascii="Times New Roman" w:hAnsi="Times New Roman" w:cs="Times New Roman"/>
+          <w:color w:val="000000" w:themeColor="text1"/>
+          <w:shd w:val="clear" w:color="auto" w:fill="FFFFFF"/>
+        </w:rPr>
+        <w:t xml:space="preserve"> Lin E., </w:t>
+      </w:r>
+      <w:proofErr w:type="spellStart"/>
+      <w:r>
+        <w:rPr>
+          <w:rFonts w:ascii="Times New Roman" w:hAnsi="Times New Roman" w:cs="Times New Roman"/>
+          <w:color w:val="000000" w:themeColor="text1"/>
+          <w:shd w:val="clear" w:color="auto" w:fill="FFFFFF"/>
+        </w:rPr>
+        <w:t>Odisio</w:t>
+      </w:r>
+      <w:proofErr w:type="spellEnd"/>
+      <w:r>
+        <w:rPr>
+          <w:rFonts w:ascii="Times New Roman" w:hAnsi="Times New Roman" w:cs="Times New Roman"/>
+          <w:color w:val="000000" w:themeColor="text1"/>
+          <w:shd w:val="clear" w:color="auto" w:fill="FFFFFF"/>
+        </w:rPr>
+        <w:t xml:space="preserve"> O., Brock KK</w:t>
       </w:r>
       <w:r>
         <w:rPr>
@@ -6348,7 +7354,25 @@
           <w:color w:val="000000" w:themeColor="text1"/>
           <w:shd w:val="clear" w:color="auto" w:fill="FFFFFF"/>
         </w:rPr>
-        <w:t xml:space="preserve">Koay E., Brock KK, Odisio O. </w:t>
+        <w:t xml:space="preserve">Koay E., Brock KK, </w:t>
+      </w:r>
+      <w:proofErr w:type="spellStart"/>
+      <w:r>
+        <w:rPr>
+          <w:rFonts w:ascii="Times New Roman" w:hAnsi="Times New Roman"/>
+          <w:color w:val="000000" w:themeColor="text1"/>
+          <w:shd w:val="clear" w:color="auto" w:fill="FFFFFF"/>
+        </w:rPr>
+        <w:t>Odisio</w:t>
+      </w:r>
+      <w:proofErr w:type="spellEnd"/>
+      <w:r>
+        <w:rPr>
+          <w:rFonts w:ascii="Times New Roman" w:hAnsi="Times New Roman"/>
+          <w:color w:val="000000" w:themeColor="text1"/>
+          <w:shd w:val="clear" w:color="auto" w:fill="FFFFFF"/>
+        </w:rPr>
+        <w:t xml:space="preserve"> O. </w:t>
       </w:r>
       <w:r>
         <w:rPr>
@@ -6407,7 +7431,25 @@
           <w:color w:val="000000" w:themeColor="text1"/>
           <w:shd w:val="clear" w:color="auto" w:fill="FFFFFF"/>
         </w:rPr>
-        <w:t>Cardenas C., Koay E., Odisio O., Brock KK</w:t>
+        <w:t xml:space="preserve">Cardenas C., Koay E., </w:t>
+      </w:r>
+      <w:proofErr w:type="spellStart"/>
+      <w:r>
+        <w:rPr>
+          <w:rFonts w:ascii="Times New Roman" w:hAnsi="Times New Roman"/>
+          <w:color w:val="000000" w:themeColor="text1"/>
+          <w:shd w:val="clear" w:color="auto" w:fill="FFFFFF"/>
+        </w:rPr>
+        <w:t>Odisio</w:t>
+      </w:r>
+      <w:proofErr w:type="spellEnd"/>
+      <w:r>
+        <w:rPr>
+          <w:rFonts w:ascii="Times New Roman" w:hAnsi="Times New Roman"/>
+          <w:color w:val="000000" w:themeColor="text1"/>
+          <w:shd w:val="clear" w:color="auto" w:fill="FFFFFF"/>
+        </w:rPr>
+        <w:t xml:space="preserve"> O., Brock KK</w:t>
       </w:r>
       <w:r>
         <w:rPr>
@@ -6477,7 +7519,23 @@
           <w:rFonts w:ascii="Times New Roman" w:hAnsi="Times New Roman"/>
           <w:color w:val="000000" w:themeColor="text1"/>
         </w:rPr>
-        <w:t xml:space="preserve"> Zhang L., Jhingran A., Simonds H., Yang J., Brock Kk., Klopp A., Beadle B., Court L., Kisling K</w:t>
+        <w:t xml:space="preserve"> Zhang L., </w:t>
+      </w:r>
+      <w:proofErr w:type="spellStart"/>
+      <w:r>
+        <w:rPr>
+          <w:rFonts w:ascii="Times New Roman" w:hAnsi="Times New Roman"/>
+          <w:color w:val="000000" w:themeColor="text1"/>
+        </w:rPr>
+        <w:t>Jhingran</w:t>
+      </w:r>
+      <w:proofErr w:type="spellEnd"/>
+      <w:r>
+        <w:rPr>
+          <w:rFonts w:ascii="Times New Roman" w:hAnsi="Times New Roman"/>
+          <w:color w:val="000000" w:themeColor="text1"/>
+        </w:rPr>
+        <w:t xml:space="preserve"> A., Simonds H., Yang J., Brock Kk., Klopp A., Beadle B., Court L., Kisling K</w:t>
       </w:r>
       <w:r>
         <w:rPr>
@@ -6537,7 +7595,39 @@
           <w:rFonts w:ascii="Times New Roman" w:hAnsi="Times New Roman"/>
           <w:color w:val="000000" w:themeColor="text1"/>
         </w:rPr>
-        <w:t xml:space="preserve"> Elgohari B., Volpe S., Pei Y., Mohamed A., Elhalawani H., Chung C., Fuller C., Brock KK</w:t>
+        <w:t xml:space="preserve"> </w:t>
+      </w:r>
+      <w:proofErr w:type="spellStart"/>
+      <w:r>
+        <w:rPr>
+          <w:rFonts w:ascii="Times New Roman" w:hAnsi="Times New Roman"/>
+          <w:color w:val="000000" w:themeColor="text1"/>
+        </w:rPr>
+        <w:t>Elgohari</w:t>
+      </w:r>
+      <w:proofErr w:type="spellEnd"/>
+      <w:r>
+        <w:rPr>
+          <w:rFonts w:ascii="Times New Roman" w:hAnsi="Times New Roman"/>
+          <w:color w:val="000000" w:themeColor="text1"/>
+        </w:rPr>
+        <w:t xml:space="preserve"> B., Volpe S., Pei Y., Mohamed A., </w:t>
+      </w:r>
+      <w:proofErr w:type="spellStart"/>
+      <w:r>
+        <w:rPr>
+          <w:rFonts w:ascii="Times New Roman" w:hAnsi="Times New Roman"/>
+          <w:color w:val="000000" w:themeColor="text1"/>
+        </w:rPr>
+        <w:t>Elhalawani</w:t>
+      </w:r>
+      <w:proofErr w:type="spellEnd"/>
+      <w:r>
+        <w:rPr>
+          <w:rFonts w:ascii="Times New Roman" w:hAnsi="Times New Roman"/>
+          <w:color w:val="000000" w:themeColor="text1"/>
+        </w:rPr>
+        <w:t xml:space="preserve"> H., Chung C., Fuller C., Brock KK</w:t>
       </w:r>
       <w:r>
         <w:rPr>
@@ -6672,7 +7762,43 @@
           <w:color w:val="000000" w:themeColor="text1"/>
           <w:shd w:val="clear" w:color="auto" w:fill="FFFFFF"/>
         </w:rPr>
-        <w:t xml:space="preserve"> Cazoulat G., Gupta S., Koay EJ., Odisio B., Brock KK</w:t>
+        <w:t xml:space="preserve"> </w:t>
+      </w:r>
+      <w:proofErr w:type="spellStart"/>
+      <w:r>
+        <w:rPr>
+          <w:rFonts w:ascii="Times New Roman" w:hAnsi="Times New Roman"/>
+          <w:color w:val="000000" w:themeColor="text1"/>
+          <w:shd w:val="clear" w:color="auto" w:fill="FFFFFF"/>
+        </w:rPr>
+        <w:t>Cazoulat</w:t>
+      </w:r>
+      <w:proofErr w:type="spellEnd"/>
+      <w:r>
+        <w:rPr>
+          <w:rFonts w:ascii="Times New Roman" w:hAnsi="Times New Roman"/>
+          <w:color w:val="000000" w:themeColor="text1"/>
+          <w:shd w:val="clear" w:color="auto" w:fill="FFFFFF"/>
+        </w:rPr>
+        <w:t xml:space="preserve"> G., Gupta S., Koay EJ., </w:t>
+      </w:r>
+      <w:proofErr w:type="spellStart"/>
+      <w:r>
+        <w:rPr>
+          <w:rFonts w:ascii="Times New Roman" w:hAnsi="Times New Roman"/>
+          <w:color w:val="000000" w:themeColor="text1"/>
+          <w:shd w:val="clear" w:color="auto" w:fill="FFFFFF"/>
+        </w:rPr>
+        <w:t>Odisio</w:t>
+      </w:r>
+      <w:proofErr w:type="spellEnd"/>
+      <w:r>
+        <w:rPr>
+          <w:rFonts w:ascii="Times New Roman" w:hAnsi="Times New Roman"/>
+          <w:color w:val="000000" w:themeColor="text1"/>
+          <w:shd w:val="clear" w:color="auto" w:fill="FFFFFF"/>
+        </w:rPr>
+        <w:t xml:space="preserve"> B., Brock KK</w:t>
       </w:r>
       <w:r>
         <w:rPr>
@@ -6739,6 +7865,7 @@
           <w:color w:val="000000" w:themeColor="text1"/>
           <w:shd w:val="clear" w:color="auto" w:fill="FFFFFF"/>
         </w:rPr>
+        <w:lastRenderedPageBreak/>
         <w:t>Anderson, B. M.</w:t>
       </w:r>
       <w:r>
@@ -6869,7 +7996,6 @@
           <w:b/>
           <w:color w:val="000000" w:themeColor="text1"/>
         </w:rPr>
-        <w:lastRenderedPageBreak/>
         <w:t>Anderson B.M,</w:t>
       </w:r>
       <w:r>
@@ -6878,7 +8004,25 @@
           <w:bCs/>
           <w:color w:val="000000" w:themeColor="text1"/>
         </w:rPr>
-        <w:t xml:space="preserve"> Foster M., Repka M., Karunaker A., Marks L B., Das S., Mazur L. </w:t>
+        <w:t xml:space="preserve"> Foster M., Repka M., </w:t>
+      </w:r>
+      <w:proofErr w:type="spellStart"/>
+      <w:r>
+        <w:rPr>
+          <w:rFonts w:ascii="Times New Roman" w:hAnsi="Times New Roman" w:cs="Times New Roman"/>
+          <w:bCs/>
+          <w:color w:val="000000" w:themeColor="text1"/>
+        </w:rPr>
+        <w:t>Karunaker</w:t>
+      </w:r>
+      <w:proofErr w:type="spellEnd"/>
+      <w:r>
+        <w:rPr>
+          <w:rFonts w:ascii="Times New Roman" w:hAnsi="Times New Roman" w:cs="Times New Roman"/>
+          <w:bCs/>
+          <w:color w:val="000000" w:themeColor="text1"/>
+        </w:rPr>
+        <w:t xml:space="preserve"> A., Marks L B., Das S., Mazur L. </w:t>
       </w:r>
       <w:r>
         <w:rPr>
@@ -7025,7 +8169,25 @@
           <w:i/>
           <w:color w:val="000000" w:themeColor="text1"/>
         </w:rPr>
-        <w:t>Unlocking Insights: A Python-Based RayStation Data Mining Tool</w:t>
+        <w:t xml:space="preserve">Unlocking Insights: A Python-Based </w:t>
+      </w:r>
+      <w:proofErr w:type="spellStart"/>
+      <w:r>
+        <w:rPr>
+          <w:rFonts w:ascii="Times New Roman" w:hAnsi="Times New Roman" w:cs="Times New Roman"/>
+          <w:i/>
+          <w:color w:val="000000" w:themeColor="text1"/>
+        </w:rPr>
+        <w:t>RayStation</w:t>
+      </w:r>
+      <w:proofErr w:type="spellEnd"/>
+      <w:r>
+        <w:rPr>
+          <w:rFonts w:ascii="Times New Roman" w:hAnsi="Times New Roman" w:cs="Times New Roman"/>
+          <w:i/>
+          <w:color w:val="000000" w:themeColor="text1"/>
+        </w:rPr>
+        <w:t xml:space="preserve"> Data Mining Tool</w:t>
       </w:r>
       <w:r>
         <w:rPr>
@@ -7213,8 +8375,18 @@
           <w:i/>
           <w:color w:val="000000" w:themeColor="text1"/>
         </w:rPr>
-        <w:t>Setting up the pipeline of data to TensorFlow .tfrecords</w:t>
-      </w:r>
+        <w:t>Setting up the pipeline of data to TensorFlow .</w:t>
+      </w:r>
+      <w:proofErr w:type="spellStart"/>
+      <w:r>
+        <w:rPr>
+          <w:rFonts w:ascii="Times New Roman" w:hAnsi="Times New Roman" w:cs="Times New Roman"/>
+          <w:i/>
+          <w:color w:val="000000" w:themeColor="text1"/>
+        </w:rPr>
+        <w:t>tfrecords</w:t>
+      </w:r>
+      <w:proofErr w:type="spellEnd"/>
       <w:r>
         <w:rPr>
           <w:rFonts w:ascii="Times New Roman" w:hAnsi="Times New Roman" w:cs="Times New Roman"/>
@@ -7253,12 +8425,37 @@
         </w:rPr>
         <w:t xml:space="preserve">, Ethan Lin, </w:t>
       </w:r>
-      <w:r>
-        <w:rPr>
-          <w:rFonts w:ascii="Times New Roman" w:hAnsi="Times New Roman" w:cs="Times New Roman"/>
-          <w:color w:val="000000" w:themeColor="text1"/>
-        </w:rPr>
-        <w:t>Cazoulat G., Gupta S., Odisio B., Brock KK</w:t>
+      <w:proofErr w:type="spellStart"/>
+      <w:r>
+        <w:rPr>
+          <w:rFonts w:ascii="Times New Roman" w:hAnsi="Times New Roman" w:cs="Times New Roman"/>
+          <w:color w:val="000000" w:themeColor="text1"/>
+        </w:rPr>
+        <w:t>Cazoulat</w:t>
+      </w:r>
+      <w:proofErr w:type="spellEnd"/>
+      <w:r>
+        <w:rPr>
+          <w:rFonts w:ascii="Times New Roman" w:hAnsi="Times New Roman" w:cs="Times New Roman"/>
+          <w:color w:val="000000" w:themeColor="text1"/>
+        </w:rPr>
+        <w:t xml:space="preserve"> G., Gupta S., </w:t>
+      </w:r>
+      <w:proofErr w:type="spellStart"/>
+      <w:r>
+        <w:rPr>
+          <w:rFonts w:ascii="Times New Roman" w:hAnsi="Times New Roman" w:cs="Times New Roman"/>
+          <w:color w:val="000000" w:themeColor="text1"/>
+        </w:rPr>
+        <w:t>Odisio</w:t>
+      </w:r>
+      <w:proofErr w:type="spellEnd"/>
+      <w:r>
+        <w:rPr>
+          <w:rFonts w:ascii="Times New Roman" w:hAnsi="Times New Roman" w:cs="Times New Roman"/>
+          <w:color w:val="000000" w:themeColor="text1"/>
+        </w:rPr>
+        <w:t xml:space="preserve"> B., Brock KK</w:t>
       </w:r>
       <w:r>
         <w:rPr>
@@ -7432,7 +8629,43 @@
           <w:bCs/>
           <w:color w:val="000000" w:themeColor="text1"/>
         </w:rPr>
-        <w:t>Kundu S., Lin E., Koay E., Odisio O., Chung C., Kang H., Venkateson A., Yedururi S., De B., Lin Y., Patel A., Brock KK</w:t>
+        <w:t xml:space="preserve">Kundu S., Lin E., Koay E., </w:t>
+      </w:r>
+      <w:proofErr w:type="spellStart"/>
+      <w:r>
+        <w:rPr>
+          <w:rFonts w:ascii="Times New Roman" w:hAnsi="Times New Roman"/>
+          <w:bCs/>
+          <w:color w:val="000000" w:themeColor="text1"/>
+        </w:rPr>
+        <w:t>Odisio</w:t>
+      </w:r>
+      <w:proofErr w:type="spellEnd"/>
+      <w:r>
+        <w:rPr>
+          <w:rFonts w:ascii="Times New Roman" w:hAnsi="Times New Roman"/>
+          <w:bCs/>
+          <w:color w:val="000000" w:themeColor="text1"/>
+        </w:rPr>
+        <w:t xml:space="preserve"> O., Chung C., Kang H., Venkateson A., </w:t>
+      </w:r>
+      <w:proofErr w:type="spellStart"/>
+      <w:r>
+        <w:rPr>
+          <w:rFonts w:ascii="Times New Roman" w:hAnsi="Times New Roman"/>
+          <w:bCs/>
+          <w:color w:val="000000" w:themeColor="text1"/>
+        </w:rPr>
+        <w:t>Yedururi</w:t>
+      </w:r>
+      <w:proofErr w:type="spellEnd"/>
+      <w:r>
+        <w:rPr>
+          <w:rFonts w:ascii="Times New Roman" w:hAnsi="Times New Roman"/>
+          <w:bCs/>
+          <w:color w:val="000000" w:themeColor="text1"/>
+        </w:rPr>
+        <w:t xml:space="preserve"> S., De B., Lin Y., Patel A., Brock KK</w:t>
       </w:r>
       <w:r>
         <w:rPr>
@@ -7490,12 +8723,53 @@
         </w:rPr>
         <w:t xml:space="preserve">Rigaud, B., </w:t>
       </w:r>
+      <w:proofErr w:type="spellStart"/>
       <w:r>
         <w:rPr>
           <w:rFonts w:ascii="Times New Roman" w:eastAsia="Times New Roman" w:hAnsi="Times New Roman" w:cs="Times New Roman"/>
           <w:color w:val="000000" w:themeColor="text1"/>
         </w:rPr>
-        <w:t xml:space="preserve">Kirimli E., Yedururi S., Cazoulat G., </w:t>
+        <w:t>Kirimli</w:t>
+      </w:r>
+      <w:proofErr w:type="spellEnd"/>
+      <w:r>
+        <w:rPr>
+          <w:rFonts w:ascii="Times New Roman" w:eastAsia="Times New Roman" w:hAnsi="Times New Roman" w:cs="Times New Roman"/>
+          <w:color w:val="000000" w:themeColor="text1"/>
+        </w:rPr>
+        <w:t xml:space="preserve"> E., </w:t>
+      </w:r>
+      <w:proofErr w:type="spellStart"/>
+      <w:r>
+        <w:rPr>
+          <w:rFonts w:ascii="Times New Roman" w:eastAsia="Times New Roman" w:hAnsi="Times New Roman" w:cs="Times New Roman"/>
+          <w:color w:val="000000" w:themeColor="text1"/>
+        </w:rPr>
+        <w:t>Yedururi</w:t>
+      </w:r>
+      <w:proofErr w:type="spellEnd"/>
+      <w:r>
+        <w:rPr>
+          <w:rFonts w:ascii="Times New Roman" w:eastAsia="Times New Roman" w:hAnsi="Times New Roman" w:cs="Times New Roman"/>
+          <w:color w:val="000000" w:themeColor="text1"/>
+        </w:rPr>
+        <w:t xml:space="preserve"> S., </w:t>
+      </w:r>
+      <w:proofErr w:type="spellStart"/>
+      <w:r>
+        <w:rPr>
+          <w:rFonts w:ascii="Times New Roman" w:eastAsia="Times New Roman" w:hAnsi="Times New Roman" w:cs="Times New Roman"/>
+          <w:color w:val="000000" w:themeColor="text1"/>
+        </w:rPr>
+        <w:t>Cazoulat</w:t>
+      </w:r>
+      <w:proofErr w:type="spellEnd"/>
+      <w:r>
+        <w:rPr>
+          <w:rFonts w:ascii="Times New Roman" w:eastAsia="Times New Roman" w:hAnsi="Times New Roman" w:cs="Times New Roman"/>
+          <w:color w:val="000000" w:themeColor="text1"/>
+        </w:rPr>
+        <w:t xml:space="preserve"> G., </w:t>
       </w:r>
       <w:r>
         <w:rPr>
@@ -7511,7 +8785,23 @@
           <w:rFonts w:ascii="Times New Roman" w:eastAsia="Times New Roman" w:hAnsi="Times New Roman" w:cs="Times New Roman"/>
           <w:color w:val="000000" w:themeColor="text1"/>
         </w:rPr>
-        <w:t xml:space="preserve"> Zaid M., Elganainy D., Koay E., Brock KK. </w:t>
+        <w:t xml:space="preserve"> Zaid M., </w:t>
+      </w:r>
+      <w:proofErr w:type="spellStart"/>
+      <w:r>
+        <w:rPr>
+          <w:rFonts w:ascii="Times New Roman" w:eastAsia="Times New Roman" w:hAnsi="Times New Roman" w:cs="Times New Roman"/>
+          <w:color w:val="000000" w:themeColor="text1"/>
+        </w:rPr>
+        <w:t>Elganainy</w:t>
+      </w:r>
+      <w:proofErr w:type="spellEnd"/>
+      <w:r>
+        <w:rPr>
+          <w:rFonts w:ascii="Times New Roman" w:eastAsia="Times New Roman" w:hAnsi="Times New Roman" w:cs="Times New Roman"/>
+          <w:color w:val="000000" w:themeColor="text1"/>
+        </w:rPr>
+        <w:t xml:space="preserve"> D., Koay E., Brock KK. </w:t>
       </w:r>
       <w:r>
         <w:rPr>
@@ -7551,12 +8841,21 @@
         </w:rPr>
         <w:t xml:space="preserve">McCulloch, M., </w:t>
       </w:r>
+      <w:proofErr w:type="spellStart"/>
       <w:r>
         <w:rPr>
           <w:rFonts w:ascii="Times New Roman" w:eastAsia="Times New Roman" w:hAnsi="Times New Roman" w:cs="Times New Roman"/>
           <w:color w:val="000000" w:themeColor="text1"/>
         </w:rPr>
-        <w:t xml:space="preserve">Cazoulat G., Rigaud B., </w:t>
+        <w:t>Cazoulat</w:t>
+      </w:r>
+      <w:proofErr w:type="spellEnd"/>
+      <w:r>
+        <w:rPr>
+          <w:rFonts w:ascii="Times New Roman" w:eastAsia="Times New Roman" w:hAnsi="Times New Roman" w:cs="Times New Roman"/>
+          <w:color w:val="000000" w:themeColor="text1"/>
+        </w:rPr>
+        <w:t xml:space="preserve"> G., Rigaud B., </w:t>
       </w:r>
       <w:r>
         <w:rPr>
@@ -7567,12 +8866,53 @@
         </w:rPr>
         <w:t xml:space="preserve">Anderson B.M., </w:t>
       </w:r>
+      <w:proofErr w:type="spellStart"/>
       <w:r>
         <w:rPr>
           <w:rFonts w:ascii="Times New Roman" w:eastAsia="Times New Roman" w:hAnsi="Times New Roman" w:cs="Times New Roman"/>
           <w:color w:val="000000" w:themeColor="text1"/>
         </w:rPr>
-        <w:t>Kirimli E., Gryshkevych S., Svensson S., Ohrt A., Chopra A., Mathew R., Zaid M., Elganainy D., ,Balter P., Koay E., Brock KK.</w:t>
+        <w:t>Kirimli</w:t>
+      </w:r>
+      <w:proofErr w:type="spellEnd"/>
+      <w:r>
+        <w:rPr>
+          <w:rFonts w:ascii="Times New Roman" w:eastAsia="Times New Roman" w:hAnsi="Times New Roman" w:cs="Times New Roman"/>
+          <w:color w:val="000000" w:themeColor="text1"/>
+        </w:rPr>
+        <w:t xml:space="preserve"> E., </w:t>
+      </w:r>
+      <w:proofErr w:type="spellStart"/>
+      <w:r>
+        <w:rPr>
+          <w:rFonts w:ascii="Times New Roman" w:eastAsia="Times New Roman" w:hAnsi="Times New Roman" w:cs="Times New Roman"/>
+          <w:color w:val="000000" w:themeColor="text1"/>
+        </w:rPr>
+        <w:t>Gryshkevych</w:t>
+      </w:r>
+      <w:proofErr w:type="spellEnd"/>
+      <w:r>
+        <w:rPr>
+          <w:rFonts w:ascii="Times New Roman" w:eastAsia="Times New Roman" w:hAnsi="Times New Roman" w:cs="Times New Roman"/>
+          <w:color w:val="000000" w:themeColor="text1"/>
+        </w:rPr>
+        <w:t xml:space="preserve"> S., Svensson S., Ohrt A., Chopra A., Mathew R., Zaid M., </w:t>
+      </w:r>
+      <w:proofErr w:type="spellStart"/>
+      <w:r>
+        <w:rPr>
+          <w:rFonts w:ascii="Times New Roman" w:eastAsia="Times New Roman" w:hAnsi="Times New Roman" w:cs="Times New Roman"/>
+          <w:color w:val="000000" w:themeColor="text1"/>
+        </w:rPr>
+        <w:t>Elganainy</w:t>
+      </w:r>
+      <w:proofErr w:type="spellEnd"/>
+      <w:r>
+        <w:rPr>
+          <w:rFonts w:ascii="Times New Roman" w:eastAsia="Times New Roman" w:hAnsi="Times New Roman" w:cs="Times New Roman"/>
+          <w:color w:val="000000" w:themeColor="text1"/>
+        </w:rPr>
+        <w:t xml:space="preserve"> D., ,Balter P., Koay E., Brock KK.</w:t>
       </w:r>
       <w:r>
         <w:rPr>
@@ -7785,12 +9125,21 @@
           <w:color w:val="000000" w:themeColor="text1"/>
         </w:rPr>
       </w:pPr>
-      <w:r>
-        <w:rPr>
-          <w:rFonts w:ascii="Times New Roman" w:hAnsi="Times New Roman" w:cs="Times New Roman"/>
-          <w:color w:val="000000" w:themeColor="text1"/>
-        </w:rPr>
-        <w:t xml:space="preserve">Elhalawani, H., </w:t>
+      <w:proofErr w:type="spellStart"/>
+      <w:r>
+        <w:rPr>
+          <w:rFonts w:ascii="Times New Roman" w:hAnsi="Times New Roman" w:cs="Times New Roman"/>
+          <w:color w:val="000000" w:themeColor="text1"/>
+        </w:rPr>
+        <w:t>Elhalawani</w:t>
+      </w:r>
+      <w:proofErr w:type="spellEnd"/>
+      <w:r>
+        <w:rPr>
+          <w:rFonts w:ascii="Times New Roman" w:hAnsi="Times New Roman" w:cs="Times New Roman"/>
+          <w:color w:val="000000" w:themeColor="text1"/>
+        </w:rPr>
+        <w:t xml:space="preserve">, H., </w:t>
       </w:r>
       <w:r>
         <w:rPr>
@@ -7860,7 +9209,25 @@
           <w:color w:val="000000" w:themeColor="text1"/>
           <w:shd w:val="clear" w:color="auto" w:fill="FFFFFF"/>
         </w:rPr>
-        <w:t xml:space="preserve">McCulloch M., Elhalawani H., </w:t>
+        <w:t xml:space="preserve">McCulloch M., </w:t>
+      </w:r>
+      <w:proofErr w:type="spellStart"/>
+      <w:r>
+        <w:rPr>
+          <w:rFonts w:ascii="Times New Roman" w:hAnsi="Times New Roman"/>
+          <w:color w:val="000000" w:themeColor="text1"/>
+          <w:shd w:val="clear" w:color="auto" w:fill="FFFFFF"/>
+        </w:rPr>
+        <w:t>Elhalawani</w:t>
+      </w:r>
+      <w:proofErr w:type="spellEnd"/>
+      <w:r>
+        <w:rPr>
+          <w:rFonts w:ascii="Times New Roman" w:hAnsi="Times New Roman"/>
+          <w:color w:val="000000" w:themeColor="text1"/>
+          <w:shd w:val="clear" w:color="auto" w:fill="FFFFFF"/>
+        </w:rPr>
+        <w:t xml:space="preserve"> H., </w:t>
       </w:r>
       <w:r>
         <w:rPr>
@@ -7917,6 +9284,7 @@
           <w:rFonts w:ascii="Times New Roman" w:hAnsi="Times New Roman"/>
           <w:color w:val="000000" w:themeColor="text1"/>
         </w:rPr>
+        <w:lastRenderedPageBreak/>
         <w:t xml:space="preserve">Lin E.Y., </w:t>
       </w:r>
       <w:r>
@@ -7977,7 +9345,23 @@
           <w:rFonts w:ascii="Times New Roman" w:hAnsi="Times New Roman"/>
           <w:color w:val="000000" w:themeColor="text1"/>
         </w:rPr>
-        <w:t xml:space="preserve">Ger R., Cardenas C., Rubinstein A., Netherton T., Ingram W., Fave X., Owens C., </w:t>
+        <w:t xml:space="preserve">Ger R., Cardenas C., Rubinstein A., Netherton T., Ingram W., </w:t>
+      </w:r>
+      <w:proofErr w:type="spellStart"/>
+      <w:r>
+        <w:rPr>
+          <w:rFonts w:ascii="Times New Roman" w:hAnsi="Times New Roman"/>
+          <w:color w:val="000000" w:themeColor="text1"/>
+        </w:rPr>
+        <w:t>Fave</w:t>
+      </w:r>
+      <w:proofErr w:type="spellEnd"/>
+      <w:r>
+        <w:rPr>
+          <w:rFonts w:ascii="Times New Roman" w:hAnsi="Times New Roman"/>
+          <w:color w:val="000000" w:themeColor="text1"/>
+        </w:rPr>
+        <w:t xml:space="preserve"> X., Owens C., </w:t>
       </w:r>
       <w:r>
         <w:rPr>
@@ -8038,7 +9422,6 @@
           <w:rFonts w:ascii="Times New Roman" w:hAnsi="Times New Roman"/>
           <w:color w:val="000000" w:themeColor="text1"/>
         </w:rPr>
-        <w:lastRenderedPageBreak/>
         <w:t xml:space="preserve">Sen A, </w:t>
       </w:r>
       <w:r>
@@ -8056,12 +9439,37 @@
         </w:rPr>
         <w:t xml:space="preserve">, </w:t>
       </w:r>
-      <w:r>
-        <w:rPr>
-          <w:rFonts w:ascii="Times New Roman" w:hAnsi="Times New Roman"/>
-          <w:color w:val="000000" w:themeColor="text1"/>
-        </w:rPr>
-        <w:t>Cazoulat G., Zaid M., Chaudhury B., Elganainy D., Koay E., Brock KK</w:t>
+      <w:proofErr w:type="spellStart"/>
+      <w:r>
+        <w:rPr>
+          <w:rFonts w:ascii="Times New Roman" w:hAnsi="Times New Roman"/>
+          <w:color w:val="000000" w:themeColor="text1"/>
+        </w:rPr>
+        <w:t>Cazoulat</w:t>
+      </w:r>
+      <w:proofErr w:type="spellEnd"/>
+      <w:r>
+        <w:rPr>
+          <w:rFonts w:ascii="Times New Roman" w:hAnsi="Times New Roman"/>
+          <w:color w:val="000000" w:themeColor="text1"/>
+        </w:rPr>
+        <w:t xml:space="preserve"> G., Zaid M., Chaudhury B., </w:t>
+      </w:r>
+      <w:proofErr w:type="spellStart"/>
+      <w:r>
+        <w:rPr>
+          <w:rFonts w:ascii="Times New Roman" w:hAnsi="Times New Roman"/>
+          <w:color w:val="000000" w:themeColor="text1"/>
+        </w:rPr>
+        <w:t>Elganainy</w:t>
+      </w:r>
+      <w:proofErr w:type="spellEnd"/>
+      <w:r>
+        <w:rPr>
+          <w:rFonts w:ascii="Times New Roman" w:hAnsi="Times New Roman"/>
+          <w:color w:val="000000" w:themeColor="text1"/>
+        </w:rPr>
+        <w:t xml:space="preserve"> D., Koay E., Brock KK</w:t>
       </w:r>
       <w:r>
         <w:rPr>
@@ -8101,12 +9509,21 @@
           <w:color w:val="000000" w:themeColor="text1"/>
         </w:rPr>
       </w:pPr>
-      <w:r>
-        <w:rPr>
-          <w:rFonts w:ascii="Times New Roman" w:hAnsi="Times New Roman" w:cs="Times New Roman"/>
-          <w:color w:val="000000" w:themeColor="text1"/>
-        </w:rPr>
-        <w:t xml:space="preserve">Cazoulat G, Chaudhury B, </w:t>
+      <w:proofErr w:type="spellStart"/>
+      <w:r>
+        <w:rPr>
+          <w:rFonts w:ascii="Times New Roman" w:hAnsi="Times New Roman" w:cs="Times New Roman"/>
+          <w:color w:val="000000" w:themeColor="text1"/>
+        </w:rPr>
+        <w:t>Cazoulat</w:t>
+      </w:r>
+      <w:proofErr w:type="spellEnd"/>
+      <w:r>
+        <w:rPr>
+          <w:rFonts w:ascii="Times New Roman" w:hAnsi="Times New Roman" w:cs="Times New Roman"/>
+          <w:color w:val="000000" w:themeColor="text1"/>
+        </w:rPr>
+        <w:t xml:space="preserve"> G, Chaudhury B, </w:t>
       </w:r>
       <w:r>
         <w:rPr>
@@ -8128,7 +9545,23 @@
           <w:rFonts w:ascii="Times New Roman" w:hAnsi="Times New Roman" w:cs="Times New Roman"/>
           <w:color w:val="000000" w:themeColor="text1"/>
         </w:rPr>
-        <w:t>Zaid M., Elganainy D., Koay E., Brock KK</w:t>
+        <w:t xml:space="preserve">Zaid M., </w:t>
+      </w:r>
+      <w:proofErr w:type="spellStart"/>
+      <w:r>
+        <w:rPr>
+          <w:rFonts w:ascii="Times New Roman" w:hAnsi="Times New Roman" w:cs="Times New Roman"/>
+          <w:color w:val="000000" w:themeColor="text1"/>
+        </w:rPr>
+        <w:t>Elganainy</w:t>
+      </w:r>
+      <w:proofErr w:type="spellEnd"/>
+      <w:r>
+        <w:rPr>
+          <w:rFonts w:ascii="Times New Roman" w:hAnsi="Times New Roman" w:cs="Times New Roman"/>
+          <w:color w:val="000000" w:themeColor="text1"/>
+        </w:rPr>
+        <w:t xml:space="preserve"> D., Koay E., Brock KK</w:t>
       </w:r>
       <w:r>
         <w:rPr>
@@ -8232,7 +9665,23 @@
           <w:rFonts w:ascii="Times New Roman" w:hAnsi="Times New Roman" w:cs="Times New Roman"/>
           <w:color w:val="000000" w:themeColor="text1"/>
         </w:rPr>
-        <w:t>European Society of Interventional Radiology: Reliability in Percutaneous Tumour Ablation. (2019)</w:t>
+        <w:t xml:space="preserve">European Society of Interventional Radiology: Reliability in Percutaneous </w:t>
+      </w:r>
+      <w:proofErr w:type="spellStart"/>
+      <w:r>
+        <w:rPr>
+          <w:rFonts w:ascii="Times New Roman" w:hAnsi="Times New Roman" w:cs="Times New Roman"/>
+          <w:color w:val="000000" w:themeColor="text1"/>
+        </w:rPr>
+        <w:t>Tumour</w:t>
+      </w:r>
+      <w:proofErr w:type="spellEnd"/>
+      <w:r>
+        <w:rPr>
+          <w:rFonts w:ascii="Times New Roman" w:hAnsi="Times New Roman" w:cs="Times New Roman"/>
+          <w:color w:val="000000" w:themeColor="text1"/>
+        </w:rPr>
+        <w:t xml:space="preserve"> Ablation. (2019)</w:t>
       </w:r>
     </w:p>
     <w:p>

--- a/Clincal_CV/BMAnderson CV.docx
+++ b/Clincal_CV/BMAnderson CV.docx
@@ -526,7 +526,23 @@
           <w:rFonts w:ascii="Times New Roman" w:hAnsi="Times New Roman" w:cs="Times New Roman"/>
           <w:color w:val="000000" w:themeColor="text1"/>
         </w:rPr>
-        <w:t xml:space="preserve"> for improving patient safety and plan quality in radiation oncology. Facilitating the implementation of </w:t>
+        <w:t xml:space="preserve"> for improving patient safety and </w:t>
+      </w:r>
+      <w:proofErr w:type="gramStart"/>
+      <w:r>
+        <w:rPr>
+          <w:rFonts w:ascii="Times New Roman" w:hAnsi="Times New Roman" w:cs="Times New Roman"/>
+          <w:color w:val="000000" w:themeColor="text1"/>
+        </w:rPr>
+        <w:t>plan</w:t>
+      </w:r>
+      <w:proofErr w:type="gramEnd"/>
+      <w:r>
+        <w:rPr>
+          <w:rFonts w:ascii="Times New Roman" w:hAnsi="Times New Roman" w:cs="Times New Roman"/>
+          <w:color w:val="000000" w:themeColor="text1"/>
+        </w:rPr>
+        <w:t xml:space="preserve"> quality in radiation oncology. Facilitating the implementation of </w:t>
       </w:r>
       <w:r>
         <w:rPr>
@@ -810,7 +826,23 @@
           <w:rFonts w:ascii="Times New Roman" w:hAnsi="Times New Roman" w:cs="Times New Roman"/>
           <w:color w:val="000000" w:themeColor="text1"/>
         </w:rPr>
-        <w:t>American Association of Physicists in Medicine (AAPM) Summer Undergraduate Fellowship Program: 10 week program designed to gain experience in medical physics; work spent commissioning new Elekta linear accelerator in Eureka, CA (2014)</w:t>
+        <w:t xml:space="preserve">American Association of Physicists in Medicine (AAPM) Summer Undergraduate Fellowship Program: </w:t>
+      </w:r>
+      <w:proofErr w:type="gramStart"/>
+      <w:r>
+        <w:rPr>
+          <w:rFonts w:ascii="Times New Roman" w:hAnsi="Times New Roman" w:cs="Times New Roman"/>
+          <w:color w:val="000000" w:themeColor="text1"/>
+        </w:rPr>
+        <w:t>10 week</w:t>
+      </w:r>
+      <w:proofErr w:type="gramEnd"/>
+      <w:r>
+        <w:rPr>
+          <w:rFonts w:ascii="Times New Roman" w:hAnsi="Times New Roman" w:cs="Times New Roman"/>
+          <w:color w:val="000000" w:themeColor="text1"/>
+        </w:rPr>
+        <w:t xml:space="preserve"> program designed to gain experience in medical physics; work spent commissioning new Elekta linear accelerator in Eureka, CA (2014)</w:t>
       </w:r>
     </w:p>
     <w:p>
@@ -1062,8 +1094,17 @@
           <w:rFonts w:ascii="Times New Roman" w:hAnsi="Times New Roman" w:cs="Times New Roman"/>
           <w:color w:val="000000" w:themeColor="text1"/>
         </w:rPr>
-        <w:t>True Beam: resident responsibility</w:t>
-      </w:r>
+        <w:t xml:space="preserve">True Beam: </w:t>
+      </w:r>
+      <w:proofErr w:type="gramStart"/>
+      <w:r>
+        <w:rPr>
+          <w:rFonts w:ascii="Times New Roman" w:hAnsi="Times New Roman" w:cs="Times New Roman"/>
+          <w:color w:val="000000" w:themeColor="text1"/>
+        </w:rPr>
+        <w:t>resident responsibility</w:t>
+      </w:r>
+      <w:proofErr w:type="gramEnd"/>
       <w:r>
         <w:rPr>
           <w:rFonts w:ascii="Times New Roman" w:hAnsi="Times New Roman" w:cs="Times New Roman"/>
@@ -2241,7 +2282,23 @@
           <w:rFonts w:ascii="Times New Roman" w:hAnsi="Times New Roman" w:cs="Times New Roman"/>
           <w:color w:val="000000" w:themeColor="text1"/>
         </w:rPr>
-        <w:t>: Inherent frames of reference are needed to be broken prior to registration of MR and CT images in the UCSD clinic. This tool automatically breaks the inherent registration among the MR images in an efficient manner</w:t>
+        <w:t xml:space="preserve">: Inherent frames of reference </w:t>
+      </w:r>
+      <w:proofErr w:type="gramStart"/>
+      <w:r>
+        <w:rPr>
+          <w:rFonts w:ascii="Times New Roman" w:hAnsi="Times New Roman" w:cs="Times New Roman"/>
+          <w:color w:val="000000" w:themeColor="text1"/>
+        </w:rPr>
+        <w:t>are needed</w:t>
+      </w:r>
+      <w:proofErr w:type="gramEnd"/>
+      <w:r>
+        <w:rPr>
+          <w:rFonts w:ascii="Times New Roman" w:hAnsi="Times New Roman" w:cs="Times New Roman"/>
+          <w:color w:val="000000" w:themeColor="text1"/>
+        </w:rPr>
+        <w:t xml:space="preserve"> to be broken prior to registration of MR and CT images in the UCSD clinic. This tool automatically breaks the inherent registration among the MR images in an efficient manner</w:t>
       </w:r>
       <w:r>
         <w:rPr>
@@ -2499,7 +2556,15 @@
           <w:rFonts w:ascii="Times New Roman" w:hAnsi="Times New Roman" w:cs="Times New Roman"/>
           <w:color w:val="000000" w:themeColor="text1"/>
         </w:rPr>
-        <w:t xml:space="preserve"> place</w:t>
+        <w:t xml:space="preserve"> </w:t>
+      </w:r>
+      <w:proofErr w:type="gramStart"/>
+      <w:r>
+        <w:rPr>
+          <w:rFonts w:ascii="Times New Roman" w:hAnsi="Times New Roman" w:cs="Times New Roman"/>
+          <w:color w:val="000000" w:themeColor="text1"/>
+        </w:rPr>
+        <w:t>place</w:t>
       </w:r>
       <w:r>
         <w:rPr>
@@ -2513,7 +2578,15 @@
           <w:rFonts w:ascii="Times New Roman" w:hAnsi="Times New Roman" w:cs="Times New Roman"/>
           <w:color w:val="000000" w:themeColor="text1"/>
         </w:rPr>
-        <w:t>‘Why is scientific communication important?’</w:t>
+        <w:t>‘</w:t>
+      </w:r>
+      <w:proofErr w:type="gramEnd"/>
+      <w:r>
+        <w:rPr>
+          <w:rFonts w:ascii="Times New Roman" w:hAnsi="Times New Roman" w:cs="Times New Roman"/>
+          <w:color w:val="000000" w:themeColor="text1"/>
+        </w:rPr>
+        <w:t>Why is scientific communication important?’</w:t>
       </w:r>
       <w:r>
         <w:rPr>
@@ -2920,9 +2993,18 @@
           <w:rFonts w:ascii="Times New Roman" w:hAnsi="Times New Roman" w:cs="Times New Roman"/>
           <w:color w:val="000000" w:themeColor="text1"/>
         </w:rPr>
-        <w:t xml:space="preserve"> Part of this work is also in implementing automated treatment checks ‘</w:t>
+        <w:t xml:space="preserve"> Part of this work is also in implementing automated treatment </w:t>
+      </w:r>
+      <w:proofErr w:type="gramStart"/>
+      <w:r>
+        <w:rPr>
+          <w:rFonts w:ascii="Times New Roman" w:hAnsi="Times New Roman" w:cs="Times New Roman"/>
+          <w:color w:val="000000" w:themeColor="text1"/>
+        </w:rPr>
+        <w:t>checks ‘</w:t>
       </w:r>
       <w:proofErr w:type="spellStart"/>
+      <w:proofErr w:type="gramEnd"/>
       <w:r>
         <w:rPr>
           <w:rFonts w:ascii="Times New Roman" w:hAnsi="Times New Roman" w:cs="Times New Roman"/>
@@ -2936,7 +3018,39 @@
           <w:rFonts w:ascii="Times New Roman" w:hAnsi="Times New Roman" w:cs="Times New Roman"/>
           <w:color w:val="000000" w:themeColor="text1"/>
         </w:rPr>
-        <w:t>’ to provide added support to the dosimetrists and physicists.</w:t>
+        <w:t>’</w:t>
+      </w:r>
+      <w:proofErr w:type="gramStart"/>
+      <w:r>
+        <w:rPr>
+          <w:rFonts w:ascii="Times New Roman" w:hAnsi="Times New Roman" w:cs="Times New Roman"/>
+          <w:color w:val="000000" w:themeColor="text1"/>
+        </w:rPr>
+        <w:t xml:space="preserve"> to</w:t>
+      </w:r>
+      <w:proofErr w:type="gramEnd"/>
+      <w:r>
+        <w:rPr>
+          <w:rFonts w:ascii="Times New Roman" w:hAnsi="Times New Roman" w:cs="Times New Roman"/>
+          <w:color w:val="000000" w:themeColor="text1"/>
+        </w:rPr>
+        <w:t xml:space="preserve"> provide added support to </w:t>
+      </w:r>
+      <w:proofErr w:type="gramStart"/>
+      <w:r>
+        <w:rPr>
+          <w:rFonts w:ascii="Times New Roman" w:hAnsi="Times New Roman" w:cs="Times New Roman"/>
+          <w:color w:val="000000" w:themeColor="text1"/>
+        </w:rPr>
+        <w:t>the dosimetrists</w:t>
+      </w:r>
+      <w:proofErr w:type="gramEnd"/>
+      <w:r>
+        <w:rPr>
+          <w:rFonts w:ascii="Times New Roman" w:hAnsi="Times New Roman" w:cs="Times New Roman"/>
+          <w:color w:val="000000" w:themeColor="text1"/>
+        </w:rPr>
+        <w:t xml:space="preserve"> and physicists.</w:t>
       </w:r>
     </w:p>
     <w:p>
@@ -3155,12 +3269,21 @@
         </w:rPr>
         <w:t xml:space="preserve">MD Anderson, </w:t>
       </w:r>
-      <w:r>
-        <w:rPr>
-          <w:rFonts w:ascii="Times New Roman" w:hAnsi="Times New Roman" w:cs="Times New Roman"/>
-          <w:color w:val="000000" w:themeColor="text1"/>
-        </w:rPr>
-        <w:t xml:space="preserve">Master’s Thesis: </w:t>
+      <w:proofErr w:type="gramStart"/>
+      <w:r>
+        <w:rPr>
+          <w:rFonts w:ascii="Times New Roman" w:hAnsi="Times New Roman" w:cs="Times New Roman"/>
+          <w:color w:val="000000" w:themeColor="text1"/>
+        </w:rPr>
+        <w:t>Master’s</w:t>
+      </w:r>
+      <w:proofErr w:type="gramEnd"/>
+      <w:r>
+        <w:rPr>
+          <w:rFonts w:ascii="Times New Roman" w:hAnsi="Times New Roman" w:cs="Times New Roman"/>
+          <w:color w:val="000000" w:themeColor="text1"/>
+        </w:rPr>
+        <w:t xml:space="preserve"> Thesis: </w:t>
       </w:r>
       <w:r>
         <w:rPr>
@@ -3222,42 +3345,28 @@
           <w:rFonts w:ascii="Times New Roman" w:hAnsi="Times New Roman" w:cs="Times New Roman"/>
           <w:color w:val="000000" w:themeColor="text1"/>
         </w:rPr>
-        <w:t>Mass</w:t>
-      </w:r>
-      <w:r>
-        <w:rPr>
-          <w:rFonts w:ascii="Times New Roman" w:hAnsi="Times New Roman" w:cs="Times New Roman"/>
-          <w:color w:val="000000" w:themeColor="text1"/>
-        </w:rPr>
-        <w:t>achusetts</w:t>
-      </w:r>
-      <w:r>
-        <w:rPr>
-          <w:rFonts w:ascii="Times New Roman" w:hAnsi="Times New Roman" w:cs="Times New Roman"/>
-          <w:color w:val="000000" w:themeColor="text1"/>
-        </w:rPr>
-        <w:t xml:space="preserve"> General </w:t>
-      </w:r>
-      <w:r>
-        <w:rPr>
-          <w:rFonts w:ascii="Times New Roman" w:hAnsi="Times New Roman" w:cs="Times New Roman"/>
-          <w:color w:val="000000" w:themeColor="text1"/>
-        </w:rPr>
-        <w:t xml:space="preserve">Hospital &amp; </w:t>
-      </w:r>
-      <w:r>
-        <w:rPr>
-          <w:rFonts w:ascii="Times New Roman" w:hAnsi="Times New Roman" w:cs="Times New Roman"/>
-          <w:color w:val="000000" w:themeColor="text1"/>
-        </w:rPr>
-        <w:t>Brigham</w:t>
-      </w:r>
-      <w:r>
-        <w:rPr>
-          <w:rFonts w:ascii="Times New Roman" w:hAnsi="Times New Roman" w:cs="Times New Roman"/>
-          <w:color w:val="000000" w:themeColor="text1"/>
-        </w:rPr>
-        <w:t>, Radiation Oncology Medical Physics Seminar Series (12/2025): “Building AI for the Clinic: When to use it and when to avoid it”</w:t>
+        <w:t xml:space="preserve">Winter Institute of Medical Physics (WIMP) </w:t>
+      </w:r>
+      <w:r>
+        <w:rPr>
+          <w:rFonts w:ascii="Times New Roman" w:hAnsi="Times New Roman" w:cs="Times New Roman"/>
+          <w:color w:val="000000" w:themeColor="text1"/>
+        </w:rPr>
+        <w:t>(02/2026)</w:t>
+      </w:r>
+      <w:r>
+        <w:rPr>
+          <w:rFonts w:ascii="Times New Roman" w:hAnsi="Times New Roman" w:cs="Times New Roman"/>
+          <w:color w:val="000000" w:themeColor="text1"/>
+        </w:rPr>
+        <w:t xml:space="preserve">: </w:t>
+      </w:r>
+      <w:r>
+        <w:rPr>
+          <w:rFonts w:ascii="Times New Roman" w:hAnsi="Times New Roman" w:cs="Times New Roman"/>
+          <w:color w:val="000000" w:themeColor="text1"/>
+        </w:rPr>
+        <w:t xml:space="preserve">“Making the Schedule: Optimizing Fairness as Best We Can” </w:t>
       </w:r>
     </w:p>
     <w:p>
@@ -3280,7 +3389,42 @@
           <w:rFonts w:ascii="Times New Roman" w:hAnsi="Times New Roman" w:cs="Times New Roman"/>
           <w:color w:val="000000" w:themeColor="text1"/>
         </w:rPr>
-        <w:t>MD Anderson, Image Guided Cancer Therapy Research Program &amp; CCSG Image-Guided Interventions &amp; Insights Program (06/2025): “Radiation Oncology &amp; Data Science: Successes, Failures, and Lessons Learned”</w:t>
+        <w:t>Mass</w:t>
+      </w:r>
+      <w:r>
+        <w:rPr>
+          <w:rFonts w:ascii="Times New Roman" w:hAnsi="Times New Roman" w:cs="Times New Roman"/>
+          <w:color w:val="000000" w:themeColor="text1"/>
+        </w:rPr>
+        <w:t>achusetts</w:t>
+      </w:r>
+      <w:r>
+        <w:rPr>
+          <w:rFonts w:ascii="Times New Roman" w:hAnsi="Times New Roman" w:cs="Times New Roman"/>
+          <w:color w:val="000000" w:themeColor="text1"/>
+        </w:rPr>
+        <w:t xml:space="preserve"> General </w:t>
+      </w:r>
+      <w:r>
+        <w:rPr>
+          <w:rFonts w:ascii="Times New Roman" w:hAnsi="Times New Roman" w:cs="Times New Roman"/>
+          <w:color w:val="000000" w:themeColor="text1"/>
+        </w:rPr>
+        <w:t xml:space="preserve">Hospital &amp; </w:t>
+      </w:r>
+      <w:r>
+        <w:rPr>
+          <w:rFonts w:ascii="Times New Roman" w:hAnsi="Times New Roman" w:cs="Times New Roman"/>
+          <w:color w:val="000000" w:themeColor="text1"/>
+        </w:rPr>
+        <w:t>Brigham</w:t>
+      </w:r>
+      <w:r>
+        <w:rPr>
+          <w:rFonts w:ascii="Times New Roman" w:hAnsi="Times New Roman" w:cs="Times New Roman"/>
+          <w:color w:val="000000" w:themeColor="text1"/>
+        </w:rPr>
+        <w:t>, Radiation Oncology Medical Physics Seminar Series (12/2025): “Building AI for the Clinic: When to use it and when to avoid it”</w:t>
       </w:r>
     </w:p>
     <w:p>
@@ -3303,7 +3447,7 @@
           <w:rFonts w:ascii="Times New Roman" w:hAnsi="Times New Roman" w:cs="Times New Roman"/>
           <w:color w:val="000000" w:themeColor="text1"/>
         </w:rPr>
-        <w:t>University of North Carolina, Chapel Hill Research Retreat (05/2025): “Standardizing for Success: The Future of Radiation Oncology Data”</w:t>
+        <w:t>MD Anderson, Image Guided Cancer Therapy Research Program &amp; CCSG Image-Guided Interventions &amp; Insights Program (06/2025): “Radiation Oncology &amp; Data Science: Successes, Failures, and Lessons Learned”</w:t>
       </w:r>
     </w:p>
     <w:p>
@@ -3326,7 +3470,7 @@
           <w:rFonts w:ascii="Times New Roman" w:hAnsi="Times New Roman" w:cs="Times New Roman"/>
           <w:color w:val="000000" w:themeColor="text1"/>
         </w:rPr>
-        <w:t>Winter Institute of Medical Physics (WIMP) Workshop (02/2025)</w:t>
+        <w:t>University of North Carolina, Chapel Hill Research Retreat (05/2025): “Standardizing for Success: The Future of Radiation Oncology Data”</w:t>
       </w:r>
     </w:p>
     <w:p>
@@ -3349,7 +3493,7 @@
           <w:rFonts w:ascii="Times New Roman" w:hAnsi="Times New Roman" w:cs="Times New Roman"/>
           <w:color w:val="000000" w:themeColor="text1"/>
         </w:rPr>
-        <w:t>Healthcare Data &amp; Analytics Association (HDAA): “Building Data Highways: Mining our Treatment Planning System” (09/2024)</w:t>
+        <w:t>Winter Institute of Medical Physics (WIMP) Workshop (02/2025)</w:t>
       </w:r>
     </w:p>
     <w:p>
@@ -3372,98 +3516,7 @@
           <w:rFonts w:ascii="Times New Roman" w:hAnsi="Times New Roman" w:cs="Times New Roman"/>
           <w:color w:val="000000" w:themeColor="text1"/>
         </w:rPr>
-        <w:t>U</w:t>
-      </w:r>
-      <w:r>
-        <w:rPr>
-          <w:rFonts w:ascii="Times New Roman" w:hAnsi="Times New Roman" w:cs="Times New Roman"/>
-          <w:color w:val="000000" w:themeColor="text1"/>
-        </w:rPr>
-        <w:t>niversity of North Carolina,</w:t>
-      </w:r>
-      <w:r>
-        <w:rPr>
-          <w:rFonts w:ascii="Times New Roman" w:hAnsi="Times New Roman" w:cs="Times New Roman"/>
-          <w:color w:val="000000" w:themeColor="text1"/>
-        </w:rPr>
-        <w:t xml:space="preserve"> The Analytics Community (TAC)</w:t>
-      </w:r>
-      <w:r>
-        <w:rPr>
-          <w:rFonts w:ascii="Times New Roman" w:hAnsi="Times New Roman" w:cs="Times New Roman"/>
-          <w:color w:val="000000" w:themeColor="text1"/>
-        </w:rPr>
-        <w:t>:</w:t>
-      </w:r>
-      <w:r>
-        <w:rPr>
-          <w:rFonts w:ascii="Times New Roman" w:hAnsi="Times New Roman" w:cs="Times New Roman"/>
-          <w:color w:val="000000" w:themeColor="text1"/>
-        </w:rPr>
-        <w:t xml:space="preserve"> “</w:t>
-      </w:r>
-      <w:r>
-        <w:rPr>
-          <w:rFonts w:ascii="Times New Roman" w:hAnsi="Times New Roman" w:cs="Times New Roman"/>
-          <w:color w:val="000000" w:themeColor="text1"/>
-        </w:rPr>
-        <w:t xml:space="preserve">Getting more out of </w:t>
-      </w:r>
-      <w:r>
-        <w:rPr>
-          <w:rFonts w:ascii="Times New Roman" w:hAnsi="Times New Roman" w:cs="Times New Roman"/>
-          <w:color w:val="000000" w:themeColor="text1"/>
-        </w:rPr>
-        <w:t xml:space="preserve">our </w:t>
-      </w:r>
-      <w:r>
-        <w:rPr>
-          <w:rFonts w:ascii="Times New Roman" w:hAnsi="Times New Roman" w:cs="Times New Roman"/>
-          <w:color w:val="000000" w:themeColor="text1"/>
-        </w:rPr>
-        <w:t>H</w:t>
-      </w:r>
-      <w:r>
-        <w:rPr>
-          <w:rFonts w:ascii="Times New Roman" w:hAnsi="Times New Roman" w:cs="Times New Roman"/>
-          <w:color w:val="000000" w:themeColor="text1"/>
-        </w:rPr>
-        <w:t xml:space="preserve">ealthcare </w:t>
-      </w:r>
-      <w:r>
-        <w:rPr>
-          <w:rFonts w:ascii="Times New Roman" w:hAnsi="Times New Roman" w:cs="Times New Roman"/>
-          <w:color w:val="000000" w:themeColor="text1"/>
-        </w:rPr>
-        <w:t>I</w:t>
-      </w:r>
-      <w:r>
-        <w:rPr>
-          <w:rFonts w:ascii="Times New Roman" w:hAnsi="Times New Roman" w:cs="Times New Roman"/>
-          <w:color w:val="000000" w:themeColor="text1"/>
-        </w:rPr>
-        <w:t>nfrastructure</w:t>
-      </w:r>
-      <w:r>
-        <w:rPr>
-          <w:rFonts w:ascii="Times New Roman" w:hAnsi="Times New Roman" w:cs="Times New Roman"/>
-          <w:color w:val="000000" w:themeColor="text1"/>
-        </w:rPr>
-        <w:t>” (0</w:t>
-      </w:r>
-      <w:r>
-        <w:rPr>
-          <w:rFonts w:ascii="Times New Roman" w:hAnsi="Times New Roman" w:cs="Times New Roman"/>
-          <w:color w:val="000000" w:themeColor="text1"/>
-        </w:rPr>
-        <w:t>8</w:t>
-      </w:r>
-      <w:r>
-        <w:rPr>
-          <w:rFonts w:ascii="Times New Roman" w:hAnsi="Times New Roman" w:cs="Times New Roman"/>
-          <w:color w:val="000000" w:themeColor="text1"/>
-        </w:rPr>
-        <w:t>/2024)</w:t>
+        <w:t>Healthcare Data &amp; Analytics Association (HDAA): “Building Data Highways: Mining our Treatment Planning System” (09/2024)</w:t>
       </w:r>
     </w:p>
     <w:p>
@@ -3486,7 +3539,98 @@
           <w:rFonts w:ascii="Times New Roman" w:hAnsi="Times New Roman" w:cs="Times New Roman"/>
           <w:color w:val="000000" w:themeColor="text1"/>
         </w:rPr>
-        <w:t>AAPM, Therapy Symposium: Therapeutic Planning, Delivery, Adaptation: “AI for segmentation and Registration” (07/2024)</w:t>
+        <w:t>U</w:t>
+      </w:r>
+      <w:r>
+        <w:rPr>
+          <w:rFonts w:ascii="Times New Roman" w:hAnsi="Times New Roman" w:cs="Times New Roman"/>
+          <w:color w:val="000000" w:themeColor="text1"/>
+        </w:rPr>
+        <w:t>niversity of North Carolina,</w:t>
+      </w:r>
+      <w:r>
+        <w:rPr>
+          <w:rFonts w:ascii="Times New Roman" w:hAnsi="Times New Roman" w:cs="Times New Roman"/>
+          <w:color w:val="000000" w:themeColor="text1"/>
+        </w:rPr>
+        <w:t xml:space="preserve"> The Analytics Community (TAC)</w:t>
+      </w:r>
+      <w:r>
+        <w:rPr>
+          <w:rFonts w:ascii="Times New Roman" w:hAnsi="Times New Roman" w:cs="Times New Roman"/>
+          <w:color w:val="000000" w:themeColor="text1"/>
+        </w:rPr>
+        <w:t>:</w:t>
+      </w:r>
+      <w:r>
+        <w:rPr>
+          <w:rFonts w:ascii="Times New Roman" w:hAnsi="Times New Roman" w:cs="Times New Roman"/>
+          <w:color w:val="000000" w:themeColor="text1"/>
+        </w:rPr>
+        <w:t xml:space="preserve"> “</w:t>
+      </w:r>
+      <w:r>
+        <w:rPr>
+          <w:rFonts w:ascii="Times New Roman" w:hAnsi="Times New Roman" w:cs="Times New Roman"/>
+          <w:color w:val="000000" w:themeColor="text1"/>
+        </w:rPr>
+        <w:t xml:space="preserve">Getting more out of </w:t>
+      </w:r>
+      <w:r>
+        <w:rPr>
+          <w:rFonts w:ascii="Times New Roman" w:hAnsi="Times New Roman" w:cs="Times New Roman"/>
+          <w:color w:val="000000" w:themeColor="text1"/>
+        </w:rPr>
+        <w:t xml:space="preserve">our </w:t>
+      </w:r>
+      <w:r>
+        <w:rPr>
+          <w:rFonts w:ascii="Times New Roman" w:hAnsi="Times New Roman" w:cs="Times New Roman"/>
+          <w:color w:val="000000" w:themeColor="text1"/>
+        </w:rPr>
+        <w:t>H</w:t>
+      </w:r>
+      <w:r>
+        <w:rPr>
+          <w:rFonts w:ascii="Times New Roman" w:hAnsi="Times New Roman" w:cs="Times New Roman"/>
+          <w:color w:val="000000" w:themeColor="text1"/>
+        </w:rPr>
+        <w:t xml:space="preserve">ealthcare </w:t>
+      </w:r>
+      <w:r>
+        <w:rPr>
+          <w:rFonts w:ascii="Times New Roman" w:hAnsi="Times New Roman" w:cs="Times New Roman"/>
+          <w:color w:val="000000" w:themeColor="text1"/>
+        </w:rPr>
+        <w:t>I</w:t>
+      </w:r>
+      <w:r>
+        <w:rPr>
+          <w:rFonts w:ascii="Times New Roman" w:hAnsi="Times New Roman" w:cs="Times New Roman"/>
+          <w:color w:val="000000" w:themeColor="text1"/>
+        </w:rPr>
+        <w:t>nfrastructure</w:t>
+      </w:r>
+      <w:r>
+        <w:rPr>
+          <w:rFonts w:ascii="Times New Roman" w:hAnsi="Times New Roman" w:cs="Times New Roman"/>
+          <w:color w:val="000000" w:themeColor="text1"/>
+        </w:rPr>
+        <w:t>” (0</w:t>
+      </w:r>
+      <w:r>
+        <w:rPr>
+          <w:rFonts w:ascii="Times New Roman" w:hAnsi="Times New Roman" w:cs="Times New Roman"/>
+          <w:color w:val="000000" w:themeColor="text1"/>
+        </w:rPr>
+        <w:t>8</w:t>
+      </w:r>
+      <w:r>
+        <w:rPr>
+          <w:rFonts w:ascii="Times New Roman" w:hAnsi="Times New Roman" w:cs="Times New Roman"/>
+          <w:color w:val="000000" w:themeColor="text1"/>
+        </w:rPr>
+        <w:t>/2024)</w:t>
       </w:r>
     </w:p>
     <w:p>
@@ -3510,21 +3654,7 @@
           <w:color w:val="000000" w:themeColor="text1"/>
         </w:rPr>
         <w:lastRenderedPageBreak/>
-        <w:t>Georgia Institute of Technology, invited lecturer: “</w:t>
-      </w:r>
-      <w:r>
-        <w:rPr>
-          <w:rFonts w:ascii="Times New Roman" w:hAnsi="Times New Roman" w:cs="Times New Roman"/>
-          <w:color w:val="000000" w:themeColor="text1"/>
-        </w:rPr>
-        <w:t>Reimagining Medical Physics: A Deeper Dive into Deep Learning</w:t>
-      </w:r>
-      <w:r>
-        <w:rPr>
-          <w:rFonts w:ascii="Times New Roman" w:hAnsi="Times New Roman" w:cs="Times New Roman"/>
-          <w:color w:val="000000" w:themeColor="text1"/>
-        </w:rPr>
-        <w:t>” (11/2023)</w:t>
+        <w:t>AAPM, Therapy Symposium: Therapeutic Planning, Delivery, Adaptation: “AI for segmentation and Registration” (07/2024)</w:t>
       </w:r>
     </w:p>
     <w:p>
@@ -3547,21 +3677,21 @@
           <w:rFonts w:ascii="Times New Roman" w:hAnsi="Times New Roman" w:cs="Times New Roman"/>
           <w:color w:val="000000" w:themeColor="text1"/>
         </w:rPr>
-        <w:t>ESTRO-AAPM, Joint Symposium Session: “</w:t>
-      </w:r>
-      <w:r>
-        <w:rPr>
-          <w:rFonts w:ascii="Times New Roman" w:hAnsi="Times New Roman" w:cs="Times New Roman"/>
-          <w:color w:val="000000" w:themeColor="text1"/>
-        </w:rPr>
-        <w:t>Estro-AAPM: Big data, Big Headache”</w:t>
-      </w:r>
-      <w:r>
-        <w:rPr>
-          <w:rFonts w:ascii="Times New Roman" w:hAnsi="Times New Roman" w:cs="Times New Roman"/>
-          <w:color w:val="000000" w:themeColor="text1"/>
-        </w:rPr>
-        <w:t>, Title “Dealing with public datasets” (05/2023)</w:t>
+        <w:t>Georgia Institute of Technology, invited lecturer: “</w:t>
+      </w:r>
+      <w:r>
+        <w:rPr>
+          <w:rFonts w:ascii="Times New Roman" w:hAnsi="Times New Roman" w:cs="Times New Roman"/>
+          <w:color w:val="000000" w:themeColor="text1"/>
+        </w:rPr>
+        <w:t>Reimagining Medical Physics: A Deeper Dive into Deep Learning</w:t>
+      </w:r>
+      <w:r>
+        <w:rPr>
+          <w:rFonts w:ascii="Times New Roman" w:hAnsi="Times New Roman" w:cs="Times New Roman"/>
+          <w:color w:val="000000" w:themeColor="text1"/>
+        </w:rPr>
+        <w:t>” (11/2023)</w:t>
       </w:r>
     </w:p>
     <w:p>
@@ -3584,28 +3714,21 @@
           <w:rFonts w:ascii="Times New Roman" w:hAnsi="Times New Roman" w:cs="Times New Roman"/>
           <w:color w:val="000000" w:themeColor="text1"/>
         </w:rPr>
-        <w:t xml:space="preserve">MD Anderson, </w:t>
-      </w:r>
-      <w:r>
-        <w:rPr>
-          <w:rFonts w:ascii="Times New Roman" w:hAnsi="Times New Roman" w:cs="Times New Roman"/>
-          <w:color w:val="000000" w:themeColor="text1"/>
-        </w:rPr>
-        <w:t>Image Guided Cancer Therapy Workshop</w:t>
-      </w:r>
-      <w:r>
-        <w:rPr>
-          <w:rFonts w:ascii="Times New Roman" w:hAnsi="Times New Roman" w:cs="Times New Roman"/>
-          <w:color w:val="000000" w:themeColor="text1"/>
-        </w:rPr>
-        <w:t xml:space="preserve">: </w:t>
-      </w:r>
-      <w:r>
-        <w:rPr>
-          <w:rFonts w:ascii="Times New Roman" w:hAnsi="Times New Roman" w:cs="Times New Roman"/>
-          <w:color w:val="000000" w:themeColor="text1"/>
-        </w:rPr>
-        <w:t>“Getting Started with Artificial Intelligence”, Workshop and presentation (11/2021)</w:t>
+        <w:t>ESTRO-AAPM, Joint Symposium Session: “</w:t>
+      </w:r>
+      <w:r>
+        <w:rPr>
+          <w:rFonts w:ascii="Times New Roman" w:hAnsi="Times New Roman" w:cs="Times New Roman"/>
+          <w:color w:val="000000" w:themeColor="text1"/>
+        </w:rPr>
+        <w:t>Estro-AAPM: Big data, Big Headache”</w:t>
+      </w:r>
+      <w:r>
+        <w:rPr>
+          <w:rFonts w:ascii="Times New Roman" w:hAnsi="Times New Roman" w:cs="Times New Roman"/>
+          <w:color w:val="000000" w:themeColor="text1"/>
+        </w:rPr>
+        <w:t>, Title “Dealing with public datasets” (05/2023)</w:t>
       </w:r>
     </w:p>
     <w:p>
@@ -3628,7 +3751,14 @@
           <w:rFonts w:ascii="Times New Roman" w:hAnsi="Times New Roman" w:cs="Times New Roman"/>
           <w:color w:val="000000" w:themeColor="text1"/>
         </w:rPr>
-        <w:t>Winter Institute of Medical Physics</w:t>
+        <w:t xml:space="preserve">MD Anderson, </w:t>
+      </w:r>
+      <w:r>
+        <w:rPr>
+          <w:rFonts w:ascii="Times New Roman" w:hAnsi="Times New Roman" w:cs="Times New Roman"/>
+          <w:color w:val="000000" w:themeColor="text1"/>
+        </w:rPr>
+        <w:t>Image Guided Cancer Therapy Workshop</w:t>
       </w:r>
       <w:r>
         <w:rPr>
@@ -3642,23 +3772,7 @@
           <w:rFonts w:ascii="Times New Roman" w:hAnsi="Times New Roman" w:cs="Times New Roman"/>
           <w:color w:val="000000" w:themeColor="text1"/>
         </w:rPr>
-        <w:t xml:space="preserve">“Getting Started with Deep Learning: </w:t>
-      </w:r>
-      <w:proofErr w:type="spellStart"/>
-      <w:r>
-        <w:rPr>
-          <w:rFonts w:ascii="Times New Roman" w:hAnsi="Times New Roman" w:cs="Times New Roman"/>
-          <w:color w:val="000000" w:themeColor="text1"/>
-        </w:rPr>
-        <w:t>Dicom</w:t>
-      </w:r>
-      <w:proofErr w:type="spellEnd"/>
-      <w:r>
-        <w:rPr>
-          <w:rFonts w:ascii="Times New Roman" w:hAnsi="Times New Roman" w:cs="Times New Roman"/>
-          <w:color w:val="000000" w:themeColor="text1"/>
-        </w:rPr>
-        <w:t xml:space="preserve"> to Predictions” Workshop and presentation (02/2020)</w:t>
+        <w:t>“Getting Started with Artificial Intelligence”, Workshop and presentation (11/2021)</w:t>
       </w:r>
     </w:p>
     <w:p>
@@ -3681,21 +3795,7 @@
           <w:rFonts w:ascii="Times New Roman" w:hAnsi="Times New Roman" w:cs="Times New Roman"/>
           <w:color w:val="000000" w:themeColor="text1"/>
         </w:rPr>
-        <w:t>MD Anderson</w:t>
-      </w:r>
-      <w:r>
-        <w:rPr>
-          <w:rFonts w:ascii="Times New Roman" w:hAnsi="Times New Roman" w:cs="Times New Roman"/>
-          <w:color w:val="000000" w:themeColor="text1"/>
-        </w:rPr>
-        <w:t xml:space="preserve">, </w:t>
-      </w:r>
-      <w:r>
-        <w:rPr>
-          <w:rFonts w:ascii="Times New Roman" w:hAnsi="Times New Roman" w:cs="Times New Roman"/>
-          <w:color w:val="000000" w:themeColor="text1"/>
-        </w:rPr>
-        <w:t>Image Guided Cancer Therapy Research Program</w:t>
+        <w:t>Winter Institute of Medical Physics</w:t>
       </w:r>
       <w:r>
         <w:rPr>
@@ -3709,7 +3809,23 @@
           <w:rFonts w:ascii="Times New Roman" w:hAnsi="Times New Roman" w:cs="Times New Roman"/>
           <w:color w:val="000000" w:themeColor="text1"/>
         </w:rPr>
-        <w:t>“How to Get Started in AI”, Workshop and presentation (01/2020)</w:t>
+        <w:t xml:space="preserve">“Getting Started with Deep Learning: </w:t>
+      </w:r>
+      <w:proofErr w:type="spellStart"/>
+      <w:r>
+        <w:rPr>
+          <w:rFonts w:ascii="Times New Roman" w:hAnsi="Times New Roman" w:cs="Times New Roman"/>
+          <w:color w:val="000000" w:themeColor="text1"/>
+        </w:rPr>
+        <w:t>Dicom</w:t>
+      </w:r>
+      <w:proofErr w:type="spellEnd"/>
+      <w:r>
+        <w:rPr>
+          <w:rFonts w:ascii="Times New Roman" w:hAnsi="Times New Roman" w:cs="Times New Roman"/>
+          <w:color w:val="000000" w:themeColor="text1"/>
+        </w:rPr>
+        <w:t xml:space="preserve"> to Predictions” Workshop and presentation (02/2020)</w:t>
       </w:r>
     </w:p>
     <w:p>
@@ -3732,7 +3848,7 @@
           <w:rFonts w:ascii="Times New Roman" w:hAnsi="Times New Roman" w:cs="Times New Roman"/>
           <w:color w:val="000000" w:themeColor="text1"/>
         </w:rPr>
-        <w:t>North Central Chapter AAPM</w:t>
+        <w:t>MD Anderson</w:t>
       </w:r>
       <w:r>
         <w:rPr>
@@ -3746,7 +3862,7 @@
           <w:rFonts w:ascii="Times New Roman" w:hAnsi="Times New Roman" w:cs="Times New Roman"/>
           <w:color w:val="000000" w:themeColor="text1"/>
         </w:rPr>
-        <w:t>Keynote Lecturer</w:t>
+        <w:t>Image Guided Cancer Therapy Research Program</w:t>
       </w:r>
       <w:r>
         <w:rPr>
@@ -3760,7 +3876,7 @@
           <w:rFonts w:ascii="Times New Roman" w:hAnsi="Times New Roman" w:cs="Times New Roman"/>
           <w:color w:val="000000" w:themeColor="text1"/>
         </w:rPr>
-        <w:t>“Introduction to Deep Learning: Everything I wish I’d known sooner” (11/2019)</w:t>
+        <w:t>“How to Get Started in AI”, Workshop and presentation (01/2020)</w:t>
       </w:r>
     </w:p>
     <w:p>
@@ -3783,7 +3899,7 @@
           <w:rFonts w:ascii="Times New Roman" w:hAnsi="Times New Roman" w:cs="Times New Roman"/>
           <w:color w:val="000000" w:themeColor="text1"/>
         </w:rPr>
-        <w:t>Rice University</w:t>
+        <w:t>North Central Chapter AAPM</w:t>
       </w:r>
       <w:r>
         <w:rPr>
@@ -3797,14 +3913,21 @@
           <w:rFonts w:ascii="Times New Roman" w:hAnsi="Times New Roman" w:cs="Times New Roman"/>
           <w:color w:val="000000" w:themeColor="text1"/>
         </w:rPr>
-        <w:t>Guest Lecturer</w:t>
-      </w:r>
-      <w:r>
-        <w:rPr>
-          <w:rFonts w:ascii="Times New Roman" w:hAnsi="Times New Roman" w:cs="Times New Roman"/>
-          <w:color w:val="000000" w:themeColor="text1"/>
-        </w:rPr>
-        <w:t xml:space="preserve"> ELEC/ COMP 576: “Introduction to Deep Learning” (09/2019)</w:t>
+        <w:t>Keynote Lecturer</w:t>
+      </w:r>
+      <w:r>
+        <w:rPr>
+          <w:rFonts w:ascii="Times New Roman" w:hAnsi="Times New Roman" w:cs="Times New Roman"/>
+          <w:color w:val="000000" w:themeColor="text1"/>
+        </w:rPr>
+        <w:t xml:space="preserve">: </w:t>
+      </w:r>
+      <w:r>
+        <w:rPr>
+          <w:rFonts w:ascii="Times New Roman" w:hAnsi="Times New Roman" w:cs="Times New Roman"/>
+          <w:color w:val="000000" w:themeColor="text1"/>
+        </w:rPr>
+        <w:t>“Introduction to Deep Learning: Everything I wish I’d known sooner” (11/2019)</w:t>
       </w:r>
     </w:p>
     <w:p>
@@ -3827,6 +3950,50 @@
           <w:rFonts w:ascii="Times New Roman" w:hAnsi="Times New Roman" w:cs="Times New Roman"/>
           <w:color w:val="000000" w:themeColor="text1"/>
         </w:rPr>
+        <w:t>Rice University</w:t>
+      </w:r>
+      <w:r>
+        <w:rPr>
+          <w:rFonts w:ascii="Times New Roman" w:hAnsi="Times New Roman" w:cs="Times New Roman"/>
+          <w:color w:val="000000" w:themeColor="text1"/>
+        </w:rPr>
+        <w:t xml:space="preserve">, </w:t>
+      </w:r>
+      <w:r>
+        <w:rPr>
+          <w:rFonts w:ascii="Times New Roman" w:hAnsi="Times New Roman" w:cs="Times New Roman"/>
+          <w:color w:val="000000" w:themeColor="text1"/>
+        </w:rPr>
+        <w:t>Guest Lecturer</w:t>
+      </w:r>
+      <w:r>
+        <w:rPr>
+          <w:rFonts w:ascii="Times New Roman" w:hAnsi="Times New Roman" w:cs="Times New Roman"/>
+          <w:color w:val="000000" w:themeColor="text1"/>
+        </w:rPr>
+        <w:t xml:space="preserve"> ELEC/ COMP 576: “Introduction to Deep Learning” (09/2019)</w:t>
+      </w:r>
+    </w:p>
+    <w:p>
+      <w:pPr>
+        <w:pStyle w:val="ListParagraph"/>
+        <w:keepNext/>
+        <w:keepLines/>
+        <w:numPr>
+          <w:ilvl w:val="0"/>
+          <w:numId w:val="7"/>
+        </w:numPr>
+        <w:spacing w:after="60"/>
+        <w:rPr>
+          <w:rFonts w:ascii="Times New Roman" w:hAnsi="Times New Roman" w:cs="Times New Roman"/>
+          <w:color w:val="000000" w:themeColor="text1"/>
+        </w:rPr>
+      </w:pPr>
+      <w:r>
+        <w:rPr>
+          <w:rFonts w:ascii="Times New Roman" w:hAnsi="Times New Roman" w:cs="Times New Roman"/>
+          <w:color w:val="000000" w:themeColor="text1"/>
+        </w:rPr>
         <w:t xml:space="preserve">MD Anderson, </w:t>
       </w:r>
       <w:r>
@@ -4274,23 +4441,7 @@
           <w:rFonts w:ascii="Times New Roman" w:hAnsi="Times New Roman" w:cs="Times New Roman"/>
           <w:color w:val="000000" w:themeColor="text1"/>
         </w:rPr>
-        <w:t xml:space="preserve">, </w:t>
-      </w:r>
-      <w:proofErr w:type="spellStart"/>
-      <w:r>
-        <w:rPr>
-          <w:rFonts w:ascii="Times New Roman" w:hAnsi="Times New Roman" w:cs="Times New Roman"/>
-          <w:color w:val="000000" w:themeColor="text1"/>
-        </w:rPr>
-        <w:t>Bojechko</w:t>
-      </w:r>
-      <w:proofErr w:type="spellEnd"/>
-      <w:r>
-        <w:rPr>
-          <w:rFonts w:ascii="Times New Roman" w:hAnsi="Times New Roman" w:cs="Times New Roman"/>
-          <w:color w:val="000000" w:themeColor="text1"/>
-        </w:rPr>
-        <w:t xml:space="preserve"> C. </w:t>
+        <w:t xml:space="preserve">, Bojechko C. </w:t>
       </w:r>
       <w:r>
         <w:rPr>
@@ -4345,23 +4496,7 @@
           <w:rFonts w:ascii="Times New Roman" w:hAnsi="Times New Roman" w:cs="Times New Roman"/>
           <w:color w:val="000000" w:themeColor="text1"/>
         </w:rPr>
-        <w:t xml:space="preserve">, Moore L., </w:t>
-      </w:r>
-      <w:proofErr w:type="spellStart"/>
-      <w:r>
-        <w:rPr>
-          <w:rFonts w:ascii="Times New Roman" w:hAnsi="Times New Roman" w:cs="Times New Roman"/>
-          <w:color w:val="000000" w:themeColor="text1"/>
-        </w:rPr>
-        <w:t>Bojechko</w:t>
-      </w:r>
-      <w:proofErr w:type="spellEnd"/>
-      <w:r>
-        <w:rPr>
-          <w:rFonts w:ascii="Times New Roman" w:hAnsi="Times New Roman" w:cs="Times New Roman"/>
-          <w:color w:val="000000" w:themeColor="text1"/>
-        </w:rPr>
-        <w:t xml:space="preserve"> C. </w:t>
+        <w:t xml:space="preserve">, Moore L., Bojechko C. </w:t>
       </w:r>
       <w:r>
         <w:rPr>
@@ -4409,23 +4544,7 @@
           <w:rFonts w:ascii="Times New Roman" w:hAnsi="Times New Roman" w:cs="Times New Roman"/>
           <w:color w:val="000000" w:themeColor="text1"/>
         </w:rPr>
-        <w:t xml:space="preserve"> Padilla L, Ryckman J, Covington E, Hong DS, Woods K, Katz MS, Estes C, Moore K, </w:t>
-      </w:r>
-      <w:proofErr w:type="spellStart"/>
-      <w:r>
-        <w:rPr>
-          <w:rFonts w:ascii="Times New Roman" w:hAnsi="Times New Roman" w:cs="Times New Roman"/>
-          <w:color w:val="000000" w:themeColor="text1"/>
-        </w:rPr>
-        <w:t>Bojechko</w:t>
-      </w:r>
-      <w:proofErr w:type="spellEnd"/>
-      <w:r>
-        <w:rPr>
-          <w:rFonts w:ascii="Times New Roman" w:hAnsi="Times New Roman" w:cs="Times New Roman"/>
-          <w:color w:val="000000" w:themeColor="text1"/>
-        </w:rPr>
-        <w:t xml:space="preserve"> C. </w:t>
+        <w:t xml:space="preserve"> Padilla L, Ryckman J, Covington E, Hong DS, Woods K, Katz MS, Estes C, Moore K, Bojechko C. </w:t>
       </w:r>
       <w:r>
         <w:rPr>
@@ -6323,13 +6442,23 @@
         </w:rPr>
         <w:t xml:space="preserve">. </w:t>
       </w:r>
+      <w:proofErr w:type="gramStart"/>
       <w:r>
         <w:rPr>
           <w:rFonts w:ascii="Times New Roman" w:hAnsi="Times New Roman" w:cs="Times New Roman"/>
           <w:iCs/>
           <w:color w:val="000000" w:themeColor="text1"/>
         </w:rPr>
-        <w:t>Medical Imaging 2018: Image-Guided Procedures, Robotic Interventions, and Modeling</w:t>
+        <w:t>Medical Imaging 2018</w:t>
+      </w:r>
+      <w:proofErr w:type="gramEnd"/>
+      <w:r>
+        <w:rPr>
+          <w:rFonts w:ascii="Times New Roman" w:hAnsi="Times New Roman" w:cs="Times New Roman"/>
+          <w:iCs/>
+          <w:color w:val="000000" w:themeColor="text1"/>
+        </w:rPr>
+        <w:t>: Image-Guided Procedures, Robotic Interventions, and Modeling</w:t>
       </w:r>
       <w:r>
         <w:rPr>
@@ -6832,8 +6961,9 @@
           <w:szCs w:val="24"/>
           <w:u w:val="single"/>
         </w:rPr>
-        <w:t>Presenting Author</w:t>
-      </w:r>
+        <w:t xml:space="preserve">Presenting </w:t>
+      </w:r>
+      <w:proofErr w:type="gramStart"/>
       <w:r>
         <w:rPr>
           <w:rFonts w:ascii="Times New Roman" w:hAnsi="Times New Roman" w:cs="Times New Roman"/>
@@ -6843,7 +6973,7 @@
           <w:szCs w:val="24"/>
           <w:u w:val="single"/>
         </w:rPr>
-        <w:t>)</w:t>
+        <w:t>Author</w:t>
       </w:r>
       <w:r>
         <w:rPr>
@@ -6854,7 +6984,30 @@
           <w:szCs w:val="24"/>
           <w:u w:val="single"/>
         </w:rPr>
-        <w:t>_________________________________________________</w:t>
+        <w:t>)</w:t>
+      </w:r>
+      <w:r>
+        <w:rPr>
+          <w:rFonts w:ascii="Times New Roman" w:hAnsi="Times New Roman" w:cs="Times New Roman"/>
+          <w:b/>
+          <w:color w:val="000000" w:themeColor="text1"/>
+          <w:sz w:val="24"/>
+          <w:szCs w:val="24"/>
+          <w:u w:val="single"/>
+        </w:rPr>
+        <w:t>_</w:t>
+      </w:r>
+      <w:proofErr w:type="gramEnd"/>
+      <w:r>
+        <w:rPr>
+          <w:rFonts w:ascii="Times New Roman" w:hAnsi="Times New Roman" w:cs="Times New Roman"/>
+          <w:b/>
+          <w:color w:val="000000" w:themeColor="text1"/>
+          <w:sz w:val="24"/>
+          <w:szCs w:val="24"/>
+          <w:u w:val="single"/>
+        </w:rPr>
+        <w:t>________________________________________________</w:t>
       </w:r>
     </w:p>
     <w:p>
@@ -6886,23 +7039,7 @@
           <w:rFonts w:ascii="Times New Roman" w:hAnsi="Times New Roman"/>
           <w:color w:val="000000" w:themeColor="text1"/>
         </w:rPr>
-        <w:t xml:space="preserve"> Moore K., Padilla L., </w:t>
-      </w:r>
-      <w:proofErr w:type="spellStart"/>
-      <w:r>
-        <w:rPr>
-          <w:rFonts w:ascii="Times New Roman" w:hAnsi="Times New Roman"/>
-          <w:color w:val="000000" w:themeColor="text1"/>
-        </w:rPr>
-        <w:t>Bojechko</w:t>
-      </w:r>
-      <w:proofErr w:type="spellEnd"/>
-      <w:r>
-        <w:rPr>
-          <w:rFonts w:ascii="Times New Roman" w:hAnsi="Times New Roman"/>
-          <w:color w:val="000000" w:themeColor="text1"/>
-        </w:rPr>
-        <w:t xml:space="preserve"> C. </w:t>
+        <w:t xml:space="preserve"> Moore K., Padilla L., Bojechko C. </w:t>
       </w:r>
       <w:r>
         <w:rPr>
@@ -6950,25 +7087,7 @@
           <w:bCs/>
           <w:color w:val="000000" w:themeColor="text1"/>
         </w:rPr>
-        <w:t xml:space="preserve">Moore K., </w:t>
-      </w:r>
-      <w:proofErr w:type="spellStart"/>
-      <w:r>
-        <w:rPr>
-          <w:rFonts w:ascii="Times New Roman" w:hAnsi="Times New Roman"/>
-          <w:bCs/>
-          <w:color w:val="000000" w:themeColor="text1"/>
-        </w:rPr>
-        <w:t>Bojechko</w:t>
-      </w:r>
-      <w:proofErr w:type="spellEnd"/>
-      <w:r>
-        <w:rPr>
-          <w:rFonts w:ascii="Times New Roman" w:hAnsi="Times New Roman"/>
-          <w:bCs/>
-          <w:color w:val="000000" w:themeColor="text1"/>
-        </w:rPr>
-        <w:t xml:space="preserve"> C. </w:t>
+        <w:t xml:space="preserve">Moore K., Bojechko C. </w:t>
       </w:r>
       <w:r>
         <w:rPr>
@@ -7304,7 +7423,27 @@
           <w:color w:val="000000" w:themeColor="text1"/>
           <w:shd w:val="clear" w:color="auto" w:fill="FFFFFF"/>
         </w:rPr>
-        <w:t xml:space="preserve">Deep Learning for Rapid Deformable Image Registration of Liver CT Scans </w:t>
+        <w:t xml:space="preserve">Deep Learning for Rapid Deformable Image Registration of Liver </w:t>
+      </w:r>
+      <w:proofErr w:type="gramStart"/>
+      <w:r>
+        <w:rPr>
+          <w:rFonts w:ascii="Times New Roman" w:hAnsi="Times New Roman" w:cs="Times New Roman"/>
+          <w:i/>
+          <w:color w:val="000000" w:themeColor="text1"/>
+          <w:shd w:val="clear" w:color="auto" w:fill="FFFFFF"/>
+        </w:rPr>
+        <w:t>CT Scans</w:t>
+      </w:r>
+      <w:proofErr w:type="gramEnd"/>
+      <w:r>
+        <w:rPr>
+          <w:rFonts w:ascii="Times New Roman" w:hAnsi="Times New Roman" w:cs="Times New Roman"/>
+          <w:i/>
+          <w:color w:val="000000" w:themeColor="text1"/>
+          <w:shd w:val="clear" w:color="auto" w:fill="FFFFFF"/>
+        </w:rPr>
+        <w:t xml:space="preserve"> </w:t>
       </w:r>
       <w:r>
         <w:rPr>
@@ -7961,8 +8100,9 @@
           <w:szCs w:val="24"/>
           <w:u w:val="single"/>
         </w:rPr>
-        <w:t xml:space="preserve"> (Presenting Author)</w:t>
-      </w:r>
+        <w:t xml:space="preserve"> (Presenting </w:t>
+      </w:r>
+      <w:proofErr w:type="gramStart"/>
       <w:r>
         <w:rPr>
           <w:rFonts w:ascii="Times New Roman" w:hAnsi="Times New Roman" w:cs="Times New Roman"/>
@@ -7972,7 +8112,30 @@
           <w:szCs w:val="24"/>
           <w:u w:val="single"/>
         </w:rPr>
-        <w:t>_________________________________________________</w:t>
+        <w:t>Author)</w:t>
+      </w:r>
+      <w:r>
+        <w:rPr>
+          <w:rFonts w:ascii="Times New Roman" w:hAnsi="Times New Roman" w:cs="Times New Roman"/>
+          <w:b/>
+          <w:color w:val="000000" w:themeColor="text1"/>
+          <w:sz w:val="24"/>
+          <w:szCs w:val="24"/>
+          <w:u w:val="single"/>
+        </w:rPr>
+        <w:t>_</w:t>
+      </w:r>
+      <w:proofErr w:type="gramEnd"/>
+      <w:r>
+        <w:rPr>
+          <w:rFonts w:ascii="Times New Roman" w:hAnsi="Times New Roman" w:cs="Times New Roman"/>
+          <w:b/>
+          <w:color w:val="000000" w:themeColor="text1"/>
+          <w:sz w:val="24"/>
+          <w:szCs w:val="24"/>
+          <w:u w:val="single"/>
+        </w:rPr>
+        <w:t>________________________________________________</w:t>
       </w:r>
     </w:p>
     <w:p>
@@ -8375,7 +8538,16 @@
           <w:i/>
           <w:color w:val="000000" w:themeColor="text1"/>
         </w:rPr>
-        <w:t>Setting up the pipeline of data to TensorFlow .</w:t>
+        <w:t xml:space="preserve">Setting up the pipeline of data to </w:t>
+      </w:r>
+      <w:proofErr w:type="gramStart"/>
+      <w:r>
+        <w:rPr>
+          <w:rFonts w:ascii="Times New Roman" w:hAnsi="Times New Roman" w:cs="Times New Roman"/>
+          <w:i/>
+          <w:color w:val="000000" w:themeColor="text1"/>
+        </w:rPr>
+        <w:t>TensorFlow .</w:t>
       </w:r>
       <w:proofErr w:type="spellStart"/>
       <w:r>
@@ -8387,6 +8559,7 @@
         <w:t>tfrecords</w:t>
       </w:r>
       <w:proofErr w:type="spellEnd"/>
+      <w:proofErr w:type="gramEnd"/>
       <w:r>
         <w:rPr>
           <w:rFonts w:ascii="Times New Roman" w:hAnsi="Times New Roman" w:cs="Times New Roman"/>
@@ -8603,102 +8776,77 @@
         </w:numPr>
         <w:spacing w:after="120"/>
         <w:rPr>
-          <w:rFonts w:ascii="Times New Roman" w:hAnsi="Times New Roman"/>
-          <w:color w:val="000000" w:themeColor="text1"/>
-        </w:rPr>
-      </w:pPr>
-      <w:r>
-        <w:rPr>
-          <w:rFonts w:ascii="Times New Roman" w:hAnsi="Times New Roman"/>
+          <w:rFonts w:ascii="Times New Roman" w:eastAsia="Times New Roman" w:hAnsi="Times New Roman" w:cs="Times New Roman"/>
+          <w:color w:val="000000" w:themeColor="text1"/>
+        </w:rPr>
+      </w:pPr>
+      <w:r>
+        <w:rPr>
+          <w:rFonts w:ascii="Times New Roman" w:eastAsia="Times New Roman" w:hAnsi="Times New Roman" w:cs="Times New Roman"/>
+          <w:color w:val="000000" w:themeColor="text1"/>
+        </w:rPr>
+        <w:t xml:space="preserve">Abdou M., Stark J., Kim S., Zegers B., </w:t>
+      </w:r>
+      <w:r>
+        <w:rPr>
+          <w:rFonts w:ascii="Times New Roman" w:eastAsia="Times New Roman" w:hAnsi="Times New Roman" w:cs="Times New Roman"/>
+          <w:b/>
           <w:bCs/>
           <w:color w:val="000000" w:themeColor="text1"/>
         </w:rPr>
-        <w:t xml:space="preserve">Woodland M, Wood J, </w:t>
-      </w:r>
-      <w:r>
-        <w:rPr>
-          <w:rFonts w:ascii="Times New Roman" w:hAnsi="Times New Roman"/>
+        <w:t>Anderson B.</w:t>
+      </w:r>
+      <w:r>
+        <w:rPr>
+          <w:rFonts w:ascii="Times New Roman" w:eastAsia="Times New Roman" w:hAnsi="Times New Roman" w:cs="Times New Roman"/>
           <w:b/>
-          <w:color w:val="000000" w:themeColor="text1"/>
-        </w:rPr>
-        <w:t xml:space="preserve">Anderson B.M, </w:t>
-      </w:r>
-      <w:r>
-        <w:rPr>
-          <w:rFonts w:ascii="Times New Roman" w:hAnsi="Times New Roman"/>
           <w:bCs/>
           <w:color w:val="000000" w:themeColor="text1"/>
         </w:rPr>
-        <w:t xml:space="preserve">Kundu S., Lin E., Koay E., </w:t>
-      </w:r>
-      <w:proofErr w:type="spellStart"/>
-      <w:r>
-        <w:rPr>
-          <w:rFonts w:ascii="Times New Roman" w:hAnsi="Times New Roman"/>
+        <w:t>M</w:t>
+      </w:r>
+      <w:r>
+        <w:rPr>
+          <w:rFonts w:ascii="Times New Roman" w:eastAsia="Times New Roman" w:hAnsi="Times New Roman" w:cs="Times New Roman"/>
+          <w:b/>
           <w:bCs/>
           <w:color w:val="000000" w:themeColor="text1"/>
         </w:rPr>
-        <w:t>Odisio</w:t>
-      </w:r>
-      <w:proofErr w:type="spellEnd"/>
-      <w:r>
-        <w:rPr>
-          <w:rFonts w:ascii="Times New Roman" w:hAnsi="Times New Roman"/>
-          <w:bCs/>
-          <w:color w:val="000000" w:themeColor="text1"/>
-        </w:rPr>
-        <w:t xml:space="preserve"> O., Chung C., Kang H., Venkateson A., </w:t>
-      </w:r>
-      <w:proofErr w:type="spellStart"/>
-      <w:r>
-        <w:rPr>
-          <w:rFonts w:ascii="Times New Roman" w:hAnsi="Times New Roman"/>
-          <w:bCs/>
-          <w:color w:val="000000" w:themeColor="text1"/>
-        </w:rPr>
-        <w:t>Yedururi</w:t>
-      </w:r>
-      <w:proofErr w:type="spellEnd"/>
-      <w:r>
-        <w:rPr>
-          <w:rFonts w:ascii="Times New Roman" w:hAnsi="Times New Roman"/>
-          <w:bCs/>
-          <w:color w:val="000000" w:themeColor="text1"/>
-        </w:rPr>
-        <w:t xml:space="preserve"> S., De B., Lin Y., Patel A., Brock KK</w:t>
-      </w:r>
-      <w:r>
-        <w:rPr>
-          <w:rFonts w:ascii="Times New Roman" w:hAnsi="Times New Roman"/>
-          <w:bCs/>
-          <w:color w:val="000000" w:themeColor="text1"/>
-        </w:rPr>
-        <w:t>.</w:t>
-      </w:r>
-      <w:r>
-        <w:rPr>
-          <w:rFonts w:ascii="Times New Roman" w:hAnsi="Times New Roman"/>
-          <w:b/>
-          <w:color w:val="000000" w:themeColor="text1"/>
-        </w:rPr>
-        <w:t xml:space="preserve"> </w:t>
-      </w:r>
-      <w:r>
-        <w:rPr>
-          <w:rFonts w:ascii="Times New Roman" w:hAnsi="Times New Roman"/>
-          <w:bCs/>
+        <w:t xml:space="preserve">. </w:t>
+      </w:r>
+      <w:r>
+        <w:rPr>
+          <w:rFonts w:ascii="Times New Roman" w:eastAsia="Times New Roman" w:hAnsi="Times New Roman" w:cs="Times New Roman"/>
           <w:i/>
           <w:iCs/>
           <w:color w:val="000000" w:themeColor="text1"/>
         </w:rPr>
-        <w:t xml:space="preserve">Comparing Transfer Learning, Data Augmentation, and Data Expansion in the Improvement of Medical Image Generation </w:t>
-      </w:r>
-      <w:r>
-        <w:rPr>
-          <w:rFonts w:ascii="Times New Roman" w:hAnsi="Times New Roman"/>
-          <w:color w:val="000000" w:themeColor="text1"/>
-        </w:rPr>
-        <w:t>AAPM Annual Conference 07/2022</w:t>
+        <w:t xml:space="preserve">Root Cause Analysis of Unscheduled Replans Across 19,249 Radiation Therapy Plans: A Five-Year Single-Institution </w:t>
+      </w:r>
+      <w:r>
+        <w:rPr>
+          <w:rFonts w:ascii="Times New Roman" w:eastAsia="Times New Roman" w:hAnsi="Times New Roman" w:cs="Times New Roman"/>
+          <w:i/>
+          <w:iCs/>
+          <w:color w:val="000000" w:themeColor="text1"/>
+        </w:rPr>
+        <w:t>Review</w:t>
+      </w:r>
+      <w:r>
+        <w:rPr>
+          <w:rFonts w:ascii="Times New Roman" w:eastAsia="Times New Roman" w:hAnsi="Times New Roman" w:cs="Times New Roman"/>
+          <w:i/>
+          <w:iCs/>
+          <w:color w:val="000000" w:themeColor="text1"/>
+        </w:rPr>
+        <w:t xml:space="preserve"> </w:t>
+      </w:r>
+      <w:r>
+        <w:rPr>
+          <w:rFonts w:ascii="Times New Roman" w:eastAsia="Times New Roman" w:hAnsi="Times New Roman" w:cs="Times New Roman"/>
+          <w:color w:val="000000" w:themeColor="text1"/>
+        </w:rPr>
+        <w:t>ASTRO Annual Conference 02/2026</w:t>
       </w:r>
     </w:p>
     <w:p>
@@ -8721,55 +8869,7 @@
           <w:rFonts w:ascii="Times New Roman" w:eastAsia="Times New Roman" w:hAnsi="Times New Roman" w:cs="Times New Roman"/>
           <w:color w:val="000000" w:themeColor="text1"/>
         </w:rPr>
-        <w:t xml:space="preserve">Rigaud, B., </w:t>
-      </w:r>
-      <w:proofErr w:type="spellStart"/>
-      <w:r>
-        <w:rPr>
-          <w:rFonts w:ascii="Times New Roman" w:eastAsia="Times New Roman" w:hAnsi="Times New Roman" w:cs="Times New Roman"/>
-          <w:color w:val="000000" w:themeColor="text1"/>
-        </w:rPr>
-        <w:t>Kirimli</w:t>
-      </w:r>
-      <w:proofErr w:type="spellEnd"/>
-      <w:r>
-        <w:rPr>
-          <w:rFonts w:ascii="Times New Roman" w:eastAsia="Times New Roman" w:hAnsi="Times New Roman" w:cs="Times New Roman"/>
-          <w:color w:val="000000" w:themeColor="text1"/>
-        </w:rPr>
-        <w:t xml:space="preserve"> E., </w:t>
-      </w:r>
-      <w:proofErr w:type="spellStart"/>
-      <w:r>
-        <w:rPr>
-          <w:rFonts w:ascii="Times New Roman" w:eastAsia="Times New Roman" w:hAnsi="Times New Roman" w:cs="Times New Roman"/>
-          <w:color w:val="000000" w:themeColor="text1"/>
-        </w:rPr>
-        <w:t>Yedururi</w:t>
-      </w:r>
-      <w:proofErr w:type="spellEnd"/>
-      <w:r>
-        <w:rPr>
-          <w:rFonts w:ascii="Times New Roman" w:eastAsia="Times New Roman" w:hAnsi="Times New Roman" w:cs="Times New Roman"/>
-          <w:color w:val="000000" w:themeColor="text1"/>
-        </w:rPr>
-        <w:t xml:space="preserve"> S., </w:t>
-      </w:r>
-      <w:proofErr w:type="spellStart"/>
-      <w:r>
-        <w:rPr>
-          <w:rFonts w:ascii="Times New Roman" w:eastAsia="Times New Roman" w:hAnsi="Times New Roman" w:cs="Times New Roman"/>
-          <w:color w:val="000000" w:themeColor="text1"/>
-        </w:rPr>
-        <w:t>Cazoulat</w:t>
-      </w:r>
-      <w:proofErr w:type="spellEnd"/>
-      <w:r>
-        <w:rPr>
-          <w:rFonts w:ascii="Times New Roman" w:eastAsia="Times New Roman" w:hAnsi="Times New Roman" w:cs="Times New Roman"/>
-          <w:color w:val="000000" w:themeColor="text1"/>
-        </w:rPr>
-        <w:t xml:space="preserve"> G., </w:t>
+        <w:t xml:space="preserve">Gao, Y., Wells, D., Bhattacharya, S., Repka, MC., Lavrova, L., </w:t>
       </w:r>
       <w:r>
         <w:rPr>
@@ -8778,45 +8878,46 @@
           <w:bCs/>
           <w:color w:val="000000" w:themeColor="text1"/>
         </w:rPr>
-        <w:t>Anderson B.M.,</w:t>
+        <w:t>Anderson</w:t>
       </w:r>
       <w:r>
         <w:rPr>
           <w:rFonts w:ascii="Times New Roman" w:eastAsia="Times New Roman" w:hAnsi="Times New Roman" w:cs="Times New Roman"/>
-          <w:color w:val="000000" w:themeColor="text1"/>
-        </w:rPr>
-        <w:t xml:space="preserve"> Zaid M., </w:t>
-      </w:r>
-      <w:proofErr w:type="spellStart"/>
+          <w:b/>
+          <w:bCs/>
+          <w:color w:val="000000" w:themeColor="text1"/>
+        </w:rPr>
+        <w:t xml:space="preserve"> B.M</w:t>
+      </w:r>
       <w:r>
         <w:rPr>
           <w:rFonts w:ascii="Times New Roman" w:eastAsia="Times New Roman" w:hAnsi="Times New Roman" w:cs="Times New Roman"/>
           <w:color w:val="000000" w:themeColor="text1"/>
         </w:rPr>
-        <w:t>Elganainy</w:t>
-      </w:r>
-      <w:proofErr w:type="spellEnd"/>
+        <w:t>, Das, SD, Rajasekar, A., Byrd, E., McGurk, R., Dooley, J., Adapa, K., Wright, JL., Marks, LB., Mazur, LM.</w:t>
+      </w:r>
       <w:r>
         <w:rPr>
           <w:rFonts w:ascii="Times New Roman" w:eastAsia="Times New Roman" w:hAnsi="Times New Roman" w:cs="Times New Roman"/>
           <w:color w:val="000000" w:themeColor="text1"/>
         </w:rPr>
-        <w:t xml:space="preserve"> D., Koay E., Brock KK. </w:t>
+        <w:t xml:space="preserve"> </w:t>
       </w:r>
       <w:r>
         <w:rPr>
           <w:rFonts w:ascii="Times New Roman" w:eastAsia="Times New Roman" w:hAnsi="Times New Roman" w:cs="Times New Roman"/>
           <w:i/>
-          <w:color w:val="000000" w:themeColor="text1"/>
-        </w:rPr>
-        <w:t>Evaluation of Deep Learning-Based Automatic Segmentation of the Pancreas</w:t>
+          <w:iCs/>
+          <w:color w:val="000000" w:themeColor="text1"/>
+        </w:rPr>
+        <w:t>Deep Learning-Based Pelvic Vessel Auto-Segmentation for Standarized Lymph Node Delineation in Prostate Cancer Radiotherapy</w:t>
       </w:r>
       <w:r>
         <w:rPr>
           <w:rFonts w:ascii="Times New Roman" w:eastAsia="Times New Roman" w:hAnsi="Times New Roman" w:cs="Times New Roman"/>
           <w:color w:val="000000" w:themeColor="text1"/>
         </w:rPr>
-        <w:t xml:space="preserve"> AAPM Annual Conference. Virtual, 07/2021</w:t>
+        <w:t xml:space="preserve"> ASTRO Annual Conference 02/2026</w:t>
       </w:r>
     </w:p>
     <w:p>
@@ -8839,23 +8940,7 @@
           <w:rFonts w:ascii="Times New Roman" w:eastAsia="Times New Roman" w:hAnsi="Times New Roman" w:cs="Times New Roman"/>
           <w:color w:val="000000" w:themeColor="text1"/>
         </w:rPr>
-        <w:t xml:space="preserve">McCulloch, M., </w:t>
-      </w:r>
-      <w:proofErr w:type="spellStart"/>
-      <w:r>
-        <w:rPr>
-          <w:rFonts w:ascii="Times New Roman" w:eastAsia="Times New Roman" w:hAnsi="Times New Roman" w:cs="Times New Roman"/>
-          <w:color w:val="000000" w:themeColor="text1"/>
-        </w:rPr>
-        <w:t>Cazoulat</w:t>
-      </w:r>
-      <w:proofErr w:type="spellEnd"/>
-      <w:r>
-        <w:rPr>
-          <w:rFonts w:ascii="Times New Roman" w:eastAsia="Times New Roman" w:hAnsi="Times New Roman" w:cs="Times New Roman"/>
-          <w:color w:val="000000" w:themeColor="text1"/>
-        </w:rPr>
-        <w:t xml:space="preserve"> G., Rigaud B., </w:t>
+        <w:t xml:space="preserve">Das S., Dong F., Morse R., </w:t>
       </w:r>
       <w:r>
         <w:rPr>
@@ -8864,77 +8949,30 @@
           <w:bCs/>
           <w:color w:val="000000" w:themeColor="text1"/>
         </w:rPr>
-        <w:t xml:space="preserve">Anderson B.M., </w:t>
-      </w:r>
-      <w:proofErr w:type="spellStart"/>
+        <w:t>Anderson B.M.,</w:t>
+      </w:r>
       <w:r>
         <w:rPr>
           <w:rFonts w:ascii="Times New Roman" w:eastAsia="Times New Roman" w:hAnsi="Times New Roman" w:cs="Times New Roman"/>
           <w:color w:val="000000" w:themeColor="text1"/>
         </w:rPr>
-        <w:t>Kirimli</w:t>
-      </w:r>
-      <w:proofErr w:type="spellEnd"/>
-      <w:r>
-        <w:rPr>
-          <w:rFonts w:ascii="Times New Roman" w:eastAsia="Times New Roman" w:hAnsi="Times New Roman" w:cs="Times New Roman"/>
-          <w:color w:val="000000" w:themeColor="text1"/>
-        </w:rPr>
-        <w:t xml:space="preserve"> E., </w:t>
-      </w:r>
-      <w:proofErr w:type="spellStart"/>
-      <w:r>
-        <w:rPr>
-          <w:rFonts w:ascii="Times New Roman" w:eastAsia="Times New Roman" w:hAnsi="Times New Roman" w:cs="Times New Roman"/>
-          <w:color w:val="000000" w:themeColor="text1"/>
-        </w:rPr>
-        <w:t>Gryshkevych</w:t>
-      </w:r>
-      <w:proofErr w:type="spellEnd"/>
-      <w:r>
-        <w:rPr>
-          <w:rFonts w:ascii="Times New Roman" w:eastAsia="Times New Roman" w:hAnsi="Times New Roman" w:cs="Times New Roman"/>
-          <w:color w:val="000000" w:themeColor="text1"/>
-        </w:rPr>
-        <w:t xml:space="preserve"> S., Svensson S., Ohrt A., Chopra A., Mathew R., Zaid M., </w:t>
-      </w:r>
-      <w:proofErr w:type="spellStart"/>
-      <w:r>
-        <w:rPr>
-          <w:rFonts w:ascii="Times New Roman" w:eastAsia="Times New Roman" w:hAnsi="Times New Roman" w:cs="Times New Roman"/>
-          <w:color w:val="000000" w:themeColor="text1"/>
-        </w:rPr>
-        <w:t>Elganainy</w:t>
-      </w:r>
-      <w:proofErr w:type="spellEnd"/>
-      <w:r>
-        <w:rPr>
-          <w:rFonts w:ascii="Times New Roman" w:eastAsia="Times New Roman" w:hAnsi="Times New Roman" w:cs="Times New Roman"/>
-          <w:color w:val="000000" w:themeColor="text1"/>
-        </w:rPr>
-        <w:t xml:space="preserve"> D., ,Balter P., Koay E., Brock KK.</w:t>
-      </w:r>
-      <w:r>
-        <w:rPr>
-          <w:rFonts w:ascii="Times New Roman" w:eastAsia="Times New Roman" w:hAnsi="Times New Roman" w:cs="Times New Roman"/>
-          <w:color w:val="000000" w:themeColor="text1"/>
-        </w:rPr>
-        <w:t xml:space="preserve"> </w:t>
+        <w:t xml:space="preserve"> Chera B., Shen C., Repka M., Yarbrough W., Hackman T., Blumberg J., Lumley C., Weiss J., Patel S., Sheth S., Chen X. </w:t>
       </w:r>
       <w:r>
         <w:rPr>
           <w:rFonts w:ascii="Times New Roman" w:eastAsia="Times New Roman" w:hAnsi="Times New Roman" w:cs="Times New Roman"/>
           <w:i/>
-          <w:color w:val="000000" w:themeColor="text1"/>
-        </w:rPr>
-        <w:t xml:space="preserve">Use of Deep Learning Segmentation and Biomechanical Models to Improve Dose Accumulation Accuracy in GI Structures </w:t>
+          <w:iCs/>
+          <w:color w:val="000000" w:themeColor="text1"/>
+        </w:rPr>
+        <w:t>Predicting Dysphagia and Identifying Anatomical Regions Responsible for Dysphagia Following Intensity-Modulated Radiation Therapy (IMRT) for Oropharyngeal Carcinoma</w:t>
       </w:r>
       <w:r>
         <w:rPr>
           <w:rFonts w:ascii="Times New Roman" w:eastAsia="Times New Roman" w:hAnsi="Times New Roman" w:cs="Times New Roman"/>
           <w:color w:val="000000" w:themeColor="text1"/>
         </w:rPr>
-        <w:t>AAPM Annual Conference. Virtual, 07/2021</w:t>
+        <w:t xml:space="preserve"> ASTRO Annual Conference 02/2026</w:t>
       </w:r>
     </w:p>
     <w:p>
@@ -8957,19 +8995,173 @@
           <w:rFonts w:ascii="Times New Roman" w:eastAsia="Times New Roman" w:hAnsi="Times New Roman" w:cs="Times New Roman"/>
           <w:color w:val="000000" w:themeColor="text1"/>
         </w:rPr>
-        <w:t xml:space="preserve">Reber, B., </w:t>
+        <w:t>Sousa</w:t>
+      </w:r>
+      <w:r>
+        <w:rPr>
+          <w:rFonts w:ascii="Times New Roman" w:eastAsia="Times New Roman" w:hAnsi="Times New Roman" w:cs="Times New Roman"/>
+          <w:color w:val="000000" w:themeColor="text1"/>
+        </w:rPr>
+        <w:t xml:space="preserve"> C.</w:t>
+      </w:r>
+      <w:r>
+        <w:rPr>
+          <w:rFonts w:ascii="Times New Roman" w:eastAsia="Times New Roman" w:hAnsi="Times New Roman" w:cs="Times New Roman"/>
+          <w:color w:val="000000" w:themeColor="text1"/>
+        </w:rPr>
+        <w:t>, Doss</w:t>
+      </w:r>
+      <w:r>
+        <w:rPr>
+          <w:rFonts w:ascii="Times New Roman" w:eastAsia="Times New Roman" w:hAnsi="Times New Roman" w:cs="Times New Roman"/>
+          <w:color w:val="000000" w:themeColor="text1"/>
+        </w:rPr>
+        <w:t xml:space="preserve"> V.</w:t>
+      </w:r>
+      <w:r>
+        <w:rPr>
+          <w:rFonts w:ascii="Times New Roman" w:eastAsia="Times New Roman" w:hAnsi="Times New Roman" w:cs="Times New Roman"/>
+          <w:color w:val="000000" w:themeColor="text1"/>
+        </w:rPr>
+        <w:t>, Hales</w:t>
+      </w:r>
+      <w:r>
+        <w:rPr>
+          <w:rFonts w:ascii="Times New Roman" w:eastAsia="Times New Roman" w:hAnsi="Times New Roman" w:cs="Times New Roman"/>
+          <w:color w:val="000000" w:themeColor="text1"/>
+        </w:rPr>
+        <w:t xml:space="preserve"> E.</w:t>
+      </w:r>
+      <w:r>
+        <w:rPr>
+          <w:rFonts w:ascii="Times New Roman" w:eastAsia="Times New Roman" w:hAnsi="Times New Roman" w:cs="Times New Roman"/>
+          <w:color w:val="000000" w:themeColor="text1"/>
+        </w:rPr>
+        <w:t>, Hagan</w:t>
+      </w:r>
+      <w:r>
+        <w:rPr>
+          <w:rFonts w:ascii="Times New Roman" w:eastAsia="Times New Roman" w:hAnsi="Times New Roman" w:cs="Times New Roman"/>
+          <w:color w:val="000000" w:themeColor="text1"/>
+        </w:rPr>
+        <w:t xml:space="preserve"> E.</w:t>
+      </w:r>
+      <w:r>
+        <w:rPr>
+          <w:rFonts w:ascii="Times New Roman" w:eastAsia="Times New Roman" w:hAnsi="Times New Roman" w:cs="Times New Roman"/>
+          <w:color w:val="000000" w:themeColor="text1"/>
+        </w:rPr>
+        <w:t>, Gebre</w:t>
+      </w:r>
+      <w:r>
+        <w:rPr>
+          <w:rFonts w:ascii="Times New Roman" w:eastAsia="Times New Roman" w:hAnsi="Times New Roman" w:cs="Times New Roman"/>
+          <w:color w:val="000000" w:themeColor="text1"/>
+        </w:rPr>
+        <w:t xml:space="preserve"> T.</w:t>
+      </w:r>
+      <w:r>
+        <w:rPr>
+          <w:rFonts w:ascii="Times New Roman" w:eastAsia="Times New Roman" w:hAnsi="Times New Roman" w:cs="Times New Roman"/>
+          <w:color w:val="000000" w:themeColor="text1"/>
+        </w:rPr>
+        <w:t xml:space="preserve">, </w:t>
+      </w:r>
+      <w:proofErr w:type="spellStart"/>
+      <w:r>
+        <w:rPr>
+          <w:rFonts w:ascii="Times New Roman" w:eastAsia="Times New Roman" w:hAnsi="Times New Roman" w:cs="Times New Roman"/>
+          <w:color w:val="000000" w:themeColor="text1"/>
+        </w:rPr>
+        <w:t>Obaideen</w:t>
+      </w:r>
+      <w:proofErr w:type="spellEnd"/>
+      <w:r>
+        <w:rPr>
+          <w:rFonts w:ascii="Times New Roman" w:eastAsia="Times New Roman" w:hAnsi="Times New Roman" w:cs="Times New Roman"/>
+          <w:color w:val="000000" w:themeColor="text1"/>
+        </w:rPr>
+        <w:t xml:space="preserve"> A.</w:t>
+      </w:r>
+      <w:r>
+        <w:rPr>
+          <w:rFonts w:ascii="Times New Roman" w:eastAsia="Times New Roman" w:hAnsi="Times New Roman" w:cs="Times New Roman"/>
+          <w:color w:val="000000" w:themeColor="text1"/>
+        </w:rPr>
+        <w:t xml:space="preserve">, </w:t>
+      </w:r>
+      <w:proofErr w:type="spellStart"/>
+      <w:r>
+        <w:rPr>
+          <w:rFonts w:ascii="Times New Roman" w:eastAsia="Times New Roman" w:hAnsi="Times New Roman" w:cs="Times New Roman"/>
+          <w:color w:val="000000" w:themeColor="text1"/>
+        </w:rPr>
+        <w:t>Negassa</w:t>
+      </w:r>
+      <w:proofErr w:type="spellEnd"/>
+      <w:r>
+        <w:rPr>
+          <w:rFonts w:ascii="Times New Roman" w:eastAsia="Times New Roman" w:hAnsi="Times New Roman" w:cs="Times New Roman"/>
+          <w:color w:val="000000" w:themeColor="text1"/>
+        </w:rPr>
+        <w:t xml:space="preserve"> M.</w:t>
+      </w:r>
+      <w:r>
+        <w:rPr>
+          <w:rFonts w:ascii="Times New Roman" w:eastAsia="Times New Roman" w:hAnsi="Times New Roman" w:cs="Times New Roman"/>
+          <w:color w:val="000000" w:themeColor="text1"/>
+        </w:rPr>
+        <w:t>,</w:t>
+      </w:r>
+      <w:r>
+        <w:rPr>
+          <w:rFonts w:ascii="Times New Roman" w:eastAsia="Times New Roman" w:hAnsi="Times New Roman" w:cs="Times New Roman"/>
+          <w:color w:val="000000" w:themeColor="text1"/>
+        </w:rPr>
+        <w:t xml:space="preserve"> </w:t>
+      </w:r>
+      <w:r>
+        <w:rPr>
+          <w:rFonts w:ascii="Times New Roman" w:eastAsia="Times New Roman" w:hAnsi="Times New Roman" w:cs="Times New Roman"/>
+          <w:color w:val="000000" w:themeColor="text1"/>
+        </w:rPr>
+        <w:t>Liu</w:t>
+      </w:r>
+      <w:r>
+        <w:rPr>
+          <w:rFonts w:ascii="Times New Roman" w:eastAsia="Times New Roman" w:hAnsi="Times New Roman" w:cs="Times New Roman"/>
+          <w:color w:val="000000" w:themeColor="text1"/>
+        </w:rPr>
+        <w:t xml:space="preserve"> D.</w:t>
+      </w:r>
+      <w:r>
+        <w:rPr>
+          <w:rFonts w:ascii="Times New Roman" w:eastAsia="Times New Roman" w:hAnsi="Times New Roman" w:cs="Times New Roman"/>
+          <w:color w:val="000000" w:themeColor="text1"/>
+        </w:rPr>
+        <w:t xml:space="preserve">, </w:t>
       </w:r>
       <w:r>
         <w:rPr>
           <w:rFonts w:ascii="Times New Roman" w:eastAsia="Times New Roman" w:hAnsi="Times New Roman" w:cs="Times New Roman"/>
           <w:b/>
-          <w:color w:val="000000" w:themeColor="text1"/>
-        </w:rPr>
-        <w:t>Anderson, B.M.</w:t>
+          <w:bCs/>
+          <w:color w:val="000000" w:themeColor="text1"/>
+        </w:rPr>
+        <w:t>Anderson B</w:t>
       </w:r>
       <w:r>
         <w:rPr>
           <w:rFonts w:ascii="Times New Roman" w:eastAsia="Times New Roman" w:hAnsi="Times New Roman" w:cs="Times New Roman"/>
+          <w:b/>
+          <w:bCs/>
+          <w:color w:val="000000" w:themeColor="text1"/>
+        </w:rPr>
+        <w:t>.M</w:t>
+      </w:r>
+      <w:r>
+        <w:rPr>
+          <w:rFonts w:ascii="Times New Roman" w:eastAsia="Times New Roman" w:hAnsi="Times New Roman" w:cs="Times New Roman"/>
           <w:color w:val="000000" w:themeColor="text1"/>
         </w:rPr>
         <w:t xml:space="preserve">, </w:t>
@@ -8979,29 +9171,142 @@
           <w:rFonts w:ascii="Times New Roman" w:eastAsia="Times New Roman" w:hAnsi="Times New Roman" w:cs="Times New Roman"/>
           <w:color w:val="000000" w:themeColor="text1"/>
         </w:rPr>
-        <w:t>Mohamed A., Van Dijk L., Rigaud B., McCulloch M., He Y., Woodland M., Fuller C., Lai S., Brock KK</w:t>
+        <w:t>Kooner</w:t>
       </w:r>
       <w:r>
         <w:rPr>
           <w:rFonts w:ascii="Times New Roman" w:eastAsia="Times New Roman" w:hAnsi="Times New Roman" w:cs="Times New Roman"/>
           <w:color w:val="000000" w:themeColor="text1"/>
         </w:rPr>
+        <w:t xml:space="preserve">, </w:t>
+      </w:r>
+      <w:r>
+        <w:rPr>
+          <w:rFonts w:ascii="Times New Roman" w:eastAsia="Times New Roman" w:hAnsi="Times New Roman" w:cs="Times New Roman"/>
+          <w:color w:val="000000" w:themeColor="text1"/>
+        </w:rPr>
+        <w:t>Hu</w:t>
+      </w:r>
+      <w:r>
+        <w:rPr>
+          <w:rFonts w:ascii="Times New Roman" w:eastAsia="Times New Roman" w:hAnsi="Times New Roman" w:cs="Times New Roman"/>
+          <w:color w:val="000000" w:themeColor="text1"/>
+        </w:rPr>
+        <w:t xml:space="preserve"> C.</w:t>
+      </w:r>
+      <w:r>
+        <w:rPr>
+          <w:rFonts w:ascii="Times New Roman" w:eastAsia="Times New Roman" w:hAnsi="Times New Roman" w:cs="Times New Roman"/>
+          <w:color w:val="000000" w:themeColor="text1"/>
+        </w:rPr>
+        <w:t>, Li</w:t>
+      </w:r>
+      <w:r>
+        <w:rPr>
+          <w:rFonts w:ascii="Times New Roman" w:eastAsia="Times New Roman" w:hAnsi="Times New Roman" w:cs="Times New Roman"/>
+          <w:color w:val="000000" w:themeColor="text1"/>
+        </w:rPr>
+        <w:t xml:space="preserve"> H.</w:t>
+      </w:r>
+      <w:r>
+        <w:rPr>
+          <w:rFonts w:ascii="Times New Roman" w:eastAsia="Times New Roman" w:hAnsi="Times New Roman" w:cs="Times New Roman"/>
+          <w:color w:val="000000" w:themeColor="text1"/>
+        </w:rPr>
+        <w:t xml:space="preserve">, Viswanathan </w:t>
+      </w:r>
+      <w:r>
+        <w:rPr>
+          <w:rFonts w:ascii="Times New Roman" w:eastAsia="Times New Roman" w:hAnsi="Times New Roman" w:cs="Times New Roman"/>
+          <w:color w:val="000000" w:themeColor="text1"/>
+        </w:rPr>
+        <w:t>A.</w:t>
+      </w:r>
+      <w:r>
+        <w:rPr>
+          <w:rFonts w:ascii="Times New Roman" w:eastAsia="Times New Roman" w:hAnsi="Times New Roman" w:cs="Times New Roman"/>
+          <w:color w:val="000000" w:themeColor="text1"/>
+        </w:rPr>
+        <w:t>, Jia</w:t>
+      </w:r>
+      <w:r>
+        <w:rPr>
+          <w:rFonts w:ascii="Times New Roman" w:eastAsia="Times New Roman" w:hAnsi="Times New Roman" w:cs="Times New Roman"/>
+          <w:color w:val="000000" w:themeColor="text1"/>
+        </w:rPr>
+        <w:t xml:space="preserve"> X.</w:t>
+      </w:r>
+      <w:r>
+        <w:rPr>
+          <w:rFonts w:ascii="Times New Roman" w:eastAsia="Times New Roman" w:hAnsi="Times New Roman" w:cs="Times New Roman"/>
+          <w:color w:val="000000" w:themeColor="text1"/>
+        </w:rPr>
+        <w:t>, Hales</w:t>
+      </w:r>
+      <w:r>
+        <w:rPr>
+          <w:rFonts w:ascii="Times New Roman" w:eastAsia="Times New Roman" w:hAnsi="Times New Roman" w:cs="Times New Roman"/>
+          <w:color w:val="000000" w:themeColor="text1"/>
+        </w:rPr>
+        <w:t xml:space="preserve"> R.</w:t>
+      </w:r>
+      <w:r>
+        <w:rPr>
+          <w:rFonts w:ascii="Times New Roman" w:eastAsia="Times New Roman" w:hAnsi="Times New Roman" w:cs="Times New Roman"/>
+          <w:color w:val="000000" w:themeColor="text1"/>
+        </w:rPr>
+        <w:t>, Voong</w:t>
+      </w:r>
+      <w:r>
+        <w:rPr>
+          <w:rFonts w:ascii="Times New Roman" w:eastAsia="Times New Roman" w:hAnsi="Times New Roman" w:cs="Times New Roman"/>
+          <w:color w:val="000000" w:themeColor="text1"/>
+        </w:rPr>
         <w:t xml:space="preserve"> </w:t>
+      </w:r>
+      <w:r>
+        <w:rPr>
+          <w:rFonts w:ascii="Times New Roman" w:eastAsia="Times New Roman" w:hAnsi="Times New Roman" w:cs="Times New Roman"/>
+          <w:color w:val="000000" w:themeColor="text1"/>
+        </w:rPr>
+        <w:t>K. R, McNutt</w:t>
+      </w:r>
+      <w:r>
+        <w:rPr>
+          <w:rFonts w:ascii="Times New Roman" w:eastAsia="Times New Roman" w:hAnsi="Times New Roman" w:cs="Times New Roman"/>
+          <w:color w:val="000000" w:themeColor="text1"/>
+        </w:rPr>
+        <w:t xml:space="preserve"> T.</w:t>
+      </w:r>
+      <w:r>
+        <w:rPr>
+          <w:rFonts w:ascii="Times New Roman" w:eastAsia="Times New Roman" w:hAnsi="Times New Roman" w:cs="Times New Roman"/>
+          <w:color w:val="000000" w:themeColor="text1"/>
+        </w:rPr>
+        <w:t>, Ger</w:t>
+      </w:r>
+      <w:r>
+        <w:rPr>
+          <w:rFonts w:ascii="Times New Roman" w:eastAsia="Times New Roman" w:hAnsi="Times New Roman" w:cs="Times New Roman"/>
+          <w:color w:val="000000" w:themeColor="text1"/>
+        </w:rPr>
+        <w:t xml:space="preserve"> R. </w:t>
       </w:r>
       <w:r>
         <w:rPr>
           <w:rFonts w:ascii="Times New Roman" w:eastAsia="Times New Roman" w:hAnsi="Times New Roman" w:cs="Times New Roman"/>
           <w:i/>
-          <w:color w:val="000000" w:themeColor="text1"/>
-        </w:rPr>
-        <w:t xml:space="preserve">Predicting Osteoradionecrosis From Head and Neck Radiotherapy Using a Residual convolutional Neural Network </w:t>
+          <w:iCs/>
+          <w:color w:val="000000" w:themeColor="text1"/>
+        </w:rPr>
+        <w:t>Cumulative EQD2 Esophageal Dose and Severe Toxicity After Thoracic Reirradiation</w:t>
       </w:r>
       <w:r>
         <w:rPr>
           <w:rFonts w:ascii="Times New Roman" w:eastAsia="Times New Roman" w:hAnsi="Times New Roman" w:cs="Times New Roman"/>
           <w:color w:val="000000" w:themeColor="text1"/>
         </w:rPr>
-        <w:t>AAPM Annual Conference. Virtual, 07/2021</w:t>
+        <w:t xml:space="preserve"> ASTRO Annual Conference 02/2026</w:t>
       </w:r>
     </w:p>
     <w:p>
@@ -9015,46 +9320,102 @@
         </w:numPr>
         <w:spacing w:after="120"/>
         <w:rPr>
-          <w:rFonts w:ascii="Times New Roman" w:hAnsi="Times New Roman" w:cs="Times New Roman"/>
-          <w:color w:val="000000" w:themeColor="text1"/>
-        </w:rPr>
-      </w:pPr>
-      <w:r>
-        <w:rPr>
-          <w:rFonts w:ascii="Times New Roman" w:hAnsi="Times New Roman" w:cs="Times New Roman"/>
-          <w:color w:val="000000" w:themeColor="text1"/>
-        </w:rPr>
-        <w:t xml:space="preserve">Brock, K., </w:t>
-      </w:r>
-      <w:r>
-        <w:rPr>
-          <w:rFonts w:ascii="Times New Roman" w:hAnsi="Times New Roman" w:cs="Times New Roman"/>
+          <w:rFonts w:ascii="Times New Roman" w:hAnsi="Times New Roman"/>
+          <w:color w:val="000000" w:themeColor="text1"/>
+        </w:rPr>
+      </w:pPr>
+      <w:r>
+        <w:rPr>
+          <w:rFonts w:ascii="Times New Roman" w:hAnsi="Times New Roman"/>
+          <w:bCs/>
+          <w:color w:val="000000" w:themeColor="text1"/>
+        </w:rPr>
+        <w:t xml:space="preserve">Woodland M, Wood J, </w:t>
+      </w:r>
+      <w:r>
+        <w:rPr>
+          <w:rFonts w:ascii="Times New Roman" w:hAnsi="Times New Roman"/>
           <w:b/>
           <w:color w:val="000000" w:themeColor="text1"/>
         </w:rPr>
-        <w:t>Anderson, B.M.</w:t>
-      </w:r>
-      <w:r>
-        <w:rPr>
-          <w:rFonts w:ascii="Times New Roman" w:hAnsi="Times New Roman" w:cs="Times New Roman"/>
-          <w:color w:val="000000" w:themeColor="text1"/>
-        </w:rPr>
-        <w:t xml:space="preserve">, et al </w:t>
-      </w:r>
-      <w:r>
-        <w:rPr>
-          <w:rFonts w:ascii="Times New Roman" w:hAnsi="Times New Roman" w:cs="Times New Roman"/>
+        <w:t xml:space="preserve">Anderson B.M, </w:t>
+      </w:r>
+      <w:r>
+        <w:rPr>
+          <w:rFonts w:ascii="Times New Roman" w:hAnsi="Times New Roman"/>
+          <w:bCs/>
+          <w:color w:val="000000" w:themeColor="text1"/>
+        </w:rPr>
+        <w:t xml:space="preserve">Kundu S., Lin E., Koay E., </w:t>
+      </w:r>
+      <w:proofErr w:type="spellStart"/>
+      <w:r>
+        <w:rPr>
+          <w:rFonts w:ascii="Times New Roman" w:hAnsi="Times New Roman"/>
+          <w:bCs/>
+          <w:color w:val="000000" w:themeColor="text1"/>
+        </w:rPr>
+        <w:t>Odisio</w:t>
+      </w:r>
+      <w:proofErr w:type="spellEnd"/>
+      <w:r>
+        <w:rPr>
+          <w:rFonts w:ascii="Times New Roman" w:hAnsi="Times New Roman"/>
+          <w:bCs/>
+          <w:color w:val="000000" w:themeColor="text1"/>
+        </w:rPr>
+        <w:t xml:space="preserve"> O., Chung C., Kang H., Venkateson A., </w:t>
+      </w:r>
+      <w:proofErr w:type="spellStart"/>
+      <w:r>
+        <w:rPr>
+          <w:rFonts w:ascii="Times New Roman" w:hAnsi="Times New Roman"/>
+          <w:bCs/>
+          <w:color w:val="000000" w:themeColor="text1"/>
+        </w:rPr>
+        <w:t>Yedururi</w:t>
+      </w:r>
+      <w:proofErr w:type="spellEnd"/>
+      <w:r>
+        <w:rPr>
+          <w:rFonts w:ascii="Times New Roman" w:hAnsi="Times New Roman"/>
+          <w:bCs/>
+          <w:color w:val="000000" w:themeColor="text1"/>
+        </w:rPr>
+        <w:t xml:space="preserve"> S., De B., Lin Y., Patel A., Brock KK</w:t>
+      </w:r>
+      <w:r>
+        <w:rPr>
+          <w:rFonts w:ascii="Times New Roman" w:hAnsi="Times New Roman"/>
+          <w:bCs/>
+          <w:color w:val="000000" w:themeColor="text1"/>
+        </w:rPr>
+        <w:t>.</w:t>
+      </w:r>
+      <w:r>
+        <w:rPr>
+          <w:rFonts w:ascii="Times New Roman" w:hAnsi="Times New Roman"/>
+          <w:b/>
+          <w:color w:val="000000" w:themeColor="text1"/>
+        </w:rPr>
+        <w:t xml:space="preserve"> </w:t>
+      </w:r>
+      <w:r>
+        <w:rPr>
+          <w:rFonts w:ascii="Times New Roman" w:hAnsi="Times New Roman"/>
+          <w:bCs/>
           <w:i/>
-          <w:color w:val="000000" w:themeColor="text1"/>
-        </w:rPr>
-        <w:t xml:space="preserve">Anatomical Modeling to Improve the Precision of Image Guided Liver Ablation </w:t>
-      </w:r>
-      <w:r>
-        <w:rPr>
-          <w:rFonts w:ascii="Times New Roman" w:hAnsi="Times New Roman" w:cs="Times New Roman"/>
-          <w:color w:val="000000" w:themeColor="text1"/>
-        </w:rPr>
-        <w:t>Image-Guided Therapy Workshop Rockville, MD. 04/2020</w:t>
+          <w:iCs/>
+          <w:color w:val="000000" w:themeColor="text1"/>
+        </w:rPr>
+        <w:t xml:space="preserve">Comparing Transfer Learning, Data Augmentation, and Data Expansion in the Improvement of Medical Image Generation </w:t>
+      </w:r>
+      <w:r>
+        <w:rPr>
+          <w:rFonts w:ascii="Times New Roman" w:hAnsi="Times New Roman"/>
+          <w:color w:val="000000" w:themeColor="text1"/>
+        </w:rPr>
+        <w:t>AAPM Annual Conference 07/2022</w:t>
       </w:r>
     </w:p>
     <w:p>
@@ -9068,46 +9429,111 @@
         </w:numPr>
         <w:spacing w:after="120"/>
         <w:rPr>
-          <w:rFonts w:ascii="Times New Roman" w:hAnsi="Times New Roman" w:cs="Times New Roman"/>
-          <w:color w:val="000000" w:themeColor="text1"/>
-        </w:rPr>
-      </w:pPr>
-      <w:r>
-        <w:rPr>
-          <w:rFonts w:ascii="Times New Roman" w:hAnsi="Times New Roman" w:cs="Times New Roman"/>
-          <w:color w:val="000000" w:themeColor="text1"/>
-        </w:rPr>
-        <w:t xml:space="preserve">Owens, C., Gupta, A., Shrestha, S., </w:t>
-      </w:r>
-      <w:r>
-        <w:rPr>
-          <w:rFonts w:ascii="Times New Roman" w:hAnsi="Times New Roman" w:cs="Times New Roman"/>
+          <w:rFonts w:ascii="Times New Roman" w:eastAsia="Times New Roman" w:hAnsi="Times New Roman" w:cs="Times New Roman"/>
+          <w:color w:val="000000" w:themeColor="text1"/>
+        </w:rPr>
+      </w:pPr>
+      <w:r>
+        <w:rPr>
+          <w:rFonts w:ascii="Times New Roman" w:eastAsia="Times New Roman" w:hAnsi="Times New Roman" w:cs="Times New Roman"/>
+          <w:color w:val="000000" w:themeColor="text1"/>
+        </w:rPr>
+        <w:t xml:space="preserve">Rigaud, B., </w:t>
+      </w:r>
+      <w:proofErr w:type="spellStart"/>
+      <w:r>
+        <w:rPr>
+          <w:rFonts w:ascii="Times New Roman" w:eastAsia="Times New Roman" w:hAnsi="Times New Roman" w:cs="Times New Roman"/>
+          <w:color w:val="000000" w:themeColor="text1"/>
+        </w:rPr>
+        <w:t>Kirimli</w:t>
+      </w:r>
+      <w:proofErr w:type="spellEnd"/>
+      <w:r>
+        <w:rPr>
+          <w:rFonts w:ascii="Times New Roman" w:eastAsia="Times New Roman" w:hAnsi="Times New Roman" w:cs="Times New Roman"/>
+          <w:color w:val="000000" w:themeColor="text1"/>
+        </w:rPr>
+        <w:t xml:space="preserve"> E., </w:t>
+      </w:r>
+      <w:proofErr w:type="spellStart"/>
+      <w:r>
+        <w:rPr>
+          <w:rFonts w:ascii="Times New Roman" w:eastAsia="Times New Roman" w:hAnsi="Times New Roman" w:cs="Times New Roman"/>
+          <w:color w:val="000000" w:themeColor="text1"/>
+        </w:rPr>
+        <w:t>Yedururi</w:t>
+      </w:r>
+      <w:proofErr w:type="spellEnd"/>
+      <w:r>
+        <w:rPr>
+          <w:rFonts w:ascii="Times New Roman" w:eastAsia="Times New Roman" w:hAnsi="Times New Roman" w:cs="Times New Roman"/>
+          <w:color w:val="000000" w:themeColor="text1"/>
+        </w:rPr>
+        <w:t xml:space="preserve"> S., </w:t>
+      </w:r>
+      <w:proofErr w:type="spellStart"/>
+      <w:r>
+        <w:rPr>
+          <w:rFonts w:ascii="Times New Roman" w:eastAsia="Times New Roman" w:hAnsi="Times New Roman" w:cs="Times New Roman"/>
+          <w:color w:val="000000" w:themeColor="text1"/>
+        </w:rPr>
+        <w:t>Cazoulat</w:t>
+      </w:r>
+      <w:proofErr w:type="spellEnd"/>
+      <w:r>
+        <w:rPr>
+          <w:rFonts w:ascii="Times New Roman" w:eastAsia="Times New Roman" w:hAnsi="Times New Roman" w:cs="Times New Roman"/>
+          <w:color w:val="000000" w:themeColor="text1"/>
+        </w:rPr>
+        <w:t xml:space="preserve"> G., </w:t>
+      </w:r>
+      <w:r>
+        <w:rPr>
+          <w:rFonts w:ascii="Times New Roman" w:eastAsia="Times New Roman" w:hAnsi="Times New Roman" w:cs="Times New Roman"/>
           <w:b/>
-          <w:color w:val="000000" w:themeColor="text1"/>
-        </w:rPr>
-        <w:t>Anderson, B.M.</w:t>
-      </w:r>
-      <w:r>
-        <w:rPr>
-          <w:rFonts w:ascii="Times New Roman" w:hAnsi="Times New Roman" w:cs="Times New Roman"/>
-          <w:color w:val="000000" w:themeColor="text1"/>
-        </w:rPr>
-        <w:t xml:space="preserve">, et al </w:t>
-      </w:r>
-      <w:r>
-        <w:rPr>
-          <w:rFonts w:ascii="Times New Roman" w:hAnsi="Times New Roman" w:cs="Times New Roman"/>
+          <w:bCs/>
+          <w:color w:val="000000" w:themeColor="text1"/>
+        </w:rPr>
+        <w:t>Anderson B.M.,</w:t>
+      </w:r>
+      <w:r>
+        <w:rPr>
+          <w:rFonts w:ascii="Times New Roman" w:eastAsia="Times New Roman" w:hAnsi="Times New Roman" w:cs="Times New Roman"/>
+          <w:color w:val="000000" w:themeColor="text1"/>
+        </w:rPr>
+        <w:t xml:space="preserve"> Zaid M., </w:t>
+      </w:r>
+      <w:proofErr w:type="spellStart"/>
+      <w:r>
+        <w:rPr>
+          <w:rFonts w:ascii="Times New Roman" w:eastAsia="Times New Roman" w:hAnsi="Times New Roman" w:cs="Times New Roman"/>
+          <w:color w:val="000000" w:themeColor="text1"/>
+        </w:rPr>
+        <w:t>Elganainy</w:t>
+      </w:r>
+      <w:proofErr w:type="spellEnd"/>
+      <w:r>
+        <w:rPr>
+          <w:rFonts w:ascii="Times New Roman" w:eastAsia="Times New Roman" w:hAnsi="Times New Roman" w:cs="Times New Roman"/>
+          <w:color w:val="000000" w:themeColor="text1"/>
+        </w:rPr>
+        <w:t xml:space="preserve"> D., Koay E., Brock KK. </w:t>
+      </w:r>
+      <w:r>
+        <w:rPr>
+          <w:rFonts w:ascii="Times New Roman" w:eastAsia="Times New Roman" w:hAnsi="Times New Roman" w:cs="Times New Roman"/>
           <w:i/>
           <w:color w:val="000000" w:themeColor="text1"/>
         </w:rPr>
-        <w:t>Development of a colon model for colon dosimetry in late effect studies</w:t>
-      </w:r>
-      <w:r>
-        <w:rPr>
-          <w:rFonts w:ascii="Times New Roman" w:hAnsi="Times New Roman" w:cs="Times New Roman"/>
-          <w:color w:val="000000" w:themeColor="text1"/>
-        </w:rPr>
-        <w:t xml:space="preserve"> International Society of Radiation Epidemiology and Dosimetry, Sitges, Spain. 05/2020</w:t>
+        <w:t>Evaluation of Deep Learning-Based Automatic Segmentation of the Pancreas</w:t>
+      </w:r>
+      <w:r>
+        <w:rPr>
+          <w:rFonts w:ascii="Times New Roman" w:eastAsia="Times New Roman" w:hAnsi="Times New Roman" w:cs="Times New Roman"/>
+          <w:color w:val="000000" w:themeColor="text1"/>
+        </w:rPr>
+        <w:t xml:space="preserve"> AAPM Annual Conference. Virtual, 07/2021</w:t>
       </w:r>
     </w:p>
     <w:p>
@@ -9121,70 +9547,127 @@
         </w:numPr>
         <w:spacing w:after="120"/>
         <w:rPr>
-          <w:rFonts w:ascii="Times New Roman" w:hAnsi="Times New Roman" w:cs="Times New Roman"/>
-          <w:color w:val="000000" w:themeColor="text1"/>
-        </w:rPr>
-      </w:pPr>
+          <w:rFonts w:ascii="Times New Roman" w:eastAsia="Times New Roman" w:hAnsi="Times New Roman" w:cs="Times New Roman"/>
+          <w:color w:val="000000" w:themeColor="text1"/>
+        </w:rPr>
+      </w:pPr>
+      <w:r>
+        <w:rPr>
+          <w:rFonts w:ascii="Times New Roman" w:eastAsia="Times New Roman" w:hAnsi="Times New Roman" w:cs="Times New Roman"/>
+          <w:color w:val="000000" w:themeColor="text1"/>
+        </w:rPr>
+        <w:t xml:space="preserve">McCulloch, M., </w:t>
+      </w:r>
       <w:proofErr w:type="spellStart"/>
       <w:r>
         <w:rPr>
-          <w:rFonts w:ascii="Times New Roman" w:hAnsi="Times New Roman" w:cs="Times New Roman"/>
-          <w:color w:val="000000" w:themeColor="text1"/>
-        </w:rPr>
-        <w:t>Elhalawani</w:t>
+          <w:rFonts w:ascii="Times New Roman" w:eastAsia="Times New Roman" w:hAnsi="Times New Roman" w:cs="Times New Roman"/>
+          <w:color w:val="000000" w:themeColor="text1"/>
+        </w:rPr>
+        <w:t>Cazoulat</w:t>
       </w:r>
       <w:proofErr w:type="spellEnd"/>
       <w:r>
         <w:rPr>
-          <w:rFonts w:ascii="Times New Roman" w:hAnsi="Times New Roman" w:cs="Times New Roman"/>
-          <w:color w:val="000000" w:themeColor="text1"/>
-        </w:rPr>
-        <w:t xml:space="preserve">, H., </w:t>
-      </w:r>
-      <w:r>
-        <w:rPr>
-          <w:rFonts w:ascii="Times New Roman" w:hAnsi="Times New Roman" w:cs="Times New Roman"/>
-          <w:color w:val="000000" w:themeColor="text1"/>
-        </w:rPr>
-        <w:t xml:space="preserve">Jin Y., Randall J.W., Mahajan A., Mohamed A., Elliot A., </w:t>
-      </w:r>
-      <w:r>
-        <w:rPr>
-          <w:rFonts w:ascii="Times New Roman" w:hAnsi="Times New Roman" w:cs="Times New Roman"/>
+          <w:rFonts w:ascii="Times New Roman" w:eastAsia="Times New Roman" w:hAnsi="Times New Roman" w:cs="Times New Roman"/>
+          <w:color w:val="000000" w:themeColor="text1"/>
+        </w:rPr>
+        <w:t xml:space="preserve"> G., Rigaud B., </w:t>
+      </w:r>
+      <w:r>
+        <w:rPr>
+          <w:rFonts w:ascii="Times New Roman" w:eastAsia="Times New Roman" w:hAnsi="Times New Roman" w:cs="Times New Roman"/>
           <w:b/>
           <w:bCs/>
           <w:color w:val="000000" w:themeColor="text1"/>
         </w:rPr>
         <w:t xml:space="preserve">Anderson B.M., </w:t>
       </w:r>
-      <w:r>
-        <w:rPr>
-          <w:rFonts w:ascii="Times New Roman" w:hAnsi="Times New Roman" w:cs="Times New Roman"/>
-          <w:color w:val="000000" w:themeColor="text1"/>
-        </w:rPr>
-        <w:t>Landry L., Zhu H., Fuller C., Chung C.</w:t>
-      </w:r>
-      <w:r>
-        <w:rPr>
-          <w:rFonts w:ascii="Times New Roman" w:hAnsi="Times New Roman" w:cs="Times New Roman"/>
+      <w:proofErr w:type="spellStart"/>
+      <w:r>
+        <w:rPr>
+          <w:rFonts w:ascii="Times New Roman" w:eastAsia="Times New Roman" w:hAnsi="Times New Roman" w:cs="Times New Roman"/>
+          <w:color w:val="000000" w:themeColor="text1"/>
+        </w:rPr>
+        <w:t>Kirimli</w:t>
+      </w:r>
+      <w:proofErr w:type="spellEnd"/>
+      <w:r>
+        <w:rPr>
+          <w:rFonts w:ascii="Times New Roman" w:eastAsia="Times New Roman" w:hAnsi="Times New Roman" w:cs="Times New Roman"/>
+          <w:color w:val="000000" w:themeColor="text1"/>
+        </w:rPr>
+        <w:t xml:space="preserve"> E., </w:t>
+      </w:r>
+      <w:proofErr w:type="spellStart"/>
+      <w:r>
+        <w:rPr>
+          <w:rFonts w:ascii="Times New Roman" w:eastAsia="Times New Roman" w:hAnsi="Times New Roman" w:cs="Times New Roman"/>
+          <w:color w:val="000000" w:themeColor="text1"/>
+        </w:rPr>
+        <w:t>Gryshkevych</w:t>
+      </w:r>
+      <w:proofErr w:type="spellEnd"/>
+      <w:r>
+        <w:rPr>
+          <w:rFonts w:ascii="Times New Roman" w:eastAsia="Times New Roman" w:hAnsi="Times New Roman" w:cs="Times New Roman"/>
+          <w:color w:val="000000" w:themeColor="text1"/>
+        </w:rPr>
+        <w:t xml:space="preserve"> S., Svensson S., Ohrt A., Chopra A., Mathew R., Zaid M., </w:t>
+      </w:r>
+      <w:proofErr w:type="spellStart"/>
+      <w:r>
+        <w:rPr>
+          <w:rFonts w:ascii="Times New Roman" w:eastAsia="Times New Roman" w:hAnsi="Times New Roman" w:cs="Times New Roman"/>
+          <w:color w:val="000000" w:themeColor="text1"/>
+        </w:rPr>
+        <w:t>Elganainy</w:t>
+      </w:r>
+      <w:proofErr w:type="spellEnd"/>
+      <w:r>
+        <w:rPr>
+          <w:rFonts w:ascii="Times New Roman" w:eastAsia="Times New Roman" w:hAnsi="Times New Roman" w:cs="Times New Roman"/>
+          <w:color w:val="000000" w:themeColor="text1"/>
+        </w:rPr>
+        <w:t xml:space="preserve"> D.</w:t>
+      </w:r>
+      <w:proofErr w:type="gramStart"/>
+      <w:r>
+        <w:rPr>
+          <w:rFonts w:ascii="Times New Roman" w:eastAsia="Times New Roman" w:hAnsi="Times New Roman" w:cs="Times New Roman"/>
+          <w:color w:val="000000" w:themeColor="text1"/>
+        </w:rPr>
+        <w:t>, ,Balter</w:t>
+      </w:r>
+      <w:proofErr w:type="gramEnd"/>
+      <w:r>
+        <w:rPr>
+          <w:rFonts w:ascii="Times New Roman" w:eastAsia="Times New Roman" w:hAnsi="Times New Roman" w:cs="Times New Roman"/>
+          <w:color w:val="000000" w:themeColor="text1"/>
+        </w:rPr>
+        <w:t xml:space="preserve"> P., Koay E., Brock KK.</w:t>
+      </w:r>
+      <w:r>
+        <w:rPr>
+          <w:rFonts w:ascii="Times New Roman" w:eastAsia="Times New Roman" w:hAnsi="Times New Roman" w:cs="Times New Roman"/>
           <w:color w:val="000000" w:themeColor="text1"/>
         </w:rPr>
         <w:t xml:space="preserve"> </w:t>
       </w:r>
       <w:r>
         <w:rPr>
-          <w:rFonts w:ascii="Times New Roman" w:hAnsi="Times New Roman" w:cs="Times New Roman"/>
+          <w:rFonts w:ascii="Times New Roman" w:eastAsia="Times New Roman" w:hAnsi="Times New Roman" w:cs="Times New Roman"/>
           <w:i/>
           <w:color w:val="000000" w:themeColor="text1"/>
         </w:rPr>
-        <w:t>Longitudinal and Dose Dependent Analysis on White Matter Injury in Glioblastoma Radiation Therapy</w:t>
-      </w:r>
-      <w:r>
-        <w:rPr>
-          <w:rFonts w:ascii="Times New Roman" w:hAnsi="Times New Roman" w:cs="Times New Roman"/>
-          <w:color w:val="000000" w:themeColor="text1"/>
-        </w:rPr>
-        <w:t xml:space="preserve"> ASTRO Annual Conference, Chicago, IL. 09/2018</w:t>
+        <w:t xml:space="preserve">Use of Deep Learning Segmentation and Biomechanical Models to Improve Dose Accumulation Accuracy in GI Structures </w:t>
+      </w:r>
+      <w:r>
+        <w:rPr>
+          <w:rFonts w:ascii="Times New Roman" w:eastAsia="Times New Roman" w:hAnsi="Times New Roman" w:cs="Times New Roman"/>
+          <w:color w:val="000000" w:themeColor="text1"/>
+        </w:rPr>
+        <w:t>AAPM Annual Conference. Virtual, 07/2021</w:t>
       </w:r>
     </w:p>
     <w:p>
@@ -9198,70 +9681,79 @@
         </w:numPr>
         <w:spacing w:after="120"/>
         <w:rPr>
-          <w:rFonts w:ascii="Times New Roman" w:hAnsi="Times New Roman"/>
-          <w:color w:val="000000" w:themeColor="text1"/>
-          <w:shd w:val="clear" w:color="auto" w:fill="FFFFFF"/>
-        </w:rPr>
-      </w:pPr>
-      <w:r>
-        <w:rPr>
-          <w:rFonts w:ascii="Times New Roman" w:hAnsi="Times New Roman"/>
-          <w:color w:val="000000" w:themeColor="text1"/>
-          <w:shd w:val="clear" w:color="auto" w:fill="FFFFFF"/>
-        </w:rPr>
-        <w:t xml:space="preserve">McCulloch M., </w:t>
-      </w:r>
-      <w:proofErr w:type="spellStart"/>
-      <w:r>
-        <w:rPr>
-          <w:rFonts w:ascii="Times New Roman" w:hAnsi="Times New Roman"/>
-          <w:color w:val="000000" w:themeColor="text1"/>
-          <w:shd w:val="clear" w:color="auto" w:fill="FFFFFF"/>
-        </w:rPr>
-        <w:t>Elhalawani</w:t>
-      </w:r>
-      <w:proofErr w:type="spellEnd"/>
-      <w:r>
-        <w:rPr>
-          <w:rFonts w:ascii="Times New Roman" w:hAnsi="Times New Roman"/>
-          <w:color w:val="000000" w:themeColor="text1"/>
-          <w:shd w:val="clear" w:color="auto" w:fill="FFFFFF"/>
-        </w:rPr>
-        <w:t xml:space="preserve"> H., </w:t>
-      </w:r>
-      <w:r>
-        <w:rPr>
-          <w:rFonts w:ascii="Times New Roman" w:hAnsi="Times New Roman"/>
+          <w:rFonts w:ascii="Times New Roman" w:eastAsia="Times New Roman" w:hAnsi="Times New Roman" w:cs="Times New Roman"/>
+          <w:color w:val="000000" w:themeColor="text1"/>
+        </w:rPr>
+      </w:pPr>
+      <w:r>
+        <w:rPr>
+          <w:rFonts w:ascii="Times New Roman" w:eastAsia="Times New Roman" w:hAnsi="Times New Roman" w:cs="Times New Roman"/>
+          <w:color w:val="000000" w:themeColor="text1"/>
+        </w:rPr>
+        <w:lastRenderedPageBreak/>
+        <w:t xml:space="preserve">Reber, B., </w:t>
+      </w:r>
+      <w:r>
+        <w:rPr>
+          <w:rFonts w:ascii="Times New Roman" w:eastAsia="Times New Roman" w:hAnsi="Times New Roman" w:cs="Times New Roman"/>
           <w:b/>
           <w:color w:val="000000" w:themeColor="text1"/>
-          <w:shd w:val="clear" w:color="auto" w:fill="FFFFFF"/>
-        </w:rPr>
-        <w:t>Anderson B.M</w:t>
-      </w:r>
-      <w:r>
-        <w:rPr>
-          <w:rFonts w:ascii="Times New Roman" w:hAnsi="Times New Roman"/>
-          <w:color w:val="000000" w:themeColor="text1"/>
-          <w:shd w:val="clear" w:color="auto" w:fill="FFFFFF"/>
-        </w:rPr>
-        <w:t xml:space="preserve">, et. al </w:t>
-      </w:r>
-      <w:r>
-        <w:rPr>
-          <w:rFonts w:ascii="Times New Roman" w:hAnsi="Times New Roman"/>
+        </w:rPr>
+        <w:t>Anderson, B.M.</w:t>
+      </w:r>
+      <w:r>
+        <w:rPr>
+          <w:rFonts w:ascii="Times New Roman" w:eastAsia="Times New Roman" w:hAnsi="Times New Roman" w:cs="Times New Roman"/>
+          <w:color w:val="000000" w:themeColor="text1"/>
+        </w:rPr>
+        <w:t xml:space="preserve">, </w:t>
+      </w:r>
+      <w:r>
+        <w:rPr>
+          <w:rFonts w:ascii="Times New Roman" w:eastAsia="Times New Roman" w:hAnsi="Times New Roman" w:cs="Times New Roman"/>
+          <w:color w:val="000000" w:themeColor="text1"/>
+        </w:rPr>
+        <w:t>Mohamed A., Van Dijk L., Rigaud B., McCulloch M., He Y., Woodland M., Fuller C., Lai S., Brock KK</w:t>
+      </w:r>
+      <w:r>
+        <w:rPr>
+          <w:rFonts w:ascii="Times New Roman" w:eastAsia="Times New Roman" w:hAnsi="Times New Roman" w:cs="Times New Roman"/>
+          <w:color w:val="000000" w:themeColor="text1"/>
+        </w:rPr>
+        <w:t xml:space="preserve"> </w:t>
+      </w:r>
+      <w:r>
+        <w:rPr>
+          <w:rFonts w:ascii="Times New Roman" w:eastAsia="Times New Roman" w:hAnsi="Times New Roman" w:cs="Times New Roman"/>
           <w:i/>
           <w:color w:val="000000" w:themeColor="text1"/>
-          <w:shd w:val="clear" w:color="auto" w:fill="FFFFFF"/>
-        </w:rPr>
-        <w:t xml:space="preserve">Biomechanical model-based Deformable Image Registration for OARs in Glioma Patients </w:t>
-      </w:r>
-      <w:r>
-        <w:rPr>
-          <w:rFonts w:ascii="Times New Roman" w:hAnsi="Times New Roman"/>
-          <w:color w:val="000000" w:themeColor="text1"/>
-          <w:shd w:val="clear" w:color="auto" w:fill="FFFFFF"/>
-        </w:rPr>
-        <w:t>RSNA Annual Conference, Chicago, IL. 11/2018</w:t>
+        </w:rPr>
+        <w:t xml:space="preserve">Predicting Osteoradionecrosis </w:t>
+      </w:r>
+      <w:proofErr w:type="gramStart"/>
+      <w:r>
+        <w:rPr>
+          <w:rFonts w:ascii="Times New Roman" w:eastAsia="Times New Roman" w:hAnsi="Times New Roman" w:cs="Times New Roman"/>
+          <w:i/>
+          <w:color w:val="000000" w:themeColor="text1"/>
+        </w:rPr>
+        <w:t>From</w:t>
+      </w:r>
+      <w:proofErr w:type="gramEnd"/>
+      <w:r>
+        <w:rPr>
+          <w:rFonts w:ascii="Times New Roman" w:eastAsia="Times New Roman" w:hAnsi="Times New Roman" w:cs="Times New Roman"/>
+          <w:i/>
+          <w:color w:val="000000" w:themeColor="text1"/>
+        </w:rPr>
+        <w:t xml:space="preserve"> Head and Neck Radiotherapy Using a Residual convolutional Neural Network </w:t>
+      </w:r>
+      <w:r>
+        <w:rPr>
+          <w:rFonts w:ascii="Times New Roman" w:eastAsia="Times New Roman" w:hAnsi="Times New Roman" w:cs="Times New Roman"/>
+          <w:color w:val="000000" w:themeColor="text1"/>
+        </w:rPr>
+        <w:t>AAPM Annual Conference. Virtual, 07/2021</w:t>
       </w:r>
     </w:p>
     <w:p>
@@ -9275,47 +9767,46 @@
         </w:numPr>
         <w:spacing w:after="120"/>
         <w:rPr>
-          <w:rFonts w:ascii="Times New Roman" w:hAnsi="Times New Roman"/>
-          <w:color w:val="000000" w:themeColor="text1"/>
-        </w:rPr>
-      </w:pPr>
-      <w:r>
-        <w:rPr>
-          <w:rFonts w:ascii="Times New Roman" w:hAnsi="Times New Roman"/>
-          <w:color w:val="000000" w:themeColor="text1"/>
-        </w:rPr>
-        <w:lastRenderedPageBreak/>
-        <w:t xml:space="preserve">Lin E.Y., </w:t>
-      </w:r>
-      <w:r>
-        <w:rPr>
-          <w:rFonts w:ascii="Times New Roman" w:hAnsi="Times New Roman"/>
+          <w:rFonts w:ascii="Times New Roman" w:hAnsi="Times New Roman" w:cs="Times New Roman"/>
+          <w:color w:val="000000" w:themeColor="text1"/>
+        </w:rPr>
+      </w:pPr>
+      <w:r>
+        <w:rPr>
+          <w:rFonts w:ascii="Times New Roman" w:hAnsi="Times New Roman" w:cs="Times New Roman"/>
+          <w:color w:val="000000" w:themeColor="text1"/>
+        </w:rPr>
+        <w:t xml:space="preserve">Brock, K., </w:t>
+      </w:r>
+      <w:r>
+        <w:rPr>
+          <w:rFonts w:ascii="Times New Roman" w:hAnsi="Times New Roman" w:cs="Times New Roman"/>
           <w:b/>
           <w:color w:val="000000" w:themeColor="text1"/>
         </w:rPr>
-        <w:t>Anderson B.M</w:t>
-      </w:r>
-      <w:r>
-        <w:rPr>
-          <w:rFonts w:ascii="Times New Roman" w:hAnsi="Times New Roman"/>
-          <w:color w:val="000000" w:themeColor="text1"/>
-        </w:rPr>
-        <w:t xml:space="preserve">, et al. </w:t>
-      </w:r>
-      <w:r>
-        <w:rPr>
-          <w:rFonts w:ascii="Times New Roman" w:hAnsi="Times New Roman"/>
+        <w:t>Anderson, B.M.</w:t>
+      </w:r>
+      <w:r>
+        <w:rPr>
+          <w:rFonts w:ascii="Times New Roman" w:hAnsi="Times New Roman" w:cs="Times New Roman"/>
+          <w:color w:val="000000" w:themeColor="text1"/>
+        </w:rPr>
+        <w:t xml:space="preserve">, et al </w:t>
+      </w:r>
+      <w:r>
+        <w:rPr>
+          <w:rFonts w:ascii="Times New Roman" w:hAnsi="Times New Roman" w:cs="Times New Roman"/>
           <w:i/>
           <w:color w:val="000000" w:themeColor="text1"/>
         </w:rPr>
-        <w:t>Application of a biomechanical deformable registration image method for assessing ablation margins in colorectal liver metastases</w:t>
-      </w:r>
-      <w:r>
-        <w:rPr>
-          <w:rFonts w:ascii="Times New Roman" w:hAnsi="Times New Roman"/>
-          <w:color w:val="000000" w:themeColor="text1"/>
-        </w:rPr>
-        <w:t>. CIRSE Annual Conference. Barcelona, Spain (09/2018)</w:t>
+        <w:t xml:space="preserve">Anatomical Modeling to Improve the Precision of Image Guided Liver Ablation </w:t>
+      </w:r>
+      <w:r>
+        <w:rPr>
+          <w:rFonts w:ascii="Times New Roman" w:hAnsi="Times New Roman" w:cs="Times New Roman"/>
+          <w:color w:val="000000" w:themeColor="text1"/>
+        </w:rPr>
+        <w:t>Image-Guided Therapy Workshop Rockville, MD. 04/2020</w:t>
       </w:r>
     </w:p>
     <w:p>
@@ -9329,77 +9820,46 @@
         </w:numPr>
         <w:spacing w:after="120"/>
         <w:rPr>
-          <w:rFonts w:ascii="Times New Roman" w:hAnsi="Times New Roman"/>
-          <w:color w:val="000000" w:themeColor="text1"/>
-        </w:rPr>
-      </w:pPr>
-      <w:r>
-        <w:rPr>
-          <w:rFonts w:ascii="Times New Roman" w:hAnsi="Times New Roman"/>
-          <w:color w:val="000000" w:themeColor="text1"/>
-        </w:rPr>
-        <w:t xml:space="preserve">Kisling K., </w:t>
-      </w:r>
-      <w:r>
-        <w:rPr>
-          <w:rFonts w:ascii="Times New Roman" w:hAnsi="Times New Roman"/>
-          <w:color w:val="000000" w:themeColor="text1"/>
-        </w:rPr>
-        <w:t xml:space="preserve">Ger R., Cardenas C., Rubinstein A., Netherton T., Ingram W., </w:t>
-      </w:r>
-      <w:proofErr w:type="spellStart"/>
-      <w:r>
-        <w:rPr>
-          <w:rFonts w:ascii="Times New Roman" w:hAnsi="Times New Roman"/>
-          <w:color w:val="000000" w:themeColor="text1"/>
-        </w:rPr>
-        <w:t>Fave</w:t>
-      </w:r>
-      <w:proofErr w:type="spellEnd"/>
-      <w:r>
-        <w:rPr>
-          <w:rFonts w:ascii="Times New Roman" w:hAnsi="Times New Roman"/>
-          <w:color w:val="000000" w:themeColor="text1"/>
-        </w:rPr>
-        <w:t xml:space="preserve"> X., Owens C., </w:t>
-      </w:r>
-      <w:r>
-        <w:rPr>
-          <w:rFonts w:ascii="Times New Roman" w:hAnsi="Times New Roman"/>
+          <w:rFonts w:ascii="Times New Roman" w:hAnsi="Times New Roman" w:cs="Times New Roman"/>
+          <w:color w:val="000000" w:themeColor="text1"/>
+        </w:rPr>
+      </w:pPr>
+      <w:r>
+        <w:rPr>
+          <w:rFonts w:ascii="Times New Roman" w:hAnsi="Times New Roman" w:cs="Times New Roman"/>
+          <w:color w:val="000000" w:themeColor="text1"/>
+        </w:rPr>
+        <w:t xml:space="preserve">Owens, C., Gupta, A., Shrestha, S., </w:t>
+      </w:r>
+      <w:r>
+        <w:rPr>
+          <w:rFonts w:ascii="Times New Roman" w:hAnsi="Times New Roman" w:cs="Times New Roman"/>
           <w:b/>
-          <w:bCs/>
-          <w:color w:val="000000" w:themeColor="text1"/>
-        </w:rPr>
-        <w:t xml:space="preserve">Anderson B.M, </w:t>
-      </w:r>
-      <w:r>
-        <w:rPr>
-          <w:rFonts w:ascii="Times New Roman" w:hAnsi="Times New Roman"/>
-          <w:color w:val="000000" w:themeColor="text1"/>
-        </w:rPr>
-        <w:t>Lee J., Gay S., Yang J.,, McCarroll R., Machin D., Li Y., Rhee D., Edward S., He Y., David S., Nitsch P, Balter P., Court L</w:t>
-      </w:r>
-      <w:r>
-        <w:rPr>
-          <w:rFonts w:ascii="Times New Roman" w:hAnsi="Times New Roman"/>
-          <w:color w:val="000000" w:themeColor="text1"/>
-        </w:rPr>
-        <w:t xml:space="preserve"> </w:t>
-      </w:r>
-      <w:r>
-        <w:rPr>
-          <w:rFonts w:ascii="Times New Roman" w:hAnsi="Times New Roman"/>
+          <w:color w:val="000000" w:themeColor="text1"/>
+        </w:rPr>
+        <w:t>Anderson, B.M.</w:t>
+      </w:r>
+      <w:r>
+        <w:rPr>
+          <w:rFonts w:ascii="Times New Roman" w:hAnsi="Times New Roman" w:cs="Times New Roman"/>
+          <w:color w:val="000000" w:themeColor="text1"/>
+        </w:rPr>
+        <w:t xml:space="preserve">, et al </w:t>
+      </w:r>
+      <w:r>
+        <w:rPr>
+          <w:rFonts w:ascii="Times New Roman" w:hAnsi="Times New Roman" w:cs="Times New Roman"/>
           <w:i/>
           <w:color w:val="000000" w:themeColor="text1"/>
         </w:rPr>
-        <w:t>Broadening the Graduate School Experience: Paper-In-A-Day</w:t>
-      </w:r>
-      <w:r>
-        <w:rPr>
-          <w:rFonts w:ascii="Times New Roman" w:hAnsi="Times New Roman"/>
-          <w:color w:val="000000" w:themeColor="text1"/>
-        </w:rPr>
-        <w:t xml:space="preserve"> AAPM Annual Conference. Nashville, TN. 07/2018</w:t>
+        <w:t>Development of a colon model for colon dosimetry in late effect studies</w:t>
+      </w:r>
+      <w:r>
+        <w:rPr>
+          <w:rFonts w:ascii="Times New Roman" w:hAnsi="Times New Roman" w:cs="Times New Roman"/>
+          <w:color w:val="000000" w:themeColor="text1"/>
+        </w:rPr>
+        <w:t xml:space="preserve"> International Society of Radiation Epidemiology and Dosimetry, Sitges, Spain. 05/2020</w:t>
       </w:r>
     </w:p>
     <w:p>
@@ -9417,81 +9877,66 @@
           <w:color w:val="000000" w:themeColor="text1"/>
         </w:rPr>
       </w:pPr>
-      <w:r>
-        <w:rPr>
-          <w:rFonts w:ascii="Times New Roman" w:hAnsi="Times New Roman"/>
-          <w:color w:val="000000" w:themeColor="text1"/>
-        </w:rPr>
-        <w:t xml:space="preserve">Sen A, </w:t>
-      </w:r>
-      <w:r>
-        <w:rPr>
-          <w:rFonts w:ascii="Times New Roman" w:hAnsi="Times New Roman"/>
+      <w:proofErr w:type="spellStart"/>
+      <w:r>
+        <w:rPr>
+          <w:rFonts w:ascii="Times New Roman" w:hAnsi="Times New Roman" w:cs="Times New Roman"/>
+          <w:color w:val="000000" w:themeColor="text1"/>
+        </w:rPr>
+        <w:t>Elhalawani</w:t>
+      </w:r>
+      <w:proofErr w:type="spellEnd"/>
+      <w:r>
+        <w:rPr>
+          <w:rFonts w:ascii="Times New Roman" w:hAnsi="Times New Roman" w:cs="Times New Roman"/>
+          <w:color w:val="000000" w:themeColor="text1"/>
+        </w:rPr>
+        <w:t xml:space="preserve">, H., </w:t>
+      </w:r>
+      <w:r>
+        <w:rPr>
+          <w:rFonts w:ascii="Times New Roman" w:hAnsi="Times New Roman" w:cs="Times New Roman"/>
+          <w:color w:val="000000" w:themeColor="text1"/>
+        </w:rPr>
+        <w:t xml:space="preserve">Jin Y., Randall J.W., Mahajan A., Mohamed A., Elliot A., </w:t>
+      </w:r>
+      <w:r>
+        <w:rPr>
+          <w:rFonts w:ascii="Times New Roman" w:hAnsi="Times New Roman" w:cs="Times New Roman"/>
           <w:b/>
-          <w:color w:val="000000" w:themeColor="text1"/>
-        </w:rPr>
-        <w:t>Anderson B.M</w:t>
-      </w:r>
-      <w:r>
-        <w:rPr>
-          <w:rFonts w:ascii="Times New Roman" w:hAnsi="Times New Roman"/>
-          <w:color w:val="000000" w:themeColor="text1"/>
-        </w:rPr>
-        <w:t xml:space="preserve">, </w:t>
-      </w:r>
-      <w:proofErr w:type="spellStart"/>
-      <w:r>
-        <w:rPr>
-          <w:rFonts w:ascii="Times New Roman" w:hAnsi="Times New Roman"/>
-          <w:color w:val="000000" w:themeColor="text1"/>
-        </w:rPr>
-        <w:t>Cazoulat</w:t>
-      </w:r>
-      <w:proofErr w:type="spellEnd"/>
-      <w:r>
-        <w:rPr>
-          <w:rFonts w:ascii="Times New Roman" w:hAnsi="Times New Roman"/>
-          <w:color w:val="000000" w:themeColor="text1"/>
-        </w:rPr>
-        <w:t xml:space="preserve"> G., Zaid M., Chaudhury B., </w:t>
-      </w:r>
-      <w:proofErr w:type="spellStart"/>
-      <w:r>
-        <w:rPr>
-          <w:rFonts w:ascii="Times New Roman" w:hAnsi="Times New Roman"/>
-          <w:color w:val="000000" w:themeColor="text1"/>
-        </w:rPr>
-        <w:t>Elganainy</w:t>
-      </w:r>
-      <w:proofErr w:type="spellEnd"/>
-      <w:r>
-        <w:rPr>
-          <w:rFonts w:ascii="Times New Roman" w:hAnsi="Times New Roman"/>
-          <w:color w:val="000000" w:themeColor="text1"/>
-        </w:rPr>
-        <w:t xml:space="preserve"> D., Koay E., Brock KK</w:t>
-      </w:r>
-      <w:r>
-        <w:rPr>
-          <w:rFonts w:ascii="Times New Roman" w:hAnsi="Times New Roman"/>
-          <w:color w:val="000000" w:themeColor="text1"/>
-        </w:rPr>
-        <w:t xml:space="preserve">. </w:t>
-      </w:r>
-      <w:r>
-        <w:rPr>
-          <w:rFonts w:ascii="Times New Roman" w:hAnsi="Times New Roman"/>
+          <w:bCs/>
+          <w:color w:val="000000" w:themeColor="text1"/>
+        </w:rPr>
+        <w:t xml:space="preserve">Anderson B.M., </w:t>
+      </w:r>
+      <w:r>
+        <w:rPr>
+          <w:rFonts w:ascii="Times New Roman" w:hAnsi="Times New Roman" w:cs="Times New Roman"/>
+          <w:color w:val="000000" w:themeColor="text1"/>
+        </w:rPr>
+        <w:t>Landry L., Zhu H., Fuller C., Chung C.</w:t>
+      </w:r>
+      <w:r>
+        <w:rPr>
+          <w:rFonts w:ascii="Times New Roman" w:hAnsi="Times New Roman" w:cs="Times New Roman"/>
+          <w:color w:val="000000" w:themeColor="text1"/>
+        </w:rPr>
+        <w:t xml:space="preserve"> </w:t>
+      </w:r>
+      <w:r>
+        <w:rPr>
+          <w:rFonts w:ascii="Times New Roman" w:hAnsi="Times New Roman" w:cs="Times New Roman"/>
           <w:i/>
           <w:color w:val="000000" w:themeColor="text1"/>
         </w:rPr>
-        <w:t xml:space="preserve">A Comparison of Deformable Registration Techniques for Pre and Post-Treatment Cholangiocarcinoma CT Images. </w:t>
-      </w:r>
-      <w:r>
-        <w:rPr>
-          <w:rFonts w:ascii="Times New Roman" w:hAnsi="Times New Roman" w:cs="Times New Roman"/>
-          <w:color w:val="000000" w:themeColor="text1"/>
-        </w:rPr>
-        <w:t>AAPM Annual Conference. Nashville, TN. 07/2018</w:t>
+        <w:t>Longitudinal and Dose Dependent Analysis on White Matter Injury in Glioblastoma Radiation Therapy</w:t>
+      </w:r>
+      <w:r>
+        <w:rPr>
+          <w:rFonts w:ascii="Times New Roman" w:hAnsi="Times New Roman" w:cs="Times New Roman"/>
+          <w:color w:val="000000" w:themeColor="text1"/>
+        </w:rPr>
+        <w:t xml:space="preserve"> ASTRO Annual Conference, Chicago, IL. 09/2018</w:t>
       </w:r>
     </w:p>
     <w:p>
@@ -9505,6 +9950,348 @@
         </w:numPr>
         <w:spacing w:after="120"/>
         <w:rPr>
+          <w:rFonts w:ascii="Times New Roman" w:hAnsi="Times New Roman"/>
+          <w:color w:val="000000" w:themeColor="text1"/>
+          <w:shd w:val="clear" w:color="auto" w:fill="FFFFFF"/>
+        </w:rPr>
+      </w:pPr>
+      <w:r>
+        <w:rPr>
+          <w:rFonts w:ascii="Times New Roman" w:hAnsi="Times New Roman"/>
+          <w:color w:val="000000" w:themeColor="text1"/>
+          <w:shd w:val="clear" w:color="auto" w:fill="FFFFFF"/>
+        </w:rPr>
+        <w:t xml:space="preserve">McCulloch M., </w:t>
+      </w:r>
+      <w:proofErr w:type="spellStart"/>
+      <w:r>
+        <w:rPr>
+          <w:rFonts w:ascii="Times New Roman" w:hAnsi="Times New Roman"/>
+          <w:color w:val="000000" w:themeColor="text1"/>
+          <w:shd w:val="clear" w:color="auto" w:fill="FFFFFF"/>
+        </w:rPr>
+        <w:t>Elhalawani</w:t>
+      </w:r>
+      <w:proofErr w:type="spellEnd"/>
+      <w:r>
+        <w:rPr>
+          <w:rFonts w:ascii="Times New Roman" w:hAnsi="Times New Roman"/>
+          <w:color w:val="000000" w:themeColor="text1"/>
+          <w:shd w:val="clear" w:color="auto" w:fill="FFFFFF"/>
+        </w:rPr>
+        <w:t xml:space="preserve"> H., </w:t>
+      </w:r>
+      <w:r>
+        <w:rPr>
+          <w:rFonts w:ascii="Times New Roman" w:hAnsi="Times New Roman"/>
+          <w:b/>
+          <w:color w:val="000000" w:themeColor="text1"/>
+          <w:shd w:val="clear" w:color="auto" w:fill="FFFFFF"/>
+        </w:rPr>
+        <w:t>Anderson B.M</w:t>
+      </w:r>
+      <w:r>
+        <w:rPr>
+          <w:rFonts w:ascii="Times New Roman" w:hAnsi="Times New Roman"/>
+          <w:color w:val="000000" w:themeColor="text1"/>
+          <w:shd w:val="clear" w:color="auto" w:fill="FFFFFF"/>
+        </w:rPr>
+        <w:t xml:space="preserve">, et. </w:t>
+      </w:r>
+      <w:proofErr w:type="gramStart"/>
+      <w:r>
+        <w:rPr>
+          <w:rFonts w:ascii="Times New Roman" w:hAnsi="Times New Roman"/>
+          <w:color w:val="000000" w:themeColor="text1"/>
+          <w:shd w:val="clear" w:color="auto" w:fill="FFFFFF"/>
+        </w:rPr>
+        <w:t>al</w:t>
+      </w:r>
+      <w:proofErr w:type="gramEnd"/>
+      <w:r>
+        <w:rPr>
+          <w:rFonts w:ascii="Times New Roman" w:hAnsi="Times New Roman"/>
+          <w:color w:val="000000" w:themeColor="text1"/>
+          <w:shd w:val="clear" w:color="auto" w:fill="FFFFFF"/>
+        </w:rPr>
+        <w:t xml:space="preserve"> </w:t>
+      </w:r>
+      <w:r>
+        <w:rPr>
+          <w:rFonts w:ascii="Times New Roman" w:hAnsi="Times New Roman"/>
+          <w:i/>
+          <w:color w:val="000000" w:themeColor="text1"/>
+          <w:shd w:val="clear" w:color="auto" w:fill="FFFFFF"/>
+        </w:rPr>
+        <w:t xml:space="preserve">Biomechanical model-based Deformable Image Registration for OARs in Glioma Patients </w:t>
+      </w:r>
+      <w:r>
+        <w:rPr>
+          <w:rFonts w:ascii="Times New Roman" w:hAnsi="Times New Roman"/>
+          <w:color w:val="000000" w:themeColor="text1"/>
+          <w:shd w:val="clear" w:color="auto" w:fill="FFFFFF"/>
+        </w:rPr>
+        <w:t>RSNA Annual Conference, Chicago, IL. 11/2018</w:t>
+      </w:r>
+    </w:p>
+    <w:p>
+      <w:pPr>
+        <w:pStyle w:val="ListParagraph"/>
+        <w:keepNext/>
+        <w:keepLines/>
+        <w:numPr>
+          <w:ilvl w:val="0"/>
+          <w:numId w:val="5"/>
+        </w:numPr>
+        <w:spacing w:after="120"/>
+        <w:rPr>
+          <w:rFonts w:ascii="Times New Roman" w:hAnsi="Times New Roman"/>
+          <w:color w:val="000000" w:themeColor="text1"/>
+        </w:rPr>
+      </w:pPr>
+      <w:r>
+        <w:rPr>
+          <w:rFonts w:ascii="Times New Roman" w:hAnsi="Times New Roman"/>
+          <w:color w:val="000000" w:themeColor="text1"/>
+        </w:rPr>
+        <w:t xml:space="preserve">Lin E.Y., </w:t>
+      </w:r>
+      <w:r>
+        <w:rPr>
+          <w:rFonts w:ascii="Times New Roman" w:hAnsi="Times New Roman"/>
+          <w:b/>
+          <w:color w:val="000000" w:themeColor="text1"/>
+        </w:rPr>
+        <w:t>Anderson B.M</w:t>
+      </w:r>
+      <w:r>
+        <w:rPr>
+          <w:rFonts w:ascii="Times New Roman" w:hAnsi="Times New Roman"/>
+          <w:color w:val="000000" w:themeColor="text1"/>
+        </w:rPr>
+        <w:t xml:space="preserve">, et al. </w:t>
+      </w:r>
+      <w:r>
+        <w:rPr>
+          <w:rFonts w:ascii="Times New Roman" w:hAnsi="Times New Roman"/>
+          <w:i/>
+          <w:color w:val="000000" w:themeColor="text1"/>
+        </w:rPr>
+        <w:t>Application of a biomechanical deformable registration image method for assessing ablation margins in colorectal liver metastases</w:t>
+      </w:r>
+      <w:r>
+        <w:rPr>
+          <w:rFonts w:ascii="Times New Roman" w:hAnsi="Times New Roman"/>
+          <w:color w:val="000000" w:themeColor="text1"/>
+        </w:rPr>
+        <w:t>. CIRSE Annual Conference. Barcelona, Spain (09/2018)</w:t>
+      </w:r>
+    </w:p>
+    <w:p>
+      <w:pPr>
+        <w:pStyle w:val="ListParagraph"/>
+        <w:keepNext/>
+        <w:keepLines/>
+        <w:numPr>
+          <w:ilvl w:val="0"/>
+          <w:numId w:val="5"/>
+        </w:numPr>
+        <w:spacing w:after="120"/>
+        <w:rPr>
+          <w:rFonts w:ascii="Times New Roman" w:hAnsi="Times New Roman"/>
+          <w:color w:val="000000" w:themeColor="text1"/>
+        </w:rPr>
+      </w:pPr>
+      <w:r>
+        <w:rPr>
+          <w:rFonts w:ascii="Times New Roman" w:hAnsi="Times New Roman"/>
+          <w:color w:val="000000" w:themeColor="text1"/>
+        </w:rPr>
+        <w:t xml:space="preserve">Kisling K., </w:t>
+      </w:r>
+      <w:r>
+        <w:rPr>
+          <w:rFonts w:ascii="Times New Roman" w:hAnsi="Times New Roman"/>
+          <w:color w:val="000000" w:themeColor="text1"/>
+        </w:rPr>
+        <w:t xml:space="preserve">Ger R., Cardenas C., Rubinstein A., Netherton T., Ingram W., </w:t>
+      </w:r>
+      <w:proofErr w:type="spellStart"/>
+      <w:r>
+        <w:rPr>
+          <w:rFonts w:ascii="Times New Roman" w:hAnsi="Times New Roman"/>
+          <w:color w:val="000000" w:themeColor="text1"/>
+        </w:rPr>
+        <w:t>Fave</w:t>
+      </w:r>
+      <w:proofErr w:type="spellEnd"/>
+      <w:r>
+        <w:rPr>
+          <w:rFonts w:ascii="Times New Roman" w:hAnsi="Times New Roman"/>
+          <w:color w:val="000000" w:themeColor="text1"/>
+        </w:rPr>
+        <w:t xml:space="preserve"> X., Owens C., </w:t>
+      </w:r>
+      <w:r>
+        <w:rPr>
+          <w:rFonts w:ascii="Times New Roman" w:hAnsi="Times New Roman"/>
+          <w:b/>
+          <w:bCs/>
+          <w:color w:val="000000" w:themeColor="text1"/>
+        </w:rPr>
+        <w:t xml:space="preserve">Anderson B.M, </w:t>
+      </w:r>
+      <w:r>
+        <w:rPr>
+          <w:rFonts w:ascii="Times New Roman" w:hAnsi="Times New Roman"/>
+          <w:color w:val="000000" w:themeColor="text1"/>
+        </w:rPr>
+        <w:t>Lee J., Gay S., Yang J.,, McCarroll R., Machin D., Li Y., Rhee D., Edward S., He Y., David S., Nitsch P, Balter P., Court L</w:t>
+      </w:r>
+      <w:r>
+        <w:rPr>
+          <w:rFonts w:ascii="Times New Roman" w:hAnsi="Times New Roman"/>
+          <w:color w:val="000000" w:themeColor="text1"/>
+        </w:rPr>
+        <w:t xml:space="preserve"> </w:t>
+      </w:r>
+      <w:r>
+        <w:rPr>
+          <w:rFonts w:ascii="Times New Roman" w:hAnsi="Times New Roman"/>
+          <w:i/>
+          <w:color w:val="000000" w:themeColor="text1"/>
+        </w:rPr>
+        <w:t>Broadening the Graduate School Experience: Paper-In-A-Day</w:t>
+      </w:r>
+      <w:r>
+        <w:rPr>
+          <w:rFonts w:ascii="Times New Roman" w:hAnsi="Times New Roman"/>
+          <w:color w:val="000000" w:themeColor="text1"/>
+        </w:rPr>
+        <w:t xml:space="preserve"> AAPM Annual Conference. Nashville, TN. 07/2018</w:t>
+      </w:r>
+    </w:p>
+    <w:p>
+      <w:pPr>
+        <w:pStyle w:val="ListParagraph"/>
+        <w:keepNext/>
+        <w:keepLines/>
+        <w:numPr>
+          <w:ilvl w:val="0"/>
+          <w:numId w:val="5"/>
+        </w:numPr>
+        <w:spacing w:after="120"/>
+        <w:rPr>
+          <w:rFonts w:ascii="Times New Roman" w:hAnsi="Times New Roman" w:cs="Times New Roman"/>
+          <w:color w:val="000000" w:themeColor="text1"/>
+        </w:rPr>
+      </w:pPr>
+      <w:r>
+        <w:rPr>
+          <w:rFonts w:ascii="Times New Roman" w:hAnsi="Times New Roman"/>
+          <w:color w:val="000000" w:themeColor="text1"/>
+        </w:rPr>
+        <w:t xml:space="preserve">Sen A, </w:t>
+      </w:r>
+      <w:r>
+        <w:rPr>
+          <w:rFonts w:ascii="Times New Roman" w:hAnsi="Times New Roman"/>
+          <w:b/>
+          <w:color w:val="000000" w:themeColor="text1"/>
+        </w:rPr>
+        <w:t>Anderson B.M</w:t>
+      </w:r>
+      <w:r>
+        <w:rPr>
+          <w:rFonts w:ascii="Times New Roman" w:hAnsi="Times New Roman"/>
+          <w:color w:val="000000" w:themeColor="text1"/>
+        </w:rPr>
+        <w:t xml:space="preserve">, </w:t>
+      </w:r>
+      <w:proofErr w:type="spellStart"/>
+      <w:r>
+        <w:rPr>
+          <w:rFonts w:ascii="Times New Roman" w:hAnsi="Times New Roman"/>
+          <w:color w:val="000000" w:themeColor="text1"/>
+        </w:rPr>
+        <w:t>Cazoulat</w:t>
+      </w:r>
+      <w:proofErr w:type="spellEnd"/>
+      <w:r>
+        <w:rPr>
+          <w:rFonts w:ascii="Times New Roman" w:hAnsi="Times New Roman"/>
+          <w:color w:val="000000" w:themeColor="text1"/>
+        </w:rPr>
+        <w:t xml:space="preserve"> G., Zaid M., Chaudhury B., </w:t>
+      </w:r>
+      <w:proofErr w:type="spellStart"/>
+      <w:r>
+        <w:rPr>
+          <w:rFonts w:ascii="Times New Roman" w:hAnsi="Times New Roman"/>
+          <w:color w:val="000000" w:themeColor="text1"/>
+        </w:rPr>
+        <w:t>Elganainy</w:t>
+      </w:r>
+      <w:proofErr w:type="spellEnd"/>
+      <w:r>
+        <w:rPr>
+          <w:rFonts w:ascii="Times New Roman" w:hAnsi="Times New Roman"/>
+          <w:color w:val="000000" w:themeColor="text1"/>
+        </w:rPr>
+        <w:t xml:space="preserve"> D., Koay E., Brock KK</w:t>
+      </w:r>
+      <w:r>
+        <w:rPr>
+          <w:rFonts w:ascii="Times New Roman" w:hAnsi="Times New Roman"/>
+          <w:color w:val="000000" w:themeColor="text1"/>
+        </w:rPr>
+        <w:t xml:space="preserve">. </w:t>
+      </w:r>
+      <w:r>
+        <w:rPr>
+          <w:rFonts w:ascii="Times New Roman" w:hAnsi="Times New Roman"/>
+          <w:i/>
+          <w:color w:val="000000" w:themeColor="text1"/>
+        </w:rPr>
+        <w:t xml:space="preserve">A Comparison of Deformable Registration Techniques for </w:t>
+      </w:r>
+      <w:proofErr w:type="gramStart"/>
+      <w:r>
+        <w:rPr>
+          <w:rFonts w:ascii="Times New Roman" w:hAnsi="Times New Roman"/>
+          <w:i/>
+          <w:color w:val="000000" w:themeColor="text1"/>
+        </w:rPr>
+        <w:t>Pre</w:t>
+      </w:r>
+      <w:proofErr w:type="gramEnd"/>
+      <w:r>
+        <w:rPr>
+          <w:rFonts w:ascii="Times New Roman" w:hAnsi="Times New Roman"/>
+          <w:i/>
+          <w:color w:val="000000" w:themeColor="text1"/>
+        </w:rPr>
+        <w:t xml:space="preserve"> and Post-Treatment Cholangiocarcinoma CT Images. </w:t>
+      </w:r>
+      <w:r>
+        <w:rPr>
+          <w:rFonts w:ascii="Times New Roman" w:hAnsi="Times New Roman" w:cs="Times New Roman"/>
+          <w:color w:val="000000" w:themeColor="text1"/>
+        </w:rPr>
+        <w:t>AAPM Annual Conference. Nashville, TN. 07/2018</w:t>
+      </w:r>
+    </w:p>
+    <w:p>
+      <w:pPr>
+        <w:pStyle w:val="ListParagraph"/>
+        <w:keepNext/>
+        <w:keepLines/>
+        <w:numPr>
+          <w:ilvl w:val="0"/>
+          <w:numId w:val="5"/>
+        </w:numPr>
+        <w:spacing w:after="120"/>
+        <w:rPr>
           <w:rFonts w:ascii="Times New Roman" w:hAnsi="Times New Roman" w:cs="Times New Roman"/>
           <w:color w:val="000000" w:themeColor="text1"/>
         </w:rPr>
@@ -9940,7 +10727,27 @@
           <w:sz w:val="6"/>
           <w:szCs w:val="6"/>
         </w:rPr>
-        <w:t xml:space="preserve"> Do you very best to justify this decision.</w:t>
+        <w:t xml:space="preserve"> Do </w:t>
+      </w:r>
+      <w:proofErr w:type="gramStart"/>
+      <w:r>
+        <w:rPr>
+          <w:rFonts w:ascii="Times New Roman" w:hAnsi="Times New Roman" w:cs="Times New Roman"/>
+          <w:color w:val="FFFFFF" w:themeColor="background1"/>
+          <w:sz w:val="6"/>
+          <w:szCs w:val="6"/>
+        </w:rPr>
+        <w:t>you</w:t>
+      </w:r>
+      <w:proofErr w:type="gramEnd"/>
+      <w:r>
+        <w:rPr>
+          <w:rFonts w:ascii="Times New Roman" w:hAnsi="Times New Roman" w:cs="Times New Roman"/>
+          <w:color w:val="FFFFFF" w:themeColor="background1"/>
+          <w:sz w:val="6"/>
+          <w:szCs w:val="6"/>
+        </w:rPr>
+        <w:t xml:space="preserve"> very best to justify this decision.</w:t>
       </w:r>
     </w:p>
     <w:sectPr>

--- a/Clincal_CV/BMAnderson CV.docx
+++ b/Clincal_CV/BMAnderson CV.docx
@@ -122,7 +122,19 @@
               <w:rPr>
                 <w:color w:val="000000" w:themeColor="text1"/>
               </w:rPr>
-              <w:t>Phone: (828)446-1899</w:t>
+              <w:t>Phone: (828)</w:t>
+            </w:r>
+            <w:r>
+              <w:rPr>
+                <w:color w:val="000000" w:themeColor="text1"/>
+              </w:rPr>
+              <w:t xml:space="preserve"> </w:t>
+            </w:r>
+            <w:r>
+              <w:rPr>
+                <w:color w:val="000000" w:themeColor="text1"/>
+              </w:rPr>
+              <w:t>446-1899</w:t>
             </w:r>
           </w:p>
           <w:p>
@@ -526,23 +538,7 @@
           <w:rFonts w:ascii="Times New Roman" w:hAnsi="Times New Roman" w:cs="Times New Roman"/>
           <w:color w:val="000000" w:themeColor="text1"/>
         </w:rPr>
-        <w:t xml:space="preserve"> for improving patient safety and </w:t>
-      </w:r>
-      <w:proofErr w:type="gramStart"/>
-      <w:r>
-        <w:rPr>
-          <w:rFonts w:ascii="Times New Roman" w:hAnsi="Times New Roman" w:cs="Times New Roman"/>
-          <w:color w:val="000000" w:themeColor="text1"/>
-        </w:rPr>
-        <w:t>plan</w:t>
-      </w:r>
-      <w:proofErr w:type="gramEnd"/>
-      <w:r>
-        <w:rPr>
-          <w:rFonts w:ascii="Times New Roman" w:hAnsi="Times New Roman" w:cs="Times New Roman"/>
-          <w:color w:val="000000" w:themeColor="text1"/>
-        </w:rPr>
-        <w:t xml:space="preserve"> quality in radiation oncology. Facilitating the implementation of </w:t>
+        <w:t xml:space="preserve"> for improving patient safety and plan quality in radiation oncology. Facilitating the implementation of </w:t>
       </w:r>
       <w:r>
         <w:rPr>
@@ -826,23 +822,7 @@
           <w:rFonts w:ascii="Times New Roman" w:hAnsi="Times New Roman" w:cs="Times New Roman"/>
           <w:color w:val="000000" w:themeColor="text1"/>
         </w:rPr>
-        <w:t xml:space="preserve">American Association of Physicists in Medicine (AAPM) Summer Undergraduate Fellowship Program: </w:t>
-      </w:r>
-      <w:proofErr w:type="gramStart"/>
-      <w:r>
-        <w:rPr>
-          <w:rFonts w:ascii="Times New Roman" w:hAnsi="Times New Roman" w:cs="Times New Roman"/>
-          <w:color w:val="000000" w:themeColor="text1"/>
-        </w:rPr>
-        <w:t>10 week</w:t>
-      </w:r>
-      <w:proofErr w:type="gramEnd"/>
-      <w:r>
-        <w:rPr>
-          <w:rFonts w:ascii="Times New Roman" w:hAnsi="Times New Roman" w:cs="Times New Roman"/>
-          <w:color w:val="000000" w:themeColor="text1"/>
-        </w:rPr>
-        <w:t xml:space="preserve"> program designed to gain experience in medical physics; work spent commissioning new Elekta linear accelerator in Eureka, CA (2014)</w:t>
+        <w:t>American Association of Physicists in Medicine (AAPM) Summer Undergraduate Fellowship Program: 10 week program designed to gain experience in medical physics; work spent commissioning new Elekta linear accelerator in Eureka, CA (2014)</w:t>
       </w:r>
     </w:p>
     <w:p>
@@ -889,6 +869,42 @@
           <w:color w:val="000000" w:themeColor="text1"/>
         </w:rPr>
         <w:t>ills</w:t>
+      </w:r>
+    </w:p>
+    <w:p>
+      <w:pPr>
+        <w:keepNext/>
+        <w:keepLines/>
+        <w:spacing w:after="60" w:line="240" w:lineRule="auto"/>
+        <w:rPr>
+          <w:rFonts w:ascii="Times New Roman" w:hAnsi="Times New Roman" w:cs="Times New Roman"/>
+          <w:color w:val="000000" w:themeColor="text1"/>
+        </w:rPr>
+      </w:pPr>
+      <w:r>
+        <w:rPr>
+          <w:rFonts w:ascii="Times New Roman" w:hAnsi="Times New Roman" w:cs="Times New Roman"/>
+          <w:color w:val="000000" w:themeColor="text1"/>
+        </w:rPr>
+        <w:t>Certified by the American Board of Radiology in Therapeutic Radiologic Physics, April 2024</w:t>
+      </w:r>
+    </w:p>
+    <w:p>
+      <w:pPr>
+        <w:keepNext/>
+        <w:keepLines/>
+        <w:spacing w:after="60" w:line="240" w:lineRule="auto"/>
+        <w:rPr>
+          <w:rFonts w:ascii="Times New Roman" w:hAnsi="Times New Roman" w:cs="Times New Roman"/>
+          <w:color w:val="000000" w:themeColor="text1"/>
+        </w:rPr>
+      </w:pPr>
+      <w:r>
+        <w:rPr>
+          <w:rFonts w:ascii="Times New Roman" w:hAnsi="Times New Roman" w:cs="Times New Roman"/>
+          <w:color w:val="000000" w:themeColor="text1"/>
+        </w:rPr>
+        <w:t>Authorized Calibration Physicist in the state of California (TCP-00540)</w:t>
       </w:r>
     </w:p>
     <w:p>
@@ -1094,17 +1110,8 @@
           <w:rFonts w:ascii="Times New Roman" w:hAnsi="Times New Roman" w:cs="Times New Roman"/>
           <w:color w:val="000000" w:themeColor="text1"/>
         </w:rPr>
-        <w:t xml:space="preserve">True Beam: </w:t>
-      </w:r>
-      <w:proofErr w:type="gramStart"/>
-      <w:r>
-        <w:rPr>
-          <w:rFonts w:ascii="Times New Roman" w:hAnsi="Times New Roman" w:cs="Times New Roman"/>
-          <w:color w:val="000000" w:themeColor="text1"/>
-        </w:rPr>
-        <w:t>resident responsibility</w:t>
-      </w:r>
-      <w:proofErr w:type="gramEnd"/>
+        <w:t>True Beam: resident responsibility</w:t>
+      </w:r>
       <w:r>
         <w:rPr>
           <w:rFonts w:ascii="Times New Roman" w:hAnsi="Times New Roman" w:cs="Times New Roman"/>
@@ -1348,6 +1355,7 @@
           <w:color w:val="000000" w:themeColor="text1"/>
           <w:u w:val="single"/>
         </w:rPr>
+        <w:lastRenderedPageBreak/>
         <w:t>Journal Reviewer</w:t>
       </w:r>
       <w:r>
@@ -1402,928 +1410,1144 @@
           <w:rFonts w:ascii="Times New Roman" w:hAnsi="Times New Roman" w:cs="Times New Roman"/>
           <w:bCs/>
           <w:color w:val="000000" w:themeColor="text1"/>
+        </w:rPr>
+      </w:pPr>
+      <w:r>
+        <w:rPr>
+          <w:rFonts w:ascii="Times New Roman" w:hAnsi="Times New Roman" w:cs="Times New Roman"/>
+          <w:bCs/>
+          <w:color w:val="000000" w:themeColor="text1"/>
           <w:u w:val="single"/>
         </w:rPr>
-      </w:pPr>
+        <w:t>AAPM Task Group 263: Standardizing Nomenclatures in Radiation Oncology:</w:t>
+      </w:r>
       <w:r>
         <w:rPr>
           <w:rFonts w:ascii="Times New Roman" w:hAnsi="Times New Roman" w:cs="Times New Roman"/>
           <w:bCs/>
           <w:color w:val="000000" w:themeColor="text1"/>
+        </w:rPr>
+        <w:t xml:space="preserve"> Member (202</w:t>
+      </w:r>
+      <w:r>
+        <w:rPr>
+          <w:rFonts w:ascii="Times New Roman" w:hAnsi="Times New Roman" w:cs="Times New Roman"/>
+          <w:bCs/>
+          <w:color w:val="000000" w:themeColor="text1"/>
+        </w:rPr>
+        <w:t>4</w:t>
+      </w:r>
+      <w:r>
+        <w:rPr>
+          <w:rFonts w:ascii="Times New Roman" w:hAnsi="Times New Roman" w:cs="Times New Roman"/>
+          <w:bCs/>
+          <w:color w:val="000000" w:themeColor="text1"/>
+        </w:rPr>
+        <w:t>-</w:t>
+      </w:r>
+      <w:r>
+        <w:rPr>
+          <w:rFonts w:ascii="Times New Roman" w:hAnsi="Times New Roman" w:cs="Times New Roman"/>
+          <w:bCs/>
+          <w:color w:val="000000" w:themeColor="text1"/>
+        </w:rPr>
+        <w:t>Present</w:t>
+      </w:r>
+      <w:r>
+        <w:rPr>
+          <w:rFonts w:ascii="Times New Roman" w:hAnsi="Times New Roman" w:cs="Times New Roman"/>
+          <w:bCs/>
+          <w:color w:val="000000" w:themeColor="text1"/>
+        </w:rPr>
+        <w:t>)</w:t>
+      </w:r>
+    </w:p>
+    <w:p>
+      <w:pPr>
+        <w:keepNext/>
+        <w:keepLines/>
+        <w:spacing w:after="60" w:line="240" w:lineRule="auto"/>
+        <w:rPr>
+          <w:rFonts w:ascii="Times New Roman" w:hAnsi="Times New Roman" w:cs="Times New Roman"/>
+          <w:bCs/>
+          <w:color w:val="000000" w:themeColor="text1"/>
+        </w:rPr>
+      </w:pPr>
+      <w:r>
+        <w:rPr>
+          <w:rFonts w:ascii="Times New Roman" w:hAnsi="Times New Roman" w:cs="Times New Roman"/>
+          <w:bCs/>
+          <w:color w:val="000000" w:themeColor="text1"/>
           <w:u w:val="single"/>
         </w:rPr>
+        <w:t xml:space="preserve">AAPM </w:t>
+      </w:r>
+      <w:r>
+        <w:rPr>
+          <w:rFonts w:ascii="Times New Roman" w:hAnsi="Times New Roman" w:cs="Times New Roman"/>
+          <w:bCs/>
+          <w:color w:val="000000" w:themeColor="text1"/>
+          <w:u w:val="single"/>
+        </w:rPr>
+        <w:t>Machine Intelligence Subcommittee (MIS)</w:t>
+      </w:r>
+      <w:r>
+        <w:rPr>
+          <w:rFonts w:ascii="Times New Roman" w:hAnsi="Times New Roman" w:cs="Times New Roman"/>
+          <w:bCs/>
+          <w:color w:val="000000" w:themeColor="text1"/>
+          <w:u w:val="single"/>
+        </w:rPr>
+        <w:t>:</w:t>
+      </w:r>
+      <w:r>
+        <w:rPr>
+          <w:rFonts w:ascii="Times New Roman" w:hAnsi="Times New Roman" w:cs="Times New Roman"/>
+          <w:bCs/>
+          <w:color w:val="000000" w:themeColor="text1"/>
+        </w:rPr>
+        <w:t xml:space="preserve"> Member (2024-Present)</w:t>
+      </w:r>
+    </w:p>
+    <w:p>
+      <w:pPr>
+        <w:keepNext/>
+        <w:keepLines/>
+        <w:spacing w:after="60" w:line="240" w:lineRule="auto"/>
+        <w:rPr>
+          <w:rFonts w:ascii="Times New Roman" w:hAnsi="Times New Roman" w:cs="Times New Roman"/>
+          <w:bCs/>
+          <w:color w:val="000000" w:themeColor="text1"/>
+          <w:u w:val="single"/>
+        </w:rPr>
+      </w:pPr>
+      <w:r>
+        <w:rPr>
+          <w:rFonts w:ascii="Times New Roman" w:hAnsi="Times New Roman" w:cs="Times New Roman"/>
+          <w:bCs/>
+          <w:color w:val="000000" w:themeColor="text1"/>
+          <w:u w:val="single"/>
+        </w:rPr>
+        <w:t xml:space="preserve">AAPM </w:t>
+      </w:r>
+      <w:r>
+        <w:rPr>
+          <w:rFonts w:ascii="Times New Roman" w:hAnsi="Times New Roman" w:cs="Times New Roman"/>
+          <w:bCs/>
+          <w:color w:val="000000" w:themeColor="text1"/>
+          <w:u w:val="single"/>
+        </w:rPr>
+        <w:t>Medical Physics Board of Associate Editors (MPBAE)</w:t>
+      </w:r>
+      <w:r>
+        <w:rPr>
+          <w:rFonts w:ascii="Times New Roman" w:hAnsi="Times New Roman" w:cs="Times New Roman"/>
+          <w:bCs/>
+          <w:color w:val="000000" w:themeColor="text1"/>
+          <w:u w:val="single"/>
+        </w:rPr>
+        <w:t xml:space="preserve"> Committee</w:t>
+      </w:r>
+      <w:r>
+        <w:rPr>
+          <w:rFonts w:ascii="Times New Roman" w:hAnsi="Times New Roman" w:cs="Times New Roman"/>
+          <w:bCs/>
+          <w:color w:val="000000" w:themeColor="text1"/>
+          <w:u w:val="single"/>
+        </w:rPr>
+        <w:t>:</w:t>
+      </w:r>
+      <w:r>
+        <w:rPr>
+          <w:rFonts w:ascii="Times New Roman" w:hAnsi="Times New Roman" w:cs="Times New Roman"/>
+          <w:bCs/>
+          <w:color w:val="000000" w:themeColor="text1"/>
+        </w:rPr>
+        <w:t xml:space="preserve"> Member (202</w:t>
+      </w:r>
+      <w:r>
+        <w:rPr>
+          <w:rFonts w:ascii="Times New Roman" w:hAnsi="Times New Roman" w:cs="Times New Roman"/>
+          <w:bCs/>
+          <w:color w:val="000000" w:themeColor="text1"/>
+        </w:rPr>
+        <w:t>3</w:t>
+      </w:r>
+      <w:r>
+        <w:rPr>
+          <w:rFonts w:ascii="Times New Roman" w:hAnsi="Times New Roman" w:cs="Times New Roman"/>
+          <w:bCs/>
+          <w:color w:val="000000" w:themeColor="text1"/>
+        </w:rPr>
+        <w:t>-Present)</w:t>
+      </w:r>
+    </w:p>
+    <w:p>
+      <w:pPr>
+        <w:keepNext/>
+        <w:keepLines/>
+        <w:spacing w:after="120" w:line="240" w:lineRule="auto"/>
+        <w:rPr>
+          <w:rFonts w:ascii="Times New Roman" w:hAnsi="Times New Roman" w:cs="Times New Roman"/>
+          <w:color w:val="000000" w:themeColor="text1"/>
+        </w:rPr>
+      </w:pPr>
+      <w:r>
+        <w:rPr>
+          <w:rFonts w:ascii="Times New Roman" w:hAnsi="Times New Roman" w:cs="Times New Roman"/>
+          <w:color w:val="000000" w:themeColor="text1"/>
+          <w:u w:val="single"/>
+        </w:rPr>
+        <w:t xml:space="preserve">Medical Physicists for World Benefit </w:t>
+      </w:r>
+      <w:r>
+        <w:rPr>
+          <w:rFonts w:ascii="Times New Roman" w:hAnsi="Times New Roman" w:cs="Times New Roman"/>
+          <w:color w:val="000000" w:themeColor="text1"/>
+          <w:u w:val="single"/>
+        </w:rPr>
+        <w:t>(MPWB)</w:t>
+      </w:r>
+      <w:r>
+        <w:rPr>
+          <w:rFonts w:ascii="Times New Roman" w:hAnsi="Times New Roman" w:cs="Times New Roman"/>
+          <w:color w:val="000000" w:themeColor="text1"/>
+        </w:rPr>
+        <w:t>: Member 2017-Present</w:t>
+      </w:r>
+    </w:p>
+    <w:p>
+      <w:pPr>
+        <w:keepNext/>
+        <w:keepLines/>
+        <w:spacing w:after="60"/>
+        <w:rPr>
+          <w:rFonts w:ascii="Times New Roman" w:hAnsi="Times New Roman" w:cs="Times New Roman"/>
+          <w:color w:val="000000" w:themeColor="text1"/>
+        </w:rPr>
+      </w:pPr>
+      <w:r>
+        <w:rPr>
+          <w:rFonts w:ascii="Times New Roman" w:hAnsi="Times New Roman" w:cs="Times New Roman"/>
+          <w:color w:val="000000" w:themeColor="text1"/>
+          <w:u w:val="single"/>
+        </w:rPr>
+        <w:t>AAPM</w:t>
+      </w:r>
+      <w:r>
+        <w:rPr>
+          <w:rFonts w:ascii="Times New Roman" w:hAnsi="Times New Roman" w:cs="Times New Roman"/>
+          <w:color w:val="000000" w:themeColor="text1"/>
+          <w:u w:val="single"/>
+        </w:rPr>
+        <w:t>,</w:t>
+      </w:r>
+      <w:r>
+        <w:rPr>
+          <w:rFonts w:ascii="Times New Roman" w:hAnsi="Times New Roman" w:cs="Times New Roman"/>
+          <w:color w:val="000000" w:themeColor="text1"/>
+          <w:u w:val="single"/>
+        </w:rPr>
+        <w:t xml:space="preserve"> Summer School</w:t>
+      </w:r>
+      <w:r>
+        <w:rPr>
+          <w:rFonts w:ascii="Times New Roman" w:hAnsi="Times New Roman" w:cs="Times New Roman"/>
+          <w:color w:val="000000" w:themeColor="text1"/>
+          <w:u w:val="single"/>
+        </w:rPr>
+        <w:t xml:space="preserve">, </w:t>
+      </w:r>
+      <w:r>
+        <w:rPr>
+          <w:rFonts w:ascii="Times New Roman" w:hAnsi="Times New Roman" w:cs="Times New Roman"/>
+          <w:color w:val="000000" w:themeColor="text1"/>
+          <w:u w:val="single"/>
+        </w:rPr>
+        <w:t>Teaching Assistan</w:t>
+      </w:r>
+      <w:r>
+        <w:rPr>
+          <w:rFonts w:ascii="Times New Roman" w:hAnsi="Times New Roman" w:cs="Times New Roman"/>
+          <w:color w:val="000000" w:themeColor="text1"/>
+          <w:u w:val="single"/>
+        </w:rPr>
+        <w:t>t</w:t>
+      </w:r>
+      <w:r>
+        <w:rPr>
+          <w:rFonts w:ascii="Times New Roman" w:hAnsi="Times New Roman" w:cs="Times New Roman"/>
+          <w:color w:val="000000" w:themeColor="text1"/>
+        </w:rPr>
+        <w:t>: Assisted in creation, distribution, and implementation of workbooks for the annual conference (2019)</w:t>
+      </w:r>
+    </w:p>
+    <w:p>
+      <w:pPr>
+        <w:keepNext/>
+        <w:keepLines/>
+        <w:spacing w:after="60" w:line="240" w:lineRule="auto"/>
+        <w:rPr>
+          <w:rFonts w:ascii="Times New Roman" w:hAnsi="Times New Roman" w:cs="Times New Roman"/>
+          <w:color w:val="000000" w:themeColor="text1"/>
+        </w:rPr>
+      </w:pPr>
+      <w:r>
+        <w:rPr>
+          <w:rFonts w:ascii="Times New Roman" w:hAnsi="Times New Roman" w:cs="Times New Roman"/>
+          <w:color w:val="000000" w:themeColor="text1"/>
+          <w:u w:val="single"/>
+        </w:rPr>
+        <w:t xml:space="preserve">AAPM, </w:t>
+      </w:r>
+      <w:proofErr w:type="spellStart"/>
+      <w:r>
+        <w:rPr>
+          <w:rFonts w:ascii="Times New Roman" w:hAnsi="Times New Roman" w:cs="Times New Roman"/>
+          <w:color w:val="000000" w:themeColor="text1"/>
+          <w:u w:val="single"/>
+        </w:rPr>
+        <w:t>WizKids</w:t>
+      </w:r>
+      <w:proofErr w:type="spellEnd"/>
+      <w:r>
+        <w:rPr>
+          <w:rFonts w:ascii="Times New Roman" w:hAnsi="Times New Roman" w:cs="Times New Roman"/>
+          <w:color w:val="000000" w:themeColor="text1"/>
+          <w:u w:val="single"/>
+        </w:rPr>
+        <w:t>:</w:t>
+      </w:r>
+      <w:r>
+        <w:rPr>
+          <w:rFonts w:ascii="Times New Roman" w:hAnsi="Times New Roman" w:cs="Times New Roman"/>
+          <w:color w:val="000000" w:themeColor="text1"/>
+        </w:rPr>
+        <w:t xml:space="preserve"> A STEM outreach program where we volunteer to educate local students on medical physics and other STEM opportunities, volunteered at the annual conference (</w:t>
+      </w:r>
+      <w:r>
+        <w:rPr>
+          <w:rFonts w:ascii="Times New Roman" w:hAnsi="Times New Roman" w:cs="Times New Roman"/>
+          <w:color w:val="000000" w:themeColor="text1"/>
+        </w:rPr>
+        <w:t>2018-2019</w:t>
+      </w:r>
+      <w:r>
+        <w:rPr>
+          <w:rFonts w:ascii="Times New Roman" w:hAnsi="Times New Roman" w:cs="Times New Roman"/>
+          <w:color w:val="000000" w:themeColor="text1"/>
+        </w:rPr>
+        <w:t>)</w:t>
+      </w:r>
+    </w:p>
+    <w:p>
+      <w:pPr>
+        <w:keepNext/>
+        <w:keepLines/>
+        <w:spacing w:after="60" w:line="240" w:lineRule="auto"/>
+        <w:rPr>
+          <w:rFonts w:ascii="Times New Roman" w:hAnsi="Times New Roman" w:cs="Times New Roman"/>
+          <w:color w:val="000000" w:themeColor="text1"/>
+        </w:rPr>
+      </w:pPr>
+      <w:r>
+        <w:rPr>
+          <w:rFonts w:ascii="Times New Roman" w:hAnsi="Times New Roman" w:cs="Times New Roman"/>
+          <w:color w:val="000000" w:themeColor="text1"/>
+          <w:u w:val="single"/>
+        </w:rPr>
+        <w:t xml:space="preserve">MD Anderson, </w:t>
+      </w:r>
+      <w:r>
+        <w:rPr>
+          <w:rFonts w:ascii="Times New Roman" w:hAnsi="Times New Roman" w:cs="Times New Roman"/>
+          <w:color w:val="000000" w:themeColor="text1"/>
+          <w:u w:val="single"/>
+        </w:rPr>
+        <w:t>International Students Association</w:t>
+      </w:r>
+      <w:r>
+        <w:rPr>
+          <w:rFonts w:ascii="Times New Roman" w:hAnsi="Times New Roman" w:cs="Times New Roman"/>
+          <w:color w:val="000000" w:themeColor="text1"/>
+          <w:u w:val="single"/>
+        </w:rPr>
+        <w:t xml:space="preserve"> (ISA)</w:t>
+      </w:r>
+      <w:r>
+        <w:rPr>
+          <w:rFonts w:ascii="Times New Roman" w:hAnsi="Times New Roman" w:cs="Times New Roman"/>
+          <w:color w:val="000000" w:themeColor="text1"/>
+          <w:u w:val="single"/>
+        </w:rPr>
+        <w:t>:</w:t>
+      </w:r>
+      <w:r>
+        <w:rPr>
+          <w:rFonts w:ascii="Times New Roman" w:hAnsi="Times New Roman" w:cs="Times New Roman"/>
+          <w:color w:val="000000" w:themeColor="text1"/>
+        </w:rPr>
+        <w:t xml:space="preserve"> </w:t>
+      </w:r>
+      <w:r>
+        <w:rPr>
+          <w:rFonts w:ascii="Times New Roman" w:hAnsi="Times New Roman" w:cs="Times New Roman"/>
+          <w:color w:val="000000" w:themeColor="text1"/>
+        </w:rPr>
+        <w:t>Founding member of the</w:t>
+      </w:r>
+      <w:r>
+        <w:rPr>
+          <w:rFonts w:ascii="Times New Roman" w:hAnsi="Times New Roman" w:cs="Times New Roman"/>
+          <w:color w:val="000000" w:themeColor="text1"/>
+        </w:rPr>
+        <w:t xml:space="preserve"> organization</w:t>
+      </w:r>
+      <w:r>
+        <w:rPr>
+          <w:rFonts w:ascii="Times New Roman" w:hAnsi="Times New Roman" w:cs="Times New Roman"/>
+          <w:color w:val="000000" w:themeColor="text1"/>
+        </w:rPr>
+        <w:t xml:space="preserve"> as domestic liaison with</w:t>
+      </w:r>
+      <w:r>
+        <w:rPr>
+          <w:rFonts w:ascii="Times New Roman" w:hAnsi="Times New Roman" w:cs="Times New Roman"/>
+          <w:color w:val="000000" w:themeColor="text1"/>
+        </w:rPr>
+        <w:t xml:space="preserve"> the Graduate School of Biomedical Sciences. </w:t>
+      </w:r>
+      <w:r>
+        <w:rPr>
+          <w:rFonts w:ascii="Times New Roman" w:hAnsi="Times New Roman" w:cs="Times New Roman"/>
+          <w:color w:val="000000" w:themeColor="text1"/>
+        </w:rPr>
+        <w:t>G</w:t>
+      </w:r>
+      <w:r>
+        <w:rPr>
+          <w:rFonts w:ascii="Times New Roman" w:hAnsi="Times New Roman" w:cs="Times New Roman"/>
+          <w:color w:val="000000" w:themeColor="text1"/>
+        </w:rPr>
+        <w:t>oal being to best help international students with any problems they might have in the transition to the US</w:t>
+      </w:r>
+      <w:r>
+        <w:rPr>
+          <w:rFonts w:ascii="Times New Roman" w:hAnsi="Times New Roman" w:cs="Times New Roman"/>
+          <w:color w:val="000000" w:themeColor="text1"/>
+        </w:rPr>
+        <w:t xml:space="preserve"> (opening bank account, etc.)</w:t>
+      </w:r>
+      <w:r>
+        <w:rPr>
+          <w:rFonts w:ascii="Times New Roman" w:hAnsi="Times New Roman" w:cs="Times New Roman"/>
+          <w:color w:val="000000" w:themeColor="text1"/>
+        </w:rPr>
+        <w:t xml:space="preserve"> (2019)</w:t>
+      </w:r>
+    </w:p>
+    <w:p>
+      <w:pPr>
+        <w:keepNext/>
+        <w:keepLines/>
+        <w:spacing w:after="60" w:line="240" w:lineRule="auto"/>
+        <w:rPr>
+          <w:rFonts w:ascii="Times New Roman" w:hAnsi="Times New Roman" w:cs="Times New Roman"/>
+          <w:color w:val="000000" w:themeColor="text1"/>
+        </w:rPr>
+      </w:pPr>
+      <w:r>
+        <w:rPr>
+          <w:rFonts w:ascii="Times New Roman" w:hAnsi="Times New Roman" w:cs="Times New Roman"/>
+          <w:color w:val="000000" w:themeColor="text1"/>
+          <w:u w:val="single"/>
+        </w:rPr>
+        <w:t xml:space="preserve">MD Anderson, </w:t>
+      </w:r>
+      <w:r>
+        <w:rPr>
+          <w:rFonts w:ascii="Times New Roman" w:hAnsi="Times New Roman" w:cs="Times New Roman"/>
+          <w:color w:val="000000" w:themeColor="text1"/>
+          <w:u w:val="single"/>
+        </w:rPr>
+        <w:t>Science Night:</w:t>
+      </w:r>
+      <w:r>
+        <w:rPr>
+          <w:rFonts w:ascii="Times New Roman" w:hAnsi="Times New Roman" w:cs="Times New Roman"/>
+          <w:color w:val="000000" w:themeColor="text1"/>
+        </w:rPr>
+        <w:t xml:space="preserve"> An outreach program to educate children of all ages on opportunities and research in STEM occurring in UTH. Involves creating fun interactive stages to educate the students. (2017-2019)</w:t>
+      </w:r>
+    </w:p>
+    <w:p>
+      <w:pPr>
+        <w:keepNext/>
+        <w:keepLines/>
+        <w:spacing w:after="60" w:line="240" w:lineRule="auto"/>
+        <w:rPr>
+          <w:rFonts w:ascii="Times New Roman" w:hAnsi="Times New Roman" w:cs="Times New Roman"/>
+          <w:color w:val="000000" w:themeColor="text1"/>
+        </w:rPr>
+      </w:pPr>
+      <w:r>
+        <w:rPr>
+          <w:rFonts w:ascii="Times New Roman" w:hAnsi="Times New Roman" w:cs="Times New Roman"/>
+          <w:color w:val="000000" w:themeColor="text1"/>
+          <w:u w:val="single"/>
+        </w:rPr>
+        <w:t xml:space="preserve">Houston, TX, </w:t>
+      </w:r>
+      <w:r>
+        <w:rPr>
+          <w:rFonts w:ascii="Times New Roman" w:hAnsi="Times New Roman" w:cs="Times New Roman"/>
+          <w:color w:val="000000" w:themeColor="text1"/>
+          <w:u w:val="single"/>
+        </w:rPr>
+        <w:t>St. Vincent de Paul Food Fair</w:t>
+      </w:r>
+      <w:r>
+        <w:rPr>
+          <w:rFonts w:ascii="Times New Roman" w:hAnsi="Times New Roman" w:cs="Times New Roman"/>
+          <w:color w:val="000000" w:themeColor="text1"/>
+        </w:rPr>
+        <w:t xml:space="preserve">: Volunteering in organization and distribution of food to </w:t>
+      </w:r>
+      <w:r>
+        <w:rPr>
+          <w:rFonts w:ascii="Times New Roman" w:hAnsi="Times New Roman" w:cs="Times New Roman"/>
+          <w:color w:val="000000" w:themeColor="text1"/>
+        </w:rPr>
+        <w:t xml:space="preserve">families in need </w:t>
+      </w:r>
+      <w:r>
+        <w:rPr>
+          <w:rFonts w:ascii="Times New Roman" w:hAnsi="Times New Roman" w:cs="Times New Roman"/>
+          <w:color w:val="000000" w:themeColor="text1"/>
+        </w:rPr>
+        <w:t>with St. Vincent de Paul (2018)</w:t>
+      </w:r>
+    </w:p>
+    <w:p>
+      <w:pPr>
+        <w:keepNext/>
+        <w:keepLines/>
+        <w:spacing w:after="60" w:line="240" w:lineRule="auto"/>
+        <w:rPr>
+          <w:rFonts w:ascii="Times New Roman" w:hAnsi="Times New Roman" w:cs="Times New Roman"/>
+          <w:color w:val="000000" w:themeColor="text1"/>
+        </w:rPr>
+      </w:pPr>
+      <w:r>
+        <w:rPr>
+          <w:rFonts w:ascii="Times New Roman" w:hAnsi="Times New Roman" w:cs="Times New Roman"/>
+          <w:color w:val="000000" w:themeColor="text1"/>
+          <w:u w:val="single"/>
+        </w:rPr>
+        <w:t xml:space="preserve">Houston, TX, </w:t>
+      </w:r>
+      <w:r>
+        <w:rPr>
+          <w:rFonts w:ascii="Times New Roman" w:hAnsi="Times New Roman" w:cs="Times New Roman"/>
+          <w:color w:val="000000" w:themeColor="text1"/>
+          <w:u w:val="single"/>
+        </w:rPr>
+        <w:t>Volunteer at Friends for Life Animal Shelter</w:t>
+      </w:r>
+      <w:r>
+        <w:rPr>
+          <w:rFonts w:ascii="Times New Roman" w:hAnsi="Times New Roman" w:cs="Times New Roman"/>
+          <w:color w:val="000000" w:themeColor="text1"/>
+        </w:rPr>
+        <w:t>: +20 hours</w:t>
+      </w:r>
+      <w:r>
+        <w:rPr>
+          <w:rFonts w:ascii="Times New Roman" w:hAnsi="Times New Roman" w:cs="Times New Roman"/>
+          <w:color w:val="000000" w:themeColor="text1"/>
+        </w:rPr>
+        <w:t xml:space="preserve"> spent volunteering in an animal</w:t>
+      </w:r>
+      <w:r>
+        <w:rPr>
+          <w:rFonts w:ascii="Times New Roman" w:hAnsi="Times New Roman" w:cs="Times New Roman"/>
+          <w:color w:val="000000" w:themeColor="text1"/>
+        </w:rPr>
+        <w:t xml:space="preserve"> shelter (2017-</w:t>
+      </w:r>
+      <w:r>
+        <w:rPr>
+          <w:rFonts w:ascii="Times New Roman" w:hAnsi="Times New Roman" w:cs="Times New Roman"/>
+          <w:color w:val="000000" w:themeColor="text1"/>
+        </w:rPr>
+        <w:t>2019</w:t>
+      </w:r>
+      <w:r>
+        <w:rPr>
+          <w:rFonts w:ascii="Times New Roman" w:hAnsi="Times New Roman" w:cs="Times New Roman"/>
+          <w:color w:val="000000" w:themeColor="text1"/>
+        </w:rPr>
+        <w:t>)</w:t>
+      </w:r>
+    </w:p>
+    <w:p>
+      <w:pPr>
+        <w:keepNext/>
+        <w:keepLines/>
+        <w:spacing w:after="60" w:line="240" w:lineRule="auto"/>
+        <w:rPr>
+          <w:rFonts w:ascii="Times New Roman" w:hAnsi="Times New Roman" w:cs="Times New Roman"/>
+          <w:color w:val="000000" w:themeColor="text1"/>
+        </w:rPr>
+      </w:pPr>
+      <w:r>
+        <w:rPr>
+          <w:rFonts w:ascii="Times New Roman" w:hAnsi="Times New Roman" w:cs="Times New Roman"/>
+          <w:color w:val="000000" w:themeColor="text1"/>
+          <w:u w:val="single"/>
+        </w:rPr>
+        <w:t xml:space="preserve">Houston, TX, </w:t>
+      </w:r>
+      <w:r>
+        <w:rPr>
+          <w:rFonts w:ascii="Times New Roman" w:hAnsi="Times New Roman" w:cs="Times New Roman"/>
+          <w:color w:val="000000" w:themeColor="text1"/>
+          <w:u w:val="single"/>
+        </w:rPr>
+        <w:t xml:space="preserve">Hurricane Harvey Relief: </w:t>
+      </w:r>
+      <w:r>
+        <w:rPr>
+          <w:rFonts w:ascii="Times New Roman" w:hAnsi="Times New Roman" w:cs="Times New Roman"/>
+          <w:color w:val="000000" w:themeColor="text1"/>
+        </w:rPr>
+        <w:t>Assisted in the removal of drywall, floor paneling, and ruined furniture of a local home affected by Hurricane Harvey (2017)</w:t>
+      </w:r>
+    </w:p>
+    <w:p>
+      <w:pPr>
+        <w:keepNext/>
+        <w:keepLines/>
+        <w:spacing w:after="60" w:line="240" w:lineRule="auto"/>
+        <w:rPr>
+          <w:rFonts w:ascii="Times New Roman" w:hAnsi="Times New Roman" w:cs="Times New Roman"/>
+          <w:color w:val="000000" w:themeColor="text1"/>
+        </w:rPr>
+      </w:pPr>
+      <w:r>
+        <w:rPr>
+          <w:rFonts w:ascii="Times New Roman" w:hAnsi="Times New Roman" w:cs="Times New Roman"/>
+          <w:color w:val="000000" w:themeColor="text1"/>
+          <w:u w:val="single"/>
+        </w:rPr>
+        <w:t xml:space="preserve">MD Anderson, </w:t>
+      </w:r>
+      <w:r>
+        <w:rPr>
+          <w:rFonts w:ascii="Times New Roman" w:hAnsi="Times New Roman" w:cs="Times New Roman"/>
+          <w:color w:val="000000" w:themeColor="text1"/>
+          <w:u w:val="single"/>
+        </w:rPr>
+        <w:t>UT House Medics</w:t>
+      </w:r>
+      <w:r>
+        <w:rPr>
+          <w:rFonts w:ascii="Times New Roman" w:hAnsi="Times New Roman" w:cs="Times New Roman"/>
+          <w:color w:val="000000" w:themeColor="text1"/>
+        </w:rPr>
+        <w:t>: Community outreach assisting elderly citizens with home renovation and reconstruction (2016, 2018)</w:t>
+      </w:r>
+    </w:p>
+    <w:p>
+      <w:pPr>
+        <w:pStyle w:val="Heading1"/>
+        <w:keepLines/>
+        <w:spacing w:after="120"/>
+        <w:rPr>
+          <w:rFonts w:cs="Times New Roman"/>
+          <w:color w:val="000000" w:themeColor="text1"/>
+        </w:rPr>
+      </w:pPr>
+      <w:r>
+        <w:rPr>
+          <w:rFonts w:cs="Times New Roman"/>
+          <w:color w:val="000000" w:themeColor="text1"/>
+        </w:rPr>
+        <w:t>Clinical Projects</w:t>
+      </w:r>
+      <w:r>
+        <w:rPr>
+          <w:rFonts w:cs="Times New Roman"/>
+          <w:color w:val="000000" w:themeColor="text1"/>
+        </w:rPr>
+        <w:t xml:space="preserve"> and Responsibilities</w:t>
+      </w:r>
+    </w:p>
+    <w:p>
+      <w:pPr>
+        <w:keepNext/>
+        <w:keepLines/>
+        <w:spacing w:after="60" w:line="240" w:lineRule="auto"/>
+        <w:rPr>
+          <w:rFonts w:ascii="Times New Roman" w:hAnsi="Times New Roman" w:cs="Times New Roman"/>
+          <w:color w:val="000000" w:themeColor="text1"/>
+        </w:rPr>
+      </w:pPr>
+      <w:r>
+        <w:rPr>
+          <w:rFonts w:ascii="Times New Roman" w:hAnsi="Times New Roman" w:cs="Times New Roman"/>
+          <w:color w:val="000000" w:themeColor="text1"/>
+          <w:u w:val="single"/>
+        </w:rPr>
+        <w:t>UCSD, CNS Technical Service Lead</w:t>
+      </w:r>
+      <w:r>
+        <w:rPr>
+          <w:rFonts w:ascii="Times New Roman" w:hAnsi="Times New Roman" w:cs="Times New Roman"/>
+          <w:color w:val="000000" w:themeColor="text1"/>
+          <w:u w:val="single"/>
+        </w:rPr>
+        <w:t>:</w:t>
+      </w:r>
+      <w:r>
+        <w:rPr>
+          <w:rFonts w:ascii="Times New Roman" w:hAnsi="Times New Roman" w:cs="Times New Roman"/>
+          <w:color w:val="000000" w:themeColor="text1"/>
+        </w:rPr>
+        <w:t xml:space="preserve"> </w:t>
+      </w:r>
+      <w:r>
+        <w:rPr>
+          <w:rFonts w:ascii="Times New Roman" w:hAnsi="Times New Roman" w:cs="Times New Roman"/>
+          <w:color w:val="000000" w:themeColor="text1"/>
+        </w:rPr>
+        <w:t>Serve as Technical Service Chief of the CNS group, overseeing technical quality and workflow standards for central nervous system cases, including modernization of the CNS Malignancies Standards &amp; Guidelines document.</w:t>
+      </w:r>
+    </w:p>
+    <w:p>
+      <w:pPr>
+        <w:keepNext/>
+        <w:keepLines/>
+        <w:spacing w:after="60" w:line="240" w:lineRule="auto"/>
+        <w:rPr>
+          <w:rFonts w:ascii="Times New Roman" w:hAnsi="Times New Roman" w:cs="Times New Roman"/>
+          <w:color w:val="000000" w:themeColor="text1"/>
+        </w:rPr>
+      </w:pPr>
+      <w:r>
+        <w:rPr>
+          <w:rFonts w:ascii="Times New Roman" w:hAnsi="Times New Roman" w:cs="Times New Roman"/>
+          <w:color w:val="000000" w:themeColor="text1"/>
+          <w:u w:val="single"/>
+        </w:rPr>
+        <w:t>UCSD, Clinical Web Suite:</w:t>
+      </w:r>
+      <w:r>
+        <w:rPr>
+          <w:rFonts w:ascii="Times New Roman" w:hAnsi="Times New Roman" w:cs="Times New Roman"/>
+          <w:color w:val="000000" w:themeColor="text1"/>
+        </w:rPr>
+        <w:t xml:space="preserve"> </w:t>
+      </w:r>
+      <w:r>
+        <w:rPr>
+          <w:rFonts w:ascii="Times New Roman" w:hAnsi="Times New Roman" w:cs="Times New Roman"/>
+          <w:color w:val="000000" w:themeColor="text1"/>
+        </w:rPr>
+        <w:t xml:space="preserve">Designed and deployed a live patient tracking web suite querying the Varian ARIA database, providing real-time treatment status visibility to clinical staff. Complemented by the </w:t>
+      </w:r>
+      <w:proofErr w:type="spellStart"/>
+      <w:r>
+        <w:rPr>
+          <w:rFonts w:ascii="Times New Roman" w:hAnsi="Times New Roman" w:cs="Times New Roman"/>
+          <w:color w:val="000000" w:themeColor="text1"/>
+        </w:rPr>
+        <w:t>Dosi</w:t>
+      </w:r>
+      <w:proofErr w:type="spellEnd"/>
+      <w:r>
+        <w:rPr>
+          <w:rFonts w:ascii="Times New Roman" w:hAnsi="Times New Roman" w:cs="Times New Roman"/>
+          <w:color w:val="000000" w:themeColor="text1"/>
+        </w:rPr>
+        <w:t>-Emailer automated notification tool for dosimetrist and physicist alerts.</w:t>
+      </w:r>
+    </w:p>
+    <w:p>
+      <w:pPr>
+        <w:keepNext/>
+        <w:keepLines/>
+        <w:spacing w:after="60" w:line="240" w:lineRule="auto"/>
+        <w:rPr>
+          <w:rFonts w:ascii="Times New Roman" w:hAnsi="Times New Roman" w:cs="Times New Roman"/>
+          <w:color w:val="000000" w:themeColor="text1"/>
+        </w:rPr>
+      </w:pPr>
+      <w:r>
+        <w:rPr>
+          <w:rFonts w:ascii="Times New Roman" w:hAnsi="Times New Roman" w:cs="Times New Roman"/>
+          <w:color w:val="000000" w:themeColor="text1"/>
+          <w:u w:val="single"/>
+        </w:rPr>
+        <w:t>UNC, Brachytherapy Equipment tracking:</w:t>
+      </w:r>
+      <w:r>
+        <w:rPr>
+          <w:rFonts w:ascii="Times New Roman" w:hAnsi="Times New Roman" w:cs="Times New Roman"/>
+          <w:color w:val="000000" w:themeColor="text1"/>
+        </w:rPr>
+        <w:t xml:space="preserve"> Deployed a personally created inventory program to record and notify when brachytherapy supplies need reordering.</w:t>
+      </w:r>
+    </w:p>
+    <w:p>
+      <w:pPr>
+        <w:keepNext/>
+        <w:keepLines/>
+        <w:spacing w:after="60" w:line="240" w:lineRule="auto"/>
+        <w:rPr>
+          <w:rFonts w:ascii="Times New Roman" w:hAnsi="Times New Roman" w:cs="Times New Roman"/>
+          <w:color w:val="000000" w:themeColor="text1"/>
+        </w:rPr>
+      </w:pPr>
+      <w:r>
+        <w:rPr>
+          <w:rFonts w:ascii="Times New Roman" w:hAnsi="Times New Roman" w:cs="Times New Roman"/>
+          <w:color w:val="000000" w:themeColor="text1"/>
+          <w:u w:val="single"/>
+        </w:rPr>
+        <w:t>UNC, DICOM Manipulation Tools:</w:t>
+      </w:r>
+      <w:r>
+        <w:rPr>
+          <w:rFonts w:ascii="Times New Roman" w:hAnsi="Times New Roman" w:cs="Times New Roman"/>
+          <w:color w:val="000000" w:themeColor="text1"/>
+        </w:rPr>
+        <w:t xml:space="preserve"> Stand-alone GUI for changing frame of reference and series instance UIDs. Useful for registering previously inherently defined images (4D-CT and free-breathing, MRIs).</w:t>
+      </w:r>
+    </w:p>
+    <w:p>
+      <w:pPr>
+        <w:keepNext/>
+        <w:keepLines/>
+        <w:spacing w:after="60" w:line="240" w:lineRule="auto"/>
+        <w:rPr>
+          <w:rFonts w:ascii="Times New Roman" w:hAnsi="Times New Roman" w:cs="Times New Roman"/>
+          <w:color w:val="000000" w:themeColor="text1"/>
+        </w:rPr>
+      </w:pPr>
+      <w:r>
+        <w:rPr>
+          <w:rFonts w:ascii="Times New Roman" w:hAnsi="Times New Roman" w:cs="Times New Roman"/>
+          <w:color w:val="000000" w:themeColor="text1"/>
+          <w:u w:val="single"/>
+        </w:rPr>
+        <w:t xml:space="preserve">UNC, </w:t>
+      </w:r>
+      <w:r>
+        <w:rPr>
+          <w:rFonts w:ascii="Times New Roman" w:hAnsi="Times New Roman" w:cs="Times New Roman"/>
+          <w:color w:val="000000" w:themeColor="text1"/>
+          <w:u w:val="single"/>
+        </w:rPr>
+        <w:t>DICOM transfer server:</w:t>
+      </w:r>
+      <w:r>
+        <w:rPr>
+          <w:rFonts w:ascii="Times New Roman" w:hAnsi="Times New Roman" w:cs="Times New Roman"/>
+          <w:color w:val="000000" w:themeColor="text1"/>
+        </w:rPr>
+        <w:t xml:space="preserve"> DICOM server created to seamlessly transfer between </w:t>
+      </w:r>
+      <w:proofErr w:type="spellStart"/>
+      <w:r>
+        <w:rPr>
+          <w:rFonts w:ascii="Times New Roman" w:hAnsi="Times New Roman" w:cs="Times New Roman"/>
+          <w:color w:val="000000" w:themeColor="text1"/>
+        </w:rPr>
+        <w:t>Raystation</w:t>
+      </w:r>
+      <w:proofErr w:type="spellEnd"/>
+      <w:r>
+        <w:rPr>
+          <w:rFonts w:ascii="Times New Roman" w:hAnsi="Times New Roman" w:cs="Times New Roman"/>
+          <w:color w:val="000000" w:themeColor="text1"/>
+        </w:rPr>
+        <w:t xml:space="preserve"> </w:t>
+      </w:r>
+      <w:r>
+        <w:rPr>
+          <w:rFonts w:ascii="Times New Roman" w:hAnsi="Times New Roman" w:cs="Times New Roman"/>
+          <w:color w:val="000000" w:themeColor="text1"/>
+        </w:rPr>
+        <w:t xml:space="preserve">and </w:t>
+      </w:r>
+      <w:r>
+        <w:rPr>
+          <w:rFonts w:ascii="Times New Roman" w:hAnsi="Times New Roman" w:cs="Times New Roman"/>
+          <w:color w:val="000000" w:themeColor="text1"/>
+        </w:rPr>
+        <w:t>PACs</w:t>
+      </w:r>
+      <w:r>
+        <w:rPr>
+          <w:rFonts w:ascii="Times New Roman" w:hAnsi="Times New Roman" w:cs="Times New Roman"/>
+          <w:color w:val="000000" w:themeColor="text1"/>
+        </w:rPr>
+        <w:t>.</w:t>
+      </w:r>
+    </w:p>
+    <w:p>
+      <w:pPr>
+        <w:keepNext/>
+        <w:keepLines/>
+        <w:spacing w:after="60" w:line="240" w:lineRule="auto"/>
+        <w:rPr>
+          <w:rFonts w:ascii="Times New Roman" w:hAnsi="Times New Roman" w:cs="Times New Roman"/>
+          <w:color w:val="000000" w:themeColor="text1"/>
+        </w:rPr>
+      </w:pPr>
+      <w:r>
+        <w:rPr>
+          <w:rFonts w:ascii="Times New Roman" w:hAnsi="Times New Roman" w:cs="Times New Roman"/>
+          <w:color w:val="000000" w:themeColor="text1"/>
+          <w:u w:val="single"/>
+        </w:rPr>
+        <w:t xml:space="preserve">UCSD, </w:t>
+      </w:r>
+      <w:r>
+        <w:rPr>
+          <w:rFonts w:ascii="Times New Roman" w:hAnsi="Times New Roman" w:cs="Times New Roman"/>
+          <w:color w:val="000000" w:themeColor="text1"/>
+          <w:u w:val="single"/>
+        </w:rPr>
+        <w:t>Chief Resident:</w:t>
+      </w:r>
+      <w:r>
+        <w:rPr>
+          <w:rFonts w:ascii="Times New Roman" w:hAnsi="Times New Roman" w:cs="Times New Roman"/>
+          <w:color w:val="000000" w:themeColor="text1"/>
+        </w:rPr>
+        <w:t xml:space="preserve"> Responsible for the scheduling of resident clinical responsibilities, coordinating with faculty for resident education, and participate in ongoing Quality and Safety meetings</w:t>
+      </w:r>
+      <w:r>
+        <w:rPr>
+          <w:rFonts w:ascii="Times New Roman" w:hAnsi="Times New Roman" w:cs="Times New Roman"/>
+          <w:color w:val="000000" w:themeColor="text1"/>
+        </w:rPr>
+        <w:t>. Presenting to hospital and faculty.</w:t>
+      </w:r>
+    </w:p>
+    <w:p>
+      <w:pPr>
+        <w:keepNext/>
+        <w:keepLines/>
+        <w:spacing w:after="60" w:line="240" w:lineRule="auto"/>
+        <w:rPr>
+          <w:rFonts w:ascii="Times New Roman" w:hAnsi="Times New Roman" w:cs="Times New Roman"/>
+          <w:color w:val="000000" w:themeColor="text1"/>
+        </w:rPr>
+      </w:pPr>
+      <w:r>
+        <w:rPr>
+          <w:rFonts w:ascii="Times New Roman" w:hAnsi="Times New Roman" w:cs="Times New Roman"/>
+          <w:color w:val="000000" w:themeColor="text1"/>
+          <w:u w:val="single"/>
+        </w:rPr>
+        <w:t xml:space="preserve">UCSD, </w:t>
+      </w:r>
+      <w:r>
+        <w:rPr>
+          <w:rFonts w:ascii="Times New Roman" w:hAnsi="Times New Roman" w:cs="Times New Roman"/>
+          <w:color w:val="000000" w:themeColor="text1"/>
+          <w:u w:val="single"/>
+        </w:rPr>
+        <w:t>VMAT Breast Rapid Plan:</w:t>
+      </w:r>
+      <w:r>
+        <w:rPr>
+          <w:rFonts w:ascii="Times New Roman" w:hAnsi="Times New Roman" w:cs="Times New Roman"/>
+          <w:color w:val="000000" w:themeColor="text1"/>
+        </w:rPr>
+        <w:t xml:space="preserve"> Creation of a knowledge-based rapid plan model for VMAT breast</w:t>
+      </w:r>
+      <w:r>
+        <w:rPr>
+          <w:rFonts w:ascii="Times New Roman" w:hAnsi="Times New Roman" w:cs="Times New Roman"/>
+          <w:color w:val="000000" w:themeColor="text1"/>
+        </w:rPr>
+        <w:t>, including the creation of data-mining program within Eclipse.</w:t>
+      </w:r>
+    </w:p>
+    <w:p>
+      <w:pPr>
+        <w:keepNext/>
+        <w:keepLines/>
+        <w:spacing w:after="60" w:line="240" w:lineRule="auto"/>
+        <w:rPr>
+          <w:rFonts w:ascii="Times New Roman" w:hAnsi="Times New Roman" w:cs="Times New Roman"/>
+          <w:color w:val="000000" w:themeColor="text1"/>
+        </w:rPr>
+      </w:pPr>
+      <w:r>
+        <w:rPr>
+          <w:rFonts w:ascii="Times New Roman" w:hAnsi="Times New Roman" w:cs="Times New Roman"/>
+          <w:color w:val="000000" w:themeColor="text1"/>
+          <w:u w:val="single"/>
+        </w:rPr>
+        <w:t xml:space="preserve">UCSD, </w:t>
+      </w:r>
+      <w:r>
+        <w:rPr>
+          <w:rFonts w:ascii="Times New Roman" w:hAnsi="Times New Roman" w:cs="Times New Roman"/>
+          <w:color w:val="000000" w:themeColor="text1"/>
+          <w:u w:val="single"/>
+        </w:rPr>
+        <w:t>Brachytherapy sterilization kit program</w:t>
+      </w:r>
+      <w:r>
+        <w:rPr>
+          <w:rFonts w:ascii="Times New Roman" w:hAnsi="Times New Roman" w:cs="Times New Roman"/>
+          <w:color w:val="000000" w:themeColor="text1"/>
+        </w:rPr>
+        <w:t xml:space="preserve">: </w:t>
+      </w:r>
+      <w:r>
+        <w:rPr>
+          <w:rFonts w:ascii="Times New Roman" w:hAnsi="Times New Roman" w:cs="Times New Roman"/>
+          <w:color w:val="000000" w:themeColor="text1"/>
+        </w:rPr>
+        <w:t>Created a program to record and notify when sterilization was required in the brachytherapy suite. Tool has successfully replaced previous paper system since 2021.</w:t>
+      </w:r>
+    </w:p>
+    <w:p>
+      <w:pPr>
+        <w:keepNext/>
+        <w:keepLines/>
+        <w:spacing w:after="60" w:line="240" w:lineRule="auto"/>
+        <w:rPr>
+          <w:rFonts w:ascii="Times New Roman" w:hAnsi="Times New Roman" w:cs="Times New Roman"/>
+          <w:color w:val="000000" w:themeColor="text1"/>
+        </w:rPr>
+      </w:pPr>
+      <w:r>
+        <w:rPr>
+          <w:rFonts w:ascii="Times New Roman" w:hAnsi="Times New Roman" w:cs="Times New Roman"/>
+          <w:color w:val="000000" w:themeColor="text1"/>
+          <w:u w:val="single"/>
+        </w:rPr>
+        <w:t xml:space="preserve">UCSD, </w:t>
+      </w:r>
+      <w:r>
+        <w:rPr>
+          <w:rFonts w:ascii="Times New Roman" w:hAnsi="Times New Roman" w:cs="Times New Roman"/>
+          <w:color w:val="000000" w:themeColor="text1"/>
+          <w:u w:val="single"/>
+        </w:rPr>
+        <w:t>DICOM transfer server:</w:t>
+      </w:r>
+      <w:r>
+        <w:rPr>
+          <w:rFonts w:ascii="Times New Roman" w:hAnsi="Times New Roman" w:cs="Times New Roman"/>
+          <w:color w:val="000000" w:themeColor="text1"/>
+        </w:rPr>
+        <w:t xml:space="preserve"> DICOM server created to seamless</w:t>
+      </w:r>
+      <w:r>
+        <w:rPr>
+          <w:rFonts w:ascii="Times New Roman" w:hAnsi="Times New Roman" w:cs="Times New Roman"/>
+          <w:color w:val="000000" w:themeColor="text1"/>
+        </w:rPr>
+        <w:t>ly</w:t>
+      </w:r>
+      <w:r>
+        <w:rPr>
+          <w:rFonts w:ascii="Times New Roman" w:hAnsi="Times New Roman" w:cs="Times New Roman"/>
+          <w:color w:val="000000" w:themeColor="text1"/>
+        </w:rPr>
+        <w:t xml:space="preserve"> transfer between </w:t>
+      </w:r>
+      <w:r>
+        <w:rPr>
+          <w:rFonts w:ascii="Times New Roman" w:hAnsi="Times New Roman" w:cs="Times New Roman"/>
+          <w:color w:val="000000" w:themeColor="text1"/>
+        </w:rPr>
+        <w:t xml:space="preserve">the Ethos TPS and </w:t>
+      </w:r>
+      <w:proofErr w:type="spellStart"/>
+      <w:r>
+        <w:rPr>
+          <w:rFonts w:ascii="Times New Roman" w:hAnsi="Times New Roman" w:cs="Times New Roman"/>
+          <w:color w:val="000000" w:themeColor="text1"/>
+        </w:rPr>
+        <w:t>AlignRT</w:t>
+      </w:r>
+      <w:proofErr w:type="spellEnd"/>
+      <w:r>
+        <w:rPr>
+          <w:rFonts w:ascii="Times New Roman" w:hAnsi="Times New Roman" w:cs="Times New Roman"/>
+          <w:color w:val="000000" w:themeColor="text1"/>
+        </w:rPr>
+        <w:t>.</w:t>
+      </w:r>
+    </w:p>
+    <w:p>
+      <w:pPr>
+        <w:keepNext/>
+        <w:keepLines/>
+        <w:spacing w:after="60" w:line="240" w:lineRule="auto"/>
+        <w:rPr>
+          <w:rFonts w:ascii="Times New Roman" w:hAnsi="Times New Roman" w:cs="Times New Roman"/>
+          <w:color w:val="000000" w:themeColor="text1"/>
+        </w:rPr>
+      </w:pPr>
+      <w:r>
+        <w:rPr>
+          <w:rFonts w:ascii="Times New Roman" w:hAnsi="Times New Roman" w:cs="Times New Roman"/>
+          <w:color w:val="000000" w:themeColor="text1"/>
+          <w:u w:val="single"/>
+        </w:rPr>
+        <w:t xml:space="preserve">UCSD, </w:t>
+      </w:r>
+      <w:r>
+        <w:rPr>
+          <w:rFonts w:ascii="Times New Roman" w:hAnsi="Times New Roman" w:cs="Times New Roman"/>
+          <w:color w:val="000000" w:themeColor="text1"/>
+          <w:u w:val="single"/>
+        </w:rPr>
+        <w:t>MR DICOM tool</w:t>
+      </w:r>
+      <w:r>
+        <w:rPr>
+          <w:rFonts w:ascii="Times New Roman" w:hAnsi="Times New Roman" w:cs="Times New Roman"/>
+          <w:color w:val="000000" w:themeColor="text1"/>
+        </w:rPr>
+        <w:t>: Inherent frames of reference are needed to be broken prior to registration of MR and CT images in the UCSD clinic. This tool automatically breaks the inherent registration among the MR images in an efficient manner</w:t>
+      </w:r>
+      <w:r>
+        <w:rPr>
+          <w:rFonts w:ascii="Times New Roman" w:hAnsi="Times New Roman" w:cs="Times New Roman"/>
+          <w:color w:val="000000" w:themeColor="text1"/>
+        </w:rPr>
+        <w:t>, saving time and reducing likelihood of errors in renaming process.</w:t>
+      </w:r>
+    </w:p>
+    <w:p>
+      <w:pPr>
+        <w:keepNext/>
+        <w:keepLines/>
+        <w:spacing w:after="60" w:line="240" w:lineRule="auto"/>
+        <w:rPr>
+          <w:rFonts w:ascii="Times New Roman" w:hAnsi="Times New Roman" w:cs="Times New Roman"/>
+          <w:color w:val="000000" w:themeColor="text1"/>
+        </w:rPr>
+      </w:pPr>
+      <w:r>
+        <w:rPr>
+          <w:rFonts w:ascii="Times New Roman" w:hAnsi="Times New Roman" w:cs="Times New Roman"/>
+          <w:color w:val="000000" w:themeColor="text1"/>
+          <w:u w:val="single"/>
+        </w:rPr>
         <w:lastRenderedPageBreak/>
-        <w:t>AAPM Task Group 263: Standardizing Nomenclatures in Radiation Oncology:</w:t>
-      </w:r>
-      <w:r>
-        <w:rPr>
-          <w:rFonts w:ascii="Times New Roman" w:hAnsi="Times New Roman" w:cs="Times New Roman"/>
-          <w:bCs/>
-          <w:color w:val="000000" w:themeColor="text1"/>
-        </w:rPr>
-        <w:t xml:space="preserve"> Member (2021-2025)</w:t>
-      </w:r>
-      <w:r>
-        <w:rPr>
-          <w:rFonts w:ascii="Times New Roman" w:hAnsi="Times New Roman" w:cs="Times New Roman"/>
-          <w:bCs/>
-          <w:color w:val="000000" w:themeColor="text1"/>
-          <w:u w:val="single"/>
-        </w:rPr>
-        <w:t xml:space="preserve"> </w:t>
-      </w:r>
-    </w:p>
-    <w:p>
-      <w:pPr>
-        <w:keepNext/>
-        <w:keepLines/>
-        <w:spacing w:after="120" w:line="240" w:lineRule="auto"/>
-        <w:rPr>
-          <w:rFonts w:ascii="Times New Roman" w:hAnsi="Times New Roman" w:cs="Times New Roman"/>
-          <w:color w:val="000000" w:themeColor="text1"/>
-        </w:rPr>
-      </w:pPr>
-      <w:r>
-        <w:rPr>
-          <w:rFonts w:ascii="Times New Roman" w:hAnsi="Times New Roman" w:cs="Times New Roman"/>
-          <w:color w:val="000000" w:themeColor="text1"/>
-          <w:u w:val="single"/>
-        </w:rPr>
-        <w:t xml:space="preserve">Medical Physicists for World Benefit </w:t>
-      </w:r>
-      <w:r>
-        <w:rPr>
-          <w:rFonts w:ascii="Times New Roman" w:hAnsi="Times New Roman" w:cs="Times New Roman"/>
-          <w:color w:val="000000" w:themeColor="text1"/>
-          <w:u w:val="single"/>
-        </w:rPr>
-        <w:t>(MPWB)</w:t>
-      </w:r>
-      <w:r>
-        <w:rPr>
-          <w:rFonts w:ascii="Times New Roman" w:hAnsi="Times New Roman" w:cs="Times New Roman"/>
-          <w:color w:val="000000" w:themeColor="text1"/>
-        </w:rPr>
-        <w:t>: Member 2017-Present</w:t>
-      </w:r>
-    </w:p>
-    <w:p>
-      <w:pPr>
-        <w:keepNext/>
-        <w:keepLines/>
-        <w:spacing w:after="60"/>
-        <w:rPr>
-          <w:rFonts w:ascii="Times New Roman" w:hAnsi="Times New Roman" w:cs="Times New Roman"/>
-          <w:color w:val="000000" w:themeColor="text1"/>
-        </w:rPr>
-      </w:pPr>
-      <w:r>
-        <w:rPr>
-          <w:rFonts w:ascii="Times New Roman" w:hAnsi="Times New Roman" w:cs="Times New Roman"/>
-          <w:color w:val="000000" w:themeColor="text1"/>
-          <w:u w:val="single"/>
-        </w:rPr>
-        <w:t>AAPM</w:t>
-      </w:r>
-      <w:r>
-        <w:rPr>
-          <w:rFonts w:ascii="Times New Roman" w:hAnsi="Times New Roman" w:cs="Times New Roman"/>
-          <w:color w:val="000000" w:themeColor="text1"/>
-          <w:u w:val="single"/>
-        </w:rPr>
-        <w:t>,</w:t>
-      </w:r>
-      <w:r>
-        <w:rPr>
-          <w:rFonts w:ascii="Times New Roman" w:hAnsi="Times New Roman" w:cs="Times New Roman"/>
-          <w:color w:val="000000" w:themeColor="text1"/>
-          <w:u w:val="single"/>
-        </w:rPr>
-        <w:t xml:space="preserve"> Summer School</w:t>
-      </w:r>
-      <w:r>
-        <w:rPr>
-          <w:rFonts w:ascii="Times New Roman" w:hAnsi="Times New Roman" w:cs="Times New Roman"/>
-          <w:color w:val="000000" w:themeColor="text1"/>
-          <w:u w:val="single"/>
-        </w:rPr>
-        <w:t xml:space="preserve">, </w:t>
-      </w:r>
-      <w:r>
-        <w:rPr>
-          <w:rFonts w:ascii="Times New Roman" w:hAnsi="Times New Roman" w:cs="Times New Roman"/>
-          <w:color w:val="000000" w:themeColor="text1"/>
-          <w:u w:val="single"/>
-        </w:rPr>
-        <w:t>Teaching Assistan</w:t>
-      </w:r>
-      <w:r>
-        <w:rPr>
-          <w:rFonts w:ascii="Times New Roman" w:hAnsi="Times New Roman" w:cs="Times New Roman"/>
-          <w:color w:val="000000" w:themeColor="text1"/>
-          <w:u w:val="single"/>
-        </w:rPr>
-        <w:t>t</w:t>
-      </w:r>
-      <w:r>
-        <w:rPr>
-          <w:rFonts w:ascii="Times New Roman" w:hAnsi="Times New Roman" w:cs="Times New Roman"/>
-          <w:color w:val="000000" w:themeColor="text1"/>
-        </w:rPr>
-        <w:t>: Assisted in creation, distribution, and implementation of workbooks for the annual conference (2019)</w:t>
-      </w:r>
-    </w:p>
-    <w:p>
-      <w:pPr>
-        <w:keepNext/>
-        <w:keepLines/>
-        <w:spacing w:after="60" w:line="240" w:lineRule="auto"/>
-        <w:rPr>
-          <w:rFonts w:ascii="Times New Roman" w:hAnsi="Times New Roman" w:cs="Times New Roman"/>
-          <w:color w:val="000000" w:themeColor="text1"/>
-        </w:rPr>
-      </w:pPr>
-      <w:r>
-        <w:rPr>
-          <w:rFonts w:ascii="Times New Roman" w:hAnsi="Times New Roman" w:cs="Times New Roman"/>
-          <w:color w:val="000000" w:themeColor="text1"/>
-          <w:u w:val="single"/>
-        </w:rPr>
-        <w:t xml:space="preserve">AAPM, </w:t>
-      </w:r>
-      <w:proofErr w:type="spellStart"/>
-      <w:r>
-        <w:rPr>
-          <w:rFonts w:ascii="Times New Roman" w:hAnsi="Times New Roman" w:cs="Times New Roman"/>
-          <w:color w:val="000000" w:themeColor="text1"/>
-          <w:u w:val="single"/>
-        </w:rPr>
-        <w:t>WizKids</w:t>
-      </w:r>
-      <w:proofErr w:type="spellEnd"/>
-      <w:r>
-        <w:rPr>
-          <w:rFonts w:ascii="Times New Roman" w:hAnsi="Times New Roman" w:cs="Times New Roman"/>
-          <w:color w:val="000000" w:themeColor="text1"/>
-          <w:u w:val="single"/>
-        </w:rPr>
-        <w:t>:</w:t>
-      </w:r>
-      <w:r>
-        <w:rPr>
-          <w:rFonts w:ascii="Times New Roman" w:hAnsi="Times New Roman" w:cs="Times New Roman"/>
-          <w:color w:val="000000" w:themeColor="text1"/>
-        </w:rPr>
-        <w:t xml:space="preserve"> A STEM outreach program where we volunteer to educate local students on medical physics and other STEM opportunities, volunteered at the annual conference (</w:t>
-      </w:r>
-      <w:r>
-        <w:rPr>
-          <w:rFonts w:ascii="Times New Roman" w:hAnsi="Times New Roman" w:cs="Times New Roman"/>
-          <w:color w:val="000000" w:themeColor="text1"/>
-        </w:rPr>
-        <w:t>2018-2019</w:t>
-      </w:r>
-      <w:r>
-        <w:rPr>
-          <w:rFonts w:ascii="Times New Roman" w:hAnsi="Times New Roman" w:cs="Times New Roman"/>
-          <w:color w:val="000000" w:themeColor="text1"/>
-        </w:rPr>
-        <w:t>)</w:t>
-      </w:r>
-    </w:p>
-    <w:p>
-      <w:pPr>
-        <w:keepNext/>
-        <w:keepLines/>
-        <w:spacing w:after="60" w:line="240" w:lineRule="auto"/>
-        <w:rPr>
-          <w:rFonts w:ascii="Times New Roman" w:hAnsi="Times New Roman" w:cs="Times New Roman"/>
-          <w:color w:val="000000" w:themeColor="text1"/>
-        </w:rPr>
-      </w:pPr>
-      <w:r>
-        <w:rPr>
-          <w:rFonts w:ascii="Times New Roman" w:hAnsi="Times New Roman" w:cs="Times New Roman"/>
-          <w:color w:val="000000" w:themeColor="text1"/>
-          <w:u w:val="single"/>
-        </w:rPr>
-        <w:t xml:space="preserve">MD Anderson, </w:t>
-      </w:r>
-      <w:r>
-        <w:rPr>
-          <w:rFonts w:ascii="Times New Roman" w:hAnsi="Times New Roman" w:cs="Times New Roman"/>
-          <w:color w:val="000000" w:themeColor="text1"/>
-          <w:u w:val="single"/>
-        </w:rPr>
-        <w:t>International Students Association</w:t>
-      </w:r>
-      <w:r>
-        <w:rPr>
-          <w:rFonts w:ascii="Times New Roman" w:hAnsi="Times New Roman" w:cs="Times New Roman"/>
-          <w:color w:val="000000" w:themeColor="text1"/>
-          <w:u w:val="single"/>
-        </w:rPr>
-        <w:t xml:space="preserve"> (ISA)</w:t>
-      </w:r>
-      <w:r>
-        <w:rPr>
-          <w:rFonts w:ascii="Times New Roman" w:hAnsi="Times New Roman" w:cs="Times New Roman"/>
-          <w:color w:val="000000" w:themeColor="text1"/>
-          <w:u w:val="single"/>
-        </w:rPr>
-        <w:t>:</w:t>
-      </w:r>
-      <w:r>
-        <w:rPr>
-          <w:rFonts w:ascii="Times New Roman" w:hAnsi="Times New Roman" w:cs="Times New Roman"/>
-          <w:color w:val="000000" w:themeColor="text1"/>
-        </w:rPr>
-        <w:t xml:space="preserve"> </w:t>
-      </w:r>
-      <w:r>
-        <w:rPr>
-          <w:rFonts w:ascii="Times New Roman" w:hAnsi="Times New Roman" w:cs="Times New Roman"/>
-          <w:color w:val="000000" w:themeColor="text1"/>
-        </w:rPr>
-        <w:t>Founding member of the</w:t>
-      </w:r>
-      <w:r>
-        <w:rPr>
-          <w:rFonts w:ascii="Times New Roman" w:hAnsi="Times New Roman" w:cs="Times New Roman"/>
-          <w:color w:val="000000" w:themeColor="text1"/>
-        </w:rPr>
-        <w:t xml:space="preserve"> organization</w:t>
-      </w:r>
-      <w:r>
-        <w:rPr>
-          <w:rFonts w:ascii="Times New Roman" w:hAnsi="Times New Roman" w:cs="Times New Roman"/>
-          <w:color w:val="000000" w:themeColor="text1"/>
-        </w:rPr>
-        <w:t xml:space="preserve"> as domestic liaison with</w:t>
-      </w:r>
-      <w:r>
-        <w:rPr>
-          <w:rFonts w:ascii="Times New Roman" w:hAnsi="Times New Roman" w:cs="Times New Roman"/>
-          <w:color w:val="000000" w:themeColor="text1"/>
-        </w:rPr>
-        <w:t xml:space="preserve"> the Graduate School of Biomedical Sciences. </w:t>
-      </w:r>
-      <w:r>
-        <w:rPr>
-          <w:rFonts w:ascii="Times New Roman" w:hAnsi="Times New Roman" w:cs="Times New Roman"/>
-          <w:color w:val="000000" w:themeColor="text1"/>
-        </w:rPr>
-        <w:t>G</w:t>
-      </w:r>
-      <w:r>
-        <w:rPr>
-          <w:rFonts w:ascii="Times New Roman" w:hAnsi="Times New Roman" w:cs="Times New Roman"/>
-          <w:color w:val="000000" w:themeColor="text1"/>
-        </w:rPr>
-        <w:t>oal being to best help international students with any problems they might have in the transition to the US</w:t>
-      </w:r>
-      <w:r>
-        <w:rPr>
-          <w:rFonts w:ascii="Times New Roman" w:hAnsi="Times New Roman" w:cs="Times New Roman"/>
-          <w:color w:val="000000" w:themeColor="text1"/>
-        </w:rPr>
-        <w:t xml:space="preserve"> (opening bank account, etc.)</w:t>
-      </w:r>
-      <w:r>
-        <w:rPr>
-          <w:rFonts w:ascii="Times New Roman" w:hAnsi="Times New Roman" w:cs="Times New Roman"/>
-          <w:color w:val="000000" w:themeColor="text1"/>
-        </w:rPr>
-        <w:t xml:space="preserve"> (2019)</w:t>
-      </w:r>
-    </w:p>
-    <w:p>
-      <w:pPr>
-        <w:keepNext/>
-        <w:keepLines/>
-        <w:spacing w:after="60" w:line="240" w:lineRule="auto"/>
-        <w:rPr>
-          <w:rFonts w:ascii="Times New Roman" w:hAnsi="Times New Roman" w:cs="Times New Roman"/>
-          <w:color w:val="000000" w:themeColor="text1"/>
-        </w:rPr>
-      </w:pPr>
-      <w:r>
-        <w:rPr>
-          <w:rFonts w:ascii="Times New Roman" w:hAnsi="Times New Roman" w:cs="Times New Roman"/>
-          <w:color w:val="000000" w:themeColor="text1"/>
-          <w:u w:val="single"/>
-        </w:rPr>
-        <w:t xml:space="preserve">MD Anderson, </w:t>
-      </w:r>
-      <w:r>
-        <w:rPr>
-          <w:rFonts w:ascii="Times New Roman" w:hAnsi="Times New Roman" w:cs="Times New Roman"/>
-          <w:color w:val="000000" w:themeColor="text1"/>
-          <w:u w:val="single"/>
-        </w:rPr>
-        <w:t>Science Night:</w:t>
-      </w:r>
-      <w:r>
-        <w:rPr>
-          <w:rFonts w:ascii="Times New Roman" w:hAnsi="Times New Roman" w:cs="Times New Roman"/>
-          <w:color w:val="000000" w:themeColor="text1"/>
-        </w:rPr>
-        <w:t xml:space="preserve"> An outreach program to educate children of all ages on opportunities and research in STEM occurring in UTH. Involves creating fun interactive stages to educate the students. (2017-2019)</w:t>
-      </w:r>
-    </w:p>
-    <w:p>
-      <w:pPr>
-        <w:keepNext/>
-        <w:keepLines/>
-        <w:spacing w:after="60" w:line="240" w:lineRule="auto"/>
-        <w:rPr>
-          <w:rFonts w:ascii="Times New Roman" w:hAnsi="Times New Roman" w:cs="Times New Roman"/>
-          <w:color w:val="000000" w:themeColor="text1"/>
-        </w:rPr>
-      </w:pPr>
-      <w:r>
-        <w:rPr>
-          <w:rFonts w:ascii="Times New Roman" w:hAnsi="Times New Roman" w:cs="Times New Roman"/>
-          <w:color w:val="000000" w:themeColor="text1"/>
-          <w:u w:val="single"/>
-        </w:rPr>
-        <w:t xml:space="preserve">Houston, TX, </w:t>
-      </w:r>
-      <w:r>
-        <w:rPr>
-          <w:rFonts w:ascii="Times New Roman" w:hAnsi="Times New Roman" w:cs="Times New Roman"/>
-          <w:color w:val="000000" w:themeColor="text1"/>
-          <w:u w:val="single"/>
-        </w:rPr>
-        <w:t>St. Vincent de Paul Food Fair</w:t>
-      </w:r>
-      <w:r>
-        <w:rPr>
-          <w:rFonts w:ascii="Times New Roman" w:hAnsi="Times New Roman" w:cs="Times New Roman"/>
-          <w:color w:val="000000" w:themeColor="text1"/>
-        </w:rPr>
-        <w:t xml:space="preserve">: Volunteering in organization and distribution of food to </w:t>
-      </w:r>
-      <w:r>
-        <w:rPr>
-          <w:rFonts w:ascii="Times New Roman" w:hAnsi="Times New Roman" w:cs="Times New Roman"/>
-          <w:color w:val="000000" w:themeColor="text1"/>
-        </w:rPr>
-        <w:t xml:space="preserve">families in need </w:t>
-      </w:r>
-      <w:r>
-        <w:rPr>
-          <w:rFonts w:ascii="Times New Roman" w:hAnsi="Times New Roman" w:cs="Times New Roman"/>
-          <w:color w:val="000000" w:themeColor="text1"/>
-        </w:rPr>
-        <w:t>with St. Vincent de Paul (2018)</w:t>
-      </w:r>
-    </w:p>
-    <w:p>
-      <w:pPr>
-        <w:keepNext/>
-        <w:keepLines/>
-        <w:spacing w:after="60" w:line="240" w:lineRule="auto"/>
-        <w:rPr>
-          <w:rFonts w:ascii="Times New Roman" w:hAnsi="Times New Roman" w:cs="Times New Roman"/>
-          <w:color w:val="000000" w:themeColor="text1"/>
-        </w:rPr>
-      </w:pPr>
-      <w:r>
-        <w:rPr>
-          <w:rFonts w:ascii="Times New Roman" w:hAnsi="Times New Roman" w:cs="Times New Roman"/>
-          <w:color w:val="000000" w:themeColor="text1"/>
-          <w:u w:val="single"/>
-        </w:rPr>
-        <w:t xml:space="preserve">Houston, TX, </w:t>
-      </w:r>
-      <w:r>
-        <w:rPr>
-          <w:rFonts w:ascii="Times New Roman" w:hAnsi="Times New Roman" w:cs="Times New Roman"/>
-          <w:color w:val="000000" w:themeColor="text1"/>
-          <w:u w:val="single"/>
-        </w:rPr>
-        <w:t>Volunteer at Friends for Life Animal Shelter</w:t>
-      </w:r>
-      <w:r>
-        <w:rPr>
-          <w:rFonts w:ascii="Times New Roman" w:hAnsi="Times New Roman" w:cs="Times New Roman"/>
-          <w:color w:val="000000" w:themeColor="text1"/>
-        </w:rPr>
-        <w:t>: +20 hours</w:t>
-      </w:r>
-      <w:r>
-        <w:rPr>
-          <w:rFonts w:ascii="Times New Roman" w:hAnsi="Times New Roman" w:cs="Times New Roman"/>
-          <w:color w:val="000000" w:themeColor="text1"/>
-        </w:rPr>
-        <w:t xml:space="preserve"> spent volunteering in an animal</w:t>
-      </w:r>
-      <w:r>
-        <w:rPr>
-          <w:rFonts w:ascii="Times New Roman" w:hAnsi="Times New Roman" w:cs="Times New Roman"/>
-          <w:color w:val="000000" w:themeColor="text1"/>
-        </w:rPr>
-        <w:t xml:space="preserve"> shelter (2017-</w:t>
-      </w:r>
-      <w:r>
-        <w:rPr>
-          <w:rFonts w:ascii="Times New Roman" w:hAnsi="Times New Roman" w:cs="Times New Roman"/>
-          <w:color w:val="000000" w:themeColor="text1"/>
-        </w:rPr>
-        <w:t>2019</w:t>
-      </w:r>
-      <w:r>
-        <w:rPr>
-          <w:rFonts w:ascii="Times New Roman" w:hAnsi="Times New Roman" w:cs="Times New Roman"/>
-          <w:color w:val="000000" w:themeColor="text1"/>
-        </w:rPr>
-        <w:t>)</w:t>
-      </w:r>
-    </w:p>
-    <w:p>
-      <w:pPr>
-        <w:keepNext/>
-        <w:keepLines/>
-        <w:spacing w:after="60" w:line="240" w:lineRule="auto"/>
-        <w:rPr>
-          <w:rFonts w:ascii="Times New Roman" w:hAnsi="Times New Roman" w:cs="Times New Roman"/>
-          <w:color w:val="000000" w:themeColor="text1"/>
-        </w:rPr>
-      </w:pPr>
-      <w:r>
-        <w:rPr>
-          <w:rFonts w:ascii="Times New Roman" w:hAnsi="Times New Roman" w:cs="Times New Roman"/>
-          <w:color w:val="000000" w:themeColor="text1"/>
-          <w:u w:val="single"/>
-        </w:rPr>
-        <w:t xml:space="preserve">Houston, TX, </w:t>
-      </w:r>
-      <w:r>
-        <w:rPr>
-          <w:rFonts w:ascii="Times New Roman" w:hAnsi="Times New Roman" w:cs="Times New Roman"/>
-          <w:color w:val="000000" w:themeColor="text1"/>
-          <w:u w:val="single"/>
-        </w:rPr>
-        <w:t xml:space="preserve">Hurricane Harvey Relief: </w:t>
-      </w:r>
-      <w:r>
-        <w:rPr>
-          <w:rFonts w:ascii="Times New Roman" w:hAnsi="Times New Roman" w:cs="Times New Roman"/>
-          <w:color w:val="000000" w:themeColor="text1"/>
-        </w:rPr>
-        <w:t>Assisted in the removal of drywall, floor paneling, and ruined furniture of a local home affected by Hurricane Harvey (2017)</w:t>
-      </w:r>
-    </w:p>
-    <w:p>
-      <w:pPr>
-        <w:keepNext/>
-        <w:keepLines/>
-        <w:spacing w:after="60" w:line="240" w:lineRule="auto"/>
-        <w:rPr>
-          <w:rFonts w:ascii="Times New Roman" w:hAnsi="Times New Roman" w:cs="Times New Roman"/>
-          <w:color w:val="000000" w:themeColor="text1"/>
-        </w:rPr>
-      </w:pPr>
-      <w:r>
-        <w:rPr>
-          <w:rFonts w:ascii="Times New Roman" w:hAnsi="Times New Roman" w:cs="Times New Roman"/>
-          <w:color w:val="000000" w:themeColor="text1"/>
-          <w:u w:val="single"/>
-        </w:rPr>
-        <w:t xml:space="preserve">MD Anderson, </w:t>
-      </w:r>
-      <w:r>
-        <w:rPr>
-          <w:rFonts w:ascii="Times New Roman" w:hAnsi="Times New Roman" w:cs="Times New Roman"/>
-          <w:color w:val="000000" w:themeColor="text1"/>
-          <w:u w:val="single"/>
-        </w:rPr>
-        <w:t>UT House Medics</w:t>
-      </w:r>
-      <w:r>
-        <w:rPr>
-          <w:rFonts w:ascii="Times New Roman" w:hAnsi="Times New Roman" w:cs="Times New Roman"/>
-          <w:color w:val="000000" w:themeColor="text1"/>
-        </w:rPr>
-        <w:t>: Community outreach assisting elderly citizens with home renovation and reconstruction (2016, 2018)</w:t>
-      </w:r>
-    </w:p>
-    <w:p>
-      <w:pPr>
-        <w:pStyle w:val="Heading1"/>
-        <w:keepLines/>
-        <w:spacing w:after="120"/>
-        <w:rPr>
-          <w:rFonts w:cs="Times New Roman"/>
-          <w:color w:val="000000" w:themeColor="text1"/>
-        </w:rPr>
-      </w:pPr>
-      <w:r>
-        <w:rPr>
-          <w:rFonts w:cs="Times New Roman"/>
-          <w:color w:val="000000" w:themeColor="text1"/>
-        </w:rPr>
-        <w:t>Clinical Projects</w:t>
-      </w:r>
-      <w:r>
-        <w:rPr>
-          <w:rFonts w:cs="Times New Roman"/>
-          <w:color w:val="000000" w:themeColor="text1"/>
-        </w:rPr>
-        <w:t xml:space="preserve"> and Responsibilities</w:t>
-      </w:r>
-    </w:p>
-    <w:p>
-      <w:pPr>
-        <w:keepNext/>
-        <w:keepLines/>
-        <w:spacing w:after="60" w:line="240" w:lineRule="auto"/>
-        <w:rPr>
-          <w:rFonts w:ascii="Times New Roman" w:hAnsi="Times New Roman" w:cs="Times New Roman"/>
-          <w:color w:val="000000" w:themeColor="text1"/>
-        </w:rPr>
-      </w:pPr>
-      <w:r>
-        <w:rPr>
-          <w:rFonts w:ascii="Times New Roman" w:hAnsi="Times New Roman" w:cs="Times New Roman"/>
-          <w:color w:val="000000" w:themeColor="text1"/>
-          <w:u w:val="single"/>
-        </w:rPr>
-        <w:t>UNC, Brachytherapy Equipment tracking:</w:t>
-      </w:r>
-      <w:r>
-        <w:rPr>
-          <w:rFonts w:ascii="Times New Roman" w:hAnsi="Times New Roman" w:cs="Times New Roman"/>
-          <w:color w:val="000000" w:themeColor="text1"/>
-        </w:rPr>
-        <w:t xml:space="preserve"> Deployed a personally created inventory program to record and notify when brachytherapy supplies need reordering.</w:t>
-      </w:r>
-    </w:p>
-    <w:p>
-      <w:pPr>
-        <w:keepNext/>
-        <w:keepLines/>
-        <w:spacing w:after="60" w:line="240" w:lineRule="auto"/>
-        <w:rPr>
-          <w:rFonts w:ascii="Times New Roman" w:hAnsi="Times New Roman" w:cs="Times New Roman"/>
-          <w:color w:val="000000" w:themeColor="text1"/>
-        </w:rPr>
-      </w:pPr>
-      <w:r>
-        <w:rPr>
-          <w:rFonts w:ascii="Times New Roman" w:hAnsi="Times New Roman" w:cs="Times New Roman"/>
-          <w:color w:val="000000" w:themeColor="text1"/>
-          <w:u w:val="single"/>
-        </w:rPr>
-        <w:t>UNC, DICOM Manipulation Tools:</w:t>
-      </w:r>
-      <w:r>
-        <w:rPr>
-          <w:rFonts w:ascii="Times New Roman" w:hAnsi="Times New Roman" w:cs="Times New Roman"/>
-          <w:color w:val="000000" w:themeColor="text1"/>
-        </w:rPr>
-        <w:t xml:space="preserve"> Stand-alone GUI for changing frame of reference and series instance UIDs. Useful for registering previously inherently defined images (4D-CT and free-breathing, MRIs).</w:t>
-      </w:r>
-    </w:p>
-    <w:p>
-      <w:pPr>
-        <w:keepNext/>
-        <w:keepLines/>
-        <w:spacing w:after="60" w:line="240" w:lineRule="auto"/>
-        <w:rPr>
-          <w:rFonts w:ascii="Times New Roman" w:hAnsi="Times New Roman" w:cs="Times New Roman"/>
-          <w:color w:val="000000" w:themeColor="text1"/>
-        </w:rPr>
-      </w:pPr>
-      <w:r>
-        <w:rPr>
-          <w:rFonts w:ascii="Times New Roman" w:hAnsi="Times New Roman" w:cs="Times New Roman"/>
-          <w:color w:val="000000" w:themeColor="text1"/>
-          <w:u w:val="single"/>
-        </w:rPr>
-        <w:t xml:space="preserve">UNC, </w:t>
-      </w:r>
-      <w:r>
-        <w:rPr>
-          <w:rFonts w:ascii="Times New Roman" w:hAnsi="Times New Roman" w:cs="Times New Roman"/>
-          <w:color w:val="000000" w:themeColor="text1"/>
-          <w:u w:val="single"/>
-        </w:rPr>
-        <w:t>DICOM transfer server:</w:t>
-      </w:r>
-      <w:r>
-        <w:rPr>
-          <w:rFonts w:ascii="Times New Roman" w:hAnsi="Times New Roman" w:cs="Times New Roman"/>
-          <w:color w:val="000000" w:themeColor="text1"/>
-        </w:rPr>
-        <w:t xml:space="preserve"> DICOM server created to seamlessly transfer between </w:t>
-      </w:r>
-      <w:proofErr w:type="spellStart"/>
-      <w:r>
-        <w:rPr>
-          <w:rFonts w:ascii="Times New Roman" w:hAnsi="Times New Roman" w:cs="Times New Roman"/>
-          <w:color w:val="000000" w:themeColor="text1"/>
-        </w:rPr>
-        <w:t>Raystation</w:t>
-      </w:r>
-      <w:proofErr w:type="spellEnd"/>
-      <w:r>
-        <w:rPr>
-          <w:rFonts w:ascii="Times New Roman" w:hAnsi="Times New Roman" w:cs="Times New Roman"/>
-          <w:color w:val="000000" w:themeColor="text1"/>
-        </w:rPr>
-        <w:t xml:space="preserve"> </w:t>
-      </w:r>
-      <w:r>
-        <w:rPr>
-          <w:rFonts w:ascii="Times New Roman" w:hAnsi="Times New Roman" w:cs="Times New Roman"/>
-          <w:color w:val="000000" w:themeColor="text1"/>
-        </w:rPr>
-        <w:t xml:space="preserve">and </w:t>
-      </w:r>
-      <w:r>
-        <w:rPr>
-          <w:rFonts w:ascii="Times New Roman" w:hAnsi="Times New Roman" w:cs="Times New Roman"/>
-          <w:color w:val="000000" w:themeColor="text1"/>
-        </w:rPr>
-        <w:t>PACs</w:t>
-      </w:r>
-      <w:r>
-        <w:rPr>
-          <w:rFonts w:ascii="Times New Roman" w:hAnsi="Times New Roman" w:cs="Times New Roman"/>
-          <w:color w:val="000000" w:themeColor="text1"/>
-        </w:rPr>
-        <w:t>.</w:t>
-      </w:r>
-    </w:p>
-    <w:p>
-      <w:pPr>
-        <w:keepNext/>
-        <w:keepLines/>
-        <w:spacing w:after="60" w:line="240" w:lineRule="auto"/>
-        <w:rPr>
-          <w:rFonts w:ascii="Times New Roman" w:hAnsi="Times New Roman" w:cs="Times New Roman"/>
-          <w:color w:val="000000" w:themeColor="text1"/>
-        </w:rPr>
-      </w:pPr>
-      <w:r>
-        <w:rPr>
-          <w:rFonts w:ascii="Times New Roman" w:hAnsi="Times New Roman" w:cs="Times New Roman"/>
-          <w:color w:val="000000" w:themeColor="text1"/>
-          <w:u w:val="single"/>
-        </w:rPr>
-        <w:t xml:space="preserve">UCSD, </w:t>
-      </w:r>
-      <w:r>
-        <w:rPr>
-          <w:rFonts w:ascii="Times New Roman" w:hAnsi="Times New Roman" w:cs="Times New Roman"/>
-          <w:color w:val="000000" w:themeColor="text1"/>
-          <w:u w:val="single"/>
-        </w:rPr>
-        <w:t>Chief Resident:</w:t>
-      </w:r>
-      <w:r>
-        <w:rPr>
-          <w:rFonts w:ascii="Times New Roman" w:hAnsi="Times New Roman" w:cs="Times New Roman"/>
-          <w:color w:val="000000" w:themeColor="text1"/>
-        </w:rPr>
-        <w:t xml:space="preserve"> Responsible for the scheduling of resident clinical responsibilities, coordinating with faculty for resident education, and participate in ongoing Quality and Safety meetings</w:t>
-      </w:r>
-      <w:r>
-        <w:rPr>
-          <w:rFonts w:ascii="Times New Roman" w:hAnsi="Times New Roman" w:cs="Times New Roman"/>
-          <w:color w:val="000000" w:themeColor="text1"/>
-        </w:rPr>
-        <w:t>. Presenting to hospital and faculty.</w:t>
-      </w:r>
-    </w:p>
-    <w:p>
-      <w:pPr>
-        <w:keepNext/>
-        <w:keepLines/>
-        <w:spacing w:after="60" w:line="240" w:lineRule="auto"/>
-        <w:rPr>
-          <w:rFonts w:ascii="Times New Roman" w:hAnsi="Times New Roman" w:cs="Times New Roman"/>
-          <w:color w:val="000000" w:themeColor="text1"/>
-        </w:rPr>
-      </w:pPr>
-      <w:r>
-        <w:rPr>
-          <w:rFonts w:ascii="Times New Roman" w:hAnsi="Times New Roman" w:cs="Times New Roman"/>
-          <w:color w:val="000000" w:themeColor="text1"/>
-          <w:u w:val="single"/>
-        </w:rPr>
-        <w:t xml:space="preserve">UCSD, </w:t>
-      </w:r>
-      <w:r>
-        <w:rPr>
-          <w:rFonts w:ascii="Times New Roman" w:hAnsi="Times New Roman" w:cs="Times New Roman"/>
-          <w:color w:val="000000" w:themeColor="text1"/>
-          <w:u w:val="single"/>
-        </w:rPr>
-        <w:t>VMAT Breast Rapid Plan:</w:t>
-      </w:r>
-      <w:r>
-        <w:rPr>
-          <w:rFonts w:ascii="Times New Roman" w:hAnsi="Times New Roman" w:cs="Times New Roman"/>
-          <w:color w:val="000000" w:themeColor="text1"/>
-        </w:rPr>
-        <w:t xml:space="preserve"> Creation of a knowledge-based rapid plan model for VMAT breast</w:t>
-      </w:r>
-      <w:r>
-        <w:rPr>
-          <w:rFonts w:ascii="Times New Roman" w:hAnsi="Times New Roman" w:cs="Times New Roman"/>
-          <w:color w:val="000000" w:themeColor="text1"/>
-        </w:rPr>
-        <w:t>, including the creation of data-mining program within Eclipse.</w:t>
-      </w:r>
-    </w:p>
-    <w:p>
-      <w:pPr>
-        <w:keepNext/>
-        <w:keepLines/>
-        <w:spacing w:after="60" w:line="240" w:lineRule="auto"/>
-        <w:rPr>
-          <w:rFonts w:ascii="Times New Roman" w:hAnsi="Times New Roman" w:cs="Times New Roman"/>
-          <w:color w:val="000000" w:themeColor="text1"/>
-        </w:rPr>
-      </w:pPr>
-      <w:r>
-        <w:rPr>
-          <w:rFonts w:ascii="Times New Roman" w:hAnsi="Times New Roman" w:cs="Times New Roman"/>
-          <w:color w:val="000000" w:themeColor="text1"/>
-          <w:u w:val="single"/>
-        </w:rPr>
-        <w:t xml:space="preserve">UCSD, </w:t>
-      </w:r>
-      <w:r>
-        <w:rPr>
-          <w:rFonts w:ascii="Times New Roman" w:hAnsi="Times New Roman" w:cs="Times New Roman"/>
-          <w:color w:val="000000" w:themeColor="text1"/>
-          <w:u w:val="single"/>
-        </w:rPr>
-        <w:t>Brachytherapy sterilization kit program</w:t>
-      </w:r>
-      <w:r>
-        <w:rPr>
-          <w:rFonts w:ascii="Times New Roman" w:hAnsi="Times New Roman" w:cs="Times New Roman"/>
-          <w:color w:val="000000" w:themeColor="text1"/>
-        </w:rPr>
-        <w:t xml:space="preserve">: </w:t>
-      </w:r>
-      <w:r>
-        <w:rPr>
-          <w:rFonts w:ascii="Times New Roman" w:hAnsi="Times New Roman" w:cs="Times New Roman"/>
-          <w:color w:val="000000" w:themeColor="text1"/>
-        </w:rPr>
-        <w:t>Created a program to record and notify when sterilization was required in the brachytherapy suite. Tool has successfully replaced previous paper system since 2021.</w:t>
-      </w:r>
-    </w:p>
-    <w:p>
-      <w:pPr>
-        <w:keepNext/>
-        <w:keepLines/>
-        <w:spacing w:after="60" w:line="240" w:lineRule="auto"/>
-        <w:rPr>
-          <w:rFonts w:ascii="Times New Roman" w:hAnsi="Times New Roman" w:cs="Times New Roman"/>
-          <w:color w:val="000000" w:themeColor="text1"/>
-        </w:rPr>
-      </w:pPr>
-      <w:r>
-        <w:rPr>
-          <w:rFonts w:ascii="Times New Roman" w:hAnsi="Times New Roman" w:cs="Times New Roman"/>
-          <w:color w:val="000000" w:themeColor="text1"/>
-          <w:u w:val="single"/>
-        </w:rPr>
-        <w:t xml:space="preserve">UCSD, </w:t>
-      </w:r>
-      <w:r>
-        <w:rPr>
-          <w:rFonts w:ascii="Times New Roman" w:hAnsi="Times New Roman" w:cs="Times New Roman"/>
-          <w:color w:val="000000" w:themeColor="text1"/>
-          <w:u w:val="single"/>
-        </w:rPr>
-        <w:t>DICOM transfer server:</w:t>
-      </w:r>
-      <w:r>
-        <w:rPr>
-          <w:rFonts w:ascii="Times New Roman" w:hAnsi="Times New Roman" w:cs="Times New Roman"/>
-          <w:color w:val="000000" w:themeColor="text1"/>
-        </w:rPr>
-        <w:t xml:space="preserve"> DICOM server created to seamless</w:t>
-      </w:r>
-      <w:r>
-        <w:rPr>
-          <w:rFonts w:ascii="Times New Roman" w:hAnsi="Times New Roman" w:cs="Times New Roman"/>
-          <w:color w:val="000000" w:themeColor="text1"/>
-        </w:rPr>
-        <w:t>ly</w:t>
-      </w:r>
-      <w:r>
-        <w:rPr>
-          <w:rFonts w:ascii="Times New Roman" w:hAnsi="Times New Roman" w:cs="Times New Roman"/>
-          <w:color w:val="000000" w:themeColor="text1"/>
-        </w:rPr>
-        <w:t xml:space="preserve"> transfer between </w:t>
-      </w:r>
-      <w:r>
-        <w:rPr>
-          <w:rFonts w:ascii="Times New Roman" w:hAnsi="Times New Roman" w:cs="Times New Roman"/>
-          <w:color w:val="000000" w:themeColor="text1"/>
-        </w:rPr>
-        <w:t xml:space="preserve">the Ethos TPS and </w:t>
-      </w:r>
-      <w:proofErr w:type="spellStart"/>
-      <w:r>
-        <w:rPr>
-          <w:rFonts w:ascii="Times New Roman" w:hAnsi="Times New Roman" w:cs="Times New Roman"/>
-          <w:color w:val="000000" w:themeColor="text1"/>
-        </w:rPr>
-        <w:t>AlignRT</w:t>
-      </w:r>
-      <w:proofErr w:type="spellEnd"/>
-      <w:r>
-        <w:rPr>
-          <w:rFonts w:ascii="Times New Roman" w:hAnsi="Times New Roman" w:cs="Times New Roman"/>
-          <w:color w:val="000000" w:themeColor="text1"/>
-        </w:rPr>
-        <w:t>.</w:t>
-      </w:r>
-    </w:p>
-    <w:p>
-      <w:pPr>
-        <w:keepNext/>
-        <w:keepLines/>
-        <w:spacing w:after="60" w:line="240" w:lineRule="auto"/>
-        <w:rPr>
-          <w:rFonts w:ascii="Times New Roman" w:hAnsi="Times New Roman" w:cs="Times New Roman"/>
-          <w:color w:val="000000" w:themeColor="text1"/>
-        </w:rPr>
-      </w:pPr>
-      <w:r>
-        <w:rPr>
-          <w:rFonts w:ascii="Times New Roman" w:hAnsi="Times New Roman" w:cs="Times New Roman"/>
-          <w:color w:val="000000" w:themeColor="text1"/>
-          <w:u w:val="single"/>
-        </w:rPr>
-        <w:t xml:space="preserve">UCSD, </w:t>
-      </w:r>
-      <w:r>
-        <w:rPr>
-          <w:rFonts w:ascii="Times New Roman" w:hAnsi="Times New Roman" w:cs="Times New Roman"/>
-          <w:color w:val="000000" w:themeColor="text1"/>
-          <w:u w:val="single"/>
-        </w:rPr>
-        <w:t>MR DICOM tool</w:t>
-      </w:r>
-      <w:r>
-        <w:rPr>
-          <w:rFonts w:ascii="Times New Roman" w:hAnsi="Times New Roman" w:cs="Times New Roman"/>
-          <w:color w:val="000000" w:themeColor="text1"/>
-        </w:rPr>
-        <w:t xml:space="preserve">: Inherent frames of reference </w:t>
-      </w:r>
-      <w:proofErr w:type="gramStart"/>
-      <w:r>
-        <w:rPr>
-          <w:rFonts w:ascii="Times New Roman" w:hAnsi="Times New Roman" w:cs="Times New Roman"/>
-          <w:color w:val="000000" w:themeColor="text1"/>
-        </w:rPr>
-        <w:t>are needed</w:t>
-      </w:r>
-      <w:proofErr w:type="gramEnd"/>
-      <w:r>
-        <w:rPr>
-          <w:rFonts w:ascii="Times New Roman" w:hAnsi="Times New Roman" w:cs="Times New Roman"/>
-          <w:color w:val="000000" w:themeColor="text1"/>
-        </w:rPr>
-        <w:t xml:space="preserve"> to be broken prior to registration of MR and CT images in the UCSD clinic. This tool automatically breaks the inherent registration among the MR images in an efficient manner</w:t>
-      </w:r>
-      <w:r>
-        <w:rPr>
-          <w:rFonts w:ascii="Times New Roman" w:hAnsi="Times New Roman" w:cs="Times New Roman"/>
-          <w:color w:val="000000" w:themeColor="text1"/>
-        </w:rPr>
-        <w:t>, saving time and reducing likelihood of errors in renaming process.</w:t>
-      </w:r>
-    </w:p>
-    <w:p>
-      <w:pPr>
-        <w:keepNext/>
-        <w:keepLines/>
-        <w:spacing w:after="60" w:line="240" w:lineRule="auto"/>
-        <w:rPr>
-          <w:rFonts w:ascii="Times New Roman" w:hAnsi="Times New Roman" w:cs="Times New Roman"/>
-          <w:color w:val="000000" w:themeColor="text1"/>
-        </w:rPr>
-      </w:pPr>
-      <w:r>
-        <w:rPr>
-          <w:rFonts w:ascii="Times New Roman" w:hAnsi="Times New Roman" w:cs="Times New Roman"/>
-          <w:color w:val="000000" w:themeColor="text1"/>
-          <w:u w:val="single"/>
-        </w:rPr>
         <w:t xml:space="preserve">UCSD, </w:t>
       </w:r>
       <w:r>
@@ -2519,7 +2743,6 @@
           <w:rFonts w:ascii="Times New Roman" w:hAnsi="Times New Roman" w:cs="Times New Roman"/>
           <w:color w:val="000000" w:themeColor="text1"/>
         </w:rPr>
-        <w:lastRenderedPageBreak/>
         <w:t xml:space="preserve">MD Anderson, </w:t>
       </w:r>
       <w:r>
@@ -2556,15 +2779,7 @@
           <w:rFonts w:ascii="Times New Roman" w:hAnsi="Times New Roman" w:cs="Times New Roman"/>
           <w:color w:val="000000" w:themeColor="text1"/>
         </w:rPr>
-        <w:t xml:space="preserve"> </w:t>
-      </w:r>
-      <w:proofErr w:type="gramStart"/>
-      <w:r>
-        <w:rPr>
-          <w:rFonts w:ascii="Times New Roman" w:hAnsi="Times New Roman" w:cs="Times New Roman"/>
-          <w:color w:val="000000" w:themeColor="text1"/>
-        </w:rPr>
-        <w:t>place</w:t>
+        <w:t xml:space="preserve"> place</w:t>
       </w:r>
       <w:r>
         <w:rPr>
@@ -2578,15 +2793,7 @@
           <w:rFonts w:ascii="Times New Roman" w:hAnsi="Times New Roman" w:cs="Times New Roman"/>
           <w:color w:val="000000" w:themeColor="text1"/>
         </w:rPr>
-        <w:t>‘</w:t>
-      </w:r>
-      <w:proofErr w:type="gramEnd"/>
-      <w:r>
-        <w:rPr>
-          <w:rFonts w:ascii="Times New Roman" w:hAnsi="Times New Roman" w:cs="Times New Roman"/>
-          <w:color w:val="000000" w:themeColor="text1"/>
-        </w:rPr>
-        <w:t>Why is scientific communication important?’</w:t>
+        <w:t>‘Why is scientific communication important?’</w:t>
       </w:r>
       <w:r>
         <w:rPr>
@@ -2979,6 +3186,94 @@
           <w:rFonts w:ascii="Times New Roman" w:hAnsi="Times New Roman" w:cs="Times New Roman"/>
           <w:color w:val="000000" w:themeColor="text1"/>
         </w:rPr>
+        <w:t xml:space="preserve">University of </w:t>
+      </w:r>
+      <w:r>
+        <w:rPr>
+          <w:rFonts w:ascii="Times New Roman" w:hAnsi="Times New Roman" w:cs="Times New Roman"/>
+          <w:color w:val="000000" w:themeColor="text1"/>
+        </w:rPr>
+        <w:t>California</w:t>
+      </w:r>
+      <w:r>
+        <w:rPr>
+          <w:rFonts w:ascii="Times New Roman" w:hAnsi="Times New Roman" w:cs="Times New Roman"/>
+          <w:color w:val="000000" w:themeColor="text1"/>
+        </w:rPr>
+        <w:t xml:space="preserve">, </w:t>
+      </w:r>
+      <w:r>
+        <w:rPr>
+          <w:rFonts w:ascii="Times New Roman" w:hAnsi="Times New Roman" w:cs="Times New Roman"/>
+          <w:color w:val="000000" w:themeColor="text1"/>
+        </w:rPr>
+        <w:t>San Diego</w:t>
+      </w:r>
+      <w:r>
+        <w:rPr>
+          <w:rFonts w:ascii="Times New Roman" w:hAnsi="Times New Roman" w:cs="Times New Roman"/>
+          <w:color w:val="000000" w:themeColor="text1"/>
+        </w:rPr>
+        <w:t xml:space="preserve">: </w:t>
+      </w:r>
+      <w:r>
+        <w:rPr>
+          <w:rFonts w:ascii="Times New Roman" w:hAnsi="Times New Roman" w:cs="Times New Roman"/>
+          <w:color w:val="000000" w:themeColor="text1"/>
+        </w:rPr>
+        <w:t>R</w:t>
+      </w:r>
+      <w:r>
+        <w:rPr>
+          <w:rFonts w:ascii="Times New Roman" w:hAnsi="Times New Roman" w:cs="Times New Roman"/>
+          <w:color w:val="000000" w:themeColor="text1"/>
+        </w:rPr>
+        <w:t>esearch focused on the development and clinical translation of AI/deep learning methods for radiation oncology, with an emphasis on automated segmentation and contour quality assurance. Additional efforts span clinical informatics infrastructure</w:t>
+      </w:r>
+      <w:r>
+        <w:rPr>
+          <w:rFonts w:ascii="Times New Roman" w:hAnsi="Times New Roman" w:cs="Times New Roman"/>
+          <w:color w:val="000000" w:themeColor="text1"/>
+        </w:rPr>
+        <w:t xml:space="preserve">: </w:t>
+      </w:r>
+      <w:r>
+        <w:rPr>
+          <w:rFonts w:ascii="Times New Roman" w:hAnsi="Times New Roman" w:cs="Times New Roman"/>
+          <w:color w:val="000000" w:themeColor="text1"/>
+        </w:rPr>
+        <w:t>automated scheduling, live patient tracking, and treatment planning data architecture</w:t>
+      </w:r>
+      <w:r>
+        <w:rPr>
+          <w:rFonts w:ascii="Times New Roman" w:hAnsi="Times New Roman" w:cs="Times New Roman"/>
+          <w:color w:val="000000" w:themeColor="text1"/>
+        </w:rPr>
+        <w:t xml:space="preserve">, all </w:t>
+      </w:r>
+      <w:r>
+        <w:rPr>
+          <w:rFonts w:ascii="Times New Roman" w:hAnsi="Times New Roman" w:cs="Times New Roman"/>
+          <w:color w:val="000000" w:themeColor="text1"/>
+        </w:rPr>
+        <w:t>to support safer, more efficient clinical workflows.</w:t>
+      </w:r>
+    </w:p>
+    <w:p>
+      <w:pPr>
+        <w:keepNext/>
+        <w:keepLines/>
+        <w:spacing w:after="120" w:line="240" w:lineRule="auto"/>
+        <w:rPr>
+          <w:rFonts w:ascii="Times New Roman" w:hAnsi="Times New Roman" w:cs="Times New Roman"/>
+          <w:color w:val="000000" w:themeColor="text1"/>
+        </w:rPr>
+      </w:pPr>
+      <w:r>
+        <w:rPr>
+          <w:rFonts w:ascii="Times New Roman" w:hAnsi="Times New Roman" w:cs="Times New Roman"/>
+          <w:color w:val="000000" w:themeColor="text1"/>
+        </w:rPr>
         <w:t xml:space="preserve">University of North Carolina, Chapel Hill: Research focused on improving patient safety throughout the radiation oncology treatment planning process. </w:t>
       </w:r>
       <w:r>
@@ -2993,18 +3288,9 @@
           <w:rFonts w:ascii="Times New Roman" w:hAnsi="Times New Roman" w:cs="Times New Roman"/>
           <w:color w:val="000000" w:themeColor="text1"/>
         </w:rPr>
-        <w:t xml:space="preserve"> Part of this work is also in implementing automated treatment </w:t>
-      </w:r>
-      <w:proofErr w:type="gramStart"/>
-      <w:r>
-        <w:rPr>
-          <w:rFonts w:ascii="Times New Roman" w:hAnsi="Times New Roman" w:cs="Times New Roman"/>
-          <w:color w:val="000000" w:themeColor="text1"/>
-        </w:rPr>
-        <w:t>checks ‘</w:t>
+        <w:t xml:space="preserve"> Part of this work is also in implementing automated treatment checks ‘</w:t>
       </w:r>
       <w:proofErr w:type="spellStart"/>
-      <w:proofErr w:type="gramEnd"/>
       <w:r>
         <w:rPr>
           <w:rFonts w:ascii="Times New Roman" w:hAnsi="Times New Roman" w:cs="Times New Roman"/>
@@ -3018,39 +3304,7 @@
           <w:rFonts w:ascii="Times New Roman" w:hAnsi="Times New Roman" w:cs="Times New Roman"/>
           <w:color w:val="000000" w:themeColor="text1"/>
         </w:rPr>
-        <w:t>’</w:t>
-      </w:r>
-      <w:proofErr w:type="gramStart"/>
-      <w:r>
-        <w:rPr>
-          <w:rFonts w:ascii="Times New Roman" w:hAnsi="Times New Roman" w:cs="Times New Roman"/>
-          <w:color w:val="000000" w:themeColor="text1"/>
-        </w:rPr>
-        <w:t xml:space="preserve"> to</w:t>
-      </w:r>
-      <w:proofErr w:type="gramEnd"/>
-      <w:r>
-        <w:rPr>
-          <w:rFonts w:ascii="Times New Roman" w:hAnsi="Times New Roman" w:cs="Times New Roman"/>
-          <w:color w:val="000000" w:themeColor="text1"/>
-        </w:rPr>
-        <w:t xml:space="preserve"> provide added support to </w:t>
-      </w:r>
-      <w:proofErr w:type="gramStart"/>
-      <w:r>
-        <w:rPr>
-          <w:rFonts w:ascii="Times New Roman" w:hAnsi="Times New Roman" w:cs="Times New Roman"/>
-          <w:color w:val="000000" w:themeColor="text1"/>
-        </w:rPr>
-        <w:t>the dosimetrists</w:t>
-      </w:r>
-      <w:proofErr w:type="gramEnd"/>
-      <w:r>
-        <w:rPr>
-          <w:rFonts w:ascii="Times New Roman" w:hAnsi="Times New Roman" w:cs="Times New Roman"/>
-          <w:color w:val="000000" w:themeColor="text1"/>
-        </w:rPr>
-        <w:t xml:space="preserve"> and physicists.</w:t>
+        <w:t>’ to provide added support to the dosimetrists and physicists.</w:t>
       </w:r>
     </w:p>
     <w:p>
@@ -3269,21 +3523,12 @@
         </w:rPr>
         <w:t xml:space="preserve">MD Anderson, </w:t>
       </w:r>
-      <w:proofErr w:type="gramStart"/>
-      <w:r>
-        <w:rPr>
-          <w:rFonts w:ascii="Times New Roman" w:hAnsi="Times New Roman" w:cs="Times New Roman"/>
-          <w:color w:val="000000" w:themeColor="text1"/>
-        </w:rPr>
-        <w:t>Master’s</w:t>
-      </w:r>
-      <w:proofErr w:type="gramEnd"/>
-      <w:r>
-        <w:rPr>
-          <w:rFonts w:ascii="Times New Roman" w:hAnsi="Times New Roman" w:cs="Times New Roman"/>
-          <w:color w:val="000000" w:themeColor="text1"/>
-        </w:rPr>
-        <w:t xml:space="preserve"> Thesis: </w:t>
+      <w:r>
+        <w:rPr>
+          <w:rFonts w:ascii="Times New Roman" w:hAnsi="Times New Roman" w:cs="Times New Roman"/>
+          <w:color w:val="000000" w:themeColor="text1"/>
+        </w:rPr>
+        <w:t xml:space="preserve">Master’s Thesis: </w:t>
       </w:r>
       <w:r>
         <w:rPr>
@@ -3319,9 +3564,21 @@
     </w:p>
     <w:p>
       <w:pPr>
+        <w:keepNext/>
+        <w:keepLines/>
+        <w:spacing w:after="120" w:line="240" w:lineRule="auto"/>
+        <w:rPr>
+          <w:rFonts w:ascii="Times New Roman" w:hAnsi="Times New Roman" w:cs="Times New Roman"/>
+          <w:color w:val="000000" w:themeColor="text1"/>
+        </w:rPr>
+      </w:pPr>
+    </w:p>
+    <w:p>
+      <w:pPr>
         <w:pStyle w:val="Heading1"/>
       </w:pPr>
       <w:r>
+        <w:lastRenderedPageBreak/>
         <w:t>Invited Talks</w:t>
       </w:r>
     </w:p>
@@ -3352,14 +3609,7 @@
           <w:rFonts w:ascii="Times New Roman" w:hAnsi="Times New Roman" w:cs="Times New Roman"/>
           <w:color w:val="000000" w:themeColor="text1"/>
         </w:rPr>
-        <w:t>(02/2026)</w:t>
-      </w:r>
-      <w:r>
-        <w:rPr>
-          <w:rFonts w:ascii="Times New Roman" w:hAnsi="Times New Roman" w:cs="Times New Roman"/>
-          <w:color w:val="000000" w:themeColor="text1"/>
-        </w:rPr>
-        <w:t xml:space="preserve">: </w:t>
+        <w:t xml:space="preserve">(02/2026): </w:t>
       </w:r>
       <w:r>
         <w:rPr>
@@ -3653,7 +3903,6 @@
           <w:rFonts w:ascii="Times New Roman" w:hAnsi="Times New Roman" w:cs="Times New Roman"/>
           <w:color w:val="000000" w:themeColor="text1"/>
         </w:rPr>
-        <w:lastRenderedPageBreak/>
         <w:t>AAPM, Therapy Symposium: Therapeutic Planning, Delivery, Adaptation: “AI for segmentation and Registration” (07/2024)</w:t>
       </w:r>
     </w:p>
@@ -4006,6 +4255,17 @@
     </w:p>
     <w:p>
       <w:pPr>
+        <w:keepNext/>
+        <w:keepLines/>
+        <w:spacing w:after="60"/>
+        <w:rPr>
+          <w:rFonts w:ascii="Times New Roman" w:hAnsi="Times New Roman" w:cs="Times New Roman"/>
+          <w:color w:val="000000" w:themeColor="text1"/>
+        </w:rPr>
+      </w:pPr>
+    </w:p>
+    <w:p>
+      <w:pPr>
         <w:pStyle w:val="Heading1"/>
         <w:keepLines/>
         <w:spacing w:after="120"/>
@@ -4134,6 +4394,17 @@
         <w:spacing w:after="60" w:line="240" w:lineRule="auto"/>
         <w:rPr>
           <w:rFonts w:ascii="Times New Roman" w:hAnsi="Times New Roman" w:cs="Times New Roman"/>
+          <w:color w:val="000000" w:themeColor="text1"/>
+        </w:rPr>
+      </w:pPr>
+    </w:p>
+    <w:p>
+      <w:pPr>
+        <w:keepNext/>
+        <w:keepLines/>
+        <w:spacing w:after="60" w:line="240" w:lineRule="auto"/>
+        <w:rPr>
+          <w:rFonts w:ascii="Times New Roman" w:hAnsi="Times New Roman" w:cs="Times New Roman"/>
           <w:b/>
           <w:color w:val="000000" w:themeColor="text1"/>
           <w:sz w:val="24"/>
@@ -4427,6 +4698,22 @@
           <w:color w:val="000000" w:themeColor="text1"/>
         </w:rPr>
       </w:pPr>
+      <w:proofErr w:type="spellStart"/>
+      <w:r>
+        <w:rPr>
+          <w:rFonts w:ascii="Times New Roman" w:hAnsi="Times New Roman" w:cs="Times New Roman"/>
+          <w:color w:val="000000" w:themeColor="text1"/>
+        </w:rPr>
+        <w:t>Odisio</w:t>
+      </w:r>
+      <w:proofErr w:type="spellEnd"/>
+      <w:r>
+        <w:rPr>
+          <w:rFonts w:ascii="Times New Roman" w:hAnsi="Times New Roman" w:cs="Times New Roman"/>
+          <w:color w:val="000000" w:themeColor="text1"/>
+        </w:rPr>
+        <w:t xml:space="preserve"> B.C, Albuquerque J., Lin YM., </w:t>
+      </w:r>
       <w:r>
         <w:rPr>
           <w:rFonts w:ascii="Times New Roman" w:hAnsi="Times New Roman" w:cs="Times New Roman"/>
@@ -4441,7 +4728,87 @@
           <w:rFonts w:ascii="Times New Roman" w:hAnsi="Times New Roman" w:cs="Times New Roman"/>
           <w:color w:val="000000" w:themeColor="text1"/>
         </w:rPr>
-        <w:t xml:space="preserve">, Bojechko C. </w:t>
+        <w:t xml:space="preserve">, O’Connor C.S, Rigaud B., Briones-Dimayuga M., Jones A.K., Fellman B.M, Huang S.Y., Kuban J., </w:t>
+      </w:r>
+      <w:proofErr w:type="spellStart"/>
+      <w:r>
+        <w:rPr>
+          <w:rFonts w:ascii="Times New Roman" w:hAnsi="Times New Roman" w:cs="Times New Roman"/>
+          <w:color w:val="000000" w:themeColor="text1"/>
+        </w:rPr>
+        <w:t>Metwalli</w:t>
+      </w:r>
+      <w:proofErr w:type="spellEnd"/>
+      <w:r>
+        <w:rPr>
+          <w:rFonts w:ascii="Times New Roman" w:hAnsi="Times New Roman" w:cs="Times New Roman"/>
+          <w:color w:val="000000" w:themeColor="text1"/>
+        </w:rPr>
+        <w:t xml:space="preserve"> Z. A., Sheth R., </w:t>
+      </w:r>
+      <w:proofErr w:type="spellStart"/>
+      <w:r>
+        <w:rPr>
+          <w:rFonts w:ascii="Times New Roman" w:hAnsi="Times New Roman" w:cs="Times New Roman"/>
+          <w:color w:val="000000" w:themeColor="text1"/>
+        </w:rPr>
+        <w:t>Habiboullahi</w:t>
+      </w:r>
+      <w:proofErr w:type="spellEnd"/>
+      <w:r>
+        <w:rPr>
+          <w:rFonts w:ascii="Times New Roman" w:hAnsi="Times New Roman" w:cs="Times New Roman"/>
+          <w:color w:val="000000" w:themeColor="text1"/>
+        </w:rPr>
+        <w:t xml:space="preserve"> P., Patel M., Shan K. Y., Cox V. L., Kang HS. C., Mooris V. K, </w:t>
+      </w:r>
+      <w:proofErr w:type="spellStart"/>
+      <w:r>
+        <w:rPr>
+          <w:rFonts w:ascii="Times New Roman" w:hAnsi="Times New Roman" w:cs="Times New Roman"/>
+          <w:color w:val="000000" w:themeColor="text1"/>
+        </w:rPr>
+        <w:t>Koptez</w:t>
+      </w:r>
+      <w:proofErr w:type="spellEnd"/>
+      <w:r>
+        <w:rPr>
+          <w:rFonts w:ascii="Times New Roman" w:hAnsi="Times New Roman" w:cs="Times New Roman"/>
+          <w:color w:val="000000" w:themeColor="text1"/>
+        </w:rPr>
+        <w:t xml:space="preserve"> S., Javle M.M., </w:t>
+      </w:r>
+      <w:proofErr w:type="spellStart"/>
+      <w:r>
+        <w:rPr>
+          <w:rFonts w:ascii="Times New Roman" w:hAnsi="Times New Roman" w:cs="Times New Roman"/>
+          <w:color w:val="000000" w:themeColor="text1"/>
+        </w:rPr>
+        <w:t>Kaseb</w:t>
+      </w:r>
+      <w:proofErr w:type="spellEnd"/>
+      <w:r>
+        <w:rPr>
+          <w:rFonts w:ascii="Times New Roman" w:hAnsi="Times New Roman" w:cs="Times New Roman"/>
+          <w:color w:val="000000" w:themeColor="text1"/>
+        </w:rPr>
+        <w:t xml:space="preserve"> A., Tzeng CW., Cao HT., Newhook T., Chun Y. S., </w:t>
+      </w:r>
+      <w:proofErr w:type="spellStart"/>
+      <w:r>
+        <w:rPr>
+          <w:rFonts w:ascii="Times New Roman" w:hAnsi="Times New Roman" w:cs="Times New Roman"/>
+          <w:color w:val="000000" w:themeColor="text1"/>
+        </w:rPr>
+        <w:t>Vauthey</w:t>
+      </w:r>
+      <w:proofErr w:type="spellEnd"/>
+      <w:r>
+        <w:rPr>
+          <w:rFonts w:ascii="Times New Roman" w:hAnsi="Times New Roman" w:cs="Times New Roman"/>
+          <w:color w:val="000000" w:themeColor="text1"/>
+        </w:rPr>
+        <w:t xml:space="preserve"> JN., Gupta S., Paolucci I., Brock K.K. </w:t>
       </w:r>
       <w:r>
         <w:rPr>
@@ -4450,21 +4817,43 @@
           <w:iCs/>
           <w:color w:val="000000" w:themeColor="text1"/>
         </w:rPr>
-        <w:t>DICOM Attribute Manipulation Tool: Easily Change Frame of Reference, Series Instance, and Study Instance UID</w:t>
-      </w:r>
-      <w:r>
-        <w:rPr>
-          <w:rFonts w:ascii="Times New Roman" w:hAnsi="Times New Roman" w:cs="Times New Roman"/>
-          <w:color w:val="000000" w:themeColor="text1"/>
-        </w:rPr>
-        <w:t xml:space="preserve"> Practical Radiation Oncology </w:t>
-      </w:r>
-      <w:r>
-        <w:rPr>
-          <w:rFonts w:ascii="Times New Roman" w:hAnsi="Times New Roman" w:cs="Times New Roman"/>
-          <w:color w:val="000000" w:themeColor="text1"/>
-        </w:rPr>
-        <w:t>04/2025</w:t>
+        <w:t xml:space="preserve">“Software-based versus visual assessment of minimal ablative margin in patients with liver </w:t>
+      </w:r>
+      <w:proofErr w:type="spellStart"/>
+      <w:r>
+        <w:rPr>
+          <w:rFonts w:ascii="Times New Roman" w:hAnsi="Times New Roman" w:cs="Times New Roman"/>
+          <w:i/>
+          <w:iCs/>
+          <w:color w:val="000000" w:themeColor="text1"/>
+        </w:rPr>
+        <w:t>tumours</w:t>
+      </w:r>
+      <w:proofErr w:type="spellEnd"/>
+      <w:r>
+        <w:rPr>
+          <w:rFonts w:ascii="Times New Roman" w:hAnsi="Times New Roman" w:cs="Times New Roman"/>
+          <w:i/>
+          <w:iCs/>
+          <w:color w:val="000000" w:themeColor="text1"/>
+        </w:rPr>
+        <w:t xml:space="preserve"> undergoing percutaneous thermal ablation (COVER-ALL): a randomized phased 2 trial.</w:t>
+      </w:r>
+      <w:r>
+        <w:rPr>
+          <w:rFonts w:ascii="Times New Roman" w:hAnsi="Times New Roman" w:cs="Times New Roman"/>
+          <w:i/>
+          <w:iCs/>
+          <w:color w:val="000000" w:themeColor="text1"/>
+        </w:rPr>
+        <w:t>”</w:t>
+      </w:r>
+      <w:r>
+        <w:rPr>
+          <w:rFonts w:ascii="Times New Roman" w:hAnsi="Times New Roman" w:cs="Times New Roman"/>
+          <w:color w:val="000000" w:themeColor="text1"/>
+        </w:rPr>
+        <w:t xml:space="preserve"> The Lancet Gastroenterology &amp; Hepatology 05/2025</w:t>
       </w:r>
     </w:p>
     <w:p>
@@ -4489,6 +4878,7 @@
           <w:bCs/>
           <w:color w:val="000000" w:themeColor="text1"/>
         </w:rPr>
+        <w:lastRenderedPageBreak/>
         <w:t>Anderson B.M</w:t>
       </w:r>
       <w:r>
@@ -4496,7 +4886,7 @@
           <w:rFonts w:ascii="Times New Roman" w:hAnsi="Times New Roman" w:cs="Times New Roman"/>
           <w:color w:val="000000" w:themeColor="text1"/>
         </w:rPr>
-        <w:t xml:space="preserve">, Moore L., Bojechko C. </w:t>
+        <w:t xml:space="preserve">, Bojechko C. </w:t>
       </w:r>
       <w:r>
         <w:rPr>
@@ -4505,14 +4895,21 @@
           <w:iCs/>
           <w:color w:val="000000" w:themeColor="text1"/>
         </w:rPr>
-        <w:t>Prediction of in-vivo Electronic Portal Imaging Device Transit Images with a Convolutional Neural Network Trained with Patient Data</w:t>
-      </w:r>
-      <w:r>
-        <w:rPr>
-          <w:rFonts w:ascii="Times New Roman" w:hAnsi="Times New Roman" w:cs="Times New Roman"/>
-          <w:color w:val="000000" w:themeColor="text1"/>
-        </w:rPr>
-        <w:t xml:space="preserve"> Medical Physics 11/2024</w:t>
+        <w:t>DICOM Attribute Manipulation Tool: Easily Change Frame of Reference, Series Instance, and Study Instance UID</w:t>
+      </w:r>
+      <w:r>
+        <w:rPr>
+          <w:rFonts w:ascii="Times New Roman" w:hAnsi="Times New Roman" w:cs="Times New Roman"/>
+          <w:color w:val="000000" w:themeColor="text1"/>
+        </w:rPr>
+        <w:t xml:space="preserve"> Practical Radiation Oncology </w:t>
+      </w:r>
+      <w:r>
+        <w:rPr>
+          <w:rFonts w:ascii="Times New Roman" w:hAnsi="Times New Roman" w:cs="Times New Roman"/>
+          <w:color w:val="000000" w:themeColor="text1"/>
+        </w:rPr>
+        <w:t>04/2025</w:t>
       </w:r>
     </w:p>
     <w:p>
@@ -4537,14 +4934,14 @@
           <w:bCs/>
           <w:color w:val="000000" w:themeColor="text1"/>
         </w:rPr>
-        <w:t>Anderson B.M,</w:t>
-      </w:r>
-      <w:r>
-        <w:rPr>
-          <w:rFonts w:ascii="Times New Roman" w:hAnsi="Times New Roman" w:cs="Times New Roman"/>
-          <w:color w:val="000000" w:themeColor="text1"/>
-        </w:rPr>
-        <w:t xml:space="preserve"> Padilla L, Ryckman J, Covington E, Hong DS, Woods K, Katz MS, Estes C, Moore K, Bojechko C. </w:t>
+        <w:t>Anderson B.M</w:t>
+      </w:r>
+      <w:r>
+        <w:rPr>
+          <w:rFonts w:ascii="Times New Roman" w:hAnsi="Times New Roman" w:cs="Times New Roman"/>
+          <w:color w:val="000000" w:themeColor="text1"/>
+        </w:rPr>
+        <w:t xml:space="preserve">, Moore L., Bojechko C. </w:t>
       </w:r>
       <w:r>
         <w:rPr>
@@ -4553,14 +4950,14 @@
           <w:iCs/>
           <w:color w:val="000000" w:themeColor="text1"/>
         </w:rPr>
-        <w:t>Open RT Structures: A Solution for TG-263 Accessibility</w:t>
-      </w:r>
-      <w:r>
-        <w:rPr>
-          <w:rFonts w:ascii="Times New Roman" w:hAnsi="Times New Roman" w:cs="Times New Roman"/>
-          <w:color w:val="000000" w:themeColor="text1"/>
-        </w:rPr>
-        <w:t xml:space="preserve"> International Journal of Radiation Oncology *Biology* Physics (Red Journal) (06/2024)</w:t>
+        <w:t>Prediction of in-vivo Electronic Portal Imaging Device Transit Images with a Convolutional Neural Network Trained with Patient Data</w:t>
+      </w:r>
+      <w:r>
+        <w:rPr>
+          <w:rFonts w:ascii="Times New Roman" w:hAnsi="Times New Roman" w:cs="Times New Roman"/>
+          <w:color w:val="000000" w:themeColor="text1"/>
+        </w:rPr>
+        <w:t xml:space="preserve"> Medical Physics 11/2024</w:t>
       </w:r>
     </w:p>
     <w:p>
@@ -4581,41 +4978,18 @@
       <w:r>
         <w:rPr>
           <w:rFonts w:ascii="Times New Roman" w:hAnsi="Times New Roman" w:cs="Times New Roman"/>
-          <w:color w:val="000000" w:themeColor="text1"/>
-        </w:rPr>
-        <w:t xml:space="preserve">Covington E, Suresh K, </w:t>
-      </w:r>
-      <w:r>
-        <w:rPr>
-          <w:rFonts w:ascii="Times New Roman" w:hAnsi="Times New Roman" w:cs="Times New Roman"/>
           <w:b/>
           <w:bCs/>
           <w:color w:val="000000" w:themeColor="text1"/>
         </w:rPr>
-        <w:t>Anderson B.M</w:t>
-      </w:r>
-      <w:r>
-        <w:rPr>
-          <w:rFonts w:ascii="Times New Roman" w:hAnsi="Times New Roman" w:cs="Times New Roman"/>
-          <w:color w:val="000000" w:themeColor="text1"/>
-        </w:rPr>
-        <w:t xml:space="preserve">, Barker M, Dess K, Price J, </w:t>
-      </w:r>
-      <w:proofErr w:type="spellStart"/>
-      <w:r>
-        <w:rPr>
-          <w:rFonts w:ascii="Times New Roman" w:hAnsi="Times New Roman" w:cs="Times New Roman"/>
-          <w:color w:val="000000" w:themeColor="text1"/>
-        </w:rPr>
-        <w:t>Moncio</w:t>
-      </w:r>
-      <w:proofErr w:type="spellEnd"/>
-      <w:r>
-        <w:rPr>
-          <w:rFonts w:ascii="Times New Roman" w:hAnsi="Times New Roman" w:cs="Times New Roman"/>
-          <w:color w:val="000000" w:themeColor="text1"/>
-        </w:rPr>
-        <w:t xml:space="preserve"> A, Vaccarelli M, Santanam L, Xiao Y, Mayo C </w:t>
+        <w:t>Anderson B.M,</w:t>
+      </w:r>
+      <w:r>
+        <w:rPr>
+          <w:rFonts w:ascii="Times New Roman" w:hAnsi="Times New Roman" w:cs="Times New Roman"/>
+          <w:color w:val="000000" w:themeColor="text1"/>
+        </w:rPr>
+        <w:t xml:space="preserve"> Padilla L, Ryckman J, Covington E, Hong DS, Woods K, Katz MS, Estes C, Moore K, Bojechko C. </w:t>
       </w:r>
       <w:r>
         <w:rPr>
@@ -4624,14 +4998,14 @@
           <w:iCs/>
           <w:color w:val="000000" w:themeColor="text1"/>
         </w:rPr>
-        <w:t>Perceptions on roadblocks to implementation of standardized nomenclature in radiation oncology: survey from TG-263U1</w:t>
-      </w:r>
-      <w:r>
-        <w:rPr>
-          <w:rFonts w:ascii="Times New Roman" w:hAnsi="Times New Roman" w:cs="Times New Roman"/>
-          <w:color w:val="000000" w:themeColor="text1"/>
-        </w:rPr>
-        <w:t xml:space="preserve"> Radiation Oncology Physics (04/2024)</w:t>
+        <w:t>Open RT Structures: A Solution for TG-263 Accessibility</w:t>
+      </w:r>
+      <w:r>
+        <w:rPr>
+          <w:rFonts w:ascii="Times New Roman" w:hAnsi="Times New Roman" w:cs="Times New Roman"/>
+          <w:color w:val="000000" w:themeColor="text1"/>
+        </w:rPr>
+        <w:t xml:space="preserve"> International Journal of Radiation Oncology *Biology* Physics (Red Journal) (06/2024)</w:t>
       </w:r>
     </w:p>
     <w:p>
@@ -4652,6 +5026,77 @@
       <w:r>
         <w:rPr>
           <w:rFonts w:ascii="Times New Roman" w:hAnsi="Times New Roman" w:cs="Times New Roman"/>
+          <w:color w:val="000000" w:themeColor="text1"/>
+        </w:rPr>
+        <w:t xml:space="preserve">Covington E, Suresh K, </w:t>
+      </w:r>
+      <w:r>
+        <w:rPr>
+          <w:rFonts w:ascii="Times New Roman" w:hAnsi="Times New Roman" w:cs="Times New Roman"/>
+          <w:b/>
+          <w:bCs/>
+          <w:color w:val="000000" w:themeColor="text1"/>
+        </w:rPr>
+        <w:t>Anderson B.M</w:t>
+      </w:r>
+      <w:r>
+        <w:rPr>
+          <w:rFonts w:ascii="Times New Roman" w:hAnsi="Times New Roman" w:cs="Times New Roman"/>
+          <w:color w:val="000000" w:themeColor="text1"/>
+        </w:rPr>
+        <w:t xml:space="preserve">, Barker M, Dess K, Price J, </w:t>
+      </w:r>
+      <w:proofErr w:type="spellStart"/>
+      <w:r>
+        <w:rPr>
+          <w:rFonts w:ascii="Times New Roman" w:hAnsi="Times New Roman" w:cs="Times New Roman"/>
+          <w:color w:val="000000" w:themeColor="text1"/>
+        </w:rPr>
+        <w:t>Moncio</w:t>
+      </w:r>
+      <w:proofErr w:type="spellEnd"/>
+      <w:r>
+        <w:rPr>
+          <w:rFonts w:ascii="Times New Roman" w:hAnsi="Times New Roman" w:cs="Times New Roman"/>
+          <w:color w:val="000000" w:themeColor="text1"/>
+        </w:rPr>
+        <w:t xml:space="preserve"> A, Vaccarelli M, Santanam L, Xiao Y, Mayo C </w:t>
+      </w:r>
+      <w:r>
+        <w:rPr>
+          <w:rFonts w:ascii="Times New Roman" w:hAnsi="Times New Roman" w:cs="Times New Roman"/>
+          <w:i/>
+          <w:iCs/>
+          <w:color w:val="000000" w:themeColor="text1"/>
+        </w:rPr>
+        <w:t>Perceptions on roadblocks to implementation of standardized nomenclature in radiation oncology: survey from TG-263U1</w:t>
+      </w:r>
+      <w:r>
+        <w:rPr>
+          <w:rFonts w:ascii="Times New Roman" w:hAnsi="Times New Roman" w:cs="Times New Roman"/>
+          <w:color w:val="000000" w:themeColor="text1"/>
+        </w:rPr>
+        <w:t xml:space="preserve"> Radiation Oncology Physics (04/2024)</w:t>
+      </w:r>
+    </w:p>
+    <w:p>
+      <w:pPr>
+        <w:pStyle w:val="ListParagraph"/>
+        <w:keepNext/>
+        <w:keepLines/>
+        <w:numPr>
+          <w:ilvl w:val="0"/>
+          <w:numId w:val="8"/>
+        </w:numPr>
+        <w:spacing w:after="60" w:line="240" w:lineRule="auto"/>
+        <w:rPr>
+          <w:rFonts w:ascii="Times New Roman" w:hAnsi="Times New Roman" w:cs="Times New Roman"/>
+          <w:color w:val="000000" w:themeColor="text1"/>
+        </w:rPr>
+      </w:pPr>
+      <w:r>
+        <w:rPr>
+          <w:rFonts w:ascii="Times New Roman" w:hAnsi="Times New Roman" w:cs="Times New Roman"/>
           <w:bCs/>
           <w:color w:val="000000" w:themeColor="text1"/>
         </w:rPr>
@@ -4746,7 +5191,7 @@
           <w:rFonts w:ascii="Times New Roman" w:hAnsi="Times New Roman" w:cs="Times New Roman"/>
           <w:color w:val="000000" w:themeColor="text1"/>
         </w:rPr>
-        <w:t xml:space="preserve">Rigaud B, Weaver O.O, Dennison J. B, Awais M, </w:t>
+        <w:t xml:space="preserve">Lin YM, Paolucci I, O'Connor CS, </w:t>
       </w:r>
       <w:r>
         <w:rPr>
@@ -4755,14 +5200,30 @@
           <w:bCs/>
           <w:color w:val="000000" w:themeColor="text1"/>
         </w:rPr>
-        <w:t>Anderson B. M,</w:t>
-      </w:r>
-      <w:r>
-        <w:rPr>
-          <w:rFonts w:ascii="Times New Roman" w:hAnsi="Times New Roman" w:cs="Times New Roman"/>
-          <w:color w:val="000000" w:themeColor="text1"/>
-        </w:rPr>
-        <w:t xml:space="preserve"> Chiang T-Y. D, Yang W. T, Hanash S. M, Brock K. K </w:t>
+        <w:t>Anderson B. M</w:t>
+      </w:r>
+      <w:r>
+        <w:rPr>
+          <w:rFonts w:ascii="Times New Roman" w:hAnsi="Times New Roman" w:cs="Times New Roman"/>
+          <w:color w:val="000000" w:themeColor="text1"/>
+        </w:rPr>
+        <w:t xml:space="preserve">, Rigaud B, Fellman BM, Jones KA, Brock KK, </w:t>
+      </w:r>
+      <w:proofErr w:type="spellStart"/>
+      <w:r>
+        <w:rPr>
+          <w:rFonts w:ascii="Times New Roman" w:hAnsi="Times New Roman" w:cs="Times New Roman"/>
+          <w:color w:val="000000" w:themeColor="text1"/>
+        </w:rPr>
+        <w:t>Odisio</w:t>
+      </w:r>
+      <w:proofErr w:type="spellEnd"/>
+      <w:r>
+        <w:rPr>
+          <w:rFonts w:ascii="Times New Roman" w:hAnsi="Times New Roman" w:cs="Times New Roman"/>
+          <w:color w:val="000000" w:themeColor="text1"/>
+        </w:rPr>
+        <w:t xml:space="preserve"> BC. </w:t>
       </w:r>
       <w:r>
         <w:rPr>
@@ -4771,14 +5232,25 @@
           <w:iCs/>
           <w:color w:val="000000" w:themeColor="text1"/>
         </w:rPr>
-        <w:t>Deep Learning Models for Automated Assessment of Breast Density Using Multiple Mammographic Image Types</w:t>
-      </w:r>
-      <w:r>
-        <w:rPr>
-          <w:rFonts w:ascii="Times New Roman" w:hAnsi="Times New Roman" w:cs="Times New Roman"/>
-          <w:color w:val="000000" w:themeColor="text1"/>
-        </w:rPr>
-        <w:t xml:space="preserve"> Cancers 10/2022</w:t>
+        <w:t xml:space="preserve">Ablative Margins of Colorectal Liver Metastases Using Deformable CT Image Registration and </w:t>
+      </w:r>
+      <w:proofErr w:type="spellStart"/>
+      <w:r>
+        <w:rPr>
+          <w:rFonts w:ascii="Times New Roman" w:hAnsi="Times New Roman" w:cs="Times New Roman"/>
+          <w:i/>
+          <w:iCs/>
+          <w:color w:val="000000" w:themeColor="text1"/>
+        </w:rPr>
+        <w:t>Autosegmentation</w:t>
+      </w:r>
+      <w:proofErr w:type="spellEnd"/>
+      <w:r>
+        <w:rPr>
+          <w:rFonts w:ascii="Times New Roman" w:hAnsi="Times New Roman" w:cs="Times New Roman"/>
+          <w:color w:val="000000" w:themeColor="text1"/>
+        </w:rPr>
+        <w:t>. Radiology. 04/2023</w:t>
       </w:r>
     </w:p>
     <w:p>
@@ -4793,87 +5265,47 @@
         <w:spacing w:after="60"/>
         <w:rPr>
           <w:rFonts w:ascii="Times New Roman" w:hAnsi="Times New Roman" w:cs="Times New Roman"/>
-        </w:rPr>
-      </w:pPr>
-      <w:r>
-        <w:rPr>
-          <w:rFonts w:ascii="Times New Roman" w:hAnsi="Times New Roman" w:cs="Times New Roman"/>
-          <w:color w:val="000000" w:themeColor="text1"/>
-        </w:rPr>
-        <w:t xml:space="preserve">Woodland M, Wood J, </w:t>
+          <w:color w:val="000000" w:themeColor="text1"/>
+        </w:rPr>
+      </w:pPr>
+      <w:r>
+        <w:rPr>
+          <w:rFonts w:ascii="Times New Roman" w:hAnsi="Times New Roman" w:cs="Times New Roman"/>
+          <w:color w:val="000000" w:themeColor="text1"/>
+        </w:rPr>
+        <w:t xml:space="preserve">Rigaud B, Weaver O.O, Dennison J. B, Awais M, </w:t>
       </w:r>
       <w:r>
         <w:rPr>
           <w:rFonts w:ascii="Times New Roman" w:hAnsi="Times New Roman" w:cs="Times New Roman"/>
           <w:b/>
-          <w:color w:val="000000" w:themeColor="text1"/>
-        </w:rPr>
-        <w:t>Anderson B.M</w:t>
-      </w:r>
-      <w:r>
-        <w:rPr>
-          <w:rFonts w:ascii="Times New Roman" w:hAnsi="Times New Roman" w:cs="Times New Roman"/>
-          <w:color w:val="000000" w:themeColor="text1"/>
-        </w:rPr>
-        <w:t xml:space="preserve">, Kundu S, Lin E, Koay E, </w:t>
-      </w:r>
-      <w:proofErr w:type="spellStart"/>
-      <w:r>
-        <w:rPr>
-          <w:rFonts w:ascii="Times New Roman" w:hAnsi="Times New Roman" w:cs="Times New Roman"/>
-          <w:color w:val="000000" w:themeColor="text1"/>
-        </w:rPr>
-        <w:t>Odisio</w:t>
-      </w:r>
-      <w:proofErr w:type="spellEnd"/>
-      <w:r>
-        <w:rPr>
-          <w:rFonts w:ascii="Times New Roman" w:hAnsi="Times New Roman" w:cs="Times New Roman"/>
-          <w:color w:val="000000" w:themeColor="text1"/>
-        </w:rPr>
-        <w:t xml:space="preserve"> B, Chung C, Kang H.C, Venkatesan A.M, </w:t>
-      </w:r>
-      <w:proofErr w:type="spellStart"/>
-      <w:r>
-        <w:rPr>
-          <w:rFonts w:ascii="Times New Roman" w:hAnsi="Times New Roman" w:cs="Times New Roman"/>
-          <w:color w:val="000000" w:themeColor="text1"/>
-        </w:rPr>
-        <w:t>Yedururi</w:t>
-      </w:r>
-      <w:proofErr w:type="spellEnd"/>
-      <w:r>
-        <w:rPr>
-          <w:rFonts w:ascii="Times New Roman" w:hAnsi="Times New Roman" w:cs="Times New Roman"/>
-          <w:color w:val="000000" w:themeColor="text1"/>
-        </w:rPr>
-        <w:t xml:space="preserve"> S, De B, Lin Y-M, Patel A.B, Brock K.K </w:t>
+          <w:bCs/>
+          <w:color w:val="000000" w:themeColor="text1"/>
+        </w:rPr>
+        <w:t>Anderson B. M,</w:t>
+      </w:r>
+      <w:r>
+        <w:rPr>
+          <w:rFonts w:ascii="Times New Roman" w:hAnsi="Times New Roman" w:cs="Times New Roman"/>
+          <w:color w:val="000000" w:themeColor="text1"/>
+        </w:rPr>
+        <w:t xml:space="preserve"> Chiang T-Y. D, Yang W. T, Hanash S. M, Brock K. K </w:t>
       </w:r>
       <w:r>
         <w:rPr>
           <w:rFonts w:ascii="Times New Roman" w:hAnsi="Times New Roman" w:cs="Times New Roman"/>
           <w:i/>
-          <w:color w:val="000000" w:themeColor="text1"/>
-        </w:rPr>
-        <w:t>Evaluating the Performance of StyleGAN2-ADA on Medical Images</w:t>
-      </w:r>
-      <w:r>
-        <w:rPr>
-          <w:rFonts w:ascii="Times New Roman" w:hAnsi="Times New Roman" w:cs="Times New Roman"/>
-        </w:rPr>
-        <w:t xml:space="preserve"> Simulation and Synthesis in Medical Imaging. SASHIMI 2022. Lecture Notes in Computer Science, vol 13570. Springer, Cham 09/</w:t>
-      </w:r>
-      <w:r>
-        <w:rPr>
-          <w:rFonts w:ascii="Times New Roman" w:hAnsi="Times New Roman" w:cs="Times New Roman"/>
-        </w:rPr>
-        <w:t>20</w:t>
-      </w:r>
-      <w:r>
-        <w:rPr>
-          <w:rFonts w:ascii="Times New Roman" w:hAnsi="Times New Roman" w:cs="Times New Roman"/>
-        </w:rPr>
-        <w:t>22</w:t>
+          <w:iCs/>
+          <w:color w:val="000000" w:themeColor="text1"/>
+        </w:rPr>
+        <w:t>Deep Learning Models for Automated Assessment of Breast Density Using Multiple Mammographic Image Types</w:t>
+      </w:r>
+      <w:r>
+        <w:rPr>
+          <w:rFonts w:ascii="Times New Roman" w:hAnsi="Times New Roman" w:cs="Times New Roman"/>
+          <w:color w:val="000000" w:themeColor="text1"/>
+        </w:rPr>
+        <w:t xml:space="preserve"> Cancers 10/2022</w:t>
       </w:r>
     </w:p>
     <w:p>
@@ -4888,21 +5320,19 @@
         <w:spacing w:after="60"/>
         <w:rPr>
           <w:rFonts w:ascii="Times New Roman" w:hAnsi="Times New Roman" w:cs="Times New Roman"/>
-          <w:color w:val="000000" w:themeColor="text1"/>
-        </w:rPr>
-      </w:pPr>
-      <w:r>
-        <w:rPr>
-          <w:rFonts w:ascii="Times New Roman" w:hAnsi="Times New Roman" w:cs="Times New Roman"/>
-          <w:color w:val="000000" w:themeColor="text1"/>
-        </w:rPr>
-        <w:t xml:space="preserve">Lin Y-M, </w:t>
+        </w:rPr>
+      </w:pPr>
+      <w:r>
+        <w:rPr>
+          <w:rFonts w:ascii="Times New Roman" w:hAnsi="Times New Roman" w:cs="Times New Roman"/>
+          <w:color w:val="000000" w:themeColor="text1"/>
+        </w:rPr>
+        <w:t xml:space="preserve">Woodland M, Wood J, </w:t>
       </w:r>
       <w:r>
         <w:rPr>
           <w:rFonts w:ascii="Times New Roman" w:hAnsi="Times New Roman" w:cs="Times New Roman"/>
           <w:b/>
-          <w:bCs/>
           <w:color w:val="000000" w:themeColor="text1"/>
         </w:rPr>
         <w:t>Anderson B.M</w:t>
@@ -4912,71 +5342,63 @@
           <w:rFonts w:ascii="Times New Roman" w:hAnsi="Times New Roman" w:cs="Times New Roman"/>
           <w:color w:val="000000" w:themeColor="text1"/>
         </w:rPr>
-        <w:t xml:space="preserve">, et al. </w:t>
+        <w:t xml:space="preserve">, Kundu S, Lin E, Koay E, </w:t>
+      </w:r>
+      <w:proofErr w:type="spellStart"/>
+      <w:r>
+        <w:rPr>
+          <w:rFonts w:ascii="Times New Roman" w:hAnsi="Times New Roman" w:cs="Times New Roman"/>
+          <w:color w:val="000000" w:themeColor="text1"/>
+        </w:rPr>
+        <w:t>Odisio</w:t>
+      </w:r>
+      <w:proofErr w:type="spellEnd"/>
+      <w:r>
+        <w:rPr>
+          <w:rFonts w:ascii="Times New Roman" w:hAnsi="Times New Roman" w:cs="Times New Roman"/>
+          <w:color w:val="000000" w:themeColor="text1"/>
+        </w:rPr>
+        <w:t xml:space="preserve"> B, Chung C, Kang H.C, Venkatesan A.M, </w:t>
+      </w:r>
+      <w:proofErr w:type="spellStart"/>
+      <w:r>
+        <w:rPr>
+          <w:rFonts w:ascii="Times New Roman" w:hAnsi="Times New Roman" w:cs="Times New Roman"/>
+          <w:color w:val="000000" w:themeColor="text1"/>
+        </w:rPr>
+        <w:t>Yedururi</w:t>
+      </w:r>
+      <w:proofErr w:type="spellEnd"/>
+      <w:r>
+        <w:rPr>
+          <w:rFonts w:ascii="Times New Roman" w:hAnsi="Times New Roman" w:cs="Times New Roman"/>
+          <w:color w:val="000000" w:themeColor="text1"/>
+        </w:rPr>
+        <w:t xml:space="preserve"> S, De B, Lin Y-M, Patel A.B, Brock K.K </w:t>
       </w:r>
       <w:r>
         <w:rPr>
           <w:rFonts w:ascii="Times New Roman" w:hAnsi="Times New Roman" w:cs="Times New Roman"/>
           <w:i/>
-          <w:iCs/>
-          <w:color w:val="000000" w:themeColor="text1"/>
-        </w:rPr>
-        <w:t xml:space="preserve">Study Protocol COVER-ALL: Clinical impact of a volumetric image method for confirming </w:t>
-      </w:r>
-      <w:proofErr w:type="spellStart"/>
-      <w:r>
-        <w:rPr>
-          <w:rFonts w:ascii="Times New Roman" w:hAnsi="Times New Roman" w:cs="Times New Roman"/>
-          <w:i/>
-          <w:iCs/>
-          <w:color w:val="000000" w:themeColor="text1"/>
-        </w:rPr>
-        <w:t>tumour</w:t>
-      </w:r>
-      <w:proofErr w:type="spellEnd"/>
-      <w:r>
-        <w:rPr>
-          <w:rFonts w:ascii="Times New Roman" w:hAnsi="Times New Roman" w:cs="Times New Roman"/>
-          <w:i/>
-          <w:iCs/>
-          <w:color w:val="000000" w:themeColor="text1"/>
-        </w:rPr>
-        <w:t xml:space="preserve"> coverage with ablation on patients with malignant liver lesions</w:t>
-      </w:r>
-      <w:r>
-        <w:rPr>
-          <w:rFonts w:ascii="Times New Roman" w:hAnsi="Times New Roman" w:cs="Times New Roman"/>
-          <w:color w:val="000000" w:themeColor="text1"/>
-        </w:rPr>
-        <w:t xml:space="preserve"> </w:t>
-      </w:r>
-      <w:proofErr w:type="spellStart"/>
-      <w:r>
-        <w:rPr>
-          <w:rFonts w:ascii="Times New Roman" w:hAnsi="Times New Roman" w:cs="Times New Roman"/>
-          <w:color w:val="000000" w:themeColor="text1"/>
-        </w:rPr>
-        <w:t>CardioVascular</w:t>
-      </w:r>
-      <w:proofErr w:type="spellEnd"/>
-      <w:r>
-        <w:rPr>
-          <w:rFonts w:ascii="Times New Roman" w:hAnsi="Times New Roman" w:cs="Times New Roman"/>
-          <w:color w:val="000000" w:themeColor="text1"/>
-        </w:rPr>
-        <w:t xml:space="preserve"> and Interventional Radiology 09/</w:t>
-      </w:r>
-      <w:r>
-        <w:rPr>
-          <w:rFonts w:ascii="Times New Roman" w:hAnsi="Times New Roman" w:cs="Times New Roman"/>
-          <w:color w:val="000000" w:themeColor="text1"/>
+          <w:color w:val="000000" w:themeColor="text1"/>
+        </w:rPr>
+        <w:t>Evaluating the Performance of StyleGAN2-ADA on Medical Images</w:t>
+      </w:r>
+      <w:r>
+        <w:rPr>
+          <w:rFonts w:ascii="Times New Roman" w:hAnsi="Times New Roman" w:cs="Times New Roman"/>
+        </w:rPr>
+        <w:t xml:space="preserve"> Simulation and Synthesis in Medical Imaging. SASHIMI 2022. Lecture Notes in Computer Science, vol 13570. Springer, Cham 09/</w:t>
+      </w:r>
+      <w:r>
+        <w:rPr>
+          <w:rFonts w:ascii="Times New Roman" w:hAnsi="Times New Roman" w:cs="Times New Roman"/>
         </w:rPr>
         <w:t>20</w:t>
       </w:r>
       <w:r>
         <w:rPr>
           <w:rFonts w:ascii="Times New Roman" w:hAnsi="Times New Roman" w:cs="Times New Roman"/>
-          <w:color w:val="000000" w:themeColor="text1"/>
         </w:rPr>
         <w:t>22</w:t>
       </w:r>
@@ -5001,8 +5423,7 @@
           <w:rFonts w:ascii="Times New Roman" w:hAnsi="Times New Roman" w:cs="Times New Roman"/>
           <w:color w:val="000000" w:themeColor="text1"/>
         </w:rPr>
-        <w:lastRenderedPageBreak/>
-        <w:t xml:space="preserve">He Y, </w:t>
+        <w:t xml:space="preserve">Lin Y-M, </w:t>
       </w:r>
       <w:r>
         <w:rPr>
@@ -5018,46 +5439,7 @@
           <w:rFonts w:ascii="Times New Roman" w:hAnsi="Times New Roman" w:cs="Times New Roman"/>
           <w:color w:val="000000" w:themeColor="text1"/>
         </w:rPr>
-        <w:t xml:space="preserve">, </w:t>
-      </w:r>
-      <w:proofErr w:type="spellStart"/>
-      <w:r>
-        <w:rPr>
-          <w:rFonts w:ascii="Times New Roman" w:hAnsi="Times New Roman" w:cs="Times New Roman"/>
-          <w:color w:val="000000" w:themeColor="text1"/>
-        </w:rPr>
-        <w:t>Cazoulat</w:t>
-      </w:r>
-      <w:proofErr w:type="spellEnd"/>
-      <w:r>
-        <w:rPr>
-          <w:rFonts w:ascii="Times New Roman" w:hAnsi="Times New Roman" w:cs="Times New Roman"/>
-          <w:color w:val="000000" w:themeColor="text1"/>
-        </w:rPr>
-        <w:t xml:space="preserve"> G, Rigaud B, Almodovar-Abreu L, Pollard-Larkin J, Balter P, Liao Z, Mohan R, </w:t>
-      </w:r>
-      <w:proofErr w:type="spellStart"/>
-      <w:r>
-        <w:rPr>
-          <w:rFonts w:ascii="Times New Roman" w:hAnsi="Times New Roman" w:cs="Times New Roman"/>
-          <w:color w:val="000000" w:themeColor="text1"/>
-        </w:rPr>
-        <w:t>Odisio</w:t>
-      </w:r>
-      <w:proofErr w:type="spellEnd"/>
-      <w:r>
-        <w:rPr>
-          <w:rFonts w:ascii="Times New Roman" w:hAnsi="Times New Roman" w:cs="Times New Roman"/>
-          <w:color w:val="000000" w:themeColor="text1"/>
-        </w:rPr>
-        <w:t xml:space="preserve"> B, Svensson S, Brock KK.</w:t>
-      </w:r>
-      <w:r>
-        <w:rPr>
-          <w:rFonts w:ascii="Times New Roman" w:hAnsi="Times New Roman" w:cs="Times New Roman"/>
-          <w:color w:val="000000" w:themeColor="text1"/>
-        </w:rPr>
-        <w:t xml:space="preserve"> </w:t>
+        <w:t xml:space="preserve">, et al. </w:t>
       </w:r>
       <w:r>
         <w:rPr>
@@ -5066,14 +5448,50 @@
           <w:iCs/>
           <w:color w:val="000000" w:themeColor="text1"/>
         </w:rPr>
-        <w:t>Optimization of mesh generation for geometric accuracy, robustness, and efficiency of biomechanical-model-based deformable image registration</w:t>
-      </w:r>
-      <w:r>
-        <w:rPr>
-          <w:rFonts w:ascii="Times New Roman" w:hAnsi="Times New Roman" w:cs="Times New Roman"/>
-          <w:color w:val="000000" w:themeColor="text1"/>
-        </w:rPr>
-        <w:t xml:space="preserve"> Medical Physics 08/</w:t>
+        <w:t xml:space="preserve">Study Protocol COVER-ALL: Clinical impact of a volumetric image method for confirming </w:t>
+      </w:r>
+      <w:proofErr w:type="spellStart"/>
+      <w:r>
+        <w:rPr>
+          <w:rFonts w:ascii="Times New Roman" w:hAnsi="Times New Roman" w:cs="Times New Roman"/>
+          <w:i/>
+          <w:iCs/>
+          <w:color w:val="000000" w:themeColor="text1"/>
+        </w:rPr>
+        <w:t>tumour</w:t>
+      </w:r>
+      <w:proofErr w:type="spellEnd"/>
+      <w:r>
+        <w:rPr>
+          <w:rFonts w:ascii="Times New Roman" w:hAnsi="Times New Roman" w:cs="Times New Roman"/>
+          <w:i/>
+          <w:iCs/>
+          <w:color w:val="000000" w:themeColor="text1"/>
+        </w:rPr>
+        <w:t xml:space="preserve"> coverage with ablation on patients with malignant liver lesions</w:t>
+      </w:r>
+      <w:r>
+        <w:rPr>
+          <w:rFonts w:ascii="Times New Roman" w:hAnsi="Times New Roman" w:cs="Times New Roman"/>
+          <w:color w:val="000000" w:themeColor="text1"/>
+        </w:rPr>
+        <w:t xml:space="preserve"> </w:t>
+      </w:r>
+      <w:proofErr w:type="spellStart"/>
+      <w:r>
+        <w:rPr>
+          <w:rFonts w:ascii="Times New Roman" w:hAnsi="Times New Roman" w:cs="Times New Roman"/>
+          <w:color w:val="000000" w:themeColor="text1"/>
+        </w:rPr>
+        <w:t>CardioVascular</w:t>
+      </w:r>
+      <w:proofErr w:type="spellEnd"/>
+      <w:r>
+        <w:rPr>
+          <w:rFonts w:ascii="Times New Roman" w:hAnsi="Times New Roman" w:cs="Times New Roman"/>
+          <w:color w:val="000000" w:themeColor="text1"/>
+        </w:rPr>
+        <w:t xml:space="preserve"> and Interventional Radiology 09/</w:t>
       </w:r>
       <w:r>
         <w:rPr>
@@ -5101,13 +5519,20 @@
         </w:numPr>
         <w:spacing w:after="60"/>
         <w:rPr>
-          <w:rFonts w:ascii="Times New Roman" w:hAnsi="Times New Roman"/>
-          <w:color w:val="000000" w:themeColor="text1"/>
-        </w:rPr>
-      </w:pPr>
-      <w:r>
-        <w:rPr>
-          <w:rFonts w:ascii="Times New Roman" w:hAnsi="Times New Roman"/>
+          <w:rFonts w:ascii="Times New Roman" w:hAnsi="Times New Roman" w:cs="Times New Roman"/>
+          <w:color w:val="000000" w:themeColor="text1"/>
+        </w:rPr>
+      </w:pPr>
+      <w:r>
+        <w:rPr>
+          <w:rFonts w:ascii="Times New Roman" w:hAnsi="Times New Roman" w:cs="Times New Roman"/>
+          <w:color w:val="000000" w:themeColor="text1"/>
+        </w:rPr>
+        <w:t xml:space="preserve">He Y, </w:t>
+      </w:r>
+      <w:r>
+        <w:rPr>
+          <w:rFonts w:ascii="Times New Roman" w:hAnsi="Times New Roman" w:cs="Times New Roman"/>
           <w:b/>
           <w:bCs/>
           <w:color w:val="000000" w:themeColor="text1"/>
@@ -5116,15 +5541,31 @@
       </w:r>
       <w:r>
         <w:rPr>
-          <w:rFonts w:ascii="Times New Roman" w:hAnsi="Times New Roman"/>
-          <w:color w:val="000000" w:themeColor="text1"/>
-        </w:rPr>
-        <w:t xml:space="preserve">, B. Rigaud, Y Lin, K Jones, H Kang, B </w:t>
+          <w:rFonts w:ascii="Times New Roman" w:hAnsi="Times New Roman" w:cs="Times New Roman"/>
+          <w:color w:val="000000" w:themeColor="text1"/>
+        </w:rPr>
+        <w:t xml:space="preserve">, </w:t>
       </w:r>
       <w:proofErr w:type="spellStart"/>
       <w:r>
         <w:rPr>
-          <w:rFonts w:ascii="Times New Roman" w:hAnsi="Times New Roman"/>
+          <w:rFonts w:ascii="Times New Roman" w:hAnsi="Times New Roman" w:cs="Times New Roman"/>
+          <w:color w:val="000000" w:themeColor="text1"/>
+        </w:rPr>
+        <w:t>Cazoulat</w:t>
+      </w:r>
+      <w:proofErr w:type="spellEnd"/>
+      <w:r>
+        <w:rPr>
+          <w:rFonts w:ascii="Times New Roman" w:hAnsi="Times New Roman" w:cs="Times New Roman"/>
+          <w:color w:val="000000" w:themeColor="text1"/>
+        </w:rPr>
+        <w:t xml:space="preserve"> G, Rigaud B, Almodovar-Abreu L, Pollard-Larkin J, Balter P, Liao Z, Mohan R, </w:t>
+      </w:r>
+      <w:proofErr w:type="spellStart"/>
+      <w:r>
+        <w:rPr>
+          <w:rFonts w:ascii="Times New Roman" w:hAnsi="Times New Roman" w:cs="Times New Roman"/>
           <w:color w:val="000000" w:themeColor="text1"/>
         </w:rPr>
         <w:t>Odisio</w:t>
@@ -5132,51 +5573,44 @@
       <w:proofErr w:type="spellEnd"/>
       <w:r>
         <w:rPr>
-          <w:rFonts w:ascii="Times New Roman" w:hAnsi="Times New Roman"/>
-          <w:color w:val="000000" w:themeColor="text1"/>
-        </w:rPr>
-        <w:t xml:space="preserve">, K Brock </w:t>
-      </w:r>
-      <w:r>
-        <w:rPr>
-          <w:rFonts w:ascii="Times New Roman" w:hAnsi="Times New Roman"/>
+          <w:rFonts w:ascii="Times New Roman" w:hAnsi="Times New Roman" w:cs="Times New Roman"/>
+          <w:color w:val="000000" w:themeColor="text1"/>
+        </w:rPr>
+        <w:t xml:space="preserve"> B, Svensson S, Brock KK.</w:t>
+      </w:r>
+      <w:r>
+        <w:rPr>
+          <w:rFonts w:ascii="Times New Roman" w:hAnsi="Times New Roman" w:cs="Times New Roman"/>
+          <w:color w:val="000000" w:themeColor="text1"/>
+        </w:rPr>
+        <w:t xml:space="preserve"> </w:t>
+      </w:r>
+      <w:r>
+        <w:rPr>
+          <w:rFonts w:ascii="Times New Roman" w:hAnsi="Times New Roman" w:cs="Times New Roman"/>
           <w:i/>
           <w:iCs/>
           <w:color w:val="000000" w:themeColor="text1"/>
         </w:rPr>
-        <w:t>Automated Segmentation of Colorectal Liver Metastasis and Liver Ablation on Contrast-Enhanced CT Images</w:t>
-      </w:r>
-      <w:r>
-        <w:rPr>
-          <w:rFonts w:ascii="Times New Roman" w:hAnsi="Times New Roman"/>
-          <w:color w:val="000000" w:themeColor="text1"/>
-        </w:rPr>
-        <w:t xml:space="preserve"> Frontiers in Radiation Oncology</w:t>
-      </w:r>
-      <w:r>
-        <w:rPr>
-          <w:rFonts w:ascii="Times New Roman" w:hAnsi="Times New Roman"/>
-          <w:color w:val="000000" w:themeColor="text1"/>
-        </w:rPr>
-        <w:t xml:space="preserve"> </w:t>
-      </w:r>
-      <w:r>
-        <w:rPr>
-          <w:rFonts w:ascii="Times New Roman" w:hAnsi="Times New Roman"/>
-          <w:color w:val="000000" w:themeColor="text1"/>
-        </w:rPr>
-        <w:t>08/</w:t>
-      </w:r>
-      <w:r>
-        <w:rPr>
-          <w:rFonts w:ascii="Times New Roman" w:hAnsi="Times New Roman"/>
+        <w:t>Optimization of mesh generation for geometric accuracy, robustness, and efficiency of biomechanical-model-based deformable image registration</w:t>
+      </w:r>
+      <w:r>
+        <w:rPr>
+          <w:rFonts w:ascii="Times New Roman" w:hAnsi="Times New Roman" w:cs="Times New Roman"/>
+          <w:color w:val="000000" w:themeColor="text1"/>
+        </w:rPr>
+        <w:t xml:space="preserve"> Medical Physics 08/</w:t>
+      </w:r>
+      <w:r>
+        <w:rPr>
+          <w:rFonts w:ascii="Times New Roman" w:hAnsi="Times New Roman" w:cs="Times New Roman"/>
           <w:color w:val="000000" w:themeColor="text1"/>
         </w:rPr>
         <w:t>20</w:t>
       </w:r>
       <w:r>
         <w:rPr>
-          <w:rFonts w:ascii="Times New Roman" w:hAnsi="Times New Roman"/>
+          <w:rFonts w:ascii="Times New Roman" w:hAnsi="Times New Roman" w:cs="Times New Roman"/>
           <w:color w:val="000000" w:themeColor="text1"/>
         </w:rPr>
         <w:t>22</w:t>
@@ -5194,32 +5628,56 @@
         <w:spacing w:after="60"/>
         <w:rPr>
           <w:rFonts w:ascii="Times New Roman" w:hAnsi="Times New Roman"/>
+          <w:color w:val="000000" w:themeColor="text1"/>
+        </w:rPr>
+      </w:pPr>
+      <w:r>
+        <w:rPr>
+          <w:rFonts w:ascii="Times New Roman" w:hAnsi="Times New Roman"/>
+          <w:b/>
+          <w:bCs/>
+          <w:color w:val="000000" w:themeColor="text1"/>
+        </w:rPr>
+        <w:t>Anderson B.M</w:t>
+      </w:r>
+      <w:r>
+        <w:rPr>
+          <w:rFonts w:ascii="Times New Roman" w:hAnsi="Times New Roman"/>
+          <w:color w:val="000000" w:themeColor="text1"/>
+        </w:rPr>
+        <w:t xml:space="preserve">, B. Rigaud, Y Lin, K Jones, H Kang, B </w:t>
+      </w:r>
+      <w:proofErr w:type="spellStart"/>
+      <w:r>
+        <w:rPr>
+          <w:rFonts w:ascii="Times New Roman" w:hAnsi="Times New Roman"/>
+          <w:color w:val="000000" w:themeColor="text1"/>
+        </w:rPr>
+        <w:t>Odisio</w:t>
+      </w:r>
+      <w:proofErr w:type="spellEnd"/>
+      <w:r>
+        <w:rPr>
+          <w:rFonts w:ascii="Times New Roman" w:hAnsi="Times New Roman"/>
+          <w:color w:val="000000" w:themeColor="text1"/>
+        </w:rPr>
+        <w:t xml:space="preserve">, K Brock </w:t>
+      </w:r>
+      <w:r>
+        <w:rPr>
+          <w:rFonts w:ascii="Times New Roman" w:hAnsi="Times New Roman"/>
+          <w:i/>
           <w:iCs/>
           <w:color w:val="000000" w:themeColor="text1"/>
         </w:rPr>
-      </w:pPr>
-      <w:r>
-        <w:rPr>
-          <w:rFonts w:ascii="Times New Roman" w:hAnsi="Times New Roman"/>
-          <w:color w:val="000000" w:themeColor="text1"/>
-        </w:rPr>
-        <w:t xml:space="preserve">Wahid K, He R, McDonald B, </w:t>
-      </w:r>
-      <w:r>
-        <w:rPr>
-          <w:rFonts w:ascii="Times New Roman" w:hAnsi="Times New Roman"/>
-          <w:b/>
-          <w:color w:val="000000" w:themeColor="text1"/>
-        </w:rPr>
-        <w:t xml:space="preserve">Anderson B.M, </w:t>
-      </w:r>
-      <w:r>
-        <w:rPr>
-          <w:rFonts w:ascii="Times New Roman" w:hAnsi="Times New Roman"/>
-          <w:bCs/>
-          <w:color w:val="000000" w:themeColor="text1"/>
-        </w:rPr>
-        <w:t>Salzillo T, Mulder S., Wang J., Sharafi C., McCoy L, Naser M., Ahmed S., Sanders K., Mohamed A., Ding Y, Wang J, Hutcheson K., Lai S., Fuller C., Van Dijk L.</w:t>
+        <w:t>Automated Segmentation of Colorectal Liver Metastasis and Liver Ablation on Contrast-Enhanced CT Images</w:t>
+      </w:r>
+      <w:r>
+        <w:rPr>
+          <w:rFonts w:ascii="Times New Roman" w:hAnsi="Times New Roman"/>
+          <w:color w:val="000000" w:themeColor="text1"/>
+        </w:rPr>
+        <w:t xml:space="preserve"> Frontiers in Radiation Oncology</w:t>
       </w:r>
       <w:r>
         <w:rPr>
@@ -5231,25 +5689,23 @@
       <w:r>
         <w:rPr>
           <w:rFonts w:ascii="Times New Roman" w:hAnsi="Times New Roman"/>
-          <w:i/>
-          <w:color w:val="000000" w:themeColor="text1"/>
-        </w:rPr>
-        <w:t xml:space="preserve">MRI Intensity Standardization Evaluation Design for Head and Neck Cancer Quantitative Analysis Applications </w:t>
-      </w:r>
-      <w:r>
-        <w:rPr>
-          <w:rFonts w:ascii="Times New Roman" w:hAnsi="Times New Roman"/>
-          <w:color w:val="000000" w:themeColor="text1"/>
-        </w:rPr>
-        <w:t xml:space="preserve">Physics and Imaging in Radiation Oncology </w:t>
-      </w:r>
-      <w:r>
-        <w:rPr>
-          <w:rFonts w:ascii="Times New Roman" w:hAnsi="Times New Roman"/>
-          <w:iCs/>
-          <w:color w:val="000000" w:themeColor="text1"/>
-        </w:rPr>
-        <w:t>10/2021</w:t>
+          <w:color w:val="000000" w:themeColor="text1"/>
+        </w:rPr>
+        <w:t>08/</w:t>
+      </w:r>
+      <w:r>
+        <w:rPr>
+          <w:rFonts w:ascii="Times New Roman" w:hAnsi="Times New Roman"/>
+          <w:color w:val="000000" w:themeColor="text1"/>
+        </w:rPr>
+        <w:t>20</w:t>
+      </w:r>
+      <w:r>
+        <w:rPr>
+          <w:rFonts w:ascii="Times New Roman" w:hAnsi="Times New Roman"/>
+          <w:color w:val="000000" w:themeColor="text1"/>
+        </w:rPr>
+        <w:t>22</w:t>
       </w:r>
     </w:p>
     <w:p>
@@ -5264,40 +5720,39 @@
         <w:spacing w:after="60"/>
         <w:rPr>
           <w:rFonts w:ascii="Times New Roman" w:hAnsi="Times New Roman"/>
-          <w:color w:val="000000" w:themeColor="text1"/>
-        </w:rPr>
-      </w:pPr>
-      <w:proofErr w:type="spellStart"/>
-      <w:r>
-        <w:rPr>
-          <w:rFonts w:ascii="Times New Roman" w:hAnsi="Times New Roman"/>
-          <w:color w:val="000000" w:themeColor="text1"/>
-        </w:rPr>
-        <w:t>Cazoulat</w:t>
-      </w:r>
-      <w:proofErr w:type="spellEnd"/>
-      <w:r>
-        <w:rPr>
-          <w:rFonts w:ascii="Times New Roman" w:hAnsi="Times New Roman"/>
-          <w:color w:val="000000" w:themeColor="text1"/>
-        </w:rPr>
-        <w:t xml:space="preserve"> G, </w:t>
+          <w:iCs/>
+          <w:color w:val="000000" w:themeColor="text1"/>
+        </w:rPr>
+      </w:pPr>
+      <w:r>
+        <w:rPr>
+          <w:rFonts w:ascii="Times New Roman" w:hAnsi="Times New Roman"/>
+          <w:color w:val="000000" w:themeColor="text1"/>
+        </w:rPr>
+        <w:t xml:space="preserve">Wahid K, He R, McDonald B, </w:t>
       </w:r>
       <w:r>
         <w:rPr>
           <w:rFonts w:ascii="Times New Roman" w:hAnsi="Times New Roman"/>
           <w:b/>
+          <w:color w:val="000000" w:themeColor="text1"/>
+        </w:rPr>
+        <w:t xml:space="preserve">Anderson B.M, </w:t>
+      </w:r>
+      <w:r>
+        <w:rPr>
+          <w:rFonts w:ascii="Times New Roman" w:hAnsi="Times New Roman"/>
           <w:bCs/>
           <w:color w:val="000000" w:themeColor="text1"/>
         </w:rPr>
-        <w:t>Anderson B.M</w:t>
-      </w:r>
-      <w:r>
-        <w:rPr>
-          <w:rFonts w:ascii="Times New Roman" w:hAnsi="Times New Roman"/>
-          <w:color w:val="000000" w:themeColor="text1"/>
-        </w:rPr>
-        <w:t xml:space="preserve">, McCulloch MM, Rigaud B, Koay EJ, Brock KK </w:t>
+        <w:t>Salzillo T, Mulder S., Wang J., Sharafi C., McCoy L, Naser M., Ahmed S., Sanders K., Mohamed A., Ding Y, Wang J, Hutcheson K., Lai S., Fuller C., Van Dijk L.</w:t>
+      </w:r>
+      <w:r>
+        <w:rPr>
+          <w:rFonts w:ascii="Times New Roman" w:hAnsi="Times New Roman"/>
+          <w:color w:val="000000" w:themeColor="text1"/>
+        </w:rPr>
+        <w:t xml:space="preserve"> </w:t>
       </w:r>
       <w:r>
         <w:rPr>
@@ -5305,14 +5760,22 @@
           <w:i/>
           <w:color w:val="000000" w:themeColor="text1"/>
         </w:rPr>
-        <w:t>Detection of vessel bifurcations in CT scans for automatic objective assessment of deformable image registration accuracy</w:t>
-      </w:r>
-      <w:r>
-        <w:rPr>
-          <w:rFonts w:ascii="Times New Roman" w:hAnsi="Times New Roman"/>
-          <w:color w:val="000000" w:themeColor="text1"/>
-        </w:rPr>
-        <w:t xml:space="preserve"> The International Journal of Medical Physics Research and Practice 08/2021</w:t>
+        <w:t xml:space="preserve">MRI Intensity Standardization Evaluation Design for Head and Neck Cancer Quantitative Analysis Applications </w:t>
+      </w:r>
+      <w:r>
+        <w:rPr>
+          <w:rFonts w:ascii="Times New Roman" w:hAnsi="Times New Roman"/>
+          <w:color w:val="000000" w:themeColor="text1"/>
+        </w:rPr>
+        <w:t xml:space="preserve">Physics and Imaging in Radiation Oncology </w:t>
+      </w:r>
+      <w:r>
+        <w:rPr>
+          <w:rFonts w:ascii="Times New Roman" w:hAnsi="Times New Roman"/>
+          <w:iCs/>
+          <w:color w:val="000000" w:themeColor="text1"/>
+        </w:rPr>
+        <w:t>10/2021</w:t>
       </w:r>
     </w:p>
     <w:p>
@@ -5326,89 +5789,56 @@
         </w:numPr>
         <w:spacing w:after="60"/>
         <w:rPr>
-          <w:rFonts w:ascii="Times New Roman" w:hAnsi="Times New Roman" w:cs="Times New Roman"/>
-          <w:color w:val="000000" w:themeColor="text1"/>
-        </w:rPr>
-      </w:pPr>
-      <w:r>
-        <w:rPr>
-          <w:rFonts w:ascii="Times New Roman" w:hAnsi="Times New Roman" w:cs="Times New Roman"/>
+          <w:rFonts w:ascii="Times New Roman" w:hAnsi="Times New Roman"/>
+          <w:color w:val="000000" w:themeColor="text1"/>
+        </w:rPr>
+      </w:pPr>
+      <w:proofErr w:type="spellStart"/>
+      <w:r>
+        <w:rPr>
+          <w:rFonts w:ascii="Times New Roman" w:hAnsi="Times New Roman"/>
+          <w:color w:val="000000" w:themeColor="text1"/>
+        </w:rPr>
+        <w:t>Cazoulat</w:t>
+      </w:r>
+      <w:proofErr w:type="spellEnd"/>
+      <w:r>
+        <w:rPr>
+          <w:rFonts w:ascii="Times New Roman" w:hAnsi="Times New Roman"/>
+          <w:color w:val="000000" w:themeColor="text1"/>
+        </w:rPr>
+        <w:t xml:space="preserve"> G, </w:t>
+      </w:r>
+      <w:r>
+        <w:rPr>
+          <w:rFonts w:ascii="Times New Roman" w:hAnsi="Times New Roman"/>
           <w:b/>
           <w:bCs/>
           <w:color w:val="000000" w:themeColor="text1"/>
         </w:rPr>
-        <w:t>Anderson B.M,</w:t>
-      </w:r>
-      <w:r>
-        <w:rPr>
-          <w:rFonts w:ascii="Times New Roman" w:hAnsi="Times New Roman" w:cs="Times New Roman"/>
-          <w:color w:val="000000" w:themeColor="text1"/>
-        </w:rPr>
-        <w:t xml:space="preserve"> Lin YM, Lin EY, </w:t>
-      </w:r>
-      <w:proofErr w:type="spellStart"/>
-      <w:r>
-        <w:rPr>
-          <w:rFonts w:ascii="Times New Roman" w:hAnsi="Times New Roman" w:cs="Times New Roman"/>
-          <w:color w:val="000000" w:themeColor="text1"/>
-        </w:rPr>
-        <w:t>Cazoulat</w:t>
-      </w:r>
-      <w:proofErr w:type="spellEnd"/>
-      <w:r>
-        <w:rPr>
-          <w:rFonts w:ascii="Times New Roman" w:hAnsi="Times New Roman" w:cs="Times New Roman"/>
-          <w:color w:val="000000" w:themeColor="text1"/>
-        </w:rPr>
-        <w:t xml:space="preserve"> G, Gupta S, Kyle Jones A, </w:t>
-      </w:r>
-      <w:proofErr w:type="spellStart"/>
-      <w:r>
-        <w:rPr>
-          <w:rFonts w:ascii="Times New Roman" w:hAnsi="Times New Roman" w:cs="Times New Roman"/>
-          <w:color w:val="000000" w:themeColor="text1"/>
-        </w:rPr>
-        <w:t>Odisio</w:t>
-      </w:r>
-      <w:proofErr w:type="spellEnd"/>
-      <w:r>
-        <w:rPr>
-          <w:rFonts w:ascii="Times New Roman" w:hAnsi="Times New Roman" w:cs="Times New Roman"/>
-          <w:color w:val="000000" w:themeColor="text1"/>
-        </w:rPr>
-        <w:t xml:space="preserve"> BC, Brock KK </w:t>
-      </w:r>
-      <w:r>
-        <w:rPr>
-          <w:rFonts w:ascii="Times New Roman" w:hAnsi="Times New Roman" w:cs="Times New Roman"/>
+        <w:t>Anderson B.M</w:t>
+      </w:r>
+      <w:r>
+        <w:rPr>
+          <w:rFonts w:ascii="Times New Roman" w:hAnsi="Times New Roman"/>
+          <w:color w:val="000000" w:themeColor="text1"/>
+        </w:rPr>
+        <w:t xml:space="preserve">, McCulloch MM, Rigaud B, Koay EJ, Brock KK </w:t>
+      </w:r>
+      <w:r>
+        <w:rPr>
+          <w:rFonts w:ascii="Times New Roman" w:hAnsi="Times New Roman"/>
           <w:i/>
-          <w:iCs/>
-          <w:color w:val="000000" w:themeColor="text1"/>
-        </w:rPr>
-        <w:t>A novel use of biomechanical model based deformable image registration (DIR) for assessing colorectal liver metastases ablation outcomes</w:t>
-      </w:r>
-      <w:r>
-        <w:rPr>
-          <w:rFonts w:ascii="Times New Roman" w:hAnsi="Times New Roman" w:cs="Times New Roman"/>
-          <w:color w:val="000000" w:themeColor="text1"/>
-        </w:rPr>
-        <w:t xml:space="preserve"> The International Journal of Medical Physics Research and Practice </w:t>
-      </w:r>
-      <w:r>
-        <w:rPr>
-          <w:rFonts w:ascii="Times New Roman" w:hAnsi="Times New Roman" w:cs="Times New Roman"/>
-          <w:i/>
-          <w:iCs/>
-          <w:color w:val="000000" w:themeColor="text1"/>
-        </w:rPr>
-        <w:t>Accepted</w:t>
-      </w:r>
-      <w:r>
-        <w:rPr>
-          <w:rFonts w:ascii="Times New Roman" w:hAnsi="Times New Roman" w:cs="Times New Roman"/>
-          <w:color w:val="000000" w:themeColor="text1"/>
-        </w:rPr>
-        <w:t xml:space="preserve"> 07/2021</w:t>
+          <w:color w:val="000000" w:themeColor="text1"/>
+        </w:rPr>
+        <w:t>Detection of vessel bifurcations in CT scans for automatic objective assessment of deformable image registration accuracy</w:t>
+      </w:r>
+      <w:r>
+        <w:rPr>
+          <w:rFonts w:ascii="Times New Roman" w:hAnsi="Times New Roman"/>
+          <w:color w:val="000000" w:themeColor="text1"/>
+        </w:rPr>
+        <w:t xml:space="preserve"> The International Journal of Medical Physics Research and Practice 08/2021</w:t>
       </w:r>
     </w:p>
     <w:p>
@@ -5422,84 +5852,89 @@
         </w:numPr>
         <w:spacing w:after="60"/>
         <w:rPr>
-          <w:rFonts w:ascii="Times New Roman" w:hAnsi="Times New Roman"/>
-          <w:color w:val="000000" w:themeColor="text1"/>
-        </w:rPr>
-      </w:pPr>
-      <w:r>
-        <w:rPr>
-          <w:rFonts w:ascii="Times New Roman" w:hAnsi="Times New Roman"/>
-          <w:color w:val="000000" w:themeColor="text1"/>
-        </w:rPr>
-        <w:t xml:space="preserve">He Y, </w:t>
-      </w:r>
-      <w:proofErr w:type="spellStart"/>
-      <w:r>
-        <w:rPr>
-          <w:rFonts w:ascii="Times New Roman" w:hAnsi="Times New Roman"/>
-          <w:color w:val="000000" w:themeColor="text1"/>
-        </w:rPr>
-        <w:t>Cazoulat</w:t>
-      </w:r>
-      <w:proofErr w:type="spellEnd"/>
-      <w:r>
-        <w:rPr>
-          <w:rFonts w:ascii="Times New Roman" w:hAnsi="Times New Roman"/>
-          <w:color w:val="000000" w:themeColor="text1"/>
-        </w:rPr>
-        <w:t xml:space="preserve"> G, Wu C, Peterson C, McCulloch M, </w:t>
-      </w:r>
-      <w:r>
-        <w:rPr>
-          <w:rFonts w:ascii="Times New Roman" w:hAnsi="Times New Roman"/>
+          <w:rFonts w:ascii="Times New Roman" w:hAnsi="Times New Roman" w:cs="Times New Roman"/>
+          <w:color w:val="000000" w:themeColor="text1"/>
+        </w:rPr>
+      </w:pPr>
+      <w:r>
+        <w:rPr>
+          <w:rFonts w:ascii="Times New Roman" w:hAnsi="Times New Roman" w:cs="Times New Roman"/>
           <w:b/>
           <w:bCs/>
           <w:color w:val="000000" w:themeColor="text1"/>
         </w:rPr>
-        <w:t>Anderson B.M</w:t>
-      </w:r>
-      <w:r>
-        <w:rPr>
-          <w:rFonts w:ascii="Times New Roman" w:hAnsi="Times New Roman"/>
-          <w:color w:val="000000" w:themeColor="text1"/>
-        </w:rPr>
-        <w:t xml:space="preserve">, Pollard-Larkin J, Balter P, Liao Z, Mohan R, Brock K </w:t>
-      </w:r>
-      <w:r>
-        <w:rPr>
-          <w:rFonts w:ascii="Times New Roman" w:hAnsi="Times New Roman"/>
+        <w:t>Anderson B.M,</w:t>
+      </w:r>
+      <w:r>
+        <w:rPr>
+          <w:rFonts w:ascii="Times New Roman" w:hAnsi="Times New Roman" w:cs="Times New Roman"/>
+          <w:color w:val="000000" w:themeColor="text1"/>
+        </w:rPr>
+        <w:t xml:space="preserve"> Lin YM, Lin EY, </w:t>
+      </w:r>
+      <w:proofErr w:type="spellStart"/>
+      <w:r>
+        <w:rPr>
+          <w:rFonts w:ascii="Times New Roman" w:hAnsi="Times New Roman" w:cs="Times New Roman"/>
+          <w:color w:val="000000" w:themeColor="text1"/>
+        </w:rPr>
+        <w:t>Cazoulat</w:t>
+      </w:r>
+      <w:proofErr w:type="spellEnd"/>
+      <w:r>
+        <w:rPr>
+          <w:rFonts w:ascii="Times New Roman" w:hAnsi="Times New Roman" w:cs="Times New Roman"/>
+          <w:color w:val="000000" w:themeColor="text1"/>
+        </w:rPr>
+        <w:t xml:space="preserve"> G, Gupta S, Kyle Jones A, </w:t>
+      </w:r>
+      <w:proofErr w:type="spellStart"/>
+      <w:r>
+        <w:rPr>
+          <w:rFonts w:ascii="Times New Roman" w:hAnsi="Times New Roman" w:cs="Times New Roman"/>
+          <w:color w:val="000000" w:themeColor="text1"/>
+        </w:rPr>
+        <w:t>Odisio</w:t>
+      </w:r>
+      <w:proofErr w:type="spellEnd"/>
+      <w:r>
+        <w:rPr>
+          <w:rFonts w:ascii="Times New Roman" w:hAnsi="Times New Roman" w:cs="Times New Roman"/>
+          <w:color w:val="000000" w:themeColor="text1"/>
+        </w:rPr>
+        <w:t xml:space="preserve"> BC, Brock KK </w:t>
+      </w:r>
+      <w:r>
+        <w:rPr>
+          <w:rFonts w:ascii="Times New Roman" w:hAnsi="Times New Roman" w:cs="Times New Roman"/>
           <w:i/>
           <w:iCs/>
           <w:color w:val="000000" w:themeColor="text1"/>
         </w:rPr>
-        <w:t xml:space="preserve">Geometric and </w:t>
-      </w:r>
-      <w:proofErr w:type="spellStart"/>
-      <w:r>
-        <w:rPr>
-          <w:rFonts w:ascii="Times New Roman" w:hAnsi="Times New Roman"/>
+        <w:t>A novel use of biomechanical model based deformable image registration (DIR) for assessing colorectal liver metastases ablation outcomes</w:t>
+      </w:r>
+      <w:r>
+        <w:rPr>
+          <w:rFonts w:ascii="Times New Roman" w:hAnsi="Times New Roman" w:cs="Times New Roman"/>
+          <w:color w:val="000000" w:themeColor="text1"/>
+        </w:rPr>
+        <w:t xml:space="preserve"> The International Journal of Medical Physics Research and Practice </w:t>
+      </w:r>
+      <w:r>
+        <w:rPr>
+          <w:rFonts w:ascii="Times New Roman" w:hAnsi="Times New Roman" w:cs="Times New Roman"/>
           <w:i/>
           <w:iCs/>
           <w:color w:val="000000" w:themeColor="text1"/>
         </w:rPr>
-        <w:t>Dosimetric</w:t>
-      </w:r>
-      <w:proofErr w:type="spellEnd"/>
-      <w:r>
-        <w:rPr>
-          <w:rFonts w:ascii="Times New Roman" w:hAnsi="Times New Roman"/>
-          <w:i/>
-          <w:iCs/>
-          <w:color w:val="000000" w:themeColor="text1"/>
-        </w:rPr>
-        <w:t xml:space="preserve"> Accuracy of Deformable Image Registration between Average-Intensity Images for 4DCT-Based Adaptive Radiotherapy for Non-Small Cell Lung Cancer</w:t>
-      </w:r>
-      <w:r>
-        <w:rPr>
-          <w:rFonts w:ascii="Times New Roman" w:hAnsi="Times New Roman"/>
-          <w:color w:val="000000" w:themeColor="text1"/>
-        </w:rPr>
-        <w:t xml:space="preserve"> Journal of Applied Clinical Medical Physics 06/2021</w:t>
+        <w:t>Accepted</w:t>
+      </w:r>
+      <w:r>
+        <w:rPr>
+          <w:rFonts w:ascii="Times New Roman" w:hAnsi="Times New Roman" w:cs="Times New Roman"/>
+          <w:color w:val="000000" w:themeColor="text1"/>
+        </w:rPr>
+        <w:t xml:space="preserve"> 07/2021</w:t>
       </w:r>
     </w:p>
     <w:p>
@@ -5519,85 +5954,78 @@
       </w:pPr>
       <w:r>
         <w:rPr>
-          <w:rFonts w:ascii="Times New Roman" w:hAnsi="Times New Roman" w:cs="Times New Roman"/>
+          <w:rFonts w:ascii="Times New Roman" w:hAnsi="Times New Roman"/>
+          <w:color w:val="000000" w:themeColor="text1"/>
+        </w:rPr>
+        <w:t xml:space="preserve">He Y, </w:t>
+      </w:r>
+      <w:proofErr w:type="spellStart"/>
+      <w:r>
+        <w:rPr>
+          <w:rFonts w:ascii="Times New Roman" w:hAnsi="Times New Roman"/>
+          <w:color w:val="000000" w:themeColor="text1"/>
+        </w:rPr>
+        <w:t>Cazoulat</w:t>
+      </w:r>
+      <w:proofErr w:type="spellEnd"/>
+      <w:r>
+        <w:rPr>
+          <w:rFonts w:ascii="Times New Roman" w:hAnsi="Times New Roman"/>
+          <w:color w:val="000000" w:themeColor="text1"/>
+        </w:rPr>
+        <w:t xml:space="preserve"> G, Wu C, Peterson C, McCulloch M, </w:t>
+      </w:r>
+      <w:r>
+        <w:rPr>
+          <w:rFonts w:ascii="Times New Roman" w:hAnsi="Times New Roman"/>
           <w:b/>
-          <w:color w:val="000000" w:themeColor="text1"/>
-        </w:rPr>
-        <w:t>An</w:t>
-      </w:r>
-      <w:r>
-        <w:rPr>
-          <w:rFonts w:ascii="Times New Roman" w:hAnsi="Times New Roman" w:cs="Times New Roman"/>
-          <w:b/>
-          <w:color w:val="000000" w:themeColor="text1"/>
-        </w:rPr>
-        <w:t xml:space="preserve">derson B.M, </w:t>
-      </w:r>
-      <w:r>
-        <w:rPr>
-          <w:rFonts w:ascii="Times New Roman" w:hAnsi="Times New Roman" w:cs="Times New Roman"/>
           <w:bCs/>
           <w:color w:val="000000" w:themeColor="text1"/>
         </w:rPr>
-        <w:t>Wahid K., Brock K.</w:t>
-      </w:r>
-      <w:r>
-        <w:rPr>
-          <w:rFonts w:ascii="Times New Roman" w:hAnsi="Times New Roman" w:cs="Times New Roman"/>
-          <w:color w:val="000000" w:themeColor="text1"/>
-        </w:rPr>
-        <w:t xml:space="preserve"> </w:t>
-      </w:r>
-      <w:r>
-        <w:rPr>
-          <w:rFonts w:ascii="Times New Roman" w:hAnsi="Times New Roman" w:cs="Times New Roman"/>
+        <w:t>Anderson B.M</w:t>
+      </w:r>
+      <w:r>
+        <w:rPr>
+          <w:rFonts w:ascii="Times New Roman" w:hAnsi="Times New Roman"/>
+          <w:color w:val="000000" w:themeColor="text1"/>
+        </w:rPr>
+        <w:t xml:space="preserve">, Pollard-Larkin J, Balter P, Liao Z, Mohan R, Brock K </w:t>
+      </w:r>
+      <w:r>
+        <w:rPr>
+          <w:rFonts w:ascii="Times New Roman" w:hAnsi="Times New Roman"/>
           <w:i/>
-          <w:color w:val="000000" w:themeColor="text1"/>
-        </w:rPr>
-        <w:t xml:space="preserve">Simple Python Module for </w:t>
+          <w:iCs/>
+          <w:color w:val="000000" w:themeColor="text1"/>
+        </w:rPr>
+        <w:t xml:space="preserve">Geometric and </w:t>
       </w:r>
       <w:proofErr w:type="spellStart"/>
       <w:r>
         <w:rPr>
-          <w:rFonts w:ascii="Times New Roman" w:hAnsi="Times New Roman" w:cs="Times New Roman"/>
+          <w:rFonts w:ascii="Times New Roman" w:hAnsi="Times New Roman"/>
           <w:i/>
-          <w:color w:val="000000" w:themeColor="text1"/>
-        </w:rPr>
-        <w:t>Dicom</w:t>
+          <w:iCs/>
+          <w:color w:val="000000" w:themeColor="text1"/>
+        </w:rPr>
+        <w:t>Dosimetric</w:t>
       </w:r>
       <w:proofErr w:type="spellEnd"/>
       <w:r>
         <w:rPr>
-          <w:rFonts w:ascii="Times New Roman" w:hAnsi="Times New Roman" w:cs="Times New Roman"/>
+          <w:rFonts w:ascii="Times New Roman" w:hAnsi="Times New Roman"/>
           <w:i/>
-          <w:color w:val="000000" w:themeColor="text1"/>
-        </w:rPr>
-        <w:t xml:space="preserve"> and RT: Conversions to Images and Masks, and Predictions to </w:t>
-      </w:r>
-      <w:proofErr w:type="spellStart"/>
-      <w:r>
-        <w:rPr>
-          <w:rFonts w:ascii="Times New Roman" w:hAnsi="Times New Roman" w:cs="Times New Roman"/>
-          <w:i/>
-          <w:color w:val="000000" w:themeColor="text1"/>
-        </w:rPr>
-        <w:t>Dicom</w:t>
-      </w:r>
-      <w:proofErr w:type="spellEnd"/>
-      <w:r>
-        <w:rPr>
-          <w:rFonts w:ascii="Times New Roman" w:hAnsi="Times New Roman" w:cs="Times New Roman"/>
-          <w:i/>
-          <w:color w:val="000000" w:themeColor="text1"/>
-        </w:rPr>
-        <w:t>-RT Structures</w:t>
-      </w:r>
-      <w:r>
-        <w:rPr>
-          <w:rFonts w:ascii="Times New Roman" w:hAnsi="Times New Roman" w:cs="Times New Roman"/>
-          <w:color w:val="000000" w:themeColor="text1"/>
-        </w:rPr>
-        <w:t xml:space="preserve"> Practical Radiation Oncology 02/2021</w:t>
+          <w:iCs/>
+          <w:color w:val="000000" w:themeColor="text1"/>
+        </w:rPr>
+        <w:t xml:space="preserve"> Accuracy of Deformable Image Registration between Average-Intensity Images for 4DCT-Based Adaptive Radiotherapy for Non-Small Cell Lung Cancer</w:t>
+      </w:r>
+      <w:r>
+        <w:rPr>
+          <w:rFonts w:ascii="Times New Roman" w:hAnsi="Times New Roman"/>
+          <w:color w:val="000000" w:themeColor="text1"/>
+        </w:rPr>
+        <w:t xml:space="preserve"> Journal of Applied Clinical Medical Physics 06/2021</w:t>
       </w:r>
     </w:p>
     <w:p>
@@ -5611,96 +6039,91 @@
         </w:numPr>
         <w:spacing w:after="60"/>
         <w:rPr>
+          <w:rFonts w:ascii="Times New Roman" w:hAnsi="Times New Roman"/>
+          <w:color w:val="000000" w:themeColor="text1"/>
+        </w:rPr>
+      </w:pPr>
+      <w:r>
+        <w:rPr>
+          <w:rFonts w:ascii="Times New Roman" w:hAnsi="Times New Roman" w:cs="Times New Roman"/>
+          <w:b/>
+          <w:color w:val="000000" w:themeColor="text1"/>
+        </w:rPr>
+        <w:t>An</w:t>
+      </w:r>
+      <w:r>
+        <w:rPr>
+          <w:rFonts w:ascii="Times New Roman" w:hAnsi="Times New Roman" w:cs="Times New Roman"/>
+          <w:b/>
+          <w:color w:val="000000" w:themeColor="text1"/>
+        </w:rPr>
+        <w:t xml:space="preserve">derson B.M, </w:t>
+      </w:r>
+      <w:r>
+        <w:rPr>
           <w:rFonts w:ascii="Times New Roman" w:hAnsi="Times New Roman" w:cs="Times New Roman"/>
           <w:bCs/>
           <w:color w:val="000000" w:themeColor="text1"/>
         </w:rPr>
-      </w:pPr>
-      <w:r>
-        <w:rPr>
-          <w:rFonts w:ascii="Times New Roman" w:hAnsi="Times New Roman" w:cs="Times New Roman"/>
-          <w:bCs/>
-          <w:color w:val="000000" w:themeColor="text1"/>
-        </w:rPr>
-        <w:t xml:space="preserve">Rigaud B, </w:t>
-      </w:r>
-      <w:r>
-        <w:rPr>
-          <w:rFonts w:ascii="Times New Roman" w:hAnsi="Times New Roman" w:cs="Times New Roman"/>
-          <w:b/>
-          <w:color w:val="000000" w:themeColor="text1"/>
-        </w:rPr>
-        <w:t>Anderson B.M</w:t>
-      </w:r>
-      <w:r>
-        <w:rPr>
-          <w:rFonts w:ascii="Times New Roman" w:hAnsi="Times New Roman" w:cs="Times New Roman"/>
-          <w:bCs/>
-          <w:color w:val="000000" w:themeColor="text1"/>
-        </w:rPr>
-        <w:t xml:space="preserve">, Yu ZH, Gobeli M, </w:t>
+        <w:t>Wahid K., Brock K.</w:t>
+      </w:r>
+      <w:r>
+        <w:rPr>
+          <w:rFonts w:ascii="Times New Roman" w:hAnsi="Times New Roman" w:cs="Times New Roman"/>
+          <w:color w:val="000000" w:themeColor="text1"/>
+        </w:rPr>
+        <w:t xml:space="preserve"> </w:t>
+      </w:r>
+      <w:r>
+        <w:rPr>
+          <w:rFonts w:ascii="Times New Roman" w:hAnsi="Times New Roman" w:cs="Times New Roman"/>
+          <w:i/>
+          <w:color w:val="000000" w:themeColor="text1"/>
+        </w:rPr>
+        <w:t xml:space="preserve">Simple Python Module for </w:t>
       </w:r>
       <w:proofErr w:type="spellStart"/>
       <w:r>
         <w:rPr>
           <w:rFonts w:ascii="Times New Roman" w:hAnsi="Times New Roman" w:cs="Times New Roman"/>
-          <w:bCs/>
-          <w:color w:val="000000" w:themeColor="text1"/>
-        </w:rPr>
-        <w:t>Cazoulat</w:t>
+          <w:i/>
+          <w:color w:val="000000" w:themeColor="text1"/>
+        </w:rPr>
+        <w:t>Dicom</w:t>
       </w:r>
       <w:proofErr w:type="spellEnd"/>
       <w:r>
         <w:rPr>
           <w:rFonts w:ascii="Times New Roman" w:hAnsi="Times New Roman" w:cs="Times New Roman"/>
-          <w:bCs/>
-          <w:color w:val="000000" w:themeColor="text1"/>
-        </w:rPr>
-        <w:t xml:space="preserve"> G, Söderberg J, Samuelsson E, Lidberg D, Ward C, Taku N, Cardenas C, Rhee DJ, Venkatesan AM, Peterson CB, Court L, Svensson S, </w:t>
+          <w:i/>
+          <w:color w:val="000000" w:themeColor="text1"/>
+        </w:rPr>
+        <w:t xml:space="preserve"> and RT: Conversions to Images and Masks, and Predictions to </w:t>
       </w:r>
       <w:proofErr w:type="spellStart"/>
       <w:r>
         <w:rPr>
           <w:rFonts w:ascii="Times New Roman" w:hAnsi="Times New Roman" w:cs="Times New Roman"/>
-          <w:bCs/>
-          <w:color w:val="000000" w:themeColor="text1"/>
-        </w:rPr>
-        <w:t>Löfman</w:t>
+          <w:i/>
+          <w:color w:val="000000" w:themeColor="text1"/>
+        </w:rPr>
+        <w:t>Dicom</w:t>
       </w:r>
       <w:proofErr w:type="spellEnd"/>
       <w:r>
         <w:rPr>
           <w:rFonts w:ascii="Times New Roman" w:hAnsi="Times New Roman" w:cs="Times New Roman"/>
-          <w:bCs/>
-          <w:color w:val="000000" w:themeColor="text1"/>
-        </w:rPr>
-        <w:t xml:space="preserve"> F, Klopp AH, Brock KK</w:t>
-      </w:r>
-      <w:r>
-        <w:rPr>
-          <w:rFonts w:ascii="Times New Roman" w:hAnsi="Times New Roman" w:cs="Times New Roman"/>
-          <w:bCs/>
           <w:i/>
           <w:color w:val="000000" w:themeColor="text1"/>
         </w:rPr>
-        <w:t xml:space="preserve"> Automatic segmentation using deep learning for online dose optimization during adaptive radiotherapy of cervical cancer </w:t>
-      </w:r>
-      <w:r>
-        <w:rPr>
-          <w:rFonts w:ascii="Times New Roman" w:hAnsi="Times New Roman" w:cs="Times New Roman"/>
-          <w:bCs/>
-          <w:iCs/>
-          <w:color w:val="000000" w:themeColor="text1"/>
-        </w:rPr>
-        <w:t>International Journal of Radiation Oncology, Biology, Physics 10</w:t>
-      </w:r>
-      <w:r>
-        <w:rPr>
-          <w:rFonts w:ascii="Times New Roman" w:hAnsi="Times New Roman" w:cs="Times New Roman"/>
-          <w:bCs/>
-          <w:color w:val="000000" w:themeColor="text1"/>
-        </w:rPr>
-        <w:t>/2020</w:t>
+        <w:t>-RT Structures</w:t>
+      </w:r>
+      <w:r>
+        <w:rPr>
+          <w:rFonts w:ascii="Times New Roman" w:hAnsi="Times New Roman" w:cs="Times New Roman"/>
+          <w:color w:val="000000" w:themeColor="text1"/>
+        </w:rPr>
+        <w:t xml:space="preserve"> Practical Radiation Oncology 02/2021</w:t>
       </w:r>
     </w:p>
     <w:p>
@@ -5725,7 +6148,8 @@
           <w:bCs/>
           <w:color w:val="000000" w:themeColor="text1"/>
         </w:rPr>
-        <w:t xml:space="preserve">Kisling K, Cardenas C, </w:t>
+        <w:lastRenderedPageBreak/>
+        <w:t xml:space="preserve">Rigaud B, </w:t>
       </w:r>
       <w:r>
         <w:rPr>
@@ -5733,7 +6157,7 @@
           <w:b/>
           <w:color w:val="000000" w:themeColor="text1"/>
         </w:rPr>
-        <w:t>Anderson</w:t>
+        <w:t>Anderson B.M</w:t>
       </w:r>
       <w:r>
         <w:rPr>
@@ -5741,23 +6165,25 @@
           <w:bCs/>
           <w:color w:val="000000" w:themeColor="text1"/>
         </w:rPr>
-        <w:t xml:space="preserve"> </w:t>
-      </w:r>
-      <w:r>
-        <w:rPr>
-          <w:rFonts w:ascii="Times New Roman" w:hAnsi="Times New Roman" w:cs="Times New Roman"/>
-          <w:b/>
-          <w:color w:val="000000" w:themeColor="text1"/>
-        </w:rPr>
-        <w:t>B.M.</w:t>
-      </w:r>
+        <w:t xml:space="preserve">, Yu ZH, Gobeli M, </w:t>
+      </w:r>
+      <w:proofErr w:type="spellStart"/>
       <w:r>
         <w:rPr>
           <w:rFonts w:ascii="Times New Roman" w:hAnsi="Times New Roman" w:cs="Times New Roman"/>
           <w:bCs/>
           <w:color w:val="000000" w:themeColor="text1"/>
         </w:rPr>
-        <w:t xml:space="preserve">, Zhang L, </w:t>
+        <w:t>Cazoulat</w:t>
+      </w:r>
+      <w:proofErr w:type="spellEnd"/>
+      <w:r>
+        <w:rPr>
+          <w:rFonts w:ascii="Times New Roman" w:hAnsi="Times New Roman" w:cs="Times New Roman"/>
+          <w:bCs/>
+          <w:color w:val="000000" w:themeColor="text1"/>
+        </w:rPr>
+        <w:t xml:space="preserve"> G, Söderberg J, Samuelsson E, Lidberg D, Ward C, Taku N, Cardenas C, Rhee DJ, Venkatesan AM, Peterson CB, Court L, Svensson S, </w:t>
       </w:r>
       <w:proofErr w:type="spellStart"/>
       <w:r>
@@ -5766,7 +6192,7 @@
           <w:bCs/>
           <w:color w:val="000000" w:themeColor="text1"/>
         </w:rPr>
-        <w:t>Jhingran</w:t>
+        <w:t>Löfman</w:t>
       </w:r>
       <w:proofErr w:type="spellEnd"/>
       <w:r>
@@ -5775,35 +6201,25 @@
           <w:bCs/>
           <w:color w:val="000000" w:themeColor="text1"/>
         </w:rPr>
-        <w:t xml:space="preserve"> A, Simonds H, Balter P, Howell RM, </w:t>
-      </w:r>
-      <w:proofErr w:type="spellStart"/>
-      <w:r>
-        <w:rPr>
-          <w:rFonts w:ascii="Times New Roman" w:hAnsi="Times New Roman" w:cs="Times New Roman"/>
-          <w:bCs/>
-          <w:color w:val="000000" w:themeColor="text1"/>
-        </w:rPr>
-        <w:t>Schmeler</w:t>
-      </w:r>
-      <w:proofErr w:type="spellEnd"/>
-      <w:r>
-        <w:rPr>
-          <w:rFonts w:ascii="Times New Roman" w:hAnsi="Times New Roman" w:cs="Times New Roman"/>
-          <w:bCs/>
-          <w:color w:val="000000" w:themeColor="text1"/>
-        </w:rPr>
-        <w:t xml:space="preserve"> K, Beadle BM, Court L. </w:t>
+        <w:t xml:space="preserve"> F, Klopp AH, Brock KK</w:t>
       </w:r>
       <w:r>
         <w:rPr>
           <w:rFonts w:ascii="Times New Roman" w:hAnsi="Times New Roman" w:cs="Times New Roman"/>
           <w:bCs/>
           <w:i/>
+          <w:color w:val="000000" w:themeColor="text1"/>
+        </w:rPr>
+        <w:t xml:space="preserve"> Automatic segmentation using deep learning for online dose optimization during adaptive radiotherapy of cervical cancer </w:t>
+      </w:r>
+      <w:r>
+        <w:rPr>
+          <w:rFonts w:ascii="Times New Roman" w:hAnsi="Times New Roman" w:cs="Times New Roman"/>
+          <w:bCs/>
           <w:iCs/>
           <w:color w:val="000000" w:themeColor="text1"/>
         </w:rPr>
-        <w:t>Automatic Verification of Beam Apertures for Cervical Cancer Radiation Therapy</w:t>
+        <w:t>International Journal of Radiation Oncology, Biology, Physics 10</w:t>
       </w:r>
       <w:r>
         <w:rPr>
@@ -5811,7 +6227,7 @@
           <w:bCs/>
           <w:color w:val="000000" w:themeColor="text1"/>
         </w:rPr>
-        <w:t xml:space="preserve"> Practical Radiation Oncology 09/2020</w:t>
+        <w:t>/2020</w:t>
       </w:r>
     </w:p>
     <w:p>
@@ -5826,17 +6242,95 @@
         <w:spacing w:after="60"/>
         <w:rPr>
           <w:rFonts w:ascii="Times New Roman" w:hAnsi="Times New Roman" w:cs="Times New Roman"/>
+          <w:bCs/>
+          <w:color w:val="000000" w:themeColor="text1"/>
+        </w:rPr>
+      </w:pPr>
+      <w:r>
+        <w:rPr>
+          <w:rFonts w:ascii="Times New Roman" w:hAnsi="Times New Roman" w:cs="Times New Roman"/>
+          <w:bCs/>
+          <w:color w:val="000000" w:themeColor="text1"/>
+        </w:rPr>
+        <w:t xml:space="preserve">Kisling K, Cardenas C, </w:t>
+      </w:r>
+      <w:r>
+        <w:rPr>
+          <w:rFonts w:ascii="Times New Roman" w:hAnsi="Times New Roman" w:cs="Times New Roman"/>
+          <w:b/>
+          <w:color w:val="000000" w:themeColor="text1"/>
+        </w:rPr>
+        <w:t>Anderson</w:t>
+      </w:r>
+      <w:r>
+        <w:rPr>
+          <w:rFonts w:ascii="Times New Roman" w:hAnsi="Times New Roman" w:cs="Times New Roman"/>
+          <w:bCs/>
+          <w:color w:val="000000" w:themeColor="text1"/>
+        </w:rPr>
+        <w:t xml:space="preserve"> </w:t>
+      </w:r>
+      <w:r>
+        <w:rPr>
+          <w:rFonts w:ascii="Times New Roman" w:hAnsi="Times New Roman" w:cs="Times New Roman"/>
+          <w:b/>
+          <w:color w:val="000000" w:themeColor="text1"/>
+        </w:rPr>
+        <w:t>B.M.</w:t>
+      </w:r>
+      <w:r>
+        <w:rPr>
+          <w:rFonts w:ascii="Times New Roman" w:hAnsi="Times New Roman" w:cs="Times New Roman"/>
+          <w:bCs/>
+          <w:color w:val="000000" w:themeColor="text1"/>
+        </w:rPr>
+        <w:t xml:space="preserve">, Zhang L, </w:t>
+      </w:r>
+      <w:proofErr w:type="spellStart"/>
+      <w:r>
+        <w:rPr>
+          <w:rFonts w:ascii="Times New Roman" w:hAnsi="Times New Roman" w:cs="Times New Roman"/>
+          <w:bCs/>
+          <w:color w:val="000000" w:themeColor="text1"/>
+        </w:rPr>
+        <w:t>Jhingran</w:t>
+      </w:r>
+      <w:proofErr w:type="spellEnd"/>
+      <w:r>
+        <w:rPr>
+          <w:rFonts w:ascii="Times New Roman" w:hAnsi="Times New Roman" w:cs="Times New Roman"/>
+          <w:bCs/>
+          <w:color w:val="000000" w:themeColor="text1"/>
+        </w:rPr>
+        <w:t xml:space="preserve"> A, Simonds H, Balter P, Howell RM, </w:t>
+      </w:r>
+      <w:proofErr w:type="spellStart"/>
+      <w:r>
+        <w:rPr>
+          <w:rFonts w:ascii="Times New Roman" w:hAnsi="Times New Roman" w:cs="Times New Roman"/>
+          <w:bCs/>
+          <w:color w:val="000000" w:themeColor="text1"/>
+        </w:rPr>
+        <w:t>Schmeler</w:t>
+      </w:r>
+      <w:proofErr w:type="spellEnd"/>
+      <w:r>
+        <w:rPr>
+          <w:rFonts w:ascii="Times New Roman" w:hAnsi="Times New Roman" w:cs="Times New Roman"/>
+          <w:bCs/>
+          <w:color w:val="000000" w:themeColor="text1"/>
+        </w:rPr>
+        <w:t xml:space="preserve"> K, Beadle BM, Court L. </w:t>
+      </w:r>
+      <w:r>
+        <w:rPr>
+          <w:rFonts w:ascii="Times New Roman" w:hAnsi="Times New Roman" w:cs="Times New Roman"/>
+          <w:bCs/>
           <w:i/>
-          <w:color w:val="000000" w:themeColor="text1"/>
-        </w:rPr>
-      </w:pPr>
-      <w:r>
-        <w:rPr>
-          <w:rFonts w:ascii="Times New Roman" w:hAnsi="Times New Roman" w:cs="Times New Roman"/>
-          <w:b/>
-          <w:color w:val="000000" w:themeColor="text1"/>
-        </w:rPr>
-        <w:t>Anderson B.M</w:t>
+          <w:iCs/>
+          <w:color w:val="000000" w:themeColor="text1"/>
+        </w:rPr>
+        <w:t>Automatic Verification of Beam Apertures for Cervical Cancer Radiation Therapy</w:t>
       </w:r>
       <w:r>
         <w:rPr>
@@ -5844,48 +6338,7 @@
           <w:bCs/>
           <w:color w:val="000000" w:themeColor="text1"/>
         </w:rPr>
-        <w:t xml:space="preserve">, Lin EY, Cardenas CE, Gress DA, Erwin WD, </w:t>
-      </w:r>
-      <w:proofErr w:type="spellStart"/>
-      <w:r>
-        <w:rPr>
-          <w:rFonts w:ascii="Times New Roman" w:hAnsi="Times New Roman" w:cs="Times New Roman"/>
-          <w:bCs/>
-          <w:color w:val="000000" w:themeColor="text1"/>
-        </w:rPr>
-        <w:t>Odisio</w:t>
-      </w:r>
-      <w:proofErr w:type="spellEnd"/>
-      <w:r>
-        <w:rPr>
-          <w:rFonts w:ascii="Times New Roman" w:hAnsi="Times New Roman" w:cs="Times New Roman"/>
-          <w:bCs/>
-          <w:color w:val="000000" w:themeColor="text1"/>
-        </w:rPr>
-        <w:t xml:space="preserve"> BC, Koay EJ, Brock KK</w:t>
-      </w:r>
-      <w:r>
-        <w:rPr>
-          <w:rFonts w:ascii="Times New Roman" w:hAnsi="Times New Roman" w:cs="Times New Roman"/>
-          <w:b/>
-          <w:color w:val="000000" w:themeColor="text1"/>
-        </w:rPr>
-        <w:t xml:space="preserve"> </w:t>
-      </w:r>
-      <w:r>
-        <w:rPr>
-          <w:rFonts w:ascii="Times New Roman" w:hAnsi="Times New Roman" w:cs="Times New Roman"/>
-          <w:i/>
-          <w:color w:val="000000" w:themeColor="text1"/>
-        </w:rPr>
-        <w:t xml:space="preserve">Automated Contouring of Contrast and Non-Contrast CT Liver Images with Fully Convolutional Networks (FCNs) </w:t>
-      </w:r>
-      <w:r>
-        <w:rPr>
-          <w:rFonts w:ascii="Times New Roman" w:hAnsi="Times New Roman" w:cs="Times New Roman"/>
-          <w:color w:val="000000" w:themeColor="text1"/>
-        </w:rPr>
-        <w:t>Advances in Radiation Oncology 05/2020</w:t>
+        <w:t xml:space="preserve"> Practical Radiation Oncology 09/2020</w:t>
       </w:r>
     </w:p>
     <w:p>
@@ -5899,79 +6352,67 @@
         </w:numPr>
         <w:spacing w:after="60"/>
         <w:rPr>
-          <w:rFonts w:ascii="Times New Roman" w:hAnsi="Times New Roman"/>
-          <w:color w:val="000000" w:themeColor="text1"/>
-        </w:rPr>
-      </w:pPr>
+          <w:rFonts w:ascii="Times New Roman" w:hAnsi="Times New Roman" w:cs="Times New Roman"/>
+          <w:i/>
+          <w:color w:val="000000" w:themeColor="text1"/>
+        </w:rPr>
+      </w:pPr>
+      <w:r>
+        <w:rPr>
+          <w:rFonts w:ascii="Times New Roman" w:hAnsi="Times New Roman" w:cs="Times New Roman"/>
+          <w:b/>
+          <w:color w:val="000000" w:themeColor="text1"/>
+        </w:rPr>
+        <w:t>Anderson B.M</w:t>
+      </w:r>
+      <w:r>
+        <w:rPr>
+          <w:rFonts w:ascii="Times New Roman" w:hAnsi="Times New Roman" w:cs="Times New Roman"/>
+          <w:bCs/>
+          <w:color w:val="000000" w:themeColor="text1"/>
+        </w:rPr>
+        <w:t xml:space="preserve">, Lin EY, Cardenas CE, Gress DA, Erwin WD, </w:t>
+      </w:r>
       <w:proofErr w:type="spellStart"/>
       <w:r>
         <w:rPr>
-          <w:rFonts w:ascii="Times New Roman" w:hAnsi="Times New Roman"/>
-          <w:color w:val="000000" w:themeColor="text1"/>
-        </w:rPr>
-        <w:t>Cazoulat</w:t>
+          <w:rFonts w:ascii="Times New Roman" w:hAnsi="Times New Roman" w:cs="Times New Roman"/>
+          <w:bCs/>
+          <w:color w:val="000000" w:themeColor="text1"/>
+        </w:rPr>
+        <w:t>Odisio</w:t>
       </w:r>
       <w:proofErr w:type="spellEnd"/>
       <w:r>
         <w:rPr>
-          <w:rFonts w:ascii="Times New Roman" w:hAnsi="Times New Roman"/>
-          <w:color w:val="000000" w:themeColor="text1"/>
-        </w:rPr>
-        <w:t xml:space="preserve"> G, </w:t>
-      </w:r>
-      <w:proofErr w:type="spellStart"/>
-      <w:r>
-        <w:rPr>
-          <w:rFonts w:ascii="Times New Roman" w:hAnsi="Times New Roman"/>
-          <w:color w:val="000000" w:themeColor="text1"/>
-        </w:rPr>
-        <w:t>Elganainy</w:t>
-      </w:r>
-      <w:proofErr w:type="spellEnd"/>
-      <w:r>
-        <w:rPr>
-          <w:rFonts w:ascii="Times New Roman" w:hAnsi="Times New Roman"/>
-          <w:color w:val="000000" w:themeColor="text1"/>
-        </w:rPr>
-        <w:t xml:space="preserve"> D, </w:t>
-      </w:r>
-      <w:r>
-        <w:rPr>
-          <w:rFonts w:ascii="Times New Roman" w:hAnsi="Times New Roman"/>
+          <w:rFonts w:ascii="Times New Roman" w:hAnsi="Times New Roman" w:cs="Times New Roman"/>
+          <w:bCs/>
+          <w:color w:val="000000" w:themeColor="text1"/>
+        </w:rPr>
+        <w:t xml:space="preserve"> BC, Koay EJ, Brock KK</w:t>
+      </w:r>
+      <w:r>
+        <w:rPr>
+          <w:rFonts w:ascii="Times New Roman" w:hAnsi="Times New Roman" w:cs="Times New Roman"/>
           <w:b/>
-          <w:bCs/>
-          <w:color w:val="000000" w:themeColor="text1"/>
-        </w:rPr>
-        <w:t>Anderson B.M</w:t>
-      </w:r>
-      <w:r>
-        <w:rPr>
-          <w:rFonts w:ascii="Times New Roman" w:hAnsi="Times New Roman"/>
-          <w:color w:val="000000" w:themeColor="text1"/>
-        </w:rPr>
-        <w:t>, Zaid M, Park PC, Koay EJ, Brock KK</w:t>
-      </w:r>
-      <w:r>
-        <w:rPr>
-          <w:rFonts w:ascii="Times New Roman" w:hAnsi="Times New Roman"/>
           <w:color w:val="000000" w:themeColor="text1"/>
         </w:rPr>
         <w:t xml:space="preserve"> </w:t>
       </w:r>
       <w:r>
         <w:rPr>
-          <w:rFonts w:ascii="Times New Roman" w:hAnsi="Times New Roman"/>
+          <w:rFonts w:ascii="Times New Roman" w:hAnsi="Times New Roman" w:cs="Times New Roman"/>
           <w:i/>
           <w:color w:val="000000" w:themeColor="text1"/>
         </w:rPr>
-        <w:t>Vasculature-Driven Biomechanical Deformable Image Registration of Longitudinal Liver Cholangiocarcinoma Computed Tomographic Scans</w:t>
-      </w:r>
-      <w:r>
-        <w:rPr>
-          <w:rFonts w:ascii="Times New Roman" w:hAnsi="Times New Roman"/>
-          <w:color w:val="000000" w:themeColor="text1"/>
-        </w:rPr>
-        <w:t>. Advances in Radiation Oncology 03/2020</w:t>
+        <w:t xml:space="preserve">Automated Contouring of Contrast and Non-Contrast CT Liver Images with Fully Convolutional Networks (FCNs) </w:t>
+      </w:r>
+      <w:r>
+        <w:rPr>
+          <w:rFonts w:ascii="Times New Roman" w:hAnsi="Times New Roman" w:cs="Times New Roman"/>
+          <w:color w:val="000000" w:themeColor="text1"/>
+        </w:rPr>
+        <w:t>Advances in Radiation Oncology 05/2020</w:t>
       </w:r>
     </w:p>
     <w:p>
@@ -5991,71 +6432,99 @@
       </w:pPr>
       <w:r>
         <w:rPr>
-          <w:rFonts w:ascii="Times New Roman" w:hAnsi="Times New Roman"/>
-          <w:color w:val="000000" w:themeColor="text1"/>
-        </w:rPr>
-        <w:t xml:space="preserve">Jin Y, </w:t>
-      </w:r>
-      <w:r>
-        <w:rPr>
-          <w:rFonts w:ascii="Times New Roman" w:hAnsi="Times New Roman"/>
-          <w:color w:val="000000" w:themeColor="text1"/>
-        </w:rPr>
-        <w:t xml:space="preserve">Randall J., </w:t>
-      </w:r>
-      <w:proofErr w:type="spellStart"/>
-      <w:r>
-        <w:rPr>
-          <w:rFonts w:ascii="Times New Roman" w:hAnsi="Times New Roman"/>
-          <w:color w:val="000000" w:themeColor="text1"/>
-        </w:rPr>
-        <w:t>Elhalawani</w:t>
-      </w:r>
-      <w:proofErr w:type="spellEnd"/>
-      <w:r>
-        <w:rPr>
-          <w:rFonts w:ascii="Times New Roman" w:hAnsi="Times New Roman"/>
-          <w:color w:val="000000" w:themeColor="text1"/>
-        </w:rPr>
-        <w:t xml:space="preserve"> H., Feghali K., Elliot A., </w:t>
-      </w:r>
-      <w:r>
-        <w:rPr>
-          <w:rFonts w:ascii="Times New Roman" w:hAnsi="Times New Roman"/>
+          <w:rFonts w:ascii="Times New Roman" w:hAnsi="Times New Roman" w:cs="Times New Roman"/>
+          <w:iCs/>
+          <w:color w:val="000000" w:themeColor="text1"/>
+        </w:rPr>
+        <w:t xml:space="preserve">Sen A, </w:t>
+      </w:r>
+      <w:r>
+        <w:rPr>
+          <w:rFonts w:ascii="Times New Roman" w:hAnsi="Times New Roman" w:cs="Times New Roman"/>
           <w:b/>
           <w:bCs/>
+          <w:iCs/>
           <w:color w:val="000000" w:themeColor="text1"/>
         </w:rPr>
         <w:t>Anderson B.M</w:t>
       </w:r>
       <w:r>
         <w:rPr>
-          <w:rFonts w:ascii="Times New Roman" w:hAnsi="Times New Roman"/>
-          <w:color w:val="000000" w:themeColor="text1"/>
-        </w:rPr>
-        <w:t>, Lacerda L., Tran B., Mohamed A., Brock KK, Fuller C., Chung C.</w:t>
-      </w:r>
-      <w:r>
-        <w:rPr>
-          <w:rFonts w:ascii="Times New Roman" w:hAnsi="Times New Roman"/>
-          <w:color w:val="000000" w:themeColor="text1"/>
-        </w:rPr>
-        <w:t xml:space="preserve"> “</w:t>
-      </w:r>
-      <w:r>
-        <w:rPr>
-          <w:rFonts w:ascii="Times New Roman" w:hAnsi="Times New Roman"/>
+          <w:rFonts w:ascii="Times New Roman" w:hAnsi="Times New Roman" w:cs="Times New Roman"/>
+          <w:iCs/>
+          <w:color w:val="000000" w:themeColor="text1"/>
+        </w:rPr>
+        <w:t xml:space="preserve">, </w:t>
+      </w:r>
+      <w:proofErr w:type="spellStart"/>
+      <w:r>
+        <w:rPr>
+          <w:rFonts w:ascii="Times New Roman" w:hAnsi="Times New Roman" w:cs="Times New Roman"/>
+          <w:iCs/>
+          <w:color w:val="000000" w:themeColor="text1"/>
+        </w:rPr>
+        <w:t>Cazoulat</w:t>
+      </w:r>
+      <w:proofErr w:type="spellEnd"/>
+      <w:r>
+        <w:rPr>
+          <w:rFonts w:ascii="Times New Roman" w:hAnsi="Times New Roman" w:cs="Times New Roman"/>
+          <w:iCs/>
+          <w:color w:val="000000" w:themeColor="text1"/>
+        </w:rPr>
+        <w:t xml:space="preserve"> G, McCulloch MM, </w:t>
+      </w:r>
+      <w:proofErr w:type="spellStart"/>
+      <w:r>
+        <w:rPr>
+          <w:rFonts w:ascii="Times New Roman" w:hAnsi="Times New Roman" w:cs="Times New Roman"/>
+          <w:iCs/>
+          <w:color w:val="000000" w:themeColor="text1"/>
+        </w:rPr>
+        <w:t>Elganainy</w:t>
+      </w:r>
+      <w:proofErr w:type="spellEnd"/>
+      <w:r>
+        <w:rPr>
+          <w:rFonts w:ascii="Times New Roman" w:hAnsi="Times New Roman" w:cs="Times New Roman"/>
+          <w:iCs/>
+          <w:color w:val="000000" w:themeColor="text1"/>
+        </w:rPr>
+        <w:t xml:space="preserve"> D, McDonald BA, He Y, Mohamed ASR, </w:t>
+      </w:r>
+      <w:proofErr w:type="spellStart"/>
+      <w:r>
+        <w:rPr>
+          <w:rFonts w:ascii="Times New Roman" w:hAnsi="Times New Roman" w:cs="Times New Roman"/>
+          <w:iCs/>
+          <w:color w:val="000000" w:themeColor="text1"/>
+        </w:rPr>
+        <w:t>Elgohari</w:t>
+      </w:r>
+      <w:proofErr w:type="spellEnd"/>
+      <w:r>
+        <w:rPr>
+          <w:rFonts w:ascii="Times New Roman" w:hAnsi="Times New Roman" w:cs="Times New Roman"/>
+          <w:iCs/>
+          <w:color w:val="000000" w:themeColor="text1"/>
+        </w:rPr>
+        <w:t xml:space="preserve"> BA, Zaid M, Koay EJ, Brock KK. </w:t>
+      </w:r>
+      <w:r>
+        <w:rPr>
+          <w:rFonts w:ascii="Times New Roman" w:hAnsi="Times New Roman" w:cs="Times New Roman"/>
           <w:i/>
           <w:color w:val="000000" w:themeColor="text1"/>
         </w:rPr>
-        <w:t>Detection of Glioblastoma Subclinical Recurrence Using Serial Diffusion Tensor Imaging”</w:t>
-      </w:r>
-      <w:r>
-        <w:rPr>
-          <w:rFonts w:ascii="Times New Roman" w:hAnsi="Times New Roman"/>
-          <w:color w:val="000000" w:themeColor="text1"/>
-        </w:rPr>
-        <w:t xml:space="preserve"> Cancers 02/2020</w:t>
+        <w:t>Accuracy of deformable image registration techniques for alignment of longitudinal cholangiocarcinoma CT images</w:t>
+      </w:r>
+      <w:r>
+        <w:rPr>
+          <w:rFonts w:ascii="Times New Roman" w:hAnsi="Times New Roman" w:cs="Times New Roman"/>
+          <w:iCs/>
+          <w:color w:val="000000" w:themeColor="text1"/>
+        </w:rPr>
+        <w:t>. Med Phys. 04/2020</w:t>
       </w:r>
     </w:p>
     <w:p>
@@ -6069,101 +6538,79 @@
         </w:numPr>
         <w:spacing w:after="60"/>
         <w:rPr>
-          <w:rFonts w:ascii="Times New Roman" w:hAnsi="Times New Roman" w:cs="Times New Roman"/>
-          <w:color w:val="000000" w:themeColor="text1"/>
-        </w:rPr>
-      </w:pPr>
-      <w:r>
-        <w:rPr>
-          <w:rFonts w:ascii="Times New Roman" w:hAnsi="Times New Roman" w:cs="Times New Roman"/>
-          <w:color w:val="000000" w:themeColor="text1"/>
-        </w:rPr>
-        <w:t xml:space="preserve">McCulloch M., </w:t>
-      </w:r>
-      <w:r>
-        <w:rPr>
-          <w:rFonts w:ascii="Times New Roman" w:hAnsi="Times New Roman" w:cs="Times New Roman"/>
+          <w:rFonts w:ascii="Times New Roman" w:hAnsi="Times New Roman"/>
+          <w:color w:val="000000" w:themeColor="text1"/>
+        </w:rPr>
+      </w:pPr>
+      <w:proofErr w:type="spellStart"/>
+      <w:r>
+        <w:rPr>
+          <w:rFonts w:ascii="Times New Roman" w:hAnsi="Times New Roman"/>
+          <w:color w:val="000000" w:themeColor="text1"/>
+        </w:rPr>
+        <w:t>Cazoulat</w:t>
+      </w:r>
+      <w:proofErr w:type="spellEnd"/>
+      <w:r>
+        <w:rPr>
+          <w:rFonts w:ascii="Times New Roman" w:hAnsi="Times New Roman"/>
+          <w:color w:val="000000" w:themeColor="text1"/>
+        </w:rPr>
+        <w:t xml:space="preserve"> G, </w:t>
+      </w:r>
+      <w:proofErr w:type="spellStart"/>
+      <w:r>
+        <w:rPr>
+          <w:rFonts w:ascii="Times New Roman" w:hAnsi="Times New Roman"/>
+          <w:color w:val="000000" w:themeColor="text1"/>
+        </w:rPr>
+        <w:t>Elganainy</w:t>
+      </w:r>
+      <w:proofErr w:type="spellEnd"/>
+      <w:r>
+        <w:rPr>
+          <w:rFonts w:ascii="Times New Roman" w:hAnsi="Times New Roman"/>
+          <w:color w:val="000000" w:themeColor="text1"/>
+        </w:rPr>
+        <w:t xml:space="preserve"> D, </w:t>
+      </w:r>
+      <w:r>
+        <w:rPr>
+          <w:rFonts w:ascii="Times New Roman" w:hAnsi="Times New Roman"/>
           <w:b/>
+          <w:bCs/>
           <w:color w:val="000000" w:themeColor="text1"/>
         </w:rPr>
         <w:t>Anderson B.M</w:t>
       </w:r>
       <w:r>
         <w:rPr>
-          <w:rFonts w:ascii="Times New Roman" w:hAnsi="Times New Roman" w:cs="Times New Roman"/>
-          <w:color w:val="000000" w:themeColor="text1"/>
-        </w:rPr>
-        <w:t xml:space="preserve">, </w:t>
-      </w:r>
-      <w:proofErr w:type="spellStart"/>
-      <w:r>
-        <w:rPr>
-          <w:rFonts w:ascii="Times New Roman" w:hAnsi="Times New Roman" w:cs="Times New Roman"/>
-          <w:color w:val="000000" w:themeColor="text1"/>
-        </w:rPr>
-        <w:t>Cazoulat</w:t>
-      </w:r>
-      <w:proofErr w:type="spellEnd"/>
-      <w:r>
-        <w:rPr>
-          <w:rFonts w:ascii="Times New Roman" w:hAnsi="Times New Roman" w:cs="Times New Roman"/>
-          <w:color w:val="000000" w:themeColor="text1"/>
-        </w:rPr>
-        <w:t xml:space="preserve"> G, Peterson CB, Mohamed ASR, Volpe S, </w:t>
-      </w:r>
-      <w:proofErr w:type="spellStart"/>
-      <w:r>
-        <w:rPr>
-          <w:rFonts w:ascii="Times New Roman" w:hAnsi="Times New Roman" w:cs="Times New Roman"/>
-          <w:color w:val="000000" w:themeColor="text1"/>
-        </w:rPr>
-        <w:t>Elhalawani</w:t>
-      </w:r>
-      <w:proofErr w:type="spellEnd"/>
-      <w:r>
-        <w:rPr>
-          <w:rFonts w:ascii="Times New Roman" w:hAnsi="Times New Roman" w:cs="Times New Roman"/>
-          <w:color w:val="000000" w:themeColor="text1"/>
-        </w:rPr>
-        <w:t xml:space="preserve"> H, </w:t>
-      </w:r>
-      <w:proofErr w:type="spellStart"/>
-      <w:r>
-        <w:rPr>
-          <w:rFonts w:ascii="Times New Roman" w:hAnsi="Times New Roman" w:cs="Times New Roman"/>
-          <w:color w:val="000000" w:themeColor="text1"/>
-        </w:rPr>
-        <w:t>Bahig</w:t>
-      </w:r>
-      <w:proofErr w:type="spellEnd"/>
-      <w:r>
-        <w:rPr>
-          <w:rFonts w:ascii="Times New Roman" w:hAnsi="Times New Roman" w:cs="Times New Roman"/>
-          <w:color w:val="000000" w:themeColor="text1"/>
-        </w:rPr>
-        <w:t xml:space="preserve"> H, Rigaud B, King JB, Ford AC, Fuller CD, Brock KK</w:t>
-      </w:r>
-      <w:r>
-        <w:rPr>
-          <w:rFonts w:ascii="Times New Roman" w:hAnsi="Times New Roman" w:cs="Times New Roman"/>
+          <w:rFonts w:ascii="Times New Roman" w:hAnsi="Times New Roman"/>
+          <w:color w:val="000000" w:themeColor="text1"/>
+        </w:rPr>
+        <w:t>, Zaid M, Park PC, Koay EJ, Brock KK</w:t>
+      </w:r>
+      <w:r>
+        <w:rPr>
+          <w:rFonts w:ascii="Times New Roman" w:hAnsi="Times New Roman"/>
           <w:color w:val="000000" w:themeColor="text1"/>
         </w:rPr>
         <w:t xml:space="preserve"> </w:t>
       </w:r>
       <w:r>
         <w:rPr>
-          <w:rFonts w:ascii="Times New Roman" w:hAnsi="Times New Roman" w:cs="Times New Roman"/>
+          <w:rFonts w:ascii="Times New Roman" w:hAnsi="Times New Roman"/>
           <w:i/>
           <w:color w:val="000000" w:themeColor="text1"/>
         </w:rPr>
-        <w:t>Biomechanical modeling of neck flexion for deformable alignment of the salivary glands in head and neck cancer images</w:t>
-      </w:r>
-      <w:r>
-        <w:rPr>
-          <w:rFonts w:ascii="Times New Roman" w:hAnsi="Times New Roman" w:cs="Times New Roman"/>
-          <w:color w:val="000000" w:themeColor="text1"/>
-        </w:rPr>
-        <w:t xml:space="preserve"> Physics in Medicine and Biology 07/2019</w:t>
+        <w:t>Vasculature-Driven Biomechanical Deformable Image Registration of Longitudinal Liver Cholangiocarcinoma Computed Tomographic Scans</w:t>
+      </w:r>
+      <w:r>
+        <w:rPr>
+          <w:rFonts w:ascii="Times New Roman" w:hAnsi="Times New Roman"/>
+          <w:color w:val="000000" w:themeColor="text1"/>
+        </w:rPr>
+        <w:t>. Advances in Radiation Oncology 03/2020</w:t>
       </w:r>
     </w:p>
     <w:p>
@@ -6177,20 +6624,43 @@
         </w:numPr>
         <w:spacing w:after="60"/>
         <w:rPr>
-          <w:rFonts w:ascii="Times New Roman" w:hAnsi="Times New Roman" w:cs="Times New Roman"/>
-          <w:color w:val="000000" w:themeColor="text1"/>
-        </w:rPr>
-      </w:pPr>
-      <w:r>
-        <w:rPr>
-          <w:rFonts w:ascii="Times New Roman" w:hAnsi="Times New Roman" w:cs="Times New Roman"/>
-          <w:color w:val="000000" w:themeColor="text1"/>
-        </w:rPr>
-        <w:t xml:space="preserve">Kisling KD, Ger RB, Netherton TJ, Cardenas CE, Owens CA, </w:t>
-      </w:r>
-      <w:r>
-        <w:rPr>
-          <w:rFonts w:ascii="Times New Roman" w:hAnsi="Times New Roman" w:cs="Times New Roman"/>
+          <w:rFonts w:ascii="Times New Roman" w:hAnsi="Times New Roman"/>
+          <w:color w:val="000000" w:themeColor="text1"/>
+        </w:rPr>
+      </w:pPr>
+      <w:r>
+        <w:rPr>
+          <w:rFonts w:ascii="Times New Roman" w:hAnsi="Times New Roman"/>
+          <w:color w:val="000000" w:themeColor="text1"/>
+        </w:rPr>
+        <w:t xml:space="preserve">Jin Y, </w:t>
+      </w:r>
+      <w:r>
+        <w:rPr>
+          <w:rFonts w:ascii="Times New Roman" w:hAnsi="Times New Roman"/>
+          <w:color w:val="000000" w:themeColor="text1"/>
+        </w:rPr>
+        <w:t xml:space="preserve">Randall J., </w:t>
+      </w:r>
+      <w:proofErr w:type="spellStart"/>
+      <w:r>
+        <w:rPr>
+          <w:rFonts w:ascii="Times New Roman" w:hAnsi="Times New Roman"/>
+          <w:color w:val="000000" w:themeColor="text1"/>
+        </w:rPr>
+        <w:t>Elhalawani</w:t>
+      </w:r>
+      <w:proofErr w:type="spellEnd"/>
+      <w:r>
+        <w:rPr>
+          <w:rFonts w:ascii="Times New Roman" w:hAnsi="Times New Roman"/>
+          <w:color w:val="000000" w:themeColor="text1"/>
+        </w:rPr>
+        <w:t xml:space="preserve"> H., Feghali K., Elliot A., </w:t>
+      </w:r>
+      <w:r>
+        <w:rPr>
+          <w:rFonts w:ascii="Times New Roman" w:hAnsi="Times New Roman"/>
           <w:b/>
           <w:bCs/>
           <w:color w:val="000000" w:themeColor="text1"/>
@@ -6199,25 +6669,32 @@
       </w:r>
       <w:r>
         <w:rPr>
-          <w:rFonts w:ascii="Times New Roman" w:hAnsi="Times New Roman" w:cs="Times New Roman"/>
-          <w:color w:val="000000" w:themeColor="text1"/>
-        </w:rPr>
-        <w:t xml:space="preserve">, Lee J, Rhee DJ, Edward SS, Gay SS, He Y, David SD, Yang J, Nitsch PL, Balter PA, Urbauer DL, Peterson CB, Court LE, Dube S </w:t>
-      </w:r>
-      <w:r>
-        <w:rPr>
-          <w:rFonts w:ascii="Times New Roman" w:hAnsi="Times New Roman" w:cs="Times New Roman"/>
+          <w:rFonts w:ascii="Times New Roman" w:hAnsi="Times New Roman"/>
+          <w:color w:val="000000" w:themeColor="text1"/>
+        </w:rPr>
+        <w:t>, Lacerda L., Tran B., Mohamed A., Brock KK, Fuller C., Chung C.</w:t>
+      </w:r>
+      <w:r>
+        <w:rPr>
+          <w:rFonts w:ascii="Times New Roman" w:hAnsi="Times New Roman"/>
+          <w:color w:val="000000" w:themeColor="text1"/>
+        </w:rPr>
+        <w:t xml:space="preserve"> “</w:t>
+      </w:r>
+      <w:r>
+        <w:rPr>
+          <w:rFonts w:ascii="Times New Roman" w:hAnsi="Times New Roman"/>
           <w:i/>
           <w:color w:val="000000" w:themeColor="text1"/>
         </w:rPr>
-        <w:t xml:space="preserve">“A snapshot of medical physics practice patterns,” </w:t>
-      </w:r>
-      <w:r>
-        <w:rPr>
-          <w:rFonts w:ascii="Times New Roman" w:hAnsi="Times New Roman" w:cs="Times New Roman"/>
-          <w:color w:val="000000" w:themeColor="text1"/>
-        </w:rPr>
-        <w:t>J. Appl. Clin. Med. Phys., vol. 19, no. 6, pp. 306–315, (11/2018)</w:t>
+        <w:t>Detection of Glioblastoma Subclinical Recurrence Using Serial Diffusion Tensor Imaging”</w:t>
+      </w:r>
+      <w:r>
+        <w:rPr>
+          <w:rFonts w:ascii="Times New Roman" w:hAnsi="Times New Roman"/>
+          <w:color w:val="000000" w:themeColor="text1"/>
+        </w:rPr>
+        <w:t xml:space="preserve"> Cancers 02/2020</w:t>
       </w:r>
     </w:p>
     <w:p>
@@ -6231,105 +6708,96 @@
         </w:numPr>
         <w:spacing w:after="60"/>
         <w:rPr>
-          <w:rFonts w:ascii="Times New Roman" w:hAnsi="Times New Roman" w:cs="Times New Roman"/>
-        </w:rPr>
-      </w:pPr>
-      <w:r>
-        <w:rPr>
-          <w:rFonts w:ascii="Times New Roman" w:hAnsi="Times New Roman" w:cs="Times New Roman"/>
-          <w:color w:val="000000" w:themeColor="text1"/>
-        </w:rPr>
-        <w:lastRenderedPageBreak/>
-        <w:t xml:space="preserve">Cardenas, E.C, </w:t>
-      </w:r>
-      <w:r>
-        <w:rPr>
-          <w:rFonts w:ascii="Times New Roman" w:hAnsi="Times New Roman" w:cs="Times New Roman"/>
+          <w:rFonts w:ascii="Times New Roman" w:hAnsi="Times New Roman"/>
+          <w:color w:val="000000" w:themeColor="text1"/>
+        </w:rPr>
+      </w:pPr>
+      <w:r>
+        <w:rPr>
+          <w:rFonts w:ascii="Times New Roman" w:hAnsi="Times New Roman"/>
+          <w:color w:val="000000" w:themeColor="text1"/>
+        </w:rPr>
+        <w:t xml:space="preserve">Ger RB, Zhou S, </w:t>
+      </w:r>
+      <w:proofErr w:type="spellStart"/>
+      <w:r>
+        <w:rPr>
+          <w:rFonts w:ascii="Times New Roman" w:hAnsi="Times New Roman"/>
+          <w:color w:val="000000" w:themeColor="text1"/>
+        </w:rPr>
+        <w:t>Elgohari</w:t>
+      </w:r>
+      <w:proofErr w:type="spellEnd"/>
+      <w:r>
+        <w:rPr>
+          <w:rFonts w:ascii="Times New Roman" w:hAnsi="Times New Roman"/>
+          <w:color w:val="000000" w:themeColor="text1"/>
+        </w:rPr>
+        <w:t xml:space="preserve"> B, </w:t>
+      </w:r>
+      <w:proofErr w:type="spellStart"/>
+      <w:r>
+        <w:rPr>
+          <w:rFonts w:ascii="Times New Roman" w:hAnsi="Times New Roman"/>
+          <w:color w:val="000000" w:themeColor="text1"/>
+        </w:rPr>
+        <w:t>Elhalawani</w:t>
+      </w:r>
+      <w:proofErr w:type="spellEnd"/>
+      <w:r>
+        <w:rPr>
+          <w:rFonts w:ascii="Times New Roman" w:hAnsi="Times New Roman"/>
+          <w:color w:val="000000" w:themeColor="text1"/>
+        </w:rPr>
+        <w:t xml:space="preserve"> H, Mackin DM, Meier JG, Nguyen CM, </w:t>
+      </w:r>
+      <w:r>
+        <w:rPr>
+          <w:rFonts w:ascii="Times New Roman" w:hAnsi="Times New Roman"/>
           <w:b/>
-          <w:color w:val="000000" w:themeColor="text1"/>
-        </w:rPr>
-        <w:t>Anderson B.M</w:t>
-      </w:r>
-      <w:r>
-        <w:rPr>
-          <w:rFonts w:ascii="Times New Roman" w:hAnsi="Times New Roman" w:cs="Times New Roman"/>
-          <w:color w:val="000000" w:themeColor="text1"/>
-        </w:rPr>
-        <w:t xml:space="preserve">, </w:t>
+          <w:bCs/>
+          <w:color w:val="000000" w:themeColor="text1"/>
+        </w:rPr>
+        <w:t>Anderson BM</w:t>
+      </w:r>
+      <w:r>
+        <w:rPr>
+          <w:rFonts w:ascii="Times New Roman" w:hAnsi="Times New Roman"/>
+          <w:color w:val="000000" w:themeColor="text1"/>
+        </w:rPr>
+        <w:t xml:space="preserve">, Gay C, Ning J, Fuller CD, Li H, Howell RM, Layman RR, Mawlawi O, Stafford RJ, Aerts H, Court LE. </w:t>
+      </w:r>
+      <w:r>
+        <w:rPr>
+          <w:rFonts w:ascii="Times New Roman" w:hAnsi="Times New Roman"/>
+          <w:i/>
+          <w:iCs/>
+          <w:color w:val="000000" w:themeColor="text1"/>
+        </w:rPr>
+        <w:t>Radiomics features of the primary tumor fail to improve prediction of overall survival in large cohorts of CT- and PET-imaged head and neck cancer patients</w:t>
+      </w:r>
+      <w:r>
+        <w:rPr>
+          <w:rFonts w:ascii="Times New Roman" w:hAnsi="Times New Roman"/>
+          <w:color w:val="000000" w:themeColor="text1"/>
+        </w:rPr>
+        <w:t xml:space="preserve">. </w:t>
       </w:r>
       <w:proofErr w:type="spellStart"/>
       <w:r>
         <w:rPr>
-          <w:rFonts w:ascii="Times New Roman" w:hAnsi="Times New Roman" w:cs="Times New Roman"/>
-          <w:color w:val="000000" w:themeColor="text1"/>
-        </w:rPr>
-        <w:t>Aristophanous</w:t>
+          <w:rFonts w:ascii="Times New Roman" w:hAnsi="Times New Roman"/>
+          <w:color w:val="000000" w:themeColor="text1"/>
+        </w:rPr>
+        <w:t>PLoS</w:t>
       </w:r>
       <w:proofErr w:type="spellEnd"/>
       <w:r>
         <w:rPr>
-          <w:rFonts w:ascii="Times New Roman" w:hAnsi="Times New Roman" w:cs="Times New Roman"/>
-          <w:color w:val="000000" w:themeColor="text1"/>
-        </w:rPr>
-        <w:t xml:space="preserve"> M, Yang J, Rhee DJ, McCarroll RE, Mohamed ASR, Kamal M, </w:t>
-      </w:r>
-      <w:proofErr w:type="spellStart"/>
-      <w:r>
-        <w:rPr>
-          <w:rFonts w:ascii="Times New Roman" w:hAnsi="Times New Roman" w:cs="Times New Roman"/>
-          <w:color w:val="000000" w:themeColor="text1"/>
-        </w:rPr>
-        <w:t>Elgohari</w:t>
-      </w:r>
-      <w:proofErr w:type="spellEnd"/>
-      <w:r>
-        <w:rPr>
-          <w:rFonts w:ascii="Times New Roman" w:hAnsi="Times New Roman" w:cs="Times New Roman"/>
-          <w:color w:val="000000" w:themeColor="text1"/>
-        </w:rPr>
-        <w:t xml:space="preserve"> BA, </w:t>
-      </w:r>
-      <w:proofErr w:type="spellStart"/>
-      <w:r>
-        <w:rPr>
-          <w:rFonts w:ascii="Times New Roman" w:hAnsi="Times New Roman" w:cs="Times New Roman"/>
-          <w:color w:val="000000" w:themeColor="text1"/>
-        </w:rPr>
-        <w:t>Elhalawani</w:t>
-      </w:r>
-      <w:proofErr w:type="spellEnd"/>
-      <w:r>
-        <w:rPr>
-          <w:rFonts w:ascii="Times New Roman" w:hAnsi="Times New Roman" w:cs="Times New Roman"/>
-          <w:color w:val="000000" w:themeColor="text1"/>
-        </w:rPr>
-        <w:t xml:space="preserve"> HM, Fuller CD, Rao A, Garden AS, Court LE</w:t>
-      </w:r>
-      <w:r>
-        <w:rPr>
-          <w:rFonts w:ascii="Times New Roman" w:hAnsi="Times New Roman" w:cs="Times New Roman"/>
-          <w:color w:val="000000" w:themeColor="text1"/>
-        </w:rPr>
-        <w:t xml:space="preserve"> </w:t>
-      </w:r>
-      <w:r>
-        <w:rPr>
-          <w:rFonts w:ascii="Times New Roman" w:hAnsi="Times New Roman" w:cs="Times New Roman"/>
-          <w:i/>
-        </w:rPr>
-        <w:t xml:space="preserve">Auto-delineation of Oropharyngeal Clinical Target Volumes Using Three-Dimensional Convolutional Neural Networks </w:t>
-      </w:r>
-      <w:r>
-        <w:rPr>
-          <w:rFonts w:ascii="Times New Roman" w:hAnsi="Times New Roman" w:cs="Times New Roman"/>
-        </w:rPr>
-        <w:t xml:space="preserve">Physics in Medicine and Biology </w:t>
-      </w:r>
-      <w:r>
-        <w:rPr>
-          <w:rFonts w:ascii="Times New Roman" w:hAnsi="Times New Roman" w:cs="Times New Roman"/>
-        </w:rPr>
-        <w:t>10/2018</w:t>
+          <w:rFonts w:ascii="Times New Roman" w:hAnsi="Times New Roman"/>
+          <w:color w:val="000000" w:themeColor="text1"/>
+        </w:rPr>
+        <w:t xml:space="preserve"> One. 09/2019</w:t>
       </w:r>
     </w:p>
     <w:p>
@@ -6350,24 +6818,29 @@
       <w:r>
         <w:rPr>
           <w:rFonts w:ascii="Times New Roman" w:hAnsi="Times New Roman" w:cs="Times New Roman"/>
+          <w:color w:val="000000" w:themeColor="text1"/>
+        </w:rPr>
+        <w:t xml:space="preserve">McCulloch M., </w:t>
+      </w:r>
+      <w:r>
+        <w:rPr>
+          <w:rFonts w:ascii="Times New Roman" w:hAnsi="Times New Roman" w:cs="Times New Roman"/>
           <w:b/>
           <w:color w:val="000000" w:themeColor="text1"/>
         </w:rPr>
-        <w:t xml:space="preserve">Anderson B.M, </w:t>
-      </w:r>
-      <w:r>
-        <w:rPr>
-          <w:rFonts w:ascii="Times New Roman" w:hAnsi="Times New Roman" w:cs="Times New Roman"/>
-          <w:bCs/>
-          <w:color w:val="000000" w:themeColor="text1"/>
-        </w:rPr>
-        <w:t xml:space="preserve">Lin E., </w:t>
+        <w:t>Anderson B.M</w:t>
+      </w:r>
+      <w:r>
+        <w:rPr>
+          <w:rFonts w:ascii="Times New Roman" w:hAnsi="Times New Roman" w:cs="Times New Roman"/>
+          <w:color w:val="000000" w:themeColor="text1"/>
+        </w:rPr>
+        <w:t xml:space="preserve">, </w:t>
       </w:r>
       <w:proofErr w:type="spellStart"/>
       <w:r>
         <w:rPr>
           <w:rFonts w:ascii="Times New Roman" w:hAnsi="Times New Roman" w:cs="Times New Roman"/>
-          <w:bCs/>
           <w:color w:val="000000" w:themeColor="text1"/>
         </w:rPr>
         <w:t>Cazoulat</w:t>
@@ -6376,35 +6849,41 @@
       <w:r>
         <w:rPr>
           <w:rFonts w:ascii="Times New Roman" w:hAnsi="Times New Roman" w:cs="Times New Roman"/>
-          <w:bCs/>
-          <w:color w:val="000000" w:themeColor="text1"/>
-        </w:rPr>
-        <w:t xml:space="preserve"> G., Gupta S., </w:t>
+          <w:color w:val="000000" w:themeColor="text1"/>
+        </w:rPr>
+        <w:t xml:space="preserve"> G, Peterson CB, Mohamed ASR, Volpe S, </w:t>
       </w:r>
       <w:proofErr w:type="spellStart"/>
       <w:r>
         <w:rPr>
           <w:rFonts w:ascii="Times New Roman" w:hAnsi="Times New Roman" w:cs="Times New Roman"/>
-          <w:bCs/>
-          <w:color w:val="000000" w:themeColor="text1"/>
-        </w:rPr>
-        <w:t>Odisio</w:t>
+          <w:color w:val="000000" w:themeColor="text1"/>
+        </w:rPr>
+        <w:t>Elhalawani</w:t>
       </w:r>
       <w:proofErr w:type="spellEnd"/>
       <w:r>
         <w:rPr>
           <w:rFonts w:ascii="Times New Roman" w:hAnsi="Times New Roman" w:cs="Times New Roman"/>
-          <w:bCs/>
-          <w:color w:val="000000" w:themeColor="text1"/>
-        </w:rPr>
-        <w:t xml:space="preserve"> B., </w:t>
-      </w:r>
-      <w:r>
-        <w:rPr>
-          <w:rFonts w:ascii="Times New Roman" w:hAnsi="Times New Roman" w:cs="Times New Roman"/>
-          <w:color w:val="000000" w:themeColor="text1"/>
-        </w:rPr>
-        <w:t>Brock</w:t>
+          <w:color w:val="000000" w:themeColor="text1"/>
+        </w:rPr>
+        <w:t xml:space="preserve"> H, </w:t>
+      </w:r>
+      <w:proofErr w:type="spellStart"/>
+      <w:r>
+        <w:rPr>
+          <w:rFonts w:ascii="Times New Roman" w:hAnsi="Times New Roman" w:cs="Times New Roman"/>
+          <w:color w:val="000000" w:themeColor="text1"/>
+        </w:rPr>
+        <w:t>Bahig</w:t>
+      </w:r>
+      <w:proofErr w:type="spellEnd"/>
+      <w:r>
+        <w:rPr>
+          <w:rFonts w:ascii="Times New Roman" w:hAnsi="Times New Roman" w:cs="Times New Roman"/>
+          <w:color w:val="000000" w:themeColor="text1"/>
+        </w:rPr>
+        <w:t xml:space="preserve"> H, Rigaud B, King JB, Ford AC, Fuller CD, Brock KK</w:t>
       </w:r>
       <w:r>
         <w:rPr>
@@ -6416,56 +6895,17 @@
       <w:r>
         <w:rPr>
           <w:rFonts w:ascii="Times New Roman" w:hAnsi="Times New Roman" w:cs="Times New Roman"/>
-          <w:color w:val="000000" w:themeColor="text1"/>
-        </w:rPr>
-        <w:t>K</w:t>
-      </w:r>
-      <w:r>
-        <w:rPr>
-          <w:rFonts w:ascii="Times New Roman" w:hAnsi="Times New Roman" w:cs="Times New Roman"/>
-          <w:color w:val="000000" w:themeColor="text1"/>
-        </w:rPr>
-        <w:t xml:space="preserve">K. </w:t>
-      </w:r>
-      <w:r>
-        <w:rPr>
-          <w:rFonts w:ascii="Times New Roman" w:hAnsi="Times New Roman" w:cs="Times New Roman"/>
           <w:i/>
           <w:color w:val="000000" w:themeColor="text1"/>
         </w:rPr>
-        <w:t>Improvement of liver ablation treatment for colorectal liver metastases</w:t>
-      </w:r>
-      <w:r>
-        <w:rPr>
-          <w:rFonts w:ascii="Times New Roman" w:hAnsi="Times New Roman" w:cs="Times New Roman"/>
-          <w:color w:val="000000" w:themeColor="text1"/>
-        </w:rPr>
-        <w:t xml:space="preserve">. </w:t>
-      </w:r>
-      <w:proofErr w:type="gramStart"/>
-      <w:r>
-        <w:rPr>
-          <w:rFonts w:ascii="Times New Roman" w:hAnsi="Times New Roman" w:cs="Times New Roman"/>
-          <w:iCs/>
-          <w:color w:val="000000" w:themeColor="text1"/>
-        </w:rPr>
-        <w:t>Medical Imaging 2018</w:t>
-      </w:r>
-      <w:proofErr w:type="gramEnd"/>
-      <w:r>
-        <w:rPr>
-          <w:rFonts w:ascii="Times New Roman" w:hAnsi="Times New Roman" w:cs="Times New Roman"/>
-          <w:iCs/>
-          <w:color w:val="000000" w:themeColor="text1"/>
-        </w:rPr>
-        <w:t>: Image-Guided Procedures, Robotic Interventions, and Modeling</w:t>
-      </w:r>
-      <w:r>
-        <w:rPr>
-          <w:rFonts w:ascii="Times New Roman" w:hAnsi="Times New Roman" w:cs="Times New Roman"/>
-          <w:color w:val="000000" w:themeColor="text1"/>
-        </w:rPr>
-        <w:t>, 2018, p. 74.</w:t>
+        <w:t>Biomechanical modeling of neck flexion for deformable alignment of the salivary glands in head and neck cancer images</w:t>
+      </w:r>
+      <w:r>
+        <w:rPr>
+          <w:rFonts w:ascii="Times New Roman" w:hAnsi="Times New Roman" w:cs="Times New Roman"/>
+          <w:color w:val="000000" w:themeColor="text1"/>
+        </w:rPr>
+        <w:t xml:space="preserve"> Physics in Medicine and Biology 07/2019</w:t>
       </w:r>
     </w:p>
     <w:p>
@@ -6488,12 +6928,13 @@
           <w:rFonts w:ascii="Times New Roman" w:hAnsi="Times New Roman" w:cs="Times New Roman"/>
           <w:color w:val="000000" w:themeColor="text1"/>
         </w:rPr>
-        <w:t xml:space="preserve">McCulloch M.M, </w:t>
+        <w:t xml:space="preserve">Kisling KD, Ger RB, Netherton TJ, Cardenas CE, Owens CA, </w:t>
       </w:r>
       <w:r>
         <w:rPr>
           <w:rFonts w:ascii="Times New Roman" w:hAnsi="Times New Roman" w:cs="Times New Roman"/>
           <w:b/>
+          <w:bCs/>
           <w:color w:val="000000" w:themeColor="text1"/>
         </w:rPr>
         <w:t>Anderson B.M</w:t>
@@ -6503,69 +6944,7 @@
           <w:rFonts w:ascii="Times New Roman" w:hAnsi="Times New Roman" w:cs="Times New Roman"/>
           <w:color w:val="000000" w:themeColor="text1"/>
         </w:rPr>
-        <w:t xml:space="preserve">, </w:t>
-      </w:r>
-      <w:r>
-        <w:rPr>
-          <w:rFonts w:ascii="Times New Roman" w:hAnsi="Times New Roman" w:cs="Times New Roman"/>
-          <w:color w:val="000000" w:themeColor="text1"/>
-        </w:rPr>
-        <w:t xml:space="preserve">Mohamed A., Volpe S., </w:t>
-      </w:r>
-      <w:proofErr w:type="spellStart"/>
-      <w:r>
-        <w:rPr>
-          <w:rFonts w:ascii="Times New Roman" w:hAnsi="Times New Roman" w:cs="Times New Roman"/>
-          <w:color w:val="000000" w:themeColor="text1"/>
-        </w:rPr>
-        <w:t>Elhalawani</w:t>
-      </w:r>
-      <w:proofErr w:type="spellEnd"/>
-      <w:r>
-        <w:rPr>
-          <w:rFonts w:ascii="Times New Roman" w:hAnsi="Times New Roman" w:cs="Times New Roman"/>
-          <w:color w:val="000000" w:themeColor="text1"/>
-        </w:rPr>
-        <w:t xml:space="preserve"> H., </w:t>
-      </w:r>
-      <w:proofErr w:type="spellStart"/>
-      <w:r>
-        <w:rPr>
-          <w:rFonts w:ascii="Times New Roman" w:hAnsi="Times New Roman" w:cs="Times New Roman"/>
-          <w:color w:val="000000" w:themeColor="text1"/>
-        </w:rPr>
-        <w:t>Cazoulat</w:t>
-      </w:r>
-      <w:proofErr w:type="spellEnd"/>
-      <w:r>
-        <w:rPr>
-          <w:rFonts w:ascii="Times New Roman" w:hAnsi="Times New Roman" w:cs="Times New Roman"/>
-          <w:color w:val="000000" w:themeColor="text1"/>
-        </w:rPr>
-        <w:t xml:space="preserve"> G., </w:t>
-      </w:r>
-      <w:proofErr w:type="spellStart"/>
-      <w:r>
-        <w:rPr>
-          <w:rFonts w:ascii="Times New Roman" w:hAnsi="Times New Roman" w:cs="Times New Roman"/>
-          <w:color w:val="000000" w:themeColor="text1"/>
-        </w:rPr>
-        <w:t>Bahig</w:t>
-      </w:r>
-      <w:proofErr w:type="spellEnd"/>
-      <w:r>
-        <w:rPr>
-          <w:rFonts w:ascii="Times New Roman" w:hAnsi="Times New Roman" w:cs="Times New Roman"/>
-          <w:color w:val="000000" w:themeColor="text1"/>
-        </w:rPr>
-        <w:t xml:space="preserve"> H., Fuller C., Brock KK</w:t>
-      </w:r>
-      <w:r>
-        <w:rPr>
-          <w:rFonts w:ascii="Times New Roman" w:hAnsi="Times New Roman" w:cs="Times New Roman"/>
-          <w:color w:val="000000" w:themeColor="text1"/>
-        </w:rPr>
-        <w:t xml:space="preserve"> </w:t>
+        <w:t xml:space="preserve">, Lee J, Rhee DJ, Edward SS, Gay SS, He Y, David SD, Yang J, Nitsch PL, Balter PA, Urbauer DL, Peterson CB, Court LE, Dube S </w:t>
       </w:r>
       <w:r>
         <w:rPr>
@@ -6573,22 +6952,14 @@
           <w:i/>
           <w:color w:val="000000" w:themeColor="text1"/>
         </w:rPr>
-        <w:t>Deformable Image Registration for Modeling Neck Flexion i</w:t>
-      </w:r>
-      <w:r>
-        <w:rPr>
-          <w:rFonts w:ascii="Times New Roman" w:hAnsi="Times New Roman" w:cs="Times New Roman"/>
-          <w:i/>
-          <w:color w:val="000000" w:themeColor="text1"/>
-        </w:rPr>
-        <w:t>n Head and Neck Cancer Patients.</w:t>
-      </w:r>
-      <w:r>
-        <w:rPr>
-          <w:rFonts w:ascii="Times New Roman" w:hAnsi="Times New Roman" w:cs="Times New Roman"/>
-          <w:color w:val="000000" w:themeColor="text1"/>
-        </w:rPr>
-        <w:t xml:space="preserve"> Physics in Medicine and Biology 09/2019</w:t>
+        <w:t xml:space="preserve">“A snapshot of medical physics practice patterns,” </w:t>
+      </w:r>
+      <w:r>
+        <w:rPr>
+          <w:rFonts w:ascii="Times New Roman" w:hAnsi="Times New Roman" w:cs="Times New Roman"/>
+          <w:color w:val="000000" w:themeColor="text1"/>
+        </w:rPr>
+        <w:t>J. Appl. Clin. Med. Phys., vol. 19, (11/2018)</w:t>
       </w:r>
     </w:p>
     <w:p>
@@ -6603,15 +6974,14 @@
         <w:spacing w:after="60"/>
         <w:rPr>
           <w:rFonts w:ascii="Times New Roman" w:hAnsi="Times New Roman" w:cs="Times New Roman"/>
-          <w:color w:val="000000" w:themeColor="text1"/>
-        </w:rPr>
-      </w:pPr>
-      <w:r>
-        <w:rPr>
-          <w:rFonts w:ascii="Times New Roman" w:hAnsi="Times New Roman" w:cs="Times New Roman"/>
-          <w:color w:val="000000" w:themeColor="text1"/>
-        </w:rPr>
-        <w:t xml:space="preserve">Ger R.B, Cardenas E.C, </w:t>
+        </w:rPr>
+      </w:pPr>
+      <w:r>
+        <w:rPr>
+          <w:rFonts w:ascii="Times New Roman" w:hAnsi="Times New Roman" w:cs="Times New Roman"/>
+          <w:color w:val="000000" w:themeColor="text1"/>
+        </w:rPr>
+        <w:t xml:space="preserve">Cardenas, E.C, </w:t>
       </w:r>
       <w:r>
         <w:rPr>
@@ -6628,12 +6998,53 @@
         </w:rPr>
         <w:t xml:space="preserve">, </w:t>
       </w:r>
-      <w:r>
-        <w:rPr>
-          <w:rFonts w:ascii="Times New Roman" w:hAnsi="Times New Roman" w:cs="Times New Roman"/>
-          <w:color w:val="000000" w:themeColor="text1"/>
-        </w:rPr>
-        <w:t>Yang J, Mackin DS, Zhang L, Court LE</w:t>
+      <w:proofErr w:type="spellStart"/>
+      <w:r>
+        <w:rPr>
+          <w:rFonts w:ascii="Times New Roman" w:hAnsi="Times New Roman" w:cs="Times New Roman"/>
+          <w:color w:val="000000" w:themeColor="text1"/>
+        </w:rPr>
+        <w:t>Aristophanous</w:t>
+      </w:r>
+      <w:proofErr w:type="spellEnd"/>
+      <w:r>
+        <w:rPr>
+          <w:rFonts w:ascii="Times New Roman" w:hAnsi="Times New Roman" w:cs="Times New Roman"/>
+          <w:color w:val="000000" w:themeColor="text1"/>
+        </w:rPr>
+        <w:t xml:space="preserve"> M, Yang J, Rhee DJ, McCarroll RE, Mohamed ASR, Kamal M, </w:t>
+      </w:r>
+      <w:proofErr w:type="spellStart"/>
+      <w:r>
+        <w:rPr>
+          <w:rFonts w:ascii="Times New Roman" w:hAnsi="Times New Roman" w:cs="Times New Roman"/>
+          <w:color w:val="000000" w:themeColor="text1"/>
+        </w:rPr>
+        <w:t>Elgohari</w:t>
+      </w:r>
+      <w:proofErr w:type="spellEnd"/>
+      <w:r>
+        <w:rPr>
+          <w:rFonts w:ascii="Times New Roman" w:hAnsi="Times New Roman" w:cs="Times New Roman"/>
+          <w:color w:val="000000" w:themeColor="text1"/>
+        </w:rPr>
+        <w:t xml:space="preserve"> BA, </w:t>
+      </w:r>
+      <w:proofErr w:type="spellStart"/>
+      <w:r>
+        <w:rPr>
+          <w:rFonts w:ascii="Times New Roman" w:hAnsi="Times New Roman" w:cs="Times New Roman"/>
+          <w:color w:val="000000" w:themeColor="text1"/>
+        </w:rPr>
+        <w:t>Elhalawani</w:t>
+      </w:r>
+      <w:proofErr w:type="spellEnd"/>
+      <w:r>
+        <w:rPr>
+          <w:rFonts w:ascii="Times New Roman" w:hAnsi="Times New Roman" w:cs="Times New Roman"/>
+          <w:color w:val="000000" w:themeColor="text1"/>
+        </w:rPr>
+        <w:t xml:space="preserve"> HM, Fuller CD, Rao A, Garden AS, Court LE</w:t>
       </w:r>
       <w:r>
         <w:rPr>
@@ -6646,31 +7057,20 @@
         <w:rPr>
           <w:rFonts w:ascii="Times New Roman" w:hAnsi="Times New Roman" w:cs="Times New Roman"/>
           <w:i/>
-          <w:color w:val="000000" w:themeColor="text1"/>
-        </w:rPr>
-        <w:t>Guidelines and Experience Using Imaging Biomarker Explorer (IBEX) for Radiomics</w:t>
-      </w:r>
-      <w:r>
-        <w:rPr>
-          <w:rFonts w:ascii="Times New Roman" w:hAnsi="Times New Roman" w:cs="Times New Roman"/>
-          <w:i/>
-          <w:color w:val="000000" w:themeColor="text1"/>
-        </w:rPr>
-        <w:t xml:space="preserve">. </w:t>
-      </w:r>
-      <w:r>
-        <w:rPr>
-          <w:rFonts w:ascii="Times New Roman" w:hAnsi="Times New Roman" w:cs="Times New Roman"/>
-          <w:color w:val="000000" w:themeColor="text1"/>
-        </w:rPr>
-        <w:t xml:space="preserve">Journal of Visualized Experiments </w:t>
-      </w:r>
-      <w:r>
-        <w:rPr>
-          <w:rFonts w:ascii="Times New Roman" w:hAnsi="Times New Roman" w:cs="Times New Roman"/>
-          <w:color w:val="000000" w:themeColor="text1"/>
-        </w:rPr>
-        <w:t>01/2018</w:t>
+        </w:rPr>
+        <w:t xml:space="preserve">Auto-delineation of Oropharyngeal Clinical Target Volumes Using Three-Dimensional Convolutional Neural Networks </w:t>
+      </w:r>
+      <w:r>
+        <w:rPr>
+          <w:rFonts w:ascii="Times New Roman" w:hAnsi="Times New Roman" w:cs="Times New Roman"/>
+        </w:rPr>
+        <w:t xml:space="preserve">Physics in Medicine and Biology </w:t>
+      </w:r>
+      <w:r>
+        <w:rPr>
+          <w:rFonts w:ascii="Times New Roman" w:hAnsi="Times New Roman" w:cs="Times New Roman"/>
+        </w:rPr>
+        <w:t>10/2018</w:t>
       </w:r>
     </w:p>
     <w:p>
@@ -6691,82 +7091,82 @@
       <w:r>
         <w:rPr>
           <w:rFonts w:ascii="Times New Roman" w:hAnsi="Times New Roman" w:cs="Times New Roman"/>
-          <w:color w:val="000000" w:themeColor="text1"/>
-        </w:rPr>
-        <w:t xml:space="preserve">Court, L. E., Kisling, K., McCarroll, R., Zhang, L., Yang, J., Simonds, H., du Toit, M., Trauernicht, C., Burger, H., Parkes, J., Mejia, M., </w:t>
+          <w:b/>
+          <w:color w:val="000000" w:themeColor="text1"/>
+        </w:rPr>
+        <w:t xml:space="preserve">Anderson B.M, </w:t>
+      </w:r>
+      <w:r>
+        <w:rPr>
+          <w:rFonts w:ascii="Times New Roman" w:hAnsi="Times New Roman" w:cs="Times New Roman"/>
+          <w:bCs/>
+          <w:color w:val="000000" w:themeColor="text1"/>
+        </w:rPr>
+        <w:t xml:space="preserve">Lin E., </w:t>
       </w:r>
       <w:proofErr w:type="spellStart"/>
       <w:r>
         <w:rPr>
           <w:rFonts w:ascii="Times New Roman" w:hAnsi="Times New Roman" w:cs="Times New Roman"/>
-          <w:color w:val="000000" w:themeColor="text1"/>
-        </w:rPr>
-        <w:t>Bojador</w:t>
+          <w:bCs/>
+          <w:color w:val="000000" w:themeColor="text1"/>
+        </w:rPr>
+        <w:t>Cazoulat</w:t>
       </w:r>
       <w:proofErr w:type="spellEnd"/>
       <w:r>
         <w:rPr>
           <w:rFonts w:ascii="Times New Roman" w:hAnsi="Times New Roman" w:cs="Times New Roman"/>
-          <w:color w:val="000000" w:themeColor="text1"/>
-        </w:rPr>
-        <w:t xml:space="preserve">, M., Balter, P., Branco, D., Steinmann, A., Baltz, G., Gay, S., </w:t>
-      </w:r>
-      <w:r>
-        <w:rPr>
-          <w:rFonts w:ascii="Times New Roman" w:hAnsi="Times New Roman" w:cs="Times New Roman"/>
-          <w:b/>
           <w:bCs/>
           <w:color w:val="000000" w:themeColor="text1"/>
         </w:rPr>
-        <w:t>Anderson, B.</w:t>
-      </w:r>
-      <w:r>
-        <w:rPr>
-          <w:rFonts w:ascii="Times New Roman" w:hAnsi="Times New Roman" w:cs="Times New Roman"/>
-          <w:b/>
+        <w:t xml:space="preserve"> G., Gupta S., </w:t>
+      </w:r>
+      <w:proofErr w:type="spellStart"/>
+      <w:r>
+        <w:rPr>
+          <w:rFonts w:ascii="Times New Roman" w:hAnsi="Times New Roman" w:cs="Times New Roman"/>
           <w:bCs/>
           <w:color w:val="000000" w:themeColor="text1"/>
         </w:rPr>
-        <w:t>M</w:t>
-      </w:r>
-      <w:r>
-        <w:rPr>
-          <w:rFonts w:ascii="Times New Roman" w:hAnsi="Times New Roman" w:cs="Times New Roman"/>
-          <w:color w:val="000000" w:themeColor="text1"/>
-        </w:rPr>
-        <w:t xml:space="preserve">, Cardenas, C., </w:t>
-      </w:r>
-      <w:proofErr w:type="spellStart"/>
-      <w:r>
-        <w:rPr>
-          <w:rFonts w:ascii="Times New Roman" w:hAnsi="Times New Roman" w:cs="Times New Roman"/>
-          <w:color w:val="000000" w:themeColor="text1"/>
-        </w:rPr>
-        <w:t>Jhingran</w:t>
+        <w:t>Odisio</w:t>
       </w:r>
       <w:proofErr w:type="spellEnd"/>
       <w:r>
         <w:rPr>
           <w:rFonts w:ascii="Times New Roman" w:hAnsi="Times New Roman" w:cs="Times New Roman"/>
-          <w:color w:val="000000" w:themeColor="text1"/>
-        </w:rPr>
-        <w:t xml:space="preserve">, A., </w:t>
-      </w:r>
-      <w:proofErr w:type="spellStart"/>
-      <w:r>
-        <w:rPr>
-          <w:rFonts w:ascii="Times New Roman" w:hAnsi="Times New Roman" w:cs="Times New Roman"/>
-          <w:color w:val="000000" w:themeColor="text1"/>
-        </w:rPr>
-        <w:t>Shaitelman</w:t>
-      </w:r>
-      <w:proofErr w:type="spellEnd"/>
-      <w:r>
-        <w:rPr>
-          <w:rFonts w:ascii="Times New Roman" w:hAnsi="Times New Roman" w:cs="Times New Roman"/>
-          <w:color w:val="000000" w:themeColor="text1"/>
-        </w:rPr>
-        <w:t xml:space="preserve">, S., Bogler, O., Schmeller, K., Followill, D., Howell, R., Nelson, C., Peterson, C., Beadle, B </w:t>
+          <w:bCs/>
+          <w:color w:val="000000" w:themeColor="text1"/>
+        </w:rPr>
+        <w:t xml:space="preserve"> B., </w:t>
+      </w:r>
+      <w:r>
+        <w:rPr>
+          <w:rFonts w:ascii="Times New Roman" w:hAnsi="Times New Roman" w:cs="Times New Roman"/>
+          <w:color w:val="000000" w:themeColor="text1"/>
+        </w:rPr>
+        <w:t>Brock</w:t>
+      </w:r>
+      <w:r>
+        <w:rPr>
+          <w:rFonts w:ascii="Times New Roman" w:hAnsi="Times New Roman" w:cs="Times New Roman"/>
+          <w:color w:val="000000" w:themeColor="text1"/>
+        </w:rPr>
+        <w:t xml:space="preserve"> </w:t>
+      </w:r>
+      <w:r>
+        <w:rPr>
+          <w:rFonts w:ascii="Times New Roman" w:hAnsi="Times New Roman" w:cs="Times New Roman"/>
+          <w:color w:val="000000" w:themeColor="text1"/>
+        </w:rPr>
+        <w:t>K</w:t>
+      </w:r>
+      <w:r>
+        <w:rPr>
+          <w:rFonts w:ascii="Times New Roman" w:hAnsi="Times New Roman" w:cs="Times New Roman"/>
+          <w:color w:val="000000" w:themeColor="text1"/>
+        </w:rPr>
+        <w:t xml:space="preserve">K. </w:t>
       </w:r>
       <w:r>
         <w:rPr>
@@ -6774,14 +7174,29 @@
           <w:i/>
           <w:color w:val="000000" w:themeColor="text1"/>
         </w:rPr>
-        <w:t>Radiation Planning Assistant – A streamlined, fully automated radiotherapy treatment planning system</w:t>
-      </w:r>
-      <w:r>
-        <w:rPr>
-          <w:rFonts w:ascii="Times New Roman" w:hAnsi="Times New Roman" w:cs="Times New Roman"/>
-          <w:color w:val="000000" w:themeColor="text1"/>
-        </w:rPr>
-        <w:t>. Journal of Visualized Experiments. 12/2017</w:t>
+        <w:t>Improvement of liver ablation treatment for colorectal liver metastases</w:t>
+      </w:r>
+      <w:r>
+        <w:rPr>
+          <w:rFonts w:ascii="Times New Roman" w:hAnsi="Times New Roman" w:cs="Times New Roman"/>
+          <w:color w:val="000000" w:themeColor="text1"/>
+        </w:rPr>
+        <w:t xml:space="preserve">. </w:t>
+      </w:r>
+      <w:r>
+        <w:rPr>
+          <w:rFonts w:ascii="Times New Roman" w:hAnsi="Times New Roman" w:cs="Times New Roman"/>
+          <w:iCs/>
+          <w:color w:val="000000" w:themeColor="text1"/>
+        </w:rPr>
+        <w:t>Medical Imaging 2018: Image-Guided Procedures, Robotic Interventions, and Modeling</w:t>
+      </w:r>
+      <w:r>
+        <w:rPr>
+          <w:rFonts w:ascii="Times New Roman" w:hAnsi="Times New Roman" w:cs="Times New Roman"/>
+          <w:color w:val="000000" w:themeColor="text1"/>
+        </w:rPr>
+        <w:t>, 2018, p. 74.</w:t>
       </w:r>
     </w:p>
     <w:p>
@@ -6803,8 +7218,325 @@
         <w:rPr>
           <w:rFonts w:ascii="Times New Roman" w:hAnsi="Times New Roman" w:cs="Times New Roman"/>
           <w:color w:val="000000" w:themeColor="text1"/>
+        </w:rPr>
+        <w:t xml:space="preserve">McCulloch M.M, </w:t>
+      </w:r>
+      <w:r>
+        <w:rPr>
+          <w:rFonts w:ascii="Times New Roman" w:hAnsi="Times New Roman" w:cs="Times New Roman"/>
+          <w:b/>
+          <w:color w:val="000000" w:themeColor="text1"/>
+        </w:rPr>
+        <w:t>Anderson B.M</w:t>
+      </w:r>
+      <w:r>
+        <w:rPr>
+          <w:rFonts w:ascii="Times New Roman" w:hAnsi="Times New Roman" w:cs="Times New Roman"/>
+          <w:color w:val="000000" w:themeColor="text1"/>
+        </w:rPr>
+        <w:t xml:space="preserve">, </w:t>
+      </w:r>
+      <w:r>
+        <w:rPr>
+          <w:rFonts w:ascii="Times New Roman" w:hAnsi="Times New Roman" w:cs="Times New Roman"/>
+          <w:color w:val="000000" w:themeColor="text1"/>
+        </w:rPr>
+        <w:t xml:space="preserve">Mohamed A., Volpe S., </w:t>
+      </w:r>
+      <w:proofErr w:type="spellStart"/>
+      <w:r>
+        <w:rPr>
+          <w:rFonts w:ascii="Times New Roman" w:hAnsi="Times New Roman" w:cs="Times New Roman"/>
+          <w:color w:val="000000" w:themeColor="text1"/>
+        </w:rPr>
+        <w:t>Elhalawani</w:t>
+      </w:r>
+      <w:proofErr w:type="spellEnd"/>
+      <w:r>
+        <w:rPr>
+          <w:rFonts w:ascii="Times New Roman" w:hAnsi="Times New Roman" w:cs="Times New Roman"/>
+          <w:color w:val="000000" w:themeColor="text1"/>
+        </w:rPr>
+        <w:t xml:space="preserve"> H., </w:t>
+      </w:r>
+      <w:proofErr w:type="spellStart"/>
+      <w:r>
+        <w:rPr>
+          <w:rFonts w:ascii="Times New Roman" w:hAnsi="Times New Roman" w:cs="Times New Roman"/>
+          <w:color w:val="000000" w:themeColor="text1"/>
+        </w:rPr>
+        <w:t>Cazoulat</w:t>
+      </w:r>
+      <w:proofErr w:type="spellEnd"/>
+      <w:r>
+        <w:rPr>
+          <w:rFonts w:ascii="Times New Roman" w:hAnsi="Times New Roman" w:cs="Times New Roman"/>
+          <w:color w:val="000000" w:themeColor="text1"/>
+        </w:rPr>
+        <w:t xml:space="preserve"> G., </w:t>
+      </w:r>
+      <w:proofErr w:type="spellStart"/>
+      <w:r>
+        <w:rPr>
+          <w:rFonts w:ascii="Times New Roman" w:hAnsi="Times New Roman" w:cs="Times New Roman"/>
+          <w:color w:val="000000" w:themeColor="text1"/>
+        </w:rPr>
+        <w:t>Bahig</w:t>
+      </w:r>
+      <w:proofErr w:type="spellEnd"/>
+      <w:r>
+        <w:rPr>
+          <w:rFonts w:ascii="Times New Roman" w:hAnsi="Times New Roman" w:cs="Times New Roman"/>
+          <w:color w:val="000000" w:themeColor="text1"/>
+        </w:rPr>
+        <w:t xml:space="preserve"> H., Fuller C., Brock KK</w:t>
+      </w:r>
+      <w:r>
+        <w:rPr>
+          <w:rFonts w:ascii="Times New Roman" w:hAnsi="Times New Roman" w:cs="Times New Roman"/>
+          <w:color w:val="000000" w:themeColor="text1"/>
+        </w:rPr>
+        <w:t xml:space="preserve"> </w:t>
+      </w:r>
+      <w:r>
+        <w:rPr>
+          <w:rFonts w:ascii="Times New Roman" w:hAnsi="Times New Roman" w:cs="Times New Roman"/>
+          <w:i/>
+          <w:color w:val="000000" w:themeColor="text1"/>
+        </w:rPr>
+        <w:t>Deformable Image Registration for Modeling Neck Flexion i</w:t>
+      </w:r>
+      <w:r>
+        <w:rPr>
+          <w:rFonts w:ascii="Times New Roman" w:hAnsi="Times New Roman" w:cs="Times New Roman"/>
+          <w:i/>
+          <w:color w:val="000000" w:themeColor="text1"/>
+        </w:rPr>
+        <w:t>n Head and Neck Cancer Patients.</w:t>
+      </w:r>
+      <w:r>
+        <w:rPr>
+          <w:rFonts w:ascii="Times New Roman" w:hAnsi="Times New Roman" w:cs="Times New Roman"/>
+          <w:color w:val="000000" w:themeColor="text1"/>
+        </w:rPr>
+        <w:t xml:space="preserve"> Physics in Medicine and Biology 09/2019</w:t>
+      </w:r>
+    </w:p>
+    <w:p>
+      <w:pPr>
+        <w:pStyle w:val="ListParagraph"/>
+        <w:keepNext/>
+        <w:keepLines/>
+        <w:numPr>
+          <w:ilvl w:val="0"/>
+          <w:numId w:val="8"/>
+        </w:numPr>
+        <w:spacing w:after="60"/>
+        <w:rPr>
+          <w:rFonts w:ascii="Times New Roman" w:hAnsi="Times New Roman" w:cs="Times New Roman"/>
+          <w:color w:val="000000" w:themeColor="text1"/>
+        </w:rPr>
+      </w:pPr>
+      <w:r>
+        <w:rPr>
+          <w:rFonts w:ascii="Times New Roman" w:hAnsi="Times New Roman" w:cs="Times New Roman"/>
+          <w:color w:val="000000" w:themeColor="text1"/>
+        </w:rPr>
+        <w:t xml:space="preserve">Ger R.B, Cardenas E.C, </w:t>
+      </w:r>
+      <w:r>
+        <w:rPr>
+          <w:rFonts w:ascii="Times New Roman" w:hAnsi="Times New Roman" w:cs="Times New Roman"/>
+          <w:b/>
+          <w:color w:val="000000" w:themeColor="text1"/>
+        </w:rPr>
+        <w:t>Anderson B.M</w:t>
+      </w:r>
+      <w:r>
+        <w:rPr>
+          <w:rFonts w:ascii="Times New Roman" w:hAnsi="Times New Roman" w:cs="Times New Roman"/>
+          <w:color w:val="000000" w:themeColor="text1"/>
+        </w:rPr>
+        <w:t xml:space="preserve">, </w:t>
+      </w:r>
+      <w:r>
+        <w:rPr>
+          <w:rFonts w:ascii="Times New Roman" w:hAnsi="Times New Roman" w:cs="Times New Roman"/>
+          <w:color w:val="000000" w:themeColor="text1"/>
+        </w:rPr>
+        <w:t>Yang J, Mackin DS, Zhang L, Court LE</w:t>
+      </w:r>
+      <w:r>
+        <w:rPr>
+          <w:rFonts w:ascii="Times New Roman" w:hAnsi="Times New Roman" w:cs="Times New Roman"/>
+          <w:color w:val="000000" w:themeColor="text1"/>
+        </w:rPr>
+        <w:t xml:space="preserve"> </w:t>
+      </w:r>
+      <w:r>
+        <w:rPr>
+          <w:rFonts w:ascii="Times New Roman" w:hAnsi="Times New Roman" w:cs="Times New Roman"/>
+          <w:i/>
+          <w:color w:val="000000" w:themeColor="text1"/>
+        </w:rPr>
+        <w:t>Guidelines and Experience Using Imaging Biomarker Explorer (IBEX) for Radiomics</w:t>
+      </w:r>
+      <w:r>
+        <w:rPr>
+          <w:rFonts w:ascii="Times New Roman" w:hAnsi="Times New Roman" w:cs="Times New Roman"/>
+          <w:i/>
+          <w:color w:val="000000" w:themeColor="text1"/>
+        </w:rPr>
+        <w:t xml:space="preserve">. </w:t>
+      </w:r>
+      <w:r>
+        <w:rPr>
+          <w:rFonts w:ascii="Times New Roman" w:hAnsi="Times New Roman" w:cs="Times New Roman"/>
+          <w:color w:val="000000" w:themeColor="text1"/>
+        </w:rPr>
+        <w:t xml:space="preserve">Journal of Visualized Experiments </w:t>
+      </w:r>
+      <w:r>
+        <w:rPr>
+          <w:rFonts w:ascii="Times New Roman" w:hAnsi="Times New Roman" w:cs="Times New Roman"/>
+          <w:color w:val="000000" w:themeColor="text1"/>
+        </w:rPr>
+        <w:t>01/2018</w:t>
+      </w:r>
+    </w:p>
+    <w:p>
+      <w:pPr>
+        <w:pStyle w:val="ListParagraph"/>
+        <w:keepNext/>
+        <w:keepLines/>
+        <w:numPr>
+          <w:ilvl w:val="0"/>
+          <w:numId w:val="8"/>
+        </w:numPr>
+        <w:spacing w:after="60"/>
+        <w:rPr>
+          <w:rFonts w:ascii="Times New Roman" w:hAnsi="Times New Roman" w:cs="Times New Roman"/>
+          <w:color w:val="000000" w:themeColor="text1"/>
+        </w:rPr>
+      </w:pPr>
+      <w:r>
+        <w:rPr>
+          <w:rFonts w:ascii="Times New Roman" w:hAnsi="Times New Roman" w:cs="Times New Roman"/>
+          <w:color w:val="000000" w:themeColor="text1"/>
+        </w:rPr>
+        <w:t xml:space="preserve">Court, L. E., Kisling, K., McCarroll, R., Zhang, L., Yang, J., Simonds, H., du Toit, M., Trauernicht, C., Burger, H., Parkes, J., Mejia, M., </w:t>
+      </w:r>
+      <w:proofErr w:type="spellStart"/>
+      <w:r>
+        <w:rPr>
+          <w:rFonts w:ascii="Times New Roman" w:hAnsi="Times New Roman" w:cs="Times New Roman"/>
+          <w:color w:val="000000" w:themeColor="text1"/>
+        </w:rPr>
+        <w:t>Bojador</w:t>
+      </w:r>
+      <w:proofErr w:type="spellEnd"/>
+      <w:r>
+        <w:rPr>
+          <w:rFonts w:ascii="Times New Roman" w:hAnsi="Times New Roman" w:cs="Times New Roman"/>
+          <w:color w:val="000000" w:themeColor="text1"/>
+        </w:rPr>
+        <w:t xml:space="preserve">, M., Balter, P., Branco, D., Steinmann, A., Baltz, G., Gay, S., </w:t>
+      </w:r>
+      <w:r>
+        <w:rPr>
+          <w:rFonts w:ascii="Times New Roman" w:hAnsi="Times New Roman" w:cs="Times New Roman"/>
+          <w:b/>
+          <w:bCs/>
+          <w:color w:val="000000" w:themeColor="text1"/>
+        </w:rPr>
+        <w:t>Anderson, B.</w:t>
+      </w:r>
+      <w:r>
+        <w:rPr>
+          <w:rFonts w:ascii="Times New Roman" w:hAnsi="Times New Roman" w:cs="Times New Roman"/>
+          <w:b/>
+          <w:bCs/>
+          <w:color w:val="000000" w:themeColor="text1"/>
+        </w:rPr>
+        <w:t>M</w:t>
+      </w:r>
+      <w:r>
+        <w:rPr>
+          <w:rFonts w:ascii="Times New Roman" w:hAnsi="Times New Roman" w:cs="Times New Roman"/>
+          <w:color w:val="000000" w:themeColor="text1"/>
+        </w:rPr>
+        <w:t xml:space="preserve">, Cardenas, C., </w:t>
+      </w:r>
+      <w:proofErr w:type="spellStart"/>
+      <w:r>
+        <w:rPr>
+          <w:rFonts w:ascii="Times New Roman" w:hAnsi="Times New Roman" w:cs="Times New Roman"/>
+          <w:color w:val="000000" w:themeColor="text1"/>
+        </w:rPr>
+        <w:t>Jhingran</w:t>
+      </w:r>
+      <w:proofErr w:type="spellEnd"/>
+      <w:r>
+        <w:rPr>
+          <w:rFonts w:ascii="Times New Roman" w:hAnsi="Times New Roman" w:cs="Times New Roman"/>
+          <w:color w:val="000000" w:themeColor="text1"/>
+        </w:rPr>
+        <w:t xml:space="preserve">, A., </w:t>
+      </w:r>
+      <w:proofErr w:type="spellStart"/>
+      <w:r>
+        <w:rPr>
+          <w:rFonts w:ascii="Times New Roman" w:hAnsi="Times New Roman" w:cs="Times New Roman"/>
+          <w:color w:val="000000" w:themeColor="text1"/>
+        </w:rPr>
+        <w:t>Shaitelman</w:t>
+      </w:r>
+      <w:proofErr w:type="spellEnd"/>
+      <w:r>
+        <w:rPr>
+          <w:rFonts w:ascii="Times New Roman" w:hAnsi="Times New Roman" w:cs="Times New Roman"/>
+          <w:color w:val="000000" w:themeColor="text1"/>
+        </w:rPr>
+        <w:t xml:space="preserve">, S., Bogler, O., Schmeller, K., Followill, D., Howell, R., Nelson, C., Peterson, C., Beadle, B </w:t>
+      </w:r>
+      <w:r>
+        <w:rPr>
+          <w:rFonts w:ascii="Times New Roman" w:hAnsi="Times New Roman" w:cs="Times New Roman"/>
+          <w:i/>
+          <w:color w:val="000000" w:themeColor="text1"/>
+        </w:rPr>
+        <w:t>Radiation Planning Assistant – A streamlined, fully automated radiotherapy treatment planning system</w:t>
+      </w:r>
+      <w:r>
+        <w:rPr>
+          <w:rFonts w:ascii="Times New Roman" w:hAnsi="Times New Roman" w:cs="Times New Roman"/>
+          <w:color w:val="000000" w:themeColor="text1"/>
+        </w:rPr>
+        <w:t>. Journal of Visualized Experiments. 12/2017</w:t>
+      </w:r>
+    </w:p>
+    <w:p>
+      <w:pPr>
+        <w:pStyle w:val="ListParagraph"/>
+        <w:keepNext/>
+        <w:keepLines/>
+        <w:numPr>
+          <w:ilvl w:val="0"/>
+          <w:numId w:val="8"/>
+        </w:numPr>
+        <w:spacing w:after="60"/>
+        <w:rPr>
+          <w:rFonts w:ascii="Times New Roman" w:hAnsi="Times New Roman" w:cs="Times New Roman"/>
+          <w:color w:val="000000" w:themeColor="text1"/>
+        </w:rPr>
+      </w:pPr>
+      <w:r>
+        <w:rPr>
+          <w:rFonts w:ascii="Times New Roman" w:hAnsi="Times New Roman" w:cs="Times New Roman"/>
+          <w:color w:val="000000" w:themeColor="text1"/>
           <w:shd w:val="clear" w:color="auto" w:fill="FFFFFF"/>
         </w:rPr>
+        <w:lastRenderedPageBreak/>
         <w:t xml:space="preserve">Rubinstein, A. E., Ingram, S. W., </w:t>
       </w:r>
       <w:r>
@@ -6915,6 +7647,17 @@
         </w:rPr>
         <w:t>04/2017</w:t>
       </w:r>
+    </w:p>
+    <w:p>
+      <w:pPr>
+        <w:keepNext/>
+        <w:keepLines/>
+        <w:spacing w:after="60"/>
+        <w:rPr>
+          <w:rFonts w:ascii="Times New Roman" w:hAnsi="Times New Roman" w:cs="Times New Roman"/>
+          <w:color w:val="000000" w:themeColor="text1"/>
+        </w:rPr>
+      </w:pPr>
     </w:p>
     <w:p>
       <w:pPr>
@@ -6961,9 +7704,8 @@
           <w:szCs w:val="24"/>
           <w:u w:val="single"/>
         </w:rPr>
-        <w:t xml:space="preserve">Presenting </w:t>
-      </w:r>
-      <w:proofErr w:type="gramStart"/>
+        <w:t>Presenting Author</w:t>
+      </w:r>
       <w:r>
         <w:rPr>
           <w:rFonts w:ascii="Times New Roman" w:hAnsi="Times New Roman" w:cs="Times New Roman"/>
@@ -6973,7 +7715,7 @@
           <w:szCs w:val="24"/>
           <w:u w:val="single"/>
         </w:rPr>
-        <w:t>Author</w:t>
+        <w:t>)</w:t>
       </w:r>
       <w:r>
         <w:rPr>
@@ -6984,30 +7726,7 @@
           <w:szCs w:val="24"/>
           <w:u w:val="single"/>
         </w:rPr>
-        <w:t>)</w:t>
-      </w:r>
-      <w:r>
-        <w:rPr>
-          <w:rFonts w:ascii="Times New Roman" w:hAnsi="Times New Roman" w:cs="Times New Roman"/>
-          <w:b/>
-          <w:color w:val="000000" w:themeColor="text1"/>
-          <w:sz w:val="24"/>
-          <w:szCs w:val="24"/>
-          <w:u w:val="single"/>
-        </w:rPr>
-        <w:t>_</w:t>
-      </w:r>
-      <w:proofErr w:type="gramEnd"/>
-      <w:r>
-        <w:rPr>
-          <w:rFonts w:ascii="Times New Roman" w:hAnsi="Times New Roman" w:cs="Times New Roman"/>
-          <w:b/>
-          <w:color w:val="000000" w:themeColor="text1"/>
-          <w:sz w:val="24"/>
-          <w:szCs w:val="24"/>
-          <w:u w:val="single"/>
-        </w:rPr>
-        <w:t>________________________________________________</w:t>
+        <w:t>_________________________________________________</w:t>
       </w:r>
     </w:p>
     <w:p>
@@ -7423,27 +8142,7 @@
           <w:color w:val="000000" w:themeColor="text1"/>
           <w:shd w:val="clear" w:color="auto" w:fill="FFFFFF"/>
         </w:rPr>
-        <w:t xml:space="preserve">Deep Learning for Rapid Deformable Image Registration of Liver </w:t>
-      </w:r>
-      <w:proofErr w:type="gramStart"/>
-      <w:r>
-        <w:rPr>
-          <w:rFonts w:ascii="Times New Roman" w:hAnsi="Times New Roman" w:cs="Times New Roman"/>
-          <w:i/>
-          <w:color w:val="000000" w:themeColor="text1"/>
-          <w:shd w:val="clear" w:color="auto" w:fill="FFFFFF"/>
-        </w:rPr>
-        <w:t>CT Scans</w:t>
-      </w:r>
-      <w:proofErr w:type="gramEnd"/>
-      <w:r>
-        <w:rPr>
-          <w:rFonts w:ascii="Times New Roman" w:hAnsi="Times New Roman" w:cs="Times New Roman"/>
-          <w:i/>
-          <w:color w:val="000000" w:themeColor="text1"/>
-          <w:shd w:val="clear" w:color="auto" w:fill="FFFFFF"/>
-        </w:rPr>
-        <w:t xml:space="preserve"> </w:t>
+        <w:t xml:space="preserve">Deep Learning for Rapid Deformable Image Registration of Liver CT Scans </w:t>
       </w:r>
       <w:r>
         <w:rPr>
@@ -8004,7 +8703,6 @@
           <w:color w:val="000000" w:themeColor="text1"/>
           <w:shd w:val="clear" w:color="auto" w:fill="FFFFFF"/>
         </w:rPr>
-        <w:lastRenderedPageBreak/>
         <w:t>Anderson, B. M.</w:t>
       </w:r>
       <w:r>
@@ -8065,6 +8763,18 @@
         </w:rPr>
         <w:t>.</w:t>
       </w:r>
+    </w:p>
+    <w:p>
+      <w:pPr>
+        <w:keepNext/>
+        <w:keepLines/>
+        <w:spacing w:after="120"/>
+        <w:rPr>
+          <w:rFonts w:ascii="Times New Roman" w:hAnsi="Times New Roman" w:cs="Times New Roman"/>
+          <w:color w:val="000000" w:themeColor="text1"/>
+          <w:shd w:val="clear" w:color="auto" w:fill="FFFFFF"/>
+        </w:rPr>
+      </w:pPr>
     </w:p>
     <w:p>
       <w:pPr>
@@ -8100,9 +8810,8 @@
           <w:szCs w:val="24"/>
           <w:u w:val="single"/>
         </w:rPr>
-        <w:t xml:space="preserve"> (Presenting </w:t>
-      </w:r>
-      <w:proofErr w:type="gramStart"/>
+        <w:t xml:space="preserve"> (Presenting Author)</w:t>
+      </w:r>
       <w:r>
         <w:rPr>
           <w:rFonts w:ascii="Times New Roman" w:hAnsi="Times New Roman" w:cs="Times New Roman"/>
@@ -8112,30 +8821,7 @@
           <w:szCs w:val="24"/>
           <w:u w:val="single"/>
         </w:rPr>
-        <w:t>Author)</w:t>
-      </w:r>
-      <w:r>
-        <w:rPr>
-          <w:rFonts w:ascii="Times New Roman" w:hAnsi="Times New Roman" w:cs="Times New Roman"/>
-          <w:b/>
-          <w:color w:val="000000" w:themeColor="text1"/>
-          <w:sz w:val="24"/>
-          <w:szCs w:val="24"/>
-          <w:u w:val="single"/>
-        </w:rPr>
-        <w:t>_</w:t>
-      </w:r>
-      <w:proofErr w:type="gramEnd"/>
-      <w:r>
-        <w:rPr>
-          <w:rFonts w:ascii="Times New Roman" w:hAnsi="Times New Roman" w:cs="Times New Roman"/>
-          <w:b/>
-          <w:color w:val="000000" w:themeColor="text1"/>
-          <w:sz w:val="24"/>
-          <w:szCs w:val="24"/>
-          <w:u w:val="single"/>
-        </w:rPr>
-        <w:t>________________________________________________</w:t>
+        <w:t>_________________________________________________</w:t>
       </w:r>
     </w:p>
     <w:p>
@@ -8523,6 +9209,7 @@
           <w:b/>
           <w:color w:val="000000" w:themeColor="text1"/>
         </w:rPr>
+        <w:lastRenderedPageBreak/>
         <w:t>Anderson B.M,</w:t>
       </w:r>
       <w:r>
@@ -8538,28 +9225,18 @@
           <w:i/>
           <w:color w:val="000000" w:themeColor="text1"/>
         </w:rPr>
-        <w:t xml:space="preserve">Setting up the pipeline of data to </w:t>
-      </w:r>
-      <w:proofErr w:type="gramStart"/>
+        <w:t>Setting up the pipeline of data to TensorFlow .</w:t>
+      </w:r>
+      <w:proofErr w:type="spellStart"/>
       <w:r>
         <w:rPr>
           <w:rFonts w:ascii="Times New Roman" w:hAnsi="Times New Roman" w:cs="Times New Roman"/>
           <w:i/>
           <w:color w:val="000000" w:themeColor="text1"/>
         </w:rPr>
-        <w:t>TensorFlow .</w:t>
-      </w:r>
-      <w:proofErr w:type="spellStart"/>
-      <w:r>
-        <w:rPr>
-          <w:rFonts w:ascii="Times New Roman" w:hAnsi="Times New Roman" w:cs="Times New Roman"/>
-          <w:i/>
-          <w:color w:val="000000" w:themeColor="text1"/>
-        </w:rPr>
         <w:t>tfrecords</w:t>
       </w:r>
       <w:proofErr w:type="spellEnd"/>
-      <w:proofErr w:type="gramEnd"/>
       <w:r>
         <w:rPr>
           <w:rFonts w:ascii="Times New Roman" w:hAnsi="Times New Roman" w:cs="Times New Roman"/>
@@ -8735,6 +9412,17 @@
         <w:spacing w:after="120"/>
         <w:rPr>
           <w:rFonts w:ascii="Times New Roman" w:hAnsi="Times New Roman" w:cs="Times New Roman"/>
+          <w:color w:val="000000" w:themeColor="text1"/>
+        </w:rPr>
+      </w:pPr>
+    </w:p>
+    <w:p>
+      <w:pPr>
+        <w:keepNext/>
+        <w:keepLines/>
+        <w:spacing w:after="120"/>
+        <w:rPr>
+          <w:rFonts w:ascii="Times New Roman" w:hAnsi="Times New Roman" w:cs="Times New Roman"/>
           <w:b/>
           <w:color w:val="000000" w:themeColor="text1"/>
           <w:sz w:val="24"/>
@@ -9065,17 +9753,8 @@
           <w:rFonts w:ascii="Times New Roman" w:eastAsia="Times New Roman" w:hAnsi="Times New Roman" w:cs="Times New Roman"/>
           <w:color w:val="000000" w:themeColor="text1"/>
         </w:rPr>
-        <w:t xml:space="preserve">, </w:t>
-      </w:r>
-      <w:proofErr w:type="spellStart"/>
-      <w:r>
-        <w:rPr>
-          <w:rFonts w:ascii="Times New Roman" w:eastAsia="Times New Roman" w:hAnsi="Times New Roman" w:cs="Times New Roman"/>
-          <w:color w:val="000000" w:themeColor="text1"/>
-        </w:rPr>
-        <w:t>Obaideen</w:t>
-      </w:r>
-      <w:proofErr w:type="spellEnd"/>
+        <w:t>, Obaideen</w:t>
+      </w:r>
       <w:r>
         <w:rPr>
           <w:rFonts w:ascii="Times New Roman" w:eastAsia="Times New Roman" w:hAnsi="Times New Roman" w:cs="Times New Roman"/>
@@ -9629,23 +10308,7 @@
           <w:rFonts w:ascii="Times New Roman" w:eastAsia="Times New Roman" w:hAnsi="Times New Roman" w:cs="Times New Roman"/>
           <w:color w:val="000000" w:themeColor="text1"/>
         </w:rPr>
-        <w:t xml:space="preserve"> D.</w:t>
-      </w:r>
-      <w:proofErr w:type="gramStart"/>
-      <w:r>
-        <w:rPr>
-          <w:rFonts w:ascii="Times New Roman" w:eastAsia="Times New Roman" w:hAnsi="Times New Roman" w:cs="Times New Roman"/>
-          <w:color w:val="000000" w:themeColor="text1"/>
-        </w:rPr>
-        <w:t>, ,Balter</w:t>
-      </w:r>
-      <w:proofErr w:type="gramEnd"/>
-      <w:r>
-        <w:rPr>
-          <w:rFonts w:ascii="Times New Roman" w:eastAsia="Times New Roman" w:hAnsi="Times New Roman" w:cs="Times New Roman"/>
-          <w:color w:val="000000" w:themeColor="text1"/>
-        </w:rPr>
-        <w:t xml:space="preserve"> P., Koay E., Brock KK.</w:t>
+        <w:t xml:space="preserve"> D., ,Balter P., Koay E., Brock KK.</w:t>
       </w:r>
       <w:r>
         <w:rPr>
@@ -9690,7 +10353,6 @@
           <w:rFonts w:ascii="Times New Roman" w:eastAsia="Times New Roman" w:hAnsi="Times New Roman" w:cs="Times New Roman"/>
           <w:color w:val="000000" w:themeColor="text1"/>
         </w:rPr>
-        <w:lastRenderedPageBreak/>
         <w:t xml:space="preserve">Reber, B., </w:t>
       </w:r>
       <w:r>
@@ -9728,25 +10390,7 @@
           <w:i/>
           <w:color w:val="000000" w:themeColor="text1"/>
         </w:rPr>
-        <w:t xml:space="preserve">Predicting Osteoradionecrosis </w:t>
-      </w:r>
-      <w:proofErr w:type="gramStart"/>
-      <w:r>
-        <w:rPr>
-          <w:rFonts w:ascii="Times New Roman" w:eastAsia="Times New Roman" w:hAnsi="Times New Roman" w:cs="Times New Roman"/>
-          <w:i/>
-          <w:color w:val="000000" w:themeColor="text1"/>
-        </w:rPr>
-        <w:t>From</w:t>
-      </w:r>
-      <w:proofErr w:type="gramEnd"/>
-      <w:r>
-        <w:rPr>
-          <w:rFonts w:ascii="Times New Roman" w:eastAsia="Times New Roman" w:hAnsi="Times New Roman" w:cs="Times New Roman"/>
-          <w:i/>
-          <w:color w:val="000000" w:themeColor="text1"/>
-        </w:rPr>
-        <w:t xml:space="preserve"> Head and Neck Radiotherapy Using a Residual convolutional Neural Network </w:t>
+        <w:t xml:space="preserve">Predicting Osteoradionecrosis From Head and Neck Radiotherapy Using a Residual convolutional Neural Network </w:t>
       </w:r>
       <w:r>
         <w:rPr>
@@ -9996,25 +10640,7 @@
           <w:color w:val="000000" w:themeColor="text1"/>
           <w:shd w:val="clear" w:color="auto" w:fill="FFFFFF"/>
         </w:rPr>
-        <w:t xml:space="preserve">, et. </w:t>
-      </w:r>
-      <w:proofErr w:type="gramStart"/>
-      <w:r>
-        <w:rPr>
-          <w:rFonts w:ascii="Times New Roman" w:hAnsi="Times New Roman"/>
-          <w:color w:val="000000" w:themeColor="text1"/>
-          <w:shd w:val="clear" w:color="auto" w:fill="FFFFFF"/>
-        </w:rPr>
-        <w:t>al</w:t>
-      </w:r>
-      <w:proofErr w:type="gramEnd"/>
-      <w:r>
-        <w:rPr>
-          <w:rFonts w:ascii="Times New Roman" w:hAnsi="Times New Roman"/>
-          <w:color w:val="000000" w:themeColor="text1"/>
-          <w:shd w:val="clear" w:color="auto" w:fill="FFFFFF"/>
-        </w:rPr>
-        <w:t xml:space="preserve"> </w:t>
+        <w:t xml:space="preserve">, et. al </w:t>
       </w:r>
       <w:r>
         <w:rPr>
@@ -10107,6 +10733,7 @@
           <w:rFonts w:ascii="Times New Roman" w:hAnsi="Times New Roman"/>
           <w:color w:val="000000" w:themeColor="text1"/>
         </w:rPr>
+        <w:lastRenderedPageBreak/>
         <w:t xml:space="preserve">Kisling K., </w:t>
       </w:r>
       <w:r>
@@ -10253,25 +10880,7 @@
           <w:i/>
           <w:color w:val="000000" w:themeColor="text1"/>
         </w:rPr>
-        <w:t xml:space="preserve">A Comparison of Deformable Registration Techniques for </w:t>
-      </w:r>
-      <w:proofErr w:type="gramStart"/>
-      <w:r>
-        <w:rPr>
-          <w:rFonts w:ascii="Times New Roman" w:hAnsi="Times New Roman"/>
-          <w:i/>
-          <w:color w:val="000000" w:themeColor="text1"/>
-        </w:rPr>
-        <w:t>Pre</w:t>
-      </w:r>
-      <w:proofErr w:type="gramEnd"/>
-      <w:r>
-        <w:rPr>
-          <w:rFonts w:ascii="Times New Roman" w:hAnsi="Times New Roman"/>
-          <w:i/>
-          <w:color w:val="000000" w:themeColor="text1"/>
-        </w:rPr>
-        <w:t xml:space="preserve"> and Post-Treatment Cholangiocarcinoma CT Images. </w:t>
+        <w:t xml:space="preserve">A Comparison of Deformable Registration Techniques for Pre and Post-Treatment Cholangiocarcinoma CT Images. </w:t>
       </w:r>
       <w:r>
         <w:rPr>
@@ -10375,6 +10984,17 @@
     </w:p>
     <w:p>
       <w:pPr>
+        <w:keepNext/>
+        <w:keepLines/>
+        <w:spacing w:after="120"/>
+        <w:rPr>
+          <w:rFonts w:ascii="Times New Roman" w:hAnsi="Times New Roman" w:cs="Times New Roman"/>
+          <w:color w:val="000000" w:themeColor="text1"/>
+        </w:rPr>
+      </w:pPr>
+    </w:p>
+    <w:p>
+      <w:pPr>
         <w:pStyle w:val="Heading1"/>
         <w:keepLines/>
         <w:spacing w:after="120"/>
@@ -10727,27 +11347,7 @@
           <w:sz w:val="6"/>
           <w:szCs w:val="6"/>
         </w:rPr>
-        <w:t xml:space="preserve"> Do </w:t>
-      </w:r>
-      <w:proofErr w:type="gramStart"/>
-      <w:r>
-        <w:rPr>
-          <w:rFonts w:ascii="Times New Roman" w:hAnsi="Times New Roman" w:cs="Times New Roman"/>
-          <w:color w:val="FFFFFF" w:themeColor="background1"/>
-          <w:sz w:val="6"/>
-          <w:szCs w:val="6"/>
-        </w:rPr>
-        <w:t>you</w:t>
-      </w:r>
-      <w:proofErr w:type="gramEnd"/>
-      <w:r>
-        <w:rPr>
-          <w:rFonts w:ascii="Times New Roman" w:hAnsi="Times New Roman" w:cs="Times New Roman"/>
-          <w:color w:val="FFFFFF" w:themeColor="background1"/>
-          <w:sz w:val="6"/>
-          <w:szCs w:val="6"/>
-        </w:rPr>
-        <w:t xml:space="preserve"> very best to justify this decision.</w:t>
+        <w:t xml:space="preserve"> Do you very best to justify this decision.</w:t>
       </w:r>
     </w:p>
     <w:sectPr>
@@ -10920,8 +11520,8 @@
   <w:abstractNum w:abstractNumId="1" w15:restartNumberingAfterBreak="0">
     <w:nsid w:val="0E0A3CB7"/>
     <w:multiLevelType w:val="hybridMultilevel"/>
-    <w:tmpl w:val="403822B2"/>
-    <w:lvl w:ilvl="0" w:tplc="FFFFFFFF">
+    <w:tmpl w:val="4D007732"/>
+    <w:lvl w:ilvl="0" w:tplc="34D2ED8C">
       <w:start w:val="1"/>
       <w:numFmt w:val="decimal"/>
       <w:lvlText w:val="%1."/>
@@ -10933,6 +11533,8 @@
         <w:rFonts w:hint="default"/>
         <w:b w:val="0"/>
         <w:bCs/>
+        <w:i w:val="0"/>
+        <w:iCs/>
       </w:rPr>
     </w:lvl>
     <w:lvl w:ilvl="1" w:tplc="FFFFFFFF" w:tentative="1">

--- a/Clincal_CV/BMAnderson CV.docx
+++ b/Clincal_CV/BMAnderson CV.docx
@@ -526,23 +526,7 @@
           <w:rFonts w:ascii="Times New Roman" w:hAnsi="Times New Roman" w:cs="Times New Roman"/>
           <w:color w:val="000000" w:themeColor="text1"/>
         </w:rPr>
-        <w:t xml:space="preserve"> for improving patient safety and </w:t>
-      </w:r>
-      <w:proofErr w:type="gramStart"/>
-      <w:r>
-        <w:rPr>
-          <w:rFonts w:ascii="Times New Roman" w:hAnsi="Times New Roman" w:cs="Times New Roman"/>
-          <w:color w:val="000000" w:themeColor="text1"/>
-        </w:rPr>
-        <w:t>plan</w:t>
-      </w:r>
-      <w:proofErr w:type="gramEnd"/>
-      <w:r>
-        <w:rPr>
-          <w:rFonts w:ascii="Times New Roman" w:hAnsi="Times New Roman" w:cs="Times New Roman"/>
-          <w:color w:val="000000" w:themeColor="text1"/>
-        </w:rPr>
-        <w:t xml:space="preserve"> quality in radiation oncology. Facilitating the implementation of </w:t>
+        <w:t xml:space="preserve"> for improving patient safety and plan quality in radiation oncology. Facilitating the implementation of </w:t>
       </w:r>
       <w:r>
         <w:rPr>
@@ -826,24 +810,94 @@
           <w:rFonts w:ascii="Times New Roman" w:hAnsi="Times New Roman" w:cs="Times New Roman"/>
           <w:color w:val="000000" w:themeColor="text1"/>
         </w:rPr>
-        <w:t xml:space="preserve">American Association of Physicists in Medicine (AAPM) Summer Undergraduate Fellowship Program: </w:t>
-      </w:r>
-      <w:proofErr w:type="gramStart"/>
-      <w:r>
-        <w:rPr>
-          <w:rFonts w:ascii="Times New Roman" w:hAnsi="Times New Roman" w:cs="Times New Roman"/>
-          <w:color w:val="000000" w:themeColor="text1"/>
-        </w:rPr>
-        <w:t>10 week</w:t>
-      </w:r>
-      <w:proofErr w:type="gramEnd"/>
-      <w:r>
-        <w:rPr>
-          <w:rFonts w:ascii="Times New Roman" w:hAnsi="Times New Roman" w:cs="Times New Roman"/>
-          <w:color w:val="000000" w:themeColor="text1"/>
-        </w:rPr>
-        <w:t xml:space="preserve"> program designed to gain experience in medical physics; work spent commissioning new Elekta linear accelerator in Eureka, CA (2014)</w:t>
-      </w:r>
+        <w:t>American Association of Physicists in Medicine (AAPM) Summer Undergraduate Fellowship Program: 10 week program designed to gain experience in medical physics; work spent commissioning new Elekta linear accelerator in Eureka, CA (2014)</w:t>
+      </w:r>
+    </w:p>
+    <w:p>
+      <w:pPr>
+        <w:pStyle w:val="Heading1"/>
+        <w:keepLines/>
+        <w:widowControl w:val="0"/>
+        <w:spacing w:after="120"/>
+        <w:rPr>
+          <w:rFonts w:cs="Times New Roman"/>
+          <w:color w:val="000000" w:themeColor="text1"/>
+        </w:rPr>
+      </w:pPr>
+      <w:r>
+        <w:rPr>
+          <w:rFonts w:cs="Times New Roman"/>
+          <w:color w:val="000000" w:themeColor="text1"/>
+        </w:rPr>
+        <w:t>major Contributions</w:t>
+      </w:r>
+    </w:p>
+    <w:p>
+      <w:pPr>
+        <w:keepNext/>
+        <w:keepLines/>
+        <w:spacing w:after="60" w:line="240" w:lineRule="auto"/>
+        <w:rPr>
+          <w:rFonts w:ascii="Times New Roman" w:hAnsi="Times New Roman" w:cs="Times New Roman"/>
+          <w:color w:val="000000" w:themeColor="text1"/>
+        </w:rPr>
+      </w:pPr>
+      <w:r>
+        <w:rPr>
+          <w:rFonts w:ascii="Times New Roman" w:hAnsi="Times New Roman" w:cs="Times New Roman"/>
+          <w:color w:val="000000" w:themeColor="text1"/>
+        </w:rPr>
+        <w:t xml:space="preserve">[fill in </w:t>
+      </w:r>
+      <w:proofErr w:type="spellStart"/>
+      <w:r>
+        <w:rPr>
+          <w:rFonts w:ascii="Times New Roman" w:hAnsi="Times New Roman" w:cs="Times New Roman"/>
+          <w:color w:val="000000" w:themeColor="text1"/>
+        </w:rPr>
+        <w:t>keras</w:t>
+      </w:r>
+      <w:proofErr w:type="spellEnd"/>
+      <w:r>
+        <w:rPr>
+          <w:rFonts w:ascii="Times New Roman" w:hAnsi="Times New Roman" w:cs="Times New Roman"/>
+          <w:color w:val="000000" w:themeColor="text1"/>
+        </w:rPr>
+        <w:t xml:space="preserve">, clinical trial] </w:t>
+      </w:r>
+      <w:r>
+        <w:rPr>
+          <w:rFonts w:ascii="Times New Roman" w:hAnsi="Times New Roman" w:cs="Times New Roman"/>
+          <w:color w:val="000000" w:themeColor="text1"/>
+        </w:rPr>
+        <w:t>University of North Carolina, Chapel Hill Research Retreat: 1</w:t>
+      </w:r>
+      <w:r>
+        <w:rPr>
+          <w:rFonts w:ascii="Times New Roman" w:hAnsi="Times New Roman" w:cs="Times New Roman"/>
+          <w:color w:val="000000" w:themeColor="text1"/>
+          <w:vertAlign w:val="superscript"/>
+        </w:rPr>
+        <w:t>st</w:t>
+      </w:r>
+      <w:r>
+        <w:rPr>
+          <w:rFonts w:ascii="Times New Roman" w:hAnsi="Times New Roman" w:cs="Times New Roman"/>
+          <w:color w:val="000000" w:themeColor="text1"/>
+        </w:rPr>
+        <w:t xml:space="preserve"> place poster in Physics/DHE Research</w:t>
+      </w:r>
+    </w:p>
+    <w:p>
+      <w:pPr>
+        <w:keepNext/>
+        <w:keepLines/>
+        <w:spacing w:after="60" w:line="240" w:lineRule="auto"/>
+        <w:rPr>
+          <w:rFonts w:ascii="Times New Roman" w:hAnsi="Times New Roman" w:cs="Times New Roman"/>
+          <w:color w:val="000000" w:themeColor="text1"/>
+        </w:rPr>
+      </w:pPr>
     </w:p>
     <w:p>
       <w:pPr>
@@ -1094,17 +1148,8 @@
           <w:rFonts w:ascii="Times New Roman" w:hAnsi="Times New Roman" w:cs="Times New Roman"/>
           <w:color w:val="000000" w:themeColor="text1"/>
         </w:rPr>
-        <w:t xml:space="preserve">True Beam: </w:t>
-      </w:r>
-      <w:proofErr w:type="gramStart"/>
-      <w:r>
-        <w:rPr>
-          <w:rFonts w:ascii="Times New Roman" w:hAnsi="Times New Roman" w:cs="Times New Roman"/>
-          <w:color w:val="000000" w:themeColor="text1"/>
-        </w:rPr>
-        <w:t>resident responsibility</w:t>
-      </w:r>
-      <w:proofErr w:type="gramEnd"/>
+        <w:t>True Beam: resident responsibility</w:t>
+      </w:r>
       <w:r>
         <w:rPr>
           <w:rFonts w:ascii="Times New Roman" w:hAnsi="Times New Roman" w:cs="Times New Roman"/>
@@ -1292,6 +1337,7 @@
           <w:rFonts w:ascii="Times New Roman" w:hAnsi="Times New Roman" w:cs="Times New Roman"/>
           <w:color w:val="000000" w:themeColor="text1"/>
         </w:rPr>
+        <w:lastRenderedPageBreak/>
         <w:t xml:space="preserve">Ad hoc </w:t>
       </w:r>
       <w:r>
@@ -1412,7 +1458,6 @@
           <w:color w:val="000000" w:themeColor="text1"/>
           <w:u w:val="single"/>
         </w:rPr>
-        <w:lastRenderedPageBreak/>
         <w:t>AAPM Task Group 263: Standardizing Nomenclatures in Radiation Oncology:</w:t>
       </w:r>
       <w:r>
@@ -1950,6 +1995,77 @@
           <w:color w:val="000000" w:themeColor="text1"/>
           <w:u w:val="single"/>
         </w:rPr>
+        <w:t>UCSD</w:t>
+      </w:r>
+      <w:r>
+        <w:rPr>
+          <w:rFonts w:ascii="Times New Roman" w:hAnsi="Times New Roman" w:cs="Times New Roman"/>
+          <w:color w:val="000000" w:themeColor="text1"/>
+          <w:u w:val="single"/>
+        </w:rPr>
+        <w:t xml:space="preserve">, </w:t>
+      </w:r>
+      <w:r>
+        <w:rPr>
+          <w:rFonts w:ascii="Times New Roman" w:hAnsi="Times New Roman" w:cs="Times New Roman"/>
+          <w:color w:val="000000" w:themeColor="text1"/>
+          <w:u w:val="single"/>
+        </w:rPr>
+        <w:t>Web Suite Notification System</w:t>
+      </w:r>
+      <w:r>
+        <w:rPr>
+          <w:rFonts w:ascii="Times New Roman" w:hAnsi="Times New Roman" w:cs="Times New Roman"/>
+          <w:color w:val="000000" w:themeColor="text1"/>
+          <w:u w:val="single"/>
+        </w:rPr>
+        <w:t>:</w:t>
+      </w:r>
+      <w:r>
+        <w:rPr>
+          <w:rFonts w:ascii="Times New Roman" w:hAnsi="Times New Roman" w:cs="Times New Roman"/>
+          <w:color w:val="000000" w:themeColor="text1"/>
+        </w:rPr>
+        <w:t xml:space="preserve"> De</w:t>
+      </w:r>
+      <w:r>
+        <w:rPr>
+          <w:rFonts w:ascii="Times New Roman" w:hAnsi="Times New Roman" w:cs="Times New Roman"/>
+          <w:color w:val="000000" w:themeColor="text1"/>
+        </w:rPr>
+        <w:t xml:space="preserve">veloped and deployed a monitoring system for </w:t>
+      </w:r>
+      <w:r>
+        <w:rPr>
+          <w:rFonts w:ascii="Times New Roman" w:hAnsi="Times New Roman" w:cs="Times New Roman"/>
+          <w:color w:val="000000" w:themeColor="text1"/>
+        </w:rPr>
+        <w:t xml:space="preserve">radiation oncology </w:t>
+      </w:r>
+      <w:r>
+        <w:rPr>
+          <w:rFonts w:ascii="Times New Roman" w:hAnsi="Times New Roman" w:cs="Times New Roman"/>
+          <w:color w:val="000000" w:themeColor="text1"/>
+        </w:rPr>
+        <w:t>patients. This will automatically notify dosimetrists, physicians, and clinical chiefs about patients falling behind schedule or missing essential care tasks.</w:t>
+      </w:r>
+    </w:p>
+    <w:p>
+      <w:pPr>
+        <w:keepNext/>
+        <w:keepLines/>
+        <w:spacing w:after="60" w:line="240" w:lineRule="auto"/>
+        <w:rPr>
+          <w:rFonts w:ascii="Times New Roman" w:hAnsi="Times New Roman" w:cs="Times New Roman"/>
+          <w:color w:val="000000" w:themeColor="text1"/>
+        </w:rPr>
+      </w:pPr>
+      <w:r>
+        <w:rPr>
+          <w:rFonts w:ascii="Times New Roman" w:hAnsi="Times New Roman" w:cs="Times New Roman"/>
+          <w:color w:val="000000" w:themeColor="text1"/>
+          <w:u w:val="single"/>
+        </w:rPr>
         <w:t>UNC, Brachytherapy Equipment tracking:</w:t>
       </w:r>
       <w:r>
@@ -2282,23 +2398,7 @@
           <w:rFonts w:ascii="Times New Roman" w:hAnsi="Times New Roman" w:cs="Times New Roman"/>
           <w:color w:val="000000" w:themeColor="text1"/>
         </w:rPr>
-        <w:t xml:space="preserve">: Inherent frames of reference </w:t>
-      </w:r>
-      <w:proofErr w:type="gramStart"/>
-      <w:r>
-        <w:rPr>
-          <w:rFonts w:ascii="Times New Roman" w:hAnsi="Times New Roman" w:cs="Times New Roman"/>
-          <w:color w:val="000000" w:themeColor="text1"/>
-        </w:rPr>
-        <w:t>are needed</w:t>
-      </w:r>
-      <w:proofErr w:type="gramEnd"/>
-      <w:r>
-        <w:rPr>
-          <w:rFonts w:ascii="Times New Roman" w:hAnsi="Times New Roman" w:cs="Times New Roman"/>
-          <w:color w:val="000000" w:themeColor="text1"/>
-        </w:rPr>
-        <w:t xml:space="preserve"> to be broken prior to registration of MR and CT images in the UCSD clinic. This tool automatically breaks the inherent registration among the MR images in an efficient manner</w:t>
+        <w:t>: Inherent frames of reference are needed to be broken prior to registration of MR and CT images in the UCSD clinic. This tool automatically breaks the inherent registration among the MR images in an efficient manner</w:t>
       </w:r>
       <w:r>
         <w:rPr>
@@ -2383,6 +2483,7 @@
           <w:rFonts w:ascii="Times New Roman" w:hAnsi="Times New Roman" w:cs="Times New Roman"/>
           <w:color w:val="000000" w:themeColor="text1"/>
         </w:rPr>
+        <w:lastRenderedPageBreak/>
         <w:t>University of North Carolina, Chapel Hill Research Retreat: 1</w:t>
       </w:r>
       <w:r>
@@ -2519,7 +2620,6 @@
           <w:rFonts w:ascii="Times New Roman" w:hAnsi="Times New Roman" w:cs="Times New Roman"/>
           <w:color w:val="000000" w:themeColor="text1"/>
         </w:rPr>
-        <w:lastRenderedPageBreak/>
         <w:t xml:space="preserve">MD Anderson, </w:t>
       </w:r>
       <w:r>
@@ -2556,15 +2656,7 @@
           <w:rFonts w:ascii="Times New Roman" w:hAnsi="Times New Roman" w:cs="Times New Roman"/>
           <w:color w:val="000000" w:themeColor="text1"/>
         </w:rPr>
-        <w:t xml:space="preserve"> </w:t>
-      </w:r>
-      <w:proofErr w:type="gramStart"/>
-      <w:r>
-        <w:rPr>
-          <w:rFonts w:ascii="Times New Roman" w:hAnsi="Times New Roman" w:cs="Times New Roman"/>
-          <w:color w:val="000000" w:themeColor="text1"/>
-        </w:rPr>
-        <w:t>place</w:t>
+        <w:t xml:space="preserve"> place</w:t>
       </w:r>
       <w:r>
         <w:rPr>
@@ -2578,15 +2670,7 @@
           <w:rFonts w:ascii="Times New Roman" w:hAnsi="Times New Roman" w:cs="Times New Roman"/>
           <w:color w:val="000000" w:themeColor="text1"/>
         </w:rPr>
-        <w:t>‘</w:t>
-      </w:r>
-      <w:proofErr w:type="gramEnd"/>
-      <w:r>
-        <w:rPr>
-          <w:rFonts w:ascii="Times New Roman" w:hAnsi="Times New Roman" w:cs="Times New Roman"/>
-          <w:color w:val="000000" w:themeColor="text1"/>
-        </w:rPr>
-        <w:t>Why is scientific communication important?’</w:t>
+        <w:t>‘Why is scientific communication important?’</w:t>
       </w:r>
       <w:r>
         <w:rPr>
@@ -2993,18 +3077,9 @@
           <w:rFonts w:ascii="Times New Roman" w:hAnsi="Times New Roman" w:cs="Times New Roman"/>
           <w:color w:val="000000" w:themeColor="text1"/>
         </w:rPr>
-        <w:t xml:space="preserve"> Part of this work is also in implementing automated treatment </w:t>
-      </w:r>
-      <w:proofErr w:type="gramStart"/>
-      <w:r>
-        <w:rPr>
-          <w:rFonts w:ascii="Times New Roman" w:hAnsi="Times New Roman" w:cs="Times New Roman"/>
-          <w:color w:val="000000" w:themeColor="text1"/>
-        </w:rPr>
-        <w:t>checks ‘</w:t>
+        <w:t xml:space="preserve"> Part of this work is also in implementing automated treatment checks ‘</w:t>
       </w:r>
       <w:proofErr w:type="spellStart"/>
-      <w:proofErr w:type="gramEnd"/>
       <w:r>
         <w:rPr>
           <w:rFonts w:ascii="Times New Roman" w:hAnsi="Times New Roman" w:cs="Times New Roman"/>
@@ -3018,39 +3093,7 @@
           <w:rFonts w:ascii="Times New Roman" w:hAnsi="Times New Roman" w:cs="Times New Roman"/>
           <w:color w:val="000000" w:themeColor="text1"/>
         </w:rPr>
-        <w:t>’</w:t>
-      </w:r>
-      <w:proofErr w:type="gramStart"/>
-      <w:r>
-        <w:rPr>
-          <w:rFonts w:ascii="Times New Roman" w:hAnsi="Times New Roman" w:cs="Times New Roman"/>
-          <w:color w:val="000000" w:themeColor="text1"/>
-        </w:rPr>
-        <w:t xml:space="preserve"> to</w:t>
-      </w:r>
-      <w:proofErr w:type="gramEnd"/>
-      <w:r>
-        <w:rPr>
-          <w:rFonts w:ascii="Times New Roman" w:hAnsi="Times New Roman" w:cs="Times New Roman"/>
-          <w:color w:val="000000" w:themeColor="text1"/>
-        </w:rPr>
-        <w:t xml:space="preserve"> provide added support to </w:t>
-      </w:r>
-      <w:proofErr w:type="gramStart"/>
-      <w:r>
-        <w:rPr>
-          <w:rFonts w:ascii="Times New Roman" w:hAnsi="Times New Roman" w:cs="Times New Roman"/>
-          <w:color w:val="000000" w:themeColor="text1"/>
-        </w:rPr>
-        <w:t>the dosimetrists</w:t>
-      </w:r>
-      <w:proofErr w:type="gramEnd"/>
-      <w:r>
-        <w:rPr>
-          <w:rFonts w:ascii="Times New Roman" w:hAnsi="Times New Roman" w:cs="Times New Roman"/>
-          <w:color w:val="000000" w:themeColor="text1"/>
-        </w:rPr>
-        <w:t xml:space="preserve"> and physicists.</w:t>
+        <w:t>’ to provide added support to the dosimetrists and physicists.</w:t>
       </w:r>
     </w:p>
     <w:p>
@@ -3269,21 +3312,12 @@
         </w:rPr>
         <w:t xml:space="preserve">MD Anderson, </w:t>
       </w:r>
-      <w:proofErr w:type="gramStart"/>
-      <w:r>
-        <w:rPr>
-          <w:rFonts w:ascii="Times New Roman" w:hAnsi="Times New Roman" w:cs="Times New Roman"/>
-          <w:color w:val="000000" w:themeColor="text1"/>
-        </w:rPr>
-        <w:t>Master’s</w:t>
-      </w:r>
-      <w:proofErr w:type="gramEnd"/>
-      <w:r>
-        <w:rPr>
-          <w:rFonts w:ascii="Times New Roman" w:hAnsi="Times New Roman" w:cs="Times New Roman"/>
-          <w:color w:val="000000" w:themeColor="text1"/>
-        </w:rPr>
-        <w:t xml:space="preserve"> Thesis: </w:t>
+      <w:r>
+        <w:rPr>
+          <w:rFonts w:ascii="Times New Roman" w:hAnsi="Times New Roman" w:cs="Times New Roman"/>
+          <w:color w:val="000000" w:themeColor="text1"/>
+        </w:rPr>
+        <w:t xml:space="preserve">Master’s Thesis: </w:t>
       </w:r>
       <w:r>
         <w:rPr>
@@ -3352,14 +3386,7 @@
           <w:rFonts w:ascii="Times New Roman" w:hAnsi="Times New Roman" w:cs="Times New Roman"/>
           <w:color w:val="000000" w:themeColor="text1"/>
         </w:rPr>
-        <w:t>(02/2026)</w:t>
-      </w:r>
-      <w:r>
-        <w:rPr>
-          <w:rFonts w:ascii="Times New Roman" w:hAnsi="Times New Roman" w:cs="Times New Roman"/>
-          <w:color w:val="000000" w:themeColor="text1"/>
-        </w:rPr>
-        <w:t xml:space="preserve">: </w:t>
+        <w:t xml:space="preserve">(02/2026): </w:t>
       </w:r>
       <w:r>
         <w:rPr>
@@ -3493,6 +3520,7 @@
           <w:rFonts w:ascii="Times New Roman" w:hAnsi="Times New Roman" w:cs="Times New Roman"/>
           <w:color w:val="000000" w:themeColor="text1"/>
         </w:rPr>
+        <w:lastRenderedPageBreak/>
         <w:t>Winter Institute of Medical Physics (WIMP) Workshop (02/2025)</w:t>
       </w:r>
     </w:p>
@@ -3653,7 +3681,6 @@
           <w:rFonts w:ascii="Times New Roman" w:hAnsi="Times New Roman" w:cs="Times New Roman"/>
           <w:color w:val="000000" w:themeColor="text1"/>
         </w:rPr>
-        <w:lastRenderedPageBreak/>
         <w:t>AAPM, Therapy Symposium: Therapeutic Planning, Delivery, Adaptation: “AI for segmentation and Registration” (07/2024)</w:t>
       </w:r>
     </w:p>
@@ -4184,63 +4211,7 @@
           <w:rFonts w:ascii="Times New Roman" w:hAnsi="Times New Roman" w:cs="Times New Roman"/>
           <w:color w:val="000000" w:themeColor="text1"/>
         </w:rPr>
-        <w:t>Kwong</w:t>
-      </w:r>
-      <w:r>
-        <w:rPr>
-          <w:rFonts w:ascii="Times New Roman" w:hAnsi="Times New Roman" w:cs="Times New Roman"/>
-          <w:color w:val="000000" w:themeColor="text1"/>
-        </w:rPr>
-        <w:t xml:space="preserve"> E., Liu</w:t>
-      </w:r>
-      <w:r>
-        <w:rPr>
-          <w:rFonts w:ascii="Times New Roman" w:hAnsi="Times New Roman" w:cs="Times New Roman"/>
-          <w:color w:val="000000" w:themeColor="text1"/>
-        </w:rPr>
-        <w:t xml:space="preserve"> C</w:t>
-      </w:r>
-      <w:r>
-        <w:rPr>
-          <w:rFonts w:ascii="Times New Roman" w:hAnsi="Times New Roman" w:cs="Times New Roman"/>
-          <w:color w:val="000000" w:themeColor="text1"/>
-        </w:rPr>
-        <w:t>. C</w:t>
-      </w:r>
-      <w:r>
-        <w:rPr>
-          <w:rFonts w:ascii="Times New Roman" w:hAnsi="Times New Roman" w:cs="Times New Roman"/>
-          <w:color w:val="000000" w:themeColor="text1"/>
-        </w:rPr>
-        <w:t>, Adapa</w:t>
-      </w:r>
-      <w:r>
-        <w:rPr>
-          <w:rFonts w:ascii="Times New Roman" w:hAnsi="Times New Roman" w:cs="Times New Roman"/>
-          <w:color w:val="000000" w:themeColor="text1"/>
-        </w:rPr>
-        <w:t xml:space="preserve"> K.</w:t>
-      </w:r>
-      <w:r>
-        <w:rPr>
-          <w:rFonts w:ascii="Times New Roman" w:hAnsi="Times New Roman" w:cs="Times New Roman"/>
-          <w:color w:val="000000" w:themeColor="text1"/>
-        </w:rPr>
-        <w:t>, Vizer</w:t>
-      </w:r>
-      <w:r>
-        <w:rPr>
-          <w:rFonts w:ascii="Times New Roman" w:hAnsi="Times New Roman" w:cs="Times New Roman"/>
-          <w:color w:val="000000" w:themeColor="text1"/>
-        </w:rPr>
-        <w:t xml:space="preserve"> L.</w:t>
-      </w:r>
-      <w:r>
-        <w:rPr>
-          <w:rFonts w:ascii="Times New Roman" w:hAnsi="Times New Roman" w:cs="Times New Roman"/>
-          <w:color w:val="000000" w:themeColor="text1"/>
-        </w:rPr>
-        <w:t xml:space="preserve">, </w:t>
+        <w:t xml:space="preserve">Floyd W, Wahid KA, </w:t>
       </w:r>
       <w:r>
         <w:rPr>
@@ -4249,35 +4220,7 @@
           <w:bCs/>
           <w:color w:val="000000" w:themeColor="text1"/>
         </w:rPr>
-        <w:t>Anderson B.M,</w:t>
-      </w:r>
-      <w:r>
-        <w:rPr>
-          <w:rFonts w:ascii="Times New Roman" w:hAnsi="Times New Roman" w:cs="Times New Roman"/>
-          <w:color w:val="000000" w:themeColor="text1"/>
-        </w:rPr>
-        <w:t xml:space="preserve"> McHugh</w:t>
-      </w:r>
-      <w:r>
-        <w:rPr>
-          <w:rFonts w:ascii="Times New Roman" w:hAnsi="Times New Roman" w:cs="Times New Roman"/>
-          <w:color w:val="000000" w:themeColor="text1"/>
-        </w:rPr>
-        <w:t xml:space="preserve"> D.</w:t>
-      </w:r>
-      <w:r>
-        <w:rPr>
-          <w:rFonts w:ascii="Times New Roman" w:hAnsi="Times New Roman" w:cs="Times New Roman"/>
-          <w:color w:val="000000" w:themeColor="text1"/>
-        </w:rPr>
-        <w:t>, Pawlicki</w:t>
-      </w:r>
-      <w:r>
-        <w:rPr>
-          <w:rFonts w:ascii="Times New Roman" w:hAnsi="Times New Roman" w:cs="Times New Roman"/>
-          <w:color w:val="000000" w:themeColor="text1"/>
-        </w:rPr>
-        <w:t xml:space="preserve"> T.</w:t>
+        <w:t>Anderson B.M</w:t>
       </w:r>
       <w:r>
         <w:rPr>
@@ -4292,7 +4235,7 @@
           <w:rFonts w:ascii="Times New Roman" w:hAnsi="Times New Roman" w:cs="Times New Roman"/>
           <w:color w:val="000000" w:themeColor="text1"/>
         </w:rPr>
-        <w:t>Miften</w:t>
+        <w:t>Knäusl</w:t>
       </w:r>
       <w:proofErr w:type="spellEnd"/>
       <w:r>
@@ -4300,100 +4243,7 @@
           <w:rFonts w:ascii="Times New Roman" w:hAnsi="Times New Roman" w:cs="Times New Roman"/>
           <w:color w:val="000000" w:themeColor="text1"/>
         </w:rPr>
-        <w:t xml:space="preserve"> M.</w:t>
-      </w:r>
-      <w:r>
-        <w:rPr>
-          <w:rFonts w:ascii="Times New Roman" w:hAnsi="Times New Roman" w:cs="Times New Roman"/>
-          <w:color w:val="000000" w:themeColor="text1"/>
-        </w:rPr>
-        <w:t>, Sawant</w:t>
-      </w:r>
-      <w:r>
-        <w:rPr>
-          <w:rFonts w:ascii="Times New Roman" w:hAnsi="Times New Roman" w:cs="Times New Roman"/>
-          <w:color w:val="000000" w:themeColor="text1"/>
-        </w:rPr>
-        <w:t xml:space="preserve"> A.</w:t>
-      </w:r>
-      <w:r>
-        <w:rPr>
-          <w:rFonts w:ascii="Times New Roman" w:hAnsi="Times New Roman" w:cs="Times New Roman"/>
-          <w:color w:val="000000" w:themeColor="text1"/>
-        </w:rPr>
-        <w:t xml:space="preserve">, </w:t>
-      </w:r>
-      <w:proofErr w:type="spellStart"/>
-      <w:r>
-        <w:rPr>
-          <w:rFonts w:ascii="Times New Roman" w:hAnsi="Times New Roman" w:cs="Times New Roman"/>
-          <w:color w:val="000000" w:themeColor="text1"/>
-        </w:rPr>
-        <w:t>Charguia</w:t>
-      </w:r>
-      <w:proofErr w:type="spellEnd"/>
-      <w:r>
-        <w:rPr>
-          <w:rFonts w:ascii="Times New Roman" w:hAnsi="Times New Roman" w:cs="Times New Roman"/>
-          <w:color w:val="000000" w:themeColor="text1"/>
-        </w:rPr>
-        <w:t xml:space="preserve"> N.</w:t>
-      </w:r>
-      <w:r>
-        <w:rPr>
-          <w:rFonts w:ascii="Times New Roman" w:hAnsi="Times New Roman" w:cs="Times New Roman"/>
-          <w:color w:val="000000" w:themeColor="text1"/>
-        </w:rPr>
-        <w:t>, Das</w:t>
-      </w:r>
-      <w:r>
-        <w:rPr>
-          <w:rFonts w:ascii="Times New Roman" w:hAnsi="Times New Roman" w:cs="Times New Roman"/>
-          <w:color w:val="000000" w:themeColor="text1"/>
-        </w:rPr>
-        <w:t xml:space="preserve"> S.</w:t>
-      </w:r>
-      <w:r>
-        <w:rPr>
-          <w:rFonts w:ascii="Times New Roman" w:hAnsi="Times New Roman" w:cs="Times New Roman"/>
-          <w:color w:val="000000" w:themeColor="text1"/>
-        </w:rPr>
-        <w:t>, Marks</w:t>
-      </w:r>
-      <w:r>
-        <w:rPr>
-          <w:rFonts w:ascii="Times New Roman" w:hAnsi="Times New Roman" w:cs="Times New Roman"/>
-          <w:color w:val="000000" w:themeColor="text1"/>
-        </w:rPr>
-        <w:t xml:space="preserve"> L. B</w:t>
-      </w:r>
-      <w:r>
-        <w:rPr>
-          <w:rFonts w:ascii="Times New Roman" w:hAnsi="Times New Roman" w:cs="Times New Roman"/>
-          <w:color w:val="000000" w:themeColor="text1"/>
-        </w:rPr>
-        <w:t>, Wright</w:t>
-      </w:r>
-      <w:r>
-        <w:rPr>
-          <w:rFonts w:ascii="Times New Roman" w:hAnsi="Times New Roman" w:cs="Times New Roman"/>
-          <w:color w:val="000000" w:themeColor="text1"/>
-        </w:rPr>
-        <w:t xml:space="preserve"> J.L</w:t>
-      </w:r>
-      <w:r>
-        <w:rPr>
-          <w:rFonts w:ascii="Times New Roman" w:hAnsi="Times New Roman" w:cs="Times New Roman"/>
-          <w:color w:val="000000" w:themeColor="text1"/>
-        </w:rPr>
-        <w:t>, Mazur</w:t>
-      </w:r>
-      <w:r>
-        <w:rPr>
-          <w:rFonts w:ascii="Times New Roman" w:hAnsi="Times New Roman" w:cs="Times New Roman"/>
-          <w:color w:val="000000" w:themeColor="text1"/>
-        </w:rPr>
-        <w:t xml:space="preserve"> L. </w:t>
+        <w:t xml:space="preserve"> B, Moreno AC. </w:t>
       </w:r>
       <w:r>
         <w:rPr>
@@ -4402,14 +4252,30 @@
           <w:iCs/>
           <w:color w:val="000000" w:themeColor="text1"/>
         </w:rPr>
-        <w:t>Towards better understanding of factors contributing to medical physicist well-being in academic medical centers: A systems-analysis approach</w:t>
-      </w:r>
-      <w:r>
-        <w:rPr>
-          <w:rFonts w:ascii="Times New Roman" w:hAnsi="Times New Roman" w:cs="Times New Roman"/>
-          <w:color w:val="000000" w:themeColor="text1"/>
-        </w:rPr>
-        <w:t xml:space="preserve"> Journal of Applied Clinical Medical Physics 05/2025</w:t>
+        <w:t>Large language models for scalable standardization in radiation oncology.</w:t>
+      </w:r>
+      <w:r>
+        <w:rPr>
+          <w:rFonts w:ascii="Times New Roman" w:hAnsi="Times New Roman" w:cs="Times New Roman"/>
+          <w:color w:val="000000" w:themeColor="text1"/>
+        </w:rPr>
+        <w:t xml:space="preserve"> Phys Imaging </w:t>
+      </w:r>
+      <w:proofErr w:type="spellStart"/>
+      <w:r>
+        <w:rPr>
+          <w:rFonts w:ascii="Times New Roman" w:hAnsi="Times New Roman" w:cs="Times New Roman"/>
+          <w:color w:val="000000" w:themeColor="text1"/>
+        </w:rPr>
+        <w:t>Radiat</w:t>
+      </w:r>
+      <w:proofErr w:type="spellEnd"/>
+      <w:r>
+        <w:rPr>
+          <w:rFonts w:ascii="Times New Roman" w:hAnsi="Times New Roman" w:cs="Times New Roman"/>
+          <w:color w:val="000000" w:themeColor="text1"/>
+        </w:rPr>
+        <w:t xml:space="preserve"> Oncol. 04/2026</w:t>
       </w:r>
     </w:p>
     <w:p>
@@ -4430,18 +4296,209 @@
       <w:r>
         <w:rPr>
           <w:rFonts w:ascii="Times New Roman" w:hAnsi="Times New Roman" w:cs="Times New Roman"/>
+          <w:color w:val="000000" w:themeColor="text1"/>
+        </w:rPr>
+        <w:t>Kwong</w:t>
+      </w:r>
+      <w:r>
+        <w:rPr>
+          <w:rFonts w:ascii="Times New Roman" w:hAnsi="Times New Roman" w:cs="Times New Roman"/>
+          <w:color w:val="000000" w:themeColor="text1"/>
+        </w:rPr>
+        <w:t xml:space="preserve"> E., Liu</w:t>
+      </w:r>
+      <w:r>
+        <w:rPr>
+          <w:rFonts w:ascii="Times New Roman" w:hAnsi="Times New Roman" w:cs="Times New Roman"/>
+          <w:color w:val="000000" w:themeColor="text1"/>
+        </w:rPr>
+        <w:t xml:space="preserve"> C</w:t>
+      </w:r>
+      <w:r>
+        <w:rPr>
+          <w:rFonts w:ascii="Times New Roman" w:hAnsi="Times New Roman" w:cs="Times New Roman"/>
+          <w:color w:val="000000" w:themeColor="text1"/>
+        </w:rPr>
+        <w:t>. C</w:t>
+      </w:r>
+      <w:r>
+        <w:rPr>
+          <w:rFonts w:ascii="Times New Roman" w:hAnsi="Times New Roman" w:cs="Times New Roman"/>
+          <w:color w:val="000000" w:themeColor="text1"/>
+        </w:rPr>
+        <w:t>, Adapa</w:t>
+      </w:r>
+      <w:r>
+        <w:rPr>
+          <w:rFonts w:ascii="Times New Roman" w:hAnsi="Times New Roman" w:cs="Times New Roman"/>
+          <w:color w:val="000000" w:themeColor="text1"/>
+        </w:rPr>
+        <w:t xml:space="preserve"> K.</w:t>
+      </w:r>
+      <w:r>
+        <w:rPr>
+          <w:rFonts w:ascii="Times New Roman" w:hAnsi="Times New Roman" w:cs="Times New Roman"/>
+          <w:color w:val="000000" w:themeColor="text1"/>
+        </w:rPr>
+        <w:t>, Vizer</w:t>
+      </w:r>
+      <w:r>
+        <w:rPr>
+          <w:rFonts w:ascii="Times New Roman" w:hAnsi="Times New Roman" w:cs="Times New Roman"/>
+          <w:color w:val="000000" w:themeColor="text1"/>
+        </w:rPr>
+        <w:t xml:space="preserve"> L.</w:t>
+      </w:r>
+      <w:r>
+        <w:rPr>
+          <w:rFonts w:ascii="Times New Roman" w:hAnsi="Times New Roman" w:cs="Times New Roman"/>
+          <w:color w:val="000000" w:themeColor="text1"/>
+        </w:rPr>
+        <w:t xml:space="preserve">, </w:t>
+      </w:r>
+      <w:r>
+        <w:rPr>
+          <w:rFonts w:ascii="Times New Roman" w:hAnsi="Times New Roman" w:cs="Times New Roman"/>
           <w:b/>
           <w:bCs/>
           <w:color w:val="000000" w:themeColor="text1"/>
         </w:rPr>
-        <w:t>Anderson B.M</w:t>
-      </w:r>
-      <w:r>
-        <w:rPr>
-          <w:rFonts w:ascii="Times New Roman" w:hAnsi="Times New Roman" w:cs="Times New Roman"/>
-          <w:color w:val="000000" w:themeColor="text1"/>
-        </w:rPr>
-        <w:t xml:space="preserve">, Bojechko C. </w:t>
+        <w:t>Anderson B.M,</w:t>
+      </w:r>
+      <w:r>
+        <w:rPr>
+          <w:rFonts w:ascii="Times New Roman" w:hAnsi="Times New Roman" w:cs="Times New Roman"/>
+          <w:color w:val="000000" w:themeColor="text1"/>
+        </w:rPr>
+        <w:t xml:space="preserve"> McHugh</w:t>
+      </w:r>
+      <w:r>
+        <w:rPr>
+          <w:rFonts w:ascii="Times New Roman" w:hAnsi="Times New Roman" w:cs="Times New Roman"/>
+          <w:color w:val="000000" w:themeColor="text1"/>
+        </w:rPr>
+        <w:t xml:space="preserve"> D.</w:t>
+      </w:r>
+      <w:r>
+        <w:rPr>
+          <w:rFonts w:ascii="Times New Roman" w:hAnsi="Times New Roman" w:cs="Times New Roman"/>
+          <w:color w:val="000000" w:themeColor="text1"/>
+        </w:rPr>
+        <w:t>, Pawlicki</w:t>
+      </w:r>
+      <w:r>
+        <w:rPr>
+          <w:rFonts w:ascii="Times New Roman" w:hAnsi="Times New Roman" w:cs="Times New Roman"/>
+          <w:color w:val="000000" w:themeColor="text1"/>
+        </w:rPr>
+        <w:t xml:space="preserve"> T.</w:t>
+      </w:r>
+      <w:r>
+        <w:rPr>
+          <w:rFonts w:ascii="Times New Roman" w:hAnsi="Times New Roman" w:cs="Times New Roman"/>
+          <w:color w:val="000000" w:themeColor="text1"/>
+        </w:rPr>
+        <w:t>, Miften</w:t>
+      </w:r>
+      <w:r>
+        <w:rPr>
+          <w:rFonts w:ascii="Times New Roman" w:hAnsi="Times New Roman" w:cs="Times New Roman"/>
+          <w:color w:val="000000" w:themeColor="text1"/>
+        </w:rPr>
+        <w:t xml:space="preserve"> M.</w:t>
+      </w:r>
+      <w:r>
+        <w:rPr>
+          <w:rFonts w:ascii="Times New Roman" w:hAnsi="Times New Roman" w:cs="Times New Roman"/>
+          <w:color w:val="000000" w:themeColor="text1"/>
+        </w:rPr>
+        <w:t>, Sawant</w:t>
+      </w:r>
+      <w:r>
+        <w:rPr>
+          <w:rFonts w:ascii="Times New Roman" w:hAnsi="Times New Roman" w:cs="Times New Roman"/>
+          <w:color w:val="000000" w:themeColor="text1"/>
+        </w:rPr>
+        <w:t xml:space="preserve"> A.</w:t>
+      </w:r>
+      <w:r>
+        <w:rPr>
+          <w:rFonts w:ascii="Times New Roman" w:hAnsi="Times New Roman" w:cs="Times New Roman"/>
+          <w:color w:val="000000" w:themeColor="text1"/>
+        </w:rPr>
+        <w:t xml:space="preserve">, </w:t>
+      </w:r>
+      <w:proofErr w:type="spellStart"/>
+      <w:r>
+        <w:rPr>
+          <w:rFonts w:ascii="Times New Roman" w:hAnsi="Times New Roman" w:cs="Times New Roman"/>
+          <w:color w:val="000000" w:themeColor="text1"/>
+        </w:rPr>
+        <w:t>Charguia</w:t>
+      </w:r>
+      <w:proofErr w:type="spellEnd"/>
+      <w:r>
+        <w:rPr>
+          <w:rFonts w:ascii="Times New Roman" w:hAnsi="Times New Roman" w:cs="Times New Roman"/>
+          <w:color w:val="000000" w:themeColor="text1"/>
+        </w:rPr>
+        <w:t xml:space="preserve"> N.</w:t>
+      </w:r>
+      <w:r>
+        <w:rPr>
+          <w:rFonts w:ascii="Times New Roman" w:hAnsi="Times New Roman" w:cs="Times New Roman"/>
+          <w:color w:val="000000" w:themeColor="text1"/>
+        </w:rPr>
+        <w:t>, Das</w:t>
+      </w:r>
+      <w:r>
+        <w:rPr>
+          <w:rFonts w:ascii="Times New Roman" w:hAnsi="Times New Roman" w:cs="Times New Roman"/>
+          <w:color w:val="000000" w:themeColor="text1"/>
+        </w:rPr>
+        <w:t xml:space="preserve"> S.</w:t>
+      </w:r>
+      <w:r>
+        <w:rPr>
+          <w:rFonts w:ascii="Times New Roman" w:hAnsi="Times New Roman" w:cs="Times New Roman"/>
+          <w:color w:val="000000" w:themeColor="text1"/>
+        </w:rPr>
+        <w:t>, Marks</w:t>
+      </w:r>
+      <w:r>
+        <w:rPr>
+          <w:rFonts w:ascii="Times New Roman" w:hAnsi="Times New Roman" w:cs="Times New Roman"/>
+          <w:color w:val="000000" w:themeColor="text1"/>
+        </w:rPr>
+        <w:t xml:space="preserve"> L. B</w:t>
+      </w:r>
+      <w:r>
+        <w:rPr>
+          <w:rFonts w:ascii="Times New Roman" w:hAnsi="Times New Roman" w:cs="Times New Roman"/>
+          <w:color w:val="000000" w:themeColor="text1"/>
+        </w:rPr>
+        <w:t>, Wright</w:t>
+      </w:r>
+      <w:r>
+        <w:rPr>
+          <w:rFonts w:ascii="Times New Roman" w:hAnsi="Times New Roman" w:cs="Times New Roman"/>
+          <w:color w:val="000000" w:themeColor="text1"/>
+        </w:rPr>
+        <w:t xml:space="preserve"> J.L</w:t>
+      </w:r>
+      <w:r>
+        <w:rPr>
+          <w:rFonts w:ascii="Times New Roman" w:hAnsi="Times New Roman" w:cs="Times New Roman"/>
+          <w:color w:val="000000" w:themeColor="text1"/>
+        </w:rPr>
+        <w:t>, Mazur</w:t>
+      </w:r>
+      <w:r>
+        <w:rPr>
+          <w:rFonts w:ascii="Times New Roman" w:hAnsi="Times New Roman" w:cs="Times New Roman"/>
+          <w:color w:val="000000" w:themeColor="text1"/>
+        </w:rPr>
+        <w:t xml:space="preserve"> L. </w:t>
       </w:r>
       <w:r>
         <w:rPr>
@@ -4450,21 +4507,211 @@
           <w:iCs/>
           <w:color w:val="000000" w:themeColor="text1"/>
         </w:rPr>
-        <w:t>DICOM Attribute Manipulation Tool: Easily Change Frame of Reference, Series Instance, and Study Instance UID</w:t>
-      </w:r>
-      <w:r>
-        <w:rPr>
-          <w:rFonts w:ascii="Times New Roman" w:hAnsi="Times New Roman" w:cs="Times New Roman"/>
-          <w:color w:val="000000" w:themeColor="text1"/>
-        </w:rPr>
-        <w:t xml:space="preserve"> Practical Radiation Oncology </w:t>
-      </w:r>
-      <w:r>
-        <w:rPr>
-          <w:rFonts w:ascii="Times New Roman" w:hAnsi="Times New Roman" w:cs="Times New Roman"/>
-          <w:color w:val="000000" w:themeColor="text1"/>
-        </w:rPr>
-        <w:t>04/2025</w:t>
+        <w:t>Towards better understanding of factors contributing to medical physicist well-being in academic medical centers: A systems-analysis approach</w:t>
+      </w:r>
+      <w:r>
+        <w:rPr>
+          <w:rFonts w:ascii="Times New Roman" w:hAnsi="Times New Roman" w:cs="Times New Roman"/>
+          <w:color w:val="000000" w:themeColor="text1"/>
+        </w:rPr>
+        <w:t xml:space="preserve"> Journal of Applied Clinical Medical Physics 05/2025</w:t>
+      </w:r>
+    </w:p>
+    <w:p>
+      <w:pPr>
+        <w:pStyle w:val="ListParagraph"/>
+        <w:numPr>
+          <w:ilvl w:val="0"/>
+          <w:numId w:val="8"/>
+        </w:numPr>
+        <w:rPr>
+          <w:rFonts w:ascii="Times New Roman" w:hAnsi="Times New Roman" w:cs="Times New Roman"/>
+          <w:color w:val="000000" w:themeColor="text1"/>
+        </w:rPr>
+      </w:pPr>
+      <w:proofErr w:type="spellStart"/>
+      <w:r>
+        <w:rPr>
+          <w:rFonts w:ascii="Times New Roman" w:hAnsi="Times New Roman" w:cs="Times New Roman"/>
+          <w:color w:val="000000" w:themeColor="text1"/>
+        </w:rPr>
+        <w:t>Odisio</w:t>
+      </w:r>
+      <w:proofErr w:type="spellEnd"/>
+      <w:r>
+        <w:rPr>
+          <w:rFonts w:ascii="Times New Roman" w:hAnsi="Times New Roman" w:cs="Times New Roman"/>
+          <w:color w:val="000000" w:themeColor="text1"/>
+        </w:rPr>
+        <w:t xml:space="preserve"> B.C, Albuquerque J., Lin YM., </w:t>
+      </w:r>
+      <w:r>
+        <w:rPr>
+          <w:rFonts w:ascii="Times New Roman" w:hAnsi="Times New Roman" w:cs="Times New Roman"/>
+          <w:b/>
+          <w:bCs/>
+          <w:color w:val="000000" w:themeColor="text1"/>
+        </w:rPr>
+        <w:t>Anderson B.M</w:t>
+      </w:r>
+      <w:r>
+        <w:rPr>
+          <w:rFonts w:ascii="Times New Roman" w:hAnsi="Times New Roman" w:cs="Times New Roman"/>
+          <w:color w:val="000000" w:themeColor="text1"/>
+        </w:rPr>
+        <w:t xml:space="preserve">, O’Connor C.S, Rigaud B., Briones-Dimayuga M., Jones A.K., Fellman B.M, Huang S.Y., Kuban J., </w:t>
+      </w:r>
+      <w:proofErr w:type="spellStart"/>
+      <w:r>
+        <w:rPr>
+          <w:rFonts w:ascii="Times New Roman" w:hAnsi="Times New Roman" w:cs="Times New Roman"/>
+          <w:color w:val="000000" w:themeColor="text1"/>
+        </w:rPr>
+        <w:t>Metwalli</w:t>
+      </w:r>
+      <w:proofErr w:type="spellEnd"/>
+      <w:r>
+        <w:rPr>
+          <w:rFonts w:ascii="Times New Roman" w:hAnsi="Times New Roman" w:cs="Times New Roman"/>
+          <w:color w:val="000000" w:themeColor="text1"/>
+        </w:rPr>
+        <w:t xml:space="preserve"> Z. A., Sheth R., </w:t>
+      </w:r>
+      <w:proofErr w:type="spellStart"/>
+      <w:r>
+        <w:rPr>
+          <w:rFonts w:ascii="Times New Roman" w:hAnsi="Times New Roman" w:cs="Times New Roman"/>
+          <w:color w:val="000000" w:themeColor="text1"/>
+        </w:rPr>
+        <w:t>Habiboullahi</w:t>
+      </w:r>
+      <w:proofErr w:type="spellEnd"/>
+      <w:r>
+        <w:rPr>
+          <w:rFonts w:ascii="Times New Roman" w:hAnsi="Times New Roman" w:cs="Times New Roman"/>
+          <w:color w:val="000000" w:themeColor="text1"/>
+        </w:rPr>
+        <w:t xml:space="preserve"> P., Patel M., Shan K. Y., Cox V. L., Kang HS. C., Mooris V. K, </w:t>
+      </w:r>
+      <w:proofErr w:type="spellStart"/>
+      <w:r>
+        <w:rPr>
+          <w:rFonts w:ascii="Times New Roman" w:hAnsi="Times New Roman" w:cs="Times New Roman"/>
+          <w:color w:val="000000" w:themeColor="text1"/>
+        </w:rPr>
+        <w:t>Koptez</w:t>
+      </w:r>
+      <w:proofErr w:type="spellEnd"/>
+      <w:r>
+        <w:rPr>
+          <w:rFonts w:ascii="Times New Roman" w:hAnsi="Times New Roman" w:cs="Times New Roman"/>
+          <w:color w:val="000000" w:themeColor="text1"/>
+        </w:rPr>
+        <w:t xml:space="preserve"> S., Javle M.M., </w:t>
+      </w:r>
+      <w:proofErr w:type="spellStart"/>
+      <w:r>
+        <w:rPr>
+          <w:rFonts w:ascii="Times New Roman" w:hAnsi="Times New Roman" w:cs="Times New Roman"/>
+          <w:color w:val="000000" w:themeColor="text1"/>
+        </w:rPr>
+        <w:t>Kaseb</w:t>
+      </w:r>
+      <w:proofErr w:type="spellEnd"/>
+      <w:r>
+        <w:rPr>
+          <w:rFonts w:ascii="Times New Roman" w:hAnsi="Times New Roman" w:cs="Times New Roman"/>
+          <w:color w:val="000000" w:themeColor="text1"/>
+        </w:rPr>
+        <w:t xml:space="preserve"> A., Tzeng CW., Cao HT., Newhook T., Chun Y. S., </w:t>
+      </w:r>
+      <w:proofErr w:type="spellStart"/>
+      <w:r>
+        <w:rPr>
+          <w:rFonts w:ascii="Times New Roman" w:hAnsi="Times New Roman" w:cs="Times New Roman"/>
+          <w:color w:val="000000" w:themeColor="text1"/>
+        </w:rPr>
+        <w:t>Vauthey</w:t>
+      </w:r>
+      <w:proofErr w:type="spellEnd"/>
+      <w:r>
+        <w:rPr>
+          <w:rFonts w:ascii="Times New Roman" w:hAnsi="Times New Roman" w:cs="Times New Roman"/>
+          <w:color w:val="000000" w:themeColor="text1"/>
+        </w:rPr>
+        <w:t xml:space="preserve"> JN., Gupta S., Paolucci I., Brock K.K. </w:t>
+      </w:r>
+      <w:r>
+        <w:rPr>
+          <w:rFonts w:ascii="Times New Roman" w:hAnsi="Times New Roman" w:cs="Times New Roman"/>
+          <w:i/>
+          <w:iCs/>
+          <w:color w:val="000000" w:themeColor="text1"/>
+        </w:rPr>
+        <w:t xml:space="preserve">“Software-based versus visual </w:t>
+      </w:r>
+      <w:r>
+        <w:rPr>
+          <w:rFonts w:ascii="Times New Roman" w:hAnsi="Times New Roman" w:cs="Times New Roman"/>
+          <w:i/>
+          <w:iCs/>
+          <w:color w:val="000000" w:themeColor="text1"/>
+        </w:rPr>
+        <w:t>a</w:t>
+      </w:r>
+      <w:r>
+        <w:rPr>
+          <w:rFonts w:ascii="Times New Roman" w:hAnsi="Times New Roman" w:cs="Times New Roman"/>
+          <w:i/>
+          <w:iCs/>
+          <w:color w:val="000000" w:themeColor="text1"/>
+        </w:rPr>
+        <w:t xml:space="preserve">ssessment of minimal ablative margin in patients with liver </w:t>
+      </w:r>
+      <w:proofErr w:type="spellStart"/>
+      <w:r>
+        <w:rPr>
+          <w:rFonts w:ascii="Times New Roman" w:hAnsi="Times New Roman" w:cs="Times New Roman"/>
+          <w:i/>
+          <w:iCs/>
+          <w:color w:val="000000" w:themeColor="text1"/>
+        </w:rPr>
+        <w:t>tumours</w:t>
+      </w:r>
+      <w:proofErr w:type="spellEnd"/>
+      <w:r>
+        <w:rPr>
+          <w:rFonts w:ascii="Times New Roman" w:hAnsi="Times New Roman" w:cs="Times New Roman"/>
+          <w:i/>
+          <w:iCs/>
+          <w:color w:val="000000" w:themeColor="text1"/>
+        </w:rPr>
+        <w:t xml:space="preserve"> </w:t>
+      </w:r>
+      <w:r>
+        <w:rPr>
+          <w:rFonts w:ascii="Times New Roman" w:hAnsi="Times New Roman" w:cs="Times New Roman"/>
+          <w:i/>
+          <w:iCs/>
+          <w:color w:val="000000" w:themeColor="text1"/>
+        </w:rPr>
+        <w:t>undergoing</w:t>
+      </w:r>
+      <w:r>
+        <w:rPr>
+          <w:rFonts w:ascii="Times New Roman" w:hAnsi="Times New Roman" w:cs="Times New Roman"/>
+          <w:i/>
+          <w:iCs/>
+          <w:color w:val="000000" w:themeColor="text1"/>
+        </w:rPr>
+        <w:t xml:space="preserve"> percutaneous thermal ablation (COVER-ALL): a randomized phased 2 trial.</w:t>
+      </w:r>
+      <w:r>
+        <w:rPr>
+          <w:rFonts w:ascii="Times New Roman" w:hAnsi="Times New Roman" w:cs="Times New Roman"/>
+          <w:color w:val="000000" w:themeColor="text1"/>
+        </w:rPr>
+        <w:t xml:space="preserve"> The Lancet Gastroenterology &amp; Hepatology 05/2025</w:t>
       </w:r>
     </w:p>
     <w:p>
@@ -4489,6 +4736,7 @@
           <w:bCs/>
           <w:color w:val="000000" w:themeColor="text1"/>
         </w:rPr>
+        <w:lastRenderedPageBreak/>
         <w:t>Anderson B.M</w:t>
       </w:r>
       <w:r>
@@ -4496,7 +4744,7 @@
           <w:rFonts w:ascii="Times New Roman" w:hAnsi="Times New Roman" w:cs="Times New Roman"/>
           <w:color w:val="000000" w:themeColor="text1"/>
         </w:rPr>
-        <w:t xml:space="preserve">, Moore L., Bojechko C. </w:t>
+        <w:t xml:space="preserve">, Bojechko C. </w:t>
       </w:r>
       <w:r>
         <w:rPr>
@@ -4505,14 +4753,21 @@
           <w:iCs/>
           <w:color w:val="000000" w:themeColor="text1"/>
         </w:rPr>
-        <w:t>Prediction of in-vivo Electronic Portal Imaging Device Transit Images with a Convolutional Neural Network Trained with Patient Data</w:t>
-      </w:r>
-      <w:r>
-        <w:rPr>
-          <w:rFonts w:ascii="Times New Roman" w:hAnsi="Times New Roman" w:cs="Times New Roman"/>
-          <w:color w:val="000000" w:themeColor="text1"/>
-        </w:rPr>
-        <w:t xml:space="preserve"> Medical Physics 11/2024</w:t>
+        <w:t>DICOM Attribute Manipulation Tool: Easily Change Frame of Reference, Series Instance, and Study Instance UID</w:t>
+      </w:r>
+      <w:r>
+        <w:rPr>
+          <w:rFonts w:ascii="Times New Roman" w:hAnsi="Times New Roman" w:cs="Times New Roman"/>
+          <w:color w:val="000000" w:themeColor="text1"/>
+        </w:rPr>
+        <w:t xml:space="preserve"> Practical Radiation Oncology </w:t>
+      </w:r>
+      <w:r>
+        <w:rPr>
+          <w:rFonts w:ascii="Times New Roman" w:hAnsi="Times New Roman" w:cs="Times New Roman"/>
+          <w:color w:val="000000" w:themeColor="text1"/>
+        </w:rPr>
+        <w:t>04/2025</w:t>
       </w:r>
     </w:p>
     <w:p>
@@ -4537,14 +4792,14 @@
           <w:bCs/>
           <w:color w:val="000000" w:themeColor="text1"/>
         </w:rPr>
-        <w:t>Anderson B.M,</w:t>
-      </w:r>
-      <w:r>
-        <w:rPr>
-          <w:rFonts w:ascii="Times New Roman" w:hAnsi="Times New Roman" w:cs="Times New Roman"/>
-          <w:color w:val="000000" w:themeColor="text1"/>
-        </w:rPr>
-        <w:t xml:space="preserve"> Padilla L, Ryckman J, Covington E, Hong DS, Woods K, Katz MS, Estes C, Moore K, Bojechko C. </w:t>
+        <w:t>Anderson B.M</w:t>
+      </w:r>
+      <w:r>
+        <w:rPr>
+          <w:rFonts w:ascii="Times New Roman" w:hAnsi="Times New Roman" w:cs="Times New Roman"/>
+          <w:color w:val="000000" w:themeColor="text1"/>
+        </w:rPr>
+        <w:t xml:space="preserve">, Moore L., Bojechko C. </w:t>
       </w:r>
       <w:r>
         <w:rPr>
@@ -4553,14 +4808,14 @@
           <w:iCs/>
           <w:color w:val="000000" w:themeColor="text1"/>
         </w:rPr>
-        <w:t>Open RT Structures: A Solution for TG-263 Accessibility</w:t>
-      </w:r>
-      <w:r>
-        <w:rPr>
-          <w:rFonts w:ascii="Times New Roman" w:hAnsi="Times New Roman" w:cs="Times New Roman"/>
-          <w:color w:val="000000" w:themeColor="text1"/>
-        </w:rPr>
-        <w:t xml:space="preserve"> International Journal of Radiation Oncology *Biology* Physics (Red Journal) (06/2024)</w:t>
+        <w:t>Prediction of in-vivo Electronic Portal Imaging Device Transit Images with a Convolutional Neural Network Trained with Patient Data</w:t>
+      </w:r>
+      <w:r>
+        <w:rPr>
+          <w:rFonts w:ascii="Times New Roman" w:hAnsi="Times New Roman" w:cs="Times New Roman"/>
+          <w:color w:val="000000" w:themeColor="text1"/>
+        </w:rPr>
+        <w:t xml:space="preserve"> Medical Physics 11/2024</w:t>
       </w:r>
     </w:p>
     <w:p>
@@ -4581,41 +4836,18 @@
       <w:r>
         <w:rPr>
           <w:rFonts w:ascii="Times New Roman" w:hAnsi="Times New Roman" w:cs="Times New Roman"/>
-          <w:color w:val="000000" w:themeColor="text1"/>
-        </w:rPr>
-        <w:t xml:space="preserve">Covington E, Suresh K, </w:t>
-      </w:r>
-      <w:r>
-        <w:rPr>
-          <w:rFonts w:ascii="Times New Roman" w:hAnsi="Times New Roman" w:cs="Times New Roman"/>
           <w:b/>
           <w:bCs/>
           <w:color w:val="000000" w:themeColor="text1"/>
         </w:rPr>
-        <w:t>Anderson B.M</w:t>
-      </w:r>
-      <w:r>
-        <w:rPr>
-          <w:rFonts w:ascii="Times New Roman" w:hAnsi="Times New Roman" w:cs="Times New Roman"/>
-          <w:color w:val="000000" w:themeColor="text1"/>
-        </w:rPr>
-        <w:t xml:space="preserve">, Barker M, Dess K, Price J, </w:t>
-      </w:r>
-      <w:proofErr w:type="spellStart"/>
-      <w:r>
-        <w:rPr>
-          <w:rFonts w:ascii="Times New Roman" w:hAnsi="Times New Roman" w:cs="Times New Roman"/>
-          <w:color w:val="000000" w:themeColor="text1"/>
-        </w:rPr>
-        <w:t>Moncio</w:t>
-      </w:r>
-      <w:proofErr w:type="spellEnd"/>
-      <w:r>
-        <w:rPr>
-          <w:rFonts w:ascii="Times New Roman" w:hAnsi="Times New Roman" w:cs="Times New Roman"/>
-          <w:color w:val="000000" w:themeColor="text1"/>
-        </w:rPr>
-        <w:t xml:space="preserve"> A, Vaccarelli M, Santanam L, Xiao Y, Mayo C </w:t>
+        <w:t>Anderson B.M,</w:t>
+      </w:r>
+      <w:r>
+        <w:rPr>
+          <w:rFonts w:ascii="Times New Roman" w:hAnsi="Times New Roman" w:cs="Times New Roman"/>
+          <w:color w:val="000000" w:themeColor="text1"/>
+        </w:rPr>
+        <w:t xml:space="preserve"> Padilla L, Ryckman J, Covington E, Hong DS, Woods K, Katz MS, Estes C, Moore K, Bojechko C. </w:t>
       </w:r>
       <w:r>
         <w:rPr>
@@ -4624,14 +4856,14 @@
           <w:iCs/>
           <w:color w:val="000000" w:themeColor="text1"/>
         </w:rPr>
-        <w:t>Perceptions on roadblocks to implementation of standardized nomenclature in radiation oncology: survey from TG-263U1</w:t>
-      </w:r>
-      <w:r>
-        <w:rPr>
-          <w:rFonts w:ascii="Times New Roman" w:hAnsi="Times New Roman" w:cs="Times New Roman"/>
-          <w:color w:val="000000" w:themeColor="text1"/>
-        </w:rPr>
-        <w:t xml:space="preserve"> Radiation Oncology Physics (04/2024)</w:t>
+        <w:t>Open RT Structures: A Solution for TG-263 Accessibility</w:t>
+      </w:r>
+      <w:r>
+        <w:rPr>
+          <w:rFonts w:ascii="Times New Roman" w:hAnsi="Times New Roman" w:cs="Times New Roman"/>
+          <w:color w:val="000000" w:themeColor="text1"/>
+        </w:rPr>
+        <w:t xml:space="preserve"> International Journal of Radiation Oncology *Biology* Physics (Red Journal) (06/2024)</w:t>
       </w:r>
     </w:p>
     <w:p>
@@ -4652,6 +4884,77 @@
       <w:r>
         <w:rPr>
           <w:rFonts w:ascii="Times New Roman" w:hAnsi="Times New Roman" w:cs="Times New Roman"/>
+          <w:color w:val="000000" w:themeColor="text1"/>
+        </w:rPr>
+        <w:t xml:space="preserve">Covington E, Suresh K, </w:t>
+      </w:r>
+      <w:r>
+        <w:rPr>
+          <w:rFonts w:ascii="Times New Roman" w:hAnsi="Times New Roman" w:cs="Times New Roman"/>
+          <w:b/>
+          <w:bCs/>
+          <w:color w:val="000000" w:themeColor="text1"/>
+        </w:rPr>
+        <w:t>Anderson B.M</w:t>
+      </w:r>
+      <w:r>
+        <w:rPr>
+          <w:rFonts w:ascii="Times New Roman" w:hAnsi="Times New Roman" w:cs="Times New Roman"/>
+          <w:color w:val="000000" w:themeColor="text1"/>
+        </w:rPr>
+        <w:t xml:space="preserve">, Barker M, Dess K, Price J, </w:t>
+      </w:r>
+      <w:proofErr w:type="spellStart"/>
+      <w:r>
+        <w:rPr>
+          <w:rFonts w:ascii="Times New Roman" w:hAnsi="Times New Roman" w:cs="Times New Roman"/>
+          <w:color w:val="000000" w:themeColor="text1"/>
+        </w:rPr>
+        <w:t>Moncio</w:t>
+      </w:r>
+      <w:proofErr w:type="spellEnd"/>
+      <w:r>
+        <w:rPr>
+          <w:rFonts w:ascii="Times New Roman" w:hAnsi="Times New Roman" w:cs="Times New Roman"/>
+          <w:color w:val="000000" w:themeColor="text1"/>
+        </w:rPr>
+        <w:t xml:space="preserve"> A, Vaccarelli M, Santanam L, Xiao Y, Mayo C </w:t>
+      </w:r>
+      <w:r>
+        <w:rPr>
+          <w:rFonts w:ascii="Times New Roman" w:hAnsi="Times New Roman" w:cs="Times New Roman"/>
+          <w:i/>
+          <w:iCs/>
+          <w:color w:val="000000" w:themeColor="text1"/>
+        </w:rPr>
+        <w:t>Perceptions on roadblocks to implementation of standardized nomenclature in radiation oncology: survey from TG-263U1</w:t>
+      </w:r>
+      <w:r>
+        <w:rPr>
+          <w:rFonts w:ascii="Times New Roman" w:hAnsi="Times New Roman" w:cs="Times New Roman"/>
+          <w:color w:val="000000" w:themeColor="text1"/>
+        </w:rPr>
+        <w:t xml:space="preserve"> Radiation Oncology Physics (04/2024)</w:t>
+      </w:r>
+    </w:p>
+    <w:p>
+      <w:pPr>
+        <w:pStyle w:val="ListParagraph"/>
+        <w:keepNext/>
+        <w:keepLines/>
+        <w:numPr>
+          <w:ilvl w:val="0"/>
+          <w:numId w:val="8"/>
+        </w:numPr>
+        <w:spacing w:after="60" w:line="240" w:lineRule="auto"/>
+        <w:rPr>
+          <w:rFonts w:ascii="Times New Roman" w:hAnsi="Times New Roman" w:cs="Times New Roman"/>
+          <w:color w:val="000000" w:themeColor="text1"/>
+        </w:rPr>
+      </w:pPr>
+      <w:r>
+        <w:rPr>
+          <w:rFonts w:ascii="Times New Roman" w:hAnsi="Times New Roman" w:cs="Times New Roman"/>
           <w:bCs/>
           <w:color w:val="000000" w:themeColor="text1"/>
         </w:rPr>
@@ -4724,6 +5027,88 @@
           <w:color w:val="000000" w:themeColor="text1"/>
         </w:rPr>
         <w:t>23</w:t>
+      </w:r>
+    </w:p>
+    <w:p>
+      <w:pPr>
+        <w:pStyle w:val="ListParagraph"/>
+        <w:keepNext/>
+        <w:keepLines/>
+        <w:numPr>
+          <w:ilvl w:val="0"/>
+          <w:numId w:val="8"/>
+        </w:numPr>
+        <w:spacing w:after="60" w:line="240" w:lineRule="auto"/>
+        <w:rPr>
+          <w:rFonts w:ascii="Times New Roman" w:hAnsi="Times New Roman" w:cs="Times New Roman"/>
+          <w:color w:val="000000" w:themeColor="text1"/>
+        </w:rPr>
+      </w:pPr>
+      <w:r>
+        <w:rPr>
+          <w:rFonts w:ascii="Times New Roman" w:hAnsi="Times New Roman" w:cs="Times New Roman"/>
+          <w:color w:val="000000" w:themeColor="text1"/>
+        </w:rPr>
+        <w:t xml:space="preserve">Lin YM, Paolucci I, O'Connor CS, </w:t>
+      </w:r>
+      <w:r>
+        <w:rPr>
+          <w:rFonts w:ascii="Times New Roman" w:hAnsi="Times New Roman" w:cs="Times New Roman"/>
+          <w:b/>
+          <w:bCs/>
+          <w:color w:val="000000" w:themeColor="text1"/>
+        </w:rPr>
+        <w:t>Anderson B. M</w:t>
+      </w:r>
+      <w:r>
+        <w:rPr>
+          <w:rFonts w:ascii="Times New Roman" w:hAnsi="Times New Roman" w:cs="Times New Roman"/>
+          <w:color w:val="000000" w:themeColor="text1"/>
+        </w:rPr>
+        <w:t xml:space="preserve">, Rigaud B, Fellman BM, Jones KA, Brock KK, </w:t>
+      </w:r>
+      <w:proofErr w:type="spellStart"/>
+      <w:r>
+        <w:rPr>
+          <w:rFonts w:ascii="Times New Roman" w:hAnsi="Times New Roman" w:cs="Times New Roman"/>
+          <w:color w:val="000000" w:themeColor="text1"/>
+        </w:rPr>
+        <w:t>Odisio</w:t>
+      </w:r>
+      <w:proofErr w:type="spellEnd"/>
+      <w:r>
+        <w:rPr>
+          <w:rFonts w:ascii="Times New Roman" w:hAnsi="Times New Roman" w:cs="Times New Roman"/>
+          <w:color w:val="000000" w:themeColor="text1"/>
+        </w:rPr>
+        <w:t xml:space="preserve"> BC. </w:t>
+      </w:r>
+      <w:r>
+        <w:rPr>
+          <w:rFonts w:ascii="Times New Roman" w:hAnsi="Times New Roman" w:cs="Times New Roman"/>
+          <w:i/>
+          <w:iCs/>
+          <w:color w:val="000000" w:themeColor="text1"/>
+        </w:rPr>
+        <w:t xml:space="preserve">Ablative Margins of Colorectal Liver Metastases Using Deformable CT Image Registration and </w:t>
+      </w:r>
+      <w:proofErr w:type="spellStart"/>
+      <w:r>
+        <w:rPr>
+          <w:rFonts w:ascii="Times New Roman" w:hAnsi="Times New Roman" w:cs="Times New Roman"/>
+          <w:i/>
+          <w:iCs/>
+          <w:color w:val="000000" w:themeColor="text1"/>
+        </w:rPr>
+        <w:t>Autosegmentation</w:t>
+      </w:r>
+      <w:proofErr w:type="spellEnd"/>
+      <w:r>
+        <w:rPr>
+          <w:rFonts w:ascii="Times New Roman" w:hAnsi="Times New Roman" w:cs="Times New Roman"/>
+          <w:color w:val="000000" w:themeColor="text1"/>
+        </w:rPr>
+        <w:t>. Radiology. 04/2023</w:t>
       </w:r>
     </w:p>
     <w:p>
@@ -4912,7 +5297,37 @@
           <w:rFonts w:ascii="Times New Roman" w:hAnsi="Times New Roman" w:cs="Times New Roman"/>
           <w:color w:val="000000" w:themeColor="text1"/>
         </w:rPr>
-        <w:t xml:space="preserve">, et al. </w:t>
+        <w:t xml:space="preserve">, </w:t>
+      </w:r>
+      <w:r>
+        <w:rPr>
+          <w:rFonts w:ascii="Times New Roman" w:hAnsi="Times New Roman" w:cs="Times New Roman"/>
+          <w:color w:val="000000" w:themeColor="text1"/>
+        </w:rPr>
+        <w:t xml:space="preserve">O'Connor CS, Rigaud B, Briones-Dimayuga M, Jones KA, Brock KK, Fellman BM, </w:t>
+      </w:r>
+      <w:proofErr w:type="spellStart"/>
+      <w:r>
+        <w:rPr>
+          <w:rFonts w:ascii="Times New Roman" w:hAnsi="Times New Roman" w:cs="Times New Roman"/>
+          <w:color w:val="000000" w:themeColor="text1"/>
+        </w:rPr>
+        <w:t>Odisio</w:t>
+      </w:r>
+      <w:proofErr w:type="spellEnd"/>
+      <w:r>
+        <w:rPr>
+          <w:rFonts w:ascii="Times New Roman" w:hAnsi="Times New Roman" w:cs="Times New Roman"/>
+          <w:color w:val="000000" w:themeColor="text1"/>
+        </w:rPr>
+        <w:t xml:space="preserve"> BC.</w:t>
+      </w:r>
+      <w:r>
+        <w:rPr>
+          <w:rFonts w:ascii="Times New Roman" w:hAnsi="Times New Roman" w:cs="Times New Roman"/>
+          <w:color w:val="000000" w:themeColor="text1"/>
+        </w:rPr>
+        <w:t xml:space="preserve"> </w:t>
       </w:r>
       <w:r>
         <w:rPr>
@@ -5001,7 +5416,6 @@
           <w:rFonts w:ascii="Times New Roman" w:hAnsi="Times New Roman" w:cs="Times New Roman"/>
           <w:color w:val="000000" w:themeColor="text1"/>
         </w:rPr>
-        <w:lastRenderedPageBreak/>
         <w:t xml:space="preserve">He Y, </w:t>
       </w:r>
       <w:r>
@@ -5622,6 +6036,7 @@
           <w:bCs/>
           <w:color w:val="000000" w:themeColor="text1"/>
         </w:rPr>
+        <w:lastRenderedPageBreak/>
         <w:t xml:space="preserve">Rigaud B, </w:t>
       </w:r>
       <w:r>
@@ -5900,78 +6315,137 @@
         <w:spacing w:after="60"/>
         <w:rPr>
           <w:rFonts w:ascii="Times New Roman" w:hAnsi="Times New Roman"/>
-          <w:color w:val="000000" w:themeColor="text1"/>
-        </w:rPr>
-      </w:pPr>
-      <w:proofErr w:type="spellStart"/>
-      <w:r>
-        <w:rPr>
-          <w:rFonts w:ascii="Times New Roman" w:hAnsi="Times New Roman"/>
-          <w:color w:val="000000" w:themeColor="text1"/>
-        </w:rPr>
-        <w:t>Cazoulat</w:t>
-      </w:r>
-      <w:proofErr w:type="spellEnd"/>
-      <w:r>
-        <w:rPr>
-          <w:rFonts w:ascii="Times New Roman" w:hAnsi="Times New Roman"/>
-          <w:color w:val="000000" w:themeColor="text1"/>
-        </w:rPr>
-        <w:t xml:space="preserve"> G, </w:t>
-      </w:r>
-      <w:proofErr w:type="spellStart"/>
-      <w:r>
-        <w:rPr>
-          <w:rFonts w:ascii="Times New Roman" w:hAnsi="Times New Roman"/>
-          <w:color w:val="000000" w:themeColor="text1"/>
-        </w:rPr>
-        <w:t>Elganainy</w:t>
-      </w:r>
-      <w:proofErr w:type="spellEnd"/>
-      <w:r>
-        <w:rPr>
-          <w:rFonts w:ascii="Times New Roman" w:hAnsi="Times New Roman"/>
-          <w:color w:val="000000" w:themeColor="text1"/>
-        </w:rPr>
-        <w:t xml:space="preserve"> D, </w:t>
-      </w:r>
-      <w:r>
-        <w:rPr>
-          <w:rFonts w:ascii="Times New Roman" w:hAnsi="Times New Roman"/>
+          <w:iCs/>
+          <w:color w:val="000000" w:themeColor="text1"/>
+        </w:rPr>
+      </w:pPr>
+      <w:r>
+        <w:rPr>
+          <w:rFonts w:ascii="Times New Roman" w:hAnsi="Times New Roman" w:cs="Times New Roman"/>
+          <w:iCs/>
+          <w:color w:val="000000" w:themeColor="text1"/>
+        </w:rPr>
+        <w:t xml:space="preserve">Sen A, </w:t>
+      </w:r>
+      <w:r>
+        <w:rPr>
+          <w:rFonts w:ascii="Times New Roman" w:hAnsi="Times New Roman" w:cs="Times New Roman"/>
           <w:b/>
           <w:bCs/>
+          <w:iCs/>
           <w:color w:val="000000" w:themeColor="text1"/>
         </w:rPr>
         <w:t>Anderson B.M</w:t>
       </w:r>
       <w:r>
         <w:rPr>
-          <w:rFonts w:ascii="Times New Roman" w:hAnsi="Times New Roman"/>
-          <w:color w:val="000000" w:themeColor="text1"/>
-        </w:rPr>
-        <w:t>, Zaid M, Park PC, Koay EJ, Brock KK</w:t>
-      </w:r>
-      <w:r>
-        <w:rPr>
-          <w:rFonts w:ascii="Times New Roman" w:hAnsi="Times New Roman"/>
-          <w:color w:val="000000" w:themeColor="text1"/>
-        </w:rPr>
-        <w:t xml:space="preserve"> </w:t>
-      </w:r>
-      <w:r>
-        <w:rPr>
-          <w:rFonts w:ascii="Times New Roman" w:hAnsi="Times New Roman"/>
+          <w:rFonts w:ascii="Times New Roman" w:hAnsi="Times New Roman" w:cs="Times New Roman"/>
+          <w:iCs/>
+          <w:color w:val="000000" w:themeColor="text1"/>
+        </w:rPr>
+        <w:t xml:space="preserve">, </w:t>
+      </w:r>
+      <w:proofErr w:type="spellStart"/>
+      <w:r>
+        <w:rPr>
+          <w:rFonts w:ascii="Times New Roman" w:hAnsi="Times New Roman" w:cs="Times New Roman"/>
+          <w:iCs/>
+          <w:color w:val="000000" w:themeColor="text1"/>
+        </w:rPr>
+        <w:t>Cazoulat</w:t>
+      </w:r>
+      <w:proofErr w:type="spellEnd"/>
+      <w:r>
+        <w:rPr>
+          <w:rFonts w:ascii="Times New Roman" w:hAnsi="Times New Roman" w:cs="Times New Roman"/>
+          <w:iCs/>
+          <w:color w:val="000000" w:themeColor="text1"/>
+        </w:rPr>
+        <w:t xml:space="preserve"> G, McCulloch MM, </w:t>
+      </w:r>
+      <w:proofErr w:type="spellStart"/>
+      <w:r>
+        <w:rPr>
+          <w:rFonts w:ascii="Times New Roman" w:hAnsi="Times New Roman" w:cs="Times New Roman"/>
+          <w:iCs/>
+          <w:color w:val="000000" w:themeColor="text1"/>
+        </w:rPr>
+        <w:t>Elganainy</w:t>
+      </w:r>
+      <w:proofErr w:type="spellEnd"/>
+      <w:r>
+        <w:rPr>
+          <w:rFonts w:ascii="Times New Roman" w:hAnsi="Times New Roman" w:cs="Times New Roman"/>
+          <w:iCs/>
+          <w:color w:val="000000" w:themeColor="text1"/>
+        </w:rPr>
+        <w:t xml:space="preserve"> D, McDonald BA, He Y, Mohamed ASR, </w:t>
+      </w:r>
+      <w:proofErr w:type="spellStart"/>
+      <w:r>
+        <w:rPr>
+          <w:rFonts w:ascii="Times New Roman" w:hAnsi="Times New Roman" w:cs="Times New Roman"/>
+          <w:iCs/>
+          <w:color w:val="000000" w:themeColor="text1"/>
+        </w:rPr>
+        <w:t>Elgohari</w:t>
+      </w:r>
+      <w:proofErr w:type="spellEnd"/>
+      <w:r>
+        <w:rPr>
+          <w:rFonts w:ascii="Times New Roman" w:hAnsi="Times New Roman" w:cs="Times New Roman"/>
+          <w:iCs/>
+          <w:color w:val="000000" w:themeColor="text1"/>
+        </w:rPr>
+        <w:t xml:space="preserve"> BA, Zaid M, Koay EJ, Brock KK. </w:t>
+      </w:r>
+      <w:r>
+        <w:rPr>
+          <w:rFonts w:ascii="Times New Roman" w:hAnsi="Times New Roman" w:cs="Times New Roman"/>
           <w:i/>
           <w:color w:val="000000" w:themeColor="text1"/>
         </w:rPr>
-        <w:t>Vasculature-Driven Biomechanical Deformable Image Registration of Longitudinal Liver Cholangiocarcinoma Computed Tomographic Scans</w:t>
-      </w:r>
-      <w:r>
-        <w:rPr>
-          <w:rFonts w:ascii="Times New Roman" w:hAnsi="Times New Roman"/>
-          <w:color w:val="000000" w:themeColor="text1"/>
-        </w:rPr>
-        <w:t>. Advances in Radiation Oncology 03/2020</w:t>
+        <w:t>Accuracy of deformable image registration techniques for alignment of longitudinal cholangiocarcinoma CT images</w:t>
+      </w:r>
+      <w:r>
+        <w:rPr>
+          <w:rFonts w:ascii="Times New Roman" w:hAnsi="Times New Roman" w:cs="Times New Roman"/>
+          <w:iCs/>
+          <w:color w:val="000000" w:themeColor="text1"/>
+        </w:rPr>
+        <w:t>. Med</w:t>
+      </w:r>
+      <w:r>
+        <w:rPr>
+          <w:rFonts w:ascii="Times New Roman" w:hAnsi="Times New Roman" w:cs="Times New Roman"/>
+          <w:iCs/>
+          <w:color w:val="000000" w:themeColor="text1"/>
+        </w:rPr>
+        <w:t>ical</w:t>
+      </w:r>
+      <w:r>
+        <w:rPr>
+          <w:rFonts w:ascii="Times New Roman" w:hAnsi="Times New Roman" w:cs="Times New Roman"/>
+          <w:iCs/>
+          <w:color w:val="000000" w:themeColor="text1"/>
+        </w:rPr>
+        <w:t xml:space="preserve"> Phys</w:t>
+      </w:r>
+      <w:r>
+        <w:rPr>
+          <w:rFonts w:ascii="Times New Roman" w:hAnsi="Times New Roman" w:cs="Times New Roman"/>
+          <w:iCs/>
+          <w:color w:val="000000" w:themeColor="text1"/>
+        </w:rPr>
+        <w:t>ics</w:t>
+      </w:r>
+      <w:r>
+        <w:rPr>
+          <w:rFonts w:ascii="Times New Roman" w:hAnsi="Times New Roman" w:cs="Times New Roman"/>
+          <w:iCs/>
+          <w:color w:val="000000" w:themeColor="text1"/>
+        </w:rPr>
+        <w:t xml:space="preserve"> 04/2020</w:t>
       </w:r>
     </w:p>
     <w:p>
@@ -5989,27 +6463,13 @@
           <w:color w:val="000000" w:themeColor="text1"/>
         </w:rPr>
       </w:pPr>
-      <w:r>
-        <w:rPr>
-          <w:rFonts w:ascii="Times New Roman" w:hAnsi="Times New Roman"/>
-          <w:color w:val="000000" w:themeColor="text1"/>
-        </w:rPr>
-        <w:t xml:space="preserve">Jin Y, </w:t>
-      </w:r>
-      <w:r>
-        <w:rPr>
-          <w:rFonts w:ascii="Times New Roman" w:hAnsi="Times New Roman"/>
-          <w:color w:val="000000" w:themeColor="text1"/>
-        </w:rPr>
-        <w:t xml:space="preserve">Randall J., </w:t>
-      </w:r>
       <w:proofErr w:type="spellStart"/>
       <w:r>
         <w:rPr>
           <w:rFonts w:ascii="Times New Roman" w:hAnsi="Times New Roman"/>
           <w:color w:val="000000" w:themeColor="text1"/>
         </w:rPr>
-        <w:t>Elhalawani</w:t>
+        <w:t>Cazoulat</w:t>
       </w:r>
       <w:proofErr w:type="spellEnd"/>
       <w:r>
@@ -6017,7 +6477,23 @@
           <w:rFonts w:ascii="Times New Roman" w:hAnsi="Times New Roman"/>
           <w:color w:val="000000" w:themeColor="text1"/>
         </w:rPr>
-        <w:t xml:space="preserve"> H., Feghali K., Elliot A., </w:t>
+        <w:t xml:space="preserve"> G, </w:t>
+      </w:r>
+      <w:proofErr w:type="spellStart"/>
+      <w:r>
+        <w:rPr>
+          <w:rFonts w:ascii="Times New Roman" w:hAnsi="Times New Roman"/>
+          <w:color w:val="000000" w:themeColor="text1"/>
+        </w:rPr>
+        <w:t>Elganainy</w:t>
+      </w:r>
+      <w:proofErr w:type="spellEnd"/>
+      <w:r>
+        <w:rPr>
+          <w:rFonts w:ascii="Times New Roman" w:hAnsi="Times New Roman"/>
+          <w:color w:val="000000" w:themeColor="text1"/>
+        </w:rPr>
+        <w:t xml:space="preserve"> D, </w:t>
       </w:r>
       <w:r>
         <w:rPr>
@@ -6033,14 +6509,14 @@
           <w:rFonts w:ascii="Times New Roman" w:hAnsi="Times New Roman"/>
           <w:color w:val="000000" w:themeColor="text1"/>
         </w:rPr>
-        <w:t>, Lacerda L., Tran B., Mohamed A., Brock KK, Fuller C., Chung C.</w:t>
-      </w:r>
-      <w:r>
-        <w:rPr>
-          <w:rFonts w:ascii="Times New Roman" w:hAnsi="Times New Roman"/>
-          <w:color w:val="000000" w:themeColor="text1"/>
-        </w:rPr>
-        <w:t xml:space="preserve"> “</w:t>
+        <w:t>, Zaid M, Park PC, Koay EJ, Brock KK</w:t>
+      </w:r>
+      <w:r>
+        <w:rPr>
+          <w:rFonts w:ascii="Times New Roman" w:hAnsi="Times New Roman"/>
+          <w:color w:val="000000" w:themeColor="text1"/>
+        </w:rPr>
+        <w:t xml:space="preserve"> </w:t>
       </w:r>
       <w:r>
         <w:rPr>
@@ -6048,14 +6524,14 @@
           <w:i/>
           <w:color w:val="000000" w:themeColor="text1"/>
         </w:rPr>
-        <w:t>Detection of Glioblastoma Subclinical Recurrence Using Serial Diffusion Tensor Imaging”</w:t>
-      </w:r>
-      <w:r>
-        <w:rPr>
-          <w:rFonts w:ascii="Times New Roman" w:hAnsi="Times New Roman"/>
-          <w:color w:val="000000" w:themeColor="text1"/>
-        </w:rPr>
-        <w:t xml:space="preserve"> Cancers 02/2020</w:t>
+        <w:t>Vasculature-Driven Biomechanical Deformable Image Registration of Longitudinal Liver Cholangiocarcinoma Computed Tomographic Scans</w:t>
+      </w:r>
+      <w:r>
+        <w:rPr>
+          <w:rFonts w:ascii="Times New Roman" w:hAnsi="Times New Roman"/>
+          <w:color w:val="000000" w:themeColor="text1"/>
+        </w:rPr>
+        <w:t>. Advances in Radiation Oncology 03/2020</w:t>
       </w:r>
     </w:p>
     <w:p>
@@ -6069,101 +6545,77 @@
         </w:numPr>
         <w:spacing w:after="60"/>
         <w:rPr>
-          <w:rFonts w:ascii="Times New Roman" w:hAnsi="Times New Roman" w:cs="Times New Roman"/>
-          <w:color w:val="000000" w:themeColor="text1"/>
-        </w:rPr>
-      </w:pPr>
-      <w:r>
-        <w:rPr>
-          <w:rFonts w:ascii="Times New Roman" w:hAnsi="Times New Roman" w:cs="Times New Roman"/>
-          <w:color w:val="000000" w:themeColor="text1"/>
-        </w:rPr>
-        <w:t xml:space="preserve">McCulloch M., </w:t>
-      </w:r>
-      <w:r>
-        <w:rPr>
-          <w:rFonts w:ascii="Times New Roman" w:hAnsi="Times New Roman" w:cs="Times New Roman"/>
+          <w:rFonts w:ascii="Times New Roman" w:hAnsi="Times New Roman"/>
+          <w:color w:val="000000" w:themeColor="text1"/>
+        </w:rPr>
+      </w:pPr>
+      <w:r>
+        <w:rPr>
+          <w:rFonts w:ascii="Times New Roman" w:hAnsi="Times New Roman"/>
+          <w:color w:val="000000" w:themeColor="text1"/>
+        </w:rPr>
+        <w:t xml:space="preserve">Jin Y, </w:t>
+      </w:r>
+      <w:r>
+        <w:rPr>
+          <w:rFonts w:ascii="Times New Roman" w:hAnsi="Times New Roman"/>
+          <w:color w:val="000000" w:themeColor="text1"/>
+        </w:rPr>
+        <w:t xml:space="preserve">Randall J., </w:t>
+      </w:r>
+      <w:proofErr w:type="spellStart"/>
+      <w:r>
+        <w:rPr>
+          <w:rFonts w:ascii="Times New Roman" w:hAnsi="Times New Roman"/>
+          <w:color w:val="000000" w:themeColor="text1"/>
+        </w:rPr>
+        <w:t>Elhalawani</w:t>
+      </w:r>
+      <w:proofErr w:type="spellEnd"/>
+      <w:r>
+        <w:rPr>
+          <w:rFonts w:ascii="Times New Roman" w:hAnsi="Times New Roman"/>
+          <w:color w:val="000000" w:themeColor="text1"/>
+        </w:rPr>
+        <w:t xml:space="preserve"> H., Feghali K., Elliot A., </w:t>
+      </w:r>
+      <w:r>
+        <w:rPr>
+          <w:rFonts w:ascii="Times New Roman" w:hAnsi="Times New Roman"/>
           <w:b/>
+          <w:bCs/>
           <w:color w:val="000000" w:themeColor="text1"/>
         </w:rPr>
         <w:t>Anderson B.M</w:t>
       </w:r>
       <w:r>
         <w:rPr>
-          <w:rFonts w:ascii="Times New Roman" w:hAnsi="Times New Roman" w:cs="Times New Roman"/>
-          <w:color w:val="000000" w:themeColor="text1"/>
-        </w:rPr>
-        <w:t xml:space="preserve">, </w:t>
-      </w:r>
-      <w:proofErr w:type="spellStart"/>
-      <w:r>
-        <w:rPr>
-          <w:rFonts w:ascii="Times New Roman" w:hAnsi="Times New Roman" w:cs="Times New Roman"/>
-          <w:color w:val="000000" w:themeColor="text1"/>
-        </w:rPr>
-        <w:t>Cazoulat</w:t>
-      </w:r>
-      <w:proofErr w:type="spellEnd"/>
-      <w:r>
-        <w:rPr>
-          <w:rFonts w:ascii="Times New Roman" w:hAnsi="Times New Roman" w:cs="Times New Roman"/>
-          <w:color w:val="000000" w:themeColor="text1"/>
-        </w:rPr>
-        <w:t xml:space="preserve"> G, Peterson CB, Mohamed ASR, Volpe S, </w:t>
-      </w:r>
-      <w:proofErr w:type="spellStart"/>
-      <w:r>
-        <w:rPr>
-          <w:rFonts w:ascii="Times New Roman" w:hAnsi="Times New Roman" w:cs="Times New Roman"/>
-          <w:color w:val="000000" w:themeColor="text1"/>
-        </w:rPr>
-        <w:t>Elhalawani</w:t>
-      </w:r>
-      <w:proofErr w:type="spellEnd"/>
-      <w:r>
-        <w:rPr>
-          <w:rFonts w:ascii="Times New Roman" w:hAnsi="Times New Roman" w:cs="Times New Roman"/>
-          <w:color w:val="000000" w:themeColor="text1"/>
-        </w:rPr>
-        <w:t xml:space="preserve"> H, </w:t>
-      </w:r>
-      <w:proofErr w:type="spellStart"/>
-      <w:r>
-        <w:rPr>
-          <w:rFonts w:ascii="Times New Roman" w:hAnsi="Times New Roman" w:cs="Times New Roman"/>
-          <w:color w:val="000000" w:themeColor="text1"/>
-        </w:rPr>
-        <w:t>Bahig</w:t>
-      </w:r>
-      <w:proofErr w:type="spellEnd"/>
-      <w:r>
-        <w:rPr>
-          <w:rFonts w:ascii="Times New Roman" w:hAnsi="Times New Roman" w:cs="Times New Roman"/>
-          <w:color w:val="000000" w:themeColor="text1"/>
-        </w:rPr>
-        <w:t xml:space="preserve"> H, Rigaud B, King JB, Ford AC, Fuller CD, Brock KK</w:t>
-      </w:r>
-      <w:r>
-        <w:rPr>
-          <w:rFonts w:ascii="Times New Roman" w:hAnsi="Times New Roman" w:cs="Times New Roman"/>
-          <w:color w:val="000000" w:themeColor="text1"/>
-        </w:rPr>
-        <w:t xml:space="preserve"> </w:t>
-      </w:r>
-      <w:r>
-        <w:rPr>
-          <w:rFonts w:ascii="Times New Roman" w:hAnsi="Times New Roman" w:cs="Times New Roman"/>
+          <w:rFonts w:ascii="Times New Roman" w:hAnsi="Times New Roman"/>
+          <w:color w:val="000000" w:themeColor="text1"/>
+        </w:rPr>
+        <w:t>, Lacerda L., Tran B., Mohamed A., Brock KK, Fuller C., Chung C.</w:t>
+      </w:r>
+      <w:r>
+        <w:rPr>
+          <w:rFonts w:ascii="Times New Roman" w:hAnsi="Times New Roman"/>
+          <w:color w:val="000000" w:themeColor="text1"/>
+        </w:rPr>
+        <w:t xml:space="preserve"> “</w:t>
+      </w:r>
+      <w:r>
+        <w:rPr>
+          <w:rFonts w:ascii="Times New Roman" w:hAnsi="Times New Roman"/>
           <w:i/>
           <w:color w:val="000000" w:themeColor="text1"/>
         </w:rPr>
-        <w:t>Biomechanical modeling of neck flexion for deformable alignment of the salivary glands in head and neck cancer images</w:t>
-      </w:r>
-      <w:r>
-        <w:rPr>
-          <w:rFonts w:ascii="Times New Roman" w:hAnsi="Times New Roman" w:cs="Times New Roman"/>
-          <w:color w:val="000000" w:themeColor="text1"/>
-        </w:rPr>
-        <w:t xml:space="preserve"> Physics in Medicine and Biology 07/2019</w:t>
+        <w:t>Detection of Glioblastoma Subclinical Recurrence Using Serial Diffusion Tensor Imaging”</w:t>
+      </w:r>
+      <w:r>
+        <w:rPr>
+          <w:rFonts w:ascii="Times New Roman" w:hAnsi="Times New Roman"/>
+          <w:color w:val="000000" w:themeColor="text1"/>
+        </w:rPr>
+        <w:t xml:space="preserve"> Cancers 02/2020</w:t>
       </w:r>
     </w:p>
     <w:p>
@@ -6177,47 +6629,98 @@
         </w:numPr>
         <w:spacing w:after="60"/>
         <w:rPr>
-          <w:rFonts w:ascii="Times New Roman" w:hAnsi="Times New Roman" w:cs="Times New Roman"/>
-          <w:color w:val="000000" w:themeColor="text1"/>
-        </w:rPr>
-      </w:pPr>
-      <w:r>
-        <w:rPr>
-          <w:rFonts w:ascii="Times New Roman" w:hAnsi="Times New Roman" w:cs="Times New Roman"/>
-          <w:color w:val="000000" w:themeColor="text1"/>
-        </w:rPr>
-        <w:t xml:space="preserve">Kisling KD, Ger RB, Netherton TJ, Cardenas CE, Owens CA, </w:t>
-      </w:r>
-      <w:r>
-        <w:rPr>
-          <w:rFonts w:ascii="Times New Roman" w:hAnsi="Times New Roman" w:cs="Times New Roman"/>
+          <w:rFonts w:ascii="Times New Roman" w:hAnsi="Times New Roman"/>
+          <w:color w:val="000000" w:themeColor="text1"/>
+        </w:rPr>
+      </w:pPr>
+      <w:r>
+        <w:rPr>
+          <w:rFonts w:ascii="Times New Roman" w:hAnsi="Times New Roman"/>
+          <w:color w:val="000000" w:themeColor="text1"/>
+        </w:rPr>
+        <w:t xml:space="preserve">Ger RB, Zhou S, </w:t>
+      </w:r>
+      <w:proofErr w:type="spellStart"/>
+      <w:r>
+        <w:rPr>
+          <w:rFonts w:ascii="Times New Roman" w:hAnsi="Times New Roman"/>
+          <w:color w:val="000000" w:themeColor="text1"/>
+        </w:rPr>
+        <w:t>Elgohari</w:t>
+      </w:r>
+      <w:proofErr w:type="spellEnd"/>
+      <w:r>
+        <w:rPr>
+          <w:rFonts w:ascii="Times New Roman" w:hAnsi="Times New Roman"/>
+          <w:color w:val="000000" w:themeColor="text1"/>
+        </w:rPr>
+        <w:t xml:space="preserve"> B, </w:t>
+      </w:r>
+      <w:proofErr w:type="spellStart"/>
+      <w:r>
+        <w:rPr>
+          <w:rFonts w:ascii="Times New Roman" w:hAnsi="Times New Roman"/>
+          <w:color w:val="000000" w:themeColor="text1"/>
+        </w:rPr>
+        <w:t>Elhalawani</w:t>
+      </w:r>
+      <w:proofErr w:type="spellEnd"/>
+      <w:r>
+        <w:rPr>
+          <w:rFonts w:ascii="Times New Roman" w:hAnsi="Times New Roman"/>
+          <w:color w:val="000000" w:themeColor="text1"/>
+        </w:rPr>
+        <w:t xml:space="preserve"> H, Mackin DM, Meier JG, Nguyen CM, </w:t>
+      </w:r>
+      <w:r>
+        <w:rPr>
+          <w:rFonts w:ascii="Times New Roman" w:hAnsi="Times New Roman"/>
           <w:b/>
           <w:bCs/>
           <w:color w:val="000000" w:themeColor="text1"/>
         </w:rPr>
-        <w:t>Anderson B.M</w:t>
-      </w:r>
-      <w:r>
-        <w:rPr>
-          <w:rFonts w:ascii="Times New Roman" w:hAnsi="Times New Roman" w:cs="Times New Roman"/>
-          <w:color w:val="000000" w:themeColor="text1"/>
-        </w:rPr>
-        <w:t xml:space="preserve">, Lee J, Rhee DJ, Edward SS, Gay SS, He Y, David SD, Yang J, Nitsch PL, Balter PA, Urbauer DL, Peterson CB, Court LE, Dube S </w:t>
-      </w:r>
-      <w:r>
-        <w:rPr>
-          <w:rFonts w:ascii="Times New Roman" w:hAnsi="Times New Roman" w:cs="Times New Roman"/>
-          <w:i/>
-          <w:color w:val="000000" w:themeColor="text1"/>
-        </w:rPr>
-        <w:t xml:space="preserve">“A snapshot of medical physics practice patterns,” </w:t>
-      </w:r>
-      <w:r>
-        <w:rPr>
-          <w:rFonts w:ascii="Times New Roman" w:hAnsi="Times New Roman" w:cs="Times New Roman"/>
-          <w:color w:val="000000" w:themeColor="text1"/>
-        </w:rPr>
-        <w:t>J. Appl. Clin. Med. Phys., vol. 19, no. 6, pp. 306–315, (11/2018)</w:t>
+        <w:t>Anderson B</w:t>
+      </w:r>
+      <w:r>
+        <w:rPr>
+          <w:rFonts w:ascii="Times New Roman" w:hAnsi="Times New Roman"/>
+          <w:b/>
+          <w:bCs/>
+          <w:color w:val="000000" w:themeColor="text1"/>
+        </w:rPr>
+        <w:t>.</w:t>
+      </w:r>
+      <w:r>
+        <w:rPr>
+          <w:rFonts w:ascii="Times New Roman" w:hAnsi="Times New Roman"/>
+          <w:b/>
+          <w:bCs/>
+          <w:color w:val="000000" w:themeColor="text1"/>
+        </w:rPr>
+        <w:t>M</w:t>
+      </w:r>
+      <w:r>
+        <w:rPr>
+          <w:rFonts w:ascii="Times New Roman" w:hAnsi="Times New Roman"/>
+          <w:color w:val="000000" w:themeColor="text1"/>
+        </w:rPr>
+        <w:t xml:space="preserve">, Gay C, Ning J, Fuller CD, Li H, Howell RM, Layman RR, Mawlawi O, Stafford RJ, Aerts H, Court LE. Radiomics features of the primary tumor fail to improve prediction of overall survival in large cohorts of CT- and PET-imaged head and neck cancer patients. </w:t>
+      </w:r>
+      <w:proofErr w:type="spellStart"/>
+      <w:r>
+        <w:rPr>
+          <w:rFonts w:ascii="Times New Roman" w:hAnsi="Times New Roman"/>
+          <w:color w:val="000000" w:themeColor="text1"/>
+        </w:rPr>
+        <w:t>PLoS</w:t>
+      </w:r>
+      <w:proofErr w:type="spellEnd"/>
+      <w:r>
+        <w:rPr>
+          <w:rFonts w:ascii="Times New Roman" w:hAnsi="Times New Roman"/>
+          <w:color w:val="000000" w:themeColor="text1"/>
+        </w:rPr>
+        <w:t xml:space="preserve"> One. 09/2019</w:t>
       </w:r>
     </w:p>
     <w:p>
@@ -6232,15 +6735,15 @@
         <w:spacing w:after="60"/>
         <w:rPr>
           <w:rFonts w:ascii="Times New Roman" w:hAnsi="Times New Roman" w:cs="Times New Roman"/>
-        </w:rPr>
-      </w:pPr>
-      <w:r>
-        <w:rPr>
-          <w:rFonts w:ascii="Times New Roman" w:hAnsi="Times New Roman" w:cs="Times New Roman"/>
-          <w:color w:val="000000" w:themeColor="text1"/>
-        </w:rPr>
-        <w:lastRenderedPageBreak/>
-        <w:t xml:space="preserve">Cardenas, E.C, </w:t>
+          <w:color w:val="000000" w:themeColor="text1"/>
+        </w:rPr>
+      </w:pPr>
+      <w:r>
+        <w:rPr>
+          <w:rFonts w:ascii="Times New Roman" w:hAnsi="Times New Roman" w:cs="Times New Roman"/>
+          <w:color w:val="000000" w:themeColor="text1"/>
+        </w:rPr>
+        <w:t xml:space="preserve">McCulloch M., </w:t>
       </w:r>
       <w:r>
         <w:rPr>
@@ -6263,7 +6766,7 @@
           <w:rFonts w:ascii="Times New Roman" w:hAnsi="Times New Roman" w:cs="Times New Roman"/>
           <w:color w:val="000000" w:themeColor="text1"/>
         </w:rPr>
-        <w:t>Aristophanous</w:t>
+        <w:t>Cazoulat</w:t>
       </w:r>
       <w:proofErr w:type="spellEnd"/>
       <w:r>
@@ -6271,7 +6774,7 @@
           <w:rFonts w:ascii="Times New Roman" w:hAnsi="Times New Roman" w:cs="Times New Roman"/>
           <w:color w:val="000000" w:themeColor="text1"/>
         </w:rPr>
-        <w:t xml:space="preserve"> M, Yang J, Rhee DJ, McCarroll RE, Mohamed ASR, Kamal M, </w:t>
+        <w:t xml:space="preserve"> G, Peterson CB, Mohamed ASR, Volpe S, </w:t>
       </w:r>
       <w:proofErr w:type="spellStart"/>
       <w:r>
@@ -6279,7 +6782,7 @@
           <w:rFonts w:ascii="Times New Roman" w:hAnsi="Times New Roman" w:cs="Times New Roman"/>
           <w:color w:val="000000" w:themeColor="text1"/>
         </w:rPr>
-        <w:t>Elgohari</w:t>
+        <w:t>Elhalawani</w:t>
       </w:r>
       <w:proofErr w:type="spellEnd"/>
       <w:r>
@@ -6287,7 +6790,7 @@
           <w:rFonts w:ascii="Times New Roman" w:hAnsi="Times New Roman" w:cs="Times New Roman"/>
           <w:color w:val="000000" w:themeColor="text1"/>
         </w:rPr>
-        <w:t xml:space="preserve"> BA, </w:t>
+        <w:t xml:space="preserve"> H, </w:t>
       </w:r>
       <w:proofErr w:type="spellStart"/>
       <w:r>
@@ -6295,7 +6798,7 @@
           <w:rFonts w:ascii="Times New Roman" w:hAnsi="Times New Roman" w:cs="Times New Roman"/>
           <w:color w:val="000000" w:themeColor="text1"/>
         </w:rPr>
-        <w:t>Elhalawani</w:t>
+        <w:t>Bahig</w:t>
       </w:r>
       <w:proofErr w:type="spellEnd"/>
       <w:r>
@@ -6303,7 +6806,7 @@
           <w:rFonts w:ascii="Times New Roman" w:hAnsi="Times New Roman" w:cs="Times New Roman"/>
           <w:color w:val="000000" w:themeColor="text1"/>
         </w:rPr>
-        <w:t xml:space="preserve"> HM, Fuller CD, Rao A, Garden AS, Court LE</w:t>
+        <w:t xml:space="preserve"> H, Rigaud B, King JB, Ford AC, Fuller CD, Brock KK</w:t>
       </w:r>
       <w:r>
         <w:rPr>
@@ -6316,20 +6819,16 @@
         <w:rPr>
           <w:rFonts w:ascii="Times New Roman" w:hAnsi="Times New Roman" w:cs="Times New Roman"/>
           <w:i/>
-        </w:rPr>
-        <w:t xml:space="preserve">Auto-delineation of Oropharyngeal Clinical Target Volumes Using Three-Dimensional Convolutional Neural Networks </w:t>
-      </w:r>
-      <w:r>
-        <w:rPr>
-          <w:rFonts w:ascii="Times New Roman" w:hAnsi="Times New Roman" w:cs="Times New Roman"/>
-        </w:rPr>
-        <w:t xml:space="preserve">Physics in Medicine and Biology </w:t>
-      </w:r>
-      <w:r>
-        <w:rPr>
-          <w:rFonts w:ascii="Times New Roman" w:hAnsi="Times New Roman" w:cs="Times New Roman"/>
-        </w:rPr>
-        <w:t>10/2018</w:t>
+          <w:color w:val="000000" w:themeColor="text1"/>
+        </w:rPr>
+        <w:t>Biomechanical modeling of neck flexion for deformable alignment of the salivary glands in head and neck cancer images</w:t>
+      </w:r>
+      <w:r>
+        <w:rPr>
+          <w:rFonts w:ascii="Times New Roman" w:hAnsi="Times New Roman" w:cs="Times New Roman"/>
+          <w:color w:val="000000" w:themeColor="text1"/>
+        </w:rPr>
+        <w:t xml:space="preserve"> Physics in Medicine and Biology 07/2019</w:t>
       </w:r>
     </w:p>
     <w:p>
@@ -6350,82 +6849,25 @@
       <w:r>
         <w:rPr>
           <w:rFonts w:ascii="Times New Roman" w:hAnsi="Times New Roman" w:cs="Times New Roman"/>
+          <w:color w:val="000000" w:themeColor="text1"/>
+        </w:rPr>
+        <w:t xml:space="preserve">Kisling KD, Ger RB, Netherton TJ, Cardenas CE, Owens CA, </w:t>
+      </w:r>
+      <w:r>
+        <w:rPr>
+          <w:rFonts w:ascii="Times New Roman" w:hAnsi="Times New Roman" w:cs="Times New Roman"/>
           <w:b/>
-          <w:color w:val="000000" w:themeColor="text1"/>
-        </w:rPr>
-        <w:t xml:space="preserve">Anderson B.M, </w:t>
-      </w:r>
-      <w:r>
-        <w:rPr>
-          <w:rFonts w:ascii="Times New Roman" w:hAnsi="Times New Roman" w:cs="Times New Roman"/>
           <w:bCs/>
           <w:color w:val="000000" w:themeColor="text1"/>
         </w:rPr>
-        <w:t xml:space="preserve">Lin E., </w:t>
-      </w:r>
-      <w:proofErr w:type="spellStart"/>
-      <w:r>
-        <w:rPr>
-          <w:rFonts w:ascii="Times New Roman" w:hAnsi="Times New Roman" w:cs="Times New Roman"/>
-          <w:bCs/>
-          <w:color w:val="000000" w:themeColor="text1"/>
-        </w:rPr>
-        <w:t>Cazoulat</w:t>
-      </w:r>
-      <w:proofErr w:type="spellEnd"/>
-      <w:r>
-        <w:rPr>
-          <w:rFonts w:ascii="Times New Roman" w:hAnsi="Times New Roman" w:cs="Times New Roman"/>
-          <w:bCs/>
-          <w:color w:val="000000" w:themeColor="text1"/>
-        </w:rPr>
-        <w:t xml:space="preserve"> G., Gupta S., </w:t>
-      </w:r>
-      <w:proofErr w:type="spellStart"/>
-      <w:r>
-        <w:rPr>
-          <w:rFonts w:ascii="Times New Roman" w:hAnsi="Times New Roman" w:cs="Times New Roman"/>
-          <w:bCs/>
-          <w:color w:val="000000" w:themeColor="text1"/>
-        </w:rPr>
-        <w:t>Odisio</w:t>
-      </w:r>
-      <w:proofErr w:type="spellEnd"/>
-      <w:r>
-        <w:rPr>
-          <w:rFonts w:ascii="Times New Roman" w:hAnsi="Times New Roman" w:cs="Times New Roman"/>
-          <w:bCs/>
-          <w:color w:val="000000" w:themeColor="text1"/>
-        </w:rPr>
-        <w:t xml:space="preserve"> B., </w:t>
-      </w:r>
-      <w:r>
-        <w:rPr>
-          <w:rFonts w:ascii="Times New Roman" w:hAnsi="Times New Roman" w:cs="Times New Roman"/>
-          <w:color w:val="000000" w:themeColor="text1"/>
-        </w:rPr>
-        <w:t>Brock</w:t>
-      </w:r>
-      <w:r>
-        <w:rPr>
-          <w:rFonts w:ascii="Times New Roman" w:hAnsi="Times New Roman" w:cs="Times New Roman"/>
-          <w:color w:val="000000" w:themeColor="text1"/>
-        </w:rPr>
-        <w:t xml:space="preserve"> </w:t>
-      </w:r>
-      <w:r>
-        <w:rPr>
-          <w:rFonts w:ascii="Times New Roman" w:hAnsi="Times New Roman" w:cs="Times New Roman"/>
-          <w:color w:val="000000" w:themeColor="text1"/>
-        </w:rPr>
-        <w:t>K</w:t>
-      </w:r>
-      <w:r>
-        <w:rPr>
-          <w:rFonts w:ascii="Times New Roman" w:hAnsi="Times New Roman" w:cs="Times New Roman"/>
-          <w:color w:val="000000" w:themeColor="text1"/>
-        </w:rPr>
-        <w:t xml:space="preserve">K. </w:t>
+        <w:t>Anderson B.M</w:t>
+      </w:r>
+      <w:r>
+        <w:rPr>
+          <w:rFonts w:ascii="Times New Roman" w:hAnsi="Times New Roman" w:cs="Times New Roman"/>
+          <w:color w:val="000000" w:themeColor="text1"/>
+        </w:rPr>
+        <w:t xml:space="preserve">, Lee J, Rhee DJ, Edward SS, Gay SS, He Y, David SD, Yang J, Nitsch PL, Balter PA, Urbauer DL, Peterson CB, Court LE, Dube S </w:t>
       </w:r>
       <w:r>
         <w:rPr>
@@ -6433,39 +6875,14 @@
           <w:i/>
           <w:color w:val="000000" w:themeColor="text1"/>
         </w:rPr>
-        <w:t>Improvement of liver ablation treatment for colorectal liver metastases</w:t>
-      </w:r>
-      <w:r>
-        <w:rPr>
-          <w:rFonts w:ascii="Times New Roman" w:hAnsi="Times New Roman" w:cs="Times New Roman"/>
-          <w:color w:val="000000" w:themeColor="text1"/>
-        </w:rPr>
-        <w:t xml:space="preserve">. </w:t>
-      </w:r>
-      <w:proofErr w:type="gramStart"/>
-      <w:r>
-        <w:rPr>
-          <w:rFonts w:ascii="Times New Roman" w:hAnsi="Times New Roman" w:cs="Times New Roman"/>
-          <w:iCs/>
-          <w:color w:val="000000" w:themeColor="text1"/>
-        </w:rPr>
-        <w:t>Medical Imaging 2018</w:t>
-      </w:r>
-      <w:proofErr w:type="gramEnd"/>
-      <w:r>
-        <w:rPr>
-          <w:rFonts w:ascii="Times New Roman" w:hAnsi="Times New Roman" w:cs="Times New Roman"/>
-          <w:iCs/>
-          <w:color w:val="000000" w:themeColor="text1"/>
-        </w:rPr>
-        <w:t>: Image-Guided Procedures, Robotic Interventions, and Modeling</w:t>
-      </w:r>
-      <w:r>
-        <w:rPr>
-          <w:rFonts w:ascii="Times New Roman" w:hAnsi="Times New Roman" w:cs="Times New Roman"/>
-          <w:color w:val="000000" w:themeColor="text1"/>
-        </w:rPr>
-        <w:t>, 2018, p. 74.</w:t>
+        <w:t xml:space="preserve">“A snapshot of medical physics practice patterns,” </w:t>
+      </w:r>
+      <w:r>
+        <w:rPr>
+          <w:rFonts w:ascii="Times New Roman" w:hAnsi="Times New Roman" w:cs="Times New Roman"/>
+          <w:color w:val="000000" w:themeColor="text1"/>
+        </w:rPr>
+        <w:t>J. Appl. Clin. Med. Phys., vol. 19, no. 6, pp. 306–315, (11/2018)</w:t>
       </w:r>
     </w:p>
     <w:p>
@@ -6480,15 +6897,14 @@
         <w:spacing w:after="60"/>
         <w:rPr>
           <w:rFonts w:ascii="Times New Roman" w:hAnsi="Times New Roman" w:cs="Times New Roman"/>
-          <w:color w:val="000000" w:themeColor="text1"/>
-        </w:rPr>
-      </w:pPr>
-      <w:r>
-        <w:rPr>
-          <w:rFonts w:ascii="Times New Roman" w:hAnsi="Times New Roman" w:cs="Times New Roman"/>
-          <w:color w:val="000000" w:themeColor="text1"/>
-        </w:rPr>
-        <w:t xml:space="preserve">McCulloch M.M, </w:t>
+        </w:rPr>
+      </w:pPr>
+      <w:r>
+        <w:rPr>
+          <w:rFonts w:ascii="Times New Roman" w:hAnsi="Times New Roman" w:cs="Times New Roman"/>
+          <w:color w:val="000000" w:themeColor="text1"/>
+        </w:rPr>
+        <w:t xml:space="preserve">Cardenas, E.C, </w:t>
       </w:r>
       <w:r>
         <w:rPr>
@@ -6505,19 +6921,44 @@
         </w:rPr>
         <w:t xml:space="preserve">, </w:t>
       </w:r>
-      <w:r>
-        <w:rPr>
-          <w:rFonts w:ascii="Times New Roman" w:hAnsi="Times New Roman" w:cs="Times New Roman"/>
-          <w:color w:val="000000" w:themeColor="text1"/>
-        </w:rPr>
-        <w:t xml:space="preserve">Mohamed A., Volpe S., </w:t>
-      </w:r>
       <w:proofErr w:type="spellStart"/>
       <w:r>
         <w:rPr>
           <w:rFonts w:ascii="Times New Roman" w:hAnsi="Times New Roman" w:cs="Times New Roman"/>
           <w:color w:val="000000" w:themeColor="text1"/>
         </w:rPr>
+        <w:t>Aristophanous</w:t>
+      </w:r>
+      <w:proofErr w:type="spellEnd"/>
+      <w:r>
+        <w:rPr>
+          <w:rFonts w:ascii="Times New Roman" w:hAnsi="Times New Roman" w:cs="Times New Roman"/>
+          <w:color w:val="000000" w:themeColor="text1"/>
+        </w:rPr>
+        <w:t xml:space="preserve"> M, Yang J, Rhee DJ, McCarroll RE, Mohamed ASR, Kamal M, </w:t>
+      </w:r>
+      <w:proofErr w:type="spellStart"/>
+      <w:r>
+        <w:rPr>
+          <w:rFonts w:ascii="Times New Roman" w:hAnsi="Times New Roman" w:cs="Times New Roman"/>
+          <w:color w:val="000000" w:themeColor="text1"/>
+        </w:rPr>
+        <w:t>Elgohari</w:t>
+      </w:r>
+      <w:proofErr w:type="spellEnd"/>
+      <w:r>
+        <w:rPr>
+          <w:rFonts w:ascii="Times New Roman" w:hAnsi="Times New Roman" w:cs="Times New Roman"/>
+          <w:color w:val="000000" w:themeColor="text1"/>
+        </w:rPr>
+        <w:t xml:space="preserve"> BA, </w:t>
+      </w:r>
+      <w:proofErr w:type="spellStart"/>
+      <w:r>
+        <w:rPr>
+          <w:rFonts w:ascii="Times New Roman" w:hAnsi="Times New Roman" w:cs="Times New Roman"/>
+          <w:color w:val="000000" w:themeColor="text1"/>
+        </w:rPr>
         <w:t>Elhalawani</w:t>
       </w:r>
       <w:proofErr w:type="spellEnd"/>
@@ -6526,39 +6967,7 @@
           <w:rFonts w:ascii="Times New Roman" w:hAnsi="Times New Roman" w:cs="Times New Roman"/>
           <w:color w:val="000000" w:themeColor="text1"/>
         </w:rPr>
-        <w:t xml:space="preserve"> H., </w:t>
-      </w:r>
-      <w:proofErr w:type="spellStart"/>
-      <w:r>
-        <w:rPr>
-          <w:rFonts w:ascii="Times New Roman" w:hAnsi="Times New Roman" w:cs="Times New Roman"/>
-          <w:color w:val="000000" w:themeColor="text1"/>
-        </w:rPr>
-        <w:t>Cazoulat</w:t>
-      </w:r>
-      <w:proofErr w:type="spellEnd"/>
-      <w:r>
-        <w:rPr>
-          <w:rFonts w:ascii="Times New Roman" w:hAnsi="Times New Roman" w:cs="Times New Roman"/>
-          <w:color w:val="000000" w:themeColor="text1"/>
-        </w:rPr>
-        <w:t xml:space="preserve"> G., </w:t>
-      </w:r>
-      <w:proofErr w:type="spellStart"/>
-      <w:r>
-        <w:rPr>
-          <w:rFonts w:ascii="Times New Roman" w:hAnsi="Times New Roman" w:cs="Times New Roman"/>
-          <w:color w:val="000000" w:themeColor="text1"/>
-        </w:rPr>
-        <w:t>Bahig</w:t>
-      </w:r>
-      <w:proofErr w:type="spellEnd"/>
-      <w:r>
-        <w:rPr>
-          <w:rFonts w:ascii="Times New Roman" w:hAnsi="Times New Roman" w:cs="Times New Roman"/>
-          <w:color w:val="000000" w:themeColor="text1"/>
-        </w:rPr>
-        <w:t xml:space="preserve"> H., Fuller C., Brock KK</w:t>
+        <w:t xml:space="preserve"> HM, Fuller CD, Rao A, Garden AS, Court LE</w:t>
       </w:r>
       <w:r>
         <w:rPr>
@@ -6571,24 +6980,20 @@
         <w:rPr>
           <w:rFonts w:ascii="Times New Roman" w:hAnsi="Times New Roman" w:cs="Times New Roman"/>
           <w:i/>
-          <w:color w:val="000000" w:themeColor="text1"/>
-        </w:rPr>
-        <w:t>Deformable Image Registration for Modeling Neck Flexion i</w:t>
-      </w:r>
-      <w:r>
-        <w:rPr>
-          <w:rFonts w:ascii="Times New Roman" w:hAnsi="Times New Roman" w:cs="Times New Roman"/>
-          <w:i/>
-          <w:color w:val="000000" w:themeColor="text1"/>
-        </w:rPr>
-        <w:t>n Head and Neck Cancer Patients.</w:t>
-      </w:r>
-      <w:r>
-        <w:rPr>
-          <w:rFonts w:ascii="Times New Roman" w:hAnsi="Times New Roman" w:cs="Times New Roman"/>
-          <w:color w:val="000000" w:themeColor="text1"/>
-        </w:rPr>
-        <w:t xml:space="preserve"> Physics in Medicine and Biology 09/2019</w:t>
+        </w:rPr>
+        <w:t xml:space="preserve">Auto-delineation of Oropharyngeal Clinical Target Volumes Using Three-Dimensional Convolutional Neural Networks </w:t>
+      </w:r>
+      <w:r>
+        <w:rPr>
+          <w:rFonts w:ascii="Times New Roman" w:hAnsi="Times New Roman" w:cs="Times New Roman"/>
+        </w:rPr>
+        <w:t xml:space="preserve">Physics in Medicine and Biology </w:t>
+      </w:r>
+      <w:r>
+        <w:rPr>
+          <w:rFonts w:ascii="Times New Roman" w:hAnsi="Times New Roman" w:cs="Times New Roman"/>
+        </w:rPr>
+        <w:t>10/2018</w:t>
       </w:r>
     </w:p>
     <w:p>
@@ -6609,31 +7014,61 @@
       <w:r>
         <w:rPr>
           <w:rFonts w:ascii="Times New Roman" w:hAnsi="Times New Roman" w:cs="Times New Roman"/>
-          <w:color w:val="000000" w:themeColor="text1"/>
-        </w:rPr>
-        <w:t xml:space="preserve">Ger R.B, Cardenas E.C, </w:t>
-      </w:r>
-      <w:r>
-        <w:rPr>
-          <w:rFonts w:ascii="Times New Roman" w:hAnsi="Times New Roman" w:cs="Times New Roman"/>
           <w:b/>
           <w:color w:val="000000" w:themeColor="text1"/>
         </w:rPr>
-        <w:t>Anderson B.M</w:t>
-      </w:r>
-      <w:r>
-        <w:rPr>
-          <w:rFonts w:ascii="Times New Roman" w:hAnsi="Times New Roman" w:cs="Times New Roman"/>
-          <w:color w:val="000000" w:themeColor="text1"/>
-        </w:rPr>
-        <w:t xml:space="preserve">, </w:t>
-      </w:r>
-      <w:r>
-        <w:rPr>
-          <w:rFonts w:ascii="Times New Roman" w:hAnsi="Times New Roman" w:cs="Times New Roman"/>
-          <w:color w:val="000000" w:themeColor="text1"/>
-        </w:rPr>
-        <w:t>Yang J, Mackin DS, Zhang L, Court LE</w:t>
+        <w:t xml:space="preserve">Anderson B.M, </w:t>
+      </w:r>
+      <w:r>
+        <w:rPr>
+          <w:rFonts w:ascii="Times New Roman" w:hAnsi="Times New Roman" w:cs="Times New Roman"/>
+          <w:bCs/>
+          <w:color w:val="000000" w:themeColor="text1"/>
+        </w:rPr>
+        <w:t xml:space="preserve">Lin E., </w:t>
+      </w:r>
+      <w:proofErr w:type="spellStart"/>
+      <w:r>
+        <w:rPr>
+          <w:rFonts w:ascii="Times New Roman" w:hAnsi="Times New Roman" w:cs="Times New Roman"/>
+          <w:bCs/>
+          <w:color w:val="000000" w:themeColor="text1"/>
+        </w:rPr>
+        <w:t>Cazoulat</w:t>
+      </w:r>
+      <w:proofErr w:type="spellEnd"/>
+      <w:r>
+        <w:rPr>
+          <w:rFonts w:ascii="Times New Roman" w:hAnsi="Times New Roman" w:cs="Times New Roman"/>
+          <w:bCs/>
+          <w:color w:val="000000" w:themeColor="text1"/>
+        </w:rPr>
+        <w:t xml:space="preserve"> G., Gupta S., </w:t>
+      </w:r>
+      <w:proofErr w:type="spellStart"/>
+      <w:r>
+        <w:rPr>
+          <w:rFonts w:ascii="Times New Roman" w:hAnsi="Times New Roman" w:cs="Times New Roman"/>
+          <w:bCs/>
+          <w:color w:val="000000" w:themeColor="text1"/>
+        </w:rPr>
+        <w:t>Odisio</w:t>
+      </w:r>
+      <w:proofErr w:type="spellEnd"/>
+      <w:r>
+        <w:rPr>
+          <w:rFonts w:ascii="Times New Roman" w:hAnsi="Times New Roman" w:cs="Times New Roman"/>
+          <w:bCs/>
+          <w:color w:val="000000" w:themeColor="text1"/>
+        </w:rPr>
+        <w:t xml:space="preserve"> B., </w:t>
+      </w:r>
+      <w:r>
+        <w:rPr>
+          <w:rFonts w:ascii="Times New Roman" w:hAnsi="Times New Roman" w:cs="Times New Roman"/>
+          <w:color w:val="000000" w:themeColor="text1"/>
+        </w:rPr>
+        <w:t>Brock</w:t>
       </w:r>
       <w:r>
         <w:rPr>
@@ -6645,15 +7080,28 @@
       <w:r>
         <w:rPr>
           <w:rFonts w:ascii="Times New Roman" w:hAnsi="Times New Roman" w:cs="Times New Roman"/>
+          <w:color w:val="000000" w:themeColor="text1"/>
+        </w:rPr>
+        <w:t>K</w:t>
+      </w:r>
+      <w:r>
+        <w:rPr>
+          <w:rFonts w:ascii="Times New Roman" w:hAnsi="Times New Roman" w:cs="Times New Roman"/>
+          <w:color w:val="000000" w:themeColor="text1"/>
+        </w:rPr>
+        <w:t xml:space="preserve">K. </w:t>
+      </w:r>
+      <w:r>
+        <w:rPr>
+          <w:rFonts w:ascii="Times New Roman" w:hAnsi="Times New Roman" w:cs="Times New Roman"/>
           <w:i/>
           <w:color w:val="000000" w:themeColor="text1"/>
         </w:rPr>
-        <w:t>Guidelines and Experience Using Imaging Biomarker Explorer (IBEX) for Radiomics</w:t>
-      </w:r>
-      <w:r>
-        <w:rPr>
-          <w:rFonts w:ascii="Times New Roman" w:hAnsi="Times New Roman" w:cs="Times New Roman"/>
-          <w:i/>
+        <w:t>Improvement of liver ablation treatment for colorectal liver metastases</w:t>
+      </w:r>
+      <w:r>
+        <w:rPr>
+          <w:rFonts w:ascii="Times New Roman" w:hAnsi="Times New Roman" w:cs="Times New Roman"/>
           <w:color w:val="000000" w:themeColor="text1"/>
         </w:rPr>
         <w:t xml:space="preserve">. </w:t>
@@ -6661,16 +7109,17 @@
       <w:r>
         <w:rPr>
           <w:rFonts w:ascii="Times New Roman" w:hAnsi="Times New Roman" w:cs="Times New Roman"/>
-          <w:color w:val="000000" w:themeColor="text1"/>
-        </w:rPr>
-        <w:t xml:space="preserve">Journal of Visualized Experiments </w:t>
-      </w:r>
-      <w:r>
-        <w:rPr>
-          <w:rFonts w:ascii="Times New Roman" w:hAnsi="Times New Roman" w:cs="Times New Roman"/>
-          <w:color w:val="000000" w:themeColor="text1"/>
-        </w:rPr>
-        <w:t>01/2018</w:t>
+          <w:iCs/>
+          <w:color w:val="000000" w:themeColor="text1"/>
+        </w:rPr>
+        <w:t>Medical Imaging 2018: Image-Guided Procedures, Robotic Interventions, and Modeling</w:t>
+      </w:r>
+      <w:r>
+        <w:rPr>
+          <w:rFonts w:ascii="Times New Roman" w:hAnsi="Times New Roman" w:cs="Times New Roman"/>
+          <w:color w:val="000000" w:themeColor="text1"/>
+        </w:rPr>
+        <w:t>, 2018, p. 74.</w:t>
       </w:r>
     </w:p>
     <w:p>
@@ -6693,7 +7142,29 @@
           <w:rFonts w:ascii="Times New Roman" w:hAnsi="Times New Roman" w:cs="Times New Roman"/>
           <w:color w:val="000000" w:themeColor="text1"/>
         </w:rPr>
-        <w:t xml:space="preserve">Court, L. E., Kisling, K., McCarroll, R., Zhang, L., Yang, J., Simonds, H., du Toit, M., Trauernicht, C., Burger, H., Parkes, J., Mejia, M., </w:t>
+        <w:t xml:space="preserve">McCulloch M.M, </w:t>
+      </w:r>
+      <w:r>
+        <w:rPr>
+          <w:rFonts w:ascii="Times New Roman" w:hAnsi="Times New Roman" w:cs="Times New Roman"/>
+          <w:b/>
+          <w:color w:val="000000" w:themeColor="text1"/>
+        </w:rPr>
+        <w:t>Anderson B.M</w:t>
+      </w:r>
+      <w:r>
+        <w:rPr>
+          <w:rFonts w:ascii="Times New Roman" w:hAnsi="Times New Roman" w:cs="Times New Roman"/>
+          <w:color w:val="000000" w:themeColor="text1"/>
+        </w:rPr>
+        <w:t xml:space="preserve">, </w:t>
+      </w:r>
+      <w:r>
+        <w:rPr>
+          <w:rFonts w:ascii="Times New Roman" w:hAnsi="Times New Roman" w:cs="Times New Roman"/>
+          <w:color w:val="000000" w:themeColor="text1"/>
+        </w:rPr>
+        <w:t xml:space="preserve">Mohamed A., Volpe S., </w:t>
       </w:r>
       <w:proofErr w:type="spellStart"/>
       <w:r>
@@ -6701,7 +7172,7 @@
           <w:rFonts w:ascii="Times New Roman" w:hAnsi="Times New Roman" w:cs="Times New Roman"/>
           <w:color w:val="000000" w:themeColor="text1"/>
         </w:rPr>
-        <w:t>Bojador</w:t>
+        <w:t>Elhalawani</w:t>
       </w:r>
       <w:proofErr w:type="spellEnd"/>
       <w:r>
@@ -6709,32 +7180,7 @@
           <w:rFonts w:ascii="Times New Roman" w:hAnsi="Times New Roman" w:cs="Times New Roman"/>
           <w:color w:val="000000" w:themeColor="text1"/>
         </w:rPr>
-        <w:t xml:space="preserve">, M., Balter, P., Branco, D., Steinmann, A., Baltz, G., Gay, S., </w:t>
-      </w:r>
-      <w:r>
-        <w:rPr>
-          <w:rFonts w:ascii="Times New Roman" w:hAnsi="Times New Roman" w:cs="Times New Roman"/>
-          <w:b/>
-          <w:bCs/>
-          <w:color w:val="000000" w:themeColor="text1"/>
-        </w:rPr>
-        <w:t>Anderson, B.</w:t>
-      </w:r>
-      <w:r>
-        <w:rPr>
-          <w:rFonts w:ascii="Times New Roman" w:hAnsi="Times New Roman" w:cs="Times New Roman"/>
-          <w:b/>
-          <w:bCs/>
-          <w:color w:val="000000" w:themeColor="text1"/>
-        </w:rPr>
-        <w:t>M</w:t>
-      </w:r>
-      <w:r>
-        <w:rPr>
-          <w:rFonts w:ascii="Times New Roman" w:hAnsi="Times New Roman" w:cs="Times New Roman"/>
-          <w:color w:val="000000" w:themeColor="text1"/>
-        </w:rPr>
-        <w:t xml:space="preserve">, Cardenas, C., </w:t>
+        <w:t xml:space="preserve"> H., </w:t>
       </w:r>
       <w:proofErr w:type="spellStart"/>
       <w:r>
@@ -6742,7 +7188,7 @@
           <w:rFonts w:ascii="Times New Roman" w:hAnsi="Times New Roman" w:cs="Times New Roman"/>
           <w:color w:val="000000" w:themeColor="text1"/>
         </w:rPr>
-        <w:t>Jhingran</w:t>
+        <w:t>Cazoulat</w:t>
       </w:r>
       <w:proofErr w:type="spellEnd"/>
       <w:r>
@@ -6750,7 +7196,7 @@
           <w:rFonts w:ascii="Times New Roman" w:hAnsi="Times New Roman" w:cs="Times New Roman"/>
           <w:color w:val="000000" w:themeColor="text1"/>
         </w:rPr>
-        <w:t xml:space="preserve">, A., </w:t>
+        <w:t xml:space="preserve"> G., </w:t>
       </w:r>
       <w:proofErr w:type="spellStart"/>
       <w:r>
@@ -6758,7 +7204,7 @@
           <w:rFonts w:ascii="Times New Roman" w:hAnsi="Times New Roman" w:cs="Times New Roman"/>
           <w:color w:val="000000" w:themeColor="text1"/>
         </w:rPr>
-        <w:t>Shaitelman</w:t>
+        <w:t>Bahig</w:t>
       </w:r>
       <w:proofErr w:type="spellEnd"/>
       <w:r>
@@ -6766,7 +7212,14 @@
           <w:rFonts w:ascii="Times New Roman" w:hAnsi="Times New Roman" w:cs="Times New Roman"/>
           <w:color w:val="000000" w:themeColor="text1"/>
         </w:rPr>
-        <w:t xml:space="preserve">, S., Bogler, O., Schmeller, K., Followill, D., Howell, R., Nelson, C., Peterson, C., Beadle, B </w:t>
+        <w:t xml:space="preserve"> H., Fuller C., Brock KK</w:t>
+      </w:r>
+      <w:r>
+        <w:rPr>
+          <w:rFonts w:ascii="Times New Roman" w:hAnsi="Times New Roman" w:cs="Times New Roman"/>
+          <w:color w:val="000000" w:themeColor="text1"/>
+        </w:rPr>
+        <w:t xml:space="preserve"> </w:t>
       </w:r>
       <w:r>
         <w:rPr>
@@ -6774,14 +7227,22 @@
           <w:i/>
           <w:color w:val="000000" w:themeColor="text1"/>
         </w:rPr>
-        <w:t>Radiation Planning Assistant – A streamlined, fully automated radiotherapy treatment planning system</w:t>
-      </w:r>
-      <w:r>
-        <w:rPr>
-          <w:rFonts w:ascii="Times New Roman" w:hAnsi="Times New Roman" w:cs="Times New Roman"/>
-          <w:color w:val="000000" w:themeColor="text1"/>
-        </w:rPr>
-        <w:t>. Journal of Visualized Experiments. 12/2017</w:t>
+        <w:t>Deformable Image Registration for Modeling Neck Flexion i</w:t>
+      </w:r>
+      <w:r>
+        <w:rPr>
+          <w:rFonts w:ascii="Times New Roman" w:hAnsi="Times New Roman" w:cs="Times New Roman"/>
+          <w:i/>
+          <w:color w:val="000000" w:themeColor="text1"/>
+        </w:rPr>
+        <w:t>n Head and Neck Cancer Patients.</w:t>
+      </w:r>
+      <w:r>
+        <w:rPr>
+          <w:rFonts w:ascii="Times New Roman" w:hAnsi="Times New Roman" w:cs="Times New Roman"/>
+          <w:color w:val="000000" w:themeColor="text1"/>
+        </w:rPr>
+        <w:t xml:space="preserve"> Physics in Medicine and Biology 09/2019</w:t>
       </w:r>
     </w:p>
     <w:p>
@@ -6803,8 +7264,202 @@
         <w:rPr>
           <w:rFonts w:ascii="Times New Roman" w:hAnsi="Times New Roman" w:cs="Times New Roman"/>
           <w:color w:val="000000" w:themeColor="text1"/>
+        </w:rPr>
+        <w:t xml:space="preserve">Ger R.B, Cardenas E.C, </w:t>
+      </w:r>
+      <w:r>
+        <w:rPr>
+          <w:rFonts w:ascii="Times New Roman" w:hAnsi="Times New Roman" w:cs="Times New Roman"/>
+          <w:b/>
+          <w:color w:val="000000" w:themeColor="text1"/>
+        </w:rPr>
+        <w:t>Anderson B.M</w:t>
+      </w:r>
+      <w:r>
+        <w:rPr>
+          <w:rFonts w:ascii="Times New Roman" w:hAnsi="Times New Roman" w:cs="Times New Roman"/>
+          <w:color w:val="000000" w:themeColor="text1"/>
+        </w:rPr>
+        <w:t xml:space="preserve">, </w:t>
+      </w:r>
+      <w:r>
+        <w:rPr>
+          <w:rFonts w:ascii="Times New Roman" w:hAnsi="Times New Roman" w:cs="Times New Roman"/>
+          <w:color w:val="000000" w:themeColor="text1"/>
+        </w:rPr>
+        <w:t>Yang J, Mackin DS, Zhang L, Court LE</w:t>
+      </w:r>
+      <w:r>
+        <w:rPr>
+          <w:rFonts w:ascii="Times New Roman" w:hAnsi="Times New Roman" w:cs="Times New Roman"/>
+          <w:color w:val="000000" w:themeColor="text1"/>
+        </w:rPr>
+        <w:t xml:space="preserve"> </w:t>
+      </w:r>
+      <w:r>
+        <w:rPr>
+          <w:rFonts w:ascii="Times New Roman" w:hAnsi="Times New Roman" w:cs="Times New Roman"/>
+          <w:i/>
+          <w:color w:val="000000" w:themeColor="text1"/>
+        </w:rPr>
+        <w:t>Guidelines and Experience Using Imaging Biomarker Explorer (IBEX) for Radiomics</w:t>
+      </w:r>
+      <w:r>
+        <w:rPr>
+          <w:rFonts w:ascii="Times New Roman" w:hAnsi="Times New Roman" w:cs="Times New Roman"/>
+          <w:i/>
+          <w:color w:val="000000" w:themeColor="text1"/>
+        </w:rPr>
+        <w:t xml:space="preserve">. </w:t>
+      </w:r>
+      <w:r>
+        <w:rPr>
+          <w:rFonts w:ascii="Times New Roman" w:hAnsi="Times New Roman" w:cs="Times New Roman"/>
+          <w:color w:val="000000" w:themeColor="text1"/>
+        </w:rPr>
+        <w:t xml:space="preserve">Journal of Visualized Experiments </w:t>
+      </w:r>
+      <w:r>
+        <w:rPr>
+          <w:rFonts w:ascii="Times New Roman" w:hAnsi="Times New Roman" w:cs="Times New Roman"/>
+          <w:color w:val="000000" w:themeColor="text1"/>
+        </w:rPr>
+        <w:t>01/2018</w:t>
+      </w:r>
+    </w:p>
+    <w:p>
+      <w:pPr>
+        <w:pStyle w:val="ListParagraph"/>
+        <w:keepNext/>
+        <w:keepLines/>
+        <w:numPr>
+          <w:ilvl w:val="0"/>
+          <w:numId w:val="8"/>
+        </w:numPr>
+        <w:spacing w:after="60"/>
+        <w:rPr>
+          <w:rFonts w:ascii="Times New Roman" w:hAnsi="Times New Roman" w:cs="Times New Roman"/>
+          <w:color w:val="000000" w:themeColor="text1"/>
+        </w:rPr>
+      </w:pPr>
+      <w:r>
+        <w:rPr>
+          <w:rFonts w:ascii="Times New Roman" w:hAnsi="Times New Roman" w:cs="Times New Roman"/>
+          <w:color w:val="000000" w:themeColor="text1"/>
+        </w:rPr>
+        <w:t xml:space="preserve">Court, L. E., Kisling, K., McCarroll, R., Zhang, L., Yang, J., Simonds, H., du Toit, M., Trauernicht, C., Burger, H., Parkes, J., Mejia, M., </w:t>
+      </w:r>
+      <w:proofErr w:type="spellStart"/>
+      <w:r>
+        <w:rPr>
+          <w:rFonts w:ascii="Times New Roman" w:hAnsi="Times New Roman" w:cs="Times New Roman"/>
+          <w:color w:val="000000" w:themeColor="text1"/>
+        </w:rPr>
+        <w:t>Bojador</w:t>
+      </w:r>
+      <w:proofErr w:type="spellEnd"/>
+      <w:r>
+        <w:rPr>
+          <w:rFonts w:ascii="Times New Roman" w:hAnsi="Times New Roman" w:cs="Times New Roman"/>
+          <w:color w:val="000000" w:themeColor="text1"/>
+        </w:rPr>
+        <w:t xml:space="preserve">, M., Balter, P., Branco, D., Steinmann, A., Baltz, G., Gay, S., </w:t>
+      </w:r>
+      <w:r>
+        <w:rPr>
+          <w:rFonts w:ascii="Times New Roman" w:hAnsi="Times New Roman" w:cs="Times New Roman"/>
+          <w:b/>
+          <w:bCs/>
+          <w:color w:val="000000" w:themeColor="text1"/>
+        </w:rPr>
+        <w:t>Anderson, B.</w:t>
+      </w:r>
+      <w:r>
+        <w:rPr>
+          <w:rFonts w:ascii="Times New Roman" w:hAnsi="Times New Roman" w:cs="Times New Roman"/>
+          <w:b/>
+          <w:bCs/>
+          <w:color w:val="000000" w:themeColor="text1"/>
+        </w:rPr>
+        <w:t>M</w:t>
+      </w:r>
+      <w:r>
+        <w:rPr>
+          <w:rFonts w:ascii="Times New Roman" w:hAnsi="Times New Roman" w:cs="Times New Roman"/>
+          <w:color w:val="000000" w:themeColor="text1"/>
+        </w:rPr>
+        <w:t xml:space="preserve">, Cardenas, C., </w:t>
+      </w:r>
+      <w:proofErr w:type="spellStart"/>
+      <w:r>
+        <w:rPr>
+          <w:rFonts w:ascii="Times New Roman" w:hAnsi="Times New Roman" w:cs="Times New Roman"/>
+          <w:color w:val="000000" w:themeColor="text1"/>
+        </w:rPr>
+        <w:t>Jhingran</w:t>
+      </w:r>
+      <w:proofErr w:type="spellEnd"/>
+      <w:r>
+        <w:rPr>
+          <w:rFonts w:ascii="Times New Roman" w:hAnsi="Times New Roman" w:cs="Times New Roman"/>
+          <w:color w:val="000000" w:themeColor="text1"/>
+        </w:rPr>
+        <w:t xml:space="preserve">, A., </w:t>
+      </w:r>
+      <w:proofErr w:type="spellStart"/>
+      <w:r>
+        <w:rPr>
+          <w:rFonts w:ascii="Times New Roman" w:hAnsi="Times New Roman" w:cs="Times New Roman"/>
+          <w:color w:val="000000" w:themeColor="text1"/>
+        </w:rPr>
+        <w:t>Shaitelman</w:t>
+      </w:r>
+      <w:proofErr w:type="spellEnd"/>
+      <w:r>
+        <w:rPr>
+          <w:rFonts w:ascii="Times New Roman" w:hAnsi="Times New Roman" w:cs="Times New Roman"/>
+          <w:color w:val="000000" w:themeColor="text1"/>
+        </w:rPr>
+        <w:t xml:space="preserve">, S., Bogler, O., Schmeller, K., Followill, D., Howell, R., Nelson, C., Peterson, C., Beadle, B </w:t>
+      </w:r>
+      <w:r>
+        <w:rPr>
+          <w:rFonts w:ascii="Times New Roman" w:hAnsi="Times New Roman" w:cs="Times New Roman"/>
+          <w:i/>
+          <w:color w:val="000000" w:themeColor="text1"/>
+        </w:rPr>
+        <w:t>Radiation Planning Assistant – A streamlined, fully automated radiotherapy treatment planning system</w:t>
+      </w:r>
+      <w:r>
+        <w:rPr>
+          <w:rFonts w:ascii="Times New Roman" w:hAnsi="Times New Roman" w:cs="Times New Roman"/>
+          <w:color w:val="000000" w:themeColor="text1"/>
+        </w:rPr>
+        <w:t>. Journal of Visualized Experiments. 12/2017</w:t>
+      </w:r>
+    </w:p>
+    <w:p>
+      <w:pPr>
+        <w:pStyle w:val="ListParagraph"/>
+        <w:keepNext/>
+        <w:keepLines/>
+        <w:numPr>
+          <w:ilvl w:val="0"/>
+          <w:numId w:val="8"/>
+        </w:numPr>
+        <w:spacing w:after="60"/>
+        <w:rPr>
+          <w:rFonts w:ascii="Times New Roman" w:hAnsi="Times New Roman" w:cs="Times New Roman"/>
+          <w:color w:val="000000" w:themeColor="text1"/>
+        </w:rPr>
+      </w:pPr>
+      <w:r>
+        <w:rPr>
+          <w:rFonts w:ascii="Times New Roman" w:hAnsi="Times New Roman" w:cs="Times New Roman"/>
+          <w:color w:val="000000" w:themeColor="text1"/>
           <w:shd w:val="clear" w:color="auto" w:fill="FFFFFF"/>
         </w:rPr>
+        <w:lastRenderedPageBreak/>
         <w:t xml:space="preserve">Rubinstein, A. E., Ingram, S. W., </w:t>
       </w:r>
       <w:r>
@@ -6961,9 +7616,8 @@
           <w:szCs w:val="24"/>
           <w:u w:val="single"/>
         </w:rPr>
-        <w:t xml:space="preserve">Presenting </w:t>
-      </w:r>
-      <w:proofErr w:type="gramStart"/>
+        <w:t>Presenting Author</w:t>
+      </w:r>
       <w:r>
         <w:rPr>
           <w:rFonts w:ascii="Times New Roman" w:hAnsi="Times New Roman" w:cs="Times New Roman"/>
@@ -6973,7 +7627,7 @@
           <w:szCs w:val="24"/>
           <w:u w:val="single"/>
         </w:rPr>
-        <w:t>Author</w:t>
+        <w:t>)</w:t>
       </w:r>
       <w:r>
         <w:rPr>
@@ -6984,30 +7638,7 @@
           <w:szCs w:val="24"/>
           <w:u w:val="single"/>
         </w:rPr>
-        <w:t>)</w:t>
-      </w:r>
-      <w:r>
-        <w:rPr>
-          <w:rFonts w:ascii="Times New Roman" w:hAnsi="Times New Roman" w:cs="Times New Roman"/>
-          <w:b/>
-          <w:color w:val="000000" w:themeColor="text1"/>
-          <w:sz w:val="24"/>
-          <w:szCs w:val="24"/>
-          <w:u w:val="single"/>
-        </w:rPr>
-        <w:t>_</w:t>
-      </w:r>
-      <w:proofErr w:type="gramEnd"/>
-      <w:r>
-        <w:rPr>
-          <w:rFonts w:ascii="Times New Roman" w:hAnsi="Times New Roman" w:cs="Times New Roman"/>
-          <w:b/>
-          <w:color w:val="000000" w:themeColor="text1"/>
-          <w:sz w:val="24"/>
-          <w:szCs w:val="24"/>
-          <w:u w:val="single"/>
-        </w:rPr>
-        <w:t>________________________________________________</w:t>
+        <w:t>_________________________________________________</w:t>
       </w:r>
     </w:p>
     <w:p>
@@ -7423,27 +8054,7 @@
           <w:color w:val="000000" w:themeColor="text1"/>
           <w:shd w:val="clear" w:color="auto" w:fill="FFFFFF"/>
         </w:rPr>
-        <w:t xml:space="preserve">Deep Learning for Rapid Deformable Image Registration of Liver </w:t>
-      </w:r>
-      <w:proofErr w:type="gramStart"/>
-      <w:r>
-        <w:rPr>
-          <w:rFonts w:ascii="Times New Roman" w:hAnsi="Times New Roman" w:cs="Times New Roman"/>
-          <w:i/>
-          <w:color w:val="000000" w:themeColor="text1"/>
-          <w:shd w:val="clear" w:color="auto" w:fill="FFFFFF"/>
-        </w:rPr>
-        <w:t>CT Scans</w:t>
-      </w:r>
-      <w:proofErr w:type="gramEnd"/>
-      <w:r>
-        <w:rPr>
-          <w:rFonts w:ascii="Times New Roman" w:hAnsi="Times New Roman" w:cs="Times New Roman"/>
-          <w:i/>
-          <w:color w:val="000000" w:themeColor="text1"/>
-          <w:shd w:val="clear" w:color="auto" w:fill="FFFFFF"/>
-        </w:rPr>
-        <w:t xml:space="preserve"> </w:t>
+        <w:t xml:space="preserve">Deep Learning for Rapid Deformable Image Registration of Liver CT Scans </w:t>
       </w:r>
       <w:r>
         <w:rPr>
@@ -8004,7 +8615,6 @@
           <w:color w:val="000000" w:themeColor="text1"/>
           <w:shd w:val="clear" w:color="auto" w:fill="FFFFFF"/>
         </w:rPr>
-        <w:lastRenderedPageBreak/>
         <w:t>Anderson, B. M.</w:t>
       </w:r>
       <w:r>
@@ -8100,9 +8710,8 @@
           <w:szCs w:val="24"/>
           <w:u w:val="single"/>
         </w:rPr>
-        <w:t xml:space="preserve"> (Presenting </w:t>
-      </w:r>
-      <w:proofErr w:type="gramStart"/>
+        <w:t xml:space="preserve"> (Presenting Author)</w:t>
+      </w:r>
       <w:r>
         <w:rPr>
           <w:rFonts w:ascii="Times New Roman" w:hAnsi="Times New Roman" w:cs="Times New Roman"/>
@@ -8112,30 +8721,7 @@
           <w:szCs w:val="24"/>
           <w:u w:val="single"/>
         </w:rPr>
-        <w:t>Author)</w:t>
-      </w:r>
-      <w:r>
-        <w:rPr>
-          <w:rFonts w:ascii="Times New Roman" w:hAnsi="Times New Roman" w:cs="Times New Roman"/>
-          <w:b/>
-          <w:color w:val="000000" w:themeColor="text1"/>
-          <w:sz w:val="24"/>
-          <w:szCs w:val="24"/>
-          <w:u w:val="single"/>
-        </w:rPr>
-        <w:t>_</w:t>
-      </w:r>
-      <w:proofErr w:type="gramEnd"/>
-      <w:r>
-        <w:rPr>
-          <w:rFonts w:ascii="Times New Roman" w:hAnsi="Times New Roman" w:cs="Times New Roman"/>
-          <w:b/>
-          <w:color w:val="000000" w:themeColor="text1"/>
-          <w:sz w:val="24"/>
-          <w:szCs w:val="24"/>
-          <w:u w:val="single"/>
-        </w:rPr>
-        <w:t>________________________________________________</w:t>
+        <w:t>_________________________________________________</w:t>
       </w:r>
     </w:p>
     <w:p>
@@ -8538,28 +9124,18 @@
           <w:i/>
           <w:color w:val="000000" w:themeColor="text1"/>
         </w:rPr>
-        <w:t xml:space="preserve">Setting up the pipeline of data to </w:t>
-      </w:r>
-      <w:proofErr w:type="gramStart"/>
+        <w:t>Setting up the pipeline of data to TensorFlow .</w:t>
+      </w:r>
+      <w:proofErr w:type="spellStart"/>
       <w:r>
         <w:rPr>
           <w:rFonts w:ascii="Times New Roman" w:hAnsi="Times New Roman" w:cs="Times New Roman"/>
           <w:i/>
           <w:color w:val="000000" w:themeColor="text1"/>
         </w:rPr>
-        <w:t>TensorFlow .</w:t>
-      </w:r>
-      <w:proofErr w:type="spellStart"/>
-      <w:r>
-        <w:rPr>
-          <w:rFonts w:ascii="Times New Roman" w:hAnsi="Times New Roman" w:cs="Times New Roman"/>
-          <w:i/>
-          <w:color w:val="000000" w:themeColor="text1"/>
-        </w:rPr>
         <w:t>tfrecords</w:t>
       </w:r>
       <w:proofErr w:type="spellEnd"/>
-      <w:proofErr w:type="gramEnd"/>
       <w:r>
         <w:rPr>
           <w:rFonts w:ascii="Times New Roman" w:hAnsi="Times New Roman" w:cs="Times New Roman"/>
@@ -8589,6 +9165,7 @@
           <w:b/>
           <w:color w:val="000000" w:themeColor="text1"/>
         </w:rPr>
+        <w:lastRenderedPageBreak/>
         <w:t>Anderson B.M</w:t>
       </w:r>
       <w:r>
@@ -9065,17 +9642,8 @@
           <w:rFonts w:ascii="Times New Roman" w:eastAsia="Times New Roman" w:hAnsi="Times New Roman" w:cs="Times New Roman"/>
           <w:color w:val="000000" w:themeColor="text1"/>
         </w:rPr>
-        <w:t xml:space="preserve">, </w:t>
-      </w:r>
-      <w:proofErr w:type="spellStart"/>
-      <w:r>
-        <w:rPr>
-          <w:rFonts w:ascii="Times New Roman" w:eastAsia="Times New Roman" w:hAnsi="Times New Roman" w:cs="Times New Roman"/>
-          <w:color w:val="000000" w:themeColor="text1"/>
-        </w:rPr>
-        <w:t>Obaideen</w:t>
-      </w:r>
-      <w:proofErr w:type="spellEnd"/>
+        <w:t>, Obaideen</w:t>
+      </w:r>
       <w:r>
         <w:rPr>
           <w:rFonts w:ascii="Times New Roman" w:eastAsia="Times New Roman" w:hAnsi="Times New Roman" w:cs="Times New Roman"/>
@@ -9629,23 +10197,7 @@
           <w:rFonts w:ascii="Times New Roman" w:eastAsia="Times New Roman" w:hAnsi="Times New Roman" w:cs="Times New Roman"/>
           <w:color w:val="000000" w:themeColor="text1"/>
         </w:rPr>
-        <w:t xml:space="preserve"> D.</w:t>
-      </w:r>
-      <w:proofErr w:type="gramStart"/>
-      <w:r>
-        <w:rPr>
-          <w:rFonts w:ascii="Times New Roman" w:eastAsia="Times New Roman" w:hAnsi="Times New Roman" w:cs="Times New Roman"/>
-          <w:color w:val="000000" w:themeColor="text1"/>
-        </w:rPr>
-        <w:t>, ,Balter</w:t>
-      </w:r>
-      <w:proofErr w:type="gramEnd"/>
-      <w:r>
-        <w:rPr>
-          <w:rFonts w:ascii="Times New Roman" w:eastAsia="Times New Roman" w:hAnsi="Times New Roman" w:cs="Times New Roman"/>
-          <w:color w:val="000000" w:themeColor="text1"/>
-        </w:rPr>
-        <w:t xml:space="preserve"> P., Koay E., Brock KK.</w:t>
+        <w:t xml:space="preserve"> D., ,Balter P., Koay E., Brock KK.</w:t>
       </w:r>
       <w:r>
         <w:rPr>
@@ -9690,7 +10242,6 @@
           <w:rFonts w:ascii="Times New Roman" w:eastAsia="Times New Roman" w:hAnsi="Times New Roman" w:cs="Times New Roman"/>
           <w:color w:val="000000" w:themeColor="text1"/>
         </w:rPr>
-        <w:lastRenderedPageBreak/>
         <w:t xml:space="preserve">Reber, B., </w:t>
       </w:r>
       <w:r>
@@ -9728,25 +10279,7 @@
           <w:i/>
           <w:color w:val="000000" w:themeColor="text1"/>
         </w:rPr>
-        <w:t xml:space="preserve">Predicting Osteoradionecrosis </w:t>
-      </w:r>
-      <w:proofErr w:type="gramStart"/>
-      <w:r>
-        <w:rPr>
-          <w:rFonts w:ascii="Times New Roman" w:eastAsia="Times New Roman" w:hAnsi="Times New Roman" w:cs="Times New Roman"/>
-          <w:i/>
-          <w:color w:val="000000" w:themeColor="text1"/>
-        </w:rPr>
-        <w:t>From</w:t>
-      </w:r>
-      <w:proofErr w:type="gramEnd"/>
-      <w:r>
-        <w:rPr>
-          <w:rFonts w:ascii="Times New Roman" w:eastAsia="Times New Roman" w:hAnsi="Times New Roman" w:cs="Times New Roman"/>
-          <w:i/>
-          <w:color w:val="000000" w:themeColor="text1"/>
-        </w:rPr>
-        <w:t xml:space="preserve"> Head and Neck Radiotherapy Using a Residual convolutional Neural Network </w:t>
+        <w:t xml:space="preserve">Predicting Osteoradionecrosis From Head and Neck Radiotherapy Using a Residual convolutional Neural Network </w:t>
       </w:r>
       <w:r>
         <w:rPr>
@@ -9996,25 +10529,7 @@
           <w:color w:val="000000" w:themeColor="text1"/>
           <w:shd w:val="clear" w:color="auto" w:fill="FFFFFF"/>
         </w:rPr>
-        <w:t xml:space="preserve">, et. </w:t>
-      </w:r>
-      <w:proofErr w:type="gramStart"/>
-      <w:r>
-        <w:rPr>
-          <w:rFonts w:ascii="Times New Roman" w:hAnsi="Times New Roman"/>
-          <w:color w:val="000000" w:themeColor="text1"/>
-          <w:shd w:val="clear" w:color="auto" w:fill="FFFFFF"/>
-        </w:rPr>
-        <w:t>al</w:t>
-      </w:r>
-      <w:proofErr w:type="gramEnd"/>
-      <w:r>
-        <w:rPr>
-          <w:rFonts w:ascii="Times New Roman" w:hAnsi="Times New Roman"/>
-          <w:color w:val="000000" w:themeColor="text1"/>
-          <w:shd w:val="clear" w:color="auto" w:fill="FFFFFF"/>
-        </w:rPr>
-        <w:t xml:space="preserve"> </w:t>
+        <w:t xml:space="preserve">, et. al </w:t>
       </w:r>
       <w:r>
         <w:rPr>
@@ -10191,6 +10706,7 @@
           <w:rFonts w:ascii="Times New Roman" w:hAnsi="Times New Roman"/>
           <w:color w:val="000000" w:themeColor="text1"/>
         </w:rPr>
+        <w:lastRenderedPageBreak/>
         <w:t xml:space="preserve">Sen A, </w:t>
       </w:r>
       <w:r>
@@ -10253,25 +10769,7 @@
           <w:i/>
           <w:color w:val="000000" w:themeColor="text1"/>
         </w:rPr>
-        <w:t xml:space="preserve">A Comparison of Deformable Registration Techniques for </w:t>
-      </w:r>
-      <w:proofErr w:type="gramStart"/>
-      <w:r>
-        <w:rPr>
-          <w:rFonts w:ascii="Times New Roman" w:hAnsi="Times New Roman"/>
-          <w:i/>
-          <w:color w:val="000000" w:themeColor="text1"/>
-        </w:rPr>
-        <w:t>Pre</w:t>
-      </w:r>
-      <w:proofErr w:type="gramEnd"/>
-      <w:r>
-        <w:rPr>
-          <w:rFonts w:ascii="Times New Roman" w:hAnsi="Times New Roman"/>
-          <w:i/>
-          <w:color w:val="000000" w:themeColor="text1"/>
-        </w:rPr>
-        <w:t xml:space="preserve"> and Post-Treatment Cholangiocarcinoma CT Images. </w:t>
+        <w:t xml:space="preserve">A Comparison of Deformable Registration Techniques for Pre and Post-Treatment Cholangiocarcinoma CT Images. </w:t>
       </w:r>
       <w:r>
         <w:rPr>
@@ -10727,27 +11225,7 @@
           <w:sz w:val="6"/>
           <w:szCs w:val="6"/>
         </w:rPr>
-        <w:t xml:space="preserve"> Do </w:t>
-      </w:r>
-      <w:proofErr w:type="gramStart"/>
-      <w:r>
-        <w:rPr>
-          <w:rFonts w:ascii="Times New Roman" w:hAnsi="Times New Roman" w:cs="Times New Roman"/>
-          <w:color w:val="FFFFFF" w:themeColor="background1"/>
-          <w:sz w:val="6"/>
-          <w:szCs w:val="6"/>
-        </w:rPr>
-        <w:t>you</w:t>
-      </w:r>
-      <w:proofErr w:type="gramEnd"/>
-      <w:r>
-        <w:rPr>
-          <w:rFonts w:ascii="Times New Roman" w:hAnsi="Times New Roman" w:cs="Times New Roman"/>
-          <w:color w:val="FFFFFF" w:themeColor="background1"/>
-          <w:sz w:val="6"/>
-          <w:szCs w:val="6"/>
-        </w:rPr>
-        <w:t xml:space="preserve"> very best to justify this decision.</w:t>
+        <w:t xml:space="preserve"> Do you very best to justify this decision.</w:t>
       </w:r>
     </w:p>
     <w:sectPr>
@@ -10920,8 +11398,8 @@
   <w:abstractNum w:abstractNumId="1" w15:restartNumberingAfterBreak="0">
     <w:nsid w:val="0E0A3CB7"/>
     <w:multiLevelType w:val="hybridMultilevel"/>
-    <w:tmpl w:val="403822B2"/>
-    <w:lvl w:ilvl="0" w:tplc="FFFFFFFF">
+    <w:tmpl w:val="5CE63D86"/>
+    <w:lvl w:ilvl="0" w:tplc="B994F89E">
       <w:start w:val="1"/>
       <w:numFmt w:val="decimal"/>
       <w:lvlText w:val="%1."/>
@@ -10933,6 +11411,8 @@
         <w:rFonts w:hint="default"/>
         <w:b w:val="0"/>
         <w:bCs/>
+        <w:i w:val="0"/>
+        <w:iCs/>
       </w:rPr>
     </w:lvl>
     <w:lvl w:ilvl="1" w:tplc="FFFFFFFF" w:tentative="1">

--- a/Clincal_CV/BMAnderson CV.docx
+++ b/Clincal_CV/BMAnderson CV.docx
@@ -831,6 +831,13 @@
         </w:rPr>
         <w:t>major Contributions</w:t>
       </w:r>
+      <w:r>
+        <w:rPr>
+          <w:rFonts w:cs="Times New Roman"/>
+          <w:color w:val="000000" w:themeColor="text1"/>
+        </w:rPr>
+        <w:t xml:space="preserve"> to the field</w:t>
+      </w:r>
     </w:p>
     <w:p>
       <w:pPr>
@@ -847,45 +854,7 @@
           <w:rFonts w:ascii="Times New Roman" w:hAnsi="Times New Roman" w:cs="Times New Roman"/>
           <w:color w:val="000000" w:themeColor="text1"/>
         </w:rPr>
-        <w:t xml:space="preserve">[fill in </w:t>
-      </w:r>
-      <w:proofErr w:type="spellStart"/>
-      <w:r>
-        <w:rPr>
-          <w:rFonts w:ascii="Times New Roman" w:hAnsi="Times New Roman" w:cs="Times New Roman"/>
-          <w:color w:val="000000" w:themeColor="text1"/>
-        </w:rPr>
-        <w:t>keras</w:t>
-      </w:r>
-      <w:proofErr w:type="spellEnd"/>
-      <w:r>
-        <w:rPr>
-          <w:rFonts w:ascii="Times New Roman" w:hAnsi="Times New Roman" w:cs="Times New Roman"/>
-          <w:color w:val="000000" w:themeColor="text1"/>
-        </w:rPr>
-        <w:t xml:space="preserve">, clinical trial] </w:t>
-      </w:r>
-      <w:r>
-        <w:rPr>
-          <w:rFonts w:ascii="Times New Roman" w:hAnsi="Times New Roman" w:cs="Times New Roman"/>
-          <w:color w:val="000000" w:themeColor="text1"/>
-        </w:rPr>
-        <w:t>University of North Carolina, Chapel Hill Research Retreat: 1</w:t>
-      </w:r>
-      <w:r>
-        <w:rPr>
-          <w:rFonts w:ascii="Times New Roman" w:hAnsi="Times New Roman" w:cs="Times New Roman"/>
-          <w:color w:val="000000" w:themeColor="text1"/>
-          <w:vertAlign w:val="superscript"/>
-        </w:rPr>
-        <w:t>st</w:t>
-      </w:r>
-      <w:r>
-        <w:rPr>
-          <w:rFonts w:ascii="Times New Roman" w:hAnsi="Times New Roman" w:cs="Times New Roman"/>
-          <w:color w:val="000000" w:themeColor="text1"/>
-        </w:rPr>
-        <w:t xml:space="preserve"> place poster in Physics/DHE Research</w:t>
+        <w:t>Open-Source Software: DicomRTTool. Author and maintainer of DicomRTTool, a Python library converting DICOM images, RT structure sets, and dose grids into NumPy/SimpleITK arrays, and converting model predictions back into clinically importable RT structures. Published in Practical Radiation Oncology (2021); ~1,700 downloads per month, 100+ GitHub stars and 30+ forks, in use across academic and industry groups internationally.</w:t>
       </w:r>
     </w:p>
     <w:p>
@@ -898,6 +867,88 @@
           <w:color w:val="000000" w:themeColor="text1"/>
         </w:rPr>
       </w:pPr>
+      <w:r>
+        <w:rPr>
+          <w:rFonts w:ascii="Times New Roman" w:hAnsi="Times New Roman" w:cs="Times New Roman"/>
+          <w:color w:val="000000" w:themeColor="text1"/>
+        </w:rPr>
+        <w:t>Core Contributions to Keras/TensorFlow. Authored the reconstruct_patches operation and accompanying ReconstructPatches2D/3D layers</w:t>
+      </w:r>
+      <w:r>
+        <w:rPr>
+          <w:rFonts w:ascii="Times New Roman" w:hAnsi="Times New Roman" w:cs="Times New Roman"/>
+          <w:color w:val="000000" w:themeColor="text1"/>
+        </w:rPr>
+        <w:t>:</w:t>
+      </w:r>
+      <w:r>
+        <w:rPr>
+          <w:rFonts w:ascii="Times New Roman" w:hAnsi="Times New Roman" w:cs="Times New Roman"/>
+          <w:color w:val="000000" w:themeColor="text1"/>
+        </w:rPr>
+        <w:t xml:space="preserve"> the inverse of extract_patches, used to reassemble patch-wise model predictions into full-resolution volumes</w:t>
+      </w:r>
+      <w:r>
+        <w:rPr>
+          <w:rFonts w:ascii="Times New Roman" w:hAnsi="Times New Roman" w:cs="Times New Roman"/>
+          <w:color w:val="000000" w:themeColor="text1"/>
+        </w:rPr>
+        <w:t>. M</w:t>
+      </w:r>
+      <w:r>
+        <w:rPr>
+          <w:rFonts w:ascii="Times New Roman" w:hAnsi="Times New Roman" w:cs="Times New Roman"/>
+          <w:color w:val="000000" w:themeColor="text1"/>
+        </w:rPr>
+        <w:t>erged into the Keras core library (2026). Because Keras 3 is backend-agnostic, these ship to TensorFlow, PyTorch, and JAX users alike; ~18 million monthly installs.</w:t>
+      </w:r>
+    </w:p>
+    <w:p>
+      <w:pPr>
+        <w:keepNext/>
+        <w:keepLines/>
+        <w:spacing w:after="60" w:line="240" w:lineRule="auto"/>
+        <w:rPr>
+          <w:rFonts w:ascii="Times New Roman" w:hAnsi="Times New Roman" w:cs="Times New Roman"/>
+          <w:color w:val="000000" w:themeColor="text1"/>
+        </w:rPr>
+      </w:pPr>
+      <w:r>
+        <w:rPr>
+          <w:rFonts w:ascii="Times New Roman" w:hAnsi="Times New Roman" w:cs="Times New Roman"/>
+          <w:color w:val="000000" w:themeColor="text1"/>
+        </w:rPr>
+        <w:t>Bench-to-Bedside: Volumetric Ablation Margin Assessment. Dissertation work on biomechanical-model deformable registration and deep learning segmentation, translated directly into a Phase 2 randomized controlled trial (COVER-ALL, NCT04083378) that established software-based ablation margin assessment as superior to visual assessment at the time of the procedure. Published in The Lancet Gastroenterology &amp; Hepatology (2025).</w:t>
+      </w:r>
+    </w:p>
+    <w:p>
+      <w:pPr>
+        <w:keepNext/>
+        <w:keepLines/>
+        <w:spacing w:after="60" w:line="240" w:lineRule="auto"/>
+        <w:rPr>
+          <w:rFonts w:ascii="Times New Roman" w:hAnsi="Times New Roman" w:cs="Times New Roman"/>
+          <w:color w:val="000000" w:themeColor="text1"/>
+        </w:rPr>
+      </w:pPr>
+      <w:r>
+        <w:rPr>
+          <w:rFonts w:ascii="Times New Roman" w:hAnsi="Times New Roman" w:cs="Times New Roman"/>
+          <w:color w:val="000000" w:themeColor="text1"/>
+        </w:rPr>
+        <w:t>Nomenclature Standardization: Open RT Structures. Lead author of Open RT Structures, a freely available implementation of the TG-263 standard that closed the gap between a published nomenclature and one clinics could actually adopt. Member, AAPM TG-263 (2021–2025); published in the Red Journal (2024).</w:t>
+      </w:r>
+    </w:p>
+    <w:p>
+      <w:pPr>
+        <w:keepNext/>
+        <w:keepLines/>
+        <w:spacing w:after="60" w:line="240" w:lineRule="auto"/>
+        <w:rPr>
+          <w:rFonts w:ascii="Times New Roman" w:hAnsi="Times New Roman" w:cs="Times New Roman"/>
+          <w:color w:val="000000" w:themeColor="text1"/>
+        </w:rPr>
+      </w:pPr>
     </w:p>
     <w:p>
       <w:pPr>
@@ -985,6 +1036,7 @@
           <w:rFonts w:ascii="Times New Roman" w:hAnsi="Times New Roman" w:cs="Times New Roman"/>
           <w:color w:val="000000" w:themeColor="text1"/>
         </w:rPr>
+        <w:lastRenderedPageBreak/>
         <w:t>MIM – Experience with contouring, 4DCT binning, PET and image fusion</w:t>
       </w:r>
     </w:p>
@@ -998,21 +1050,12 @@
           <w:color w:val="000000" w:themeColor="text1"/>
         </w:rPr>
       </w:pPr>
-      <w:proofErr w:type="spellStart"/>
-      <w:r>
-        <w:rPr>
-          <w:rFonts w:ascii="Times New Roman" w:hAnsi="Times New Roman" w:cs="Times New Roman"/>
-          <w:color w:val="000000" w:themeColor="text1"/>
-        </w:rPr>
-        <w:t>Raystation</w:t>
-      </w:r>
-      <w:proofErr w:type="spellEnd"/>
-      <w:r>
-        <w:rPr>
-          <w:rFonts w:ascii="Times New Roman" w:hAnsi="Times New Roman" w:cs="Times New Roman"/>
-          <w:color w:val="000000" w:themeColor="text1"/>
-        </w:rPr>
-        <w:t xml:space="preserve"> – Fully competent with </w:t>
+      <w:r>
+        <w:rPr>
+          <w:rFonts w:ascii="Times New Roman" w:hAnsi="Times New Roman" w:cs="Times New Roman"/>
+          <w:color w:val="000000" w:themeColor="text1"/>
+        </w:rPr>
+        <w:t xml:space="preserve">Raystation – Fully competent with </w:t>
       </w:r>
       <w:r>
         <w:rPr>
@@ -1053,21 +1096,12 @@
           <w:color w:val="000000" w:themeColor="text1"/>
         </w:rPr>
       </w:pPr>
-      <w:proofErr w:type="spellStart"/>
-      <w:r>
-        <w:rPr>
-          <w:rFonts w:ascii="Times New Roman" w:hAnsi="Times New Roman" w:cs="Times New Roman"/>
-          <w:color w:val="000000" w:themeColor="text1"/>
-        </w:rPr>
-        <w:t>Mosaiq</w:t>
-      </w:r>
-      <w:proofErr w:type="spellEnd"/>
-      <w:r>
-        <w:rPr>
-          <w:rFonts w:ascii="Times New Roman" w:hAnsi="Times New Roman" w:cs="Times New Roman"/>
-          <w:color w:val="000000" w:themeColor="text1"/>
-        </w:rPr>
-        <w:t xml:space="preserve"> – </w:t>
+      <w:r>
+        <w:rPr>
+          <w:rFonts w:ascii="Times New Roman" w:hAnsi="Times New Roman" w:cs="Times New Roman"/>
+          <w:color w:val="000000" w:themeColor="text1"/>
+        </w:rPr>
+        <w:t xml:space="preserve">Mosaiq – </w:t>
       </w:r>
       <w:r>
         <w:rPr>
@@ -1081,23 +1115,7 @@
           <w:rFonts w:ascii="Times New Roman" w:hAnsi="Times New Roman" w:cs="Times New Roman"/>
           <w:color w:val="000000" w:themeColor="text1"/>
         </w:rPr>
-        <w:t xml:space="preserve">understanding of SQL queries related to </w:t>
-      </w:r>
-      <w:proofErr w:type="spellStart"/>
-      <w:r>
-        <w:rPr>
-          <w:rFonts w:ascii="Times New Roman" w:hAnsi="Times New Roman" w:cs="Times New Roman"/>
-          <w:color w:val="000000" w:themeColor="text1"/>
-        </w:rPr>
-        <w:t>Mosaiq</w:t>
-      </w:r>
-      <w:proofErr w:type="spellEnd"/>
-      <w:r>
-        <w:rPr>
-          <w:rFonts w:ascii="Times New Roman" w:hAnsi="Times New Roman" w:cs="Times New Roman"/>
-          <w:color w:val="000000" w:themeColor="text1"/>
-        </w:rPr>
-        <w:t xml:space="preserve"> database, used for clinical workflow improvement</w:t>
+        <w:t>understanding of SQL queries related to Mosaiq database, used for clinical workflow improvement</w:t>
       </w:r>
       <w:r>
         <w:rPr>
@@ -1215,7 +1233,6 @@
         </w:rPr>
         <w:t xml:space="preserve">, </w:t>
       </w:r>
-      <w:proofErr w:type="spellStart"/>
       <w:r>
         <w:rPr>
           <w:rFonts w:ascii="Times New Roman" w:hAnsi="Times New Roman" w:cs="Times New Roman"/>
@@ -1223,23 +1240,13 @@
         </w:rPr>
         <w:t>Varisource</w:t>
       </w:r>
-      <w:proofErr w:type="spellEnd"/>
-      <w:r>
-        <w:rPr>
-          <w:rFonts w:ascii="Times New Roman" w:hAnsi="Times New Roman" w:cs="Times New Roman"/>
-          <w:color w:val="000000" w:themeColor="text1"/>
-        </w:rPr>
-        <w:t xml:space="preserve">, and </w:t>
-      </w:r>
-      <w:proofErr w:type="spellStart"/>
-      <w:r>
-        <w:rPr>
-          <w:rFonts w:ascii="Times New Roman" w:hAnsi="Times New Roman" w:cs="Times New Roman"/>
-          <w:color w:val="000000" w:themeColor="text1"/>
-        </w:rPr>
-        <w:t>Flexitron</w:t>
-      </w:r>
-      <w:proofErr w:type="spellEnd"/>
+      <w:r>
+        <w:rPr>
+          <w:rFonts w:ascii="Times New Roman" w:hAnsi="Times New Roman" w:cs="Times New Roman"/>
+          <w:color w:val="000000" w:themeColor="text1"/>
+        </w:rPr>
+        <w:t>, and Flexitron</w:t>
+      </w:r>
       <w:r>
         <w:rPr>
           <w:rFonts w:ascii="Times New Roman" w:hAnsi="Times New Roman" w:cs="Times New Roman"/>
@@ -1337,44 +1344,838 @@
           <w:rFonts w:ascii="Times New Roman" w:hAnsi="Times New Roman" w:cs="Times New Roman"/>
           <w:color w:val="000000" w:themeColor="text1"/>
         </w:rPr>
+        <w:t xml:space="preserve">Ad hoc </w:t>
+      </w:r>
+      <w:r>
+        <w:rPr>
+          <w:rFonts w:ascii="Times New Roman" w:hAnsi="Times New Roman" w:cs="Times New Roman"/>
+          <w:color w:val="000000" w:themeColor="text1"/>
+        </w:rPr>
+        <w:t>Associate Editor</w:t>
+      </w:r>
+      <w:r>
+        <w:rPr>
+          <w:rFonts w:ascii="Times New Roman" w:hAnsi="Times New Roman" w:cs="Times New Roman"/>
+          <w:b/>
+          <w:color w:val="000000" w:themeColor="text1"/>
+        </w:rPr>
+        <w:t xml:space="preserve">, </w:t>
+      </w:r>
+      <w:r>
+        <w:rPr>
+          <w:rFonts w:ascii="Times New Roman" w:hAnsi="Times New Roman" w:cs="Times New Roman"/>
+          <w:color w:val="000000" w:themeColor="text1"/>
+        </w:rPr>
+        <w:t>The International Journal of Medical Physics Research and Practice (2020-</w:t>
+      </w:r>
+      <w:r>
+        <w:rPr>
+          <w:rFonts w:ascii="Times New Roman" w:hAnsi="Times New Roman" w:cs="Times New Roman"/>
+          <w:color w:val="000000" w:themeColor="text1"/>
+        </w:rPr>
+        <w:t>2021</w:t>
+      </w:r>
+      <w:r>
+        <w:rPr>
+          <w:rFonts w:ascii="Times New Roman" w:hAnsi="Times New Roman" w:cs="Times New Roman"/>
+          <w:color w:val="000000" w:themeColor="text1"/>
+        </w:rPr>
+        <w:t>)</w:t>
+      </w:r>
+    </w:p>
+    <w:p>
+      <w:pPr>
+        <w:keepNext/>
+        <w:keepLines/>
+        <w:spacing w:after="60" w:line="240" w:lineRule="auto"/>
+        <w:rPr>
+          <w:rFonts w:ascii="Times New Roman" w:hAnsi="Times New Roman" w:cs="Times New Roman"/>
+          <w:color w:val="000000" w:themeColor="text1"/>
+        </w:rPr>
+      </w:pPr>
+      <w:r>
+        <w:rPr>
+          <w:rFonts w:ascii="Times New Roman" w:hAnsi="Times New Roman" w:cs="Times New Roman"/>
+          <w:bCs/>
+          <w:color w:val="000000" w:themeColor="text1"/>
+          <w:u w:val="single"/>
+        </w:rPr>
+        <w:t>Journal Reviewer</w:t>
+      </w:r>
+      <w:r>
+        <w:rPr>
+          <w:rFonts w:ascii="Times New Roman" w:hAnsi="Times New Roman" w:cs="Times New Roman"/>
+          <w:bCs/>
+          <w:color w:val="000000" w:themeColor="text1"/>
+          <w:u w:val="single"/>
+        </w:rPr>
+        <w:t xml:space="preserve">: </w:t>
+      </w:r>
+      <w:r>
+        <w:rPr>
+          <w:rFonts w:ascii="Times New Roman" w:hAnsi="Times New Roman" w:cs="Times New Roman"/>
+          <w:color w:val="000000" w:themeColor="text1"/>
+        </w:rPr>
+        <w:t>Manuscript Reviewer, The International Journal of Medical Physics Research and Practice (2019-present)</w:t>
+      </w:r>
+    </w:p>
+    <w:p>
+      <w:pPr>
+        <w:keepNext/>
+        <w:keepLines/>
+        <w:spacing w:after="60" w:line="240" w:lineRule="auto"/>
+        <w:rPr>
+          <w:rFonts w:ascii="Times New Roman" w:hAnsi="Times New Roman" w:cs="Times New Roman"/>
+          <w:color w:val="000000" w:themeColor="text1"/>
+        </w:rPr>
+      </w:pPr>
+      <w:r>
+        <w:rPr>
+          <w:rFonts w:ascii="Times New Roman" w:hAnsi="Times New Roman" w:cs="Times New Roman"/>
+          <w:color w:val="000000" w:themeColor="text1"/>
+          <w:u w:val="single"/>
+        </w:rPr>
+        <w:t>UCSD, Chair of Technical Innovation and Implementation:</w:t>
+      </w:r>
+      <w:r>
+        <w:rPr>
+          <w:rFonts w:ascii="Times New Roman" w:hAnsi="Times New Roman" w:cs="Times New Roman"/>
+          <w:color w:val="000000" w:themeColor="text1"/>
+        </w:rPr>
+        <w:t xml:space="preserve"> </w:t>
+      </w:r>
+      <w:r>
+        <w:rPr>
+          <w:rFonts w:ascii="Times New Roman" w:hAnsi="Times New Roman" w:cs="Times New Roman"/>
+          <w:color w:val="000000" w:themeColor="text1"/>
+        </w:rPr>
+        <w:t>Departmental lead for in-house software development, clinical deployment standards, and validation of clinical-facing tools, Department of Radiation Medicine &amp; Applied Sciences (202</w:t>
+      </w:r>
+      <w:r>
+        <w:rPr>
+          <w:rFonts w:ascii="Times New Roman" w:hAnsi="Times New Roman" w:cs="Times New Roman"/>
+          <w:color w:val="000000" w:themeColor="text1"/>
+        </w:rPr>
+        <w:t>5</w:t>
+      </w:r>
+      <w:r>
+        <w:rPr>
+          <w:rFonts w:ascii="Times New Roman" w:hAnsi="Times New Roman" w:cs="Times New Roman"/>
+          <w:color w:val="000000" w:themeColor="text1"/>
+        </w:rPr>
+        <w:t>–Present)</w:t>
+      </w:r>
+    </w:p>
+    <w:p>
+      <w:pPr>
+        <w:keepNext/>
+        <w:keepLines/>
+        <w:spacing w:after="60" w:line="240" w:lineRule="auto"/>
+        <w:rPr>
+          <w:rFonts w:ascii="Times New Roman" w:hAnsi="Times New Roman" w:cs="Times New Roman"/>
+          <w:color w:val="000000" w:themeColor="text1"/>
+        </w:rPr>
+      </w:pPr>
+      <w:r>
+        <w:rPr>
+          <w:rFonts w:ascii="Times New Roman" w:hAnsi="Times New Roman" w:cs="Times New Roman"/>
+          <w:color w:val="000000" w:themeColor="text1"/>
+          <w:u w:val="single"/>
+        </w:rPr>
+        <w:t xml:space="preserve">UCSD, </w:t>
+      </w:r>
+      <w:r>
+        <w:rPr>
+          <w:rFonts w:ascii="Times New Roman" w:hAnsi="Times New Roman" w:cs="Times New Roman"/>
+          <w:color w:val="000000" w:themeColor="text1"/>
+          <w:u w:val="single"/>
+        </w:rPr>
+        <w:t>Technical Service Chief, Central Nervous System:</w:t>
+      </w:r>
+      <w:r>
+        <w:rPr>
+          <w:rFonts w:ascii="Times New Roman" w:hAnsi="Times New Roman" w:cs="Times New Roman"/>
+          <w:color w:val="000000" w:themeColor="text1"/>
+        </w:rPr>
+        <w:t xml:space="preserve"> </w:t>
+      </w:r>
+      <w:r>
+        <w:rPr>
+          <w:rFonts w:ascii="Times New Roman" w:hAnsi="Times New Roman" w:cs="Times New Roman"/>
+          <w:color w:val="000000" w:themeColor="text1"/>
+        </w:rPr>
+        <w:t>Physics lead for the CNS disease site; authored the departmental CNS Standards and Guidelines defining site-specific treatment protocols, critical structure nomenclature, and dose constraints (202</w:t>
+      </w:r>
+      <w:r>
+        <w:rPr>
+          <w:rFonts w:ascii="Times New Roman" w:hAnsi="Times New Roman" w:cs="Times New Roman"/>
+          <w:color w:val="000000" w:themeColor="text1"/>
+        </w:rPr>
+        <w:t>5</w:t>
+      </w:r>
+      <w:r>
+        <w:rPr>
+          <w:rFonts w:ascii="Times New Roman" w:hAnsi="Times New Roman" w:cs="Times New Roman"/>
+          <w:color w:val="000000" w:themeColor="text1"/>
+        </w:rPr>
+        <w:t>–Present)</w:t>
+      </w:r>
+    </w:p>
+    <w:p>
+      <w:pPr>
+        <w:keepNext/>
+        <w:keepLines/>
+        <w:spacing w:after="120" w:line="240" w:lineRule="auto"/>
+        <w:rPr>
+          <w:rFonts w:ascii="Times New Roman" w:hAnsi="Times New Roman" w:cs="Times New Roman"/>
+          <w:color w:val="000000" w:themeColor="text1"/>
+        </w:rPr>
+      </w:pPr>
+      <w:r>
+        <w:rPr>
+          <w:rFonts w:ascii="Times New Roman" w:hAnsi="Times New Roman" w:cs="Times New Roman"/>
+          <w:color w:val="000000" w:themeColor="text1"/>
+          <w:u w:val="single"/>
+        </w:rPr>
+        <w:t>American Association of Physicists in Medicine (AAPM)</w:t>
+      </w:r>
+      <w:r>
+        <w:rPr>
+          <w:rFonts w:ascii="Times New Roman" w:hAnsi="Times New Roman" w:cs="Times New Roman"/>
+          <w:color w:val="000000" w:themeColor="text1"/>
+        </w:rPr>
+        <w:t>: Member 2015-Present</w:t>
+      </w:r>
+    </w:p>
+    <w:p>
+      <w:pPr>
+        <w:keepNext/>
+        <w:keepLines/>
+        <w:spacing w:after="60" w:line="240" w:lineRule="auto"/>
+        <w:rPr>
+          <w:rFonts w:ascii="Times New Roman" w:hAnsi="Times New Roman" w:cs="Times New Roman"/>
+          <w:bCs/>
+          <w:color w:val="000000" w:themeColor="text1"/>
+          <w:u w:val="single"/>
+        </w:rPr>
+      </w:pPr>
+      <w:r>
+        <w:rPr>
+          <w:rFonts w:ascii="Times New Roman" w:hAnsi="Times New Roman" w:cs="Times New Roman"/>
+          <w:bCs/>
+          <w:color w:val="000000" w:themeColor="text1"/>
+          <w:u w:val="single"/>
+        </w:rPr>
+        <w:t>AAPM Task Group 263: Standardizing Nomenclatures in Radiation Oncology:</w:t>
+      </w:r>
+      <w:r>
+        <w:rPr>
+          <w:rFonts w:ascii="Times New Roman" w:hAnsi="Times New Roman" w:cs="Times New Roman"/>
+          <w:bCs/>
+          <w:color w:val="000000" w:themeColor="text1"/>
+        </w:rPr>
+        <w:t xml:space="preserve"> Member (2021-2025)</w:t>
+      </w:r>
+      <w:r>
+        <w:rPr>
+          <w:rFonts w:ascii="Times New Roman" w:hAnsi="Times New Roman" w:cs="Times New Roman"/>
+          <w:bCs/>
+          <w:color w:val="000000" w:themeColor="text1"/>
+          <w:u w:val="single"/>
+        </w:rPr>
+        <w:t xml:space="preserve"> </w:t>
+      </w:r>
+    </w:p>
+    <w:p>
+      <w:pPr>
+        <w:keepNext/>
+        <w:keepLines/>
+        <w:spacing w:after="120" w:line="240" w:lineRule="auto"/>
+        <w:rPr>
+          <w:rFonts w:ascii="Times New Roman" w:hAnsi="Times New Roman" w:cs="Times New Roman"/>
+          <w:color w:val="000000" w:themeColor="text1"/>
+        </w:rPr>
+      </w:pPr>
+      <w:r>
+        <w:rPr>
+          <w:rFonts w:ascii="Times New Roman" w:hAnsi="Times New Roman" w:cs="Times New Roman"/>
+          <w:color w:val="000000" w:themeColor="text1"/>
+          <w:u w:val="single"/>
+        </w:rPr>
+        <w:t xml:space="preserve">Medical Physicists for World Benefit </w:t>
+      </w:r>
+      <w:r>
+        <w:rPr>
+          <w:rFonts w:ascii="Times New Roman" w:hAnsi="Times New Roman" w:cs="Times New Roman"/>
+          <w:color w:val="000000" w:themeColor="text1"/>
+          <w:u w:val="single"/>
+        </w:rPr>
+        <w:t>(MPWB)</w:t>
+      </w:r>
+      <w:r>
+        <w:rPr>
+          <w:rFonts w:ascii="Times New Roman" w:hAnsi="Times New Roman" w:cs="Times New Roman"/>
+          <w:color w:val="000000" w:themeColor="text1"/>
+        </w:rPr>
+        <w:t>: Member 2017-Present</w:t>
+      </w:r>
+    </w:p>
+    <w:p>
+      <w:pPr>
+        <w:keepNext/>
+        <w:keepLines/>
+        <w:spacing w:after="60"/>
+        <w:rPr>
+          <w:rFonts w:ascii="Times New Roman" w:hAnsi="Times New Roman" w:cs="Times New Roman"/>
+          <w:color w:val="000000" w:themeColor="text1"/>
+        </w:rPr>
+      </w:pPr>
+      <w:r>
+        <w:rPr>
+          <w:rFonts w:ascii="Times New Roman" w:hAnsi="Times New Roman" w:cs="Times New Roman"/>
+          <w:color w:val="000000" w:themeColor="text1"/>
+          <w:u w:val="single"/>
+        </w:rPr>
+        <w:t>AAPM</w:t>
+      </w:r>
+      <w:r>
+        <w:rPr>
+          <w:rFonts w:ascii="Times New Roman" w:hAnsi="Times New Roman" w:cs="Times New Roman"/>
+          <w:color w:val="000000" w:themeColor="text1"/>
+          <w:u w:val="single"/>
+        </w:rPr>
+        <w:t>,</w:t>
+      </w:r>
+      <w:r>
+        <w:rPr>
+          <w:rFonts w:ascii="Times New Roman" w:hAnsi="Times New Roman" w:cs="Times New Roman"/>
+          <w:color w:val="000000" w:themeColor="text1"/>
+          <w:u w:val="single"/>
+        </w:rPr>
+        <w:t xml:space="preserve"> Summer School</w:t>
+      </w:r>
+      <w:r>
+        <w:rPr>
+          <w:rFonts w:ascii="Times New Roman" w:hAnsi="Times New Roman" w:cs="Times New Roman"/>
+          <w:color w:val="000000" w:themeColor="text1"/>
+          <w:u w:val="single"/>
+        </w:rPr>
+        <w:t xml:space="preserve">, </w:t>
+      </w:r>
+      <w:r>
+        <w:rPr>
+          <w:rFonts w:ascii="Times New Roman" w:hAnsi="Times New Roman" w:cs="Times New Roman"/>
+          <w:color w:val="000000" w:themeColor="text1"/>
+          <w:u w:val="single"/>
+        </w:rPr>
+        <w:t>Teaching Assistan</w:t>
+      </w:r>
+      <w:r>
+        <w:rPr>
+          <w:rFonts w:ascii="Times New Roman" w:hAnsi="Times New Roman" w:cs="Times New Roman"/>
+          <w:color w:val="000000" w:themeColor="text1"/>
+          <w:u w:val="single"/>
+        </w:rPr>
+        <w:t>t</w:t>
+      </w:r>
+      <w:r>
+        <w:rPr>
+          <w:rFonts w:ascii="Times New Roman" w:hAnsi="Times New Roman" w:cs="Times New Roman"/>
+          <w:color w:val="000000" w:themeColor="text1"/>
+        </w:rPr>
+        <w:t>: Assisted in creation, distribution, and implementation of workbooks for the annual conference (2019)</w:t>
+      </w:r>
+    </w:p>
+    <w:p>
+      <w:pPr>
+        <w:keepNext/>
+        <w:keepLines/>
+        <w:spacing w:after="60" w:line="240" w:lineRule="auto"/>
+        <w:rPr>
+          <w:rFonts w:ascii="Times New Roman" w:hAnsi="Times New Roman" w:cs="Times New Roman"/>
+          <w:color w:val="000000" w:themeColor="text1"/>
+        </w:rPr>
+      </w:pPr>
+      <w:r>
+        <w:rPr>
+          <w:rFonts w:ascii="Times New Roman" w:hAnsi="Times New Roman" w:cs="Times New Roman"/>
+          <w:color w:val="000000" w:themeColor="text1"/>
+          <w:u w:val="single"/>
+        </w:rPr>
+        <w:t xml:space="preserve">AAPM, </w:t>
+      </w:r>
+      <w:r>
+        <w:rPr>
+          <w:rFonts w:ascii="Times New Roman" w:hAnsi="Times New Roman" w:cs="Times New Roman"/>
+          <w:color w:val="000000" w:themeColor="text1"/>
+          <w:u w:val="single"/>
+        </w:rPr>
+        <w:t>WizKids</w:t>
+      </w:r>
+      <w:r>
+        <w:rPr>
+          <w:rFonts w:ascii="Times New Roman" w:hAnsi="Times New Roman" w:cs="Times New Roman"/>
+          <w:color w:val="000000" w:themeColor="text1"/>
+          <w:u w:val="single"/>
+        </w:rPr>
+        <w:t>:</w:t>
+      </w:r>
+      <w:r>
+        <w:rPr>
+          <w:rFonts w:ascii="Times New Roman" w:hAnsi="Times New Roman" w:cs="Times New Roman"/>
+          <w:color w:val="000000" w:themeColor="text1"/>
+        </w:rPr>
+        <w:t xml:space="preserve"> A STEM outreach program where we volunteer to educate local students on medical physics and other STEM opportunities, volunteered at the annual conference (</w:t>
+      </w:r>
+      <w:r>
+        <w:rPr>
+          <w:rFonts w:ascii="Times New Roman" w:hAnsi="Times New Roman" w:cs="Times New Roman"/>
+          <w:color w:val="000000" w:themeColor="text1"/>
+        </w:rPr>
+        <w:t>2018-2019</w:t>
+      </w:r>
+      <w:r>
+        <w:rPr>
+          <w:rFonts w:ascii="Times New Roman" w:hAnsi="Times New Roman" w:cs="Times New Roman"/>
+          <w:color w:val="000000" w:themeColor="text1"/>
+        </w:rPr>
+        <w:t>)</w:t>
+      </w:r>
+    </w:p>
+    <w:p>
+      <w:pPr>
+        <w:keepNext/>
+        <w:keepLines/>
+        <w:spacing w:after="60" w:line="240" w:lineRule="auto"/>
+        <w:rPr>
+          <w:rFonts w:ascii="Times New Roman" w:hAnsi="Times New Roman" w:cs="Times New Roman"/>
+          <w:color w:val="000000" w:themeColor="text1"/>
+        </w:rPr>
+      </w:pPr>
+      <w:r>
+        <w:rPr>
+          <w:rFonts w:ascii="Times New Roman" w:hAnsi="Times New Roman" w:cs="Times New Roman"/>
+          <w:color w:val="000000" w:themeColor="text1"/>
+          <w:u w:val="single"/>
+        </w:rPr>
+        <w:t xml:space="preserve">MD Anderson, </w:t>
+      </w:r>
+      <w:r>
+        <w:rPr>
+          <w:rFonts w:ascii="Times New Roman" w:hAnsi="Times New Roman" w:cs="Times New Roman"/>
+          <w:color w:val="000000" w:themeColor="text1"/>
+          <w:u w:val="single"/>
+        </w:rPr>
+        <w:t>International Students Association</w:t>
+      </w:r>
+      <w:r>
+        <w:rPr>
+          <w:rFonts w:ascii="Times New Roman" w:hAnsi="Times New Roman" w:cs="Times New Roman"/>
+          <w:color w:val="000000" w:themeColor="text1"/>
+          <w:u w:val="single"/>
+        </w:rPr>
+        <w:t xml:space="preserve"> (ISA)</w:t>
+      </w:r>
+      <w:r>
+        <w:rPr>
+          <w:rFonts w:ascii="Times New Roman" w:hAnsi="Times New Roman" w:cs="Times New Roman"/>
+          <w:color w:val="000000" w:themeColor="text1"/>
+          <w:u w:val="single"/>
+        </w:rPr>
+        <w:t>:</w:t>
+      </w:r>
+      <w:r>
+        <w:rPr>
+          <w:rFonts w:ascii="Times New Roman" w:hAnsi="Times New Roman" w:cs="Times New Roman"/>
+          <w:color w:val="000000" w:themeColor="text1"/>
+        </w:rPr>
+        <w:t xml:space="preserve"> </w:t>
+      </w:r>
+      <w:r>
+        <w:rPr>
+          <w:rFonts w:ascii="Times New Roman" w:hAnsi="Times New Roman" w:cs="Times New Roman"/>
+          <w:color w:val="000000" w:themeColor="text1"/>
+        </w:rPr>
+        <w:t>Founding member of the</w:t>
+      </w:r>
+      <w:r>
+        <w:rPr>
+          <w:rFonts w:ascii="Times New Roman" w:hAnsi="Times New Roman" w:cs="Times New Roman"/>
+          <w:color w:val="000000" w:themeColor="text1"/>
+        </w:rPr>
+        <w:t xml:space="preserve"> organization</w:t>
+      </w:r>
+      <w:r>
+        <w:rPr>
+          <w:rFonts w:ascii="Times New Roman" w:hAnsi="Times New Roman" w:cs="Times New Roman"/>
+          <w:color w:val="000000" w:themeColor="text1"/>
+        </w:rPr>
+        <w:t xml:space="preserve"> as domestic liaison with</w:t>
+      </w:r>
+      <w:r>
+        <w:rPr>
+          <w:rFonts w:ascii="Times New Roman" w:hAnsi="Times New Roman" w:cs="Times New Roman"/>
+          <w:color w:val="000000" w:themeColor="text1"/>
+        </w:rPr>
+        <w:t xml:space="preserve"> the Graduate School of Biomedical Sciences. </w:t>
+      </w:r>
+      <w:r>
+        <w:rPr>
+          <w:rFonts w:ascii="Times New Roman" w:hAnsi="Times New Roman" w:cs="Times New Roman"/>
+          <w:color w:val="000000" w:themeColor="text1"/>
+        </w:rPr>
+        <w:t>G</w:t>
+      </w:r>
+      <w:r>
+        <w:rPr>
+          <w:rFonts w:ascii="Times New Roman" w:hAnsi="Times New Roman" w:cs="Times New Roman"/>
+          <w:color w:val="000000" w:themeColor="text1"/>
+        </w:rPr>
+        <w:t>oal being to best help international students with any problems they might have in the transition to the US</w:t>
+      </w:r>
+      <w:r>
+        <w:rPr>
+          <w:rFonts w:ascii="Times New Roman" w:hAnsi="Times New Roman" w:cs="Times New Roman"/>
+          <w:color w:val="000000" w:themeColor="text1"/>
+        </w:rPr>
+        <w:t xml:space="preserve"> (opening bank account, etc.)</w:t>
+      </w:r>
+      <w:r>
+        <w:rPr>
+          <w:rFonts w:ascii="Times New Roman" w:hAnsi="Times New Roman" w:cs="Times New Roman"/>
+          <w:color w:val="000000" w:themeColor="text1"/>
+        </w:rPr>
+        <w:t xml:space="preserve"> (2019)</w:t>
+      </w:r>
+    </w:p>
+    <w:p>
+      <w:pPr>
+        <w:keepNext/>
+        <w:keepLines/>
+        <w:spacing w:after="60" w:line="240" w:lineRule="auto"/>
+        <w:rPr>
+          <w:rFonts w:ascii="Times New Roman" w:hAnsi="Times New Roman" w:cs="Times New Roman"/>
+          <w:color w:val="000000" w:themeColor="text1"/>
+        </w:rPr>
+      </w:pPr>
+      <w:r>
+        <w:rPr>
+          <w:rFonts w:ascii="Times New Roman" w:hAnsi="Times New Roman" w:cs="Times New Roman"/>
+          <w:color w:val="000000" w:themeColor="text1"/>
+          <w:u w:val="single"/>
+        </w:rPr>
+        <w:t xml:space="preserve">MD Anderson, </w:t>
+      </w:r>
+      <w:r>
+        <w:rPr>
+          <w:rFonts w:ascii="Times New Roman" w:hAnsi="Times New Roman" w:cs="Times New Roman"/>
+          <w:color w:val="000000" w:themeColor="text1"/>
+          <w:u w:val="single"/>
+        </w:rPr>
+        <w:t>Science Night:</w:t>
+      </w:r>
+      <w:r>
+        <w:rPr>
+          <w:rFonts w:ascii="Times New Roman" w:hAnsi="Times New Roman" w:cs="Times New Roman"/>
+          <w:color w:val="000000" w:themeColor="text1"/>
+        </w:rPr>
+        <w:t xml:space="preserve"> An outreach program to educate children of all ages on opportunities and research in STEM occurring in UTH. Involves creating fun interactive stages to educate the students. (2017-2019)</w:t>
+      </w:r>
+    </w:p>
+    <w:p>
+      <w:pPr>
+        <w:keepNext/>
+        <w:keepLines/>
+        <w:spacing w:after="60" w:line="240" w:lineRule="auto"/>
+        <w:rPr>
+          <w:rFonts w:ascii="Times New Roman" w:hAnsi="Times New Roman" w:cs="Times New Roman"/>
+          <w:color w:val="000000" w:themeColor="text1"/>
+        </w:rPr>
+      </w:pPr>
+      <w:r>
+        <w:rPr>
+          <w:rFonts w:ascii="Times New Roman" w:hAnsi="Times New Roman" w:cs="Times New Roman"/>
+          <w:color w:val="000000" w:themeColor="text1"/>
+          <w:u w:val="single"/>
+        </w:rPr>
+        <w:t xml:space="preserve">Houston, TX, </w:t>
+      </w:r>
+      <w:r>
+        <w:rPr>
+          <w:rFonts w:ascii="Times New Roman" w:hAnsi="Times New Roman" w:cs="Times New Roman"/>
+          <w:color w:val="000000" w:themeColor="text1"/>
+          <w:u w:val="single"/>
+        </w:rPr>
+        <w:t>St. Vincent de Paul Food Fair</w:t>
+      </w:r>
+      <w:r>
+        <w:rPr>
+          <w:rFonts w:ascii="Times New Roman" w:hAnsi="Times New Roman" w:cs="Times New Roman"/>
+          <w:color w:val="000000" w:themeColor="text1"/>
+        </w:rPr>
+        <w:t xml:space="preserve">: Volunteering in organization and distribution of food to </w:t>
+      </w:r>
+      <w:r>
+        <w:rPr>
+          <w:rFonts w:ascii="Times New Roman" w:hAnsi="Times New Roman" w:cs="Times New Roman"/>
+          <w:color w:val="000000" w:themeColor="text1"/>
+        </w:rPr>
+        <w:t xml:space="preserve">families in need </w:t>
+      </w:r>
+      <w:r>
+        <w:rPr>
+          <w:rFonts w:ascii="Times New Roman" w:hAnsi="Times New Roman" w:cs="Times New Roman"/>
+          <w:color w:val="000000" w:themeColor="text1"/>
+        </w:rPr>
+        <w:t>with St. Vincent de Paul (2018)</w:t>
+      </w:r>
+    </w:p>
+    <w:p>
+      <w:pPr>
+        <w:keepNext/>
+        <w:keepLines/>
+        <w:spacing w:after="60" w:line="240" w:lineRule="auto"/>
+        <w:rPr>
+          <w:rFonts w:ascii="Times New Roman" w:hAnsi="Times New Roman" w:cs="Times New Roman"/>
+          <w:color w:val="000000" w:themeColor="text1"/>
+        </w:rPr>
+      </w:pPr>
+      <w:r>
+        <w:rPr>
+          <w:rFonts w:ascii="Times New Roman" w:hAnsi="Times New Roman" w:cs="Times New Roman"/>
+          <w:color w:val="000000" w:themeColor="text1"/>
+          <w:u w:val="single"/>
+        </w:rPr>
+        <w:t xml:space="preserve">Houston, TX, </w:t>
+      </w:r>
+      <w:r>
+        <w:rPr>
+          <w:rFonts w:ascii="Times New Roman" w:hAnsi="Times New Roman" w:cs="Times New Roman"/>
+          <w:color w:val="000000" w:themeColor="text1"/>
+          <w:u w:val="single"/>
+        </w:rPr>
+        <w:t>Volunteer at Friends for Life Animal Shelter</w:t>
+      </w:r>
+      <w:r>
+        <w:rPr>
+          <w:rFonts w:ascii="Times New Roman" w:hAnsi="Times New Roman" w:cs="Times New Roman"/>
+          <w:color w:val="000000" w:themeColor="text1"/>
+        </w:rPr>
+        <w:t>: +20 hours</w:t>
+      </w:r>
+      <w:r>
+        <w:rPr>
+          <w:rFonts w:ascii="Times New Roman" w:hAnsi="Times New Roman" w:cs="Times New Roman"/>
+          <w:color w:val="000000" w:themeColor="text1"/>
+        </w:rPr>
+        <w:t xml:space="preserve"> spent volunteering in an animal</w:t>
+      </w:r>
+      <w:r>
+        <w:rPr>
+          <w:rFonts w:ascii="Times New Roman" w:hAnsi="Times New Roman" w:cs="Times New Roman"/>
+          <w:color w:val="000000" w:themeColor="text1"/>
+        </w:rPr>
+        <w:t xml:space="preserve"> shelter (2017-</w:t>
+      </w:r>
+      <w:r>
+        <w:rPr>
+          <w:rFonts w:ascii="Times New Roman" w:hAnsi="Times New Roman" w:cs="Times New Roman"/>
+          <w:color w:val="000000" w:themeColor="text1"/>
+        </w:rPr>
+        <w:t>2019</w:t>
+      </w:r>
+      <w:r>
+        <w:rPr>
+          <w:rFonts w:ascii="Times New Roman" w:hAnsi="Times New Roman" w:cs="Times New Roman"/>
+          <w:color w:val="000000" w:themeColor="text1"/>
+        </w:rPr>
+        <w:t>)</w:t>
+      </w:r>
+    </w:p>
+    <w:p>
+      <w:pPr>
+        <w:keepNext/>
+        <w:keepLines/>
+        <w:spacing w:after="60" w:line="240" w:lineRule="auto"/>
+        <w:rPr>
+          <w:rFonts w:ascii="Times New Roman" w:hAnsi="Times New Roman" w:cs="Times New Roman"/>
+          <w:color w:val="000000" w:themeColor="text1"/>
+        </w:rPr>
+      </w:pPr>
+      <w:r>
+        <w:rPr>
+          <w:rFonts w:ascii="Times New Roman" w:hAnsi="Times New Roman" w:cs="Times New Roman"/>
+          <w:color w:val="000000" w:themeColor="text1"/>
+          <w:u w:val="single"/>
+        </w:rPr>
+        <w:t xml:space="preserve">Houston, TX, </w:t>
+      </w:r>
+      <w:r>
+        <w:rPr>
+          <w:rFonts w:ascii="Times New Roman" w:hAnsi="Times New Roman" w:cs="Times New Roman"/>
+          <w:color w:val="000000" w:themeColor="text1"/>
+          <w:u w:val="single"/>
+        </w:rPr>
+        <w:t xml:space="preserve">Hurricane Harvey Relief: </w:t>
+      </w:r>
+      <w:r>
+        <w:rPr>
+          <w:rFonts w:ascii="Times New Roman" w:hAnsi="Times New Roman" w:cs="Times New Roman"/>
+          <w:color w:val="000000" w:themeColor="text1"/>
+        </w:rPr>
+        <w:t>Assisted in the removal of drywall, floor paneling, and ruined furniture of a local home affected by Hurricane Harvey (2017)</w:t>
+      </w:r>
+    </w:p>
+    <w:p>
+      <w:pPr>
+        <w:keepNext/>
+        <w:keepLines/>
+        <w:spacing w:after="60" w:line="240" w:lineRule="auto"/>
+        <w:rPr>
+          <w:rFonts w:ascii="Times New Roman" w:hAnsi="Times New Roman" w:cs="Times New Roman"/>
+          <w:color w:val="000000" w:themeColor="text1"/>
+        </w:rPr>
+      </w:pPr>
+      <w:r>
+        <w:rPr>
+          <w:rFonts w:ascii="Times New Roman" w:hAnsi="Times New Roman" w:cs="Times New Roman"/>
+          <w:color w:val="000000" w:themeColor="text1"/>
+          <w:u w:val="single"/>
+        </w:rPr>
+        <w:t xml:space="preserve">MD Anderson, </w:t>
+      </w:r>
+      <w:r>
+        <w:rPr>
+          <w:rFonts w:ascii="Times New Roman" w:hAnsi="Times New Roman" w:cs="Times New Roman"/>
+          <w:color w:val="000000" w:themeColor="text1"/>
+          <w:u w:val="single"/>
+        </w:rPr>
+        <w:t>UT House Medics</w:t>
+      </w:r>
+      <w:r>
+        <w:rPr>
+          <w:rFonts w:ascii="Times New Roman" w:hAnsi="Times New Roman" w:cs="Times New Roman"/>
+          <w:color w:val="000000" w:themeColor="text1"/>
+        </w:rPr>
+        <w:t>: Community outreach assisting elderly citizens with home renovation and reconstruction (2016, 2018)</w:t>
+      </w:r>
+    </w:p>
+    <w:p>
+      <w:pPr>
+        <w:pStyle w:val="Heading1"/>
+        <w:keepLines/>
+        <w:spacing w:after="120"/>
+        <w:rPr>
+          <w:rFonts w:cs="Times New Roman"/>
+          <w:color w:val="000000" w:themeColor="text1"/>
+        </w:rPr>
+      </w:pPr>
+      <w:r>
+        <w:rPr>
+          <w:rFonts w:cs="Times New Roman"/>
+          <w:color w:val="000000" w:themeColor="text1"/>
+        </w:rPr>
+        <w:t>Clinical Projects</w:t>
+      </w:r>
+      <w:r>
+        <w:rPr>
+          <w:rFonts w:cs="Times New Roman"/>
+          <w:color w:val="000000" w:themeColor="text1"/>
+        </w:rPr>
+        <w:t xml:space="preserve"> and Responsibilities</w:t>
+      </w:r>
+    </w:p>
+    <w:p>
+      <w:pPr>
+        <w:keepNext/>
+        <w:keepLines/>
+        <w:spacing w:after="60" w:line="240" w:lineRule="auto"/>
+        <w:rPr>
+          <w:rFonts w:ascii="Times New Roman" w:hAnsi="Times New Roman" w:cs="Times New Roman"/>
+          <w:color w:val="000000" w:themeColor="text1"/>
+        </w:rPr>
+      </w:pPr>
+      <w:r>
+        <w:rPr>
+          <w:rFonts w:ascii="Times New Roman" w:hAnsi="Times New Roman" w:cs="Times New Roman"/>
+          <w:color w:val="000000" w:themeColor="text1"/>
+          <w:u w:val="single"/>
+        </w:rPr>
+        <w:t>UCSD, Web Suite Notification System:</w:t>
+      </w:r>
+      <w:r>
+        <w:rPr>
+          <w:rFonts w:ascii="Times New Roman" w:hAnsi="Times New Roman" w:cs="Times New Roman"/>
+          <w:color w:val="000000" w:themeColor="text1"/>
+        </w:rPr>
+        <w:t xml:space="preserve"> Developed and deployed a monitoring system for </w:t>
+      </w:r>
+      <w:r>
+        <w:rPr>
+          <w:rFonts w:ascii="Times New Roman" w:hAnsi="Times New Roman" w:cs="Times New Roman"/>
+          <w:color w:val="000000" w:themeColor="text1"/>
+        </w:rPr>
+        <w:t xml:space="preserve">radiation oncology </w:t>
+      </w:r>
+      <w:r>
+        <w:rPr>
+          <w:rFonts w:ascii="Times New Roman" w:hAnsi="Times New Roman" w:cs="Times New Roman"/>
+          <w:color w:val="000000" w:themeColor="text1"/>
+        </w:rPr>
+        <w:t>patients. This will automatically notify dosimetrists, physicians, and clinical chiefs about patients falling behind schedule or missing essential care tasks.</w:t>
+      </w:r>
+    </w:p>
+    <w:p>
+      <w:pPr>
+        <w:keepNext/>
+        <w:keepLines/>
+        <w:spacing w:after="60" w:line="240" w:lineRule="auto"/>
+        <w:rPr>
+          <w:rFonts w:ascii="Times New Roman" w:hAnsi="Times New Roman" w:cs="Times New Roman"/>
+          <w:color w:val="000000" w:themeColor="text1"/>
+        </w:rPr>
+      </w:pPr>
+      <w:r>
+        <w:rPr>
+          <w:rFonts w:ascii="Times New Roman" w:hAnsi="Times New Roman" w:cs="Times New Roman"/>
+          <w:color w:val="000000" w:themeColor="text1"/>
+          <w:u w:val="single"/>
+        </w:rPr>
+        <w:t>UNC, Brachytherapy Equipment tracking:</w:t>
+      </w:r>
+      <w:r>
+        <w:rPr>
+          <w:rFonts w:ascii="Times New Roman" w:hAnsi="Times New Roman" w:cs="Times New Roman"/>
+          <w:color w:val="000000" w:themeColor="text1"/>
+        </w:rPr>
+        <w:t xml:space="preserve"> Deployed a personally created inventory program to record and notify when brachytherapy supplies need reordering.</w:t>
+      </w:r>
+    </w:p>
+    <w:p>
+      <w:pPr>
+        <w:keepNext/>
+        <w:keepLines/>
+        <w:spacing w:after="60" w:line="240" w:lineRule="auto"/>
+        <w:rPr>
+          <w:rFonts w:ascii="Times New Roman" w:hAnsi="Times New Roman" w:cs="Times New Roman"/>
+          <w:color w:val="000000" w:themeColor="text1"/>
+        </w:rPr>
+      </w:pPr>
+      <w:r>
+        <w:rPr>
+          <w:rFonts w:ascii="Times New Roman" w:hAnsi="Times New Roman" w:cs="Times New Roman"/>
+          <w:color w:val="000000" w:themeColor="text1"/>
+          <w:u w:val="single"/>
+        </w:rPr>
         <w:lastRenderedPageBreak/>
-        <w:t xml:space="preserve">Ad hoc </w:t>
-      </w:r>
-      <w:r>
-        <w:rPr>
-          <w:rFonts w:ascii="Times New Roman" w:hAnsi="Times New Roman" w:cs="Times New Roman"/>
-          <w:color w:val="000000" w:themeColor="text1"/>
-        </w:rPr>
-        <w:t>Associate Editor</w:t>
-      </w:r>
-      <w:r>
-        <w:rPr>
-          <w:rFonts w:ascii="Times New Roman" w:hAnsi="Times New Roman" w:cs="Times New Roman"/>
-          <w:b/>
-          <w:color w:val="000000" w:themeColor="text1"/>
-        </w:rPr>
-        <w:t xml:space="preserve">, </w:t>
-      </w:r>
-      <w:r>
-        <w:rPr>
-          <w:rFonts w:ascii="Times New Roman" w:hAnsi="Times New Roman" w:cs="Times New Roman"/>
-          <w:color w:val="000000" w:themeColor="text1"/>
-        </w:rPr>
-        <w:t>The International Journal of Medical Physics Research and Practice (2020-</w:t>
-      </w:r>
-      <w:r>
-        <w:rPr>
-          <w:rFonts w:ascii="Times New Roman" w:hAnsi="Times New Roman" w:cs="Times New Roman"/>
-          <w:color w:val="000000" w:themeColor="text1"/>
-        </w:rPr>
-        <w:t>2021</w:t>
-      </w:r>
-      <w:r>
-        <w:rPr>
-          <w:rFonts w:ascii="Times New Roman" w:hAnsi="Times New Roman" w:cs="Times New Roman"/>
-          <w:color w:val="000000" w:themeColor="text1"/>
-        </w:rPr>
-        <w:t>)</w:t>
+        <w:t>UNC, DICOM Manipulation Tools:</w:t>
+      </w:r>
+      <w:r>
+        <w:rPr>
+          <w:rFonts w:ascii="Times New Roman" w:hAnsi="Times New Roman" w:cs="Times New Roman"/>
+          <w:color w:val="000000" w:themeColor="text1"/>
+        </w:rPr>
+        <w:t xml:space="preserve"> Stand-alone GUI for changing frame of reference and series instance UIDs. Useful for registering previously inherently defined images (4D-CT and free-breathing, MRIs).</w:t>
       </w:r>
     </w:p>
     <w:p>
@@ -1390,19 +2191,168 @@
       <w:r>
         <w:rPr>
           <w:rFonts w:ascii="Times New Roman" w:hAnsi="Times New Roman" w:cs="Times New Roman"/>
-          <w:bCs/>
           <w:color w:val="000000" w:themeColor="text1"/>
           <w:u w:val="single"/>
         </w:rPr>
-        <w:t>Journal Reviewer</w:t>
-      </w:r>
-      <w:r>
-        <w:rPr>
-          <w:rFonts w:ascii="Times New Roman" w:hAnsi="Times New Roman" w:cs="Times New Roman"/>
-          <w:bCs/>
+        <w:t xml:space="preserve">UNC, </w:t>
+      </w:r>
+      <w:r>
+        <w:rPr>
+          <w:rFonts w:ascii="Times New Roman" w:hAnsi="Times New Roman" w:cs="Times New Roman"/>
           <w:color w:val="000000" w:themeColor="text1"/>
           <w:u w:val="single"/>
         </w:rPr>
+        <w:t>DICOM transfer server:</w:t>
+      </w:r>
+      <w:r>
+        <w:rPr>
+          <w:rFonts w:ascii="Times New Roman" w:hAnsi="Times New Roman" w:cs="Times New Roman"/>
+          <w:color w:val="000000" w:themeColor="text1"/>
+        </w:rPr>
+        <w:t xml:space="preserve"> DICOM server created to seamlessly transfer between </w:t>
+      </w:r>
+      <w:r>
+        <w:rPr>
+          <w:rFonts w:ascii="Times New Roman" w:hAnsi="Times New Roman" w:cs="Times New Roman"/>
+          <w:color w:val="000000" w:themeColor="text1"/>
+        </w:rPr>
+        <w:t xml:space="preserve">Raystation </w:t>
+      </w:r>
+      <w:r>
+        <w:rPr>
+          <w:rFonts w:ascii="Times New Roman" w:hAnsi="Times New Roman" w:cs="Times New Roman"/>
+          <w:color w:val="000000" w:themeColor="text1"/>
+        </w:rPr>
+        <w:t xml:space="preserve">and </w:t>
+      </w:r>
+      <w:r>
+        <w:rPr>
+          <w:rFonts w:ascii="Times New Roman" w:hAnsi="Times New Roman" w:cs="Times New Roman"/>
+          <w:color w:val="000000" w:themeColor="text1"/>
+        </w:rPr>
+        <w:t>PACs</w:t>
+      </w:r>
+      <w:r>
+        <w:rPr>
+          <w:rFonts w:ascii="Times New Roman" w:hAnsi="Times New Roman" w:cs="Times New Roman"/>
+          <w:color w:val="000000" w:themeColor="text1"/>
+        </w:rPr>
+        <w:t>.</w:t>
+      </w:r>
+    </w:p>
+    <w:p>
+      <w:pPr>
+        <w:keepNext/>
+        <w:keepLines/>
+        <w:spacing w:after="60" w:line="240" w:lineRule="auto"/>
+        <w:rPr>
+          <w:rFonts w:ascii="Times New Roman" w:hAnsi="Times New Roman" w:cs="Times New Roman"/>
+          <w:color w:val="000000" w:themeColor="text1"/>
+        </w:rPr>
+      </w:pPr>
+      <w:r>
+        <w:rPr>
+          <w:rFonts w:ascii="Times New Roman" w:hAnsi="Times New Roman" w:cs="Times New Roman"/>
+          <w:color w:val="000000" w:themeColor="text1"/>
+          <w:u w:val="single"/>
+        </w:rPr>
+        <w:t xml:space="preserve">UCSD, </w:t>
+      </w:r>
+      <w:r>
+        <w:rPr>
+          <w:rFonts w:ascii="Times New Roman" w:hAnsi="Times New Roman" w:cs="Times New Roman"/>
+          <w:color w:val="000000" w:themeColor="text1"/>
+          <w:u w:val="single"/>
+        </w:rPr>
+        <w:t>Chief Resident:</w:t>
+      </w:r>
+      <w:r>
+        <w:rPr>
+          <w:rFonts w:ascii="Times New Roman" w:hAnsi="Times New Roman" w:cs="Times New Roman"/>
+          <w:color w:val="000000" w:themeColor="text1"/>
+        </w:rPr>
+        <w:t xml:space="preserve"> Responsible for the scheduling of resident clinical responsibilities, coordinating with faculty for resident education, and participate in ongoing Quality and Safety meetings</w:t>
+      </w:r>
+      <w:r>
+        <w:rPr>
+          <w:rFonts w:ascii="Times New Roman" w:hAnsi="Times New Roman" w:cs="Times New Roman"/>
+          <w:color w:val="000000" w:themeColor="text1"/>
+        </w:rPr>
+        <w:t>. Presenting to hospital and faculty.</w:t>
+      </w:r>
+    </w:p>
+    <w:p>
+      <w:pPr>
+        <w:keepNext/>
+        <w:keepLines/>
+        <w:spacing w:after="60" w:line="240" w:lineRule="auto"/>
+        <w:rPr>
+          <w:rFonts w:ascii="Times New Roman" w:hAnsi="Times New Roman" w:cs="Times New Roman"/>
+          <w:color w:val="000000" w:themeColor="text1"/>
+        </w:rPr>
+      </w:pPr>
+      <w:r>
+        <w:rPr>
+          <w:rFonts w:ascii="Times New Roman" w:hAnsi="Times New Roman" w:cs="Times New Roman"/>
+          <w:color w:val="000000" w:themeColor="text1"/>
+          <w:u w:val="single"/>
+        </w:rPr>
+        <w:t xml:space="preserve">UCSD, </w:t>
+      </w:r>
+      <w:r>
+        <w:rPr>
+          <w:rFonts w:ascii="Times New Roman" w:hAnsi="Times New Roman" w:cs="Times New Roman"/>
+          <w:color w:val="000000" w:themeColor="text1"/>
+          <w:u w:val="single"/>
+        </w:rPr>
+        <w:t>VMAT Breast Rapid Plan:</w:t>
+      </w:r>
+      <w:r>
+        <w:rPr>
+          <w:rFonts w:ascii="Times New Roman" w:hAnsi="Times New Roman" w:cs="Times New Roman"/>
+          <w:color w:val="000000" w:themeColor="text1"/>
+        </w:rPr>
+        <w:t xml:space="preserve"> Creation of a knowledge-based rapid plan model for VMAT breast</w:t>
+      </w:r>
+      <w:r>
+        <w:rPr>
+          <w:rFonts w:ascii="Times New Roman" w:hAnsi="Times New Roman" w:cs="Times New Roman"/>
+          <w:color w:val="000000" w:themeColor="text1"/>
+        </w:rPr>
+        <w:t>, including the creation of data-mining program within Eclipse.</w:t>
+      </w:r>
+    </w:p>
+    <w:p>
+      <w:pPr>
+        <w:keepNext/>
+        <w:keepLines/>
+        <w:spacing w:after="60" w:line="240" w:lineRule="auto"/>
+        <w:rPr>
+          <w:rFonts w:ascii="Times New Roman" w:hAnsi="Times New Roman" w:cs="Times New Roman"/>
+          <w:color w:val="000000" w:themeColor="text1"/>
+        </w:rPr>
+      </w:pPr>
+      <w:r>
+        <w:rPr>
+          <w:rFonts w:ascii="Times New Roman" w:hAnsi="Times New Roman" w:cs="Times New Roman"/>
+          <w:color w:val="000000" w:themeColor="text1"/>
+          <w:u w:val="single"/>
+        </w:rPr>
+        <w:t xml:space="preserve">UCSD, </w:t>
+      </w:r>
+      <w:r>
+        <w:rPr>
+          <w:rFonts w:ascii="Times New Roman" w:hAnsi="Times New Roman" w:cs="Times New Roman"/>
+          <w:color w:val="000000" w:themeColor="text1"/>
+          <w:u w:val="single"/>
+        </w:rPr>
+        <w:t>Brachytherapy sterilization kit program</w:t>
+      </w:r>
+      <w:r>
+        <w:rPr>
+          <w:rFonts w:ascii="Times New Roman" w:hAnsi="Times New Roman" w:cs="Times New Roman"/>
+          <w:color w:val="000000" w:themeColor="text1"/>
+        </w:rPr>
         <w:t xml:space="preserve">: </w:t>
       </w:r>
       <w:r>
@@ -1410,14 +2360,14 @@
           <w:rFonts w:ascii="Times New Roman" w:hAnsi="Times New Roman" w:cs="Times New Roman"/>
           <w:color w:val="000000" w:themeColor="text1"/>
         </w:rPr>
-        <w:t>Manuscript Reviewer, The International Journal of Medical Physics Research and Practice (2019-present)</w:t>
-      </w:r>
-    </w:p>
-    <w:p>
-      <w:pPr>
-        <w:keepNext/>
-        <w:keepLines/>
-        <w:spacing w:after="120" w:line="240" w:lineRule="auto"/>
+        <w:t>Created a program to record and notify when sterilization was required in the brachytherapy suite. Tool has successfully replaced previous paper system since 2021.</w:t>
+      </w:r>
+    </w:p>
+    <w:p>
+      <w:pPr>
+        <w:keepNext/>
+        <w:keepLines/>
+        <w:spacing w:after="60" w:line="240" w:lineRule="auto"/>
         <w:rPr>
           <w:rFonts w:ascii="Times New Roman" w:hAnsi="Times New Roman" w:cs="Times New Roman"/>
           <w:color w:val="000000" w:themeColor="text1"/>
@@ -1429,703 +2379,14 @@
           <w:color w:val="000000" w:themeColor="text1"/>
           <w:u w:val="single"/>
         </w:rPr>
-        <w:t>American Association of Physicists in Medicine (AAPM)</w:t>
-      </w:r>
-      <w:r>
-        <w:rPr>
-          <w:rFonts w:ascii="Times New Roman" w:hAnsi="Times New Roman" w:cs="Times New Roman"/>
-          <w:color w:val="000000" w:themeColor="text1"/>
-        </w:rPr>
-        <w:t>: Member 2015-Present</w:t>
-      </w:r>
-    </w:p>
-    <w:p>
-      <w:pPr>
-        <w:keepNext/>
-        <w:keepLines/>
-        <w:spacing w:after="60" w:line="240" w:lineRule="auto"/>
-        <w:rPr>
-          <w:rFonts w:ascii="Times New Roman" w:hAnsi="Times New Roman" w:cs="Times New Roman"/>
-          <w:bCs/>
+        <w:t xml:space="preserve">UCSD, </w:t>
+      </w:r>
+      <w:r>
+        <w:rPr>
+          <w:rFonts w:ascii="Times New Roman" w:hAnsi="Times New Roman" w:cs="Times New Roman"/>
           <w:color w:val="000000" w:themeColor="text1"/>
           <w:u w:val="single"/>
         </w:rPr>
-      </w:pPr>
-      <w:r>
-        <w:rPr>
-          <w:rFonts w:ascii="Times New Roman" w:hAnsi="Times New Roman" w:cs="Times New Roman"/>
-          <w:bCs/>
-          <w:color w:val="000000" w:themeColor="text1"/>
-          <w:u w:val="single"/>
-        </w:rPr>
-        <w:t>AAPM Task Group 263: Standardizing Nomenclatures in Radiation Oncology:</w:t>
-      </w:r>
-      <w:r>
-        <w:rPr>
-          <w:rFonts w:ascii="Times New Roman" w:hAnsi="Times New Roman" w:cs="Times New Roman"/>
-          <w:bCs/>
-          <w:color w:val="000000" w:themeColor="text1"/>
-        </w:rPr>
-        <w:t xml:space="preserve"> Member (2021-2025)</w:t>
-      </w:r>
-      <w:r>
-        <w:rPr>
-          <w:rFonts w:ascii="Times New Roman" w:hAnsi="Times New Roman" w:cs="Times New Roman"/>
-          <w:bCs/>
-          <w:color w:val="000000" w:themeColor="text1"/>
-          <w:u w:val="single"/>
-        </w:rPr>
-        <w:t xml:space="preserve"> </w:t>
-      </w:r>
-    </w:p>
-    <w:p>
-      <w:pPr>
-        <w:keepNext/>
-        <w:keepLines/>
-        <w:spacing w:after="120" w:line="240" w:lineRule="auto"/>
-        <w:rPr>
-          <w:rFonts w:ascii="Times New Roman" w:hAnsi="Times New Roman" w:cs="Times New Roman"/>
-          <w:color w:val="000000" w:themeColor="text1"/>
-        </w:rPr>
-      </w:pPr>
-      <w:r>
-        <w:rPr>
-          <w:rFonts w:ascii="Times New Roman" w:hAnsi="Times New Roman" w:cs="Times New Roman"/>
-          <w:color w:val="000000" w:themeColor="text1"/>
-          <w:u w:val="single"/>
-        </w:rPr>
-        <w:t xml:space="preserve">Medical Physicists for World Benefit </w:t>
-      </w:r>
-      <w:r>
-        <w:rPr>
-          <w:rFonts w:ascii="Times New Roman" w:hAnsi="Times New Roman" w:cs="Times New Roman"/>
-          <w:color w:val="000000" w:themeColor="text1"/>
-          <w:u w:val="single"/>
-        </w:rPr>
-        <w:t>(MPWB)</w:t>
-      </w:r>
-      <w:r>
-        <w:rPr>
-          <w:rFonts w:ascii="Times New Roman" w:hAnsi="Times New Roman" w:cs="Times New Roman"/>
-          <w:color w:val="000000" w:themeColor="text1"/>
-        </w:rPr>
-        <w:t>: Member 2017-Present</w:t>
-      </w:r>
-    </w:p>
-    <w:p>
-      <w:pPr>
-        <w:keepNext/>
-        <w:keepLines/>
-        <w:spacing w:after="60"/>
-        <w:rPr>
-          <w:rFonts w:ascii="Times New Roman" w:hAnsi="Times New Roman" w:cs="Times New Roman"/>
-          <w:color w:val="000000" w:themeColor="text1"/>
-        </w:rPr>
-      </w:pPr>
-      <w:r>
-        <w:rPr>
-          <w:rFonts w:ascii="Times New Roman" w:hAnsi="Times New Roman" w:cs="Times New Roman"/>
-          <w:color w:val="000000" w:themeColor="text1"/>
-          <w:u w:val="single"/>
-        </w:rPr>
-        <w:t>AAPM</w:t>
-      </w:r>
-      <w:r>
-        <w:rPr>
-          <w:rFonts w:ascii="Times New Roman" w:hAnsi="Times New Roman" w:cs="Times New Roman"/>
-          <w:color w:val="000000" w:themeColor="text1"/>
-          <w:u w:val="single"/>
-        </w:rPr>
-        <w:t>,</w:t>
-      </w:r>
-      <w:r>
-        <w:rPr>
-          <w:rFonts w:ascii="Times New Roman" w:hAnsi="Times New Roman" w:cs="Times New Roman"/>
-          <w:color w:val="000000" w:themeColor="text1"/>
-          <w:u w:val="single"/>
-        </w:rPr>
-        <w:t xml:space="preserve"> Summer School</w:t>
-      </w:r>
-      <w:r>
-        <w:rPr>
-          <w:rFonts w:ascii="Times New Roman" w:hAnsi="Times New Roman" w:cs="Times New Roman"/>
-          <w:color w:val="000000" w:themeColor="text1"/>
-          <w:u w:val="single"/>
-        </w:rPr>
-        <w:t xml:space="preserve">, </w:t>
-      </w:r>
-      <w:r>
-        <w:rPr>
-          <w:rFonts w:ascii="Times New Roman" w:hAnsi="Times New Roman" w:cs="Times New Roman"/>
-          <w:color w:val="000000" w:themeColor="text1"/>
-          <w:u w:val="single"/>
-        </w:rPr>
-        <w:t>Teaching Assistan</w:t>
-      </w:r>
-      <w:r>
-        <w:rPr>
-          <w:rFonts w:ascii="Times New Roman" w:hAnsi="Times New Roman" w:cs="Times New Roman"/>
-          <w:color w:val="000000" w:themeColor="text1"/>
-          <w:u w:val="single"/>
-        </w:rPr>
-        <w:t>t</w:t>
-      </w:r>
-      <w:r>
-        <w:rPr>
-          <w:rFonts w:ascii="Times New Roman" w:hAnsi="Times New Roman" w:cs="Times New Roman"/>
-          <w:color w:val="000000" w:themeColor="text1"/>
-        </w:rPr>
-        <w:t>: Assisted in creation, distribution, and implementation of workbooks for the annual conference (2019)</w:t>
-      </w:r>
-    </w:p>
-    <w:p>
-      <w:pPr>
-        <w:keepNext/>
-        <w:keepLines/>
-        <w:spacing w:after="60" w:line="240" w:lineRule="auto"/>
-        <w:rPr>
-          <w:rFonts w:ascii="Times New Roman" w:hAnsi="Times New Roman" w:cs="Times New Roman"/>
-          <w:color w:val="000000" w:themeColor="text1"/>
-        </w:rPr>
-      </w:pPr>
-      <w:r>
-        <w:rPr>
-          <w:rFonts w:ascii="Times New Roman" w:hAnsi="Times New Roman" w:cs="Times New Roman"/>
-          <w:color w:val="000000" w:themeColor="text1"/>
-          <w:u w:val="single"/>
-        </w:rPr>
-        <w:t xml:space="preserve">AAPM, </w:t>
-      </w:r>
-      <w:proofErr w:type="spellStart"/>
-      <w:r>
-        <w:rPr>
-          <w:rFonts w:ascii="Times New Roman" w:hAnsi="Times New Roman" w:cs="Times New Roman"/>
-          <w:color w:val="000000" w:themeColor="text1"/>
-          <w:u w:val="single"/>
-        </w:rPr>
-        <w:t>WizKids</w:t>
-      </w:r>
-      <w:proofErr w:type="spellEnd"/>
-      <w:r>
-        <w:rPr>
-          <w:rFonts w:ascii="Times New Roman" w:hAnsi="Times New Roman" w:cs="Times New Roman"/>
-          <w:color w:val="000000" w:themeColor="text1"/>
-          <w:u w:val="single"/>
-        </w:rPr>
-        <w:t>:</w:t>
-      </w:r>
-      <w:r>
-        <w:rPr>
-          <w:rFonts w:ascii="Times New Roman" w:hAnsi="Times New Roman" w:cs="Times New Roman"/>
-          <w:color w:val="000000" w:themeColor="text1"/>
-        </w:rPr>
-        <w:t xml:space="preserve"> A STEM outreach program where we volunteer to educate local students on medical physics and other STEM opportunities, volunteered at the annual conference (</w:t>
-      </w:r>
-      <w:r>
-        <w:rPr>
-          <w:rFonts w:ascii="Times New Roman" w:hAnsi="Times New Roman" w:cs="Times New Roman"/>
-          <w:color w:val="000000" w:themeColor="text1"/>
-        </w:rPr>
-        <w:t>2018-2019</w:t>
-      </w:r>
-      <w:r>
-        <w:rPr>
-          <w:rFonts w:ascii="Times New Roman" w:hAnsi="Times New Roman" w:cs="Times New Roman"/>
-          <w:color w:val="000000" w:themeColor="text1"/>
-        </w:rPr>
-        <w:t>)</w:t>
-      </w:r>
-    </w:p>
-    <w:p>
-      <w:pPr>
-        <w:keepNext/>
-        <w:keepLines/>
-        <w:spacing w:after="60" w:line="240" w:lineRule="auto"/>
-        <w:rPr>
-          <w:rFonts w:ascii="Times New Roman" w:hAnsi="Times New Roman" w:cs="Times New Roman"/>
-          <w:color w:val="000000" w:themeColor="text1"/>
-        </w:rPr>
-      </w:pPr>
-      <w:r>
-        <w:rPr>
-          <w:rFonts w:ascii="Times New Roman" w:hAnsi="Times New Roman" w:cs="Times New Roman"/>
-          <w:color w:val="000000" w:themeColor="text1"/>
-          <w:u w:val="single"/>
-        </w:rPr>
-        <w:t xml:space="preserve">MD Anderson, </w:t>
-      </w:r>
-      <w:r>
-        <w:rPr>
-          <w:rFonts w:ascii="Times New Roman" w:hAnsi="Times New Roman" w:cs="Times New Roman"/>
-          <w:color w:val="000000" w:themeColor="text1"/>
-          <w:u w:val="single"/>
-        </w:rPr>
-        <w:t>International Students Association</w:t>
-      </w:r>
-      <w:r>
-        <w:rPr>
-          <w:rFonts w:ascii="Times New Roman" w:hAnsi="Times New Roman" w:cs="Times New Roman"/>
-          <w:color w:val="000000" w:themeColor="text1"/>
-          <w:u w:val="single"/>
-        </w:rPr>
-        <w:t xml:space="preserve"> (ISA)</w:t>
-      </w:r>
-      <w:r>
-        <w:rPr>
-          <w:rFonts w:ascii="Times New Roman" w:hAnsi="Times New Roman" w:cs="Times New Roman"/>
-          <w:color w:val="000000" w:themeColor="text1"/>
-          <w:u w:val="single"/>
-        </w:rPr>
-        <w:t>:</w:t>
-      </w:r>
-      <w:r>
-        <w:rPr>
-          <w:rFonts w:ascii="Times New Roman" w:hAnsi="Times New Roman" w:cs="Times New Roman"/>
-          <w:color w:val="000000" w:themeColor="text1"/>
-        </w:rPr>
-        <w:t xml:space="preserve"> </w:t>
-      </w:r>
-      <w:r>
-        <w:rPr>
-          <w:rFonts w:ascii="Times New Roman" w:hAnsi="Times New Roman" w:cs="Times New Roman"/>
-          <w:color w:val="000000" w:themeColor="text1"/>
-        </w:rPr>
-        <w:t>Founding member of the</w:t>
-      </w:r>
-      <w:r>
-        <w:rPr>
-          <w:rFonts w:ascii="Times New Roman" w:hAnsi="Times New Roman" w:cs="Times New Roman"/>
-          <w:color w:val="000000" w:themeColor="text1"/>
-        </w:rPr>
-        <w:t xml:space="preserve"> organization</w:t>
-      </w:r>
-      <w:r>
-        <w:rPr>
-          <w:rFonts w:ascii="Times New Roman" w:hAnsi="Times New Roman" w:cs="Times New Roman"/>
-          <w:color w:val="000000" w:themeColor="text1"/>
-        </w:rPr>
-        <w:t xml:space="preserve"> as domestic liaison with</w:t>
-      </w:r>
-      <w:r>
-        <w:rPr>
-          <w:rFonts w:ascii="Times New Roman" w:hAnsi="Times New Roman" w:cs="Times New Roman"/>
-          <w:color w:val="000000" w:themeColor="text1"/>
-        </w:rPr>
-        <w:t xml:space="preserve"> the Graduate School of Biomedical Sciences. </w:t>
-      </w:r>
-      <w:r>
-        <w:rPr>
-          <w:rFonts w:ascii="Times New Roman" w:hAnsi="Times New Roman" w:cs="Times New Roman"/>
-          <w:color w:val="000000" w:themeColor="text1"/>
-        </w:rPr>
-        <w:t>G</w:t>
-      </w:r>
-      <w:r>
-        <w:rPr>
-          <w:rFonts w:ascii="Times New Roman" w:hAnsi="Times New Roman" w:cs="Times New Roman"/>
-          <w:color w:val="000000" w:themeColor="text1"/>
-        </w:rPr>
-        <w:t>oal being to best help international students with any problems they might have in the transition to the US</w:t>
-      </w:r>
-      <w:r>
-        <w:rPr>
-          <w:rFonts w:ascii="Times New Roman" w:hAnsi="Times New Roman" w:cs="Times New Roman"/>
-          <w:color w:val="000000" w:themeColor="text1"/>
-        </w:rPr>
-        <w:t xml:space="preserve"> (opening bank account, etc.)</w:t>
-      </w:r>
-      <w:r>
-        <w:rPr>
-          <w:rFonts w:ascii="Times New Roman" w:hAnsi="Times New Roman" w:cs="Times New Roman"/>
-          <w:color w:val="000000" w:themeColor="text1"/>
-        </w:rPr>
-        <w:t xml:space="preserve"> (2019)</w:t>
-      </w:r>
-    </w:p>
-    <w:p>
-      <w:pPr>
-        <w:keepNext/>
-        <w:keepLines/>
-        <w:spacing w:after="60" w:line="240" w:lineRule="auto"/>
-        <w:rPr>
-          <w:rFonts w:ascii="Times New Roman" w:hAnsi="Times New Roman" w:cs="Times New Roman"/>
-          <w:color w:val="000000" w:themeColor="text1"/>
-        </w:rPr>
-      </w:pPr>
-      <w:r>
-        <w:rPr>
-          <w:rFonts w:ascii="Times New Roman" w:hAnsi="Times New Roman" w:cs="Times New Roman"/>
-          <w:color w:val="000000" w:themeColor="text1"/>
-          <w:u w:val="single"/>
-        </w:rPr>
-        <w:t xml:space="preserve">MD Anderson, </w:t>
-      </w:r>
-      <w:r>
-        <w:rPr>
-          <w:rFonts w:ascii="Times New Roman" w:hAnsi="Times New Roman" w:cs="Times New Roman"/>
-          <w:color w:val="000000" w:themeColor="text1"/>
-          <w:u w:val="single"/>
-        </w:rPr>
-        <w:t>Science Night:</w:t>
-      </w:r>
-      <w:r>
-        <w:rPr>
-          <w:rFonts w:ascii="Times New Roman" w:hAnsi="Times New Roman" w:cs="Times New Roman"/>
-          <w:color w:val="000000" w:themeColor="text1"/>
-        </w:rPr>
-        <w:t xml:space="preserve"> An outreach program to educate children of all ages on opportunities and research in STEM occurring in UTH. Involves creating fun interactive stages to educate the students. (2017-2019)</w:t>
-      </w:r>
-    </w:p>
-    <w:p>
-      <w:pPr>
-        <w:keepNext/>
-        <w:keepLines/>
-        <w:spacing w:after="60" w:line="240" w:lineRule="auto"/>
-        <w:rPr>
-          <w:rFonts w:ascii="Times New Roman" w:hAnsi="Times New Roman" w:cs="Times New Roman"/>
-          <w:color w:val="000000" w:themeColor="text1"/>
-        </w:rPr>
-      </w:pPr>
-      <w:r>
-        <w:rPr>
-          <w:rFonts w:ascii="Times New Roman" w:hAnsi="Times New Roman" w:cs="Times New Roman"/>
-          <w:color w:val="000000" w:themeColor="text1"/>
-          <w:u w:val="single"/>
-        </w:rPr>
-        <w:t xml:space="preserve">Houston, TX, </w:t>
-      </w:r>
-      <w:r>
-        <w:rPr>
-          <w:rFonts w:ascii="Times New Roman" w:hAnsi="Times New Roman" w:cs="Times New Roman"/>
-          <w:color w:val="000000" w:themeColor="text1"/>
-          <w:u w:val="single"/>
-        </w:rPr>
-        <w:t>St. Vincent de Paul Food Fair</w:t>
-      </w:r>
-      <w:r>
-        <w:rPr>
-          <w:rFonts w:ascii="Times New Roman" w:hAnsi="Times New Roman" w:cs="Times New Roman"/>
-          <w:color w:val="000000" w:themeColor="text1"/>
-        </w:rPr>
-        <w:t xml:space="preserve">: Volunteering in organization and distribution of food to </w:t>
-      </w:r>
-      <w:r>
-        <w:rPr>
-          <w:rFonts w:ascii="Times New Roman" w:hAnsi="Times New Roman" w:cs="Times New Roman"/>
-          <w:color w:val="000000" w:themeColor="text1"/>
-        </w:rPr>
-        <w:t xml:space="preserve">families in need </w:t>
-      </w:r>
-      <w:r>
-        <w:rPr>
-          <w:rFonts w:ascii="Times New Roman" w:hAnsi="Times New Roman" w:cs="Times New Roman"/>
-          <w:color w:val="000000" w:themeColor="text1"/>
-        </w:rPr>
-        <w:t>with St. Vincent de Paul (2018)</w:t>
-      </w:r>
-    </w:p>
-    <w:p>
-      <w:pPr>
-        <w:keepNext/>
-        <w:keepLines/>
-        <w:spacing w:after="60" w:line="240" w:lineRule="auto"/>
-        <w:rPr>
-          <w:rFonts w:ascii="Times New Roman" w:hAnsi="Times New Roman" w:cs="Times New Roman"/>
-          <w:color w:val="000000" w:themeColor="text1"/>
-        </w:rPr>
-      </w:pPr>
-      <w:r>
-        <w:rPr>
-          <w:rFonts w:ascii="Times New Roman" w:hAnsi="Times New Roman" w:cs="Times New Roman"/>
-          <w:color w:val="000000" w:themeColor="text1"/>
-          <w:u w:val="single"/>
-        </w:rPr>
-        <w:t xml:space="preserve">Houston, TX, </w:t>
-      </w:r>
-      <w:r>
-        <w:rPr>
-          <w:rFonts w:ascii="Times New Roman" w:hAnsi="Times New Roman" w:cs="Times New Roman"/>
-          <w:color w:val="000000" w:themeColor="text1"/>
-          <w:u w:val="single"/>
-        </w:rPr>
-        <w:t>Volunteer at Friends for Life Animal Shelter</w:t>
-      </w:r>
-      <w:r>
-        <w:rPr>
-          <w:rFonts w:ascii="Times New Roman" w:hAnsi="Times New Roman" w:cs="Times New Roman"/>
-          <w:color w:val="000000" w:themeColor="text1"/>
-        </w:rPr>
-        <w:t>: +20 hours</w:t>
-      </w:r>
-      <w:r>
-        <w:rPr>
-          <w:rFonts w:ascii="Times New Roman" w:hAnsi="Times New Roman" w:cs="Times New Roman"/>
-          <w:color w:val="000000" w:themeColor="text1"/>
-        </w:rPr>
-        <w:t xml:space="preserve"> spent volunteering in an animal</w:t>
-      </w:r>
-      <w:r>
-        <w:rPr>
-          <w:rFonts w:ascii="Times New Roman" w:hAnsi="Times New Roman" w:cs="Times New Roman"/>
-          <w:color w:val="000000" w:themeColor="text1"/>
-        </w:rPr>
-        <w:t xml:space="preserve"> shelter (2017-</w:t>
-      </w:r>
-      <w:r>
-        <w:rPr>
-          <w:rFonts w:ascii="Times New Roman" w:hAnsi="Times New Roman" w:cs="Times New Roman"/>
-          <w:color w:val="000000" w:themeColor="text1"/>
-        </w:rPr>
-        <w:t>2019</w:t>
-      </w:r>
-      <w:r>
-        <w:rPr>
-          <w:rFonts w:ascii="Times New Roman" w:hAnsi="Times New Roman" w:cs="Times New Roman"/>
-          <w:color w:val="000000" w:themeColor="text1"/>
-        </w:rPr>
-        <w:t>)</w:t>
-      </w:r>
-    </w:p>
-    <w:p>
-      <w:pPr>
-        <w:keepNext/>
-        <w:keepLines/>
-        <w:spacing w:after="60" w:line="240" w:lineRule="auto"/>
-        <w:rPr>
-          <w:rFonts w:ascii="Times New Roman" w:hAnsi="Times New Roman" w:cs="Times New Roman"/>
-          <w:color w:val="000000" w:themeColor="text1"/>
-        </w:rPr>
-      </w:pPr>
-      <w:r>
-        <w:rPr>
-          <w:rFonts w:ascii="Times New Roman" w:hAnsi="Times New Roman" w:cs="Times New Roman"/>
-          <w:color w:val="000000" w:themeColor="text1"/>
-          <w:u w:val="single"/>
-        </w:rPr>
-        <w:t xml:space="preserve">Houston, TX, </w:t>
-      </w:r>
-      <w:r>
-        <w:rPr>
-          <w:rFonts w:ascii="Times New Roman" w:hAnsi="Times New Roman" w:cs="Times New Roman"/>
-          <w:color w:val="000000" w:themeColor="text1"/>
-          <w:u w:val="single"/>
-        </w:rPr>
-        <w:t xml:space="preserve">Hurricane Harvey Relief: </w:t>
-      </w:r>
-      <w:r>
-        <w:rPr>
-          <w:rFonts w:ascii="Times New Roman" w:hAnsi="Times New Roman" w:cs="Times New Roman"/>
-          <w:color w:val="000000" w:themeColor="text1"/>
-        </w:rPr>
-        <w:t>Assisted in the removal of drywall, floor paneling, and ruined furniture of a local home affected by Hurricane Harvey (2017)</w:t>
-      </w:r>
-    </w:p>
-    <w:p>
-      <w:pPr>
-        <w:keepNext/>
-        <w:keepLines/>
-        <w:spacing w:after="60" w:line="240" w:lineRule="auto"/>
-        <w:rPr>
-          <w:rFonts w:ascii="Times New Roman" w:hAnsi="Times New Roman" w:cs="Times New Roman"/>
-          <w:color w:val="000000" w:themeColor="text1"/>
-        </w:rPr>
-      </w:pPr>
-      <w:r>
-        <w:rPr>
-          <w:rFonts w:ascii="Times New Roman" w:hAnsi="Times New Roman" w:cs="Times New Roman"/>
-          <w:color w:val="000000" w:themeColor="text1"/>
-          <w:u w:val="single"/>
-        </w:rPr>
-        <w:t xml:space="preserve">MD Anderson, </w:t>
-      </w:r>
-      <w:r>
-        <w:rPr>
-          <w:rFonts w:ascii="Times New Roman" w:hAnsi="Times New Roman" w:cs="Times New Roman"/>
-          <w:color w:val="000000" w:themeColor="text1"/>
-          <w:u w:val="single"/>
-        </w:rPr>
-        <w:t>UT House Medics</w:t>
-      </w:r>
-      <w:r>
-        <w:rPr>
-          <w:rFonts w:ascii="Times New Roman" w:hAnsi="Times New Roman" w:cs="Times New Roman"/>
-          <w:color w:val="000000" w:themeColor="text1"/>
-        </w:rPr>
-        <w:t>: Community outreach assisting elderly citizens with home renovation and reconstruction (2016, 2018)</w:t>
-      </w:r>
-    </w:p>
-    <w:p>
-      <w:pPr>
-        <w:pStyle w:val="Heading1"/>
-        <w:keepLines/>
-        <w:spacing w:after="120"/>
-        <w:rPr>
-          <w:rFonts w:cs="Times New Roman"/>
-          <w:color w:val="000000" w:themeColor="text1"/>
-        </w:rPr>
-      </w:pPr>
-      <w:r>
-        <w:rPr>
-          <w:rFonts w:cs="Times New Roman"/>
-          <w:color w:val="000000" w:themeColor="text1"/>
-        </w:rPr>
-        <w:t>Clinical Projects</w:t>
-      </w:r>
-      <w:r>
-        <w:rPr>
-          <w:rFonts w:cs="Times New Roman"/>
-          <w:color w:val="000000" w:themeColor="text1"/>
-        </w:rPr>
-        <w:t xml:space="preserve"> and Responsibilities</w:t>
-      </w:r>
-    </w:p>
-    <w:p>
-      <w:pPr>
-        <w:keepNext/>
-        <w:keepLines/>
-        <w:spacing w:after="60" w:line="240" w:lineRule="auto"/>
-        <w:rPr>
-          <w:rFonts w:ascii="Times New Roman" w:hAnsi="Times New Roman" w:cs="Times New Roman"/>
-          <w:color w:val="000000" w:themeColor="text1"/>
-        </w:rPr>
-      </w:pPr>
-      <w:r>
-        <w:rPr>
-          <w:rFonts w:ascii="Times New Roman" w:hAnsi="Times New Roman" w:cs="Times New Roman"/>
-          <w:color w:val="000000" w:themeColor="text1"/>
-          <w:u w:val="single"/>
-        </w:rPr>
-        <w:t>UCSD</w:t>
-      </w:r>
-      <w:r>
-        <w:rPr>
-          <w:rFonts w:ascii="Times New Roman" w:hAnsi="Times New Roman" w:cs="Times New Roman"/>
-          <w:color w:val="000000" w:themeColor="text1"/>
-          <w:u w:val="single"/>
-        </w:rPr>
-        <w:t xml:space="preserve">, </w:t>
-      </w:r>
-      <w:r>
-        <w:rPr>
-          <w:rFonts w:ascii="Times New Roman" w:hAnsi="Times New Roman" w:cs="Times New Roman"/>
-          <w:color w:val="000000" w:themeColor="text1"/>
-          <w:u w:val="single"/>
-        </w:rPr>
-        <w:t>Web Suite Notification System</w:t>
-      </w:r>
-      <w:r>
-        <w:rPr>
-          <w:rFonts w:ascii="Times New Roman" w:hAnsi="Times New Roman" w:cs="Times New Roman"/>
-          <w:color w:val="000000" w:themeColor="text1"/>
-          <w:u w:val="single"/>
-        </w:rPr>
-        <w:t>:</w:t>
-      </w:r>
-      <w:r>
-        <w:rPr>
-          <w:rFonts w:ascii="Times New Roman" w:hAnsi="Times New Roman" w:cs="Times New Roman"/>
-          <w:color w:val="000000" w:themeColor="text1"/>
-        </w:rPr>
-        <w:t xml:space="preserve"> De</w:t>
-      </w:r>
-      <w:r>
-        <w:rPr>
-          <w:rFonts w:ascii="Times New Roman" w:hAnsi="Times New Roman" w:cs="Times New Roman"/>
-          <w:color w:val="000000" w:themeColor="text1"/>
-        </w:rPr>
-        <w:t xml:space="preserve">veloped and deployed a monitoring system for </w:t>
-      </w:r>
-      <w:r>
-        <w:rPr>
-          <w:rFonts w:ascii="Times New Roman" w:hAnsi="Times New Roman" w:cs="Times New Roman"/>
-          <w:color w:val="000000" w:themeColor="text1"/>
-        </w:rPr>
-        <w:t xml:space="preserve">radiation oncology </w:t>
-      </w:r>
-      <w:r>
-        <w:rPr>
-          <w:rFonts w:ascii="Times New Roman" w:hAnsi="Times New Roman" w:cs="Times New Roman"/>
-          <w:color w:val="000000" w:themeColor="text1"/>
-        </w:rPr>
-        <w:t>patients. This will automatically notify dosimetrists, physicians, and clinical chiefs about patients falling behind schedule or missing essential care tasks.</w:t>
-      </w:r>
-    </w:p>
-    <w:p>
-      <w:pPr>
-        <w:keepNext/>
-        <w:keepLines/>
-        <w:spacing w:after="60" w:line="240" w:lineRule="auto"/>
-        <w:rPr>
-          <w:rFonts w:ascii="Times New Roman" w:hAnsi="Times New Roman" w:cs="Times New Roman"/>
-          <w:color w:val="000000" w:themeColor="text1"/>
-        </w:rPr>
-      </w:pPr>
-      <w:r>
-        <w:rPr>
-          <w:rFonts w:ascii="Times New Roman" w:hAnsi="Times New Roman" w:cs="Times New Roman"/>
-          <w:color w:val="000000" w:themeColor="text1"/>
-          <w:u w:val="single"/>
-        </w:rPr>
-        <w:t>UNC, Brachytherapy Equipment tracking:</w:t>
-      </w:r>
-      <w:r>
-        <w:rPr>
-          <w:rFonts w:ascii="Times New Roman" w:hAnsi="Times New Roman" w:cs="Times New Roman"/>
-          <w:color w:val="000000" w:themeColor="text1"/>
-        </w:rPr>
-        <w:t xml:space="preserve"> Deployed a personally created inventory program to record and notify when brachytherapy supplies need reordering.</w:t>
-      </w:r>
-    </w:p>
-    <w:p>
-      <w:pPr>
-        <w:keepNext/>
-        <w:keepLines/>
-        <w:spacing w:after="60" w:line="240" w:lineRule="auto"/>
-        <w:rPr>
-          <w:rFonts w:ascii="Times New Roman" w:hAnsi="Times New Roman" w:cs="Times New Roman"/>
-          <w:color w:val="000000" w:themeColor="text1"/>
-        </w:rPr>
-      </w:pPr>
-      <w:r>
-        <w:rPr>
-          <w:rFonts w:ascii="Times New Roman" w:hAnsi="Times New Roman" w:cs="Times New Roman"/>
-          <w:color w:val="000000" w:themeColor="text1"/>
-          <w:u w:val="single"/>
-        </w:rPr>
-        <w:t>UNC, DICOM Manipulation Tools:</w:t>
-      </w:r>
-      <w:r>
-        <w:rPr>
-          <w:rFonts w:ascii="Times New Roman" w:hAnsi="Times New Roman" w:cs="Times New Roman"/>
-          <w:color w:val="000000" w:themeColor="text1"/>
-        </w:rPr>
-        <w:t xml:space="preserve"> Stand-alone GUI for changing frame of reference and series instance UIDs. Useful for registering previously inherently defined images (4D-CT and free-breathing, MRIs).</w:t>
-      </w:r>
-    </w:p>
-    <w:p>
-      <w:pPr>
-        <w:keepNext/>
-        <w:keepLines/>
-        <w:spacing w:after="60" w:line="240" w:lineRule="auto"/>
-        <w:rPr>
-          <w:rFonts w:ascii="Times New Roman" w:hAnsi="Times New Roman" w:cs="Times New Roman"/>
-          <w:color w:val="000000" w:themeColor="text1"/>
-        </w:rPr>
-      </w:pPr>
-      <w:r>
-        <w:rPr>
-          <w:rFonts w:ascii="Times New Roman" w:hAnsi="Times New Roman" w:cs="Times New Roman"/>
-          <w:color w:val="000000" w:themeColor="text1"/>
-          <w:u w:val="single"/>
-        </w:rPr>
-        <w:t xml:space="preserve">UNC, </w:t>
-      </w:r>
-      <w:r>
-        <w:rPr>
-          <w:rFonts w:ascii="Times New Roman" w:hAnsi="Times New Roman" w:cs="Times New Roman"/>
-          <w:color w:val="000000" w:themeColor="text1"/>
-          <w:u w:val="single"/>
-        </w:rPr>
         <w:t>DICOM transfer server:</w:t>
       </w:r>
       <w:r>
@@ -2133,200 +2394,6 @@
           <w:rFonts w:ascii="Times New Roman" w:hAnsi="Times New Roman" w:cs="Times New Roman"/>
           <w:color w:val="000000" w:themeColor="text1"/>
         </w:rPr>
-        <w:t xml:space="preserve"> DICOM server created to seamlessly transfer between </w:t>
-      </w:r>
-      <w:proofErr w:type="spellStart"/>
-      <w:r>
-        <w:rPr>
-          <w:rFonts w:ascii="Times New Roman" w:hAnsi="Times New Roman" w:cs="Times New Roman"/>
-          <w:color w:val="000000" w:themeColor="text1"/>
-        </w:rPr>
-        <w:t>Raystation</w:t>
-      </w:r>
-      <w:proofErr w:type="spellEnd"/>
-      <w:r>
-        <w:rPr>
-          <w:rFonts w:ascii="Times New Roman" w:hAnsi="Times New Roman" w:cs="Times New Roman"/>
-          <w:color w:val="000000" w:themeColor="text1"/>
-        </w:rPr>
-        <w:t xml:space="preserve"> </w:t>
-      </w:r>
-      <w:r>
-        <w:rPr>
-          <w:rFonts w:ascii="Times New Roman" w:hAnsi="Times New Roman" w:cs="Times New Roman"/>
-          <w:color w:val="000000" w:themeColor="text1"/>
-        </w:rPr>
-        <w:t xml:space="preserve">and </w:t>
-      </w:r>
-      <w:r>
-        <w:rPr>
-          <w:rFonts w:ascii="Times New Roman" w:hAnsi="Times New Roman" w:cs="Times New Roman"/>
-          <w:color w:val="000000" w:themeColor="text1"/>
-        </w:rPr>
-        <w:t>PACs</w:t>
-      </w:r>
-      <w:r>
-        <w:rPr>
-          <w:rFonts w:ascii="Times New Roman" w:hAnsi="Times New Roman" w:cs="Times New Roman"/>
-          <w:color w:val="000000" w:themeColor="text1"/>
-        </w:rPr>
-        <w:t>.</w:t>
-      </w:r>
-    </w:p>
-    <w:p>
-      <w:pPr>
-        <w:keepNext/>
-        <w:keepLines/>
-        <w:spacing w:after="60" w:line="240" w:lineRule="auto"/>
-        <w:rPr>
-          <w:rFonts w:ascii="Times New Roman" w:hAnsi="Times New Roman" w:cs="Times New Roman"/>
-          <w:color w:val="000000" w:themeColor="text1"/>
-        </w:rPr>
-      </w:pPr>
-      <w:r>
-        <w:rPr>
-          <w:rFonts w:ascii="Times New Roman" w:hAnsi="Times New Roman" w:cs="Times New Roman"/>
-          <w:color w:val="000000" w:themeColor="text1"/>
-          <w:u w:val="single"/>
-        </w:rPr>
-        <w:t xml:space="preserve">UCSD, </w:t>
-      </w:r>
-      <w:r>
-        <w:rPr>
-          <w:rFonts w:ascii="Times New Roman" w:hAnsi="Times New Roman" w:cs="Times New Roman"/>
-          <w:color w:val="000000" w:themeColor="text1"/>
-          <w:u w:val="single"/>
-        </w:rPr>
-        <w:t>Chief Resident:</w:t>
-      </w:r>
-      <w:r>
-        <w:rPr>
-          <w:rFonts w:ascii="Times New Roman" w:hAnsi="Times New Roman" w:cs="Times New Roman"/>
-          <w:color w:val="000000" w:themeColor="text1"/>
-        </w:rPr>
-        <w:t xml:space="preserve"> Responsible for the scheduling of resident clinical responsibilities, coordinating with faculty for resident education, and participate in ongoing Quality and Safety meetings</w:t>
-      </w:r>
-      <w:r>
-        <w:rPr>
-          <w:rFonts w:ascii="Times New Roman" w:hAnsi="Times New Roman" w:cs="Times New Roman"/>
-          <w:color w:val="000000" w:themeColor="text1"/>
-        </w:rPr>
-        <w:t>. Presenting to hospital and faculty.</w:t>
-      </w:r>
-    </w:p>
-    <w:p>
-      <w:pPr>
-        <w:keepNext/>
-        <w:keepLines/>
-        <w:spacing w:after="60" w:line="240" w:lineRule="auto"/>
-        <w:rPr>
-          <w:rFonts w:ascii="Times New Roman" w:hAnsi="Times New Roman" w:cs="Times New Roman"/>
-          <w:color w:val="000000" w:themeColor="text1"/>
-        </w:rPr>
-      </w:pPr>
-      <w:r>
-        <w:rPr>
-          <w:rFonts w:ascii="Times New Roman" w:hAnsi="Times New Roman" w:cs="Times New Roman"/>
-          <w:color w:val="000000" w:themeColor="text1"/>
-          <w:u w:val="single"/>
-        </w:rPr>
-        <w:t xml:space="preserve">UCSD, </w:t>
-      </w:r>
-      <w:r>
-        <w:rPr>
-          <w:rFonts w:ascii="Times New Roman" w:hAnsi="Times New Roman" w:cs="Times New Roman"/>
-          <w:color w:val="000000" w:themeColor="text1"/>
-          <w:u w:val="single"/>
-        </w:rPr>
-        <w:t>VMAT Breast Rapid Plan:</w:t>
-      </w:r>
-      <w:r>
-        <w:rPr>
-          <w:rFonts w:ascii="Times New Roman" w:hAnsi="Times New Roman" w:cs="Times New Roman"/>
-          <w:color w:val="000000" w:themeColor="text1"/>
-        </w:rPr>
-        <w:t xml:space="preserve"> Creation of a knowledge-based rapid plan model for VMAT breast</w:t>
-      </w:r>
-      <w:r>
-        <w:rPr>
-          <w:rFonts w:ascii="Times New Roman" w:hAnsi="Times New Roman" w:cs="Times New Roman"/>
-          <w:color w:val="000000" w:themeColor="text1"/>
-        </w:rPr>
-        <w:t>, including the creation of data-mining program within Eclipse.</w:t>
-      </w:r>
-    </w:p>
-    <w:p>
-      <w:pPr>
-        <w:keepNext/>
-        <w:keepLines/>
-        <w:spacing w:after="60" w:line="240" w:lineRule="auto"/>
-        <w:rPr>
-          <w:rFonts w:ascii="Times New Roman" w:hAnsi="Times New Roman" w:cs="Times New Roman"/>
-          <w:color w:val="000000" w:themeColor="text1"/>
-        </w:rPr>
-      </w:pPr>
-      <w:r>
-        <w:rPr>
-          <w:rFonts w:ascii="Times New Roman" w:hAnsi="Times New Roman" w:cs="Times New Roman"/>
-          <w:color w:val="000000" w:themeColor="text1"/>
-          <w:u w:val="single"/>
-        </w:rPr>
-        <w:t xml:space="preserve">UCSD, </w:t>
-      </w:r>
-      <w:r>
-        <w:rPr>
-          <w:rFonts w:ascii="Times New Roman" w:hAnsi="Times New Roman" w:cs="Times New Roman"/>
-          <w:color w:val="000000" w:themeColor="text1"/>
-          <w:u w:val="single"/>
-        </w:rPr>
-        <w:t>Brachytherapy sterilization kit program</w:t>
-      </w:r>
-      <w:r>
-        <w:rPr>
-          <w:rFonts w:ascii="Times New Roman" w:hAnsi="Times New Roman" w:cs="Times New Roman"/>
-          <w:color w:val="000000" w:themeColor="text1"/>
-        </w:rPr>
-        <w:t xml:space="preserve">: </w:t>
-      </w:r>
-      <w:r>
-        <w:rPr>
-          <w:rFonts w:ascii="Times New Roman" w:hAnsi="Times New Roman" w:cs="Times New Roman"/>
-          <w:color w:val="000000" w:themeColor="text1"/>
-        </w:rPr>
-        <w:t>Created a program to record and notify when sterilization was required in the brachytherapy suite. Tool has successfully replaced previous paper system since 2021.</w:t>
-      </w:r>
-    </w:p>
-    <w:p>
-      <w:pPr>
-        <w:keepNext/>
-        <w:keepLines/>
-        <w:spacing w:after="60" w:line="240" w:lineRule="auto"/>
-        <w:rPr>
-          <w:rFonts w:ascii="Times New Roman" w:hAnsi="Times New Roman" w:cs="Times New Roman"/>
-          <w:color w:val="000000" w:themeColor="text1"/>
-        </w:rPr>
-      </w:pPr>
-      <w:r>
-        <w:rPr>
-          <w:rFonts w:ascii="Times New Roman" w:hAnsi="Times New Roman" w:cs="Times New Roman"/>
-          <w:color w:val="000000" w:themeColor="text1"/>
-          <w:u w:val="single"/>
-        </w:rPr>
-        <w:t xml:space="preserve">UCSD, </w:t>
-      </w:r>
-      <w:r>
-        <w:rPr>
-          <w:rFonts w:ascii="Times New Roman" w:hAnsi="Times New Roman" w:cs="Times New Roman"/>
-          <w:color w:val="000000" w:themeColor="text1"/>
-          <w:u w:val="single"/>
-        </w:rPr>
-        <w:t>DICOM transfer server:</w:t>
-      </w:r>
-      <w:r>
-        <w:rPr>
-          <w:rFonts w:ascii="Times New Roman" w:hAnsi="Times New Roman" w:cs="Times New Roman"/>
-          <w:color w:val="000000" w:themeColor="text1"/>
-        </w:rPr>
         <w:t xml:space="preserve"> DICOM server created to seamless</w:t>
       </w:r>
       <w:r>
@@ -2348,23 +2415,7 @@
           <w:rFonts w:ascii="Times New Roman" w:hAnsi="Times New Roman" w:cs="Times New Roman"/>
           <w:color w:val="000000" w:themeColor="text1"/>
         </w:rPr>
-        <w:t xml:space="preserve">the Ethos TPS and </w:t>
-      </w:r>
-      <w:proofErr w:type="spellStart"/>
-      <w:r>
-        <w:rPr>
-          <w:rFonts w:ascii="Times New Roman" w:hAnsi="Times New Roman" w:cs="Times New Roman"/>
-          <w:color w:val="000000" w:themeColor="text1"/>
-        </w:rPr>
-        <w:t>AlignRT</w:t>
-      </w:r>
-      <w:proofErr w:type="spellEnd"/>
-      <w:r>
-        <w:rPr>
-          <w:rFonts w:ascii="Times New Roman" w:hAnsi="Times New Roman" w:cs="Times New Roman"/>
-          <w:color w:val="000000" w:themeColor="text1"/>
-        </w:rPr>
-        <w:t>.</w:t>
+        <w:t>the Ethos TPS and AlignRT.</w:t>
       </w:r>
     </w:p>
     <w:p>
@@ -2483,505 +2534,644 @@
           <w:rFonts w:ascii="Times New Roman" w:hAnsi="Times New Roman" w:cs="Times New Roman"/>
           <w:color w:val="000000" w:themeColor="text1"/>
         </w:rPr>
+        <w:t>University of North Carolina, Chapel Hill Research Retreat: 1</w:t>
+      </w:r>
+      <w:r>
+        <w:rPr>
+          <w:rFonts w:ascii="Times New Roman" w:hAnsi="Times New Roman" w:cs="Times New Roman"/>
+          <w:color w:val="000000" w:themeColor="text1"/>
+          <w:vertAlign w:val="superscript"/>
+        </w:rPr>
+        <w:t>st</w:t>
+      </w:r>
+      <w:r>
+        <w:rPr>
+          <w:rFonts w:ascii="Times New Roman" w:hAnsi="Times New Roman" w:cs="Times New Roman"/>
+          <w:color w:val="000000" w:themeColor="text1"/>
+        </w:rPr>
+        <w:t xml:space="preserve"> place poster in Physics/DHE Research</w:t>
+      </w:r>
+    </w:p>
+    <w:p>
+      <w:pPr>
+        <w:keepNext/>
+        <w:keepLines/>
+        <w:spacing w:after="60" w:line="240" w:lineRule="auto"/>
+        <w:rPr>
+          <w:rFonts w:ascii="Times New Roman" w:hAnsi="Times New Roman" w:cs="Times New Roman"/>
+          <w:color w:val="000000" w:themeColor="text1"/>
+        </w:rPr>
+      </w:pPr>
+      <w:r>
+        <w:rPr>
+          <w:rFonts w:ascii="Times New Roman" w:hAnsi="Times New Roman" w:cs="Times New Roman"/>
+          <w:color w:val="000000" w:themeColor="text1"/>
+        </w:rPr>
+        <w:t xml:space="preserve">AAPM </w:t>
+      </w:r>
+      <w:r>
+        <w:rPr>
+          <w:rFonts w:ascii="Times New Roman" w:hAnsi="Times New Roman" w:cs="Times New Roman"/>
+          <w:color w:val="000000" w:themeColor="text1"/>
+        </w:rPr>
+        <w:t xml:space="preserve">Annual Meeting, </w:t>
+      </w:r>
+      <w:r>
+        <w:rPr>
+          <w:rFonts w:ascii="Times New Roman" w:hAnsi="Times New Roman" w:cs="Times New Roman"/>
+          <w:color w:val="000000" w:themeColor="text1"/>
+        </w:rPr>
+        <w:t>Jack Krohmer Early Career Investigator Competition Winner – EPIDEEP: Predicting In-Vivo EPID Transit Images – a Deep Learning Approach (2022)</w:t>
+      </w:r>
+    </w:p>
+    <w:p>
+      <w:pPr>
+        <w:keepNext/>
+        <w:keepLines/>
+        <w:spacing w:after="60" w:line="240" w:lineRule="auto"/>
+        <w:rPr>
+          <w:rFonts w:ascii="Times New Roman" w:hAnsi="Times New Roman" w:cs="Times New Roman"/>
+          <w:color w:val="000000" w:themeColor="text1"/>
+        </w:rPr>
+      </w:pPr>
+      <w:r>
+        <w:rPr>
+          <w:rFonts w:ascii="Times New Roman" w:hAnsi="Times New Roman" w:cs="Times New Roman"/>
+          <w:color w:val="000000" w:themeColor="text1"/>
+        </w:rPr>
+        <w:t>MD Anderson</w:t>
+      </w:r>
+      <w:r>
+        <w:rPr>
+          <w:rFonts w:ascii="Times New Roman" w:hAnsi="Times New Roman" w:cs="Times New Roman"/>
+          <w:color w:val="000000" w:themeColor="text1"/>
+        </w:rPr>
+        <w:t>,</w:t>
+      </w:r>
+      <w:r>
+        <w:rPr>
+          <w:rFonts w:ascii="Times New Roman" w:hAnsi="Times New Roman" w:cs="Times New Roman"/>
+          <w:color w:val="000000" w:themeColor="text1"/>
+        </w:rPr>
+        <w:t xml:space="preserve"> </w:t>
+      </w:r>
+      <w:r>
+        <w:rPr>
+          <w:rFonts w:ascii="Times New Roman" w:hAnsi="Times New Roman" w:cs="Times New Roman"/>
+          <w:color w:val="000000" w:themeColor="text1"/>
+        </w:rPr>
+        <w:t>Alfred G. Knudson Jr. Outstanding Dissertation Award: $5,000 Award established by MD Anderson Cancer Center to honor the late Dr. Knudson in recognition of the top selected PhD dissertation.</w:t>
+      </w:r>
+      <w:r>
+        <w:rPr>
+          <w:rFonts w:ascii="Times New Roman" w:hAnsi="Times New Roman" w:cs="Times New Roman"/>
+          <w:color w:val="000000" w:themeColor="text1"/>
+        </w:rPr>
+        <w:t xml:space="preserve"> (2022)</w:t>
+      </w:r>
+    </w:p>
+    <w:p>
+      <w:pPr>
+        <w:keepNext/>
+        <w:keepLines/>
+        <w:spacing w:after="60" w:line="240" w:lineRule="auto"/>
+        <w:rPr>
+          <w:rFonts w:ascii="Times New Roman" w:hAnsi="Times New Roman" w:cs="Times New Roman"/>
+          <w:color w:val="000000" w:themeColor="text1"/>
+        </w:rPr>
+      </w:pPr>
+      <w:r>
+        <w:rPr>
+          <w:rFonts w:ascii="Times New Roman" w:hAnsi="Times New Roman" w:cs="Times New Roman"/>
+          <w:color w:val="000000" w:themeColor="text1"/>
+        </w:rPr>
+        <w:t>AAPM Practical Big Data Workshop, Early Career Investigator – Impact Award</w:t>
+      </w:r>
+      <w:r>
+        <w:rPr>
+          <w:rFonts w:ascii="Times New Roman" w:hAnsi="Times New Roman" w:cs="Times New Roman"/>
+          <w:color w:val="000000" w:themeColor="text1"/>
+        </w:rPr>
+        <w:t xml:space="preserve"> (2021)</w:t>
+      </w:r>
+    </w:p>
+    <w:p>
+      <w:pPr>
+        <w:keepNext/>
+        <w:keepLines/>
+        <w:spacing w:after="60" w:line="240" w:lineRule="auto"/>
+        <w:rPr>
+          <w:rFonts w:ascii="Times New Roman" w:hAnsi="Times New Roman" w:cs="Times New Roman"/>
+          <w:color w:val="000000" w:themeColor="text1"/>
+        </w:rPr>
+      </w:pPr>
+      <w:r>
+        <w:rPr>
+          <w:rFonts w:ascii="Times New Roman" w:hAnsi="Times New Roman" w:cs="Times New Roman"/>
+          <w:color w:val="000000" w:themeColor="text1"/>
+        </w:rPr>
+        <w:t xml:space="preserve">MD Anderson, </w:t>
+      </w:r>
+      <w:r>
+        <w:rPr>
+          <w:rFonts w:ascii="Times New Roman" w:hAnsi="Times New Roman" w:cs="Times New Roman"/>
+          <w:color w:val="000000" w:themeColor="text1"/>
+        </w:rPr>
+        <w:t>Association of Science Communication</w:t>
+      </w:r>
+      <w:r>
+        <w:rPr>
+          <w:rFonts w:ascii="Times New Roman" w:hAnsi="Times New Roman" w:cs="Times New Roman"/>
+          <w:color w:val="000000" w:themeColor="text1"/>
+        </w:rPr>
+        <w:t xml:space="preserve"> (ASC)</w:t>
+      </w:r>
+      <w:r>
+        <w:rPr>
+          <w:rFonts w:ascii="Times New Roman" w:hAnsi="Times New Roman" w:cs="Times New Roman"/>
+          <w:color w:val="000000" w:themeColor="text1"/>
+        </w:rPr>
+        <w:t xml:space="preserve"> Oral Competition 1</w:t>
+      </w:r>
+      <w:r>
+        <w:rPr>
+          <w:rFonts w:ascii="Times New Roman" w:hAnsi="Times New Roman" w:cs="Times New Roman"/>
+          <w:color w:val="000000" w:themeColor="text1"/>
+          <w:vertAlign w:val="superscript"/>
+        </w:rPr>
+        <w:t>st</w:t>
+      </w:r>
+      <w:r>
+        <w:rPr>
+          <w:rFonts w:ascii="Times New Roman" w:hAnsi="Times New Roman" w:cs="Times New Roman"/>
+          <w:color w:val="000000" w:themeColor="text1"/>
+        </w:rPr>
+        <w:t xml:space="preserve"> place</w:t>
+      </w:r>
+      <w:r>
+        <w:rPr>
+          <w:rFonts w:ascii="Times New Roman" w:hAnsi="Times New Roman" w:cs="Times New Roman"/>
+          <w:color w:val="000000" w:themeColor="text1"/>
+        </w:rPr>
+        <w:t xml:space="preserve">: </w:t>
+      </w:r>
+      <w:r>
+        <w:rPr>
+          <w:rFonts w:ascii="Times New Roman" w:hAnsi="Times New Roman" w:cs="Times New Roman"/>
+          <w:color w:val="000000" w:themeColor="text1"/>
+        </w:rPr>
+        <w:t>‘Why is scientific communication important?’</w:t>
+      </w:r>
+      <w:r>
+        <w:rPr>
+          <w:rFonts w:ascii="Times New Roman" w:hAnsi="Times New Roman" w:cs="Times New Roman"/>
+          <w:color w:val="000000" w:themeColor="text1"/>
+        </w:rPr>
+        <w:t xml:space="preserve"> (2019)</w:t>
+      </w:r>
+    </w:p>
+    <w:p>
+      <w:pPr>
+        <w:keepNext/>
+        <w:keepLines/>
+        <w:spacing w:after="60" w:line="240" w:lineRule="auto"/>
+        <w:rPr>
+          <w:rFonts w:ascii="Times New Roman" w:hAnsi="Times New Roman" w:cs="Times New Roman"/>
+          <w:color w:val="000000" w:themeColor="text1"/>
+        </w:rPr>
+      </w:pPr>
+      <w:r>
+        <w:rPr>
+          <w:rFonts w:ascii="Times New Roman" w:hAnsi="Times New Roman" w:cs="Times New Roman"/>
+          <w:color w:val="000000" w:themeColor="text1"/>
+        </w:rPr>
+        <w:t>AAPM</w:t>
+      </w:r>
+      <w:r>
+        <w:rPr>
+          <w:rFonts w:ascii="Times New Roman" w:hAnsi="Times New Roman" w:cs="Times New Roman"/>
+          <w:color w:val="000000" w:themeColor="text1"/>
+        </w:rPr>
+        <w:t xml:space="preserve">, </w:t>
+      </w:r>
+      <w:r>
+        <w:rPr>
+          <w:rFonts w:ascii="Times New Roman" w:hAnsi="Times New Roman" w:cs="Times New Roman"/>
+          <w:color w:val="000000" w:themeColor="text1"/>
+        </w:rPr>
+        <w:t>Science Council Session “Deep Learning for Rapid Deformable Image Registration of Liver CT Scans”</w:t>
+      </w:r>
+      <w:r>
+        <w:rPr>
+          <w:rFonts w:ascii="Times New Roman" w:hAnsi="Times New Roman" w:cs="Times New Roman"/>
+          <w:color w:val="000000" w:themeColor="text1"/>
+        </w:rPr>
+        <w:t xml:space="preserve"> (2019)</w:t>
+      </w:r>
+    </w:p>
+    <w:p>
+      <w:pPr>
+        <w:keepNext/>
+        <w:keepLines/>
+        <w:spacing w:after="60" w:line="240" w:lineRule="auto"/>
+        <w:rPr>
+          <w:rFonts w:ascii="Times New Roman" w:hAnsi="Times New Roman" w:cs="Times New Roman"/>
+          <w:color w:val="000000" w:themeColor="text1"/>
+        </w:rPr>
+      </w:pPr>
+      <w:r>
+        <w:rPr>
+          <w:rFonts w:ascii="Times New Roman" w:hAnsi="Times New Roman" w:cs="Times New Roman"/>
+          <w:color w:val="000000" w:themeColor="text1"/>
+        </w:rPr>
+        <w:t>AAPM</w:t>
+      </w:r>
+      <w:r>
+        <w:rPr>
+          <w:rFonts w:ascii="Times New Roman" w:hAnsi="Times New Roman" w:cs="Times New Roman"/>
+          <w:color w:val="000000" w:themeColor="text1"/>
+        </w:rPr>
+        <w:t xml:space="preserve">, </w:t>
+      </w:r>
+      <w:r>
+        <w:rPr>
+          <w:rFonts w:ascii="Times New Roman" w:hAnsi="Times New Roman" w:cs="Times New Roman"/>
+          <w:color w:val="000000" w:themeColor="text1"/>
+        </w:rPr>
+        <w:t xml:space="preserve">People’s Choice Award for Medical Physics </w:t>
+      </w:r>
+      <w:r>
+        <w:rPr>
+          <w:rFonts w:ascii="Times New Roman" w:hAnsi="Times New Roman" w:cs="Times New Roman"/>
+          <w:color w:val="000000" w:themeColor="text1"/>
+        </w:rPr>
+        <w:t>Slam</w:t>
+      </w:r>
+      <w:r>
+        <w:rPr>
+          <w:rFonts w:ascii="Times New Roman" w:hAnsi="Times New Roman" w:cs="Times New Roman"/>
+          <w:color w:val="000000" w:themeColor="text1"/>
+        </w:rPr>
+        <w:t>: Monetary award for winning the people’s choice in presentation of research to a lay audience of non-medical physicists</w:t>
+      </w:r>
+      <w:r>
+        <w:rPr>
+          <w:rFonts w:ascii="Times New Roman" w:hAnsi="Times New Roman" w:cs="Times New Roman"/>
+          <w:color w:val="000000" w:themeColor="text1"/>
+        </w:rPr>
+        <w:t xml:space="preserve"> (2018)</w:t>
+      </w:r>
+    </w:p>
+    <w:p>
+      <w:pPr>
+        <w:keepNext/>
+        <w:keepLines/>
+        <w:spacing w:after="60" w:line="240" w:lineRule="auto"/>
+        <w:rPr>
+          <w:rFonts w:ascii="Times New Roman" w:hAnsi="Times New Roman" w:cs="Times New Roman"/>
+          <w:color w:val="000000" w:themeColor="text1"/>
+        </w:rPr>
+      </w:pPr>
+      <w:r>
+        <w:rPr>
+          <w:rFonts w:ascii="Times New Roman" w:hAnsi="Times New Roman" w:cs="Times New Roman"/>
+          <w:color w:val="000000" w:themeColor="text1"/>
+        </w:rPr>
+        <w:t xml:space="preserve">Southwest AAPM, </w:t>
+      </w:r>
+      <w:r>
+        <w:rPr>
+          <w:rFonts w:ascii="Times New Roman" w:hAnsi="Times New Roman" w:cs="Times New Roman"/>
+          <w:color w:val="000000" w:themeColor="text1"/>
+        </w:rPr>
+        <w:t>1</w:t>
+      </w:r>
+      <w:r>
+        <w:rPr>
+          <w:rFonts w:ascii="Times New Roman" w:hAnsi="Times New Roman" w:cs="Times New Roman"/>
+          <w:color w:val="000000" w:themeColor="text1"/>
+          <w:vertAlign w:val="superscript"/>
+        </w:rPr>
+        <w:t>st</w:t>
+      </w:r>
+      <w:r>
+        <w:rPr>
+          <w:rFonts w:ascii="Times New Roman" w:hAnsi="Times New Roman" w:cs="Times New Roman"/>
+          <w:color w:val="000000" w:themeColor="text1"/>
+        </w:rPr>
+        <w:t xml:space="preserve"> Place Medical Physics Slam: Challenge where students have 3 minutes to present their research to community members outside of the medical physics profession, received travel award to compete in the Medical Physics Slam in the annual meeting</w:t>
+      </w:r>
+      <w:r>
+        <w:rPr>
+          <w:rFonts w:ascii="Times New Roman" w:hAnsi="Times New Roman" w:cs="Times New Roman"/>
+          <w:color w:val="000000" w:themeColor="text1"/>
+        </w:rPr>
+        <w:t xml:space="preserve"> (2018)</w:t>
+      </w:r>
+    </w:p>
+    <w:p>
+      <w:pPr>
+        <w:keepNext/>
+        <w:keepLines/>
+        <w:spacing w:after="60" w:line="240" w:lineRule="auto"/>
+        <w:rPr>
+          <w:rFonts w:ascii="Times New Roman" w:hAnsi="Times New Roman" w:cs="Times New Roman"/>
+          <w:color w:val="000000" w:themeColor="text1"/>
+        </w:rPr>
+      </w:pPr>
+      <w:r>
+        <w:rPr>
+          <w:rFonts w:ascii="Times New Roman" w:hAnsi="Times New Roman" w:cs="Times New Roman"/>
+          <w:color w:val="000000" w:themeColor="text1"/>
+        </w:rPr>
+        <w:t xml:space="preserve">Southwest AAPM </w:t>
+      </w:r>
+      <w:r>
+        <w:rPr>
+          <w:rFonts w:ascii="Times New Roman" w:hAnsi="Times New Roman" w:cs="Times New Roman"/>
+          <w:color w:val="000000" w:themeColor="text1"/>
+        </w:rPr>
+        <w:t>1</w:t>
+      </w:r>
+      <w:r>
+        <w:rPr>
+          <w:rFonts w:ascii="Times New Roman" w:hAnsi="Times New Roman" w:cs="Times New Roman"/>
+          <w:color w:val="000000" w:themeColor="text1"/>
+          <w:vertAlign w:val="superscript"/>
+        </w:rPr>
+        <w:t>st</w:t>
+      </w:r>
+      <w:r>
+        <w:rPr>
+          <w:rFonts w:ascii="Times New Roman" w:hAnsi="Times New Roman" w:cs="Times New Roman"/>
+          <w:color w:val="000000" w:themeColor="text1"/>
+        </w:rPr>
+        <w:t xml:space="preserve"> Place Young Investigator Award: Monetary award from SWAAPM chapter</w:t>
+      </w:r>
+      <w:r>
+        <w:rPr>
+          <w:rFonts w:ascii="Times New Roman" w:hAnsi="Times New Roman" w:cs="Times New Roman"/>
+          <w:color w:val="000000" w:themeColor="text1"/>
+        </w:rPr>
+        <w:t xml:space="preserve"> for best work presented at SWAAPM</w:t>
+      </w:r>
+      <w:r>
+        <w:rPr>
+          <w:rFonts w:ascii="Times New Roman" w:hAnsi="Times New Roman" w:cs="Times New Roman"/>
+          <w:color w:val="000000" w:themeColor="text1"/>
+        </w:rPr>
+        <w:t xml:space="preserve"> (2018)</w:t>
+      </w:r>
+    </w:p>
+    <w:p>
+      <w:pPr>
+        <w:keepNext/>
+        <w:keepLines/>
+        <w:spacing w:after="60" w:line="240" w:lineRule="auto"/>
+        <w:rPr>
+          <w:rFonts w:ascii="Times New Roman" w:hAnsi="Times New Roman" w:cs="Times New Roman"/>
+          <w:color w:val="000000" w:themeColor="text1"/>
+        </w:rPr>
+      </w:pPr>
+      <w:r>
+        <w:rPr>
+          <w:rFonts w:ascii="Times New Roman" w:hAnsi="Times New Roman" w:cs="Times New Roman"/>
+          <w:color w:val="000000" w:themeColor="text1"/>
+        </w:rPr>
+        <w:t xml:space="preserve">Winter Institute of Medical Physics </w:t>
+      </w:r>
+      <w:r>
+        <w:rPr>
+          <w:rFonts w:ascii="Times New Roman" w:hAnsi="Times New Roman" w:cs="Times New Roman"/>
+          <w:color w:val="000000" w:themeColor="text1"/>
+        </w:rPr>
+        <w:t>Early Career Medical Physicist Scholar: Travel</w:t>
+      </w:r>
+      <w:r>
+        <w:rPr>
+          <w:rFonts w:ascii="Times New Roman" w:hAnsi="Times New Roman" w:cs="Times New Roman"/>
+          <w:color w:val="000000" w:themeColor="text1"/>
+        </w:rPr>
+        <w:t xml:space="preserve"> and monetary</w:t>
+      </w:r>
+      <w:r>
+        <w:rPr>
+          <w:rFonts w:ascii="Times New Roman" w:hAnsi="Times New Roman" w:cs="Times New Roman"/>
+          <w:color w:val="000000" w:themeColor="text1"/>
+        </w:rPr>
+        <w:t xml:space="preserve"> award </w:t>
+      </w:r>
+      <w:r>
+        <w:rPr>
+          <w:rFonts w:ascii="Times New Roman" w:hAnsi="Times New Roman" w:cs="Times New Roman"/>
+          <w:color w:val="000000" w:themeColor="text1"/>
+        </w:rPr>
+        <w:t>(2018)</w:t>
+      </w:r>
+    </w:p>
+    <w:p>
+      <w:pPr>
+        <w:keepNext/>
+        <w:keepLines/>
+        <w:spacing w:after="60" w:line="240" w:lineRule="auto"/>
+        <w:rPr>
+          <w:rFonts w:ascii="Times New Roman" w:hAnsi="Times New Roman" w:cs="Times New Roman"/>
+          <w:color w:val="000000" w:themeColor="text1"/>
+        </w:rPr>
+      </w:pPr>
+      <w:r>
+        <w:rPr>
+          <w:rFonts w:ascii="Times New Roman" w:hAnsi="Times New Roman" w:cs="Times New Roman"/>
+          <w:color w:val="000000" w:themeColor="text1"/>
+        </w:rPr>
+        <w:t xml:space="preserve">MD Anderson, </w:t>
+      </w:r>
+      <w:r>
+        <w:rPr>
+          <w:rFonts w:ascii="Times New Roman" w:hAnsi="Times New Roman" w:cs="Times New Roman"/>
+          <w:color w:val="000000" w:themeColor="text1"/>
+        </w:rPr>
+        <w:t>Summer Student Research Retreat, 2</w:t>
+      </w:r>
+      <w:r>
+        <w:rPr>
+          <w:rFonts w:ascii="Times New Roman" w:hAnsi="Times New Roman" w:cs="Times New Roman"/>
+          <w:color w:val="000000" w:themeColor="text1"/>
+          <w:vertAlign w:val="superscript"/>
+        </w:rPr>
+        <w:t>nd</w:t>
+      </w:r>
+      <w:r>
+        <w:rPr>
+          <w:rFonts w:ascii="Times New Roman" w:hAnsi="Times New Roman" w:cs="Times New Roman"/>
+          <w:color w:val="000000" w:themeColor="text1"/>
+        </w:rPr>
+        <w:t xml:space="preserve"> Place: Students are invited to present their research for a monetary prize (2017)</w:t>
+      </w:r>
+    </w:p>
+    <w:p>
+      <w:pPr>
+        <w:keepNext/>
+        <w:keepLines/>
+        <w:spacing w:after="60" w:line="240" w:lineRule="auto"/>
+        <w:rPr>
+          <w:rFonts w:ascii="Times New Roman" w:hAnsi="Times New Roman" w:cs="Times New Roman"/>
+          <w:color w:val="000000" w:themeColor="text1"/>
+        </w:rPr>
+      </w:pPr>
+      <w:r>
+        <w:rPr>
+          <w:rFonts w:ascii="Times New Roman" w:hAnsi="Times New Roman" w:cs="Times New Roman"/>
+          <w:color w:val="000000" w:themeColor="text1"/>
+        </w:rPr>
+        <w:t xml:space="preserve">Georgia Institute of Technology, </w:t>
+      </w:r>
+      <w:r>
+        <w:rPr>
+          <w:rFonts w:ascii="Times New Roman" w:hAnsi="Times New Roman" w:cs="Times New Roman"/>
+          <w:color w:val="000000" w:themeColor="text1"/>
+        </w:rPr>
+        <w:t>Graduation with Highest Honors (2015)</w:t>
+      </w:r>
+    </w:p>
+    <w:p>
+      <w:pPr>
+        <w:keepNext/>
+        <w:keepLines/>
+        <w:spacing w:after="120" w:line="240" w:lineRule="auto"/>
+        <w:rPr>
+          <w:rFonts w:ascii="Times New Roman" w:hAnsi="Times New Roman" w:cs="Times New Roman"/>
+          <w:color w:val="000000" w:themeColor="text1"/>
+        </w:rPr>
+      </w:pPr>
+      <w:r>
+        <w:rPr>
+          <w:rFonts w:ascii="Times New Roman" w:hAnsi="Times New Roman" w:cs="Times New Roman"/>
+          <w:color w:val="000000" w:themeColor="text1"/>
+        </w:rPr>
+        <w:t xml:space="preserve">Georgia Institute of Technology, </w:t>
+      </w:r>
+      <w:r>
+        <w:rPr>
+          <w:rFonts w:ascii="Times New Roman" w:hAnsi="Times New Roman" w:cs="Times New Roman"/>
+          <w:color w:val="000000" w:themeColor="text1"/>
+        </w:rPr>
+        <w:t>Presidents Undergraduate Research Award (PURA)</w:t>
+      </w:r>
+      <w:r>
+        <w:rPr>
+          <w:rFonts w:ascii="Times New Roman" w:hAnsi="Times New Roman" w:cs="Times New Roman"/>
+          <w:color w:val="000000" w:themeColor="text1"/>
+        </w:rPr>
+        <w:t xml:space="preserve">: Research studying </w:t>
+      </w:r>
+      <w:r>
+        <w:rPr>
+          <w:rFonts w:ascii="Times New Roman" w:hAnsi="Times New Roman" w:cs="Times New Roman"/>
+          <w:color w:val="000000" w:themeColor="text1"/>
+        </w:rPr>
+        <w:t>radio resistivity</w:t>
+      </w:r>
+      <w:r>
+        <w:rPr>
+          <w:rFonts w:ascii="Times New Roman" w:hAnsi="Times New Roman" w:cs="Times New Roman"/>
+          <w:color w:val="000000" w:themeColor="text1"/>
+        </w:rPr>
+        <w:t xml:space="preserve"> of CHO cell lines, dependent on cell cycle phase (2014)</w:t>
+      </w:r>
+    </w:p>
+    <w:p>
+      <w:pPr>
+        <w:pStyle w:val="Heading1"/>
+        <w:keepLines/>
+        <w:spacing w:after="120"/>
+        <w:rPr>
+          <w:rFonts w:cs="Times New Roman"/>
+          <w:color w:val="000000" w:themeColor="text1"/>
+        </w:rPr>
+      </w:pPr>
+      <w:r>
+        <w:rPr>
+          <w:rFonts w:cs="Times New Roman"/>
+          <w:color w:val="000000" w:themeColor="text1"/>
+        </w:rPr>
+        <w:t>Research Experience</w:t>
+      </w:r>
+    </w:p>
+    <w:p>
+      <w:pPr>
+        <w:keepNext/>
+        <w:keepLines/>
+        <w:spacing w:after="120" w:line="240" w:lineRule="auto"/>
+        <w:rPr>
+          <w:rFonts w:ascii="Times New Roman" w:hAnsi="Times New Roman" w:cs="Times New Roman"/>
+          <w:color w:val="000000" w:themeColor="text1"/>
+        </w:rPr>
+      </w:pPr>
+      <w:r>
+        <w:rPr>
+          <w:rFonts w:ascii="Times New Roman" w:hAnsi="Times New Roman" w:cs="Times New Roman"/>
+          <w:color w:val="000000" w:themeColor="text1"/>
+        </w:rPr>
+        <w:t>University of California, San Diego, Clinical Activity Web Suite: Designed and deployed a suite of services and dashboards that surface the department's treatment planning workflow as analyzable data. A query service polls the ARIA database and feeds panel-based activity dashboards, a configurable alert-rule engine, and automated notification of dosimetrists, physicians, and clinical chiefs when patients fall behind schedule or miss essential care tasks.</w:t>
+      </w:r>
+    </w:p>
+    <w:p>
+      <w:pPr>
+        <w:keepNext/>
+        <w:keepLines/>
+        <w:spacing w:after="120" w:line="240" w:lineRule="auto"/>
+        <w:rPr>
+          <w:rFonts w:ascii="Times New Roman" w:hAnsi="Times New Roman" w:cs="Times New Roman"/>
+          <w:color w:val="000000" w:themeColor="text1"/>
+        </w:rPr>
+      </w:pPr>
+    </w:p>
+    <w:p>
+      <w:pPr>
+        <w:keepNext/>
+        <w:keepLines/>
+        <w:spacing w:after="120" w:line="240" w:lineRule="auto"/>
+        <w:rPr>
+          <w:rFonts w:ascii="Times New Roman" w:hAnsi="Times New Roman" w:cs="Times New Roman"/>
+          <w:color w:val="000000" w:themeColor="text1"/>
+        </w:rPr>
+      </w:pPr>
+      <w:r>
+        <w:rPr>
+          <w:rFonts w:ascii="Times New Roman" w:hAnsi="Times New Roman" w:cs="Times New Roman"/>
+          <w:color w:val="000000" w:themeColor="text1"/>
+        </w:rPr>
         <w:lastRenderedPageBreak/>
-        <w:t>University of North Carolina, Chapel Hill Research Retreat: 1</w:t>
-      </w:r>
-      <w:r>
-        <w:rPr>
-          <w:rFonts w:ascii="Times New Roman" w:hAnsi="Times New Roman" w:cs="Times New Roman"/>
-          <w:color w:val="000000" w:themeColor="text1"/>
-          <w:vertAlign w:val="superscript"/>
-        </w:rPr>
-        <w:t>st</w:t>
-      </w:r>
-      <w:r>
-        <w:rPr>
-          <w:rFonts w:ascii="Times New Roman" w:hAnsi="Times New Roman" w:cs="Times New Roman"/>
-          <w:color w:val="000000" w:themeColor="text1"/>
-        </w:rPr>
-        <w:t xml:space="preserve"> place poster in Physics/DHE Research</w:t>
-      </w:r>
-    </w:p>
-    <w:p>
-      <w:pPr>
-        <w:keepNext/>
-        <w:keepLines/>
-        <w:spacing w:after="60" w:line="240" w:lineRule="auto"/>
-        <w:rPr>
-          <w:rFonts w:ascii="Times New Roman" w:hAnsi="Times New Roman" w:cs="Times New Roman"/>
-          <w:color w:val="000000" w:themeColor="text1"/>
-        </w:rPr>
-      </w:pPr>
-      <w:r>
-        <w:rPr>
-          <w:rFonts w:ascii="Times New Roman" w:hAnsi="Times New Roman" w:cs="Times New Roman"/>
-          <w:color w:val="000000" w:themeColor="text1"/>
-        </w:rPr>
-        <w:t xml:space="preserve">AAPM </w:t>
-      </w:r>
-      <w:r>
-        <w:rPr>
-          <w:rFonts w:ascii="Times New Roman" w:hAnsi="Times New Roman" w:cs="Times New Roman"/>
-          <w:color w:val="000000" w:themeColor="text1"/>
-        </w:rPr>
-        <w:t xml:space="preserve">Annual Meeting, </w:t>
-      </w:r>
-      <w:r>
-        <w:rPr>
-          <w:rFonts w:ascii="Times New Roman" w:hAnsi="Times New Roman" w:cs="Times New Roman"/>
-          <w:color w:val="000000" w:themeColor="text1"/>
-        </w:rPr>
-        <w:t>Jack Krohmer Early Career Investigator Competition Winner – EPIDEEP: Predicting In-Vivo EPID Transit Images – a Deep Learning Approach (2022)</w:t>
-      </w:r>
-    </w:p>
-    <w:p>
-      <w:pPr>
-        <w:keepNext/>
-        <w:keepLines/>
-        <w:spacing w:after="60" w:line="240" w:lineRule="auto"/>
-        <w:rPr>
-          <w:rFonts w:ascii="Times New Roman" w:hAnsi="Times New Roman" w:cs="Times New Roman"/>
-          <w:color w:val="000000" w:themeColor="text1"/>
-        </w:rPr>
-      </w:pPr>
-      <w:r>
-        <w:rPr>
-          <w:rFonts w:ascii="Times New Roman" w:hAnsi="Times New Roman" w:cs="Times New Roman"/>
-          <w:color w:val="000000" w:themeColor="text1"/>
-        </w:rPr>
-        <w:t>MD Anderson</w:t>
-      </w:r>
-      <w:r>
-        <w:rPr>
-          <w:rFonts w:ascii="Times New Roman" w:hAnsi="Times New Roman" w:cs="Times New Roman"/>
-          <w:color w:val="000000" w:themeColor="text1"/>
-        </w:rPr>
-        <w:t>,</w:t>
-      </w:r>
-      <w:r>
-        <w:rPr>
-          <w:rFonts w:ascii="Times New Roman" w:hAnsi="Times New Roman" w:cs="Times New Roman"/>
-          <w:color w:val="000000" w:themeColor="text1"/>
-        </w:rPr>
-        <w:t xml:space="preserve"> </w:t>
-      </w:r>
-      <w:r>
-        <w:rPr>
-          <w:rFonts w:ascii="Times New Roman" w:hAnsi="Times New Roman" w:cs="Times New Roman"/>
-          <w:color w:val="000000" w:themeColor="text1"/>
-        </w:rPr>
-        <w:t>Alfred G. Knudson Jr. Outstanding Dissertation Award: $5,000 Award established by MD Anderson Cancer Center to honor the late Dr. Knudson in recognition of the top selected PhD dissertation.</w:t>
-      </w:r>
-      <w:r>
-        <w:rPr>
-          <w:rFonts w:ascii="Times New Roman" w:hAnsi="Times New Roman" w:cs="Times New Roman"/>
-          <w:color w:val="000000" w:themeColor="text1"/>
-        </w:rPr>
-        <w:t xml:space="preserve"> (2022)</w:t>
-      </w:r>
-    </w:p>
-    <w:p>
-      <w:pPr>
-        <w:keepNext/>
-        <w:keepLines/>
-        <w:spacing w:after="60" w:line="240" w:lineRule="auto"/>
-        <w:rPr>
-          <w:rFonts w:ascii="Times New Roman" w:hAnsi="Times New Roman" w:cs="Times New Roman"/>
-          <w:color w:val="000000" w:themeColor="text1"/>
-        </w:rPr>
-      </w:pPr>
-      <w:r>
-        <w:rPr>
-          <w:rFonts w:ascii="Times New Roman" w:hAnsi="Times New Roman" w:cs="Times New Roman"/>
-          <w:color w:val="000000" w:themeColor="text1"/>
-        </w:rPr>
-        <w:t>AAPM Practical Big Data Workshop, Early Career Investigator – Impact Award</w:t>
-      </w:r>
-      <w:r>
-        <w:rPr>
-          <w:rFonts w:ascii="Times New Roman" w:hAnsi="Times New Roman" w:cs="Times New Roman"/>
-          <w:color w:val="000000" w:themeColor="text1"/>
-        </w:rPr>
-        <w:t xml:space="preserve"> (2021)</w:t>
-      </w:r>
-    </w:p>
-    <w:p>
-      <w:pPr>
-        <w:keepNext/>
-        <w:keepLines/>
-        <w:spacing w:after="60" w:line="240" w:lineRule="auto"/>
-        <w:rPr>
-          <w:rFonts w:ascii="Times New Roman" w:hAnsi="Times New Roman" w:cs="Times New Roman"/>
-          <w:color w:val="000000" w:themeColor="text1"/>
-        </w:rPr>
-      </w:pPr>
-      <w:r>
-        <w:rPr>
-          <w:rFonts w:ascii="Times New Roman" w:hAnsi="Times New Roman" w:cs="Times New Roman"/>
-          <w:color w:val="000000" w:themeColor="text1"/>
-        </w:rPr>
-        <w:t xml:space="preserve">MD Anderson, </w:t>
-      </w:r>
-      <w:r>
-        <w:rPr>
-          <w:rFonts w:ascii="Times New Roman" w:hAnsi="Times New Roman" w:cs="Times New Roman"/>
-          <w:color w:val="000000" w:themeColor="text1"/>
-        </w:rPr>
-        <w:t>Association of Science Communication</w:t>
-      </w:r>
-      <w:r>
-        <w:rPr>
-          <w:rFonts w:ascii="Times New Roman" w:hAnsi="Times New Roman" w:cs="Times New Roman"/>
-          <w:color w:val="000000" w:themeColor="text1"/>
-        </w:rPr>
-        <w:t xml:space="preserve"> (ASC)</w:t>
-      </w:r>
-      <w:r>
-        <w:rPr>
-          <w:rFonts w:ascii="Times New Roman" w:hAnsi="Times New Roman" w:cs="Times New Roman"/>
-          <w:color w:val="000000" w:themeColor="text1"/>
-        </w:rPr>
-        <w:t xml:space="preserve"> Oral Competition 1</w:t>
-      </w:r>
-      <w:r>
-        <w:rPr>
-          <w:rFonts w:ascii="Times New Roman" w:hAnsi="Times New Roman" w:cs="Times New Roman"/>
-          <w:color w:val="000000" w:themeColor="text1"/>
-          <w:vertAlign w:val="superscript"/>
-        </w:rPr>
-        <w:t>st</w:t>
-      </w:r>
-      <w:r>
-        <w:rPr>
-          <w:rFonts w:ascii="Times New Roman" w:hAnsi="Times New Roman" w:cs="Times New Roman"/>
-          <w:color w:val="000000" w:themeColor="text1"/>
-        </w:rPr>
-        <w:t xml:space="preserve"> place</w:t>
-      </w:r>
-      <w:r>
-        <w:rPr>
-          <w:rFonts w:ascii="Times New Roman" w:hAnsi="Times New Roman" w:cs="Times New Roman"/>
-          <w:color w:val="000000" w:themeColor="text1"/>
-        </w:rPr>
-        <w:t xml:space="preserve">: </w:t>
-      </w:r>
-      <w:r>
-        <w:rPr>
-          <w:rFonts w:ascii="Times New Roman" w:hAnsi="Times New Roman" w:cs="Times New Roman"/>
-          <w:color w:val="000000" w:themeColor="text1"/>
-        </w:rPr>
-        <w:t>‘Why is scientific communication important?’</w:t>
-      </w:r>
-      <w:r>
-        <w:rPr>
-          <w:rFonts w:ascii="Times New Roman" w:hAnsi="Times New Roman" w:cs="Times New Roman"/>
-          <w:color w:val="000000" w:themeColor="text1"/>
-        </w:rPr>
-        <w:t xml:space="preserve"> (2019)</w:t>
-      </w:r>
-    </w:p>
-    <w:p>
-      <w:pPr>
-        <w:keepNext/>
-        <w:keepLines/>
-        <w:spacing w:after="60" w:line="240" w:lineRule="auto"/>
-        <w:rPr>
-          <w:rFonts w:ascii="Times New Roman" w:hAnsi="Times New Roman" w:cs="Times New Roman"/>
-          <w:color w:val="000000" w:themeColor="text1"/>
-        </w:rPr>
-      </w:pPr>
-      <w:r>
-        <w:rPr>
-          <w:rFonts w:ascii="Times New Roman" w:hAnsi="Times New Roman" w:cs="Times New Roman"/>
-          <w:color w:val="000000" w:themeColor="text1"/>
-        </w:rPr>
-        <w:t>AAPM</w:t>
-      </w:r>
-      <w:r>
-        <w:rPr>
-          <w:rFonts w:ascii="Times New Roman" w:hAnsi="Times New Roman" w:cs="Times New Roman"/>
-          <w:color w:val="000000" w:themeColor="text1"/>
-        </w:rPr>
-        <w:t xml:space="preserve">, </w:t>
-      </w:r>
-      <w:r>
-        <w:rPr>
-          <w:rFonts w:ascii="Times New Roman" w:hAnsi="Times New Roman" w:cs="Times New Roman"/>
-          <w:color w:val="000000" w:themeColor="text1"/>
-        </w:rPr>
-        <w:t>Science Council Session “Deep Learning for Rapid Deformable Image Registration of Liver CT Scans”</w:t>
-      </w:r>
-      <w:r>
-        <w:rPr>
-          <w:rFonts w:ascii="Times New Roman" w:hAnsi="Times New Roman" w:cs="Times New Roman"/>
-          <w:color w:val="000000" w:themeColor="text1"/>
-        </w:rPr>
-        <w:t xml:space="preserve"> (2019)</w:t>
-      </w:r>
-    </w:p>
-    <w:p>
-      <w:pPr>
-        <w:keepNext/>
-        <w:keepLines/>
-        <w:spacing w:after="60" w:line="240" w:lineRule="auto"/>
-        <w:rPr>
-          <w:rFonts w:ascii="Times New Roman" w:hAnsi="Times New Roman" w:cs="Times New Roman"/>
-          <w:color w:val="000000" w:themeColor="text1"/>
-        </w:rPr>
-      </w:pPr>
-      <w:r>
-        <w:rPr>
-          <w:rFonts w:ascii="Times New Roman" w:hAnsi="Times New Roman" w:cs="Times New Roman"/>
-          <w:color w:val="000000" w:themeColor="text1"/>
-        </w:rPr>
-        <w:t>AAPM</w:t>
-      </w:r>
-      <w:r>
-        <w:rPr>
-          <w:rFonts w:ascii="Times New Roman" w:hAnsi="Times New Roman" w:cs="Times New Roman"/>
-          <w:color w:val="000000" w:themeColor="text1"/>
-        </w:rPr>
-        <w:t xml:space="preserve">, </w:t>
-      </w:r>
-      <w:r>
-        <w:rPr>
-          <w:rFonts w:ascii="Times New Roman" w:hAnsi="Times New Roman" w:cs="Times New Roman"/>
-          <w:color w:val="000000" w:themeColor="text1"/>
-        </w:rPr>
-        <w:t xml:space="preserve">People’s Choice Award for Medical Physics </w:t>
-      </w:r>
-      <w:r>
-        <w:rPr>
-          <w:rFonts w:ascii="Times New Roman" w:hAnsi="Times New Roman" w:cs="Times New Roman"/>
-          <w:color w:val="000000" w:themeColor="text1"/>
-        </w:rPr>
-        <w:t>Slam</w:t>
-      </w:r>
-      <w:r>
-        <w:rPr>
-          <w:rFonts w:ascii="Times New Roman" w:hAnsi="Times New Roman" w:cs="Times New Roman"/>
-          <w:color w:val="000000" w:themeColor="text1"/>
-        </w:rPr>
-        <w:t>: Monetary award for winning the people’s choice in presentation of research to a lay audience of non-medical physicists</w:t>
-      </w:r>
-      <w:r>
-        <w:rPr>
-          <w:rFonts w:ascii="Times New Roman" w:hAnsi="Times New Roman" w:cs="Times New Roman"/>
-          <w:color w:val="000000" w:themeColor="text1"/>
-        </w:rPr>
-        <w:t xml:space="preserve"> (2018)</w:t>
-      </w:r>
-    </w:p>
-    <w:p>
-      <w:pPr>
-        <w:keepNext/>
-        <w:keepLines/>
-        <w:spacing w:after="60" w:line="240" w:lineRule="auto"/>
-        <w:rPr>
-          <w:rFonts w:ascii="Times New Roman" w:hAnsi="Times New Roman" w:cs="Times New Roman"/>
-          <w:color w:val="000000" w:themeColor="text1"/>
-        </w:rPr>
-      </w:pPr>
-      <w:r>
-        <w:rPr>
-          <w:rFonts w:ascii="Times New Roman" w:hAnsi="Times New Roman" w:cs="Times New Roman"/>
-          <w:color w:val="000000" w:themeColor="text1"/>
-        </w:rPr>
-        <w:t xml:space="preserve">Southwest AAPM, </w:t>
-      </w:r>
-      <w:r>
-        <w:rPr>
-          <w:rFonts w:ascii="Times New Roman" w:hAnsi="Times New Roman" w:cs="Times New Roman"/>
-          <w:color w:val="000000" w:themeColor="text1"/>
-        </w:rPr>
-        <w:t>1</w:t>
-      </w:r>
-      <w:r>
-        <w:rPr>
-          <w:rFonts w:ascii="Times New Roman" w:hAnsi="Times New Roman" w:cs="Times New Roman"/>
-          <w:color w:val="000000" w:themeColor="text1"/>
-          <w:vertAlign w:val="superscript"/>
-        </w:rPr>
-        <w:t>st</w:t>
-      </w:r>
-      <w:r>
-        <w:rPr>
-          <w:rFonts w:ascii="Times New Roman" w:hAnsi="Times New Roman" w:cs="Times New Roman"/>
-          <w:color w:val="000000" w:themeColor="text1"/>
-        </w:rPr>
-        <w:t xml:space="preserve"> Place Medical Physics Slam: Challenge where students have 3 minutes to present their research to community members outside of the medical physics profession, received travel award to compete in the Medical Physics Slam in the annual meeting</w:t>
-      </w:r>
-      <w:r>
-        <w:rPr>
-          <w:rFonts w:ascii="Times New Roman" w:hAnsi="Times New Roman" w:cs="Times New Roman"/>
-          <w:color w:val="000000" w:themeColor="text1"/>
-        </w:rPr>
-        <w:t xml:space="preserve"> (2018)</w:t>
-      </w:r>
-    </w:p>
-    <w:p>
-      <w:pPr>
-        <w:keepNext/>
-        <w:keepLines/>
-        <w:spacing w:after="60" w:line="240" w:lineRule="auto"/>
-        <w:rPr>
-          <w:rFonts w:ascii="Times New Roman" w:hAnsi="Times New Roman" w:cs="Times New Roman"/>
-          <w:color w:val="000000" w:themeColor="text1"/>
-        </w:rPr>
-      </w:pPr>
-      <w:r>
-        <w:rPr>
-          <w:rFonts w:ascii="Times New Roman" w:hAnsi="Times New Roman" w:cs="Times New Roman"/>
-          <w:color w:val="000000" w:themeColor="text1"/>
-        </w:rPr>
-        <w:t xml:space="preserve">Southwest AAPM </w:t>
-      </w:r>
-      <w:r>
-        <w:rPr>
-          <w:rFonts w:ascii="Times New Roman" w:hAnsi="Times New Roman" w:cs="Times New Roman"/>
-          <w:color w:val="000000" w:themeColor="text1"/>
-        </w:rPr>
-        <w:t>1</w:t>
-      </w:r>
-      <w:r>
-        <w:rPr>
-          <w:rFonts w:ascii="Times New Roman" w:hAnsi="Times New Roman" w:cs="Times New Roman"/>
-          <w:color w:val="000000" w:themeColor="text1"/>
-          <w:vertAlign w:val="superscript"/>
-        </w:rPr>
-        <w:t>st</w:t>
-      </w:r>
-      <w:r>
-        <w:rPr>
-          <w:rFonts w:ascii="Times New Roman" w:hAnsi="Times New Roman" w:cs="Times New Roman"/>
-          <w:color w:val="000000" w:themeColor="text1"/>
-        </w:rPr>
-        <w:t xml:space="preserve"> Place Young Investigator Award: Monetary award from SWAAPM chapter</w:t>
-      </w:r>
-      <w:r>
-        <w:rPr>
-          <w:rFonts w:ascii="Times New Roman" w:hAnsi="Times New Roman" w:cs="Times New Roman"/>
-          <w:color w:val="000000" w:themeColor="text1"/>
-        </w:rPr>
-        <w:t xml:space="preserve"> for best work presented at SWAAPM</w:t>
-      </w:r>
-      <w:r>
-        <w:rPr>
-          <w:rFonts w:ascii="Times New Roman" w:hAnsi="Times New Roman" w:cs="Times New Roman"/>
-          <w:color w:val="000000" w:themeColor="text1"/>
-        </w:rPr>
-        <w:t xml:space="preserve"> (2018)</w:t>
-      </w:r>
-    </w:p>
-    <w:p>
-      <w:pPr>
-        <w:keepNext/>
-        <w:keepLines/>
-        <w:spacing w:after="60" w:line="240" w:lineRule="auto"/>
-        <w:rPr>
-          <w:rFonts w:ascii="Times New Roman" w:hAnsi="Times New Roman" w:cs="Times New Roman"/>
-          <w:color w:val="000000" w:themeColor="text1"/>
-        </w:rPr>
-      </w:pPr>
-      <w:r>
-        <w:rPr>
-          <w:rFonts w:ascii="Times New Roman" w:hAnsi="Times New Roman" w:cs="Times New Roman"/>
-          <w:color w:val="000000" w:themeColor="text1"/>
-        </w:rPr>
-        <w:t xml:space="preserve">Winter Institute of Medical Physics </w:t>
-      </w:r>
-      <w:r>
-        <w:rPr>
-          <w:rFonts w:ascii="Times New Roman" w:hAnsi="Times New Roman" w:cs="Times New Roman"/>
-          <w:color w:val="000000" w:themeColor="text1"/>
-        </w:rPr>
-        <w:t>Early Career Medical Physicist Scholar: Travel</w:t>
-      </w:r>
-      <w:r>
-        <w:rPr>
-          <w:rFonts w:ascii="Times New Roman" w:hAnsi="Times New Roman" w:cs="Times New Roman"/>
-          <w:color w:val="000000" w:themeColor="text1"/>
-        </w:rPr>
-        <w:t xml:space="preserve"> and monetary</w:t>
-      </w:r>
-      <w:r>
-        <w:rPr>
-          <w:rFonts w:ascii="Times New Roman" w:hAnsi="Times New Roman" w:cs="Times New Roman"/>
-          <w:color w:val="000000" w:themeColor="text1"/>
-        </w:rPr>
-        <w:t xml:space="preserve"> award </w:t>
-      </w:r>
-      <w:r>
-        <w:rPr>
-          <w:rFonts w:ascii="Times New Roman" w:hAnsi="Times New Roman" w:cs="Times New Roman"/>
-          <w:color w:val="000000" w:themeColor="text1"/>
-        </w:rPr>
-        <w:t>(2018)</w:t>
-      </w:r>
-    </w:p>
-    <w:p>
-      <w:pPr>
-        <w:keepNext/>
-        <w:keepLines/>
-        <w:spacing w:after="60" w:line="240" w:lineRule="auto"/>
-        <w:rPr>
-          <w:rFonts w:ascii="Times New Roman" w:hAnsi="Times New Roman" w:cs="Times New Roman"/>
-          <w:color w:val="000000" w:themeColor="text1"/>
-        </w:rPr>
-      </w:pPr>
-      <w:r>
-        <w:rPr>
-          <w:rFonts w:ascii="Times New Roman" w:hAnsi="Times New Roman" w:cs="Times New Roman"/>
-          <w:color w:val="000000" w:themeColor="text1"/>
-        </w:rPr>
-        <w:t xml:space="preserve">MD Anderson, </w:t>
-      </w:r>
-      <w:r>
-        <w:rPr>
-          <w:rFonts w:ascii="Times New Roman" w:hAnsi="Times New Roman" w:cs="Times New Roman"/>
-          <w:color w:val="000000" w:themeColor="text1"/>
-        </w:rPr>
-        <w:t>Summer Student Research Retreat, 2</w:t>
-      </w:r>
-      <w:r>
-        <w:rPr>
-          <w:rFonts w:ascii="Times New Roman" w:hAnsi="Times New Roman" w:cs="Times New Roman"/>
-          <w:color w:val="000000" w:themeColor="text1"/>
-          <w:vertAlign w:val="superscript"/>
-        </w:rPr>
-        <w:t>nd</w:t>
-      </w:r>
-      <w:r>
-        <w:rPr>
-          <w:rFonts w:ascii="Times New Roman" w:hAnsi="Times New Roman" w:cs="Times New Roman"/>
-          <w:color w:val="000000" w:themeColor="text1"/>
-        </w:rPr>
-        <w:t xml:space="preserve"> Place: Students are invited to present their research for a monetary prize (2017)</w:t>
-      </w:r>
-    </w:p>
-    <w:p>
-      <w:pPr>
-        <w:keepNext/>
-        <w:keepLines/>
-        <w:spacing w:after="60" w:line="240" w:lineRule="auto"/>
-        <w:rPr>
-          <w:rFonts w:ascii="Times New Roman" w:hAnsi="Times New Roman" w:cs="Times New Roman"/>
-          <w:color w:val="000000" w:themeColor="text1"/>
-        </w:rPr>
-      </w:pPr>
-      <w:r>
-        <w:rPr>
-          <w:rFonts w:ascii="Times New Roman" w:hAnsi="Times New Roman" w:cs="Times New Roman"/>
-          <w:color w:val="000000" w:themeColor="text1"/>
-        </w:rPr>
-        <w:t xml:space="preserve">Georgia Institute of Technology, </w:t>
-      </w:r>
-      <w:r>
-        <w:rPr>
-          <w:rFonts w:ascii="Times New Roman" w:hAnsi="Times New Roman" w:cs="Times New Roman"/>
-          <w:color w:val="000000" w:themeColor="text1"/>
-        </w:rPr>
-        <w:t>Graduation with Highest Honors (2015)</w:t>
+        <w:t>University of California, San Diego, Chair of Technical Innovation and Implementation: Directing departmental strategy for in-house software development and clinical deployment across Radiation Medicine &amp; Applied Sciences. Established the Technical Integration Catalog, a searchable inventory of every software tool the department has built</w:t>
+      </w:r>
+      <w:r>
+        <w:rPr>
+          <w:rFonts w:ascii="Times New Roman" w:hAnsi="Times New Roman" w:cs="Times New Roman"/>
+          <w:color w:val="000000" w:themeColor="text1"/>
+        </w:rPr>
+        <w:t>:</w:t>
+      </w:r>
+      <w:r>
+        <w:rPr>
+          <w:rFonts w:ascii="Times New Roman" w:hAnsi="Times New Roman" w:cs="Times New Roman"/>
+          <w:color w:val="000000" w:themeColor="text1"/>
+        </w:rPr>
+        <w:t xml:space="preserve"> 66 projects at launch (2026), with automated monthly reconciliation</w:t>
+      </w:r>
+      <w:r>
+        <w:rPr>
+          <w:rFonts w:ascii="Times New Roman" w:hAnsi="Times New Roman" w:cs="Times New Roman"/>
+          <w:color w:val="000000" w:themeColor="text1"/>
+        </w:rPr>
+        <w:t>. This ensures that</w:t>
+      </w:r>
+      <w:r>
+        <w:rPr>
+          <w:rFonts w:ascii="Times New Roman" w:hAnsi="Times New Roman" w:cs="Times New Roman"/>
+          <w:color w:val="000000" w:themeColor="text1"/>
+        </w:rPr>
+        <w:t xml:space="preserve"> existing work is found rather than rebuilt and single-maintainer risk is visible. Establishing minimum development standards, a validation and release process for clinical-facing tools aligned with AAPM guidance on in-house software QA, and PHI-handling guardrails for AI-assisted development.</w:t>
       </w:r>
     </w:p>
     <w:p>
@@ -2999,70 +3189,6 @@
           <w:rFonts w:ascii="Times New Roman" w:hAnsi="Times New Roman" w:cs="Times New Roman"/>
           <w:color w:val="000000" w:themeColor="text1"/>
         </w:rPr>
-        <w:t xml:space="preserve">Georgia Institute of Technology, </w:t>
-      </w:r>
-      <w:r>
-        <w:rPr>
-          <w:rFonts w:ascii="Times New Roman" w:hAnsi="Times New Roman" w:cs="Times New Roman"/>
-          <w:color w:val="000000" w:themeColor="text1"/>
-        </w:rPr>
-        <w:t>Presidents Undergraduate Research Award (PURA)</w:t>
-      </w:r>
-      <w:r>
-        <w:rPr>
-          <w:rFonts w:ascii="Times New Roman" w:hAnsi="Times New Roman" w:cs="Times New Roman"/>
-          <w:color w:val="000000" w:themeColor="text1"/>
-        </w:rPr>
-        <w:t xml:space="preserve">: Research studying </w:t>
-      </w:r>
-      <w:r>
-        <w:rPr>
-          <w:rFonts w:ascii="Times New Roman" w:hAnsi="Times New Roman" w:cs="Times New Roman"/>
-          <w:color w:val="000000" w:themeColor="text1"/>
-        </w:rPr>
-        <w:t>radio resistivity</w:t>
-      </w:r>
-      <w:r>
-        <w:rPr>
-          <w:rFonts w:ascii="Times New Roman" w:hAnsi="Times New Roman" w:cs="Times New Roman"/>
-          <w:color w:val="000000" w:themeColor="text1"/>
-        </w:rPr>
-        <w:t xml:space="preserve"> of CHO cell lines, dependent on cell cycle phase (2014)</w:t>
-      </w:r>
-    </w:p>
-    <w:p>
-      <w:pPr>
-        <w:pStyle w:val="Heading1"/>
-        <w:keepLines/>
-        <w:spacing w:after="120"/>
-        <w:rPr>
-          <w:rFonts w:cs="Times New Roman"/>
-          <w:color w:val="000000" w:themeColor="text1"/>
-        </w:rPr>
-      </w:pPr>
-      <w:r>
-        <w:rPr>
-          <w:rFonts w:cs="Times New Roman"/>
-          <w:color w:val="000000" w:themeColor="text1"/>
-        </w:rPr>
-        <w:t>Research Experience</w:t>
-      </w:r>
-    </w:p>
-    <w:p>
-      <w:pPr>
-        <w:keepNext/>
-        <w:keepLines/>
-        <w:spacing w:after="120" w:line="240" w:lineRule="auto"/>
-        <w:rPr>
-          <w:rFonts w:ascii="Times New Roman" w:hAnsi="Times New Roman" w:cs="Times New Roman"/>
-          <w:color w:val="000000" w:themeColor="text1"/>
-        </w:rPr>
-      </w:pPr>
-      <w:r>
-        <w:rPr>
-          <w:rFonts w:ascii="Times New Roman" w:hAnsi="Times New Roman" w:cs="Times New Roman"/>
-          <w:color w:val="000000" w:themeColor="text1"/>
-        </w:rPr>
         <w:t xml:space="preserve">University of North Carolina, Chapel Hill: Research focused on improving patient safety throughout the radiation oncology treatment planning process. </w:t>
       </w:r>
       <w:r>
@@ -3077,23 +3203,7 @@
           <w:rFonts w:ascii="Times New Roman" w:hAnsi="Times New Roman" w:cs="Times New Roman"/>
           <w:color w:val="000000" w:themeColor="text1"/>
         </w:rPr>
-        <w:t xml:space="preserve"> Part of this work is also in implementing automated treatment checks ‘</w:t>
-      </w:r>
-      <w:proofErr w:type="spellStart"/>
-      <w:r>
-        <w:rPr>
-          <w:rFonts w:ascii="Times New Roman" w:hAnsi="Times New Roman" w:cs="Times New Roman"/>
-          <w:color w:val="000000" w:themeColor="text1"/>
-        </w:rPr>
-        <w:t>DosCheck</w:t>
-      </w:r>
-      <w:proofErr w:type="spellEnd"/>
-      <w:r>
-        <w:rPr>
-          <w:rFonts w:ascii="Times New Roman" w:hAnsi="Times New Roman" w:cs="Times New Roman"/>
-          <w:color w:val="000000" w:themeColor="text1"/>
-        </w:rPr>
-        <w:t>’ to provide added support to the dosimetrists and physicists.</w:t>
+        <w:t xml:space="preserve"> Part of this work is also in implementing automated treatment checks ‘DosCheck’ to provide added support to the dosimetrists and physicists.</w:t>
       </w:r>
     </w:p>
     <w:p>
@@ -3520,7 +3630,6 @@
           <w:rFonts w:ascii="Times New Roman" w:hAnsi="Times New Roman" w:cs="Times New Roman"/>
           <w:color w:val="000000" w:themeColor="text1"/>
         </w:rPr>
-        <w:lastRenderedPageBreak/>
         <w:t>Winter Institute of Medical Physics (WIMP) Workshop (02/2025)</w:t>
       </w:r>
     </w:p>
@@ -3836,23 +3945,7 @@
           <w:rFonts w:ascii="Times New Roman" w:hAnsi="Times New Roman" w:cs="Times New Roman"/>
           <w:color w:val="000000" w:themeColor="text1"/>
         </w:rPr>
-        <w:t xml:space="preserve">“Getting Started with Deep Learning: </w:t>
-      </w:r>
-      <w:proofErr w:type="spellStart"/>
-      <w:r>
-        <w:rPr>
-          <w:rFonts w:ascii="Times New Roman" w:hAnsi="Times New Roman" w:cs="Times New Roman"/>
-          <w:color w:val="000000" w:themeColor="text1"/>
-        </w:rPr>
-        <w:t>Dicom</w:t>
-      </w:r>
-      <w:proofErr w:type="spellEnd"/>
-      <w:r>
-        <w:rPr>
-          <w:rFonts w:ascii="Times New Roman" w:hAnsi="Times New Roman" w:cs="Times New Roman"/>
-          <w:color w:val="000000" w:themeColor="text1"/>
-        </w:rPr>
-        <w:t xml:space="preserve"> to Predictions” Workshop and presentation (02/2020)</w:t>
+        <w:t>“Getting Started with Deep Learning: Dicom to Predictions” Workshop and presentation (02/2020)</w:t>
       </w:r>
     </w:p>
     <w:p>
@@ -3926,6 +4019,7 @@
           <w:rFonts w:ascii="Times New Roman" w:hAnsi="Times New Roman" w:cs="Times New Roman"/>
           <w:color w:val="000000" w:themeColor="text1"/>
         </w:rPr>
+        <w:lastRenderedPageBreak/>
         <w:t>North Central Chapter AAPM</w:t>
       </w:r>
       <w:r>
@@ -4209,13 +4303,6 @@
       <w:r>
         <w:rPr>
           <w:rFonts w:ascii="Times New Roman" w:hAnsi="Times New Roman" w:cs="Times New Roman"/>
-          <w:color w:val="000000" w:themeColor="text1"/>
-        </w:rPr>
-        <w:t xml:space="preserve">Floyd W, Wahid KA, </w:t>
-      </w:r>
-      <w:r>
-        <w:rPr>
-          <w:rFonts w:ascii="Times New Roman" w:hAnsi="Times New Roman" w:cs="Times New Roman"/>
           <w:b/>
           <w:bCs/>
           <w:color w:val="000000" w:themeColor="text1"/>
@@ -4227,23 +4314,14 @@
           <w:rFonts w:ascii="Times New Roman" w:hAnsi="Times New Roman" w:cs="Times New Roman"/>
           <w:color w:val="000000" w:themeColor="text1"/>
         </w:rPr>
-        <w:t xml:space="preserve">, </w:t>
-      </w:r>
-      <w:proofErr w:type="spellStart"/>
-      <w:r>
-        <w:rPr>
-          <w:rFonts w:ascii="Times New Roman" w:hAnsi="Times New Roman" w:cs="Times New Roman"/>
-          <w:color w:val="000000" w:themeColor="text1"/>
-        </w:rPr>
-        <w:t>Knäusl</w:t>
-      </w:r>
-      <w:proofErr w:type="spellEnd"/>
-      <w:r>
-        <w:rPr>
-          <w:rFonts w:ascii="Times New Roman" w:hAnsi="Times New Roman" w:cs="Times New Roman"/>
-          <w:color w:val="000000" w:themeColor="text1"/>
-        </w:rPr>
-        <w:t xml:space="preserve"> B, Moreno AC. </w:t>
+        <w:t>, Repka M, Gao Y, Byrd E, McGurk R, Das S</w:t>
+      </w:r>
+      <w:r>
+        <w:rPr>
+          <w:rFonts w:ascii="Times New Roman" w:hAnsi="Times New Roman" w:cs="Times New Roman"/>
+          <w:color w:val="000000" w:themeColor="text1"/>
+        </w:rPr>
+        <w:t xml:space="preserve">, Arcot R, Bhattacharya S, Adapa K, Wright J, Marks L, Mazur L. </w:t>
       </w:r>
       <w:r>
         <w:rPr>
@@ -4252,30 +4330,14 @@
           <w:iCs/>
           <w:color w:val="000000" w:themeColor="text1"/>
         </w:rPr>
-        <w:t>Large language models for scalable standardization in radiation oncology.</w:t>
-      </w:r>
-      <w:r>
-        <w:rPr>
-          <w:rFonts w:ascii="Times New Roman" w:hAnsi="Times New Roman" w:cs="Times New Roman"/>
-          <w:color w:val="000000" w:themeColor="text1"/>
-        </w:rPr>
-        <w:t xml:space="preserve"> Phys Imaging </w:t>
-      </w:r>
-      <w:proofErr w:type="spellStart"/>
-      <w:r>
-        <w:rPr>
-          <w:rFonts w:ascii="Times New Roman" w:hAnsi="Times New Roman" w:cs="Times New Roman"/>
-          <w:color w:val="000000" w:themeColor="text1"/>
-        </w:rPr>
-        <w:t>Radiat</w:t>
-      </w:r>
-      <w:proofErr w:type="spellEnd"/>
-      <w:r>
-        <w:rPr>
-          <w:rFonts w:ascii="Times New Roman" w:hAnsi="Times New Roman" w:cs="Times New Roman"/>
-          <w:color w:val="000000" w:themeColor="text1"/>
-        </w:rPr>
-        <w:t xml:space="preserve"> Oncol. 04/2026</w:t>
+        <w:t>Using a Deep Learning System to Delineate the Elective Pelvis Nodal Volumes in Patients with Prostate Cancer: A Tool Aimed to Facilitate Peer Review</w:t>
+      </w:r>
+      <w:r>
+        <w:rPr>
+          <w:rFonts w:ascii="Times New Roman" w:hAnsi="Times New Roman" w:cs="Times New Roman"/>
+          <w:color w:val="000000" w:themeColor="text1"/>
+        </w:rPr>
+        <w:t xml:space="preserve"> Advances in Radiation Oncology 07/2026</w:t>
       </w:r>
     </w:p>
     <w:p>
@@ -4298,63 +4360,7 @@
           <w:rFonts w:ascii="Times New Roman" w:hAnsi="Times New Roman" w:cs="Times New Roman"/>
           <w:color w:val="000000" w:themeColor="text1"/>
         </w:rPr>
-        <w:t>Kwong</w:t>
-      </w:r>
-      <w:r>
-        <w:rPr>
-          <w:rFonts w:ascii="Times New Roman" w:hAnsi="Times New Roman" w:cs="Times New Roman"/>
-          <w:color w:val="000000" w:themeColor="text1"/>
-        </w:rPr>
-        <w:t xml:space="preserve"> E., Liu</w:t>
-      </w:r>
-      <w:r>
-        <w:rPr>
-          <w:rFonts w:ascii="Times New Roman" w:hAnsi="Times New Roman" w:cs="Times New Roman"/>
-          <w:color w:val="000000" w:themeColor="text1"/>
-        </w:rPr>
-        <w:t xml:space="preserve"> C</w:t>
-      </w:r>
-      <w:r>
-        <w:rPr>
-          <w:rFonts w:ascii="Times New Roman" w:hAnsi="Times New Roman" w:cs="Times New Roman"/>
-          <w:color w:val="000000" w:themeColor="text1"/>
-        </w:rPr>
-        <w:t>. C</w:t>
-      </w:r>
-      <w:r>
-        <w:rPr>
-          <w:rFonts w:ascii="Times New Roman" w:hAnsi="Times New Roman" w:cs="Times New Roman"/>
-          <w:color w:val="000000" w:themeColor="text1"/>
-        </w:rPr>
-        <w:t>, Adapa</w:t>
-      </w:r>
-      <w:r>
-        <w:rPr>
-          <w:rFonts w:ascii="Times New Roman" w:hAnsi="Times New Roman" w:cs="Times New Roman"/>
-          <w:color w:val="000000" w:themeColor="text1"/>
-        </w:rPr>
-        <w:t xml:space="preserve"> K.</w:t>
-      </w:r>
-      <w:r>
-        <w:rPr>
-          <w:rFonts w:ascii="Times New Roman" w:hAnsi="Times New Roman" w:cs="Times New Roman"/>
-          <w:color w:val="000000" w:themeColor="text1"/>
-        </w:rPr>
-        <w:t>, Vizer</w:t>
-      </w:r>
-      <w:r>
-        <w:rPr>
-          <w:rFonts w:ascii="Times New Roman" w:hAnsi="Times New Roman" w:cs="Times New Roman"/>
-          <w:color w:val="000000" w:themeColor="text1"/>
-        </w:rPr>
-        <w:t xml:space="preserve"> L.</w:t>
-      </w:r>
-      <w:r>
-        <w:rPr>
-          <w:rFonts w:ascii="Times New Roman" w:hAnsi="Times New Roman" w:cs="Times New Roman"/>
-          <w:color w:val="000000" w:themeColor="text1"/>
-        </w:rPr>
-        <w:t xml:space="preserve">, </w:t>
+        <w:t xml:space="preserve">Floyd W, Wahid KA, </w:t>
       </w:r>
       <w:r>
         <w:rPr>
@@ -4363,6 +4369,117 @@
           <w:bCs/>
           <w:color w:val="000000" w:themeColor="text1"/>
         </w:rPr>
+        <w:t>Anderson B.M</w:t>
+      </w:r>
+      <w:r>
+        <w:rPr>
+          <w:rFonts w:ascii="Times New Roman" w:hAnsi="Times New Roman" w:cs="Times New Roman"/>
+          <w:color w:val="000000" w:themeColor="text1"/>
+        </w:rPr>
+        <w:t xml:space="preserve">, Knäusl B, Moreno AC. </w:t>
+      </w:r>
+      <w:r>
+        <w:rPr>
+          <w:rFonts w:ascii="Times New Roman" w:hAnsi="Times New Roman" w:cs="Times New Roman"/>
+          <w:i/>
+          <w:iCs/>
+          <w:color w:val="000000" w:themeColor="text1"/>
+        </w:rPr>
+        <w:t>Large language models for scalable standardization in radiation oncology.</w:t>
+      </w:r>
+      <w:r>
+        <w:rPr>
+          <w:rFonts w:ascii="Times New Roman" w:hAnsi="Times New Roman" w:cs="Times New Roman"/>
+          <w:color w:val="000000" w:themeColor="text1"/>
+        </w:rPr>
+        <w:t xml:space="preserve"> Phys Imaging Radiat Oncol. 04/2026</w:t>
+      </w:r>
+    </w:p>
+    <w:p>
+      <w:pPr>
+        <w:pStyle w:val="ListParagraph"/>
+        <w:keepNext/>
+        <w:keepLines/>
+        <w:numPr>
+          <w:ilvl w:val="0"/>
+          <w:numId w:val="8"/>
+        </w:numPr>
+        <w:spacing w:after="60" w:line="240" w:lineRule="auto"/>
+        <w:rPr>
+          <w:rFonts w:ascii="Times New Roman" w:hAnsi="Times New Roman" w:cs="Times New Roman"/>
+          <w:color w:val="000000" w:themeColor="text1"/>
+        </w:rPr>
+      </w:pPr>
+      <w:r>
+        <w:rPr>
+          <w:rFonts w:ascii="Times New Roman" w:hAnsi="Times New Roman" w:cs="Times New Roman"/>
+          <w:color w:val="000000" w:themeColor="text1"/>
+        </w:rPr>
+        <w:t>Kwong</w:t>
+      </w:r>
+      <w:r>
+        <w:rPr>
+          <w:rFonts w:ascii="Times New Roman" w:hAnsi="Times New Roman" w:cs="Times New Roman"/>
+          <w:color w:val="000000" w:themeColor="text1"/>
+        </w:rPr>
+        <w:t xml:space="preserve"> E., Liu</w:t>
+      </w:r>
+      <w:r>
+        <w:rPr>
+          <w:rFonts w:ascii="Times New Roman" w:hAnsi="Times New Roman" w:cs="Times New Roman"/>
+          <w:color w:val="000000" w:themeColor="text1"/>
+        </w:rPr>
+        <w:t xml:space="preserve"> C</w:t>
+      </w:r>
+      <w:r>
+        <w:rPr>
+          <w:rFonts w:ascii="Times New Roman" w:hAnsi="Times New Roman" w:cs="Times New Roman"/>
+          <w:color w:val="000000" w:themeColor="text1"/>
+        </w:rPr>
+        <w:t>. C</w:t>
+      </w:r>
+      <w:r>
+        <w:rPr>
+          <w:rFonts w:ascii="Times New Roman" w:hAnsi="Times New Roman" w:cs="Times New Roman"/>
+          <w:color w:val="000000" w:themeColor="text1"/>
+        </w:rPr>
+        <w:t>, Adapa</w:t>
+      </w:r>
+      <w:r>
+        <w:rPr>
+          <w:rFonts w:ascii="Times New Roman" w:hAnsi="Times New Roman" w:cs="Times New Roman"/>
+          <w:color w:val="000000" w:themeColor="text1"/>
+        </w:rPr>
+        <w:t xml:space="preserve"> K.</w:t>
+      </w:r>
+      <w:r>
+        <w:rPr>
+          <w:rFonts w:ascii="Times New Roman" w:hAnsi="Times New Roman" w:cs="Times New Roman"/>
+          <w:color w:val="000000" w:themeColor="text1"/>
+        </w:rPr>
+        <w:t>, Vizer</w:t>
+      </w:r>
+      <w:r>
+        <w:rPr>
+          <w:rFonts w:ascii="Times New Roman" w:hAnsi="Times New Roman" w:cs="Times New Roman"/>
+          <w:color w:val="000000" w:themeColor="text1"/>
+        </w:rPr>
+        <w:t xml:space="preserve"> L.</w:t>
+      </w:r>
+      <w:r>
+        <w:rPr>
+          <w:rFonts w:ascii="Times New Roman" w:hAnsi="Times New Roman" w:cs="Times New Roman"/>
+          <w:color w:val="000000" w:themeColor="text1"/>
+        </w:rPr>
+        <w:t xml:space="preserve">, </w:t>
+      </w:r>
+      <w:r>
+        <w:rPr>
+          <w:rFonts w:ascii="Times New Roman" w:hAnsi="Times New Roman" w:cs="Times New Roman"/>
+          <w:b/>
+          <w:bCs/>
+          <w:color w:val="000000" w:themeColor="text1"/>
+        </w:rPr>
         <w:t>Anderson B.M,</w:t>
       </w:r>
       <w:r>
@@ -4426,17 +4543,8 @@
           <w:rFonts w:ascii="Times New Roman" w:hAnsi="Times New Roman" w:cs="Times New Roman"/>
           <w:color w:val="000000" w:themeColor="text1"/>
         </w:rPr>
-        <w:t xml:space="preserve">, </w:t>
-      </w:r>
-      <w:proofErr w:type="spellStart"/>
-      <w:r>
-        <w:rPr>
-          <w:rFonts w:ascii="Times New Roman" w:hAnsi="Times New Roman" w:cs="Times New Roman"/>
-          <w:color w:val="000000" w:themeColor="text1"/>
-        </w:rPr>
-        <w:t>Charguia</w:t>
-      </w:r>
-      <w:proofErr w:type="spellEnd"/>
+        <w:t>, Charguia</w:t>
+      </w:r>
       <w:r>
         <w:rPr>
           <w:rFonts w:ascii="Times New Roman" w:hAnsi="Times New Roman" w:cs="Times New Roman"/>
@@ -4529,21 +4637,12 @@
           <w:color w:val="000000" w:themeColor="text1"/>
         </w:rPr>
       </w:pPr>
-      <w:proofErr w:type="spellStart"/>
-      <w:r>
-        <w:rPr>
-          <w:rFonts w:ascii="Times New Roman" w:hAnsi="Times New Roman" w:cs="Times New Roman"/>
-          <w:color w:val="000000" w:themeColor="text1"/>
-        </w:rPr>
-        <w:t>Odisio</w:t>
-      </w:r>
-      <w:proofErr w:type="spellEnd"/>
-      <w:r>
-        <w:rPr>
-          <w:rFonts w:ascii="Times New Roman" w:hAnsi="Times New Roman" w:cs="Times New Roman"/>
-          <w:color w:val="000000" w:themeColor="text1"/>
-        </w:rPr>
-        <w:t xml:space="preserve"> B.C, Albuquerque J., Lin YM., </w:t>
+      <w:r>
+        <w:rPr>
+          <w:rFonts w:ascii="Times New Roman" w:hAnsi="Times New Roman" w:cs="Times New Roman"/>
+          <w:color w:val="000000" w:themeColor="text1"/>
+        </w:rPr>
+        <w:t xml:space="preserve">Odisio B.C, Albuquerque J., Lin YM., </w:t>
       </w:r>
       <w:r>
         <w:rPr>
@@ -4559,87 +4658,7 @@
           <w:rFonts w:ascii="Times New Roman" w:hAnsi="Times New Roman" w:cs="Times New Roman"/>
           <w:color w:val="000000" w:themeColor="text1"/>
         </w:rPr>
-        <w:t xml:space="preserve">, O’Connor C.S, Rigaud B., Briones-Dimayuga M., Jones A.K., Fellman B.M, Huang S.Y., Kuban J., </w:t>
-      </w:r>
-      <w:proofErr w:type="spellStart"/>
-      <w:r>
-        <w:rPr>
-          <w:rFonts w:ascii="Times New Roman" w:hAnsi="Times New Roman" w:cs="Times New Roman"/>
-          <w:color w:val="000000" w:themeColor="text1"/>
-        </w:rPr>
-        <w:t>Metwalli</w:t>
-      </w:r>
-      <w:proofErr w:type="spellEnd"/>
-      <w:r>
-        <w:rPr>
-          <w:rFonts w:ascii="Times New Roman" w:hAnsi="Times New Roman" w:cs="Times New Roman"/>
-          <w:color w:val="000000" w:themeColor="text1"/>
-        </w:rPr>
-        <w:t xml:space="preserve"> Z. A., Sheth R., </w:t>
-      </w:r>
-      <w:proofErr w:type="spellStart"/>
-      <w:r>
-        <w:rPr>
-          <w:rFonts w:ascii="Times New Roman" w:hAnsi="Times New Roman" w:cs="Times New Roman"/>
-          <w:color w:val="000000" w:themeColor="text1"/>
-        </w:rPr>
-        <w:t>Habiboullahi</w:t>
-      </w:r>
-      <w:proofErr w:type="spellEnd"/>
-      <w:r>
-        <w:rPr>
-          <w:rFonts w:ascii="Times New Roman" w:hAnsi="Times New Roman" w:cs="Times New Roman"/>
-          <w:color w:val="000000" w:themeColor="text1"/>
-        </w:rPr>
-        <w:t xml:space="preserve"> P., Patel M., Shan K. Y., Cox V. L., Kang HS. C., Mooris V. K, </w:t>
-      </w:r>
-      <w:proofErr w:type="spellStart"/>
-      <w:r>
-        <w:rPr>
-          <w:rFonts w:ascii="Times New Roman" w:hAnsi="Times New Roman" w:cs="Times New Roman"/>
-          <w:color w:val="000000" w:themeColor="text1"/>
-        </w:rPr>
-        <w:t>Koptez</w:t>
-      </w:r>
-      <w:proofErr w:type="spellEnd"/>
-      <w:r>
-        <w:rPr>
-          <w:rFonts w:ascii="Times New Roman" w:hAnsi="Times New Roman" w:cs="Times New Roman"/>
-          <w:color w:val="000000" w:themeColor="text1"/>
-        </w:rPr>
-        <w:t xml:space="preserve"> S., Javle M.M., </w:t>
-      </w:r>
-      <w:proofErr w:type="spellStart"/>
-      <w:r>
-        <w:rPr>
-          <w:rFonts w:ascii="Times New Roman" w:hAnsi="Times New Roman" w:cs="Times New Roman"/>
-          <w:color w:val="000000" w:themeColor="text1"/>
-        </w:rPr>
-        <w:t>Kaseb</w:t>
-      </w:r>
-      <w:proofErr w:type="spellEnd"/>
-      <w:r>
-        <w:rPr>
-          <w:rFonts w:ascii="Times New Roman" w:hAnsi="Times New Roman" w:cs="Times New Roman"/>
-          <w:color w:val="000000" w:themeColor="text1"/>
-        </w:rPr>
-        <w:t xml:space="preserve"> A., Tzeng CW., Cao HT., Newhook T., Chun Y. S., </w:t>
-      </w:r>
-      <w:proofErr w:type="spellStart"/>
-      <w:r>
-        <w:rPr>
-          <w:rFonts w:ascii="Times New Roman" w:hAnsi="Times New Roman" w:cs="Times New Roman"/>
-          <w:color w:val="000000" w:themeColor="text1"/>
-        </w:rPr>
-        <w:t>Vauthey</w:t>
-      </w:r>
-      <w:proofErr w:type="spellEnd"/>
-      <w:r>
-        <w:rPr>
-          <w:rFonts w:ascii="Times New Roman" w:hAnsi="Times New Roman" w:cs="Times New Roman"/>
-          <w:color w:val="000000" w:themeColor="text1"/>
-        </w:rPr>
-        <w:t xml:space="preserve"> JN., Gupta S., Paolucci I., Brock K.K. </w:t>
+        <w:t xml:space="preserve">, O’Connor C.S, Rigaud B., Briones-Dimayuga M., Jones A.K., Fellman B.M, Huang S.Y., Kuban J., Metwalli Z. A., Sheth R., Habiboullahi P., Patel M., Shan K. Y., Cox V. L., Kang HS. C., Mooris V. K, Koptez S., Javle M.M., Kaseb A., Tzeng CW., Cao HT., Newhook T., Chun Y. S., Vauthey JN., Gupta S., Paolucci I., Brock K.K. </w:t>
       </w:r>
       <w:r>
         <w:rPr>
@@ -4666,27 +4685,7 @@
           <w:iCs/>
           <w:color w:val="000000" w:themeColor="text1"/>
         </w:rPr>
-        <w:t xml:space="preserve">ssessment of minimal ablative margin in patients with liver </w:t>
-      </w:r>
-      <w:proofErr w:type="spellStart"/>
-      <w:r>
-        <w:rPr>
-          <w:rFonts w:ascii="Times New Roman" w:hAnsi="Times New Roman" w:cs="Times New Roman"/>
-          <w:i/>
-          <w:iCs/>
-          <w:color w:val="000000" w:themeColor="text1"/>
-        </w:rPr>
-        <w:t>tumours</w:t>
-      </w:r>
-      <w:proofErr w:type="spellEnd"/>
-      <w:r>
-        <w:rPr>
-          <w:rFonts w:ascii="Times New Roman" w:hAnsi="Times New Roman" w:cs="Times New Roman"/>
-          <w:i/>
-          <w:iCs/>
-          <w:color w:val="000000" w:themeColor="text1"/>
-        </w:rPr>
-        <w:t xml:space="preserve"> </w:t>
+        <w:t xml:space="preserve">ssessment of minimal ablative margin in patients with liver tumours </w:t>
       </w:r>
       <w:r>
         <w:rPr>
@@ -4902,23 +4901,7 @@
           <w:rFonts w:ascii="Times New Roman" w:hAnsi="Times New Roman" w:cs="Times New Roman"/>
           <w:color w:val="000000" w:themeColor="text1"/>
         </w:rPr>
-        <w:t xml:space="preserve">, Barker M, Dess K, Price J, </w:t>
-      </w:r>
-      <w:proofErr w:type="spellStart"/>
-      <w:r>
-        <w:rPr>
-          <w:rFonts w:ascii="Times New Roman" w:hAnsi="Times New Roman" w:cs="Times New Roman"/>
-          <w:color w:val="000000" w:themeColor="text1"/>
-        </w:rPr>
-        <w:t>Moncio</w:t>
-      </w:r>
-      <w:proofErr w:type="spellEnd"/>
-      <w:r>
-        <w:rPr>
-          <w:rFonts w:ascii="Times New Roman" w:hAnsi="Times New Roman" w:cs="Times New Roman"/>
-          <w:color w:val="000000" w:themeColor="text1"/>
-        </w:rPr>
-        <w:t xml:space="preserve"> A, Vaccarelli M, Santanam L, Xiao Y, Mayo C </w:t>
+        <w:t xml:space="preserve">, Barker M, Dess K, Price J, Moncio A, Vaccarelli M, Santanam L, Xiao Y, Mayo C </w:t>
       </w:r>
       <w:r>
         <w:rPr>
@@ -4974,25 +4957,7 @@
           <w:bCs/>
           <w:color w:val="000000" w:themeColor="text1"/>
         </w:rPr>
-        <w:t xml:space="preserve"> Zhang L, Rhee D.J, Nguyen C., Netherton T., Yang J., Brock K., </w:t>
-      </w:r>
-      <w:proofErr w:type="spellStart"/>
-      <w:r>
-        <w:rPr>
-          <w:rFonts w:ascii="Times New Roman" w:hAnsi="Times New Roman" w:cs="Times New Roman"/>
-          <w:bCs/>
-          <w:color w:val="000000" w:themeColor="text1"/>
-        </w:rPr>
-        <w:t>Jhingran</w:t>
-      </w:r>
-      <w:proofErr w:type="spellEnd"/>
-      <w:r>
-        <w:rPr>
-          <w:rFonts w:ascii="Times New Roman" w:hAnsi="Times New Roman" w:cs="Times New Roman"/>
-          <w:bCs/>
-          <w:color w:val="000000" w:themeColor="text1"/>
-        </w:rPr>
-        <w:t xml:space="preserve"> A., Simonds H., Klopp A., Beadle B. M., Court L., Cardenas C. </w:t>
+        <w:t xml:space="preserve"> Zhang L, Rhee D.J, Nguyen C., Netherton T., Yang J., Brock K., Jhingran A., Simonds H., Klopp A., Beadle B. M., Court L., Cardenas C. </w:t>
       </w:r>
       <w:r>
         <w:rPr>
@@ -5065,23 +5030,7 @@
           <w:rFonts w:ascii="Times New Roman" w:hAnsi="Times New Roman" w:cs="Times New Roman"/>
           <w:color w:val="000000" w:themeColor="text1"/>
         </w:rPr>
-        <w:t xml:space="preserve">, Rigaud B, Fellman BM, Jones KA, Brock KK, </w:t>
-      </w:r>
-      <w:proofErr w:type="spellStart"/>
-      <w:r>
-        <w:rPr>
-          <w:rFonts w:ascii="Times New Roman" w:hAnsi="Times New Roman" w:cs="Times New Roman"/>
-          <w:color w:val="000000" w:themeColor="text1"/>
-        </w:rPr>
-        <w:t>Odisio</w:t>
-      </w:r>
-      <w:proofErr w:type="spellEnd"/>
-      <w:r>
-        <w:rPr>
-          <w:rFonts w:ascii="Times New Roman" w:hAnsi="Times New Roman" w:cs="Times New Roman"/>
-          <w:color w:val="000000" w:themeColor="text1"/>
-        </w:rPr>
-        <w:t xml:space="preserve"> BC. </w:t>
+        <w:t xml:space="preserve">, Rigaud B, Fellman BM, Jones KA, Brock KK, Odisio BC. </w:t>
       </w:r>
       <w:r>
         <w:rPr>
@@ -5090,19 +5039,8 @@
           <w:iCs/>
           <w:color w:val="000000" w:themeColor="text1"/>
         </w:rPr>
-        <w:t xml:space="preserve">Ablative Margins of Colorectal Liver Metastases Using Deformable CT Image Registration and </w:t>
-      </w:r>
-      <w:proofErr w:type="spellStart"/>
-      <w:r>
-        <w:rPr>
-          <w:rFonts w:ascii="Times New Roman" w:hAnsi="Times New Roman" w:cs="Times New Roman"/>
-          <w:i/>
-          <w:iCs/>
-          <w:color w:val="000000" w:themeColor="text1"/>
-        </w:rPr>
-        <w:t>Autosegmentation</w:t>
-      </w:r>
-      <w:proofErr w:type="spellEnd"/>
+        <w:t>Ablative Margins of Colorectal Liver Metastases Using Deformable CT Image Registration and Autosegmentation</w:t>
+      </w:r>
       <w:r>
         <w:rPr>
           <w:rFonts w:ascii="Times New Roman" w:hAnsi="Times New Roman" w:cs="Times New Roman"/>
@@ -5200,39 +5138,7 @@
           <w:rFonts w:ascii="Times New Roman" w:hAnsi="Times New Roman" w:cs="Times New Roman"/>
           <w:color w:val="000000" w:themeColor="text1"/>
         </w:rPr>
-        <w:t xml:space="preserve">, Kundu S, Lin E, Koay E, </w:t>
-      </w:r>
-      <w:proofErr w:type="spellStart"/>
-      <w:r>
-        <w:rPr>
-          <w:rFonts w:ascii="Times New Roman" w:hAnsi="Times New Roman" w:cs="Times New Roman"/>
-          <w:color w:val="000000" w:themeColor="text1"/>
-        </w:rPr>
-        <w:t>Odisio</w:t>
-      </w:r>
-      <w:proofErr w:type="spellEnd"/>
-      <w:r>
-        <w:rPr>
-          <w:rFonts w:ascii="Times New Roman" w:hAnsi="Times New Roman" w:cs="Times New Roman"/>
-          <w:color w:val="000000" w:themeColor="text1"/>
-        </w:rPr>
-        <w:t xml:space="preserve"> B, Chung C, Kang H.C, Venkatesan A.M, </w:t>
-      </w:r>
-      <w:proofErr w:type="spellStart"/>
-      <w:r>
-        <w:rPr>
-          <w:rFonts w:ascii="Times New Roman" w:hAnsi="Times New Roman" w:cs="Times New Roman"/>
-          <w:color w:val="000000" w:themeColor="text1"/>
-        </w:rPr>
-        <w:t>Yedururi</w:t>
-      </w:r>
-      <w:proofErr w:type="spellEnd"/>
-      <w:r>
-        <w:rPr>
-          <w:rFonts w:ascii="Times New Roman" w:hAnsi="Times New Roman" w:cs="Times New Roman"/>
-          <w:color w:val="000000" w:themeColor="text1"/>
-        </w:rPr>
-        <w:t xml:space="preserve"> S, De B, Lin Y-M, Patel A.B, Brock K.K </w:t>
+        <w:t xml:space="preserve">, Kundu S, Lin E, Koay E, Odisio B, Chung C, Kang H.C, Venkatesan A.M, Yedururi S, De B, Lin Y-M, Patel A.B, Brock K.K </w:t>
       </w:r>
       <w:r>
         <w:rPr>
@@ -5304,23 +5210,7 @@
           <w:rFonts w:ascii="Times New Roman" w:hAnsi="Times New Roman" w:cs="Times New Roman"/>
           <w:color w:val="000000" w:themeColor="text1"/>
         </w:rPr>
-        <w:t xml:space="preserve">O'Connor CS, Rigaud B, Briones-Dimayuga M, Jones KA, Brock KK, Fellman BM, </w:t>
-      </w:r>
-      <w:proofErr w:type="spellStart"/>
-      <w:r>
-        <w:rPr>
-          <w:rFonts w:ascii="Times New Roman" w:hAnsi="Times New Roman" w:cs="Times New Roman"/>
-          <w:color w:val="000000" w:themeColor="text1"/>
-        </w:rPr>
-        <w:t>Odisio</w:t>
-      </w:r>
-      <w:proofErr w:type="spellEnd"/>
-      <w:r>
-        <w:rPr>
-          <w:rFonts w:ascii="Times New Roman" w:hAnsi="Times New Roman" w:cs="Times New Roman"/>
-          <w:color w:val="000000" w:themeColor="text1"/>
-        </w:rPr>
-        <w:t xml:space="preserve"> BC.</w:t>
+        <w:t>O'Connor CS, Rigaud B, Briones-Dimayuga M, Jones KA, Brock KK, Fellman BM, Odisio BC.</w:t>
       </w:r>
       <w:r>
         <w:rPr>
@@ -5336,50 +5226,14 @@
           <w:iCs/>
           <w:color w:val="000000" w:themeColor="text1"/>
         </w:rPr>
-        <w:t xml:space="preserve">Study Protocol COVER-ALL: Clinical impact of a volumetric image method for confirming </w:t>
-      </w:r>
-      <w:proofErr w:type="spellStart"/>
-      <w:r>
-        <w:rPr>
-          <w:rFonts w:ascii="Times New Roman" w:hAnsi="Times New Roman" w:cs="Times New Roman"/>
-          <w:i/>
-          <w:iCs/>
-          <w:color w:val="000000" w:themeColor="text1"/>
-        </w:rPr>
-        <w:t>tumour</w:t>
-      </w:r>
-      <w:proofErr w:type="spellEnd"/>
-      <w:r>
-        <w:rPr>
-          <w:rFonts w:ascii="Times New Roman" w:hAnsi="Times New Roman" w:cs="Times New Roman"/>
-          <w:i/>
-          <w:iCs/>
-          <w:color w:val="000000" w:themeColor="text1"/>
-        </w:rPr>
-        <w:t xml:space="preserve"> coverage with ablation on patients with malignant liver lesions</w:t>
-      </w:r>
-      <w:r>
-        <w:rPr>
-          <w:rFonts w:ascii="Times New Roman" w:hAnsi="Times New Roman" w:cs="Times New Roman"/>
-          <w:color w:val="000000" w:themeColor="text1"/>
-        </w:rPr>
-        <w:t xml:space="preserve"> </w:t>
-      </w:r>
-      <w:proofErr w:type="spellStart"/>
-      <w:r>
-        <w:rPr>
-          <w:rFonts w:ascii="Times New Roman" w:hAnsi="Times New Roman" w:cs="Times New Roman"/>
-          <w:color w:val="000000" w:themeColor="text1"/>
-        </w:rPr>
-        <w:t>CardioVascular</w:t>
-      </w:r>
-      <w:proofErr w:type="spellEnd"/>
-      <w:r>
-        <w:rPr>
-          <w:rFonts w:ascii="Times New Roman" w:hAnsi="Times New Roman" w:cs="Times New Roman"/>
-          <w:color w:val="000000" w:themeColor="text1"/>
-        </w:rPr>
-        <w:t xml:space="preserve"> and Interventional Radiology 09/</w:t>
+        <w:t>Study Protocol COVER-ALL: Clinical impact of a volumetric image method for confirming tumour coverage with ablation on patients with malignant liver lesions</w:t>
+      </w:r>
+      <w:r>
+        <w:rPr>
+          <w:rFonts w:ascii="Times New Roman" w:hAnsi="Times New Roman" w:cs="Times New Roman"/>
+          <w:color w:val="000000" w:themeColor="text1"/>
+        </w:rPr>
+        <w:t xml:space="preserve"> CardioVascular and Interventional Radiology 09/</w:t>
       </w:r>
       <w:r>
         <w:rPr>
@@ -5432,39 +5286,7 @@
           <w:rFonts w:ascii="Times New Roman" w:hAnsi="Times New Roman" w:cs="Times New Roman"/>
           <w:color w:val="000000" w:themeColor="text1"/>
         </w:rPr>
-        <w:t xml:space="preserve">, </w:t>
-      </w:r>
-      <w:proofErr w:type="spellStart"/>
-      <w:r>
-        <w:rPr>
-          <w:rFonts w:ascii="Times New Roman" w:hAnsi="Times New Roman" w:cs="Times New Roman"/>
-          <w:color w:val="000000" w:themeColor="text1"/>
-        </w:rPr>
-        <w:t>Cazoulat</w:t>
-      </w:r>
-      <w:proofErr w:type="spellEnd"/>
-      <w:r>
-        <w:rPr>
-          <w:rFonts w:ascii="Times New Roman" w:hAnsi="Times New Roman" w:cs="Times New Roman"/>
-          <w:color w:val="000000" w:themeColor="text1"/>
-        </w:rPr>
-        <w:t xml:space="preserve"> G, Rigaud B, Almodovar-Abreu L, Pollard-Larkin J, Balter P, Liao Z, Mohan R, </w:t>
-      </w:r>
-      <w:proofErr w:type="spellStart"/>
-      <w:r>
-        <w:rPr>
-          <w:rFonts w:ascii="Times New Roman" w:hAnsi="Times New Roman" w:cs="Times New Roman"/>
-          <w:color w:val="000000" w:themeColor="text1"/>
-        </w:rPr>
-        <w:t>Odisio</w:t>
-      </w:r>
-      <w:proofErr w:type="spellEnd"/>
-      <w:r>
-        <w:rPr>
-          <w:rFonts w:ascii="Times New Roman" w:hAnsi="Times New Roman" w:cs="Times New Roman"/>
-          <w:color w:val="000000" w:themeColor="text1"/>
-        </w:rPr>
-        <w:t xml:space="preserve"> B, Svensson S, Brock KK.</w:t>
+        <w:t>, Cazoulat G, Rigaud B, Almodovar-Abreu L, Pollard-Larkin J, Balter P, Liao Z, Mohan R, Odisio B, Svensson S, Brock KK.</w:t>
       </w:r>
       <w:r>
         <w:rPr>
@@ -5533,23 +5355,7 @@
           <w:rFonts w:ascii="Times New Roman" w:hAnsi="Times New Roman"/>
           <w:color w:val="000000" w:themeColor="text1"/>
         </w:rPr>
-        <w:t xml:space="preserve">, B. Rigaud, Y Lin, K Jones, H Kang, B </w:t>
-      </w:r>
-      <w:proofErr w:type="spellStart"/>
-      <w:r>
-        <w:rPr>
-          <w:rFonts w:ascii="Times New Roman" w:hAnsi="Times New Roman"/>
-          <w:color w:val="000000" w:themeColor="text1"/>
-        </w:rPr>
-        <w:t>Odisio</w:t>
-      </w:r>
-      <w:proofErr w:type="spellEnd"/>
-      <w:r>
-        <w:rPr>
-          <w:rFonts w:ascii="Times New Roman" w:hAnsi="Times New Roman"/>
-          <w:color w:val="000000" w:themeColor="text1"/>
-        </w:rPr>
-        <w:t xml:space="preserve">, K Brock </w:t>
+        <w:t xml:space="preserve">, B. Rigaud, Y Lin, K Jones, H Kang, B Odisio, K Brock </w:t>
       </w:r>
       <w:r>
         <w:rPr>
@@ -5681,21 +5487,12 @@
           <w:color w:val="000000" w:themeColor="text1"/>
         </w:rPr>
       </w:pPr>
-      <w:proofErr w:type="spellStart"/>
-      <w:r>
-        <w:rPr>
-          <w:rFonts w:ascii="Times New Roman" w:hAnsi="Times New Roman"/>
-          <w:color w:val="000000" w:themeColor="text1"/>
-        </w:rPr>
-        <w:t>Cazoulat</w:t>
-      </w:r>
-      <w:proofErr w:type="spellEnd"/>
-      <w:r>
-        <w:rPr>
-          <w:rFonts w:ascii="Times New Roman" w:hAnsi="Times New Roman"/>
-          <w:color w:val="000000" w:themeColor="text1"/>
-        </w:rPr>
-        <w:t xml:space="preserve"> G, </w:t>
+      <w:r>
+        <w:rPr>
+          <w:rFonts w:ascii="Times New Roman" w:hAnsi="Times New Roman"/>
+          <w:color w:val="000000" w:themeColor="text1"/>
+        </w:rPr>
+        <w:t xml:space="preserve">Cazoulat G, </w:t>
       </w:r>
       <w:r>
         <w:rPr>
@@ -5758,39 +5555,7 @@
           <w:rFonts w:ascii="Times New Roman" w:hAnsi="Times New Roman" w:cs="Times New Roman"/>
           <w:color w:val="000000" w:themeColor="text1"/>
         </w:rPr>
-        <w:t xml:space="preserve"> Lin YM, Lin EY, </w:t>
-      </w:r>
-      <w:proofErr w:type="spellStart"/>
-      <w:r>
-        <w:rPr>
-          <w:rFonts w:ascii="Times New Roman" w:hAnsi="Times New Roman" w:cs="Times New Roman"/>
-          <w:color w:val="000000" w:themeColor="text1"/>
-        </w:rPr>
-        <w:t>Cazoulat</w:t>
-      </w:r>
-      <w:proofErr w:type="spellEnd"/>
-      <w:r>
-        <w:rPr>
-          <w:rFonts w:ascii="Times New Roman" w:hAnsi="Times New Roman" w:cs="Times New Roman"/>
-          <w:color w:val="000000" w:themeColor="text1"/>
-        </w:rPr>
-        <w:t xml:space="preserve"> G, Gupta S, Kyle Jones A, </w:t>
-      </w:r>
-      <w:proofErr w:type="spellStart"/>
-      <w:r>
-        <w:rPr>
-          <w:rFonts w:ascii="Times New Roman" w:hAnsi="Times New Roman" w:cs="Times New Roman"/>
-          <w:color w:val="000000" w:themeColor="text1"/>
-        </w:rPr>
-        <w:t>Odisio</w:t>
-      </w:r>
-      <w:proofErr w:type="spellEnd"/>
-      <w:r>
-        <w:rPr>
-          <w:rFonts w:ascii="Times New Roman" w:hAnsi="Times New Roman" w:cs="Times New Roman"/>
-          <w:color w:val="000000" w:themeColor="text1"/>
-        </w:rPr>
-        <w:t xml:space="preserve"> BC, Brock KK </w:t>
+        <w:t xml:space="preserve"> Lin YM, Lin EY, Cazoulat G, Gupta S, Kyle Jones A, Odisio BC, Brock KK </w:t>
       </w:r>
       <w:r>
         <w:rPr>
@@ -5845,23 +5610,7 @@
           <w:rFonts w:ascii="Times New Roman" w:hAnsi="Times New Roman"/>
           <w:color w:val="000000" w:themeColor="text1"/>
         </w:rPr>
-        <w:t xml:space="preserve">He Y, </w:t>
-      </w:r>
-      <w:proofErr w:type="spellStart"/>
-      <w:r>
-        <w:rPr>
-          <w:rFonts w:ascii="Times New Roman" w:hAnsi="Times New Roman"/>
-          <w:color w:val="000000" w:themeColor="text1"/>
-        </w:rPr>
-        <w:t>Cazoulat</w:t>
-      </w:r>
-      <w:proofErr w:type="spellEnd"/>
-      <w:r>
-        <w:rPr>
-          <w:rFonts w:ascii="Times New Roman" w:hAnsi="Times New Roman"/>
-          <w:color w:val="000000" w:themeColor="text1"/>
-        </w:rPr>
-        <w:t xml:space="preserve"> G, Wu C, Peterson C, McCulloch M, </w:t>
+        <w:t xml:space="preserve">He Y, Cazoulat G, Wu C, Peterson C, McCulloch M, </w:t>
       </w:r>
       <w:r>
         <w:rPr>
@@ -5886,27 +5635,7 @@
           <w:iCs/>
           <w:color w:val="000000" w:themeColor="text1"/>
         </w:rPr>
-        <w:t xml:space="preserve">Geometric and </w:t>
-      </w:r>
-      <w:proofErr w:type="spellStart"/>
-      <w:r>
-        <w:rPr>
-          <w:rFonts w:ascii="Times New Roman" w:hAnsi="Times New Roman"/>
-          <w:i/>
-          <w:iCs/>
-          <w:color w:val="000000" w:themeColor="text1"/>
-        </w:rPr>
-        <w:t>Dosimetric</w:t>
-      </w:r>
-      <w:proofErr w:type="spellEnd"/>
-      <w:r>
-        <w:rPr>
-          <w:rFonts w:ascii="Times New Roman" w:hAnsi="Times New Roman"/>
-          <w:i/>
-          <w:iCs/>
-          <w:color w:val="000000" w:themeColor="text1"/>
-        </w:rPr>
-        <w:t xml:space="preserve"> Accuracy of Deformable Image Registration between Average-Intensity Images for 4DCT-Based Adaptive Radiotherapy for Non-Small Cell Lung Cancer</w:t>
+        <w:t>Geometric and Dosimetric Accuracy of Deformable Image Registration between Average-Intensity Images for 4DCT-Based Adaptive Radiotherapy for Non-Small Cell Lung Cancer</w:t>
       </w:r>
       <w:r>
         <w:rPr>
@@ -5968,43 +5697,7 @@
           <w:i/>
           <w:color w:val="000000" w:themeColor="text1"/>
         </w:rPr>
-        <w:t xml:space="preserve">Simple Python Module for </w:t>
-      </w:r>
-      <w:proofErr w:type="spellStart"/>
-      <w:r>
-        <w:rPr>
-          <w:rFonts w:ascii="Times New Roman" w:hAnsi="Times New Roman" w:cs="Times New Roman"/>
-          <w:i/>
-          <w:color w:val="000000" w:themeColor="text1"/>
-        </w:rPr>
-        <w:t>Dicom</w:t>
-      </w:r>
-      <w:proofErr w:type="spellEnd"/>
-      <w:r>
-        <w:rPr>
-          <w:rFonts w:ascii="Times New Roman" w:hAnsi="Times New Roman" w:cs="Times New Roman"/>
-          <w:i/>
-          <w:color w:val="000000" w:themeColor="text1"/>
-        </w:rPr>
-        <w:t xml:space="preserve"> and RT: Conversions to Images and Masks, and Predictions to </w:t>
-      </w:r>
-      <w:proofErr w:type="spellStart"/>
-      <w:r>
-        <w:rPr>
-          <w:rFonts w:ascii="Times New Roman" w:hAnsi="Times New Roman" w:cs="Times New Roman"/>
-          <w:i/>
-          <w:color w:val="000000" w:themeColor="text1"/>
-        </w:rPr>
-        <w:t>Dicom</w:t>
-      </w:r>
-      <w:proofErr w:type="spellEnd"/>
-      <w:r>
-        <w:rPr>
-          <w:rFonts w:ascii="Times New Roman" w:hAnsi="Times New Roman" w:cs="Times New Roman"/>
-          <w:i/>
-          <w:color w:val="000000" w:themeColor="text1"/>
-        </w:rPr>
-        <w:t>-RT Structures</w:t>
+        <w:t>Simple Python Module for Dicom and RT: Conversions to Images and Masks, and Predictions to Dicom-RT Structures</w:t>
       </w:r>
       <w:r>
         <w:rPr>
@@ -6053,43 +5746,7 @@
           <w:bCs/>
           <w:color w:val="000000" w:themeColor="text1"/>
         </w:rPr>
-        <w:t xml:space="preserve">, Yu ZH, Gobeli M, </w:t>
-      </w:r>
-      <w:proofErr w:type="spellStart"/>
-      <w:r>
-        <w:rPr>
-          <w:rFonts w:ascii="Times New Roman" w:hAnsi="Times New Roman" w:cs="Times New Roman"/>
-          <w:bCs/>
-          <w:color w:val="000000" w:themeColor="text1"/>
-        </w:rPr>
-        <w:t>Cazoulat</w:t>
-      </w:r>
-      <w:proofErr w:type="spellEnd"/>
-      <w:r>
-        <w:rPr>
-          <w:rFonts w:ascii="Times New Roman" w:hAnsi="Times New Roman" w:cs="Times New Roman"/>
-          <w:bCs/>
-          <w:color w:val="000000" w:themeColor="text1"/>
-        </w:rPr>
-        <w:t xml:space="preserve"> G, Söderberg J, Samuelsson E, Lidberg D, Ward C, Taku N, Cardenas C, Rhee DJ, Venkatesan AM, Peterson CB, Court L, Svensson S, </w:t>
-      </w:r>
-      <w:proofErr w:type="spellStart"/>
-      <w:r>
-        <w:rPr>
-          <w:rFonts w:ascii="Times New Roman" w:hAnsi="Times New Roman" w:cs="Times New Roman"/>
-          <w:bCs/>
-          <w:color w:val="000000" w:themeColor="text1"/>
-        </w:rPr>
-        <w:t>Löfman</w:t>
-      </w:r>
-      <w:proofErr w:type="spellEnd"/>
-      <w:r>
-        <w:rPr>
-          <w:rFonts w:ascii="Times New Roman" w:hAnsi="Times New Roman" w:cs="Times New Roman"/>
-          <w:bCs/>
-          <w:color w:val="000000" w:themeColor="text1"/>
-        </w:rPr>
-        <w:t xml:space="preserve"> F, Klopp AH, Brock KK</w:t>
+        <w:t>, Yu ZH, Gobeli M, Cazoulat G, Söderberg J, Samuelsson E, Lidberg D, Ward C, Taku N, Cardenas C, Rhee DJ, Venkatesan AM, Peterson CB, Court L, Svensson S, Löfman F, Klopp AH, Brock KK</w:t>
       </w:r>
       <w:r>
         <w:rPr>
@@ -6172,43 +5829,7 @@
           <w:bCs/>
           <w:color w:val="000000" w:themeColor="text1"/>
         </w:rPr>
-        <w:t xml:space="preserve">, Zhang L, </w:t>
-      </w:r>
-      <w:proofErr w:type="spellStart"/>
-      <w:r>
-        <w:rPr>
-          <w:rFonts w:ascii="Times New Roman" w:hAnsi="Times New Roman" w:cs="Times New Roman"/>
-          <w:bCs/>
-          <w:color w:val="000000" w:themeColor="text1"/>
-        </w:rPr>
-        <w:t>Jhingran</w:t>
-      </w:r>
-      <w:proofErr w:type="spellEnd"/>
-      <w:r>
-        <w:rPr>
-          <w:rFonts w:ascii="Times New Roman" w:hAnsi="Times New Roman" w:cs="Times New Roman"/>
-          <w:bCs/>
-          <w:color w:val="000000" w:themeColor="text1"/>
-        </w:rPr>
-        <w:t xml:space="preserve"> A, Simonds H, Balter P, Howell RM, </w:t>
-      </w:r>
-      <w:proofErr w:type="spellStart"/>
-      <w:r>
-        <w:rPr>
-          <w:rFonts w:ascii="Times New Roman" w:hAnsi="Times New Roman" w:cs="Times New Roman"/>
-          <w:bCs/>
-          <w:color w:val="000000" w:themeColor="text1"/>
-        </w:rPr>
-        <w:t>Schmeler</w:t>
-      </w:r>
-      <w:proofErr w:type="spellEnd"/>
-      <w:r>
-        <w:rPr>
-          <w:rFonts w:ascii="Times New Roman" w:hAnsi="Times New Roman" w:cs="Times New Roman"/>
-          <w:bCs/>
-          <w:color w:val="000000" w:themeColor="text1"/>
-        </w:rPr>
-        <w:t xml:space="preserve"> K, Beadle BM, Court L. </w:t>
+        <w:t xml:space="preserve">, Zhang L, Jhingran A, Simonds H, Balter P, Howell RM, Schmeler K, Beadle BM, Court L. </w:t>
       </w:r>
       <w:r>
         <w:rPr>
@@ -6259,25 +5880,7 @@
           <w:bCs/>
           <w:color w:val="000000" w:themeColor="text1"/>
         </w:rPr>
-        <w:t xml:space="preserve">, Lin EY, Cardenas CE, Gress DA, Erwin WD, </w:t>
-      </w:r>
-      <w:proofErr w:type="spellStart"/>
-      <w:r>
-        <w:rPr>
-          <w:rFonts w:ascii="Times New Roman" w:hAnsi="Times New Roman" w:cs="Times New Roman"/>
-          <w:bCs/>
-          <w:color w:val="000000" w:themeColor="text1"/>
-        </w:rPr>
-        <w:t>Odisio</w:t>
-      </w:r>
-      <w:proofErr w:type="spellEnd"/>
-      <w:r>
-        <w:rPr>
-          <w:rFonts w:ascii="Times New Roman" w:hAnsi="Times New Roman" w:cs="Times New Roman"/>
-          <w:bCs/>
-          <w:color w:val="000000" w:themeColor="text1"/>
-        </w:rPr>
-        <w:t xml:space="preserve"> BC, Koay EJ, Brock KK</w:t>
+        <w:t>, Lin EY, Cardenas CE, Gress DA, Erwin WD, Odisio BC, Koay EJ, Brock KK</w:t>
       </w:r>
       <w:r>
         <w:rPr>
@@ -6343,61 +5946,7 @@
           <w:iCs/>
           <w:color w:val="000000" w:themeColor="text1"/>
         </w:rPr>
-        <w:t xml:space="preserve">, </w:t>
-      </w:r>
-      <w:proofErr w:type="spellStart"/>
-      <w:r>
-        <w:rPr>
-          <w:rFonts w:ascii="Times New Roman" w:hAnsi="Times New Roman" w:cs="Times New Roman"/>
-          <w:iCs/>
-          <w:color w:val="000000" w:themeColor="text1"/>
-        </w:rPr>
-        <w:t>Cazoulat</w:t>
-      </w:r>
-      <w:proofErr w:type="spellEnd"/>
-      <w:r>
-        <w:rPr>
-          <w:rFonts w:ascii="Times New Roman" w:hAnsi="Times New Roman" w:cs="Times New Roman"/>
-          <w:iCs/>
-          <w:color w:val="000000" w:themeColor="text1"/>
-        </w:rPr>
-        <w:t xml:space="preserve"> G, McCulloch MM, </w:t>
-      </w:r>
-      <w:proofErr w:type="spellStart"/>
-      <w:r>
-        <w:rPr>
-          <w:rFonts w:ascii="Times New Roman" w:hAnsi="Times New Roman" w:cs="Times New Roman"/>
-          <w:iCs/>
-          <w:color w:val="000000" w:themeColor="text1"/>
-        </w:rPr>
-        <w:t>Elganainy</w:t>
-      </w:r>
-      <w:proofErr w:type="spellEnd"/>
-      <w:r>
-        <w:rPr>
-          <w:rFonts w:ascii="Times New Roman" w:hAnsi="Times New Roman" w:cs="Times New Roman"/>
-          <w:iCs/>
-          <w:color w:val="000000" w:themeColor="text1"/>
-        </w:rPr>
-        <w:t xml:space="preserve"> D, McDonald BA, He Y, Mohamed ASR, </w:t>
-      </w:r>
-      <w:proofErr w:type="spellStart"/>
-      <w:r>
-        <w:rPr>
-          <w:rFonts w:ascii="Times New Roman" w:hAnsi="Times New Roman" w:cs="Times New Roman"/>
-          <w:iCs/>
-          <w:color w:val="000000" w:themeColor="text1"/>
-        </w:rPr>
-        <w:t>Elgohari</w:t>
-      </w:r>
-      <w:proofErr w:type="spellEnd"/>
-      <w:r>
-        <w:rPr>
-          <w:rFonts w:ascii="Times New Roman" w:hAnsi="Times New Roman" w:cs="Times New Roman"/>
-          <w:iCs/>
-          <w:color w:val="000000" w:themeColor="text1"/>
-        </w:rPr>
-        <w:t xml:space="preserve"> BA, Zaid M, Koay EJ, Brock KK. </w:t>
+        <w:t xml:space="preserve">, Cazoulat G, McCulloch MM, Elganainy D, McDonald BA, He Y, Mohamed ASR, Elgohari BA, Zaid M, Koay EJ, Brock KK. </w:t>
       </w:r>
       <w:r>
         <w:rPr>
@@ -6463,37 +6012,12 @@
           <w:color w:val="000000" w:themeColor="text1"/>
         </w:rPr>
       </w:pPr>
-      <w:proofErr w:type="spellStart"/>
-      <w:r>
-        <w:rPr>
-          <w:rFonts w:ascii="Times New Roman" w:hAnsi="Times New Roman"/>
-          <w:color w:val="000000" w:themeColor="text1"/>
-        </w:rPr>
-        <w:t>Cazoulat</w:t>
-      </w:r>
-      <w:proofErr w:type="spellEnd"/>
-      <w:r>
-        <w:rPr>
-          <w:rFonts w:ascii="Times New Roman" w:hAnsi="Times New Roman"/>
-          <w:color w:val="000000" w:themeColor="text1"/>
-        </w:rPr>
-        <w:t xml:space="preserve"> G, </w:t>
-      </w:r>
-      <w:proofErr w:type="spellStart"/>
-      <w:r>
-        <w:rPr>
-          <w:rFonts w:ascii="Times New Roman" w:hAnsi="Times New Roman"/>
-          <w:color w:val="000000" w:themeColor="text1"/>
-        </w:rPr>
-        <w:t>Elganainy</w:t>
-      </w:r>
-      <w:proofErr w:type="spellEnd"/>
-      <w:r>
-        <w:rPr>
-          <w:rFonts w:ascii="Times New Roman" w:hAnsi="Times New Roman"/>
-          <w:color w:val="000000" w:themeColor="text1"/>
-        </w:rPr>
-        <w:t xml:space="preserve"> D, </w:t>
+      <w:r>
+        <w:rPr>
+          <w:rFonts w:ascii="Times New Roman" w:hAnsi="Times New Roman"/>
+          <w:color w:val="000000" w:themeColor="text1"/>
+        </w:rPr>
+        <w:t xml:space="preserve">Cazoulat G, Elganainy D, </w:t>
       </w:r>
       <w:r>
         <w:rPr>
@@ -6561,23 +6085,7 @@
           <w:rFonts w:ascii="Times New Roman" w:hAnsi="Times New Roman"/>
           <w:color w:val="000000" w:themeColor="text1"/>
         </w:rPr>
-        <w:t xml:space="preserve">Randall J., </w:t>
-      </w:r>
-      <w:proofErr w:type="spellStart"/>
-      <w:r>
-        <w:rPr>
-          <w:rFonts w:ascii="Times New Roman" w:hAnsi="Times New Roman"/>
-          <w:color w:val="000000" w:themeColor="text1"/>
-        </w:rPr>
-        <w:t>Elhalawani</w:t>
-      </w:r>
-      <w:proofErr w:type="spellEnd"/>
-      <w:r>
-        <w:rPr>
-          <w:rFonts w:ascii="Times New Roman" w:hAnsi="Times New Roman"/>
-          <w:color w:val="000000" w:themeColor="text1"/>
-        </w:rPr>
-        <w:t xml:space="preserve"> H., Feghali K., Elliot A., </w:t>
+        <w:t xml:space="preserve">Randall J., Elhalawani H., Feghali K., Elliot A., </w:t>
       </w:r>
       <w:r>
         <w:rPr>
@@ -6638,39 +6146,7 @@
           <w:rFonts w:ascii="Times New Roman" w:hAnsi="Times New Roman"/>
           <w:color w:val="000000" w:themeColor="text1"/>
         </w:rPr>
-        <w:t xml:space="preserve">Ger RB, Zhou S, </w:t>
-      </w:r>
-      <w:proofErr w:type="spellStart"/>
-      <w:r>
-        <w:rPr>
-          <w:rFonts w:ascii="Times New Roman" w:hAnsi="Times New Roman"/>
-          <w:color w:val="000000" w:themeColor="text1"/>
-        </w:rPr>
-        <w:t>Elgohari</w:t>
-      </w:r>
-      <w:proofErr w:type="spellEnd"/>
-      <w:r>
-        <w:rPr>
-          <w:rFonts w:ascii="Times New Roman" w:hAnsi="Times New Roman"/>
-          <w:color w:val="000000" w:themeColor="text1"/>
-        </w:rPr>
-        <w:t xml:space="preserve"> B, </w:t>
-      </w:r>
-      <w:proofErr w:type="spellStart"/>
-      <w:r>
-        <w:rPr>
-          <w:rFonts w:ascii="Times New Roman" w:hAnsi="Times New Roman"/>
-          <w:color w:val="000000" w:themeColor="text1"/>
-        </w:rPr>
-        <w:t>Elhalawani</w:t>
-      </w:r>
-      <w:proofErr w:type="spellEnd"/>
-      <w:r>
-        <w:rPr>
-          <w:rFonts w:ascii="Times New Roman" w:hAnsi="Times New Roman"/>
-          <w:color w:val="000000" w:themeColor="text1"/>
-        </w:rPr>
-        <w:t xml:space="preserve"> H, Mackin DM, Meier JG, Nguyen CM, </w:t>
+        <w:t xml:space="preserve">Ger RB, Zhou S, Elgohari B, Elhalawani H, Mackin DM, Meier JG, Nguyen CM, </w:t>
       </w:r>
       <w:r>
         <w:rPr>
@@ -6704,23 +6180,7 @@
           <w:rFonts w:ascii="Times New Roman" w:hAnsi="Times New Roman"/>
           <w:color w:val="000000" w:themeColor="text1"/>
         </w:rPr>
-        <w:t xml:space="preserve">, Gay C, Ning J, Fuller CD, Li H, Howell RM, Layman RR, Mawlawi O, Stafford RJ, Aerts H, Court LE. Radiomics features of the primary tumor fail to improve prediction of overall survival in large cohorts of CT- and PET-imaged head and neck cancer patients. </w:t>
-      </w:r>
-      <w:proofErr w:type="spellStart"/>
-      <w:r>
-        <w:rPr>
-          <w:rFonts w:ascii="Times New Roman" w:hAnsi="Times New Roman"/>
-          <w:color w:val="000000" w:themeColor="text1"/>
-        </w:rPr>
-        <w:t>PLoS</w:t>
-      </w:r>
-      <w:proofErr w:type="spellEnd"/>
-      <w:r>
-        <w:rPr>
-          <w:rFonts w:ascii="Times New Roman" w:hAnsi="Times New Roman"/>
-          <w:color w:val="000000" w:themeColor="text1"/>
-        </w:rPr>
-        <w:t xml:space="preserve"> One. 09/2019</w:t>
+        <w:t>, Gay C, Ning J, Fuller CD, Li H, Howell RM, Layman RR, Mawlawi O, Stafford RJ, Aerts H, Court LE. Radiomics features of the primary tumor fail to improve prediction of overall survival in large cohorts of CT- and PET-imaged head and neck cancer patients. PLoS One. 09/2019</w:t>
       </w:r>
     </w:p>
     <w:p>
@@ -6760,53 +6220,12 @@
         </w:rPr>
         <w:t xml:space="preserve">, </w:t>
       </w:r>
-      <w:proofErr w:type="spellStart"/>
-      <w:r>
-        <w:rPr>
-          <w:rFonts w:ascii="Times New Roman" w:hAnsi="Times New Roman" w:cs="Times New Roman"/>
-          <w:color w:val="000000" w:themeColor="text1"/>
-        </w:rPr>
-        <w:t>Cazoulat</w:t>
-      </w:r>
-      <w:proofErr w:type="spellEnd"/>
-      <w:r>
-        <w:rPr>
-          <w:rFonts w:ascii="Times New Roman" w:hAnsi="Times New Roman" w:cs="Times New Roman"/>
-          <w:color w:val="000000" w:themeColor="text1"/>
-        </w:rPr>
-        <w:t xml:space="preserve"> G, Peterson CB, Mohamed ASR, Volpe S, </w:t>
-      </w:r>
-      <w:proofErr w:type="spellStart"/>
-      <w:r>
-        <w:rPr>
-          <w:rFonts w:ascii="Times New Roman" w:hAnsi="Times New Roman" w:cs="Times New Roman"/>
-          <w:color w:val="000000" w:themeColor="text1"/>
-        </w:rPr>
-        <w:t>Elhalawani</w:t>
-      </w:r>
-      <w:proofErr w:type="spellEnd"/>
-      <w:r>
-        <w:rPr>
-          <w:rFonts w:ascii="Times New Roman" w:hAnsi="Times New Roman" w:cs="Times New Roman"/>
-          <w:color w:val="000000" w:themeColor="text1"/>
-        </w:rPr>
-        <w:t xml:space="preserve"> H, </w:t>
-      </w:r>
-      <w:proofErr w:type="spellStart"/>
-      <w:r>
-        <w:rPr>
-          <w:rFonts w:ascii="Times New Roman" w:hAnsi="Times New Roman" w:cs="Times New Roman"/>
-          <w:color w:val="000000" w:themeColor="text1"/>
-        </w:rPr>
-        <w:t>Bahig</w:t>
-      </w:r>
-      <w:proofErr w:type="spellEnd"/>
-      <w:r>
-        <w:rPr>
-          <w:rFonts w:ascii="Times New Roman" w:hAnsi="Times New Roman" w:cs="Times New Roman"/>
-          <w:color w:val="000000" w:themeColor="text1"/>
-        </w:rPr>
-        <w:t xml:space="preserve"> H, Rigaud B, King JB, Ford AC, Fuller CD, Brock KK</w:t>
+      <w:r>
+        <w:rPr>
+          <w:rFonts w:ascii="Times New Roman" w:hAnsi="Times New Roman" w:cs="Times New Roman"/>
+          <w:color w:val="000000" w:themeColor="text1"/>
+        </w:rPr>
+        <w:t>Cazoulat G, Peterson CB, Mohamed ASR, Volpe S, Elhalawani H, Bahig H, Rigaud B, King JB, Ford AC, Fuller CD, Brock KK</w:t>
       </w:r>
       <w:r>
         <w:rPr>
@@ -6921,53 +6340,12 @@
         </w:rPr>
         <w:t xml:space="preserve">, </w:t>
       </w:r>
-      <w:proofErr w:type="spellStart"/>
-      <w:r>
-        <w:rPr>
-          <w:rFonts w:ascii="Times New Roman" w:hAnsi="Times New Roman" w:cs="Times New Roman"/>
-          <w:color w:val="000000" w:themeColor="text1"/>
-        </w:rPr>
-        <w:t>Aristophanous</w:t>
-      </w:r>
-      <w:proofErr w:type="spellEnd"/>
-      <w:r>
-        <w:rPr>
-          <w:rFonts w:ascii="Times New Roman" w:hAnsi="Times New Roman" w:cs="Times New Roman"/>
-          <w:color w:val="000000" w:themeColor="text1"/>
-        </w:rPr>
-        <w:t xml:space="preserve"> M, Yang J, Rhee DJ, McCarroll RE, Mohamed ASR, Kamal M, </w:t>
-      </w:r>
-      <w:proofErr w:type="spellStart"/>
-      <w:r>
-        <w:rPr>
-          <w:rFonts w:ascii="Times New Roman" w:hAnsi="Times New Roman" w:cs="Times New Roman"/>
-          <w:color w:val="000000" w:themeColor="text1"/>
-        </w:rPr>
-        <w:t>Elgohari</w:t>
-      </w:r>
-      <w:proofErr w:type="spellEnd"/>
-      <w:r>
-        <w:rPr>
-          <w:rFonts w:ascii="Times New Roman" w:hAnsi="Times New Roman" w:cs="Times New Roman"/>
-          <w:color w:val="000000" w:themeColor="text1"/>
-        </w:rPr>
-        <w:t xml:space="preserve"> BA, </w:t>
-      </w:r>
-      <w:proofErr w:type="spellStart"/>
-      <w:r>
-        <w:rPr>
-          <w:rFonts w:ascii="Times New Roman" w:hAnsi="Times New Roman" w:cs="Times New Roman"/>
-          <w:color w:val="000000" w:themeColor="text1"/>
-        </w:rPr>
-        <w:t>Elhalawani</w:t>
-      </w:r>
-      <w:proofErr w:type="spellEnd"/>
-      <w:r>
-        <w:rPr>
-          <w:rFonts w:ascii="Times New Roman" w:hAnsi="Times New Roman" w:cs="Times New Roman"/>
-          <w:color w:val="000000" w:themeColor="text1"/>
-        </w:rPr>
-        <w:t xml:space="preserve"> HM, Fuller CD, Rao A, Garden AS, Court LE</w:t>
+      <w:r>
+        <w:rPr>
+          <w:rFonts w:ascii="Times New Roman" w:hAnsi="Times New Roman" w:cs="Times New Roman"/>
+          <w:color w:val="000000" w:themeColor="text1"/>
+        </w:rPr>
+        <w:t>Aristophanous M, Yang J, Rhee DJ, McCarroll RE, Mohamed ASR, Kamal M, Elgohari BA, Elhalawani HM, Fuller CD, Rao A, Garden AS, Court LE</w:t>
       </w:r>
       <w:r>
         <w:rPr>
@@ -7025,43 +6403,7 @@
           <w:bCs/>
           <w:color w:val="000000" w:themeColor="text1"/>
         </w:rPr>
-        <w:t xml:space="preserve">Lin E., </w:t>
-      </w:r>
-      <w:proofErr w:type="spellStart"/>
-      <w:r>
-        <w:rPr>
-          <w:rFonts w:ascii="Times New Roman" w:hAnsi="Times New Roman" w:cs="Times New Roman"/>
-          <w:bCs/>
-          <w:color w:val="000000" w:themeColor="text1"/>
-        </w:rPr>
-        <w:t>Cazoulat</w:t>
-      </w:r>
-      <w:proofErr w:type="spellEnd"/>
-      <w:r>
-        <w:rPr>
-          <w:rFonts w:ascii="Times New Roman" w:hAnsi="Times New Roman" w:cs="Times New Roman"/>
-          <w:bCs/>
-          <w:color w:val="000000" w:themeColor="text1"/>
-        </w:rPr>
-        <w:t xml:space="preserve"> G., Gupta S., </w:t>
-      </w:r>
-      <w:proofErr w:type="spellStart"/>
-      <w:r>
-        <w:rPr>
-          <w:rFonts w:ascii="Times New Roman" w:hAnsi="Times New Roman" w:cs="Times New Roman"/>
-          <w:bCs/>
-          <w:color w:val="000000" w:themeColor="text1"/>
-        </w:rPr>
-        <w:t>Odisio</w:t>
-      </w:r>
-      <w:proofErr w:type="spellEnd"/>
-      <w:r>
-        <w:rPr>
-          <w:rFonts w:ascii="Times New Roman" w:hAnsi="Times New Roman" w:cs="Times New Roman"/>
-          <w:bCs/>
-          <w:color w:val="000000" w:themeColor="text1"/>
-        </w:rPr>
-        <w:t xml:space="preserve"> B., </w:t>
+        <w:t xml:space="preserve">Lin E., Cazoulat G., Gupta S., Odisio B., </w:t>
       </w:r>
       <w:r>
         <w:rPr>
@@ -7164,55 +6506,7 @@
           <w:rFonts w:ascii="Times New Roman" w:hAnsi="Times New Roman" w:cs="Times New Roman"/>
           <w:color w:val="000000" w:themeColor="text1"/>
         </w:rPr>
-        <w:t xml:space="preserve">Mohamed A., Volpe S., </w:t>
-      </w:r>
-      <w:proofErr w:type="spellStart"/>
-      <w:r>
-        <w:rPr>
-          <w:rFonts w:ascii="Times New Roman" w:hAnsi="Times New Roman" w:cs="Times New Roman"/>
-          <w:color w:val="000000" w:themeColor="text1"/>
-        </w:rPr>
-        <w:t>Elhalawani</w:t>
-      </w:r>
-      <w:proofErr w:type="spellEnd"/>
-      <w:r>
-        <w:rPr>
-          <w:rFonts w:ascii="Times New Roman" w:hAnsi="Times New Roman" w:cs="Times New Roman"/>
-          <w:color w:val="000000" w:themeColor="text1"/>
-        </w:rPr>
-        <w:t xml:space="preserve"> H., </w:t>
-      </w:r>
-      <w:proofErr w:type="spellStart"/>
-      <w:r>
-        <w:rPr>
-          <w:rFonts w:ascii="Times New Roman" w:hAnsi="Times New Roman" w:cs="Times New Roman"/>
-          <w:color w:val="000000" w:themeColor="text1"/>
-        </w:rPr>
-        <w:t>Cazoulat</w:t>
-      </w:r>
-      <w:proofErr w:type="spellEnd"/>
-      <w:r>
-        <w:rPr>
-          <w:rFonts w:ascii="Times New Roman" w:hAnsi="Times New Roman" w:cs="Times New Roman"/>
-          <w:color w:val="000000" w:themeColor="text1"/>
-        </w:rPr>
-        <w:t xml:space="preserve"> G., </w:t>
-      </w:r>
-      <w:proofErr w:type="spellStart"/>
-      <w:r>
-        <w:rPr>
-          <w:rFonts w:ascii="Times New Roman" w:hAnsi="Times New Roman" w:cs="Times New Roman"/>
-          <w:color w:val="000000" w:themeColor="text1"/>
-        </w:rPr>
-        <w:t>Bahig</w:t>
-      </w:r>
-      <w:proofErr w:type="spellEnd"/>
-      <w:r>
-        <w:rPr>
-          <w:rFonts w:ascii="Times New Roman" w:hAnsi="Times New Roman" w:cs="Times New Roman"/>
-          <w:color w:val="000000" w:themeColor="text1"/>
-        </w:rPr>
-        <w:t xml:space="preserve"> H., Fuller C., Brock KK</w:t>
+        <w:t>Mohamed A., Volpe S., Elhalawani H., Cazoulat G., Bahig H., Fuller C., Brock KK</w:t>
       </w:r>
       <w:r>
         <w:rPr>
@@ -7347,23 +6641,7 @@
           <w:rFonts w:ascii="Times New Roman" w:hAnsi="Times New Roman" w:cs="Times New Roman"/>
           <w:color w:val="000000" w:themeColor="text1"/>
         </w:rPr>
-        <w:t xml:space="preserve">Court, L. E., Kisling, K., McCarroll, R., Zhang, L., Yang, J., Simonds, H., du Toit, M., Trauernicht, C., Burger, H., Parkes, J., Mejia, M., </w:t>
-      </w:r>
-      <w:proofErr w:type="spellStart"/>
-      <w:r>
-        <w:rPr>
-          <w:rFonts w:ascii="Times New Roman" w:hAnsi="Times New Roman" w:cs="Times New Roman"/>
-          <w:color w:val="000000" w:themeColor="text1"/>
-        </w:rPr>
-        <w:t>Bojador</w:t>
-      </w:r>
-      <w:proofErr w:type="spellEnd"/>
-      <w:r>
-        <w:rPr>
-          <w:rFonts w:ascii="Times New Roman" w:hAnsi="Times New Roman" w:cs="Times New Roman"/>
-          <w:color w:val="000000" w:themeColor="text1"/>
-        </w:rPr>
-        <w:t xml:space="preserve">, M., Balter, P., Branco, D., Steinmann, A., Baltz, G., Gay, S., </w:t>
+        <w:t xml:space="preserve">Court, L. E., Kisling, K., McCarroll, R., Zhang, L., Yang, J., Simonds, H., du Toit, M., Trauernicht, C., Burger, H., Parkes, J., Mejia, M., Bojador, M., Balter, P., Branco, D., Steinmann, A., Baltz, G., Gay, S., </w:t>
       </w:r>
       <w:r>
         <w:rPr>
@@ -7388,39 +6666,7 @@
           <w:rFonts w:ascii="Times New Roman" w:hAnsi="Times New Roman" w:cs="Times New Roman"/>
           <w:color w:val="000000" w:themeColor="text1"/>
         </w:rPr>
-        <w:t xml:space="preserve">, Cardenas, C., </w:t>
-      </w:r>
-      <w:proofErr w:type="spellStart"/>
-      <w:r>
-        <w:rPr>
-          <w:rFonts w:ascii="Times New Roman" w:hAnsi="Times New Roman" w:cs="Times New Roman"/>
-          <w:color w:val="000000" w:themeColor="text1"/>
-        </w:rPr>
-        <w:t>Jhingran</w:t>
-      </w:r>
-      <w:proofErr w:type="spellEnd"/>
-      <w:r>
-        <w:rPr>
-          <w:rFonts w:ascii="Times New Roman" w:hAnsi="Times New Roman" w:cs="Times New Roman"/>
-          <w:color w:val="000000" w:themeColor="text1"/>
-        </w:rPr>
-        <w:t xml:space="preserve">, A., </w:t>
-      </w:r>
-      <w:proofErr w:type="spellStart"/>
-      <w:r>
-        <w:rPr>
-          <w:rFonts w:ascii="Times New Roman" w:hAnsi="Times New Roman" w:cs="Times New Roman"/>
-          <w:color w:val="000000" w:themeColor="text1"/>
-        </w:rPr>
-        <w:t>Shaitelman</w:t>
-      </w:r>
-      <w:proofErr w:type="spellEnd"/>
-      <w:r>
-        <w:rPr>
-          <w:rFonts w:ascii="Times New Roman" w:hAnsi="Times New Roman" w:cs="Times New Roman"/>
-          <w:color w:val="000000" w:themeColor="text1"/>
-        </w:rPr>
-        <w:t xml:space="preserve">, S., Bogler, O., Schmeller, K., Followill, D., Howell, R., Nelson, C., Peterson, C., Beadle, B </w:t>
+        <w:t xml:space="preserve">, Cardenas, C., Jhingran, A., Shaitelman, S., Bogler, O., Schmeller, K., Followill, D., Howell, R., Nelson, C., Peterson, C., Beadle, B </w:t>
       </w:r>
       <w:r>
         <w:rPr>
@@ -7485,25 +6731,7 @@
           <w:color w:val="000000" w:themeColor="text1"/>
           <w:shd w:val="clear" w:color="auto" w:fill="FFFFFF"/>
         </w:rPr>
-        <w:t xml:space="preserve">Gay SS, </w:t>
-      </w:r>
-      <w:proofErr w:type="spellStart"/>
-      <w:r>
-        <w:rPr>
-          <w:rFonts w:ascii="Times New Roman" w:hAnsi="Times New Roman" w:cs="Times New Roman"/>
-          <w:color w:val="000000" w:themeColor="text1"/>
-          <w:shd w:val="clear" w:color="auto" w:fill="FFFFFF"/>
-        </w:rPr>
-        <w:t>Fave</w:t>
-      </w:r>
-      <w:proofErr w:type="spellEnd"/>
-      <w:r>
-        <w:rPr>
-          <w:rFonts w:ascii="Times New Roman" w:hAnsi="Times New Roman" w:cs="Times New Roman"/>
-          <w:color w:val="000000" w:themeColor="text1"/>
-          <w:shd w:val="clear" w:color="auto" w:fill="FFFFFF"/>
-        </w:rPr>
-        <w:t xml:space="preserve"> XJ, Ger RB, McCarroll RE, Owens CA, Netherton TJ, Kisling KD, Court LE, Yang J, Li Y, Lee J, Mackin DS, Cardenas CE</w:t>
+        <w:t>Gay SS, Fave XJ, Ger RB, McCarroll RE, Owens CA, Netherton TJ, Kisling KD, Court LE, Yang J, Li Y, Lee J, Mackin DS, Cardenas CE</w:t>
       </w:r>
       <w:r>
         <w:rPr>
@@ -7785,43 +7013,7 @@
           <w:color w:val="000000" w:themeColor="text1"/>
           <w:shd w:val="clear" w:color="auto" w:fill="FFFFFF"/>
         </w:rPr>
-        <w:t xml:space="preserve">Lin YM, </w:t>
-      </w:r>
-      <w:proofErr w:type="spellStart"/>
-      <w:r>
-        <w:rPr>
-          <w:rFonts w:ascii="Times New Roman" w:eastAsia="Times New Roman" w:hAnsi="Times New Roman" w:cs="Times New Roman"/>
-          <w:color w:val="000000" w:themeColor="text1"/>
-          <w:shd w:val="clear" w:color="auto" w:fill="FFFFFF"/>
-        </w:rPr>
-        <w:t>Cazoulat</w:t>
-      </w:r>
-      <w:proofErr w:type="spellEnd"/>
-      <w:r>
-        <w:rPr>
-          <w:rFonts w:ascii="Times New Roman" w:eastAsia="Times New Roman" w:hAnsi="Times New Roman" w:cs="Times New Roman"/>
-          <w:color w:val="000000" w:themeColor="text1"/>
-          <w:shd w:val="clear" w:color="auto" w:fill="FFFFFF"/>
-        </w:rPr>
-        <w:t xml:space="preserve"> G., Koay E., Jones AK., </w:t>
-      </w:r>
-      <w:proofErr w:type="spellStart"/>
-      <w:r>
-        <w:rPr>
-          <w:rFonts w:ascii="Times New Roman" w:eastAsia="Times New Roman" w:hAnsi="Times New Roman" w:cs="Times New Roman"/>
-          <w:color w:val="000000" w:themeColor="text1"/>
-          <w:shd w:val="clear" w:color="auto" w:fill="FFFFFF"/>
-        </w:rPr>
-        <w:t>Odisio</w:t>
-      </w:r>
-      <w:proofErr w:type="spellEnd"/>
-      <w:r>
-        <w:rPr>
-          <w:rFonts w:ascii="Times New Roman" w:eastAsia="Times New Roman" w:hAnsi="Times New Roman" w:cs="Times New Roman"/>
-          <w:color w:val="000000" w:themeColor="text1"/>
-          <w:shd w:val="clear" w:color="auto" w:fill="FFFFFF"/>
-        </w:rPr>
-        <w:t xml:space="preserve"> B, Brock KK</w:t>
+        <w:t>Lin YM, Cazoulat G., Koay E., Jones AK., Odisio B, Brock KK</w:t>
       </w:r>
       <w:r>
         <w:rPr>
@@ -7882,59 +7074,13 @@
         </w:rPr>
         <w:t xml:space="preserve">, McCulloch M., </w:t>
       </w:r>
-      <w:proofErr w:type="spellStart"/>
       <w:r>
         <w:rPr>
           <w:rFonts w:ascii="Times New Roman" w:hAnsi="Times New Roman"/>
           <w:color w:val="000000" w:themeColor="text1"/>
           <w:shd w:val="clear" w:color="auto" w:fill="FFFFFF"/>
         </w:rPr>
-        <w:t>Kirimli</w:t>
-      </w:r>
-      <w:proofErr w:type="spellEnd"/>
-      <w:r>
-        <w:rPr>
-          <w:rFonts w:ascii="Times New Roman" w:hAnsi="Times New Roman"/>
-          <w:color w:val="000000" w:themeColor="text1"/>
-          <w:shd w:val="clear" w:color="auto" w:fill="FFFFFF"/>
-        </w:rPr>
-        <w:t xml:space="preserve"> E., Lin YM., Rigaud B., Lin E., </w:t>
-      </w:r>
-      <w:proofErr w:type="spellStart"/>
-      <w:r>
-        <w:rPr>
-          <w:rFonts w:ascii="Times New Roman" w:hAnsi="Times New Roman"/>
-          <w:color w:val="000000" w:themeColor="text1"/>
-          <w:shd w:val="clear" w:color="auto" w:fill="FFFFFF"/>
-        </w:rPr>
-        <w:t>TranCao</w:t>
-      </w:r>
-      <w:proofErr w:type="spellEnd"/>
-      <w:r>
-        <w:rPr>
-          <w:rFonts w:ascii="Times New Roman" w:hAnsi="Times New Roman"/>
-          <w:color w:val="000000" w:themeColor="text1"/>
-          <w:shd w:val="clear" w:color="auto" w:fill="FFFFFF"/>
-        </w:rPr>
-        <w:t xml:space="preserve"> H., Qayyum, Koay E., </w:t>
-      </w:r>
-      <w:proofErr w:type="spellStart"/>
-      <w:r>
-        <w:rPr>
-          <w:rFonts w:ascii="Times New Roman" w:hAnsi="Times New Roman"/>
-          <w:color w:val="000000" w:themeColor="text1"/>
-          <w:shd w:val="clear" w:color="auto" w:fill="FFFFFF"/>
-        </w:rPr>
-        <w:t>Odisio</w:t>
-      </w:r>
-      <w:proofErr w:type="spellEnd"/>
-      <w:r>
-        <w:rPr>
-          <w:rFonts w:ascii="Times New Roman" w:hAnsi="Times New Roman"/>
-          <w:color w:val="000000" w:themeColor="text1"/>
-          <w:shd w:val="clear" w:color="auto" w:fill="FFFFFF"/>
-        </w:rPr>
-        <w:t xml:space="preserve"> B., Brock KK</w:t>
+        <w:t>Kirimli E., Lin YM., Rigaud B., Lin E., TranCao H., Qayyum, Koay E., Odisio B., Brock KK</w:t>
       </w:r>
       <w:r>
         <w:rPr>
@@ -7993,51 +7139,15 @@
           <w:color w:val="000000" w:themeColor="text1"/>
           <w:shd w:val="clear" w:color="auto" w:fill="FFFFFF"/>
         </w:rPr>
-        <w:t xml:space="preserve">, </w:t>
-      </w:r>
-      <w:proofErr w:type="spellStart"/>
+        <w:t>, Cazoulat G.,</w:t>
+      </w:r>
       <w:r>
         <w:rPr>
           <w:rFonts w:ascii="Times New Roman" w:hAnsi="Times New Roman" w:cs="Times New Roman"/>
           <w:color w:val="000000" w:themeColor="text1"/>
           <w:shd w:val="clear" w:color="auto" w:fill="FFFFFF"/>
         </w:rPr>
-        <w:t>Cazoulat</w:t>
-      </w:r>
-      <w:proofErr w:type="spellEnd"/>
-      <w:r>
-        <w:rPr>
-          <w:rFonts w:ascii="Times New Roman" w:hAnsi="Times New Roman" w:cs="Times New Roman"/>
-          <w:color w:val="000000" w:themeColor="text1"/>
-          <w:shd w:val="clear" w:color="auto" w:fill="FFFFFF"/>
-        </w:rPr>
-        <w:t xml:space="preserve"> G.,</w:t>
-      </w:r>
-      <w:r>
-        <w:rPr>
-          <w:rFonts w:ascii="Times New Roman" w:hAnsi="Times New Roman" w:cs="Times New Roman"/>
-          <w:color w:val="000000" w:themeColor="text1"/>
-          <w:shd w:val="clear" w:color="auto" w:fill="FFFFFF"/>
-        </w:rPr>
-        <w:t xml:space="preserve"> Lin E., </w:t>
-      </w:r>
-      <w:proofErr w:type="spellStart"/>
-      <w:r>
-        <w:rPr>
-          <w:rFonts w:ascii="Times New Roman" w:hAnsi="Times New Roman" w:cs="Times New Roman"/>
-          <w:color w:val="000000" w:themeColor="text1"/>
-          <w:shd w:val="clear" w:color="auto" w:fill="FFFFFF"/>
-        </w:rPr>
-        <w:t>Odisio</w:t>
-      </w:r>
-      <w:proofErr w:type="spellEnd"/>
-      <w:r>
-        <w:rPr>
-          <w:rFonts w:ascii="Times New Roman" w:hAnsi="Times New Roman" w:cs="Times New Roman"/>
-          <w:color w:val="000000" w:themeColor="text1"/>
-          <w:shd w:val="clear" w:color="auto" w:fill="FFFFFF"/>
-        </w:rPr>
-        <w:t xml:space="preserve"> O., Brock KK</w:t>
+        <w:t xml:space="preserve"> Lin E., Odisio O., Brock KK</w:t>
       </w:r>
       <w:r>
         <w:rPr>
@@ -8104,25 +7214,7 @@
           <w:color w:val="000000" w:themeColor="text1"/>
           <w:shd w:val="clear" w:color="auto" w:fill="FFFFFF"/>
         </w:rPr>
-        <w:t xml:space="preserve">Koay E., Brock KK, </w:t>
-      </w:r>
-      <w:proofErr w:type="spellStart"/>
-      <w:r>
-        <w:rPr>
-          <w:rFonts w:ascii="Times New Roman" w:hAnsi="Times New Roman"/>
-          <w:color w:val="000000" w:themeColor="text1"/>
-          <w:shd w:val="clear" w:color="auto" w:fill="FFFFFF"/>
-        </w:rPr>
-        <w:t>Odisio</w:t>
-      </w:r>
-      <w:proofErr w:type="spellEnd"/>
-      <w:r>
-        <w:rPr>
-          <w:rFonts w:ascii="Times New Roman" w:hAnsi="Times New Roman"/>
-          <w:color w:val="000000" w:themeColor="text1"/>
-          <w:shd w:val="clear" w:color="auto" w:fill="FFFFFF"/>
-        </w:rPr>
-        <w:t xml:space="preserve"> O. </w:t>
+        <w:t xml:space="preserve">Koay E., Brock KK, Odisio O. </w:t>
       </w:r>
       <w:r>
         <w:rPr>
@@ -8181,25 +7273,7 @@
           <w:color w:val="000000" w:themeColor="text1"/>
           <w:shd w:val="clear" w:color="auto" w:fill="FFFFFF"/>
         </w:rPr>
-        <w:t xml:space="preserve">Cardenas C., Koay E., </w:t>
-      </w:r>
-      <w:proofErr w:type="spellStart"/>
-      <w:r>
-        <w:rPr>
-          <w:rFonts w:ascii="Times New Roman" w:hAnsi="Times New Roman"/>
-          <w:color w:val="000000" w:themeColor="text1"/>
-          <w:shd w:val="clear" w:color="auto" w:fill="FFFFFF"/>
-        </w:rPr>
-        <w:t>Odisio</w:t>
-      </w:r>
-      <w:proofErr w:type="spellEnd"/>
-      <w:r>
-        <w:rPr>
-          <w:rFonts w:ascii="Times New Roman" w:hAnsi="Times New Roman"/>
-          <w:color w:val="000000" w:themeColor="text1"/>
-          <w:shd w:val="clear" w:color="auto" w:fill="FFFFFF"/>
-        </w:rPr>
-        <w:t xml:space="preserve"> O., Brock KK</w:t>
+        <w:t>Cardenas C., Koay E., Odisio O., Brock KK</w:t>
       </w:r>
       <w:r>
         <w:rPr>
@@ -8269,23 +7343,7 @@
           <w:rFonts w:ascii="Times New Roman" w:hAnsi="Times New Roman"/>
           <w:color w:val="000000" w:themeColor="text1"/>
         </w:rPr>
-        <w:t xml:space="preserve"> Zhang L., </w:t>
-      </w:r>
-      <w:proofErr w:type="spellStart"/>
-      <w:r>
-        <w:rPr>
-          <w:rFonts w:ascii="Times New Roman" w:hAnsi="Times New Roman"/>
-          <w:color w:val="000000" w:themeColor="text1"/>
-        </w:rPr>
-        <w:t>Jhingran</w:t>
-      </w:r>
-      <w:proofErr w:type="spellEnd"/>
-      <w:r>
-        <w:rPr>
-          <w:rFonts w:ascii="Times New Roman" w:hAnsi="Times New Roman"/>
-          <w:color w:val="000000" w:themeColor="text1"/>
-        </w:rPr>
-        <w:t xml:space="preserve"> A., Simonds H., Yang J., Brock Kk., Klopp A., Beadle B., Court L., Kisling K</w:t>
+        <w:t xml:space="preserve"> Zhang L., Jhingran A., Simonds H., Yang J., Brock Kk., Klopp A., Beadle B., Court L., Kisling K</w:t>
       </w:r>
       <w:r>
         <w:rPr>
@@ -8345,39 +7403,7 @@
           <w:rFonts w:ascii="Times New Roman" w:hAnsi="Times New Roman"/>
           <w:color w:val="000000" w:themeColor="text1"/>
         </w:rPr>
-        <w:t xml:space="preserve"> </w:t>
-      </w:r>
-      <w:proofErr w:type="spellStart"/>
-      <w:r>
-        <w:rPr>
-          <w:rFonts w:ascii="Times New Roman" w:hAnsi="Times New Roman"/>
-          <w:color w:val="000000" w:themeColor="text1"/>
-        </w:rPr>
-        <w:t>Elgohari</w:t>
-      </w:r>
-      <w:proofErr w:type="spellEnd"/>
-      <w:r>
-        <w:rPr>
-          <w:rFonts w:ascii="Times New Roman" w:hAnsi="Times New Roman"/>
-          <w:color w:val="000000" w:themeColor="text1"/>
-        </w:rPr>
-        <w:t xml:space="preserve"> B., Volpe S., Pei Y., Mohamed A., </w:t>
-      </w:r>
-      <w:proofErr w:type="spellStart"/>
-      <w:r>
-        <w:rPr>
-          <w:rFonts w:ascii="Times New Roman" w:hAnsi="Times New Roman"/>
-          <w:color w:val="000000" w:themeColor="text1"/>
-        </w:rPr>
-        <w:t>Elhalawani</w:t>
-      </w:r>
-      <w:proofErr w:type="spellEnd"/>
-      <w:r>
-        <w:rPr>
-          <w:rFonts w:ascii="Times New Roman" w:hAnsi="Times New Roman"/>
-          <w:color w:val="000000" w:themeColor="text1"/>
-        </w:rPr>
-        <w:t xml:space="preserve"> H., Chung C., Fuller C., Brock KK</w:t>
+        <w:t xml:space="preserve"> Elgohari B., Volpe S., Pei Y., Mohamed A., Elhalawani H., Chung C., Fuller C., Brock KK</w:t>
       </w:r>
       <w:r>
         <w:rPr>
@@ -8512,43 +7538,7 @@
           <w:color w:val="000000" w:themeColor="text1"/>
           <w:shd w:val="clear" w:color="auto" w:fill="FFFFFF"/>
         </w:rPr>
-        <w:t xml:space="preserve"> </w:t>
-      </w:r>
-      <w:proofErr w:type="spellStart"/>
-      <w:r>
-        <w:rPr>
-          <w:rFonts w:ascii="Times New Roman" w:hAnsi="Times New Roman"/>
-          <w:color w:val="000000" w:themeColor="text1"/>
-          <w:shd w:val="clear" w:color="auto" w:fill="FFFFFF"/>
-        </w:rPr>
-        <w:t>Cazoulat</w:t>
-      </w:r>
-      <w:proofErr w:type="spellEnd"/>
-      <w:r>
-        <w:rPr>
-          <w:rFonts w:ascii="Times New Roman" w:hAnsi="Times New Roman"/>
-          <w:color w:val="000000" w:themeColor="text1"/>
-          <w:shd w:val="clear" w:color="auto" w:fill="FFFFFF"/>
-        </w:rPr>
-        <w:t xml:space="preserve"> G., Gupta S., Koay EJ., </w:t>
-      </w:r>
-      <w:proofErr w:type="spellStart"/>
-      <w:r>
-        <w:rPr>
-          <w:rFonts w:ascii="Times New Roman" w:hAnsi="Times New Roman"/>
-          <w:color w:val="000000" w:themeColor="text1"/>
-          <w:shd w:val="clear" w:color="auto" w:fill="FFFFFF"/>
-        </w:rPr>
-        <w:t>Odisio</w:t>
-      </w:r>
-      <w:proofErr w:type="spellEnd"/>
-      <w:r>
-        <w:rPr>
-          <w:rFonts w:ascii="Times New Roman" w:hAnsi="Times New Roman"/>
-          <w:color w:val="000000" w:themeColor="text1"/>
-          <w:shd w:val="clear" w:color="auto" w:fill="FFFFFF"/>
-        </w:rPr>
-        <w:t xml:space="preserve"> B., Brock KK</w:t>
+        <w:t xml:space="preserve"> Cazoulat G., Gupta S., Koay EJ., Odisio B., Brock KK</w:t>
       </w:r>
       <w:r>
         <w:rPr>
@@ -8753,25 +7743,7 @@
           <w:bCs/>
           <w:color w:val="000000" w:themeColor="text1"/>
         </w:rPr>
-        <w:t xml:space="preserve"> Foster M., Repka M., </w:t>
-      </w:r>
-      <w:proofErr w:type="spellStart"/>
-      <w:r>
-        <w:rPr>
-          <w:rFonts w:ascii="Times New Roman" w:hAnsi="Times New Roman" w:cs="Times New Roman"/>
-          <w:bCs/>
-          <w:color w:val="000000" w:themeColor="text1"/>
-        </w:rPr>
-        <w:t>Karunaker</w:t>
-      </w:r>
-      <w:proofErr w:type="spellEnd"/>
-      <w:r>
-        <w:rPr>
-          <w:rFonts w:ascii="Times New Roman" w:hAnsi="Times New Roman" w:cs="Times New Roman"/>
-          <w:bCs/>
-          <w:color w:val="000000" w:themeColor="text1"/>
-        </w:rPr>
-        <w:t xml:space="preserve"> A., Marks L B., Das S., Mazur L. </w:t>
+        <w:t xml:space="preserve"> Foster M., Repka M., Karunaker A., Marks L B., Das S., Mazur L. </w:t>
       </w:r>
       <w:r>
         <w:rPr>
@@ -8918,25 +7890,7 @@
           <w:i/>
           <w:color w:val="000000" w:themeColor="text1"/>
         </w:rPr>
-        <w:t xml:space="preserve">Unlocking Insights: A Python-Based </w:t>
-      </w:r>
-      <w:proofErr w:type="spellStart"/>
-      <w:r>
-        <w:rPr>
-          <w:rFonts w:ascii="Times New Roman" w:hAnsi="Times New Roman" w:cs="Times New Roman"/>
-          <w:i/>
-          <w:color w:val="000000" w:themeColor="text1"/>
-        </w:rPr>
-        <w:t>RayStation</w:t>
-      </w:r>
-      <w:proofErr w:type="spellEnd"/>
-      <w:r>
-        <w:rPr>
-          <w:rFonts w:ascii="Times New Roman" w:hAnsi="Times New Roman" w:cs="Times New Roman"/>
-          <w:i/>
-          <w:color w:val="000000" w:themeColor="text1"/>
-        </w:rPr>
-        <w:t xml:space="preserve"> Data Mining Tool</w:t>
+        <w:t>Unlocking Insights: A Python-Based RayStation Data Mining Tool</w:t>
       </w:r>
       <w:r>
         <w:rPr>
@@ -9124,18 +8078,8 @@
           <w:i/>
           <w:color w:val="000000" w:themeColor="text1"/>
         </w:rPr>
-        <w:t>Setting up the pipeline of data to TensorFlow .</w:t>
-      </w:r>
-      <w:proofErr w:type="spellStart"/>
-      <w:r>
-        <w:rPr>
-          <w:rFonts w:ascii="Times New Roman" w:hAnsi="Times New Roman" w:cs="Times New Roman"/>
-          <w:i/>
-          <w:color w:val="000000" w:themeColor="text1"/>
-        </w:rPr>
-        <w:t>tfrecords</w:t>
-      </w:r>
-      <w:proofErr w:type="spellEnd"/>
+        <w:t>Setting up the pipeline of data to TensorFlow .tfrecords</w:t>
+      </w:r>
       <w:r>
         <w:rPr>
           <w:rFonts w:ascii="Times New Roman" w:hAnsi="Times New Roman" w:cs="Times New Roman"/>
@@ -9175,37 +8119,12 @@
         </w:rPr>
         <w:t xml:space="preserve">, Ethan Lin, </w:t>
       </w:r>
-      <w:proofErr w:type="spellStart"/>
-      <w:r>
-        <w:rPr>
-          <w:rFonts w:ascii="Times New Roman" w:hAnsi="Times New Roman" w:cs="Times New Roman"/>
-          <w:color w:val="000000" w:themeColor="text1"/>
-        </w:rPr>
-        <w:t>Cazoulat</w:t>
-      </w:r>
-      <w:proofErr w:type="spellEnd"/>
-      <w:r>
-        <w:rPr>
-          <w:rFonts w:ascii="Times New Roman" w:hAnsi="Times New Roman" w:cs="Times New Roman"/>
-          <w:color w:val="000000" w:themeColor="text1"/>
-        </w:rPr>
-        <w:t xml:space="preserve"> G., Gupta S., </w:t>
-      </w:r>
-      <w:proofErr w:type="spellStart"/>
-      <w:r>
-        <w:rPr>
-          <w:rFonts w:ascii="Times New Roman" w:hAnsi="Times New Roman" w:cs="Times New Roman"/>
-          <w:color w:val="000000" w:themeColor="text1"/>
-        </w:rPr>
-        <w:t>Odisio</w:t>
-      </w:r>
-      <w:proofErr w:type="spellEnd"/>
-      <w:r>
-        <w:rPr>
-          <w:rFonts w:ascii="Times New Roman" w:hAnsi="Times New Roman" w:cs="Times New Roman"/>
-          <w:color w:val="000000" w:themeColor="text1"/>
-        </w:rPr>
-        <w:t xml:space="preserve"> B., Brock KK</w:t>
+      <w:r>
+        <w:rPr>
+          <w:rFonts w:ascii="Times New Roman" w:hAnsi="Times New Roman" w:cs="Times New Roman"/>
+          <w:color w:val="000000" w:themeColor="text1"/>
+        </w:rPr>
+        <w:t>Cazoulat G., Gupta S., Odisio B., Brock KK</w:t>
       </w:r>
       <w:r>
         <w:rPr>
@@ -9656,17 +8575,8 @@
           <w:rFonts w:ascii="Times New Roman" w:eastAsia="Times New Roman" w:hAnsi="Times New Roman" w:cs="Times New Roman"/>
           <w:color w:val="000000" w:themeColor="text1"/>
         </w:rPr>
-        <w:t xml:space="preserve">, </w:t>
-      </w:r>
-      <w:proofErr w:type="spellStart"/>
-      <w:r>
-        <w:rPr>
-          <w:rFonts w:ascii="Times New Roman" w:eastAsia="Times New Roman" w:hAnsi="Times New Roman" w:cs="Times New Roman"/>
-          <w:color w:val="000000" w:themeColor="text1"/>
-        </w:rPr>
-        <w:t>Negassa</w:t>
-      </w:r>
-      <w:proofErr w:type="spellEnd"/>
+        <w:t>, Negassa</w:t>
+      </w:r>
       <w:r>
         <w:rPr>
           <w:rFonts w:ascii="Times New Roman" w:eastAsia="Times New Roman" w:hAnsi="Times New Roman" w:cs="Times New Roman"/>
@@ -9914,43 +8824,7 @@
           <w:bCs/>
           <w:color w:val="000000" w:themeColor="text1"/>
         </w:rPr>
-        <w:t xml:space="preserve">Kundu S., Lin E., Koay E., </w:t>
-      </w:r>
-      <w:proofErr w:type="spellStart"/>
-      <w:r>
-        <w:rPr>
-          <w:rFonts w:ascii="Times New Roman" w:hAnsi="Times New Roman"/>
-          <w:bCs/>
-          <w:color w:val="000000" w:themeColor="text1"/>
-        </w:rPr>
-        <w:t>Odisio</w:t>
-      </w:r>
-      <w:proofErr w:type="spellEnd"/>
-      <w:r>
-        <w:rPr>
-          <w:rFonts w:ascii="Times New Roman" w:hAnsi="Times New Roman"/>
-          <w:bCs/>
-          <w:color w:val="000000" w:themeColor="text1"/>
-        </w:rPr>
-        <w:t xml:space="preserve"> O., Chung C., Kang H., Venkateson A., </w:t>
-      </w:r>
-      <w:proofErr w:type="spellStart"/>
-      <w:r>
-        <w:rPr>
-          <w:rFonts w:ascii="Times New Roman" w:hAnsi="Times New Roman"/>
-          <w:bCs/>
-          <w:color w:val="000000" w:themeColor="text1"/>
-        </w:rPr>
-        <w:t>Yedururi</w:t>
-      </w:r>
-      <w:proofErr w:type="spellEnd"/>
-      <w:r>
-        <w:rPr>
-          <w:rFonts w:ascii="Times New Roman" w:hAnsi="Times New Roman"/>
-          <w:bCs/>
-          <w:color w:val="000000" w:themeColor="text1"/>
-        </w:rPr>
-        <w:t xml:space="preserve"> S., De B., Lin Y., Patel A., Brock KK</w:t>
+        <w:t>Kundu S., Lin E., Koay E., Odisio O., Chung C., Kang H., Venkateson A., Yedururi S., De B., Lin Y., Patel A., Brock KK</w:t>
       </w:r>
       <w:r>
         <w:rPr>
@@ -10008,53 +8882,12 @@
         </w:rPr>
         <w:t xml:space="preserve">Rigaud, B., </w:t>
       </w:r>
-      <w:proofErr w:type="spellStart"/>
       <w:r>
         <w:rPr>
           <w:rFonts w:ascii="Times New Roman" w:eastAsia="Times New Roman" w:hAnsi="Times New Roman" w:cs="Times New Roman"/>
           <w:color w:val="000000" w:themeColor="text1"/>
         </w:rPr>
-        <w:t>Kirimli</w:t>
-      </w:r>
-      <w:proofErr w:type="spellEnd"/>
-      <w:r>
-        <w:rPr>
-          <w:rFonts w:ascii="Times New Roman" w:eastAsia="Times New Roman" w:hAnsi="Times New Roman" w:cs="Times New Roman"/>
-          <w:color w:val="000000" w:themeColor="text1"/>
-        </w:rPr>
-        <w:t xml:space="preserve"> E., </w:t>
-      </w:r>
-      <w:proofErr w:type="spellStart"/>
-      <w:r>
-        <w:rPr>
-          <w:rFonts w:ascii="Times New Roman" w:eastAsia="Times New Roman" w:hAnsi="Times New Roman" w:cs="Times New Roman"/>
-          <w:color w:val="000000" w:themeColor="text1"/>
-        </w:rPr>
-        <w:t>Yedururi</w:t>
-      </w:r>
-      <w:proofErr w:type="spellEnd"/>
-      <w:r>
-        <w:rPr>
-          <w:rFonts w:ascii="Times New Roman" w:eastAsia="Times New Roman" w:hAnsi="Times New Roman" w:cs="Times New Roman"/>
-          <w:color w:val="000000" w:themeColor="text1"/>
-        </w:rPr>
-        <w:t xml:space="preserve"> S., </w:t>
-      </w:r>
-      <w:proofErr w:type="spellStart"/>
-      <w:r>
-        <w:rPr>
-          <w:rFonts w:ascii="Times New Roman" w:eastAsia="Times New Roman" w:hAnsi="Times New Roman" w:cs="Times New Roman"/>
-          <w:color w:val="000000" w:themeColor="text1"/>
-        </w:rPr>
-        <w:t>Cazoulat</w:t>
-      </w:r>
-      <w:proofErr w:type="spellEnd"/>
-      <w:r>
-        <w:rPr>
-          <w:rFonts w:ascii="Times New Roman" w:eastAsia="Times New Roman" w:hAnsi="Times New Roman" w:cs="Times New Roman"/>
-          <w:color w:val="000000" w:themeColor="text1"/>
-        </w:rPr>
-        <w:t xml:space="preserve"> G., </w:t>
+        <w:t xml:space="preserve">Kirimli E., Yedururi S., Cazoulat G., </w:t>
       </w:r>
       <w:r>
         <w:rPr>
@@ -10070,23 +8903,7 @@
           <w:rFonts w:ascii="Times New Roman" w:eastAsia="Times New Roman" w:hAnsi="Times New Roman" w:cs="Times New Roman"/>
           <w:color w:val="000000" w:themeColor="text1"/>
         </w:rPr>
-        <w:t xml:space="preserve"> Zaid M., </w:t>
-      </w:r>
-      <w:proofErr w:type="spellStart"/>
-      <w:r>
-        <w:rPr>
-          <w:rFonts w:ascii="Times New Roman" w:eastAsia="Times New Roman" w:hAnsi="Times New Roman" w:cs="Times New Roman"/>
-          <w:color w:val="000000" w:themeColor="text1"/>
-        </w:rPr>
-        <w:t>Elganainy</w:t>
-      </w:r>
-      <w:proofErr w:type="spellEnd"/>
-      <w:r>
-        <w:rPr>
-          <w:rFonts w:ascii="Times New Roman" w:eastAsia="Times New Roman" w:hAnsi="Times New Roman" w:cs="Times New Roman"/>
-          <w:color w:val="000000" w:themeColor="text1"/>
-        </w:rPr>
-        <w:t xml:space="preserve"> D., Koay E., Brock KK. </w:t>
+        <w:t xml:space="preserve"> Zaid M., Elganainy D., Koay E., Brock KK. </w:t>
       </w:r>
       <w:r>
         <w:rPr>
@@ -10126,21 +8943,12 @@
         </w:rPr>
         <w:t xml:space="preserve">McCulloch, M., </w:t>
       </w:r>
-      <w:proofErr w:type="spellStart"/>
       <w:r>
         <w:rPr>
           <w:rFonts w:ascii="Times New Roman" w:eastAsia="Times New Roman" w:hAnsi="Times New Roman" w:cs="Times New Roman"/>
           <w:color w:val="000000" w:themeColor="text1"/>
         </w:rPr>
-        <w:t>Cazoulat</w:t>
-      </w:r>
-      <w:proofErr w:type="spellEnd"/>
-      <w:r>
-        <w:rPr>
-          <w:rFonts w:ascii="Times New Roman" w:eastAsia="Times New Roman" w:hAnsi="Times New Roman" w:cs="Times New Roman"/>
-          <w:color w:val="000000" w:themeColor="text1"/>
-        </w:rPr>
-        <w:t xml:space="preserve"> G., Rigaud B., </w:t>
+        <w:t xml:space="preserve">Cazoulat G., Rigaud B., </w:t>
       </w:r>
       <w:r>
         <w:rPr>
@@ -10151,53 +8959,12 @@
         </w:rPr>
         <w:t xml:space="preserve">Anderson B.M., </w:t>
       </w:r>
-      <w:proofErr w:type="spellStart"/>
       <w:r>
         <w:rPr>
           <w:rFonts w:ascii="Times New Roman" w:eastAsia="Times New Roman" w:hAnsi="Times New Roman" w:cs="Times New Roman"/>
           <w:color w:val="000000" w:themeColor="text1"/>
         </w:rPr>
-        <w:t>Kirimli</w:t>
-      </w:r>
-      <w:proofErr w:type="spellEnd"/>
-      <w:r>
-        <w:rPr>
-          <w:rFonts w:ascii="Times New Roman" w:eastAsia="Times New Roman" w:hAnsi="Times New Roman" w:cs="Times New Roman"/>
-          <w:color w:val="000000" w:themeColor="text1"/>
-        </w:rPr>
-        <w:t xml:space="preserve"> E., </w:t>
-      </w:r>
-      <w:proofErr w:type="spellStart"/>
-      <w:r>
-        <w:rPr>
-          <w:rFonts w:ascii="Times New Roman" w:eastAsia="Times New Roman" w:hAnsi="Times New Roman" w:cs="Times New Roman"/>
-          <w:color w:val="000000" w:themeColor="text1"/>
-        </w:rPr>
-        <w:t>Gryshkevych</w:t>
-      </w:r>
-      <w:proofErr w:type="spellEnd"/>
-      <w:r>
-        <w:rPr>
-          <w:rFonts w:ascii="Times New Roman" w:eastAsia="Times New Roman" w:hAnsi="Times New Roman" w:cs="Times New Roman"/>
-          <w:color w:val="000000" w:themeColor="text1"/>
-        </w:rPr>
-        <w:t xml:space="preserve"> S., Svensson S., Ohrt A., Chopra A., Mathew R., Zaid M., </w:t>
-      </w:r>
-      <w:proofErr w:type="spellStart"/>
-      <w:r>
-        <w:rPr>
-          <w:rFonts w:ascii="Times New Roman" w:eastAsia="Times New Roman" w:hAnsi="Times New Roman" w:cs="Times New Roman"/>
-          <w:color w:val="000000" w:themeColor="text1"/>
-        </w:rPr>
-        <w:t>Elganainy</w:t>
-      </w:r>
-      <w:proofErr w:type="spellEnd"/>
-      <w:r>
-        <w:rPr>
-          <w:rFonts w:ascii="Times New Roman" w:eastAsia="Times New Roman" w:hAnsi="Times New Roman" w:cs="Times New Roman"/>
-          <w:color w:val="000000" w:themeColor="text1"/>
-        </w:rPr>
-        <w:t xml:space="preserve"> D., ,Balter P., Koay E., Brock KK.</w:t>
+        <w:t>Kirimli E., Gryshkevych S., Svensson S., Ohrt A., Chopra A., Mathew R., Zaid M., Elganainy D., ,Balter P., Koay E., Brock KK.</w:t>
       </w:r>
       <w:r>
         <w:rPr>
@@ -10410,21 +9177,12 @@
           <w:color w:val="000000" w:themeColor="text1"/>
         </w:rPr>
       </w:pPr>
-      <w:proofErr w:type="spellStart"/>
-      <w:r>
-        <w:rPr>
-          <w:rFonts w:ascii="Times New Roman" w:hAnsi="Times New Roman" w:cs="Times New Roman"/>
-          <w:color w:val="000000" w:themeColor="text1"/>
-        </w:rPr>
-        <w:t>Elhalawani</w:t>
-      </w:r>
-      <w:proofErr w:type="spellEnd"/>
-      <w:r>
-        <w:rPr>
-          <w:rFonts w:ascii="Times New Roman" w:hAnsi="Times New Roman" w:cs="Times New Roman"/>
-          <w:color w:val="000000" w:themeColor="text1"/>
-        </w:rPr>
-        <w:t xml:space="preserve">, H., </w:t>
+      <w:r>
+        <w:rPr>
+          <w:rFonts w:ascii="Times New Roman" w:hAnsi="Times New Roman" w:cs="Times New Roman"/>
+          <w:color w:val="000000" w:themeColor="text1"/>
+        </w:rPr>
+        <w:t xml:space="preserve">Elhalawani, H., </w:t>
       </w:r>
       <w:r>
         <w:rPr>
@@ -10494,25 +9252,7 @@
           <w:color w:val="000000" w:themeColor="text1"/>
           <w:shd w:val="clear" w:color="auto" w:fill="FFFFFF"/>
         </w:rPr>
-        <w:t xml:space="preserve">McCulloch M., </w:t>
-      </w:r>
-      <w:proofErr w:type="spellStart"/>
-      <w:r>
-        <w:rPr>
-          <w:rFonts w:ascii="Times New Roman" w:hAnsi="Times New Roman"/>
-          <w:color w:val="000000" w:themeColor="text1"/>
-          <w:shd w:val="clear" w:color="auto" w:fill="FFFFFF"/>
-        </w:rPr>
-        <w:t>Elhalawani</w:t>
-      </w:r>
-      <w:proofErr w:type="spellEnd"/>
-      <w:r>
-        <w:rPr>
-          <w:rFonts w:ascii="Times New Roman" w:hAnsi="Times New Roman"/>
-          <w:color w:val="000000" w:themeColor="text1"/>
-          <w:shd w:val="clear" w:color="auto" w:fill="FFFFFF"/>
-        </w:rPr>
-        <w:t xml:space="preserve"> H., </w:t>
+        <w:t xml:space="preserve">McCulloch M., Elhalawani H., </w:t>
       </w:r>
       <w:r>
         <w:rPr>
@@ -10629,23 +9369,7 @@
           <w:rFonts w:ascii="Times New Roman" w:hAnsi="Times New Roman"/>
           <w:color w:val="000000" w:themeColor="text1"/>
         </w:rPr>
-        <w:t xml:space="preserve">Ger R., Cardenas C., Rubinstein A., Netherton T., Ingram W., </w:t>
-      </w:r>
-      <w:proofErr w:type="spellStart"/>
-      <w:r>
-        <w:rPr>
-          <w:rFonts w:ascii="Times New Roman" w:hAnsi="Times New Roman"/>
-          <w:color w:val="000000" w:themeColor="text1"/>
-        </w:rPr>
-        <w:t>Fave</w:t>
-      </w:r>
-      <w:proofErr w:type="spellEnd"/>
-      <w:r>
-        <w:rPr>
-          <w:rFonts w:ascii="Times New Roman" w:hAnsi="Times New Roman"/>
-          <w:color w:val="000000" w:themeColor="text1"/>
-        </w:rPr>
-        <w:t xml:space="preserve"> X., Owens C., </w:t>
+        <w:t xml:space="preserve">Ger R., Cardenas C., Rubinstein A., Netherton T., Ingram W., Fave X., Owens C., </w:t>
       </w:r>
       <w:r>
         <w:rPr>
@@ -10724,37 +9448,12 @@
         </w:rPr>
         <w:t xml:space="preserve">, </w:t>
       </w:r>
-      <w:proofErr w:type="spellStart"/>
-      <w:r>
-        <w:rPr>
-          <w:rFonts w:ascii="Times New Roman" w:hAnsi="Times New Roman"/>
-          <w:color w:val="000000" w:themeColor="text1"/>
-        </w:rPr>
-        <w:t>Cazoulat</w:t>
-      </w:r>
-      <w:proofErr w:type="spellEnd"/>
-      <w:r>
-        <w:rPr>
-          <w:rFonts w:ascii="Times New Roman" w:hAnsi="Times New Roman"/>
-          <w:color w:val="000000" w:themeColor="text1"/>
-        </w:rPr>
-        <w:t xml:space="preserve"> G., Zaid M., Chaudhury B., </w:t>
-      </w:r>
-      <w:proofErr w:type="spellStart"/>
-      <w:r>
-        <w:rPr>
-          <w:rFonts w:ascii="Times New Roman" w:hAnsi="Times New Roman"/>
-          <w:color w:val="000000" w:themeColor="text1"/>
-        </w:rPr>
-        <w:t>Elganainy</w:t>
-      </w:r>
-      <w:proofErr w:type="spellEnd"/>
-      <w:r>
-        <w:rPr>
-          <w:rFonts w:ascii="Times New Roman" w:hAnsi="Times New Roman"/>
-          <w:color w:val="000000" w:themeColor="text1"/>
-        </w:rPr>
-        <w:t xml:space="preserve"> D., Koay E., Brock KK</w:t>
+      <w:r>
+        <w:rPr>
+          <w:rFonts w:ascii="Times New Roman" w:hAnsi="Times New Roman"/>
+          <w:color w:val="000000" w:themeColor="text1"/>
+        </w:rPr>
+        <w:t>Cazoulat G., Zaid M., Chaudhury B., Elganainy D., Koay E., Brock KK</w:t>
       </w:r>
       <w:r>
         <w:rPr>
@@ -10794,21 +9493,12 @@
           <w:color w:val="000000" w:themeColor="text1"/>
         </w:rPr>
       </w:pPr>
-      <w:proofErr w:type="spellStart"/>
-      <w:r>
-        <w:rPr>
-          <w:rFonts w:ascii="Times New Roman" w:hAnsi="Times New Roman" w:cs="Times New Roman"/>
-          <w:color w:val="000000" w:themeColor="text1"/>
-        </w:rPr>
-        <w:t>Cazoulat</w:t>
-      </w:r>
-      <w:proofErr w:type="spellEnd"/>
-      <w:r>
-        <w:rPr>
-          <w:rFonts w:ascii="Times New Roman" w:hAnsi="Times New Roman" w:cs="Times New Roman"/>
-          <w:color w:val="000000" w:themeColor="text1"/>
-        </w:rPr>
-        <w:t xml:space="preserve"> G, Chaudhury B, </w:t>
+      <w:r>
+        <w:rPr>
+          <w:rFonts w:ascii="Times New Roman" w:hAnsi="Times New Roman" w:cs="Times New Roman"/>
+          <w:color w:val="000000" w:themeColor="text1"/>
+        </w:rPr>
+        <w:t xml:space="preserve">Cazoulat G, Chaudhury B, </w:t>
       </w:r>
       <w:r>
         <w:rPr>
@@ -10830,23 +9520,7 @@
           <w:rFonts w:ascii="Times New Roman" w:hAnsi="Times New Roman" w:cs="Times New Roman"/>
           <w:color w:val="000000" w:themeColor="text1"/>
         </w:rPr>
-        <w:t xml:space="preserve">Zaid M., </w:t>
-      </w:r>
-      <w:proofErr w:type="spellStart"/>
-      <w:r>
-        <w:rPr>
-          <w:rFonts w:ascii="Times New Roman" w:hAnsi="Times New Roman" w:cs="Times New Roman"/>
-          <w:color w:val="000000" w:themeColor="text1"/>
-        </w:rPr>
-        <w:t>Elganainy</w:t>
-      </w:r>
-      <w:proofErr w:type="spellEnd"/>
-      <w:r>
-        <w:rPr>
-          <w:rFonts w:ascii="Times New Roman" w:hAnsi="Times New Roman" w:cs="Times New Roman"/>
-          <w:color w:val="000000" w:themeColor="text1"/>
-        </w:rPr>
-        <w:t xml:space="preserve"> D., Koay E., Brock KK</w:t>
+        <w:t>Zaid M., Elganainy D., Koay E., Brock KK</w:t>
       </w:r>
       <w:r>
         <w:rPr>
@@ -10950,23 +9624,7 @@
           <w:rFonts w:ascii="Times New Roman" w:hAnsi="Times New Roman" w:cs="Times New Roman"/>
           <w:color w:val="000000" w:themeColor="text1"/>
         </w:rPr>
-        <w:t xml:space="preserve">European Society of Interventional Radiology: Reliability in Percutaneous </w:t>
-      </w:r>
-      <w:proofErr w:type="spellStart"/>
-      <w:r>
-        <w:rPr>
-          <w:rFonts w:ascii="Times New Roman" w:hAnsi="Times New Roman" w:cs="Times New Roman"/>
-          <w:color w:val="000000" w:themeColor="text1"/>
-        </w:rPr>
-        <w:t>Tumour</w:t>
-      </w:r>
-      <w:proofErr w:type="spellEnd"/>
-      <w:r>
-        <w:rPr>
-          <w:rFonts w:ascii="Times New Roman" w:hAnsi="Times New Roman" w:cs="Times New Roman"/>
-          <w:color w:val="000000" w:themeColor="text1"/>
-        </w:rPr>
-        <w:t xml:space="preserve"> Ablation. (2019)</w:t>
+        <w:t>European Society of Interventional Radiology: Reliability in Percutaneous Tumour Ablation. (2019)</w:t>
       </w:r>
     </w:p>
     <w:p>

--- a/Clincal_CV/BMAnderson CV.docx
+++ b/Clincal_CV/BMAnderson CV.docx
@@ -2793,14 +2793,14 @@
           <w:iCs/>
           <w:color w:val="000000" w:themeColor="text1"/>
         </w:rPr>
-        <w:t>Prediction of in-vivo Electronic Portal Imaging Device Transit Images with a Convolutional Neural Network Trained with Patient Data.</w:t>
-      </w:r>
-      <w:r>
-        <w:rPr>
-          <w:rFonts w:ascii="Times New Roman" w:hAnsi="Times New Roman" w:cs="Times New Roman"/>
-          <w:color w:val="000000" w:themeColor="text1"/>
-        </w:rPr>
-        <w:t xml:space="preserve"> Medical Physics 11/2024</w:t>
+        <w:t>Rapid in vivo EPID image prediction using a combination of analytically calculated attenuation and AI predicted scatter.</w:t>
+      </w:r>
+      <w:r>
+        <w:rPr>
+          <w:rFonts w:ascii="Times New Roman" w:hAnsi="Times New Roman" w:cs="Times New Roman"/>
+          <w:color w:val="000000" w:themeColor="text1"/>
+        </w:rPr>
+        <w:t xml:space="preserve"> Medical Physics 02/2025</w:t>
       </w:r>
     </w:p>
     <w:p>
@@ -2984,7 +2984,7 @@
           <w:rFonts w:ascii="Times New Roman" w:hAnsi="Times New Roman" w:cs="Times New Roman"/>
           <w:color w:val="000000" w:themeColor="text1"/>
         </w:rPr>
-        <w:t xml:space="preserve">Lin YM, Paolucci I, O'Connor CS, </w:t>
+        <w:t xml:space="preserve">Reber B, Van Dijk L, </w:t>
       </w:r>
       <w:r>
         <w:rPr>
@@ -2993,14 +2993,14 @@
           <w:bCs/>
           <w:color w:val="000000" w:themeColor="text1"/>
         </w:rPr>
-        <w:t>Anderson B.M</w:t>
-      </w:r>
-      <w:r>
-        <w:rPr>
-          <w:rFonts w:ascii="Times New Roman" w:hAnsi="Times New Roman" w:cs="Times New Roman"/>
-          <w:color w:val="000000" w:themeColor="text1"/>
-        </w:rPr>
-        <w:t xml:space="preserve">, Rigaud B, Fellman BM, Jones KA, Brock KK, Odisio BC. </w:t>
+        <w:t xml:space="preserve">Anderson B.M</w:t>
+      </w:r>
+      <w:r>
+        <w:rPr>
+          <w:rFonts w:ascii="Times New Roman" w:hAnsi="Times New Roman" w:cs="Times New Roman"/>
+          <w:color w:val="000000" w:themeColor="text1"/>
+        </w:rPr>
+        <w:t xml:space="preserve">, Mohamed ASR, Fuller C, Lai S, Brock K. </w:t>
       </w:r>
       <w:r>
         <w:rPr>
@@ -3009,14 +3009,14 @@
           <w:iCs/>
           <w:color w:val="000000" w:themeColor="text1"/>
         </w:rPr>
-        <w:t>Ablative Margins of Colorectal Liver Metastases Using Deformable CT Image Registration and Autosegmentation</w:t>
-      </w:r>
-      <w:r>
-        <w:rPr>
-          <w:rFonts w:ascii="Times New Roman" w:hAnsi="Times New Roman" w:cs="Times New Roman"/>
-          <w:color w:val="000000" w:themeColor="text1"/>
-        </w:rPr>
-        <w:t>. Radiology. 04/2023</w:t>
+        <w:t xml:space="preserve">Comparison of Machine-Learning and Deep-Learning Methods for the Prediction of Osteoradionecrosis Resulting From Head and Neck Cancer Radiation Therapy.</w:t>
+      </w:r>
+      <w:r>
+        <w:rPr>
+          <w:rFonts w:ascii="Times New Roman" w:hAnsi="Times New Roman" w:cs="Times New Roman"/>
+          <w:color w:val="000000" w:themeColor="text1"/>
+        </w:rPr>
+        <w:t xml:space="preserve"> Advances in Radiation Oncology 07/2023</w:t>
       </w:r>
     </w:p>
     <w:p>
@@ -3028,18 +3028,18 @@
           <w:ilvl w:val="0"/>
           <w:numId w:val="8"/>
         </w:numPr>
-        <w:spacing w:after="60"/>
-        <w:rPr>
-          <w:rFonts w:ascii="Times New Roman" w:hAnsi="Times New Roman" w:cs="Times New Roman"/>
-          <w:color w:val="000000" w:themeColor="text1"/>
-        </w:rPr>
-      </w:pPr>
-      <w:r>
-        <w:rPr>
-          <w:rFonts w:ascii="Times New Roman" w:hAnsi="Times New Roman" w:cs="Times New Roman"/>
-          <w:color w:val="000000" w:themeColor="text1"/>
-        </w:rPr>
-        <w:t xml:space="preserve">Rigaud B, Weaver O.O, Dennison J. B, Awais M, </w:t>
+        <w:spacing w:after="60" w:line="240" w:lineRule="auto"/>
+        <w:rPr>
+          <w:rFonts w:ascii="Times New Roman" w:hAnsi="Times New Roman" w:cs="Times New Roman"/>
+          <w:color w:val="000000" w:themeColor="text1"/>
+        </w:rPr>
+      </w:pPr>
+      <w:r>
+        <w:rPr>
+          <w:rFonts w:ascii="Times New Roman" w:hAnsi="Times New Roman" w:cs="Times New Roman"/>
+          <w:color w:val="000000" w:themeColor="text1"/>
+        </w:rPr>
+        <w:t xml:space="preserve">Lin YM, Paolucci I, O'Connor CS, </w:t>
       </w:r>
       <w:r>
         <w:rPr>
@@ -3048,14 +3048,14 @@
           <w:bCs/>
           <w:color w:val="000000" w:themeColor="text1"/>
         </w:rPr>
-        <w:t>Anderson B.M,</w:t>
-      </w:r>
-      <w:r>
-        <w:rPr>
-          <w:rFonts w:ascii="Times New Roman" w:hAnsi="Times New Roman" w:cs="Times New Roman"/>
-          <w:color w:val="000000" w:themeColor="text1"/>
-        </w:rPr>
-        <w:t xml:space="preserve"> Chiang T-Y. D, Yang W. T, Hanash S. M, Brock K. K </w:t>
+        <w:t>Anderson B.M</w:t>
+      </w:r>
+      <w:r>
+        <w:rPr>
+          <w:rFonts w:ascii="Times New Roman" w:hAnsi="Times New Roman" w:cs="Times New Roman"/>
+          <w:color w:val="000000" w:themeColor="text1"/>
+        </w:rPr>
+        <w:t xml:space="preserve">, Rigaud B, Fellman BM, Jones KA, Brock KK, Odisio BC. </w:t>
       </w:r>
       <w:r>
         <w:rPr>
@@ -3064,6 +3064,61 @@
           <w:iCs/>
           <w:color w:val="000000" w:themeColor="text1"/>
         </w:rPr>
+        <w:t>Ablative Margins of Colorectal Liver Metastases Using Deformable CT Image Registration and Autosegmentation</w:t>
+      </w:r>
+      <w:r>
+        <w:rPr>
+          <w:rFonts w:ascii="Times New Roman" w:hAnsi="Times New Roman" w:cs="Times New Roman"/>
+          <w:color w:val="000000" w:themeColor="text1"/>
+        </w:rPr>
+        <w:t>. Radiology. 04/2023</w:t>
+      </w:r>
+    </w:p>
+    <w:p>
+      <w:pPr>
+        <w:pStyle w:val="ListParagraph"/>
+        <w:keepNext/>
+        <w:keepLines/>
+        <w:numPr>
+          <w:ilvl w:val="0"/>
+          <w:numId w:val="8"/>
+        </w:numPr>
+        <w:spacing w:after="60"/>
+        <w:rPr>
+          <w:rFonts w:ascii="Times New Roman" w:hAnsi="Times New Roman" w:cs="Times New Roman"/>
+          <w:color w:val="000000" w:themeColor="text1"/>
+        </w:rPr>
+      </w:pPr>
+      <w:r>
+        <w:rPr>
+          <w:rFonts w:ascii="Times New Roman" w:hAnsi="Times New Roman" w:cs="Times New Roman"/>
+          <w:color w:val="000000" w:themeColor="text1"/>
+        </w:rPr>
+        <w:t xml:space="preserve">Rigaud B, Weaver O.O, Dennison J. B, Awais M, </w:t>
+      </w:r>
+      <w:r>
+        <w:rPr>
+          <w:rFonts w:ascii="Times New Roman" w:hAnsi="Times New Roman" w:cs="Times New Roman"/>
+          <w:b/>
+          <w:bCs/>
+          <w:color w:val="000000" w:themeColor="text1"/>
+        </w:rPr>
+        <w:t>Anderson B.M,</w:t>
+      </w:r>
+      <w:r>
+        <w:rPr>
+          <w:rFonts w:ascii="Times New Roman" w:hAnsi="Times New Roman" w:cs="Times New Roman"/>
+          <w:color w:val="000000" w:themeColor="text1"/>
+        </w:rPr>
+        <w:t xml:space="preserve"> Chiang T-Y. D, Yang W. T, Hanash S. M, Brock K. K </w:t>
+      </w:r>
+      <w:r>
+        <w:rPr>
+          <w:rFonts w:ascii="Times New Roman" w:hAnsi="Times New Roman" w:cs="Times New Roman"/>
+          <w:i/>
+          <w:iCs/>
+          <w:color w:val="000000" w:themeColor="text1"/>
+        </w:rPr>
         <w:t>Deep Learning Models for Automated Assessment of Breast Density Using Multiple Mammographic Image Types.</w:t>
       </w:r>
       <w:r>
@@ -3072,6 +3127,61 @@
           <w:color w:val="000000" w:themeColor="text1"/>
         </w:rPr>
         <w:t xml:space="preserve"> Cancers 10/2022</w:t>
+      </w:r>
+    </w:p>
+    <w:p>
+      <w:pPr>
+        <w:pStyle w:val="ListParagraph"/>
+        <w:keepNext/>
+        <w:keepLines/>
+        <w:numPr>
+          <w:ilvl w:val="0"/>
+          <w:numId w:val="8"/>
+        </w:numPr>
+        <w:spacing w:after="60" w:line="240" w:lineRule="auto"/>
+        <w:rPr>
+          <w:rFonts w:ascii="Times New Roman" w:hAnsi="Times New Roman" w:cs="Times New Roman"/>
+          <w:color w:val="000000" w:themeColor="text1"/>
+        </w:rPr>
+      </w:pPr>
+      <w:r>
+        <w:rPr>
+          <w:rFonts w:ascii="Times New Roman" w:hAnsi="Times New Roman" w:cs="Times New Roman"/>
+          <w:color w:val="000000" w:themeColor="text1"/>
+        </w:rPr>
+        <w:t xml:space="preserve">McCulloch MM, Cazoulat G, Svensson S, Gryshkevych S, Rigaud B, </w:t>
+      </w:r>
+      <w:r>
+        <w:rPr>
+          <w:rFonts w:ascii="Times New Roman" w:hAnsi="Times New Roman" w:cs="Times New Roman"/>
+          <w:b/>
+          <w:bCs/>
+          <w:color w:val="000000" w:themeColor="text1"/>
+        </w:rPr>
+        <w:t xml:space="preserve">Anderson B.M</w:t>
+      </w:r>
+      <w:r>
+        <w:rPr>
+          <w:rFonts w:ascii="Times New Roman" w:hAnsi="Times New Roman" w:cs="Times New Roman"/>
+          <w:color w:val="000000" w:themeColor="text1"/>
+        </w:rPr>
+        <w:t xml:space="preserve">, Kirimli E, De B, Mathew RT, Zaid M, Elganainy D, Peterson CB, Balter P, Koay EJ, Brock KK. </w:t>
+      </w:r>
+      <w:r>
+        <w:rPr>
+          <w:rFonts w:ascii="Times New Roman" w:hAnsi="Times New Roman" w:cs="Times New Roman"/>
+          <w:i/>
+          <w:iCs/>
+          <w:color w:val="000000" w:themeColor="text1"/>
+        </w:rPr>
+        <w:t xml:space="preserve">Leveraging deep learning-based segmentation and contours-driven deformable registration for dose accumulation in abdominal structures.</w:t>
+      </w:r>
+      <w:r>
+        <w:rPr>
+          <w:rFonts w:ascii="Times New Roman" w:hAnsi="Times New Roman" w:cs="Times New Roman"/>
+          <w:color w:val="000000" w:themeColor="text1"/>
+        </w:rPr>
+        <w:t xml:space="preserve"> Frontiers in Oncology 10/2022</w:t>
       </w:r>
     </w:p>
     <w:p>
@@ -4050,6 +4160,116 @@
           <w:color w:val="000000" w:themeColor="text1"/>
         </w:rPr>
         <w:t xml:space="preserve"> Physics in Medicine and Biology 07/2019</w:t>
+      </w:r>
+    </w:p>
+    <w:p>
+      <w:pPr>
+        <w:pStyle w:val="ListParagraph"/>
+        <w:keepNext/>
+        <w:keepLines/>
+        <w:numPr>
+          <w:ilvl w:val="0"/>
+          <w:numId w:val="8"/>
+        </w:numPr>
+        <w:spacing w:after="60" w:line="240" w:lineRule="auto"/>
+        <w:rPr>
+          <w:rFonts w:ascii="Times New Roman" w:hAnsi="Times New Roman" w:cs="Times New Roman"/>
+          <w:color w:val="000000" w:themeColor="text1"/>
+        </w:rPr>
+      </w:pPr>
+      <w:r>
+        <w:rPr>
+          <w:rFonts w:ascii="Times New Roman" w:hAnsi="Times New Roman" w:cs="Times New Roman"/>
+          <w:color w:val="000000" w:themeColor="text1"/>
+        </w:rPr>
+        <w:t xml:space="preserve">Cardenas CE, Yang J, </w:t>
+      </w:r>
+      <w:r>
+        <w:rPr>
+          <w:rFonts w:ascii="Times New Roman" w:hAnsi="Times New Roman" w:cs="Times New Roman"/>
+          <w:b/>
+          <w:bCs/>
+          <w:color w:val="000000" w:themeColor="text1"/>
+        </w:rPr>
+        <w:t xml:space="preserve">Anderson B.M</w:t>
+      </w:r>
+      <w:r>
+        <w:rPr>
+          <w:rFonts w:ascii="Times New Roman" w:hAnsi="Times New Roman" w:cs="Times New Roman"/>
+          <w:color w:val="000000" w:themeColor="text1"/>
+        </w:rPr>
+        <w:t xml:space="preserve">, Court LE, Brock KK. </w:t>
+      </w:r>
+      <w:r>
+        <w:rPr>
+          <w:rFonts w:ascii="Times New Roman" w:hAnsi="Times New Roman" w:cs="Times New Roman"/>
+          <w:i/>
+          <w:iCs/>
+          <w:color w:val="000000" w:themeColor="text1"/>
+        </w:rPr>
+        <w:t xml:space="preserve">Advances in Auto-Segmentation.</w:t>
+      </w:r>
+      <w:r>
+        <w:rPr>
+          <w:rFonts w:ascii="Times New Roman" w:hAnsi="Times New Roman" w:cs="Times New Roman"/>
+          <w:color w:val="000000" w:themeColor="text1"/>
+        </w:rPr>
+        <w:t xml:space="preserve"> Seminars in Radiation Oncology 07/2019</w:t>
+      </w:r>
+    </w:p>
+    <w:p>
+      <w:pPr>
+        <w:pStyle w:val="ListParagraph"/>
+        <w:keepNext/>
+        <w:keepLines/>
+        <w:numPr>
+          <w:ilvl w:val="0"/>
+          <w:numId w:val="8"/>
+        </w:numPr>
+        <w:spacing w:after="60" w:line="240" w:lineRule="auto"/>
+        <w:rPr>
+          <w:rFonts w:ascii="Times New Roman" w:hAnsi="Times New Roman" w:cs="Times New Roman"/>
+          <w:color w:val="000000" w:themeColor="text1"/>
+        </w:rPr>
+      </w:pPr>
+      <w:r>
+        <w:rPr>
+          <w:rFonts w:ascii="Times New Roman" w:hAnsi="Times New Roman" w:cs="Times New Roman"/>
+          <w:color w:val="000000" w:themeColor="text1"/>
+        </w:rPr>
+        <w:t xml:space="preserve">Yang Z, Chang Y, Brock KK, Cazoulat G, Koay EJ, Koong AC, Herman JM, Park PC, Poenisch F, Li Q, Yang K, Wu G, </w:t>
+      </w:r>
+      <w:r>
+        <w:rPr>
+          <w:rFonts w:ascii="Times New Roman" w:hAnsi="Times New Roman" w:cs="Times New Roman"/>
+          <w:b/>
+          <w:bCs/>
+          <w:color w:val="000000" w:themeColor="text1"/>
+        </w:rPr>
+        <w:t xml:space="preserve">Anderson B.M</w:t>
+      </w:r>
+      <w:r>
+        <w:rPr>
+          <w:rFonts w:ascii="Times New Roman" w:hAnsi="Times New Roman" w:cs="Times New Roman"/>
+          <w:color w:val="000000" w:themeColor="text1"/>
+        </w:rPr>
+        <w:t xml:space="preserve">, Ohrt AN, Li Y, Zhu XR, Zhang X, Li H. </w:t>
+      </w:r>
+      <w:r>
+        <w:rPr>
+          <w:rFonts w:ascii="Times New Roman" w:hAnsi="Times New Roman" w:cs="Times New Roman"/>
+          <w:i/>
+          <w:iCs/>
+          <w:color w:val="000000" w:themeColor="text1"/>
+        </w:rPr>
+        <w:t xml:space="preserve">Effect of setup and inter-fraction anatomical changes on the accumulated dose in CT-guided breath-hold intensity modulated proton therapy of liver malignancies.</w:t>
+      </w:r>
+      <w:r>
+        <w:rPr>
+          <w:rFonts w:ascii="Times New Roman" w:hAnsi="Times New Roman" w:cs="Times New Roman"/>
+          <w:color w:val="000000" w:themeColor="text1"/>
+        </w:rPr>
+        <w:t xml:space="preserve"> Radiotherapy and Oncology 05/2019</w:t>
       </w:r>
     </w:p>
     <w:p>

--- a/Clincal_CV/BMAnderson CV.docx
+++ b/Clincal_CV/BMAnderson CV.docx
@@ -1502,7 +1502,7 @@
           <w:rFonts w:ascii="Times New Roman" w:hAnsi="Times New Roman" w:cs="Times New Roman"/>
           <w:color w:val="000000" w:themeColor="text1"/>
         </w:rPr>
-        <w:t xml:space="preserve"> place poster in Physics/DHE Research</w:t>
+        <w:t xml:space="preserve"> place poster in Physics/DHE Research (2025)</w:t>
       </w:r>
     </w:p>
     <w:p>
@@ -2688,7 +2688,7 @@
           <w:rFonts w:ascii="Times New Roman" w:hAnsi="Times New Roman" w:cs="Times New Roman"/>
           <w:color w:val="000000" w:themeColor="text1"/>
         </w:rPr>
-        <w:t xml:space="preserve">, O’Connor C.S, Rigaud B., Briones-Dimayuga M., Jones A.K., Fellman B.M, Huang S.Y., Kuban J., Metwalli Z. A., Sheth R., Habiboullahi P., Patel M., Shan K. Y., Cox V. L., Kang HS. C., Mooris V. K, Koptez S., Javle M.M., Kaseb A., Tzeng CW., Cao HT., Newhook T., Chun Y. S., Vauthey JN., Gupta S., Paolucci I., Brock K.K. </w:t>
+        <w:t xml:space="preserve">, O’Connor C.S, Rigaud B., Briones-Dimayuga M., Jones A.K., Fellman B.M, Huang S.Y., Kuban J., Metwalli Z. A., Sheth R., Habibollahi P., Patel M., Shan K. Y., Cox V. L., Kang HS. C., Morris V. K, Kopetz S., Javle M.M., Kaseb A., Tzeng CW., Cao HT., Newhook T., Chun Y. S., Vauthey JN., Gupta S., Paolucci I., Brock K.K. </w:t>
       </w:r>
       <w:r>
         <w:rPr>
@@ -2697,7 +2697,7 @@
           <w:iCs/>
           <w:color w:val="000000" w:themeColor="text1"/>
         </w:rPr>
-        <w:t xml:space="preserve">“Software-based versus visual assessment of minimal ablative margin in patients with liver tumours undergoing percutaneous thermal ablation (COVER-ALL): a randomized phased 2 trial.</w:t>
+        <w:t>Software-based versus visual assessment of the minimal ablative margin in patients with liver tumours undergoing percutaneous thermal ablation (COVER-ALL): a randomised controlled phase 2 trial.</w:t>
       </w:r>
       <w:r>
         <w:rPr>
@@ -2903,7 +2903,7 @@
           <w:rFonts w:ascii="Times New Roman" w:hAnsi="Times New Roman" w:cs="Times New Roman"/>
           <w:color w:val="000000" w:themeColor="text1"/>
         </w:rPr>
-        <w:t xml:space="preserve"> Radiation Oncology Physics (04/2024)</w:t>
+        <w:t xml:space="preserve"> Journal of Applied Clinical Medical Physics 06/2024</w:t>
       </w:r>
     </w:p>
     <w:p>
@@ -2961,7 +2961,7 @@
           <w:bCs/>
           <w:color w:val="000000" w:themeColor="text1"/>
         </w:rPr>
-        <w:t xml:space="preserve"> Radiation Oncology Physics 09/2023</w:t>
+        <w:t xml:space="preserve"> Journal of Applied Clinical Medical Physics 12/2023</w:t>
       </w:r>
     </w:p>
     <w:p>

--- a/Clincal_CV/BMAnderson CV.docx
+++ b/Clincal_CV/BMAnderson CV.docx
@@ -1086,6 +1086,32 @@
           <w:color w:val="000000" w:themeColor="text1"/>
           <w:u w:val="single"/>
         </w:rPr>
+        <w:t xml:space="preserve">MD Anderson, UT House Medics</w:t>
+      </w:r>
+      <w:r>
+        <w:rPr>
+          <w:rFonts w:ascii="Times New Roman" w:hAnsi="Times New Roman" w:cs="Times New Roman"/>
+          <w:color w:val="000000" w:themeColor="text1"/>
+        </w:rPr>
+        <w:t>: Community outreach assisting elderly citizens with home renovation and reconstruction (2016, 2018)</w:t>
+      </w:r>
+    </w:p>
+    <w:p>
+      <w:pPr>
+        <w:keepNext/>
+        <w:keepLines/>
+        <w:spacing w:after="60" w:line="240" w:lineRule="auto"/>
+        <w:rPr>
+          <w:rFonts w:ascii="Times New Roman" w:hAnsi="Times New Roman" w:cs="Times New Roman"/>
+          <w:color w:val="000000" w:themeColor="text1"/>
+        </w:rPr>
+      </w:pPr>
+      <w:r>
+        <w:rPr>
+          <w:rFonts w:ascii="Times New Roman" w:hAnsi="Times New Roman" w:cs="Times New Roman"/>
+          <w:color w:val="000000" w:themeColor="text1"/>
+          <w:u w:val="single"/>
+        </w:rPr>
         <w:t xml:space="preserve">Houston, TX, St. Vincent de Paul Food Fair</w:t>
       </w:r>
       <w:r>
@@ -1146,32 +1172,6 @@
           <w:color w:val="000000" w:themeColor="text1"/>
         </w:rPr>
         <w:t>Assisted in the removal of drywall, floor paneling, and ruined furniture of a local home affected by Hurricane Harvey (2017)</w:t>
-      </w:r>
-    </w:p>
-    <w:p>
-      <w:pPr>
-        <w:keepNext/>
-        <w:keepLines/>
-        <w:spacing w:after="60" w:line="240" w:lineRule="auto"/>
-        <w:rPr>
-          <w:rFonts w:ascii="Times New Roman" w:hAnsi="Times New Roman" w:cs="Times New Roman"/>
-          <w:color w:val="000000" w:themeColor="text1"/>
-        </w:rPr>
-      </w:pPr>
-      <w:r>
-        <w:rPr>
-          <w:rFonts w:ascii="Times New Roman" w:hAnsi="Times New Roman" w:cs="Times New Roman"/>
-          <w:color w:val="000000" w:themeColor="text1"/>
-          <w:u w:val="single"/>
-        </w:rPr>
-        <w:t xml:space="preserve">MD Anderson, UT House Medics</w:t>
-      </w:r>
-      <w:r>
-        <w:rPr>
-          <w:rFonts w:ascii="Times New Roman" w:hAnsi="Times New Roman" w:cs="Times New Roman"/>
-          <w:color w:val="000000" w:themeColor="text1"/>
-        </w:rPr>
-        <w:t>: Community outreach assisting elderly citizens with home renovation and reconstruction (2016, 2018)</w:t>
       </w:r>
     </w:p>
     <w:p>

--- a/Clincal_CV/BMAnderson CV.docx
+++ b/Clincal_CV/BMAnderson CV.docx
@@ -484,6 +484,19 @@
     </w:p>
     <w:p>
       <w:pPr>
+        <w:spacing w:before="80" w:after="40"/>
+      </w:pPr>
+      <w:r>
+        <w:rPr>
+          <w:rFonts w:ascii="Times New Roman" w:hAnsi="Times New Roman"/>
+          <w:b/>
+          <w:u w:val="single"/>
+        </w:rPr>
+        <w:t>Treatment Planning &amp; Information Systems</w:t>
+      </w:r>
+    </w:p>
+    <w:p>
+      <w:pPr>
         <w:keepNext/>
         <w:keepLines/>
         <w:spacing w:after="60" w:line="240" w:lineRule="auto"/>
@@ -557,20 +570,15 @@
     </w:p>
     <w:p>
       <w:pPr>
-        <w:keepNext/>
-        <w:keepLines/>
-        <w:spacing w:after="60" w:line="240" w:lineRule="auto"/>
-        <w:rPr>
-          <w:rFonts w:ascii="Times New Roman" w:hAnsi="Times New Roman" w:cs="Times New Roman"/>
-          <w:color w:val="000000" w:themeColor="text1"/>
-        </w:rPr>
-      </w:pPr>
-      <w:r>
-        <w:rPr>
-          <w:rFonts w:ascii="Times New Roman" w:hAnsi="Times New Roman" w:cs="Times New Roman"/>
-          <w:color w:val="000000" w:themeColor="text1"/>
-        </w:rPr>
-        <w:t>LINACs:</w:t>
+        <w:spacing w:before="80" w:after="40"/>
+      </w:pPr>
+      <w:r>
+        <w:rPr>
+          <w:rFonts w:ascii="Times New Roman" w:hAnsi="Times New Roman"/>
+          <w:b/>
+          <w:u w:val="single"/>
+        </w:rPr>
+        <w:t>Linear Accelerators</w:t>
       </w:r>
     </w:p>
     <w:p>
@@ -613,6 +621,19 @@
     </w:p>
     <w:p>
       <w:pPr>
+        <w:spacing w:before="80" w:after="40"/>
+      </w:pPr>
+      <w:r>
+        <w:rPr>
+          <w:rFonts w:ascii="Times New Roman" w:hAnsi="Times New Roman"/>
+          <w:b/>
+          <w:u w:val="single"/>
+        </w:rPr>
+        <w:t>Brachytherapy</w:t>
+      </w:r>
+    </w:p>
+    <w:p>
+      <w:pPr>
         <w:keepNext/>
         <w:keepLines/>
         <w:spacing w:after="60" w:line="240" w:lineRule="auto"/>
@@ -649,24 +670,885 @@
     </w:p>
     <w:p>
       <w:pPr>
+        <w:spacing w:before="80" w:after="40"/>
+      </w:pPr>
+      <w:r>
+        <w:rPr>
+          <w:rFonts w:ascii="Times New Roman" w:hAnsi="Times New Roman"/>
+          <w:b/>
+          <w:i w:val="0"/>
+          <w:u w:val="single"/>
+        </w:rPr>
+        <w:t>American Association of Physicists in Medicine (AAPM)</w:t>
+      </w:r>
+    </w:p>
+    <w:p>
+      <w:pPr>
+        <w:spacing w:before="40" w:after="40"/>
+      </w:pPr>
+      <w:r>
+        <w:rPr>
+          <w:rFonts w:ascii="Times New Roman" w:hAnsi="Times New Roman"/>
+          <w:b w:val="0"/>
+          <w:i/>
+          <w:u w:val="single"/>
+        </w:rPr>
+        <w:t>Committees &amp; Working Groups</w:t>
+      </w:r>
+    </w:p>
+    <w:p>
+      <w:pPr>
+        <w:tabs>
+          <w:tab w:val="left" w:pos="2016"/>
+        </w:tabs>
+        <w:spacing w:after="60"/>
+        <w:ind w:left="2016" w:hanging="2016"/>
+      </w:pPr>
+      <w:r>
+        <w:rPr>
+          <w:rFonts w:ascii="Times New Roman" w:hAnsi="Times New Roman"/>
+          <w:sz w:val="22"/>
+        </w:rPr>
+        <w:t>2026 – Present</w:t>
+      </w:r>
+      <w:r>
+        <w:rPr>
+          <w:rFonts w:ascii="Times New Roman" w:hAnsi="Times New Roman"/>
+          <w:sz w:val="22"/>
+        </w:rPr>
+        <w:tab/>
+      </w:r>
+      <w:r>
+        <w:rPr>
+          <w:rFonts w:ascii="Times New Roman" w:hAnsi="Times New Roman"/>
+          <w:sz w:val="22"/>
+          <w:u w:val="single"/>
+        </w:rPr>
+        <w:t>QUANTEC 2 Working Group (Q2WG)</w:t>
+      </w:r>
+      <w:r>
+        <w:rPr>
+          <w:rFonts w:ascii="Times New Roman" w:hAnsi="Times New Roman"/>
+          <w:sz w:val="22"/>
+        </w:rPr>
+        <w:t>: Member</w:t>
+      </w:r>
+    </w:p>
+    <w:p>
+      <w:pPr>
+        <w:tabs>
+          <w:tab w:val="left" w:pos="2016"/>
+        </w:tabs>
+        <w:spacing w:after="60"/>
+        <w:ind w:left="2016" w:hanging="2016"/>
+      </w:pPr>
+      <w:r>
+        <w:rPr>
+          <w:rFonts w:ascii="Times New Roman" w:hAnsi="Times New Roman"/>
+          <w:sz w:val="22"/>
+        </w:rPr>
+        <w:t>2024 – Present</w:t>
+      </w:r>
+      <w:r>
+        <w:rPr>
+          <w:rFonts w:ascii="Times New Roman" w:hAnsi="Times New Roman"/>
+          <w:sz w:val="22"/>
+        </w:rPr>
+        <w:tab/>
+      </w:r>
+      <w:r>
+        <w:rPr>
+          <w:rFonts w:ascii="Times New Roman" w:hAnsi="Times New Roman"/>
+          <w:sz w:val="22"/>
+          <w:u w:val="single"/>
+        </w:rPr>
+        <w:t>Machine Intelligence Subcommittee (MIS)</w:t>
+      </w:r>
+      <w:r>
+        <w:rPr>
+          <w:rFonts w:ascii="Times New Roman" w:hAnsi="Times New Roman"/>
+          <w:sz w:val="22"/>
+        </w:rPr>
+        <w:t>: Member</w:t>
+      </w:r>
+    </w:p>
+    <w:p>
+      <w:pPr>
+        <w:tabs>
+          <w:tab w:val="left" w:pos="2016"/>
+        </w:tabs>
+        <w:spacing w:after="60"/>
+        <w:ind w:left="2016" w:hanging="2016"/>
+      </w:pPr>
+      <w:r>
+        <w:rPr>
+          <w:rFonts w:ascii="Times New Roman" w:hAnsi="Times New Roman"/>
+          <w:sz w:val="22"/>
+        </w:rPr>
+        <w:t>2023 – Present</w:t>
+      </w:r>
+      <w:r>
+        <w:rPr>
+          <w:rFonts w:ascii="Times New Roman" w:hAnsi="Times New Roman"/>
+          <w:sz w:val="22"/>
+        </w:rPr>
+        <w:tab/>
+      </w:r>
+      <w:r>
+        <w:rPr>
+          <w:rFonts w:ascii="Times New Roman" w:hAnsi="Times New Roman"/>
+          <w:sz w:val="22"/>
+          <w:u w:val="single"/>
+        </w:rPr>
+        <w:t>Medical Physics Board of Associate Editors (MPBAE)</w:t>
+      </w:r>
+      <w:r>
+        <w:rPr>
+          <w:rFonts w:ascii="Times New Roman" w:hAnsi="Times New Roman"/>
+          <w:sz w:val="22"/>
+        </w:rPr>
+        <w:t>: Member</w:t>
+      </w:r>
+    </w:p>
+    <w:p>
+      <w:pPr>
+        <w:tabs>
+          <w:tab w:val="left" w:pos="2016"/>
+        </w:tabs>
+        <w:spacing w:after="60"/>
+        <w:ind w:left="2016" w:hanging="2016"/>
+      </w:pPr>
+      <w:r>
+        <w:rPr>
+          <w:rFonts w:ascii="Times New Roman" w:hAnsi="Times New Roman"/>
+          <w:sz w:val="22"/>
+        </w:rPr>
+        <w:t>2021 – Present</w:t>
+      </w:r>
+      <w:r>
+        <w:rPr>
+          <w:rFonts w:ascii="Times New Roman" w:hAnsi="Times New Roman"/>
+          <w:sz w:val="22"/>
+        </w:rPr>
+        <w:tab/>
+      </w:r>
+      <w:r>
+        <w:rPr>
+          <w:rFonts w:ascii="Times New Roman" w:hAnsi="Times New Roman"/>
+          <w:sz w:val="22"/>
+          <w:u w:val="single"/>
+        </w:rPr>
+        <w:t>Task Group 263: Standardizing Nomenclatures in Radiation Oncology</w:t>
+      </w:r>
+      <w:r>
+        <w:rPr>
+          <w:rFonts w:ascii="Times New Roman" w:hAnsi="Times New Roman"/>
+          <w:sz w:val="22"/>
+        </w:rPr>
+        <w:t>: Member</w:t>
+      </w:r>
+    </w:p>
+    <w:p>
+      <w:pPr>
+        <w:spacing w:before="40" w:after="40"/>
+      </w:pPr>
+      <w:r>
+        <w:rPr>
+          <w:rFonts w:ascii="Times New Roman" w:hAnsi="Times New Roman"/>
+          <w:b w:val="0"/>
+          <w:i/>
+          <w:u w:val="single"/>
+        </w:rPr>
+        <w:t>Other Service</w:t>
+      </w:r>
+    </w:p>
+    <w:p>
+      <w:pPr>
+        <w:tabs>
+          <w:tab w:val="left" w:pos="2016"/>
+        </w:tabs>
+        <w:spacing w:after="60"/>
+        <w:ind w:left="2016" w:hanging="2016"/>
+      </w:pPr>
+      <w:r>
+        <w:rPr>
+          <w:rFonts w:ascii="Times New Roman" w:hAnsi="Times New Roman"/>
+          <w:sz w:val="22"/>
+        </w:rPr>
+        <w:t>2019</w:t>
+      </w:r>
+      <w:r>
+        <w:rPr>
+          <w:rFonts w:ascii="Times New Roman" w:hAnsi="Times New Roman"/>
+          <w:sz w:val="22"/>
+        </w:rPr>
+        <w:tab/>
+      </w:r>
+      <w:r>
+        <w:rPr>
+          <w:rFonts w:ascii="Times New Roman" w:hAnsi="Times New Roman"/>
+          <w:sz w:val="22"/>
+          <w:u w:val="single"/>
+        </w:rPr>
+        <w:t>Summer School, Teaching Assistant</w:t>
+      </w:r>
+      <w:r>
+        <w:rPr>
+          <w:rFonts w:ascii="Times New Roman" w:hAnsi="Times New Roman"/>
+          <w:sz w:val="22"/>
+        </w:rPr>
+        <w:t>: Assisted in creation, distribution, and implementation of workbooks for the annual conference</w:t>
+      </w:r>
+    </w:p>
+    <w:p>
+      <w:pPr>
+        <w:tabs>
+          <w:tab w:val="left" w:pos="2016"/>
+        </w:tabs>
+        <w:spacing w:after="60"/>
+        <w:ind w:left="2016" w:hanging="2016"/>
+      </w:pPr>
+      <w:r>
+        <w:rPr>
+          <w:rFonts w:ascii="Times New Roman" w:hAnsi="Times New Roman"/>
+          <w:sz w:val="22"/>
+        </w:rPr>
+        <w:t>2018 – 2019</w:t>
+      </w:r>
+      <w:r>
+        <w:rPr>
+          <w:rFonts w:ascii="Times New Roman" w:hAnsi="Times New Roman"/>
+          <w:sz w:val="22"/>
+        </w:rPr>
+        <w:tab/>
+      </w:r>
+      <w:r>
+        <w:rPr>
+          <w:rFonts w:ascii="Times New Roman" w:hAnsi="Times New Roman"/>
+          <w:sz w:val="22"/>
+          <w:u w:val="single"/>
+        </w:rPr>
+        <w:t>WizKids</w:t>
+      </w:r>
+      <w:r>
+        <w:rPr>
+          <w:rFonts w:ascii="Times New Roman" w:hAnsi="Times New Roman"/>
+          <w:sz w:val="22"/>
+        </w:rPr>
+        <w:t>: A STEM outreach program where we volunteer to educate local students on medical physics and other STEM opportunities, volunteered at the annual conference</w:t>
+      </w:r>
+    </w:p>
+    <w:p>
+      <w:pPr>
+        <w:tabs>
+          <w:tab w:val="left" w:pos="2016"/>
+        </w:tabs>
+        <w:spacing w:after="60"/>
+        <w:ind w:left="2016" w:hanging="2016"/>
+      </w:pPr>
+      <w:r>
+        <w:rPr>
+          <w:rFonts w:ascii="Times New Roman" w:hAnsi="Times New Roman"/>
+          <w:sz w:val="22"/>
+        </w:rPr>
+        <w:t>2015 – Present</w:t>
+      </w:r>
+      <w:r>
+        <w:rPr>
+          <w:rFonts w:ascii="Times New Roman" w:hAnsi="Times New Roman"/>
+          <w:sz w:val="22"/>
+        </w:rPr>
+        <w:tab/>
+      </w:r>
+      <w:r>
+        <w:rPr>
+          <w:rFonts w:ascii="Times New Roman" w:hAnsi="Times New Roman"/>
+          <w:sz w:val="22"/>
+          <w:u w:val="single"/>
+        </w:rPr>
+        <w:t>Member</w:t>
+      </w:r>
+    </w:p>
+    <w:p>
+      <w:pPr>
+        <w:spacing w:before="80" w:after="40"/>
+      </w:pPr>
+      <w:r>
+        <w:rPr>
+          <w:rFonts w:ascii="Times New Roman" w:hAnsi="Times New Roman"/>
+          <w:b/>
+          <w:i w:val="0"/>
+          <w:u w:val="single"/>
+        </w:rPr>
+        <w:t>Medical Physics (Journal)</w:t>
+      </w:r>
+    </w:p>
+    <w:p>
+      <w:pPr>
+        <w:tabs>
+          <w:tab w:val="left" w:pos="2016"/>
+        </w:tabs>
+        <w:spacing w:after="60"/>
+        <w:ind w:left="2016" w:hanging="2016"/>
+      </w:pPr>
+      <w:r>
+        <w:rPr>
+          <w:rFonts w:ascii="Times New Roman" w:hAnsi="Times New Roman"/>
+          <w:sz w:val="22"/>
+        </w:rPr>
+        <w:t>2023 – Present</w:t>
+      </w:r>
+      <w:r>
+        <w:rPr>
+          <w:rFonts w:ascii="Times New Roman" w:hAnsi="Times New Roman"/>
+          <w:sz w:val="22"/>
+        </w:rPr>
+        <w:tab/>
+      </w:r>
+      <w:r>
+        <w:rPr>
+          <w:rFonts w:ascii="Times New Roman" w:hAnsi="Times New Roman"/>
+          <w:sz w:val="22"/>
+          <w:u w:val="single"/>
+        </w:rPr>
+        <w:t>Associate Editor</w:t>
+      </w:r>
+    </w:p>
+    <w:p>
+      <w:pPr>
+        <w:tabs>
+          <w:tab w:val="left" w:pos="2016"/>
+        </w:tabs>
+        <w:spacing w:after="60"/>
+        <w:ind w:left="2016" w:hanging="2016"/>
+      </w:pPr>
+      <w:r>
+        <w:rPr>
+          <w:rFonts w:ascii="Times New Roman" w:hAnsi="Times New Roman"/>
+          <w:sz w:val="22"/>
+        </w:rPr>
+        <w:t>2020 – 2021</w:t>
+      </w:r>
+      <w:r>
+        <w:rPr>
+          <w:rFonts w:ascii="Times New Roman" w:hAnsi="Times New Roman"/>
+          <w:sz w:val="22"/>
+        </w:rPr>
+        <w:tab/>
+      </w:r>
+      <w:r>
+        <w:rPr>
+          <w:rFonts w:ascii="Times New Roman" w:hAnsi="Times New Roman"/>
+          <w:sz w:val="22"/>
+          <w:u w:val="single"/>
+        </w:rPr>
+        <w:t>Ad hoc Associate Editor</w:t>
+      </w:r>
+    </w:p>
+    <w:p>
+      <w:pPr>
+        <w:tabs>
+          <w:tab w:val="left" w:pos="2016"/>
+        </w:tabs>
+        <w:spacing w:after="60"/>
+        <w:ind w:left="2016" w:hanging="2016"/>
+      </w:pPr>
+      <w:r>
+        <w:rPr>
+          <w:rFonts w:ascii="Times New Roman" w:hAnsi="Times New Roman"/>
+          <w:sz w:val="22"/>
+        </w:rPr>
+        <w:t>2019 – Present</w:t>
+      </w:r>
+      <w:r>
+        <w:rPr>
+          <w:rFonts w:ascii="Times New Roman" w:hAnsi="Times New Roman"/>
+          <w:sz w:val="22"/>
+        </w:rPr>
+        <w:tab/>
+      </w:r>
+      <w:r>
+        <w:rPr>
+          <w:rFonts w:ascii="Times New Roman" w:hAnsi="Times New Roman"/>
+          <w:sz w:val="22"/>
+          <w:u w:val="single"/>
+        </w:rPr>
+        <w:t>Manuscript Reviewer</w:t>
+      </w:r>
+    </w:p>
+    <w:p>
+      <w:pPr>
+        <w:spacing w:before="80" w:after="40"/>
+      </w:pPr>
+      <w:r>
+        <w:rPr>
+          <w:rFonts w:ascii="Times New Roman" w:hAnsi="Times New Roman"/>
+          <w:b/>
+          <w:i w:val="0"/>
+          <w:u w:val="single"/>
+        </w:rPr>
+        <w:t>University of California, San Diego</w:t>
+      </w:r>
+    </w:p>
+    <w:p>
+      <w:pPr>
+        <w:spacing w:before="40" w:after="40"/>
+      </w:pPr>
+      <w:r>
+        <w:rPr>
+          <w:rFonts w:ascii="Times New Roman" w:hAnsi="Times New Roman"/>
+          <w:b w:val="0"/>
+          <w:i/>
+          <w:u w:val="single"/>
+        </w:rPr>
+        <w:t>Departmental Leadership</w:t>
+      </w:r>
+    </w:p>
+    <w:p>
+      <w:pPr>
+        <w:tabs>
+          <w:tab w:val="left" w:pos="2016"/>
+        </w:tabs>
+        <w:spacing w:after="60"/>
+        <w:ind w:left="2016" w:hanging="2016"/>
+      </w:pPr>
+      <w:r>
+        <w:rPr>
+          <w:rFonts w:ascii="Times New Roman" w:hAnsi="Times New Roman"/>
+          <w:sz w:val="22"/>
+        </w:rPr>
+        <w:t>2025 – Present</w:t>
+      </w:r>
+      <w:r>
+        <w:rPr>
+          <w:rFonts w:ascii="Times New Roman" w:hAnsi="Times New Roman"/>
+          <w:sz w:val="22"/>
+        </w:rPr>
+        <w:tab/>
+      </w:r>
+      <w:r>
+        <w:rPr>
+          <w:rFonts w:ascii="Times New Roman" w:hAnsi="Times New Roman"/>
+          <w:sz w:val="22"/>
+          <w:u w:val="single"/>
+        </w:rPr>
+        <w:t>Chair of Technical Innovation and Implementation</w:t>
+      </w:r>
+      <w:r>
+        <w:rPr>
+          <w:rFonts w:ascii="Times New Roman" w:hAnsi="Times New Roman"/>
+          <w:sz w:val="22"/>
+        </w:rPr>
+        <w:t>: Departmental lead for in-house software development, clinical deployment standards, and validation of clinical-facing tools, Department of Radiation Medicine &amp; Applied Sciences</w:t>
+      </w:r>
+    </w:p>
+    <w:p>
+      <w:pPr>
+        <w:tabs>
+          <w:tab w:val="left" w:pos="2016"/>
+        </w:tabs>
+        <w:spacing w:after="60"/>
+        <w:ind w:left="2016" w:hanging="2016"/>
+      </w:pPr>
+      <w:r>
+        <w:rPr>
+          <w:rFonts w:ascii="Times New Roman" w:hAnsi="Times New Roman"/>
+          <w:sz w:val="22"/>
+        </w:rPr>
+        <w:t>2025 – Present</w:t>
+      </w:r>
+      <w:r>
+        <w:rPr>
+          <w:rFonts w:ascii="Times New Roman" w:hAnsi="Times New Roman"/>
+          <w:sz w:val="22"/>
+        </w:rPr>
+        <w:tab/>
+      </w:r>
+      <w:r>
+        <w:rPr>
+          <w:rFonts w:ascii="Times New Roman" w:hAnsi="Times New Roman"/>
+          <w:sz w:val="22"/>
+          <w:u w:val="single"/>
+        </w:rPr>
+        <w:t>Technical Service Chief, Central Nervous System</w:t>
+      </w:r>
+      <w:r>
+        <w:rPr>
+          <w:rFonts w:ascii="Times New Roman" w:hAnsi="Times New Roman"/>
+          <w:sz w:val="22"/>
+        </w:rPr>
+        <w:t>: Physics lead for the CNS disease site; authored the departmental CNS Standards and Guidelines defining site-specific treatment protocols, critical structure nomenclature, and dose constraints</w:t>
+      </w:r>
+    </w:p>
+    <w:p>
+      <w:pPr>
+        <w:spacing w:before="80" w:after="40"/>
+      </w:pPr>
+      <w:r>
+        <w:rPr>
+          <w:rFonts w:ascii="Times New Roman" w:hAnsi="Times New Roman"/>
+          <w:b/>
+          <w:i w:val="0"/>
+          <w:u w:val="single"/>
+        </w:rPr>
+        <w:t>Medical Physicists for World Benefit (MPWB)</w:t>
+      </w:r>
+    </w:p>
+    <w:p>
+      <w:pPr>
+        <w:tabs>
+          <w:tab w:val="left" w:pos="2016"/>
+        </w:tabs>
+        <w:spacing w:after="60"/>
+        <w:ind w:left="2016" w:hanging="2016"/>
+      </w:pPr>
+      <w:r>
+        <w:rPr>
+          <w:rFonts w:ascii="Times New Roman" w:hAnsi="Times New Roman"/>
+          <w:sz w:val="22"/>
+        </w:rPr>
+        <w:t>2017 – Present</w:t>
+      </w:r>
+      <w:r>
+        <w:rPr>
+          <w:rFonts w:ascii="Times New Roman" w:hAnsi="Times New Roman"/>
+          <w:sz w:val="22"/>
+        </w:rPr>
+        <w:tab/>
+      </w:r>
+      <w:r>
+        <w:rPr>
+          <w:rFonts w:ascii="Times New Roman" w:hAnsi="Times New Roman"/>
+          <w:sz w:val="22"/>
+          <w:u w:val="single"/>
+        </w:rPr>
+        <w:t>Member</w:t>
+      </w:r>
+    </w:p>
+    <w:p>
+      <w:pPr>
+        <w:spacing w:before="80" w:after="40"/>
+      </w:pPr>
+      <w:r>
+        <w:rPr>
+          <w:rFonts w:ascii="Times New Roman" w:hAnsi="Times New Roman"/>
+          <w:b/>
+          <w:i w:val="0"/>
+          <w:u w:val="single"/>
+        </w:rPr>
+        <w:t>MD Anderson Cancer Center</w:t>
+      </w:r>
+    </w:p>
+    <w:p>
+      <w:pPr>
+        <w:tabs>
+          <w:tab w:val="left" w:pos="2016"/>
+        </w:tabs>
+        <w:spacing w:after="60"/>
+        <w:ind w:left="2016" w:hanging="2016"/>
+      </w:pPr>
+      <w:r>
+        <w:rPr>
+          <w:rFonts w:ascii="Times New Roman" w:hAnsi="Times New Roman"/>
+          <w:sz w:val="22"/>
+        </w:rPr>
+        <w:t>2019 – 2021</w:t>
+      </w:r>
+      <w:r>
+        <w:rPr>
+          <w:rFonts w:ascii="Times New Roman" w:hAnsi="Times New Roman"/>
+          <w:sz w:val="22"/>
+        </w:rPr>
+        <w:tab/>
+      </w:r>
+      <w:r>
+        <w:rPr>
+          <w:rFonts w:ascii="Times New Roman" w:hAnsi="Times New Roman"/>
+          <w:sz w:val="22"/>
+          <w:u w:val="single"/>
+        </w:rPr>
+        <w:t>International Students Association (ISA)</w:t>
+      </w:r>
+      <w:r>
+        <w:rPr>
+          <w:rFonts w:ascii="Times New Roman" w:hAnsi="Times New Roman"/>
+          <w:sz w:val="22"/>
+        </w:rPr>
+        <w:t>: Founding member of the organization as domestic liaison with the Graduate School of Biomedical Sciences. Goal being to best help international students with any problems they might have in the transition to the US (opening bank account, etc.)</w:t>
+      </w:r>
+    </w:p>
+    <w:p>
+      <w:pPr>
+        <w:tabs>
+          <w:tab w:val="left" w:pos="2016"/>
+        </w:tabs>
+        <w:spacing w:after="60"/>
+        <w:ind w:left="2016" w:hanging="2016"/>
+      </w:pPr>
+      <w:r>
+        <w:rPr>
+          <w:rFonts w:ascii="Times New Roman" w:hAnsi="Times New Roman"/>
+          <w:sz w:val="22"/>
+        </w:rPr>
+        <w:lastRenderedPageBreak/>
+        <w:t>2017 – 2019</w:t>
+      </w:r>
+      <w:r>
+        <w:rPr>
+          <w:rFonts w:ascii="Times New Roman" w:hAnsi="Times New Roman"/>
+          <w:sz w:val="22"/>
+        </w:rPr>
+        <w:tab/>
+      </w:r>
+      <w:r>
+        <w:rPr>
+          <w:rFonts w:ascii="Times New Roman" w:hAnsi="Times New Roman"/>
+          <w:sz w:val="22"/>
+          <w:u w:val="single"/>
+        </w:rPr>
+        <w:t>Science Night</w:t>
+      </w:r>
+      <w:r>
+        <w:rPr>
+          <w:rFonts w:ascii="Times New Roman" w:hAnsi="Times New Roman"/>
+          <w:sz w:val="22"/>
+        </w:rPr>
+        <w:t>: An outreach program to educate children of all ages on opportunities and research in STEM occurring in UTH. Involves creating fun interactive stages to educate the students.</w:t>
+      </w:r>
+    </w:p>
+    <w:p>
+      <w:pPr>
+        <w:tabs>
+          <w:tab w:val="left" w:pos="2016"/>
+        </w:tabs>
+        <w:spacing w:after="60"/>
+        <w:ind w:left="2016" w:hanging="2016"/>
+      </w:pPr>
+      <w:r>
+        <w:rPr>
+          <w:rFonts w:ascii="Times New Roman" w:hAnsi="Times New Roman"/>
+          <w:sz w:val="22"/>
+        </w:rPr>
+        <w:t>2016, 2018</w:t>
+      </w:r>
+      <w:r>
+        <w:rPr>
+          <w:rFonts w:ascii="Times New Roman" w:hAnsi="Times New Roman"/>
+          <w:sz w:val="22"/>
+        </w:rPr>
+        <w:tab/>
+      </w:r>
+      <w:r>
+        <w:rPr>
+          <w:rFonts w:ascii="Times New Roman" w:hAnsi="Times New Roman"/>
+          <w:sz w:val="22"/>
+          <w:u w:val="single"/>
+        </w:rPr>
+        <w:t>UT House Medics</w:t>
+      </w:r>
+      <w:r>
+        <w:rPr>
+          <w:rFonts w:ascii="Times New Roman" w:hAnsi="Times New Roman"/>
+          <w:sz w:val="22"/>
+        </w:rPr>
+        <w:t>: Community outreach assisting elderly citizens with home renovation and reconstruction</w:t>
+      </w:r>
+    </w:p>
+    <w:p>
+      <w:pPr>
+        <w:tabs>
+          <w:tab w:val="left" w:pos="2016"/>
+        </w:tabs>
+        <w:spacing w:after="60"/>
+        <w:ind w:left="2016" w:hanging="2016"/>
+      </w:pPr>
+      <w:r>
+        <w:rPr>
+          <w:rFonts w:ascii="Times New Roman" w:hAnsi="Times New Roman"/>
+          <w:sz w:val="22"/>
+        </w:rPr>
+        <w:t>2018</w:t>
+      </w:r>
+      <w:r>
+        <w:rPr>
+          <w:rFonts w:ascii="Times New Roman" w:hAnsi="Times New Roman"/>
+          <w:sz w:val="22"/>
+        </w:rPr>
+        <w:tab/>
+      </w:r>
+      <w:r>
+        <w:rPr>
+          <w:rFonts w:ascii="Times New Roman" w:hAnsi="Times New Roman"/>
+          <w:sz w:val="22"/>
+          <w:u w:val="single"/>
+        </w:rPr>
+        <w:t>St. Vincent de Paul Food Fair</w:t>
+      </w:r>
+      <w:r>
+        <w:rPr>
+          <w:rFonts w:ascii="Times New Roman" w:hAnsi="Times New Roman"/>
+          <w:sz w:val="22"/>
+        </w:rPr>
+        <w:t>: Volunteering in organization and distribution of food to families in need with St. Vincent de Paul</w:t>
+      </w:r>
+    </w:p>
+    <w:p>
+      <w:pPr>
+        <w:tabs>
+          <w:tab w:val="left" w:pos="2016"/>
+        </w:tabs>
+        <w:spacing w:after="60"/>
+        <w:ind w:left="2016" w:hanging="2016"/>
+      </w:pPr>
+      <w:r>
+        <w:rPr>
+          <w:rFonts w:ascii="Times New Roman" w:hAnsi="Times New Roman"/>
+          <w:sz w:val="22"/>
+        </w:rPr>
+        <w:t>2017 – 2019</w:t>
+      </w:r>
+      <w:r>
+        <w:rPr>
+          <w:rFonts w:ascii="Times New Roman" w:hAnsi="Times New Roman"/>
+          <w:sz w:val="22"/>
+        </w:rPr>
+        <w:tab/>
+      </w:r>
+      <w:r>
+        <w:rPr>
+          <w:rFonts w:ascii="Times New Roman" w:hAnsi="Times New Roman"/>
+          <w:sz w:val="22"/>
+          <w:u w:val="single"/>
+        </w:rPr>
+        <w:t>Friends for Life Animal Shelter</w:t>
+      </w:r>
+      <w:r>
+        <w:rPr>
+          <w:rFonts w:ascii="Times New Roman" w:hAnsi="Times New Roman"/>
+          <w:sz w:val="22"/>
+        </w:rPr>
+        <w:t>: +20 hours spent volunteering in an animal shelter</w:t>
+      </w:r>
+    </w:p>
+    <w:p>
+      <w:pPr>
+        <w:tabs>
+          <w:tab w:val="left" w:pos="2016"/>
+        </w:tabs>
+        <w:spacing w:after="60"/>
+        <w:ind w:left="2016" w:hanging="2016"/>
+      </w:pPr>
+      <w:r>
+        <w:rPr>
+          <w:rFonts w:ascii="Times New Roman" w:hAnsi="Times New Roman"/>
+          <w:sz w:val="22"/>
+        </w:rPr>
+        <w:t>2017</w:t>
+      </w:r>
+      <w:r>
+        <w:rPr>
+          <w:rFonts w:ascii="Times New Roman" w:hAnsi="Times New Roman"/>
+          <w:sz w:val="22"/>
+        </w:rPr>
+        <w:tab/>
+      </w:r>
+      <w:r>
+        <w:rPr>
+          <w:rFonts w:ascii="Times New Roman" w:hAnsi="Times New Roman"/>
+          <w:sz w:val="22"/>
+          <w:u w:val="single"/>
+        </w:rPr>
+        <w:t>Hurricane Harvey Relief</w:t>
+      </w:r>
+      <w:r>
+        <w:rPr>
+          <w:rFonts w:ascii="Times New Roman" w:hAnsi="Times New Roman"/>
+          <w:sz w:val="22"/>
+        </w:rPr>
+        <w:t>: Assisted in the removal of drywall, floor paneling, and ruined furniture of a local home affected by Hurricane Harvey</w:t>
+      </w:r>
+    </w:p>
+    <w:p>
+      <w:pPr>
+        <w:pStyle w:val="Heading1"/>
+        <w:keepLines/>
+        <w:spacing w:after="120"/>
+        <w:rPr>
+          <w:rFonts w:cs="Times New Roman"/>
+          <w:color w:val="000000" w:themeColor="text1"/>
+        </w:rPr>
+      </w:pPr>
+      <w:r>
+        <w:rPr>
+          <w:rFonts w:cs="Times New Roman"/>
+          <w:color w:val="000000" w:themeColor="text1"/>
+        </w:rPr>
+        <w:t xml:space="preserve">Clinical Projects and Responsibilities</w:t>
+      </w:r>
+    </w:p>
+    <w:p>
+      <w:pPr>
+        <w:spacing w:before="80" w:after="40"/>
+      </w:pPr>
+      <w:r>
+        <w:rPr>
+          <w:rFonts w:ascii="Times New Roman" w:hAnsi="Times New Roman"/>
+          <w:b/>
+          <w:u w:val="single"/>
+        </w:rPr>
+        <w:t>University of California, San Diego</w:t>
+      </w:r>
+    </w:p>
+    <w:p>
+      <w:pPr>
         <w:keepNext/>
         <w:keepLines/>
         <w:spacing w:after="60" w:line="240" w:lineRule="auto"/>
         <w:rPr>
           <w:rFonts w:ascii="Times New Roman" w:hAnsi="Times New Roman" w:cs="Times New Roman"/>
-          <w:bCs/>
+          <w:color w:val="000000" w:themeColor="text1"/>
+        </w:rPr>
+      </w:pPr>
+      <w:r>
+        <w:rPr>
+          <w:rFonts w:ascii="Times New Roman" w:hAnsi="Times New Roman" w:cs="Times New Roman"/>
           <w:color w:val="000000" w:themeColor="text1"/>
           <w:u w:val="single"/>
         </w:rPr>
-      </w:pPr>
-      <w:r>
-        <w:rPr>
-          <w:rFonts w:ascii="Times New Roman" w:hAnsi="Times New Roman" w:cs="Times New Roman"/>
-          <w:bCs/>
+        <w:t>Web Suite Notification System:</w:t>
+      </w:r>
+      <w:r>
+        <w:rPr>
+          <w:rFonts w:ascii="Times New Roman" w:hAnsi="Times New Roman" w:cs="Times New Roman"/>
+          <w:color w:val="000000" w:themeColor="text1"/>
+        </w:rPr>
+        <w:t xml:space="preserve"> Developed and deployed a monitoring system for radiation oncology patients. This will automatically notify dosimetrists, physicians, and clinical chiefs about patients falling behind schedule or missing essential care tasks.</w:t>
+      </w:r>
+    </w:p>
+    <w:p>
+      <w:pPr>
+        <w:keepNext/>
+        <w:keepLines/>
+        <w:spacing w:after="60" w:line="240" w:lineRule="auto"/>
+        <w:rPr>
+          <w:rFonts w:ascii="Times New Roman" w:hAnsi="Times New Roman" w:cs="Times New Roman"/>
+          <w:color w:val="000000" w:themeColor="text1"/>
+        </w:rPr>
+      </w:pPr>
+      <w:r>
+        <w:rPr>
+          <w:rFonts w:ascii="Times New Roman" w:hAnsi="Times New Roman" w:cs="Times New Roman"/>
           <w:color w:val="000000" w:themeColor="text1"/>
           <w:u w:val="single"/>
         </w:rPr>
-        <w:t xml:space="preserve">Editor/Service on Editorial Board(s): </w:t>
+        <w:t>Chief Resident:</w:t>
+      </w:r>
+      <w:r>
+        <w:rPr>
+          <w:rFonts w:ascii="Times New Roman" w:hAnsi="Times New Roman" w:cs="Times New Roman"/>
+          <w:color w:val="000000" w:themeColor="text1"/>
+        </w:rPr>
+        <w:t xml:space="preserve"> Responsible for the scheduling of resident clinical responsibilities, coordinating with faculty for resident education, and participate in ongoing Quality and Safety meetings. Presenting to hospital and faculty.</w:t>
       </w:r>
     </w:p>
     <w:p>
@@ -683,8 +1565,16 @@
         <w:rPr>
           <w:rFonts w:ascii="Times New Roman" w:hAnsi="Times New Roman" w:cs="Times New Roman"/>
           <w:color w:val="000000" w:themeColor="text1"/>
-        </w:rPr>
-        <w:t>Associate Editor: The International Journal of Medical Physics Research and Practice (2023-Present)</w:t>
+          <w:u w:val="single"/>
+        </w:rPr>
+        <w:t>VMAT Breast Rapid Plan:</w:t>
+      </w:r>
+      <w:r>
+        <w:rPr>
+          <w:rFonts w:ascii="Times New Roman" w:hAnsi="Times New Roman" w:cs="Times New Roman"/>
+          <w:color w:val="000000" w:themeColor="text1"/>
+        </w:rPr>
+        <w:t xml:space="preserve"> Creation of a knowledge-based rapid plan model for VMAT breast, including the creation of data-mining program within Eclipse.</w:t>
       </w:r>
     </w:p>
     <w:p>
@@ -701,23 +1591,16 @@
         <w:rPr>
           <w:rFonts w:ascii="Times New Roman" w:hAnsi="Times New Roman" w:cs="Times New Roman"/>
           <w:color w:val="000000" w:themeColor="text1"/>
-        </w:rPr>
-        <w:t xml:space="preserve">Ad hoc Associate Editor</w:t>
-      </w:r>
-      <w:r>
-        <w:rPr>
-          <w:rFonts w:ascii="Times New Roman" w:hAnsi="Times New Roman" w:cs="Times New Roman"/>
-          <w:b/>
-          <w:color w:val="000000" w:themeColor="text1"/>
-        </w:rPr>
-        <w:t xml:space="preserve">, </w:t>
-      </w:r>
-      <w:r>
-        <w:rPr>
-          <w:rFonts w:ascii="Times New Roman" w:hAnsi="Times New Roman" w:cs="Times New Roman"/>
-          <w:color w:val="000000" w:themeColor="text1"/>
-        </w:rPr>
-        <w:t>The International Journal of Medical Physics Research and Practice (2020-2021)</w:t>
+          <w:u w:val="single"/>
+        </w:rPr>
+        <w:t>Brachytherapy sterilization kit program</w:t>
+      </w:r>
+      <w:r>
+        <w:rPr>
+          <w:rFonts w:ascii="Times New Roman" w:hAnsi="Times New Roman" w:cs="Times New Roman"/>
+          <w:color w:val="000000" w:themeColor="text1"/>
+        </w:rPr>
+        <w:t xml:space="preserve">: Created a program to record and notify when sterilization was required in the brachytherapy suite. Tool has successfully replaced previous paper system since 2021.</w:t>
       </w:r>
     </w:p>
     <w:p>
@@ -733,25 +1616,24 @@
       <w:r>
         <w:rPr>
           <w:rFonts w:ascii="Times New Roman" w:hAnsi="Times New Roman" w:cs="Times New Roman"/>
-          <w:bCs/>
           <w:color w:val="000000" w:themeColor="text1"/>
           <w:u w:val="single"/>
         </w:rPr>
-        <w:t xml:space="preserve">Journal Reviewer: </w:t>
-      </w:r>
-      <w:r>
-        <w:rPr>
-          <w:rFonts w:ascii="Times New Roman" w:hAnsi="Times New Roman" w:cs="Times New Roman"/>
-          <w:color w:val="000000" w:themeColor="text1"/>
-        </w:rPr>
-        <w:t>Manuscript Reviewer, The International Journal of Medical Physics Research and Practice (2019-present)</w:t>
-      </w:r>
-    </w:p>
-    <w:p>
-      <w:pPr>
-        <w:keepNext/>
-        <w:keepLines/>
-        <w:spacing w:after="120" w:line="240" w:lineRule="auto"/>
+        <w:t>DICOM transfer server:</w:t>
+      </w:r>
+      <w:r>
+        <w:rPr>
+          <w:rFonts w:ascii="Times New Roman" w:hAnsi="Times New Roman" w:cs="Times New Roman"/>
+          <w:color w:val="000000" w:themeColor="text1"/>
+        </w:rPr>
+        <w:t xml:space="preserve"> DICOM server created to seamlessly transfer between the Ethos TPS and AlignRT.</w:t>
+      </w:r>
+    </w:p>
+    <w:p>
+      <w:pPr>
+        <w:keepNext/>
+        <w:keepLines/>
+        <w:spacing w:after="60" w:line="240" w:lineRule="auto"/>
         <w:rPr>
           <w:rFonts w:ascii="Times New Roman" w:hAnsi="Times New Roman" w:cs="Times New Roman"/>
           <w:color w:val="000000" w:themeColor="text1"/>
@@ -763,21 +1645,21 @@
           <w:color w:val="000000" w:themeColor="text1"/>
           <w:u w:val="single"/>
         </w:rPr>
-        <w:t>American Association of Physicists in Medicine (AAPM)</w:t>
-      </w:r>
-      <w:r>
-        <w:rPr>
-          <w:rFonts w:ascii="Times New Roman" w:hAnsi="Times New Roman" w:cs="Times New Roman"/>
-          <w:color w:val="000000" w:themeColor="text1"/>
-        </w:rPr>
-        <w:t>: Member 2015-Present</w:t>
-      </w:r>
-    </w:p>
-    <w:p>
-      <w:pPr>
-        <w:keepNext/>
-        <w:keepLines/>
-        <w:spacing w:after="120" w:line="240" w:lineRule="auto"/>
+        <w:t>MR DICOM tool</w:t>
+      </w:r>
+      <w:r>
+        <w:rPr>
+          <w:rFonts w:ascii="Times New Roman" w:hAnsi="Times New Roman" w:cs="Times New Roman"/>
+          <w:color w:val="000000" w:themeColor="text1"/>
+        </w:rPr>
+        <w:t>: Inherent frames of reference are needed to be broken prior to registration of MR and CT images in the UCSD clinic. This tool automatically breaks the inherent registration among the MR images in an efficient manner, saving time and reducing likelihood of errors in renaming process.</w:t>
+      </w:r>
+    </w:p>
+    <w:p>
+      <w:pPr>
+        <w:keepNext/>
+        <w:keepLines/>
+        <w:spacing w:after="60" w:line="240" w:lineRule="auto"/>
         <w:rPr>
           <w:rFonts w:ascii="Times New Roman" w:hAnsi="Times New Roman" w:cs="Times New Roman"/>
           <w:color w:val="000000" w:themeColor="text1"/>
@@ -789,47 +1671,34 @@
           <w:color w:val="000000" w:themeColor="text1"/>
           <w:u w:val="single"/>
         </w:rPr>
-        <w:t xml:space="preserve">AAPM Machine Intelligence Subcommittee (MIS): </w:t>
-      </w:r>
-      <w:r>
-        <w:rPr>
-          <w:rFonts w:ascii="Times New Roman" w:hAnsi="Times New Roman" w:cs="Times New Roman"/>
-          <w:color w:val="000000" w:themeColor="text1"/>
-        </w:rPr>
-        <w:t>Member 2024-Present</w:t>
-      </w:r>
-    </w:p>
-    <w:p>
-      <w:pPr>
-        <w:keepNext/>
-        <w:keepLines/>
-        <w:spacing w:after="120" w:line="240" w:lineRule="auto"/>
-        <w:rPr>
-          <w:rFonts w:ascii="Times New Roman" w:hAnsi="Times New Roman" w:cs="Times New Roman"/>
-          <w:color w:val="000000" w:themeColor="text1"/>
-        </w:rPr>
-      </w:pPr>
-      <w:r>
-        <w:rPr>
-          <w:rFonts w:ascii="Times New Roman" w:hAnsi="Times New Roman" w:cs="Times New Roman"/>
-          <w:color w:val="000000" w:themeColor="text1"/>
+        <w:t>PDF Creator:</w:t>
+      </w:r>
+      <w:r>
+        <w:rPr>
+          <w:rFonts w:ascii="Times New Roman" w:hAnsi="Times New Roman" w:cs="Times New Roman"/>
+          <w:color w:val="000000" w:themeColor="text1"/>
+        </w:rPr>
+        <w:t xml:space="preserve"> PDF creation automatically generated via stand-alone server. Enabled automatic uploading of the generated plan PDFs from brachytherapy procedures, streamlining the process and reducing potential for errors.</w:t>
+      </w:r>
+    </w:p>
+    <w:p>
+      <w:pPr>
+        <w:spacing w:before="80" w:after="40"/>
+      </w:pPr>
+      <w:r>
+        <w:rPr>
+          <w:rFonts w:ascii="Times New Roman" w:hAnsi="Times New Roman"/>
+          <w:b/>
           <w:u w:val="single"/>
         </w:rPr>
-        <w:t xml:space="preserve">AAPM Medical Physics Board of Associate Editors (MPBAE):</w:t>
-      </w:r>
-      <w:r>
-        <w:rPr>
-          <w:rFonts w:ascii="Times New Roman" w:hAnsi="Times New Roman" w:cs="Times New Roman"/>
-          <w:color w:val="000000" w:themeColor="text1"/>
-        </w:rPr>
-        <w:t xml:space="preserve"> Member 2023-Present</w:t>
-      </w:r>
-    </w:p>
-    <w:p>
-      <w:pPr>
-        <w:keepNext/>
-        <w:keepLines/>
-        <w:spacing w:after="120" w:line="240" w:lineRule="auto"/>
+        <w:t>University of North Carolina, Chapel Hill</w:t>
+      </w:r>
+    </w:p>
+    <w:p>
+      <w:pPr>
+        <w:keepNext/>
+        <w:keepLines/>
+        <w:spacing w:after="60" w:line="240" w:lineRule="auto"/>
         <w:rPr>
           <w:rFonts w:ascii="Times New Roman" w:hAnsi="Times New Roman" w:cs="Times New Roman"/>
           <w:color w:val="000000" w:themeColor="text1"/>
@@ -841,14 +1710,14 @@
           <w:color w:val="000000" w:themeColor="text1"/>
           <w:u w:val="single"/>
         </w:rPr>
-        <w:t>AAPM QUANTEC 2 Working Group (Q2WG):</w:t>
-      </w:r>
-      <w:r>
-        <w:rPr>
-          <w:rFonts w:ascii="Times New Roman" w:hAnsi="Times New Roman" w:cs="Times New Roman"/>
-          <w:color w:val="000000" w:themeColor="text1"/>
-        </w:rPr>
-        <w:t xml:space="preserve"> Member 2026 - Present</w:t>
+        <w:t>Brachytherapy Equipment tracking:</w:t>
+      </w:r>
+      <w:r>
+        <w:rPr>
+          <w:rFonts w:ascii="Times New Roman" w:hAnsi="Times New Roman" w:cs="Times New Roman"/>
+          <w:color w:val="000000" w:themeColor="text1"/>
+        </w:rPr>
+        <w:t xml:space="preserve"> Deployed a personally created inventory program to record and notify when brachytherapy supplies need reordering.</w:t>
       </w:r>
     </w:p>
     <w:p>
@@ -864,19 +1733,17 @@
       <w:r>
         <w:rPr>
           <w:rFonts w:ascii="Times New Roman" w:hAnsi="Times New Roman" w:cs="Times New Roman"/>
-          <w:bCs/>
           <w:color w:val="000000" w:themeColor="text1"/>
           <w:u w:val="single"/>
         </w:rPr>
-        <w:t>AAPM Task Group 263: Standardizing Nomenclatures in Radiation Oncology:</w:t>
-      </w:r>
-      <w:r>
-        <w:rPr>
-          <w:rFonts w:ascii="Times New Roman" w:hAnsi="Times New Roman" w:cs="Times New Roman"/>
-          <w:bCs/>
-          <w:color w:val="000000" w:themeColor="text1"/>
-        </w:rPr>
-        <w:t xml:space="preserve"> Member 2021-Present</w:t>
+        <w:t>DICOM Manipulation Tools:</w:t>
+      </w:r>
+      <w:r>
+        <w:rPr>
+          <w:rFonts w:ascii="Times New Roman" w:hAnsi="Times New Roman" w:cs="Times New Roman"/>
+          <w:color w:val="000000" w:themeColor="text1"/>
+        </w:rPr>
+        <w:t xml:space="preserve"> Stand-alone GUI for changing frame of reference and series instance UIDs. Useful for registering previously inherently defined images (4D-CT and free-breathing, MRIs).</w:t>
       </w:r>
     </w:p>
     <w:p>
@@ -895,399 +1762,7 @@
           <w:color w:val="000000" w:themeColor="text1"/>
           <w:u w:val="single"/>
         </w:rPr>
-        <w:t>UCSD, Chair of Technical Innovation and Implementation:</w:t>
-      </w:r>
-      <w:r>
-        <w:rPr>
-          <w:rFonts w:ascii="Times New Roman" w:hAnsi="Times New Roman" w:cs="Times New Roman"/>
-          <w:color w:val="000000" w:themeColor="text1"/>
-        </w:rPr>
-        <w:t xml:space="preserve"> Departmental lead for in-house software development, clinical deployment standards, and validation of clinical-facing tools, Department of Radiation Medicine &amp; Applied Sciences (2025–Present)</w:t>
-      </w:r>
-    </w:p>
-    <w:p>
-      <w:pPr>
-        <w:keepNext/>
-        <w:keepLines/>
-        <w:spacing w:after="60" w:line="240" w:lineRule="auto"/>
-        <w:rPr>
-          <w:rFonts w:ascii="Times New Roman" w:hAnsi="Times New Roman" w:cs="Times New Roman"/>
-          <w:color w:val="000000" w:themeColor="text1"/>
-        </w:rPr>
-      </w:pPr>
-      <w:r>
-        <w:rPr>
-          <w:rFonts w:ascii="Times New Roman" w:hAnsi="Times New Roman" w:cs="Times New Roman"/>
-          <w:color w:val="000000" w:themeColor="text1"/>
-          <w:u w:val="single"/>
-        </w:rPr>
-        <w:t>UCSD, Technical Service Chief, Central Nervous System:</w:t>
-      </w:r>
-      <w:r>
-        <w:rPr>
-          <w:rFonts w:ascii="Times New Roman" w:hAnsi="Times New Roman" w:cs="Times New Roman"/>
-          <w:color w:val="000000" w:themeColor="text1"/>
-        </w:rPr>
-        <w:t xml:space="preserve"> Physics lead for the CNS disease site; authored the departmental CNS Standards and Guidelines defining site-specific treatment protocols, critical structure nomenclature, and dose constraints (2025–Present)</w:t>
-      </w:r>
-      <w:r>
-        <w:rPr>
-          <w:rFonts w:ascii="Times New Roman" w:hAnsi="Times New Roman" w:cs="Times New Roman"/>
-          <w:bCs/>
-          <w:color w:val="000000" w:themeColor="text1"/>
-          <w:u w:val="single"/>
-        </w:rPr>
-        <w:t xml:space="preserve"> </w:t>
-      </w:r>
-    </w:p>
-    <w:p>
-      <w:pPr>
-        <w:keepNext/>
-        <w:keepLines/>
-        <w:spacing w:after="120" w:line="240" w:lineRule="auto"/>
-        <w:rPr>
-          <w:rFonts w:ascii="Times New Roman" w:hAnsi="Times New Roman" w:cs="Times New Roman"/>
-          <w:color w:val="000000" w:themeColor="text1"/>
-        </w:rPr>
-      </w:pPr>
-      <w:r>
-        <w:rPr>
-          <w:rFonts w:ascii="Times New Roman" w:hAnsi="Times New Roman" w:cs="Times New Roman"/>
-          <w:color w:val="000000" w:themeColor="text1"/>
-          <w:u w:val="single"/>
-        </w:rPr>
-        <w:t xml:space="preserve">Medical Physicists for World Benefit (MPWB)</w:t>
-      </w:r>
-      <w:r>
-        <w:rPr>
-          <w:rFonts w:ascii="Times New Roman" w:hAnsi="Times New Roman" w:cs="Times New Roman"/>
-          <w:color w:val="000000" w:themeColor="text1"/>
-        </w:rPr>
-        <w:t>: Member 2017-Present</w:t>
-      </w:r>
-    </w:p>
-    <w:p>
-      <w:pPr>
-        <w:keepNext/>
-        <w:keepLines/>
-        <w:spacing w:after="60"/>
-        <w:rPr>
-          <w:rFonts w:ascii="Times New Roman" w:hAnsi="Times New Roman" w:cs="Times New Roman"/>
-          <w:color w:val="000000" w:themeColor="text1"/>
-        </w:rPr>
-      </w:pPr>
-      <w:r>
-        <w:rPr>
-          <w:rFonts w:ascii="Times New Roman" w:hAnsi="Times New Roman" w:cs="Times New Roman"/>
-          <w:color w:val="000000" w:themeColor="text1"/>
-          <w:u w:val="single"/>
-        </w:rPr>
-        <w:t xml:space="preserve">AAPM, Summer School, Teaching Assistant</w:t>
-      </w:r>
-      <w:r>
-        <w:rPr>
-          <w:rFonts w:ascii="Times New Roman" w:hAnsi="Times New Roman" w:cs="Times New Roman"/>
-          <w:color w:val="000000" w:themeColor="text1"/>
-        </w:rPr>
-        <w:t>: Assisted in creation, distribution, and implementation of workbooks for the annual conference (2019)</w:t>
-      </w:r>
-    </w:p>
-    <w:p>
-      <w:pPr>
-        <w:keepNext/>
-        <w:keepLines/>
-        <w:spacing w:after="60" w:line="240" w:lineRule="auto"/>
-        <w:rPr>
-          <w:rFonts w:ascii="Times New Roman" w:hAnsi="Times New Roman" w:cs="Times New Roman"/>
-          <w:color w:val="000000" w:themeColor="text1"/>
-        </w:rPr>
-      </w:pPr>
-      <w:r>
-        <w:rPr>
-          <w:rFonts w:ascii="Times New Roman" w:hAnsi="Times New Roman" w:cs="Times New Roman"/>
-          <w:color w:val="000000" w:themeColor="text1"/>
-          <w:u w:val="single"/>
-        </w:rPr>
-        <w:t xml:space="preserve">AAPM, WizKids:</w:t>
-      </w:r>
-      <w:r>
-        <w:rPr>
-          <w:rFonts w:ascii="Times New Roman" w:hAnsi="Times New Roman" w:cs="Times New Roman"/>
-          <w:color w:val="000000" w:themeColor="text1"/>
-        </w:rPr>
-        <w:t xml:space="preserve"> A STEM outreach program where we volunteer to educate local students on medical physics and other STEM opportunities, volunteered at the annual conference (2018-2019)</w:t>
-      </w:r>
-    </w:p>
-    <w:p>
-      <w:pPr>
-        <w:keepNext/>
-        <w:keepLines/>
-        <w:spacing w:after="60" w:line="240" w:lineRule="auto"/>
-        <w:rPr>
-          <w:rFonts w:ascii="Times New Roman" w:hAnsi="Times New Roman" w:cs="Times New Roman"/>
-          <w:color w:val="000000" w:themeColor="text1"/>
-        </w:rPr>
-      </w:pPr>
-      <w:r>
-        <w:rPr>
-          <w:rFonts w:ascii="Times New Roman" w:hAnsi="Times New Roman" w:cs="Times New Roman"/>
-          <w:color w:val="000000" w:themeColor="text1"/>
-          <w:u w:val="single"/>
-        </w:rPr>
-        <w:t xml:space="preserve">MD Anderson, International Students Association (ISA):</w:t>
-      </w:r>
-      <w:r>
-        <w:rPr>
-          <w:rFonts w:ascii="Times New Roman" w:hAnsi="Times New Roman" w:cs="Times New Roman"/>
-          <w:color w:val="000000" w:themeColor="text1"/>
-        </w:rPr>
-        <w:t xml:space="preserve"> Founding member of the organization as domestic liaison with the Graduate School of Biomedical Sciences. Goal being to best help international students with any problems they might have in the transition to the US (opening bank account, etc.) (2019)</w:t>
-      </w:r>
-    </w:p>
-    <w:p>
-      <w:pPr>
-        <w:keepNext/>
-        <w:keepLines/>
-        <w:spacing w:after="60" w:line="240" w:lineRule="auto"/>
-        <w:rPr>
-          <w:rFonts w:ascii="Times New Roman" w:hAnsi="Times New Roman" w:cs="Times New Roman"/>
-          <w:color w:val="000000" w:themeColor="text1"/>
-        </w:rPr>
-      </w:pPr>
-      <w:r>
-        <w:rPr>
-          <w:rFonts w:ascii="Times New Roman" w:hAnsi="Times New Roman" w:cs="Times New Roman"/>
-          <w:color w:val="000000" w:themeColor="text1"/>
-          <w:u w:val="single"/>
-        </w:rPr>
-        <w:t xml:space="preserve">MD Anderson, Science Night:</w:t>
-      </w:r>
-      <w:r>
-        <w:rPr>
-          <w:rFonts w:ascii="Times New Roman" w:hAnsi="Times New Roman" w:cs="Times New Roman"/>
-          <w:color w:val="000000" w:themeColor="text1"/>
-        </w:rPr>
-        <w:t xml:space="preserve"> An outreach program to educate children of all ages on opportunities and research in STEM occurring in UTH. Involves creating fun interactive stages to educate the students. (2017-2019)</w:t>
-      </w:r>
-    </w:p>
-    <w:p>
-      <w:pPr>
-        <w:keepNext/>
-        <w:keepLines/>
-        <w:spacing w:after="60" w:line="240" w:lineRule="auto"/>
-        <w:rPr>
-          <w:rFonts w:ascii="Times New Roman" w:hAnsi="Times New Roman" w:cs="Times New Roman"/>
-          <w:color w:val="000000" w:themeColor="text1"/>
-        </w:rPr>
-      </w:pPr>
-      <w:r>
-        <w:rPr>
-          <w:rFonts w:ascii="Times New Roman" w:hAnsi="Times New Roman" w:cs="Times New Roman"/>
-          <w:color w:val="000000" w:themeColor="text1"/>
-          <w:u w:val="single"/>
-        </w:rPr>
-        <w:t xml:space="preserve">MD Anderson, UT House Medics</w:t>
-      </w:r>
-      <w:r>
-        <w:rPr>
-          <w:rFonts w:ascii="Times New Roman" w:hAnsi="Times New Roman" w:cs="Times New Roman"/>
-          <w:color w:val="000000" w:themeColor="text1"/>
-        </w:rPr>
-        <w:t>: Community outreach assisting elderly citizens with home renovation and reconstruction (2016, 2018)</w:t>
-      </w:r>
-    </w:p>
-    <w:p>
-      <w:pPr>
-        <w:keepNext/>
-        <w:keepLines/>
-        <w:spacing w:after="60" w:line="240" w:lineRule="auto"/>
-        <w:rPr>
-          <w:rFonts w:ascii="Times New Roman" w:hAnsi="Times New Roman" w:cs="Times New Roman"/>
-          <w:color w:val="000000" w:themeColor="text1"/>
-        </w:rPr>
-      </w:pPr>
-      <w:r>
-        <w:rPr>
-          <w:rFonts w:ascii="Times New Roman" w:hAnsi="Times New Roman" w:cs="Times New Roman"/>
-          <w:color w:val="000000" w:themeColor="text1"/>
-          <w:u w:val="single"/>
-        </w:rPr>
-        <w:t xml:space="preserve">Houston, TX, St. Vincent de Paul Food Fair</w:t>
-      </w:r>
-      <w:r>
-        <w:rPr>
-          <w:rFonts w:ascii="Times New Roman" w:hAnsi="Times New Roman" w:cs="Times New Roman"/>
-          <w:color w:val="000000" w:themeColor="text1"/>
-        </w:rPr>
-        <w:t xml:space="preserve">: Volunteering in organization and distribution of food to families in need with St. Vincent de Paul (2018)</w:t>
-      </w:r>
-    </w:p>
-    <w:p>
-      <w:pPr>
-        <w:keepNext/>
-        <w:keepLines/>
-        <w:spacing w:after="60" w:line="240" w:lineRule="auto"/>
-        <w:rPr>
-          <w:rFonts w:ascii="Times New Roman" w:hAnsi="Times New Roman" w:cs="Times New Roman"/>
-          <w:color w:val="000000" w:themeColor="text1"/>
-        </w:rPr>
-      </w:pPr>
-      <w:r>
-        <w:rPr>
-          <w:rFonts w:ascii="Times New Roman" w:hAnsi="Times New Roman" w:cs="Times New Roman"/>
-          <w:color w:val="000000" w:themeColor="text1"/>
-          <w:u w:val="single"/>
-        </w:rPr>
-        <w:t xml:space="preserve">Houston, TX, Volunteer at Friends for Life Animal Shelter</w:t>
-      </w:r>
-      <w:r>
-        <w:rPr>
-          <w:rFonts w:ascii="Times New Roman" w:hAnsi="Times New Roman" w:cs="Times New Roman"/>
-          <w:color w:val="000000" w:themeColor="text1"/>
-        </w:rPr>
-        <w:t xml:space="preserve">: +20 hours spent volunteering in an animal shelter (2017-2019)</w:t>
-      </w:r>
-    </w:p>
-    <w:p>
-      <w:pPr>
-        <w:keepNext/>
-        <w:keepLines/>
-        <w:spacing w:after="60" w:line="240" w:lineRule="auto"/>
-        <w:rPr>
-          <w:rFonts w:ascii="Times New Roman" w:hAnsi="Times New Roman" w:cs="Times New Roman"/>
-          <w:color w:val="000000" w:themeColor="text1"/>
-        </w:rPr>
-      </w:pPr>
-      <w:r>
-        <w:rPr>
-          <w:rFonts w:ascii="Times New Roman" w:hAnsi="Times New Roman" w:cs="Times New Roman"/>
-          <w:color w:val="000000" w:themeColor="text1"/>
-          <w:u w:val="single"/>
-        </w:rPr>
-        <w:t xml:space="preserve">Houston, TX, Hurricane Harvey Relief: </w:t>
-      </w:r>
-      <w:r>
-        <w:rPr>
-          <w:rFonts w:ascii="Times New Roman" w:hAnsi="Times New Roman" w:cs="Times New Roman"/>
-          <w:color w:val="000000" w:themeColor="text1"/>
-        </w:rPr>
-        <w:t>Assisted in the removal of drywall, floor paneling, and ruined furniture of a local home affected by Hurricane Harvey (2017)</w:t>
-      </w:r>
-    </w:p>
-    <w:p>
-      <w:pPr>
-        <w:pStyle w:val="Heading1"/>
-        <w:keepLines/>
-        <w:spacing w:after="120"/>
-        <w:rPr>
-          <w:rFonts w:cs="Times New Roman"/>
-          <w:color w:val="000000" w:themeColor="text1"/>
-        </w:rPr>
-      </w:pPr>
-      <w:r>
-        <w:rPr>
-          <w:rFonts w:cs="Times New Roman"/>
-          <w:color w:val="000000" w:themeColor="text1"/>
-        </w:rPr>
-        <w:t xml:space="preserve">Clinical Projects and Responsibilities</w:t>
-      </w:r>
-    </w:p>
-    <w:p>
-      <w:pPr>
-        <w:keepNext/>
-        <w:keepLines/>
-        <w:spacing w:after="60" w:line="240" w:lineRule="auto"/>
-        <w:rPr>
-          <w:rFonts w:ascii="Times New Roman" w:hAnsi="Times New Roman" w:cs="Times New Roman"/>
-          <w:color w:val="000000" w:themeColor="text1"/>
-        </w:rPr>
-      </w:pPr>
-      <w:r>
-        <w:rPr>
-          <w:rFonts w:ascii="Times New Roman" w:hAnsi="Times New Roman" w:cs="Times New Roman"/>
-          <w:color w:val="000000" w:themeColor="text1"/>
-          <w:u w:val="single"/>
-        </w:rPr>
-        <w:lastRenderedPageBreak/>
-        <w:t>UCSD, Web Suite Notification System:</w:t>
-      </w:r>
-      <w:r>
-        <w:rPr>
-          <w:rFonts w:ascii="Times New Roman" w:hAnsi="Times New Roman" w:cs="Times New Roman"/>
-          <w:color w:val="000000" w:themeColor="text1"/>
-        </w:rPr>
-        <w:t xml:space="preserve"> Developed and deployed a monitoring system for radiation oncology patients. This will automatically notify dosimetrists, physicians, and clinical chiefs about patients falling behind schedule or missing essential care tasks.</w:t>
-      </w:r>
-    </w:p>
-    <w:p>
-      <w:pPr>
-        <w:keepNext/>
-        <w:keepLines/>
-        <w:spacing w:after="60" w:line="240" w:lineRule="auto"/>
-        <w:rPr>
-          <w:rFonts w:ascii="Times New Roman" w:hAnsi="Times New Roman" w:cs="Times New Roman"/>
-          <w:color w:val="000000" w:themeColor="text1"/>
-        </w:rPr>
-      </w:pPr>
-      <w:r>
-        <w:rPr>
-          <w:rFonts w:ascii="Times New Roman" w:hAnsi="Times New Roman" w:cs="Times New Roman"/>
-          <w:color w:val="000000" w:themeColor="text1"/>
-          <w:u w:val="single"/>
-        </w:rPr>
-        <w:t>UNC, Brachytherapy Equipment tracking:</w:t>
-      </w:r>
-      <w:r>
-        <w:rPr>
-          <w:rFonts w:ascii="Times New Roman" w:hAnsi="Times New Roman" w:cs="Times New Roman"/>
-          <w:color w:val="000000" w:themeColor="text1"/>
-        </w:rPr>
-        <w:t xml:space="preserve"> Deployed a personally created inventory program to record and notify when brachytherapy supplies need reordering.</w:t>
-      </w:r>
-    </w:p>
-    <w:p>
-      <w:pPr>
-        <w:keepNext/>
-        <w:keepLines/>
-        <w:spacing w:after="60" w:line="240" w:lineRule="auto"/>
-        <w:rPr>
-          <w:rFonts w:ascii="Times New Roman" w:hAnsi="Times New Roman" w:cs="Times New Roman"/>
-          <w:color w:val="000000" w:themeColor="text1"/>
-        </w:rPr>
-      </w:pPr>
-      <w:r>
-        <w:rPr>
-          <w:rFonts w:ascii="Times New Roman" w:hAnsi="Times New Roman" w:cs="Times New Roman"/>
-          <w:color w:val="000000" w:themeColor="text1"/>
-          <w:u w:val="single"/>
-        </w:rPr>
-        <w:t>UNC, DICOM Manipulation Tools:</w:t>
-      </w:r>
-      <w:r>
-        <w:rPr>
-          <w:rFonts w:ascii="Times New Roman" w:hAnsi="Times New Roman" w:cs="Times New Roman"/>
-          <w:color w:val="000000" w:themeColor="text1"/>
-        </w:rPr>
-        <w:t xml:space="preserve"> Stand-alone GUI for changing frame of reference and series instance UIDs. Useful for registering previously inherently defined images (4D-CT and free-breathing, MRIs).</w:t>
-      </w:r>
-    </w:p>
-    <w:p>
-      <w:pPr>
-        <w:keepNext/>
-        <w:keepLines/>
-        <w:spacing w:after="60" w:line="240" w:lineRule="auto"/>
-        <w:rPr>
-          <w:rFonts w:ascii="Times New Roman" w:hAnsi="Times New Roman" w:cs="Times New Roman"/>
-          <w:color w:val="000000" w:themeColor="text1"/>
-        </w:rPr>
-      </w:pPr>
-      <w:r>
-        <w:rPr>
-          <w:rFonts w:ascii="Times New Roman" w:hAnsi="Times New Roman" w:cs="Times New Roman"/>
-          <w:color w:val="000000" w:themeColor="text1"/>
-          <w:u w:val="single"/>
-        </w:rPr>
-        <w:t xml:space="preserve">UNC, DICOM transfer server:</w:t>
+        <w:t>DICOM transfer server:</w:t>
       </w:r>
       <w:r>
         <w:rPr>
@@ -1295,162 +1770,6 @@
           <w:color w:val="000000" w:themeColor="text1"/>
         </w:rPr>
         <w:t xml:space="preserve"> DICOM server created to seamlessly transfer between Raystation and PACs.</w:t>
-      </w:r>
-    </w:p>
-    <w:p>
-      <w:pPr>
-        <w:keepNext/>
-        <w:keepLines/>
-        <w:spacing w:after="60" w:line="240" w:lineRule="auto"/>
-        <w:rPr>
-          <w:rFonts w:ascii="Times New Roman" w:hAnsi="Times New Roman" w:cs="Times New Roman"/>
-          <w:color w:val="000000" w:themeColor="text1"/>
-        </w:rPr>
-      </w:pPr>
-      <w:r>
-        <w:rPr>
-          <w:rFonts w:ascii="Times New Roman" w:hAnsi="Times New Roman" w:cs="Times New Roman"/>
-          <w:color w:val="000000" w:themeColor="text1"/>
-          <w:u w:val="single"/>
-        </w:rPr>
-        <w:t xml:space="preserve">UCSD, Chief Resident:</w:t>
-      </w:r>
-      <w:r>
-        <w:rPr>
-          <w:rFonts w:ascii="Times New Roman" w:hAnsi="Times New Roman" w:cs="Times New Roman"/>
-          <w:color w:val="000000" w:themeColor="text1"/>
-        </w:rPr>
-        <w:t xml:space="preserve"> Responsible for the scheduling of resident clinical responsibilities, coordinating with faculty for resident education, and participate in ongoing Quality and Safety meetings. Presenting to hospital and faculty.</w:t>
-      </w:r>
-    </w:p>
-    <w:p>
-      <w:pPr>
-        <w:keepNext/>
-        <w:keepLines/>
-        <w:spacing w:after="60" w:line="240" w:lineRule="auto"/>
-        <w:rPr>
-          <w:rFonts w:ascii="Times New Roman" w:hAnsi="Times New Roman" w:cs="Times New Roman"/>
-          <w:color w:val="000000" w:themeColor="text1"/>
-        </w:rPr>
-      </w:pPr>
-      <w:r>
-        <w:rPr>
-          <w:rFonts w:ascii="Times New Roman" w:hAnsi="Times New Roman" w:cs="Times New Roman"/>
-          <w:color w:val="000000" w:themeColor="text1"/>
-          <w:u w:val="single"/>
-        </w:rPr>
-        <w:t xml:space="preserve">UCSD, VMAT Breast Rapid Plan:</w:t>
-      </w:r>
-      <w:r>
-        <w:rPr>
-          <w:rFonts w:ascii="Times New Roman" w:hAnsi="Times New Roman" w:cs="Times New Roman"/>
-          <w:color w:val="000000" w:themeColor="text1"/>
-        </w:rPr>
-        <w:t xml:space="preserve"> Creation of a knowledge-based rapid plan model for VMAT breast, including the creation of data-mining program within Eclipse.</w:t>
-      </w:r>
-    </w:p>
-    <w:p>
-      <w:pPr>
-        <w:keepNext/>
-        <w:keepLines/>
-        <w:spacing w:after="60" w:line="240" w:lineRule="auto"/>
-        <w:rPr>
-          <w:rFonts w:ascii="Times New Roman" w:hAnsi="Times New Roman" w:cs="Times New Roman"/>
-          <w:color w:val="000000" w:themeColor="text1"/>
-        </w:rPr>
-      </w:pPr>
-      <w:r>
-        <w:rPr>
-          <w:rFonts w:ascii="Times New Roman" w:hAnsi="Times New Roman" w:cs="Times New Roman"/>
-          <w:color w:val="000000" w:themeColor="text1"/>
-          <w:u w:val="single"/>
-        </w:rPr>
-        <w:t xml:space="preserve">UCSD, Brachytherapy sterilization kit program</w:t>
-      </w:r>
-      <w:r>
-        <w:rPr>
-          <w:rFonts w:ascii="Times New Roman" w:hAnsi="Times New Roman" w:cs="Times New Roman"/>
-          <w:color w:val="000000" w:themeColor="text1"/>
-        </w:rPr>
-        <w:t xml:space="preserve">: Created a program to record and notify when sterilization was required in the brachytherapy suite. Tool has successfully replaced previous paper system since 2021.</w:t>
-      </w:r>
-    </w:p>
-    <w:p>
-      <w:pPr>
-        <w:keepNext/>
-        <w:keepLines/>
-        <w:spacing w:after="60" w:line="240" w:lineRule="auto"/>
-        <w:rPr>
-          <w:rFonts w:ascii="Times New Roman" w:hAnsi="Times New Roman" w:cs="Times New Roman"/>
-          <w:color w:val="000000" w:themeColor="text1"/>
-        </w:rPr>
-      </w:pPr>
-      <w:r>
-        <w:rPr>
-          <w:rFonts w:ascii="Times New Roman" w:hAnsi="Times New Roman" w:cs="Times New Roman"/>
-          <w:color w:val="000000" w:themeColor="text1"/>
-          <w:u w:val="single"/>
-        </w:rPr>
-        <w:t xml:space="preserve">UCSD, DICOM transfer server:</w:t>
-      </w:r>
-      <w:r>
-        <w:rPr>
-          <w:rFonts w:ascii="Times New Roman" w:hAnsi="Times New Roman" w:cs="Times New Roman"/>
-          <w:color w:val="000000" w:themeColor="text1"/>
-        </w:rPr>
-        <w:t xml:space="preserve"> DICOM server created to seamlessly transfer between the Ethos TPS and AlignRT.</w:t>
-      </w:r>
-    </w:p>
-    <w:p>
-      <w:pPr>
-        <w:keepNext/>
-        <w:keepLines/>
-        <w:spacing w:after="60" w:line="240" w:lineRule="auto"/>
-        <w:rPr>
-          <w:rFonts w:ascii="Times New Roman" w:hAnsi="Times New Roman" w:cs="Times New Roman"/>
-          <w:color w:val="000000" w:themeColor="text1"/>
-        </w:rPr>
-      </w:pPr>
-      <w:r>
-        <w:rPr>
-          <w:rFonts w:ascii="Times New Roman" w:hAnsi="Times New Roman" w:cs="Times New Roman"/>
-          <w:color w:val="000000" w:themeColor="text1"/>
-          <w:u w:val="single"/>
-        </w:rPr>
-        <w:t xml:space="preserve">UCSD, MR DICOM tool</w:t>
-      </w:r>
-      <w:r>
-        <w:rPr>
-          <w:rFonts w:ascii="Times New Roman" w:hAnsi="Times New Roman" w:cs="Times New Roman"/>
-          <w:color w:val="000000" w:themeColor="text1"/>
-        </w:rPr>
-        <w:t>: Inherent frames of reference are needed to be broken prior to registration of MR and CT images in the UCSD clinic. This tool automatically breaks the inherent registration among the MR images in an efficient manner, saving time and reducing likelihood of errors in renaming process.</w:t>
-      </w:r>
-    </w:p>
-    <w:p>
-      <w:pPr>
-        <w:keepNext/>
-        <w:keepLines/>
-        <w:spacing w:after="60" w:line="240" w:lineRule="auto"/>
-        <w:rPr>
-          <w:rFonts w:ascii="Times New Roman" w:hAnsi="Times New Roman" w:cs="Times New Roman"/>
-          <w:color w:val="000000" w:themeColor="text1"/>
-        </w:rPr>
-      </w:pPr>
-      <w:r>
-        <w:rPr>
-          <w:rFonts w:ascii="Times New Roman" w:hAnsi="Times New Roman" w:cs="Times New Roman"/>
-          <w:color w:val="000000" w:themeColor="text1"/>
-          <w:u w:val="single"/>
-        </w:rPr>
-        <w:t xml:space="preserve">UCSD, PDF Creator:</w:t>
-      </w:r>
-      <w:r>
-        <w:rPr>
-          <w:rFonts w:ascii="Times New Roman" w:hAnsi="Times New Roman" w:cs="Times New Roman"/>
-          <w:color w:val="000000" w:themeColor="text1"/>
-        </w:rPr>
-        <w:t xml:space="preserve"> PDF creation automatically generated via stand-alone server. Enabled automatic uploading of the generated plan PDFs from brachytherapy procedures, streamlining the process and reducing potential for errors.</w:t>
       </w:r>
     </w:p>
     <w:p>
@@ -1801,6 +2120,19 @@
     </w:p>
     <w:p>
       <w:pPr>
+        <w:spacing w:before="80" w:after="40"/>
+      </w:pPr>
+      <w:r>
+        <w:rPr>
+          <w:rFonts w:ascii="Times New Roman" w:hAnsi="Times New Roman"/>
+          <w:b/>
+          <w:u w:val="single"/>
+        </w:rPr>
+        <w:t>University of California, San Diego</w:t>
+      </w:r>
+    </w:p>
+    <w:p>
+      <w:pPr>
         <w:keepNext/>
         <w:keepLines/>
         <w:spacing w:after="120" w:line="240" w:lineRule="auto"/>
@@ -1814,8 +2146,7 @@
           <w:rFonts w:ascii="Times New Roman" w:hAnsi="Times New Roman" w:cs="Times New Roman"/>
           <w:color w:val="000000" w:themeColor="text1"/>
         </w:rPr>
-        <w:lastRenderedPageBreak/>
-        <w:t>University of California, San Diego, Clinical Activity Web Suite: Designed and deployed a suite of services and dashboards that surface the department's treatment planning workflow as analyzable data. A query service polls the ARIA database and feeds panel-based activity dashboards, a configurable alert-rule engine, and automated notification of dosimetrists, physicians, and clinical chiefs when patients fall behind schedule or miss essential care tasks.</w:t>
+        <w:t>Clinical Activity Web Suite: Designed and deployed a suite of services and dashboards that surface the department's treatment planning workflow as analyzable data. A query service polls the ARIA database and feeds panel-based activity dashboards, a configurable alert-rule engine, and automated notification of dosimetrists, physicians, and clinical chiefs when patients fall behind schedule or miss essential care tasks.</w:t>
       </w:r>
     </w:p>
     <w:p>
@@ -1828,6 +2159,26 @@
           <w:color w:val="000000" w:themeColor="text1"/>
         </w:rPr>
       </w:pPr>
+      <w:r>
+        <w:rPr>
+          <w:rFonts w:ascii="Times New Roman" w:hAnsi="Times New Roman" w:cs="Times New Roman"/>
+          <w:color w:val="000000" w:themeColor="text1"/>
+        </w:rPr>
+        <w:t>Chair of Technical Innovation and Implementation: Directing departmental strategy for in-house software development and clinical deployment across Radiation Medicine &amp; Applied Sciences. Established the Technical Integration Catalog, a searchable inventory of every software tool the department has built: 66 projects at launch (2026), with automated monthly reconciliation. This ensures that existing work is found rather than rebuilt and single-maintainer risk is visible. Establishing minimum development standards, a validation and release process for clinical-facing tools aligned with AAPM guidance on in-house software QA, and PHI-handling guardrails for AI-assisted development.</w:t>
+      </w:r>
+    </w:p>
+    <w:p>
+      <w:pPr>
+        <w:spacing w:before="80" w:after="40"/>
+      </w:pPr>
+      <w:r>
+        <w:rPr>
+          <w:rFonts w:ascii="Times New Roman" w:hAnsi="Times New Roman"/>
+          <w:b/>
+          <w:u w:val="single"/>
+        </w:rPr>
+        <w:t>University of North Carolina, Chapel Hill</w:t>
+      </w:r>
     </w:p>
     <w:p>
       <w:pPr>
@@ -1844,7 +2195,7 @@
           <w:rFonts w:ascii="Times New Roman" w:hAnsi="Times New Roman" w:cs="Times New Roman"/>
           <w:color w:val="000000" w:themeColor="text1"/>
         </w:rPr>
-        <w:t xml:space="preserve">University of California, San Diego, Chair of Technical Innovation and Implementation: Directing departmental strategy for in-house software development and clinical deployment across Radiation Medicine &amp; Applied Sciences. Established the Technical Integration Catalog, a searchable inventory of every software tool the department has built: 66 projects at launch (2026), with automated monthly reconciliation. This ensures that existing work is found rather than rebuilt and single-maintainer risk is visible. Establishing minimum development standards, a validation and release process for clinical-facing tools aligned with AAPM guidance on in-house software QA, and PHI-handling guardrails for AI-assisted development.</w:t>
+        <w:t>Research focused on improving patient safety throughout the radiation oncology treatment planning process. Patient quality and safety improvements within the AHRQ grant. Part of this work is also in implementing automated treatment checks ‘DosCheck’ to provide added support to the dosimetrists and physicists.</w:t>
       </w:r>
     </w:p>
     <w:p>
@@ -1862,7 +2213,20 @@
           <w:rFonts w:ascii="Times New Roman" w:hAnsi="Times New Roman" w:cs="Times New Roman"/>
           <w:color w:val="000000" w:themeColor="text1"/>
         </w:rPr>
-        <w:t xml:space="preserve">University of North Carolina, Chapel Hill: Research focused on improving patient safety throughout the radiation oncology treatment planning process. Patient quality and safety improvements within the AHRQ grant. Part of this work is also in implementing automated treatment checks ‘DosCheck’ to provide added support to the dosimetrists and physicists.</w:t>
+        <w:t>Created a new data architecture which represents all aspects of a patient’s radiation plan (dose-volume histograms, region-of-interest volumes, treatment beams, modalities) in a dramatically compressed form. This architecture facilitates rapid information gathering for curating a specific dataset and answering clinical questions.</w:t>
+      </w:r>
+    </w:p>
+    <w:p>
+      <w:pPr>
+        <w:spacing w:before="80" w:after="40"/>
+      </w:pPr>
+      <w:r>
+        <w:rPr>
+          <w:rFonts w:ascii="Times New Roman" w:hAnsi="Times New Roman"/>
+          <w:b/>
+          <w:u w:val="single"/>
+        </w:rPr>
+        <w:t>MD Anderson Cancer Center</w:t>
       </w:r>
     </w:p>
     <w:p>
@@ -1880,25 +2244,7 @@
           <w:rFonts w:ascii="Times New Roman" w:hAnsi="Times New Roman" w:cs="Times New Roman"/>
           <w:color w:val="000000" w:themeColor="text1"/>
         </w:rPr>
-        <w:t xml:space="preserve">University of North Carolina, Chapel Hill: Created a new data architecture which represents all aspects of a patient’s radiation plan (dose-volume histograms, region-of-interest volumes, treatment beams, modalities) in a dramatically compressed form. This architecture facilitates rapid information gathering for curating a specific dataset and answering clinical questions.</w:t>
-      </w:r>
-    </w:p>
-    <w:p>
-      <w:pPr>
-        <w:keepNext/>
-        <w:keepLines/>
-        <w:spacing w:after="120" w:line="240" w:lineRule="auto"/>
-        <w:rPr>
-          <w:rFonts w:ascii="Times New Roman" w:hAnsi="Times New Roman" w:cs="Times New Roman"/>
-          <w:color w:val="000000" w:themeColor="text1"/>
-        </w:rPr>
-      </w:pPr>
-      <w:r>
-        <w:rPr>
-          <w:rFonts w:ascii="Times New Roman" w:hAnsi="Times New Roman" w:cs="Times New Roman"/>
-          <w:color w:val="000000" w:themeColor="text1"/>
-        </w:rPr>
-        <w:t xml:space="preserve">MD Anderson, PhD Dissertation: “Improving Treatment of Local Liver Ablation Therapy with Deep Learning and Biomechanical Modeling” </w:t>
+        <w:t xml:space="preserve">PhD Dissertation: “Improving Treatment of Local Liver Ablation Therapy with Deep Learning and Biomechanical Modeling” </w:t>
       </w:r>
       <w:hyperlink r:id="rId7" w:history="1">
         <w:r>
@@ -1934,7 +2280,7 @@
           <w:rFonts w:ascii="Times New Roman" w:hAnsi="Times New Roman" w:cs="Times New Roman"/>
           <w:color w:val="000000" w:themeColor="text1"/>
         </w:rPr>
-        <w:t xml:space="preserve">MD Anderson, Master’s Thesis: </w:t>
+        <w:t xml:space="preserve">Master’s Thesis: </w:t>
       </w:r>
       <w:r>
         <w:rPr>

--- a/Clincal_CV/BMAnderson CV.docx
+++ b/Clincal_CV/BMAnderson CV.docx
@@ -200,26 +200,133 @@
     </w:p>
     <w:p>
       <w:pPr>
-        <w:keepNext/>
-        <w:keepLines/>
-        <w:spacing w:after="120" w:line="240" w:lineRule="auto"/>
-        <w:rPr>
-          <w:rFonts w:ascii="Times New Roman" w:hAnsi="Times New Roman" w:cs="Times New Roman"/>
-          <w:color w:val="000000" w:themeColor="text1"/>
-        </w:rPr>
-      </w:pPr>
-      <w:r>
-        <w:rPr>
-          <w:rFonts w:ascii="Times New Roman" w:hAnsi="Times New Roman" w:cs="Times New Roman"/>
-          <w:color w:val="000000" w:themeColor="text1"/>
-        </w:rPr>
-        <w:t>Residency – The University of California, San Diego (07/2021-07/2023)</w:t>
-        <w:br/>
-        <w:t xml:space="preserve">Ph.D., Medical Physics - The University of Texas Health and Science Center, MD Anderson (9/2017-05/2021)</w:t>
-        <w:br/>
-        <w:t xml:space="preserve">S.M.S, Medical Physics - The University of Texas Health and Science Center, MD Anderson (9/2015-8/2017)</w:t>
-        <w:br/>
-        <w:t xml:space="preserve">B.S, Nuclear Engineering - The Georgia Institute of Technology (8/10-5/15) Highest Honors</w:t>
+        <w:tabs>
+          <w:tab w:val="left" w:pos="2016"/>
+        </w:tabs>
+        <w:spacing w:after="60"/>
+        <w:ind w:left="2016" w:hanging="2016"/>
+      </w:pPr>
+      <w:r>
+        <w:rPr>
+          <w:rFonts w:ascii="Times New Roman" w:hAnsi="Times New Roman"/>
+          <w:sz w:val="22"/>
+        </w:rPr>
+        <w:t xml:space="preserve">2021 – 2023</w:t>
+      </w:r>
+      <w:r>
+        <w:rPr>
+          <w:rFonts w:ascii="Times New Roman" w:hAnsi="Times New Roman"/>
+          <w:sz w:val="22"/>
+        </w:rPr>
+        <w:tab/>
+      </w:r>
+      <w:r>
+        <w:rPr>
+          <w:rFonts w:ascii="Times New Roman" w:hAnsi="Times New Roman"/>
+          <w:sz w:val="22"/>
+          <w:u w:val="single"/>
+        </w:rPr>
+        <w:t xml:space="preserve">Residency – The University of California, San Diego</w:t>
+      </w:r>
+    </w:p>
+    <w:p>
+      <w:pPr>
+        <w:tabs>
+          <w:tab w:val="left" w:pos="2016"/>
+        </w:tabs>
+        <w:spacing w:after="60"/>
+        <w:ind w:left="2016" w:hanging="2016"/>
+      </w:pPr>
+      <w:r>
+        <w:rPr>
+          <w:rFonts w:ascii="Times New Roman" w:hAnsi="Times New Roman"/>
+          <w:sz w:val="22"/>
+        </w:rPr>
+        <w:t xml:space="preserve">2017 – 2021</w:t>
+      </w:r>
+      <w:r>
+        <w:rPr>
+          <w:rFonts w:ascii="Times New Roman" w:hAnsi="Times New Roman"/>
+          <w:sz w:val="22"/>
+        </w:rPr>
+        <w:tab/>
+      </w:r>
+      <w:r>
+        <w:rPr>
+          <w:rFonts w:ascii="Times New Roman" w:hAnsi="Times New Roman"/>
+          <w:sz w:val="22"/>
+          <w:u w:val="single"/>
+        </w:rPr>
+        <w:t xml:space="preserve">Ph.D., Medical Physics - The University of Texas Health and Science Center, MD Anderson</w:t>
+      </w:r>
+    </w:p>
+    <w:p>
+      <w:pPr>
+        <w:tabs>
+          <w:tab w:val="left" w:pos="2016"/>
+        </w:tabs>
+        <w:spacing w:after="60"/>
+        <w:ind w:left="2016" w:hanging="2016"/>
+      </w:pPr>
+      <w:r>
+        <w:rPr>
+          <w:rFonts w:ascii="Times New Roman" w:hAnsi="Times New Roman"/>
+          <w:sz w:val="22"/>
+        </w:rPr>
+        <w:t xml:space="preserve">2015 – 2017</w:t>
+      </w:r>
+      <w:r>
+        <w:rPr>
+          <w:rFonts w:ascii="Times New Roman" w:hAnsi="Times New Roman"/>
+          <w:sz w:val="22"/>
+        </w:rPr>
+        <w:tab/>
+      </w:r>
+      <w:r>
+        <w:rPr>
+          <w:rFonts w:ascii="Times New Roman" w:hAnsi="Times New Roman"/>
+          <w:sz w:val="22"/>
+          <w:u w:val="single"/>
+        </w:rPr>
+        <w:t xml:space="preserve">S.M.S, Medical Physics - The University of Texas Health and Science Center, MD Anderson</w:t>
+      </w:r>
+    </w:p>
+    <w:p>
+      <w:pPr>
+        <w:tabs>
+          <w:tab w:val="left" w:pos="2016"/>
+        </w:tabs>
+        <w:spacing w:after="60"/>
+        <w:ind w:left="2016" w:hanging="2016"/>
+      </w:pPr>
+      <w:r>
+        <w:rPr>
+          <w:rFonts w:ascii="Times New Roman" w:hAnsi="Times New Roman"/>
+          <w:sz w:val="22"/>
+        </w:rPr>
+        <w:t xml:space="preserve">2010 – 2015</w:t>
+      </w:r>
+      <w:r>
+        <w:rPr>
+          <w:rFonts w:ascii="Times New Roman" w:hAnsi="Times New Roman"/>
+          <w:sz w:val="22"/>
+        </w:rPr>
+        <w:tab/>
+      </w:r>
+      <w:r>
+        <w:rPr>
+          <w:rFonts w:ascii="Times New Roman" w:hAnsi="Times New Roman"/>
+          <w:sz w:val="22"/>
+          <w:u w:val="single"/>
+        </w:rPr>
+        <w:t xml:space="preserve">B.S, Nuclear Engineering - The Georgia Institute of Technology</w:t>
+      </w:r>
+      <w:r>
+        <w:rPr>
+          <w:rFonts w:ascii="Times New Roman" w:hAnsi="Times New Roman"/>
+          <w:sz w:val="22"/>
+        </w:rPr>
+        <w:t xml:space="preserve"> Highest Honors</w:t>
       </w:r>
     </w:p>
     <w:p>
@@ -242,124 +349,162 @@
     </w:p>
     <w:p>
       <w:pPr>
-        <w:keepNext/>
-        <w:keepLines/>
-        <w:widowControl/>
-        <w:autoSpaceDE w:val="0"/>
-        <w:autoSpaceDN w:val="0"/>
-        <w:adjustRightInd w:val="0"/>
-        <w:spacing w:before="60" w:after="0" w:line="240" w:lineRule="auto"/>
-        <w:rPr>
-          <w:rFonts w:ascii="Times New Roman" w:hAnsi="Times New Roman" w:cs="Times New Roman"/>
-          <w:color w:val="000000" w:themeColor="text1"/>
-        </w:rPr>
-      </w:pPr>
-      <w:r>
-        <w:rPr>
-          <w:rFonts w:ascii="Times New Roman" w:hAnsi="Times New Roman" w:cs="Times New Roman"/>
-          <w:color w:val="000000" w:themeColor="text1"/>
-        </w:rPr>
-        <w:t xml:space="preserve">R-01, Co-Investigator, University of North Carolina, Chapel Hill: AHRQ Health Services Research Projects. Projects being investigated: Examining the Impact of Artificial Intelligence on Healthcare Safety. Systems-Based Approaches to Improve Patient Safety, Leading the development of artificial intelligence strategies for improving patient safety and plan quality in radiation oncology. Facilitating the implementation of useful tools for low- and middle-income groups. Efficacy of AI assisted sim review in rural settings: randomized control study (2024)</w:t>
-      </w:r>
-    </w:p>
-    <w:p>
-      <w:pPr>
-        <w:keepNext/>
-        <w:keepLines/>
-        <w:widowControl/>
-        <w:autoSpaceDE w:val="0"/>
-        <w:autoSpaceDN w:val="0"/>
-        <w:adjustRightInd w:val="0"/>
-        <w:spacing w:before="60" w:after="0" w:line="240" w:lineRule="auto"/>
-        <w:rPr>
-          <w:rFonts w:ascii="Times New Roman" w:hAnsi="Times New Roman" w:cs="Times New Roman"/>
-          <w:color w:val="000000" w:themeColor="text1"/>
-        </w:rPr>
-      </w:pPr>
-      <w:r>
-        <w:rPr>
-          <w:rFonts w:ascii="Times New Roman" w:hAnsi="Times New Roman" w:cs="Times New Roman"/>
-          <w:color w:val="000000" w:themeColor="text1"/>
-        </w:rPr>
-        <w:t xml:space="preserve">MD Anderson Dr. John J. Kopchick Fellowship: $15,000 for one year, ‘…for students who demonstrate exceptional character, extracurricular leadership, research excellence and scholarly merit.’ (01/2021)</w:t>
-      </w:r>
-    </w:p>
-    <w:p>
-      <w:pPr>
-        <w:keepNext/>
-        <w:keepLines/>
-        <w:widowControl/>
-        <w:autoSpaceDE w:val="0"/>
-        <w:autoSpaceDN w:val="0"/>
-        <w:adjustRightInd w:val="0"/>
-        <w:spacing w:before="60" w:after="0" w:line="240" w:lineRule="auto"/>
-        <w:rPr>
-          <w:rFonts w:ascii="Times New Roman" w:hAnsi="Times New Roman" w:cs="Times New Roman"/>
-          <w:color w:val="000000" w:themeColor="text1"/>
-        </w:rPr>
-      </w:pPr>
-      <w:r>
-        <w:rPr>
-          <w:rFonts w:ascii="Times New Roman" w:hAnsi="Times New Roman" w:cs="Times New Roman"/>
-          <w:color w:val="000000" w:themeColor="text1"/>
-        </w:rPr>
-        <w:t xml:space="preserve">MD Anderson Dr. John J. Kopchick Fellowship: $15,000 for one year, ‘…for students who demonstrate exceptional character, extracurricular leadership, research excellence and scholarly merit.’ (01/2020)</w:t>
-      </w:r>
-    </w:p>
-    <w:p>
-      <w:pPr>
-        <w:keepNext/>
-        <w:keepLines/>
-        <w:widowControl/>
-        <w:autoSpaceDE w:val="0"/>
-        <w:autoSpaceDN w:val="0"/>
-        <w:adjustRightInd w:val="0"/>
-        <w:spacing w:before="60" w:after="0" w:line="240" w:lineRule="auto"/>
+        <w:tabs>
+          <w:tab w:val="left" w:pos="2016"/>
+        </w:tabs>
+        <w:spacing w:after="60"/>
+        <w:ind w:left="2016" w:hanging="2016"/>
+      </w:pPr>
+      <w:r>
+        <w:rPr>
+          <w:rFonts w:ascii="Times New Roman" w:hAnsi="Times New Roman"/>
+          <w:sz w:val="22"/>
+        </w:rPr>
+        <w:t xml:space="preserve">2024</w:t>
+      </w:r>
+      <w:r>
+        <w:rPr>
+          <w:rFonts w:ascii="Times New Roman" w:hAnsi="Times New Roman"/>
+          <w:sz w:val="22"/>
+        </w:rPr>
+        <w:tab/>
+      </w:r>
+      <w:r>
+        <w:rPr>
+          <w:rFonts w:ascii="Times New Roman" w:hAnsi="Times New Roman" w:cs="Times New Roman"/>
+          <w:color w:val="000000" w:themeColor="text1"/>
+          <w:u w:val="single"/>
+        </w:rPr>
+        <w:t xml:space="preserve">R-01, Co-Investigator, University of North Carolina, Chapel Hill</w:t>
+      </w:r>
+      <w:r>
+        <w:rPr>
+          <w:rFonts w:ascii="Times New Roman" w:hAnsi="Times New Roman" w:cs="Times New Roman"/>
+          <w:color w:val="000000" w:themeColor="text1"/>
+        </w:rPr>
+        <w:t xml:space="preserve">: AHRQ Health Services Research Projects. Projects being investigated: Examining the Impact of Artificial Intelligence on Healthcare Safety. Systems-Based Approaches to Improve Patient Safety, Leading the development of artificial intelligence strategies for improving patient safety and plan quality in radiation oncology. Facilitating the implementation of useful tools for low- and middle-income groups. Efficacy of AI assisted sim review in rural settings: randomized control study</w:t>
+      </w:r>
+    </w:p>
+    <w:p>
+      <w:pPr>
+        <w:tabs>
+          <w:tab w:val="left" w:pos="2016"/>
+        </w:tabs>
+        <w:spacing w:after="60"/>
+        <w:ind w:left="2016" w:hanging="2016"/>
+      </w:pPr>
+      <w:r>
+        <w:rPr>
+          <w:rFonts w:ascii="Times New Roman" w:hAnsi="Times New Roman"/>
+          <w:sz w:val="22"/>
+        </w:rPr>
+        <w:t xml:space="preserve">2020, 2021</w:t>
+      </w:r>
+      <w:r>
+        <w:rPr>
+          <w:rFonts w:ascii="Times New Roman" w:hAnsi="Times New Roman"/>
+          <w:sz w:val="22"/>
+        </w:rPr>
+        <w:tab/>
+      </w:r>
+      <w:r>
+        <w:rPr>
+          <w:rFonts w:ascii="Times New Roman" w:hAnsi="Times New Roman" w:cs="Times New Roman"/>
+          <w:color w:val="000000" w:themeColor="text1"/>
+          <w:u w:val="single"/>
+        </w:rPr>
+        <w:t xml:space="preserve">MD Anderson Dr. John J. Kopchick Fellowship</w:t>
+      </w:r>
+      <w:r>
+        <w:rPr>
+          <w:rFonts w:ascii="Times New Roman" w:hAnsi="Times New Roman" w:cs="Times New Roman"/>
+          <w:color w:val="000000" w:themeColor="text1"/>
+        </w:rPr>
+        <w:t xml:space="preserve">: $15,000 for one year, ‘…for students who demonstrate exceptional character, extracurricular leadership, research excellence and scholarly merit.’</w:t>
+      </w:r>
+    </w:p>
+    <w:p>
+      <w:pPr>
+        <w:tabs>
+          <w:tab w:val="left" w:pos="2016"/>
+        </w:tabs>
+        <w:spacing w:after="60"/>
+        <w:ind w:left="2016" w:hanging="2016"/>
+      </w:pPr>
+      <w:r>
+        <w:rPr>
+          <w:rFonts w:ascii="Times New Roman" w:hAnsi="Times New Roman"/>
+          <w:sz w:val="22"/>
+        </w:rPr>
+        <w:t xml:space="preserve">2019</w:t>
+      </w:r>
+      <w:r>
+        <w:rPr>
+          <w:rFonts w:ascii="Times New Roman" w:hAnsi="Times New Roman"/>
+          <w:sz w:val="22"/>
+        </w:rPr>
+        <w:tab/>
+      </w:r>
+      <w:r>
+        <w:rPr>
+          <w:rFonts w:ascii="Times New Roman" w:hAnsi="Times New Roman" w:cs="Times New Roman"/>
+          <w:color w:val="000000" w:themeColor="text1"/>
+          <w:u w:val="single"/>
+        </w:rPr>
+        <w:t xml:space="preserve">Society of Interventional Radiology (SIR) Allied Scientist Grant</w:t>
+      </w:r>
+      <w:r>
+        <w:rPr>
+          <w:rFonts w:ascii="Times New Roman" w:hAnsi="Times New Roman" w:cs="Times New Roman"/>
+          <w:color w:val="000000" w:themeColor="text1"/>
+        </w:rPr>
+        <w:t xml:space="preserve">: $40,000 total for two years </w:t>
+      </w:r>
+      <w:r>
         <w:rPr>
           <w:rFonts w:ascii="Times New Roman" w:hAnsi="Times New Roman" w:cs="Times New Roman"/>
           <w:i/>
           <w:iCs/>
         </w:rPr>
-      </w:pPr>
-      <w:r>
-        <w:rPr>
-          <w:rFonts w:ascii="Times New Roman" w:hAnsi="Times New Roman" w:cs="Times New Roman"/>
-          <w:color w:val="000000" w:themeColor="text1"/>
-        </w:rPr>
-        <w:t xml:space="preserve">Society of Interventional Radiology (SIR) Allied Scientist Grant: $40,000 total for two years </w:t>
-      </w:r>
-      <w:r>
-        <w:rPr>
-          <w:rFonts w:ascii="Times New Roman" w:hAnsi="Times New Roman" w:cs="Times New Roman"/>
-          <w:i/>
-          <w:iCs/>
-        </w:rPr>
         <w:t xml:space="preserve">Improving Treatments of Local Liver Disease with Biomechanical Modeling and Deep Learning</w:t>
       </w:r>
-      <w:r>
-        <w:rPr>
-          <w:rFonts w:ascii="Times New Roman" w:hAnsi="Times New Roman" w:cs="Times New Roman"/>
-          <w:color w:val="000000" w:themeColor="text1"/>
-        </w:rPr>
-        <w:t xml:space="preserve"> (05/2019)</w:t>
-      </w:r>
-    </w:p>
-    <w:p>
-      <w:pPr>
-        <w:keepNext/>
-        <w:keepLines/>
-        <w:spacing w:after="60" w:line="240" w:lineRule="auto"/>
-        <w:rPr>
-          <w:rFonts w:ascii="Times New Roman" w:hAnsi="Times New Roman" w:cs="Times New Roman"/>
-          <w:color w:val="000000" w:themeColor="text1"/>
-        </w:rPr>
-      </w:pPr>
-      <w:r>
-        <w:rPr>
-          <w:rFonts w:ascii="Times New Roman" w:hAnsi="Times New Roman" w:cs="Times New Roman"/>
-          <w:color w:val="000000" w:themeColor="text1"/>
-        </w:rPr>
-        <w:t>American Association of Physicists in Medicine (AAPM) Summer Undergraduate Fellowship Program: 10 week program designed to gain experience in medical physics; work spent commissioning new Elekta linear accelerator in Eureka, CA (2014)</w:t>
+    </w:p>
+    <w:p>
+      <w:pPr>
+        <w:tabs>
+          <w:tab w:val="left" w:pos="2016"/>
+        </w:tabs>
+        <w:spacing w:after="60"/>
+        <w:ind w:left="2016" w:hanging="2016"/>
+      </w:pPr>
+      <w:r>
+        <w:rPr>
+          <w:rFonts w:ascii="Times New Roman" w:hAnsi="Times New Roman"/>
+          <w:sz w:val="22"/>
+        </w:rPr>
+        <w:t xml:space="preserve">2014</w:t>
+      </w:r>
+      <w:r>
+        <w:rPr>
+          <w:rFonts w:ascii="Times New Roman" w:hAnsi="Times New Roman"/>
+          <w:sz w:val="22"/>
+        </w:rPr>
+        <w:tab/>
+      </w:r>
+      <w:r>
+        <w:rPr>
+          <w:rFonts w:ascii="Times New Roman" w:hAnsi="Times New Roman" w:cs="Times New Roman"/>
+          <w:color w:val="000000" w:themeColor="text1"/>
+          <w:u w:val="single"/>
+        </w:rPr>
+        <w:t xml:space="preserve">American Association of Physicists in Medicine (AAPM) Summer Undergraduate Fellowship Program</w:t>
+      </w:r>
+      <w:r>
+        <w:rPr>
+          <w:rFonts w:ascii="Times New Roman" w:hAnsi="Times New Roman" w:cs="Times New Roman"/>
+          <w:color w:val="000000" w:themeColor="text1"/>
+        </w:rPr>
+        <w:t xml:space="preserve">: 10 week program designed to gain experience in medical physics; work spent commissioning new Elekta linear accelerator in Eureka, CA</w:t>
       </w:r>
     </w:p>
     <w:p>
@@ -1501,21 +1646,40 @@
     </w:p>
     <w:p>
       <w:pPr>
-        <w:keepNext/>
-        <w:keepLines/>
-        <w:spacing w:after="60" w:line="240" w:lineRule="auto"/>
-        <w:rPr>
-          <w:rFonts w:ascii="Times New Roman" w:hAnsi="Times New Roman" w:cs="Times New Roman"/>
-          <w:color w:val="000000" w:themeColor="text1"/>
-        </w:rPr>
-      </w:pPr>
+        <w:tabs>
+          <w:tab w:val="left" w:pos="2016"/>
+        </w:tabs>
+        <w:spacing w:after="60"/>
+        <w:ind w:left="2016" w:hanging="2016"/>
+      </w:pPr>
+      <w:r>
+        <w:rPr>
+          <w:rFonts w:ascii="Times New Roman" w:hAnsi="Times New Roman"/>
+          <w:sz w:val="22"/>
+        </w:rPr>
+        <w:t xml:space="preserve">2025 – Present</w:t>
+      </w:r>
+      <w:r>
+        <w:rPr>
+          <w:rFonts w:ascii="Times New Roman" w:hAnsi="Times New Roman"/>
+          <w:sz w:val="22"/>
+        </w:rPr>
+        <w:tab/>
+      </w:r>
       <w:r>
         <w:rPr>
           <w:rFonts w:ascii="Times New Roman" w:hAnsi="Times New Roman" w:cs="Times New Roman"/>
           <w:color w:val="000000" w:themeColor="text1"/>
           <w:u w:val="single"/>
         </w:rPr>
-        <w:t>Web Suite Notification System:</w:t>
+        <w:t xml:space="preserve">Web Suite Notification System</w:t>
+      </w:r>
+      <w:r>
+        <w:rPr>
+          <w:rFonts w:ascii="Times New Roman" w:hAnsi="Times New Roman" w:cs="Times New Roman"/>
+          <w:color w:val="000000" w:themeColor="text1"/>
+        </w:rPr>
+        <w:t xml:space="preserve">:</w:t>
       </w:r>
       <w:r>
         <w:rPr>
@@ -1527,21 +1691,40 @@
     </w:p>
     <w:p>
       <w:pPr>
-        <w:keepNext/>
-        <w:keepLines/>
-        <w:spacing w:after="60" w:line="240" w:lineRule="auto"/>
-        <w:rPr>
-          <w:rFonts w:ascii="Times New Roman" w:hAnsi="Times New Roman" w:cs="Times New Roman"/>
-          <w:color w:val="000000" w:themeColor="text1"/>
-        </w:rPr>
-      </w:pPr>
+        <w:tabs>
+          <w:tab w:val="left" w:pos="2016"/>
+        </w:tabs>
+        <w:spacing w:after="60"/>
+        <w:ind w:left="2016" w:hanging="2016"/>
+      </w:pPr>
+      <w:r>
+        <w:rPr>
+          <w:rFonts w:ascii="Times New Roman" w:hAnsi="Times New Roman"/>
+          <w:sz w:val="22"/>
+        </w:rPr>
+        <w:t xml:space="preserve">2021 – 2023</w:t>
+      </w:r>
+      <w:r>
+        <w:rPr>
+          <w:rFonts w:ascii="Times New Roman" w:hAnsi="Times New Roman"/>
+          <w:sz w:val="22"/>
+        </w:rPr>
+        <w:tab/>
+      </w:r>
       <w:r>
         <w:rPr>
           <w:rFonts w:ascii="Times New Roman" w:hAnsi="Times New Roman" w:cs="Times New Roman"/>
           <w:color w:val="000000" w:themeColor="text1"/>
           <w:u w:val="single"/>
         </w:rPr>
-        <w:t>Chief Resident:</w:t>
+        <w:t xml:space="preserve">Chief Resident</w:t>
+      </w:r>
+      <w:r>
+        <w:rPr>
+          <w:rFonts w:ascii="Times New Roman" w:hAnsi="Times New Roman" w:cs="Times New Roman"/>
+          <w:color w:val="000000" w:themeColor="text1"/>
+        </w:rPr>
+        <w:t xml:space="preserve">:</w:t>
       </w:r>
       <w:r>
         <w:rPr>
@@ -1553,21 +1736,40 @@
     </w:p>
     <w:p>
       <w:pPr>
-        <w:keepNext/>
-        <w:keepLines/>
-        <w:spacing w:after="60" w:line="240" w:lineRule="auto"/>
-        <w:rPr>
-          <w:rFonts w:ascii="Times New Roman" w:hAnsi="Times New Roman" w:cs="Times New Roman"/>
-          <w:color w:val="000000" w:themeColor="text1"/>
-        </w:rPr>
-      </w:pPr>
+        <w:tabs>
+          <w:tab w:val="left" w:pos="2016"/>
+        </w:tabs>
+        <w:spacing w:after="60"/>
+        <w:ind w:left="2016" w:hanging="2016"/>
+      </w:pPr>
+      <w:r>
+        <w:rPr>
+          <w:rFonts w:ascii="Times New Roman" w:hAnsi="Times New Roman"/>
+          <w:sz w:val="22"/>
+        </w:rPr>
+        <w:t xml:space="preserve">2021 – 2023</w:t>
+      </w:r>
+      <w:r>
+        <w:rPr>
+          <w:rFonts w:ascii="Times New Roman" w:hAnsi="Times New Roman"/>
+          <w:sz w:val="22"/>
+        </w:rPr>
+        <w:tab/>
+      </w:r>
       <w:r>
         <w:rPr>
           <w:rFonts w:ascii="Times New Roman" w:hAnsi="Times New Roman" w:cs="Times New Roman"/>
           <w:color w:val="000000" w:themeColor="text1"/>
           <w:u w:val="single"/>
         </w:rPr>
-        <w:t>VMAT Breast Rapid Plan:</w:t>
+        <w:t xml:space="preserve">VMAT Breast Rapid Plan</w:t>
+      </w:r>
+      <w:r>
+        <w:rPr>
+          <w:rFonts w:ascii="Times New Roman" w:hAnsi="Times New Roman" w:cs="Times New Roman"/>
+          <w:color w:val="000000" w:themeColor="text1"/>
+        </w:rPr>
+        <w:t xml:space="preserve">:</w:t>
       </w:r>
       <w:r>
         <w:rPr>
@@ -1579,14 +1781,26 @@
     </w:p>
     <w:p>
       <w:pPr>
-        <w:keepNext/>
-        <w:keepLines/>
-        <w:spacing w:after="60" w:line="240" w:lineRule="auto"/>
-        <w:rPr>
-          <w:rFonts w:ascii="Times New Roman" w:hAnsi="Times New Roman" w:cs="Times New Roman"/>
-          <w:color w:val="000000" w:themeColor="text1"/>
-        </w:rPr>
-      </w:pPr>
+        <w:tabs>
+          <w:tab w:val="left" w:pos="2016"/>
+        </w:tabs>
+        <w:spacing w:after="60"/>
+        <w:ind w:left="2016" w:hanging="2016"/>
+      </w:pPr>
+      <w:r>
+        <w:rPr>
+          <w:rFonts w:ascii="Times New Roman" w:hAnsi="Times New Roman"/>
+          <w:sz w:val="22"/>
+        </w:rPr>
+        <w:t xml:space="preserve">2021 – 2023</w:t>
+      </w:r>
+      <w:r>
+        <w:rPr>
+          <w:rFonts w:ascii="Times New Roman" w:hAnsi="Times New Roman"/>
+          <w:sz w:val="22"/>
+        </w:rPr>
+        <w:tab/>
+      </w:r>
       <w:r>
         <w:rPr>
           <w:rFonts w:ascii="Times New Roman" w:hAnsi="Times New Roman" w:cs="Times New Roman"/>
@@ -1605,21 +1819,40 @@
     </w:p>
     <w:p>
       <w:pPr>
-        <w:keepNext/>
-        <w:keepLines/>
-        <w:spacing w:after="60" w:line="240" w:lineRule="auto"/>
-        <w:rPr>
-          <w:rFonts w:ascii="Times New Roman" w:hAnsi="Times New Roman" w:cs="Times New Roman"/>
-          <w:color w:val="000000" w:themeColor="text1"/>
-        </w:rPr>
-      </w:pPr>
+        <w:tabs>
+          <w:tab w:val="left" w:pos="2016"/>
+        </w:tabs>
+        <w:spacing w:after="60"/>
+        <w:ind w:left="2016" w:hanging="2016"/>
+      </w:pPr>
+      <w:r>
+        <w:rPr>
+          <w:rFonts w:ascii="Times New Roman" w:hAnsi="Times New Roman"/>
+          <w:sz w:val="22"/>
+        </w:rPr>
+        <w:t xml:space="preserve">2021 – 2023</w:t>
+      </w:r>
+      <w:r>
+        <w:rPr>
+          <w:rFonts w:ascii="Times New Roman" w:hAnsi="Times New Roman"/>
+          <w:sz w:val="22"/>
+        </w:rPr>
+        <w:tab/>
+      </w:r>
       <w:r>
         <w:rPr>
           <w:rFonts w:ascii="Times New Roman" w:hAnsi="Times New Roman" w:cs="Times New Roman"/>
           <w:color w:val="000000" w:themeColor="text1"/>
           <w:u w:val="single"/>
         </w:rPr>
-        <w:t>DICOM transfer server:</w:t>
+        <w:t xml:space="preserve">DICOM transfer server</w:t>
+      </w:r>
+      <w:r>
+        <w:rPr>
+          <w:rFonts w:ascii="Times New Roman" w:hAnsi="Times New Roman" w:cs="Times New Roman"/>
+          <w:color w:val="000000" w:themeColor="text1"/>
+        </w:rPr>
+        <w:t xml:space="preserve">:</w:t>
       </w:r>
       <w:r>
         <w:rPr>
@@ -1631,14 +1864,26 @@
     </w:p>
     <w:p>
       <w:pPr>
-        <w:keepNext/>
-        <w:keepLines/>
-        <w:spacing w:after="60" w:line="240" w:lineRule="auto"/>
-        <w:rPr>
-          <w:rFonts w:ascii="Times New Roman" w:hAnsi="Times New Roman" w:cs="Times New Roman"/>
-          <w:color w:val="000000" w:themeColor="text1"/>
-        </w:rPr>
-      </w:pPr>
+        <w:tabs>
+          <w:tab w:val="left" w:pos="2016"/>
+        </w:tabs>
+        <w:spacing w:after="60"/>
+        <w:ind w:left="2016" w:hanging="2016"/>
+      </w:pPr>
+      <w:r>
+        <w:rPr>
+          <w:rFonts w:ascii="Times New Roman" w:hAnsi="Times New Roman"/>
+          <w:sz w:val="22"/>
+        </w:rPr>
+        <w:t xml:space="preserve">2021 – 2023</w:t>
+      </w:r>
+      <w:r>
+        <w:rPr>
+          <w:rFonts w:ascii="Times New Roman" w:hAnsi="Times New Roman"/>
+          <w:sz w:val="22"/>
+        </w:rPr>
+        <w:tab/>
+      </w:r>
       <w:r>
         <w:rPr>
           <w:rFonts w:ascii="Times New Roman" w:hAnsi="Times New Roman" w:cs="Times New Roman"/>
@@ -1657,21 +1902,40 @@
     </w:p>
     <w:p>
       <w:pPr>
-        <w:keepNext/>
-        <w:keepLines/>
-        <w:spacing w:after="60" w:line="240" w:lineRule="auto"/>
-        <w:rPr>
-          <w:rFonts w:ascii="Times New Roman" w:hAnsi="Times New Roman" w:cs="Times New Roman"/>
-          <w:color w:val="000000" w:themeColor="text1"/>
-        </w:rPr>
-      </w:pPr>
+        <w:tabs>
+          <w:tab w:val="left" w:pos="2016"/>
+        </w:tabs>
+        <w:spacing w:after="60"/>
+        <w:ind w:left="2016" w:hanging="2016"/>
+      </w:pPr>
+      <w:r>
+        <w:rPr>
+          <w:rFonts w:ascii="Times New Roman" w:hAnsi="Times New Roman"/>
+          <w:sz w:val="22"/>
+        </w:rPr>
+        <w:t xml:space="preserve">2021 – 2023</w:t>
+      </w:r>
+      <w:r>
+        <w:rPr>
+          <w:rFonts w:ascii="Times New Roman" w:hAnsi="Times New Roman"/>
+          <w:sz w:val="22"/>
+        </w:rPr>
+        <w:tab/>
+      </w:r>
       <w:r>
         <w:rPr>
           <w:rFonts w:ascii="Times New Roman" w:hAnsi="Times New Roman" w:cs="Times New Roman"/>
           <w:color w:val="000000" w:themeColor="text1"/>
           <w:u w:val="single"/>
         </w:rPr>
-        <w:t>PDF Creator:</w:t>
+        <w:t xml:space="preserve">PDF Creator</w:t>
+      </w:r>
+      <w:r>
+        <w:rPr>
+          <w:rFonts w:ascii="Times New Roman" w:hAnsi="Times New Roman" w:cs="Times New Roman"/>
+          <w:color w:val="000000" w:themeColor="text1"/>
+        </w:rPr>
+        <w:t xml:space="preserve">:</w:t>
       </w:r>
       <w:r>
         <w:rPr>
@@ -1696,21 +1960,40 @@
     </w:p>
     <w:p>
       <w:pPr>
-        <w:keepNext/>
-        <w:keepLines/>
-        <w:spacing w:after="60" w:line="240" w:lineRule="auto"/>
-        <w:rPr>
-          <w:rFonts w:ascii="Times New Roman" w:hAnsi="Times New Roman" w:cs="Times New Roman"/>
-          <w:color w:val="000000" w:themeColor="text1"/>
-        </w:rPr>
-      </w:pPr>
+        <w:tabs>
+          <w:tab w:val="left" w:pos="2016"/>
+        </w:tabs>
+        <w:spacing w:after="60"/>
+        <w:ind w:left="2016" w:hanging="2016"/>
+      </w:pPr>
+      <w:r>
+        <w:rPr>
+          <w:rFonts w:ascii="Times New Roman" w:hAnsi="Times New Roman"/>
+          <w:sz w:val="22"/>
+        </w:rPr>
+        <w:t xml:space="preserve">2023 – 2025</w:t>
+      </w:r>
+      <w:r>
+        <w:rPr>
+          <w:rFonts w:ascii="Times New Roman" w:hAnsi="Times New Roman"/>
+          <w:sz w:val="22"/>
+        </w:rPr>
+        <w:tab/>
+      </w:r>
       <w:r>
         <w:rPr>
           <w:rFonts w:ascii="Times New Roman" w:hAnsi="Times New Roman" w:cs="Times New Roman"/>
           <w:color w:val="000000" w:themeColor="text1"/>
           <w:u w:val="single"/>
         </w:rPr>
-        <w:t>Brachytherapy Equipment tracking:</w:t>
+        <w:t xml:space="preserve">Brachytherapy Equipment tracking</w:t>
+      </w:r>
+      <w:r>
+        <w:rPr>
+          <w:rFonts w:ascii="Times New Roman" w:hAnsi="Times New Roman" w:cs="Times New Roman"/>
+          <w:color w:val="000000" w:themeColor="text1"/>
+        </w:rPr>
+        <w:t xml:space="preserve">:</w:t>
       </w:r>
       <w:r>
         <w:rPr>
@@ -1722,21 +2005,40 @@
     </w:p>
     <w:p>
       <w:pPr>
-        <w:keepNext/>
-        <w:keepLines/>
-        <w:spacing w:after="60" w:line="240" w:lineRule="auto"/>
-        <w:rPr>
-          <w:rFonts w:ascii="Times New Roman" w:hAnsi="Times New Roman" w:cs="Times New Roman"/>
-          <w:color w:val="000000" w:themeColor="text1"/>
-        </w:rPr>
-      </w:pPr>
+        <w:tabs>
+          <w:tab w:val="left" w:pos="2016"/>
+        </w:tabs>
+        <w:spacing w:after="60"/>
+        <w:ind w:left="2016" w:hanging="2016"/>
+      </w:pPr>
+      <w:r>
+        <w:rPr>
+          <w:rFonts w:ascii="Times New Roman" w:hAnsi="Times New Roman"/>
+          <w:sz w:val="22"/>
+        </w:rPr>
+        <w:t xml:space="preserve">2023 – 2025</w:t>
+      </w:r>
+      <w:r>
+        <w:rPr>
+          <w:rFonts w:ascii="Times New Roman" w:hAnsi="Times New Roman"/>
+          <w:sz w:val="22"/>
+        </w:rPr>
+        <w:tab/>
+      </w:r>
       <w:r>
         <w:rPr>
           <w:rFonts w:ascii="Times New Roman" w:hAnsi="Times New Roman" w:cs="Times New Roman"/>
           <w:color w:val="000000" w:themeColor="text1"/>
           <w:u w:val="single"/>
         </w:rPr>
-        <w:t>DICOM Manipulation Tools:</w:t>
+        <w:t xml:space="preserve">DICOM Manipulation Tools</w:t>
+      </w:r>
+      <w:r>
+        <w:rPr>
+          <w:rFonts w:ascii="Times New Roman" w:hAnsi="Times New Roman" w:cs="Times New Roman"/>
+          <w:color w:val="000000" w:themeColor="text1"/>
+        </w:rPr>
+        <w:t xml:space="preserve">:</w:t>
       </w:r>
       <w:r>
         <w:rPr>
@@ -1748,21 +2050,40 @@
     </w:p>
     <w:p>
       <w:pPr>
-        <w:keepNext/>
-        <w:keepLines/>
-        <w:spacing w:after="60" w:line="240" w:lineRule="auto"/>
-        <w:rPr>
-          <w:rFonts w:ascii="Times New Roman" w:hAnsi="Times New Roman" w:cs="Times New Roman"/>
-          <w:color w:val="000000" w:themeColor="text1"/>
-        </w:rPr>
-      </w:pPr>
+        <w:tabs>
+          <w:tab w:val="left" w:pos="2016"/>
+        </w:tabs>
+        <w:spacing w:after="60"/>
+        <w:ind w:left="2016" w:hanging="2016"/>
+      </w:pPr>
+      <w:r>
+        <w:rPr>
+          <w:rFonts w:ascii="Times New Roman" w:hAnsi="Times New Roman"/>
+          <w:sz w:val="22"/>
+        </w:rPr>
+        <w:t xml:space="preserve">2023 – 2025</w:t>
+      </w:r>
+      <w:r>
+        <w:rPr>
+          <w:rFonts w:ascii="Times New Roman" w:hAnsi="Times New Roman"/>
+          <w:sz w:val="22"/>
+        </w:rPr>
+        <w:tab/>
+      </w:r>
       <w:r>
         <w:rPr>
           <w:rFonts w:ascii="Times New Roman" w:hAnsi="Times New Roman" w:cs="Times New Roman"/>
           <w:color w:val="000000" w:themeColor="text1"/>
           <w:u w:val="single"/>
         </w:rPr>
-        <w:t>DICOM transfer server:</w:t>
+        <w:t xml:space="preserve">DICOM transfer server</w:t>
+      </w:r>
+      <w:r>
+        <w:rPr>
+          <w:rFonts w:ascii="Times New Roman" w:hAnsi="Times New Roman" w:cs="Times New Roman"/>
+          <w:color w:val="000000" w:themeColor="text1"/>
+        </w:rPr>
+        <w:t xml:space="preserve">:</w:t>
       </w:r>
       <w:r>
         <w:rPr>
@@ -1793,20 +2114,40 @@
     </w:p>
     <w:p>
       <w:pPr>
-        <w:keepNext/>
-        <w:keepLines/>
-        <w:spacing w:after="60" w:line="240" w:lineRule="auto"/>
-        <w:rPr>
-          <w:rFonts w:ascii="Times New Roman" w:hAnsi="Times New Roman" w:cs="Times New Roman"/>
-          <w:color w:val="000000" w:themeColor="text1"/>
-        </w:rPr>
-      </w:pPr>
-      <w:r>
-        <w:rPr>
-          <w:rFonts w:ascii="Times New Roman" w:hAnsi="Times New Roman" w:cs="Times New Roman"/>
-          <w:color w:val="000000" w:themeColor="text1"/>
-        </w:rPr>
-        <w:t>University of North Carolina, Chapel Hill Research Retreat: 1</w:t>
+        <w:tabs>
+          <w:tab w:val="left" w:pos="2016"/>
+        </w:tabs>
+        <w:spacing w:after="60"/>
+        <w:ind w:left="2016" w:hanging="2016"/>
+      </w:pPr>
+      <w:r>
+        <w:rPr>
+          <w:rFonts w:ascii="Times New Roman" w:hAnsi="Times New Roman"/>
+          <w:sz w:val="22"/>
+        </w:rPr>
+        <w:t xml:space="preserve">2025</w:t>
+      </w:r>
+      <w:r>
+        <w:rPr>
+          <w:rFonts w:ascii="Times New Roman" w:hAnsi="Times New Roman"/>
+          <w:sz w:val="22"/>
+        </w:rPr>
+        <w:tab/>
+      </w:r>
+      <w:r>
+        <w:rPr>
+          <w:rFonts w:ascii="Times New Roman" w:hAnsi="Times New Roman" w:cs="Times New Roman"/>
+          <w:color w:val="000000" w:themeColor="text1"/>
+          <w:u w:val="single"/>
+        </w:rPr>
+        <w:t xml:space="preserve">University of North Carolina, Chapel Hill Research Retreat</w:t>
+      </w:r>
+      <w:r>
+        <w:rPr>
+          <w:rFonts w:ascii="Times New Roman" w:hAnsi="Times New Roman" w:cs="Times New Roman"/>
+          <w:color w:val="000000" w:themeColor="text1"/>
+        </w:rPr>
+        <w:t xml:space="preserve">: 1</w:t>
       </w:r>
       <w:r>
         <w:rPr>
@@ -1821,77 +2162,143 @@
           <w:rFonts w:ascii="Times New Roman" w:hAnsi="Times New Roman" w:cs="Times New Roman"/>
           <w:color w:val="000000" w:themeColor="text1"/>
         </w:rPr>
-        <w:t xml:space="preserve"> place poster in Physics/DHE Research (2025)</w:t>
-      </w:r>
-    </w:p>
-    <w:p>
-      <w:pPr>
-        <w:keepNext/>
-        <w:keepLines/>
-        <w:spacing w:after="60" w:line="240" w:lineRule="auto"/>
-        <w:rPr>
-          <w:rFonts w:ascii="Times New Roman" w:hAnsi="Times New Roman" w:cs="Times New Roman"/>
-          <w:color w:val="000000" w:themeColor="text1"/>
-        </w:rPr>
-      </w:pPr>
-      <w:r>
-        <w:rPr>
-          <w:rFonts w:ascii="Times New Roman" w:hAnsi="Times New Roman" w:cs="Times New Roman"/>
-          <w:color w:val="000000" w:themeColor="text1"/>
-        </w:rPr>
-        <w:t xml:space="preserve">AAPM Annual Meeting, Jack Krohmer Early Career Investigator Competition Winner – EPIDEEP: Predicting In-Vivo EPID Transit Images – a Deep Learning Approach (2022)</w:t>
-      </w:r>
-    </w:p>
-    <w:p>
-      <w:pPr>
-        <w:keepNext/>
-        <w:keepLines/>
-        <w:spacing w:after="60" w:line="240" w:lineRule="auto"/>
-        <w:rPr>
-          <w:rFonts w:ascii="Times New Roman" w:hAnsi="Times New Roman" w:cs="Times New Roman"/>
-          <w:color w:val="000000" w:themeColor="text1"/>
-        </w:rPr>
-      </w:pPr>
-      <w:r>
-        <w:rPr>
-          <w:rFonts w:ascii="Times New Roman" w:hAnsi="Times New Roman" w:cs="Times New Roman"/>
-          <w:color w:val="000000" w:themeColor="text1"/>
-        </w:rPr>
-        <w:t xml:space="preserve">MD Anderson, Alfred G. Knudson Jr. Outstanding Dissertation Award: $5,000 Award established by MD Anderson Cancer Center to honor the late Dr. Knudson in recognition of the top selected PhD dissertation. (2022)</w:t>
-      </w:r>
-    </w:p>
-    <w:p>
-      <w:pPr>
-        <w:keepNext/>
-        <w:keepLines/>
-        <w:spacing w:after="60" w:line="240" w:lineRule="auto"/>
-        <w:rPr>
-          <w:rFonts w:ascii="Times New Roman" w:hAnsi="Times New Roman" w:cs="Times New Roman"/>
-          <w:color w:val="000000" w:themeColor="text1"/>
-        </w:rPr>
-      </w:pPr>
-      <w:r>
-        <w:rPr>
-          <w:rFonts w:ascii="Times New Roman" w:hAnsi="Times New Roman" w:cs="Times New Roman"/>
-          <w:color w:val="000000" w:themeColor="text1"/>
-        </w:rPr>
-        <w:t xml:space="preserve">AAPM Practical Big Data Workshop, Early Career Investigator – Impact Award (2021)</w:t>
-      </w:r>
-    </w:p>
-    <w:p>
-      <w:pPr>
-        <w:keepNext/>
-        <w:keepLines/>
-        <w:spacing w:after="60" w:line="240" w:lineRule="auto"/>
-        <w:rPr>
-          <w:rFonts w:ascii="Times New Roman" w:hAnsi="Times New Roman" w:cs="Times New Roman"/>
-          <w:color w:val="000000" w:themeColor="text1"/>
-        </w:rPr>
-      </w:pPr>
-      <w:r>
-        <w:rPr>
-          <w:rFonts w:ascii="Times New Roman" w:hAnsi="Times New Roman" w:cs="Times New Roman"/>
-          <w:color w:val="000000" w:themeColor="text1"/>
+        <w:t xml:space="preserve"> place poster in Physics/DHE Research</w:t>
+      </w:r>
+    </w:p>
+    <w:p>
+      <w:pPr>
+        <w:tabs>
+          <w:tab w:val="left" w:pos="2016"/>
+        </w:tabs>
+        <w:spacing w:after="60"/>
+        <w:ind w:left="2016" w:hanging="2016"/>
+      </w:pPr>
+      <w:r>
+        <w:rPr>
+          <w:rFonts w:ascii="Times New Roman" w:hAnsi="Times New Roman"/>
+          <w:sz w:val="22"/>
+        </w:rPr>
+        <w:t xml:space="preserve">2022</w:t>
+      </w:r>
+      <w:r>
+        <w:rPr>
+          <w:rFonts w:ascii="Times New Roman" w:hAnsi="Times New Roman"/>
+          <w:sz w:val="22"/>
+        </w:rPr>
+        <w:tab/>
+      </w:r>
+      <w:r>
+        <w:rPr>
+          <w:rFonts w:ascii="Times New Roman" w:hAnsi="Times New Roman" w:cs="Times New Roman"/>
+          <w:color w:val="000000" w:themeColor="text1"/>
+          <w:u w:val="single"/>
+        </w:rPr>
+        <w:t xml:space="preserve">AAPM Annual Meeting, Jack Krohmer Early Career Investigator Competition Winner</w:t>
+      </w:r>
+      <w:r>
+        <w:rPr>
+          <w:rFonts w:ascii="Times New Roman" w:hAnsi="Times New Roman" w:cs="Times New Roman"/>
+          <w:color w:val="000000" w:themeColor="text1"/>
+        </w:rPr>
+        <w:t xml:space="preserve"> – EPIDEEP: Predicting In-Vivo EPID Transit Images – a Deep Learning Approach</w:t>
+      </w:r>
+    </w:p>
+    <w:p>
+      <w:pPr>
+        <w:tabs>
+          <w:tab w:val="left" w:pos="2016"/>
+        </w:tabs>
+        <w:spacing w:after="60"/>
+        <w:ind w:left="2016" w:hanging="2016"/>
+      </w:pPr>
+      <w:r>
+        <w:rPr>
+          <w:rFonts w:ascii="Times New Roman" w:hAnsi="Times New Roman"/>
+          <w:sz w:val="22"/>
+        </w:rPr>
+        <w:t xml:space="preserve">2022</w:t>
+      </w:r>
+      <w:r>
+        <w:rPr>
+          <w:rFonts w:ascii="Times New Roman" w:hAnsi="Times New Roman"/>
+          <w:sz w:val="22"/>
+        </w:rPr>
+        <w:tab/>
+      </w:r>
+      <w:r>
+        <w:rPr>
+          <w:rFonts w:ascii="Times New Roman" w:hAnsi="Times New Roman" w:cs="Times New Roman"/>
+          <w:color w:val="000000" w:themeColor="text1"/>
+          <w:u w:val="single"/>
+        </w:rPr>
+        <w:t xml:space="preserve">MD Anderson, Alfred G. Knudson Jr. Outstanding Dissertation Award</w:t>
+      </w:r>
+      <w:r>
+        <w:rPr>
+          <w:rFonts w:ascii="Times New Roman" w:hAnsi="Times New Roman" w:cs="Times New Roman"/>
+          <w:color w:val="000000" w:themeColor="text1"/>
+        </w:rPr>
+        <w:t xml:space="preserve">: $5,000 Award established by MD Anderson Cancer Center to honor the late Dr. Knudson in recognition of the top selected PhD dissertation.</w:t>
+      </w:r>
+    </w:p>
+    <w:p>
+      <w:pPr>
+        <w:tabs>
+          <w:tab w:val="left" w:pos="2016"/>
+        </w:tabs>
+        <w:spacing w:after="60"/>
+        <w:ind w:left="2016" w:hanging="2016"/>
+      </w:pPr>
+      <w:r>
+        <w:rPr>
+          <w:rFonts w:ascii="Times New Roman" w:hAnsi="Times New Roman"/>
+          <w:sz w:val="22"/>
+        </w:rPr>
+        <w:t xml:space="preserve">2021</w:t>
+      </w:r>
+      <w:r>
+        <w:rPr>
+          <w:rFonts w:ascii="Times New Roman" w:hAnsi="Times New Roman"/>
+          <w:sz w:val="22"/>
+        </w:rPr>
+        <w:tab/>
+      </w:r>
+      <w:r>
+        <w:rPr>
+          <w:rFonts w:ascii="Times New Roman" w:hAnsi="Times New Roman" w:cs="Times New Roman"/>
+          <w:color w:val="000000" w:themeColor="text1"/>
+          <w:u w:val="single"/>
+        </w:rPr>
+        <w:t xml:space="preserve">AAPM Practical Big Data Workshop, Early Career Investigator – Impact Award</w:t>
+      </w:r>
+    </w:p>
+    <w:p>
+      <w:pPr>
+        <w:tabs>
+          <w:tab w:val="left" w:pos="2016"/>
+        </w:tabs>
+        <w:spacing w:after="60"/>
+        <w:ind w:left="2016" w:hanging="2016"/>
+      </w:pPr>
+      <w:r>
+        <w:rPr>
+          <w:rFonts w:ascii="Times New Roman" w:hAnsi="Times New Roman"/>
+          <w:sz w:val="22"/>
+        </w:rPr>
+        <w:t xml:space="preserve">2019</w:t>
+      </w:r>
+      <w:r>
+        <w:rPr>
+          <w:rFonts w:ascii="Times New Roman" w:hAnsi="Times New Roman"/>
+          <w:sz w:val="22"/>
+        </w:rPr>
+        <w:tab/>
+      </w:r>
+      <w:r>
+        <w:rPr>
+          <w:rFonts w:ascii="Times New Roman" w:hAnsi="Times New Roman" w:cs="Times New Roman"/>
+          <w:color w:val="000000" w:themeColor="text1"/>
+          <w:u w:val="single"/>
         </w:rPr>
         <w:t xml:space="preserve">MD Anderson, Association of Science Communication (ASC) Oral Competition 1</w:t>
       </w:r>
@@ -1900,6 +2307,7 @@
           <w:rFonts w:ascii="Times New Roman" w:hAnsi="Times New Roman" w:cs="Times New Roman"/>
           <w:color w:val="000000" w:themeColor="text1"/>
           <w:vertAlign w:val="superscript"/>
+          <w:u w:val="single"/>
         </w:rPr>
         <w:t>st</w:t>
       </w:r>
@@ -1907,60 +2315,121 @@
         <w:rPr>
           <w:rFonts w:ascii="Times New Roman" w:hAnsi="Times New Roman" w:cs="Times New Roman"/>
           <w:color w:val="000000" w:themeColor="text1"/>
-        </w:rPr>
-        <w:t xml:space="preserve"> place: ‘Why is scientific communication important?’ (2019)</w:t>
-      </w:r>
-    </w:p>
-    <w:p>
-      <w:pPr>
-        <w:keepNext/>
-        <w:keepLines/>
-        <w:spacing w:after="60" w:line="240" w:lineRule="auto"/>
-        <w:rPr>
-          <w:rFonts w:ascii="Times New Roman" w:hAnsi="Times New Roman" w:cs="Times New Roman"/>
-          <w:color w:val="000000" w:themeColor="text1"/>
-        </w:rPr>
-      </w:pPr>
-      <w:r>
-        <w:rPr>
-          <w:rFonts w:ascii="Times New Roman" w:hAnsi="Times New Roman" w:cs="Times New Roman"/>
-          <w:color w:val="000000" w:themeColor="text1"/>
-        </w:rPr>
-        <w:t xml:space="preserve">AAPM, Science Council Session “Deep Learning for Rapid Deformable Image Registration of Liver CT Scans” (2019)</w:t>
-      </w:r>
-    </w:p>
-    <w:p>
-      <w:pPr>
-        <w:keepNext/>
-        <w:keepLines/>
-        <w:spacing w:after="60" w:line="240" w:lineRule="auto"/>
-        <w:rPr>
-          <w:rFonts w:ascii="Times New Roman" w:hAnsi="Times New Roman" w:cs="Times New Roman"/>
-          <w:color w:val="000000" w:themeColor="text1"/>
-        </w:rPr>
-      </w:pPr>
-      <w:r>
-        <w:rPr>
-          <w:rFonts w:ascii="Times New Roman" w:hAnsi="Times New Roman" w:cs="Times New Roman"/>
-          <w:color w:val="000000" w:themeColor="text1"/>
-        </w:rPr>
-        <w:t xml:space="preserve">AAPM, People’s Choice Award for Medical Physics Slam: Monetary award for winning the people’s choice in presentation of research to a lay audience of non-medical physicists (2018)</w:t>
-      </w:r>
-    </w:p>
-    <w:p>
-      <w:pPr>
-        <w:keepNext/>
-        <w:keepLines/>
-        <w:spacing w:after="60" w:line="240" w:lineRule="auto"/>
-        <w:rPr>
-          <w:rFonts w:ascii="Times New Roman" w:hAnsi="Times New Roman" w:cs="Times New Roman"/>
-          <w:color w:val="000000" w:themeColor="text1"/>
-        </w:rPr>
-      </w:pPr>
-      <w:r>
-        <w:rPr>
-          <w:rFonts w:ascii="Times New Roman" w:hAnsi="Times New Roman" w:cs="Times New Roman"/>
-          <w:color w:val="000000" w:themeColor="text1"/>
+          <w:u w:val="single"/>
+        </w:rPr>
+        <w:t xml:space="preserve"> place</w:t>
+      </w:r>
+      <w:r>
+        <w:rPr>
+          <w:rFonts w:ascii="Times New Roman" w:hAnsi="Times New Roman" w:cs="Times New Roman"/>
+          <w:color w:val="000000" w:themeColor="text1"/>
+        </w:rPr>
+        <w:t xml:space="preserve">: ‘Why is scientific communication important?’</w:t>
+      </w:r>
+    </w:p>
+    <w:p>
+      <w:pPr>
+        <w:tabs>
+          <w:tab w:val="left" w:pos="2016"/>
+        </w:tabs>
+        <w:spacing w:after="60"/>
+        <w:ind w:left="2016" w:hanging="2016"/>
+      </w:pPr>
+      <w:r>
+        <w:rPr>
+          <w:rFonts w:ascii="Times New Roman" w:hAnsi="Times New Roman"/>
+          <w:sz w:val="22"/>
+        </w:rPr>
+        <w:t xml:space="preserve">2019</w:t>
+      </w:r>
+      <w:r>
+        <w:rPr>
+          <w:rFonts w:ascii="Times New Roman" w:hAnsi="Times New Roman"/>
+          <w:sz w:val="22"/>
+        </w:rPr>
+        <w:tab/>
+      </w:r>
+      <w:r>
+        <w:rPr>
+          <w:rFonts w:ascii="Times New Roman" w:hAnsi="Times New Roman" w:cs="Times New Roman"/>
+          <w:color w:val="000000" w:themeColor="text1"/>
+          <w:u w:val="single"/>
+        </w:rPr>
+        <w:t xml:space="preserve">AAPM, Science Council Session</w:t>
+      </w:r>
+      <w:r>
+        <w:rPr>
+          <w:rFonts w:ascii="Times New Roman" w:hAnsi="Times New Roman" w:cs="Times New Roman"/>
+          <w:color w:val="000000" w:themeColor="text1"/>
+        </w:rPr>
+        <w:t xml:space="preserve"> “Deep Learning for Rapid Deformable Image Registration of Liver CT Scans”</w:t>
+      </w:r>
+    </w:p>
+    <w:p>
+      <w:pPr>
+        <w:tabs>
+          <w:tab w:val="left" w:pos="2016"/>
+        </w:tabs>
+        <w:spacing w:after="60"/>
+        <w:ind w:left="2016" w:hanging="2016"/>
+      </w:pPr>
+      <w:r>
+        <w:rPr>
+          <w:rFonts w:ascii="Times New Roman" w:hAnsi="Times New Roman"/>
+          <w:sz w:val="22"/>
+        </w:rPr>
+        <w:t xml:space="preserve">2018</w:t>
+      </w:r>
+      <w:r>
+        <w:rPr>
+          <w:rFonts w:ascii="Times New Roman" w:hAnsi="Times New Roman"/>
+          <w:sz w:val="22"/>
+        </w:rPr>
+        <w:tab/>
+      </w:r>
+      <w:r>
+        <w:rPr>
+          <w:rFonts w:ascii="Times New Roman" w:hAnsi="Times New Roman" w:cs="Times New Roman"/>
+          <w:color w:val="000000" w:themeColor="text1"/>
+          <w:u w:val="single"/>
+        </w:rPr>
+        <w:t xml:space="preserve">AAPM, People’s Choice Award for Medical Physics Slam</w:t>
+      </w:r>
+      <w:r>
+        <w:rPr>
+          <w:rFonts w:ascii="Times New Roman" w:hAnsi="Times New Roman" w:cs="Times New Roman"/>
+          <w:color w:val="000000" w:themeColor="text1"/>
+        </w:rPr>
+        <w:t xml:space="preserve">: Monetary award for winning the people’s choice in presentation of research to a lay audience of non-medical physicists</w:t>
+      </w:r>
+    </w:p>
+    <w:p>
+      <w:pPr>
+        <w:tabs>
+          <w:tab w:val="left" w:pos="2016"/>
+        </w:tabs>
+        <w:spacing w:after="60"/>
+        <w:ind w:left="2016" w:hanging="2016"/>
+      </w:pPr>
+      <w:r>
+        <w:rPr>
+          <w:rFonts w:ascii="Times New Roman" w:hAnsi="Times New Roman"/>
+          <w:sz w:val="22"/>
+        </w:rPr>
+        <w:t xml:space="preserve">2018</w:t>
+      </w:r>
+      <w:r>
+        <w:rPr>
+          <w:rFonts w:ascii="Times New Roman" w:hAnsi="Times New Roman"/>
+          <w:sz w:val="22"/>
+        </w:rPr>
+        <w:tab/>
+      </w:r>
+      <w:r>
+        <w:rPr>
+          <w:rFonts w:ascii="Times New Roman" w:hAnsi="Times New Roman" w:cs="Times New Roman"/>
+          <w:color w:val="000000" w:themeColor="text1"/>
+          <w:u w:val="single"/>
         </w:rPr>
         <w:t xml:space="preserve">Southwest AAPM, 1</w:t>
       </w:r>
@@ -1969,6 +2438,7 @@
           <w:rFonts w:ascii="Times New Roman" w:hAnsi="Times New Roman" w:cs="Times New Roman"/>
           <w:color w:val="000000" w:themeColor="text1"/>
           <w:vertAlign w:val="superscript"/>
+          <w:u w:val="single"/>
         </w:rPr>
         <w:t>st</w:t>
       </w:r>
@@ -1976,24 +2446,45 @@
         <w:rPr>
           <w:rFonts w:ascii="Times New Roman" w:hAnsi="Times New Roman" w:cs="Times New Roman"/>
           <w:color w:val="000000" w:themeColor="text1"/>
-        </w:rPr>
-        <w:t xml:space="preserve"> Place Medical Physics Slam: Challenge where students have 3 minutes to present their research to community members outside of the medical physics profession, received travel award to compete in the Medical Physics Slam in the annual meeting (2018)</w:t>
-      </w:r>
-    </w:p>
-    <w:p>
-      <w:pPr>
-        <w:keepNext/>
-        <w:keepLines/>
-        <w:spacing w:after="60" w:line="240" w:lineRule="auto"/>
-        <w:rPr>
-          <w:rFonts w:ascii="Times New Roman" w:hAnsi="Times New Roman" w:cs="Times New Roman"/>
-          <w:color w:val="000000" w:themeColor="text1"/>
-        </w:rPr>
-      </w:pPr>
-      <w:r>
-        <w:rPr>
-          <w:rFonts w:ascii="Times New Roman" w:hAnsi="Times New Roman" w:cs="Times New Roman"/>
-          <w:color w:val="000000" w:themeColor="text1"/>
+          <w:u w:val="single"/>
+        </w:rPr>
+        <w:t xml:space="preserve"> Place Medical Physics Slam</w:t>
+      </w:r>
+      <w:r>
+        <w:rPr>
+          <w:rFonts w:ascii="Times New Roman" w:hAnsi="Times New Roman" w:cs="Times New Roman"/>
+          <w:color w:val="000000" w:themeColor="text1"/>
+        </w:rPr>
+        <w:t xml:space="preserve">: Challenge where students have 3 minutes to present their research to community members outside of the medical physics profession, received travel award to compete in the Medical Physics Slam in the annual meeting</w:t>
+      </w:r>
+    </w:p>
+    <w:p>
+      <w:pPr>
+        <w:tabs>
+          <w:tab w:val="left" w:pos="2016"/>
+        </w:tabs>
+        <w:spacing w:after="60"/>
+        <w:ind w:left="2016" w:hanging="2016"/>
+      </w:pPr>
+      <w:r>
+        <w:rPr>
+          <w:rFonts w:ascii="Times New Roman" w:hAnsi="Times New Roman"/>
+          <w:sz w:val="22"/>
+        </w:rPr>
+        <w:t xml:space="preserve">2018</w:t>
+      </w:r>
+      <w:r>
+        <w:rPr>
+          <w:rFonts w:ascii="Times New Roman" w:hAnsi="Times New Roman"/>
+          <w:sz w:val="22"/>
+        </w:rPr>
+        <w:tab/>
+      </w:r>
+      <w:r>
+        <w:rPr>
+          <w:rFonts w:ascii="Times New Roman" w:hAnsi="Times New Roman" w:cs="Times New Roman"/>
+          <w:color w:val="000000" w:themeColor="text1"/>
+          <w:u w:val="single"/>
         </w:rPr>
         <w:t xml:space="preserve">Southwest AAPM 1</w:t>
       </w:r>
@@ -2002,6 +2493,7 @@
           <w:rFonts w:ascii="Times New Roman" w:hAnsi="Times New Roman" w:cs="Times New Roman"/>
           <w:color w:val="000000" w:themeColor="text1"/>
           <w:vertAlign w:val="superscript"/>
+          <w:u w:val="single"/>
         </w:rPr>
         <w:t>st</w:t>
       </w:r>
@@ -2009,42 +2501,83 @@
         <w:rPr>
           <w:rFonts w:ascii="Times New Roman" w:hAnsi="Times New Roman" w:cs="Times New Roman"/>
           <w:color w:val="000000" w:themeColor="text1"/>
-        </w:rPr>
-        <w:t xml:space="preserve"> Place Young Investigator Award: Monetary award from SWAAPM chapter for best work presented at SWAAPM (2018)</w:t>
-      </w:r>
-    </w:p>
-    <w:p>
-      <w:pPr>
-        <w:keepNext/>
-        <w:keepLines/>
-        <w:spacing w:after="60" w:line="240" w:lineRule="auto"/>
-        <w:rPr>
-          <w:rFonts w:ascii="Times New Roman" w:hAnsi="Times New Roman" w:cs="Times New Roman"/>
-          <w:color w:val="000000" w:themeColor="text1"/>
-        </w:rPr>
-      </w:pPr>
-      <w:r>
-        <w:rPr>
-          <w:rFonts w:ascii="Times New Roman" w:hAnsi="Times New Roman" w:cs="Times New Roman"/>
-          <w:color w:val="000000" w:themeColor="text1"/>
-        </w:rPr>
-        <w:t xml:space="preserve">Winter Institute of Medical Physics Early Career Medical Physicist Scholar: Travel and monetary award (2018)</w:t>
-      </w:r>
-    </w:p>
-    <w:p>
-      <w:pPr>
-        <w:keepNext/>
-        <w:keepLines/>
-        <w:spacing w:after="60" w:line="240" w:lineRule="auto"/>
-        <w:rPr>
-          <w:rFonts w:ascii="Times New Roman" w:hAnsi="Times New Roman" w:cs="Times New Roman"/>
-          <w:color w:val="000000" w:themeColor="text1"/>
-        </w:rPr>
-      </w:pPr>
-      <w:r>
-        <w:rPr>
-          <w:rFonts w:ascii="Times New Roman" w:hAnsi="Times New Roman" w:cs="Times New Roman"/>
-          <w:color w:val="000000" w:themeColor="text1"/>
+          <w:u w:val="single"/>
+        </w:rPr>
+        <w:t xml:space="preserve"> Place Young Investigator Award</w:t>
+      </w:r>
+      <w:r>
+        <w:rPr>
+          <w:rFonts w:ascii="Times New Roman" w:hAnsi="Times New Roman" w:cs="Times New Roman"/>
+          <w:color w:val="000000" w:themeColor="text1"/>
+        </w:rPr>
+        <w:t xml:space="preserve">: Monetary award from SWAAPM chapter for best work presented at SWAAPM</w:t>
+      </w:r>
+    </w:p>
+    <w:p>
+      <w:pPr>
+        <w:tabs>
+          <w:tab w:val="left" w:pos="2016"/>
+        </w:tabs>
+        <w:spacing w:after="60"/>
+        <w:ind w:left="2016" w:hanging="2016"/>
+      </w:pPr>
+      <w:r>
+        <w:rPr>
+          <w:rFonts w:ascii="Times New Roman" w:hAnsi="Times New Roman"/>
+          <w:sz w:val="22"/>
+        </w:rPr>
+        <w:t xml:space="preserve">2018</w:t>
+      </w:r>
+      <w:r>
+        <w:rPr>
+          <w:rFonts w:ascii="Times New Roman" w:hAnsi="Times New Roman"/>
+          <w:sz w:val="22"/>
+        </w:rPr>
+        <w:tab/>
+      </w:r>
+      <w:r>
+        <w:rPr>
+          <w:rFonts w:ascii="Times New Roman" w:hAnsi="Times New Roman" w:cs="Times New Roman"/>
+          <w:color w:val="000000" w:themeColor="text1"/>
+          <w:u w:val="single"/>
+        </w:rPr>
+        <w:t xml:space="preserve">Winter Institute of Medical Physics Early Career Medical Physicist Scholar</w:t>
+      </w:r>
+      <w:r>
+        <w:rPr>
+          <w:rFonts w:ascii="Times New Roman" w:hAnsi="Times New Roman" w:cs="Times New Roman"/>
+          <w:color w:val="000000" w:themeColor="text1"/>
+        </w:rPr>
+        <w:t xml:space="preserve">: Travel and monetary award</w:t>
+      </w:r>
+    </w:p>
+    <w:p>
+      <w:pPr>
+        <w:tabs>
+          <w:tab w:val="left" w:pos="2016"/>
+        </w:tabs>
+        <w:spacing w:after="60"/>
+        <w:ind w:left="2016" w:hanging="2016"/>
+      </w:pPr>
+      <w:r>
+        <w:rPr>
+          <w:rFonts w:ascii="Times New Roman" w:hAnsi="Times New Roman"/>
+          <w:sz w:val="22"/>
+        </w:rPr>
+        <w:t xml:space="preserve">2017</w:t>
+      </w:r>
+      <w:r>
+        <w:rPr>
+          <w:rFonts w:ascii="Times New Roman" w:hAnsi="Times New Roman"/>
+          <w:sz w:val="22"/>
+        </w:rPr>
+        <w:tab/>
+      </w:r>
+      <w:r>
+        <w:rPr>
+          <w:rFonts w:ascii="Times New Roman" w:hAnsi="Times New Roman" w:cs="Times New Roman"/>
+          <w:color w:val="000000" w:themeColor="text1"/>
+          <w:u w:val="single"/>
         </w:rPr>
         <w:t xml:space="preserve">MD Anderson, Summer Student Research Retreat, 2</w:t>
       </w:r>
@@ -2053,6 +2586,7 @@
           <w:rFonts w:ascii="Times New Roman" w:hAnsi="Times New Roman" w:cs="Times New Roman"/>
           <w:color w:val="000000" w:themeColor="text1"/>
           <w:vertAlign w:val="superscript"/>
+          <w:u w:val="single"/>
         </w:rPr>
         <w:t>nd</w:t>
       </w:r>
@@ -2060,26 +2594,116 @@
         <w:rPr>
           <w:rFonts w:ascii="Times New Roman" w:hAnsi="Times New Roman" w:cs="Times New Roman"/>
           <w:color w:val="000000" w:themeColor="text1"/>
-        </w:rPr>
-        <w:t xml:space="preserve"> Place: Students are invited to present their research for a monetary prize (2017)</w:t>
-      </w:r>
-    </w:p>
-    <w:p>
-      <w:pPr>
-        <w:keepNext/>
-        <w:keepLines/>
-        <w:spacing w:after="60" w:line="240" w:lineRule="auto"/>
-        <w:rPr>
-          <w:rFonts w:ascii="Times New Roman" w:hAnsi="Times New Roman" w:cs="Times New Roman"/>
-          <w:color w:val="000000" w:themeColor="text1"/>
-        </w:rPr>
-      </w:pPr>
-      <w:r>
-        <w:rPr>
-          <w:rFonts w:ascii="Times New Roman" w:hAnsi="Times New Roman" w:cs="Times New Roman"/>
-          <w:color w:val="000000" w:themeColor="text1"/>
-        </w:rPr>
-        <w:t xml:space="preserve">Georgia Institute of Technology, Graduation with Highest Honors (2015)</w:t>
+          <w:u w:val="single"/>
+        </w:rPr>
+        <w:t xml:space="preserve"> Place</w:t>
+      </w:r>
+      <w:r>
+        <w:rPr>
+          <w:rFonts w:ascii="Times New Roman" w:hAnsi="Times New Roman" w:cs="Times New Roman"/>
+          <w:color w:val="000000" w:themeColor="text1"/>
+        </w:rPr>
+        <w:t xml:space="preserve">: Students are invited to present their research for a monetary prize</w:t>
+      </w:r>
+    </w:p>
+    <w:p>
+      <w:pPr>
+        <w:tabs>
+          <w:tab w:val="left" w:pos="2016"/>
+        </w:tabs>
+        <w:spacing w:after="60"/>
+        <w:ind w:left="2016" w:hanging="2016"/>
+      </w:pPr>
+      <w:r>
+        <w:rPr>
+          <w:rFonts w:ascii="Times New Roman" w:hAnsi="Times New Roman"/>
+          <w:sz w:val="22"/>
+        </w:rPr>
+        <w:t xml:space="preserve">2015</w:t>
+      </w:r>
+      <w:r>
+        <w:rPr>
+          <w:rFonts w:ascii="Times New Roman" w:hAnsi="Times New Roman"/>
+          <w:sz w:val="22"/>
+        </w:rPr>
+        <w:tab/>
+      </w:r>
+      <w:r>
+        <w:rPr>
+          <w:rFonts w:ascii="Times New Roman" w:hAnsi="Times New Roman" w:cs="Times New Roman"/>
+          <w:color w:val="000000" w:themeColor="text1"/>
+          <w:u w:val="single"/>
+        </w:rPr>
+        <w:t xml:space="preserve">Georgia Institute of Technology, Graduation with Highest Honors</w:t>
+      </w:r>
+    </w:p>
+    <w:p>
+      <w:pPr>
+        <w:tabs>
+          <w:tab w:val="left" w:pos="2016"/>
+        </w:tabs>
+        <w:spacing w:after="60"/>
+        <w:ind w:left="2016" w:hanging="2016"/>
+      </w:pPr>
+      <w:r>
+        <w:rPr>
+          <w:rFonts w:ascii="Times New Roman" w:hAnsi="Times New Roman"/>
+          <w:sz w:val="22"/>
+        </w:rPr>
+        <w:t xml:space="preserve">2014</w:t>
+      </w:r>
+      <w:r>
+        <w:rPr>
+          <w:rFonts w:ascii="Times New Roman" w:hAnsi="Times New Roman"/>
+          <w:sz w:val="22"/>
+        </w:rPr>
+        <w:tab/>
+      </w:r>
+      <w:r>
+        <w:rPr>
+          <w:rFonts w:ascii="Times New Roman" w:hAnsi="Times New Roman" w:cs="Times New Roman"/>
+          <w:color w:val="000000" w:themeColor="text1"/>
+          <w:u w:val="single"/>
+        </w:rPr>
+        <w:t xml:space="preserve">Georgia Institute of Technology, Presidents Undergraduate Research Award (PURA)</w:t>
+      </w:r>
+      <w:r>
+        <w:rPr>
+          <w:rFonts w:ascii="Times New Roman" w:hAnsi="Times New Roman" w:cs="Times New Roman"/>
+          <w:color w:val="000000" w:themeColor="text1"/>
+        </w:rPr>
+        <w:t xml:space="preserve">: Research studying radio resistivity of CHO cell lines, dependent on cell cycle phase</w:t>
+      </w:r>
+    </w:p>
+    <w:p>
+      <w:pPr>
+        <w:pStyle w:val="Heading1"/>
+        <w:keepLines/>
+        <w:spacing w:after="120"/>
+        <w:rPr>
+          <w:rFonts w:cs="Times New Roman"/>
+          <w:color w:val="000000" w:themeColor="text1"/>
+        </w:rPr>
+      </w:pPr>
+      <w:r>
+        <w:rPr>
+          <w:rFonts w:cs="Times New Roman"/>
+          <w:color w:val="000000" w:themeColor="text1"/>
+        </w:rPr>
+        <w:t>Research Experience</w:t>
+      </w:r>
+    </w:p>
+    <w:p>
+      <w:pPr>
+        <w:spacing w:before="80" w:after="40"/>
+      </w:pPr>
+      <w:r>
+        <w:rPr>
+          <w:rFonts w:ascii="Times New Roman" w:hAnsi="Times New Roman"/>
+          <w:b/>
+          <w:u w:val="single"/>
+        </w:rPr>
+        <w:t>University of California, San Diego</w:t>
       </w:r>
     </w:p>
     <w:p>
@@ -2097,25 +2721,25 @@
           <w:rFonts w:ascii="Times New Roman" w:hAnsi="Times New Roman" w:cs="Times New Roman"/>
           <w:color w:val="000000" w:themeColor="text1"/>
         </w:rPr>
-        <w:t xml:space="preserve">Georgia Institute of Technology, Presidents Undergraduate Research Award (PURA): Research studying radio resistivity of CHO cell lines, dependent on cell cycle phase (2014)</w:t>
-      </w:r>
-    </w:p>
-    <w:p>
-      <w:pPr>
-        <w:pStyle w:val="Heading1"/>
-        <w:keepLines/>
-        <w:spacing w:after="120"/>
-        <w:rPr>
-          <w:rFonts w:cs="Times New Roman"/>
-          <w:color w:val="000000" w:themeColor="text1"/>
-        </w:rPr>
-      </w:pPr>
-      <w:r>
-        <w:rPr>
-          <w:rFonts w:cs="Times New Roman"/>
-          <w:color w:val="000000" w:themeColor="text1"/>
-        </w:rPr>
-        <w:t>Research Experience</w:t>
+        <w:t>Clinical Activity Web Suite: Designed and deployed a suite of services and dashboards that surface the department's treatment planning workflow as analyzable data. A query service polls the ARIA database and feeds panel-based activity dashboards, a configurable alert-rule engine, and automated notification of dosimetrists, physicians, and clinical chiefs when patients fall behind schedule or miss essential care tasks.</w:t>
+      </w:r>
+    </w:p>
+    <w:p>
+      <w:pPr>
+        <w:keepNext/>
+        <w:keepLines/>
+        <w:spacing w:after="120" w:line="240" w:lineRule="auto"/>
+        <w:rPr>
+          <w:rFonts w:ascii="Times New Roman" w:hAnsi="Times New Roman" w:cs="Times New Roman"/>
+          <w:color w:val="000000" w:themeColor="text1"/>
+        </w:rPr>
+      </w:pPr>
+      <w:r>
+        <w:rPr>
+          <w:rFonts w:ascii="Times New Roman" w:hAnsi="Times New Roman" w:cs="Times New Roman"/>
+          <w:color w:val="000000" w:themeColor="text1"/>
+        </w:rPr>
+        <w:t>Chair of Technical Innovation and Implementation: Directing departmental strategy for in-house software development and clinical deployment across Radiation Medicine &amp; Applied Sciences. Established the Technical Integration Catalog, a searchable inventory of every software tool the department has built: 66 projects at launch (2026), with automated monthly reconciliation. This ensures that existing work is found rather than rebuilt and single-maintainer risk is visible. Establishing minimum development standards, a validation and release process for clinical-facing tools aligned with AAPM guidance on in-house software QA, and PHI-handling guardrails for AI-assisted development.</w:t>
       </w:r>
     </w:p>
     <w:p>
@@ -2128,7 +2752,7 @@
           <w:b/>
           <w:u w:val="single"/>
         </w:rPr>
-        <w:t>University of California, San Diego</w:t>
+        <w:t>University of North Carolina, Chapel Hill</w:t>
       </w:r>
     </w:p>
     <w:p>
@@ -2146,7 +2770,7 @@
           <w:rFonts w:ascii="Times New Roman" w:hAnsi="Times New Roman" w:cs="Times New Roman"/>
           <w:color w:val="000000" w:themeColor="text1"/>
         </w:rPr>
-        <w:t>Clinical Activity Web Suite: Designed and deployed a suite of services and dashboards that surface the department's treatment planning workflow as analyzable data. A query service polls the ARIA database and feeds panel-based activity dashboards, a configurable alert-rule engine, and automated notification of dosimetrists, physicians, and clinical chiefs when patients fall behind schedule or miss essential care tasks.</w:t>
+        <w:t>Research focused on improving patient safety throughout the radiation oncology treatment planning process. Patient quality and safety improvements within the AHRQ grant. Part of this work is also in implementing automated treatment checks ‘DosCheck’ to provide added support to the dosimetrists and physicists.</w:t>
       </w:r>
     </w:p>
     <w:p>
@@ -2164,7 +2788,7 @@
           <w:rFonts w:ascii="Times New Roman" w:hAnsi="Times New Roman" w:cs="Times New Roman"/>
           <w:color w:val="000000" w:themeColor="text1"/>
         </w:rPr>
-        <w:t>Chair of Technical Innovation and Implementation: Directing departmental strategy for in-house software development and clinical deployment across Radiation Medicine &amp; Applied Sciences. Established the Technical Integration Catalog, a searchable inventory of every software tool the department has built: 66 projects at launch (2026), with automated monthly reconciliation. This ensures that existing work is found rather than rebuilt and single-maintainer risk is visible. Establishing minimum development standards, a validation and release process for clinical-facing tools aligned with AAPM guidance on in-house software QA, and PHI-handling guardrails for AI-assisted development.</w:t>
+        <w:t>Created a new data architecture which represents all aspects of a patient’s radiation plan (dose-volume histograms, region-of-interest volumes, treatment beams, modalities) in a dramatically compressed form. This architecture facilitates rapid information gathering for curating a specific dataset and answering clinical questions.</w:t>
       </w:r>
     </w:p>
     <w:p>
@@ -2177,74 +2801,45 @@
           <w:b/>
           <w:u w:val="single"/>
         </w:rPr>
-        <w:t>University of North Carolina, Chapel Hill</w:t>
-      </w:r>
-    </w:p>
-    <w:p>
-      <w:pPr>
-        <w:keepNext/>
-        <w:keepLines/>
-        <w:spacing w:after="120" w:line="240" w:lineRule="auto"/>
-        <w:rPr>
-          <w:rFonts w:ascii="Times New Roman" w:hAnsi="Times New Roman" w:cs="Times New Roman"/>
-          <w:color w:val="000000" w:themeColor="text1"/>
-        </w:rPr>
-      </w:pPr>
-      <w:r>
-        <w:rPr>
-          <w:rFonts w:ascii="Times New Roman" w:hAnsi="Times New Roman" w:cs="Times New Roman"/>
-          <w:color w:val="000000" w:themeColor="text1"/>
-        </w:rPr>
-        <w:t>Research focused on improving patient safety throughout the radiation oncology treatment planning process. Patient quality and safety improvements within the AHRQ grant. Part of this work is also in implementing automated treatment checks ‘DosCheck’ to provide added support to the dosimetrists and physicists.</w:t>
-      </w:r>
-    </w:p>
-    <w:p>
-      <w:pPr>
-        <w:keepNext/>
-        <w:keepLines/>
-        <w:spacing w:after="120" w:line="240" w:lineRule="auto"/>
-        <w:rPr>
-          <w:rFonts w:ascii="Times New Roman" w:hAnsi="Times New Roman" w:cs="Times New Roman"/>
-          <w:color w:val="000000" w:themeColor="text1"/>
-        </w:rPr>
-      </w:pPr>
-      <w:r>
-        <w:rPr>
-          <w:rFonts w:ascii="Times New Roman" w:hAnsi="Times New Roman" w:cs="Times New Roman"/>
-          <w:color w:val="000000" w:themeColor="text1"/>
-        </w:rPr>
-        <w:t>Created a new data architecture which represents all aspects of a patient’s radiation plan (dose-volume histograms, region-of-interest volumes, treatment beams, modalities) in a dramatically compressed form. This architecture facilitates rapid information gathering for curating a specific dataset and answering clinical questions.</w:t>
-      </w:r>
-    </w:p>
-    <w:p>
-      <w:pPr>
-        <w:spacing w:before="80" w:after="40"/>
-      </w:pPr>
-      <w:r>
-        <w:rPr>
-          <w:rFonts w:ascii="Times New Roman" w:hAnsi="Times New Roman"/>
-          <w:b/>
+        <w:t>MD Anderson Cancer Center</w:t>
+      </w:r>
+    </w:p>
+    <w:p>
+      <w:pPr>
+        <w:tabs>
+          <w:tab w:val="left" w:pos="2016"/>
+        </w:tabs>
+        <w:spacing w:after="60"/>
+        <w:ind w:left="2016" w:hanging="2016"/>
+      </w:pPr>
+      <w:r>
+        <w:rPr>
+          <w:rFonts w:ascii="Times New Roman" w:hAnsi="Times New Roman"/>
+          <w:sz w:val="22"/>
+        </w:rPr>
+        <w:t xml:space="preserve">2017 – 2021</w:t>
+      </w:r>
+      <w:r>
+        <w:rPr>
+          <w:rFonts w:ascii="Times New Roman" w:hAnsi="Times New Roman"/>
+          <w:sz w:val="22"/>
+        </w:rPr>
+        <w:tab/>
+      </w:r>
+      <w:r>
+        <w:rPr>
+          <w:rFonts w:ascii="Times New Roman" w:hAnsi="Times New Roman" w:cs="Times New Roman"/>
+          <w:color w:val="000000" w:themeColor="text1"/>
           <w:u w:val="single"/>
         </w:rPr>
-        <w:t>MD Anderson Cancer Center</w:t>
-      </w:r>
-    </w:p>
-    <w:p>
-      <w:pPr>
-        <w:keepNext/>
-        <w:keepLines/>
-        <w:spacing w:after="120" w:line="240" w:lineRule="auto"/>
-        <w:rPr>
-          <w:rFonts w:ascii="Times New Roman" w:hAnsi="Times New Roman" w:cs="Times New Roman"/>
-          <w:color w:val="000000" w:themeColor="text1"/>
-        </w:rPr>
-      </w:pPr>
-      <w:r>
-        <w:rPr>
-          <w:rFonts w:ascii="Times New Roman" w:hAnsi="Times New Roman" w:cs="Times New Roman"/>
-          <w:color w:val="000000" w:themeColor="text1"/>
-        </w:rPr>
-        <w:t xml:space="preserve">PhD Dissertation: “Improving Treatment of Local Liver Ablation Therapy with Deep Learning and Biomechanical Modeling” </w:t>
+        <w:t xml:space="preserve">PhD Dissertation</w:t>
+      </w:r>
+      <w:r>
+        <w:rPr>
+          <w:rFonts w:ascii="Times New Roman" w:hAnsi="Times New Roman" w:cs="Times New Roman"/>
+          <w:color w:val="000000" w:themeColor="text1"/>
+        </w:rPr>
+        <w:t xml:space="preserve">: “Improving Treatment of Local Liver Ablation Therapy with Deep Learning and Biomechanical Modeling” </w:t>
       </w:r>
       <w:hyperlink r:id="rId7" w:history="1">
         <w:r>
@@ -2260,27 +2855,46 @@
           <w:rFonts w:ascii="Times New Roman" w:hAnsi="Times New Roman" w:cs="Times New Roman"/>
           <w:color w:val="000000" w:themeColor="text1"/>
         </w:rPr>
-        <w:t xml:space="preserve"> (2017-2011)</w:t>
         <w:br/>
         <w:t xml:space="preserve">This work was largely focused on providing tools to improve needle guidance during local liver ablation therapy, and improving ablation assessment in a manner conducive to immediate additional ablation during the surgical procedure. This work directly led to the creation and success of a Phase 2 Clinal Trial (NCT04083378).</w:t>
       </w:r>
     </w:p>
     <w:p>
       <w:pPr>
-        <w:keepNext/>
-        <w:keepLines/>
-        <w:spacing w:after="120" w:line="240" w:lineRule="auto"/>
-        <w:rPr>
-          <w:rFonts w:ascii="Times New Roman" w:hAnsi="Times New Roman" w:cs="Times New Roman"/>
-          <w:color w:val="000000" w:themeColor="text1"/>
-        </w:rPr>
-      </w:pPr>
-      <w:r>
-        <w:rPr>
-          <w:rFonts w:ascii="Times New Roman" w:hAnsi="Times New Roman" w:cs="Times New Roman"/>
-          <w:color w:val="000000" w:themeColor="text1"/>
-        </w:rPr>
-        <w:t xml:space="preserve">Master’s Thesis: </w:t>
+        <w:tabs>
+          <w:tab w:val="left" w:pos="2016"/>
+        </w:tabs>
+        <w:spacing w:after="60"/>
+        <w:ind w:left="2016" w:hanging="2016"/>
+      </w:pPr>
+      <w:r>
+        <w:rPr>
+          <w:rFonts w:ascii="Times New Roman" w:hAnsi="Times New Roman"/>
+          <w:sz w:val="22"/>
+        </w:rPr>
+        <w:t xml:space="preserve">2015 – 2017</w:t>
+      </w:r>
+      <w:r>
+        <w:rPr>
+          <w:rFonts w:ascii="Times New Roman" w:hAnsi="Times New Roman"/>
+          <w:sz w:val="22"/>
+        </w:rPr>
+        <w:tab/>
+      </w:r>
+      <w:r>
+        <w:rPr>
+          <w:rFonts w:ascii="Times New Roman" w:hAnsi="Times New Roman" w:cs="Times New Roman"/>
+          <w:color w:val="000000" w:themeColor="text1"/>
+          <w:u w:val="single"/>
+        </w:rPr>
+        <w:t xml:space="preserve">Master’s Thesis</w:t>
+      </w:r>
+      <w:r>
+        <w:rPr>
+          <w:rFonts w:ascii="Times New Roman" w:hAnsi="Times New Roman" w:cs="Times New Roman"/>
+          <w:color w:val="000000" w:themeColor="text1"/>
+        </w:rPr>
+        <w:t xml:space="preserve">: </w:t>
       </w:r>
       <w:r>
         <w:rPr>
@@ -2289,13 +2903,6 @@
           <w:shd w:val="clear" w:color="auto" w:fill="FFFFFF"/>
         </w:rPr>
         <w:t xml:space="preserve">Computer-Aided Detection of Pathologically Enlarged Lymph Nodes on Non-Contrast CT in Cervical Cancer Patients for Low-Resource Settings</w:t>
-      </w:r>
-      <w:r>
-        <w:rPr>
-          <w:rFonts w:ascii="Times New Roman" w:hAnsi="Times New Roman" w:cs="Times New Roman"/>
-          <w:color w:val="000000" w:themeColor="text1"/>
-        </w:rPr>
-        <w:t xml:space="preserve"> (2015-2017)</w:t>
       </w:r>
     </w:p>
     <w:p>
@@ -7300,6 +7907,158 @@
     </w:p>
     <w:p>
       <w:pPr>
+        <w:tabs>
+          <w:tab w:val="left" w:pos="2016"/>
+        </w:tabs>
+        <w:spacing w:after="60"/>
+        <w:ind w:left="2016" w:hanging="2016"/>
+      </w:pPr>
+      <w:r>
+        <w:rPr>
+          <w:rFonts w:ascii="Times New Roman" w:hAnsi="Times New Roman"/>
+          <w:sz w:val="22"/>
+        </w:rPr>
+        <w:t xml:space="preserve">2022</w:t>
+      </w:r>
+      <w:r>
+        <w:rPr>
+          <w:rFonts w:ascii="Times New Roman" w:hAnsi="Times New Roman"/>
+          <w:sz w:val="22"/>
+        </w:rPr>
+        <w:tab/>
+      </w:r>
+      <w:r>
+        <w:rPr>
+          <w:rFonts w:ascii="Times New Roman" w:hAnsi="Times New Roman" w:cs="Times New Roman"/>
+          <w:color w:val="000000" w:themeColor="text1"/>
+          <w:u w:val="single"/>
+        </w:rPr>
+        <w:t xml:space="preserve">UCSD Patient Communication for Medical Physicists Workshop</w:t>
+      </w:r>
+      <w:r>
+        <w:rPr>
+          <w:rFonts w:ascii="Times New Roman" w:hAnsi="Times New Roman" w:cs="Times New Roman"/>
+          <w:color w:val="000000" w:themeColor="text1"/>
+        </w:rPr>
+        <w:t xml:space="preserve">: Two-day workshop focused on improving communication skills with physicists and patients. Paid actors simulated treatment meetings for patients receiving breast and prostate therapy</w:t>
+      </w:r>
+    </w:p>
+    <w:p>
+      <w:pPr>
+        <w:tabs>
+          <w:tab w:val="left" w:pos="2016"/>
+        </w:tabs>
+        <w:spacing w:after="60"/>
+        <w:ind w:left="2016" w:hanging="2016"/>
+      </w:pPr>
+      <w:r>
+        <w:rPr>
+          <w:rFonts w:ascii="Times New Roman" w:hAnsi="Times New Roman"/>
+          <w:sz w:val="22"/>
+        </w:rPr>
+        <w:t xml:space="preserve">2019</w:t>
+      </w:r>
+      <w:r>
+        <w:rPr>
+          <w:rFonts w:ascii="Times New Roman" w:hAnsi="Times New Roman"/>
+          <w:sz w:val="22"/>
+        </w:rPr>
+        <w:tab/>
+      </w:r>
+      <w:r>
+        <w:rPr>
+          <w:rFonts w:ascii="Times New Roman" w:hAnsi="Times New Roman" w:cs="Times New Roman"/>
+          <w:color w:val="000000" w:themeColor="text1"/>
+          <w:u w:val="single"/>
+        </w:rPr>
+        <w:t xml:space="preserve">European Society of Interventional Radiology</w:t>
+      </w:r>
+      <w:r>
+        <w:rPr>
+          <w:rFonts w:ascii="Times New Roman" w:hAnsi="Times New Roman" w:cs="Times New Roman"/>
+          <w:color w:val="000000" w:themeColor="text1"/>
+        </w:rPr>
+        <w:t xml:space="preserve">: Reliability in Percutaneous Tumour Ablation.</w:t>
+      </w:r>
+    </w:p>
+    <w:p>
+      <w:pPr>
+        <w:tabs>
+          <w:tab w:val="left" w:pos="2016"/>
+        </w:tabs>
+        <w:spacing w:after="60"/>
+        <w:ind w:left="2016" w:hanging="2016"/>
+      </w:pPr>
+      <w:r>
+        <w:rPr>
+          <w:rFonts w:ascii="Times New Roman" w:hAnsi="Times New Roman"/>
+          <w:sz w:val="22"/>
+        </w:rPr>
+        <w:t xml:space="preserve">2019</w:t>
+      </w:r>
+      <w:r>
+        <w:rPr>
+          <w:rFonts w:ascii="Times New Roman" w:hAnsi="Times New Roman"/>
+          <w:sz w:val="22"/>
+        </w:rPr>
+        <w:tab/>
+      </w:r>
+      <w:r>
+        <w:rPr>
+          <w:rFonts w:ascii="Times New Roman" w:hAnsi="Times New Roman" w:cs="Times New Roman"/>
+          <w:color w:val="000000" w:themeColor="text1"/>
+          <w:u w:val="single"/>
+        </w:rPr>
+        <w:t xml:space="preserve">MD Anderson, Gulf Coast Consortia workshop, Rigor and Reproducibility</w:t>
+      </w:r>
+      <w:r>
+        <w:rPr>
+          <w:rFonts w:ascii="Times New Roman" w:hAnsi="Times New Roman" w:cs="Times New Roman"/>
+          <w:color w:val="000000" w:themeColor="text1"/>
+        </w:rPr>
+        <w:t xml:space="preserve">: instructing researchers on the importance of robust research with unbiased analysis and reporting of results.</w:t>
+      </w:r>
+    </w:p>
+    <w:p>
+      <w:pPr>
+        <w:tabs>
+          <w:tab w:val="left" w:pos="2016"/>
+        </w:tabs>
+        <w:spacing w:after="60"/>
+        <w:ind w:left="2016" w:hanging="2016"/>
+      </w:pPr>
+      <w:r>
+        <w:rPr>
+          <w:rFonts w:ascii="Times New Roman" w:hAnsi="Times New Roman"/>
+          <w:sz w:val="22"/>
+        </w:rPr>
+        <w:t xml:space="preserve">2018</w:t>
+      </w:r>
+      <w:r>
+        <w:rPr>
+          <w:rFonts w:ascii="Times New Roman" w:hAnsi="Times New Roman"/>
+          <w:sz w:val="22"/>
+        </w:rPr>
+        <w:tab/>
+      </w:r>
+      <w:r>
+        <w:rPr>
+          <w:rFonts w:ascii="Times New Roman" w:hAnsi="Times New Roman" w:cs="Times New Roman"/>
+          <w:color w:val="000000" w:themeColor="text1"/>
+          <w:u w:val="single"/>
+        </w:rPr>
+        <w:t xml:space="preserve">BigData4Imaging</w:t>
+      </w:r>
+      <w:r>
+        <w:rPr>
+          <w:rFonts w:ascii="Times New Roman" w:hAnsi="Times New Roman" w:cs="Times New Roman"/>
+          <w:color w:val="000000" w:themeColor="text1"/>
+        </w:rPr>
+        <w:t xml:space="preserve">: Conference and workshop for training in machine and deep learning</w:t>
+      </w:r>
+    </w:p>
+    <w:p>
+      <w:pPr>
         <w:keepNext/>
         <w:keepLines/>
         <w:spacing w:after="120" w:line="240" w:lineRule="auto"/>
@@ -7308,78 +8067,6 @@
           <w:color w:val="000000" w:themeColor="text1"/>
         </w:rPr>
       </w:pPr>
-      <w:r>
-        <w:rPr>
-          <w:rFonts w:ascii="Times New Roman" w:hAnsi="Times New Roman" w:cs="Times New Roman"/>
-          <w:color w:val="000000" w:themeColor="text1"/>
-        </w:rPr>
-        <w:t xml:space="preserve">UCSD Patient Communication for Medical Physicists Workshop: Two-day workshop focused on improving communication skills with physicists and patients. Paid actors simulated treatment meetings for patients receiving breast and prostate therapy (2022)</w:t>
-      </w:r>
-    </w:p>
-    <w:p>
-      <w:pPr>
-        <w:keepNext/>
-        <w:keepLines/>
-        <w:spacing w:after="120" w:line="240" w:lineRule="auto"/>
-        <w:rPr>
-          <w:rFonts w:ascii="Times New Roman" w:hAnsi="Times New Roman" w:cs="Times New Roman"/>
-          <w:color w:val="000000" w:themeColor="text1"/>
-        </w:rPr>
-      </w:pPr>
-      <w:r>
-        <w:rPr>
-          <w:rFonts w:ascii="Times New Roman" w:hAnsi="Times New Roman" w:cs="Times New Roman"/>
-          <w:color w:val="000000" w:themeColor="text1"/>
-        </w:rPr>
-        <w:t>European Society of Interventional Radiology: Reliability in Percutaneous Tumour Ablation. (2019)</w:t>
-      </w:r>
-    </w:p>
-    <w:p>
-      <w:pPr>
-        <w:keepNext/>
-        <w:keepLines/>
-        <w:spacing w:after="120" w:line="240" w:lineRule="auto"/>
-        <w:rPr>
-          <w:rFonts w:ascii="Times New Roman" w:hAnsi="Times New Roman" w:cs="Times New Roman"/>
-          <w:color w:val="000000" w:themeColor="text1"/>
-        </w:rPr>
-      </w:pPr>
-      <w:r>
-        <w:rPr>
-          <w:rFonts w:ascii="Times New Roman" w:hAnsi="Times New Roman" w:cs="Times New Roman"/>
-          <w:color w:val="000000" w:themeColor="text1"/>
-        </w:rPr>
-        <w:t xml:space="preserve">MD Anderson, Gulf Coast Consortia workshop, Rigor and Reproducibility: instructing researchers on the importance of robust research with unbiased analysis and reporting of results. (2019)</w:t>
-      </w:r>
-    </w:p>
-    <w:p>
-      <w:pPr>
-        <w:keepNext/>
-        <w:keepLines/>
-        <w:spacing w:after="120" w:line="240" w:lineRule="auto"/>
-        <w:rPr>
-          <w:rFonts w:ascii="Times New Roman" w:hAnsi="Times New Roman" w:cs="Times New Roman"/>
-          <w:color w:val="000000" w:themeColor="text1"/>
-        </w:rPr>
-      </w:pPr>
-      <w:r>
-        <w:rPr>
-          <w:rFonts w:ascii="Times New Roman" w:hAnsi="Times New Roman" w:cs="Times New Roman"/>
-          <w:color w:val="000000" w:themeColor="text1"/>
-        </w:rPr>
-        <w:t>BigData4Imaging: Conference and workshop for training in machine and deep learning (2018)</w:t>
-      </w:r>
-    </w:p>
-    <w:p>
-      <w:pPr>
-        <w:keepNext/>
-        <w:keepLines/>
-        <w:spacing w:after="120" w:line="240" w:lineRule="auto"/>
-        <w:rPr>
-          <w:rFonts w:ascii="Times New Roman" w:hAnsi="Times New Roman" w:cs="Times New Roman"/>
-          <w:color w:val="000000" w:themeColor="text1"/>
-        </w:rPr>
-      </w:pPr>
     </w:p>
     <w:p>
       <w:pPr>
@@ -7401,14 +8088,26 @@
     </w:p>
     <w:p>
       <w:pPr>
-        <w:keepNext/>
-        <w:keepLines/>
-        <w:spacing w:after="60" w:line="240" w:lineRule="auto"/>
-        <w:rPr>
-          <w:rFonts w:ascii="Times New Roman" w:hAnsi="Times New Roman" w:cs="Times New Roman"/>
-          <w:color w:val="000000" w:themeColor="text1"/>
-        </w:rPr>
-      </w:pPr>
+        <w:tabs>
+          <w:tab w:val="left" w:pos="2016"/>
+        </w:tabs>
+        <w:spacing w:after="60"/>
+        <w:ind w:left="2016" w:hanging="2016"/>
+      </w:pPr>
+      <w:r>
+        <w:rPr>
+          <w:rFonts w:ascii="Times New Roman" w:hAnsi="Times New Roman"/>
+          <w:sz w:val="22"/>
+        </w:rPr>
+        <w:t xml:space="preserve">2022</w:t>
+      </w:r>
+      <w:r>
+        <w:rPr>
+          <w:rFonts w:ascii="Times New Roman" w:hAnsi="Times New Roman"/>
+          <w:sz w:val="22"/>
+        </w:rPr>
+        <w:tab/>
+      </w:r>
       <w:r>
         <w:rPr>
           <w:rFonts w:ascii="Times New Roman" w:hAnsi="Times New Roman" w:cs="Times New Roman"/>
@@ -7422,23 +8121,31 @@
           <w:rFonts w:ascii="Times New Roman" w:hAnsi="Times New Roman" w:cs="Times New Roman"/>
           <w:color w:val="000000" w:themeColor="text1"/>
         </w:rPr>
-        <w:t xml:space="preserve">: Received ordination to minister for the wedding of friends (2022)</w:t>
-      </w:r>
-    </w:p>
-    <w:p>
-      <w:pPr>
-        <w:keepNext/>
-        <w:keepLines/>
-        <w:widowControl/>
-        <w:autoSpaceDE w:val="0"/>
-        <w:autoSpaceDN w:val="0"/>
-        <w:adjustRightInd w:val="0"/>
-        <w:spacing w:after="60" w:line="240" w:lineRule="auto"/>
-        <w:rPr>
-          <w:rFonts w:ascii="Times New Roman" w:hAnsi="Times New Roman" w:cs="Times New Roman"/>
-          <w:color w:val="000000" w:themeColor="text1"/>
-        </w:rPr>
-      </w:pPr>
+        <w:t xml:space="preserve">: Received ordination to minister for the wedding of friends</w:t>
+      </w:r>
+    </w:p>
+    <w:p>
+      <w:pPr>
+        <w:tabs>
+          <w:tab w:val="left" w:pos="2016"/>
+        </w:tabs>
+        <w:spacing w:after="60"/>
+        <w:ind w:left="2016" w:hanging="2016"/>
+      </w:pPr>
+      <w:r>
+        <w:rPr>
+          <w:rFonts w:ascii="Times New Roman" w:hAnsi="Times New Roman"/>
+          <w:sz w:val="22"/>
+        </w:rPr>
+        <w:t xml:space="preserve">2008</w:t>
+      </w:r>
+      <w:r>
+        <w:rPr>
+          <w:rFonts w:ascii="Times New Roman" w:hAnsi="Times New Roman"/>
+          <w:sz w:val="22"/>
+        </w:rPr>
+        <w:tab/>
+      </w:r>
       <w:r>
         <w:rPr>
           <w:rFonts w:ascii="Times New Roman" w:hAnsi="Times New Roman" w:cs="Times New Roman"/>
@@ -7447,28 +8154,6 @@
         </w:rPr>
         <w:t>Eagle Scout</w:t>
       </w:r>
-      <w:r>
-        <w:rPr>
-          <w:rFonts w:ascii="Times New Roman" w:hAnsi="Times New Roman" w:cs="Times New Roman"/>
-          <w:color w:val="000000" w:themeColor="text1"/>
-        </w:rPr>
-        <w:t xml:space="preserve"> (2008)</w:t>
-      </w:r>
-    </w:p>
-    <w:p>
-      <w:pPr>
-        <w:keepNext/>
-        <w:keepLines/>
-        <w:widowControl/>
-        <w:autoSpaceDE w:val="0"/>
-        <w:autoSpaceDN w:val="0"/>
-        <w:adjustRightInd w:val="0"/>
-        <w:spacing w:after="60" w:line="240" w:lineRule="auto"/>
-        <w:rPr>
-          <w:rFonts w:ascii="Times New Roman" w:hAnsi="Times New Roman" w:cs="Times New Roman"/>
-          <w:color w:val="FFFFFF" w:themeColor="background1"/>
-        </w:rPr>
-      </w:pPr>
     </w:p>
     <w:sectPr>
       <w:headerReference w:type="default" r:id="rId8"/>

--- a/Clincal_CV/BMAnderson CV.docx
+++ b/Clincal_CV/BMAnderson CV.docx
@@ -58,7 +58,7 @@
           <w:sz w:val="16"/>
           <w:szCs w:val="16"/>
         </w:rPr>
-        <w:t xml:space="preserve">University of California, San Diego</w:t>
+        <w:t>University of California, San Diego</w:t>
       </w:r>
     </w:p>
     <w:p>
@@ -201,130 +201,117 @@
     <w:p>
       <w:pPr>
         <w:tabs>
-          <w:tab w:val="left" w:pos="2016"/>
+          <w:tab w:val="left" w:pos="1750"/>
         </w:tabs>
         <w:spacing w:after="60"/>
-        <w:ind w:left="2016" w:hanging="2016"/>
-      </w:pPr>
-      <w:r>
-        <w:rPr>
-          <w:rFonts w:ascii="Times New Roman" w:hAnsi="Times New Roman"/>
-          <w:sz w:val="22"/>
-        </w:rPr>
-        <w:t xml:space="preserve">2021 – 2023</w:t>
-      </w:r>
-      <w:r>
-        <w:rPr>
-          <w:rFonts w:ascii="Times New Roman" w:hAnsi="Times New Roman"/>
-          <w:sz w:val="22"/>
+        <w:ind w:left="1750" w:hanging="1750"/>
+      </w:pPr>
+      <w:r>
+        <w:rPr>
+          <w:rFonts w:ascii="Times New Roman" w:hAnsi="Times New Roman"/>
+        </w:rPr>
+        <w:t>2021 – 2023</w:t>
+      </w:r>
+      <w:r>
+        <w:rPr>
+          <w:rFonts w:ascii="Times New Roman" w:hAnsi="Times New Roman"/>
         </w:rPr>
         <w:tab/>
       </w:r>
       <w:r>
         <w:rPr>
           <w:rFonts w:ascii="Times New Roman" w:hAnsi="Times New Roman"/>
-          <w:sz w:val="22"/>
           <w:u w:val="single"/>
         </w:rPr>
-        <w:t xml:space="preserve">Residency – The University of California, San Diego</w:t>
+        <w:t>Residency – The University of California, San Diego</w:t>
       </w:r>
     </w:p>
     <w:p>
       <w:pPr>
         <w:tabs>
-          <w:tab w:val="left" w:pos="2016"/>
+          <w:tab w:val="left" w:pos="1750"/>
         </w:tabs>
         <w:spacing w:after="60"/>
-        <w:ind w:left="2016" w:hanging="2016"/>
-      </w:pPr>
-      <w:r>
-        <w:rPr>
-          <w:rFonts w:ascii="Times New Roman" w:hAnsi="Times New Roman"/>
-          <w:sz w:val="22"/>
-        </w:rPr>
-        <w:t xml:space="preserve">2017 – 2021</w:t>
-      </w:r>
-      <w:r>
-        <w:rPr>
-          <w:rFonts w:ascii="Times New Roman" w:hAnsi="Times New Roman"/>
-          <w:sz w:val="22"/>
+        <w:ind w:left="1750" w:hanging="1750"/>
+      </w:pPr>
+      <w:r>
+        <w:rPr>
+          <w:rFonts w:ascii="Times New Roman" w:hAnsi="Times New Roman"/>
+        </w:rPr>
+        <w:t>2017 – 2021</w:t>
+      </w:r>
+      <w:r>
+        <w:rPr>
+          <w:rFonts w:ascii="Times New Roman" w:hAnsi="Times New Roman"/>
         </w:rPr>
         <w:tab/>
       </w:r>
       <w:r>
         <w:rPr>
           <w:rFonts w:ascii="Times New Roman" w:hAnsi="Times New Roman"/>
-          <w:sz w:val="22"/>
           <w:u w:val="single"/>
         </w:rPr>
-        <w:t xml:space="preserve">Ph.D., Medical Physics - The University of Texas Health and Science Center, MD Anderson</w:t>
+        <w:t>Ph.D., Medical Physics - The University of Texas Health and Science Center, MD Anderson</w:t>
       </w:r>
     </w:p>
     <w:p>
       <w:pPr>
         <w:tabs>
-          <w:tab w:val="left" w:pos="2016"/>
+          <w:tab w:val="left" w:pos="1750"/>
         </w:tabs>
         <w:spacing w:after="60"/>
-        <w:ind w:left="2016" w:hanging="2016"/>
-      </w:pPr>
-      <w:r>
-        <w:rPr>
-          <w:rFonts w:ascii="Times New Roman" w:hAnsi="Times New Roman"/>
-          <w:sz w:val="22"/>
-        </w:rPr>
-        <w:t xml:space="preserve">2015 – 2017</w:t>
-      </w:r>
-      <w:r>
-        <w:rPr>
-          <w:rFonts w:ascii="Times New Roman" w:hAnsi="Times New Roman"/>
-          <w:sz w:val="22"/>
+        <w:ind w:left="1750" w:hanging="1750"/>
+      </w:pPr>
+      <w:r>
+        <w:rPr>
+          <w:rFonts w:ascii="Times New Roman" w:hAnsi="Times New Roman"/>
+        </w:rPr>
+        <w:t>2015 – 2017</w:t>
+      </w:r>
+      <w:r>
+        <w:rPr>
+          <w:rFonts w:ascii="Times New Roman" w:hAnsi="Times New Roman"/>
         </w:rPr>
         <w:tab/>
       </w:r>
       <w:r>
         <w:rPr>
           <w:rFonts w:ascii="Times New Roman" w:hAnsi="Times New Roman"/>
-          <w:sz w:val="22"/>
           <w:u w:val="single"/>
         </w:rPr>
-        <w:t xml:space="preserve">S.M.S, Medical Physics - The University of Texas Health and Science Center, MD Anderson</w:t>
+        <w:t>S.M.S, Medical Physics - The University of Texas Health and Science Center, MD Anderson</w:t>
       </w:r>
     </w:p>
     <w:p>
       <w:pPr>
         <w:tabs>
-          <w:tab w:val="left" w:pos="2016"/>
+          <w:tab w:val="left" w:pos="1750"/>
         </w:tabs>
         <w:spacing w:after="60"/>
-        <w:ind w:left="2016" w:hanging="2016"/>
-      </w:pPr>
-      <w:r>
-        <w:rPr>
-          <w:rFonts w:ascii="Times New Roman" w:hAnsi="Times New Roman"/>
-          <w:sz w:val="22"/>
-        </w:rPr>
-        <w:t xml:space="preserve">2010 – 2015</w:t>
-      </w:r>
-      <w:r>
-        <w:rPr>
-          <w:rFonts w:ascii="Times New Roman" w:hAnsi="Times New Roman"/>
-          <w:sz w:val="22"/>
+        <w:ind w:left="1750" w:hanging="1750"/>
+      </w:pPr>
+      <w:r>
+        <w:rPr>
+          <w:rFonts w:ascii="Times New Roman" w:hAnsi="Times New Roman"/>
+        </w:rPr>
+        <w:t>2010 – 2015</w:t>
+      </w:r>
+      <w:r>
+        <w:rPr>
+          <w:rFonts w:ascii="Times New Roman" w:hAnsi="Times New Roman"/>
         </w:rPr>
         <w:tab/>
       </w:r>
       <w:r>
         <w:rPr>
           <w:rFonts w:ascii="Times New Roman" w:hAnsi="Times New Roman"/>
-          <w:sz w:val="22"/>
           <w:u w:val="single"/>
         </w:rPr>
-        <w:t xml:space="preserve">B.S, Nuclear Engineering - The Georgia Institute of Technology</w:t>
-      </w:r>
-      <w:r>
-        <w:rPr>
-          <w:rFonts w:ascii="Times New Roman" w:hAnsi="Times New Roman"/>
-          <w:sz w:val="22"/>
+        <w:t>B.S, Nuclear Engineering - The Georgia Institute of Technology</w:t>
+      </w:r>
+      <w:r>
+        <w:rPr>
+          <w:rFonts w:ascii="Times New Roman" w:hAnsi="Times New Roman"/>
         </w:rPr>
         <w:t xml:space="preserve"> Highest Honors</w:t>
       </w:r>
@@ -350,22 +337,20 @@
     <w:p>
       <w:pPr>
         <w:tabs>
-          <w:tab w:val="left" w:pos="2016"/>
+          <w:tab w:val="left" w:pos="1750"/>
         </w:tabs>
         <w:spacing w:after="60"/>
-        <w:ind w:left="2016" w:hanging="2016"/>
-      </w:pPr>
-      <w:r>
-        <w:rPr>
-          <w:rFonts w:ascii="Times New Roman" w:hAnsi="Times New Roman"/>
-          <w:sz w:val="22"/>
-        </w:rPr>
-        <w:t xml:space="preserve">2024</w:t>
-      </w:r>
-      <w:r>
-        <w:rPr>
-          <w:rFonts w:ascii="Times New Roman" w:hAnsi="Times New Roman"/>
-          <w:sz w:val="22"/>
+        <w:ind w:left="1750" w:hanging="1750"/>
+      </w:pPr>
+      <w:r>
+        <w:rPr>
+          <w:rFonts w:ascii="Times New Roman" w:hAnsi="Times New Roman"/>
+        </w:rPr>
+        <w:t>2024</w:t>
+      </w:r>
+      <w:r>
+        <w:rPr>
+          <w:rFonts w:ascii="Times New Roman" w:hAnsi="Times New Roman"/>
         </w:rPr>
         <w:tab/>
       </w:r>
@@ -375,35 +360,33 @@
           <w:color w:val="000000" w:themeColor="text1"/>
           <w:u w:val="single"/>
         </w:rPr>
-        <w:t xml:space="preserve">R-01, Co-Investigator, University of North Carolina, Chapel Hill</w:t>
-      </w:r>
-      <w:r>
-        <w:rPr>
-          <w:rFonts w:ascii="Times New Roman" w:hAnsi="Times New Roman" w:cs="Times New Roman"/>
-          <w:color w:val="000000" w:themeColor="text1"/>
-        </w:rPr>
-        <w:t xml:space="preserve">: AHRQ Health Services Research Projects. Projects being investigated: Examining the Impact of Artificial Intelligence on Healthcare Safety. Systems-Based Approaches to Improve Patient Safety, Leading the development of artificial intelligence strategies for improving patient safety and plan quality in radiation oncology. Facilitating the implementation of useful tools for low- and middle-income groups. Efficacy of AI assisted sim review in rural settings: randomized control study</w:t>
+        <w:t>R-01, Co-Investigator, University of North Carolina, Chapel Hill</w:t>
+      </w:r>
+      <w:r>
+        <w:rPr>
+          <w:rFonts w:ascii="Times New Roman" w:hAnsi="Times New Roman" w:cs="Times New Roman"/>
+          <w:color w:val="000000" w:themeColor="text1"/>
+        </w:rPr>
+        <w:t>: AHRQ Health Services Research Projects. Projects being investigated: Examining the Impact of Artificial Intelligence on Healthcare Safety. Systems-Based Approaches to Improve Patient Safety, Leading the development of artificial intelligence strategies for improving patient safety and plan quality in radiation oncology. Facilitating the implementation of useful tools for low- and middle-income groups. Efficacy of AI assisted sim review in rural settings: randomized control study</w:t>
       </w:r>
     </w:p>
     <w:p>
       <w:pPr>
         <w:tabs>
-          <w:tab w:val="left" w:pos="2016"/>
+          <w:tab w:val="left" w:pos="1750"/>
         </w:tabs>
         <w:spacing w:after="60"/>
-        <w:ind w:left="2016" w:hanging="2016"/>
-      </w:pPr>
-      <w:r>
-        <w:rPr>
-          <w:rFonts w:ascii="Times New Roman" w:hAnsi="Times New Roman"/>
-          <w:sz w:val="22"/>
-        </w:rPr>
-        <w:t xml:space="preserve">2020, 2021</w:t>
-      </w:r>
-      <w:r>
-        <w:rPr>
-          <w:rFonts w:ascii="Times New Roman" w:hAnsi="Times New Roman"/>
-          <w:sz w:val="22"/>
+        <w:ind w:left="1750" w:hanging="1750"/>
+      </w:pPr>
+      <w:r>
+        <w:rPr>
+          <w:rFonts w:ascii="Times New Roman" w:hAnsi="Times New Roman"/>
+        </w:rPr>
+        <w:t>2020, 2021</w:t>
+      </w:r>
+      <w:r>
+        <w:rPr>
+          <w:rFonts w:ascii="Times New Roman" w:hAnsi="Times New Roman"/>
         </w:rPr>
         <w:tab/>
       </w:r>
@@ -413,35 +396,33 @@
           <w:color w:val="000000" w:themeColor="text1"/>
           <w:u w:val="single"/>
         </w:rPr>
-        <w:t xml:space="preserve">MD Anderson Dr. John J. Kopchick Fellowship</w:t>
-      </w:r>
-      <w:r>
-        <w:rPr>
-          <w:rFonts w:ascii="Times New Roman" w:hAnsi="Times New Roman" w:cs="Times New Roman"/>
-          <w:color w:val="000000" w:themeColor="text1"/>
-        </w:rPr>
-        <w:t xml:space="preserve">: $15,000 for one year, ‘…for students who demonstrate exceptional character, extracurricular leadership, research excellence and scholarly merit.’</w:t>
+        <w:t>MD Anderson Dr. John J. Kopchick Fellowship</w:t>
+      </w:r>
+      <w:r>
+        <w:rPr>
+          <w:rFonts w:ascii="Times New Roman" w:hAnsi="Times New Roman" w:cs="Times New Roman"/>
+          <w:color w:val="000000" w:themeColor="text1"/>
+        </w:rPr>
+        <w:t>: $15,000 for one year, ‘…for students who demonstrate exceptional character, extracurricular leadership, research excellence and scholarly merit.’</w:t>
       </w:r>
     </w:p>
     <w:p>
       <w:pPr>
         <w:tabs>
-          <w:tab w:val="left" w:pos="2016"/>
+          <w:tab w:val="left" w:pos="1750"/>
         </w:tabs>
         <w:spacing w:after="60"/>
-        <w:ind w:left="2016" w:hanging="2016"/>
-      </w:pPr>
-      <w:r>
-        <w:rPr>
-          <w:rFonts w:ascii="Times New Roman" w:hAnsi="Times New Roman"/>
-          <w:sz w:val="22"/>
-        </w:rPr>
-        <w:t xml:space="preserve">2019</w:t>
-      </w:r>
-      <w:r>
-        <w:rPr>
-          <w:rFonts w:ascii="Times New Roman" w:hAnsi="Times New Roman"/>
-          <w:sz w:val="22"/>
+        <w:ind w:left="1750" w:hanging="1750"/>
+      </w:pPr>
+      <w:r>
+        <w:rPr>
+          <w:rFonts w:ascii="Times New Roman" w:hAnsi="Times New Roman"/>
+        </w:rPr>
+        <w:t>2019</w:t>
+      </w:r>
+      <w:r>
+        <w:rPr>
+          <w:rFonts w:ascii="Times New Roman" w:hAnsi="Times New Roman"/>
         </w:rPr>
         <w:tab/>
       </w:r>
@@ -451,7 +432,7 @@
           <w:color w:val="000000" w:themeColor="text1"/>
           <w:u w:val="single"/>
         </w:rPr>
-        <w:t xml:space="preserve">Society of Interventional Radiology (SIR) Allied Scientist Grant</w:t>
+        <w:t>Society of Interventional Radiology (SIR) Allied Scientist Grant</w:t>
       </w:r>
       <w:r>
         <w:rPr>
@@ -466,28 +447,26 @@
           <w:i/>
           <w:iCs/>
         </w:rPr>
-        <w:t xml:space="preserve">Improving Treatments of Local Liver Disease with Biomechanical Modeling and Deep Learning</w:t>
+        <w:t>Improving Treatments of Local Liver Disease with Biomechanical Modeling and Deep Learning</w:t>
       </w:r>
     </w:p>
     <w:p>
       <w:pPr>
         <w:tabs>
-          <w:tab w:val="left" w:pos="2016"/>
+          <w:tab w:val="left" w:pos="1750"/>
         </w:tabs>
         <w:spacing w:after="60"/>
-        <w:ind w:left="2016" w:hanging="2016"/>
-      </w:pPr>
-      <w:r>
-        <w:rPr>
-          <w:rFonts w:ascii="Times New Roman" w:hAnsi="Times New Roman"/>
-          <w:sz w:val="22"/>
-        </w:rPr>
-        <w:t xml:space="preserve">2014</w:t>
-      </w:r>
-      <w:r>
-        <w:rPr>
-          <w:rFonts w:ascii="Times New Roman" w:hAnsi="Times New Roman"/>
-          <w:sz w:val="22"/>
+        <w:ind w:left="1750" w:hanging="1750"/>
+      </w:pPr>
+      <w:r>
+        <w:rPr>
+          <w:rFonts w:ascii="Times New Roman" w:hAnsi="Times New Roman"/>
+        </w:rPr>
+        <w:t>2014</w:t>
+      </w:r>
+      <w:r>
+        <w:rPr>
+          <w:rFonts w:ascii="Times New Roman" w:hAnsi="Times New Roman"/>
         </w:rPr>
         <w:tab/>
       </w:r>
@@ -497,14 +476,14 @@
           <w:color w:val="000000" w:themeColor="text1"/>
           <w:u w:val="single"/>
         </w:rPr>
-        <w:t xml:space="preserve">American Association of Physicists in Medicine (AAPM) Summer Undergraduate Fellowship Program</w:t>
-      </w:r>
-      <w:r>
-        <w:rPr>
-          <w:rFonts w:ascii="Times New Roman" w:hAnsi="Times New Roman" w:cs="Times New Roman"/>
-          <w:color w:val="000000" w:themeColor="text1"/>
-        </w:rPr>
-        <w:t xml:space="preserve">: 10 week program designed to gain experience in medical physics; work spent commissioning new Elekta linear accelerator in Eureka, CA</w:t>
+        <w:t>American Association of Physicists in Medicine (AAPM) Summer Undergraduate Fellowship Program</w:t>
+      </w:r>
+      <w:r>
+        <w:rPr>
+          <w:rFonts w:ascii="Times New Roman" w:hAnsi="Times New Roman" w:cs="Times New Roman"/>
+          <w:color w:val="000000" w:themeColor="text1"/>
+        </w:rPr>
+        <w:t>: 10 week program designed to gain experience in medical physics; work spent commissioning new Elekta linear accelerator in Eureka, CA</w:t>
       </w:r>
     </w:p>
     <w:p>
@@ -523,6 +502,7 @@
           <w:rFonts w:cs="Times New Roman"/>
           <w:color w:val="000000" w:themeColor="text1"/>
         </w:rPr>
+        <w:lastRenderedPageBreak/>
         <w:t>Major Contributions to the Field</w:t>
       </w:r>
     </w:p>
@@ -559,7 +539,7 @@
           <w:rFonts w:ascii="Times New Roman" w:hAnsi="Times New Roman" w:cs="Times New Roman"/>
           <w:color w:val="000000" w:themeColor="text1"/>
         </w:rPr>
-        <w:t xml:space="preserve">Core Contributions to Keras/TensorFlow. Authored the reconstruct_patches operation and accompanying ReconstructPatches2D/3D layers: the inverse of extract_patches, used to reassemble patch-wise model predictions into full-resolution volumes. Merged into the Keras core library (2026). Because Keras 3 is backend-agnostic, these ship to TensorFlow, PyTorch, and JAX users alike; ~18 million monthly installs.</w:t>
+        <w:t>Core Contributions to Keras/TensorFlow. Authored the reconstruct_patches operation and accompanying ReconstructPatches2D/3D layers: the inverse of extract_patches, used to reassemble patch-wise model predictions into full-resolution volumes. Merged into the Keras core library (2026). Because Keras 3 is backend-agnostic, these ship to TensorFlow, PyTorch, and JAX users alike; ~18 million monthly installs.</w:t>
       </w:r>
     </w:p>
     <w:p>
@@ -624,7 +604,7 @@
           <w:rFonts w:cs="Times New Roman"/>
           <w:color w:val="000000" w:themeColor="text1"/>
         </w:rPr>
-        <w:t xml:space="preserve">Clinical Competency and Skills</w:t>
+        <w:t>Clinical Competency and Skills</w:t>
       </w:r>
     </w:p>
     <w:p>
@@ -673,7 +653,6 @@
           <w:rFonts w:ascii="Times New Roman" w:hAnsi="Times New Roman" w:cs="Times New Roman"/>
           <w:color w:val="000000" w:themeColor="text1"/>
         </w:rPr>
-        <w:lastRenderedPageBreak/>
         <w:t>MIM – Experience with contouring, 4DCT binning, PET and image fusion</w:t>
       </w:r>
     </w:p>
@@ -692,7 +671,7 @@
           <w:rFonts w:ascii="Times New Roman" w:hAnsi="Times New Roman" w:cs="Times New Roman"/>
           <w:color w:val="000000" w:themeColor="text1"/>
         </w:rPr>
-        <w:t xml:space="preserve">Raystation – Fully competent with four years of intense coding experience, created several programs and technologies to improve clinical and research endeavors. Likewise with EBRT treatment planning, and fusion.</w:t>
+        <w:t>Raystation – Fully competent with four years of intense coding experience, created several programs and technologies to improve clinical and research endeavors. Likewise with EBRT treatment planning, and fusion.</w:t>
       </w:r>
     </w:p>
     <w:p>
@@ -710,7 +689,7 @@
           <w:rFonts w:ascii="Times New Roman" w:hAnsi="Times New Roman" w:cs="Times New Roman"/>
           <w:color w:val="000000" w:themeColor="text1"/>
         </w:rPr>
-        <w:t xml:space="preserve">Mosaiq – Fully competent with understanding of SQL queries related to Mosaiq database, used for clinical workflow improvement, task tracking, and quality improvement.</w:t>
+        <w:t>Mosaiq – Fully competent with understanding of SQL queries related to Mosaiq database, used for clinical workflow improvement, task tracking, and quality improvement.</w:t>
       </w:r>
     </w:p>
     <w:p>
@@ -742,7 +721,7 @@
           <w:rFonts w:ascii="Times New Roman" w:hAnsi="Times New Roman" w:cs="Times New Roman"/>
           <w:color w:val="000000" w:themeColor="text1"/>
         </w:rPr>
-        <w:t xml:space="preserve">Varian True Beam: responsible for monthly and annual quality assurance.</w:t>
+        <w:t>Varian True Beam: responsible for monthly and annual quality assurance.</w:t>
       </w:r>
     </w:p>
     <w:p>
@@ -792,7 +771,7 @@
           <w:rFonts w:ascii="Times New Roman" w:hAnsi="Times New Roman" w:cs="Times New Roman"/>
           <w:color w:val="000000" w:themeColor="text1"/>
         </w:rPr>
-        <w:t xml:space="preserve">Brachytherapy after loaders: full clinical practice with Bravos, Varisource, and Flexitron remote afterloaders</w:t>
+        <w:t>Brachytherapy after loaders: full clinical practice with Bravos, Varisource, and Flexitron remote afterloaders</w:t>
       </w:r>
     </w:p>
     <w:p>
@@ -810,7 +789,7 @@
           <w:rFonts w:cs="Times New Roman"/>
           <w:color w:val="000000" w:themeColor="text1"/>
         </w:rPr>
-        <w:t xml:space="preserve">Professional Service Activities</w:t>
+        <w:t>Professional Service Activities</w:t>
       </w:r>
     </w:p>
     <w:p>
@@ -821,7 +800,6 @@
         <w:rPr>
           <w:rFonts w:ascii="Times New Roman" w:hAnsi="Times New Roman"/>
           <w:b/>
-          <w:i w:val="0"/>
           <w:u w:val="single"/>
         </w:rPr>
         <w:t>American Association of Physicists in Medicine (AAPM)</w:t>
@@ -834,7 +812,6 @@
       <w:r>
         <w:rPr>
           <w:rFonts w:ascii="Times New Roman" w:hAnsi="Times New Roman"/>
-          <w:b w:val="0"/>
           <w:i/>
           <w:u w:val="single"/>
         </w:rPr>
@@ -844,29 +821,26 @@
     <w:p>
       <w:pPr>
         <w:tabs>
-          <w:tab w:val="left" w:pos="2016"/>
+          <w:tab w:val="left" w:pos="1750"/>
         </w:tabs>
         <w:spacing w:after="60"/>
-        <w:ind w:left="2016" w:hanging="2016"/>
-      </w:pPr>
-      <w:r>
-        <w:rPr>
-          <w:rFonts w:ascii="Times New Roman" w:hAnsi="Times New Roman"/>
-          <w:sz w:val="22"/>
+        <w:ind w:left="1750" w:hanging="1750"/>
+      </w:pPr>
+      <w:r>
+        <w:rPr>
+          <w:rFonts w:ascii="Times New Roman" w:hAnsi="Times New Roman"/>
         </w:rPr>
         <w:t>2026 – Present</w:t>
       </w:r>
       <w:r>
         <w:rPr>
           <w:rFonts w:ascii="Times New Roman" w:hAnsi="Times New Roman"/>
-          <w:sz w:val="22"/>
         </w:rPr>
         <w:tab/>
       </w:r>
       <w:r>
         <w:rPr>
           <w:rFonts w:ascii="Times New Roman" w:hAnsi="Times New Roman"/>
-          <w:sz w:val="22"/>
           <w:u w:val="single"/>
         </w:rPr>
         <w:t>QUANTEC 2 Working Group (Q2WG)</w:t>
@@ -874,7 +848,6 @@
       <w:r>
         <w:rPr>
           <w:rFonts w:ascii="Times New Roman" w:hAnsi="Times New Roman"/>
-          <w:sz w:val="22"/>
         </w:rPr>
         <w:t>: Member</w:t>
       </w:r>
@@ -882,29 +855,26 @@
     <w:p>
       <w:pPr>
         <w:tabs>
-          <w:tab w:val="left" w:pos="2016"/>
+          <w:tab w:val="left" w:pos="1750"/>
         </w:tabs>
         <w:spacing w:after="60"/>
-        <w:ind w:left="2016" w:hanging="2016"/>
-      </w:pPr>
-      <w:r>
-        <w:rPr>
-          <w:rFonts w:ascii="Times New Roman" w:hAnsi="Times New Roman"/>
-          <w:sz w:val="22"/>
+        <w:ind w:left="1750" w:hanging="1750"/>
+      </w:pPr>
+      <w:r>
+        <w:rPr>
+          <w:rFonts w:ascii="Times New Roman" w:hAnsi="Times New Roman"/>
         </w:rPr>
         <w:t>2024 – Present</w:t>
       </w:r>
       <w:r>
         <w:rPr>
           <w:rFonts w:ascii="Times New Roman" w:hAnsi="Times New Roman"/>
-          <w:sz w:val="22"/>
         </w:rPr>
         <w:tab/>
       </w:r>
       <w:r>
         <w:rPr>
           <w:rFonts w:ascii="Times New Roman" w:hAnsi="Times New Roman"/>
-          <w:sz w:val="22"/>
           <w:u w:val="single"/>
         </w:rPr>
         <w:t>Machine Intelligence Subcommittee (MIS)</w:t>
@@ -912,7 +882,6 @@
       <w:r>
         <w:rPr>
           <w:rFonts w:ascii="Times New Roman" w:hAnsi="Times New Roman"/>
-          <w:sz w:val="22"/>
         </w:rPr>
         <w:t>: Member</w:t>
       </w:r>
@@ -920,29 +889,26 @@
     <w:p>
       <w:pPr>
         <w:tabs>
-          <w:tab w:val="left" w:pos="2016"/>
+          <w:tab w:val="left" w:pos="1750"/>
         </w:tabs>
         <w:spacing w:after="60"/>
-        <w:ind w:left="2016" w:hanging="2016"/>
-      </w:pPr>
-      <w:r>
-        <w:rPr>
-          <w:rFonts w:ascii="Times New Roman" w:hAnsi="Times New Roman"/>
-          <w:sz w:val="22"/>
+        <w:ind w:left="1750" w:hanging="1750"/>
+      </w:pPr>
+      <w:r>
+        <w:rPr>
+          <w:rFonts w:ascii="Times New Roman" w:hAnsi="Times New Roman"/>
         </w:rPr>
         <w:t>2023 – Present</w:t>
       </w:r>
       <w:r>
         <w:rPr>
           <w:rFonts w:ascii="Times New Roman" w:hAnsi="Times New Roman"/>
-          <w:sz w:val="22"/>
         </w:rPr>
         <w:tab/>
       </w:r>
       <w:r>
         <w:rPr>
           <w:rFonts w:ascii="Times New Roman" w:hAnsi="Times New Roman"/>
-          <w:sz w:val="22"/>
           <w:u w:val="single"/>
         </w:rPr>
         <w:t>Medical Physics Board of Associate Editors (MPBAE)</w:t>
@@ -950,7 +916,6 @@
       <w:r>
         <w:rPr>
           <w:rFonts w:ascii="Times New Roman" w:hAnsi="Times New Roman"/>
-          <w:sz w:val="22"/>
         </w:rPr>
         <w:t>: Member</w:t>
       </w:r>
@@ -958,29 +923,26 @@
     <w:p>
       <w:pPr>
         <w:tabs>
-          <w:tab w:val="left" w:pos="2016"/>
+          <w:tab w:val="left" w:pos="1750"/>
         </w:tabs>
         <w:spacing w:after="60"/>
-        <w:ind w:left="2016" w:hanging="2016"/>
-      </w:pPr>
-      <w:r>
-        <w:rPr>
-          <w:rFonts w:ascii="Times New Roman" w:hAnsi="Times New Roman"/>
-          <w:sz w:val="22"/>
+        <w:ind w:left="1750" w:hanging="1750"/>
+      </w:pPr>
+      <w:r>
+        <w:rPr>
+          <w:rFonts w:ascii="Times New Roman" w:hAnsi="Times New Roman"/>
         </w:rPr>
         <w:t>2021 – Present</w:t>
       </w:r>
       <w:r>
         <w:rPr>
           <w:rFonts w:ascii="Times New Roman" w:hAnsi="Times New Roman"/>
-          <w:sz w:val="22"/>
         </w:rPr>
         <w:tab/>
       </w:r>
       <w:r>
         <w:rPr>
           <w:rFonts w:ascii="Times New Roman" w:hAnsi="Times New Roman"/>
-          <w:sz w:val="22"/>
           <w:u w:val="single"/>
         </w:rPr>
         <w:t>Task Group 263: Standardizing Nomenclatures in Radiation Oncology</w:t>
@@ -988,7 +950,6 @@
       <w:r>
         <w:rPr>
           <w:rFonts w:ascii="Times New Roman" w:hAnsi="Times New Roman"/>
-          <w:sz w:val="22"/>
         </w:rPr>
         <w:t>: Member</w:t>
       </w:r>
@@ -1000,7 +961,6 @@
       <w:r>
         <w:rPr>
           <w:rFonts w:ascii="Times New Roman" w:hAnsi="Times New Roman"/>
-          <w:b w:val="0"/>
           <w:i/>
           <w:u w:val="single"/>
         </w:rPr>
@@ -1010,29 +970,26 @@
     <w:p>
       <w:pPr>
         <w:tabs>
-          <w:tab w:val="left" w:pos="2016"/>
+          <w:tab w:val="left" w:pos="1750"/>
         </w:tabs>
         <w:spacing w:after="60"/>
-        <w:ind w:left="2016" w:hanging="2016"/>
-      </w:pPr>
-      <w:r>
-        <w:rPr>
-          <w:rFonts w:ascii="Times New Roman" w:hAnsi="Times New Roman"/>
-          <w:sz w:val="22"/>
+        <w:ind w:left="1750" w:hanging="1750"/>
+      </w:pPr>
+      <w:r>
+        <w:rPr>
+          <w:rFonts w:ascii="Times New Roman" w:hAnsi="Times New Roman"/>
         </w:rPr>
         <w:t>2019</w:t>
       </w:r>
       <w:r>
         <w:rPr>
           <w:rFonts w:ascii="Times New Roman" w:hAnsi="Times New Roman"/>
-          <w:sz w:val="22"/>
         </w:rPr>
         <w:tab/>
       </w:r>
       <w:r>
         <w:rPr>
           <w:rFonts w:ascii="Times New Roman" w:hAnsi="Times New Roman"/>
-          <w:sz w:val="22"/>
           <w:u w:val="single"/>
         </w:rPr>
         <w:t>Summer School, Teaching Assistant</w:t>
@@ -1040,7 +997,6 @@
       <w:r>
         <w:rPr>
           <w:rFonts w:ascii="Times New Roman" w:hAnsi="Times New Roman"/>
-          <w:sz w:val="22"/>
         </w:rPr>
         <w:t>: Assisted in creation, distribution, and implementation of workbooks for the annual conference</w:t>
       </w:r>
@@ -1048,29 +1004,26 @@
     <w:p>
       <w:pPr>
         <w:tabs>
-          <w:tab w:val="left" w:pos="2016"/>
+          <w:tab w:val="left" w:pos="1750"/>
         </w:tabs>
         <w:spacing w:after="60"/>
-        <w:ind w:left="2016" w:hanging="2016"/>
-      </w:pPr>
-      <w:r>
-        <w:rPr>
-          <w:rFonts w:ascii="Times New Roman" w:hAnsi="Times New Roman"/>
-          <w:sz w:val="22"/>
+        <w:ind w:left="1750" w:hanging="1750"/>
+      </w:pPr>
+      <w:r>
+        <w:rPr>
+          <w:rFonts w:ascii="Times New Roman" w:hAnsi="Times New Roman"/>
         </w:rPr>
         <w:t>2018 – 2019</w:t>
       </w:r>
       <w:r>
         <w:rPr>
           <w:rFonts w:ascii="Times New Roman" w:hAnsi="Times New Roman"/>
-          <w:sz w:val="22"/>
         </w:rPr>
         <w:tab/>
       </w:r>
       <w:r>
         <w:rPr>
           <w:rFonts w:ascii="Times New Roman" w:hAnsi="Times New Roman"/>
-          <w:sz w:val="22"/>
           <w:u w:val="single"/>
         </w:rPr>
         <w:t>WizKids</w:t>
@@ -1078,7 +1031,6 @@
       <w:r>
         <w:rPr>
           <w:rFonts w:ascii="Times New Roman" w:hAnsi="Times New Roman"/>
-          <w:sz w:val="22"/>
         </w:rPr>
         <w:t>: A STEM outreach program where we volunteer to educate local students on medical physics and other STEM opportunities, volunteered at the annual conference</w:t>
       </w:r>
@@ -1086,29 +1038,26 @@
     <w:p>
       <w:pPr>
         <w:tabs>
-          <w:tab w:val="left" w:pos="2016"/>
+          <w:tab w:val="left" w:pos="1750"/>
         </w:tabs>
         <w:spacing w:after="60"/>
-        <w:ind w:left="2016" w:hanging="2016"/>
-      </w:pPr>
-      <w:r>
-        <w:rPr>
-          <w:rFonts w:ascii="Times New Roman" w:hAnsi="Times New Roman"/>
-          <w:sz w:val="22"/>
+        <w:ind w:left="1750" w:hanging="1750"/>
+      </w:pPr>
+      <w:r>
+        <w:rPr>
+          <w:rFonts w:ascii="Times New Roman" w:hAnsi="Times New Roman"/>
         </w:rPr>
         <w:t>2015 – Present</w:t>
       </w:r>
       <w:r>
         <w:rPr>
           <w:rFonts w:ascii="Times New Roman" w:hAnsi="Times New Roman"/>
-          <w:sz w:val="22"/>
         </w:rPr>
         <w:tab/>
       </w:r>
       <w:r>
         <w:rPr>
           <w:rFonts w:ascii="Times New Roman" w:hAnsi="Times New Roman"/>
-          <w:sz w:val="22"/>
           <w:u w:val="single"/>
         </w:rPr>
         <w:t>Member</w:t>
@@ -1122,38 +1071,35 @@
         <w:rPr>
           <w:rFonts w:ascii="Times New Roman" w:hAnsi="Times New Roman"/>
           <w:b/>
-          <w:i w:val="0"/>
           <w:u w:val="single"/>
         </w:rPr>
+        <w:lastRenderedPageBreak/>
         <w:t>Medical Physics (Journal)</w:t>
       </w:r>
     </w:p>
     <w:p>
       <w:pPr>
         <w:tabs>
-          <w:tab w:val="left" w:pos="2016"/>
+          <w:tab w:val="left" w:pos="1750"/>
         </w:tabs>
         <w:spacing w:after="60"/>
-        <w:ind w:left="2016" w:hanging="2016"/>
-      </w:pPr>
-      <w:r>
-        <w:rPr>
-          <w:rFonts w:ascii="Times New Roman" w:hAnsi="Times New Roman"/>
-          <w:sz w:val="22"/>
+        <w:ind w:left="1750" w:hanging="1750"/>
+      </w:pPr>
+      <w:r>
+        <w:rPr>
+          <w:rFonts w:ascii="Times New Roman" w:hAnsi="Times New Roman"/>
         </w:rPr>
         <w:t>2023 – Present</w:t>
       </w:r>
       <w:r>
         <w:rPr>
           <w:rFonts w:ascii="Times New Roman" w:hAnsi="Times New Roman"/>
-          <w:sz w:val="22"/>
         </w:rPr>
         <w:tab/>
       </w:r>
       <w:r>
         <w:rPr>
           <w:rFonts w:ascii="Times New Roman" w:hAnsi="Times New Roman"/>
-          <w:sz w:val="22"/>
           <w:u w:val="single"/>
         </w:rPr>
         <w:t>Associate Editor</w:t>
@@ -1162,29 +1108,26 @@
     <w:p>
       <w:pPr>
         <w:tabs>
-          <w:tab w:val="left" w:pos="2016"/>
+          <w:tab w:val="left" w:pos="1750"/>
         </w:tabs>
         <w:spacing w:after="60"/>
-        <w:ind w:left="2016" w:hanging="2016"/>
-      </w:pPr>
-      <w:r>
-        <w:rPr>
-          <w:rFonts w:ascii="Times New Roman" w:hAnsi="Times New Roman"/>
-          <w:sz w:val="22"/>
+        <w:ind w:left="1750" w:hanging="1750"/>
+      </w:pPr>
+      <w:r>
+        <w:rPr>
+          <w:rFonts w:ascii="Times New Roman" w:hAnsi="Times New Roman"/>
         </w:rPr>
         <w:t>2020 – 2021</w:t>
       </w:r>
       <w:r>
         <w:rPr>
           <w:rFonts w:ascii="Times New Roman" w:hAnsi="Times New Roman"/>
-          <w:sz w:val="22"/>
         </w:rPr>
         <w:tab/>
       </w:r>
       <w:r>
         <w:rPr>
           <w:rFonts w:ascii="Times New Roman" w:hAnsi="Times New Roman"/>
-          <w:sz w:val="22"/>
           <w:u w:val="single"/>
         </w:rPr>
         <w:t>Ad hoc Associate Editor</w:t>
@@ -1193,29 +1136,26 @@
     <w:p>
       <w:pPr>
         <w:tabs>
-          <w:tab w:val="left" w:pos="2016"/>
+          <w:tab w:val="left" w:pos="1750"/>
         </w:tabs>
         <w:spacing w:after="60"/>
-        <w:ind w:left="2016" w:hanging="2016"/>
-      </w:pPr>
-      <w:r>
-        <w:rPr>
-          <w:rFonts w:ascii="Times New Roman" w:hAnsi="Times New Roman"/>
-          <w:sz w:val="22"/>
+        <w:ind w:left="1750" w:hanging="1750"/>
+      </w:pPr>
+      <w:r>
+        <w:rPr>
+          <w:rFonts w:ascii="Times New Roman" w:hAnsi="Times New Roman"/>
         </w:rPr>
         <w:t>2019 – Present</w:t>
       </w:r>
       <w:r>
         <w:rPr>
           <w:rFonts w:ascii="Times New Roman" w:hAnsi="Times New Roman"/>
-          <w:sz w:val="22"/>
         </w:rPr>
         <w:tab/>
       </w:r>
       <w:r>
         <w:rPr>
           <w:rFonts w:ascii="Times New Roman" w:hAnsi="Times New Roman"/>
-          <w:sz w:val="22"/>
           <w:u w:val="single"/>
         </w:rPr>
         <w:t>Manuscript Reviewer</w:t>
@@ -1229,7 +1169,6 @@
         <w:rPr>
           <w:rFonts w:ascii="Times New Roman" w:hAnsi="Times New Roman"/>
           <w:b/>
-          <w:i w:val="0"/>
           <w:u w:val="single"/>
         </w:rPr>
         <w:t>University of California, San Diego</w:t>
@@ -1242,7 +1181,6 @@
       <w:r>
         <w:rPr>
           <w:rFonts w:ascii="Times New Roman" w:hAnsi="Times New Roman"/>
-          <w:b w:val="0"/>
           <w:i/>
           <w:u w:val="single"/>
         </w:rPr>
@@ -1252,29 +1190,26 @@
     <w:p>
       <w:pPr>
         <w:tabs>
-          <w:tab w:val="left" w:pos="2016"/>
+          <w:tab w:val="left" w:pos="1750"/>
         </w:tabs>
         <w:spacing w:after="60"/>
-        <w:ind w:left="2016" w:hanging="2016"/>
-      </w:pPr>
-      <w:r>
-        <w:rPr>
-          <w:rFonts w:ascii="Times New Roman" w:hAnsi="Times New Roman"/>
-          <w:sz w:val="22"/>
+        <w:ind w:left="1750" w:hanging="1750"/>
+      </w:pPr>
+      <w:r>
+        <w:rPr>
+          <w:rFonts w:ascii="Times New Roman" w:hAnsi="Times New Roman"/>
         </w:rPr>
         <w:t>2025 – Present</w:t>
       </w:r>
       <w:r>
         <w:rPr>
           <w:rFonts w:ascii="Times New Roman" w:hAnsi="Times New Roman"/>
-          <w:sz w:val="22"/>
         </w:rPr>
         <w:tab/>
       </w:r>
       <w:r>
         <w:rPr>
           <w:rFonts w:ascii="Times New Roman" w:hAnsi="Times New Roman"/>
-          <w:sz w:val="22"/>
           <w:u w:val="single"/>
         </w:rPr>
         <w:t>Chair of Technical Innovation and Implementation</w:t>
@@ -1282,7 +1217,6 @@
       <w:r>
         <w:rPr>
           <w:rFonts w:ascii="Times New Roman" w:hAnsi="Times New Roman"/>
-          <w:sz w:val="22"/>
         </w:rPr>
         <w:t>: Departmental lead for in-house software development, clinical deployment standards, and validation of clinical-facing tools, Department of Radiation Medicine &amp; Applied Sciences</w:t>
       </w:r>
@@ -1290,29 +1224,26 @@
     <w:p>
       <w:pPr>
         <w:tabs>
-          <w:tab w:val="left" w:pos="2016"/>
+          <w:tab w:val="left" w:pos="1750"/>
         </w:tabs>
         <w:spacing w:after="60"/>
-        <w:ind w:left="2016" w:hanging="2016"/>
-      </w:pPr>
-      <w:r>
-        <w:rPr>
-          <w:rFonts w:ascii="Times New Roman" w:hAnsi="Times New Roman"/>
-          <w:sz w:val="22"/>
+        <w:ind w:left="1750" w:hanging="1750"/>
+      </w:pPr>
+      <w:r>
+        <w:rPr>
+          <w:rFonts w:ascii="Times New Roman" w:hAnsi="Times New Roman"/>
         </w:rPr>
         <w:t>2025 – Present</w:t>
       </w:r>
       <w:r>
         <w:rPr>
           <w:rFonts w:ascii="Times New Roman" w:hAnsi="Times New Roman"/>
-          <w:sz w:val="22"/>
         </w:rPr>
         <w:tab/>
       </w:r>
       <w:r>
         <w:rPr>
           <w:rFonts w:ascii="Times New Roman" w:hAnsi="Times New Roman"/>
-          <w:sz w:val="22"/>
           <w:u w:val="single"/>
         </w:rPr>
         <w:t>Technical Service Chief, Central Nervous System</w:t>
@@ -1320,7 +1251,6 @@
       <w:r>
         <w:rPr>
           <w:rFonts w:ascii="Times New Roman" w:hAnsi="Times New Roman"/>
-          <w:sz w:val="22"/>
         </w:rPr>
         <w:t>: Physics lead for the CNS disease site; authored the departmental CNS Standards and Guidelines defining site-specific treatment protocols, critical structure nomenclature, and dose constraints</w:t>
       </w:r>
@@ -1333,7 +1263,6 @@
         <w:rPr>
           <w:rFonts w:ascii="Times New Roman" w:hAnsi="Times New Roman"/>
           <w:b/>
-          <w:i w:val="0"/>
           <w:u w:val="single"/>
         </w:rPr>
         <w:t>Medical Physicists for World Benefit (MPWB)</w:t>
@@ -1342,29 +1271,26 @@
     <w:p>
       <w:pPr>
         <w:tabs>
-          <w:tab w:val="left" w:pos="2016"/>
+          <w:tab w:val="left" w:pos="1750"/>
         </w:tabs>
         <w:spacing w:after="60"/>
-        <w:ind w:left="2016" w:hanging="2016"/>
-      </w:pPr>
-      <w:r>
-        <w:rPr>
-          <w:rFonts w:ascii="Times New Roman" w:hAnsi="Times New Roman"/>
-          <w:sz w:val="22"/>
+        <w:ind w:left="1750" w:hanging="1750"/>
+      </w:pPr>
+      <w:r>
+        <w:rPr>
+          <w:rFonts w:ascii="Times New Roman" w:hAnsi="Times New Roman"/>
         </w:rPr>
         <w:t>2017 – Present</w:t>
       </w:r>
       <w:r>
         <w:rPr>
           <w:rFonts w:ascii="Times New Roman" w:hAnsi="Times New Roman"/>
-          <w:sz w:val="22"/>
         </w:rPr>
         <w:tab/>
       </w:r>
       <w:r>
         <w:rPr>
           <w:rFonts w:ascii="Times New Roman" w:hAnsi="Times New Roman"/>
-          <w:sz w:val="22"/>
           <w:u w:val="single"/>
         </w:rPr>
         <w:t>Member</w:t>
@@ -1378,7 +1304,6 @@
         <w:rPr>
           <w:rFonts w:ascii="Times New Roman" w:hAnsi="Times New Roman"/>
           <w:b/>
-          <w:i w:val="0"/>
           <w:u w:val="single"/>
         </w:rPr>
         <w:t>MD Anderson Cancer Center</w:t>
@@ -1387,29 +1312,26 @@
     <w:p>
       <w:pPr>
         <w:tabs>
-          <w:tab w:val="left" w:pos="2016"/>
+          <w:tab w:val="left" w:pos="1750"/>
         </w:tabs>
         <w:spacing w:after="60"/>
-        <w:ind w:left="2016" w:hanging="2016"/>
-      </w:pPr>
-      <w:r>
-        <w:rPr>
-          <w:rFonts w:ascii="Times New Roman" w:hAnsi="Times New Roman"/>
-          <w:sz w:val="22"/>
+        <w:ind w:left="1750" w:hanging="1750"/>
+      </w:pPr>
+      <w:r>
+        <w:rPr>
+          <w:rFonts w:ascii="Times New Roman" w:hAnsi="Times New Roman"/>
         </w:rPr>
         <w:t>2019 – 2021</w:t>
       </w:r>
       <w:r>
         <w:rPr>
           <w:rFonts w:ascii="Times New Roman" w:hAnsi="Times New Roman"/>
-          <w:sz w:val="22"/>
         </w:rPr>
         <w:tab/>
       </w:r>
       <w:r>
         <w:rPr>
           <w:rFonts w:ascii="Times New Roman" w:hAnsi="Times New Roman"/>
-          <w:sz w:val="22"/>
           <w:u w:val="single"/>
         </w:rPr>
         <w:t>International Students Association (ISA)</w:t>
@@ -1417,7 +1339,6 @@
       <w:r>
         <w:rPr>
           <w:rFonts w:ascii="Times New Roman" w:hAnsi="Times New Roman"/>
-          <w:sz w:val="22"/>
         </w:rPr>
         <w:t>: Founding member of the organization as domestic liaison with the Graduate School of Biomedical Sciences. Goal being to best help international students with any problems they might have in the transition to the US (opening bank account, etc.)</w:t>
       </w:r>
@@ -1425,30 +1346,26 @@
     <w:p>
       <w:pPr>
         <w:tabs>
-          <w:tab w:val="left" w:pos="2016"/>
+          <w:tab w:val="left" w:pos="1750"/>
         </w:tabs>
         <w:spacing w:after="60"/>
-        <w:ind w:left="2016" w:hanging="2016"/>
-      </w:pPr>
-      <w:r>
-        <w:rPr>
-          <w:rFonts w:ascii="Times New Roman" w:hAnsi="Times New Roman"/>
-          <w:sz w:val="22"/>
-        </w:rPr>
-        <w:lastRenderedPageBreak/>
+        <w:ind w:left="1750" w:hanging="1750"/>
+      </w:pPr>
+      <w:r>
+        <w:rPr>
+          <w:rFonts w:ascii="Times New Roman" w:hAnsi="Times New Roman"/>
+        </w:rPr>
         <w:t>2017 – 2019</w:t>
       </w:r>
       <w:r>
         <w:rPr>
           <w:rFonts w:ascii="Times New Roman" w:hAnsi="Times New Roman"/>
-          <w:sz w:val="22"/>
         </w:rPr>
         <w:tab/>
       </w:r>
       <w:r>
         <w:rPr>
           <w:rFonts w:ascii="Times New Roman" w:hAnsi="Times New Roman"/>
-          <w:sz w:val="22"/>
           <w:u w:val="single"/>
         </w:rPr>
         <w:t>Science Night</w:t>
@@ -1456,7 +1373,6 @@
       <w:r>
         <w:rPr>
           <w:rFonts w:ascii="Times New Roman" w:hAnsi="Times New Roman"/>
-          <w:sz w:val="22"/>
         </w:rPr>
         <w:t>: An outreach program to educate children of all ages on opportunities and research in STEM occurring in UTH. Involves creating fun interactive stages to educate the students.</w:t>
       </w:r>
@@ -1464,29 +1380,26 @@
     <w:p>
       <w:pPr>
         <w:tabs>
-          <w:tab w:val="left" w:pos="2016"/>
+          <w:tab w:val="left" w:pos="1750"/>
         </w:tabs>
         <w:spacing w:after="60"/>
-        <w:ind w:left="2016" w:hanging="2016"/>
-      </w:pPr>
-      <w:r>
-        <w:rPr>
-          <w:rFonts w:ascii="Times New Roman" w:hAnsi="Times New Roman"/>
-          <w:sz w:val="22"/>
+        <w:ind w:left="1750" w:hanging="1750"/>
+      </w:pPr>
+      <w:r>
+        <w:rPr>
+          <w:rFonts w:ascii="Times New Roman" w:hAnsi="Times New Roman"/>
         </w:rPr>
         <w:t>2016, 2018</w:t>
       </w:r>
       <w:r>
         <w:rPr>
           <w:rFonts w:ascii="Times New Roman" w:hAnsi="Times New Roman"/>
-          <w:sz w:val="22"/>
         </w:rPr>
         <w:tab/>
       </w:r>
       <w:r>
         <w:rPr>
           <w:rFonts w:ascii="Times New Roman" w:hAnsi="Times New Roman"/>
-          <w:sz w:val="22"/>
           <w:u w:val="single"/>
         </w:rPr>
         <w:t>UT House Medics</w:t>
@@ -1494,7 +1407,6 @@
       <w:r>
         <w:rPr>
           <w:rFonts w:ascii="Times New Roman" w:hAnsi="Times New Roman"/>
-          <w:sz w:val="22"/>
         </w:rPr>
         <w:t>: Community outreach assisting elderly citizens with home renovation and reconstruction</w:t>
       </w:r>
@@ -1502,29 +1414,26 @@
     <w:p>
       <w:pPr>
         <w:tabs>
-          <w:tab w:val="left" w:pos="2016"/>
+          <w:tab w:val="left" w:pos="1750"/>
         </w:tabs>
         <w:spacing w:after="60"/>
-        <w:ind w:left="2016" w:hanging="2016"/>
-      </w:pPr>
-      <w:r>
-        <w:rPr>
-          <w:rFonts w:ascii="Times New Roman" w:hAnsi="Times New Roman"/>
-          <w:sz w:val="22"/>
+        <w:ind w:left="1750" w:hanging="1750"/>
+      </w:pPr>
+      <w:r>
+        <w:rPr>
+          <w:rFonts w:ascii="Times New Roman" w:hAnsi="Times New Roman"/>
         </w:rPr>
         <w:t>2018</w:t>
       </w:r>
       <w:r>
         <w:rPr>
           <w:rFonts w:ascii="Times New Roman" w:hAnsi="Times New Roman"/>
-          <w:sz w:val="22"/>
         </w:rPr>
         <w:tab/>
       </w:r>
       <w:r>
         <w:rPr>
           <w:rFonts w:ascii="Times New Roman" w:hAnsi="Times New Roman"/>
-          <w:sz w:val="22"/>
           <w:u w:val="single"/>
         </w:rPr>
         <w:t>St. Vincent de Paul Food Fair</w:t>
@@ -1532,7 +1441,6 @@
       <w:r>
         <w:rPr>
           <w:rFonts w:ascii="Times New Roman" w:hAnsi="Times New Roman"/>
-          <w:sz w:val="22"/>
         </w:rPr>
         <w:t>: Volunteering in organization and distribution of food to families in need with St. Vincent de Paul</w:t>
       </w:r>
@@ -1540,29 +1448,26 @@
     <w:p>
       <w:pPr>
         <w:tabs>
-          <w:tab w:val="left" w:pos="2016"/>
+          <w:tab w:val="left" w:pos="1750"/>
         </w:tabs>
         <w:spacing w:after="60"/>
-        <w:ind w:left="2016" w:hanging="2016"/>
-      </w:pPr>
-      <w:r>
-        <w:rPr>
-          <w:rFonts w:ascii="Times New Roman" w:hAnsi="Times New Roman"/>
-          <w:sz w:val="22"/>
+        <w:ind w:left="1750" w:hanging="1750"/>
+      </w:pPr>
+      <w:r>
+        <w:rPr>
+          <w:rFonts w:ascii="Times New Roman" w:hAnsi="Times New Roman"/>
         </w:rPr>
         <w:t>2017 – 2019</w:t>
       </w:r>
       <w:r>
         <w:rPr>
           <w:rFonts w:ascii="Times New Roman" w:hAnsi="Times New Roman"/>
-          <w:sz w:val="22"/>
         </w:rPr>
         <w:tab/>
       </w:r>
       <w:r>
         <w:rPr>
           <w:rFonts w:ascii="Times New Roman" w:hAnsi="Times New Roman"/>
-          <w:sz w:val="22"/>
           <w:u w:val="single"/>
         </w:rPr>
         <w:t>Friends for Life Animal Shelter</w:t>
@@ -1570,7 +1475,6 @@
       <w:r>
         <w:rPr>
           <w:rFonts w:ascii="Times New Roman" w:hAnsi="Times New Roman"/>
-          <w:sz w:val="22"/>
         </w:rPr>
         <w:t>: +20 hours spent volunteering in an animal shelter</w:t>
       </w:r>
@@ -1578,29 +1482,26 @@
     <w:p>
       <w:pPr>
         <w:tabs>
-          <w:tab w:val="left" w:pos="2016"/>
+          <w:tab w:val="left" w:pos="1750"/>
         </w:tabs>
         <w:spacing w:after="60"/>
-        <w:ind w:left="2016" w:hanging="2016"/>
-      </w:pPr>
-      <w:r>
-        <w:rPr>
-          <w:rFonts w:ascii="Times New Roman" w:hAnsi="Times New Roman"/>
-          <w:sz w:val="22"/>
+        <w:ind w:left="1750" w:hanging="1750"/>
+      </w:pPr>
+      <w:r>
+        <w:rPr>
+          <w:rFonts w:ascii="Times New Roman" w:hAnsi="Times New Roman"/>
         </w:rPr>
         <w:t>2017</w:t>
       </w:r>
       <w:r>
         <w:rPr>
           <w:rFonts w:ascii="Times New Roman" w:hAnsi="Times New Roman"/>
-          <w:sz w:val="22"/>
         </w:rPr>
         <w:tab/>
       </w:r>
       <w:r>
         <w:rPr>
           <w:rFonts w:ascii="Times New Roman" w:hAnsi="Times New Roman"/>
-          <w:sz w:val="22"/>
           <w:u w:val="single"/>
         </w:rPr>
         <w:t>Hurricane Harvey Relief</w:t>
@@ -1608,7 +1509,6 @@
       <w:r>
         <w:rPr>
           <w:rFonts w:ascii="Times New Roman" w:hAnsi="Times New Roman"/>
-          <w:sz w:val="22"/>
         </w:rPr>
         <w:t>: Assisted in the removal of drywall, floor paneling, and ruined furniture of a local home affected by Hurricane Harvey</w:t>
       </w:r>
@@ -1628,7 +1528,7 @@
           <w:rFonts w:cs="Times New Roman"/>
           <w:color w:val="000000" w:themeColor="text1"/>
         </w:rPr>
-        <w:t xml:space="preserve">Clinical Projects and Responsibilities</w:t>
+        <w:t>Clinical Projects and Responsibilities</w:t>
       </w:r>
     </w:p>
     <w:p>
@@ -1647,22 +1547,20 @@
     <w:p>
       <w:pPr>
         <w:tabs>
-          <w:tab w:val="left" w:pos="2016"/>
+          <w:tab w:val="left" w:pos="1750"/>
         </w:tabs>
         <w:spacing w:after="60"/>
-        <w:ind w:left="2016" w:hanging="2016"/>
-      </w:pPr>
-      <w:r>
-        <w:rPr>
-          <w:rFonts w:ascii="Times New Roman" w:hAnsi="Times New Roman"/>
-          <w:sz w:val="22"/>
-        </w:rPr>
-        <w:t xml:space="preserve">2025 – Present</w:t>
-      </w:r>
-      <w:r>
-        <w:rPr>
-          <w:rFonts w:ascii="Times New Roman" w:hAnsi="Times New Roman"/>
-          <w:sz w:val="22"/>
+        <w:ind w:left="1750" w:hanging="1750"/>
+      </w:pPr>
+      <w:r>
+        <w:rPr>
+          <w:rFonts w:ascii="Times New Roman" w:hAnsi="Times New Roman"/>
+        </w:rPr>
+        <w:t>2025 – Present</w:t>
+      </w:r>
+      <w:r>
+        <w:rPr>
+          <w:rFonts w:ascii="Times New Roman" w:hAnsi="Times New Roman"/>
         </w:rPr>
         <w:tab/>
       </w:r>
@@ -1672,42 +1570,33 @@
           <w:color w:val="000000" w:themeColor="text1"/>
           <w:u w:val="single"/>
         </w:rPr>
-        <w:t xml:space="preserve">Web Suite Notification System</w:t>
-      </w:r>
-      <w:r>
-        <w:rPr>
-          <w:rFonts w:ascii="Times New Roman" w:hAnsi="Times New Roman" w:cs="Times New Roman"/>
-          <w:color w:val="000000" w:themeColor="text1"/>
-        </w:rPr>
-        <w:t xml:space="preserve">:</w:t>
-      </w:r>
-      <w:r>
-        <w:rPr>
-          <w:rFonts w:ascii="Times New Roman" w:hAnsi="Times New Roman" w:cs="Times New Roman"/>
-          <w:color w:val="000000" w:themeColor="text1"/>
-        </w:rPr>
-        <w:t xml:space="preserve"> Developed and deployed a monitoring system for radiation oncology patients. This will automatically notify dosimetrists, physicians, and clinical chiefs about patients falling behind schedule or missing essential care tasks.</w:t>
+        <w:t>Web Suite Notification System</w:t>
+      </w:r>
+      <w:r>
+        <w:rPr>
+          <w:rFonts w:ascii="Times New Roman" w:hAnsi="Times New Roman" w:cs="Times New Roman"/>
+          <w:color w:val="000000" w:themeColor="text1"/>
+        </w:rPr>
+        <w:t>: Developed and deployed a monitoring system for radiation oncology patients. This will automatically notify dosimetrists, physicians, and clinical chiefs about patients falling behind schedule or missing essential care tasks.</w:t>
       </w:r>
     </w:p>
     <w:p>
       <w:pPr>
         <w:tabs>
-          <w:tab w:val="left" w:pos="2016"/>
+          <w:tab w:val="left" w:pos="1750"/>
         </w:tabs>
         <w:spacing w:after="60"/>
-        <w:ind w:left="2016" w:hanging="2016"/>
-      </w:pPr>
-      <w:r>
-        <w:rPr>
-          <w:rFonts w:ascii="Times New Roman" w:hAnsi="Times New Roman"/>
-          <w:sz w:val="22"/>
-        </w:rPr>
-        <w:t xml:space="preserve">2021 – 2023</w:t>
-      </w:r>
-      <w:r>
-        <w:rPr>
-          <w:rFonts w:ascii="Times New Roman" w:hAnsi="Times New Roman"/>
-          <w:sz w:val="22"/>
+        <w:ind w:left="1750" w:hanging="1750"/>
+      </w:pPr>
+      <w:r>
+        <w:rPr>
+          <w:rFonts w:ascii="Times New Roman" w:hAnsi="Times New Roman"/>
+        </w:rPr>
+        <w:t>2021 – 2023</w:t>
+      </w:r>
+      <w:r>
+        <w:rPr>
+          <w:rFonts w:ascii="Times New Roman" w:hAnsi="Times New Roman"/>
         </w:rPr>
         <w:tab/>
       </w:r>
@@ -1717,42 +1606,33 @@
           <w:color w:val="000000" w:themeColor="text1"/>
           <w:u w:val="single"/>
         </w:rPr>
-        <w:t xml:space="preserve">Chief Resident</w:t>
-      </w:r>
-      <w:r>
-        <w:rPr>
-          <w:rFonts w:ascii="Times New Roman" w:hAnsi="Times New Roman" w:cs="Times New Roman"/>
-          <w:color w:val="000000" w:themeColor="text1"/>
-        </w:rPr>
-        <w:t xml:space="preserve">:</w:t>
-      </w:r>
-      <w:r>
-        <w:rPr>
-          <w:rFonts w:ascii="Times New Roman" w:hAnsi="Times New Roman" w:cs="Times New Roman"/>
-          <w:color w:val="000000" w:themeColor="text1"/>
-        </w:rPr>
-        <w:t xml:space="preserve"> Responsible for the scheduling of resident clinical responsibilities, coordinating with faculty for resident education, and participate in ongoing Quality and Safety meetings. Presenting to hospital and faculty.</w:t>
+        <w:t>Chief Resident</w:t>
+      </w:r>
+      <w:r>
+        <w:rPr>
+          <w:rFonts w:ascii="Times New Roman" w:hAnsi="Times New Roman" w:cs="Times New Roman"/>
+          <w:color w:val="000000" w:themeColor="text1"/>
+        </w:rPr>
+        <w:t>: Responsible for the scheduling of resident clinical responsibilities, coordinating with faculty for resident education, and participate in ongoing Quality and Safety meetings. Presenting to hospital and faculty.</w:t>
       </w:r>
     </w:p>
     <w:p>
       <w:pPr>
         <w:tabs>
-          <w:tab w:val="left" w:pos="2016"/>
+          <w:tab w:val="left" w:pos="1750"/>
         </w:tabs>
         <w:spacing w:after="60"/>
-        <w:ind w:left="2016" w:hanging="2016"/>
-      </w:pPr>
-      <w:r>
-        <w:rPr>
-          <w:rFonts w:ascii="Times New Roman" w:hAnsi="Times New Roman"/>
-          <w:sz w:val="22"/>
-        </w:rPr>
-        <w:t xml:space="preserve">2021 – 2023</w:t>
-      </w:r>
-      <w:r>
-        <w:rPr>
-          <w:rFonts w:ascii="Times New Roman" w:hAnsi="Times New Roman"/>
-          <w:sz w:val="22"/>
+        <w:ind w:left="1750" w:hanging="1750"/>
+      </w:pPr>
+      <w:r>
+        <w:rPr>
+          <w:rFonts w:ascii="Times New Roman" w:hAnsi="Times New Roman"/>
+        </w:rPr>
+        <w:t>2021 – 2023</w:t>
+      </w:r>
+      <w:r>
+        <w:rPr>
+          <w:rFonts w:ascii="Times New Roman" w:hAnsi="Times New Roman"/>
         </w:rPr>
         <w:tab/>
       </w:r>
@@ -1762,42 +1642,33 @@
           <w:color w:val="000000" w:themeColor="text1"/>
           <w:u w:val="single"/>
         </w:rPr>
-        <w:t xml:space="preserve">VMAT Breast Rapid Plan</w:t>
-      </w:r>
-      <w:r>
-        <w:rPr>
-          <w:rFonts w:ascii="Times New Roman" w:hAnsi="Times New Roman" w:cs="Times New Roman"/>
-          <w:color w:val="000000" w:themeColor="text1"/>
-        </w:rPr>
-        <w:t xml:space="preserve">:</w:t>
-      </w:r>
-      <w:r>
-        <w:rPr>
-          <w:rFonts w:ascii="Times New Roman" w:hAnsi="Times New Roman" w:cs="Times New Roman"/>
-          <w:color w:val="000000" w:themeColor="text1"/>
-        </w:rPr>
-        <w:t xml:space="preserve"> Creation of a knowledge-based rapid plan model for VMAT breast, including the creation of data-mining program within Eclipse.</w:t>
+        <w:t>VMAT Breast Rapid Plan</w:t>
+      </w:r>
+      <w:r>
+        <w:rPr>
+          <w:rFonts w:ascii="Times New Roman" w:hAnsi="Times New Roman" w:cs="Times New Roman"/>
+          <w:color w:val="000000" w:themeColor="text1"/>
+        </w:rPr>
+        <w:t>: Creation of a knowledge-based rapid plan model for VMAT breast, including the creation of data-mining program within Eclipse.</w:t>
       </w:r>
     </w:p>
     <w:p>
       <w:pPr>
         <w:tabs>
-          <w:tab w:val="left" w:pos="2016"/>
+          <w:tab w:val="left" w:pos="1750"/>
         </w:tabs>
         <w:spacing w:after="60"/>
-        <w:ind w:left="2016" w:hanging="2016"/>
-      </w:pPr>
-      <w:r>
-        <w:rPr>
-          <w:rFonts w:ascii="Times New Roman" w:hAnsi="Times New Roman"/>
-          <w:sz w:val="22"/>
-        </w:rPr>
-        <w:t xml:space="preserve">2021 – 2023</w:t>
-      </w:r>
-      <w:r>
-        <w:rPr>
-          <w:rFonts w:ascii="Times New Roman" w:hAnsi="Times New Roman"/>
-          <w:sz w:val="22"/>
+        <w:ind w:left="1750" w:hanging="1750"/>
+      </w:pPr>
+      <w:r>
+        <w:rPr>
+          <w:rFonts w:ascii="Times New Roman" w:hAnsi="Times New Roman"/>
+        </w:rPr>
+        <w:t>2021 – 2023</w:t>
+      </w:r>
+      <w:r>
+        <w:rPr>
+          <w:rFonts w:ascii="Times New Roman" w:hAnsi="Times New Roman"/>
         </w:rPr>
         <w:tab/>
       </w:r>
@@ -1814,28 +1685,26 @@
           <w:rFonts w:ascii="Times New Roman" w:hAnsi="Times New Roman" w:cs="Times New Roman"/>
           <w:color w:val="000000" w:themeColor="text1"/>
         </w:rPr>
-        <w:t xml:space="preserve">: Created a program to record and notify when sterilization was required in the brachytherapy suite. Tool has successfully replaced previous paper system since 2021.</w:t>
+        <w:t>: Created a program to record and notify when sterilization was required in the brachytherapy suite. Tool has successfully replaced previous paper system since 2021.</w:t>
       </w:r>
     </w:p>
     <w:p>
       <w:pPr>
         <w:tabs>
-          <w:tab w:val="left" w:pos="2016"/>
+          <w:tab w:val="left" w:pos="1750"/>
         </w:tabs>
         <w:spacing w:after="60"/>
-        <w:ind w:left="2016" w:hanging="2016"/>
-      </w:pPr>
-      <w:r>
-        <w:rPr>
-          <w:rFonts w:ascii="Times New Roman" w:hAnsi="Times New Roman"/>
-          <w:sz w:val="22"/>
-        </w:rPr>
-        <w:t xml:space="preserve">2021 – 2023</w:t>
-      </w:r>
-      <w:r>
-        <w:rPr>
-          <w:rFonts w:ascii="Times New Roman" w:hAnsi="Times New Roman"/>
-          <w:sz w:val="22"/>
+        <w:ind w:left="1750" w:hanging="1750"/>
+      </w:pPr>
+      <w:r>
+        <w:rPr>
+          <w:rFonts w:ascii="Times New Roman" w:hAnsi="Times New Roman"/>
+        </w:rPr>
+        <w:t>2021 – 2023</w:t>
+      </w:r>
+      <w:r>
+        <w:rPr>
+          <w:rFonts w:ascii="Times New Roman" w:hAnsi="Times New Roman"/>
         </w:rPr>
         <w:tab/>
       </w:r>
@@ -1845,42 +1714,34 @@
           <w:color w:val="000000" w:themeColor="text1"/>
           <w:u w:val="single"/>
         </w:rPr>
-        <w:t xml:space="preserve">DICOM transfer server</w:t>
-      </w:r>
-      <w:r>
-        <w:rPr>
-          <w:rFonts w:ascii="Times New Roman" w:hAnsi="Times New Roman" w:cs="Times New Roman"/>
-          <w:color w:val="000000" w:themeColor="text1"/>
-        </w:rPr>
-        <w:t xml:space="preserve">:</w:t>
-      </w:r>
-      <w:r>
-        <w:rPr>
-          <w:rFonts w:ascii="Times New Roman" w:hAnsi="Times New Roman" w:cs="Times New Roman"/>
-          <w:color w:val="000000" w:themeColor="text1"/>
-        </w:rPr>
-        <w:t xml:space="preserve"> DICOM server created to seamlessly transfer between the Ethos TPS and AlignRT.</w:t>
+        <w:t>DICOM transfer server</w:t>
+      </w:r>
+      <w:r>
+        <w:rPr>
+          <w:rFonts w:ascii="Times New Roman" w:hAnsi="Times New Roman" w:cs="Times New Roman"/>
+          <w:color w:val="000000" w:themeColor="text1"/>
+        </w:rPr>
+        <w:t>: DICOM server created to seamlessly transfer between the Ethos TPS and AlignRT.</w:t>
       </w:r>
     </w:p>
     <w:p>
       <w:pPr>
         <w:tabs>
-          <w:tab w:val="left" w:pos="2016"/>
+          <w:tab w:val="left" w:pos="1750"/>
         </w:tabs>
         <w:spacing w:after="60"/>
-        <w:ind w:left="2016" w:hanging="2016"/>
-      </w:pPr>
-      <w:r>
-        <w:rPr>
-          <w:rFonts w:ascii="Times New Roman" w:hAnsi="Times New Roman"/>
-          <w:sz w:val="22"/>
-        </w:rPr>
-        <w:t xml:space="preserve">2021 – 2023</w:t>
-      </w:r>
-      <w:r>
-        <w:rPr>
-          <w:rFonts w:ascii="Times New Roman" w:hAnsi="Times New Roman"/>
-          <w:sz w:val="22"/>
+        <w:ind w:left="1750" w:hanging="1750"/>
+      </w:pPr>
+      <w:r>
+        <w:rPr>
+          <w:rFonts w:ascii="Times New Roman" w:hAnsi="Times New Roman"/>
+        </w:rPr>
+        <w:lastRenderedPageBreak/>
+        <w:t>2021 – 2023</w:t>
+      </w:r>
+      <w:r>
+        <w:rPr>
+          <w:rFonts w:ascii="Times New Roman" w:hAnsi="Times New Roman"/>
         </w:rPr>
         <w:tab/>
       </w:r>
@@ -1903,22 +1764,20 @@
     <w:p>
       <w:pPr>
         <w:tabs>
-          <w:tab w:val="left" w:pos="2016"/>
+          <w:tab w:val="left" w:pos="1750"/>
         </w:tabs>
         <w:spacing w:after="60"/>
-        <w:ind w:left="2016" w:hanging="2016"/>
-      </w:pPr>
-      <w:r>
-        <w:rPr>
-          <w:rFonts w:ascii="Times New Roman" w:hAnsi="Times New Roman"/>
-          <w:sz w:val="22"/>
-        </w:rPr>
-        <w:t xml:space="preserve">2021 – 2023</w:t>
-      </w:r>
-      <w:r>
-        <w:rPr>
-          <w:rFonts w:ascii="Times New Roman" w:hAnsi="Times New Roman"/>
-          <w:sz w:val="22"/>
+        <w:ind w:left="1750" w:hanging="1750"/>
+      </w:pPr>
+      <w:r>
+        <w:rPr>
+          <w:rFonts w:ascii="Times New Roman" w:hAnsi="Times New Roman"/>
+        </w:rPr>
+        <w:t>2021 – 2023</w:t>
+      </w:r>
+      <w:r>
+        <w:rPr>
+          <w:rFonts w:ascii="Times New Roman" w:hAnsi="Times New Roman"/>
         </w:rPr>
         <w:tab/>
       </w:r>
@@ -1928,21 +1787,14 @@
           <w:color w:val="000000" w:themeColor="text1"/>
           <w:u w:val="single"/>
         </w:rPr>
-        <w:t xml:space="preserve">PDF Creator</w:t>
-      </w:r>
-      <w:r>
-        <w:rPr>
-          <w:rFonts w:ascii="Times New Roman" w:hAnsi="Times New Roman" w:cs="Times New Roman"/>
-          <w:color w:val="000000" w:themeColor="text1"/>
-        </w:rPr>
-        <w:t xml:space="preserve">:</w:t>
-      </w:r>
-      <w:r>
-        <w:rPr>
-          <w:rFonts w:ascii="Times New Roman" w:hAnsi="Times New Roman" w:cs="Times New Roman"/>
-          <w:color w:val="000000" w:themeColor="text1"/>
-        </w:rPr>
-        <w:t xml:space="preserve"> PDF creation automatically generated via stand-alone server. Enabled automatic uploading of the generated plan PDFs from brachytherapy procedures, streamlining the process and reducing potential for errors.</w:t>
+        <w:t>PDF Creator</w:t>
+      </w:r>
+      <w:r>
+        <w:rPr>
+          <w:rFonts w:ascii="Times New Roman" w:hAnsi="Times New Roman" w:cs="Times New Roman"/>
+          <w:color w:val="000000" w:themeColor="text1"/>
+        </w:rPr>
+        <w:t>: PDF creation automatically generated via stand-alone server. Enabled automatic uploading of the generated plan PDFs from brachytherapy procedures, streamlining the process and reducing potential for errors.</w:t>
       </w:r>
     </w:p>
     <w:p>
@@ -1961,22 +1813,20 @@
     <w:p>
       <w:pPr>
         <w:tabs>
-          <w:tab w:val="left" w:pos="2016"/>
+          <w:tab w:val="left" w:pos="1750"/>
         </w:tabs>
         <w:spacing w:after="60"/>
-        <w:ind w:left="2016" w:hanging="2016"/>
-      </w:pPr>
-      <w:r>
-        <w:rPr>
-          <w:rFonts w:ascii="Times New Roman" w:hAnsi="Times New Roman"/>
-          <w:sz w:val="22"/>
-        </w:rPr>
-        <w:t xml:space="preserve">2023 – 2025</w:t>
-      </w:r>
-      <w:r>
-        <w:rPr>
-          <w:rFonts w:ascii="Times New Roman" w:hAnsi="Times New Roman"/>
-          <w:sz w:val="22"/>
+        <w:ind w:left="1750" w:hanging="1750"/>
+      </w:pPr>
+      <w:r>
+        <w:rPr>
+          <w:rFonts w:ascii="Times New Roman" w:hAnsi="Times New Roman"/>
+        </w:rPr>
+        <w:t>2023 – 2025</w:t>
+      </w:r>
+      <w:r>
+        <w:rPr>
+          <w:rFonts w:ascii="Times New Roman" w:hAnsi="Times New Roman"/>
         </w:rPr>
         <w:tab/>
       </w:r>
@@ -1986,42 +1836,33 @@
           <w:color w:val="000000" w:themeColor="text1"/>
           <w:u w:val="single"/>
         </w:rPr>
-        <w:t xml:space="preserve">Brachytherapy Equipment tracking</w:t>
-      </w:r>
-      <w:r>
-        <w:rPr>
-          <w:rFonts w:ascii="Times New Roman" w:hAnsi="Times New Roman" w:cs="Times New Roman"/>
-          <w:color w:val="000000" w:themeColor="text1"/>
-        </w:rPr>
-        <w:t xml:space="preserve">:</w:t>
-      </w:r>
-      <w:r>
-        <w:rPr>
-          <w:rFonts w:ascii="Times New Roman" w:hAnsi="Times New Roman" w:cs="Times New Roman"/>
-          <w:color w:val="000000" w:themeColor="text1"/>
-        </w:rPr>
-        <w:t xml:space="preserve"> Deployed a personally created inventory program to record and notify when brachytherapy supplies need reordering.</w:t>
+        <w:t>Brachytherapy Equipment tracking</w:t>
+      </w:r>
+      <w:r>
+        <w:rPr>
+          <w:rFonts w:ascii="Times New Roman" w:hAnsi="Times New Roman" w:cs="Times New Roman"/>
+          <w:color w:val="000000" w:themeColor="text1"/>
+        </w:rPr>
+        <w:t>: Deployed a personally created inventory program to record and notify when brachytherapy supplies need reordering.</w:t>
       </w:r>
     </w:p>
     <w:p>
       <w:pPr>
         <w:tabs>
-          <w:tab w:val="left" w:pos="2016"/>
+          <w:tab w:val="left" w:pos="1750"/>
         </w:tabs>
         <w:spacing w:after="60"/>
-        <w:ind w:left="2016" w:hanging="2016"/>
-      </w:pPr>
-      <w:r>
-        <w:rPr>
-          <w:rFonts w:ascii="Times New Roman" w:hAnsi="Times New Roman"/>
-          <w:sz w:val="22"/>
-        </w:rPr>
-        <w:t xml:space="preserve">2023 – 2025</w:t>
-      </w:r>
-      <w:r>
-        <w:rPr>
-          <w:rFonts w:ascii="Times New Roman" w:hAnsi="Times New Roman"/>
-          <w:sz w:val="22"/>
+        <w:ind w:left="1750" w:hanging="1750"/>
+      </w:pPr>
+      <w:r>
+        <w:rPr>
+          <w:rFonts w:ascii="Times New Roman" w:hAnsi="Times New Roman"/>
+        </w:rPr>
+        <w:t>2023 – 2025</w:t>
+      </w:r>
+      <w:r>
+        <w:rPr>
+          <w:rFonts w:ascii="Times New Roman" w:hAnsi="Times New Roman"/>
         </w:rPr>
         <w:tab/>
       </w:r>
@@ -2031,42 +1872,33 @@
           <w:color w:val="000000" w:themeColor="text1"/>
           <w:u w:val="single"/>
         </w:rPr>
-        <w:t xml:space="preserve">DICOM Manipulation Tools</w:t>
-      </w:r>
-      <w:r>
-        <w:rPr>
-          <w:rFonts w:ascii="Times New Roman" w:hAnsi="Times New Roman" w:cs="Times New Roman"/>
-          <w:color w:val="000000" w:themeColor="text1"/>
-        </w:rPr>
-        <w:t xml:space="preserve">:</w:t>
-      </w:r>
-      <w:r>
-        <w:rPr>
-          <w:rFonts w:ascii="Times New Roman" w:hAnsi="Times New Roman" w:cs="Times New Roman"/>
-          <w:color w:val="000000" w:themeColor="text1"/>
-        </w:rPr>
-        <w:t xml:space="preserve"> Stand-alone GUI for changing frame of reference and series instance UIDs. Useful for registering previously inherently defined images (4D-CT and free-breathing, MRIs).</w:t>
+        <w:t>DICOM Manipulation Tools</w:t>
+      </w:r>
+      <w:r>
+        <w:rPr>
+          <w:rFonts w:ascii="Times New Roman" w:hAnsi="Times New Roman" w:cs="Times New Roman"/>
+          <w:color w:val="000000" w:themeColor="text1"/>
+        </w:rPr>
+        <w:t>: Stand-alone GUI for changing frame of reference and series instance UIDs. Useful for registering previously inherently defined images (4D-CT and free-breathing, MRIs).</w:t>
       </w:r>
     </w:p>
     <w:p>
       <w:pPr>
         <w:tabs>
-          <w:tab w:val="left" w:pos="2016"/>
+          <w:tab w:val="left" w:pos="1750"/>
         </w:tabs>
         <w:spacing w:after="60"/>
-        <w:ind w:left="2016" w:hanging="2016"/>
-      </w:pPr>
-      <w:r>
-        <w:rPr>
-          <w:rFonts w:ascii="Times New Roman" w:hAnsi="Times New Roman"/>
-          <w:sz w:val="22"/>
-        </w:rPr>
-        <w:t xml:space="preserve">2023 – 2025</w:t>
-      </w:r>
-      <w:r>
-        <w:rPr>
-          <w:rFonts w:ascii="Times New Roman" w:hAnsi="Times New Roman"/>
-          <w:sz w:val="22"/>
+        <w:ind w:left="1750" w:hanging="1750"/>
+      </w:pPr>
+      <w:r>
+        <w:rPr>
+          <w:rFonts w:ascii="Times New Roman" w:hAnsi="Times New Roman"/>
+        </w:rPr>
+        <w:t>2023 – 2025</w:t>
+      </w:r>
+      <w:r>
+        <w:rPr>
+          <w:rFonts w:ascii="Times New Roman" w:hAnsi="Times New Roman"/>
         </w:rPr>
         <w:tab/>
       </w:r>
@@ -2076,21 +1908,14 @@
           <w:color w:val="000000" w:themeColor="text1"/>
           <w:u w:val="single"/>
         </w:rPr>
-        <w:t xml:space="preserve">DICOM transfer server</w:t>
-      </w:r>
-      <w:r>
-        <w:rPr>
-          <w:rFonts w:ascii="Times New Roman" w:hAnsi="Times New Roman" w:cs="Times New Roman"/>
-          <w:color w:val="000000" w:themeColor="text1"/>
-        </w:rPr>
-        <w:t xml:space="preserve">:</w:t>
-      </w:r>
-      <w:r>
-        <w:rPr>
-          <w:rFonts w:ascii="Times New Roman" w:hAnsi="Times New Roman" w:cs="Times New Roman"/>
-          <w:color w:val="000000" w:themeColor="text1"/>
-        </w:rPr>
-        <w:t xml:space="preserve"> DICOM server created to seamlessly transfer between Raystation and PACs.</w:t>
+        <w:t>DICOM transfer server</w:t>
+      </w:r>
+      <w:r>
+        <w:rPr>
+          <w:rFonts w:ascii="Times New Roman" w:hAnsi="Times New Roman" w:cs="Times New Roman"/>
+          <w:color w:val="000000" w:themeColor="text1"/>
+        </w:rPr>
+        <w:t>: DICOM server created to seamlessly transfer between Raystation and PACs.</w:t>
       </w:r>
     </w:p>
     <w:p>
@@ -2115,22 +1940,20 @@
     <w:p>
       <w:pPr>
         <w:tabs>
-          <w:tab w:val="left" w:pos="2016"/>
+          <w:tab w:val="left" w:pos="1750"/>
         </w:tabs>
         <w:spacing w:after="60"/>
-        <w:ind w:left="2016" w:hanging="2016"/>
-      </w:pPr>
-      <w:r>
-        <w:rPr>
-          <w:rFonts w:ascii="Times New Roman" w:hAnsi="Times New Roman"/>
-          <w:sz w:val="22"/>
-        </w:rPr>
-        <w:t xml:space="preserve">2025</w:t>
-      </w:r>
-      <w:r>
-        <w:rPr>
-          <w:rFonts w:ascii="Times New Roman" w:hAnsi="Times New Roman"/>
-          <w:sz w:val="22"/>
+        <w:ind w:left="1750" w:hanging="1750"/>
+      </w:pPr>
+      <w:r>
+        <w:rPr>
+          <w:rFonts w:ascii="Times New Roman" w:hAnsi="Times New Roman"/>
+        </w:rPr>
+        <w:t>2025</w:t>
+      </w:r>
+      <w:r>
+        <w:rPr>
+          <w:rFonts w:ascii="Times New Roman" w:hAnsi="Times New Roman"/>
         </w:rPr>
         <w:tab/>
       </w:r>
@@ -2140,14 +1963,14 @@
           <w:color w:val="000000" w:themeColor="text1"/>
           <w:u w:val="single"/>
         </w:rPr>
-        <w:t xml:space="preserve">University of North Carolina, Chapel Hill Research Retreat</w:t>
-      </w:r>
-      <w:r>
-        <w:rPr>
-          <w:rFonts w:ascii="Times New Roman" w:hAnsi="Times New Roman" w:cs="Times New Roman"/>
-          <w:color w:val="000000" w:themeColor="text1"/>
-        </w:rPr>
-        <w:t xml:space="preserve">: 1</w:t>
+        <w:t>University of North Carolina, Chapel Hill Research Retreat</w:t>
+      </w:r>
+      <w:r>
+        <w:rPr>
+          <w:rFonts w:ascii="Times New Roman" w:hAnsi="Times New Roman" w:cs="Times New Roman"/>
+          <w:color w:val="000000" w:themeColor="text1"/>
+        </w:rPr>
+        <w:t>: 1</w:t>
       </w:r>
       <w:r>
         <w:rPr>
@@ -2168,22 +1991,20 @@
     <w:p>
       <w:pPr>
         <w:tabs>
-          <w:tab w:val="left" w:pos="2016"/>
+          <w:tab w:val="left" w:pos="1750"/>
         </w:tabs>
         <w:spacing w:after="60"/>
-        <w:ind w:left="2016" w:hanging="2016"/>
-      </w:pPr>
-      <w:r>
-        <w:rPr>
-          <w:rFonts w:ascii="Times New Roman" w:hAnsi="Times New Roman"/>
-          <w:sz w:val="22"/>
-        </w:rPr>
-        <w:t xml:space="preserve">2022</w:t>
-      </w:r>
-      <w:r>
-        <w:rPr>
-          <w:rFonts w:ascii="Times New Roman" w:hAnsi="Times New Roman"/>
-          <w:sz w:val="22"/>
+        <w:ind w:left="1750" w:hanging="1750"/>
+      </w:pPr>
+      <w:r>
+        <w:rPr>
+          <w:rFonts w:ascii="Times New Roman" w:hAnsi="Times New Roman"/>
+        </w:rPr>
+        <w:t>2022</w:t>
+      </w:r>
+      <w:r>
+        <w:rPr>
+          <w:rFonts w:ascii="Times New Roman" w:hAnsi="Times New Roman"/>
         </w:rPr>
         <w:tab/>
       </w:r>
@@ -2193,7 +2014,7 @@
           <w:color w:val="000000" w:themeColor="text1"/>
           <w:u w:val="single"/>
         </w:rPr>
-        <w:t xml:space="preserve">AAPM Annual Meeting, Jack Krohmer Early Career Investigator Competition Winner</w:t>
+        <w:t>AAPM Annual Meeting, Jack Krohmer Early Career Investigator Competition Winner</w:t>
       </w:r>
       <w:r>
         <w:rPr>
@@ -2206,22 +2027,20 @@
     <w:p>
       <w:pPr>
         <w:tabs>
-          <w:tab w:val="left" w:pos="2016"/>
+          <w:tab w:val="left" w:pos="1750"/>
         </w:tabs>
         <w:spacing w:after="60"/>
-        <w:ind w:left="2016" w:hanging="2016"/>
-      </w:pPr>
-      <w:r>
-        <w:rPr>
-          <w:rFonts w:ascii="Times New Roman" w:hAnsi="Times New Roman"/>
-          <w:sz w:val="22"/>
-        </w:rPr>
-        <w:t xml:space="preserve">2022</w:t>
-      </w:r>
-      <w:r>
-        <w:rPr>
-          <w:rFonts w:ascii="Times New Roman" w:hAnsi="Times New Roman"/>
-          <w:sz w:val="22"/>
+        <w:ind w:left="1750" w:hanging="1750"/>
+      </w:pPr>
+      <w:r>
+        <w:rPr>
+          <w:rFonts w:ascii="Times New Roman" w:hAnsi="Times New Roman"/>
+        </w:rPr>
+        <w:t>2022</w:t>
+      </w:r>
+      <w:r>
+        <w:rPr>
+          <w:rFonts w:ascii="Times New Roman" w:hAnsi="Times New Roman"/>
         </w:rPr>
         <w:tab/>
       </w:r>
@@ -2231,35 +2050,33 @@
           <w:color w:val="000000" w:themeColor="text1"/>
           <w:u w:val="single"/>
         </w:rPr>
-        <w:t xml:space="preserve">MD Anderson, Alfred G. Knudson Jr. Outstanding Dissertation Award</w:t>
-      </w:r>
-      <w:r>
-        <w:rPr>
-          <w:rFonts w:ascii="Times New Roman" w:hAnsi="Times New Roman" w:cs="Times New Roman"/>
-          <w:color w:val="000000" w:themeColor="text1"/>
-        </w:rPr>
-        <w:t xml:space="preserve">: $5,000 Award established by MD Anderson Cancer Center to honor the late Dr. Knudson in recognition of the top selected PhD dissertation.</w:t>
+        <w:t>MD Anderson, Alfred G. Knudson Jr. Outstanding Dissertation Award</w:t>
+      </w:r>
+      <w:r>
+        <w:rPr>
+          <w:rFonts w:ascii="Times New Roman" w:hAnsi="Times New Roman" w:cs="Times New Roman"/>
+          <w:color w:val="000000" w:themeColor="text1"/>
+        </w:rPr>
+        <w:t>: $5,000 Award established by MD Anderson Cancer Center to honor the late Dr. Knudson in recognition of the top selected PhD dissertation.</w:t>
       </w:r>
     </w:p>
     <w:p>
       <w:pPr>
         <w:tabs>
-          <w:tab w:val="left" w:pos="2016"/>
+          <w:tab w:val="left" w:pos="1750"/>
         </w:tabs>
         <w:spacing w:after="60"/>
-        <w:ind w:left="2016" w:hanging="2016"/>
-      </w:pPr>
-      <w:r>
-        <w:rPr>
-          <w:rFonts w:ascii="Times New Roman" w:hAnsi="Times New Roman"/>
-          <w:sz w:val="22"/>
-        </w:rPr>
-        <w:t xml:space="preserve">2021</w:t>
-      </w:r>
-      <w:r>
-        <w:rPr>
-          <w:rFonts w:ascii="Times New Roman" w:hAnsi="Times New Roman"/>
-          <w:sz w:val="22"/>
+        <w:ind w:left="1750" w:hanging="1750"/>
+      </w:pPr>
+      <w:r>
+        <w:rPr>
+          <w:rFonts w:ascii="Times New Roman" w:hAnsi="Times New Roman"/>
+        </w:rPr>
+        <w:t>2021</w:t>
+      </w:r>
+      <w:r>
+        <w:rPr>
+          <w:rFonts w:ascii="Times New Roman" w:hAnsi="Times New Roman"/>
         </w:rPr>
         <w:tab/>
       </w:r>
@@ -2269,28 +2086,26 @@
           <w:color w:val="000000" w:themeColor="text1"/>
           <w:u w:val="single"/>
         </w:rPr>
-        <w:t xml:space="preserve">AAPM Practical Big Data Workshop, Early Career Investigator – Impact Award</w:t>
+        <w:t>AAPM Practical Big Data Workshop, Early Career Investigator – Impact Award</w:t>
       </w:r>
     </w:p>
     <w:p>
       <w:pPr>
         <w:tabs>
-          <w:tab w:val="left" w:pos="2016"/>
+          <w:tab w:val="left" w:pos="1750"/>
         </w:tabs>
         <w:spacing w:after="60"/>
-        <w:ind w:left="2016" w:hanging="2016"/>
-      </w:pPr>
-      <w:r>
-        <w:rPr>
-          <w:rFonts w:ascii="Times New Roman" w:hAnsi="Times New Roman"/>
-          <w:sz w:val="22"/>
-        </w:rPr>
-        <w:t xml:space="preserve">2019</w:t>
-      </w:r>
-      <w:r>
-        <w:rPr>
-          <w:rFonts w:ascii="Times New Roman" w:hAnsi="Times New Roman"/>
-          <w:sz w:val="22"/>
+        <w:ind w:left="1750" w:hanging="1750"/>
+      </w:pPr>
+      <w:r>
+        <w:rPr>
+          <w:rFonts w:ascii="Times New Roman" w:hAnsi="Times New Roman"/>
+        </w:rPr>
+        <w:t>2019</w:t>
+      </w:r>
+      <w:r>
+        <w:rPr>
+          <w:rFonts w:ascii="Times New Roman" w:hAnsi="Times New Roman"/>
         </w:rPr>
         <w:tab/>
       </w:r>
@@ -2300,23 +2115,23 @@
           <w:color w:val="000000" w:themeColor="text1"/>
           <w:u w:val="single"/>
         </w:rPr>
-        <w:t xml:space="preserve">MD Anderson, Association of Science Communication (ASC) Oral Competition 1</w:t>
-      </w:r>
-      <w:r>
-        <w:rPr>
-          <w:rFonts w:ascii="Times New Roman" w:hAnsi="Times New Roman" w:cs="Times New Roman"/>
-          <w:color w:val="000000" w:themeColor="text1"/>
+        <w:t>MD Anderson, Association of Science Communication (ASC) Oral Competition 1</w:t>
+      </w:r>
+      <w:r>
+        <w:rPr>
+          <w:rFonts w:ascii="Times New Roman" w:hAnsi="Times New Roman" w:cs="Times New Roman"/>
+          <w:color w:val="000000" w:themeColor="text1"/>
+          <w:u w:val="single"/>
           <w:vertAlign w:val="superscript"/>
+        </w:rPr>
+        <w:t>st</w:t>
+      </w:r>
+      <w:r>
+        <w:rPr>
+          <w:rFonts w:ascii="Times New Roman" w:hAnsi="Times New Roman" w:cs="Times New Roman"/>
+          <w:color w:val="000000" w:themeColor="text1"/>
           <w:u w:val="single"/>
         </w:rPr>
-        <w:t>st</w:t>
-      </w:r>
-      <w:r>
-        <w:rPr>
-          <w:rFonts w:ascii="Times New Roman" w:hAnsi="Times New Roman" w:cs="Times New Roman"/>
-          <w:color w:val="000000" w:themeColor="text1"/>
-          <w:u w:val="single"/>
-        </w:rPr>
         <w:t xml:space="preserve"> place</w:t>
       </w:r>
       <w:r>
@@ -2324,28 +2139,26 @@
           <w:rFonts w:ascii="Times New Roman" w:hAnsi="Times New Roman" w:cs="Times New Roman"/>
           <w:color w:val="000000" w:themeColor="text1"/>
         </w:rPr>
-        <w:t xml:space="preserve">: ‘Why is scientific communication important?’</w:t>
+        <w:t>: ‘Why is scientific communication important?’</w:t>
       </w:r>
     </w:p>
     <w:p>
       <w:pPr>
         <w:tabs>
-          <w:tab w:val="left" w:pos="2016"/>
+          <w:tab w:val="left" w:pos="1750"/>
         </w:tabs>
         <w:spacing w:after="60"/>
-        <w:ind w:left="2016" w:hanging="2016"/>
-      </w:pPr>
-      <w:r>
-        <w:rPr>
-          <w:rFonts w:ascii="Times New Roman" w:hAnsi="Times New Roman"/>
-          <w:sz w:val="22"/>
-        </w:rPr>
-        <w:t xml:space="preserve">2019</w:t>
-      </w:r>
-      <w:r>
-        <w:rPr>
-          <w:rFonts w:ascii="Times New Roman" w:hAnsi="Times New Roman"/>
-          <w:sz w:val="22"/>
+        <w:ind w:left="1750" w:hanging="1750"/>
+      </w:pPr>
+      <w:r>
+        <w:rPr>
+          <w:rFonts w:ascii="Times New Roman" w:hAnsi="Times New Roman"/>
+        </w:rPr>
+        <w:t>2019</w:t>
+      </w:r>
+      <w:r>
+        <w:rPr>
+          <w:rFonts w:ascii="Times New Roman" w:hAnsi="Times New Roman"/>
         </w:rPr>
         <w:tab/>
       </w:r>
@@ -2355,7 +2168,7 @@
           <w:color w:val="000000" w:themeColor="text1"/>
           <w:u w:val="single"/>
         </w:rPr>
-        <w:t xml:space="preserve">AAPM, Science Council Session</w:t>
+        <w:t>AAPM, Science Council Session</w:t>
       </w:r>
       <w:r>
         <w:rPr>
@@ -2368,22 +2181,20 @@
     <w:p>
       <w:pPr>
         <w:tabs>
-          <w:tab w:val="left" w:pos="2016"/>
+          <w:tab w:val="left" w:pos="1750"/>
         </w:tabs>
         <w:spacing w:after="60"/>
-        <w:ind w:left="2016" w:hanging="2016"/>
-      </w:pPr>
-      <w:r>
-        <w:rPr>
-          <w:rFonts w:ascii="Times New Roman" w:hAnsi="Times New Roman"/>
-          <w:sz w:val="22"/>
-        </w:rPr>
-        <w:t xml:space="preserve">2018</w:t>
-      </w:r>
-      <w:r>
-        <w:rPr>
-          <w:rFonts w:ascii="Times New Roman" w:hAnsi="Times New Roman"/>
-          <w:sz w:val="22"/>
+        <w:ind w:left="1750" w:hanging="1750"/>
+      </w:pPr>
+      <w:r>
+        <w:rPr>
+          <w:rFonts w:ascii="Times New Roman" w:hAnsi="Times New Roman"/>
+        </w:rPr>
+        <w:t>2018</w:t>
+      </w:r>
+      <w:r>
+        <w:rPr>
+          <w:rFonts w:ascii="Times New Roman" w:hAnsi="Times New Roman"/>
         </w:rPr>
         <w:tab/>
       </w:r>
@@ -2393,35 +2204,33 @@
           <w:color w:val="000000" w:themeColor="text1"/>
           <w:u w:val="single"/>
         </w:rPr>
-        <w:t xml:space="preserve">AAPM, People’s Choice Award for Medical Physics Slam</w:t>
-      </w:r>
-      <w:r>
-        <w:rPr>
-          <w:rFonts w:ascii="Times New Roman" w:hAnsi="Times New Roman" w:cs="Times New Roman"/>
-          <w:color w:val="000000" w:themeColor="text1"/>
-        </w:rPr>
-        <w:t xml:space="preserve">: Monetary award for winning the people’s choice in presentation of research to a lay audience of non-medical physicists</w:t>
+        <w:t>AAPM, People’s Choice Award for Medical Physics Slam</w:t>
+      </w:r>
+      <w:r>
+        <w:rPr>
+          <w:rFonts w:ascii="Times New Roman" w:hAnsi="Times New Roman" w:cs="Times New Roman"/>
+          <w:color w:val="000000" w:themeColor="text1"/>
+        </w:rPr>
+        <w:t>: Monetary award for winning the people’s choice in presentation of research to a lay audience of non-medical physicists</w:t>
       </w:r>
     </w:p>
     <w:p>
       <w:pPr>
         <w:tabs>
-          <w:tab w:val="left" w:pos="2016"/>
+          <w:tab w:val="left" w:pos="1750"/>
         </w:tabs>
         <w:spacing w:after="60"/>
-        <w:ind w:left="2016" w:hanging="2016"/>
-      </w:pPr>
-      <w:r>
-        <w:rPr>
-          <w:rFonts w:ascii="Times New Roman" w:hAnsi="Times New Roman"/>
-          <w:sz w:val="22"/>
-        </w:rPr>
-        <w:t xml:space="preserve">2018</w:t>
-      </w:r>
-      <w:r>
-        <w:rPr>
-          <w:rFonts w:ascii="Times New Roman" w:hAnsi="Times New Roman"/>
-          <w:sz w:val="22"/>
+        <w:ind w:left="1750" w:hanging="1750"/>
+      </w:pPr>
+      <w:r>
+        <w:rPr>
+          <w:rFonts w:ascii="Times New Roman" w:hAnsi="Times New Roman"/>
+        </w:rPr>
+        <w:t>2018</w:t>
+      </w:r>
+      <w:r>
+        <w:rPr>
+          <w:rFonts w:ascii="Times New Roman" w:hAnsi="Times New Roman"/>
         </w:rPr>
         <w:tab/>
       </w:r>
@@ -2431,23 +2240,23 @@
           <w:color w:val="000000" w:themeColor="text1"/>
           <w:u w:val="single"/>
         </w:rPr>
-        <w:t xml:space="preserve">Southwest AAPM, 1</w:t>
-      </w:r>
-      <w:r>
-        <w:rPr>
-          <w:rFonts w:ascii="Times New Roman" w:hAnsi="Times New Roman" w:cs="Times New Roman"/>
-          <w:color w:val="000000" w:themeColor="text1"/>
+        <w:t>Southwest AAPM, 1</w:t>
+      </w:r>
+      <w:r>
+        <w:rPr>
+          <w:rFonts w:ascii="Times New Roman" w:hAnsi="Times New Roman" w:cs="Times New Roman"/>
+          <w:color w:val="000000" w:themeColor="text1"/>
+          <w:u w:val="single"/>
           <w:vertAlign w:val="superscript"/>
+        </w:rPr>
+        <w:t>st</w:t>
+      </w:r>
+      <w:r>
+        <w:rPr>
+          <w:rFonts w:ascii="Times New Roman" w:hAnsi="Times New Roman" w:cs="Times New Roman"/>
+          <w:color w:val="000000" w:themeColor="text1"/>
           <w:u w:val="single"/>
         </w:rPr>
-        <w:t>st</w:t>
-      </w:r>
-      <w:r>
-        <w:rPr>
-          <w:rFonts w:ascii="Times New Roman" w:hAnsi="Times New Roman" w:cs="Times New Roman"/>
-          <w:color w:val="000000" w:themeColor="text1"/>
-          <w:u w:val="single"/>
-        </w:rPr>
         <w:t xml:space="preserve"> Place Medical Physics Slam</w:t>
       </w:r>
       <w:r>
@@ -2455,28 +2264,26 @@
           <w:rFonts w:ascii="Times New Roman" w:hAnsi="Times New Roman" w:cs="Times New Roman"/>
           <w:color w:val="000000" w:themeColor="text1"/>
         </w:rPr>
-        <w:t xml:space="preserve">: Challenge where students have 3 minutes to present their research to community members outside of the medical physics profession, received travel award to compete in the Medical Physics Slam in the annual meeting</w:t>
+        <w:t>: Challenge where students have 3 minutes to present their research to community members outside of the medical physics profession, received travel award to compete in the Medical Physics Slam in the annual meeting</w:t>
       </w:r>
     </w:p>
     <w:p>
       <w:pPr>
         <w:tabs>
-          <w:tab w:val="left" w:pos="2016"/>
+          <w:tab w:val="left" w:pos="1750"/>
         </w:tabs>
         <w:spacing w:after="60"/>
-        <w:ind w:left="2016" w:hanging="2016"/>
-      </w:pPr>
-      <w:r>
-        <w:rPr>
-          <w:rFonts w:ascii="Times New Roman" w:hAnsi="Times New Roman"/>
-          <w:sz w:val="22"/>
-        </w:rPr>
-        <w:t xml:space="preserve">2018</w:t>
-      </w:r>
-      <w:r>
-        <w:rPr>
-          <w:rFonts w:ascii="Times New Roman" w:hAnsi="Times New Roman"/>
-          <w:sz w:val="22"/>
+        <w:ind w:left="1750" w:hanging="1750"/>
+      </w:pPr>
+      <w:r>
+        <w:rPr>
+          <w:rFonts w:ascii="Times New Roman" w:hAnsi="Times New Roman"/>
+        </w:rPr>
+        <w:t>2018</w:t>
+      </w:r>
+      <w:r>
+        <w:rPr>
+          <w:rFonts w:ascii="Times New Roman" w:hAnsi="Times New Roman"/>
         </w:rPr>
         <w:tab/>
       </w:r>
@@ -2486,23 +2293,23 @@
           <w:color w:val="000000" w:themeColor="text1"/>
           <w:u w:val="single"/>
         </w:rPr>
-        <w:t xml:space="preserve">Southwest AAPM 1</w:t>
-      </w:r>
-      <w:r>
-        <w:rPr>
-          <w:rFonts w:ascii="Times New Roman" w:hAnsi="Times New Roman" w:cs="Times New Roman"/>
-          <w:color w:val="000000" w:themeColor="text1"/>
+        <w:t>Southwest AAPM 1</w:t>
+      </w:r>
+      <w:r>
+        <w:rPr>
+          <w:rFonts w:ascii="Times New Roman" w:hAnsi="Times New Roman" w:cs="Times New Roman"/>
+          <w:color w:val="000000" w:themeColor="text1"/>
+          <w:u w:val="single"/>
           <w:vertAlign w:val="superscript"/>
+        </w:rPr>
+        <w:t>st</w:t>
+      </w:r>
+      <w:r>
+        <w:rPr>
+          <w:rFonts w:ascii="Times New Roman" w:hAnsi="Times New Roman" w:cs="Times New Roman"/>
+          <w:color w:val="000000" w:themeColor="text1"/>
           <w:u w:val="single"/>
         </w:rPr>
-        <w:t>st</w:t>
-      </w:r>
-      <w:r>
-        <w:rPr>
-          <w:rFonts w:ascii="Times New Roman" w:hAnsi="Times New Roman" w:cs="Times New Roman"/>
-          <w:color w:val="000000" w:themeColor="text1"/>
-          <w:u w:val="single"/>
-        </w:rPr>
         <w:t xml:space="preserve"> Place Young Investigator Award</w:t>
       </w:r>
       <w:r>
@@ -2510,28 +2317,26 @@
           <w:rFonts w:ascii="Times New Roman" w:hAnsi="Times New Roman" w:cs="Times New Roman"/>
           <w:color w:val="000000" w:themeColor="text1"/>
         </w:rPr>
-        <w:t xml:space="preserve">: Monetary award from SWAAPM chapter for best work presented at SWAAPM</w:t>
+        <w:t>: Monetary award from SWAAPM chapter for best work presented at SWAAPM</w:t>
       </w:r>
     </w:p>
     <w:p>
       <w:pPr>
         <w:tabs>
-          <w:tab w:val="left" w:pos="2016"/>
+          <w:tab w:val="left" w:pos="1750"/>
         </w:tabs>
         <w:spacing w:after="60"/>
-        <w:ind w:left="2016" w:hanging="2016"/>
-      </w:pPr>
-      <w:r>
-        <w:rPr>
-          <w:rFonts w:ascii="Times New Roman" w:hAnsi="Times New Roman"/>
-          <w:sz w:val="22"/>
-        </w:rPr>
-        <w:t xml:space="preserve">2018</w:t>
-      </w:r>
-      <w:r>
-        <w:rPr>
-          <w:rFonts w:ascii="Times New Roman" w:hAnsi="Times New Roman"/>
-          <w:sz w:val="22"/>
+        <w:ind w:left="1750" w:hanging="1750"/>
+      </w:pPr>
+      <w:r>
+        <w:rPr>
+          <w:rFonts w:ascii="Times New Roman" w:hAnsi="Times New Roman"/>
+        </w:rPr>
+        <w:t>2018</w:t>
+      </w:r>
+      <w:r>
+        <w:rPr>
+          <w:rFonts w:ascii="Times New Roman" w:hAnsi="Times New Roman"/>
         </w:rPr>
         <w:tab/>
       </w:r>
@@ -2541,35 +2346,33 @@
           <w:color w:val="000000" w:themeColor="text1"/>
           <w:u w:val="single"/>
         </w:rPr>
-        <w:t xml:space="preserve">Winter Institute of Medical Physics Early Career Medical Physicist Scholar</w:t>
-      </w:r>
-      <w:r>
-        <w:rPr>
-          <w:rFonts w:ascii="Times New Roman" w:hAnsi="Times New Roman" w:cs="Times New Roman"/>
-          <w:color w:val="000000" w:themeColor="text1"/>
-        </w:rPr>
-        <w:t xml:space="preserve">: Travel and monetary award</w:t>
+        <w:t>Winter Institute of Medical Physics Early Career Medical Physicist Scholar</w:t>
+      </w:r>
+      <w:r>
+        <w:rPr>
+          <w:rFonts w:ascii="Times New Roman" w:hAnsi="Times New Roman" w:cs="Times New Roman"/>
+          <w:color w:val="000000" w:themeColor="text1"/>
+        </w:rPr>
+        <w:t>: Travel and monetary award</w:t>
       </w:r>
     </w:p>
     <w:p>
       <w:pPr>
         <w:tabs>
-          <w:tab w:val="left" w:pos="2016"/>
+          <w:tab w:val="left" w:pos="1750"/>
         </w:tabs>
         <w:spacing w:after="60"/>
-        <w:ind w:left="2016" w:hanging="2016"/>
-      </w:pPr>
-      <w:r>
-        <w:rPr>
-          <w:rFonts w:ascii="Times New Roman" w:hAnsi="Times New Roman"/>
-          <w:sz w:val="22"/>
-        </w:rPr>
-        <w:t xml:space="preserve">2017</w:t>
-      </w:r>
-      <w:r>
-        <w:rPr>
-          <w:rFonts w:ascii="Times New Roman" w:hAnsi="Times New Roman"/>
-          <w:sz w:val="22"/>
+        <w:ind w:left="1750" w:hanging="1750"/>
+      </w:pPr>
+      <w:r>
+        <w:rPr>
+          <w:rFonts w:ascii="Times New Roman" w:hAnsi="Times New Roman"/>
+        </w:rPr>
+        <w:t>2017</w:t>
+      </w:r>
+      <w:r>
+        <w:rPr>
+          <w:rFonts w:ascii="Times New Roman" w:hAnsi="Times New Roman"/>
         </w:rPr>
         <w:tab/>
       </w:r>
@@ -2579,23 +2382,23 @@
           <w:color w:val="000000" w:themeColor="text1"/>
           <w:u w:val="single"/>
         </w:rPr>
-        <w:t xml:space="preserve">MD Anderson, Summer Student Research Retreat, 2</w:t>
-      </w:r>
-      <w:r>
-        <w:rPr>
-          <w:rFonts w:ascii="Times New Roman" w:hAnsi="Times New Roman" w:cs="Times New Roman"/>
-          <w:color w:val="000000" w:themeColor="text1"/>
+        <w:t>MD Anderson, Summer Student Research Retreat, 2</w:t>
+      </w:r>
+      <w:r>
+        <w:rPr>
+          <w:rFonts w:ascii="Times New Roman" w:hAnsi="Times New Roman" w:cs="Times New Roman"/>
+          <w:color w:val="000000" w:themeColor="text1"/>
+          <w:u w:val="single"/>
           <w:vertAlign w:val="superscript"/>
+        </w:rPr>
+        <w:t>nd</w:t>
+      </w:r>
+      <w:r>
+        <w:rPr>
+          <w:rFonts w:ascii="Times New Roman" w:hAnsi="Times New Roman" w:cs="Times New Roman"/>
+          <w:color w:val="000000" w:themeColor="text1"/>
           <w:u w:val="single"/>
         </w:rPr>
-        <w:t>nd</w:t>
-      </w:r>
-      <w:r>
-        <w:rPr>
-          <w:rFonts w:ascii="Times New Roman" w:hAnsi="Times New Roman" w:cs="Times New Roman"/>
-          <w:color w:val="000000" w:themeColor="text1"/>
-          <w:u w:val="single"/>
-        </w:rPr>
         <w:t xml:space="preserve"> Place</w:t>
       </w:r>
       <w:r>
@@ -2603,28 +2406,26 @@
           <w:rFonts w:ascii="Times New Roman" w:hAnsi="Times New Roman" w:cs="Times New Roman"/>
           <w:color w:val="000000" w:themeColor="text1"/>
         </w:rPr>
-        <w:t xml:space="preserve">: Students are invited to present their research for a monetary prize</w:t>
+        <w:t>: Students are invited to present their research for a monetary prize</w:t>
       </w:r>
     </w:p>
     <w:p>
       <w:pPr>
         <w:tabs>
-          <w:tab w:val="left" w:pos="2016"/>
+          <w:tab w:val="left" w:pos="1750"/>
         </w:tabs>
         <w:spacing w:after="60"/>
-        <w:ind w:left="2016" w:hanging="2016"/>
-      </w:pPr>
-      <w:r>
-        <w:rPr>
-          <w:rFonts w:ascii="Times New Roman" w:hAnsi="Times New Roman"/>
-          <w:sz w:val="22"/>
-        </w:rPr>
-        <w:t xml:space="preserve">2015</w:t>
-      </w:r>
-      <w:r>
-        <w:rPr>
-          <w:rFonts w:ascii="Times New Roman" w:hAnsi="Times New Roman"/>
-          <w:sz w:val="22"/>
+        <w:ind w:left="1750" w:hanging="1750"/>
+      </w:pPr>
+      <w:r>
+        <w:rPr>
+          <w:rFonts w:ascii="Times New Roman" w:hAnsi="Times New Roman"/>
+        </w:rPr>
+        <w:t>2015</w:t>
+      </w:r>
+      <w:r>
+        <w:rPr>
+          <w:rFonts w:ascii="Times New Roman" w:hAnsi="Times New Roman"/>
         </w:rPr>
         <w:tab/>
       </w:r>
@@ -2634,28 +2435,26 @@
           <w:color w:val="000000" w:themeColor="text1"/>
           <w:u w:val="single"/>
         </w:rPr>
-        <w:t xml:space="preserve">Georgia Institute of Technology, Graduation with Highest Honors</w:t>
+        <w:t>Georgia Institute of Technology, Graduation with Highest Honors</w:t>
       </w:r>
     </w:p>
     <w:p>
       <w:pPr>
         <w:tabs>
-          <w:tab w:val="left" w:pos="2016"/>
+          <w:tab w:val="left" w:pos="1750"/>
         </w:tabs>
         <w:spacing w:after="60"/>
-        <w:ind w:left="2016" w:hanging="2016"/>
-      </w:pPr>
-      <w:r>
-        <w:rPr>
-          <w:rFonts w:ascii="Times New Roman" w:hAnsi="Times New Roman"/>
-          <w:sz w:val="22"/>
-        </w:rPr>
-        <w:t xml:space="preserve">2014</w:t>
-      </w:r>
-      <w:r>
-        <w:rPr>
-          <w:rFonts w:ascii="Times New Roman" w:hAnsi="Times New Roman"/>
-          <w:sz w:val="22"/>
+        <w:ind w:left="1750" w:hanging="1750"/>
+      </w:pPr>
+      <w:r>
+        <w:rPr>
+          <w:rFonts w:ascii="Times New Roman" w:hAnsi="Times New Roman"/>
+        </w:rPr>
+        <w:t>2014</w:t>
+      </w:r>
+      <w:r>
+        <w:rPr>
+          <w:rFonts w:ascii="Times New Roman" w:hAnsi="Times New Roman"/>
         </w:rPr>
         <w:tab/>
       </w:r>
@@ -2665,14 +2464,14 @@
           <w:color w:val="000000" w:themeColor="text1"/>
           <w:u w:val="single"/>
         </w:rPr>
-        <w:t xml:space="preserve">Georgia Institute of Technology, Presidents Undergraduate Research Award (PURA)</w:t>
-      </w:r>
-      <w:r>
-        <w:rPr>
-          <w:rFonts w:ascii="Times New Roman" w:hAnsi="Times New Roman" w:cs="Times New Roman"/>
-          <w:color w:val="000000" w:themeColor="text1"/>
-        </w:rPr>
-        <w:t xml:space="preserve">: Research studying radio resistivity of CHO cell lines, dependent on cell cycle phase</w:t>
+        <w:t>Georgia Institute of Technology, Presidents Undergraduate Research Award (PURA)</w:t>
+      </w:r>
+      <w:r>
+        <w:rPr>
+          <w:rFonts w:ascii="Times New Roman" w:hAnsi="Times New Roman" w:cs="Times New Roman"/>
+          <w:color w:val="000000" w:themeColor="text1"/>
+        </w:rPr>
+        <w:t>: Research studying radio resistivity of CHO cell lines, dependent on cell cycle phase</w:t>
       </w:r>
     </w:p>
     <w:p>
@@ -2690,6 +2489,7 @@
           <w:rFonts w:cs="Times New Roman"/>
           <w:color w:val="000000" w:themeColor="text1"/>
         </w:rPr>
+        <w:lastRenderedPageBreak/>
         <w:t>Research Experience</w:t>
       </w:r>
     </w:p>
@@ -2807,22 +2607,20 @@
     <w:p>
       <w:pPr>
         <w:tabs>
-          <w:tab w:val="left" w:pos="2016"/>
+          <w:tab w:val="left" w:pos="1750"/>
         </w:tabs>
         <w:spacing w:after="60"/>
-        <w:ind w:left="2016" w:hanging="2016"/>
-      </w:pPr>
-      <w:r>
-        <w:rPr>
-          <w:rFonts w:ascii="Times New Roman" w:hAnsi="Times New Roman"/>
-          <w:sz w:val="22"/>
-        </w:rPr>
-        <w:t xml:space="preserve">2017 – 2021</w:t>
-      </w:r>
-      <w:r>
-        <w:rPr>
-          <w:rFonts w:ascii="Times New Roman" w:hAnsi="Times New Roman"/>
-          <w:sz w:val="22"/>
+        <w:ind w:left="1750" w:hanging="1750"/>
+      </w:pPr>
+      <w:r>
+        <w:rPr>
+          <w:rFonts w:ascii="Times New Roman" w:hAnsi="Times New Roman"/>
+        </w:rPr>
+        <w:t>2017 – 2021</w:t>
+      </w:r>
+      <w:r>
+        <w:rPr>
+          <w:rFonts w:ascii="Times New Roman" w:hAnsi="Times New Roman"/>
         </w:rPr>
         <w:tab/>
       </w:r>
@@ -2832,7 +2630,7 @@
           <w:color w:val="000000" w:themeColor="text1"/>
           <w:u w:val="single"/>
         </w:rPr>
-        <w:t xml:space="preserve">PhD Dissertation</w:t>
+        <w:t>PhD Dissertation</w:t>
       </w:r>
       <w:r>
         <w:rPr>
@@ -2856,28 +2654,26 @@
           <w:color w:val="000000" w:themeColor="text1"/>
         </w:rPr>
         <w:br/>
-        <w:t xml:space="preserve">This work was largely focused on providing tools to improve needle guidance during local liver ablation therapy, and improving ablation assessment in a manner conducive to immediate additional ablation during the surgical procedure. This work directly led to the creation and success of a Phase 2 Clinal Trial (NCT04083378).</w:t>
+        <w:t>This work was largely focused on providing tools to improve needle guidance during local liver ablation therapy, and improving ablation assessment in a manner conducive to immediate additional ablation during the surgical procedure. This work directly led to the creation and success of a Phase 2 Clinal Trial (NCT04083378).</w:t>
       </w:r>
     </w:p>
     <w:p>
       <w:pPr>
         <w:tabs>
-          <w:tab w:val="left" w:pos="2016"/>
+          <w:tab w:val="left" w:pos="1750"/>
         </w:tabs>
         <w:spacing w:after="60"/>
-        <w:ind w:left="2016" w:hanging="2016"/>
-      </w:pPr>
-      <w:r>
-        <w:rPr>
-          <w:rFonts w:ascii="Times New Roman" w:hAnsi="Times New Roman"/>
-          <w:sz w:val="22"/>
-        </w:rPr>
-        <w:t xml:space="preserve">2015 – 2017</w:t>
-      </w:r>
-      <w:r>
-        <w:rPr>
-          <w:rFonts w:ascii="Times New Roman" w:hAnsi="Times New Roman"/>
-          <w:sz w:val="22"/>
+        <w:ind w:left="1750" w:hanging="1750"/>
+      </w:pPr>
+      <w:r>
+        <w:rPr>
+          <w:rFonts w:ascii="Times New Roman" w:hAnsi="Times New Roman"/>
+        </w:rPr>
+        <w:t>2015 – 2017</w:t>
+      </w:r>
+      <w:r>
+        <w:rPr>
+          <w:rFonts w:ascii="Times New Roman" w:hAnsi="Times New Roman"/>
         </w:rPr>
         <w:tab/>
       </w:r>
@@ -2887,7 +2683,7 @@
           <w:color w:val="000000" w:themeColor="text1"/>
           <w:u w:val="single"/>
         </w:rPr>
-        <w:t xml:space="preserve">Master’s Thesis</w:t>
+        <w:t>Master’s Thesis</w:t>
       </w:r>
       <w:r>
         <w:rPr>
@@ -2902,7 +2698,7 @@
           <w:color w:val="000000" w:themeColor="text1"/>
           <w:shd w:val="clear" w:color="auto" w:fill="FFFFFF"/>
         </w:rPr>
-        <w:t xml:space="preserve">Computer-Aided Detection of Pathologically Enlarged Lymph Nodes on Non-Contrast CT in Cervical Cancer Patients for Low-Resource Settings</w:t>
+        <w:t>Computer-Aided Detection of Pathologically Enlarged Lymph Nodes on Non-Contrast CT in Cervical Cancer Patients for Low-Resource Settings</w:t>
       </w:r>
     </w:p>
     <w:p>
@@ -2910,6 +2706,7 @@
         <w:pStyle w:val="Heading1"/>
       </w:pPr>
       <w:r>
+        <w:lastRenderedPageBreak/>
         <w:t>Invited Talks</w:t>
       </w:r>
     </w:p>
@@ -3071,7 +2868,7 @@
           <w:rFonts w:ascii="Times New Roman" w:hAnsi="Times New Roman" w:cs="Times New Roman"/>
           <w:color w:val="000000" w:themeColor="text1"/>
         </w:rPr>
-        <w:t xml:space="preserve">University of North Carolina, The Analytics Community (TAC): “Getting more out of our Healthcare Infrastructure” (08/2024)</w:t>
+        <w:t>University of North Carolina, The Analytics Community (TAC): “Getting more out of our Healthcare Infrastructure” (08/2024)</w:t>
       </w:r>
     </w:p>
     <w:p>
@@ -3163,8 +2960,7 @@
           <w:rFonts w:ascii="Times New Roman" w:hAnsi="Times New Roman" w:cs="Times New Roman"/>
           <w:color w:val="000000" w:themeColor="text1"/>
         </w:rPr>
-        <w:lastRenderedPageBreak/>
-        <w:t xml:space="preserve">MD Anderson, Image Guided Cancer Therapy Workshop: “Getting Started with Artificial Intelligence”, Workshop and presentation (11/2021)</w:t>
+        <w:t>MD Anderson, Image Guided Cancer Therapy Workshop: “Getting Started with Artificial Intelligence”, Workshop and presentation (11/2021)</w:t>
       </w:r>
     </w:p>
     <w:p>
@@ -3187,7 +2983,7 @@
           <w:rFonts w:ascii="Times New Roman" w:hAnsi="Times New Roman" w:cs="Times New Roman"/>
           <w:color w:val="000000" w:themeColor="text1"/>
         </w:rPr>
-        <w:t xml:space="preserve">Winter Institute of Medical Physics: “Getting Started with Deep Learning: Dicom to Predictions” Workshop and presentation (02/2020)</w:t>
+        <w:t>Winter Institute of Medical Physics: “Getting Started with Deep Learning: Dicom to Predictions” Workshop and presentation (02/2020)</w:t>
       </w:r>
     </w:p>
     <w:p>
@@ -3210,7 +3006,7 @@
           <w:rFonts w:ascii="Times New Roman" w:hAnsi="Times New Roman" w:cs="Times New Roman"/>
           <w:color w:val="000000" w:themeColor="text1"/>
         </w:rPr>
-        <w:t xml:space="preserve">MD Anderson, Image Guided Cancer Therapy Research Program: “How to Get Started in AI”, Workshop and presentation (01/2020)</w:t>
+        <w:t>MD Anderson, Image Guided Cancer Therapy Research Program: “How to Get Started in AI”, Workshop and presentation (01/2020)</w:t>
       </w:r>
     </w:p>
     <w:p>
@@ -3233,7 +3029,7 @@
           <w:rFonts w:ascii="Times New Roman" w:hAnsi="Times New Roman" w:cs="Times New Roman"/>
           <w:color w:val="000000" w:themeColor="text1"/>
         </w:rPr>
-        <w:t xml:space="preserve">North Central Chapter AAPM, Keynote Lecturer: “Introduction to Deep Learning: Everything I wish I’d known sooner” (11/2019)</w:t>
+        <w:t>North Central Chapter AAPM, Keynote Lecturer: “Introduction to Deep Learning: Everything I wish I’d known sooner” (11/2019)</w:t>
       </w:r>
     </w:p>
     <w:p>
@@ -3256,7 +3052,7 @@
           <w:rFonts w:ascii="Times New Roman" w:hAnsi="Times New Roman" w:cs="Times New Roman"/>
           <w:color w:val="000000" w:themeColor="text1"/>
         </w:rPr>
-        <w:t xml:space="preserve">Rice University, Guest Lecturer ELEC/ COMP 576: “Introduction to Deep Learning” (09/2019)</w:t>
+        <w:t>Rice University, Guest Lecturer ELEC/ COMP 576: “Introduction to Deep Learning” (09/2019)</w:t>
       </w:r>
     </w:p>
     <w:p>
@@ -3279,7 +3075,7 @@
           <w:rFonts w:ascii="Times New Roman" w:hAnsi="Times New Roman" w:cs="Times New Roman"/>
           <w:color w:val="000000" w:themeColor="text1"/>
         </w:rPr>
-        <w:t xml:space="preserve">MD Anderson, Invited Speaker, Nuclear Medicine Practical Seminar: “Deep Learning in the Liver and our field” (05/2019)</w:t>
+        <w:t>MD Anderson, Invited Speaker, Nuclear Medicine Practical Seminar: “Deep Learning in the Liver and our field” (05/2019)</w:t>
       </w:r>
     </w:p>
     <w:p>
@@ -3366,7 +3162,7 @@
           <w:rFonts w:ascii="Times New Roman" w:hAnsi="Times New Roman" w:cs="Times New Roman"/>
           <w:color w:val="000000" w:themeColor="text1"/>
         </w:rPr>
-        <w:t xml:space="preserve">Brock K.K. Organized by Yi Wang at Massachusetts General Hospital</w:t>
+        <w:t>Brock K.K. Organized by Yi Wang at Massachusetts General Hospital</w:t>
       </w:r>
     </w:p>
     <w:p>
@@ -3641,7 +3437,15 @@
           <w:rFonts w:ascii="Times New Roman" w:hAnsi="Times New Roman" w:cs="Times New Roman"/>
           <w:color w:val="000000" w:themeColor="text1"/>
         </w:rPr>
-        <w:t xml:space="preserve">, O’Connor C.S, Rigaud B., Briones-Dimayuga M., Jones A.K., Fellman B.M, Huang S.Y., Kuban J., Metwalli Z. A., Sheth R., Habibollahi P., Patel M., Shan K. Y., Cox V. L., Kang HS. C., Morris V. K, Kopetz S., Javle M.M., Kaseb A., Tzeng CW., Cao HT., Newhook T., Chun Y. S., Vauthey JN., Gupta S., Paolucci I., Brock K.K. </w:t>
+        <w:t xml:space="preserve">, O’Connor C.S, Rigaud B., Briones-Dimayuga M., </w:t>
+      </w:r>
+      <w:r>
+        <w:rPr>
+          <w:rFonts w:ascii="Times New Roman" w:hAnsi="Times New Roman" w:cs="Times New Roman"/>
+          <w:color w:val="000000" w:themeColor="text1"/>
+        </w:rPr>
+        <w:lastRenderedPageBreak/>
+        <w:t xml:space="preserve">Jones A.K., Fellman B.M, Huang S.Y., Kuban J., Metwalli Z. A., Sheth R., Habibollahi P., Patel M., Shan K. Y., Cox V. L., Kang HS. C., Morris V. K, Kopetz S., Javle M.M., Kaseb A., Tzeng CW., Cao HT., Newhook T., Chun Y. S., Vauthey JN., Gupta S., Paolucci I., Brock K.K. </w:t>
       </w:r>
       <w:r>
         <w:rPr>
@@ -3663,13 +3467,10 @@
     <w:p>
       <w:pPr>
         <w:pStyle w:val="ListParagraph"/>
-        <w:keepNext/>
-        <w:keepLines/>
         <w:numPr>
           <w:ilvl w:val="0"/>
           <w:numId w:val="8"/>
         </w:numPr>
-        <w:spacing w:after="60" w:line="240" w:lineRule="auto"/>
         <w:rPr>
           <w:rFonts w:ascii="Times New Roman" w:hAnsi="Times New Roman" w:cs="Times New Roman"/>
           <w:color w:val="000000" w:themeColor="text1"/>
@@ -3711,13 +3512,10 @@
     <w:p>
       <w:pPr>
         <w:pStyle w:val="ListParagraph"/>
-        <w:keepNext/>
-        <w:keepLines/>
         <w:numPr>
           <w:ilvl w:val="0"/>
           <w:numId w:val="8"/>
         </w:numPr>
-        <w:spacing w:after="60" w:line="240" w:lineRule="auto"/>
         <w:rPr>
           <w:rFonts w:ascii="Times New Roman" w:hAnsi="Times New Roman" w:cs="Times New Roman"/>
           <w:color w:val="000000" w:themeColor="text1"/>
@@ -3759,13 +3557,10 @@
     <w:p>
       <w:pPr>
         <w:pStyle w:val="ListParagraph"/>
-        <w:keepNext/>
-        <w:keepLines/>
         <w:numPr>
           <w:ilvl w:val="0"/>
           <w:numId w:val="8"/>
         </w:numPr>
-        <w:spacing w:after="60" w:line="240" w:lineRule="auto"/>
         <w:rPr>
           <w:rFonts w:ascii="Times New Roman" w:hAnsi="Times New Roman" w:cs="Times New Roman"/>
           <w:color w:val="000000" w:themeColor="text1"/>
@@ -3807,13 +3602,10 @@
     <w:p>
       <w:pPr>
         <w:pStyle w:val="ListParagraph"/>
-        <w:keepNext/>
-        <w:keepLines/>
         <w:numPr>
           <w:ilvl w:val="0"/>
           <w:numId w:val="8"/>
         </w:numPr>
-        <w:spacing w:after="60" w:line="240" w:lineRule="auto"/>
         <w:rPr>
           <w:rFonts w:ascii="Times New Roman" w:hAnsi="Times New Roman" w:cs="Times New Roman"/>
           <w:color w:val="000000" w:themeColor="text1"/>
@@ -3862,13 +3654,10 @@
     <w:p>
       <w:pPr>
         <w:pStyle w:val="ListParagraph"/>
-        <w:keepNext/>
-        <w:keepLines/>
         <w:numPr>
           <w:ilvl w:val="0"/>
           <w:numId w:val="8"/>
         </w:numPr>
-        <w:spacing w:after="60" w:line="240" w:lineRule="auto"/>
         <w:rPr>
           <w:rFonts w:ascii="Times New Roman" w:hAnsi="Times New Roman" w:cs="Times New Roman"/>
           <w:color w:val="000000" w:themeColor="text1"/>
@@ -3920,13 +3709,10 @@
     <w:p>
       <w:pPr>
         <w:pStyle w:val="ListParagraph"/>
-        <w:keepNext/>
-        <w:keepLines/>
         <w:numPr>
           <w:ilvl w:val="0"/>
           <w:numId w:val="8"/>
         </w:numPr>
-        <w:spacing w:after="60" w:line="240" w:lineRule="auto"/>
         <w:rPr>
           <w:rFonts w:ascii="Times New Roman" w:hAnsi="Times New Roman" w:cs="Times New Roman"/>
           <w:color w:val="000000" w:themeColor="text1"/>
@@ -3946,7 +3732,7 @@
           <w:bCs/>
           <w:color w:val="000000" w:themeColor="text1"/>
         </w:rPr>
-        <w:t xml:space="preserve">Anderson B.M</w:t>
+        <w:t>Anderson B.M</w:t>
       </w:r>
       <w:r>
         <w:rPr>
@@ -3962,7 +3748,7 @@
           <w:iCs/>
           <w:color w:val="000000" w:themeColor="text1"/>
         </w:rPr>
-        <w:t xml:space="preserve">Comparison of Machine-Learning and Deep-Learning Methods for the Prediction of Osteoradionecrosis Resulting From Head and Neck Cancer Radiation Therapy.</w:t>
+        <w:t>Comparison of Machine-Learning and Deep-Learning Methods for the Prediction of Osteoradionecrosis Resulting From Head and Neck Cancer Radiation Therapy.</w:t>
       </w:r>
       <w:r>
         <w:rPr>
@@ -3975,13 +3761,10 @@
     <w:p>
       <w:pPr>
         <w:pStyle w:val="ListParagraph"/>
-        <w:keepNext/>
-        <w:keepLines/>
         <w:numPr>
           <w:ilvl w:val="0"/>
           <w:numId w:val="8"/>
         </w:numPr>
-        <w:spacing w:after="60" w:line="240" w:lineRule="auto"/>
         <w:rPr>
           <w:rFonts w:ascii="Times New Roman" w:hAnsi="Times New Roman" w:cs="Times New Roman"/>
           <w:color w:val="000000" w:themeColor="text1"/>
@@ -4030,13 +3813,10 @@
     <w:p>
       <w:pPr>
         <w:pStyle w:val="ListParagraph"/>
-        <w:keepNext/>
-        <w:keepLines/>
         <w:numPr>
           <w:ilvl w:val="0"/>
           <w:numId w:val="8"/>
         </w:numPr>
-        <w:spacing w:after="60"/>
         <w:rPr>
           <w:rFonts w:ascii="Times New Roman" w:hAnsi="Times New Roman" w:cs="Times New Roman"/>
           <w:color w:val="000000" w:themeColor="text1"/>
@@ -4085,13 +3865,10 @@
     <w:p>
       <w:pPr>
         <w:pStyle w:val="ListParagraph"/>
-        <w:keepNext/>
-        <w:keepLines/>
         <w:numPr>
           <w:ilvl w:val="0"/>
           <w:numId w:val="8"/>
         </w:numPr>
-        <w:spacing w:after="60" w:line="240" w:lineRule="auto"/>
         <w:rPr>
           <w:rFonts w:ascii="Times New Roman" w:hAnsi="Times New Roman" w:cs="Times New Roman"/>
           <w:color w:val="000000" w:themeColor="text1"/>
@@ -4111,7 +3888,7 @@
           <w:bCs/>
           <w:color w:val="000000" w:themeColor="text1"/>
         </w:rPr>
-        <w:t xml:space="preserve">Anderson B.M</w:t>
+        <w:t>Anderson B.M</w:t>
       </w:r>
       <w:r>
         <w:rPr>
@@ -4127,7 +3904,7 @@
           <w:iCs/>
           <w:color w:val="000000" w:themeColor="text1"/>
         </w:rPr>
-        <w:t xml:space="preserve">Leveraging deep learning-based segmentation and contours-driven deformable registration for dose accumulation in abdominal structures.</w:t>
+        <w:t>Leveraging deep learning-based segmentation and contours-driven deformable registration for dose accumulation in abdominal structures.</w:t>
       </w:r>
       <w:r>
         <w:rPr>
@@ -4140,15 +3917,13 @@
     <w:p>
       <w:pPr>
         <w:pStyle w:val="ListParagraph"/>
-        <w:keepNext/>
-        <w:keepLines/>
         <w:numPr>
           <w:ilvl w:val="0"/>
           <w:numId w:val="8"/>
         </w:numPr>
-        <w:spacing w:after="60"/>
-        <w:rPr>
-          <w:rFonts w:ascii="Times New Roman" w:hAnsi="Times New Roman" w:cs="Times New Roman"/>
+        <w:rPr>
+          <w:rFonts w:ascii="Times New Roman" w:hAnsi="Times New Roman" w:cs="Times New Roman"/>
+          <w:color w:val="000000" w:themeColor="text1"/>
         </w:rPr>
       </w:pPr>
       <w:r>
@@ -4191,13 +3966,10 @@
     <w:p>
       <w:pPr>
         <w:pStyle w:val="ListParagraph"/>
-        <w:keepNext/>
-        <w:keepLines/>
         <w:numPr>
           <w:ilvl w:val="0"/>
           <w:numId w:val="8"/>
         </w:numPr>
-        <w:spacing w:after="60"/>
         <w:rPr>
           <w:rFonts w:ascii="Times New Roman" w:hAnsi="Times New Roman" w:cs="Times New Roman"/>
           <w:color w:val="000000" w:themeColor="text1"/>
@@ -4246,13 +4018,10 @@
     <w:p>
       <w:pPr>
         <w:pStyle w:val="ListParagraph"/>
-        <w:keepNext/>
-        <w:keepLines/>
         <w:numPr>
           <w:ilvl w:val="0"/>
           <w:numId w:val="8"/>
         </w:numPr>
-        <w:spacing w:after="60"/>
         <w:rPr>
           <w:rFonts w:ascii="Times New Roman" w:hAnsi="Times New Roman" w:cs="Times New Roman"/>
           <w:color w:val="000000" w:themeColor="text1"/>
@@ -4301,15 +4070,12 @@
     <w:p>
       <w:pPr>
         <w:pStyle w:val="ListParagraph"/>
-        <w:keepNext/>
-        <w:keepLines/>
         <w:numPr>
           <w:ilvl w:val="0"/>
           <w:numId w:val="8"/>
         </w:numPr>
-        <w:spacing w:after="60"/>
-        <w:rPr>
-          <w:rFonts w:ascii="Times New Roman" w:hAnsi="Times New Roman"/>
+        <w:rPr>
+          <w:rFonts w:ascii="Times New Roman" w:hAnsi="Times New Roman" w:cs="Times New Roman"/>
           <w:color w:val="000000" w:themeColor="text1"/>
         </w:rPr>
       </w:pPr>
@@ -4349,48 +4115,112 @@
     <w:p>
       <w:pPr>
         <w:pStyle w:val="ListParagraph"/>
-        <w:keepNext/>
-        <w:keepLines/>
         <w:numPr>
           <w:ilvl w:val="0"/>
           <w:numId w:val="8"/>
         </w:numPr>
-        <w:spacing w:after="60"/>
+        <w:rPr>
+          <w:rFonts w:ascii="Times New Roman" w:hAnsi="Times New Roman" w:cs="Times New Roman"/>
+          <w:color w:val="000000" w:themeColor="text1"/>
+        </w:rPr>
+      </w:pPr>
+      <w:r>
+        <w:rPr>
+          <w:rFonts w:ascii="Times New Roman" w:hAnsi="Times New Roman"/>
+          <w:color w:val="000000" w:themeColor="text1"/>
+        </w:rPr>
+        <w:t xml:space="preserve">Wahid K, He R, McDonald B, </w:t>
+      </w:r>
+      <w:r>
+        <w:rPr>
+          <w:rFonts w:ascii="Times New Roman" w:hAnsi="Times New Roman"/>
+          <w:b/>
+          <w:color w:val="000000" w:themeColor="text1"/>
+        </w:rPr>
+        <w:t xml:space="preserve">Anderson B.M, </w:t>
+      </w:r>
+      <w:r>
+        <w:rPr>
+          <w:rFonts w:ascii="Times New Roman" w:hAnsi="Times New Roman"/>
+          <w:bCs/>
+          <w:color w:val="000000" w:themeColor="text1"/>
+        </w:rPr>
+        <w:t>Salzillo T, Mulder S., Wang J., Sharafi C., McCoy L, Naser M., Ahmed S., Sanders K., Mohamed A., Ding Y, Wang J, Hutcheson K., Lai S., Fuller C., Van Dijk L.</w:t>
+      </w:r>
+      <w:r>
+        <w:rPr>
+          <w:rFonts w:ascii="Times New Roman" w:hAnsi="Times New Roman"/>
+          <w:color w:val="000000" w:themeColor="text1"/>
+        </w:rPr>
+        <w:t xml:space="preserve"> </w:t>
+      </w:r>
+      <w:r>
+        <w:rPr>
+          <w:rFonts w:ascii="Times New Roman" w:hAnsi="Times New Roman"/>
+          <w:i/>
+          <w:color w:val="000000" w:themeColor="text1"/>
+        </w:rPr>
+        <w:t xml:space="preserve">MRI </w:t>
+      </w:r>
+      <w:r>
+        <w:rPr>
+          <w:rFonts w:ascii="Times New Roman" w:hAnsi="Times New Roman"/>
+          <w:i/>
+          <w:color w:val="000000" w:themeColor="text1"/>
+        </w:rPr>
+        <w:lastRenderedPageBreak/>
+        <w:t xml:space="preserve">Intensity Standardization Evaluation Design for Head and Neck Cancer Quantitative Analysis Applications. </w:t>
+      </w:r>
+      <w:r>
+        <w:rPr>
+          <w:rFonts w:ascii="Times New Roman" w:hAnsi="Times New Roman"/>
+          <w:color w:val="000000" w:themeColor="text1"/>
+        </w:rPr>
+        <w:t xml:space="preserve">Physics and Imaging in Radiation Oncology </w:t>
+      </w:r>
+      <w:r>
         <w:rPr>
           <w:rFonts w:ascii="Times New Roman" w:hAnsi="Times New Roman"/>
           <w:iCs/>
           <w:color w:val="000000" w:themeColor="text1"/>
         </w:rPr>
-      </w:pPr>
-      <w:r>
-        <w:rPr>
-          <w:rFonts w:ascii="Times New Roman" w:hAnsi="Times New Roman"/>
-          <w:color w:val="000000" w:themeColor="text1"/>
-        </w:rPr>
-        <w:t xml:space="preserve">Wahid K, He R, McDonald B, </w:t>
-      </w:r>
-      <w:r>
-        <w:rPr>
-          <w:rFonts w:ascii="Times New Roman" w:hAnsi="Times New Roman"/>
-          <w:b/>
-          <w:color w:val="000000" w:themeColor="text1"/>
-        </w:rPr>
-        <w:t xml:space="preserve">Anderson B.M, </w:t>
-      </w:r>
-      <w:r>
-        <w:rPr>
-          <w:rFonts w:ascii="Times New Roman" w:hAnsi="Times New Roman"/>
+        <w:t>10/2021</w:t>
+      </w:r>
+    </w:p>
+    <w:p>
+      <w:pPr>
+        <w:pStyle w:val="ListParagraph"/>
+        <w:numPr>
+          <w:ilvl w:val="0"/>
+          <w:numId w:val="8"/>
+        </w:numPr>
+        <w:rPr>
+          <w:rFonts w:ascii="Times New Roman" w:hAnsi="Times New Roman" w:cs="Times New Roman"/>
+          <w:color w:val="000000" w:themeColor="text1"/>
+        </w:rPr>
+      </w:pPr>
+      <w:r>
+        <w:rPr>
+          <w:rFonts w:ascii="Times New Roman" w:hAnsi="Times New Roman"/>
+          <w:color w:val="000000" w:themeColor="text1"/>
+        </w:rPr>
+        <w:t xml:space="preserve">Cazoulat G, </w:t>
+      </w:r>
+      <w:r>
+        <w:rPr>
+          <w:rFonts w:ascii="Times New Roman" w:hAnsi="Times New Roman"/>
+          <w:b/>
           <w:bCs/>
           <w:color w:val="000000" w:themeColor="text1"/>
         </w:rPr>
-        <w:t>Salzillo T, Mulder S., Wang J., Sharafi C., McCoy L, Naser M., Ahmed S., Sanders K., Mohamed A., Ding Y, Wang J, Hutcheson K., Lai S., Fuller C., Van Dijk L.</w:t>
-      </w:r>
-      <w:r>
-        <w:rPr>
-          <w:rFonts w:ascii="Times New Roman" w:hAnsi="Times New Roman"/>
-          <w:color w:val="000000" w:themeColor="text1"/>
-        </w:rPr>
-        <w:t xml:space="preserve"> </w:t>
+        <w:t>Anderson B.M</w:t>
+      </w:r>
+      <w:r>
+        <w:rPr>
+          <w:rFonts w:ascii="Times New Roman" w:hAnsi="Times New Roman"/>
+          <w:color w:val="000000" w:themeColor="text1"/>
+        </w:rPr>
+        <w:t xml:space="preserve">, McCulloch MM, Rigaud B, Koay EJ, Brock KK </w:t>
       </w:r>
       <w:r>
         <w:rPr>
@@ -4398,88 +4228,23 @@
           <w:i/>
           <w:color w:val="000000" w:themeColor="text1"/>
         </w:rPr>
-        <w:t xml:space="preserve">MRI Intensity Standardization Evaluation Design for Head and Neck Cancer Quantitative Analysis Applications. </w:t>
-      </w:r>
-      <w:r>
-        <w:rPr>
-          <w:rFonts w:ascii="Times New Roman" w:hAnsi="Times New Roman"/>
-          <w:color w:val="000000" w:themeColor="text1"/>
-        </w:rPr>
-        <w:t xml:space="preserve">Physics and Imaging in Radiation Oncology </w:t>
-      </w:r>
-      <w:r>
-        <w:rPr>
-          <w:rFonts w:ascii="Times New Roman" w:hAnsi="Times New Roman"/>
-          <w:iCs/>
-          <w:color w:val="000000" w:themeColor="text1"/>
-        </w:rPr>
-        <w:t>10/2021</w:t>
-      </w:r>
-    </w:p>
-    <w:p>
-      <w:pPr>
-        <w:pStyle w:val="ListParagraph"/>
-        <w:keepNext/>
-        <w:keepLines/>
+        <w:t>Detection of vessel bifurcations in CT scans for automatic objective assessment of deformable image registration accuracy.</w:t>
+      </w:r>
+      <w:r>
+        <w:rPr>
+          <w:rFonts w:ascii="Times New Roman" w:hAnsi="Times New Roman"/>
+          <w:color w:val="000000" w:themeColor="text1"/>
+        </w:rPr>
+        <w:t xml:space="preserve"> Medical Physics 08/2021</w:t>
+      </w:r>
+    </w:p>
+    <w:p>
+      <w:pPr>
+        <w:pStyle w:val="ListParagraph"/>
         <w:numPr>
           <w:ilvl w:val="0"/>
           <w:numId w:val="8"/>
         </w:numPr>
-        <w:spacing w:after="60"/>
-        <w:rPr>
-          <w:rFonts w:ascii="Times New Roman" w:hAnsi="Times New Roman"/>
-          <w:color w:val="000000" w:themeColor="text1"/>
-        </w:rPr>
-      </w:pPr>
-      <w:r>
-        <w:rPr>
-          <w:rFonts w:ascii="Times New Roman" w:hAnsi="Times New Roman"/>
-          <w:color w:val="000000" w:themeColor="text1"/>
-        </w:rPr>
-        <w:t xml:space="preserve">Cazoulat G, </w:t>
-      </w:r>
-      <w:r>
-        <w:rPr>
-          <w:rFonts w:ascii="Times New Roman" w:hAnsi="Times New Roman"/>
-          <w:b/>
-          <w:bCs/>
-          <w:color w:val="000000" w:themeColor="text1"/>
-        </w:rPr>
-        <w:t>Anderson B.M</w:t>
-      </w:r>
-      <w:r>
-        <w:rPr>
-          <w:rFonts w:ascii="Times New Roman" w:hAnsi="Times New Roman"/>
-          <w:color w:val="000000" w:themeColor="text1"/>
-        </w:rPr>
-        <w:t xml:space="preserve">, McCulloch MM, Rigaud B, Koay EJ, Brock KK </w:t>
-      </w:r>
-      <w:r>
-        <w:rPr>
-          <w:rFonts w:ascii="Times New Roman" w:hAnsi="Times New Roman"/>
-          <w:i/>
-          <w:color w:val="000000" w:themeColor="text1"/>
-        </w:rPr>
-        <w:t>Detection of vessel bifurcations in CT scans for automatic objective assessment of deformable image registration accuracy.</w:t>
-      </w:r>
-      <w:r>
-        <w:rPr>
-          <w:rFonts w:ascii="Times New Roman" w:hAnsi="Times New Roman"/>
-          <w:color w:val="000000" w:themeColor="text1"/>
-        </w:rPr>
-        <w:t xml:space="preserve"> Medical Physics 08/2021</w:t>
-      </w:r>
-    </w:p>
-    <w:p>
-      <w:pPr>
-        <w:pStyle w:val="ListParagraph"/>
-        <w:keepNext/>
-        <w:keepLines/>
-        <w:numPr>
-          <w:ilvl w:val="0"/>
-          <w:numId w:val="8"/>
-        </w:numPr>
-        <w:spacing w:after="60"/>
         <w:rPr>
           <w:rFonts w:ascii="Times New Roman" w:hAnsi="Times New Roman" w:cs="Times New Roman"/>
           <w:color w:val="000000" w:themeColor="text1"/>
@@ -4515,156 +4280,130 @@
           <w:rFonts w:ascii="Times New Roman" w:hAnsi="Times New Roman" w:cs="Times New Roman"/>
           <w:color w:val="000000" w:themeColor="text1"/>
         </w:rPr>
-        <w:t xml:space="preserve"> Medical Physics </w:t>
-      </w:r>
-      <w:r>
-        <w:rPr>
-          <w:rFonts w:ascii="Times New Roman" w:hAnsi="Times New Roman" w:cs="Times New Roman"/>
+        <w:t xml:space="preserve"> Medical Physics  07/2021</w:t>
+      </w:r>
+    </w:p>
+    <w:p>
+      <w:pPr>
+        <w:pStyle w:val="ListParagraph"/>
+        <w:numPr>
+          <w:ilvl w:val="0"/>
+          <w:numId w:val="8"/>
+        </w:numPr>
+        <w:rPr>
+          <w:rFonts w:ascii="Times New Roman" w:hAnsi="Times New Roman" w:cs="Times New Roman"/>
+          <w:color w:val="000000" w:themeColor="text1"/>
+        </w:rPr>
+      </w:pPr>
+      <w:r>
+        <w:rPr>
+          <w:rFonts w:ascii="Times New Roman" w:hAnsi="Times New Roman"/>
+          <w:color w:val="000000" w:themeColor="text1"/>
+        </w:rPr>
+        <w:t xml:space="preserve">He Y, Cazoulat G, Wu C, Peterson C, McCulloch M, </w:t>
+      </w:r>
+      <w:r>
+        <w:rPr>
+          <w:rFonts w:ascii="Times New Roman" w:hAnsi="Times New Roman"/>
+          <w:b/>
+          <w:bCs/>
+          <w:color w:val="000000" w:themeColor="text1"/>
+        </w:rPr>
+        <w:t>Anderson B.M</w:t>
+      </w:r>
+      <w:r>
+        <w:rPr>
+          <w:rFonts w:ascii="Times New Roman" w:hAnsi="Times New Roman"/>
+          <w:color w:val="000000" w:themeColor="text1"/>
+        </w:rPr>
+        <w:t xml:space="preserve">, Pollard-Larkin J, Balter P, Liao Z, Mohan R, Brock K </w:t>
+      </w:r>
+      <w:r>
+        <w:rPr>
+          <w:rFonts w:ascii="Times New Roman" w:hAnsi="Times New Roman"/>
           <w:i/>
           <w:iCs/>
           <w:color w:val="000000" w:themeColor="text1"/>
         </w:rPr>
-      </w:r>
-      <w:r>
-        <w:rPr>
-          <w:rFonts w:ascii="Times New Roman" w:hAnsi="Times New Roman" w:cs="Times New Roman"/>
-          <w:color w:val="000000" w:themeColor="text1"/>
-        </w:rPr>
-        <w:t xml:space="preserve"> 07/2021</w:t>
-      </w:r>
-    </w:p>
-    <w:p>
-      <w:pPr>
-        <w:pStyle w:val="ListParagraph"/>
-        <w:keepNext/>
-        <w:keepLines/>
+        <w:t>Geometric and Dosimetric Accuracy of Deformable Image Registration between Average-Intensity Images for 4DCT-Based Adaptive Radiotherapy for Non-Small Cell Lung Cancer.</w:t>
+      </w:r>
+      <w:r>
+        <w:rPr>
+          <w:rFonts w:ascii="Times New Roman" w:hAnsi="Times New Roman"/>
+          <w:color w:val="000000" w:themeColor="text1"/>
+        </w:rPr>
+        <w:t xml:space="preserve"> Journal of Applied Clinical Medical Physics 06/2021</w:t>
+      </w:r>
+    </w:p>
+    <w:p>
+      <w:pPr>
+        <w:pStyle w:val="ListParagraph"/>
         <w:numPr>
           <w:ilvl w:val="0"/>
           <w:numId w:val="8"/>
         </w:numPr>
-        <w:spacing w:after="60"/>
-        <w:rPr>
-          <w:rFonts w:ascii="Times New Roman" w:hAnsi="Times New Roman"/>
-          <w:color w:val="000000" w:themeColor="text1"/>
-        </w:rPr>
-      </w:pPr>
-      <w:r>
-        <w:rPr>
-          <w:rFonts w:ascii="Times New Roman" w:hAnsi="Times New Roman"/>
-          <w:color w:val="000000" w:themeColor="text1"/>
-        </w:rPr>
-        <w:t xml:space="preserve">He Y, Cazoulat G, Wu C, Peterson C, McCulloch M, </w:t>
-      </w:r>
-      <w:r>
-        <w:rPr>
-          <w:rFonts w:ascii="Times New Roman" w:hAnsi="Times New Roman"/>
-          <w:b/>
+        <w:rPr>
+          <w:rFonts w:ascii="Times New Roman" w:hAnsi="Times New Roman" w:cs="Times New Roman"/>
+          <w:color w:val="000000" w:themeColor="text1"/>
+        </w:rPr>
+      </w:pPr>
+      <w:r>
+        <w:rPr>
+          <w:rFonts w:ascii="Times New Roman" w:hAnsi="Times New Roman" w:cs="Times New Roman"/>
+          <w:b/>
+          <w:color w:val="000000" w:themeColor="text1"/>
+        </w:rPr>
+        <w:t xml:space="preserve">Anderson B.M, </w:t>
+      </w:r>
+      <w:r>
+        <w:rPr>
+          <w:rFonts w:ascii="Times New Roman" w:hAnsi="Times New Roman" w:cs="Times New Roman"/>
           <w:bCs/>
           <w:color w:val="000000" w:themeColor="text1"/>
         </w:rPr>
-        <w:t>Anderson B.M</w:t>
-      </w:r>
-      <w:r>
-        <w:rPr>
-          <w:rFonts w:ascii="Times New Roman" w:hAnsi="Times New Roman"/>
-          <w:color w:val="000000" w:themeColor="text1"/>
-        </w:rPr>
-        <w:t xml:space="preserve">, Pollard-Larkin J, Balter P, Liao Z, Mohan R, Brock K </w:t>
-      </w:r>
-      <w:r>
-        <w:rPr>
-          <w:rFonts w:ascii="Times New Roman" w:hAnsi="Times New Roman"/>
+        <w:t>Wahid K., Brock K.</w:t>
+      </w:r>
+      <w:r>
+        <w:rPr>
+          <w:rFonts w:ascii="Times New Roman" w:hAnsi="Times New Roman" w:cs="Times New Roman"/>
+          <w:color w:val="000000" w:themeColor="text1"/>
+        </w:rPr>
+        <w:t xml:space="preserve"> </w:t>
+      </w:r>
+      <w:r>
+        <w:rPr>
+          <w:rFonts w:ascii="Times New Roman" w:hAnsi="Times New Roman" w:cs="Times New Roman"/>
           <w:i/>
-          <w:iCs/>
-          <w:color w:val="000000" w:themeColor="text1"/>
-        </w:rPr>
-        <w:t>Geometric and Dosimetric Accuracy of Deformable Image Registration between Average-Intensity Images for 4DCT-Based Adaptive Radiotherapy for Non-Small Cell Lung Cancer.</w:t>
-      </w:r>
-      <w:r>
-        <w:rPr>
-          <w:rFonts w:ascii="Times New Roman" w:hAnsi="Times New Roman"/>
-          <w:color w:val="000000" w:themeColor="text1"/>
-        </w:rPr>
-        <w:t xml:space="preserve"> Journal of Applied Clinical Medical Physics 06/2021</w:t>
-      </w:r>
-    </w:p>
-    <w:p>
-      <w:pPr>
-        <w:pStyle w:val="ListParagraph"/>
-        <w:keepNext/>
-        <w:keepLines/>
+          <w:color w:val="000000" w:themeColor="text1"/>
+        </w:rPr>
+        <w:t>Simple Python Module for Dicom and RT: Conversions to Images and Masks, and Predictions to Dicom-RT Structures.</w:t>
+      </w:r>
+      <w:r>
+        <w:rPr>
+          <w:rFonts w:ascii="Times New Roman" w:hAnsi="Times New Roman" w:cs="Times New Roman"/>
+          <w:color w:val="000000" w:themeColor="text1"/>
+        </w:rPr>
+        <w:t xml:space="preserve"> Practical Radiation Oncology 02/2021</w:t>
+      </w:r>
+    </w:p>
+    <w:p>
+      <w:pPr>
+        <w:pStyle w:val="ListParagraph"/>
         <w:numPr>
           <w:ilvl w:val="0"/>
           <w:numId w:val="8"/>
         </w:numPr>
-        <w:spacing w:after="60"/>
-        <w:rPr>
-          <w:rFonts w:ascii="Times New Roman" w:hAnsi="Times New Roman"/>
-          <w:color w:val="000000" w:themeColor="text1"/>
-        </w:rPr>
-      </w:pPr>
-      <w:r>
-        <w:rPr>
-          <w:rFonts w:ascii="Times New Roman" w:hAnsi="Times New Roman" w:cs="Times New Roman"/>
-          <w:b/>
-          <w:color w:val="000000" w:themeColor="text1"/>
-        </w:rPr>
-        <w:t xml:space="preserve">Anderson B.M, </w:t>
-      </w:r>
+        <w:rPr>
+          <w:rFonts w:ascii="Times New Roman" w:hAnsi="Times New Roman" w:cs="Times New Roman"/>
+          <w:color w:val="000000" w:themeColor="text1"/>
+        </w:rPr>
+      </w:pPr>
       <w:r>
         <w:rPr>
           <w:rFonts w:ascii="Times New Roman" w:hAnsi="Times New Roman" w:cs="Times New Roman"/>
           <w:bCs/>
           <w:color w:val="000000" w:themeColor="text1"/>
         </w:rPr>
-        <w:t>Wahid K., Brock K.</w:t>
-      </w:r>
-      <w:r>
-        <w:rPr>
-          <w:rFonts w:ascii="Times New Roman" w:hAnsi="Times New Roman" w:cs="Times New Roman"/>
-          <w:color w:val="000000" w:themeColor="text1"/>
-        </w:rPr>
-        <w:t xml:space="preserve"> </w:t>
-      </w:r>
-      <w:r>
-        <w:rPr>
-          <w:rFonts w:ascii="Times New Roman" w:hAnsi="Times New Roman" w:cs="Times New Roman"/>
-          <w:i/>
-          <w:color w:val="000000" w:themeColor="text1"/>
-        </w:rPr>
-        <w:t>Simple Python Module for Dicom and RT: Conversions to Images and Masks, and Predictions to Dicom-RT Structures.</w:t>
-      </w:r>
-      <w:r>
-        <w:rPr>
-          <w:rFonts w:ascii="Times New Roman" w:hAnsi="Times New Roman" w:cs="Times New Roman"/>
-          <w:color w:val="000000" w:themeColor="text1"/>
-        </w:rPr>
-        <w:t xml:space="preserve"> Practical Radiation Oncology 02/2021</w:t>
-      </w:r>
-    </w:p>
-    <w:p>
-      <w:pPr>
-        <w:pStyle w:val="ListParagraph"/>
-        <w:keepNext/>
-        <w:keepLines/>
-        <w:numPr>
-          <w:ilvl w:val="0"/>
-          <w:numId w:val="8"/>
-        </w:numPr>
-        <w:spacing w:after="60"/>
-        <w:rPr>
-          <w:rFonts w:ascii="Times New Roman" w:hAnsi="Times New Roman" w:cs="Times New Roman"/>
-          <w:bCs/>
-          <w:color w:val="000000" w:themeColor="text1"/>
-        </w:rPr>
-      </w:pPr>
-      <w:r>
-        <w:rPr>
-          <w:rFonts w:ascii="Times New Roman" w:hAnsi="Times New Roman" w:cs="Times New Roman"/>
-          <w:bCs/>
-          <w:color w:val="000000" w:themeColor="text1"/>
-        </w:rPr>
-        <w:lastRenderedPageBreak/>
         <w:t xml:space="preserve">Rigaud B, </w:t>
       </w:r>
       <w:r>
@@ -4713,16 +4452,12 @@
     <w:p>
       <w:pPr>
         <w:pStyle w:val="ListParagraph"/>
-        <w:keepNext/>
-        <w:keepLines/>
         <w:numPr>
           <w:ilvl w:val="0"/>
           <w:numId w:val="8"/>
         </w:numPr>
-        <w:spacing w:after="60"/>
-        <w:rPr>
-          <w:rFonts w:ascii="Times New Roman" w:hAnsi="Times New Roman" w:cs="Times New Roman"/>
-          <w:bCs/>
+        <w:rPr>
+          <w:rFonts w:ascii="Times New Roman" w:hAnsi="Times New Roman" w:cs="Times New Roman"/>
           <w:color w:val="000000" w:themeColor="text1"/>
         </w:rPr>
       </w:pPr>
@@ -4788,49 +4523,45 @@
     <w:p>
       <w:pPr>
         <w:pStyle w:val="ListParagraph"/>
-        <w:keepNext/>
-        <w:keepLines/>
         <w:numPr>
           <w:ilvl w:val="0"/>
           <w:numId w:val="8"/>
         </w:numPr>
-        <w:spacing w:after="60"/>
+        <w:rPr>
+          <w:rFonts w:ascii="Times New Roman" w:hAnsi="Times New Roman" w:cs="Times New Roman"/>
+          <w:color w:val="000000" w:themeColor="text1"/>
+        </w:rPr>
+      </w:pPr>
+      <w:r>
+        <w:rPr>
+          <w:rFonts w:ascii="Times New Roman" w:hAnsi="Times New Roman" w:cs="Times New Roman"/>
+          <w:b/>
+          <w:color w:val="000000" w:themeColor="text1"/>
+        </w:rPr>
+        <w:t>Anderson B.M</w:t>
+      </w:r>
+      <w:r>
+        <w:rPr>
+          <w:rFonts w:ascii="Times New Roman" w:hAnsi="Times New Roman" w:cs="Times New Roman"/>
+          <w:bCs/>
+          <w:color w:val="000000" w:themeColor="text1"/>
+        </w:rPr>
+        <w:t>, Lin EY, Cardenas CE, Gress DA, Erwin WD, Odisio BC, Koay EJ, Brock KK</w:t>
+      </w:r>
+      <w:r>
+        <w:rPr>
+          <w:rFonts w:ascii="Times New Roman" w:hAnsi="Times New Roman" w:cs="Times New Roman"/>
+          <w:b/>
+          <w:color w:val="000000" w:themeColor="text1"/>
+        </w:rPr>
+        <w:t xml:space="preserve"> </w:t>
+      </w:r>
+      <w:r>
         <w:rPr>
           <w:rFonts w:ascii="Times New Roman" w:hAnsi="Times New Roman" w:cs="Times New Roman"/>
           <w:i/>
           <w:color w:val="000000" w:themeColor="text1"/>
         </w:rPr>
-      </w:pPr>
-      <w:r>
-        <w:rPr>
-          <w:rFonts w:ascii="Times New Roman" w:hAnsi="Times New Roman" w:cs="Times New Roman"/>
-          <w:b/>
-          <w:color w:val="000000" w:themeColor="text1"/>
-        </w:rPr>
-        <w:t>Anderson B.M</w:t>
-      </w:r>
-      <w:r>
-        <w:rPr>
-          <w:rFonts w:ascii="Times New Roman" w:hAnsi="Times New Roman" w:cs="Times New Roman"/>
-          <w:bCs/>
-          <w:color w:val="000000" w:themeColor="text1"/>
-        </w:rPr>
-        <w:t>, Lin EY, Cardenas CE, Gress DA, Erwin WD, Odisio BC, Koay EJ, Brock KK</w:t>
-      </w:r>
-      <w:r>
-        <w:rPr>
-          <w:rFonts w:ascii="Times New Roman" w:hAnsi="Times New Roman" w:cs="Times New Roman"/>
-          <w:b/>
-          <w:color w:val="000000" w:themeColor="text1"/>
-        </w:rPr>
-        <w:t xml:space="preserve"> </w:t>
-      </w:r>
-      <w:r>
-        <w:rPr>
-          <w:rFonts w:ascii="Times New Roman" w:hAnsi="Times New Roman" w:cs="Times New Roman"/>
-          <w:i/>
-          <w:color w:val="000000" w:themeColor="text1"/>
-        </w:rPr>
         <w:t xml:space="preserve">Automated Contouring of Contrast and Non-Contrast CT Liver Images with Fully Convolutional Networks (FCNs). </w:t>
       </w:r>
       <w:r>
@@ -4844,16 +4575,12 @@
     <w:p>
       <w:pPr>
         <w:pStyle w:val="ListParagraph"/>
-        <w:keepNext/>
-        <w:keepLines/>
         <w:numPr>
           <w:ilvl w:val="0"/>
           <w:numId w:val="8"/>
         </w:numPr>
-        <w:spacing w:after="60"/>
-        <w:rPr>
-          <w:rFonts w:ascii="Times New Roman" w:hAnsi="Times New Roman"/>
-          <w:iCs/>
+        <w:rPr>
+          <w:rFonts w:ascii="Times New Roman" w:hAnsi="Times New Roman" w:cs="Times New Roman"/>
           <w:color w:val="000000" w:themeColor="text1"/>
         </w:rPr>
       </w:pPr>
@@ -4897,21 +4624,18 @@
           <w:iCs/>
           <w:color w:val="000000" w:themeColor="text1"/>
         </w:rPr>
-        <w:t xml:space="preserve">. Medical Physics 04/2020</w:t>
-      </w:r>
-    </w:p>
-    <w:p>
-      <w:pPr>
-        <w:pStyle w:val="ListParagraph"/>
-        <w:keepNext/>
-        <w:keepLines/>
+        <w:t>. Medical Physics 04/2020</w:t>
+      </w:r>
+    </w:p>
+    <w:p>
+      <w:pPr>
+        <w:pStyle w:val="ListParagraph"/>
         <w:numPr>
           <w:ilvl w:val="0"/>
           <w:numId w:val="8"/>
         </w:numPr>
-        <w:spacing w:after="60"/>
-        <w:rPr>
-          <w:rFonts w:ascii="Times New Roman" w:hAnsi="Times New Roman"/>
+        <w:rPr>
+          <w:rFonts w:ascii="Times New Roman" w:hAnsi="Times New Roman" w:cs="Times New Roman"/>
           <w:color w:val="000000" w:themeColor="text1"/>
         </w:rPr>
       </w:pPr>
@@ -4957,15 +4681,12 @@
     <w:p>
       <w:pPr>
         <w:pStyle w:val="ListParagraph"/>
-        <w:keepNext/>
-        <w:keepLines/>
         <w:numPr>
           <w:ilvl w:val="0"/>
           <w:numId w:val="8"/>
         </w:numPr>
-        <w:spacing w:after="60"/>
-        <w:rPr>
-          <w:rFonts w:ascii="Times New Roman" w:hAnsi="Times New Roman"/>
+        <w:rPr>
+          <w:rFonts w:ascii="Times New Roman" w:hAnsi="Times New Roman" w:cs="Times New Roman"/>
           <w:color w:val="000000" w:themeColor="text1"/>
         </w:rPr>
       </w:pPr>
@@ -4990,7 +4711,7 @@
           <w:rFonts w:ascii="Times New Roman" w:hAnsi="Times New Roman"/>
           <w:color w:val="000000" w:themeColor="text1"/>
         </w:rPr>
-        <w:t xml:space="preserve">, Lacerda L., Tran B., Mohamed A., Brock KK, Fuller C., Chung C. “</w:t>
+        <w:t>, Lacerda L., Tran B., Mohamed A., Brock KK, Fuller C., Chung C. “</w:t>
       </w:r>
       <w:r>
         <w:rPr>
@@ -5011,15 +4732,12 @@
     <w:p>
       <w:pPr>
         <w:pStyle w:val="ListParagraph"/>
-        <w:keepNext/>
-        <w:keepLines/>
         <w:numPr>
           <w:ilvl w:val="0"/>
           <w:numId w:val="8"/>
         </w:numPr>
-        <w:spacing w:after="60"/>
-        <w:rPr>
-          <w:rFonts w:ascii="Times New Roman" w:hAnsi="Times New Roman"/>
+        <w:rPr>
+          <w:rFonts w:ascii="Times New Roman" w:hAnsi="Times New Roman" w:cs="Times New Roman"/>
           <w:color w:val="000000" w:themeColor="text1"/>
         </w:rPr>
       </w:pPr>
@@ -5065,13 +4783,10 @@
     <w:p>
       <w:pPr>
         <w:pStyle w:val="ListParagraph"/>
-        <w:keepNext/>
-        <w:keepLines/>
         <w:numPr>
           <w:ilvl w:val="0"/>
           <w:numId w:val="8"/>
         </w:numPr>
-        <w:spacing w:after="60"/>
         <w:rPr>
           <w:rFonts w:ascii="Times New Roman" w:hAnsi="Times New Roman" w:cs="Times New Roman"/>
           <w:color w:val="000000" w:themeColor="text1"/>
@@ -5118,13 +4833,10 @@
     <w:p>
       <w:pPr>
         <w:pStyle w:val="ListParagraph"/>
-        <w:keepNext/>
-        <w:keepLines/>
         <w:numPr>
           <w:ilvl w:val="0"/>
           <w:numId w:val="8"/>
         </w:numPr>
-        <w:spacing w:after="60" w:line="240" w:lineRule="auto"/>
         <w:rPr>
           <w:rFonts w:ascii="Times New Roman" w:hAnsi="Times New Roman" w:cs="Times New Roman"/>
           <w:color w:val="000000" w:themeColor="text1"/>
@@ -5144,7 +4856,7 @@
           <w:bCs/>
           <w:color w:val="000000" w:themeColor="text1"/>
         </w:rPr>
-        <w:t xml:space="preserve">Anderson B.M</w:t>
+        <w:t>Anderson B.M</w:t>
       </w:r>
       <w:r>
         <w:rPr>
@@ -5160,7 +4872,7 @@
           <w:iCs/>
           <w:color w:val="000000" w:themeColor="text1"/>
         </w:rPr>
-        <w:t xml:space="preserve">Advances in Auto-Segmentation.</w:t>
+        <w:t>Advances in Auto-Segmentation.</w:t>
       </w:r>
       <w:r>
         <w:rPr>
@@ -5173,13 +4885,10 @@
     <w:p>
       <w:pPr>
         <w:pStyle w:val="ListParagraph"/>
-        <w:keepNext/>
-        <w:keepLines/>
         <w:numPr>
           <w:ilvl w:val="0"/>
           <w:numId w:val="8"/>
         </w:numPr>
-        <w:spacing w:after="60" w:line="240" w:lineRule="auto"/>
         <w:rPr>
           <w:rFonts w:ascii="Times New Roman" w:hAnsi="Times New Roman" w:cs="Times New Roman"/>
           <w:color w:val="000000" w:themeColor="text1"/>
@@ -5199,7 +4908,7 @@
           <w:bCs/>
           <w:color w:val="000000" w:themeColor="text1"/>
         </w:rPr>
-        <w:t xml:space="preserve">Anderson B.M</w:t>
+        <w:t>Anderson B.M</w:t>
       </w:r>
       <w:r>
         <w:rPr>
@@ -5215,7 +4924,7 @@
           <w:iCs/>
           <w:color w:val="000000" w:themeColor="text1"/>
         </w:rPr>
-        <w:t xml:space="preserve">Effect of setup and inter-fraction anatomical changes on the accumulated dose in CT-guided breath-hold intensity modulated proton therapy of liver malignancies.</w:t>
+        <w:t>Effect of setup and inter-fraction anatomical changes on the accumulated dose in CT-guided breath-hold intensity modulated proton therapy of liver malignancies.</w:t>
       </w:r>
       <w:r>
         <w:rPr>
@@ -5228,13 +4937,10 @@
     <w:p>
       <w:pPr>
         <w:pStyle w:val="ListParagraph"/>
-        <w:keepNext/>
-        <w:keepLines/>
         <w:numPr>
           <w:ilvl w:val="0"/>
           <w:numId w:val="8"/>
         </w:numPr>
-        <w:spacing w:after="60"/>
         <w:rPr>
           <w:rFonts w:ascii="Times New Roman" w:hAnsi="Times New Roman" w:cs="Times New Roman"/>
           <w:color w:val="000000" w:themeColor="text1"/>
@@ -5269,7 +4975,16 @@
           <w:i/>
           <w:color w:val="000000" w:themeColor="text1"/>
         </w:rPr>
-        <w:t xml:space="preserve">“A snapshot of medical physics practice patterns,” </w:t>
+        <w:t xml:space="preserve">“A </w:t>
+      </w:r>
+      <w:r>
+        <w:rPr>
+          <w:rFonts w:ascii="Times New Roman" w:hAnsi="Times New Roman" w:cs="Times New Roman"/>
+          <w:i/>
+          <w:color w:val="000000" w:themeColor="text1"/>
+        </w:rPr>
+        <w:lastRenderedPageBreak/>
+        <w:t xml:space="preserve">snapshot of medical physics practice patterns,” </w:t>
       </w:r>
       <w:r>
         <w:rPr>
@@ -5282,15 +4997,13 @@
     <w:p>
       <w:pPr>
         <w:pStyle w:val="ListParagraph"/>
-        <w:keepNext/>
-        <w:keepLines/>
         <w:numPr>
           <w:ilvl w:val="0"/>
           <w:numId w:val="8"/>
         </w:numPr>
-        <w:spacing w:after="60"/>
-        <w:rPr>
-          <w:rFonts w:ascii="Times New Roman" w:hAnsi="Times New Roman" w:cs="Times New Roman"/>
+        <w:rPr>
+          <w:rFonts w:ascii="Times New Roman" w:hAnsi="Times New Roman" w:cs="Times New Roman"/>
+          <w:color w:val="000000" w:themeColor="text1"/>
         </w:rPr>
       </w:pPr>
       <w:r>
@@ -5326,19 +5039,16 @@
         <w:rPr>
           <w:rFonts w:ascii="Times New Roman" w:hAnsi="Times New Roman" w:cs="Times New Roman"/>
         </w:rPr>
-        <w:t xml:space="preserve">Physics in Medicine and Biology 10/2018</w:t>
-      </w:r>
-    </w:p>
-    <w:p>
-      <w:pPr>
-        <w:pStyle w:val="ListParagraph"/>
-        <w:keepNext/>
-        <w:keepLines/>
+        <w:t>Physics in Medicine and Biology 10/2018</w:t>
+      </w:r>
+    </w:p>
+    <w:p>
+      <w:pPr>
+        <w:pStyle w:val="ListParagraph"/>
         <w:numPr>
           <w:ilvl w:val="0"/>
           <w:numId w:val="8"/>
         </w:numPr>
-        <w:spacing w:after="60"/>
         <w:rPr>
           <w:rFonts w:ascii="Times New Roman" w:hAnsi="Times New Roman" w:cs="Times New Roman"/>
           <w:color w:val="000000" w:themeColor="text1"/>
@@ -5401,13 +5111,10 @@
     <w:p>
       <w:pPr>
         <w:pStyle w:val="ListParagraph"/>
-        <w:keepNext/>
-        <w:keepLines/>
         <w:numPr>
           <w:ilvl w:val="0"/>
           <w:numId w:val="8"/>
         </w:numPr>
-        <w:spacing w:after="60"/>
         <w:rPr>
           <w:rFonts w:ascii="Times New Roman" w:hAnsi="Times New Roman" w:cs="Times New Roman"/>
           <w:color w:val="000000" w:themeColor="text1"/>
@@ -5454,13 +5161,10 @@
     <w:p>
       <w:pPr>
         <w:pStyle w:val="ListParagraph"/>
-        <w:keepNext/>
-        <w:keepLines/>
         <w:numPr>
           <w:ilvl w:val="0"/>
           <w:numId w:val="8"/>
         </w:numPr>
-        <w:spacing w:after="60"/>
         <w:rPr>
           <w:rFonts w:ascii="Times New Roman" w:hAnsi="Times New Roman" w:cs="Times New Roman"/>
           <w:color w:val="000000" w:themeColor="text1"/>
@@ -5501,19 +5205,16 @@
           <w:rFonts w:ascii="Times New Roman" w:hAnsi="Times New Roman" w:cs="Times New Roman"/>
           <w:color w:val="000000" w:themeColor="text1"/>
         </w:rPr>
-        <w:t xml:space="preserve">Journal of Visualized Experiments 01/2018</w:t>
-      </w:r>
-    </w:p>
-    <w:p>
-      <w:pPr>
-        <w:pStyle w:val="ListParagraph"/>
-        <w:keepNext/>
-        <w:keepLines/>
+        <w:t>Journal of Visualized Experiments 01/2018</w:t>
+      </w:r>
+    </w:p>
+    <w:p>
+      <w:pPr>
+        <w:pStyle w:val="ListParagraph"/>
         <w:numPr>
           <w:ilvl w:val="0"/>
           <w:numId w:val="8"/>
         </w:numPr>
-        <w:spacing w:after="60"/>
         <w:rPr>
           <w:rFonts w:ascii="Times New Roman" w:hAnsi="Times New Roman" w:cs="Times New Roman"/>
           <w:color w:val="000000" w:themeColor="text1"/>
@@ -5561,13 +5262,10 @@
     <w:p>
       <w:pPr>
         <w:pStyle w:val="ListParagraph"/>
-        <w:keepNext/>
-        <w:keepLines/>
         <w:numPr>
           <w:ilvl w:val="0"/>
           <w:numId w:val="8"/>
         </w:numPr>
-        <w:spacing w:after="60"/>
         <w:rPr>
           <w:rFonts w:ascii="Times New Roman" w:hAnsi="Times New Roman" w:cs="Times New Roman"/>
           <w:color w:val="000000" w:themeColor="text1"/>
@@ -5579,7 +5277,6 @@
           <w:color w:val="000000" w:themeColor="text1"/>
           <w:shd w:val="clear" w:color="auto" w:fill="FFFFFF"/>
         </w:rPr>
-        <w:lastRenderedPageBreak/>
         <w:t xml:space="preserve">Rubinstein, A. E., Ingram, S. W., </w:t>
       </w:r>
       <w:r>
@@ -5652,9 +5349,12 @@
     </w:p>
     <w:p>
       <w:pPr>
-        <w:keepNext/>
-        <w:keepLines/>
-        <w:spacing w:after="60" w:line="240" w:lineRule="auto"/>
+        <w:rPr>
+          <w:rFonts w:ascii="Times New Roman" w:hAnsi="Times New Roman" w:cs="Times New Roman"/>
+          <w:color w:val="000000" w:themeColor="text1"/>
+        </w:rPr>
+      </w:pPr>
+      <w:r>
         <w:rPr>
           <w:rFonts w:ascii="Times New Roman" w:hAnsi="Times New Roman" w:cs="Times New Roman"/>
           <w:b/>
@@ -5663,8 +5363,649 @@
           <w:szCs w:val="24"/>
           <w:u w:val="single"/>
         </w:rPr>
-      </w:pPr>
-      <w:r>
+        <w:t>Oral Presentations (Presenting Author)_________________________________________________</w:t>
+      </w:r>
+    </w:p>
+    <w:p>
+      <w:pPr>
+        <w:pStyle w:val="ListParagraph"/>
+        <w:numPr>
+          <w:ilvl w:val="0"/>
+          <w:numId w:val="3"/>
+        </w:numPr>
+        <w:rPr>
+          <w:rFonts w:ascii="Times New Roman" w:hAnsi="Times New Roman" w:cs="Times New Roman"/>
+          <w:color w:val="000000" w:themeColor="text1"/>
+        </w:rPr>
+      </w:pPr>
+      <w:r>
+        <w:rPr>
+          <w:rFonts w:ascii="Times New Roman" w:hAnsi="Times New Roman"/>
+          <w:b/>
+          <w:bCs/>
+          <w:color w:val="000000" w:themeColor="text1"/>
+        </w:rPr>
+        <w:t>Anderson B.M</w:t>
+      </w:r>
+      <w:r>
+        <w:rPr>
+          <w:rFonts w:ascii="Times New Roman" w:hAnsi="Times New Roman"/>
+          <w:color w:val="000000" w:themeColor="text1"/>
+        </w:rPr>
+        <w:t xml:space="preserve"> Symposium</w:t>
+      </w:r>
+      <w:r>
+        <w:t xml:space="preserve"> </w:t>
+      </w:r>
+      <w:r>
+        <w:rPr>
+          <w:rFonts w:ascii="Times New Roman" w:hAnsi="Times New Roman"/>
+          <w:i/>
+          <w:iCs/>
+          <w:color w:val="000000" w:themeColor="text1"/>
+        </w:rPr>
+        <w:t>Practical Pipelines for Implementing AI in Radiation Oncology: From Pixels to Patients.</w:t>
+      </w:r>
+      <w:r>
+        <w:rPr>
+          <w:rFonts w:ascii="Times New Roman" w:hAnsi="Times New Roman"/>
+          <w:color w:val="000000" w:themeColor="text1"/>
+        </w:rPr>
+        <w:t xml:space="preserve"> AAPM Annual Conference 07/2026</w:t>
+      </w:r>
+    </w:p>
+    <w:p>
+      <w:pPr>
+        <w:pStyle w:val="ListParagraph"/>
+        <w:numPr>
+          <w:ilvl w:val="0"/>
+          <w:numId w:val="3"/>
+        </w:numPr>
+        <w:rPr>
+          <w:rFonts w:ascii="Times New Roman" w:hAnsi="Times New Roman" w:cs="Times New Roman"/>
+          <w:color w:val="000000" w:themeColor="text1"/>
+        </w:rPr>
+      </w:pPr>
+      <w:r>
+        <w:rPr>
+          <w:rFonts w:ascii="Times New Roman" w:hAnsi="Times New Roman"/>
+          <w:b/>
+          <w:bCs/>
+          <w:color w:val="000000" w:themeColor="text1"/>
+        </w:rPr>
+        <w:t>Anderson B.M,</w:t>
+      </w:r>
+      <w:r>
+        <w:rPr>
+          <w:rFonts w:ascii="Times New Roman" w:hAnsi="Times New Roman"/>
+          <w:color w:val="000000" w:themeColor="text1"/>
+        </w:rPr>
+        <w:t xml:space="preserve"> Moore K., Padilla L., Bojechko C. </w:t>
+      </w:r>
+      <w:r>
+        <w:rPr>
+          <w:rFonts w:ascii="Times New Roman" w:hAnsi="Times New Roman"/>
+          <w:i/>
+          <w:iCs/>
+          <w:color w:val="000000" w:themeColor="text1"/>
+        </w:rPr>
+        <w:t>Enabling Adoption of TG-263 Standardization of Nomenclature: A Tool to Reduce the Headache.</w:t>
+      </w:r>
+      <w:r>
+        <w:rPr>
+          <w:rFonts w:ascii="Times New Roman" w:hAnsi="Times New Roman"/>
+          <w:color w:val="000000" w:themeColor="text1"/>
+        </w:rPr>
+        <w:t xml:space="preserve"> AAMD Annual Conference 06/2023</w:t>
+      </w:r>
+    </w:p>
+    <w:p>
+      <w:pPr>
+        <w:pStyle w:val="ListParagraph"/>
+        <w:numPr>
+          <w:ilvl w:val="0"/>
+          <w:numId w:val="3"/>
+        </w:numPr>
+        <w:rPr>
+          <w:rFonts w:ascii="Times New Roman" w:hAnsi="Times New Roman" w:cs="Times New Roman"/>
+          <w:color w:val="000000" w:themeColor="text1"/>
+        </w:rPr>
+      </w:pPr>
+      <w:r>
+        <w:rPr>
+          <w:rFonts w:ascii="Times New Roman" w:hAnsi="Times New Roman"/>
+          <w:b/>
+          <w:color w:val="000000" w:themeColor="text1"/>
+        </w:rPr>
+        <w:t xml:space="preserve">Anderson B.M, </w:t>
+      </w:r>
+      <w:r>
+        <w:rPr>
+          <w:rFonts w:ascii="Times New Roman" w:hAnsi="Times New Roman"/>
+          <w:bCs/>
+          <w:color w:val="000000" w:themeColor="text1"/>
+        </w:rPr>
+        <w:t xml:space="preserve">Moore K., Bojechko C. </w:t>
+      </w:r>
+      <w:r>
+        <w:rPr>
+          <w:rFonts w:ascii="Times New Roman" w:hAnsi="Times New Roman"/>
+          <w:bCs/>
+          <w:i/>
+          <w:iCs/>
+          <w:color w:val="000000" w:themeColor="text1"/>
+        </w:rPr>
+        <w:t>EPIDEEP: Predicting In-Vivo EPID Transit Images – a Deep Learning Approach.</w:t>
+      </w:r>
+      <w:r>
+        <w:rPr>
+          <w:rFonts w:ascii="Times New Roman" w:hAnsi="Times New Roman"/>
+          <w:b/>
+          <w:color w:val="000000" w:themeColor="text1"/>
+        </w:rPr>
+        <w:t xml:space="preserve"> </w:t>
+      </w:r>
+      <w:r>
+        <w:rPr>
+          <w:rFonts w:ascii="Times New Roman" w:hAnsi="Times New Roman"/>
+          <w:color w:val="000000" w:themeColor="text1"/>
+        </w:rPr>
+        <w:t xml:space="preserve"> AAPM Annual Conference 07/2022</w:t>
+      </w:r>
+    </w:p>
+    <w:p>
+      <w:pPr>
+        <w:pStyle w:val="ListParagraph"/>
+        <w:numPr>
+          <w:ilvl w:val="0"/>
+          <w:numId w:val="3"/>
+        </w:numPr>
+        <w:rPr>
+          <w:rFonts w:ascii="Times New Roman" w:hAnsi="Times New Roman" w:cs="Times New Roman"/>
+          <w:color w:val="000000" w:themeColor="text1"/>
+        </w:rPr>
+      </w:pPr>
+      <w:r>
+        <w:rPr>
+          <w:rFonts w:ascii="Times New Roman" w:eastAsia="Times New Roman" w:hAnsi="Times New Roman" w:cs="Times New Roman"/>
+          <w:b/>
+          <w:color w:val="000000" w:themeColor="text1"/>
+          <w:shd w:val="clear" w:color="auto" w:fill="FFFFFF"/>
+        </w:rPr>
+        <w:t>Anderson B.M</w:t>
+      </w:r>
+      <w:r>
+        <w:rPr>
+          <w:rFonts w:ascii="Times New Roman" w:eastAsia="Times New Roman" w:hAnsi="Times New Roman" w:cs="Times New Roman"/>
+          <w:color w:val="000000" w:themeColor="text1"/>
+          <w:shd w:val="clear" w:color="auto" w:fill="FFFFFF"/>
+        </w:rPr>
+        <w:t xml:space="preserve">, Rigaud B., Lin YM, Cazoulat G., Koay E., Jones AK., Odisio B, Brock KK </w:t>
+      </w:r>
+      <w:r>
+        <w:rPr>
+          <w:rFonts w:ascii="Times New Roman" w:eastAsia="Times New Roman" w:hAnsi="Times New Roman" w:cs="Times New Roman"/>
+          <w:i/>
+          <w:color w:val="000000" w:themeColor="text1"/>
+          <w:shd w:val="clear" w:color="auto" w:fill="FFFFFF"/>
+        </w:rPr>
+        <w:t xml:space="preserve">Deep Learning for Near Real-Time Image-Guided Focal Ablation. </w:t>
+      </w:r>
+      <w:r>
+        <w:rPr>
+          <w:rFonts w:ascii="Times New Roman" w:eastAsia="Times New Roman" w:hAnsi="Times New Roman" w:cs="Times New Roman"/>
+          <w:color w:val="000000" w:themeColor="text1"/>
+          <w:shd w:val="clear" w:color="auto" w:fill="FFFFFF"/>
+        </w:rPr>
+        <w:t>AAPM Annual Conference. Virtual. 07/2021.</w:t>
+      </w:r>
+    </w:p>
+    <w:p>
+      <w:pPr>
+        <w:pStyle w:val="ListParagraph"/>
+        <w:numPr>
+          <w:ilvl w:val="0"/>
+          <w:numId w:val="3"/>
+        </w:numPr>
+        <w:rPr>
+          <w:rFonts w:ascii="Times New Roman" w:hAnsi="Times New Roman" w:cs="Times New Roman"/>
+          <w:color w:val="000000" w:themeColor="text1"/>
+        </w:rPr>
+      </w:pPr>
+      <w:r>
+        <w:rPr>
+          <w:rFonts w:ascii="Times New Roman" w:hAnsi="Times New Roman"/>
+          <w:b/>
+          <w:color w:val="000000" w:themeColor="text1"/>
+          <w:shd w:val="clear" w:color="auto" w:fill="FFFFFF"/>
+        </w:rPr>
+        <w:t>Anderson B.M</w:t>
+      </w:r>
+      <w:r>
+        <w:rPr>
+          <w:rFonts w:ascii="Times New Roman" w:hAnsi="Times New Roman"/>
+          <w:color w:val="000000" w:themeColor="text1"/>
+          <w:shd w:val="clear" w:color="auto" w:fill="FFFFFF"/>
+        </w:rPr>
+        <w:t xml:space="preserve">, McCulloch M., Kirimli E., Lin YM., Rigaud B., Lin E., TranCao H., Qayyum, Koay E., Odisio B., Brock KK </w:t>
+      </w:r>
+      <w:r>
+        <w:rPr>
+          <w:rFonts w:ascii="Times New Roman" w:hAnsi="Times New Roman"/>
+          <w:i/>
+          <w:color w:val="000000" w:themeColor="text1"/>
+          <w:shd w:val="clear" w:color="auto" w:fill="FFFFFF"/>
+        </w:rPr>
+        <w:t xml:space="preserve">Closing the Variability Gaps on Liver Surgery: Deep Segmentation of Disease and Lobes. </w:t>
+      </w:r>
+      <w:r>
+        <w:rPr>
+          <w:rFonts w:ascii="Times New Roman" w:hAnsi="Times New Roman"/>
+          <w:color w:val="000000" w:themeColor="text1"/>
+          <w:shd w:val="clear" w:color="auto" w:fill="FFFFFF"/>
+        </w:rPr>
+        <w:t>AAPM Annual Conference. (Virtual) Vancouver, Canada. 07/2020.</w:t>
+      </w:r>
+    </w:p>
+    <w:p>
+      <w:pPr>
+        <w:pStyle w:val="ListParagraph"/>
+        <w:numPr>
+          <w:ilvl w:val="0"/>
+          <w:numId w:val="3"/>
+        </w:numPr>
+        <w:rPr>
+          <w:rFonts w:ascii="Times New Roman" w:hAnsi="Times New Roman" w:cs="Times New Roman"/>
+          <w:color w:val="000000" w:themeColor="text1"/>
+        </w:rPr>
+      </w:pPr>
+      <w:r>
+        <w:rPr>
+          <w:rFonts w:ascii="Times New Roman" w:hAnsi="Times New Roman" w:cs="Times New Roman"/>
+          <w:b/>
+          <w:color w:val="000000" w:themeColor="text1"/>
+          <w:shd w:val="clear" w:color="auto" w:fill="FFFFFF"/>
+        </w:rPr>
+        <w:t>Anderson B.M</w:t>
+      </w:r>
+      <w:r>
+        <w:rPr>
+          <w:rFonts w:ascii="Times New Roman" w:hAnsi="Times New Roman" w:cs="Times New Roman"/>
+          <w:color w:val="000000" w:themeColor="text1"/>
+          <w:shd w:val="clear" w:color="auto" w:fill="FFFFFF"/>
+        </w:rPr>
+        <w:t xml:space="preserve">, Cazoulat G., Lin E., Odisio B., Brock KK. </w:t>
+      </w:r>
+      <w:r>
+        <w:rPr>
+          <w:rFonts w:ascii="Times New Roman" w:hAnsi="Times New Roman" w:cs="Times New Roman"/>
+          <w:i/>
+          <w:color w:val="000000" w:themeColor="text1"/>
+          <w:shd w:val="clear" w:color="auto" w:fill="FFFFFF"/>
+        </w:rPr>
+        <w:t xml:space="preserve">Deep Learning for Rapid Deformable Image Registration of Liver CT Scans. </w:t>
+      </w:r>
+      <w:r>
+        <w:rPr>
+          <w:rFonts w:ascii="Times New Roman" w:hAnsi="Times New Roman" w:cs="Times New Roman"/>
+          <w:color w:val="000000" w:themeColor="text1"/>
+          <w:shd w:val="clear" w:color="auto" w:fill="FFFFFF"/>
+        </w:rPr>
+        <w:t>AAPM Annual Conference. San Antonio, TX. 07/2019.</w:t>
+      </w:r>
+    </w:p>
+    <w:p>
+      <w:pPr>
+        <w:pStyle w:val="ListParagraph"/>
+        <w:numPr>
+          <w:ilvl w:val="0"/>
+          <w:numId w:val="3"/>
+        </w:numPr>
+        <w:rPr>
+          <w:rFonts w:ascii="Times New Roman" w:hAnsi="Times New Roman" w:cs="Times New Roman"/>
+          <w:color w:val="000000" w:themeColor="text1"/>
+        </w:rPr>
+      </w:pPr>
+      <w:r>
+        <w:rPr>
+          <w:rFonts w:ascii="Times New Roman" w:hAnsi="Times New Roman"/>
+          <w:b/>
+          <w:color w:val="000000" w:themeColor="text1"/>
+          <w:shd w:val="clear" w:color="auto" w:fill="FFFFFF"/>
+        </w:rPr>
+        <w:t>Anderson B.M</w:t>
+      </w:r>
+      <w:r>
+        <w:rPr>
+          <w:rFonts w:ascii="Times New Roman" w:hAnsi="Times New Roman"/>
+          <w:color w:val="000000" w:themeColor="text1"/>
+          <w:shd w:val="clear" w:color="auto" w:fill="FFFFFF"/>
+        </w:rPr>
+        <w:t xml:space="preserve">, Lin E., Koay E., Brock KK, Odisio B. </w:t>
+      </w:r>
+      <w:r>
+        <w:rPr>
+          <w:rFonts w:ascii="Times New Roman" w:hAnsi="Times New Roman"/>
+          <w:i/>
+          <w:color w:val="000000" w:themeColor="text1"/>
+          <w:shd w:val="clear" w:color="auto" w:fill="FFFFFF"/>
+        </w:rPr>
+        <w:t xml:space="preserve">Improving Colorectal Liver Metastasis Treatments with Biomechanical Modeling and Deep Learning. </w:t>
+      </w:r>
+      <w:r>
+        <w:rPr>
+          <w:rFonts w:ascii="Times New Roman" w:hAnsi="Times New Roman"/>
+          <w:color w:val="000000" w:themeColor="text1"/>
+          <w:shd w:val="clear" w:color="auto" w:fill="FFFFFF"/>
+        </w:rPr>
+        <w:t>SIR Annual Conference. Austin, TX. 03/2019.</w:t>
+      </w:r>
+    </w:p>
+    <w:p>
+      <w:pPr>
+        <w:pStyle w:val="ListParagraph"/>
+        <w:numPr>
+          <w:ilvl w:val="0"/>
+          <w:numId w:val="3"/>
+        </w:numPr>
+        <w:rPr>
+          <w:rFonts w:ascii="Times New Roman" w:hAnsi="Times New Roman" w:cs="Times New Roman"/>
+          <w:color w:val="000000" w:themeColor="text1"/>
+        </w:rPr>
+      </w:pPr>
+      <w:r>
+        <w:rPr>
+          <w:rFonts w:ascii="Times New Roman" w:hAnsi="Times New Roman"/>
+          <w:b/>
+          <w:color w:val="000000" w:themeColor="text1"/>
+          <w:shd w:val="clear" w:color="auto" w:fill="FFFFFF"/>
+        </w:rPr>
+        <w:t>Anderson B.M</w:t>
+      </w:r>
+      <w:r>
+        <w:rPr>
+          <w:rFonts w:ascii="Times New Roman" w:hAnsi="Times New Roman"/>
+          <w:color w:val="000000" w:themeColor="text1"/>
+          <w:shd w:val="clear" w:color="auto" w:fill="FFFFFF"/>
+        </w:rPr>
+        <w:t xml:space="preserve">, Lin E., Cardenas C., Koay E., Odisio B., Brock KK. </w:t>
+      </w:r>
+      <w:r>
+        <w:rPr>
+          <w:rFonts w:ascii="Times New Roman" w:hAnsi="Times New Roman"/>
+          <w:i/>
+          <w:color w:val="000000" w:themeColor="text1"/>
+          <w:shd w:val="clear" w:color="auto" w:fill="FFFFFF"/>
+        </w:rPr>
+        <w:t>Automated Contouring of Contrast and Non-Contrast CT Liver Images with Fully Convolutional Neural Networks.</w:t>
+      </w:r>
+      <w:r>
+        <w:rPr>
+          <w:rFonts w:ascii="Times New Roman" w:hAnsi="Times New Roman"/>
+          <w:color w:val="000000" w:themeColor="text1"/>
+          <w:shd w:val="clear" w:color="auto" w:fill="FFFFFF"/>
+        </w:rPr>
+        <w:t xml:space="preserve"> ASTRO Annual Conference. San Antonio, TX. 10/2018</w:t>
+      </w:r>
+    </w:p>
+    <w:p>
+      <w:pPr>
+        <w:pStyle w:val="ListParagraph"/>
+        <w:numPr>
+          <w:ilvl w:val="0"/>
+          <w:numId w:val="3"/>
+        </w:numPr>
+        <w:rPr>
+          <w:rFonts w:ascii="Times New Roman" w:hAnsi="Times New Roman" w:cs="Times New Roman"/>
+          <w:color w:val="000000" w:themeColor="text1"/>
+        </w:rPr>
+      </w:pPr>
+      <w:r>
+        <w:rPr>
+          <w:rFonts w:ascii="Times New Roman" w:hAnsi="Times New Roman"/>
+          <w:color w:val="000000" w:themeColor="text1"/>
+        </w:rPr>
+        <w:t xml:space="preserve">Cardenas C, </w:t>
+      </w:r>
+      <w:r>
+        <w:rPr>
+          <w:rFonts w:ascii="Times New Roman" w:hAnsi="Times New Roman"/>
+          <w:b/>
+          <w:color w:val="000000" w:themeColor="text1"/>
+        </w:rPr>
+        <w:t>Anderson B.M</w:t>
+      </w:r>
+      <w:r>
+        <w:rPr>
+          <w:rFonts w:ascii="Times New Roman" w:hAnsi="Times New Roman"/>
+          <w:color w:val="000000" w:themeColor="text1"/>
+        </w:rPr>
+        <w:t xml:space="preserve">, Zhang L., Jhingran A., Simonds H., Yang J., Brock Kk., Klopp A., Beadle B., Court L., Kisling K. </w:t>
+      </w:r>
+      <w:r>
+        <w:rPr>
+          <w:rFonts w:ascii="Times New Roman" w:hAnsi="Times New Roman"/>
+          <w:i/>
+          <w:color w:val="000000" w:themeColor="text1"/>
+        </w:rPr>
+        <w:t xml:space="preserve">A Comparison of Two Deep Learning Architectures to Automatically Define Patient-Specific Beam Apertures. </w:t>
+      </w:r>
+      <w:r>
+        <w:rPr>
+          <w:rFonts w:ascii="Times New Roman" w:hAnsi="Times New Roman" w:cs="Times New Roman"/>
+          <w:color w:val="000000" w:themeColor="text1"/>
+        </w:rPr>
+        <w:t>AAPM Annual Conference. Nashville, TN. 07/2018</w:t>
+      </w:r>
+    </w:p>
+    <w:p>
+      <w:pPr>
+        <w:pStyle w:val="ListParagraph"/>
+        <w:numPr>
+          <w:ilvl w:val="0"/>
+          <w:numId w:val="3"/>
+        </w:numPr>
+        <w:rPr>
+          <w:rFonts w:ascii="Times New Roman" w:hAnsi="Times New Roman" w:cs="Times New Roman"/>
+          <w:color w:val="000000" w:themeColor="text1"/>
+        </w:rPr>
+      </w:pPr>
+      <w:r>
+        <w:rPr>
+          <w:rFonts w:ascii="Times New Roman" w:hAnsi="Times New Roman"/>
+          <w:b/>
+          <w:color w:val="000000" w:themeColor="text1"/>
+        </w:rPr>
+        <w:t>Anderson B.M,</w:t>
+      </w:r>
+      <w:r>
+        <w:rPr>
+          <w:rFonts w:ascii="Times New Roman" w:hAnsi="Times New Roman"/>
+          <w:color w:val="000000" w:themeColor="text1"/>
+        </w:rPr>
+        <w:t xml:space="preserve"> Cardenas C, Elgohari B., Volpe S., Pei Y., Mohamed A., Elhalawani H., Chung C., Fuller C., Brock KK. </w:t>
+      </w:r>
+      <w:r>
+        <w:rPr>
+          <w:rFonts w:ascii="Times New Roman" w:hAnsi="Times New Roman"/>
+          <w:i/>
+          <w:color w:val="000000" w:themeColor="text1"/>
+        </w:rPr>
+        <w:t xml:space="preserve">Deep Learning for Head and Neck Segmentation in MR: A Tool for the MR-Guided Radiotherapy. </w:t>
+      </w:r>
+      <w:r>
+        <w:rPr>
+          <w:rFonts w:ascii="Times New Roman" w:hAnsi="Times New Roman" w:cs="Times New Roman"/>
+          <w:color w:val="000000" w:themeColor="text1"/>
+        </w:rPr>
+        <w:t>AAPM Annual Conference. Nashville, TN. 07/2018</w:t>
+      </w:r>
+    </w:p>
+    <w:p>
+      <w:pPr>
+        <w:pStyle w:val="ListParagraph"/>
+        <w:numPr>
+          <w:ilvl w:val="0"/>
+          <w:numId w:val="3"/>
+        </w:numPr>
+        <w:rPr>
+          <w:rFonts w:ascii="Times New Roman" w:hAnsi="Times New Roman" w:cs="Times New Roman"/>
+          <w:color w:val="000000" w:themeColor="text1"/>
+        </w:rPr>
+      </w:pPr>
+      <w:r>
+        <w:rPr>
+          <w:rFonts w:ascii="Times New Roman" w:hAnsi="Times New Roman"/>
+          <w:b/>
+          <w:color w:val="000000" w:themeColor="text1"/>
+        </w:rPr>
+        <w:lastRenderedPageBreak/>
+        <w:t xml:space="preserve">Anderson B.M, Lin E., </w:t>
+      </w:r>
+      <w:r>
+        <w:rPr>
+          <w:rFonts w:ascii="Times New Roman" w:hAnsi="Times New Roman"/>
+          <w:color w:val="000000" w:themeColor="text1"/>
+        </w:rPr>
+        <w:t>et al.</w:t>
+      </w:r>
+      <w:r>
+        <w:t xml:space="preserve"> </w:t>
+      </w:r>
+      <w:r>
+        <w:rPr>
+          <w:rFonts w:ascii="Times New Roman" w:hAnsi="Times New Roman"/>
+          <w:i/>
+          <w:color w:val="000000" w:themeColor="text1"/>
+        </w:rPr>
+        <w:t>Deep Learning and Biomechanical Models for Improving Treatment of Colorectal Liver Metastases</w:t>
+      </w:r>
+      <w:r>
+        <w:rPr>
+          <w:rFonts w:ascii="Times New Roman" w:hAnsi="Times New Roman"/>
+          <w:color w:val="000000" w:themeColor="text1"/>
+        </w:rPr>
+        <w:t>. SWAAPM Annual Conference. Houston, TX 04/2018</w:t>
+      </w:r>
+    </w:p>
+    <w:p>
+      <w:pPr>
+        <w:pStyle w:val="ListParagraph"/>
+        <w:numPr>
+          <w:ilvl w:val="0"/>
+          <w:numId w:val="3"/>
+        </w:numPr>
+        <w:spacing w:after="120"/>
+        <w:rPr>
+          <w:rFonts w:ascii="Times New Roman" w:hAnsi="Times New Roman"/>
+          <w:color w:val="000000" w:themeColor="text1"/>
+          <w:shd w:val="clear" w:color="auto" w:fill="FFFFFF"/>
+        </w:rPr>
+      </w:pPr>
+      <w:r>
+        <w:rPr>
+          <w:rFonts w:ascii="Times New Roman" w:hAnsi="Times New Roman"/>
+          <w:b/>
+          <w:color w:val="000000" w:themeColor="text1"/>
+          <w:shd w:val="clear" w:color="auto" w:fill="FFFFFF"/>
+        </w:rPr>
+        <w:t>Anderson B.M</w:t>
+      </w:r>
+      <w:r>
+        <w:rPr>
+          <w:rFonts w:ascii="Times New Roman" w:hAnsi="Times New Roman"/>
+          <w:color w:val="000000" w:themeColor="text1"/>
+          <w:shd w:val="clear" w:color="auto" w:fill="FFFFFF"/>
+        </w:rPr>
+        <w:t xml:space="preserve">, Lin E. Cazoulat G., Gupta S., Koay EJ., Odisio B., Brock KK. </w:t>
+      </w:r>
+      <w:r>
+        <w:rPr>
+          <w:rFonts w:ascii="Times New Roman" w:hAnsi="Times New Roman"/>
+          <w:i/>
+          <w:color w:val="000000" w:themeColor="text1"/>
+          <w:shd w:val="clear" w:color="auto" w:fill="FFFFFF"/>
+        </w:rPr>
+        <w:t xml:space="preserve">Improvement of liver ablation for Colorectal Liver Metastases. </w:t>
+      </w:r>
+      <w:r>
+        <w:rPr>
+          <w:rFonts w:ascii="Times New Roman" w:hAnsi="Times New Roman"/>
+          <w:color w:val="000000" w:themeColor="text1"/>
+          <w:shd w:val="clear" w:color="auto" w:fill="FFFFFF"/>
+        </w:rPr>
+        <w:t>MDA Cancer Imaging and Intervention Conference. Houston, TX 04/2018</w:t>
+      </w:r>
+    </w:p>
+    <w:p>
+      <w:pPr>
+        <w:pStyle w:val="ListParagraph"/>
+        <w:numPr>
+          <w:ilvl w:val="0"/>
+          <w:numId w:val="3"/>
+        </w:numPr>
+        <w:spacing w:after="120"/>
+        <w:rPr>
+          <w:rFonts w:ascii="Times New Roman" w:hAnsi="Times New Roman" w:cs="Times New Roman"/>
+          <w:color w:val="000000" w:themeColor="text1"/>
+          <w:shd w:val="clear" w:color="auto" w:fill="FFFFFF"/>
+        </w:rPr>
+      </w:pPr>
+      <w:r>
+        <w:rPr>
+          <w:rFonts w:ascii="Times New Roman" w:hAnsi="Times New Roman" w:cs="Times New Roman"/>
+          <w:b/>
+          <w:color w:val="000000" w:themeColor="text1"/>
+          <w:shd w:val="clear" w:color="auto" w:fill="FFFFFF"/>
+        </w:rPr>
+        <w:t>Anderson B.M</w:t>
+      </w:r>
+      <w:r>
+        <w:rPr>
+          <w:rFonts w:ascii="Times New Roman" w:hAnsi="Times New Roman" w:cs="Times New Roman"/>
+          <w:color w:val="000000" w:themeColor="text1"/>
+          <w:shd w:val="clear" w:color="auto" w:fill="FFFFFF"/>
+        </w:rPr>
+        <w:t xml:space="preserve">, Cardenas, C. E, Klopp A., Kry S., Johnson J., Ho J., Rao A., Yang J., Cressman E., Court L. </w:t>
+      </w:r>
+      <w:r>
+        <w:rPr>
+          <w:rFonts w:ascii="Times New Roman" w:hAnsi="Times New Roman" w:cs="Times New Roman"/>
+          <w:i/>
+          <w:color w:val="000000" w:themeColor="text1"/>
+          <w:shd w:val="clear" w:color="auto" w:fill="FFFFFF"/>
+        </w:rPr>
+        <w:t>Computer-Aided Detection of Pathologically Enlarged Lymph Nodes of Non-Contrast CT in Cervical Cancer Patients for Low-Resource Settings.</w:t>
+      </w:r>
+      <w:r>
+        <w:rPr>
+          <w:rFonts w:ascii="Times New Roman" w:hAnsi="Times New Roman" w:cs="Times New Roman"/>
+          <w:color w:val="000000" w:themeColor="text1"/>
+          <w:shd w:val="clear" w:color="auto" w:fill="FFFFFF"/>
+        </w:rPr>
+        <w:t xml:space="preserve"> </w:t>
+      </w:r>
+      <w:r>
+        <w:rPr>
+          <w:rFonts w:ascii="Times New Roman" w:hAnsi="Times New Roman" w:cs="Times New Roman"/>
+          <w:iCs/>
+          <w:color w:val="000000" w:themeColor="text1"/>
+          <w:shd w:val="clear" w:color="auto" w:fill="FFFFFF"/>
+        </w:rPr>
+        <w:t xml:space="preserve"> AAPM Annual Conference. Denver, CO. 07/2017</w:t>
+      </w:r>
+      <w:r>
+        <w:rPr>
+          <w:rFonts w:ascii="Times New Roman" w:hAnsi="Times New Roman" w:cs="Times New Roman"/>
+          <w:color w:val="000000" w:themeColor="text1"/>
+          <w:shd w:val="clear" w:color="auto" w:fill="FFFFFF"/>
+        </w:rPr>
+        <w:t>.</w:t>
+      </w:r>
+    </w:p>
+    <w:p>
+      <w:pPr>
+        <w:spacing w:after="60" w:line="240" w:lineRule="auto"/>
         <w:rPr>
           <w:rFonts w:ascii="Times New Roman" w:hAnsi="Times New Roman" w:cs="Times New Roman"/>
           <w:b/>
@@ -5673,692 +6014,395 @@
           <w:szCs w:val="24"/>
           <w:u w:val="single"/>
         </w:rPr>
-        <w:t xml:space="preserve">Oral Presentations (Presenting Author)_________________________________________________</w:t>
-      </w:r>
-    </w:p>
-    <w:p>
-      <w:pPr>
-        <w:pStyle w:val="ListParagraph"/>
-        <w:keepNext/>
-        <w:keepLines/>
-        <w:numPr>
-          <w:ilvl w:val="0"/>
-          <w:numId w:val="3"/>
+      </w:pPr>
+      <w:r>
+        <w:rPr>
+          <w:rFonts w:ascii="Times New Roman" w:hAnsi="Times New Roman" w:cs="Times New Roman"/>
+          <w:b/>
+          <w:color w:val="000000" w:themeColor="text1"/>
+          <w:sz w:val="24"/>
+          <w:szCs w:val="24"/>
+          <w:u w:val="single"/>
+        </w:rPr>
+        <w:t>Poster Presentations (Presenting Author)_________________________________________________</w:t>
+      </w:r>
+    </w:p>
+    <w:p>
+      <w:pPr>
+        <w:pStyle w:val="ListParagraph"/>
+        <w:numPr>
+          <w:ilvl w:val="0"/>
+          <w:numId w:val="4"/>
         </w:numPr>
         <w:spacing w:after="120"/>
         <w:rPr>
-          <w:rFonts w:ascii="Times New Roman" w:hAnsi="Times New Roman"/>
-          <w:color w:val="000000" w:themeColor="text1"/>
-        </w:rPr>
-      </w:pPr>
-      <w:r>
-        <w:rPr>
-          <w:rFonts w:ascii="Times New Roman" w:hAnsi="Times New Roman"/>
-          <w:b/>
+          <w:rFonts w:ascii="Times New Roman" w:hAnsi="Times New Roman" w:cs="Times New Roman"/>
+          <w:color w:val="000000" w:themeColor="text1"/>
+        </w:rPr>
+      </w:pPr>
+      <w:r>
+        <w:rPr>
+          <w:rFonts w:ascii="Times New Roman" w:hAnsi="Times New Roman" w:cs="Times New Roman"/>
+          <w:b/>
+          <w:color w:val="000000" w:themeColor="text1"/>
+        </w:rPr>
+        <w:t>Anderson B.M,</w:t>
+      </w:r>
+      <w:r>
+        <w:rPr>
+          <w:rFonts w:ascii="Times New Roman" w:hAnsi="Times New Roman" w:cs="Times New Roman"/>
           <w:bCs/>
           <w:color w:val="000000" w:themeColor="text1"/>
         </w:rPr>
-        <w:t>Anderson B.M</w:t>
-      </w:r>
-      <w:r>
-        <w:rPr>
-          <w:rFonts w:ascii="Times New Roman" w:hAnsi="Times New Roman"/>
-          <w:color w:val="000000" w:themeColor="text1"/>
-        </w:rPr>
-        <w:t xml:space="preserve"> Symposium</w:t>
-      </w:r>
-      <w:r>
-        <w:t xml:space="preserve"> </w:t>
-      </w:r>
-      <w:r>
-        <w:rPr>
-          <w:rFonts w:ascii="Times New Roman" w:hAnsi="Times New Roman"/>
-          <w:i/>
-          <w:iCs/>
-          <w:color w:val="000000" w:themeColor="text1"/>
-        </w:rPr>
-        <w:t>Practical Pipelines for Implementing AI in Radiation Oncology: From Pixels to Patients.</w:t>
-      </w:r>
-      <w:r>
-        <w:rPr>
-          <w:rFonts w:ascii="Times New Roman" w:hAnsi="Times New Roman"/>
-          <w:color w:val="000000" w:themeColor="text1"/>
-        </w:rPr>
-        <w:t xml:space="preserve"> AAPM Annual Conference 07/2026</w:t>
-      </w:r>
-    </w:p>
-    <w:p>
-      <w:pPr>
-        <w:pStyle w:val="ListParagraph"/>
-        <w:keepNext/>
-        <w:keepLines/>
-        <w:numPr>
-          <w:ilvl w:val="0"/>
-          <w:numId w:val="3"/>
-        </w:numPr>
-        <w:spacing w:after="120"/>
-        <w:rPr>
-          <w:rFonts w:ascii="Times New Roman" w:hAnsi="Times New Roman"/>
-          <w:color w:val="000000" w:themeColor="text1"/>
-        </w:rPr>
-      </w:pPr>
-      <w:r>
-        <w:rPr>
-          <w:rFonts w:ascii="Times New Roman" w:hAnsi="Times New Roman"/>
-          <w:b/>
-          <w:bCs/>
-          <w:color w:val="000000" w:themeColor="text1"/>
-        </w:rPr>
-        <w:t>Anderson B.M,</w:t>
-      </w:r>
-      <w:r>
-        <w:rPr>
-          <w:rFonts w:ascii="Times New Roman" w:hAnsi="Times New Roman"/>
-          <w:color w:val="000000" w:themeColor="text1"/>
-        </w:rPr>
-        <w:t xml:space="preserve"> Moore K., Padilla L., Bojechko C. </w:t>
-      </w:r>
-      <w:r>
-        <w:rPr>
-          <w:rFonts w:ascii="Times New Roman" w:hAnsi="Times New Roman"/>
-          <w:i/>
-          <w:iCs/>
-          <w:color w:val="000000" w:themeColor="text1"/>
-        </w:rPr>
-        <w:t>Enabling Adoption of TG-263 Standardization of Nomenclature: A Tool to Reduce the Headache.</w:t>
-      </w:r>
-      <w:r>
-        <w:rPr>
-          <w:rFonts w:ascii="Times New Roman" w:hAnsi="Times New Roman"/>
-          <w:color w:val="000000" w:themeColor="text1"/>
-        </w:rPr>
-        <w:t xml:space="preserve"> AAMD Annual Conference 06/2023</w:t>
-      </w:r>
-    </w:p>
-    <w:p>
-      <w:pPr>
-        <w:pStyle w:val="ListParagraph"/>
-        <w:keepNext/>
-        <w:keepLines/>
-        <w:numPr>
-          <w:ilvl w:val="0"/>
-          <w:numId w:val="3"/>
-        </w:numPr>
-        <w:spacing w:after="120"/>
-        <w:rPr>
-          <w:rFonts w:ascii="Times New Roman" w:hAnsi="Times New Roman"/>
-          <w:color w:val="000000" w:themeColor="text1"/>
-        </w:rPr>
-      </w:pPr>
-      <w:r>
-        <w:rPr>
-          <w:rFonts w:ascii="Times New Roman" w:hAnsi="Times New Roman"/>
-          <w:b/>
-          <w:color w:val="000000" w:themeColor="text1"/>
-        </w:rPr>
-        <w:t xml:space="preserve">Anderson B.M, </w:t>
-      </w:r>
-      <w:r>
-        <w:rPr>
-          <w:rFonts w:ascii="Times New Roman" w:hAnsi="Times New Roman"/>
-          <w:bCs/>
-          <w:color w:val="000000" w:themeColor="text1"/>
-        </w:rPr>
-        <w:t xml:space="preserve">Moore K., Bojechko C. </w:t>
-      </w:r>
-      <w:r>
-        <w:rPr>
-          <w:rFonts w:ascii="Times New Roman" w:hAnsi="Times New Roman"/>
+        <w:t xml:space="preserve"> Foster M., Repka M., Karunaker A., Marks L B., Das S., Mazur L. </w:t>
+      </w:r>
+      <w:r>
+        <w:rPr>
+          <w:rFonts w:ascii="Times New Roman" w:hAnsi="Times New Roman" w:cs="Times New Roman"/>
           <w:bCs/>
           <w:i/>
           <w:iCs/>
           <w:color w:val="000000" w:themeColor="text1"/>
         </w:rPr>
-        <w:t>EPIDEEP: Predicting In-Vivo EPID Transit Images – a Deep Learning Approach.</w:t>
-      </w:r>
-      <w:r>
-        <w:rPr>
-          <w:rFonts w:ascii="Times New Roman" w:hAnsi="Times New Roman"/>
-          <w:b/>
+        <w:t>Predicting Elective Nodal Volumes with Deep Learning: A Tool to Facilitate Peer Review.</w:t>
+      </w:r>
+      <w:r>
+        <w:rPr>
+          <w:rFonts w:ascii="Times New Roman" w:hAnsi="Times New Roman" w:cs="Times New Roman"/>
+          <w:bCs/>
+          <w:color w:val="000000" w:themeColor="text1"/>
+        </w:rPr>
+        <w:t xml:space="preserve"> University of North Carolina, Chapel Hill Research Retreat (05/2025)</w:t>
+      </w:r>
+    </w:p>
+    <w:p>
+      <w:pPr>
+        <w:pStyle w:val="ListParagraph"/>
+        <w:numPr>
+          <w:ilvl w:val="0"/>
+          <w:numId w:val="4"/>
+        </w:numPr>
+        <w:spacing w:after="120"/>
+        <w:rPr>
+          <w:rFonts w:ascii="Times New Roman" w:hAnsi="Times New Roman" w:cs="Times New Roman"/>
+          <w:color w:val="000000" w:themeColor="text1"/>
+        </w:rPr>
+      </w:pPr>
+      <w:r>
+        <w:rPr>
+          <w:rFonts w:ascii="Times New Roman" w:hAnsi="Times New Roman" w:cs="Times New Roman"/>
+          <w:b/>
+          <w:color w:val="000000" w:themeColor="text1"/>
+        </w:rPr>
+        <w:t>Anderson B.M,</w:t>
+      </w:r>
+      <w:r>
+        <w:rPr>
+          <w:rFonts w:ascii="Times New Roman" w:hAnsi="Times New Roman" w:cs="Times New Roman"/>
+          <w:bCs/>
+          <w:color w:val="000000" w:themeColor="text1"/>
+        </w:rPr>
+        <w:t xml:space="preserve"> Fried D, Hawkins M, Das S, Repka M, Shen C, Cen X </w:t>
+      </w:r>
+      <w:r>
+        <w:rPr>
+          <w:rFonts w:ascii="Times New Roman" w:hAnsi="Times New Roman" w:cs="Times New Roman"/>
+          <w:i/>
+          <w:color w:val="000000" w:themeColor="text1"/>
+        </w:rPr>
+        <w:t>Simple Method for Functional Sparing of Parotid Glands in Head and Neck IMRT: Small Volume, Big Change.</w:t>
+      </w:r>
+      <w:r>
+        <w:rPr>
+          <w:rFonts w:ascii="Times New Roman" w:hAnsi="Times New Roman" w:cs="Times New Roman"/>
+          <w:color w:val="000000" w:themeColor="text1"/>
+        </w:rPr>
+        <w:t xml:space="preserve"> ASTRO 09/2024</w:t>
+      </w:r>
+    </w:p>
+    <w:p>
+      <w:pPr>
+        <w:pStyle w:val="ListParagraph"/>
+        <w:numPr>
+          <w:ilvl w:val="0"/>
+          <w:numId w:val="4"/>
+        </w:numPr>
+        <w:spacing w:after="120"/>
+        <w:rPr>
+          <w:rFonts w:ascii="Times New Roman" w:hAnsi="Times New Roman" w:cs="Times New Roman"/>
+          <w:color w:val="000000" w:themeColor="text1"/>
+        </w:rPr>
+      </w:pPr>
+      <w:r>
+        <w:rPr>
+          <w:rFonts w:ascii="Times New Roman" w:hAnsi="Times New Roman" w:cs="Times New Roman"/>
+          <w:b/>
+          <w:color w:val="000000" w:themeColor="text1"/>
+        </w:rPr>
+        <w:t>Anderson B.M,</w:t>
+      </w:r>
+      <w:r>
+        <w:rPr>
+          <w:rFonts w:ascii="Times New Roman" w:hAnsi="Times New Roman" w:cs="Times New Roman"/>
+          <w:bCs/>
+          <w:color w:val="000000" w:themeColor="text1"/>
+        </w:rPr>
+        <w:t xml:space="preserve"> Baughan N, Marks L, Chen S, Yanagihara T, Das S</w:t>
+      </w:r>
+      <w:r>
+        <w:rPr>
+          <w:rFonts w:ascii="Times New Roman" w:hAnsi="Times New Roman" w:cs="Times New Roman"/>
           <w:color w:val="000000" w:themeColor="text1"/>
         </w:rPr>
         <w:t xml:space="preserve"> </w:t>
       </w:r>
       <w:r>
         <w:rPr>
-          <w:rFonts w:ascii="Times New Roman" w:hAnsi="Times New Roman"/>
-          <w:color w:val="000000" w:themeColor="text1"/>
-        </w:rPr>
-        <w:t xml:space="preserve"> AAPM Annual Conference 07/2022</w:t>
-      </w:r>
-    </w:p>
-    <w:p>
-      <w:pPr>
-        <w:pStyle w:val="ListParagraph"/>
-        <w:keepNext/>
-        <w:keepLines/>
-        <w:numPr>
-          <w:ilvl w:val="0"/>
-          <w:numId w:val="3"/>
+          <w:rFonts w:ascii="Times New Roman" w:hAnsi="Times New Roman" w:cs="Times New Roman"/>
+          <w:i/>
+          <w:color w:val="000000" w:themeColor="text1"/>
+        </w:rPr>
+        <w:t>Unlocking Insights: A Python-Based RayStation Data Mining Tool.</w:t>
+      </w:r>
+      <w:r>
+        <w:rPr>
+          <w:rFonts w:ascii="Times New Roman" w:hAnsi="Times New Roman" w:cs="Times New Roman"/>
+          <w:color w:val="000000" w:themeColor="text1"/>
+        </w:rPr>
+        <w:t xml:space="preserve"> AAPM 07/2024</w:t>
+      </w:r>
+    </w:p>
+    <w:p>
+      <w:pPr>
+        <w:pStyle w:val="ListParagraph"/>
+        <w:numPr>
+          <w:ilvl w:val="0"/>
+          <w:numId w:val="4"/>
         </w:numPr>
         <w:spacing w:after="120"/>
         <w:rPr>
-          <w:rFonts w:ascii="Times New Roman" w:eastAsia="Times New Roman" w:hAnsi="Times New Roman" w:cs="Times New Roman"/>
-          <w:color w:val="000000" w:themeColor="text1"/>
-          <w:shd w:val="clear" w:color="auto" w:fill="FFFFFF"/>
-        </w:rPr>
-      </w:pPr>
-      <w:r>
-        <w:rPr>
-          <w:rFonts w:ascii="Times New Roman" w:eastAsia="Times New Roman" w:hAnsi="Times New Roman" w:cs="Times New Roman"/>
-          <w:b/>
-          <w:color w:val="000000" w:themeColor="text1"/>
-          <w:shd w:val="clear" w:color="auto" w:fill="FFFFFF"/>
+          <w:rFonts w:ascii="Times New Roman" w:hAnsi="Times New Roman" w:cs="Times New Roman"/>
+          <w:color w:val="000000" w:themeColor="text1"/>
+        </w:rPr>
+      </w:pPr>
+      <w:r>
+        <w:rPr>
+          <w:rFonts w:ascii="Times New Roman" w:hAnsi="Times New Roman" w:cs="Times New Roman"/>
+          <w:b/>
+          <w:color w:val="000000" w:themeColor="text1"/>
+        </w:rPr>
+        <w:t>Anderson B.M,</w:t>
+      </w:r>
+      <w:r>
+        <w:rPr>
+          <w:rFonts w:ascii="Times New Roman" w:hAnsi="Times New Roman" w:cs="Times New Roman"/>
+          <w:bCs/>
+          <w:color w:val="000000" w:themeColor="text1"/>
+        </w:rPr>
+        <w:t xml:space="preserve"> Das S, Fried D, Dong F, Morse R, Shen C, Repka M, Chen S.</w:t>
+      </w:r>
+      <w:r>
+        <w:rPr>
+          <w:rFonts w:ascii="Times New Roman" w:hAnsi="Times New Roman" w:cs="Times New Roman"/>
+          <w:color w:val="000000" w:themeColor="text1"/>
+        </w:rPr>
+        <w:t xml:space="preserve"> </w:t>
+      </w:r>
+      <w:r>
+        <w:rPr>
+          <w:rFonts w:ascii="Times New Roman" w:hAnsi="Times New Roman" w:cs="Times New Roman"/>
+          <w:i/>
+          <w:color w:val="000000" w:themeColor="text1"/>
+        </w:rPr>
+        <w:t>Predicting Dysphagia in Head and Neck Radiation Therapy with Deep Learning</w:t>
+      </w:r>
+      <w:r>
+        <w:rPr>
+          <w:rFonts w:ascii="Times New Roman" w:hAnsi="Times New Roman" w:cs="Times New Roman"/>
+          <w:color w:val="000000" w:themeColor="text1"/>
+        </w:rPr>
+        <w:t>. AAPM 07/2024</w:t>
+      </w:r>
+    </w:p>
+    <w:p>
+      <w:pPr>
+        <w:pStyle w:val="ListParagraph"/>
+        <w:numPr>
+          <w:ilvl w:val="0"/>
+          <w:numId w:val="4"/>
+        </w:numPr>
+        <w:spacing w:after="120"/>
+        <w:rPr>
+          <w:rFonts w:ascii="Times New Roman" w:hAnsi="Times New Roman" w:cs="Times New Roman"/>
+          <w:color w:val="000000" w:themeColor="text1"/>
+        </w:rPr>
+      </w:pPr>
+      <w:r>
+        <w:rPr>
+          <w:rFonts w:ascii="Times New Roman" w:hAnsi="Times New Roman" w:cs="Times New Roman"/>
+          <w:b/>
+          <w:color w:val="000000" w:themeColor="text1"/>
+        </w:rPr>
+        <w:t>Anderson B.M,</w:t>
+      </w:r>
+      <w:r>
+        <w:rPr>
+          <w:rFonts w:ascii="Times New Roman" w:hAnsi="Times New Roman" w:cs="Times New Roman"/>
+          <w:color w:val="000000" w:themeColor="text1"/>
+        </w:rPr>
+        <w:t xml:space="preserve"> </w:t>
+      </w:r>
+      <w:r>
+        <w:rPr>
+          <w:rFonts w:ascii="Times New Roman" w:hAnsi="Times New Roman" w:cs="Times New Roman"/>
+          <w:i/>
+          <w:color w:val="000000" w:themeColor="text1"/>
+        </w:rPr>
+        <w:t>Quick Guide to Setting Up GitHub and Jupyter Notebook</w:t>
+      </w:r>
+      <w:r>
+        <w:rPr>
+          <w:rFonts w:ascii="Times New Roman" w:hAnsi="Times New Roman" w:cs="Times New Roman"/>
+          <w:color w:val="000000" w:themeColor="text1"/>
+        </w:rPr>
+        <w:t>. AAPM Practical Big Data Workshop. Virtual. 09/2021</w:t>
+      </w:r>
+    </w:p>
+    <w:p>
+      <w:pPr>
+        <w:pStyle w:val="ListParagraph"/>
+        <w:numPr>
+          <w:ilvl w:val="0"/>
+          <w:numId w:val="4"/>
+        </w:numPr>
+        <w:spacing w:after="120"/>
+        <w:rPr>
+          <w:rFonts w:ascii="Times New Roman" w:hAnsi="Times New Roman" w:cs="Times New Roman"/>
+          <w:color w:val="000000" w:themeColor="text1"/>
+        </w:rPr>
+      </w:pPr>
+      <w:r>
+        <w:rPr>
+          <w:rFonts w:ascii="Times New Roman" w:hAnsi="Times New Roman" w:cs="Times New Roman"/>
+          <w:b/>
+          <w:color w:val="000000" w:themeColor="text1"/>
+        </w:rPr>
+        <w:t>Anderson B.M,</w:t>
+      </w:r>
+      <w:r>
+        <w:rPr>
+          <w:rFonts w:ascii="Times New Roman" w:hAnsi="Times New Roman" w:cs="Times New Roman"/>
+          <w:color w:val="000000" w:themeColor="text1"/>
+        </w:rPr>
+        <w:t xml:space="preserve"> </w:t>
+      </w:r>
+      <w:r>
+        <w:rPr>
+          <w:rFonts w:ascii="Times New Roman" w:hAnsi="Times New Roman" w:cs="Times New Roman"/>
+          <w:i/>
+          <w:color w:val="000000" w:themeColor="text1"/>
+        </w:rPr>
+        <w:t>Setting up the pipeline of data to TensorFlow .tfrecords</w:t>
+      </w:r>
+      <w:r>
+        <w:rPr>
+          <w:rFonts w:ascii="Times New Roman" w:hAnsi="Times New Roman" w:cs="Times New Roman"/>
+          <w:color w:val="000000" w:themeColor="text1"/>
+        </w:rPr>
+        <w:t>. AAPM Practical Big Data Workshop. Virtual. 09/2021</w:t>
+      </w:r>
+    </w:p>
+    <w:p>
+      <w:pPr>
+        <w:pStyle w:val="ListParagraph"/>
+        <w:numPr>
+          <w:ilvl w:val="0"/>
+          <w:numId w:val="4"/>
+        </w:numPr>
+        <w:spacing w:after="120"/>
+        <w:rPr>
+          <w:rFonts w:ascii="Times New Roman" w:hAnsi="Times New Roman" w:cs="Times New Roman"/>
+          <w:color w:val="000000" w:themeColor="text1"/>
+        </w:rPr>
+      </w:pPr>
+      <w:r>
+        <w:rPr>
+          <w:rFonts w:ascii="Times New Roman" w:hAnsi="Times New Roman" w:cs="Times New Roman"/>
+          <w:b/>
+          <w:color w:val="000000" w:themeColor="text1"/>
         </w:rPr>
         <w:t>Anderson B.M</w:t>
       </w:r>
       <w:r>
         <w:rPr>
-          <w:rFonts w:ascii="Times New Roman" w:eastAsia="Times New Roman" w:hAnsi="Times New Roman" w:cs="Times New Roman"/>
-          <w:color w:val="000000" w:themeColor="text1"/>
-          <w:shd w:val="clear" w:color="auto" w:fill="FFFFFF"/>
-        </w:rPr>
-        <w:t xml:space="preserve">, Rigaud B., Lin YM, Cazoulat G., Koay E., Jones AK., Odisio B, Brock KK </w:t>
-      </w:r>
-      <w:r>
-        <w:rPr>
-          <w:rFonts w:ascii="Times New Roman" w:eastAsia="Times New Roman" w:hAnsi="Times New Roman" w:cs="Times New Roman"/>
+          <w:rFonts w:ascii="Times New Roman" w:hAnsi="Times New Roman" w:cs="Times New Roman"/>
+          <w:color w:val="000000" w:themeColor="text1"/>
+        </w:rPr>
+        <w:t xml:space="preserve">, Ethan Lin, Cazoulat G., Gupta S., Odisio B., Brock KK. </w:t>
+      </w:r>
+      <w:r>
+        <w:rPr>
+          <w:rFonts w:ascii="Times New Roman" w:hAnsi="Times New Roman" w:cs="Times New Roman"/>
           <w:i/>
           <w:color w:val="000000" w:themeColor="text1"/>
-          <w:shd w:val="clear" w:color="auto" w:fill="FFFFFF"/>
-        </w:rPr>
-        <w:t xml:space="preserve">Deep Learning for Near Real-Time Image-Guided Focal Ablation. </w:t>
-      </w:r>
-      <w:r>
-        <w:rPr>
-          <w:rFonts w:ascii="Times New Roman" w:eastAsia="Times New Roman" w:hAnsi="Times New Roman" w:cs="Times New Roman"/>
-          <w:color w:val="000000" w:themeColor="text1"/>
-          <w:shd w:val="clear" w:color="auto" w:fill="FFFFFF"/>
-        </w:rPr>
-        <w:t>AAPM Annual Conference. Virtual. 07/2021.</w:t>
-      </w:r>
-    </w:p>
-    <w:p>
-      <w:pPr>
-        <w:pStyle w:val="ListParagraph"/>
-        <w:keepNext/>
-        <w:keepLines/>
-        <w:numPr>
-          <w:ilvl w:val="0"/>
-          <w:numId w:val="3"/>
+        </w:rPr>
+        <w:t xml:space="preserve">Improving Colorectal Metastases Treatment: Neural Networks and Biomechanical Models. </w:t>
+      </w:r>
+      <w:r>
+        <w:rPr>
+          <w:rFonts w:ascii="Times New Roman" w:hAnsi="Times New Roman" w:cs="Times New Roman"/>
+          <w:color w:val="000000" w:themeColor="text1"/>
+        </w:rPr>
+        <w:t>AAPM Annual Conference. Nashville, TN. 07/2018</w:t>
+      </w:r>
+    </w:p>
+    <w:p>
+      <w:pPr>
+        <w:pStyle w:val="ListParagraph"/>
+        <w:numPr>
+          <w:ilvl w:val="0"/>
+          <w:numId w:val="4"/>
         </w:numPr>
         <w:spacing w:after="120"/>
         <w:rPr>
-          <w:rFonts w:ascii="Times New Roman" w:eastAsia="Times New Roman" w:hAnsi="Times New Roman" w:cs="Times New Roman"/>
-          <w:color w:val="000000" w:themeColor="text1"/>
-          <w:shd w:val="clear" w:color="auto" w:fill="FFFFFF"/>
-        </w:rPr>
-      </w:pPr>
-      <w:r>
-        <w:rPr>
-          <w:rFonts w:ascii="Times New Roman" w:hAnsi="Times New Roman"/>
-          <w:b/>
-          <w:color w:val="000000" w:themeColor="text1"/>
-          <w:shd w:val="clear" w:color="auto" w:fill="FFFFFF"/>
+          <w:rFonts w:ascii="Times New Roman" w:hAnsi="Times New Roman" w:cs="Times New Roman"/>
+          <w:color w:val="000000" w:themeColor="text1"/>
+        </w:rPr>
+      </w:pPr>
+      <w:r>
+        <w:rPr>
+          <w:rFonts w:ascii="Times New Roman" w:hAnsi="Times New Roman" w:cs="Times New Roman"/>
+          <w:b/>
+          <w:color w:val="000000" w:themeColor="text1"/>
         </w:rPr>
         <w:t>Anderson B.M</w:t>
       </w:r>
       <w:r>
         <w:rPr>
-          <w:rFonts w:ascii="Times New Roman" w:hAnsi="Times New Roman"/>
-          <w:color w:val="000000" w:themeColor="text1"/>
-          <w:shd w:val="clear" w:color="auto" w:fill="FFFFFF"/>
-        </w:rPr>
-        <w:t xml:space="preserve">, McCulloch M., Kirimli E., Lin YM., Rigaud B., Lin E., TranCao H., Qayyum, Koay E., Odisio B., Brock KK </w:t>
-      </w:r>
-      <w:r>
-        <w:rPr>
-          <w:rFonts w:ascii="Times New Roman" w:hAnsi="Times New Roman"/>
+          <w:rFonts w:ascii="Times New Roman" w:hAnsi="Times New Roman" w:cs="Times New Roman"/>
+          <w:color w:val="000000" w:themeColor="text1"/>
+        </w:rPr>
+        <w:t xml:space="preserve">, Lin E., et al. </w:t>
+      </w:r>
+      <w:r>
+        <w:rPr>
+          <w:rFonts w:ascii="Times New Roman" w:hAnsi="Times New Roman" w:cs="Times New Roman"/>
           <w:i/>
           <w:color w:val="000000" w:themeColor="text1"/>
-          <w:shd w:val="clear" w:color="auto" w:fill="FFFFFF"/>
-        </w:rPr>
-        <w:t xml:space="preserve">Closing the Variability Gaps on Liver Surgery: Deep Segmentation of Disease and Lobes. </w:t>
-      </w:r>
-      <w:r>
-        <w:rPr>
-          <w:rFonts w:ascii="Times New Roman" w:hAnsi="Times New Roman"/>
-          <w:color w:val="000000" w:themeColor="text1"/>
-          <w:shd w:val="clear" w:color="auto" w:fill="FFFFFF"/>
-        </w:rPr>
-        <w:t>AAPM Annual Conference. (Virtual) Vancouver, Canada. 07/2020.</w:t>
-      </w:r>
-    </w:p>
-    <w:p>
-      <w:pPr>
-        <w:pStyle w:val="ListParagraph"/>
-        <w:keepNext/>
-        <w:keepLines/>
-        <w:numPr>
-          <w:ilvl w:val="0"/>
-          <w:numId w:val="3"/>
-        </w:numPr>
+        </w:rPr>
+        <w:t xml:space="preserve">Improvement of liver ablation treatment for Colorectal Liver Metastases (CLM). </w:t>
+      </w:r>
+      <w:r>
+        <w:rPr>
+          <w:rFonts w:ascii="Times New Roman" w:hAnsi="Times New Roman" w:cs="Times New Roman"/>
+          <w:color w:val="000000" w:themeColor="text1"/>
+        </w:rPr>
+        <w:t>SPIE Annual Conference. Houston, TX. 02/2017</w:t>
+      </w:r>
+    </w:p>
+    <w:p>
+      <w:pPr>
         <w:spacing w:after="120"/>
-        <w:rPr>
-          <w:rFonts w:ascii="Times New Roman" w:hAnsi="Times New Roman" w:cs="Times New Roman"/>
-          <w:color w:val="000000" w:themeColor="text1"/>
-          <w:shd w:val="clear" w:color="auto" w:fill="FFFFFF"/>
-        </w:rPr>
-      </w:pPr>
-      <w:r>
-        <w:rPr>
-          <w:rFonts w:ascii="Times New Roman" w:hAnsi="Times New Roman" w:cs="Times New Roman"/>
-          <w:b/>
-          <w:color w:val="000000" w:themeColor="text1"/>
-          <w:shd w:val="clear" w:color="auto" w:fill="FFFFFF"/>
-        </w:rPr>
-        <w:t>Anderson B.M</w:t>
-      </w:r>
-      <w:r>
-        <w:rPr>
-          <w:rFonts w:ascii="Times New Roman" w:hAnsi="Times New Roman" w:cs="Times New Roman"/>
-          <w:color w:val="000000" w:themeColor="text1"/>
-          <w:shd w:val="clear" w:color="auto" w:fill="FFFFFF"/>
-        </w:rPr>
-        <w:t xml:space="preserve">, Cazoulat G., Lin E., Odisio B., Brock KK. </w:t>
-      </w:r>
-      <w:r>
-        <w:rPr>
-          <w:rFonts w:ascii="Times New Roman" w:hAnsi="Times New Roman" w:cs="Times New Roman"/>
-          <w:i/>
-          <w:color w:val="000000" w:themeColor="text1"/>
-          <w:shd w:val="clear" w:color="auto" w:fill="FFFFFF"/>
-        </w:rPr>
-        <w:t xml:space="preserve">Deep Learning for Rapid Deformable Image Registration of Liver CT Scans. </w:t>
-      </w:r>
-      <w:r>
-        <w:rPr>
-          <w:rFonts w:ascii="Times New Roman" w:hAnsi="Times New Roman" w:cs="Times New Roman"/>
-          <w:color w:val="000000" w:themeColor="text1"/>
-          <w:shd w:val="clear" w:color="auto" w:fill="FFFFFF"/>
-        </w:rPr>
-        <w:t>AAPM Annual Conference. San Antonio, TX. 07/2019.</w:t>
-      </w:r>
-    </w:p>
-    <w:p>
-      <w:pPr>
-        <w:pStyle w:val="ListParagraph"/>
-        <w:keepNext/>
-        <w:keepLines/>
-        <w:numPr>
-          <w:ilvl w:val="0"/>
-          <w:numId w:val="3"/>
-        </w:numPr>
-        <w:spacing w:after="120"/>
-        <w:rPr>
-          <w:rFonts w:ascii="Times New Roman" w:hAnsi="Times New Roman"/>
-          <w:color w:val="000000" w:themeColor="text1"/>
-          <w:shd w:val="clear" w:color="auto" w:fill="FFFFFF"/>
-        </w:rPr>
-      </w:pPr>
-      <w:r>
-        <w:rPr>
-          <w:rFonts w:ascii="Times New Roman" w:hAnsi="Times New Roman"/>
-          <w:b/>
-          <w:color w:val="000000" w:themeColor="text1"/>
-          <w:shd w:val="clear" w:color="auto" w:fill="FFFFFF"/>
-        </w:rPr>
-        <w:t>Anderson B.M</w:t>
-      </w:r>
-      <w:r>
-        <w:rPr>
-          <w:rFonts w:ascii="Times New Roman" w:hAnsi="Times New Roman"/>
-          <w:color w:val="000000" w:themeColor="text1"/>
-          <w:shd w:val="clear" w:color="auto" w:fill="FFFFFF"/>
-        </w:rPr>
-        <w:t xml:space="preserve">, Lin E., Koay E., Brock KK, Odisio B. </w:t>
-      </w:r>
-      <w:r>
-        <w:rPr>
-          <w:rFonts w:ascii="Times New Roman" w:hAnsi="Times New Roman"/>
-          <w:i/>
-          <w:color w:val="000000" w:themeColor="text1"/>
-          <w:shd w:val="clear" w:color="auto" w:fill="FFFFFF"/>
-        </w:rPr>
-        <w:t xml:space="preserve">Improving Colorectal Liver Metastasis Treatments with Biomechanical Modeling and Deep Learning. </w:t>
-      </w:r>
-      <w:r>
-        <w:rPr>
-          <w:rFonts w:ascii="Times New Roman" w:hAnsi="Times New Roman"/>
-          <w:color w:val="000000" w:themeColor="text1"/>
-          <w:shd w:val="clear" w:color="auto" w:fill="FFFFFF"/>
-        </w:rPr>
-        <w:t>SIR Annual Conference. Austin, TX. 03/2019.</w:t>
-      </w:r>
-    </w:p>
-    <w:p>
-      <w:pPr>
-        <w:pStyle w:val="ListParagraph"/>
-        <w:keepNext/>
-        <w:keepLines/>
-        <w:numPr>
-          <w:ilvl w:val="0"/>
-          <w:numId w:val="3"/>
-        </w:numPr>
-        <w:spacing w:after="120"/>
-        <w:rPr>
-          <w:rFonts w:ascii="Times New Roman" w:hAnsi="Times New Roman"/>
-          <w:color w:val="000000" w:themeColor="text1"/>
-          <w:shd w:val="clear" w:color="auto" w:fill="FFFFFF"/>
-        </w:rPr>
-      </w:pPr>
-      <w:r>
-        <w:rPr>
-          <w:rFonts w:ascii="Times New Roman" w:hAnsi="Times New Roman"/>
-          <w:b/>
-          <w:color w:val="000000" w:themeColor="text1"/>
-          <w:shd w:val="clear" w:color="auto" w:fill="FFFFFF"/>
-        </w:rPr>
-        <w:t>Anderson B.M</w:t>
-      </w:r>
-      <w:r>
-        <w:rPr>
-          <w:rFonts w:ascii="Times New Roman" w:hAnsi="Times New Roman"/>
-          <w:color w:val="000000" w:themeColor="text1"/>
-          <w:shd w:val="clear" w:color="auto" w:fill="FFFFFF"/>
-        </w:rPr>
-        <w:t xml:space="preserve">, Lin E., Cardenas C., Koay E., Odisio B., Brock KK. </w:t>
-      </w:r>
-      <w:r>
-        <w:rPr>
-          <w:rFonts w:ascii="Times New Roman" w:hAnsi="Times New Roman"/>
-          <w:i/>
-          <w:color w:val="000000" w:themeColor="text1"/>
-          <w:shd w:val="clear" w:color="auto" w:fill="FFFFFF"/>
-        </w:rPr>
-        <w:t>Automated Contouring of Contrast and Non-Contrast CT Liver Images with Fully Convolutional Neural Networks.</w:t>
-      </w:r>
-      <w:r>
-        <w:rPr>
-          <w:rFonts w:ascii="Times New Roman" w:hAnsi="Times New Roman"/>
-          <w:color w:val="000000" w:themeColor="text1"/>
-          <w:shd w:val="clear" w:color="auto" w:fill="FFFFFF"/>
-        </w:rPr>
-        <w:t xml:space="preserve"> ASTRO Annual Conference. San Antonio, TX. 10/2018</w:t>
-      </w:r>
-    </w:p>
-    <w:p>
-      <w:pPr>
-        <w:pStyle w:val="ListParagraph"/>
-        <w:keepNext/>
-        <w:keepLines/>
-        <w:numPr>
-          <w:ilvl w:val="0"/>
-          <w:numId w:val="3"/>
-        </w:numPr>
-        <w:spacing w:after="120"/>
-        <w:rPr>
-          <w:rFonts w:ascii="Times New Roman" w:hAnsi="Times New Roman" w:cs="Times New Roman"/>
-          <w:color w:val="000000" w:themeColor="text1"/>
-        </w:rPr>
-      </w:pPr>
-      <w:r>
-        <w:rPr>
-          <w:rFonts w:ascii="Times New Roman" w:hAnsi="Times New Roman"/>
-          <w:color w:val="000000" w:themeColor="text1"/>
-        </w:rPr>
-        <w:t xml:space="preserve">Cardenas C, </w:t>
-      </w:r>
-      <w:r>
-        <w:rPr>
-          <w:rFonts w:ascii="Times New Roman" w:hAnsi="Times New Roman"/>
-          <w:b/>
-          <w:color w:val="000000" w:themeColor="text1"/>
-        </w:rPr>
-        <w:t>Anderson B.M</w:t>
-      </w:r>
-      <w:r>
-        <w:rPr>
-          <w:rFonts w:ascii="Times New Roman" w:hAnsi="Times New Roman"/>
-          <w:color w:val="000000" w:themeColor="text1"/>
-        </w:rPr>
-        <w:t xml:space="preserve">, Zhang L., Jhingran A., Simonds H., Yang J., Brock Kk., Klopp A., Beadle B., Court L., Kisling K. </w:t>
-      </w:r>
-      <w:r>
-        <w:rPr>
-          <w:rFonts w:ascii="Times New Roman" w:hAnsi="Times New Roman"/>
-          <w:i/>
-          <w:color w:val="000000" w:themeColor="text1"/>
-        </w:rPr>
-        <w:t xml:space="preserve">A Comparison of Two Deep Learning Architectures to Automatically Define Patient-Specific Beam Apertures. </w:t>
-      </w:r>
-      <w:r>
-        <w:rPr>
-          <w:rFonts w:ascii="Times New Roman" w:hAnsi="Times New Roman" w:cs="Times New Roman"/>
-          <w:color w:val="000000" w:themeColor="text1"/>
-        </w:rPr>
-        <w:t>AAPM Annual Conference. Nashville, TN. 07/2018</w:t>
-      </w:r>
-    </w:p>
-    <w:p>
-      <w:pPr>
-        <w:pStyle w:val="ListParagraph"/>
-        <w:keepNext/>
-        <w:keepLines/>
-        <w:numPr>
-          <w:ilvl w:val="0"/>
-          <w:numId w:val="3"/>
-        </w:numPr>
-        <w:spacing w:after="120"/>
-        <w:rPr>
-          <w:rFonts w:ascii="Times New Roman" w:hAnsi="Times New Roman" w:cs="Times New Roman"/>
-          <w:color w:val="000000" w:themeColor="text1"/>
-        </w:rPr>
-      </w:pPr>
-      <w:r>
-        <w:rPr>
-          <w:rFonts w:ascii="Times New Roman" w:hAnsi="Times New Roman"/>
-          <w:b/>
-          <w:color w:val="000000" w:themeColor="text1"/>
-        </w:rPr>
-        <w:t>Anderson B.M,</w:t>
-      </w:r>
-      <w:r>
-        <w:rPr>
-          <w:rFonts w:ascii="Times New Roman" w:hAnsi="Times New Roman"/>
-          <w:color w:val="000000" w:themeColor="text1"/>
-        </w:rPr>
-        <w:t xml:space="preserve"> Cardenas C, Elgohari B., Volpe S., Pei Y., Mohamed A., Elhalawani H., Chung C., Fuller C., Brock KK. </w:t>
-      </w:r>
-      <w:r>
-        <w:rPr>
-          <w:rFonts w:ascii="Times New Roman" w:hAnsi="Times New Roman"/>
-          <w:i/>
-          <w:color w:val="000000" w:themeColor="text1"/>
-        </w:rPr>
-        <w:t xml:space="preserve">Deep Learning for Head and Neck Segmentation in MR: A Tool for the MR-Guided Radiotherapy. </w:t>
-      </w:r>
-      <w:r>
-        <w:rPr>
-          <w:rFonts w:ascii="Times New Roman" w:hAnsi="Times New Roman" w:cs="Times New Roman"/>
-          <w:color w:val="000000" w:themeColor="text1"/>
-        </w:rPr>
-        <w:t>AAPM Annual Conference. Nashville, TN. 07/2018</w:t>
-      </w:r>
-    </w:p>
-    <w:p>
-      <w:pPr>
-        <w:pStyle w:val="ListParagraph"/>
-        <w:keepNext/>
-        <w:keepLines/>
-        <w:numPr>
-          <w:ilvl w:val="0"/>
-          <w:numId w:val="3"/>
-        </w:numPr>
-        <w:spacing w:after="120"/>
-        <w:rPr>
-          <w:rFonts w:ascii="Times New Roman" w:hAnsi="Times New Roman"/>
-          <w:color w:val="000000" w:themeColor="text1"/>
-        </w:rPr>
-      </w:pPr>
-      <w:r>
-        <w:rPr>
-          <w:rFonts w:ascii="Times New Roman" w:hAnsi="Times New Roman"/>
-          <w:b/>
-          <w:color w:val="000000" w:themeColor="text1"/>
-        </w:rPr>
-        <w:t xml:space="preserve">Anderson B.M, Lin E., </w:t>
-      </w:r>
-      <w:r>
-        <w:rPr>
-          <w:rFonts w:ascii="Times New Roman" w:hAnsi="Times New Roman"/>
-          <w:color w:val="000000" w:themeColor="text1"/>
-        </w:rPr>
-        <w:t>et al.</w:t>
-      </w:r>
-      <w:r>
-        <w:t xml:space="preserve"> </w:t>
-      </w:r>
-      <w:r>
-        <w:rPr>
-          <w:rFonts w:ascii="Times New Roman" w:hAnsi="Times New Roman"/>
-          <w:i/>
-          <w:color w:val="000000" w:themeColor="text1"/>
-        </w:rPr>
-        <w:t>Deep Learning and Biomechanical Models for Improving Treatment of Colorectal Liver Metastases</w:t>
-      </w:r>
-      <w:r>
-        <w:rPr>
-          <w:rFonts w:ascii="Times New Roman" w:hAnsi="Times New Roman"/>
-          <w:color w:val="000000" w:themeColor="text1"/>
-        </w:rPr>
-        <w:t xml:space="preserve">. SWAAPM Annual Conference. Houston, TX 04/2018</w:t>
-      </w:r>
-    </w:p>
-    <w:p>
-      <w:pPr>
-        <w:pStyle w:val="ListParagraph"/>
-        <w:keepNext/>
-        <w:keepLines/>
-        <w:numPr>
-          <w:ilvl w:val="0"/>
-          <w:numId w:val="3"/>
-        </w:numPr>
-        <w:spacing w:after="120"/>
-        <w:rPr>
-          <w:rFonts w:ascii="Times New Roman" w:hAnsi="Times New Roman"/>
-          <w:color w:val="000000" w:themeColor="text1"/>
-          <w:shd w:val="clear" w:color="auto" w:fill="FFFFFF"/>
-        </w:rPr>
-      </w:pPr>
-      <w:r>
-        <w:rPr>
-          <w:rFonts w:ascii="Times New Roman" w:hAnsi="Times New Roman"/>
-          <w:b/>
-          <w:color w:val="000000" w:themeColor="text1"/>
-          <w:shd w:val="clear" w:color="auto" w:fill="FFFFFF"/>
-        </w:rPr>
-        <w:t>Anderson B.M</w:t>
-      </w:r>
-      <w:r>
-        <w:rPr>
-          <w:rFonts w:ascii="Times New Roman" w:hAnsi="Times New Roman"/>
-          <w:color w:val="000000" w:themeColor="text1"/>
-          <w:shd w:val="clear" w:color="auto" w:fill="FFFFFF"/>
-        </w:rPr>
-        <w:t xml:space="preserve">, Lin E. Cazoulat G., Gupta S., Koay EJ., Odisio B., Brock KK. </w:t>
-      </w:r>
-      <w:r>
-        <w:rPr>
-          <w:rFonts w:ascii="Times New Roman" w:hAnsi="Times New Roman"/>
-          <w:i/>
-          <w:color w:val="000000" w:themeColor="text1"/>
-          <w:shd w:val="clear" w:color="auto" w:fill="FFFFFF"/>
-        </w:rPr>
-        <w:t xml:space="preserve">Improvement of liver ablation for Colorectal Liver Metastases. </w:t>
-      </w:r>
-      <w:r>
-        <w:rPr>
-          <w:rFonts w:ascii="Times New Roman" w:hAnsi="Times New Roman"/>
-          <w:color w:val="000000" w:themeColor="text1"/>
-          <w:shd w:val="clear" w:color="auto" w:fill="FFFFFF"/>
-        </w:rPr>
-        <w:t>MDA Cancer Imaging and Intervention Conference. Houston, TX 04/2018</w:t>
-      </w:r>
-    </w:p>
-    <w:p>
-      <w:pPr>
-        <w:pStyle w:val="ListParagraph"/>
-        <w:keepNext/>
-        <w:keepLines/>
-        <w:numPr>
-          <w:ilvl w:val="0"/>
-          <w:numId w:val="3"/>
-        </w:numPr>
-        <w:spacing w:after="120"/>
-        <w:rPr>
-          <w:rFonts w:ascii="Times New Roman" w:hAnsi="Times New Roman" w:cs="Times New Roman"/>
-          <w:color w:val="000000" w:themeColor="text1"/>
-          <w:shd w:val="clear" w:color="auto" w:fill="FFFFFF"/>
-        </w:rPr>
-      </w:pPr>
-      <w:r>
-        <w:rPr>
-          <w:rFonts w:ascii="Times New Roman" w:hAnsi="Times New Roman" w:cs="Times New Roman"/>
-          <w:b/>
-          <w:color w:val="000000" w:themeColor="text1"/>
-          <w:shd w:val="clear" w:color="auto" w:fill="FFFFFF"/>
-        </w:rPr>
-        <w:t>Anderson B.M</w:t>
-      </w:r>
-      <w:r>
-        <w:rPr>
-          <w:rFonts w:ascii="Times New Roman" w:hAnsi="Times New Roman" w:cs="Times New Roman"/>
-          <w:color w:val="000000" w:themeColor="text1"/>
-          <w:shd w:val="clear" w:color="auto" w:fill="FFFFFF"/>
-        </w:rPr>
-        <w:t xml:space="preserve">, Cardenas, C. E, Klopp A., Kry S., Johnson J., Ho J., Rao A., Yang J., Cressman E., Court L. </w:t>
-      </w:r>
-      <w:r>
-        <w:rPr>
-          <w:rFonts w:ascii="Times New Roman" w:hAnsi="Times New Roman" w:cs="Times New Roman"/>
-          <w:i/>
-          <w:color w:val="000000" w:themeColor="text1"/>
-          <w:shd w:val="clear" w:color="auto" w:fill="FFFFFF"/>
-        </w:rPr>
-        <w:t>Computer-Aided Detection of Pathologically Enlarged Lymph Nodes of Non-Contrast CT in Cervical Cancer Patients for Low-Resource Settings.</w:t>
-      </w:r>
-      <w:r>
-        <w:rPr>
-          <w:rFonts w:ascii="Times New Roman" w:hAnsi="Times New Roman" w:cs="Times New Roman"/>
-          <w:color w:val="000000" w:themeColor="text1"/>
-          <w:shd w:val="clear" w:color="auto" w:fill="FFFFFF"/>
-        </w:rPr>
-        <w:t xml:space="preserve"> </w:t>
-      </w:r>
-      <w:r>
-        <w:rPr>
-          <w:rFonts w:ascii="Times New Roman" w:hAnsi="Times New Roman" w:cs="Times New Roman"/>
-          <w:iCs/>
-          <w:color w:val="000000" w:themeColor="text1"/>
-          <w:shd w:val="clear" w:color="auto" w:fill="FFFFFF"/>
-        </w:rPr>
-        <w:t xml:space="preserve"> AAPM Annual Conference. Denver, CO. 07/2017</w:t>
-      </w:r>
-      <w:r>
-        <w:rPr>
-          <w:rFonts w:ascii="Times New Roman" w:hAnsi="Times New Roman" w:cs="Times New Roman"/>
-          <w:color w:val="000000" w:themeColor="text1"/>
-          <w:shd w:val="clear" w:color="auto" w:fill="FFFFFF"/>
-        </w:rPr>
-        <w:t>.</w:t>
-      </w:r>
-    </w:p>
-    <w:p>
-      <w:pPr>
-        <w:keepNext/>
-        <w:keepLines/>
-        <w:spacing w:after="60" w:line="240" w:lineRule="auto"/>
         <w:rPr>
           <w:rFonts w:ascii="Times New Roman" w:hAnsi="Times New Roman" w:cs="Times New Roman"/>
           <w:b/>
@@ -6377,7 +6421,434 @@
           <w:szCs w:val="24"/>
           <w:u w:val="single"/>
         </w:rPr>
-        <w:t xml:space="preserve">Poster Presentations (Presenting Author)_________________________________________________</w:t>
+        <w:t>Abstracts____________________________________________________________________________</w:t>
+      </w:r>
+    </w:p>
+    <w:p>
+      <w:pPr>
+        <w:pStyle w:val="ListParagraph"/>
+        <w:numPr>
+          <w:ilvl w:val="0"/>
+          <w:numId w:val="5"/>
+        </w:numPr>
+        <w:spacing w:after="120"/>
+        <w:rPr>
+          <w:rFonts w:ascii="Times New Roman" w:eastAsia="Times New Roman" w:hAnsi="Times New Roman" w:cs="Times New Roman"/>
+          <w:color w:val="000000" w:themeColor="text1"/>
+        </w:rPr>
+      </w:pPr>
+      <w:r>
+        <w:rPr>
+          <w:rFonts w:ascii="Times New Roman" w:eastAsia="Times New Roman" w:hAnsi="Times New Roman" w:cs="Times New Roman"/>
+          <w:color w:val="000000" w:themeColor="text1"/>
+        </w:rPr>
+        <w:t xml:space="preserve">Abdou M., Stark J., Kim S., Zegers B., </w:t>
+      </w:r>
+      <w:r>
+        <w:rPr>
+          <w:rFonts w:ascii="Times New Roman" w:eastAsia="Times New Roman" w:hAnsi="Times New Roman" w:cs="Times New Roman"/>
+          <w:b/>
+          <w:bCs/>
+          <w:color w:val="000000" w:themeColor="text1"/>
+        </w:rPr>
+        <w:t xml:space="preserve">Anderson B.M. </w:t>
+      </w:r>
+      <w:r>
+        <w:rPr>
+          <w:rFonts w:ascii="Times New Roman" w:eastAsia="Times New Roman" w:hAnsi="Times New Roman" w:cs="Times New Roman"/>
+          <w:i/>
+          <w:iCs/>
+          <w:color w:val="000000" w:themeColor="text1"/>
+        </w:rPr>
+        <w:t xml:space="preserve">Root Cause Analysis of Unscheduled Replans Across 19,249 Radiation Therapy Plans: A Five-Year Single-Institution Review. </w:t>
+      </w:r>
+      <w:r>
+        <w:rPr>
+          <w:rFonts w:ascii="Times New Roman" w:eastAsia="Times New Roman" w:hAnsi="Times New Roman" w:cs="Times New Roman"/>
+          <w:color w:val="000000" w:themeColor="text1"/>
+        </w:rPr>
+        <w:t>ASTRO Annual Conference 10/2026</w:t>
+      </w:r>
+    </w:p>
+    <w:p>
+      <w:pPr>
+        <w:pStyle w:val="ListParagraph"/>
+        <w:numPr>
+          <w:ilvl w:val="0"/>
+          <w:numId w:val="5"/>
+        </w:numPr>
+        <w:spacing w:after="120"/>
+        <w:rPr>
+          <w:rFonts w:ascii="Times New Roman" w:eastAsia="Times New Roman" w:hAnsi="Times New Roman" w:cs="Times New Roman"/>
+          <w:color w:val="000000" w:themeColor="text1"/>
+        </w:rPr>
+      </w:pPr>
+      <w:r>
+        <w:rPr>
+          <w:rFonts w:ascii="Times New Roman" w:eastAsia="Times New Roman" w:hAnsi="Times New Roman" w:cs="Times New Roman"/>
+          <w:color w:val="000000" w:themeColor="text1"/>
+        </w:rPr>
+        <w:t xml:space="preserve">Gao, Y., Wells, D., Bhattacharya, S., Repka, MC., Lavrova, L., </w:t>
+      </w:r>
+      <w:r>
+        <w:rPr>
+          <w:rFonts w:ascii="Times New Roman" w:eastAsia="Times New Roman" w:hAnsi="Times New Roman" w:cs="Times New Roman"/>
+          <w:b/>
+          <w:bCs/>
+          <w:color w:val="000000" w:themeColor="text1"/>
+        </w:rPr>
+        <w:t>Anderson B.M</w:t>
+      </w:r>
+      <w:r>
+        <w:rPr>
+          <w:rFonts w:ascii="Times New Roman" w:eastAsia="Times New Roman" w:hAnsi="Times New Roman" w:cs="Times New Roman"/>
+          <w:color w:val="000000" w:themeColor="text1"/>
+        </w:rPr>
+        <w:t xml:space="preserve">, Das, SD, Rajasekar, A., Byrd, E., McGurk, R., Dooley, J., Adapa, K., Wright, JL., Marks, LB., Mazur, LM. </w:t>
+      </w:r>
+      <w:r>
+        <w:rPr>
+          <w:rFonts w:ascii="Times New Roman" w:eastAsia="Times New Roman" w:hAnsi="Times New Roman" w:cs="Times New Roman"/>
+          <w:i/>
+          <w:iCs/>
+          <w:color w:val="000000" w:themeColor="text1"/>
+        </w:rPr>
+        <w:t>Deep Learning-Based Pelvic Vessel Auto-Segmentation for Standarized Lymph Node Delineation in Prostate Cancer Radiotherapy.</w:t>
+      </w:r>
+      <w:r>
+        <w:rPr>
+          <w:rFonts w:ascii="Times New Roman" w:eastAsia="Times New Roman" w:hAnsi="Times New Roman" w:cs="Times New Roman"/>
+          <w:color w:val="000000" w:themeColor="text1"/>
+        </w:rPr>
+        <w:t xml:space="preserve"> ASTRO Annual Conference 10/2026</w:t>
+      </w:r>
+    </w:p>
+    <w:p>
+      <w:pPr>
+        <w:pStyle w:val="ListParagraph"/>
+        <w:numPr>
+          <w:ilvl w:val="0"/>
+          <w:numId w:val="5"/>
+        </w:numPr>
+        <w:spacing w:after="120"/>
+        <w:rPr>
+          <w:rFonts w:ascii="Times New Roman" w:eastAsia="Times New Roman" w:hAnsi="Times New Roman" w:cs="Times New Roman"/>
+          <w:color w:val="000000" w:themeColor="text1"/>
+        </w:rPr>
+      </w:pPr>
+      <w:r>
+        <w:rPr>
+          <w:rFonts w:ascii="Times New Roman" w:eastAsia="Times New Roman" w:hAnsi="Times New Roman" w:cs="Times New Roman"/>
+          <w:color w:val="000000" w:themeColor="text1"/>
+        </w:rPr>
+        <w:t xml:space="preserve">Das S., Dong F., Morse R., </w:t>
+      </w:r>
+      <w:r>
+        <w:rPr>
+          <w:rFonts w:ascii="Times New Roman" w:eastAsia="Times New Roman" w:hAnsi="Times New Roman" w:cs="Times New Roman"/>
+          <w:b/>
+          <w:bCs/>
+          <w:color w:val="000000" w:themeColor="text1"/>
+        </w:rPr>
+        <w:t>Anderson B.M,</w:t>
+      </w:r>
+      <w:r>
+        <w:rPr>
+          <w:rFonts w:ascii="Times New Roman" w:eastAsia="Times New Roman" w:hAnsi="Times New Roman" w:cs="Times New Roman"/>
+          <w:color w:val="000000" w:themeColor="text1"/>
+        </w:rPr>
+        <w:t xml:space="preserve"> Chera B., Shen C., Repka M., Yarbrough W., Hackman T., Blumberg J., Lumley C., Weiss J., Patel S., Sheth S., Chen X. </w:t>
+      </w:r>
+      <w:r>
+        <w:rPr>
+          <w:rFonts w:ascii="Times New Roman" w:eastAsia="Times New Roman" w:hAnsi="Times New Roman" w:cs="Times New Roman"/>
+          <w:i/>
+          <w:iCs/>
+          <w:color w:val="000000" w:themeColor="text1"/>
+        </w:rPr>
+        <w:t>Predicting Dysphagia and Identifying Anatomical Regions Responsible for Dysphagia Following Intensity-Modulated Radiation Therapy (IMRT) for Oropharyngeal Carcinoma.</w:t>
+      </w:r>
+      <w:r>
+        <w:rPr>
+          <w:rFonts w:ascii="Times New Roman" w:eastAsia="Times New Roman" w:hAnsi="Times New Roman" w:cs="Times New Roman"/>
+          <w:color w:val="000000" w:themeColor="text1"/>
+        </w:rPr>
+        <w:t xml:space="preserve"> ASTRO Annual Conference 10/2026</w:t>
+      </w:r>
+    </w:p>
+    <w:p>
+      <w:pPr>
+        <w:pStyle w:val="ListParagraph"/>
+        <w:numPr>
+          <w:ilvl w:val="0"/>
+          <w:numId w:val="5"/>
+        </w:numPr>
+        <w:spacing w:after="120"/>
+        <w:rPr>
+          <w:rFonts w:ascii="Times New Roman" w:eastAsia="Times New Roman" w:hAnsi="Times New Roman" w:cs="Times New Roman"/>
+          <w:color w:val="000000" w:themeColor="text1"/>
+        </w:rPr>
+      </w:pPr>
+      <w:r>
+        <w:rPr>
+          <w:rFonts w:ascii="Times New Roman" w:eastAsia="Times New Roman" w:hAnsi="Times New Roman" w:cs="Times New Roman"/>
+          <w:color w:val="000000" w:themeColor="text1"/>
+        </w:rPr>
+        <w:t xml:space="preserve">Sousa C., Doss V., Hales E., Hagan E., Gebre T., Obaideen A., Negassa M., Liu D., </w:t>
+      </w:r>
+      <w:r>
+        <w:rPr>
+          <w:rFonts w:ascii="Times New Roman" w:eastAsia="Times New Roman" w:hAnsi="Times New Roman" w:cs="Times New Roman"/>
+          <w:b/>
+          <w:bCs/>
+          <w:color w:val="000000" w:themeColor="text1"/>
+        </w:rPr>
+        <w:t>Anderson B.M</w:t>
+      </w:r>
+      <w:r>
+        <w:rPr>
+          <w:rFonts w:ascii="Times New Roman" w:eastAsia="Times New Roman" w:hAnsi="Times New Roman" w:cs="Times New Roman"/>
+          <w:color w:val="000000" w:themeColor="text1"/>
+        </w:rPr>
+        <w:t xml:space="preserve">, Kooner, Hu C., Li H., Viswanathan A., Jia X., Hales R., Voong K. R, McNutt T., Ger R. </w:t>
+      </w:r>
+      <w:r>
+        <w:rPr>
+          <w:rFonts w:ascii="Times New Roman" w:eastAsia="Times New Roman" w:hAnsi="Times New Roman" w:cs="Times New Roman"/>
+          <w:i/>
+          <w:iCs/>
+          <w:color w:val="000000" w:themeColor="text1"/>
+        </w:rPr>
+        <w:t>Cumulative EQD2 Esophageal Dose and Severe Toxicity After Thoracic Reirradiation.</w:t>
+      </w:r>
+      <w:r>
+        <w:rPr>
+          <w:rFonts w:ascii="Times New Roman" w:eastAsia="Times New Roman" w:hAnsi="Times New Roman" w:cs="Times New Roman"/>
+          <w:color w:val="000000" w:themeColor="text1"/>
+        </w:rPr>
+        <w:t xml:space="preserve"> ASTRO Annual Conference 10/2026</w:t>
+      </w:r>
+    </w:p>
+    <w:p>
+      <w:pPr>
+        <w:pStyle w:val="ListParagraph"/>
+        <w:numPr>
+          <w:ilvl w:val="0"/>
+          <w:numId w:val="5"/>
+        </w:numPr>
+        <w:spacing w:after="120"/>
+        <w:rPr>
+          <w:rFonts w:ascii="Times New Roman" w:eastAsia="Times New Roman" w:hAnsi="Times New Roman" w:cs="Times New Roman"/>
+          <w:color w:val="000000" w:themeColor="text1"/>
+        </w:rPr>
+      </w:pPr>
+      <w:r>
+        <w:rPr>
+          <w:rFonts w:ascii="Times New Roman" w:hAnsi="Times New Roman"/>
+          <w:color w:val="000000" w:themeColor="text1"/>
+        </w:rPr>
+        <w:t xml:space="preserve">Abdulkadir Y, </w:t>
+      </w:r>
+      <w:r>
+        <w:rPr>
+          <w:rFonts w:ascii="Times New Roman" w:hAnsi="Times New Roman"/>
+          <w:b/>
+          <w:bCs/>
+          <w:color w:val="000000" w:themeColor="text1"/>
+        </w:rPr>
+        <w:t>Anderson B.M,</w:t>
+      </w:r>
+      <w:r>
+        <w:rPr>
+          <w:rFonts w:ascii="Times New Roman" w:hAnsi="Times New Roman"/>
+          <w:color w:val="000000" w:themeColor="text1"/>
+        </w:rPr>
+        <w:t xml:space="preserve"> Fields E, Hink JB, Hsu D, Kisling K, Krupein A, Lamb J, Matney J, Maxin P, Moore L, Neylon J, Ritter T, Savjani R, Valdes G, Vasconcelos N, Vinogradskiy Y, Witztum A. </w:t>
+      </w:r>
+      <w:r>
+        <w:rPr>
+          <w:rFonts w:ascii="Times New Roman" w:hAnsi="Times New Roman"/>
+          <w:i/>
+          <w:iCs/>
+          <w:color w:val="000000" w:themeColor="text1"/>
+        </w:rPr>
+        <w:t>Head and Neck Gross Tumor Deep-Learning Autocontouring Model Using BigROC Collaborative Data.</w:t>
+      </w:r>
+      <w:r>
+        <w:rPr>
+          <w:rFonts w:ascii="Times New Roman" w:hAnsi="Times New Roman"/>
+          <w:color w:val="000000" w:themeColor="text1"/>
+        </w:rPr>
+        <w:t xml:space="preserve"> AAPM Annual Conference 07/2026</w:t>
+      </w:r>
+    </w:p>
+    <w:p>
+      <w:pPr>
+        <w:pStyle w:val="ListParagraph"/>
+        <w:numPr>
+          <w:ilvl w:val="0"/>
+          <w:numId w:val="5"/>
+        </w:numPr>
+        <w:spacing w:after="120"/>
+        <w:rPr>
+          <w:rFonts w:ascii="Times New Roman" w:eastAsia="Times New Roman" w:hAnsi="Times New Roman" w:cs="Times New Roman"/>
+          <w:color w:val="000000" w:themeColor="text1"/>
+        </w:rPr>
+      </w:pPr>
+      <w:r>
+        <w:rPr>
+          <w:rFonts w:ascii="Times New Roman" w:hAnsi="Times New Roman"/>
+          <w:color w:val="000000" w:themeColor="text1"/>
+        </w:rPr>
+        <w:t xml:space="preserve">Friend D., Dance M., Dooley J., </w:t>
+      </w:r>
+      <w:r>
+        <w:rPr>
+          <w:rFonts w:ascii="Times New Roman" w:hAnsi="Times New Roman"/>
+          <w:b/>
+          <w:bCs/>
+          <w:color w:val="000000" w:themeColor="text1"/>
+        </w:rPr>
+        <w:t xml:space="preserve">Anderson B.M, </w:t>
+      </w:r>
+      <w:r>
+        <w:rPr>
+          <w:rFonts w:ascii="Times New Roman" w:hAnsi="Times New Roman"/>
+          <w:color w:val="000000" w:themeColor="text1"/>
+        </w:rPr>
+        <w:t xml:space="preserve">Casey D., Shen C., Das S. </w:t>
+      </w:r>
+      <w:r>
+        <w:rPr>
+          <w:rFonts w:ascii="Times New Roman" w:hAnsi="Times New Roman"/>
+          <w:i/>
+          <w:iCs/>
+          <w:color w:val="000000" w:themeColor="text1"/>
+        </w:rPr>
+        <w:t>Rapid Semi-Automated Planning for VMAT Craniospinal Irradiation Using Raystation.</w:t>
+      </w:r>
+      <w:r>
+        <w:rPr>
+          <w:rFonts w:ascii="Times New Roman" w:hAnsi="Times New Roman"/>
+          <w:color w:val="000000" w:themeColor="text1"/>
+        </w:rPr>
+        <w:t xml:space="preserve"> AAPM Annual Conference 07/2026</w:t>
+      </w:r>
+    </w:p>
+    <w:p>
+      <w:pPr>
+        <w:pStyle w:val="ListParagraph"/>
+        <w:numPr>
+          <w:ilvl w:val="0"/>
+          <w:numId w:val="5"/>
+        </w:numPr>
+        <w:spacing w:after="120"/>
+        <w:rPr>
+          <w:rFonts w:ascii="Times New Roman" w:eastAsia="Times New Roman" w:hAnsi="Times New Roman" w:cs="Times New Roman"/>
+          <w:color w:val="000000" w:themeColor="text1"/>
+        </w:rPr>
+      </w:pPr>
+      <w:r>
+        <w:rPr>
+          <w:rFonts w:ascii="Times New Roman" w:hAnsi="Times New Roman"/>
+          <w:color w:val="000000" w:themeColor="text1"/>
+        </w:rPr>
+        <w:t xml:space="preserve">Bhattacharya S., Karunaker A., </w:t>
+      </w:r>
+      <w:r>
+        <w:rPr>
+          <w:rFonts w:ascii="Times New Roman" w:hAnsi="Times New Roman"/>
+          <w:b/>
+          <w:bCs/>
+          <w:color w:val="000000" w:themeColor="text1"/>
+        </w:rPr>
+        <w:t>Anderson B.M,</w:t>
+      </w:r>
+      <w:r>
+        <w:rPr>
+          <w:rFonts w:ascii="Times New Roman" w:hAnsi="Times New Roman"/>
+          <w:color w:val="000000" w:themeColor="text1"/>
+        </w:rPr>
+        <w:t xml:space="preserve"> Wells D., Gao Y., Marks L., Das S., Rajasekar A., Mazur L </w:t>
+      </w:r>
+      <w:r>
+        <w:rPr>
+          <w:rFonts w:ascii="Times New Roman" w:hAnsi="Times New Roman"/>
+          <w:i/>
+          <w:iCs/>
+          <w:color w:val="000000" w:themeColor="text1"/>
+        </w:rPr>
+        <w:t xml:space="preserve">Automated Detection of Hip Replacements and Fiducial Markers in Pelvic CT Scans: A Comparative Study of </w:t>
+      </w:r>
+      <w:r>
+        <w:rPr>
+          <w:rFonts w:ascii="Times New Roman" w:hAnsi="Times New Roman"/>
+          <w:i/>
+          <w:iCs/>
+          <w:color w:val="000000" w:themeColor="text1"/>
+        </w:rPr>
+        <w:lastRenderedPageBreak/>
+        <w:t>Rule-Based vs Deep Learning Approaches.</w:t>
+      </w:r>
+      <w:r>
+        <w:rPr>
+          <w:rFonts w:ascii="Times New Roman" w:hAnsi="Times New Roman"/>
+          <w:color w:val="000000" w:themeColor="text1"/>
+        </w:rPr>
+        <w:t xml:space="preserve"> IEEE Conference on AI 06/2026</w:t>
+      </w:r>
+    </w:p>
+    <w:p>
+      <w:pPr>
+        <w:pStyle w:val="ListParagraph"/>
+        <w:numPr>
+          <w:ilvl w:val="0"/>
+          <w:numId w:val="5"/>
+        </w:numPr>
+        <w:spacing w:after="120"/>
+        <w:rPr>
+          <w:rFonts w:ascii="Times New Roman" w:eastAsia="Times New Roman" w:hAnsi="Times New Roman" w:cs="Times New Roman"/>
+          <w:color w:val="000000" w:themeColor="text1"/>
+        </w:rPr>
+      </w:pPr>
+      <w:r>
+        <w:rPr>
+          <w:rFonts w:ascii="Times New Roman" w:hAnsi="Times New Roman"/>
+          <w:color w:val="000000" w:themeColor="text1"/>
+        </w:rPr>
+        <w:t xml:space="preserve">Foster M., Byrd E., Kwong E., Karunaker A., </w:t>
+      </w:r>
+      <w:r>
+        <w:rPr>
+          <w:rFonts w:ascii="Times New Roman" w:hAnsi="Times New Roman"/>
+          <w:b/>
+          <w:bCs/>
+          <w:color w:val="000000" w:themeColor="text1"/>
+        </w:rPr>
+        <w:t>Anderson B.M,</w:t>
+      </w:r>
+      <w:r>
+        <w:rPr>
+          <w:rFonts w:ascii="Times New Roman" w:hAnsi="Times New Roman"/>
+          <w:color w:val="000000" w:themeColor="text1"/>
+        </w:rPr>
+        <w:t xml:space="preserve"> Repka M., McGurk R., Das S., Marks L., Mazur L. </w:t>
+      </w:r>
+      <w:r>
+        <w:rPr>
+          <w:rFonts w:ascii="Times New Roman" w:hAnsi="Times New Roman"/>
+          <w:i/>
+          <w:iCs/>
+          <w:color w:val="000000" w:themeColor="text1"/>
+        </w:rPr>
+        <w:t>Navigating Variability in Prostate RT Planning: Real-Time Insights for Human-Centered CDS Design.</w:t>
+      </w:r>
+      <w:r>
+        <w:rPr>
+          <w:rFonts w:ascii="Times New Roman" w:hAnsi="Times New Roman"/>
+          <w:color w:val="000000" w:themeColor="text1"/>
+        </w:rPr>
+        <w:t xml:space="preserve"> AMIA Annual Symposium 02/2026</w:t>
       </w:r>
     </w:p>
     <w:p>
@@ -6387,47 +6858,62 @@
         <w:keepLines/>
         <w:numPr>
           <w:ilvl w:val="0"/>
-          <w:numId w:val="4"/>
+          <w:numId w:val="5"/>
         </w:numPr>
         <w:spacing w:after="120"/>
         <w:rPr>
-          <w:rFonts w:ascii="Times New Roman" w:hAnsi="Times New Roman" w:cs="Times New Roman"/>
-          <w:color w:val="000000" w:themeColor="text1"/>
-        </w:rPr>
-      </w:pPr>
-      <w:r>
-        <w:rPr>
-          <w:rFonts w:ascii="Times New Roman" w:hAnsi="Times New Roman" w:cs="Times New Roman"/>
-          <w:b/>
-          <w:color w:val="000000" w:themeColor="text1"/>
-        </w:rPr>
-        <w:t>Anderson B.M,</w:t>
-      </w:r>
-      <w:r>
-        <w:rPr>
-          <w:rFonts w:ascii="Times New Roman" w:hAnsi="Times New Roman" w:cs="Times New Roman"/>
+          <w:rFonts w:ascii="Times New Roman" w:hAnsi="Times New Roman"/>
+          <w:color w:val="000000" w:themeColor="text1"/>
+        </w:rPr>
+      </w:pPr>
+      <w:r>
+        <w:rPr>
+          <w:rFonts w:ascii="Times New Roman" w:hAnsi="Times New Roman"/>
           <w:bCs/>
           <w:color w:val="000000" w:themeColor="text1"/>
         </w:rPr>
-        <w:t xml:space="preserve"> Foster M., Repka M., Karunaker A., Marks L B., Das S., Mazur L. </w:t>
-      </w:r>
-      <w:r>
-        <w:rPr>
-          <w:rFonts w:ascii="Times New Roman" w:hAnsi="Times New Roman" w:cs="Times New Roman"/>
+        <w:t xml:space="preserve">Woodland M, Wood J, </w:t>
+      </w:r>
+      <w:r>
+        <w:rPr>
+          <w:rFonts w:ascii="Times New Roman" w:hAnsi="Times New Roman"/>
+          <w:b/>
+          <w:color w:val="000000" w:themeColor="text1"/>
+        </w:rPr>
+        <w:t xml:space="preserve">Anderson B.M, </w:t>
+      </w:r>
+      <w:r>
+        <w:rPr>
+          <w:rFonts w:ascii="Times New Roman" w:hAnsi="Times New Roman"/>
+          <w:bCs/>
+          <w:color w:val="000000" w:themeColor="text1"/>
+        </w:rPr>
+        <w:t>Kundu S., Lin E., Koay E., Odisio B., Chung C., Kang H., Venkatesan A., Yedururi S., De B., Lin Y., Patel A., Brock KK.</w:t>
+      </w:r>
+      <w:r>
+        <w:rPr>
+          <w:rFonts w:ascii="Times New Roman" w:hAnsi="Times New Roman"/>
+          <w:b/>
+          <w:color w:val="000000" w:themeColor="text1"/>
+        </w:rPr>
+        <w:t xml:space="preserve"> </w:t>
+      </w:r>
+      <w:r>
+        <w:rPr>
+          <w:rFonts w:ascii="Times New Roman" w:hAnsi="Times New Roman"/>
           <w:bCs/>
           <w:i/>
           <w:iCs/>
           <w:color w:val="000000" w:themeColor="text1"/>
         </w:rPr>
-        <w:t>Predicting Elective Nodal Volumes with Deep Learning: A Tool to Facilitate Peer Review.</w:t>
-      </w:r>
-      <w:r>
-        <w:rPr>
-          <w:rFonts w:ascii="Times New Roman" w:hAnsi="Times New Roman" w:cs="Times New Roman"/>
-          <w:bCs/>
-          <w:color w:val="000000" w:themeColor="text1"/>
-        </w:rPr>
-        <w:t xml:space="preserve"> University of North Carolina, Chapel Hill Research Retreat (05/2025)</w:t>
+        <w:t xml:space="preserve">Comparing Transfer Learning, Data Augmentation, and Data Expansion in the Improvement of Medical Image Generation. </w:t>
+      </w:r>
+      <w:r>
+        <w:rPr>
+          <w:rFonts w:ascii="Times New Roman" w:hAnsi="Times New Roman"/>
+          <w:color w:val="000000" w:themeColor="text1"/>
+        </w:rPr>
+        <w:t>AAPM Annual Conference 07/2022</w:t>
       </w:r>
     </w:p>
     <w:p>
@@ -6437,44 +6923,51 @@
         <w:keepLines/>
         <w:numPr>
           <w:ilvl w:val="0"/>
-          <w:numId w:val="4"/>
+          <w:numId w:val="5"/>
         </w:numPr>
         <w:spacing w:after="120"/>
         <w:rPr>
-          <w:rFonts w:ascii="Times New Roman" w:hAnsi="Times New Roman" w:cs="Times New Roman"/>
-          <w:color w:val="000000" w:themeColor="text1"/>
-        </w:rPr>
-      </w:pPr>
-      <w:r>
-        <w:rPr>
-          <w:rFonts w:ascii="Times New Roman" w:hAnsi="Times New Roman" w:cs="Times New Roman"/>
-          <w:b/>
+          <w:rFonts w:ascii="Times New Roman" w:eastAsia="Times New Roman" w:hAnsi="Times New Roman" w:cs="Times New Roman"/>
+          <w:color w:val="000000" w:themeColor="text1"/>
+        </w:rPr>
+      </w:pPr>
+      <w:r>
+        <w:rPr>
+          <w:rFonts w:ascii="Times New Roman" w:eastAsia="Times New Roman" w:hAnsi="Times New Roman" w:cs="Times New Roman"/>
+          <w:color w:val="000000" w:themeColor="text1"/>
+        </w:rPr>
+        <w:t xml:space="preserve">Rigaud, B., Kirimli E., Yedururi S., Cazoulat G., </w:t>
+      </w:r>
+      <w:r>
+        <w:rPr>
+          <w:rFonts w:ascii="Times New Roman" w:eastAsia="Times New Roman" w:hAnsi="Times New Roman" w:cs="Times New Roman"/>
+          <w:b/>
+          <w:bCs/>
           <w:color w:val="000000" w:themeColor="text1"/>
         </w:rPr>
         <w:t>Anderson B.M,</w:t>
       </w:r>
       <w:r>
         <w:rPr>
-          <w:rFonts w:ascii="Times New Roman" w:hAnsi="Times New Roman" w:cs="Times New Roman"/>
-          <w:bCs/>
-          <w:color w:val="000000" w:themeColor="text1"/>
-        </w:rPr>
-        <w:t xml:space="preserve"> Fried D, Hawkins M, Das S, Repka M, Shen C, Cen X </w:t>
-      </w:r>
-      <w:r>
-        <w:rPr>
-          <w:rFonts w:ascii="Times New Roman" w:hAnsi="Times New Roman" w:cs="Times New Roman"/>
+          <w:rFonts w:ascii="Times New Roman" w:eastAsia="Times New Roman" w:hAnsi="Times New Roman" w:cs="Times New Roman"/>
+          <w:color w:val="000000" w:themeColor="text1"/>
+        </w:rPr>
+        <w:t xml:space="preserve"> Zaid M., Elganainy D., Koay E., Brock KK. </w:t>
+      </w:r>
+      <w:r>
+        <w:rPr>
+          <w:rFonts w:ascii="Times New Roman" w:eastAsia="Times New Roman" w:hAnsi="Times New Roman" w:cs="Times New Roman"/>
           <w:i/>
           <w:color w:val="000000" w:themeColor="text1"/>
         </w:rPr>
-        <w:t>Simple Method for Functional Sparing of Parotid Glands in Head and Neck IMRT: Small Volume, Big Change.</w:t>
-      </w:r>
-      <w:r>
-        <w:rPr>
-          <w:rFonts w:ascii="Times New Roman" w:hAnsi="Times New Roman" w:cs="Times New Roman"/>
-          <w:color w:val="000000" w:themeColor="text1"/>
-        </w:rPr>
-        <w:t xml:space="preserve"> ASTRO 09/2024</w:t>
+        <w:t>Evaluation of Deep Learning-Based Automatic Segmentation of the Pancreas.</w:t>
+      </w:r>
+      <w:r>
+        <w:rPr>
+          <w:rFonts w:ascii="Times New Roman" w:eastAsia="Times New Roman" w:hAnsi="Times New Roman" w:cs="Times New Roman"/>
+          <w:color w:val="000000" w:themeColor="text1"/>
+        </w:rPr>
+        <w:t xml:space="preserve"> AAPM Annual Conference. Virtual, 07/2021</w:t>
       </w:r>
     </w:p>
     <w:p>
@@ -6484,51 +6977,51 @@
         <w:keepLines/>
         <w:numPr>
           <w:ilvl w:val="0"/>
-          <w:numId w:val="4"/>
+          <w:numId w:val="5"/>
         </w:numPr>
         <w:spacing w:after="120"/>
         <w:rPr>
-          <w:rFonts w:ascii="Times New Roman" w:hAnsi="Times New Roman" w:cs="Times New Roman"/>
-          <w:color w:val="000000" w:themeColor="text1"/>
-        </w:rPr>
-      </w:pPr>
-      <w:r>
-        <w:rPr>
-          <w:rFonts w:ascii="Times New Roman" w:hAnsi="Times New Roman" w:cs="Times New Roman"/>
-          <w:b/>
-          <w:color w:val="000000" w:themeColor="text1"/>
-        </w:rPr>
-        <w:t>Anderson B.M,</w:t>
-      </w:r>
-      <w:r>
-        <w:rPr>
-          <w:rFonts w:ascii="Times New Roman" w:hAnsi="Times New Roman" w:cs="Times New Roman"/>
+          <w:rFonts w:ascii="Times New Roman" w:eastAsia="Times New Roman" w:hAnsi="Times New Roman" w:cs="Times New Roman"/>
+          <w:color w:val="000000" w:themeColor="text1"/>
+        </w:rPr>
+      </w:pPr>
+      <w:r>
+        <w:rPr>
+          <w:rFonts w:ascii="Times New Roman" w:eastAsia="Times New Roman" w:hAnsi="Times New Roman" w:cs="Times New Roman"/>
+          <w:color w:val="000000" w:themeColor="text1"/>
+        </w:rPr>
+        <w:t xml:space="preserve">McCulloch, M., Cazoulat G., Rigaud B., </w:t>
+      </w:r>
+      <w:r>
+        <w:rPr>
+          <w:rFonts w:ascii="Times New Roman" w:eastAsia="Times New Roman" w:hAnsi="Times New Roman" w:cs="Times New Roman"/>
+          <w:b/>
           <w:bCs/>
           <w:color w:val="000000" w:themeColor="text1"/>
         </w:rPr>
-        <w:t xml:space="preserve"> Baughan N, Marks L, Chen S, Yanagihara T, Das S</w:t>
-      </w:r>
-      <w:r>
-        <w:rPr>
-          <w:rFonts w:ascii="Times New Roman" w:hAnsi="Times New Roman" w:cs="Times New Roman"/>
-          <w:color w:val="000000" w:themeColor="text1"/>
-        </w:rPr>
-        <w:t xml:space="preserve"> </w:t>
-      </w:r>
-      <w:r>
-        <w:rPr>
-          <w:rFonts w:ascii="Times New Roman" w:hAnsi="Times New Roman" w:cs="Times New Roman"/>
+        <w:t xml:space="preserve">Anderson B.M, </w:t>
+      </w:r>
+      <w:r>
+        <w:rPr>
+          <w:rFonts w:ascii="Times New Roman" w:eastAsia="Times New Roman" w:hAnsi="Times New Roman" w:cs="Times New Roman"/>
+          <w:color w:val="000000" w:themeColor="text1"/>
+        </w:rPr>
+        <w:t xml:space="preserve">Kirimli E., Gryshkevych S., Svensson S., Ohrt A., Chopra A., Mathew R., Zaid M., Elganainy D., ,Balter P., Koay E., Brock KK. </w:t>
+      </w:r>
+      <w:r>
+        <w:rPr>
+          <w:rFonts w:ascii="Times New Roman" w:eastAsia="Times New Roman" w:hAnsi="Times New Roman" w:cs="Times New Roman"/>
           <w:i/>
           <w:color w:val="000000" w:themeColor="text1"/>
         </w:rPr>
-        <w:t>Unlocking Insights: A Python-Based RayStation Data Mining Tool.</w:t>
-      </w:r>
-      <w:r>
-        <w:rPr>
-          <w:rFonts w:ascii="Times New Roman" w:hAnsi="Times New Roman" w:cs="Times New Roman"/>
-          <w:color w:val="000000" w:themeColor="text1"/>
-        </w:rPr>
-        <w:t xml:space="preserve"> AAPM 07/2024</w:t>
+        <w:t xml:space="preserve">Use of Deep Learning Segmentation and Biomechanical Models to Improve Dose Accumulation Accuracy in GI Structures. </w:t>
+      </w:r>
+      <w:r>
+        <w:rPr>
+          <w:rFonts w:ascii="Times New Roman" w:eastAsia="Times New Roman" w:hAnsi="Times New Roman" w:cs="Times New Roman"/>
+          <w:color w:val="000000" w:themeColor="text1"/>
+        </w:rPr>
+        <w:t>AAPM Annual Conference. Virtual, 07/2021</w:t>
       </w:r>
     </w:p>
     <w:p>
@@ -6538,51 +7031,50 @@
         <w:keepLines/>
         <w:numPr>
           <w:ilvl w:val="0"/>
-          <w:numId w:val="4"/>
+          <w:numId w:val="5"/>
         </w:numPr>
         <w:spacing w:after="120"/>
         <w:rPr>
-          <w:rFonts w:ascii="Times New Roman" w:hAnsi="Times New Roman" w:cs="Times New Roman"/>
-          <w:color w:val="000000" w:themeColor="text1"/>
-        </w:rPr>
-      </w:pPr>
-      <w:r>
-        <w:rPr>
-          <w:rFonts w:ascii="Times New Roman" w:hAnsi="Times New Roman" w:cs="Times New Roman"/>
-          <w:b/>
-          <w:color w:val="000000" w:themeColor="text1"/>
-        </w:rPr>
-        <w:t>Anderson B.M,</w:t>
-      </w:r>
-      <w:r>
-        <w:rPr>
-          <w:rFonts w:ascii="Times New Roman" w:hAnsi="Times New Roman" w:cs="Times New Roman"/>
-          <w:bCs/>
-          <w:color w:val="000000" w:themeColor="text1"/>
-        </w:rPr>
-        <w:t xml:space="preserve"> Das S, Fried D, Dong F, Morse R, Shen C, Repka M, Chen S.</w:t>
-      </w:r>
-      <w:r>
-        <w:rPr>
-          <w:rFonts w:ascii="Times New Roman" w:hAnsi="Times New Roman" w:cs="Times New Roman"/>
-          <w:color w:val="000000" w:themeColor="text1"/>
-        </w:rPr>
-        <w:t xml:space="preserve"> </w:t>
-      </w:r>
-      <w:r>
-        <w:rPr>
-          <w:rFonts w:ascii="Times New Roman" w:hAnsi="Times New Roman" w:cs="Times New Roman"/>
+          <w:rFonts w:ascii="Times New Roman" w:eastAsia="Times New Roman" w:hAnsi="Times New Roman" w:cs="Times New Roman"/>
+          <w:color w:val="000000" w:themeColor="text1"/>
+        </w:rPr>
+      </w:pPr>
+      <w:r>
+        <w:rPr>
+          <w:rFonts w:ascii="Times New Roman" w:eastAsia="Times New Roman" w:hAnsi="Times New Roman" w:cs="Times New Roman"/>
+          <w:color w:val="000000" w:themeColor="text1"/>
+        </w:rPr>
+        <w:t xml:space="preserve">Reber, B., </w:t>
+      </w:r>
+      <w:r>
+        <w:rPr>
+          <w:rFonts w:ascii="Times New Roman" w:eastAsia="Times New Roman" w:hAnsi="Times New Roman" w:cs="Times New Roman"/>
+          <w:b/>
+          <w:color w:val="000000" w:themeColor="text1"/>
+        </w:rPr>
+        <w:t>Anderson B.M</w:t>
+      </w:r>
+      <w:r>
+        <w:rPr>
+          <w:rFonts w:ascii="Times New Roman" w:eastAsia="Times New Roman" w:hAnsi="Times New Roman" w:cs="Times New Roman"/>
+          <w:color w:val="000000" w:themeColor="text1"/>
+        </w:rPr>
+        <w:t xml:space="preserve">, Mohamed A., Van Dijk L., Rigaud B., McCulloch M., He Y., Woodland M., Fuller C., Lai S., Brock KK </w:t>
+      </w:r>
+      <w:r>
+        <w:rPr>
+          <w:rFonts w:ascii="Times New Roman" w:eastAsia="Times New Roman" w:hAnsi="Times New Roman" w:cs="Times New Roman"/>
           <w:i/>
           <w:color w:val="000000" w:themeColor="text1"/>
         </w:rPr>
-        <w:t>Predicting Dysphagia in Head and Neck Radiation Therapy with Deep Learning</w:t>
-      </w:r>
-      <w:r>
-        <w:rPr>
-          <w:rFonts w:ascii="Times New Roman" w:hAnsi="Times New Roman" w:cs="Times New Roman"/>
-          <w:color w:val="000000" w:themeColor="text1"/>
-        </w:rPr>
-        <w:t>. AAPM 07/2024</w:t>
+        <w:t xml:space="preserve">Predicting Osteoradionecrosis From Head and Neck Radiotherapy Using a Residual convolutional Neural Network. </w:t>
+      </w:r>
+      <w:r>
+        <w:rPr>
+          <w:rFonts w:ascii="Times New Roman" w:eastAsia="Times New Roman" w:hAnsi="Times New Roman" w:cs="Times New Roman"/>
+          <w:color w:val="000000" w:themeColor="text1"/>
+        </w:rPr>
+        <w:t>AAPM Annual Conference. Virtual, 07/2021</w:t>
       </w:r>
     </w:p>
     <w:p>
@@ -6592,7 +7084,7 @@
         <w:keepLines/>
         <w:numPr>
           <w:ilvl w:val="0"/>
-          <w:numId w:val="4"/>
+          <w:numId w:val="5"/>
         </w:numPr>
         <w:spacing w:after="120"/>
         <w:rPr>
@@ -6603,17 +7095,24 @@
       <w:r>
         <w:rPr>
           <w:rFonts w:ascii="Times New Roman" w:hAnsi="Times New Roman" w:cs="Times New Roman"/>
-          <w:b/>
-          <w:color w:val="000000" w:themeColor="text1"/>
-        </w:rPr>
-        <w:t>Anderson B.M,</w:t>
-      </w:r>
-      <w:r>
-        <w:rPr>
-          <w:rFonts w:ascii="Times New Roman" w:hAnsi="Times New Roman" w:cs="Times New Roman"/>
-          <w:color w:val="000000" w:themeColor="text1"/>
-        </w:rPr>
-        <w:t xml:space="preserve"> </w:t>
+          <w:color w:val="000000" w:themeColor="text1"/>
+        </w:rPr>
+        <w:t xml:space="preserve">Brock, K., </w:t>
+      </w:r>
+      <w:r>
+        <w:rPr>
+          <w:rFonts w:ascii="Times New Roman" w:hAnsi="Times New Roman" w:cs="Times New Roman"/>
+          <w:b/>
+          <w:color w:val="000000" w:themeColor="text1"/>
+        </w:rPr>
+        <w:t>Anderson B.M</w:t>
+      </w:r>
+      <w:r>
+        <w:rPr>
+          <w:rFonts w:ascii="Times New Roman" w:hAnsi="Times New Roman" w:cs="Times New Roman"/>
+          <w:color w:val="000000" w:themeColor="text1"/>
+        </w:rPr>
+        <w:t xml:space="preserve">, et al </w:t>
       </w:r>
       <w:r>
         <w:rPr>
@@ -6621,14 +7120,14 @@
           <w:i/>
           <w:color w:val="000000" w:themeColor="text1"/>
         </w:rPr>
-        <w:t>Quick Guide to Setting Up GitHub and Jupyter Notebook</w:t>
-      </w:r>
-      <w:r>
-        <w:rPr>
-          <w:rFonts w:ascii="Times New Roman" w:hAnsi="Times New Roman" w:cs="Times New Roman"/>
-          <w:color w:val="000000" w:themeColor="text1"/>
-        </w:rPr>
-        <w:t>. AAPM Practical Big Data Workshop. Virtual. 09/2021</w:t>
+        <w:t xml:space="preserve">Anatomical Modeling to Improve the Precision of Image Guided Liver Ablation. </w:t>
+      </w:r>
+      <w:r>
+        <w:rPr>
+          <w:rFonts w:ascii="Times New Roman" w:hAnsi="Times New Roman" w:cs="Times New Roman"/>
+          <w:color w:val="000000" w:themeColor="text1"/>
+        </w:rPr>
+        <w:t>Image-Guided Therapy Workshop Rockville, MD. 04/2020</w:t>
       </w:r>
     </w:p>
     <w:p>
@@ -6638,7 +7137,7 @@
         <w:keepLines/>
         <w:numPr>
           <w:ilvl w:val="0"/>
-          <w:numId w:val="4"/>
+          <w:numId w:val="5"/>
         </w:numPr>
         <w:spacing w:after="120"/>
         <w:rPr>
@@ -6649,885 +7148,8 @@
       <w:r>
         <w:rPr>
           <w:rFonts w:ascii="Times New Roman" w:hAnsi="Times New Roman" w:cs="Times New Roman"/>
-          <w:b/>
-          <w:color w:val="000000" w:themeColor="text1"/>
-        </w:rPr>
-        <w:t>Anderson B.M,</w:t>
-      </w:r>
-      <w:r>
-        <w:rPr>
-          <w:rFonts w:ascii="Times New Roman" w:hAnsi="Times New Roman" w:cs="Times New Roman"/>
-          <w:color w:val="000000" w:themeColor="text1"/>
-        </w:rPr>
-        <w:t xml:space="preserve"> </w:t>
-      </w:r>
-      <w:r>
-        <w:rPr>
-          <w:rFonts w:ascii="Times New Roman" w:hAnsi="Times New Roman" w:cs="Times New Roman"/>
-          <w:i/>
-          <w:color w:val="000000" w:themeColor="text1"/>
-        </w:rPr>
-        <w:t>Setting up the pipeline of data to TensorFlow .tfrecords</w:t>
-      </w:r>
-      <w:r>
-        <w:rPr>
-          <w:rFonts w:ascii="Times New Roman" w:hAnsi="Times New Roman" w:cs="Times New Roman"/>
-          <w:color w:val="000000" w:themeColor="text1"/>
-        </w:rPr>
-        <w:t>. AAPM Practical Big Data Workshop. Virtual. 09/2021</w:t>
-      </w:r>
-    </w:p>
-    <w:p>
-      <w:pPr>
-        <w:pStyle w:val="ListParagraph"/>
-        <w:keepNext/>
-        <w:keepLines/>
-        <w:numPr>
-          <w:ilvl w:val="0"/>
-          <w:numId w:val="4"/>
-        </w:numPr>
-        <w:spacing w:after="120"/>
-        <w:rPr>
-          <w:rFonts w:ascii="Times New Roman" w:hAnsi="Times New Roman" w:cs="Times New Roman"/>
-          <w:color w:val="000000" w:themeColor="text1"/>
-        </w:rPr>
-      </w:pPr>
-      <w:r>
-        <w:rPr>
-          <w:rFonts w:ascii="Times New Roman" w:hAnsi="Times New Roman" w:cs="Times New Roman"/>
-          <w:b/>
-          <w:color w:val="000000" w:themeColor="text1"/>
-        </w:rPr>
-        <w:t>Anderson B.M</w:t>
-      </w:r>
-      <w:r>
-        <w:rPr>
-          <w:rFonts w:ascii="Times New Roman" w:hAnsi="Times New Roman" w:cs="Times New Roman"/>
-          <w:color w:val="000000" w:themeColor="text1"/>
-        </w:rPr>
-        <w:t xml:space="preserve">, Ethan Lin, Cazoulat G., Gupta S., Odisio B., Brock KK. </w:t>
-      </w:r>
-      <w:r>
-        <w:rPr>
-          <w:rFonts w:ascii="Times New Roman" w:hAnsi="Times New Roman" w:cs="Times New Roman"/>
-          <w:i/>
-          <w:color w:val="000000" w:themeColor="text1"/>
-        </w:rPr>
-        <w:t xml:space="preserve">Improving Colorectal Metastases Treatment: Neural Networks and Biomechanical Models. </w:t>
-      </w:r>
-      <w:r>
-        <w:rPr>
-          <w:rFonts w:ascii="Times New Roman" w:hAnsi="Times New Roman" w:cs="Times New Roman"/>
-          <w:color w:val="000000" w:themeColor="text1"/>
-        </w:rPr>
-        <w:t>AAPM Annual Conference. Nashville, TN. 07/2018</w:t>
-      </w:r>
-    </w:p>
-    <w:p>
-      <w:pPr>
-        <w:pStyle w:val="ListParagraph"/>
-        <w:keepNext/>
-        <w:keepLines/>
-        <w:numPr>
-          <w:ilvl w:val="0"/>
-          <w:numId w:val="4"/>
-        </w:numPr>
-        <w:spacing w:after="120"/>
-        <w:rPr>
-          <w:rFonts w:ascii="Times New Roman" w:hAnsi="Times New Roman" w:cs="Times New Roman"/>
-          <w:color w:val="000000" w:themeColor="text1"/>
-        </w:rPr>
-      </w:pPr>
-      <w:r>
-        <w:rPr>
-          <w:rFonts w:ascii="Times New Roman" w:hAnsi="Times New Roman" w:cs="Times New Roman"/>
-          <w:b/>
-          <w:color w:val="000000" w:themeColor="text1"/>
-        </w:rPr>
-        <w:t>Anderson B.M</w:t>
-      </w:r>
-      <w:r>
-        <w:rPr>
-          <w:rFonts w:ascii="Times New Roman" w:hAnsi="Times New Roman" w:cs="Times New Roman"/>
-          <w:color w:val="000000" w:themeColor="text1"/>
-        </w:rPr>
-        <w:t xml:space="preserve">, Lin E., et al. </w:t>
-      </w:r>
-      <w:r>
-        <w:rPr>
-          <w:rFonts w:ascii="Times New Roman" w:hAnsi="Times New Roman" w:cs="Times New Roman"/>
-          <w:i/>
-          <w:color w:val="000000" w:themeColor="text1"/>
-        </w:rPr>
-        <w:t xml:space="preserve">Improvement of liver ablation treatment for Colorectal Liver Metastases (CLM). </w:t>
-      </w:r>
-      <w:r>
-        <w:rPr>
-          <w:rFonts w:ascii="Times New Roman" w:hAnsi="Times New Roman" w:cs="Times New Roman"/>
-          <w:color w:val="000000" w:themeColor="text1"/>
-        </w:rPr>
-        <w:t>SPIE Annual Conference. Houston, TX. 02/2017</w:t>
-      </w:r>
-    </w:p>
-    <w:p>
-      <w:pPr>
-        <w:keepNext/>
-        <w:keepLines/>
-        <w:spacing w:after="120"/>
-        <w:rPr>
-          <w:rFonts w:ascii="Times New Roman" w:hAnsi="Times New Roman" w:cs="Times New Roman"/>
-          <w:b/>
-          <w:color w:val="000000" w:themeColor="text1"/>
-          <w:sz w:val="24"/>
-          <w:szCs w:val="24"/>
-          <w:u w:val="single"/>
-        </w:rPr>
-      </w:pPr>
-      <w:r>
-        <w:rPr>
-          <w:rFonts w:ascii="Times New Roman" w:hAnsi="Times New Roman" w:cs="Times New Roman"/>
-          <w:b/>
-          <w:color w:val="000000" w:themeColor="text1"/>
-          <w:sz w:val="24"/>
-          <w:szCs w:val="24"/>
-          <w:u w:val="single"/>
-        </w:rPr>
-        <w:t>Abstracts____________________________________________________________________________</w:t>
-      </w:r>
-    </w:p>
-    <w:p>
-      <w:pPr>
-        <w:pStyle w:val="ListParagraph"/>
-        <w:keepNext/>
-        <w:keepLines/>
-        <w:numPr>
-          <w:ilvl w:val="0"/>
-          <w:numId w:val="5"/>
-        </w:numPr>
-        <w:spacing w:after="120"/>
-        <w:rPr>
-          <w:rFonts w:ascii="Times New Roman" w:eastAsia="Times New Roman" w:hAnsi="Times New Roman" w:cs="Times New Roman"/>
-          <w:color w:val="000000" w:themeColor="text1"/>
-        </w:rPr>
-      </w:pPr>
-      <w:r>
-        <w:rPr>
-          <w:rFonts w:ascii="Times New Roman" w:eastAsia="Times New Roman" w:hAnsi="Times New Roman" w:cs="Times New Roman"/>
-          <w:color w:val="000000" w:themeColor="text1"/>
-        </w:rPr>
-        <w:t xml:space="preserve">Abdou M., Stark J., Kim S., Zegers B., </w:t>
-      </w:r>
-      <w:r>
-        <w:rPr>
-          <w:rFonts w:ascii="Times New Roman" w:eastAsia="Times New Roman" w:hAnsi="Times New Roman" w:cs="Times New Roman"/>
-          <w:b/>
-          <w:bCs/>
-          <w:color w:val="000000" w:themeColor="text1"/>
-        </w:rPr>
-        <w:t xml:space="preserve">Anderson B.M. </w:t>
-      </w:r>
-      <w:r>
-        <w:rPr>
-          <w:rFonts w:ascii="Times New Roman" w:eastAsia="Times New Roman" w:hAnsi="Times New Roman" w:cs="Times New Roman"/>
-          <w:i/>
-          <w:iCs/>
-          <w:color w:val="000000" w:themeColor="text1"/>
-        </w:rPr>
-        <w:t xml:space="preserve">Root Cause Analysis of Unscheduled Replans Across 19,249 Radiation Therapy Plans: A Five-Year Single-Institution Review. </w:t>
-      </w:r>
-      <w:r>
-        <w:rPr>
-          <w:rFonts w:ascii="Times New Roman" w:eastAsia="Times New Roman" w:hAnsi="Times New Roman" w:cs="Times New Roman"/>
-          <w:color w:val="000000" w:themeColor="text1"/>
-        </w:rPr>
-        <w:t xml:space="preserve">ASTRO Annual Conference 10/2026</w:t>
-      </w:r>
-    </w:p>
-    <w:p>
-      <w:pPr>
-        <w:pStyle w:val="ListParagraph"/>
-        <w:keepNext/>
-        <w:keepLines/>
-        <w:numPr>
-          <w:ilvl w:val="0"/>
-          <w:numId w:val="5"/>
-        </w:numPr>
-        <w:spacing w:after="120"/>
-        <w:rPr>
-          <w:rFonts w:ascii="Times New Roman" w:eastAsia="Times New Roman" w:hAnsi="Times New Roman" w:cs="Times New Roman"/>
-          <w:color w:val="000000" w:themeColor="text1"/>
-        </w:rPr>
-      </w:pPr>
-      <w:r>
-        <w:rPr>
-          <w:rFonts w:ascii="Times New Roman" w:eastAsia="Times New Roman" w:hAnsi="Times New Roman" w:cs="Times New Roman"/>
-          <w:color w:val="000000" w:themeColor="text1"/>
-        </w:rPr>
-        <w:t xml:space="preserve">Gao, Y., Wells, D., Bhattacharya, S., Repka, MC., Lavrova, L., </w:t>
-      </w:r>
-      <w:r>
-        <w:rPr>
-          <w:rFonts w:ascii="Times New Roman" w:eastAsia="Times New Roman" w:hAnsi="Times New Roman" w:cs="Times New Roman"/>
-          <w:b/>
-          <w:bCs/>
-          <w:color w:val="000000" w:themeColor="text1"/>
-        </w:rPr>
-        <w:t>Anderson B.M</w:t>
-      </w:r>
-      <w:r>
-        <w:rPr>
-          <w:rFonts w:ascii="Times New Roman" w:eastAsia="Times New Roman" w:hAnsi="Times New Roman" w:cs="Times New Roman"/>
-          <w:color w:val="000000" w:themeColor="text1"/>
-        </w:rPr>
-        <w:t xml:space="preserve">, Das, SD, Rajasekar, A., Byrd, E., McGurk, R., Dooley, J., Adapa, K., Wright, JL., Marks, LB., Mazur, LM. </w:t>
-      </w:r>
-      <w:r>
-        <w:rPr>
-          <w:rFonts w:ascii="Times New Roman" w:eastAsia="Times New Roman" w:hAnsi="Times New Roman" w:cs="Times New Roman"/>
-          <w:i/>
-          <w:iCs/>
-          <w:color w:val="000000" w:themeColor="text1"/>
-        </w:rPr>
-        <w:t>Deep Learning-Based Pelvic Vessel Auto-Segmentation for Standarized Lymph Node Delineation in Prostate Cancer Radiotherapy.</w:t>
-      </w:r>
-      <w:r>
-        <w:rPr>
-          <w:rFonts w:ascii="Times New Roman" w:eastAsia="Times New Roman" w:hAnsi="Times New Roman" w:cs="Times New Roman"/>
-          <w:color w:val="000000" w:themeColor="text1"/>
-        </w:rPr>
-        <w:t xml:space="preserve"> ASTRO Annual Conference 10/2026</w:t>
-      </w:r>
-    </w:p>
-    <w:p>
-      <w:pPr>
-        <w:pStyle w:val="ListParagraph"/>
-        <w:keepNext/>
-        <w:keepLines/>
-        <w:numPr>
-          <w:ilvl w:val="0"/>
-          <w:numId w:val="5"/>
-        </w:numPr>
-        <w:spacing w:after="120"/>
-        <w:rPr>
-          <w:rFonts w:ascii="Times New Roman" w:eastAsia="Times New Roman" w:hAnsi="Times New Roman" w:cs="Times New Roman"/>
-          <w:color w:val="000000" w:themeColor="text1"/>
-        </w:rPr>
-      </w:pPr>
-      <w:r>
-        <w:rPr>
-          <w:rFonts w:ascii="Times New Roman" w:eastAsia="Times New Roman" w:hAnsi="Times New Roman" w:cs="Times New Roman"/>
-          <w:color w:val="000000" w:themeColor="text1"/>
-        </w:rPr>
-        <w:t xml:space="preserve">Das S., Dong F., Morse R., </w:t>
-      </w:r>
-      <w:r>
-        <w:rPr>
-          <w:rFonts w:ascii="Times New Roman" w:eastAsia="Times New Roman" w:hAnsi="Times New Roman" w:cs="Times New Roman"/>
-          <w:b/>
-          <w:bCs/>
-          <w:color w:val="000000" w:themeColor="text1"/>
-        </w:rPr>
-        <w:t>Anderson B.M,</w:t>
-      </w:r>
-      <w:r>
-        <w:rPr>
-          <w:rFonts w:ascii="Times New Roman" w:eastAsia="Times New Roman" w:hAnsi="Times New Roman" w:cs="Times New Roman"/>
-          <w:color w:val="000000" w:themeColor="text1"/>
-        </w:rPr>
-        <w:t xml:space="preserve"> Chera B., Shen C., Repka M., Yarbrough W., Hackman T., Blumberg J., Lumley C., Weiss J., Patel S., Sheth S., Chen X. </w:t>
-      </w:r>
-      <w:r>
-        <w:rPr>
-          <w:rFonts w:ascii="Times New Roman" w:eastAsia="Times New Roman" w:hAnsi="Times New Roman" w:cs="Times New Roman"/>
-          <w:i/>
-          <w:iCs/>
-          <w:color w:val="000000" w:themeColor="text1"/>
-        </w:rPr>
-        <w:t>Predicting Dysphagia and Identifying Anatomical Regions Responsible for Dysphagia Following Intensity-Modulated Radiation Therapy (IMRT) for Oropharyngeal Carcinoma.</w:t>
-      </w:r>
-      <w:r>
-        <w:rPr>
-          <w:rFonts w:ascii="Times New Roman" w:eastAsia="Times New Roman" w:hAnsi="Times New Roman" w:cs="Times New Roman"/>
-          <w:color w:val="000000" w:themeColor="text1"/>
-        </w:rPr>
-        <w:t xml:space="preserve"> ASTRO Annual Conference 10/2026</w:t>
-      </w:r>
-    </w:p>
-    <w:p>
-      <w:pPr>
-        <w:pStyle w:val="ListParagraph"/>
-        <w:keepNext/>
-        <w:keepLines/>
-        <w:numPr>
-          <w:ilvl w:val="0"/>
-          <w:numId w:val="5"/>
-        </w:numPr>
-        <w:spacing w:after="120"/>
-        <w:rPr>
-          <w:rFonts w:ascii="Times New Roman" w:eastAsia="Times New Roman" w:hAnsi="Times New Roman" w:cs="Times New Roman"/>
-          <w:color w:val="000000" w:themeColor="text1"/>
-        </w:rPr>
-      </w:pPr>
-      <w:r>
-        <w:rPr>
-          <w:rFonts w:ascii="Times New Roman" w:eastAsia="Times New Roman" w:hAnsi="Times New Roman" w:cs="Times New Roman"/>
-          <w:color w:val="000000" w:themeColor="text1"/>
-        </w:rPr>
-        <w:t xml:space="preserve">Sousa C., Doss V., Hales E., Hagan E., Gebre T., Obaideen A., Negassa M., Liu D., </w:t>
-      </w:r>
-      <w:r>
-        <w:rPr>
-          <w:rFonts w:ascii="Times New Roman" w:eastAsia="Times New Roman" w:hAnsi="Times New Roman" w:cs="Times New Roman"/>
-          <w:b/>
-          <w:bCs/>
-          <w:color w:val="000000" w:themeColor="text1"/>
-        </w:rPr>
-        <w:t>Anderson B.M</w:t>
-      </w:r>
-      <w:r>
-        <w:rPr>
-          <w:rFonts w:ascii="Times New Roman" w:eastAsia="Times New Roman" w:hAnsi="Times New Roman" w:cs="Times New Roman"/>
-          <w:color w:val="000000" w:themeColor="text1"/>
-        </w:rPr>
-        <w:t xml:space="preserve">, Kooner, Hu C., Li H., Viswanathan A., Jia X., Hales R., Voong K. R, McNutt T., Ger R. </w:t>
-      </w:r>
-      <w:r>
-        <w:rPr>
-          <w:rFonts w:ascii="Times New Roman" w:eastAsia="Times New Roman" w:hAnsi="Times New Roman" w:cs="Times New Roman"/>
-          <w:i/>
-          <w:iCs/>
-          <w:color w:val="000000" w:themeColor="text1"/>
-        </w:rPr>
-        <w:t>Cumulative EQD2 Esophageal Dose and Severe Toxicity After Thoracic Reirradiation.</w:t>
-      </w:r>
-      <w:r>
-        <w:rPr>
-          <w:rFonts w:ascii="Times New Roman" w:eastAsia="Times New Roman" w:hAnsi="Times New Roman" w:cs="Times New Roman"/>
-          <w:color w:val="000000" w:themeColor="text1"/>
-        </w:rPr>
-        <w:t xml:space="preserve"> ASTRO Annual Conference 10/2026</w:t>
-      </w:r>
-    </w:p>
-    <w:p>
-      <w:pPr>
-        <w:pStyle w:val="ListParagraph"/>
-        <w:keepNext/>
-        <w:keepLines/>
-        <w:numPr>
-          <w:ilvl w:val="0"/>
-          <w:numId w:val="5"/>
-        </w:numPr>
-        <w:spacing w:after="120"/>
-        <w:rPr>
-          <w:rFonts w:ascii="Times New Roman" w:hAnsi="Times New Roman"/>
-          <w:color w:val="000000" w:themeColor="text1"/>
-        </w:rPr>
-      </w:pPr>
-      <w:r>
-        <w:rPr>
-          <w:rFonts w:ascii="Times New Roman" w:hAnsi="Times New Roman"/>
-          <w:color w:val="000000" w:themeColor="text1"/>
-        </w:rPr>
-        <w:t xml:space="preserve">Abdulkadir Y, </w:t>
-      </w:r>
-      <w:r>
-        <w:rPr>
-          <w:rFonts w:ascii="Times New Roman" w:hAnsi="Times New Roman"/>
-          <w:b/>
-          <w:bCs/>
-          <w:color w:val="000000" w:themeColor="text1"/>
-        </w:rPr>
-        <w:t>Anderson B.M,</w:t>
-      </w:r>
-      <w:r>
-        <w:rPr>
-          <w:rFonts w:ascii="Times New Roman" w:hAnsi="Times New Roman"/>
-          <w:color w:val="000000" w:themeColor="text1"/>
-        </w:rPr>
-        <w:t xml:space="preserve"> Fields E, Hink JB, Hsu D, Kisling K, Krupein A, Lamb J, Matney J, Maxin P, Moore L, Neylon J, Ritter T, Savjani R, Valdes G, Vasconcelos N, Vinogradskiy Y, Witztum A. </w:t>
-      </w:r>
-      <w:r>
-        <w:rPr>
-          <w:rFonts w:ascii="Times New Roman" w:hAnsi="Times New Roman"/>
-          <w:i/>
-          <w:iCs/>
-          <w:color w:val="000000" w:themeColor="text1"/>
-        </w:rPr>
-        <w:t>Head and Neck Gross Tumor Deep-Learning Autocontouring Model Using BigROC Collaborative Data.</w:t>
-      </w:r>
-      <w:r>
-        <w:rPr>
-          <w:rFonts w:ascii="Times New Roman" w:hAnsi="Times New Roman"/>
-          <w:color w:val="000000" w:themeColor="text1"/>
-        </w:rPr>
-        <w:t xml:space="preserve"> AAPM Annual Conference 07/2026</w:t>
-      </w:r>
-    </w:p>
-    <w:p>
-      <w:pPr>
-        <w:pStyle w:val="ListParagraph"/>
-        <w:keepNext/>
-        <w:keepLines/>
-        <w:numPr>
-          <w:ilvl w:val="0"/>
-          <w:numId w:val="5"/>
-        </w:numPr>
-        <w:spacing w:after="120"/>
-        <w:rPr>
-          <w:rFonts w:ascii="Times New Roman" w:hAnsi="Times New Roman"/>
-          <w:color w:val="000000" w:themeColor="text1"/>
-        </w:rPr>
-      </w:pPr>
-      <w:r>
-        <w:rPr>
-          <w:rFonts w:ascii="Times New Roman" w:hAnsi="Times New Roman"/>
-          <w:color w:val="000000" w:themeColor="text1"/>
-        </w:rPr>
-        <w:t xml:space="preserve">Friend D., Dance M., Dooley J., </w:t>
-      </w:r>
-      <w:r>
-        <w:rPr>
-          <w:rFonts w:ascii="Times New Roman" w:hAnsi="Times New Roman"/>
-          <w:b/>
-          <w:bCs/>
-          <w:color w:val="000000" w:themeColor="text1"/>
-        </w:rPr>
-        <w:t xml:space="preserve">Anderson B.M, </w:t>
-      </w:r>
-      <w:r>
-        <w:rPr>
-          <w:rFonts w:ascii="Times New Roman" w:hAnsi="Times New Roman"/>
-          <w:color w:val="000000" w:themeColor="text1"/>
-        </w:rPr>
-        <w:t xml:space="preserve">Casey D., Shen C., Das S. </w:t>
-      </w:r>
-      <w:r>
-        <w:rPr>
-          <w:rFonts w:ascii="Times New Roman" w:hAnsi="Times New Roman"/>
-          <w:i/>
-          <w:iCs/>
-          <w:color w:val="000000" w:themeColor="text1"/>
-        </w:rPr>
-        <w:t>Rapid Semi-Automated Planning for VMAT Craniospinal Irradiation Using Raystation.</w:t>
-      </w:r>
-      <w:r>
-        <w:rPr>
-          <w:rFonts w:ascii="Times New Roman" w:hAnsi="Times New Roman"/>
-          <w:color w:val="000000" w:themeColor="text1"/>
-        </w:rPr>
-        <w:t xml:space="preserve"> AAPM Annual Conference 07/2026</w:t>
-      </w:r>
-    </w:p>
-    <w:p>
-      <w:pPr>
-        <w:pStyle w:val="ListParagraph"/>
-        <w:keepNext/>
-        <w:keepLines/>
-        <w:numPr>
-          <w:ilvl w:val="0"/>
-          <w:numId w:val="5"/>
-        </w:numPr>
-        <w:spacing w:after="120"/>
-        <w:rPr>
-          <w:rFonts w:ascii="Times New Roman" w:hAnsi="Times New Roman"/>
-          <w:color w:val="000000" w:themeColor="text1"/>
-        </w:rPr>
-      </w:pPr>
-      <w:r>
-        <w:rPr>
-          <w:rFonts w:ascii="Times New Roman" w:hAnsi="Times New Roman"/>
-          <w:color w:val="000000" w:themeColor="text1"/>
-        </w:rPr>
-        <w:t xml:space="preserve">Bhattacharya S., Karunaker A., </w:t>
-      </w:r>
-      <w:r>
-        <w:rPr>
-          <w:rFonts w:ascii="Times New Roman" w:hAnsi="Times New Roman"/>
-          <w:b/>
-          <w:bCs/>
-          <w:color w:val="000000" w:themeColor="text1"/>
-        </w:rPr>
-        <w:t>Anderson B.M,</w:t>
-      </w:r>
-      <w:r>
-        <w:rPr>
-          <w:rFonts w:ascii="Times New Roman" w:hAnsi="Times New Roman"/>
-          <w:color w:val="000000" w:themeColor="text1"/>
-        </w:rPr>
-        <w:t xml:space="preserve"> Wells D., Gao Y., Marks L., Das S., Rajasekar A., Mazur L </w:t>
-      </w:r>
-      <w:r>
-        <w:rPr>
-          <w:rFonts w:ascii="Times New Roman" w:hAnsi="Times New Roman"/>
-          <w:i/>
-          <w:iCs/>
-          <w:color w:val="000000" w:themeColor="text1"/>
-        </w:rPr>
-        <w:t>Automated Detection of Hip Replacements and Fiducial Markers in Pelvic CT Scans: A Comparative Study of Rule-Based vs Deep Learning Approaches.</w:t>
-      </w:r>
-      <w:r>
-        <w:rPr>
-          <w:rFonts w:ascii="Times New Roman" w:hAnsi="Times New Roman"/>
-          <w:color w:val="000000" w:themeColor="text1"/>
-        </w:rPr>
-        <w:t xml:space="preserve"> IEEE Conference on AI 06/2026</w:t>
-      </w:r>
-    </w:p>
-    <w:p>
-      <w:pPr>
-        <w:pStyle w:val="ListParagraph"/>
-        <w:keepNext/>
-        <w:keepLines/>
-        <w:numPr>
-          <w:ilvl w:val="0"/>
-          <w:numId w:val="5"/>
-        </w:numPr>
-        <w:spacing w:after="120"/>
-        <w:rPr>
-          <w:rFonts w:ascii="Times New Roman" w:hAnsi="Times New Roman"/>
-          <w:color w:val="000000" w:themeColor="text1"/>
-        </w:rPr>
-      </w:pPr>
-      <w:r>
-        <w:rPr>
-          <w:rFonts w:ascii="Times New Roman" w:hAnsi="Times New Roman"/>
-          <w:color w:val="000000" w:themeColor="text1"/>
-        </w:rPr>
-        <w:t xml:space="preserve">Foster M., Byrd E., Kwong E., Karunaker A., </w:t>
-      </w:r>
-      <w:r>
-        <w:rPr>
-          <w:rFonts w:ascii="Times New Roman" w:hAnsi="Times New Roman"/>
-          <w:b/>
-          <w:bCs/>
-          <w:color w:val="000000" w:themeColor="text1"/>
-        </w:rPr>
-        <w:t>Anderson B.M,</w:t>
-      </w:r>
-      <w:r>
-        <w:rPr>
-          <w:rFonts w:ascii="Times New Roman" w:hAnsi="Times New Roman"/>
-          <w:color w:val="000000" w:themeColor="text1"/>
-        </w:rPr>
-        <w:t xml:space="preserve"> Repka M., McGurk R., Das S., Marks L., Mazur L. </w:t>
-      </w:r>
-      <w:r>
-        <w:rPr>
-          <w:rFonts w:ascii="Times New Roman" w:hAnsi="Times New Roman"/>
-          <w:i/>
-          <w:iCs/>
-          <w:color w:val="000000" w:themeColor="text1"/>
-        </w:rPr>
-        <w:t>Navigating Variability in Prostate RT Planning: Real-Time Insights for Human-Centered CDS Design.</w:t>
-      </w:r>
-      <w:r>
-        <w:rPr>
-          <w:rFonts w:ascii="Times New Roman" w:hAnsi="Times New Roman"/>
-          <w:color w:val="000000" w:themeColor="text1"/>
-        </w:rPr>
-        <w:t xml:space="preserve"> AMIA Annual Symposium 02/2026</w:t>
-      </w:r>
-    </w:p>
-    <w:p>
-      <w:pPr>
-        <w:pStyle w:val="ListParagraph"/>
-        <w:keepNext/>
-        <w:keepLines/>
-        <w:numPr>
-          <w:ilvl w:val="0"/>
-          <w:numId w:val="5"/>
-        </w:numPr>
-        <w:spacing w:after="120"/>
-        <w:rPr>
-          <w:rFonts w:ascii="Times New Roman" w:hAnsi="Times New Roman"/>
-          <w:color w:val="000000" w:themeColor="text1"/>
-        </w:rPr>
-      </w:pPr>
-      <w:r>
-        <w:rPr>
-          <w:rFonts w:ascii="Times New Roman" w:hAnsi="Times New Roman"/>
-          <w:bCs/>
-          <w:color w:val="000000" w:themeColor="text1"/>
-        </w:rPr>
-        <w:t xml:space="preserve">Woodland M, Wood J, </w:t>
-      </w:r>
-      <w:r>
-        <w:rPr>
-          <w:rFonts w:ascii="Times New Roman" w:hAnsi="Times New Roman"/>
-          <w:b/>
-          <w:color w:val="000000" w:themeColor="text1"/>
-        </w:rPr>
-        <w:t xml:space="preserve">Anderson B.M, </w:t>
-      </w:r>
-      <w:r>
-        <w:rPr>
-          <w:rFonts w:ascii="Times New Roman" w:hAnsi="Times New Roman"/>
-          <w:bCs/>
-          <w:color w:val="000000" w:themeColor="text1"/>
-        </w:rPr>
-        <w:t>Kundu S., Lin E., Koay E., Odisio B., Chung C., Kang H., Venkatesan A., Yedururi S., De B., Lin Y., Patel A., Brock KK.</w:t>
-      </w:r>
-      <w:r>
-        <w:rPr>
-          <w:rFonts w:ascii="Times New Roman" w:hAnsi="Times New Roman"/>
-          <w:b/>
-          <w:color w:val="000000" w:themeColor="text1"/>
-        </w:rPr>
-        <w:t xml:space="preserve"> </w:t>
-      </w:r>
-      <w:r>
-        <w:rPr>
-          <w:rFonts w:ascii="Times New Roman" w:hAnsi="Times New Roman"/>
-          <w:bCs/>
-          <w:i/>
-          <w:iCs/>
-          <w:color w:val="000000" w:themeColor="text1"/>
-        </w:rPr>
-        <w:t xml:space="preserve">Comparing Transfer Learning, Data Augmentation, and Data Expansion in the Improvement of Medical Image Generation. </w:t>
-      </w:r>
-      <w:r>
-        <w:rPr>
-          <w:rFonts w:ascii="Times New Roman" w:hAnsi="Times New Roman"/>
-          <w:color w:val="000000" w:themeColor="text1"/>
-        </w:rPr>
-        <w:t>AAPM Annual Conference 07/2022</w:t>
-      </w:r>
-    </w:p>
-    <w:p>
-      <w:pPr>
-        <w:pStyle w:val="ListParagraph"/>
-        <w:keepNext/>
-        <w:keepLines/>
-        <w:numPr>
-          <w:ilvl w:val="0"/>
-          <w:numId w:val="5"/>
-        </w:numPr>
-        <w:spacing w:after="120"/>
-        <w:rPr>
-          <w:rFonts w:ascii="Times New Roman" w:eastAsia="Times New Roman" w:hAnsi="Times New Roman" w:cs="Times New Roman"/>
-          <w:color w:val="000000" w:themeColor="text1"/>
-        </w:rPr>
-      </w:pPr>
-      <w:r>
-        <w:rPr>
-          <w:rFonts w:ascii="Times New Roman" w:eastAsia="Times New Roman" w:hAnsi="Times New Roman" w:cs="Times New Roman"/>
-          <w:color w:val="000000" w:themeColor="text1"/>
-        </w:rPr>
-        <w:t xml:space="preserve">Rigaud, B., Kirimli E., Yedururi S., Cazoulat G., </w:t>
-      </w:r>
-      <w:r>
-        <w:rPr>
-          <w:rFonts w:ascii="Times New Roman" w:eastAsia="Times New Roman" w:hAnsi="Times New Roman" w:cs="Times New Roman"/>
-          <w:b/>
-          <w:bCs/>
-          <w:color w:val="000000" w:themeColor="text1"/>
-        </w:rPr>
-        <w:t>Anderson B.M,</w:t>
-      </w:r>
-      <w:r>
-        <w:rPr>
-          <w:rFonts w:ascii="Times New Roman" w:eastAsia="Times New Roman" w:hAnsi="Times New Roman" w:cs="Times New Roman"/>
-          <w:color w:val="000000" w:themeColor="text1"/>
-        </w:rPr>
-        <w:t xml:space="preserve"> Zaid M., Elganainy D., Koay E., Brock KK. </w:t>
-      </w:r>
-      <w:r>
-        <w:rPr>
-          <w:rFonts w:ascii="Times New Roman" w:eastAsia="Times New Roman" w:hAnsi="Times New Roman" w:cs="Times New Roman"/>
-          <w:i/>
-          <w:color w:val="000000" w:themeColor="text1"/>
-        </w:rPr>
-        <w:t>Evaluation of Deep Learning-Based Automatic Segmentation of the Pancreas.</w:t>
-      </w:r>
-      <w:r>
-        <w:rPr>
-          <w:rFonts w:ascii="Times New Roman" w:eastAsia="Times New Roman" w:hAnsi="Times New Roman" w:cs="Times New Roman"/>
-          <w:color w:val="000000" w:themeColor="text1"/>
-        </w:rPr>
-        <w:t xml:space="preserve"> AAPM Annual Conference. Virtual, 07/2021</w:t>
-      </w:r>
-    </w:p>
-    <w:p>
-      <w:pPr>
-        <w:pStyle w:val="ListParagraph"/>
-        <w:keepNext/>
-        <w:keepLines/>
-        <w:numPr>
-          <w:ilvl w:val="0"/>
-          <w:numId w:val="5"/>
-        </w:numPr>
-        <w:spacing w:after="120"/>
-        <w:rPr>
-          <w:rFonts w:ascii="Times New Roman" w:eastAsia="Times New Roman" w:hAnsi="Times New Roman" w:cs="Times New Roman"/>
-          <w:color w:val="000000" w:themeColor="text1"/>
-        </w:rPr>
-      </w:pPr>
-      <w:r>
-        <w:rPr>
-          <w:rFonts w:ascii="Times New Roman" w:eastAsia="Times New Roman" w:hAnsi="Times New Roman" w:cs="Times New Roman"/>
-          <w:color w:val="000000" w:themeColor="text1"/>
-        </w:rPr>
-        <w:t xml:space="preserve">McCulloch, M., Cazoulat G., Rigaud B., </w:t>
-      </w:r>
-      <w:r>
-        <w:rPr>
-          <w:rFonts w:ascii="Times New Roman" w:eastAsia="Times New Roman" w:hAnsi="Times New Roman" w:cs="Times New Roman"/>
-          <w:b/>
-          <w:bCs/>
-          <w:color w:val="000000" w:themeColor="text1"/>
-        </w:rPr>
-        <w:t xml:space="preserve">Anderson B.M, </w:t>
-      </w:r>
-      <w:r>
-        <w:rPr>
-          <w:rFonts w:ascii="Times New Roman" w:eastAsia="Times New Roman" w:hAnsi="Times New Roman" w:cs="Times New Roman"/>
-          <w:color w:val="000000" w:themeColor="text1"/>
-        </w:rPr>
-        <w:t xml:space="preserve">Kirimli E., Gryshkevych S., Svensson S., Ohrt A., Chopra A., Mathew R., Zaid M., Elganainy D., ,Balter P., Koay E., Brock KK. </w:t>
-      </w:r>
-      <w:r>
-        <w:rPr>
-          <w:rFonts w:ascii="Times New Roman" w:eastAsia="Times New Roman" w:hAnsi="Times New Roman" w:cs="Times New Roman"/>
-          <w:i/>
-          <w:color w:val="000000" w:themeColor="text1"/>
-        </w:rPr>
-        <w:t xml:space="preserve">Use of Deep Learning Segmentation and Biomechanical Models to Improve Dose Accumulation Accuracy in GI Structures. </w:t>
-      </w:r>
-      <w:r>
-        <w:rPr>
-          <w:rFonts w:ascii="Times New Roman" w:eastAsia="Times New Roman" w:hAnsi="Times New Roman" w:cs="Times New Roman"/>
-          <w:color w:val="000000" w:themeColor="text1"/>
-        </w:rPr>
-        <w:t>AAPM Annual Conference. Virtual, 07/2021</w:t>
-      </w:r>
-    </w:p>
-    <w:p>
-      <w:pPr>
-        <w:pStyle w:val="ListParagraph"/>
-        <w:keepNext/>
-        <w:keepLines/>
-        <w:numPr>
-          <w:ilvl w:val="0"/>
-          <w:numId w:val="5"/>
-        </w:numPr>
-        <w:spacing w:after="120"/>
-        <w:rPr>
-          <w:rFonts w:ascii="Times New Roman" w:eastAsia="Times New Roman" w:hAnsi="Times New Roman" w:cs="Times New Roman"/>
-          <w:color w:val="000000" w:themeColor="text1"/>
-        </w:rPr>
-      </w:pPr>
-      <w:r>
-        <w:rPr>
-          <w:rFonts w:ascii="Times New Roman" w:eastAsia="Times New Roman" w:hAnsi="Times New Roman" w:cs="Times New Roman"/>
-          <w:color w:val="000000" w:themeColor="text1"/>
-        </w:rPr>
-        <w:t xml:space="preserve">Reber, B., </w:t>
-      </w:r>
-      <w:r>
-        <w:rPr>
-          <w:rFonts w:ascii="Times New Roman" w:eastAsia="Times New Roman" w:hAnsi="Times New Roman" w:cs="Times New Roman"/>
-          <w:b/>
-          <w:color w:val="000000" w:themeColor="text1"/>
-        </w:rPr>
-        <w:t>Anderson B.M</w:t>
-      </w:r>
-      <w:r>
-        <w:rPr>
-          <w:rFonts w:ascii="Times New Roman" w:eastAsia="Times New Roman" w:hAnsi="Times New Roman" w:cs="Times New Roman"/>
-          <w:color w:val="000000" w:themeColor="text1"/>
-        </w:rPr>
-        <w:t xml:space="preserve">, Mohamed A., Van Dijk L., Rigaud B., McCulloch M., He Y., Woodland M., Fuller C., Lai S., Brock KK </w:t>
-      </w:r>
-      <w:r>
-        <w:rPr>
-          <w:rFonts w:ascii="Times New Roman" w:eastAsia="Times New Roman" w:hAnsi="Times New Roman" w:cs="Times New Roman"/>
-          <w:i/>
-          <w:color w:val="000000" w:themeColor="text1"/>
-        </w:rPr>
-        <w:t xml:space="preserve">Predicting Osteoradionecrosis From Head and Neck Radiotherapy Using a Residual convolutional Neural Network. </w:t>
-      </w:r>
-      <w:r>
-        <w:rPr>
-          <w:rFonts w:ascii="Times New Roman" w:eastAsia="Times New Roman" w:hAnsi="Times New Roman" w:cs="Times New Roman"/>
-          <w:color w:val="000000" w:themeColor="text1"/>
-        </w:rPr>
-        <w:t>AAPM Annual Conference. Virtual, 07/2021</w:t>
-      </w:r>
-    </w:p>
-    <w:p>
-      <w:pPr>
-        <w:pStyle w:val="ListParagraph"/>
-        <w:keepNext/>
-        <w:keepLines/>
-        <w:numPr>
-          <w:ilvl w:val="0"/>
-          <w:numId w:val="5"/>
-        </w:numPr>
-        <w:spacing w:after="120"/>
-        <w:rPr>
-          <w:rFonts w:ascii="Times New Roman" w:hAnsi="Times New Roman" w:cs="Times New Roman"/>
-          <w:color w:val="000000" w:themeColor="text1"/>
-        </w:rPr>
-      </w:pPr>
-      <w:r>
-        <w:rPr>
-          <w:rFonts w:ascii="Times New Roman" w:hAnsi="Times New Roman" w:cs="Times New Roman"/>
-          <w:color w:val="000000" w:themeColor="text1"/>
-        </w:rPr>
-        <w:t xml:space="preserve">Brock, K., </w:t>
-      </w:r>
-      <w:r>
-        <w:rPr>
-          <w:rFonts w:ascii="Times New Roman" w:hAnsi="Times New Roman" w:cs="Times New Roman"/>
-          <w:b/>
-          <w:color w:val="000000" w:themeColor="text1"/>
-        </w:rPr>
-        <w:t>Anderson B.M</w:t>
-      </w:r>
-      <w:r>
-        <w:rPr>
-          <w:rFonts w:ascii="Times New Roman" w:hAnsi="Times New Roman" w:cs="Times New Roman"/>
-          <w:color w:val="000000" w:themeColor="text1"/>
-        </w:rPr>
-        <w:t xml:space="preserve">, et al </w:t>
-      </w:r>
-      <w:r>
-        <w:rPr>
-          <w:rFonts w:ascii="Times New Roman" w:hAnsi="Times New Roman" w:cs="Times New Roman"/>
-          <w:i/>
-          <w:color w:val="000000" w:themeColor="text1"/>
-        </w:rPr>
-        <w:t xml:space="preserve">Anatomical Modeling to Improve the Precision of Image Guided Liver Ablation. </w:t>
-      </w:r>
-      <w:r>
-        <w:rPr>
-          <w:rFonts w:ascii="Times New Roman" w:hAnsi="Times New Roman" w:cs="Times New Roman"/>
-          <w:color w:val="000000" w:themeColor="text1"/>
-        </w:rPr>
-        <w:t>Image-Guided Therapy Workshop Rockville, MD. 04/2020</w:t>
-      </w:r>
-    </w:p>
-    <w:p>
-      <w:pPr>
-        <w:pStyle w:val="ListParagraph"/>
-        <w:keepNext/>
-        <w:keepLines/>
-        <w:numPr>
-          <w:ilvl w:val="0"/>
-          <w:numId w:val="5"/>
-        </w:numPr>
-        <w:spacing w:after="120"/>
-        <w:rPr>
-          <w:rFonts w:ascii="Times New Roman" w:hAnsi="Times New Roman" w:cs="Times New Roman"/>
-          <w:color w:val="000000" w:themeColor="text1"/>
-        </w:rPr>
-      </w:pPr>
-      <w:r>
-        <w:rPr>
-          <w:rFonts w:ascii="Times New Roman" w:hAnsi="Times New Roman" w:cs="Times New Roman"/>
-          <w:color w:val="000000" w:themeColor="text1"/>
-        </w:rPr>
-        <w:lastRenderedPageBreak/>
+          <w:color w:val="000000" w:themeColor="text1"/>
+        </w:rPr>
         <w:t xml:space="preserve">Owens, C., Gupta, A., Shrestha, S., </w:t>
       </w:r>
       <w:r>
@@ -7908,22 +7530,20 @@
     <w:p>
       <w:pPr>
         <w:tabs>
-          <w:tab w:val="left" w:pos="2016"/>
+          <w:tab w:val="left" w:pos="1750"/>
         </w:tabs>
         <w:spacing w:after="60"/>
-        <w:ind w:left="2016" w:hanging="2016"/>
-      </w:pPr>
-      <w:r>
-        <w:rPr>
-          <w:rFonts w:ascii="Times New Roman" w:hAnsi="Times New Roman"/>
-          <w:sz w:val="22"/>
-        </w:rPr>
-        <w:t xml:space="preserve">2022</w:t>
-      </w:r>
-      <w:r>
-        <w:rPr>
-          <w:rFonts w:ascii="Times New Roman" w:hAnsi="Times New Roman"/>
-          <w:sz w:val="22"/>
+        <w:ind w:left="1750" w:hanging="1750"/>
+      </w:pPr>
+      <w:r>
+        <w:rPr>
+          <w:rFonts w:ascii="Times New Roman" w:hAnsi="Times New Roman"/>
+        </w:rPr>
+        <w:t>2022</w:t>
+      </w:r>
+      <w:r>
+        <w:rPr>
+          <w:rFonts w:ascii="Times New Roman" w:hAnsi="Times New Roman"/>
         </w:rPr>
         <w:tab/>
       </w:r>
@@ -7933,35 +7553,33 @@
           <w:color w:val="000000" w:themeColor="text1"/>
           <w:u w:val="single"/>
         </w:rPr>
-        <w:t xml:space="preserve">UCSD Patient Communication for Medical Physicists Workshop</w:t>
-      </w:r>
-      <w:r>
-        <w:rPr>
-          <w:rFonts w:ascii="Times New Roman" w:hAnsi="Times New Roman" w:cs="Times New Roman"/>
-          <w:color w:val="000000" w:themeColor="text1"/>
-        </w:rPr>
-        <w:t xml:space="preserve">: Two-day workshop focused on improving communication skills with physicists and patients. Paid actors simulated treatment meetings for patients receiving breast and prostate therapy</w:t>
+        <w:t>UCSD Patient Communication for Medical Physicists Workshop</w:t>
+      </w:r>
+      <w:r>
+        <w:rPr>
+          <w:rFonts w:ascii="Times New Roman" w:hAnsi="Times New Roman" w:cs="Times New Roman"/>
+          <w:color w:val="000000" w:themeColor="text1"/>
+        </w:rPr>
+        <w:t>: Two-day workshop focused on improving communication skills with physicists and patients. Paid actors simulated treatment meetings for patients receiving breast and prostate therapy</w:t>
       </w:r>
     </w:p>
     <w:p>
       <w:pPr>
         <w:tabs>
-          <w:tab w:val="left" w:pos="2016"/>
+          <w:tab w:val="left" w:pos="1750"/>
         </w:tabs>
         <w:spacing w:after="60"/>
-        <w:ind w:left="2016" w:hanging="2016"/>
-      </w:pPr>
-      <w:r>
-        <w:rPr>
-          <w:rFonts w:ascii="Times New Roman" w:hAnsi="Times New Roman"/>
-          <w:sz w:val="22"/>
-        </w:rPr>
-        <w:t xml:space="preserve">2019</w:t>
-      </w:r>
-      <w:r>
-        <w:rPr>
-          <w:rFonts w:ascii="Times New Roman" w:hAnsi="Times New Roman"/>
-          <w:sz w:val="22"/>
+        <w:ind w:left="1750" w:hanging="1750"/>
+      </w:pPr>
+      <w:r>
+        <w:rPr>
+          <w:rFonts w:ascii="Times New Roman" w:hAnsi="Times New Roman"/>
+        </w:rPr>
+        <w:t>2019</w:t>
+      </w:r>
+      <w:r>
+        <w:rPr>
+          <w:rFonts w:ascii="Times New Roman" w:hAnsi="Times New Roman"/>
         </w:rPr>
         <w:tab/>
       </w:r>
@@ -7971,35 +7589,33 @@
           <w:color w:val="000000" w:themeColor="text1"/>
           <w:u w:val="single"/>
         </w:rPr>
-        <w:t xml:space="preserve">European Society of Interventional Radiology</w:t>
-      </w:r>
-      <w:r>
-        <w:rPr>
-          <w:rFonts w:ascii="Times New Roman" w:hAnsi="Times New Roman" w:cs="Times New Roman"/>
-          <w:color w:val="000000" w:themeColor="text1"/>
-        </w:rPr>
-        <w:t xml:space="preserve">: Reliability in Percutaneous Tumour Ablation.</w:t>
+        <w:t>European Society of Interventional Radiology</w:t>
+      </w:r>
+      <w:r>
+        <w:rPr>
+          <w:rFonts w:ascii="Times New Roman" w:hAnsi="Times New Roman" w:cs="Times New Roman"/>
+          <w:color w:val="000000" w:themeColor="text1"/>
+        </w:rPr>
+        <w:t>: Reliability in Percutaneous Tumour Ablation.</w:t>
       </w:r>
     </w:p>
     <w:p>
       <w:pPr>
         <w:tabs>
-          <w:tab w:val="left" w:pos="2016"/>
+          <w:tab w:val="left" w:pos="1750"/>
         </w:tabs>
         <w:spacing w:after="60"/>
-        <w:ind w:left="2016" w:hanging="2016"/>
-      </w:pPr>
-      <w:r>
-        <w:rPr>
-          <w:rFonts w:ascii="Times New Roman" w:hAnsi="Times New Roman"/>
-          <w:sz w:val="22"/>
-        </w:rPr>
-        <w:t xml:space="preserve">2019</w:t>
-      </w:r>
-      <w:r>
-        <w:rPr>
-          <w:rFonts w:ascii="Times New Roman" w:hAnsi="Times New Roman"/>
-          <w:sz w:val="22"/>
+        <w:ind w:left="1750" w:hanging="1750"/>
+      </w:pPr>
+      <w:r>
+        <w:rPr>
+          <w:rFonts w:ascii="Times New Roman" w:hAnsi="Times New Roman"/>
+        </w:rPr>
+        <w:t>2019</w:t>
+      </w:r>
+      <w:r>
+        <w:rPr>
+          <w:rFonts w:ascii="Times New Roman" w:hAnsi="Times New Roman"/>
         </w:rPr>
         <w:tab/>
       </w:r>
@@ -8009,35 +7625,41 @@
           <w:color w:val="000000" w:themeColor="text1"/>
           <w:u w:val="single"/>
         </w:rPr>
-        <w:t xml:space="preserve">MD Anderson, Gulf Coast Consortia workshop, Rigor and Reproducibility</w:t>
-      </w:r>
-      <w:r>
-        <w:rPr>
-          <w:rFonts w:ascii="Times New Roman" w:hAnsi="Times New Roman" w:cs="Times New Roman"/>
-          <w:color w:val="000000" w:themeColor="text1"/>
-        </w:rPr>
-        <w:t xml:space="preserve">: instructing researchers on the importance of robust research with unbiased analysis and reporting of results.</w:t>
+        <w:t>MD Anderson, Gulf Coast Consortia workshop, Rigor and Reproducibility</w:t>
+      </w:r>
+      <w:r>
+        <w:rPr>
+          <w:rFonts w:ascii="Times New Roman" w:hAnsi="Times New Roman" w:cs="Times New Roman"/>
+          <w:color w:val="000000" w:themeColor="text1"/>
+        </w:rPr>
+        <w:t xml:space="preserve">: instructing researchers on the importance of robust research with unbiased analysis and reporting of </w:t>
+      </w:r>
+      <w:r>
+        <w:rPr>
+          <w:rFonts w:ascii="Times New Roman" w:hAnsi="Times New Roman" w:cs="Times New Roman"/>
+          <w:color w:val="000000" w:themeColor="text1"/>
+        </w:rPr>
+        <w:lastRenderedPageBreak/>
+        <w:t>results.</w:t>
       </w:r>
     </w:p>
     <w:p>
       <w:pPr>
         <w:tabs>
-          <w:tab w:val="left" w:pos="2016"/>
+          <w:tab w:val="left" w:pos="1750"/>
         </w:tabs>
         <w:spacing w:after="60"/>
-        <w:ind w:left="2016" w:hanging="2016"/>
-      </w:pPr>
-      <w:r>
-        <w:rPr>
-          <w:rFonts w:ascii="Times New Roman" w:hAnsi="Times New Roman"/>
-          <w:sz w:val="22"/>
-        </w:rPr>
-        <w:t xml:space="preserve">2018</w:t>
-      </w:r>
-      <w:r>
-        <w:rPr>
-          <w:rFonts w:ascii="Times New Roman" w:hAnsi="Times New Roman"/>
-          <w:sz w:val="22"/>
+        <w:ind w:left="1750" w:hanging="1750"/>
+      </w:pPr>
+      <w:r>
+        <w:rPr>
+          <w:rFonts w:ascii="Times New Roman" w:hAnsi="Times New Roman"/>
+        </w:rPr>
+        <w:t>2018</w:t>
+      </w:r>
+      <w:r>
+        <w:rPr>
+          <w:rFonts w:ascii="Times New Roman" w:hAnsi="Times New Roman"/>
         </w:rPr>
         <w:tab/>
       </w:r>
@@ -8047,14 +7669,14 @@
           <w:color w:val="000000" w:themeColor="text1"/>
           <w:u w:val="single"/>
         </w:rPr>
-        <w:t xml:space="preserve">BigData4Imaging</w:t>
-      </w:r>
-      <w:r>
-        <w:rPr>
-          <w:rFonts w:ascii="Times New Roman" w:hAnsi="Times New Roman" w:cs="Times New Roman"/>
-          <w:color w:val="000000" w:themeColor="text1"/>
-        </w:rPr>
-        <w:t xml:space="preserve">: Conference and workshop for training in machine and deep learning</w:t>
+        <w:t>BigData4Imaging</w:t>
+      </w:r>
+      <w:r>
+        <w:rPr>
+          <w:rFonts w:ascii="Times New Roman" w:hAnsi="Times New Roman" w:cs="Times New Roman"/>
+          <w:color w:val="000000" w:themeColor="text1"/>
+        </w:rPr>
+        <w:t>: Conference and workshop for training in machine and deep learning</w:t>
       </w:r>
     </w:p>
     <w:p>
@@ -8089,22 +7711,20 @@
     <w:p>
       <w:pPr>
         <w:tabs>
-          <w:tab w:val="left" w:pos="2016"/>
+          <w:tab w:val="left" w:pos="1750"/>
         </w:tabs>
         <w:spacing w:after="60"/>
-        <w:ind w:left="2016" w:hanging="2016"/>
-      </w:pPr>
-      <w:r>
-        <w:rPr>
-          <w:rFonts w:ascii="Times New Roman" w:hAnsi="Times New Roman"/>
-          <w:sz w:val="22"/>
-        </w:rPr>
-        <w:t xml:space="preserve">2022</w:t>
-      </w:r>
-      <w:r>
-        <w:rPr>
-          <w:rFonts w:ascii="Times New Roman" w:hAnsi="Times New Roman"/>
-          <w:sz w:val="22"/>
+        <w:ind w:left="1750" w:hanging="1750"/>
+      </w:pPr>
+      <w:r>
+        <w:rPr>
+          <w:rFonts w:ascii="Times New Roman" w:hAnsi="Times New Roman"/>
+        </w:rPr>
+        <w:t>2022</w:t>
+      </w:r>
+      <w:r>
+        <w:rPr>
+          <w:rFonts w:ascii="Times New Roman" w:hAnsi="Times New Roman"/>
         </w:rPr>
         <w:tab/>
       </w:r>
@@ -8121,28 +7741,26 @@
           <w:rFonts w:ascii="Times New Roman" w:hAnsi="Times New Roman" w:cs="Times New Roman"/>
           <w:color w:val="000000" w:themeColor="text1"/>
         </w:rPr>
-        <w:t xml:space="preserve">: Received ordination to minister for the wedding of friends</w:t>
+        <w:t>: Received ordination to minister for the wedding of friends</w:t>
       </w:r>
     </w:p>
     <w:p>
       <w:pPr>
         <w:tabs>
-          <w:tab w:val="left" w:pos="2016"/>
+          <w:tab w:val="left" w:pos="1750"/>
         </w:tabs>
         <w:spacing w:after="60"/>
-        <w:ind w:left="2016" w:hanging="2016"/>
-      </w:pPr>
-      <w:r>
-        <w:rPr>
-          <w:rFonts w:ascii="Times New Roman" w:hAnsi="Times New Roman"/>
-          <w:sz w:val="22"/>
-        </w:rPr>
-        <w:t xml:space="preserve">2008</w:t>
-      </w:r>
-      <w:r>
-        <w:rPr>
-          <w:rFonts w:ascii="Times New Roman" w:hAnsi="Times New Roman"/>
-          <w:sz w:val="22"/>
+        <w:ind w:left="1750" w:hanging="1750"/>
+      </w:pPr>
+      <w:r>
+        <w:rPr>
+          <w:rFonts w:ascii="Times New Roman" w:hAnsi="Times New Roman"/>
+        </w:rPr>
+        <w:t>2008</w:t>
+      </w:r>
+      <w:r>
+        <w:rPr>
+          <w:rFonts w:ascii="Times New Roman" w:hAnsi="Times New Roman"/>
         </w:rPr>
         <w:tab/>
       </w:r>
@@ -8779,8 +8397,8 @@
   <w:abstractNum w:abstractNumId="6" w15:restartNumberingAfterBreak="0">
     <w:nsid w:val="54A17AA9"/>
     <w:multiLevelType w:val="hybridMultilevel"/>
-    <w:tmpl w:val="C804F910"/>
-    <w:lvl w:ilvl="0" w:tplc="9490D8A0">
+    <w:tmpl w:val="F53CB2AE"/>
+    <w:lvl w:ilvl="0" w:tplc="731C7932">
       <w:start w:val="1"/>
       <w:numFmt w:val="decimal"/>
       <w:lvlText w:val="%1."/>
@@ -8789,7 +8407,7 @@
         <w:ind w:left="360" w:hanging="360"/>
       </w:pPr>
       <w:rPr>
-        <w:rFonts w:hint="default"/>
+        <w:rFonts w:ascii="Times New Roman" w:eastAsiaTheme="minorHAnsi" w:hAnsi="Times New Roman" w:cs="Times New Roman"/>
         <w:b w:val="0"/>
         <w:bCs/>
       </w:rPr>

--- a/Clincal_CV/BMAnderson CV.docx
+++ b/Clincal_CV/BMAnderson CV.docx
@@ -58,7 +58,7 @@
           <w:sz w:val="16"/>
           <w:szCs w:val="16"/>
         </w:rPr>
-        <w:t xml:space="preserve">University of California, San Diego</w:t>
+        <w:t>University of California, San Diego</w:t>
       </w:r>
     </w:p>
     <w:p>
@@ -209,24 +209,21 @@
       <w:r>
         <w:rPr>
           <w:rFonts w:ascii="Times New Roman" w:hAnsi="Times New Roman"/>
-          <w:sz w:val="22"/>
-        </w:rPr>
-        <w:t xml:space="preserve">2021 – 2023</w:t>
-      </w:r>
-      <w:r>
-        <w:rPr>
-          <w:rFonts w:ascii="Times New Roman" w:hAnsi="Times New Roman"/>
-          <w:sz w:val="22"/>
+        </w:rPr>
+        <w:t>2021 – 2023</w:t>
+      </w:r>
+      <w:r>
+        <w:rPr>
+          <w:rFonts w:ascii="Times New Roman" w:hAnsi="Times New Roman"/>
         </w:rPr>
         <w:tab/>
       </w:r>
       <w:r>
         <w:rPr>
           <w:rFonts w:ascii="Times New Roman" w:hAnsi="Times New Roman"/>
-          <w:sz w:val="22"/>
           <w:u w:val="single"/>
         </w:rPr>
-        <w:t xml:space="preserve">Residency – The University of California, San Diego</w:t>
+        <w:t>Residency – The University of California, San Diego</w:t>
       </w:r>
     </w:p>
     <w:p>
@@ -240,24 +237,21 @@
       <w:r>
         <w:rPr>
           <w:rFonts w:ascii="Times New Roman" w:hAnsi="Times New Roman"/>
-          <w:sz w:val="22"/>
-        </w:rPr>
-        <w:t xml:space="preserve">2017 – 2021</w:t>
-      </w:r>
-      <w:r>
-        <w:rPr>
-          <w:rFonts w:ascii="Times New Roman" w:hAnsi="Times New Roman"/>
-          <w:sz w:val="22"/>
+        </w:rPr>
+        <w:t>2017 – 2021</w:t>
+      </w:r>
+      <w:r>
+        <w:rPr>
+          <w:rFonts w:ascii="Times New Roman" w:hAnsi="Times New Roman"/>
         </w:rPr>
         <w:tab/>
       </w:r>
       <w:r>
         <w:rPr>
           <w:rFonts w:ascii="Times New Roman" w:hAnsi="Times New Roman"/>
-          <w:sz w:val="22"/>
           <w:u w:val="single"/>
         </w:rPr>
-        <w:t xml:space="preserve">Ph.D., Medical Physics - The University of Texas Health and Science Center, MD Anderson</w:t>
+        <w:t>Ph.D., Medical Physics - The University of Texas Health and Science Center, MD Anderson</w:t>
       </w:r>
     </w:p>
     <w:p>
@@ -271,24 +265,21 @@
       <w:r>
         <w:rPr>
           <w:rFonts w:ascii="Times New Roman" w:hAnsi="Times New Roman"/>
-          <w:sz w:val="22"/>
-        </w:rPr>
-        <w:t xml:space="preserve">2015 – 2017</w:t>
-      </w:r>
-      <w:r>
-        <w:rPr>
-          <w:rFonts w:ascii="Times New Roman" w:hAnsi="Times New Roman"/>
-          <w:sz w:val="22"/>
+        </w:rPr>
+        <w:t>2015 – 2017</w:t>
+      </w:r>
+      <w:r>
+        <w:rPr>
+          <w:rFonts w:ascii="Times New Roman" w:hAnsi="Times New Roman"/>
         </w:rPr>
         <w:tab/>
       </w:r>
       <w:r>
         <w:rPr>
           <w:rFonts w:ascii="Times New Roman" w:hAnsi="Times New Roman"/>
-          <w:sz w:val="22"/>
           <w:u w:val="single"/>
         </w:rPr>
-        <w:t xml:space="preserve">S.M.S, Medical Physics - The University of Texas Health and Science Center, MD Anderson</w:t>
+        <w:t>S.M.S, Medical Physics - The University of Texas Health and Science Center, MD Anderson</w:t>
       </w:r>
     </w:p>
     <w:p>
@@ -302,29 +293,25 @@
       <w:r>
         <w:rPr>
           <w:rFonts w:ascii="Times New Roman" w:hAnsi="Times New Roman"/>
-          <w:sz w:val="22"/>
-        </w:rPr>
-        <w:t xml:space="preserve">2010 – 2015</w:t>
-      </w:r>
-      <w:r>
-        <w:rPr>
-          <w:rFonts w:ascii="Times New Roman" w:hAnsi="Times New Roman"/>
-          <w:sz w:val="22"/>
+        </w:rPr>
+        <w:t>2010 – 2015</w:t>
+      </w:r>
+      <w:r>
+        <w:rPr>
+          <w:rFonts w:ascii="Times New Roman" w:hAnsi="Times New Roman"/>
         </w:rPr>
         <w:tab/>
       </w:r>
       <w:r>
         <w:rPr>
           <w:rFonts w:ascii="Times New Roman" w:hAnsi="Times New Roman"/>
-          <w:sz w:val="22"/>
           <w:u w:val="single"/>
         </w:rPr>
-        <w:t xml:space="preserve">B.S, Nuclear Engineering - The Georgia Institute of Technology</w:t>
-      </w:r>
-      <w:r>
-        <w:rPr>
-          <w:rFonts w:ascii="Times New Roman" w:hAnsi="Times New Roman"/>
-          <w:sz w:val="22"/>
+        <w:t>B.S, Nuclear Engineering - The Georgia Institute of Technology</w:t>
+      </w:r>
+      <w:r>
+        <w:rPr>
+          <w:rFonts w:ascii="Times New Roman" w:hAnsi="Times New Roman"/>
         </w:rPr>
         <w:t xml:space="preserve"> Highest Honors</w:t>
       </w:r>
@@ -358,14 +345,12 @@
       <w:r>
         <w:rPr>
           <w:rFonts w:ascii="Times New Roman" w:hAnsi="Times New Roman"/>
-          <w:sz w:val="22"/>
-        </w:rPr>
-        <w:t xml:space="preserve">2024</w:t>
-      </w:r>
-      <w:r>
-        <w:rPr>
-          <w:rFonts w:ascii="Times New Roman" w:hAnsi="Times New Roman"/>
-          <w:sz w:val="22"/>
+        </w:rPr>
+        <w:t>2024</w:t>
+      </w:r>
+      <w:r>
+        <w:rPr>
+          <w:rFonts w:ascii="Times New Roman" w:hAnsi="Times New Roman"/>
         </w:rPr>
         <w:tab/>
       </w:r>
@@ -375,14 +360,14 @@
           <w:color w:val="000000" w:themeColor="text1"/>
           <w:u w:val="single"/>
         </w:rPr>
-        <w:t xml:space="preserve">R-01, Co-Investigator, University of North Carolina, Chapel Hill</w:t>
-      </w:r>
-      <w:r>
-        <w:rPr>
-          <w:rFonts w:ascii="Times New Roman" w:hAnsi="Times New Roman" w:cs="Times New Roman"/>
-          <w:color w:val="000000" w:themeColor="text1"/>
-        </w:rPr>
-        <w:t xml:space="preserve">: AHRQ Health Services Research Projects. Projects being investigated: Examining the Impact of Artificial Intelligence on Healthcare Safety. Systems-Based Approaches to Improve Patient Safety, Leading the development of artificial intelligence strategies for improving patient safety and plan quality in radiation oncology. Facilitating the implementation of useful tools for low- and middle-income groups. Efficacy of AI assisted sim review in rural settings: randomized control study</w:t>
+        <w:t>R-01, Co-Investigator, University of North Carolina, Chapel Hill</w:t>
+      </w:r>
+      <w:r>
+        <w:rPr>
+          <w:rFonts w:ascii="Times New Roman" w:hAnsi="Times New Roman" w:cs="Times New Roman"/>
+          <w:color w:val="000000" w:themeColor="text1"/>
+        </w:rPr>
+        <w:t>: AHRQ Health Services Research Projects. Projects being investigated: Examining the Impact of Artificial Intelligence on Healthcare Safety. Systems-Based Approaches to Improve Patient Safety, Leading the development of artificial intelligence strategies for improving patient safety and plan quality in radiation oncology. Facilitating the implementation of useful tools for low- and middle-income groups. Efficacy of AI assisted sim review in rural settings: randomized control study</w:t>
       </w:r>
     </w:p>
     <w:p>
@@ -396,14 +381,12 @@
       <w:r>
         <w:rPr>
           <w:rFonts w:ascii="Times New Roman" w:hAnsi="Times New Roman"/>
-          <w:sz w:val="22"/>
-        </w:rPr>
-        <w:t xml:space="preserve">2020, 2021</w:t>
-      </w:r>
-      <w:r>
-        <w:rPr>
-          <w:rFonts w:ascii="Times New Roman" w:hAnsi="Times New Roman"/>
-          <w:sz w:val="22"/>
+        </w:rPr>
+        <w:t>2020, 2021</w:t>
+      </w:r>
+      <w:r>
+        <w:rPr>
+          <w:rFonts w:ascii="Times New Roman" w:hAnsi="Times New Roman"/>
         </w:rPr>
         <w:tab/>
       </w:r>
@@ -413,14 +396,14 @@
           <w:color w:val="000000" w:themeColor="text1"/>
           <w:u w:val="single"/>
         </w:rPr>
-        <w:t xml:space="preserve">MD Anderson Dr. John J. Kopchick Fellowship</w:t>
-      </w:r>
-      <w:r>
-        <w:rPr>
-          <w:rFonts w:ascii="Times New Roman" w:hAnsi="Times New Roman" w:cs="Times New Roman"/>
-          <w:color w:val="000000" w:themeColor="text1"/>
-        </w:rPr>
-        <w:t xml:space="preserve">: $15,000 for one year, ‘…for students who demonstrate exceptional character, extracurricular leadership, research excellence and scholarly merit.’</w:t>
+        <w:t>MD Anderson Dr. John J. Kopchick Fellowship</w:t>
+      </w:r>
+      <w:r>
+        <w:rPr>
+          <w:rFonts w:ascii="Times New Roman" w:hAnsi="Times New Roman" w:cs="Times New Roman"/>
+          <w:color w:val="000000" w:themeColor="text1"/>
+        </w:rPr>
+        <w:t>: $15,000 for one year, ‘…for students who demonstrate exceptional character, extracurricular leadership, research excellence and scholarly merit.’</w:t>
       </w:r>
     </w:p>
     <w:p>
@@ -434,14 +417,12 @@
       <w:r>
         <w:rPr>
           <w:rFonts w:ascii="Times New Roman" w:hAnsi="Times New Roman"/>
-          <w:sz w:val="22"/>
-        </w:rPr>
-        <w:t xml:space="preserve">2019</w:t>
-      </w:r>
-      <w:r>
-        <w:rPr>
-          <w:rFonts w:ascii="Times New Roman" w:hAnsi="Times New Roman"/>
-          <w:sz w:val="22"/>
+        </w:rPr>
+        <w:t>2019</w:t>
+      </w:r>
+      <w:r>
+        <w:rPr>
+          <w:rFonts w:ascii="Times New Roman" w:hAnsi="Times New Roman"/>
         </w:rPr>
         <w:tab/>
       </w:r>
@@ -451,7 +432,7 @@
           <w:color w:val="000000" w:themeColor="text1"/>
           <w:u w:val="single"/>
         </w:rPr>
-        <w:t xml:space="preserve">Society of Interventional Radiology (SIR) Allied Scientist Grant</w:t>
+        <w:t>Society of Interventional Radiology (SIR) Allied Scientist Grant</w:t>
       </w:r>
       <w:r>
         <w:rPr>
@@ -466,7 +447,7 @@
           <w:i/>
           <w:iCs/>
         </w:rPr>
-        <w:t xml:space="preserve">Improving Treatments of Local Liver Disease with Biomechanical Modeling and Deep Learning</w:t>
+        <w:t>Improving Treatments of Local Liver Disease with Biomechanical Modeling and Deep Learning</w:t>
       </w:r>
     </w:p>
     <w:p>
@@ -480,14 +461,12 @@
       <w:r>
         <w:rPr>
           <w:rFonts w:ascii="Times New Roman" w:hAnsi="Times New Roman"/>
-          <w:sz w:val="22"/>
-        </w:rPr>
-        <w:t xml:space="preserve">2014</w:t>
-      </w:r>
-      <w:r>
-        <w:rPr>
-          <w:rFonts w:ascii="Times New Roman" w:hAnsi="Times New Roman"/>
-          <w:sz w:val="22"/>
+        </w:rPr>
+        <w:t>2014</w:t>
+      </w:r>
+      <w:r>
+        <w:rPr>
+          <w:rFonts w:ascii="Times New Roman" w:hAnsi="Times New Roman"/>
         </w:rPr>
         <w:tab/>
       </w:r>
@@ -497,14 +476,14 @@
           <w:color w:val="000000" w:themeColor="text1"/>
           <w:u w:val="single"/>
         </w:rPr>
-        <w:t xml:space="preserve">American Association of Physicists in Medicine (AAPM) Summer Undergraduate Fellowship Program</w:t>
-      </w:r>
-      <w:r>
-        <w:rPr>
-          <w:rFonts w:ascii="Times New Roman" w:hAnsi="Times New Roman" w:cs="Times New Roman"/>
-          <w:color w:val="000000" w:themeColor="text1"/>
-        </w:rPr>
-        <w:t xml:space="preserve">: 10 week program designed to gain experience in medical physics; work spent commissioning new Elekta linear accelerator in Eureka, CA</w:t>
+        <w:t>American Association of Physicists in Medicine (AAPM) Summer Undergraduate Fellowship Program</w:t>
+      </w:r>
+      <w:r>
+        <w:rPr>
+          <w:rFonts w:ascii="Times New Roman" w:hAnsi="Times New Roman" w:cs="Times New Roman"/>
+          <w:color w:val="000000" w:themeColor="text1"/>
+        </w:rPr>
+        <w:t>: 10 week program designed to gain experience in medical physics; work spent commissioning new Elekta linear accelerator in Eureka, CA</w:t>
       </w:r>
     </w:p>
     <w:p>
@@ -523,6 +502,7 @@
           <w:rFonts w:cs="Times New Roman"/>
           <w:color w:val="000000" w:themeColor="text1"/>
         </w:rPr>
+        <w:lastRenderedPageBreak/>
         <w:t>Major Contributions to the Field</w:t>
       </w:r>
     </w:p>
@@ -559,7 +539,7 @@
           <w:rFonts w:ascii="Times New Roman" w:hAnsi="Times New Roman" w:cs="Times New Roman"/>
           <w:color w:val="000000" w:themeColor="text1"/>
         </w:rPr>
-        <w:t xml:space="preserve">Core Contributions to Keras/TensorFlow. Authored the reconstruct_patches operation and accompanying ReconstructPatches2D/3D layers: the inverse of extract_patches, used to reassemble patch-wise model predictions into full-resolution volumes. Merged into the Keras core library (2026). Because Keras 3 is backend-agnostic, these ship to TensorFlow, PyTorch, and JAX users alike; ~18 million monthly installs.</w:t>
+        <w:t>Core Contributions to Keras/TensorFlow. Authored the reconstruct_patches operation and accompanying ReconstructPatches2D/3D layers: the inverse of extract_patches, used to reassemble patch-wise model predictions into full-resolution volumes. Merged into the Keras core library (2026). Because Keras 3 is backend-agnostic, these ship to TensorFlow, PyTorch, and JAX users alike; ~18 million monthly installs.</w:t>
       </w:r>
     </w:p>
     <w:p>
@@ -624,7 +604,7 @@
           <w:rFonts w:cs="Times New Roman"/>
           <w:color w:val="000000" w:themeColor="text1"/>
         </w:rPr>
-        <w:t xml:space="preserve">Clinical Competency and Skills</w:t>
+        <w:t>Clinical Competency and Skills</w:t>
       </w:r>
     </w:p>
     <w:p>
@@ -673,7 +653,6 @@
           <w:rFonts w:ascii="Times New Roman" w:hAnsi="Times New Roman" w:cs="Times New Roman"/>
           <w:color w:val="000000" w:themeColor="text1"/>
         </w:rPr>
-        <w:lastRenderedPageBreak/>
         <w:t>MIM – Experience with contouring, 4DCT binning, PET and image fusion</w:t>
       </w:r>
     </w:p>
@@ -692,7 +671,7 @@
           <w:rFonts w:ascii="Times New Roman" w:hAnsi="Times New Roman" w:cs="Times New Roman"/>
           <w:color w:val="000000" w:themeColor="text1"/>
         </w:rPr>
-        <w:t xml:space="preserve">Raystation – Fully competent with four years of intense coding experience, created several programs and technologies to improve clinical and research endeavors. Likewise with EBRT treatment planning, and fusion.</w:t>
+        <w:t>Raystation – Fully competent with four years of intense coding experience, created several programs and technologies to improve clinical and research endeavors. Likewise with EBRT treatment planning, and fusion.</w:t>
       </w:r>
     </w:p>
     <w:p>
@@ -710,7 +689,7 @@
           <w:rFonts w:ascii="Times New Roman" w:hAnsi="Times New Roman" w:cs="Times New Roman"/>
           <w:color w:val="000000" w:themeColor="text1"/>
         </w:rPr>
-        <w:t xml:space="preserve">Mosaiq – Fully competent with understanding of SQL queries related to Mosaiq database, used for clinical workflow improvement, task tracking, and quality improvement.</w:t>
+        <w:t>Mosaiq – Fully competent with understanding of SQL queries related to Mosaiq database, used for clinical workflow improvement, task tracking, and quality improvement.</w:t>
       </w:r>
     </w:p>
     <w:p>
@@ -742,7 +721,7 @@
           <w:rFonts w:ascii="Times New Roman" w:hAnsi="Times New Roman" w:cs="Times New Roman"/>
           <w:color w:val="000000" w:themeColor="text1"/>
         </w:rPr>
-        <w:t xml:space="preserve">Varian True Beam: responsible for monthly and annual quality assurance.</w:t>
+        <w:t>Varian True Beam: responsible for monthly and annual quality assurance.</w:t>
       </w:r>
     </w:p>
     <w:p>
@@ -792,7 +771,7 @@
           <w:rFonts w:ascii="Times New Roman" w:hAnsi="Times New Roman" w:cs="Times New Roman"/>
           <w:color w:val="000000" w:themeColor="text1"/>
         </w:rPr>
-        <w:t xml:space="preserve">Brachytherapy after loaders: full clinical practice with Bravos, Varisource, and Flexitron remote afterloaders</w:t>
+        <w:t>Brachytherapy after loaders: full clinical practice with Bravos, Varisource, and Flexitron remote afterloaders</w:t>
       </w:r>
     </w:p>
     <w:p>
@@ -810,7 +789,7 @@
           <w:rFonts w:cs="Times New Roman"/>
           <w:color w:val="000000" w:themeColor="text1"/>
         </w:rPr>
-        <w:t xml:space="preserve">Professional Service Activities</w:t>
+        <w:t>Professional Service Activities</w:t>
       </w:r>
     </w:p>
     <w:p>
@@ -821,7 +800,6 @@
         <w:rPr>
           <w:rFonts w:ascii="Times New Roman" w:hAnsi="Times New Roman"/>
           <w:b/>
-          <w:i w:val="0"/>
           <w:u w:val="single"/>
         </w:rPr>
         <w:t>American Association of Physicists in Medicine (AAPM)</w:t>
@@ -834,7 +812,6 @@
       <w:r>
         <w:rPr>
           <w:rFonts w:ascii="Times New Roman" w:hAnsi="Times New Roman"/>
-          <w:b w:val="0"/>
           <w:i/>
           <w:u w:val="single"/>
         </w:rPr>
@@ -852,21 +829,18 @@
       <w:r>
         <w:rPr>
           <w:rFonts w:ascii="Times New Roman" w:hAnsi="Times New Roman"/>
-          <w:sz w:val="22"/>
         </w:rPr>
         <w:t>2026 – Present</w:t>
       </w:r>
       <w:r>
         <w:rPr>
           <w:rFonts w:ascii="Times New Roman" w:hAnsi="Times New Roman"/>
-          <w:sz w:val="22"/>
         </w:rPr>
         <w:tab/>
       </w:r>
       <w:r>
         <w:rPr>
           <w:rFonts w:ascii="Times New Roman" w:hAnsi="Times New Roman"/>
-          <w:sz w:val="22"/>
           <w:u w:val="single"/>
         </w:rPr>
         <w:t>QUANTEC 2 Working Group (Q2WG)</w:t>
@@ -874,7 +848,6 @@
       <w:r>
         <w:rPr>
           <w:rFonts w:ascii="Times New Roman" w:hAnsi="Times New Roman"/>
-          <w:sz w:val="22"/>
         </w:rPr>
         <w:t>: Member</w:t>
       </w:r>
@@ -890,21 +863,18 @@
       <w:r>
         <w:rPr>
           <w:rFonts w:ascii="Times New Roman" w:hAnsi="Times New Roman"/>
-          <w:sz w:val="22"/>
         </w:rPr>
         <w:t>2024 – Present</w:t>
       </w:r>
       <w:r>
         <w:rPr>
           <w:rFonts w:ascii="Times New Roman" w:hAnsi="Times New Roman"/>
-          <w:sz w:val="22"/>
         </w:rPr>
         <w:tab/>
       </w:r>
       <w:r>
         <w:rPr>
           <w:rFonts w:ascii="Times New Roman" w:hAnsi="Times New Roman"/>
-          <w:sz w:val="22"/>
           <w:u w:val="single"/>
         </w:rPr>
         <w:t>Machine Intelligence Subcommittee (MIS)</w:t>
@@ -912,7 +882,6 @@
       <w:r>
         <w:rPr>
           <w:rFonts w:ascii="Times New Roman" w:hAnsi="Times New Roman"/>
-          <w:sz w:val="22"/>
         </w:rPr>
         <w:t>: Member</w:t>
       </w:r>
@@ -928,21 +897,18 @@
       <w:r>
         <w:rPr>
           <w:rFonts w:ascii="Times New Roman" w:hAnsi="Times New Roman"/>
-          <w:sz w:val="22"/>
         </w:rPr>
         <w:t>2023 – Present</w:t>
       </w:r>
       <w:r>
         <w:rPr>
           <w:rFonts w:ascii="Times New Roman" w:hAnsi="Times New Roman"/>
-          <w:sz w:val="22"/>
         </w:rPr>
         <w:tab/>
       </w:r>
       <w:r>
         <w:rPr>
           <w:rFonts w:ascii="Times New Roman" w:hAnsi="Times New Roman"/>
-          <w:sz w:val="22"/>
           <w:u w:val="single"/>
         </w:rPr>
         <w:t>Medical Physics Board of Associate Editors (MPBAE)</w:t>
@@ -950,7 +916,6 @@
       <w:r>
         <w:rPr>
           <w:rFonts w:ascii="Times New Roman" w:hAnsi="Times New Roman"/>
-          <w:sz w:val="22"/>
         </w:rPr>
         <w:t>: Member</w:t>
       </w:r>
@@ -966,21 +931,18 @@
       <w:r>
         <w:rPr>
           <w:rFonts w:ascii="Times New Roman" w:hAnsi="Times New Roman"/>
-          <w:sz w:val="22"/>
         </w:rPr>
         <w:t>2021 – Present</w:t>
       </w:r>
       <w:r>
         <w:rPr>
           <w:rFonts w:ascii="Times New Roman" w:hAnsi="Times New Roman"/>
-          <w:sz w:val="22"/>
         </w:rPr>
         <w:tab/>
       </w:r>
       <w:r>
         <w:rPr>
           <w:rFonts w:ascii="Times New Roman" w:hAnsi="Times New Roman"/>
-          <w:sz w:val="22"/>
           <w:u w:val="single"/>
         </w:rPr>
         <w:t>Task Group 263: Standardizing Nomenclatures in Radiation Oncology</w:t>
@@ -988,7 +950,6 @@
       <w:r>
         <w:rPr>
           <w:rFonts w:ascii="Times New Roman" w:hAnsi="Times New Roman"/>
-          <w:sz w:val="22"/>
         </w:rPr>
         <w:t>: Member</w:t>
       </w:r>
@@ -1000,7 +961,6 @@
       <w:r>
         <w:rPr>
           <w:rFonts w:ascii="Times New Roman" w:hAnsi="Times New Roman"/>
-          <w:b w:val="0"/>
           <w:i/>
           <w:u w:val="single"/>
         </w:rPr>
@@ -1018,21 +978,18 @@
       <w:r>
         <w:rPr>
           <w:rFonts w:ascii="Times New Roman" w:hAnsi="Times New Roman"/>
-          <w:sz w:val="22"/>
         </w:rPr>
         <w:t>2019</w:t>
       </w:r>
       <w:r>
         <w:rPr>
           <w:rFonts w:ascii="Times New Roman" w:hAnsi="Times New Roman"/>
-          <w:sz w:val="22"/>
         </w:rPr>
         <w:tab/>
       </w:r>
       <w:r>
         <w:rPr>
           <w:rFonts w:ascii="Times New Roman" w:hAnsi="Times New Roman"/>
-          <w:sz w:val="22"/>
           <w:u w:val="single"/>
         </w:rPr>
         <w:t>Summer School, Teaching Assistant</w:t>
@@ -1040,7 +997,6 @@
       <w:r>
         <w:rPr>
           <w:rFonts w:ascii="Times New Roman" w:hAnsi="Times New Roman"/>
-          <w:sz w:val="22"/>
         </w:rPr>
         <w:t>: Assisted in creation, distribution, and implementation of workbooks for the annual conference</w:t>
       </w:r>
@@ -1056,21 +1012,18 @@
       <w:r>
         <w:rPr>
           <w:rFonts w:ascii="Times New Roman" w:hAnsi="Times New Roman"/>
-          <w:sz w:val="22"/>
         </w:rPr>
         <w:t>2018 – 2019</w:t>
       </w:r>
       <w:r>
         <w:rPr>
           <w:rFonts w:ascii="Times New Roman" w:hAnsi="Times New Roman"/>
-          <w:sz w:val="22"/>
         </w:rPr>
         <w:tab/>
       </w:r>
       <w:r>
         <w:rPr>
           <w:rFonts w:ascii="Times New Roman" w:hAnsi="Times New Roman"/>
-          <w:sz w:val="22"/>
           <w:u w:val="single"/>
         </w:rPr>
         <w:t>WizKids</w:t>
@@ -1078,7 +1031,6 @@
       <w:r>
         <w:rPr>
           <w:rFonts w:ascii="Times New Roman" w:hAnsi="Times New Roman"/>
-          <w:sz w:val="22"/>
         </w:rPr>
         <w:t>: A STEM outreach program where we volunteer to educate local students on medical physics and other STEM opportunities, volunteered at the annual conference</w:t>
       </w:r>
@@ -1094,21 +1046,18 @@
       <w:r>
         <w:rPr>
           <w:rFonts w:ascii="Times New Roman" w:hAnsi="Times New Roman"/>
-          <w:sz w:val="22"/>
         </w:rPr>
         <w:t>2015 – Present</w:t>
       </w:r>
       <w:r>
         <w:rPr>
           <w:rFonts w:ascii="Times New Roman" w:hAnsi="Times New Roman"/>
-          <w:sz w:val="22"/>
         </w:rPr>
         <w:tab/>
       </w:r>
       <w:r>
         <w:rPr>
           <w:rFonts w:ascii="Times New Roman" w:hAnsi="Times New Roman"/>
-          <w:sz w:val="22"/>
           <w:u w:val="single"/>
         </w:rPr>
         <w:t>Member</w:t>
@@ -1122,9 +1071,9 @@
         <w:rPr>
           <w:rFonts w:ascii="Times New Roman" w:hAnsi="Times New Roman"/>
           <w:b/>
-          <w:i w:val="0"/>
           <w:u w:val="single"/>
         </w:rPr>
+        <w:lastRenderedPageBreak/>
         <w:t>Medical Physics (Journal)</w:t>
       </w:r>
     </w:p>
@@ -1139,21 +1088,18 @@
       <w:r>
         <w:rPr>
           <w:rFonts w:ascii="Times New Roman" w:hAnsi="Times New Roman"/>
-          <w:sz w:val="22"/>
         </w:rPr>
         <w:t>2023 – Present</w:t>
       </w:r>
       <w:r>
         <w:rPr>
           <w:rFonts w:ascii="Times New Roman" w:hAnsi="Times New Roman"/>
-          <w:sz w:val="22"/>
         </w:rPr>
         <w:tab/>
       </w:r>
       <w:r>
         <w:rPr>
           <w:rFonts w:ascii="Times New Roman" w:hAnsi="Times New Roman"/>
-          <w:sz w:val="22"/>
           <w:u w:val="single"/>
         </w:rPr>
         <w:t>Associate Editor</w:t>
@@ -1170,21 +1116,18 @@
       <w:r>
         <w:rPr>
           <w:rFonts w:ascii="Times New Roman" w:hAnsi="Times New Roman"/>
-          <w:sz w:val="22"/>
         </w:rPr>
         <w:t>2020 – 2021</w:t>
       </w:r>
       <w:r>
         <w:rPr>
           <w:rFonts w:ascii="Times New Roman" w:hAnsi="Times New Roman"/>
-          <w:sz w:val="22"/>
         </w:rPr>
         <w:tab/>
       </w:r>
       <w:r>
         <w:rPr>
           <w:rFonts w:ascii="Times New Roman" w:hAnsi="Times New Roman"/>
-          <w:sz w:val="22"/>
           <w:u w:val="single"/>
         </w:rPr>
         <w:t>Ad hoc Associate Editor</w:t>
@@ -1201,21 +1144,18 @@
       <w:r>
         <w:rPr>
           <w:rFonts w:ascii="Times New Roman" w:hAnsi="Times New Roman"/>
-          <w:sz w:val="22"/>
         </w:rPr>
         <w:t>2019 – Present</w:t>
       </w:r>
       <w:r>
         <w:rPr>
           <w:rFonts w:ascii="Times New Roman" w:hAnsi="Times New Roman"/>
-          <w:sz w:val="22"/>
         </w:rPr>
         <w:tab/>
       </w:r>
       <w:r>
         <w:rPr>
           <w:rFonts w:ascii="Times New Roman" w:hAnsi="Times New Roman"/>
-          <w:sz w:val="22"/>
           <w:u w:val="single"/>
         </w:rPr>
         <w:t>Manuscript Reviewer</w:t>
@@ -1229,7 +1169,6 @@
         <w:rPr>
           <w:rFonts w:ascii="Times New Roman" w:hAnsi="Times New Roman"/>
           <w:b/>
-          <w:i w:val="0"/>
           <w:u w:val="single"/>
         </w:rPr>
         <w:t>University of California, San Diego</w:t>
@@ -1238,15 +1177,27 @@
     <w:p>
       <w:pPr>
         <w:spacing w:before="40" w:after="40"/>
-      </w:pPr>
-      <w:r>
-        <w:rPr>
-          <w:rFonts w:ascii="Times New Roman" w:hAnsi="Times New Roman"/>
-          <w:b w:val="0"/>
+        <w:rPr>
+          <w:rFonts w:ascii="Times New Roman" w:hAnsi="Times New Roman"/>
           <w:i/>
           <w:u w:val="single"/>
         </w:rPr>
+      </w:pPr>
+      <w:r>
+        <w:rPr>
+          <w:rFonts w:ascii="Times New Roman" w:hAnsi="Times New Roman"/>
+          <w:i/>
+          <w:u w:val="single"/>
+        </w:rPr>
         <w:t>Departmental Leadership</w:t>
+      </w:r>
+      <w:r>
+        <w:rPr>
+          <w:rFonts w:ascii="Times New Roman" w:hAnsi="Times New Roman"/>
+          <w:i/>
+          <w:u w:val="single"/>
+        </w:rPr>
+        <w:t xml:space="preserve"> and Service</w:t>
       </w:r>
     </w:p>
     <w:p>
@@ -1260,31 +1211,45 @@
       <w:r>
         <w:rPr>
           <w:rFonts w:ascii="Times New Roman" w:hAnsi="Times New Roman"/>
-          <w:sz w:val="22"/>
-        </w:rPr>
-        <w:t>2025 – Present</w:t>
-      </w:r>
-      <w:r>
-        <w:rPr>
-          <w:rFonts w:ascii="Times New Roman" w:hAnsi="Times New Roman"/>
-          <w:sz w:val="22"/>
+        </w:rPr>
+        <w:t>202</w:t>
+      </w:r>
+      <w:r>
+        <w:rPr>
+          <w:rFonts w:ascii="Times New Roman" w:hAnsi="Times New Roman"/>
+        </w:rPr>
+        <w:t xml:space="preserve">6 </w:t>
+      </w:r>
+      <w:r>
+        <w:rPr>
+          <w:rFonts w:ascii="Times New Roman" w:hAnsi="Times New Roman"/>
+        </w:rPr>
+        <w:t>–</w:t>
+      </w:r>
+      <w:r>
+        <w:rPr>
+          <w:rFonts w:ascii="Times New Roman" w:hAnsi="Times New Roman"/>
+        </w:rPr>
+        <w:t xml:space="preserve"> 2027</w:t>
+      </w:r>
+      <w:r>
+        <w:rPr>
+          <w:rFonts w:ascii="Times New Roman" w:hAnsi="Times New Roman"/>
         </w:rPr>
         <w:tab/>
       </w:r>
       <w:r>
         <w:rPr>
           <w:rFonts w:ascii="Times New Roman" w:hAnsi="Times New Roman"/>
-          <w:sz w:val="22"/>
           <w:u w:val="single"/>
         </w:rPr>
-        <w:t>Chair of Technical Innovation and Implementation</w:t>
-      </w:r>
-      <w:r>
-        <w:rPr>
-          <w:rFonts w:ascii="Times New Roman" w:hAnsi="Times New Roman"/>
-          <w:sz w:val="22"/>
-        </w:rPr>
-        <w:t>: Departmental lead for in-house software development, clinical deployment standards, and validation of clinical-facing tools, Department of Radiation Medicine &amp; Applied Sciences</w:t>
+        <w:t>Search Committee Member:</w:t>
+      </w:r>
+      <w:r>
+        <w:rPr>
+          <w:rFonts w:ascii="Times New Roman" w:hAnsi="Times New Roman"/>
+        </w:rPr>
+        <w:t xml:space="preserve"> Department member for search committee hiring a new medical physicist.</w:t>
       </w:r>
     </w:p>
     <w:p>
@@ -1298,45 +1263,27 @@
       <w:r>
         <w:rPr>
           <w:rFonts w:ascii="Times New Roman" w:hAnsi="Times New Roman"/>
-          <w:sz w:val="22"/>
         </w:rPr>
         <w:t>2025 – Present</w:t>
       </w:r>
       <w:r>
         <w:rPr>
           <w:rFonts w:ascii="Times New Roman" w:hAnsi="Times New Roman"/>
-          <w:sz w:val="22"/>
         </w:rPr>
         <w:tab/>
       </w:r>
       <w:r>
         <w:rPr>
           <w:rFonts w:ascii="Times New Roman" w:hAnsi="Times New Roman"/>
-          <w:sz w:val="22"/>
           <w:u w:val="single"/>
         </w:rPr>
-        <w:t>Technical Service Chief, Central Nervous System</w:t>
-      </w:r>
-      <w:r>
-        <w:rPr>
-          <w:rFonts w:ascii="Times New Roman" w:hAnsi="Times New Roman"/>
-          <w:sz w:val="22"/>
-        </w:rPr>
-        <w:t>: Physics lead for the CNS disease site; authored the departmental CNS Standards and Guidelines defining site-specific treatment protocols, critical structure nomenclature, and dose constraints</w:t>
-      </w:r>
-    </w:p>
-    <w:p>
-      <w:pPr>
-        <w:spacing w:before="80" w:after="40"/>
-      </w:pPr>
-      <w:r>
-        <w:rPr>
-          <w:rFonts w:ascii="Times New Roman" w:hAnsi="Times New Roman"/>
-          <w:b/>
-          <w:i w:val="0"/>
-          <w:u w:val="single"/>
-        </w:rPr>
-        <w:t>Medical Physicists for World Benefit (MPWB)</w:t>
+        <w:t>Chair of Technical Innovation and Implementation</w:t>
+      </w:r>
+      <w:r>
+        <w:rPr>
+          <w:rFonts w:ascii="Times New Roman" w:hAnsi="Times New Roman"/>
+        </w:rPr>
+        <w:t>: Departmental lead for in-house software development, clinical deployment standards, and validation of clinical-facing tools, Department of Radiation Medicine &amp; Applied Sciences</w:t>
       </w:r>
     </w:p>
     <w:p>
@@ -1350,24 +1297,27 @@
       <w:r>
         <w:rPr>
           <w:rFonts w:ascii="Times New Roman" w:hAnsi="Times New Roman"/>
-          <w:sz w:val="22"/>
-        </w:rPr>
-        <w:t>2017 – Present</w:t>
-      </w:r>
-      <w:r>
-        <w:rPr>
-          <w:rFonts w:ascii="Times New Roman" w:hAnsi="Times New Roman"/>
-          <w:sz w:val="22"/>
+        </w:rPr>
+        <w:t>2025 – Present</w:t>
+      </w:r>
+      <w:r>
+        <w:rPr>
+          <w:rFonts w:ascii="Times New Roman" w:hAnsi="Times New Roman"/>
         </w:rPr>
         <w:tab/>
       </w:r>
       <w:r>
         <w:rPr>
           <w:rFonts w:ascii="Times New Roman" w:hAnsi="Times New Roman"/>
-          <w:sz w:val="22"/>
           <w:u w:val="single"/>
         </w:rPr>
-        <w:t>Member</w:t>
+        <w:t>Technical Service Chief, Central Nervous System</w:t>
+      </w:r>
+      <w:r>
+        <w:rPr>
+          <w:rFonts w:ascii="Times New Roman" w:hAnsi="Times New Roman"/>
+        </w:rPr>
+        <w:t>: Physics lead for the CNS disease site; authored the departmental CNS Standards and Guidelines defining site-specific treatment protocols, critical structure nomenclature, and dose constraints</w:t>
       </w:r>
     </w:p>
     <w:p>
@@ -1378,10 +1328,9 @@
         <w:rPr>
           <w:rFonts w:ascii="Times New Roman" w:hAnsi="Times New Roman"/>
           <w:b/>
-          <w:i w:val="0"/>
           <w:u w:val="single"/>
         </w:rPr>
-        <w:t>MD Anderson Cancer Center</w:t>
+        <w:t>Medical Physicists for World Benefit (MPWB)</w:t>
       </w:r>
     </w:p>
     <w:p>
@@ -1395,31 +1344,34 @@
       <w:r>
         <w:rPr>
           <w:rFonts w:ascii="Times New Roman" w:hAnsi="Times New Roman"/>
-          <w:sz w:val="22"/>
-        </w:rPr>
-        <w:t>2019 – 2021</w:t>
-      </w:r>
-      <w:r>
-        <w:rPr>
-          <w:rFonts w:ascii="Times New Roman" w:hAnsi="Times New Roman"/>
-          <w:sz w:val="22"/>
+        </w:rPr>
+        <w:t>2017 – Present</w:t>
+      </w:r>
+      <w:r>
+        <w:rPr>
+          <w:rFonts w:ascii="Times New Roman" w:hAnsi="Times New Roman"/>
         </w:rPr>
         <w:tab/>
       </w:r>
       <w:r>
         <w:rPr>
           <w:rFonts w:ascii="Times New Roman" w:hAnsi="Times New Roman"/>
-          <w:sz w:val="22"/>
           <w:u w:val="single"/>
         </w:rPr>
-        <w:t>International Students Association (ISA)</w:t>
-      </w:r>
-      <w:r>
-        <w:rPr>
-          <w:rFonts w:ascii="Times New Roman" w:hAnsi="Times New Roman"/>
-          <w:sz w:val="22"/>
-        </w:rPr>
-        <w:t>: Founding member of the organization as domestic liaison with the Graduate School of Biomedical Sciences. Goal being to best help international students with any problems they might have in the transition to the US (opening bank account, etc.)</w:t>
+        <w:t>Member</w:t>
+      </w:r>
+    </w:p>
+    <w:p>
+      <w:pPr>
+        <w:spacing w:before="80" w:after="40"/>
+      </w:pPr>
+      <w:r>
+        <w:rPr>
+          <w:rFonts w:ascii="Times New Roman" w:hAnsi="Times New Roman"/>
+          <w:b/>
+          <w:u w:val="single"/>
+        </w:rPr>
+        <w:t>MD Anderson Cancer Center</w:t>
       </w:r>
     </w:p>
     <w:p>
@@ -1433,32 +1385,27 @@
       <w:r>
         <w:rPr>
           <w:rFonts w:ascii="Times New Roman" w:hAnsi="Times New Roman"/>
-          <w:sz w:val="22"/>
-        </w:rPr>
-        <w:lastRenderedPageBreak/>
-        <w:t>2017 – 2019</w:t>
-      </w:r>
-      <w:r>
-        <w:rPr>
-          <w:rFonts w:ascii="Times New Roman" w:hAnsi="Times New Roman"/>
-          <w:sz w:val="22"/>
+        </w:rPr>
+        <w:t>2019 – 2021</w:t>
+      </w:r>
+      <w:r>
+        <w:rPr>
+          <w:rFonts w:ascii="Times New Roman" w:hAnsi="Times New Roman"/>
         </w:rPr>
         <w:tab/>
       </w:r>
       <w:r>
         <w:rPr>
           <w:rFonts w:ascii="Times New Roman" w:hAnsi="Times New Roman"/>
-          <w:sz w:val="22"/>
           <w:u w:val="single"/>
         </w:rPr>
-        <w:t>Science Night</w:t>
-      </w:r>
-      <w:r>
-        <w:rPr>
-          <w:rFonts w:ascii="Times New Roman" w:hAnsi="Times New Roman"/>
-          <w:sz w:val="22"/>
-        </w:rPr>
-        <w:t>: An outreach program to educate children of all ages on opportunities and research in STEM occurring in UTH. Involves creating fun interactive stages to educate the students.</w:t>
+        <w:t>International Students Association (ISA)</w:t>
+      </w:r>
+      <w:r>
+        <w:rPr>
+          <w:rFonts w:ascii="Times New Roman" w:hAnsi="Times New Roman"/>
+        </w:rPr>
+        <w:t>: Founding member of the organization as domestic liaison with the Graduate School of Biomedical Sciences. Goal being to best help international students with any problems they might have in the transition to the US (opening bank account, etc.)</w:t>
       </w:r>
     </w:p>
     <w:p>
@@ -1472,31 +1419,27 @@
       <w:r>
         <w:rPr>
           <w:rFonts w:ascii="Times New Roman" w:hAnsi="Times New Roman"/>
-          <w:sz w:val="22"/>
-        </w:rPr>
-        <w:t>2016, 2018</w:t>
-      </w:r>
-      <w:r>
-        <w:rPr>
-          <w:rFonts w:ascii="Times New Roman" w:hAnsi="Times New Roman"/>
-          <w:sz w:val="22"/>
+        </w:rPr>
+        <w:t>2017 – 2019</w:t>
+      </w:r>
+      <w:r>
+        <w:rPr>
+          <w:rFonts w:ascii="Times New Roman" w:hAnsi="Times New Roman"/>
         </w:rPr>
         <w:tab/>
       </w:r>
       <w:r>
         <w:rPr>
           <w:rFonts w:ascii="Times New Roman" w:hAnsi="Times New Roman"/>
-          <w:sz w:val="22"/>
           <w:u w:val="single"/>
         </w:rPr>
-        <w:t>UT House Medics</w:t>
-      </w:r>
-      <w:r>
-        <w:rPr>
-          <w:rFonts w:ascii="Times New Roman" w:hAnsi="Times New Roman"/>
-          <w:sz w:val="22"/>
-        </w:rPr>
-        <w:t>: Community outreach assisting elderly citizens with home renovation and reconstruction</w:t>
+        <w:t>Science Night</w:t>
+      </w:r>
+      <w:r>
+        <w:rPr>
+          <w:rFonts w:ascii="Times New Roman" w:hAnsi="Times New Roman"/>
+        </w:rPr>
+        <w:t>: An outreach program to educate children of all ages on opportunities and research in STEM occurring in UTH. Involves creating fun interactive stages to educate the students.</w:t>
       </w:r>
     </w:p>
     <w:p>
@@ -1510,31 +1453,27 @@
       <w:r>
         <w:rPr>
           <w:rFonts w:ascii="Times New Roman" w:hAnsi="Times New Roman"/>
-          <w:sz w:val="22"/>
-        </w:rPr>
-        <w:t>2018</w:t>
-      </w:r>
-      <w:r>
-        <w:rPr>
-          <w:rFonts w:ascii="Times New Roman" w:hAnsi="Times New Roman"/>
-          <w:sz w:val="22"/>
+        </w:rPr>
+        <w:t>2016, 2018</w:t>
+      </w:r>
+      <w:r>
+        <w:rPr>
+          <w:rFonts w:ascii="Times New Roman" w:hAnsi="Times New Roman"/>
         </w:rPr>
         <w:tab/>
       </w:r>
       <w:r>
         <w:rPr>
           <w:rFonts w:ascii="Times New Roman" w:hAnsi="Times New Roman"/>
-          <w:sz w:val="22"/>
           <w:u w:val="single"/>
         </w:rPr>
-        <w:t>St. Vincent de Paul Food Fair</w:t>
-      </w:r>
-      <w:r>
-        <w:rPr>
-          <w:rFonts w:ascii="Times New Roman" w:hAnsi="Times New Roman"/>
-          <w:sz w:val="22"/>
-        </w:rPr>
-        <w:t>: Volunteering in organization and distribution of food to families in need with St. Vincent de Paul</w:t>
+        <w:t>UT House Medics</w:t>
+      </w:r>
+      <w:r>
+        <w:rPr>
+          <w:rFonts w:ascii="Times New Roman" w:hAnsi="Times New Roman"/>
+        </w:rPr>
+        <w:t>: Community outreach assisting elderly citizens with home renovation and reconstruction</w:t>
       </w:r>
     </w:p>
     <w:p>
@@ -1548,31 +1487,27 @@
       <w:r>
         <w:rPr>
           <w:rFonts w:ascii="Times New Roman" w:hAnsi="Times New Roman"/>
-          <w:sz w:val="22"/>
-        </w:rPr>
-        <w:t>2017 – 2019</w:t>
-      </w:r>
-      <w:r>
-        <w:rPr>
-          <w:rFonts w:ascii="Times New Roman" w:hAnsi="Times New Roman"/>
-          <w:sz w:val="22"/>
+        </w:rPr>
+        <w:t>2018</w:t>
+      </w:r>
+      <w:r>
+        <w:rPr>
+          <w:rFonts w:ascii="Times New Roman" w:hAnsi="Times New Roman"/>
         </w:rPr>
         <w:tab/>
       </w:r>
       <w:r>
         <w:rPr>
           <w:rFonts w:ascii="Times New Roman" w:hAnsi="Times New Roman"/>
-          <w:sz w:val="22"/>
           <w:u w:val="single"/>
         </w:rPr>
-        <w:t>Friends for Life Animal Shelter</w:t>
-      </w:r>
-      <w:r>
-        <w:rPr>
-          <w:rFonts w:ascii="Times New Roman" w:hAnsi="Times New Roman"/>
-          <w:sz w:val="22"/>
-        </w:rPr>
-        <w:t>: +20 hours spent volunteering in an animal shelter</w:t>
+        <w:t>St. Vincent de Paul Food Fair</w:t>
+      </w:r>
+      <w:r>
+        <w:rPr>
+          <w:rFonts w:ascii="Times New Roman" w:hAnsi="Times New Roman"/>
+        </w:rPr>
+        <w:t>: Volunteering in organization and distribution of food to families in need with St. Vincent de Paul</w:t>
       </w:r>
     </w:p>
     <w:p>
@@ -1586,62 +1521,27 @@
       <w:r>
         <w:rPr>
           <w:rFonts w:ascii="Times New Roman" w:hAnsi="Times New Roman"/>
-          <w:sz w:val="22"/>
-        </w:rPr>
-        <w:t>2017</w:t>
-      </w:r>
-      <w:r>
-        <w:rPr>
-          <w:rFonts w:ascii="Times New Roman" w:hAnsi="Times New Roman"/>
-          <w:sz w:val="22"/>
+        </w:rPr>
+        <w:t>2017 – 2019</w:t>
+      </w:r>
+      <w:r>
+        <w:rPr>
+          <w:rFonts w:ascii="Times New Roman" w:hAnsi="Times New Roman"/>
         </w:rPr>
         <w:tab/>
       </w:r>
       <w:r>
         <w:rPr>
           <w:rFonts w:ascii="Times New Roman" w:hAnsi="Times New Roman"/>
-          <w:sz w:val="22"/>
           <w:u w:val="single"/>
         </w:rPr>
-        <w:t>Hurricane Harvey Relief</w:t>
-      </w:r>
-      <w:r>
-        <w:rPr>
-          <w:rFonts w:ascii="Times New Roman" w:hAnsi="Times New Roman"/>
-          <w:sz w:val="22"/>
-        </w:rPr>
-        <w:t>: Assisted in the removal of drywall, floor paneling, and ruined furniture of a local home affected by Hurricane Harvey</w:t>
-      </w:r>
-    </w:p>
-    <w:p>
-      <w:pPr>
-        <w:pStyle w:val="Heading1"/>
-        <w:keepLines/>
-        <w:spacing w:after="120"/>
-        <w:rPr>
-          <w:rFonts w:cs="Times New Roman"/>
-          <w:color w:val="000000" w:themeColor="text1"/>
-        </w:rPr>
-      </w:pPr>
-      <w:r>
-        <w:rPr>
-          <w:rFonts w:cs="Times New Roman"/>
-          <w:color w:val="000000" w:themeColor="text1"/>
-        </w:rPr>
-        <w:t xml:space="preserve">Clinical Projects and Responsibilities</w:t>
-      </w:r>
-    </w:p>
-    <w:p>
-      <w:pPr>
-        <w:spacing w:before="80" w:after="40"/>
-      </w:pPr>
-      <w:r>
-        <w:rPr>
-          <w:rFonts w:ascii="Times New Roman" w:hAnsi="Times New Roman"/>
-          <w:b/>
-          <w:u w:val="single"/>
-        </w:rPr>
-        <w:t>University of California, San Diego</w:t>
+        <w:t>Friends for Life Animal Shelter</w:t>
+      </w:r>
+      <w:r>
+        <w:rPr>
+          <w:rFonts w:ascii="Times New Roman" w:hAnsi="Times New Roman"/>
+        </w:rPr>
+        <w:t>: +20 hours spent volunteering in an animal shelter</w:t>
       </w:r>
     </w:p>
     <w:p>
@@ -1655,38 +1555,58 @@
       <w:r>
         <w:rPr>
           <w:rFonts w:ascii="Times New Roman" w:hAnsi="Times New Roman"/>
-          <w:sz w:val="22"/>
-        </w:rPr>
-        <w:t xml:space="preserve">2025 – Present</w:t>
-      </w:r>
-      <w:r>
-        <w:rPr>
-          <w:rFonts w:ascii="Times New Roman" w:hAnsi="Times New Roman"/>
-          <w:sz w:val="22"/>
+        </w:rPr>
+        <w:t>2017</w:t>
+      </w:r>
+      <w:r>
+        <w:rPr>
+          <w:rFonts w:ascii="Times New Roman" w:hAnsi="Times New Roman"/>
         </w:rPr>
         <w:tab/>
       </w:r>
       <w:r>
         <w:rPr>
-          <w:rFonts w:ascii="Times New Roman" w:hAnsi="Times New Roman" w:cs="Times New Roman"/>
-          <w:color w:val="000000" w:themeColor="text1"/>
+          <w:rFonts w:ascii="Times New Roman" w:hAnsi="Times New Roman"/>
           <w:u w:val="single"/>
         </w:rPr>
-        <w:t xml:space="preserve">Web Suite Notification System</w:t>
-      </w:r>
-      <w:r>
-        <w:rPr>
-          <w:rFonts w:ascii="Times New Roman" w:hAnsi="Times New Roman" w:cs="Times New Roman"/>
-          <w:color w:val="000000" w:themeColor="text1"/>
-        </w:rPr>
-        <w:t xml:space="preserve">:</w:t>
-      </w:r>
-      <w:r>
-        <w:rPr>
-          <w:rFonts w:ascii="Times New Roman" w:hAnsi="Times New Roman" w:cs="Times New Roman"/>
-          <w:color w:val="000000" w:themeColor="text1"/>
-        </w:rPr>
-        <w:t xml:space="preserve"> Developed and deployed a monitoring system for radiation oncology patients. This will automatically notify dosimetrists, physicians, and clinical chiefs about patients falling behind schedule or missing essential care tasks.</w:t>
+        <w:t>Hurricane Harvey Relief</w:t>
+      </w:r>
+      <w:r>
+        <w:rPr>
+          <w:rFonts w:ascii="Times New Roman" w:hAnsi="Times New Roman"/>
+        </w:rPr>
+        <w:t>: Assisted in the removal of drywall, floor paneling, and ruined furniture of a local home affected by Hurricane Harvey</w:t>
+      </w:r>
+    </w:p>
+    <w:p>
+      <w:pPr>
+        <w:pStyle w:val="Heading1"/>
+        <w:keepLines/>
+        <w:spacing w:after="120"/>
+        <w:rPr>
+          <w:rFonts w:cs="Times New Roman"/>
+          <w:color w:val="000000" w:themeColor="text1"/>
+        </w:rPr>
+      </w:pPr>
+      <w:r>
+        <w:rPr>
+          <w:rFonts w:cs="Times New Roman"/>
+          <w:color w:val="000000" w:themeColor="text1"/>
+        </w:rPr>
+        <w:t>Clinical Projects and Responsibilities</w:t>
+      </w:r>
+    </w:p>
+    <w:p>
+      <w:pPr>
+        <w:spacing w:before="80" w:after="40"/>
+      </w:pPr>
+      <w:r>
+        <w:rPr>
+          <w:rFonts w:ascii="Times New Roman" w:hAnsi="Times New Roman"/>
+          <w:b/>
+          <w:u w:val="single"/>
+        </w:rPr>
+        <w:t>University of California, San Diego</w:t>
       </w:r>
     </w:p>
     <w:p>
@@ -1700,14 +1620,12 @@
       <w:r>
         <w:rPr>
           <w:rFonts w:ascii="Times New Roman" w:hAnsi="Times New Roman"/>
-          <w:sz w:val="22"/>
-        </w:rPr>
-        <w:t xml:space="preserve">2021 – 2023</w:t>
-      </w:r>
-      <w:r>
-        <w:rPr>
-          <w:rFonts w:ascii="Times New Roman" w:hAnsi="Times New Roman"/>
-          <w:sz w:val="22"/>
+        </w:rPr>
+        <w:t>2025 – Present</w:t>
+      </w:r>
+      <w:r>
+        <w:rPr>
+          <w:rFonts w:ascii="Times New Roman" w:hAnsi="Times New Roman"/>
         </w:rPr>
         <w:tab/>
       </w:r>
@@ -1717,21 +1635,14 @@
           <w:color w:val="000000" w:themeColor="text1"/>
           <w:u w:val="single"/>
         </w:rPr>
-        <w:t xml:space="preserve">Chief Resident</w:t>
-      </w:r>
-      <w:r>
-        <w:rPr>
-          <w:rFonts w:ascii="Times New Roman" w:hAnsi="Times New Roman" w:cs="Times New Roman"/>
-          <w:color w:val="000000" w:themeColor="text1"/>
-        </w:rPr>
-        <w:t xml:space="preserve">:</w:t>
-      </w:r>
-      <w:r>
-        <w:rPr>
-          <w:rFonts w:ascii="Times New Roman" w:hAnsi="Times New Roman" w:cs="Times New Roman"/>
-          <w:color w:val="000000" w:themeColor="text1"/>
-        </w:rPr>
-        <w:t xml:space="preserve"> Responsible for the scheduling of resident clinical responsibilities, coordinating with faculty for resident education, and participate in ongoing Quality and Safety meetings. Presenting to hospital and faculty.</w:t>
+        <w:t>Web Suite Notification System</w:t>
+      </w:r>
+      <w:r>
+        <w:rPr>
+          <w:rFonts w:ascii="Times New Roman" w:hAnsi="Times New Roman" w:cs="Times New Roman"/>
+          <w:color w:val="000000" w:themeColor="text1"/>
+        </w:rPr>
+        <w:t>: Developed and deployed a monitoring system for radiation oncology patients. This will automatically notify dosimetrists, physicians, and clinical chiefs about patients falling behind schedule or missing essential care tasks.</w:t>
       </w:r>
     </w:p>
     <w:p>
@@ -1745,14 +1656,12 @@
       <w:r>
         <w:rPr>
           <w:rFonts w:ascii="Times New Roman" w:hAnsi="Times New Roman"/>
-          <w:sz w:val="22"/>
-        </w:rPr>
-        <w:t xml:space="preserve">2021 – 2023</w:t>
-      </w:r>
-      <w:r>
-        <w:rPr>
-          <w:rFonts w:ascii="Times New Roman" w:hAnsi="Times New Roman"/>
-          <w:sz w:val="22"/>
+        </w:rPr>
+        <w:t>2021 – 2023</w:t>
+      </w:r>
+      <w:r>
+        <w:rPr>
+          <w:rFonts w:ascii="Times New Roman" w:hAnsi="Times New Roman"/>
         </w:rPr>
         <w:tab/>
       </w:r>
@@ -1762,21 +1671,14 @@
           <w:color w:val="000000" w:themeColor="text1"/>
           <w:u w:val="single"/>
         </w:rPr>
-        <w:t xml:space="preserve">VMAT Breast Rapid Plan</w:t>
-      </w:r>
-      <w:r>
-        <w:rPr>
-          <w:rFonts w:ascii="Times New Roman" w:hAnsi="Times New Roman" w:cs="Times New Roman"/>
-          <w:color w:val="000000" w:themeColor="text1"/>
-        </w:rPr>
-        <w:t xml:space="preserve">:</w:t>
-      </w:r>
-      <w:r>
-        <w:rPr>
-          <w:rFonts w:ascii="Times New Roman" w:hAnsi="Times New Roman" w:cs="Times New Roman"/>
-          <w:color w:val="000000" w:themeColor="text1"/>
-        </w:rPr>
-        <w:t xml:space="preserve"> Creation of a knowledge-based rapid plan model for VMAT breast, including the creation of data-mining program within Eclipse.</w:t>
+        <w:t>Chief Resident</w:t>
+      </w:r>
+      <w:r>
+        <w:rPr>
+          <w:rFonts w:ascii="Times New Roman" w:hAnsi="Times New Roman" w:cs="Times New Roman"/>
+          <w:color w:val="000000" w:themeColor="text1"/>
+        </w:rPr>
+        <w:t>: Responsible for the scheduling of resident clinical responsibilities, coordinating with faculty for resident education, and participate in ongoing Quality and Safety meetings. Presenting to hospital and faculty.</w:t>
       </w:r>
     </w:p>
     <w:p>
@@ -1790,14 +1692,12 @@
       <w:r>
         <w:rPr>
           <w:rFonts w:ascii="Times New Roman" w:hAnsi="Times New Roman"/>
-          <w:sz w:val="22"/>
-        </w:rPr>
-        <w:t xml:space="preserve">2021 – 2023</w:t>
-      </w:r>
-      <w:r>
-        <w:rPr>
-          <w:rFonts w:ascii="Times New Roman" w:hAnsi="Times New Roman"/>
-          <w:sz w:val="22"/>
+        </w:rPr>
+        <w:t>2021 – 2023</w:t>
+      </w:r>
+      <w:r>
+        <w:rPr>
+          <w:rFonts w:ascii="Times New Roman" w:hAnsi="Times New Roman"/>
         </w:rPr>
         <w:tab/>
       </w:r>
@@ -1807,14 +1707,14 @@
           <w:color w:val="000000" w:themeColor="text1"/>
           <w:u w:val="single"/>
         </w:rPr>
-        <w:t>Brachytherapy sterilization kit program</w:t>
-      </w:r>
-      <w:r>
-        <w:rPr>
-          <w:rFonts w:ascii="Times New Roman" w:hAnsi="Times New Roman" w:cs="Times New Roman"/>
-          <w:color w:val="000000" w:themeColor="text1"/>
-        </w:rPr>
-        <w:t xml:space="preserve">: Created a program to record and notify when sterilization was required in the brachytherapy suite. Tool has successfully replaced previous paper system since 2021.</w:t>
+        <w:t>VMAT Breast Rapid Plan</w:t>
+      </w:r>
+      <w:r>
+        <w:rPr>
+          <w:rFonts w:ascii="Times New Roman" w:hAnsi="Times New Roman" w:cs="Times New Roman"/>
+          <w:color w:val="000000" w:themeColor="text1"/>
+        </w:rPr>
+        <w:t>: Creation of a knowledge-based rapid plan model for VMAT breast, including the creation of data-mining program within Eclipse.</w:t>
       </w:r>
     </w:p>
     <w:p>
@@ -1828,14 +1728,12 @@
       <w:r>
         <w:rPr>
           <w:rFonts w:ascii="Times New Roman" w:hAnsi="Times New Roman"/>
-          <w:sz w:val="22"/>
-        </w:rPr>
-        <w:t xml:space="preserve">2021 – 2023</w:t>
-      </w:r>
-      <w:r>
-        <w:rPr>
-          <w:rFonts w:ascii="Times New Roman" w:hAnsi="Times New Roman"/>
-          <w:sz w:val="22"/>
+        </w:rPr>
+        <w:t>2021 – 2023</w:t>
+      </w:r>
+      <w:r>
+        <w:rPr>
+          <w:rFonts w:ascii="Times New Roman" w:hAnsi="Times New Roman"/>
         </w:rPr>
         <w:tab/>
       </w:r>
@@ -1845,21 +1743,14 @@
           <w:color w:val="000000" w:themeColor="text1"/>
           <w:u w:val="single"/>
         </w:rPr>
-        <w:t xml:space="preserve">DICOM transfer server</w:t>
-      </w:r>
-      <w:r>
-        <w:rPr>
-          <w:rFonts w:ascii="Times New Roman" w:hAnsi="Times New Roman" w:cs="Times New Roman"/>
-          <w:color w:val="000000" w:themeColor="text1"/>
-        </w:rPr>
-        <w:t xml:space="preserve">:</w:t>
-      </w:r>
-      <w:r>
-        <w:rPr>
-          <w:rFonts w:ascii="Times New Roman" w:hAnsi="Times New Roman" w:cs="Times New Roman"/>
-          <w:color w:val="000000" w:themeColor="text1"/>
-        </w:rPr>
-        <w:t xml:space="preserve"> DICOM server created to seamlessly transfer between the Ethos TPS and AlignRT.</w:t>
+        <w:t>Brachytherapy sterilization kit program</w:t>
+      </w:r>
+      <w:r>
+        <w:rPr>
+          <w:rFonts w:ascii="Times New Roman" w:hAnsi="Times New Roman" w:cs="Times New Roman"/>
+          <w:color w:val="000000" w:themeColor="text1"/>
+        </w:rPr>
+        <w:t>: Created a program to record and notify when sterilization was required in the brachytherapy suite. Tool has successfully replaced previous paper system since 2021.</w:t>
       </w:r>
     </w:p>
     <w:p>
@@ -1873,14 +1764,13 @@
       <w:r>
         <w:rPr>
           <w:rFonts w:ascii="Times New Roman" w:hAnsi="Times New Roman"/>
-          <w:sz w:val="22"/>
-        </w:rPr>
-        <w:t xml:space="preserve">2021 – 2023</w:t>
-      </w:r>
-      <w:r>
-        <w:rPr>
-          <w:rFonts w:ascii="Times New Roman" w:hAnsi="Times New Roman"/>
-          <w:sz w:val="22"/>
+        </w:rPr>
+        <w:lastRenderedPageBreak/>
+        <w:t>2021 – 2023</w:t>
+      </w:r>
+      <w:r>
+        <w:rPr>
+          <w:rFonts w:ascii="Times New Roman" w:hAnsi="Times New Roman"/>
         </w:rPr>
         <w:tab/>
       </w:r>
@@ -1890,14 +1780,14 @@
           <w:color w:val="000000" w:themeColor="text1"/>
           <w:u w:val="single"/>
         </w:rPr>
-        <w:t>MR DICOM tool</w:t>
-      </w:r>
-      <w:r>
-        <w:rPr>
-          <w:rFonts w:ascii="Times New Roman" w:hAnsi="Times New Roman" w:cs="Times New Roman"/>
-          <w:color w:val="000000" w:themeColor="text1"/>
-        </w:rPr>
-        <w:t>: Inherent frames of reference are needed to be broken prior to registration of MR and CT images in the UCSD clinic. This tool automatically breaks the inherent registration among the MR images in an efficient manner, saving time and reducing likelihood of errors in renaming process.</w:t>
+        <w:t>DICOM transfer server</w:t>
+      </w:r>
+      <w:r>
+        <w:rPr>
+          <w:rFonts w:ascii="Times New Roman" w:hAnsi="Times New Roman" w:cs="Times New Roman"/>
+          <w:color w:val="000000" w:themeColor="text1"/>
+        </w:rPr>
+        <w:t>: DICOM server created to seamlessly transfer between the Ethos TPS and AlignRT.</w:t>
       </w:r>
     </w:p>
     <w:p>
@@ -1911,14 +1801,12 @@
       <w:r>
         <w:rPr>
           <w:rFonts w:ascii="Times New Roman" w:hAnsi="Times New Roman"/>
-          <w:sz w:val="22"/>
-        </w:rPr>
-        <w:t xml:space="preserve">2021 – 2023</w:t>
-      </w:r>
-      <w:r>
-        <w:rPr>
-          <w:rFonts w:ascii="Times New Roman" w:hAnsi="Times New Roman"/>
-          <w:sz w:val="22"/>
+        </w:rPr>
+        <w:t>2021 – 2023</w:t>
+      </w:r>
+      <w:r>
+        <w:rPr>
+          <w:rFonts w:ascii="Times New Roman" w:hAnsi="Times New Roman"/>
         </w:rPr>
         <w:tab/>
       </w:r>
@@ -1928,34 +1816,14 @@
           <w:color w:val="000000" w:themeColor="text1"/>
           <w:u w:val="single"/>
         </w:rPr>
-        <w:t xml:space="preserve">PDF Creator</w:t>
-      </w:r>
-      <w:r>
-        <w:rPr>
-          <w:rFonts w:ascii="Times New Roman" w:hAnsi="Times New Roman" w:cs="Times New Roman"/>
-          <w:color w:val="000000" w:themeColor="text1"/>
-        </w:rPr>
-        <w:t xml:space="preserve">:</w:t>
-      </w:r>
-      <w:r>
-        <w:rPr>
-          <w:rFonts w:ascii="Times New Roman" w:hAnsi="Times New Roman" w:cs="Times New Roman"/>
-          <w:color w:val="000000" w:themeColor="text1"/>
-        </w:rPr>
-        <w:t xml:space="preserve"> PDF creation automatically generated via stand-alone server. Enabled automatic uploading of the generated plan PDFs from brachytherapy procedures, streamlining the process and reducing potential for errors.</w:t>
-      </w:r>
-    </w:p>
-    <w:p>
-      <w:pPr>
-        <w:spacing w:before="80" w:after="40"/>
-      </w:pPr>
-      <w:r>
-        <w:rPr>
-          <w:rFonts w:ascii="Times New Roman" w:hAnsi="Times New Roman"/>
-          <w:b/>
-          <w:u w:val="single"/>
-        </w:rPr>
-        <w:t>University of North Carolina, Chapel Hill</w:t>
+        <w:t>MR DICOM tool</w:t>
+      </w:r>
+      <w:r>
+        <w:rPr>
+          <w:rFonts w:ascii="Times New Roman" w:hAnsi="Times New Roman" w:cs="Times New Roman"/>
+          <w:color w:val="000000" w:themeColor="text1"/>
+        </w:rPr>
+        <w:t>: Inherent frames of reference are needed to be broken prior to registration of MR and CT images in the UCSD clinic. This tool automatically breaks the inherent registration among the MR images in an efficient manner, saving time and reducing likelihood of errors in renaming process.</w:t>
       </w:r>
     </w:p>
     <w:p>
@@ -1969,14 +1837,12 @@
       <w:r>
         <w:rPr>
           <w:rFonts w:ascii="Times New Roman" w:hAnsi="Times New Roman"/>
-          <w:sz w:val="22"/>
-        </w:rPr>
-        <w:t xml:space="preserve">2023 – 2025</w:t>
-      </w:r>
-      <w:r>
-        <w:rPr>
-          <w:rFonts w:ascii="Times New Roman" w:hAnsi="Times New Roman"/>
-          <w:sz w:val="22"/>
+        </w:rPr>
+        <w:t>2021 – 2023</w:t>
+      </w:r>
+      <w:r>
+        <w:rPr>
+          <w:rFonts w:ascii="Times New Roman" w:hAnsi="Times New Roman"/>
         </w:rPr>
         <w:tab/>
       </w:r>
@@ -1986,21 +1852,27 @@
           <w:color w:val="000000" w:themeColor="text1"/>
           <w:u w:val="single"/>
         </w:rPr>
-        <w:t xml:space="preserve">Brachytherapy Equipment tracking</w:t>
-      </w:r>
-      <w:r>
-        <w:rPr>
-          <w:rFonts w:ascii="Times New Roman" w:hAnsi="Times New Roman" w:cs="Times New Roman"/>
-          <w:color w:val="000000" w:themeColor="text1"/>
-        </w:rPr>
-        <w:t xml:space="preserve">:</w:t>
-      </w:r>
-      <w:r>
-        <w:rPr>
-          <w:rFonts w:ascii="Times New Roman" w:hAnsi="Times New Roman" w:cs="Times New Roman"/>
-          <w:color w:val="000000" w:themeColor="text1"/>
-        </w:rPr>
-        <w:t xml:space="preserve"> Deployed a personally created inventory program to record and notify when brachytherapy supplies need reordering.</w:t>
+        <w:t>PDF Creator</w:t>
+      </w:r>
+      <w:r>
+        <w:rPr>
+          <w:rFonts w:ascii="Times New Roman" w:hAnsi="Times New Roman" w:cs="Times New Roman"/>
+          <w:color w:val="000000" w:themeColor="text1"/>
+        </w:rPr>
+        <w:t>: PDF creation automatically generated via stand-alone server. Enabled automatic uploading of the generated plan PDFs from brachytherapy procedures, streamlining the process and reducing potential for errors.</w:t>
+      </w:r>
+    </w:p>
+    <w:p>
+      <w:pPr>
+        <w:spacing w:before="80" w:after="40"/>
+      </w:pPr>
+      <w:r>
+        <w:rPr>
+          <w:rFonts w:ascii="Times New Roman" w:hAnsi="Times New Roman"/>
+          <w:b/>
+          <w:u w:val="single"/>
+        </w:rPr>
+        <w:t>University of North Carolina, Chapel Hill</w:t>
       </w:r>
     </w:p>
     <w:p>
@@ -2014,14 +1886,12 @@
       <w:r>
         <w:rPr>
           <w:rFonts w:ascii="Times New Roman" w:hAnsi="Times New Roman"/>
-          <w:sz w:val="22"/>
-        </w:rPr>
-        <w:t xml:space="preserve">2023 – 2025</w:t>
-      </w:r>
-      <w:r>
-        <w:rPr>
-          <w:rFonts w:ascii="Times New Roman" w:hAnsi="Times New Roman"/>
-          <w:sz w:val="22"/>
+        </w:rPr>
+        <w:t>2023 – 2025</w:t>
+      </w:r>
+      <w:r>
+        <w:rPr>
+          <w:rFonts w:ascii="Times New Roman" w:hAnsi="Times New Roman"/>
         </w:rPr>
         <w:tab/>
       </w:r>
@@ -2031,21 +1901,14 @@
           <w:color w:val="000000" w:themeColor="text1"/>
           <w:u w:val="single"/>
         </w:rPr>
-        <w:t xml:space="preserve">DICOM Manipulation Tools</w:t>
-      </w:r>
-      <w:r>
-        <w:rPr>
-          <w:rFonts w:ascii="Times New Roman" w:hAnsi="Times New Roman" w:cs="Times New Roman"/>
-          <w:color w:val="000000" w:themeColor="text1"/>
-        </w:rPr>
-        <w:t xml:space="preserve">:</w:t>
-      </w:r>
-      <w:r>
-        <w:rPr>
-          <w:rFonts w:ascii="Times New Roman" w:hAnsi="Times New Roman" w:cs="Times New Roman"/>
-          <w:color w:val="000000" w:themeColor="text1"/>
-        </w:rPr>
-        <w:t xml:space="preserve"> Stand-alone GUI for changing frame of reference and series instance UIDs. Useful for registering previously inherently defined images (4D-CT and free-breathing, MRIs).</w:t>
+        <w:t>Brachytherapy Equipment tracking</w:t>
+      </w:r>
+      <w:r>
+        <w:rPr>
+          <w:rFonts w:ascii="Times New Roman" w:hAnsi="Times New Roman" w:cs="Times New Roman"/>
+          <w:color w:val="000000" w:themeColor="text1"/>
+        </w:rPr>
+        <w:t>: Deployed a personally created inventory program to record and notify when brachytherapy supplies need reordering.</w:t>
       </w:r>
     </w:p>
     <w:p>
@@ -2059,14 +1922,12 @@
       <w:r>
         <w:rPr>
           <w:rFonts w:ascii="Times New Roman" w:hAnsi="Times New Roman"/>
-          <w:sz w:val="22"/>
-        </w:rPr>
-        <w:t xml:space="preserve">2023 – 2025</w:t>
-      </w:r>
-      <w:r>
-        <w:rPr>
-          <w:rFonts w:ascii="Times New Roman" w:hAnsi="Times New Roman"/>
-          <w:sz w:val="22"/>
+        </w:rPr>
+        <w:t>2023 – 2025</w:t>
+      </w:r>
+      <w:r>
+        <w:rPr>
+          <w:rFonts w:ascii="Times New Roman" w:hAnsi="Times New Roman"/>
         </w:rPr>
         <w:tab/>
       </w:r>
@@ -2076,40 +1937,14 @@
           <w:color w:val="000000" w:themeColor="text1"/>
           <w:u w:val="single"/>
         </w:rPr>
-        <w:t xml:space="preserve">DICOM transfer server</w:t>
-      </w:r>
-      <w:r>
-        <w:rPr>
-          <w:rFonts w:ascii="Times New Roman" w:hAnsi="Times New Roman" w:cs="Times New Roman"/>
-          <w:color w:val="000000" w:themeColor="text1"/>
-        </w:rPr>
-        <w:t xml:space="preserve">:</w:t>
-      </w:r>
-      <w:r>
-        <w:rPr>
-          <w:rFonts w:ascii="Times New Roman" w:hAnsi="Times New Roman" w:cs="Times New Roman"/>
-          <w:color w:val="000000" w:themeColor="text1"/>
-        </w:rPr>
-        <w:t xml:space="preserve"> DICOM server created to seamlessly transfer between Raystation and PACs.</w:t>
-      </w:r>
-    </w:p>
-    <w:p>
-      <w:pPr>
-        <w:pStyle w:val="Heading1"/>
-        <w:keepLines/>
-        <w:widowControl w:val="0"/>
-        <w:spacing w:after="120"/>
-        <w:rPr>
-          <w:rFonts w:cs="Times New Roman"/>
-          <w:color w:val="000000" w:themeColor="text1"/>
-        </w:rPr>
-      </w:pPr>
-      <w:r>
-        <w:rPr>
-          <w:rFonts w:cs="Times New Roman"/>
-          <w:color w:val="000000" w:themeColor="text1"/>
-        </w:rPr>
-        <w:t>Honors and Awards</w:t>
+        <w:t>DICOM Manipulation Tools</w:t>
+      </w:r>
+      <w:r>
+        <w:rPr>
+          <w:rFonts w:ascii="Times New Roman" w:hAnsi="Times New Roman" w:cs="Times New Roman"/>
+          <w:color w:val="000000" w:themeColor="text1"/>
+        </w:rPr>
+        <w:t>: Stand-alone GUI for changing frame of reference and series instance UIDs. Useful for registering previously inherently defined images (4D-CT and free-breathing, MRIs).</w:t>
       </w:r>
     </w:p>
     <w:p>
@@ -2123,14 +1958,12 @@
       <w:r>
         <w:rPr>
           <w:rFonts w:ascii="Times New Roman" w:hAnsi="Times New Roman"/>
-          <w:sz w:val="22"/>
-        </w:rPr>
-        <w:t xml:space="preserve">2025</w:t>
-      </w:r>
-      <w:r>
-        <w:rPr>
-          <w:rFonts w:ascii="Times New Roman" w:hAnsi="Times New Roman"/>
-          <w:sz w:val="22"/>
+        </w:rPr>
+        <w:t>2023 – 2025</w:t>
+      </w:r>
+      <w:r>
+        <w:rPr>
+          <w:rFonts w:ascii="Times New Roman" w:hAnsi="Times New Roman"/>
         </w:rPr>
         <w:tab/>
       </w:r>
@@ -2140,29 +1973,33 @@
           <w:color w:val="000000" w:themeColor="text1"/>
           <w:u w:val="single"/>
         </w:rPr>
-        <w:t xml:space="preserve">University of North Carolina, Chapel Hill Research Retreat</w:t>
-      </w:r>
-      <w:r>
-        <w:rPr>
-          <w:rFonts w:ascii="Times New Roman" w:hAnsi="Times New Roman" w:cs="Times New Roman"/>
-          <w:color w:val="000000" w:themeColor="text1"/>
-        </w:rPr>
-        <w:t xml:space="preserve">: 1</w:t>
-      </w:r>
-      <w:r>
-        <w:rPr>
-          <w:rFonts w:ascii="Times New Roman" w:hAnsi="Times New Roman" w:cs="Times New Roman"/>
-          <w:color w:val="000000" w:themeColor="text1"/>
-          <w:vertAlign w:val="superscript"/>
-        </w:rPr>
-        <w:t>st</w:t>
-      </w:r>
-      <w:r>
-        <w:rPr>
-          <w:rFonts w:ascii="Times New Roman" w:hAnsi="Times New Roman" w:cs="Times New Roman"/>
-          <w:color w:val="000000" w:themeColor="text1"/>
-        </w:rPr>
-        <w:t xml:space="preserve"> place poster in Physics/DHE Research</w:t>
+        <w:t>DICOM transfer server</w:t>
+      </w:r>
+      <w:r>
+        <w:rPr>
+          <w:rFonts w:ascii="Times New Roman" w:hAnsi="Times New Roman" w:cs="Times New Roman"/>
+          <w:color w:val="000000" w:themeColor="text1"/>
+        </w:rPr>
+        <w:t>: DICOM server created to seamlessly transfer between Raystation and PACs.</w:t>
+      </w:r>
+    </w:p>
+    <w:p>
+      <w:pPr>
+        <w:pStyle w:val="Heading1"/>
+        <w:keepLines/>
+        <w:widowControl w:val="0"/>
+        <w:spacing w:after="120"/>
+        <w:rPr>
+          <w:rFonts w:cs="Times New Roman"/>
+          <w:color w:val="000000" w:themeColor="text1"/>
+        </w:rPr>
+      </w:pPr>
+      <w:r>
+        <w:rPr>
+          <w:rFonts w:cs="Times New Roman"/>
+          <w:color w:val="000000" w:themeColor="text1"/>
+        </w:rPr>
+        <w:t>Honors and Awards</w:t>
       </w:r>
     </w:p>
     <w:p>
@@ -2176,14 +2013,12 @@
       <w:r>
         <w:rPr>
           <w:rFonts w:ascii="Times New Roman" w:hAnsi="Times New Roman"/>
-          <w:sz w:val="22"/>
-        </w:rPr>
-        <w:t xml:space="preserve">2022</w:t>
-      </w:r>
-      <w:r>
-        <w:rPr>
-          <w:rFonts w:ascii="Times New Roman" w:hAnsi="Times New Roman"/>
-          <w:sz w:val="22"/>
+        </w:rPr>
+        <w:t>2025</w:t>
+      </w:r>
+      <w:r>
+        <w:rPr>
+          <w:rFonts w:ascii="Times New Roman" w:hAnsi="Times New Roman"/>
         </w:rPr>
         <w:tab/>
       </w:r>
@@ -2193,14 +2028,29 @@
           <w:color w:val="000000" w:themeColor="text1"/>
           <w:u w:val="single"/>
         </w:rPr>
-        <w:t xml:space="preserve">AAPM Annual Meeting, Jack Krohmer Early Career Investigator Competition Winner</w:t>
-      </w:r>
-      <w:r>
-        <w:rPr>
-          <w:rFonts w:ascii="Times New Roman" w:hAnsi="Times New Roman" w:cs="Times New Roman"/>
-          <w:color w:val="000000" w:themeColor="text1"/>
-        </w:rPr>
-        <w:t xml:space="preserve"> – EPIDEEP: Predicting In-Vivo EPID Transit Images – a Deep Learning Approach</w:t>
+        <w:t>University of North Carolina, Chapel Hill Research Retreat</w:t>
+      </w:r>
+      <w:r>
+        <w:rPr>
+          <w:rFonts w:ascii="Times New Roman" w:hAnsi="Times New Roman" w:cs="Times New Roman"/>
+          <w:color w:val="000000" w:themeColor="text1"/>
+        </w:rPr>
+        <w:t>: 1</w:t>
+      </w:r>
+      <w:r>
+        <w:rPr>
+          <w:rFonts w:ascii="Times New Roman" w:hAnsi="Times New Roman" w:cs="Times New Roman"/>
+          <w:color w:val="000000" w:themeColor="text1"/>
+          <w:vertAlign w:val="superscript"/>
+        </w:rPr>
+        <w:t>st</w:t>
+      </w:r>
+      <w:r>
+        <w:rPr>
+          <w:rFonts w:ascii="Times New Roman" w:hAnsi="Times New Roman" w:cs="Times New Roman"/>
+          <w:color w:val="000000" w:themeColor="text1"/>
+        </w:rPr>
+        <w:t xml:space="preserve"> place poster in Physics/DHE Research</w:t>
       </w:r>
     </w:p>
     <w:p>
@@ -2214,14 +2064,12 @@
       <w:r>
         <w:rPr>
           <w:rFonts w:ascii="Times New Roman" w:hAnsi="Times New Roman"/>
-          <w:sz w:val="22"/>
-        </w:rPr>
-        <w:t xml:space="preserve">2022</w:t>
-      </w:r>
-      <w:r>
-        <w:rPr>
-          <w:rFonts w:ascii="Times New Roman" w:hAnsi="Times New Roman"/>
-          <w:sz w:val="22"/>
+        </w:rPr>
+        <w:t>2022</w:t>
+      </w:r>
+      <w:r>
+        <w:rPr>
+          <w:rFonts w:ascii="Times New Roman" w:hAnsi="Times New Roman"/>
         </w:rPr>
         <w:tab/>
       </w:r>
@@ -2231,14 +2079,14 @@
           <w:color w:val="000000" w:themeColor="text1"/>
           <w:u w:val="single"/>
         </w:rPr>
-        <w:t xml:space="preserve">MD Anderson, Alfred G. Knudson Jr. Outstanding Dissertation Award</w:t>
-      </w:r>
-      <w:r>
-        <w:rPr>
-          <w:rFonts w:ascii="Times New Roman" w:hAnsi="Times New Roman" w:cs="Times New Roman"/>
-          <w:color w:val="000000" w:themeColor="text1"/>
-        </w:rPr>
-        <w:t xml:space="preserve">: $5,000 Award established by MD Anderson Cancer Center to honor the late Dr. Knudson in recognition of the top selected PhD dissertation.</w:t>
+        <w:t>AAPM Annual Meeting, Jack Krohmer Early Career Investigator Competition Winner</w:t>
+      </w:r>
+      <w:r>
+        <w:rPr>
+          <w:rFonts w:ascii="Times New Roman" w:hAnsi="Times New Roman" w:cs="Times New Roman"/>
+          <w:color w:val="000000" w:themeColor="text1"/>
+        </w:rPr>
+        <w:t xml:space="preserve"> – EPIDEEP: Predicting In-Vivo EPID Transit Images – a Deep Learning Approach</w:t>
       </w:r>
     </w:p>
     <w:p>
@@ -2252,14 +2100,12 @@
       <w:r>
         <w:rPr>
           <w:rFonts w:ascii="Times New Roman" w:hAnsi="Times New Roman"/>
-          <w:sz w:val="22"/>
-        </w:rPr>
-        <w:t xml:space="preserve">2021</w:t>
-      </w:r>
-      <w:r>
-        <w:rPr>
-          <w:rFonts w:ascii="Times New Roman" w:hAnsi="Times New Roman"/>
-          <w:sz w:val="22"/>
+        </w:rPr>
+        <w:t>2022</w:t>
+      </w:r>
+      <w:r>
+        <w:rPr>
+          <w:rFonts w:ascii="Times New Roman" w:hAnsi="Times New Roman"/>
         </w:rPr>
         <w:tab/>
       </w:r>
@@ -2269,7 +2115,14 @@
           <w:color w:val="000000" w:themeColor="text1"/>
           <w:u w:val="single"/>
         </w:rPr>
-        <w:t xml:space="preserve">AAPM Practical Big Data Workshop, Early Career Investigator – Impact Award</w:t>
+        <w:t>MD Anderson, Alfred G. Knudson Jr. Outstanding Dissertation Award</w:t>
+      </w:r>
+      <w:r>
+        <w:rPr>
+          <w:rFonts w:ascii="Times New Roman" w:hAnsi="Times New Roman" w:cs="Times New Roman"/>
+          <w:color w:val="000000" w:themeColor="text1"/>
+        </w:rPr>
+        <w:t>: $5,000 Award established by MD Anderson Cancer Center to honor the late Dr. Knudson in recognition of the top selected PhD dissertation.</w:t>
       </w:r>
     </w:p>
     <w:p>
@@ -2283,14 +2136,12 @@
       <w:r>
         <w:rPr>
           <w:rFonts w:ascii="Times New Roman" w:hAnsi="Times New Roman"/>
-          <w:sz w:val="22"/>
-        </w:rPr>
-        <w:t xml:space="preserve">2019</w:t>
-      </w:r>
-      <w:r>
-        <w:rPr>
-          <w:rFonts w:ascii="Times New Roman" w:hAnsi="Times New Roman"/>
-          <w:sz w:val="22"/>
+        </w:rPr>
+        <w:t>2021</w:t>
+      </w:r>
+      <w:r>
+        <w:rPr>
+          <w:rFonts w:ascii="Times New Roman" w:hAnsi="Times New Roman"/>
         </w:rPr>
         <w:tab/>
       </w:r>
@@ -2300,31 +2151,7 @@
           <w:color w:val="000000" w:themeColor="text1"/>
           <w:u w:val="single"/>
         </w:rPr>
-        <w:t xml:space="preserve">MD Anderson, Association of Science Communication (ASC) Oral Competition 1</w:t>
-      </w:r>
-      <w:r>
-        <w:rPr>
-          <w:rFonts w:ascii="Times New Roman" w:hAnsi="Times New Roman" w:cs="Times New Roman"/>
-          <w:color w:val="000000" w:themeColor="text1"/>
-          <w:vertAlign w:val="superscript"/>
-          <w:u w:val="single"/>
-        </w:rPr>
-        <w:t>st</w:t>
-      </w:r>
-      <w:r>
-        <w:rPr>
-          <w:rFonts w:ascii="Times New Roman" w:hAnsi="Times New Roman" w:cs="Times New Roman"/>
-          <w:color w:val="000000" w:themeColor="text1"/>
-          <w:u w:val="single"/>
-        </w:rPr>
-        <w:t xml:space="preserve"> place</w:t>
-      </w:r>
-      <w:r>
-        <w:rPr>
-          <w:rFonts w:ascii="Times New Roman" w:hAnsi="Times New Roman" w:cs="Times New Roman"/>
-          <w:color w:val="000000" w:themeColor="text1"/>
-        </w:rPr>
-        <w:t xml:space="preserve">: ‘Why is scientific communication important?’</w:t>
+        <w:t>AAPM Practical Big Data Workshop, Early Career Investigator – Impact Award</w:t>
       </w:r>
     </w:p>
     <w:p>
@@ -2338,14 +2165,12 @@
       <w:r>
         <w:rPr>
           <w:rFonts w:ascii="Times New Roman" w:hAnsi="Times New Roman"/>
-          <w:sz w:val="22"/>
-        </w:rPr>
-        <w:t xml:space="preserve">2019</w:t>
-      </w:r>
-      <w:r>
-        <w:rPr>
-          <w:rFonts w:ascii="Times New Roman" w:hAnsi="Times New Roman"/>
-          <w:sz w:val="22"/>
+        </w:rPr>
+        <w:t>2019</w:t>
+      </w:r>
+      <w:r>
+        <w:rPr>
+          <w:rFonts w:ascii="Times New Roman" w:hAnsi="Times New Roman"/>
         </w:rPr>
         <w:tab/>
       </w:r>
@@ -2355,14 +2180,31 @@
           <w:color w:val="000000" w:themeColor="text1"/>
           <w:u w:val="single"/>
         </w:rPr>
-        <w:t xml:space="preserve">AAPM, Science Council Session</w:t>
-      </w:r>
-      <w:r>
-        <w:rPr>
-          <w:rFonts w:ascii="Times New Roman" w:hAnsi="Times New Roman" w:cs="Times New Roman"/>
-          <w:color w:val="000000" w:themeColor="text1"/>
-        </w:rPr>
-        <w:t xml:space="preserve"> “Deep Learning for Rapid Deformable Image Registration of Liver CT Scans”</w:t>
+        <w:t>MD Anderson, Association of Science Communication (ASC) Oral Competition 1</w:t>
+      </w:r>
+      <w:r>
+        <w:rPr>
+          <w:rFonts w:ascii="Times New Roman" w:hAnsi="Times New Roman" w:cs="Times New Roman"/>
+          <w:color w:val="000000" w:themeColor="text1"/>
+          <w:u w:val="single"/>
+          <w:vertAlign w:val="superscript"/>
+        </w:rPr>
+        <w:t>st</w:t>
+      </w:r>
+      <w:r>
+        <w:rPr>
+          <w:rFonts w:ascii="Times New Roman" w:hAnsi="Times New Roman" w:cs="Times New Roman"/>
+          <w:color w:val="000000" w:themeColor="text1"/>
+          <w:u w:val="single"/>
+        </w:rPr>
+        <w:t xml:space="preserve"> place</w:t>
+      </w:r>
+      <w:r>
+        <w:rPr>
+          <w:rFonts w:ascii="Times New Roman" w:hAnsi="Times New Roman" w:cs="Times New Roman"/>
+          <w:color w:val="000000" w:themeColor="text1"/>
+        </w:rPr>
+        <w:t>: ‘Why is scientific communication important?’</w:t>
       </w:r>
     </w:p>
     <w:p>
@@ -2376,14 +2218,12 @@
       <w:r>
         <w:rPr>
           <w:rFonts w:ascii="Times New Roman" w:hAnsi="Times New Roman"/>
-          <w:sz w:val="22"/>
-        </w:rPr>
-        <w:t xml:space="preserve">2018</w:t>
-      </w:r>
-      <w:r>
-        <w:rPr>
-          <w:rFonts w:ascii="Times New Roman" w:hAnsi="Times New Roman"/>
-          <w:sz w:val="22"/>
+        </w:rPr>
+        <w:t>2019</w:t>
+      </w:r>
+      <w:r>
+        <w:rPr>
+          <w:rFonts w:ascii="Times New Roman" w:hAnsi="Times New Roman"/>
         </w:rPr>
         <w:tab/>
       </w:r>
@@ -2393,14 +2233,14 @@
           <w:color w:val="000000" w:themeColor="text1"/>
           <w:u w:val="single"/>
         </w:rPr>
-        <w:t xml:space="preserve">AAPM, People’s Choice Award for Medical Physics Slam</w:t>
-      </w:r>
-      <w:r>
-        <w:rPr>
-          <w:rFonts w:ascii="Times New Roman" w:hAnsi="Times New Roman" w:cs="Times New Roman"/>
-          <w:color w:val="000000" w:themeColor="text1"/>
-        </w:rPr>
-        <w:t xml:space="preserve">: Monetary award for winning the people’s choice in presentation of research to a lay audience of non-medical physicists</w:t>
+        <w:t>AAPM, Science Council Session</w:t>
+      </w:r>
+      <w:r>
+        <w:rPr>
+          <w:rFonts w:ascii="Times New Roman" w:hAnsi="Times New Roman" w:cs="Times New Roman"/>
+          <w:color w:val="000000" w:themeColor="text1"/>
+        </w:rPr>
+        <w:t xml:space="preserve"> “Deep Learning for Rapid Deformable Image Registration of Liver CT Scans”</w:t>
       </w:r>
     </w:p>
     <w:p>
@@ -2414,14 +2254,12 @@
       <w:r>
         <w:rPr>
           <w:rFonts w:ascii="Times New Roman" w:hAnsi="Times New Roman"/>
-          <w:sz w:val="22"/>
-        </w:rPr>
-        <w:t xml:space="preserve">2018</w:t>
-      </w:r>
-      <w:r>
-        <w:rPr>
-          <w:rFonts w:ascii="Times New Roman" w:hAnsi="Times New Roman"/>
-          <w:sz w:val="22"/>
+        </w:rPr>
+        <w:t>2018</w:t>
+      </w:r>
+      <w:r>
+        <w:rPr>
+          <w:rFonts w:ascii="Times New Roman" w:hAnsi="Times New Roman"/>
         </w:rPr>
         <w:tab/>
       </w:r>
@@ -2431,31 +2269,14 @@
           <w:color w:val="000000" w:themeColor="text1"/>
           <w:u w:val="single"/>
         </w:rPr>
-        <w:t xml:space="preserve">Southwest AAPM, 1</w:t>
-      </w:r>
-      <w:r>
-        <w:rPr>
-          <w:rFonts w:ascii="Times New Roman" w:hAnsi="Times New Roman" w:cs="Times New Roman"/>
-          <w:color w:val="000000" w:themeColor="text1"/>
-          <w:vertAlign w:val="superscript"/>
-          <w:u w:val="single"/>
-        </w:rPr>
-        <w:t>st</w:t>
-      </w:r>
-      <w:r>
-        <w:rPr>
-          <w:rFonts w:ascii="Times New Roman" w:hAnsi="Times New Roman" w:cs="Times New Roman"/>
-          <w:color w:val="000000" w:themeColor="text1"/>
-          <w:u w:val="single"/>
-        </w:rPr>
-        <w:t xml:space="preserve"> Place Medical Physics Slam</w:t>
-      </w:r>
-      <w:r>
-        <w:rPr>
-          <w:rFonts w:ascii="Times New Roman" w:hAnsi="Times New Roman" w:cs="Times New Roman"/>
-          <w:color w:val="000000" w:themeColor="text1"/>
-        </w:rPr>
-        <w:t xml:space="preserve">: Challenge where students have 3 minutes to present their research to community members outside of the medical physics profession, received travel award to compete in the Medical Physics Slam in the annual meeting</w:t>
+        <w:t>AAPM, People’s Choice Award for Medical Physics Slam</w:t>
+      </w:r>
+      <w:r>
+        <w:rPr>
+          <w:rFonts w:ascii="Times New Roman" w:hAnsi="Times New Roman" w:cs="Times New Roman"/>
+          <w:color w:val="000000" w:themeColor="text1"/>
+        </w:rPr>
+        <w:t>: Monetary award for winning the people’s choice in presentation of research to a lay audience of non-medical physicists</w:t>
       </w:r>
     </w:p>
     <w:p>
@@ -2469,14 +2290,12 @@
       <w:r>
         <w:rPr>
           <w:rFonts w:ascii="Times New Roman" w:hAnsi="Times New Roman"/>
-          <w:sz w:val="22"/>
-        </w:rPr>
-        <w:t xml:space="preserve">2018</w:t>
-      </w:r>
-      <w:r>
-        <w:rPr>
-          <w:rFonts w:ascii="Times New Roman" w:hAnsi="Times New Roman"/>
-          <w:sz w:val="22"/>
+        </w:rPr>
+        <w:t>2018</w:t>
+      </w:r>
+      <w:r>
+        <w:rPr>
+          <w:rFonts w:ascii="Times New Roman" w:hAnsi="Times New Roman"/>
         </w:rPr>
         <w:tab/>
       </w:r>
@@ -2486,31 +2305,31 @@
           <w:color w:val="000000" w:themeColor="text1"/>
           <w:u w:val="single"/>
         </w:rPr>
-        <w:t xml:space="preserve">Southwest AAPM 1</w:t>
-      </w:r>
-      <w:r>
-        <w:rPr>
-          <w:rFonts w:ascii="Times New Roman" w:hAnsi="Times New Roman" w:cs="Times New Roman"/>
-          <w:color w:val="000000" w:themeColor="text1"/>
+        <w:t>Southwest AAPM, 1</w:t>
+      </w:r>
+      <w:r>
+        <w:rPr>
+          <w:rFonts w:ascii="Times New Roman" w:hAnsi="Times New Roman" w:cs="Times New Roman"/>
+          <w:color w:val="000000" w:themeColor="text1"/>
+          <w:u w:val="single"/>
           <w:vertAlign w:val="superscript"/>
+        </w:rPr>
+        <w:t>st</w:t>
+      </w:r>
+      <w:r>
+        <w:rPr>
+          <w:rFonts w:ascii="Times New Roman" w:hAnsi="Times New Roman" w:cs="Times New Roman"/>
+          <w:color w:val="000000" w:themeColor="text1"/>
           <w:u w:val="single"/>
         </w:rPr>
-        <w:t>st</w:t>
-      </w:r>
-      <w:r>
-        <w:rPr>
-          <w:rFonts w:ascii="Times New Roman" w:hAnsi="Times New Roman" w:cs="Times New Roman"/>
-          <w:color w:val="000000" w:themeColor="text1"/>
-          <w:u w:val="single"/>
-        </w:rPr>
-        <w:t xml:space="preserve"> Place Young Investigator Award</w:t>
-      </w:r>
-      <w:r>
-        <w:rPr>
-          <w:rFonts w:ascii="Times New Roman" w:hAnsi="Times New Roman" w:cs="Times New Roman"/>
-          <w:color w:val="000000" w:themeColor="text1"/>
-        </w:rPr>
-        <w:t xml:space="preserve">: Monetary award from SWAAPM chapter for best work presented at SWAAPM</w:t>
+        <w:t xml:space="preserve"> Place Medical Physics Slam</w:t>
+      </w:r>
+      <w:r>
+        <w:rPr>
+          <w:rFonts w:ascii="Times New Roman" w:hAnsi="Times New Roman" w:cs="Times New Roman"/>
+          <w:color w:val="000000" w:themeColor="text1"/>
+        </w:rPr>
+        <w:t>: Challenge where students have 3 minutes to present their research to community members outside of the medical physics profession, received travel award to compete in the Medical Physics Slam in the annual meeting</w:t>
       </w:r>
     </w:p>
     <w:p>
@@ -2524,14 +2343,12 @@
       <w:r>
         <w:rPr>
           <w:rFonts w:ascii="Times New Roman" w:hAnsi="Times New Roman"/>
-          <w:sz w:val="22"/>
-        </w:rPr>
-        <w:t xml:space="preserve">2018</w:t>
-      </w:r>
-      <w:r>
-        <w:rPr>
-          <w:rFonts w:ascii="Times New Roman" w:hAnsi="Times New Roman"/>
-          <w:sz w:val="22"/>
+        </w:rPr>
+        <w:t>2018</w:t>
+      </w:r>
+      <w:r>
+        <w:rPr>
+          <w:rFonts w:ascii="Times New Roman" w:hAnsi="Times New Roman"/>
         </w:rPr>
         <w:tab/>
       </w:r>
@@ -2541,14 +2358,31 @@
           <w:color w:val="000000" w:themeColor="text1"/>
           <w:u w:val="single"/>
         </w:rPr>
-        <w:t xml:space="preserve">Winter Institute of Medical Physics Early Career Medical Physicist Scholar</w:t>
-      </w:r>
-      <w:r>
-        <w:rPr>
-          <w:rFonts w:ascii="Times New Roman" w:hAnsi="Times New Roman" w:cs="Times New Roman"/>
-          <w:color w:val="000000" w:themeColor="text1"/>
-        </w:rPr>
-        <w:t xml:space="preserve">: Travel and monetary award</w:t>
+        <w:t>Southwest AAPM 1</w:t>
+      </w:r>
+      <w:r>
+        <w:rPr>
+          <w:rFonts w:ascii="Times New Roman" w:hAnsi="Times New Roman" w:cs="Times New Roman"/>
+          <w:color w:val="000000" w:themeColor="text1"/>
+          <w:u w:val="single"/>
+          <w:vertAlign w:val="superscript"/>
+        </w:rPr>
+        <w:t>st</w:t>
+      </w:r>
+      <w:r>
+        <w:rPr>
+          <w:rFonts w:ascii="Times New Roman" w:hAnsi="Times New Roman" w:cs="Times New Roman"/>
+          <w:color w:val="000000" w:themeColor="text1"/>
+          <w:u w:val="single"/>
+        </w:rPr>
+        <w:t xml:space="preserve"> Place Young Investigator Award</w:t>
+      </w:r>
+      <w:r>
+        <w:rPr>
+          <w:rFonts w:ascii="Times New Roman" w:hAnsi="Times New Roman" w:cs="Times New Roman"/>
+          <w:color w:val="000000" w:themeColor="text1"/>
+        </w:rPr>
+        <w:t>: Monetary award from SWAAPM chapter for best work presented at SWAAPM</w:t>
       </w:r>
     </w:p>
     <w:p>
@@ -2562,14 +2396,12 @@
       <w:r>
         <w:rPr>
           <w:rFonts w:ascii="Times New Roman" w:hAnsi="Times New Roman"/>
-          <w:sz w:val="22"/>
-        </w:rPr>
-        <w:t xml:space="preserve">2017</w:t>
-      </w:r>
-      <w:r>
-        <w:rPr>
-          <w:rFonts w:ascii="Times New Roman" w:hAnsi="Times New Roman"/>
-          <w:sz w:val="22"/>
+        </w:rPr>
+        <w:t>2018</w:t>
+      </w:r>
+      <w:r>
+        <w:rPr>
+          <w:rFonts w:ascii="Times New Roman" w:hAnsi="Times New Roman"/>
         </w:rPr>
         <w:tab/>
       </w:r>
@@ -2579,31 +2411,14 @@
           <w:color w:val="000000" w:themeColor="text1"/>
           <w:u w:val="single"/>
         </w:rPr>
-        <w:t xml:space="preserve">MD Anderson, Summer Student Research Retreat, 2</w:t>
-      </w:r>
-      <w:r>
-        <w:rPr>
-          <w:rFonts w:ascii="Times New Roman" w:hAnsi="Times New Roman" w:cs="Times New Roman"/>
-          <w:color w:val="000000" w:themeColor="text1"/>
-          <w:vertAlign w:val="superscript"/>
-          <w:u w:val="single"/>
-        </w:rPr>
-        <w:t>nd</w:t>
-      </w:r>
-      <w:r>
-        <w:rPr>
-          <w:rFonts w:ascii="Times New Roman" w:hAnsi="Times New Roman" w:cs="Times New Roman"/>
-          <w:color w:val="000000" w:themeColor="text1"/>
-          <w:u w:val="single"/>
-        </w:rPr>
-        <w:t xml:space="preserve"> Place</w:t>
-      </w:r>
-      <w:r>
-        <w:rPr>
-          <w:rFonts w:ascii="Times New Roman" w:hAnsi="Times New Roman" w:cs="Times New Roman"/>
-          <w:color w:val="000000" w:themeColor="text1"/>
-        </w:rPr>
-        <w:t xml:space="preserve">: Students are invited to present their research for a monetary prize</w:t>
+        <w:t>Winter Institute of Medical Physics Early Career Medical Physicist Scholar</w:t>
+      </w:r>
+      <w:r>
+        <w:rPr>
+          <w:rFonts w:ascii="Times New Roman" w:hAnsi="Times New Roman" w:cs="Times New Roman"/>
+          <w:color w:val="000000" w:themeColor="text1"/>
+        </w:rPr>
+        <w:t>: Travel and monetary award</w:t>
       </w:r>
     </w:p>
     <w:p>
@@ -2617,14 +2432,12 @@
       <w:r>
         <w:rPr>
           <w:rFonts w:ascii="Times New Roman" w:hAnsi="Times New Roman"/>
-          <w:sz w:val="22"/>
-        </w:rPr>
-        <w:t xml:space="preserve">2015</w:t>
-      </w:r>
-      <w:r>
-        <w:rPr>
-          <w:rFonts w:ascii="Times New Roman" w:hAnsi="Times New Roman"/>
-          <w:sz w:val="22"/>
+        </w:rPr>
+        <w:t>2017</w:t>
+      </w:r>
+      <w:r>
+        <w:rPr>
+          <w:rFonts w:ascii="Times New Roman" w:hAnsi="Times New Roman"/>
         </w:rPr>
         <w:tab/>
       </w:r>
@@ -2634,7 +2447,31 @@
           <w:color w:val="000000" w:themeColor="text1"/>
           <w:u w:val="single"/>
         </w:rPr>
-        <w:t xml:space="preserve">Georgia Institute of Technology, Graduation with Highest Honors</w:t>
+        <w:t>MD Anderson, Summer Student Research Retreat, 2</w:t>
+      </w:r>
+      <w:r>
+        <w:rPr>
+          <w:rFonts w:ascii="Times New Roman" w:hAnsi="Times New Roman" w:cs="Times New Roman"/>
+          <w:color w:val="000000" w:themeColor="text1"/>
+          <w:u w:val="single"/>
+          <w:vertAlign w:val="superscript"/>
+        </w:rPr>
+        <w:t>nd</w:t>
+      </w:r>
+      <w:r>
+        <w:rPr>
+          <w:rFonts w:ascii="Times New Roman" w:hAnsi="Times New Roman" w:cs="Times New Roman"/>
+          <w:color w:val="000000" w:themeColor="text1"/>
+          <w:u w:val="single"/>
+        </w:rPr>
+        <w:t xml:space="preserve"> Place</w:t>
+      </w:r>
+      <w:r>
+        <w:rPr>
+          <w:rFonts w:ascii="Times New Roman" w:hAnsi="Times New Roman" w:cs="Times New Roman"/>
+          <w:color w:val="000000" w:themeColor="text1"/>
+        </w:rPr>
+        <w:t>: Students are invited to present their research for a monetary prize</w:t>
       </w:r>
     </w:p>
     <w:p>
@@ -2648,14 +2485,12 @@
       <w:r>
         <w:rPr>
           <w:rFonts w:ascii="Times New Roman" w:hAnsi="Times New Roman"/>
-          <w:sz w:val="22"/>
-        </w:rPr>
-        <w:t xml:space="preserve">2014</w:t>
-      </w:r>
-      <w:r>
-        <w:rPr>
-          <w:rFonts w:ascii="Times New Roman" w:hAnsi="Times New Roman"/>
-          <w:sz w:val="22"/>
+        </w:rPr>
+        <w:t>2015</w:t>
+      </w:r>
+      <w:r>
+        <w:rPr>
+          <w:rFonts w:ascii="Times New Roman" w:hAnsi="Times New Roman"/>
         </w:rPr>
         <w:tab/>
       </w:r>
@@ -2665,143 +2500,7 @@
           <w:color w:val="000000" w:themeColor="text1"/>
           <w:u w:val="single"/>
         </w:rPr>
-        <w:t xml:space="preserve">Georgia Institute of Technology, Presidents Undergraduate Research Award (PURA)</w:t>
-      </w:r>
-      <w:r>
-        <w:rPr>
-          <w:rFonts w:ascii="Times New Roman" w:hAnsi="Times New Roman" w:cs="Times New Roman"/>
-          <w:color w:val="000000" w:themeColor="text1"/>
-        </w:rPr>
-        <w:t xml:space="preserve">: Research studying radio resistivity of CHO cell lines, dependent on cell cycle phase</w:t>
-      </w:r>
-    </w:p>
-    <w:p>
-      <w:pPr>
-        <w:pStyle w:val="Heading1"/>
-        <w:keepLines/>
-        <w:spacing w:after="120"/>
-        <w:rPr>
-          <w:rFonts w:cs="Times New Roman"/>
-          <w:color w:val="000000" w:themeColor="text1"/>
-        </w:rPr>
-      </w:pPr>
-      <w:r>
-        <w:rPr>
-          <w:rFonts w:cs="Times New Roman"/>
-          <w:color w:val="000000" w:themeColor="text1"/>
-        </w:rPr>
-        <w:t>Research Experience</w:t>
-      </w:r>
-    </w:p>
-    <w:p>
-      <w:pPr>
-        <w:spacing w:before="80" w:after="40"/>
-      </w:pPr>
-      <w:r>
-        <w:rPr>
-          <w:rFonts w:ascii="Times New Roman" w:hAnsi="Times New Roman"/>
-          <w:b/>
-          <w:u w:val="single"/>
-        </w:rPr>
-        <w:t>University of California, San Diego</w:t>
-      </w:r>
-    </w:p>
-    <w:p>
-      <w:pPr>
-        <w:keepNext/>
-        <w:keepLines/>
-        <w:spacing w:after="120" w:line="240" w:lineRule="auto"/>
-        <w:rPr>
-          <w:rFonts w:ascii="Times New Roman" w:hAnsi="Times New Roman" w:cs="Times New Roman"/>
-          <w:color w:val="000000" w:themeColor="text1"/>
-        </w:rPr>
-      </w:pPr>
-      <w:r>
-        <w:rPr>
-          <w:rFonts w:ascii="Times New Roman" w:hAnsi="Times New Roman" w:cs="Times New Roman"/>
-          <w:color w:val="000000" w:themeColor="text1"/>
-        </w:rPr>
-        <w:t>Clinical Activity Web Suite: Designed and deployed a suite of services and dashboards that surface the department's treatment planning workflow as analyzable data. A query service polls the ARIA database and feeds panel-based activity dashboards, a configurable alert-rule engine, and automated notification of dosimetrists, physicians, and clinical chiefs when patients fall behind schedule or miss essential care tasks.</w:t>
-      </w:r>
-    </w:p>
-    <w:p>
-      <w:pPr>
-        <w:keepNext/>
-        <w:keepLines/>
-        <w:spacing w:after="120" w:line="240" w:lineRule="auto"/>
-        <w:rPr>
-          <w:rFonts w:ascii="Times New Roman" w:hAnsi="Times New Roman" w:cs="Times New Roman"/>
-          <w:color w:val="000000" w:themeColor="text1"/>
-        </w:rPr>
-      </w:pPr>
-      <w:r>
-        <w:rPr>
-          <w:rFonts w:ascii="Times New Roman" w:hAnsi="Times New Roman" w:cs="Times New Roman"/>
-          <w:color w:val="000000" w:themeColor="text1"/>
-        </w:rPr>
-        <w:t>Chair of Technical Innovation and Implementation: Directing departmental strategy for in-house software development and clinical deployment across Radiation Medicine &amp; Applied Sciences. Established the Technical Integration Catalog, a searchable inventory of every software tool the department has built: 66 projects at launch (2026), with automated monthly reconciliation. This ensures that existing work is found rather than rebuilt and single-maintainer risk is visible. Establishing minimum development standards, a validation and release process for clinical-facing tools aligned with AAPM guidance on in-house software QA, and PHI-handling guardrails for AI-assisted development.</w:t>
-      </w:r>
-    </w:p>
-    <w:p>
-      <w:pPr>
-        <w:spacing w:before="80" w:after="40"/>
-      </w:pPr>
-      <w:r>
-        <w:rPr>
-          <w:rFonts w:ascii="Times New Roman" w:hAnsi="Times New Roman"/>
-          <w:b/>
-          <w:u w:val="single"/>
-        </w:rPr>
-        <w:t>University of North Carolina, Chapel Hill</w:t>
-      </w:r>
-    </w:p>
-    <w:p>
-      <w:pPr>
-        <w:keepNext/>
-        <w:keepLines/>
-        <w:spacing w:after="120" w:line="240" w:lineRule="auto"/>
-        <w:rPr>
-          <w:rFonts w:ascii="Times New Roman" w:hAnsi="Times New Roman" w:cs="Times New Roman"/>
-          <w:color w:val="000000" w:themeColor="text1"/>
-        </w:rPr>
-      </w:pPr>
-      <w:r>
-        <w:rPr>
-          <w:rFonts w:ascii="Times New Roman" w:hAnsi="Times New Roman" w:cs="Times New Roman"/>
-          <w:color w:val="000000" w:themeColor="text1"/>
-        </w:rPr>
-        <w:t>Research focused on improving patient safety throughout the radiation oncology treatment planning process. Patient quality and safety improvements within the AHRQ grant. Part of this work is also in implementing automated treatment checks ‘DosCheck’ to provide added support to the dosimetrists and physicists.</w:t>
-      </w:r>
-    </w:p>
-    <w:p>
-      <w:pPr>
-        <w:keepNext/>
-        <w:keepLines/>
-        <w:spacing w:after="120" w:line="240" w:lineRule="auto"/>
-        <w:rPr>
-          <w:rFonts w:ascii="Times New Roman" w:hAnsi="Times New Roman" w:cs="Times New Roman"/>
-          <w:color w:val="000000" w:themeColor="text1"/>
-        </w:rPr>
-      </w:pPr>
-      <w:r>
-        <w:rPr>
-          <w:rFonts w:ascii="Times New Roman" w:hAnsi="Times New Roman" w:cs="Times New Roman"/>
-          <w:color w:val="000000" w:themeColor="text1"/>
-        </w:rPr>
-        <w:t>Created a new data architecture which represents all aspects of a patient’s radiation plan (dose-volume histograms, region-of-interest volumes, treatment beams, modalities) in a dramatically compressed form. This architecture facilitates rapid information gathering for curating a specific dataset and answering clinical questions.</w:t>
-      </w:r>
-    </w:p>
-    <w:p>
-      <w:pPr>
-        <w:spacing w:before="80" w:after="40"/>
-      </w:pPr>
-      <w:r>
-        <w:rPr>
-          <w:rFonts w:ascii="Times New Roman" w:hAnsi="Times New Roman"/>
-          <w:b/>
-          <w:u w:val="single"/>
-        </w:rPr>
-        <w:t>MD Anderson Cancer Center</w:t>
+        <w:t>Georgia Institute of Technology, Graduation with Highest Honors</w:t>
       </w:r>
     </w:p>
     <w:p>
@@ -2815,14 +2514,12 @@
       <w:r>
         <w:rPr>
           <w:rFonts w:ascii="Times New Roman" w:hAnsi="Times New Roman"/>
-          <w:sz w:val="22"/>
-        </w:rPr>
-        <w:t xml:space="preserve">2017 – 2021</w:t>
-      </w:r>
-      <w:r>
-        <w:rPr>
-          <w:rFonts w:ascii="Times New Roman" w:hAnsi="Times New Roman"/>
-          <w:sz w:val="22"/>
+        </w:rPr>
+        <w:t>2014</w:t>
+      </w:r>
+      <w:r>
+        <w:rPr>
+          <w:rFonts w:ascii="Times New Roman" w:hAnsi="Times New Roman"/>
         </w:rPr>
         <w:tab/>
       </w:r>
@@ -2832,7 +2529,180 @@
           <w:color w:val="000000" w:themeColor="text1"/>
           <w:u w:val="single"/>
         </w:rPr>
-        <w:t xml:space="preserve">PhD Dissertation</w:t>
+        <w:t>Georgia Institute of Technology, Presidents Undergraduate Research Award (PURA)</w:t>
+      </w:r>
+      <w:r>
+        <w:rPr>
+          <w:rFonts w:ascii="Times New Roman" w:hAnsi="Times New Roman" w:cs="Times New Roman"/>
+          <w:color w:val="000000" w:themeColor="text1"/>
+        </w:rPr>
+        <w:t xml:space="preserve">: </w:t>
+      </w:r>
+      <w:r>
+        <w:rPr>
+          <w:rFonts w:ascii="Times New Roman" w:hAnsi="Times New Roman" w:cs="Times New Roman"/>
+          <w:color w:val="000000" w:themeColor="text1"/>
+        </w:rPr>
+        <w:lastRenderedPageBreak/>
+        <w:t>Research studying radio resistivity of CHO cell lines, dependent on cell cycle phase</w:t>
+      </w:r>
+    </w:p>
+    <w:p>
+      <w:pPr>
+        <w:pStyle w:val="Heading1"/>
+        <w:keepLines/>
+        <w:spacing w:after="120"/>
+        <w:rPr>
+          <w:rFonts w:cs="Times New Roman"/>
+          <w:color w:val="000000" w:themeColor="text1"/>
+        </w:rPr>
+      </w:pPr>
+      <w:r>
+        <w:rPr>
+          <w:rFonts w:cs="Times New Roman"/>
+          <w:color w:val="000000" w:themeColor="text1"/>
+        </w:rPr>
+        <w:t>Research Experience</w:t>
+      </w:r>
+    </w:p>
+    <w:p>
+      <w:pPr>
+        <w:spacing w:before="80" w:after="40"/>
+      </w:pPr>
+      <w:r>
+        <w:rPr>
+          <w:rFonts w:ascii="Times New Roman" w:hAnsi="Times New Roman"/>
+          <w:b/>
+          <w:u w:val="single"/>
+        </w:rPr>
+        <w:t>University of California, San Diego</w:t>
+      </w:r>
+    </w:p>
+    <w:p>
+      <w:pPr>
+        <w:keepNext/>
+        <w:keepLines/>
+        <w:spacing w:after="120" w:line="240" w:lineRule="auto"/>
+        <w:rPr>
+          <w:rFonts w:ascii="Times New Roman" w:hAnsi="Times New Roman" w:cs="Times New Roman"/>
+          <w:color w:val="000000" w:themeColor="text1"/>
+        </w:rPr>
+      </w:pPr>
+      <w:r>
+        <w:rPr>
+          <w:rFonts w:ascii="Times New Roman" w:hAnsi="Times New Roman" w:cs="Times New Roman"/>
+          <w:color w:val="000000" w:themeColor="text1"/>
+        </w:rPr>
+        <w:t>Clinical Activity Web Suite: Designed and deployed a suite of services and dashboards that surface the department's treatment planning workflow as analyzable data. A query service polls the ARIA database and feeds panel-based activity dashboards, a configurable alert-rule engine, and automated notification of dosimetrists, physicians, and clinical chiefs when patients fall behind schedule or miss essential care tasks.</w:t>
+      </w:r>
+    </w:p>
+    <w:p>
+      <w:pPr>
+        <w:keepNext/>
+        <w:keepLines/>
+        <w:spacing w:after="120" w:line="240" w:lineRule="auto"/>
+        <w:rPr>
+          <w:rFonts w:ascii="Times New Roman" w:hAnsi="Times New Roman" w:cs="Times New Roman"/>
+          <w:color w:val="000000" w:themeColor="text1"/>
+        </w:rPr>
+      </w:pPr>
+      <w:r>
+        <w:rPr>
+          <w:rFonts w:ascii="Times New Roman" w:hAnsi="Times New Roman" w:cs="Times New Roman"/>
+          <w:color w:val="000000" w:themeColor="text1"/>
+        </w:rPr>
+        <w:t>Chair of Technical Innovation and Implementation: Directing departmental strategy for in-house software development and clinical deployment across Radiation Medicine &amp; Applied Sciences. Established the Technical Integration Catalog, a searchable inventory of every software tool the department has built: 66 projects at launch (2026), with automated monthly reconciliation. This ensures that existing work is found rather than rebuilt and single-maintainer risk is visible. Establishing minimum development standards, a validation and release process for clinical-facing tools aligned with AAPM guidance on in-house software QA, and PHI-handling guardrails for AI-assisted development.</w:t>
+      </w:r>
+    </w:p>
+    <w:p>
+      <w:pPr>
+        <w:spacing w:before="80" w:after="40"/>
+      </w:pPr>
+      <w:r>
+        <w:rPr>
+          <w:rFonts w:ascii="Times New Roman" w:hAnsi="Times New Roman"/>
+          <w:b/>
+          <w:u w:val="single"/>
+        </w:rPr>
+        <w:t>University of North Carolina, Chapel Hill</w:t>
+      </w:r>
+    </w:p>
+    <w:p>
+      <w:pPr>
+        <w:keepNext/>
+        <w:keepLines/>
+        <w:spacing w:after="120" w:line="240" w:lineRule="auto"/>
+        <w:rPr>
+          <w:rFonts w:ascii="Times New Roman" w:hAnsi="Times New Roman" w:cs="Times New Roman"/>
+          <w:color w:val="000000" w:themeColor="text1"/>
+        </w:rPr>
+      </w:pPr>
+      <w:r>
+        <w:rPr>
+          <w:rFonts w:ascii="Times New Roman" w:hAnsi="Times New Roman" w:cs="Times New Roman"/>
+          <w:color w:val="000000" w:themeColor="text1"/>
+        </w:rPr>
+        <w:t>Research focused on improving patient safety throughout the radiation oncology treatment planning process. Patient quality and safety improvements within the AHRQ grant. Part of this work is also in implementing automated treatment checks ‘DosCheck’ to provide added support to the dosimetrists and physicists.</w:t>
+      </w:r>
+    </w:p>
+    <w:p>
+      <w:pPr>
+        <w:keepNext/>
+        <w:keepLines/>
+        <w:spacing w:after="120" w:line="240" w:lineRule="auto"/>
+        <w:rPr>
+          <w:rFonts w:ascii="Times New Roman" w:hAnsi="Times New Roman" w:cs="Times New Roman"/>
+          <w:color w:val="000000" w:themeColor="text1"/>
+        </w:rPr>
+      </w:pPr>
+      <w:r>
+        <w:rPr>
+          <w:rFonts w:ascii="Times New Roman" w:hAnsi="Times New Roman" w:cs="Times New Roman"/>
+          <w:color w:val="000000" w:themeColor="text1"/>
+        </w:rPr>
+        <w:t>Created a new data architecture which represents all aspects of a patient’s radiation plan (dose-volume histograms, region-of-interest volumes, treatment beams, modalities) in a dramatically compressed form. This architecture facilitates rapid information gathering for curating a specific dataset and answering clinical questions.</w:t>
+      </w:r>
+    </w:p>
+    <w:p>
+      <w:pPr>
+        <w:spacing w:before="80" w:after="40"/>
+      </w:pPr>
+      <w:r>
+        <w:rPr>
+          <w:rFonts w:ascii="Times New Roman" w:hAnsi="Times New Roman"/>
+          <w:b/>
+          <w:u w:val="single"/>
+        </w:rPr>
+        <w:t>MD Anderson Cancer Center</w:t>
+      </w:r>
+    </w:p>
+    <w:p>
+      <w:pPr>
+        <w:tabs>
+          <w:tab w:val="left" w:pos="2016"/>
+        </w:tabs>
+        <w:spacing w:after="60"/>
+        <w:ind w:left="2016" w:hanging="2016"/>
+      </w:pPr>
+      <w:r>
+        <w:rPr>
+          <w:rFonts w:ascii="Times New Roman" w:hAnsi="Times New Roman"/>
+        </w:rPr>
+        <w:t>2017 – 2021</w:t>
+      </w:r>
+      <w:r>
+        <w:rPr>
+          <w:rFonts w:ascii="Times New Roman" w:hAnsi="Times New Roman"/>
+        </w:rPr>
+        <w:tab/>
+      </w:r>
+      <w:r>
+        <w:rPr>
+          <w:rFonts w:ascii="Times New Roman" w:hAnsi="Times New Roman" w:cs="Times New Roman"/>
+          <w:color w:val="000000" w:themeColor="text1"/>
+          <w:u w:val="single"/>
+        </w:rPr>
+        <w:t>PhD Dissertation</w:t>
       </w:r>
       <w:r>
         <w:rPr>
@@ -2856,7 +2726,7 @@
           <w:color w:val="000000" w:themeColor="text1"/>
         </w:rPr>
         <w:br/>
-        <w:t xml:space="preserve">This work was largely focused on providing tools to improve needle guidance during local liver ablation therapy, and improving ablation assessment in a manner conducive to immediate additional ablation during the surgical procedure. This work directly led to the creation and success of a Phase 2 Clinal Trial (NCT04083378).</w:t>
+        <w:t>This work was largely focused on providing tools to improve needle guidance during local liver ablation therapy, and improving ablation assessment in a manner conducive to immediate additional ablation during the surgical procedure. This work directly led to the creation and success of a Phase 2 Clinal Trial (NCT04083378).</w:t>
       </w:r>
     </w:p>
     <w:p>
@@ -2870,14 +2740,12 @@
       <w:r>
         <w:rPr>
           <w:rFonts w:ascii="Times New Roman" w:hAnsi="Times New Roman"/>
-          <w:sz w:val="22"/>
-        </w:rPr>
-        <w:t xml:space="preserve">2015 – 2017</w:t>
-      </w:r>
-      <w:r>
-        <w:rPr>
-          <w:rFonts w:ascii="Times New Roman" w:hAnsi="Times New Roman"/>
-          <w:sz w:val="22"/>
+        </w:rPr>
+        <w:t>2015 – 2017</w:t>
+      </w:r>
+      <w:r>
+        <w:rPr>
+          <w:rFonts w:ascii="Times New Roman" w:hAnsi="Times New Roman"/>
         </w:rPr>
         <w:tab/>
       </w:r>
@@ -2887,7 +2755,7 @@
           <w:color w:val="000000" w:themeColor="text1"/>
           <w:u w:val="single"/>
         </w:rPr>
-        <w:t xml:space="preserve">Master’s Thesis</w:t>
+        <w:t>Master’s Thesis</w:t>
       </w:r>
       <w:r>
         <w:rPr>
@@ -2902,7 +2770,7 @@
           <w:color w:val="000000" w:themeColor="text1"/>
           <w:shd w:val="clear" w:color="auto" w:fill="FFFFFF"/>
         </w:rPr>
-        <w:t xml:space="preserve">Computer-Aided Detection of Pathologically Enlarged Lymph Nodes on Non-Contrast CT in Cervical Cancer Patients for Low-Resource Settings</w:t>
+        <w:t>Computer-Aided Detection of Pathologically Enlarged Lymph Nodes on Non-Contrast CT in Cervical Cancer Patients for Low-Resource Settings</w:t>
       </w:r>
     </w:p>
     <w:p>
@@ -2910,6 +2778,7 @@
         <w:pStyle w:val="Heading1"/>
       </w:pPr>
       <w:r>
+        <w:lastRenderedPageBreak/>
         <w:t>Invited Talks</w:t>
       </w:r>
     </w:p>
@@ -3071,7 +2940,7 @@
           <w:rFonts w:ascii="Times New Roman" w:hAnsi="Times New Roman" w:cs="Times New Roman"/>
           <w:color w:val="000000" w:themeColor="text1"/>
         </w:rPr>
-        <w:t xml:space="preserve">University of North Carolina, The Analytics Community (TAC): “Getting more out of our Healthcare Infrastructure” (08/2024)</w:t>
+        <w:t>University of North Carolina, The Analytics Community (TAC): “Getting more out of our Healthcare Infrastructure” (08/2024)</w:t>
       </w:r>
     </w:p>
     <w:p>
@@ -3163,8 +3032,7 @@
           <w:rFonts w:ascii="Times New Roman" w:hAnsi="Times New Roman" w:cs="Times New Roman"/>
           <w:color w:val="000000" w:themeColor="text1"/>
         </w:rPr>
-        <w:lastRenderedPageBreak/>
-        <w:t xml:space="preserve">MD Anderson, Image Guided Cancer Therapy Workshop: “Getting Started with Artificial Intelligence”, Workshop and presentation (11/2021)</w:t>
+        <w:t>MD Anderson, Image Guided Cancer Therapy Workshop: “Getting Started with Artificial Intelligence”, Workshop and presentation (11/2021)</w:t>
       </w:r>
     </w:p>
     <w:p>
@@ -3187,7 +3055,7 @@
           <w:rFonts w:ascii="Times New Roman" w:hAnsi="Times New Roman" w:cs="Times New Roman"/>
           <w:color w:val="000000" w:themeColor="text1"/>
         </w:rPr>
-        <w:t xml:space="preserve">Winter Institute of Medical Physics: “Getting Started with Deep Learning: Dicom to Predictions” Workshop and presentation (02/2020)</w:t>
+        <w:t>Winter Institute of Medical Physics: “Getting Started with Deep Learning: Dicom to Predictions” Workshop and presentation (02/2020)</w:t>
       </w:r>
     </w:p>
     <w:p>
@@ -3210,7 +3078,7 @@
           <w:rFonts w:ascii="Times New Roman" w:hAnsi="Times New Roman" w:cs="Times New Roman"/>
           <w:color w:val="000000" w:themeColor="text1"/>
         </w:rPr>
-        <w:t xml:space="preserve">MD Anderson, Image Guided Cancer Therapy Research Program: “How to Get Started in AI”, Workshop and presentation (01/2020)</w:t>
+        <w:t>MD Anderson, Image Guided Cancer Therapy Research Program: “How to Get Started in AI”, Workshop and presentation (01/2020)</w:t>
       </w:r>
     </w:p>
     <w:p>
@@ -3233,7 +3101,7 @@
           <w:rFonts w:ascii="Times New Roman" w:hAnsi="Times New Roman" w:cs="Times New Roman"/>
           <w:color w:val="000000" w:themeColor="text1"/>
         </w:rPr>
-        <w:t xml:space="preserve">North Central Chapter AAPM, Keynote Lecturer: “Introduction to Deep Learning: Everything I wish I’d known sooner” (11/2019)</w:t>
+        <w:t>North Central Chapter AAPM, Keynote Lecturer: “Introduction to Deep Learning: Everything I wish I’d known sooner” (11/2019)</w:t>
       </w:r>
     </w:p>
     <w:p>
@@ -3256,7 +3124,7 @@
           <w:rFonts w:ascii="Times New Roman" w:hAnsi="Times New Roman" w:cs="Times New Roman"/>
           <w:color w:val="000000" w:themeColor="text1"/>
         </w:rPr>
-        <w:t xml:space="preserve">Rice University, Guest Lecturer ELEC/ COMP 576: “Introduction to Deep Learning” (09/2019)</w:t>
+        <w:t>Rice University, Guest Lecturer ELEC/ COMP 576: “Introduction to Deep Learning” (09/2019)</w:t>
       </w:r>
     </w:p>
     <w:p>
@@ -3279,7 +3147,7 @@
           <w:rFonts w:ascii="Times New Roman" w:hAnsi="Times New Roman" w:cs="Times New Roman"/>
           <w:color w:val="000000" w:themeColor="text1"/>
         </w:rPr>
-        <w:t xml:space="preserve">MD Anderson, Invited Speaker, Nuclear Medicine Practical Seminar: “Deep Learning in the Liver and our field” (05/2019)</w:t>
+        <w:t>MD Anderson, Invited Speaker, Nuclear Medicine Practical Seminar: “Deep Learning in the Liver and our field” (05/2019)</w:t>
       </w:r>
     </w:p>
     <w:p>
@@ -3366,7 +3234,7 @@
           <w:rFonts w:ascii="Times New Roman" w:hAnsi="Times New Roman" w:cs="Times New Roman"/>
           <w:color w:val="000000" w:themeColor="text1"/>
         </w:rPr>
-        <w:t xml:space="preserve">Brock K.K. Organized by Yi Wang at Massachusetts General Hospital</w:t>
+        <w:t>Brock K.K. Organized by Yi Wang at Massachusetts General Hospital</w:t>
       </w:r>
     </w:p>
     <w:p>
@@ -3641,7 +3509,15 @@
           <w:rFonts w:ascii="Times New Roman" w:hAnsi="Times New Roman" w:cs="Times New Roman"/>
           <w:color w:val="000000" w:themeColor="text1"/>
         </w:rPr>
-        <w:t xml:space="preserve">, O’Connor C.S, Rigaud B., Briones-Dimayuga M., Jones A.K., Fellman B.M, Huang S.Y., Kuban J., Metwalli Z. A., Sheth R., Habibollahi P., Patel M., Shan K. Y., Cox V. L., Kang HS. C., Morris V. K, Kopetz S., Javle M.M., Kaseb A., Tzeng CW., Cao HT., Newhook T., Chun Y. S., Vauthey JN., Gupta S., Paolucci I., Brock K.K. </w:t>
+        <w:t xml:space="preserve">, O’Connor C.S, Rigaud B., Briones-Dimayuga M., </w:t>
+      </w:r>
+      <w:r>
+        <w:rPr>
+          <w:rFonts w:ascii="Times New Roman" w:hAnsi="Times New Roman" w:cs="Times New Roman"/>
+          <w:color w:val="000000" w:themeColor="text1"/>
+        </w:rPr>
+        <w:lastRenderedPageBreak/>
+        <w:t xml:space="preserve">Jones A.K., Fellman B.M, Huang S.Y., Kuban J., Metwalli Z. A., Sheth R., Habibollahi P., Patel M., Shan K. Y., Cox V. L., Kang HS. C., Morris V. K, Kopetz S., Javle M.M., Kaseb A., Tzeng CW., Cao HT., Newhook T., Chun Y. S., Vauthey JN., Gupta S., Paolucci I., Brock K.K. </w:t>
       </w:r>
       <w:r>
         <w:rPr>
@@ -3682,6 +3558,7 @@
           <w:bCs/>
           <w:color w:val="000000" w:themeColor="text1"/>
         </w:rPr>
+        <w:lastRenderedPageBreak/>
         <w:t>Anderson B.M</w:t>
       </w:r>
       <w:r>
@@ -3946,7 +3823,7 @@
           <w:bCs/>
           <w:color w:val="000000" w:themeColor="text1"/>
         </w:rPr>
-        <w:t xml:space="preserve">Anderson B.M</w:t>
+        <w:t>Anderson B.M</w:t>
       </w:r>
       <w:r>
         <w:rPr>
@@ -3962,7 +3839,7 @@
           <w:iCs/>
           <w:color w:val="000000" w:themeColor="text1"/>
         </w:rPr>
-        <w:t xml:space="preserve">Comparison of Machine-Learning and Deep-Learning Methods for the Prediction of Osteoradionecrosis Resulting From Head and Neck Cancer Radiation Therapy.</w:t>
+        <w:t>Comparison of Machine-Learning and Deep-Learning Methods for the Prediction of Osteoradionecrosis Resulting From Head and Neck Cancer Radiation Therapy.</w:t>
       </w:r>
       <w:r>
         <w:rPr>
@@ -4111,7 +3988,7 @@
           <w:bCs/>
           <w:color w:val="000000" w:themeColor="text1"/>
         </w:rPr>
-        <w:t xml:space="preserve">Anderson B.M</w:t>
+        <w:t>Anderson B.M</w:t>
       </w:r>
       <w:r>
         <w:rPr>
@@ -4127,7 +4004,7 @@
           <w:iCs/>
           <w:color w:val="000000" w:themeColor="text1"/>
         </w:rPr>
-        <w:t xml:space="preserve">Leveraging deep learning-based segmentation and contours-driven deformable registration for dose accumulation in abdominal structures.</w:t>
+        <w:t>Leveraging deep learning-based segmentation and contours-driven deformable registration for dose accumulation in abdominal structures.</w:t>
       </w:r>
       <w:r>
         <w:rPr>
@@ -4515,22 +4392,7 @@
           <w:rFonts w:ascii="Times New Roman" w:hAnsi="Times New Roman" w:cs="Times New Roman"/>
           <w:color w:val="000000" w:themeColor="text1"/>
         </w:rPr>
-        <w:t xml:space="preserve"> Medical Physics </w:t>
-      </w:r>
-      <w:r>
-        <w:rPr>
-          <w:rFonts w:ascii="Times New Roman" w:hAnsi="Times New Roman" w:cs="Times New Roman"/>
-          <w:i/>
-          <w:iCs/>
-          <w:color w:val="000000" w:themeColor="text1"/>
-        </w:rPr>
-      </w:r>
-      <w:r>
-        <w:rPr>
-          <w:rFonts w:ascii="Times New Roman" w:hAnsi="Times New Roman" w:cs="Times New Roman"/>
-          <w:color w:val="000000" w:themeColor="text1"/>
-        </w:rPr>
-        <w:t xml:space="preserve"> 07/2021</w:t>
+        <w:t xml:space="preserve"> Medical Physics  07/2021</w:t>
       </w:r>
     </w:p>
     <w:p>
@@ -4553,6 +4415,7 @@
           <w:rFonts w:ascii="Times New Roman" w:hAnsi="Times New Roman"/>
           <w:color w:val="000000" w:themeColor="text1"/>
         </w:rPr>
+        <w:lastRenderedPageBreak/>
         <w:t xml:space="preserve">He Y, Cazoulat G, Wu C, Peterson C, McCulloch M, </w:t>
       </w:r>
       <w:r>
@@ -4664,7 +4527,6 @@
           <w:bCs/>
           <w:color w:val="000000" w:themeColor="text1"/>
         </w:rPr>
-        <w:lastRenderedPageBreak/>
         <w:t xml:space="preserve">Rigaud B, </w:t>
       </w:r>
       <w:r>
@@ -4897,7 +4759,7 @@
           <w:iCs/>
           <w:color w:val="000000" w:themeColor="text1"/>
         </w:rPr>
-        <w:t xml:space="preserve">. Medical Physics 04/2020</w:t>
+        <w:t>. Medical Physics 04/2020</w:t>
       </w:r>
     </w:p>
     <w:p>
@@ -4990,7 +4852,7 @@
           <w:rFonts w:ascii="Times New Roman" w:hAnsi="Times New Roman"/>
           <w:color w:val="000000" w:themeColor="text1"/>
         </w:rPr>
-        <w:t xml:space="preserve">, Lacerda L., Tran B., Mohamed A., Brock KK, Fuller C., Chung C. “</w:t>
+        <w:t>, Lacerda L., Tran B., Mohamed A., Brock KK, Fuller C., Chung C. “</w:t>
       </w:r>
       <w:r>
         <w:rPr>
@@ -5144,7 +5006,7 @@
           <w:bCs/>
           <w:color w:val="000000" w:themeColor="text1"/>
         </w:rPr>
-        <w:t xml:space="preserve">Anderson B.M</w:t>
+        <w:t>Anderson B.M</w:t>
       </w:r>
       <w:r>
         <w:rPr>
@@ -5160,7 +5022,7 @@
           <w:iCs/>
           <w:color w:val="000000" w:themeColor="text1"/>
         </w:rPr>
-        <w:t xml:space="preserve">Advances in Auto-Segmentation.</w:t>
+        <w:t>Advances in Auto-Segmentation.</w:t>
       </w:r>
       <w:r>
         <w:rPr>
@@ -5199,7 +5061,7 @@
           <w:bCs/>
           <w:color w:val="000000" w:themeColor="text1"/>
         </w:rPr>
-        <w:t xml:space="preserve">Anderson B.M</w:t>
+        <w:t>Anderson B.M</w:t>
       </w:r>
       <w:r>
         <w:rPr>
@@ -5215,7 +5077,7 @@
           <w:iCs/>
           <w:color w:val="000000" w:themeColor="text1"/>
         </w:rPr>
-        <w:t xml:space="preserve">Effect of setup and inter-fraction anatomical changes on the accumulated dose in CT-guided breath-hold intensity modulated proton therapy of liver malignancies.</w:t>
+        <w:t>Effect of setup and inter-fraction anatomical changes on the accumulated dose in CT-guided breath-hold intensity modulated proton therapy of liver malignancies.</w:t>
       </w:r>
       <w:r>
         <w:rPr>
@@ -5326,7 +5188,7 @@
         <w:rPr>
           <w:rFonts w:ascii="Times New Roman" w:hAnsi="Times New Roman" w:cs="Times New Roman"/>
         </w:rPr>
-        <w:t xml:space="preserve">Physics in Medicine and Biology 10/2018</w:t>
+        <w:t>Physics in Medicine and Biology 10/2018</w:t>
       </w:r>
     </w:p>
     <w:p>
@@ -5418,6 +5280,7 @@
           <w:rFonts w:ascii="Times New Roman" w:hAnsi="Times New Roman" w:cs="Times New Roman"/>
           <w:color w:val="000000" w:themeColor="text1"/>
         </w:rPr>
+        <w:lastRenderedPageBreak/>
         <w:t xml:space="preserve">McCulloch M.M, </w:t>
       </w:r>
       <w:r>
@@ -5501,7 +5364,7 @@
           <w:rFonts w:ascii="Times New Roman" w:hAnsi="Times New Roman" w:cs="Times New Roman"/>
           <w:color w:val="000000" w:themeColor="text1"/>
         </w:rPr>
-        <w:t xml:space="preserve">Journal of Visualized Experiments 01/2018</w:t>
+        <w:t>Journal of Visualized Experiments 01/2018</w:t>
       </w:r>
     </w:p>
     <w:p>
@@ -5579,7 +5442,6 @@
           <w:color w:val="000000" w:themeColor="text1"/>
           <w:shd w:val="clear" w:color="auto" w:fill="FFFFFF"/>
         </w:rPr>
-        <w:lastRenderedPageBreak/>
         <w:t xml:space="preserve">Rubinstein, A. E., Ingram, S. W., </w:t>
       </w:r>
       <w:r>
@@ -5673,7 +5535,7 @@
           <w:szCs w:val="24"/>
           <w:u w:val="single"/>
         </w:rPr>
-        <w:t xml:space="preserve">Oral Presentations (Presenting Author)_________________________________________________</w:t>
+        <w:t>Oral Presentations (Presenting Author)_________________________________________________</w:t>
       </w:r>
     </w:p>
     <w:p>
@@ -6232,7 +6094,7 @@
           <w:rFonts w:ascii="Times New Roman" w:hAnsi="Times New Roman"/>
           <w:color w:val="000000" w:themeColor="text1"/>
         </w:rPr>
-        <w:t xml:space="preserve">. SWAAPM Annual Conference. Houston, TX 04/2018</w:t>
+        <w:t>. SWAAPM Annual Conference. Houston, TX 04/2018</w:t>
       </w:r>
     </w:p>
     <w:p>
@@ -6377,7 +6239,7 @@
           <w:szCs w:val="24"/>
           <w:u w:val="single"/>
         </w:rPr>
-        <w:t xml:space="preserve">Poster Presentations (Presenting Author)_________________________________________________</w:t>
+        <w:t>Poster Presentations (Presenting Author)_________________________________________________</w:t>
       </w:r>
     </w:p>
     <w:p>
@@ -6401,6 +6263,7 @@
           <w:b/>
           <w:color w:val="000000" w:themeColor="text1"/>
         </w:rPr>
+        <w:lastRenderedPageBreak/>
         <w:t>Anderson B.M,</w:t>
       </w:r>
       <w:r>
@@ -6840,7 +6703,7 @@
           <w:rFonts w:ascii="Times New Roman" w:eastAsia="Times New Roman" w:hAnsi="Times New Roman" w:cs="Times New Roman"/>
           <w:color w:val="000000" w:themeColor="text1"/>
         </w:rPr>
-        <w:t xml:space="preserve">ASTRO Annual Conference 10/2026</w:t>
+        <w:t>ASTRO Annual Conference 10/2026</w:t>
       </w:r>
     </w:p>
     <w:p>
@@ -7313,6 +7176,7 @@
           <w:rFonts w:ascii="Times New Roman" w:eastAsia="Times New Roman" w:hAnsi="Times New Roman" w:cs="Times New Roman"/>
           <w:color w:val="000000" w:themeColor="text1"/>
         </w:rPr>
+        <w:lastRenderedPageBreak/>
         <w:t xml:space="preserve">Rigaud, B., Kirimli E., Yedururi S., Cazoulat G., </w:t>
       </w:r>
       <w:r>
@@ -7527,7 +7391,6 @@
           <w:rFonts w:ascii="Times New Roman" w:hAnsi="Times New Roman" w:cs="Times New Roman"/>
           <w:color w:val="000000" w:themeColor="text1"/>
         </w:rPr>
-        <w:lastRenderedPageBreak/>
         <w:t xml:space="preserve">Owens, C., Gupta, A., Shrestha, S., </w:t>
       </w:r>
       <w:r>
@@ -7916,14 +7779,12 @@
       <w:r>
         <w:rPr>
           <w:rFonts w:ascii="Times New Roman" w:hAnsi="Times New Roman"/>
-          <w:sz w:val="22"/>
-        </w:rPr>
-        <w:t xml:space="preserve">2022</w:t>
-      </w:r>
-      <w:r>
-        <w:rPr>
-          <w:rFonts w:ascii="Times New Roman" w:hAnsi="Times New Roman"/>
-          <w:sz w:val="22"/>
+        </w:rPr>
+        <w:t>2022</w:t>
+      </w:r>
+      <w:r>
+        <w:rPr>
+          <w:rFonts w:ascii="Times New Roman" w:hAnsi="Times New Roman"/>
         </w:rPr>
         <w:tab/>
       </w:r>
@@ -7933,14 +7794,14 @@
           <w:color w:val="000000" w:themeColor="text1"/>
           <w:u w:val="single"/>
         </w:rPr>
-        <w:t xml:space="preserve">UCSD Patient Communication for Medical Physicists Workshop</w:t>
-      </w:r>
-      <w:r>
-        <w:rPr>
-          <w:rFonts w:ascii="Times New Roman" w:hAnsi="Times New Roman" w:cs="Times New Roman"/>
-          <w:color w:val="000000" w:themeColor="text1"/>
-        </w:rPr>
-        <w:t xml:space="preserve">: Two-day workshop focused on improving communication skills with physicists and patients. Paid actors simulated treatment meetings for patients receiving breast and prostate therapy</w:t>
+        <w:t>UCSD Patient Communication for Medical Physicists Workshop</w:t>
+      </w:r>
+      <w:r>
+        <w:rPr>
+          <w:rFonts w:ascii="Times New Roman" w:hAnsi="Times New Roman" w:cs="Times New Roman"/>
+          <w:color w:val="000000" w:themeColor="text1"/>
+        </w:rPr>
+        <w:t>: Two-day workshop focused on improving communication skills with physicists and patients. Paid actors simulated treatment meetings for patients receiving breast and prostate therapy</w:t>
       </w:r>
     </w:p>
     <w:p>
@@ -7954,14 +7815,12 @@
       <w:r>
         <w:rPr>
           <w:rFonts w:ascii="Times New Roman" w:hAnsi="Times New Roman"/>
-          <w:sz w:val="22"/>
-        </w:rPr>
-        <w:t xml:space="preserve">2019</w:t>
-      </w:r>
-      <w:r>
-        <w:rPr>
-          <w:rFonts w:ascii="Times New Roman" w:hAnsi="Times New Roman"/>
-          <w:sz w:val="22"/>
+        </w:rPr>
+        <w:t>2019</w:t>
+      </w:r>
+      <w:r>
+        <w:rPr>
+          <w:rFonts w:ascii="Times New Roman" w:hAnsi="Times New Roman"/>
         </w:rPr>
         <w:tab/>
       </w:r>
@@ -7971,14 +7830,14 @@
           <w:color w:val="000000" w:themeColor="text1"/>
           <w:u w:val="single"/>
         </w:rPr>
-        <w:t xml:space="preserve">European Society of Interventional Radiology</w:t>
-      </w:r>
-      <w:r>
-        <w:rPr>
-          <w:rFonts w:ascii="Times New Roman" w:hAnsi="Times New Roman" w:cs="Times New Roman"/>
-          <w:color w:val="000000" w:themeColor="text1"/>
-        </w:rPr>
-        <w:t xml:space="preserve">: Reliability in Percutaneous Tumour Ablation.</w:t>
+        <w:t>European Society of Interventional Radiology</w:t>
+      </w:r>
+      <w:r>
+        <w:rPr>
+          <w:rFonts w:ascii="Times New Roman" w:hAnsi="Times New Roman" w:cs="Times New Roman"/>
+          <w:color w:val="000000" w:themeColor="text1"/>
+        </w:rPr>
+        <w:t>: Reliability in Percutaneous Tumour Ablation.</w:t>
       </w:r>
     </w:p>
     <w:p>
@@ -7992,14 +7851,12 @@
       <w:r>
         <w:rPr>
           <w:rFonts w:ascii="Times New Roman" w:hAnsi="Times New Roman"/>
-          <w:sz w:val="22"/>
-        </w:rPr>
-        <w:t xml:space="preserve">2019</w:t>
-      </w:r>
-      <w:r>
-        <w:rPr>
-          <w:rFonts w:ascii="Times New Roman" w:hAnsi="Times New Roman"/>
-          <w:sz w:val="22"/>
+        </w:rPr>
+        <w:t>2019</w:t>
+      </w:r>
+      <w:r>
+        <w:rPr>
+          <w:rFonts w:ascii="Times New Roman" w:hAnsi="Times New Roman"/>
         </w:rPr>
         <w:tab/>
       </w:r>
@@ -8009,14 +7866,14 @@
           <w:color w:val="000000" w:themeColor="text1"/>
           <w:u w:val="single"/>
         </w:rPr>
-        <w:t xml:space="preserve">MD Anderson, Gulf Coast Consortia workshop, Rigor and Reproducibility</w:t>
-      </w:r>
-      <w:r>
-        <w:rPr>
-          <w:rFonts w:ascii="Times New Roman" w:hAnsi="Times New Roman" w:cs="Times New Roman"/>
-          <w:color w:val="000000" w:themeColor="text1"/>
-        </w:rPr>
-        <w:t xml:space="preserve">: instructing researchers on the importance of robust research with unbiased analysis and reporting of results.</w:t>
+        <w:t>MD Anderson, Gulf Coast Consortia workshop, Rigor and Reproducibility</w:t>
+      </w:r>
+      <w:r>
+        <w:rPr>
+          <w:rFonts w:ascii="Times New Roman" w:hAnsi="Times New Roman" w:cs="Times New Roman"/>
+          <w:color w:val="000000" w:themeColor="text1"/>
+        </w:rPr>
+        <w:t>: instructing researchers on the importance of robust research with unbiased analysis and reporting of results.</w:t>
       </w:r>
     </w:p>
     <w:p>
@@ -8030,14 +7887,12 @@
       <w:r>
         <w:rPr>
           <w:rFonts w:ascii="Times New Roman" w:hAnsi="Times New Roman"/>
-          <w:sz w:val="22"/>
-        </w:rPr>
-        <w:t xml:space="preserve">2018</w:t>
-      </w:r>
-      <w:r>
-        <w:rPr>
-          <w:rFonts w:ascii="Times New Roman" w:hAnsi="Times New Roman"/>
-          <w:sz w:val="22"/>
+        </w:rPr>
+        <w:t>2018</w:t>
+      </w:r>
+      <w:r>
+        <w:rPr>
+          <w:rFonts w:ascii="Times New Roman" w:hAnsi="Times New Roman"/>
         </w:rPr>
         <w:tab/>
       </w:r>
@@ -8047,14 +7902,14 @@
           <w:color w:val="000000" w:themeColor="text1"/>
           <w:u w:val="single"/>
         </w:rPr>
-        <w:t xml:space="preserve">BigData4Imaging</w:t>
-      </w:r>
-      <w:r>
-        <w:rPr>
-          <w:rFonts w:ascii="Times New Roman" w:hAnsi="Times New Roman" w:cs="Times New Roman"/>
-          <w:color w:val="000000" w:themeColor="text1"/>
-        </w:rPr>
-        <w:t xml:space="preserve">: Conference and workshop for training in machine and deep learning</w:t>
+        <w:t>BigData4Imaging</w:t>
+      </w:r>
+      <w:r>
+        <w:rPr>
+          <w:rFonts w:ascii="Times New Roman" w:hAnsi="Times New Roman" w:cs="Times New Roman"/>
+          <w:color w:val="000000" w:themeColor="text1"/>
+        </w:rPr>
+        <w:t>: Conference and workshop for training in machine and deep learning</w:t>
       </w:r>
     </w:p>
     <w:p>
@@ -8097,14 +7952,12 @@
       <w:r>
         <w:rPr>
           <w:rFonts w:ascii="Times New Roman" w:hAnsi="Times New Roman"/>
-          <w:sz w:val="22"/>
-        </w:rPr>
-        <w:t xml:space="preserve">2022</w:t>
-      </w:r>
-      <w:r>
-        <w:rPr>
-          <w:rFonts w:ascii="Times New Roman" w:hAnsi="Times New Roman"/>
-          <w:sz w:val="22"/>
+        </w:rPr>
+        <w:t>2022</w:t>
+      </w:r>
+      <w:r>
+        <w:rPr>
+          <w:rFonts w:ascii="Times New Roman" w:hAnsi="Times New Roman"/>
         </w:rPr>
         <w:tab/>
       </w:r>
@@ -8121,7 +7974,7 @@
           <w:rFonts w:ascii="Times New Roman" w:hAnsi="Times New Roman" w:cs="Times New Roman"/>
           <w:color w:val="000000" w:themeColor="text1"/>
         </w:rPr>
-        <w:t xml:space="preserve">: Received ordination to minister for the wedding of friends</w:t>
+        <w:t>: Received ordination to minister for the wedding of friends</w:t>
       </w:r>
     </w:p>
     <w:p>
@@ -8135,14 +7988,12 @@
       <w:r>
         <w:rPr>
           <w:rFonts w:ascii="Times New Roman" w:hAnsi="Times New Roman"/>
-          <w:sz w:val="22"/>
-        </w:rPr>
-        <w:t xml:space="preserve">2008</w:t>
-      </w:r>
-      <w:r>
-        <w:rPr>
-          <w:rFonts w:ascii="Times New Roman" w:hAnsi="Times New Roman"/>
-          <w:sz w:val="22"/>
+        </w:rPr>
+        <w:t>2008</w:t>
+      </w:r>
+      <w:r>
+        <w:rPr>
+          <w:rFonts w:ascii="Times New Roman" w:hAnsi="Times New Roman"/>
         </w:rPr>
         <w:tab/>
       </w:r>

--- a/Clincal_CV/BMAnderson CV.docx
+++ b/Clincal_CV/BMAnderson CV.docx
@@ -5,8 +5,6 @@
     <w:p>
       <w:pPr>
         <w:pStyle w:val="Name"/>
-        <w:keepNext/>
-        <w:keepLines/>
         <w:spacing w:after="60"/>
         <w:rPr>
           <w:color w:val="000000" w:themeColor="text1"/>
@@ -22,8 +20,6 @@
     <w:p>
       <w:pPr>
         <w:pStyle w:val="Name"/>
-        <w:keepNext/>
-        <w:keepLines/>
         <w:spacing w:after="60"/>
         <w:rPr>
           <w:color w:val="000000" w:themeColor="text1"/>
@@ -43,8 +39,6 @@
     <w:p>
       <w:pPr>
         <w:pStyle w:val="Name"/>
-        <w:keepNext/>
-        <w:keepLines/>
         <w:spacing w:after="60"/>
         <w:rPr>
           <w:color w:val="000000" w:themeColor="text1"/>
@@ -63,8 +57,6 @@
     </w:p>
     <w:p>
       <w:pPr>
-        <w:keepNext/>
-        <w:keepLines/>
         <w:spacing w:after="60" w:line="240" w:lineRule="auto"/>
         <w:rPr>
           <w:rFonts w:ascii="Times New Roman" w:hAnsi="Times New Roman" w:cs="Times New Roman"/>
@@ -97,8 +89,6 @@
           </w:tcPr>
           <w:p>
             <w:pPr>
-              <w:keepNext/>
-              <w:keepLines/>
               <w:spacing w:after="60" w:line="240" w:lineRule="auto"/>
               <w:rPr>
                 <w:color w:val="000000" w:themeColor="text1"/>
@@ -113,8 +103,6 @@
           </w:p>
           <w:p>
             <w:pPr>
-              <w:keepNext/>
-              <w:keepLines/>
               <w:spacing w:after="60" w:line="240" w:lineRule="auto"/>
               <w:rPr>
                 <w:color w:val="000000" w:themeColor="text1"/>
@@ -134,8 +122,6 @@
           </w:tcPr>
           <w:p>
             <w:pPr>
-              <w:keepNext/>
-              <w:keepLines/>
               <w:spacing w:after="60" w:line="240" w:lineRule="auto"/>
               <w:jc w:val="right"/>
               <w:rPr>
@@ -151,8 +137,6 @@
           </w:p>
           <w:p>
             <w:pPr>
-              <w:keepNext/>
-              <w:keepLines/>
               <w:spacing w:after="60" w:line="240" w:lineRule="auto"/>
               <w:jc w:val="right"/>
               <w:rPr>
@@ -171,8 +155,6 @@
     </w:tbl>
     <w:p>
       <w:pPr>
-        <w:keepNext/>
-        <w:keepLines/>
         <w:spacing w:after="60" w:line="240" w:lineRule="auto"/>
         <w:rPr>
           <w:rFonts w:ascii="Times New Roman" w:hAnsi="Times New Roman" w:cs="Times New Roman"/>
@@ -183,7 +165,7 @@
     <w:p>
       <w:pPr>
         <w:pStyle w:val="Heading1"/>
-        <w:keepLines/>
+        <w:keepNext w:val="0"/>
         <w:spacing w:after="60"/>
         <w:rPr>
           <w:rFonts w:cs="Times New Roman"/>
@@ -217,12 +199,6 @@
           <w:rFonts w:ascii="Times New Roman" w:hAnsi="Times New Roman"/>
         </w:rPr>
         <w:tab/>
-      </w:r>
-      <w:r>
-        <w:rPr>
-          <w:rFonts w:ascii="Times New Roman" w:hAnsi="Times New Roman"/>
-          <w:u w:val="single"/>
-        </w:rPr>
         <w:t>Residency – The University of California, San Diego</w:t>
       </w:r>
     </w:p>
@@ -245,12 +221,6 @@
           <w:rFonts w:ascii="Times New Roman" w:hAnsi="Times New Roman"/>
         </w:rPr>
         <w:tab/>
-      </w:r>
-      <w:r>
-        <w:rPr>
-          <w:rFonts w:ascii="Times New Roman" w:hAnsi="Times New Roman"/>
-          <w:u w:val="single"/>
-        </w:rPr>
         <w:t>Ph.D., Medical Physics - The University of Texas Health and Science Center, MD Anderson</w:t>
       </w:r>
     </w:p>
@@ -273,12 +243,6 @@
           <w:rFonts w:ascii="Times New Roman" w:hAnsi="Times New Roman"/>
         </w:rPr>
         <w:tab/>
-      </w:r>
-      <w:r>
-        <w:rPr>
-          <w:rFonts w:ascii="Times New Roman" w:hAnsi="Times New Roman"/>
-          <w:u w:val="single"/>
-        </w:rPr>
         <w:t>S.M.S, Medical Physics - The University of Texas Health and Science Center, MD Anderson</w:t>
       </w:r>
     </w:p>
@@ -301,25 +265,25 @@
           <w:rFonts w:ascii="Times New Roman" w:hAnsi="Times New Roman"/>
         </w:rPr>
         <w:tab/>
-      </w:r>
-      <w:r>
-        <w:rPr>
-          <w:rFonts w:ascii="Times New Roman" w:hAnsi="Times New Roman"/>
-          <w:u w:val="single"/>
-        </w:rPr>
         <w:t>B.S, Nuclear Engineering - The Georgia Institute of Technology</w:t>
       </w:r>
       <w:r>
         <w:rPr>
           <w:rFonts w:ascii="Times New Roman" w:hAnsi="Times New Roman"/>
         </w:rPr>
+        <w:t>,</w:t>
+      </w:r>
+      <w:r>
+        <w:rPr>
+          <w:rFonts w:ascii="Times New Roman" w:hAnsi="Times New Roman"/>
+        </w:rPr>
         <w:t xml:space="preserve"> Highest Honors</w:t>
       </w:r>
     </w:p>
     <w:p>
       <w:pPr>
         <w:pStyle w:val="Heading1"/>
-        <w:keepLines/>
+        <w:keepNext w:val="0"/>
         <w:spacing w:after="120"/>
         <w:rPr>
           <w:rFonts w:cs="Times New Roman"/>
@@ -483,13 +447,29 @@
           <w:rFonts w:ascii="Times New Roman" w:hAnsi="Times New Roman" w:cs="Times New Roman"/>
           <w:color w:val="000000" w:themeColor="text1"/>
         </w:rPr>
-        <w:t>: 10 week program designed to gain experience in medical physics; work spent commissioning new Elekta linear accelerator in Eureka, CA</w:t>
+        <w:t xml:space="preserve">: </w:t>
+      </w:r>
+      <w:proofErr w:type="gramStart"/>
+      <w:r>
+        <w:rPr>
+          <w:rFonts w:ascii="Times New Roman" w:hAnsi="Times New Roman" w:cs="Times New Roman"/>
+          <w:color w:val="000000" w:themeColor="text1"/>
+        </w:rPr>
+        <w:t>10 week</w:t>
+      </w:r>
+      <w:proofErr w:type="gramEnd"/>
+      <w:r>
+        <w:rPr>
+          <w:rFonts w:ascii="Times New Roman" w:hAnsi="Times New Roman" w:cs="Times New Roman"/>
+          <w:color w:val="000000" w:themeColor="text1"/>
+        </w:rPr>
+        <w:t xml:space="preserve"> program designed to gain experience in medical physics; work spent commissioning new Elekta linear accelerator in Eureka, CA</w:t>
       </w:r>
     </w:p>
     <w:p>
       <w:pPr>
         <w:pStyle w:val="Heading1"/>
-        <w:keepLines/>
+        <w:keepNext w:val="0"/>
         <w:widowControl w:val="0"/>
         <w:spacing w:after="120"/>
         <w:rPr>
@@ -502,108 +482,274 @@
           <w:rFonts w:cs="Times New Roman"/>
           <w:color w:val="000000" w:themeColor="text1"/>
         </w:rPr>
+        <w:t>Major Contributions to the Field</w:t>
+      </w:r>
+    </w:p>
+    <w:p>
+      <w:pPr>
+        <w:spacing w:after="60" w:line="240" w:lineRule="auto"/>
+        <w:rPr>
+          <w:rFonts w:ascii="Times New Roman" w:hAnsi="Times New Roman" w:cs="Times New Roman"/>
+          <w:color w:val="000000" w:themeColor="text1"/>
+        </w:rPr>
+      </w:pPr>
+      <w:r>
+        <w:rPr>
+          <w:rFonts w:ascii="Times New Roman" w:hAnsi="Times New Roman" w:cs="Times New Roman"/>
+          <w:color w:val="000000" w:themeColor="text1"/>
+        </w:rPr>
+        <w:t xml:space="preserve">Open-Source Software: </w:t>
+      </w:r>
+      <w:proofErr w:type="spellStart"/>
+      <w:r>
+        <w:rPr>
+          <w:rFonts w:ascii="Times New Roman" w:hAnsi="Times New Roman" w:cs="Times New Roman"/>
+          <w:color w:val="000000" w:themeColor="text1"/>
+        </w:rPr>
+        <w:t>DicomRTTool</w:t>
+      </w:r>
+      <w:proofErr w:type="spellEnd"/>
+      <w:r>
+        <w:rPr>
+          <w:rFonts w:ascii="Times New Roman" w:hAnsi="Times New Roman" w:cs="Times New Roman"/>
+          <w:color w:val="000000" w:themeColor="text1"/>
+        </w:rPr>
+        <w:t xml:space="preserve">. Author and maintainer of </w:t>
+      </w:r>
+      <w:proofErr w:type="spellStart"/>
+      <w:r>
+        <w:rPr>
+          <w:rFonts w:ascii="Times New Roman" w:hAnsi="Times New Roman" w:cs="Times New Roman"/>
+          <w:color w:val="000000" w:themeColor="text1"/>
+        </w:rPr>
+        <w:t>DicomRTTool</w:t>
+      </w:r>
+      <w:proofErr w:type="spellEnd"/>
+      <w:r>
+        <w:rPr>
+          <w:rFonts w:ascii="Times New Roman" w:hAnsi="Times New Roman" w:cs="Times New Roman"/>
+          <w:color w:val="000000" w:themeColor="text1"/>
+        </w:rPr>
+        <w:t>, a Python library converting DICOM images, RT structure sets, and dose grids into NumPy/</w:t>
+      </w:r>
+      <w:proofErr w:type="spellStart"/>
+      <w:r>
+        <w:rPr>
+          <w:rFonts w:ascii="Times New Roman" w:hAnsi="Times New Roman" w:cs="Times New Roman"/>
+          <w:color w:val="000000" w:themeColor="text1"/>
+        </w:rPr>
+        <w:t>SimpleITK</w:t>
+      </w:r>
+      <w:proofErr w:type="spellEnd"/>
+      <w:r>
+        <w:rPr>
+          <w:rFonts w:ascii="Times New Roman" w:hAnsi="Times New Roman" w:cs="Times New Roman"/>
+          <w:color w:val="000000" w:themeColor="text1"/>
+        </w:rPr>
+        <w:t xml:space="preserve"> arrays, and converting model predictions back into clinically importable RT structures. Published in Practical Radiation Oncology (2021); ~1,700 downloads per month, 100+ GitHub stars and 30+ forks, in use across academic and industry groups internationally.</w:t>
+      </w:r>
+    </w:p>
+    <w:p>
+      <w:pPr>
+        <w:spacing w:after="60" w:line="240" w:lineRule="auto"/>
+        <w:rPr>
+          <w:rFonts w:ascii="Times New Roman" w:hAnsi="Times New Roman" w:cs="Times New Roman"/>
+          <w:color w:val="000000" w:themeColor="text1"/>
+        </w:rPr>
+      </w:pPr>
+      <w:r>
+        <w:rPr>
+          <w:rFonts w:ascii="Times New Roman" w:hAnsi="Times New Roman" w:cs="Times New Roman"/>
+          <w:color w:val="000000" w:themeColor="text1"/>
+        </w:rPr>
+        <w:t xml:space="preserve">Core Contributions to </w:t>
+      </w:r>
+      <w:proofErr w:type="spellStart"/>
+      <w:r>
+        <w:rPr>
+          <w:rFonts w:ascii="Times New Roman" w:hAnsi="Times New Roman" w:cs="Times New Roman"/>
+          <w:color w:val="000000" w:themeColor="text1"/>
+        </w:rPr>
+        <w:t>Keras</w:t>
+      </w:r>
+      <w:proofErr w:type="spellEnd"/>
+      <w:r>
+        <w:rPr>
+          <w:rFonts w:ascii="Times New Roman" w:hAnsi="Times New Roman" w:cs="Times New Roman"/>
+          <w:color w:val="000000" w:themeColor="text1"/>
+        </w:rPr>
+        <w:t xml:space="preserve">/TensorFlow. Authored the </w:t>
+      </w:r>
+      <w:proofErr w:type="spellStart"/>
+      <w:r>
+        <w:rPr>
+          <w:rFonts w:ascii="Times New Roman" w:hAnsi="Times New Roman" w:cs="Times New Roman"/>
+          <w:color w:val="000000" w:themeColor="text1"/>
+        </w:rPr>
+        <w:t>reconstruct_patches</w:t>
+      </w:r>
+      <w:proofErr w:type="spellEnd"/>
+      <w:r>
+        <w:rPr>
+          <w:rFonts w:ascii="Times New Roman" w:hAnsi="Times New Roman" w:cs="Times New Roman"/>
+          <w:color w:val="000000" w:themeColor="text1"/>
+        </w:rPr>
+        <w:t xml:space="preserve"> operation and accompanying ReconstructPatches2D/3D layers: the inverse of </w:t>
+      </w:r>
+      <w:proofErr w:type="spellStart"/>
+      <w:r>
+        <w:rPr>
+          <w:rFonts w:ascii="Times New Roman" w:hAnsi="Times New Roman" w:cs="Times New Roman"/>
+          <w:color w:val="000000" w:themeColor="text1"/>
+        </w:rPr>
+        <w:t>extract_patches</w:t>
+      </w:r>
+      <w:proofErr w:type="spellEnd"/>
+      <w:r>
+        <w:rPr>
+          <w:rFonts w:ascii="Times New Roman" w:hAnsi="Times New Roman" w:cs="Times New Roman"/>
+          <w:color w:val="000000" w:themeColor="text1"/>
+        </w:rPr>
+        <w:t xml:space="preserve">, used to reassemble patch-wise model predictions into full-resolution volumes. Merged into the </w:t>
+      </w:r>
+      <w:proofErr w:type="spellStart"/>
+      <w:r>
+        <w:rPr>
+          <w:rFonts w:ascii="Times New Roman" w:hAnsi="Times New Roman" w:cs="Times New Roman"/>
+          <w:color w:val="000000" w:themeColor="text1"/>
+        </w:rPr>
+        <w:t>Keras</w:t>
+      </w:r>
+      <w:proofErr w:type="spellEnd"/>
+      <w:r>
+        <w:rPr>
+          <w:rFonts w:ascii="Times New Roman" w:hAnsi="Times New Roman" w:cs="Times New Roman"/>
+          <w:color w:val="000000" w:themeColor="text1"/>
+        </w:rPr>
+        <w:t xml:space="preserve"> core library (2026). Because </w:t>
+      </w:r>
+      <w:proofErr w:type="spellStart"/>
+      <w:r>
+        <w:rPr>
+          <w:rFonts w:ascii="Times New Roman" w:hAnsi="Times New Roman" w:cs="Times New Roman"/>
+          <w:color w:val="000000" w:themeColor="text1"/>
+        </w:rPr>
+        <w:t>Keras</w:t>
+      </w:r>
+      <w:proofErr w:type="spellEnd"/>
+      <w:r>
+        <w:rPr>
+          <w:rFonts w:ascii="Times New Roman" w:hAnsi="Times New Roman" w:cs="Times New Roman"/>
+          <w:color w:val="000000" w:themeColor="text1"/>
+        </w:rPr>
+        <w:t xml:space="preserve"> 3 is backend-agnostic, these ship to TensorFlow, </w:t>
+      </w:r>
+      <w:proofErr w:type="spellStart"/>
+      <w:r>
+        <w:rPr>
+          <w:rFonts w:ascii="Times New Roman" w:hAnsi="Times New Roman" w:cs="Times New Roman"/>
+          <w:color w:val="000000" w:themeColor="text1"/>
+        </w:rPr>
+        <w:t>PyTorch</w:t>
+      </w:r>
+      <w:proofErr w:type="spellEnd"/>
+      <w:r>
+        <w:rPr>
+          <w:rFonts w:ascii="Times New Roman" w:hAnsi="Times New Roman" w:cs="Times New Roman"/>
+          <w:color w:val="000000" w:themeColor="text1"/>
+        </w:rPr>
+        <w:t>, and JAX users alike; ~18 million monthly installs.</w:t>
+      </w:r>
+    </w:p>
+    <w:p>
+      <w:pPr>
+        <w:spacing w:after="60" w:line="240" w:lineRule="auto"/>
+        <w:rPr>
+          <w:rFonts w:ascii="Times New Roman" w:hAnsi="Times New Roman" w:cs="Times New Roman"/>
+          <w:color w:val="000000" w:themeColor="text1"/>
+        </w:rPr>
+      </w:pPr>
+      <w:r>
+        <w:rPr>
+          <w:rFonts w:ascii="Times New Roman" w:hAnsi="Times New Roman" w:cs="Times New Roman"/>
+          <w:color w:val="000000" w:themeColor="text1"/>
+        </w:rPr>
+        <w:t>Bench-to-Bedside: Volumetric Ablation Margin Assessment. Dissertation work on biomechanical-model deformable registration and deep learning segmentation, translated directly into a Phase 2 randomized controlled trial (COVER-ALL, NCT04083378) that established software-based ablation margin assessment as superior to visual assessment at the time of the procedure. Published in The Lancet Gastroenterology &amp; Hepatology (2025).</w:t>
+      </w:r>
+    </w:p>
+    <w:p>
+      <w:pPr>
+        <w:spacing w:after="60" w:line="240" w:lineRule="auto"/>
+        <w:rPr>
+          <w:rFonts w:ascii="Times New Roman" w:hAnsi="Times New Roman" w:cs="Times New Roman"/>
+          <w:color w:val="000000" w:themeColor="text1"/>
+        </w:rPr>
+      </w:pPr>
+      <w:r>
+        <w:rPr>
+          <w:rFonts w:ascii="Times New Roman" w:hAnsi="Times New Roman" w:cs="Times New Roman"/>
+          <w:color w:val="000000" w:themeColor="text1"/>
+        </w:rPr>
+        <w:t xml:space="preserve">Nomenclature Standardization: Open RT Structures. Lead author of Open RT Structures, a freely available implementation of the TG-263 standard that closed the gap between a published nomenclature and one </w:t>
+      </w:r>
+      <w:proofErr w:type="gramStart"/>
+      <w:r>
+        <w:rPr>
+          <w:rFonts w:ascii="Times New Roman" w:hAnsi="Times New Roman" w:cs="Times New Roman"/>
+          <w:color w:val="000000" w:themeColor="text1"/>
+        </w:rPr>
+        <w:t>clinics</w:t>
+      </w:r>
+      <w:proofErr w:type="gramEnd"/>
+      <w:r>
+        <w:rPr>
+          <w:rFonts w:ascii="Times New Roman" w:hAnsi="Times New Roman" w:cs="Times New Roman"/>
+          <w:color w:val="000000" w:themeColor="text1"/>
+        </w:rPr>
+        <w:t xml:space="preserve"> could </w:t>
+      </w:r>
+      <w:proofErr w:type="gramStart"/>
+      <w:r>
+        <w:rPr>
+          <w:rFonts w:ascii="Times New Roman" w:hAnsi="Times New Roman" w:cs="Times New Roman"/>
+          <w:color w:val="000000" w:themeColor="text1"/>
+        </w:rPr>
+        <w:t>actually adopt</w:t>
+      </w:r>
+      <w:proofErr w:type="gramEnd"/>
+      <w:r>
+        <w:rPr>
+          <w:rFonts w:ascii="Times New Roman" w:hAnsi="Times New Roman" w:cs="Times New Roman"/>
+          <w:color w:val="000000" w:themeColor="text1"/>
+        </w:rPr>
+        <w:t>. Member, AAPM TG-263 (2021–2025); published in the Red Journal (2024).</w:t>
+      </w:r>
+    </w:p>
+    <w:p>
+      <w:pPr>
+        <w:spacing w:after="60" w:line="240" w:lineRule="auto"/>
+        <w:rPr>
+          <w:rFonts w:ascii="Times New Roman" w:hAnsi="Times New Roman" w:cs="Times New Roman"/>
+          <w:color w:val="000000" w:themeColor="text1"/>
+        </w:rPr>
+      </w:pPr>
+    </w:p>
+    <w:p>
+      <w:pPr>
+        <w:pStyle w:val="Heading1"/>
+        <w:keepNext w:val="0"/>
+        <w:spacing w:after="120"/>
+        <w:rPr>
+          <w:rFonts w:cs="Times New Roman"/>
+          <w:color w:val="000000" w:themeColor="text1"/>
+        </w:rPr>
+      </w:pPr>
+      <w:r>
+        <w:rPr>
+          <w:rFonts w:cs="Times New Roman"/>
+          <w:color w:val="000000" w:themeColor="text1"/>
+        </w:rPr>
         <w:lastRenderedPageBreak/>
-        <w:t>Major Contributions to the Field</w:t>
-      </w:r>
-    </w:p>
-    <w:p>
-      <w:pPr>
-        <w:keepNext/>
-        <w:keepLines/>
-        <w:spacing w:after="60" w:line="240" w:lineRule="auto"/>
-        <w:rPr>
-          <w:rFonts w:ascii="Times New Roman" w:hAnsi="Times New Roman" w:cs="Times New Roman"/>
-          <w:color w:val="000000" w:themeColor="text1"/>
-        </w:rPr>
-      </w:pPr>
-      <w:r>
-        <w:rPr>
-          <w:rFonts w:ascii="Times New Roman" w:hAnsi="Times New Roman" w:cs="Times New Roman"/>
-          <w:color w:val="000000" w:themeColor="text1"/>
-        </w:rPr>
-        <w:t>Open-Source Software: DicomRTTool. Author and maintainer of DicomRTTool, a Python library converting DICOM images, RT structure sets, and dose grids into NumPy/SimpleITK arrays, and converting model predictions back into clinically importable RT structures. Published in Practical Radiation Oncology (2021); ~1,700 downloads per month, 100+ GitHub stars and 30+ forks, in use across academic and industry groups internationally.</w:t>
-      </w:r>
-    </w:p>
-    <w:p>
-      <w:pPr>
-        <w:keepNext/>
-        <w:keepLines/>
-        <w:spacing w:after="60" w:line="240" w:lineRule="auto"/>
-        <w:rPr>
-          <w:rFonts w:ascii="Times New Roman" w:hAnsi="Times New Roman" w:cs="Times New Roman"/>
-          <w:color w:val="000000" w:themeColor="text1"/>
-        </w:rPr>
-      </w:pPr>
-      <w:r>
-        <w:rPr>
-          <w:rFonts w:ascii="Times New Roman" w:hAnsi="Times New Roman" w:cs="Times New Roman"/>
-          <w:color w:val="000000" w:themeColor="text1"/>
-        </w:rPr>
-        <w:t>Core Contributions to Keras/TensorFlow. Authored the reconstruct_patches operation and accompanying ReconstructPatches2D/3D layers: the inverse of extract_patches, used to reassemble patch-wise model predictions into full-resolution volumes. Merged into the Keras core library (2026). Because Keras 3 is backend-agnostic, these ship to TensorFlow, PyTorch, and JAX users alike; ~18 million monthly installs.</w:t>
-      </w:r>
-    </w:p>
-    <w:p>
-      <w:pPr>
-        <w:keepNext/>
-        <w:keepLines/>
-        <w:spacing w:after="60" w:line="240" w:lineRule="auto"/>
-        <w:rPr>
-          <w:rFonts w:ascii="Times New Roman" w:hAnsi="Times New Roman" w:cs="Times New Roman"/>
-          <w:color w:val="000000" w:themeColor="text1"/>
-        </w:rPr>
-      </w:pPr>
-      <w:r>
-        <w:rPr>
-          <w:rFonts w:ascii="Times New Roman" w:hAnsi="Times New Roman" w:cs="Times New Roman"/>
-          <w:color w:val="000000" w:themeColor="text1"/>
-        </w:rPr>
-        <w:t>Bench-to-Bedside: Volumetric Ablation Margin Assessment. Dissertation work on biomechanical-model deformable registration and deep learning segmentation, translated directly into a Phase 2 randomized controlled trial (COVER-ALL, NCT04083378) that established software-based ablation margin assessment as superior to visual assessment at the time of the procedure. Published in The Lancet Gastroenterology &amp; Hepatology (2025).</w:t>
-      </w:r>
-    </w:p>
-    <w:p>
-      <w:pPr>
-        <w:keepNext/>
-        <w:keepLines/>
-        <w:spacing w:after="60" w:line="240" w:lineRule="auto"/>
-        <w:rPr>
-          <w:rFonts w:ascii="Times New Roman" w:hAnsi="Times New Roman" w:cs="Times New Roman"/>
-          <w:color w:val="000000" w:themeColor="text1"/>
-        </w:rPr>
-      </w:pPr>
-      <w:r>
-        <w:rPr>
-          <w:rFonts w:ascii="Times New Roman" w:hAnsi="Times New Roman" w:cs="Times New Roman"/>
-          <w:color w:val="000000" w:themeColor="text1"/>
-        </w:rPr>
-        <w:t>Nomenclature Standardization: Open RT Structures. Lead author of Open RT Structures, a freely available implementation of the TG-263 standard that closed the gap between a published nomenclature and one clinics could actually adopt. Member, AAPM TG-263 (2021–2025); published in the Red Journal (2024).</w:t>
-      </w:r>
-    </w:p>
-    <w:p>
-      <w:pPr>
-        <w:keepNext/>
-        <w:keepLines/>
-        <w:spacing w:after="60" w:line="240" w:lineRule="auto"/>
-        <w:rPr>
-          <w:rFonts w:ascii="Times New Roman" w:hAnsi="Times New Roman" w:cs="Times New Roman"/>
-          <w:color w:val="000000" w:themeColor="text1"/>
-        </w:rPr>
-      </w:pPr>
-    </w:p>
-    <w:p>
-      <w:pPr>
-        <w:pStyle w:val="Heading1"/>
-        <w:keepLines/>
-        <w:spacing w:after="120"/>
-        <w:rPr>
-          <w:rFonts w:cs="Times New Roman"/>
-          <w:color w:val="000000" w:themeColor="text1"/>
-        </w:rPr>
-      </w:pPr>
-      <w:r>
-        <w:rPr>
-          <w:rFonts w:cs="Times New Roman"/>
-          <w:color w:val="000000" w:themeColor="text1"/>
-        </w:rPr>
         <w:t>Clinical Competency and Skills</w:t>
       </w:r>
     </w:p>
@@ -622,8 +768,6 @@
     </w:p>
     <w:p>
       <w:pPr>
-        <w:keepNext/>
-        <w:keepLines/>
         <w:spacing w:after="60" w:line="240" w:lineRule="auto"/>
         <w:rPr>
           <w:rFonts w:ascii="Times New Roman" w:hAnsi="Times New Roman" w:cs="Times New Roman"/>
@@ -640,8 +784,6 @@
     </w:p>
     <w:p>
       <w:pPr>
-        <w:keepNext/>
-        <w:keepLines/>
         <w:spacing w:after="60" w:line="240" w:lineRule="auto"/>
         <w:rPr>
           <w:rFonts w:ascii="Times New Roman" w:hAnsi="Times New Roman" w:cs="Times New Roman"/>
@@ -658,38 +800,68 @@
     </w:p>
     <w:p>
       <w:pPr>
-        <w:keepNext/>
-        <w:keepLines/>
         <w:spacing w:after="60" w:line="240" w:lineRule="auto"/>
         <w:rPr>
           <w:rFonts w:ascii="Times New Roman" w:hAnsi="Times New Roman" w:cs="Times New Roman"/>
           <w:color w:val="000000" w:themeColor="text1"/>
         </w:rPr>
       </w:pPr>
-      <w:r>
-        <w:rPr>
-          <w:rFonts w:ascii="Times New Roman" w:hAnsi="Times New Roman" w:cs="Times New Roman"/>
-          <w:color w:val="000000" w:themeColor="text1"/>
-        </w:rPr>
-        <w:t>Raystation – Fully competent with four years of intense coding experience, created several programs and technologies to improve clinical and research endeavors. Likewise with EBRT treatment planning, and fusion.</w:t>
-      </w:r>
-    </w:p>
-    <w:p>
-      <w:pPr>
-        <w:keepNext/>
-        <w:keepLines/>
+      <w:proofErr w:type="spellStart"/>
+      <w:r>
+        <w:rPr>
+          <w:rFonts w:ascii="Times New Roman" w:hAnsi="Times New Roman" w:cs="Times New Roman"/>
+          <w:color w:val="000000" w:themeColor="text1"/>
+        </w:rPr>
+        <w:t>Raystation</w:t>
+      </w:r>
+      <w:proofErr w:type="spellEnd"/>
+      <w:r>
+        <w:rPr>
+          <w:rFonts w:ascii="Times New Roman" w:hAnsi="Times New Roman" w:cs="Times New Roman"/>
+          <w:color w:val="000000" w:themeColor="text1"/>
+        </w:rPr>
+        <w:t xml:space="preserve"> – Fully competent with four years of intense coding experience, created several programs and technologies to improve clinical and research endeavors. Likewise with EBRT treatment planning, and fusion.</w:t>
+      </w:r>
+    </w:p>
+    <w:p>
+      <w:pPr>
         <w:spacing w:after="60" w:line="240" w:lineRule="auto"/>
         <w:rPr>
           <w:rFonts w:ascii="Times New Roman" w:hAnsi="Times New Roman" w:cs="Times New Roman"/>
           <w:color w:val="000000" w:themeColor="text1"/>
         </w:rPr>
       </w:pPr>
-      <w:r>
-        <w:rPr>
-          <w:rFonts w:ascii="Times New Roman" w:hAnsi="Times New Roman" w:cs="Times New Roman"/>
-          <w:color w:val="000000" w:themeColor="text1"/>
-        </w:rPr>
-        <w:t>Mosaiq – Fully competent with understanding of SQL queries related to Mosaiq database, used for clinical workflow improvement, task tracking, and quality improvement.</w:t>
+      <w:proofErr w:type="spellStart"/>
+      <w:r>
+        <w:rPr>
+          <w:rFonts w:ascii="Times New Roman" w:hAnsi="Times New Roman" w:cs="Times New Roman"/>
+          <w:color w:val="000000" w:themeColor="text1"/>
+        </w:rPr>
+        <w:t>Mosaiq</w:t>
+      </w:r>
+      <w:proofErr w:type="spellEnd"/>
+      <w:r>
+        <w:rPr>
+          <w:rFonts w:ascii="Times New Roman" w:hAnsi="Times New Roman" w:cs="Times New Roman"/>
+          <w:color w:val="000000" w:themeColor="text1"/>
+        </w:rPr>
+        <w:t xml:space="preserve"> – Fully competent with understanding of SQL queries related to </w:t>
+      </w:r>
+      <w:proofErr w:type="spellStart"/>
+      <w:r>
+        <w:rPr>
+          <w:rFonts w:ascii="Times New Roman" w:hAnsi="Times New Roman" w:cs="Times New Roman"/>
+          <w:color w:val="000000" w:themeColor="text1"/>
+        </w:rPr>
+        <w:t>Mosaiq</w:t>
+      </w:r>
+      <w:proofErr w:type="spellEnd"/>
+      <w:r>
+        <w:rPr>
+          <w:rFonts w:ascii="Times New Roman" w:hAnsi="Times New Roman" w:cs="Times New Roman"/>
+          <w:color w:val="000000" w:themeColor="text1"/>
+        </w:rPr>
+        <w:t xml:space="preserve"> database, used for clinical workflow improvement, task tracking, and quality improvement.</w:t>
       </w:r>
     </w:p>
     <w:p>
@@ -707,8 +879,6 @@
     </w:p>
     <w:p>
       <w:pPr>
-        <w:keepNext/>
-        <w:keepLines/>
         <w:spacing w:after="60" w:line="240" w:lineRule="auto"/>
         <w:ind w:firstLine="720"/>
         <w:rPr>
@@ -726,8 +896,6 @@
     </w:p>
     <w:p>
       <w:pPr>
-        <w:keepNext/>
-        <w:keepLines/>
         <w:spacing w:after="60" w:line="240" w:lineRule="auto"/>
         <w:ind w:firstLine="720"/>
         <w:rPr>
@@ -758,8 +926,6 @@
     </w:p>
     <w:p>
       <w:pPr>
-        <w:keepNext/>
-        <w:keepLines/>
         <w:spacing w:after="60" w:line="240" w:lineRule="auto"/>
         <w:rPr>
           <w:rFonts w:ascii="Times New Roman" w:hAnsi="Times New Roman" w:cs="Times New Roman"/>
@@ -771,13 +937,54 @@
           <w:rFonts w:ascii="Times New Roman" w:hAnsi="Times New Roman" w:cs="Times New Roman"/>
           <w:color w:val="000000" w:themeColor="text1"/>
         </w:rPr>
-        <w:t>Brachytherapy after loaders: full clinical practice with Bravos, Varisource, and Flexitron remote afterloaders</w:t>
-      </w:r>
+        <w:t xml:space="preserve">Brachytherapy after loaders: full clinical practice with Bravos, </w:t>
+      </w:r>
+      <w:proofErr w:type="spellStart"/>
+      <w:r>
+        <w:rPr>
+          <w:rFonts w:ascii="Times New Roman" w:hAnsi="Times New Roman" w:cs="Times New Roman"/>
+          <w:color w:val="000000" w:themeColor="text1"/>
+        </w:rPr>
+        <w:t>Varisource</w:t>
+      </w:r>
+      <w:proofErr w:type="spellEnd"/>
+      <w:r>
+        <w:rPr>
+          <w:rFonts w:ascii="Times New Roman" w:hAnsi="Times New Roman" w:cs="Times New Roman"/>
+          <w:color w:val="000000" w:themeColor="text1"/>
+        </w:rPr>
+        <w:t xml:space="preserve">, and </w:t>
+      </w:r>
+      <w:proofErr w:type="spellStart"/>
+      <w:r>
+        <w:rPr>
+          <w:rFonts w:ascii="Times New Roman" w:hAnsi="Times New Roman" w:cs="Times New Roman"/>
+          <w:color w:val="000000" w:themeColor="text1"/>
+        </w:rPr>
+        <w:t>Flexitron</w:t>
+      </w:r>
+      <w:proofErr w:type="spellEnd"/>
+      <w:r>
+        <w:rPr>
+          <w:rFonts w:ascii="Times New Roman" w:hAnsi="Times New Roman" w:cs="Times New Roman"/>
+          <w:color w:val="000000" w:themeColor="text1"/>
+        </w:rPr>
+        <w:t xml:space="preserve"> remote </w:t>
+      </w:r>
+      <w:proofErr w:type="spellStart"/>
+      <w:r>
+        <w:rPr>
+          <w:rFonts w:ascii="Times New Roman" w:hAnsi="Times New Roman" w:cs="Times New Roman"/>
+          <w:color w:val="000000" w:themeColor="text1"/>
+        </w:rPr>
+        <w:t>afterloaders</w:t>
+      </w:r>
+      <w:proofErr w:type="spellEnd"/>
     </w:p>
     <w:p>
       <w:pPr>
         <w:pStyle w:val="Heading1"/>
-        <w:keepLines/>
+        <w:keepNext w:val="0"/>
         <w:spacing w:after="120"/>
         <w:rPr>
           <w:rFonts w:cs="Times New Roman"/>
@@ -1021,6 +1228,7 @@
         </w:rPr>
         <w:tab/>
       </w:r>
+      <w:proofErr w:type="spellStart"/>
       <w:r>
         <w:rPr>
           <w:rFonts w:ascii="Times New Roman" w:hAnsi="Times New Roman"/>
@@ -1028,6 +1236,7 @@
         </w:rPr>
         <w:t>WizKids</w:t>
       </w:r>
+      <w:proofErr w:type="spellEnd"/>
       <w:r>
         <w:rPr>
           <w:rFonts w:ascii="Times New Roman" w:hAnsi="Times New Roman"/>
@@ -1073,7 +1282,6 @@
           <w:b/>
           <w:u w:val="single"/>
         </w:rPr>
-        <w:lastRenderedPageBreak/>
         <w:t>Medical Physics (Journal)</w:t>
       </w:r>
     </w:p>
@@ -1189,15 +1397,7 @@
           <w:i/>
           <w:u w:val="single"/>
         </w:rPr>
-        <w:t>Departmental Leadership</w:t>
-      </w:r>
-      <w:r>
-        <w:rPr>
-          <w:rFonts w:ascii="Times New Roman" w:hAnsi="Times New Roman"/>
-          <w:i/>
-          <w:u w:val="single"/>
-        </w:rPr>
-        <w:t xml:space="preserve"> and Service</w:t>
+        <w:t>Departmental Leadership and Service</w:t>
       </w:r>
     </w:p>
     <w:p>
@@ -1212,25 +1412,7 @@
         <w:rPr>
           <w:rFonts w:ascii="Times New Roman" w:hAnsi="Times New Roman"/>
         </w:rPr>
-        <w:t>202</w:t>
-      </w:r>
-      <w:r>
-        <w:rPr>
-          <w:rFonts w:ascii="Times New Roman" w:hAnsi="Times New Roman"/>
-        </w:rPr>
-        <w:t xml:space="preserve">6 </w:t>
-      </w:r>
-      <w:r>
-        <w:rPr>
-          <w:rFonts w:ascii="Times New Roman" w:hAnsi="Times New Roman"/>
-        </w:rPr>
-        <w:t>–</w:t>
-      </w:r>
-      <w:r>
-        <w:rPr>
-          <w:rFonts w:ascii="Times New Roman" w:hAnsi="Times New Roman"/>
-        </w:rPr>
-        <w:t xml:space="preserve"> 2027</w:t>
+        <w:t>2026 – 2027</w:t>
       </w:r>
       <w:r>
         <w:rPr>
@@ -1293,6 +1475,9 @@
         </w:tabs>
         <w:spacing w:after="60"/>
         <w:ind w:left="1750" w:hanging="1750"/>
+        <w:rPr>
+          <w:rFonts w:ascii="Times New Roman" w:hAnsi="Times New Roman"/>
+        </w:rPr>
       </w:pPr>
       <w:r>
         <w:rPr>
@@ -1318,19 +1503,6 @@
           <w:rFonts w:ascii="Times New Roman" w:hAnsi="Times New Roman"/>
         </w:rPr>
         <w:t>: Physics lead for the CNS disease site; authored the departmental CNS Standards and Guidelines defining site-specific treatment protocols, critical structure nomenclature, and dose constraints</w:t>
-      </w:r>
-    </w:p>
-    <w:p>
-      <w:pPr>
-        <w:spacing w:before="80" w:after="40"/>
-      </w:pPr>
-      <w:r>
-        <w:rPr>
-          <w:rFonts w:ascii="Times New Roman" w:hAnsi="Times New Roman"/>
-          <w:b/>
-          <w:u w:val="single"/>
-        </w:rPr>
-        <w:t>Medical Physicists for World Benefit (MPWB)</w:t>
       </w:r>
     </w:p>
     <w:p>
@@ -1341,25 +1513,6 @@
         <w:spacing w:after="60"/>
         <w:ind w:left="1750" w:hanging="1750"/>
       </w:pPr>
-      <w:r>
-        <w:rPr>
-          <w:rFonts w:ascii="Times New Roman" w:hAnsi="Times New Roman"/>
-        </w:rPr>
-        <w:t>2017 – Present</w:t>
-      </w:r>
-      <w:r>
-        <w:rPr>
-          <w:rFonts w:ascii="Times New Roman" w:hAnsi="Times New Roman"/>
-        </w:rPr>
-        <w:tab/>
-      </w:r>
-      <w:r>
-        <w:rPr>
-          <w:rFonts w:ascii="Times New Roman" w:hAnsi="Times New Roman"/>
-          <w:u w:val="single"/>
-        </w:rPr>
-        <w:t>Member</w:t>
-      </w:r>
     </w:p>
     <w:p>
       <w:pPr>
@@ -1371,7 +1524,8 @@
           <w:b/>
           <w:u w:val="single"/>
         </w:rPr>
-        <w:t>MD Anderson Cancer Center</w:t>
+        <w:lastRenderedPageBreak/>
+        <w:t>Medical Physicists for World Benefit (MPWB)</w:t>
       </w:r>
     </w:p>
     <w:p>
@@ -1386,7 +1540,7 @@
         <w:rPr>
           <w:rFonts w:ascii="Times New Roman" w:hAnsi="Times New Roman"/>
         </w:rPr>
-        <w:t>2019 – 2021</w:t>
+        <w:t>2017 – Present</w:t>
       </w:r>
       <w:r>
         <w:rPr>
@@ -1399,13 +1553,20 @@
           <w:rFonts w:ascii="Times New Roman" w:hAnsi="Times New Roman"/>
           <w:u w:val="single"/>
         </w:rPr>
-        <w:t>International Students Association (ISA)</w:t>
-      </w:r>
-      <w:r>
-        <w:rPr>
-          <w:rFonts w:ascii="Times New Roman" w:hAnsi="Times New Roman"/>
-        </w:rPr>
-        <w:t>: Founding member of the organization as domestic liaison with the Graduate School of Biomedical Sciences. Goal being to best help international students with any problems they might have in the transition to the US (opening bank account, etc.)</w:t>
+        <w:t>Member</w:t>
+      </w:r>
+    </w:p>
+    <w:p>
+      <w:pPr>
+        <w:spacing w:before="80" w:after="40"/>
+      </w:pPr>
+      <w:r>
+        <w:rPr>
+          <w:rFonts w:ascii="Times New Roman" w:hAnsi="Times New Roman"/>
+          <w:b/>
+          <w:u w:val="single"/>
+        </w:rPr>
+        <w:t>MD Anderson Cancer Center</w:t>
       </w:r>
     </w:p>
     <w:p>
@@ -1420,7 +1581,7 @@
         <w:rPr>
           <w:rFonts w:ascii="Times New Roman" w:hAnsi="Times New Roman"/>
         </w:rPr>
-        <w:t>2017 – 2019</w:t>
+        <w:t>2019 – 2021</w:t>
       </w:r>
       <w:r>
         <w:rPr>
@@ -1433,13 +1594,13 @@
           <w:rFonts w:ascii="Times New Roman" w:hAnsi="Times New Roman"/>
           <w:u w:val="single"/>
         </w:rPr>
-        <w:t>Science Night</w:t>
-      </w:r>
-      <w:r>
-        <w:rPr>
-          <w:rFonts w:ascii="Times New Roman" w:hAnsi="Times New Roman"/>
-        </w:rPr>
-        <w:t>: An outreach program to educate children of all ages on opportunities and research in STEM occurring in UTH. Involves creating fun interactive stages to educate the students.</w:t>
+        <w:t>International Students Association (ISA)</w:t>
+      </w:r>
+      <w:r>
+        <w:rPr>
+          <w:rFonts w:ascii="Times New Roman" w:hAnsi="Times New Roman"/>
+        </w:rPr>
+        <w:t>: Founding member of the organization as domestic liaison with the Graduate School of Biomedical Sciences. Goal being to best help international students with any problems they might have in the transition to the US (opening bank account, etc.)</w:t>
       </w:r>
     </w:p>
     <w:p>
@@ -1454,7 +1615,7 @@
         <w:rPr>
           <w:rFonts w:ascii="Times New Roman" w:hAnsi="Times New Roman"/>
         </w:rPr>
-        <w:t>2016, 2018</w:t>
+        <w:t>2017 – 2019</w:t>
       </w:r>
       <w:r>
         <w:rPr>
@@ -1467,13 +1628,13 @@
           <w:rFonts w:ascii="Times New Roman" w:hAnsi="Times New Roman"/>
           <w:u w:val="single"/>
         </w:rPr>
-        <w:t>UT House Medics</w:t>
-      </w:r>
-      <w:r>
-        <w:rPr>
-          <w:rFonts w:ascii="Times New Roman" w:hAnsi="Times New Roman"/>
-        </w:rPr>
-        <w:t>: Community outreach assisting elderly citizens with home renovation and reconstruction</w:t>
+        <w:t>Science Night</w:t>
+      </w:r>
+      <w:r>
+        <w:rPr>
+          <w:rFonts w:ascii="Times New Roman" w:hAnsi="Times New Roman"/>
+        </w:rPr>
+        <w:t>: An outreach program to educate children of all ages on opportunities and research in STEM occurring in UTH. Involves creating fun interactive stages to educate the students.</w:t>
       </w:r>
     </w:p>
     <w:p>
@@ -1488,7 +1649,7 @@
         <w:rPr>
           <w:rFonts w:ascii="Times New Roman" w:hAnsi="Times New Roman"/>
         </w:rPr>
-        <w:t>2018</w:t>
+        <w:t>2016, 2018</w:t>
       </w:r>
       <w:r>
         <w:rPr>
@@ -1501,13 +1662,13 @@
           <w:rFonts w:ascii="Times New Roman" w:hAnsi="Times New Roman"/>
           <w:u w:val="single"/>
         </w:rPr>
-        <w:t>St. Vincent de Paul Food Fair</w:t>
-      </w:r>
-      <w:r>
-        <w:rPr>
-          <w:rFonts w:ascii="Times New Roman" w:hAnsi="Times New Roman"/>
-        </w:rPr>
-        <w:t>: Volunteering in organization and distribution of food to families in need with St. Vincent de Paul</w:t>
+        <w:t>UT House Medics</w:t>
+      </w:r>
+      <w:r>
+        <w:rPr>
+          <w:rFonts w:ascii="Times New Roman" w:hAnsi="Times New Roman"/>
+        </w:rPr>
+        <w:t>: Community outreach assisting elderly citizens with home renovation and reconstruction</w:t>
       </w:r>
     </w:p>
     <w:p>
@@ -1522,7 +1683,7 @@
         <w:rPr>
           <w:rFonts w:ascii="Times New Roman" w:hAnsi="Times New Roman"/>
         </w:rPr>
-        <w:t>2017 – 2019</w:t>
+        <w:t>2018</w:t>
       </w:r>
       <w:r>
         <w:rPr>
@@ -1535,13 +1696,13 @@
           <w:rFonts w:ascii="Times New Roman" w:hAnsi="Times New Roman"/>
           <w:u w:val="single"/>
         </w:rPr>
-        <w:t>Friends for Life Animal Shelter</w:t>
-      </w:r>
-      <w:r>
-        <w:rPr>
-          <w:rFonts w:ascii="Times New Roman" w:hAnsi="Times New Roman"/>
-        </w:rPr>
-        <w:t>: +20 hours spent volunteering in an animal shelter</w:t>
+        <w:t>St. Vincent de Paul Food Fair</w:t>
+      </w:r>
+      <w:r>
+        <w:rPr>
+          <w:rFonts w:ascii="Times New Roman" w:hAnsi="Times New Roman"/>
+        </w:rPr>
+        <w:t>: Volunteering in organization and distribution of food to families in need with St. Vincent de Paul</w:t>
       </w:r>
     </w:p>
     <w:p>
@@ -1556,7 +1717,7 @@
         <w:rPr>
           <w:rFonts w:ascii="Times New Roman" w:hAnsi="Times New Roman"/>
         </w:rPr>
-        <w:t>2017</w:t>
+        <w:t>2017 – 2019</w:t>
       </w:r>
       <w:r>
         <w:rPr>
@@ -1569,44 +1730,13 @@
           <w:rFonts w:ascii="Times New Roman" w:hAnsi="Times New Roman"/>
           <w:u w:val="single"/>
         </w:rPr>
-        <w:t>Hurricane Harvey Relief</w:t>
-      </w:r>
-      <w:r>
-        <w:rPr>
-          <w:rFonts w:ascii="Times New Roman" w:hAnsi="Times New Roman"/>
-        </w:rPr>
-        <w:t>: Assisted in the removal of drywall, floor paneling, and ruined furniture of a local home affected by Hurricane Harvey</w:t>
-      </w:r>
-    </w:p>
-    <w:p>
-      <w:pPr>
-        <w:pStyle w:val="Heading1"/>
-        <w:keepLines/>
-        <w:spacing w:after="120"/>
-        <w:rPr>
-          <w:rFonts w:cs="Times New Roman"/>
-          <w:color w:val="000000" w:themeColor="text1"/>
-        </w:rPr>
-      </w:pPr>
-      <w:r>
-        <w:rPr>
-          <w:rFonts w:cs="Times New Roman"/>
-          <w:color w:val="000000" w:themeColor="text1"/>
-        </w:rPr>
-        <w:t>Clinical Projects and Responsibilities</w:t>
-      </w:r>
-    </w:p>
-    <w:p>
-      <w:pPr>
-        <w:spacing w:before="80" w:after="40"/>
-      </w:pPr>
-      <w:r>
-        <w:rPr>
-          <w:rFonts w:ascii="Times New Roman" w:hAnsi="Times New Roman"/>
-          <w:b/>
-          <w:u w:val="single"/>
-        </w:rPr>
-        <w:t>University of California, San Diego</w:t>
+        <w:t>Friends for Life Animal Shelter</w:t>
+      </w:r>
+      <w:r>
+        <w:rPr>
+          <w:rFonts w:ascii="Times New Roman" w:hAnsi="Times New Roman"/>
+        </w:rPr>
+        <w:t>: +20 hours spent volunteering in an animal shelter</w:t>
       </w:r>
     </w:p>
     <w:p>
@@ -1621,7 +1751,7 @@
         <w:rPr>
           <w:rFonts w:ascii="Times New Roman" w:hAnsi="Times New Roman"/>
         </w:rPr>
-        <w:t>2025 – Present</w:t>
+        <w:t>2017</w:t>
       </w:r>
       <w:r>
         <w:rPr>
@@ -1631,18 +1761,47 @@
       </w:r>
       <w:r>
         <w:rPr>
-          <w:rFonts w:ascii="Times New Roman" w:hAnsi="Times New Roman" w:cs="Times New Roman"/>
-          <w:color w:val="000000" w:themeColor="text1"/>
+          <w:rFonts w:ascii="Times New Roman" w:hAnsi="Times New Roman"/>
           <w:u w:val="single"/>
         </w:rPr>
-        <w:t>Web Suite Notification System</w:t>
-      </w:r>
-      <w:r>
-        <w:rPr>
-          <w:rFonts w:ascii="Times New Roman" w:hAnsi="Times New Roman" w:cs="Times New Roman"/>
-          <w:color w:val="000000" w:themeColor="text1"/>
-        </w:rPr>
-        <w:t>: Developed and deployed a monitoring system for radiation oncology patients. This will automatically notify dosimetrists, physicians, and clinical chiefs about patients falling behind schedule or missing essential care tasks.</w:t>
+        <w:t>Hurricane Harvey Relief</w:t>
+      </w:r>
+      <w:r>
+        <w:rPr>
+          <w:rFonts w:ascii="Times New Roman" w:hAnsi="Times New Roman"/>
+        </w:rPr>
+        <w:t>: Assisted in the removal of drywall, floor paneling, and ruined furniture of a local home affected by Hurricane Harvey</w:t>
+      </w:r>
+    </w:p>
+    <w:p>
+      <w:pPr>
+        <w:pStyle w:val="Heading1"/>
+        <w:keepNext w:val="0"/>
+        <w:spacing w:after="120"/>
+        <w:rPr>
+          <w:rFonts w:cs="Times New Roman"/>
+          <w:color w:val="000000" w:themeColor="text1"/>
+        </w:rPr>
+      </w:pPr>
+      <w:r>
+        <w:rPr>
+          <w:rFonts w:cs="Times New Roman"/>
+          <w:color w:val="000000" w:themeColor="text1"/>
+        </w:rPr>
+        <w:t>Clinical Projects and Responsibilities</w:t>
+      </w:r>
+    </w:p>
+    <w:p>
+      <w:pPr>
+        <w:spacing w:before="80" w:after="40"/>
+      </w:pPr>
+      <w:r>
+        <w:rPr>
+          <w:rFonts w:ascii="Times New Roman" w:hAnsi="Times New Roman"/>
+          <w:b/>
+          <w:u w:val="single"/>
+        </w:rPr>
+        <w:t>University of California, San Diego</w:t>
       </w:r>
     </w:p>
     <w:p>
@@ -1657,7 +1816,7 @@
         <w:rPr>
           <w:rFonts w:ascii="Times New Roman" w:hAnsi="Times New Roman"/>
         </w:rPr>
-        <w:t>2021 – 2023</w:t>
+        <w:t>2025 – Present</w:t>
       </w:r>
       <w:r>
         <w:rPr>
@@ -1671,14 +1830,14 @@
           <w:color w:val="000000" w:themeColor="text1"/>
           <w:u w:val="single"/>
         </w:rPr>
-        <w:t>Chief Resident</w:t>
-      </w:r>
-      <w:r>
-        <w:rPr>
-          <w:rFonts w:ascii="Times New Roman" w:hAnsi="Times New Roman" w:cs="Times New Roman"/>
-          <w:color w:val="000000" w:themeColor="text1"/>
-        </w:rPr>
-        <w:t>: Responsible for the scheduling of resident clinical responsibilities, coordinating with faculty for resident education, and participate in ongoing Quality and Safety meetings. Presenting to hospital and faculty.</w:t>
+        <w:t>Web Suite Notification System</w:t>
+      </w:r>
+      <w:r>
+        <w:rPr>
+          <w:rFonts w:ascii="Times New Roman" w:hAnsi="Times New Roman" w:cs="Times New Roman"/>
+          <w:color w:val="000000" w:themeColor="text1"/>
+        </w:rPr>
+        <w:t>: Developed and deployed a monitoring system for radiation oncology patients. This will automatically notify dosimetrists, physicians, and clinical chiefs about patients falling behind schedule or missing essential care tasks.</w:t>
       </w:r>
     </w:p>
     <w:p>
@@ -1707,14 +1866,14 @@
           <w:color w:val="000000" w:themeColor="text1"/>
           <w:u w:val="single"/>
         </w:rPr>
-        <w:t>VMAT Breast Rapid Plan</w:t>
-      </w:r>
-      <w:r>
-        <w:rPr>
-          <w:rFonts w:ascii="Times New Roman" w:hAnsi="Times New Roman" w:cs="Times New Roman"/>
-          <w:color w:val="000000" w:themeColor="text1"/>
-        </w:rPr>
-        <w:t>: Creation of a knowledge-based rapid plan model for VMAT breast, including the creation of data-mining program within Eclipse.</w:t>
+        <w:t>Chief Resident</w:t>
+      </w:r>
+      <w:r>
+        <w:rPr>
+          <w:rFonts w:ascii="Times New Roman" w:hAnsi="Times New Roman" w:cs="Times New Roman"/>
+          <w:color w:val="000000" w:themeColor="text1"/>
+        </w:rPr>
+        <w:t>: Responsible for the scheduling of resident clinical responsibilities, coordinating with faculty for resident education, and participate in ongoing Quality and Safety meetings. Presenting to hospital and faculty.</w:t>
       </w:r>
     </w:p>
     <w:p>
@@ -1743,14 +1902,14 @@
           <w:color w:val="000000" w:themeColor="text1"/>
           <w:u w:val="single"/>
         </w:rPr>
-        <w:t>Brachytherapy sterilization kit program</w:t>
-      </w:r>
-      <w:r>
-        <w:rPr>
-          <w:rFonts w:ascii="Times New Roman" w:hAnsi="Times New Roman" w:cs="Times New Roman"/>
-          <w:color w:val="000000" w:themeColor="text1"/>
-        </w:rPr>
-        <w:t>: Created a program to record and notify when sterilization was required in the brachytherapy suite. Tool has successfully replaced previous paper system since 2021.</w:t>
+        <w:t>VMAT Breast Rapid Plan</w:t>
+      </w:r>
+      <w:r>
+        <w:rPr>
+          <w:rFonts w:ascii="Times New Roman" w:hAnsi="Times New Roman" w:cs="Times New Roman"/>
+          <w:color w:val="000000" w:themeColor="text1"/>
+        </w:rPr>
+        <w:t>: Creation of a knowledge-based rapid plan model for VMAT breast, including the creation of data-mining program within Eclipse.</w:t>
       </w:r>
     </w:p>
     <w:p>
@@ -1779,14 +1938,14 @@
           <w:color w:val="000000" w:themeColor="text1"/>
           <w:u w:val="single"/>
         </w:rPr>
-        <w:t>DICOM transfer server</w:t>
-      </w:r>
-      <w:r>
-        <w:rPr>
-          <w:rFonts w:ascii="Times New Roman" w:hAnsi="Times New Roman" w:cs="Times New Roman"/>
-          <w:color w:val="000000" w:themeColor="text1"/>
-        </w:rPr>
-        <w:t>: DICOM server created to seamlessly transfer between the Ethos TPS and AlignRT.</w:t>
+        <w:t>Brachytherapy sterilization kit program</w:t>
+      </w:r>
+      <w:r>
+        <w:rPr>
+          <w:rFonts w:ascii="Times New Roman" w:hAnsi="Times New Roman" w:cs="Times New Roman"/>
+          <w:color w:val="000000" w:themeColor="text1"/>
+        </w:rPr>
+        <w:t>: Created a program to record and notify when sterilization was required in the brachytherapy suite. Tool has successfully replaced previous paper system since 2021.</w:t>
       </w:r>
     </w:p>
     <w:p>
@@ -1801,7 +1960,6 @@
         <w:rPr>
           <w:rFonts w:ascii="Times New Roman" w:hAnsi="Times New Roman"/>
         </w:rPr>
-        <w:lastRenderedPageBreak/>
         <w:t>2021 – 2023</w:t>
       </w:r>
       <w:r>
@@ -1816,14 +1974,30 @@
           <w:color w:val="000000" w:themeColor="text1"/>
           <w:u w:val="single"/>
         </w:rPr>
-        <w:t>MR DICOM tool</w:t>
-      </w:r>
-      <w:r>
-        <w:rPr>
-          <w:rFonts w:ascii="Times New Roman" w:hAnsi="Times New Roman" w:cs="Times New Roman"/>
-          <w:color w:val="000000" w:themeColor="text1"/>
-        </w:rPr>
-        <w:t>: Inherent frames of reference are needed to be broken prior to registration of MR and CT images in the UCSD clinic. This tool automatically breaks the inherent registration among the MR images in an efficient manner, saving time and reducing likelihood of errors in renaming process.</w:t>
+        <w:t>DICOM transfer server</w:t>
+      </w:r>
+      <w:r>
+        <w:rPr>
+          <w:rFonts w:ascii="Times New Roman" w:hAnsi="Times New Roman" w:cs="Times New Roman"/>
+          <w:color w:val="000000" w:themeColor="text1"/>
+        </w:rPr>
+        <w:t xml:space="preserve">: DICOM server to transfer between the Ethos TPS and </w:t>
+      </w:r>
+      <w:proofErr w:type="spellStart"/>
+      <w:r>
+        <w:rPr>
+          <w:rFonts w:ascii="Times New Roman" w:hAnsi="Times New Roman" w:cs="Times New Roman"/>
+          <w:color w:val="000000" w:themeColor="text1"/>
+        </w:rPr>
+        <w:t>AlignRT</w:t>
+      </w:r>
+      <w:proofErr w:type="spellEnd"/>
+      <w:r>
+        <w:rPr>
+          <w:rFonts w:ascii="Times New Roman" w:hAnsi="Times New Roman" w:cs="Times New Roman"/>
+          <w:color w:val="000000" w:themeColor="text1"/>
+        </w:rPr>
+        <w:t>.</w:t>
       </w:r>
     </w:p>
     <w:p>
@@ -1852,27 +2026,14 @@
           <w:color w:val="000000" w:themeColor="text1"/>
           <w:u w:val="single"/>
         </w:rPr>
-        <w:t>PDF Creator</w:t>
-      </w:r>
-      <w:r>
-        <w:rPr>
-          <w:rFonts w:ascii="Times New Roman" w:hAnsi="Times New Roman" w:cs="Times New Roman"/>
-          <w:color w:val="000000" w:themeColor="text1"/>
-        </w:rPr>
-        <w:t>: PDF creation automatically generated via stand-alone server. Enabled automatic uploading of the generated plan PDFs from brachytherapy procedures, streamlining the process and reducing potential for errors.</w:t>
-      </w:r>
-    </w:p>
-    <w:p>
-      <w:pPr>
-        <w:spacing w:before="80" w:after="40"/>
-      </w:pPr>
-      <w:r>
-        <w:rPr>
-          <w:rFonts w:ascii="Times New Roman" w:hAnsi="Times New Roman"/>
-          <w:b/>
-          <w:u w:val="single"/>
-        </w:rPr>
-        <w:t>University of North Carolina, Chapel Hill</w:t>
+        <w:t>MR DICOM tool</w:t>
+      </w:r>
+      <w:r>
+        <w:rPr>
+          <w:rFonts w:ascii="Times New Roman" w:hAnsi="Times New Roman" w:cs="Times New Roman"/>
+          <w:color w:val="000000" w:themeColor="text1"/>
+        </w:rPr>
+        <w:t>: Inherent frames of reference are needed to be broken prior to registration of MR and CT images in the UCSD clinic. This tool automatically breaks the inherent registration among the MR images in an efficient manner, saving time and reducing likelihood of errors in renaming process.</w:t>
       </w:r>
     </w:p>
     <w:p>
@@ -1887,7 +2048,7 @@
         <w:rPr>
           <w:rFonts w:ascii="Times New Roman" w:hAnsi="Times New Roman"/>
         </w:rPr>
-        <w:t>2023 – 2025</w:t>
+        <w:t>2021 – 2023</w:t>
       </w:r>
       <w:r>
         <w:rPr>
@@ -1901,14 +2062,27 @@
           <w:color w:val="000000" w:themeColor="text1"/>
           <w:u w:val="single"/>
         </w:rPr>
-        <w:t>Brachytherapy Equipment tracking</w:t>
-      </w:r>
-      <w:r>
-        <w:rPr>
-          <w:rFonts w:ascii="Times New Roman" w:hAnsi="Times New Roman" w:cs="Times New Roman"/>
-          <w:color w:val="000000" w:themeColor="text1"/>
-        </w:rPr>
-        <w:t>: Deployed a personally created inventory program to record and notify when brachytherapy supplies need reordering.</w:t>
+        <w:t>PDF Creator</w:t>
+      </w:r>
+      <w:r>
+        <w:rPr>
+          <w:rFonts w:ascii="Times New Roman" w:hAnsi="Times New Roman" w:cs="Times New Roman"/>
+          <w:color w:val="000000" w:themeColor="text1"/>
+        </w:rPr>
+        <w:t>: PDF creation automatically generated via stand-alone server. Enabled automatic uploading of the generated plan PDFs from brachytherapy procedures, streamlining the process and reducing potential for errors.</w:t>
+      </w:r>
+    </w:p>
+    <w:p>
+      <w:pPr>
+        <w:spacing w:before="80" w:after="40"/>
+      </w:pPr>
+      <w:r>
+        <w:rPr>
+          <w:rFonts w:ascii="Times New Roman" w:hAnsi="Times New Roman"/>
+          <w:b/>
+          <w:u w:val="single"/>
+        </w:rPr>
+        <w:t>University of North Carolina, Chapel Hill</w:t>
       </w:r>
     </w:p>
     <w:p>
@@ -1937,14 +2111,14 @@
           <w:color w:val="000000" w:themeColor="text1"/>
           <w:u w:val="single"/>
         </w:rPr>
-        <w:t>DICOM Manipulation Tools</w:t>
-      </w:r>
-      <w:r>
-        <w:rPr>
-          <w:rFonts w:ascii="Times New Roman" w:hAnsi="Times New Roman" w:cs="Times New Roman"/>
-          <w:color w:val="000000" w:themeColor="text1"/>
-        </w:rPr>
-        <w:t>: Stand-alone GUI for changing frame of reference and series instance UIDs. Useful for registering previously inherently defined images (4D-CT and free-breathing, MRIs).</w:t>
+        <w:t>Brachytherapy Equipment tracking</w:t>
+      </w:r>
+      <w:r>
+        <w:rPr>
+          <w:rFonts w:ascii="Times New Roman" w:hAnsi="Times New Roman" w:cs="Times New Roman"/>
+          <w:color w:val="000000" w:themeColor="text1"/>
+        </w:rPr>
+        <w:t>: Deployed a personally created inventory program to record and notify when brachytherapy supplies need reordering.</w:t>
       </w:r>
     </w:p>
     <w:p>
@@ -1973,33 +2147,14 @@
           <w:color w:val="000000" w:themeColor="text1"/>
           <w:u w:val="single"/>
         </w:rPr>
-        <w:t>DICOM transfer server</w:t>
-      </w:r>
-      <w:r>
-        <w:rPr>
-          <w:rFonts w:ascii="Times New Roman" w:hAnsi="Times New Roman" w:cs="Times New Roman"/>
-          <w:color w:val="000000" w:themeColor="text1"/>
-        </w:rPr>
-        <w:t>: DICOM server created to seamlessly transfer between Raystation and PACs.</w:t>
-      </w:r>
-    </w:p>
-    <w:p>
-      <w:pPr>
-        <w:pStyle w:val="Heading1"/>
-        <w:keepLines/>
-        <w:widowControl w:val="0"/>
-        <w:spacing w:after="120"/>
-        <w:rPr>
-          <w:rFonts w:cs="Times New Roman"/>
-          <w:color w:val="000000" w:themeColor="text1"/>
-        </w:rPr>
-      </w:pPr>
-      <w:r>
-        <w:rPr>
-          <w:rFonts w:cs="Times New Roman"/>
-          <w:color w:val="000000" w:themeColor="text1"/>
-        </w:rPr>
-        <w:t>Honors and Awards</w:t>
+        <w:t>DICOM Manipulation Tools</w:t>
+      </w:r>
+      <w:r>
+        <w:rPr>
+          <w:rFonts w:ascii="Times New Roman" w:hAnsi="Times New Roman" w:cs="Times New Roman"/>
+          <w:color w:val="000000" w:themeColor="text1"/>
+        </w:rPr>
+        <w:t>: Stand-alone GUI for changing frame of reference and series instance UIDs. Useful for registering previously inherently defined images (4D-CT and free-breathing, MRIs).</w:t>
       </w:r>
     </w:p>
     <w:p>
@@ -2014,7 +2169,8 @@
         <w:rPr>
           <w:rFonts w:ascii="Times New Roman" w:hAnsi="Times New Roman"/>
         </w:rPr>
-        <w:t>2025</w:t>
+        <w:lastRenderedPageBreak/>
+        <w:t>2023 – 2025</w:t>
       </w:r>
       <w:r>
         <w:rPr>
@@ -2028,29 +2184,49 @@
           <w:color w:val="000000" w:themeColor="text1"/>
           <w:u w:val="single"/>
         </w:rPr>
-        <w:t>University of North Carolina, Chapel Hill Research Retreat</w:t>
-      </w:r>
-      <w:r>
-        <w:rPr>
-          <w:rFonts w:ascii="Times New Roman" w:hAnsi="Times New Roman" w:cs="Times New Roman"/>
-          <w:color w:val="000000" w:themeColor="text1"/>
-        </w:rPr>
-        <w:t>: 1</w:t>
-      </w:r>
-      <w:r>
-        <w:rPr>
-          <w:rFonts w:ascii="Times New Roman" w:hAnsi="Times New Roman" w:cs="Times New Roman"/>
-          <w:color w:val="000000" w:themeColor="text1"/>
-          <w:vertAlign w:val="superscript"/>
-        </w:rPr>
-        <w:t>st</w:t>
-      </w:r>
-      <w:r>
-        <w:rPr>
-          <w:rFonts w:ascii="Times New Roman" w:hAnsi="Times New Roman" w:cs="Times New Roman"/>
-          <w:color w:val="000000" w:themeColor="text1"/>
-        </w:rPr>
-        <w:t xml:space="preserve"> place poster in Physics/DHE Research</w:t>
+        <w:t>DICOM transfer server</w:t>
+      </w:r>
+      <w:r>
+        <w:rPr>
+          <w:rFonts w:ascii="Times New Roman" w:hAnsi="Times New Roman" w:cs="Times New Roman"/>
+          <w:color w:val="000000" w:themeColor="text1"/>
+        </w:rPr>
+        <w:t xml:space="preserve">: DICOM server to seamlessly transfer between </w:t>
+      </w:r>
+      <w:proofErr w:type="spellStart"/>
+      <w:r>
+        <w:rPr>
+          <w:rFonts w:ascii="Times New Roman" w:hAnsi="Times New Roman" w:cs="Times New Roman"/>
+          <w:color w:val="000000" w:themeColor="text1"/>
+        </w:rPr>
+        <w:t>Raystation</w:t>
+      </w:r>
+      <w:proofErr w:type="spellEnd"/>
+      <w:r>
+        <w:rPr>
+          <w:rFonts w:ascii="Times New Roman" w:hAnsi="Times New Roman" w:cs="Times New Roman"/>
+          <w:color w:val="000000" w:themeColor="text1"/>
+        </w:rPr>
+        <w:t xml:space="preserve"> and PACs.</w:t>
+      </w:r>
+    </w:p>
+    <w:p>
+      <w:pPr>
+        <w:pStyle w:val="Heading1"/>
+        <w:keepNext w:val="0"/>
+        <w:widowControl w:val="0"/>
+        <w:spacing w:after="120"/>
+        <w:rPr>
+          <w:rFonts w:cs="Times New Roman"/>
+          <w:color w:val="000000" w:themeColor="text1"/>
+        </w:rPr>
+      </w:pPr>
+      <w:r>
+        <w:rPr>
+          <w:rFonts w:cs="Times New Roman"/>
+          <w:color w:val="000000" w:themeColor="text1"/>
+        </w:rPr>
+        <w:t>Honors and Awards</w:t>
       </w:r>
     </w:p>
     <w:p>
@@ -2065,7 +2241,7 @@
         <w:rPr>
           <w:rFonts w:ascii="Times New Roman" w:hAnsi="Times New Roman"/>
         </w:rPr>
-        <w:t>2022</w:t>
+        <w:t>2025</w:t>
       </w:r>
       <w:r>
         <w:rPr>
@@ -2079,14 +2255,29 @@
           <w:color w:val="000000" w:themeColor="text1"/>
           <w:u w:val="single"/>
         </w:rPr>
-        <w:t>AAPM Annual Meeting, Jack Krohmer Early Career Investigator Competition Winner</w:t>
-      </w:r>
-      <w:r>
-        <w:rPr>
-          <w:rFonts w:ascii="Times New Roman" w:hAnsi="Times New Roman" w:cs="Times New Roman"/>
-          <w:color w:val="000000" w:themeColor="text1"/>
-        </w:rPr>
-        <w:t xml:space="preserve"> – EPIDEEP: Predicting In-Vivo EPID Transit Images – a Deep Learning Approach</w:t>
+        <w:t>University of North Carolina, Chapel Hill Research Retreat</w:t>
+      </w:r>
+      <w:r>
+        <w:rPr>
+          <w:rFonts w:ascii="Times New Roman" w:hAnsi="Times New Roman" w:cs="Times New Roman"/>
+          <w:color w:val="000000" w:themeColor="text1"/>
+        </w:rPr>
+        <w:t>: 1</w:t>
+      </w:r>
+      <w:r>
+        <w:rPr>
+          <w:rFonts w:ascii="Times New Roman" w:hAnsi="Times New Roman" w:cs="Times New Roman"/>
+          <w:color w:val="000000" w:themeColor="text1"/>
+          <w:vertAlign w:val="superscript"/>
+        </w:rPr>
+        <w:t>st</w:t>
+      </w:r>
+      <w:r>
+        <w:rPr>
+          <w:rFonts w:ascii="Times New Roman" w:hAnsi="Times New Roman" w:cs="Times New Roman"/>
+          <w:color w:val="000000" w:themeColor="text1"/>
+        </w:rPr>
+        <w:t xml:space="preserve"> place poster in Physics/DHE Research</w:t>
       </w:r>
     </w:p>
     <w:p>
@@ -2115,14 +2306,14 @@
           <w:color w:val="000000" w:themeColor="text1"/>
           <w:u w:val="single"/>
         </w:rPr>
-        <w:t>MD Anderson, Alfred G. Knudson Jr. Outstanding Dissertation Award</w:t>
-      </w:r>
-      <w:r>
-        <w:rPr>
-          <w:rFonts w:ascii="Times New Roman" w:hAnsi="Times New Roman" w:cs="Times New Roman"/>
-          <w:color w:val="000000" w:themeColor="text1"/>
-        </w:rPr>
-        <w:t>: $5,000 Award established by MD Anderson Cancer Center to honor the late Dr. Knudson in recognition of the top selected PhD dissertation.</w:t>
+        <w:t>AAPM Annual Meeting, Jack Krohmer Early Career Investigator Competition Winner</w:t>
+      </w:r>
+      <w:r>
+        <w:rPr>
+          <w:rFonts w:ascii="Times New Roman" w:hAnsi="Times New Roman" w:cs="Times New Roman"/>
+          <w:color w:val="000000" w:themeColor="text1"/>
+        </w:rPr>
+        <w:t xml:space="preserve"> – EPIDEEP: Predicting In-Vivo EPID Transit Images – a Deep Learning Approach</w:t>
       </w:r>
     </w:p>
     <w:p>
@@ -2137,7 +2328,7 @@
         <w:rPr>
           <w:rFonts w:ascii="Times New Roman" w:hAnsi="Times New Roman"/>
         </w:rPr>
-        <w:t>2021</w:t>
+        <w:t>2022</w:t>
       </w:r>
       <w:r>
         <w:rPr>
@@ -2151,7 +2342,14 @@
           <w:color w:val="000000" w:themeColor="text1"/>
           <w:u w:val="single"/>
         </w:rPr>
-        <w:t>AAPM Practical Big Data Workshop, Early Career Investigator – Impact Award</w:t>
+        <w:t>MD Anderson, Alfred G. Knudson Jr. Outstanding Dissertation Award</w:t>
+      </w:r>
+      <w:r>
+        <w:rPr>
+          <w:rFonts w:ascii="Times New Roman" w:hAnsi="Times New Roman" w:cs="Times New Roman"/>
+          <w:color w:val="000000" w:themeColor="text1"/>
+        </w:rPr>
+        <w:t>: $5,000 Award established by MD Anderson Cancer Center to honor the late Dr. Knudson in recognition of the top selected PhD dissertation.</w:t>
       </w:r>
     </w:p>
     <w:p>
@@ -2166,7 +2364,7 @@
         <w:rPr>
           <w:rFonts w:ascii="Times New Roman" w:hAnsi="Times New Roman"/>
         </w:rPr>
-        <w:t>2019</w:t>
+        <w:t>2021</w:t>
       </w:r>
       <w:r>
         <w:rPr>
@@ -2180,31 +2378,7 @@
           <w:color w:val="000000" w:themeColor="text1"/>
           <w:u w:val="single"/>
         </w:rPr>
-        <w:t>MD Anderson, Association of Science Communication (ASC) Oral Competition 1</w:t>
-      </w:r>
-      <w:r>
-        <w:rPr>
-          <w:rFonts w:ascii="Times New Roman" w:hAnsi="Times New Roman" w:cs="Times New Roman"/>
-          <w:color w:val="000000" w:themeColor="text1"/>
-          <w:u w:val="single"/>
-          <w:vertAlign w:val="superscript"/>
-        </w:rPr>
-        <w:t>st</w:t>
-      </w:r>
-      <w:r>
-        <w:rPr>
-          <w:rFonts w:ascii="Times New Roman" w:hAnsi="Times New Roman" w:cs="Times New Roman"/>
-          <w:color w:val="000000" w:themeColor="text1"/>
-          <w:u w:val="single"/>
-        </w:rPr>
-        <w:t xml:space="preserve"> place</w:t>
-      </w:r>
-      <w:r>
-        <w:rPr>
-          <w:rFonts w:ascii="Times New Roman" w:hAnsi="Times New Roman" w:cs="Times New Roman"/>
-          <w:color w:val="000000" w:themeColor="text1"/>
-        </w:rPr>
-        <w:t>: ‘Why is scientific communication important?’</w:t>
+        <w:t>AAPM Practical Big Data Workshop, Early Career Investigator – Impact Award</w:t>
       </w:r>
     </w:p>
     <w:p>
@@ -2233,14 +2407,48 @@
           <w:color w:val="000000" w:themeColor="text1"/>
           <w:u w:val="single"/>
         </w:rPr>
-        <w:t>AAPM, Science Council Session</w:t>
-      </w:r>
-      <w:r>
-        <w:rPr>
-          <w:rFonts w:ascii="Times New Roman" w:hAnsi="Times New Roman" w:cs="Times New Roman"/>
-          <w:color w:val="000000" w:themeColor="text1"/>
-        </w:rPr>
-        <w:t xml:space="preserve"> “Deep Learning for Rapid Deformable Image Registration of Liver CT Scans”</w:t>
+        <w:t>MD Anderson, Association of Science Communication (ASC) Oral Competition 1</w:t>
+      </w:r>
+      <w:r>
+        <w:rPr>
+          <w:rFonts w:ascii="Times New Roman" w:hAnsi="Times New Roman" w:cs="Times New Roman"/>
+          <w:color w:val="000000" w:themeColor="text1"/>
+          <w:u w:val="single"/>
+          <w:vertAlign w:val="superscript"/>
+        </w:rPr>
+        <w:t>st</w:t>
+      </w:r>
+      <w:r>
+        <w:rPr>
+          <w:rFonts w:ascii="Times New Roman" w:hAnsi="Times New Roman" w:cs="Times New Roman"/>
+          <w:color w:val="000000" w:themeColor="text1"/>
+          <w:u w:val="single"/>
+        </w:rPr>
+        <w:t xml:space="preserve"> </w:t>
+      </w:r>
+      <w:proofErr w:type="gramStart"/>
+      <w:r>
+        <w:rPr>
+          <w:rFonts w:ascii="Times New Roman" w:hAnsi="Times New Roman" w:cs="Times New Roman"/>
+          <w:color w:val="000000" w:themeColor="text1"/>
+          <w:u w:val="single"/>
+        </w:rPr>
+        <w:t>place</w:t>
+      </w:r>
+      <w:r>
+        <w:rPr>
+          <w:rFonts w:ascii="Times New Roman" w:hAnsi="Times New Roman" w:cs="Times New Roman"/>
+          <w:color w:val="000000" w:themeColor="text1"/>
+        </w:rPr>
+        <w:t>: ‘</w:t>
+      </w:r>
+      <w:proofErr w:type="gramEnd"/>
+      <w:r>
+        <w:rPr>
+          <w:rFonts w:ascii="Times New Roman" w:hAnsi="Times New Roman" w:cs="Times New Roman"/>
+          <w:color w:val="000000" w:themeColor="text1"/>
+        </w:rPr>
+        <w:t>Why is scientific communication important?’</w:t>
       </w:r>
     </w:p>
     <w:p>
@@ -2255,7 +2463,7 @@
         <w:rPr>
           <w:rFonts w:ascii="Times New Roman" w:hAnsi="Times New Roman"/>
         </w:rPr>
-        <w:t>2018</w:t>
+        <w:t>2019</w:t>
       </w:r>
       <w:r>
         <w:rPr>
@@ -2269,14 +2477,14 @@
           <w:color w:val="000000" w:themeColor="text1"/>
           <w:u w:val="single"/>
         </w:rPr>
-        <w:t>AAPM, People’s Choice Award for Medical Physics Slam</w:t>
-      </w:r>
-      <w:r>
-        <w:rPr>
-          <w:rFonts w:ascii="Times New Roman" w:hAnsi="Times New Roman" w:cs="Times New Roman"/>
-          <w:color w:val="000000" w:themeColor="text1"/>
-        </w:rPr>
-        <w:t>: Monetary award for winning the people’s choice in presentation of research to a lay audience of non-medical physicists</w:t>
+        <w:t>AAPM, Science Council Session</w:t>
+      </w:r>
+      <w:r>
+        <w:rPr>
+          <w:rFonts w:ascii="Times New Roman" w:hAnsi="Times New Roman" w:cs="Times New Roman"/>
+          <w:color w:val="000000" w:themeColor="text1"/>
+        </w:rPr>
+        <w:t xml:space="preserve"> “Deep Learning for Rapid Deformable Image Registration of Liver CT Scans”</w:t>
       </w:r>
     </w:p>
     <w:p>
@@ -2305,31 +2513,30 @@
           <w:color w:val="000000" w:themeColor="text1"/>
           <w:u w:val="single"/>
         </w:rPr>
-        <w:t>Southwest AAPM, 1</w:t>
-      </w:r>
-      <w:r>
-        <w:rPr>
-          <w:rFonts w:ascii="Times New Roman" w:hAnsi="Times New Roman" w:cs="Times New Roman"/>
-          <w:color w:val="000000" w:themeColor="text1"/>
-          <w:u w:val="single"/>
-          <w:vertAlign w:val="superscript"/>
-        </w:rPr>
-        <w:t>st</w:t>
-      </w:r>
-      <w:r>
-        <w:rPr>
-          <w:rFonts w:ascii="Times New Roman" w:hAnsi="Times New Roman" w:cs="Times New Roman"/>
-          <w:color w:val="000000" w:themeColor="text1"/>
-          <w:u w:val="single"/>
-        </w:rPr>
-        <w:t xml:space="preserve"> Place Medical Physics Slam</w:t>
-      </w:r>
-      <w:r>
-        <w:rPr>
-          <w:rFonts w:ascii="Times New Roman" w:hAnsi="Times New Roman" w:cs="Times New Roman"/>
-          <w:color w:val="000000" w:themeColor="text1"/>
-        </w:rPr>
-        <w:t>: Challenge where students have 3 minutes to present their research to community members outside of the medical physics profession, received travel award to compete in the Medical Physics Slam in the annual meeting</w:t>
+        <w:t>AAPM, People’s Choice Award for Medical Physics Slam</w:t>
+      </w:r>
+      <w:r>
+        <w:rPr>
+          <w:rFonts w:ascii="Times New Roman" w:hAnsi="Times New Roman" w:cs="Times New Roman"/>
+          <w:color w:val="000000" w:themeColor="text1"/>
+        </w:rPr>
+        <w:t xml:space="preserve">: Monetary </w:t>
+      </w:r>
+      <w:proofErr w:type="gramStart"/>
+      <w:r>
+        <w:rPr>
+          <w:rFonts w:ascii="Times New Roman" w:hAnsi="Times New Roman" w:cs="Times New Roman"/>
+          <w:color w:val="000000" w:themeColor="text1"/>
+        </w:rPr>
+        <w:t>award for</w:t>
+      </w:r>
+      <w:proofErr w:type="gramEnd"/>
+      <w:r>
+        <w:rPr>
+          <w:rFonts w:ascii="Times New Roman" w:hAnsi="Times New Roman" w:cs="Times New Roman"/>
+          <w:color w:val="000000" w:themeColor="text1"/>
+        </w:rPr>
+        <w:t xml:space="preserve"> winning the people’s choice in presentation of research to a lay audience of non-medical physicists</w:t>
       </w:r>
     </w:p>
     <w:p>
@@ -2358,7 +2565,7 @@
           <w:color w:val="000000" w:themeColor="text1"/>
           <w:u w:val="single"/>
         </w:rPr>
-        <w:t>Southwest AAPM 1</w:t>
+        <w:t>Southwest AAPM, 1</w:t>
       </w:r>
       <w:r>
         <w:rPr>
@@ -2375,14 +2582,14 @@
           <w:color w:val="000000" w:themeColor="text1"/>
           <w:u w:val="single"/>
         </w:rPr>
-        <w:t xml:space="preserve"> Place Young Investigator Award</w:t>
-      </w:r>
-      <w:r>
-        <w:rPr>
-          <w:rFonts w:ascii="Times New Roman" w:hAnsi="Times New Roman" w:cs="Times New Roman"/>
-          <w:color w:val="000000" w:themeColor="text1"/>
-        </w:rPr>
-        <w:t>: Monetary award from SWAAPM chapter for best work presented at SWAAPM</w:t>
+        <w:t xml:space="preserve"> Place Medical Physics Slam</w:t>
+      </w:r>
+      <w:r>
+        <w:rPr>
+          <w:rFonts w:ascii="Times New Roman" w:hAnsi="Times New Roman" w:cs="Times New Roman"/>
+          <w:color w:val="000000" w:themeColor="text1"/>
+        </w:rPr>
+        <w:t>: Challenge where students have 3 minutes to present their research to community members outside of the medical physics profession, received travel award to compete in the Medical Physics Slam in the annual meeting</w:t>
       </w:r>
     </w:p>
     <w:p>
@@ -2411,14 +2618,31 @@
           <w:color w:val="000000" w:themeColor="text1"/>
           <w:u w:val="single"/>
         </w:rPr>
-        <w:t>Winter Institute of Medical Physics Early Career Medical Physicist Scholar</w:t>
-      </w:r>
-      <w:r>
-        <w:rPr>
-          <w:rFonts w:ascii="Times New Roman" w:hAnsi="Times New Roman" w:cs="Times New Roman"/>
-          <w:color w:val="000000" w:themeColor="text1"/>
-        </w:rPr>
-        <w:t>: Travel and monetary award</w:t>
+        <w:t>Southwest AAPM 1</w:t>
+      </w:r>
+      <w:r>
+        <w:rPr>
+          <w:rFonts w:ascii="Times New Roman" w:hAnsi="Times New Roman" w:cs="Times New Roman"/>
+          <w:color w:val="000000" w:themeColor="text1"/>
+          <w:u w:val="single"/>
+          <w:vertAlign w:val="superscript"/>
+        </w:rPr>
+        <w:t>st</w:t>
+      </w:r>
+      <w:r>
+        <w:rPr>
+          <w:rFonts w:ascii="Times New Roman" w:hAnsi="Times New Roman" w:cs="Times New Roman"/>
+          <w:color w:val="000000" w:themeColor="text1"/>
+          <w:u w:val="single"/>
+        </w:rPr>
+        <w:t xml:space="preserve"> Place Young Investigator Award</w:t>
+      </w:r>
+      <w:r>
+        <w:rPr>
+          <w:rFonts w:ascii="Times New Roman" w:hAnsi="Times New Roman" w:cs="Times New Roman"/>
+          <w:color w:val="000000" w:themeColor="text1"/>
+        </w:rPr>
+        <w:t>: Monetary award from SWAAPM chapter for best work presented at SWAAPM</w:t>
       </w:r>
     </w:p>
     <w:p>
@@ -2433,7 +2657,7 @@
         <w:rPr>
           <w:rFonts w:ascii="Times New Roman" w:hAnsi="Times New Roman"/>
         </w:rPr>
-        <w:t>2017</w:t>
+        <w:t>2018</w:t>
       </w:r>
       <w:r>
         <w:rPr>
@@ -2447,31 +2671,14 @@
           <w:color w:val="000000" w:themeColor="text1"/>
           <w:u w:val="single"/>
         </w:rPr>
-        <w:t>MD Anderson, Summer Student Research Retreat, 2</w:t>
-      </w:r>
-      <w:r>
-        <w:rPr>
-          <w:rFonts w:ascii="Times New Roman" w:hAnsi="Times New Roman" w:cs="Times New Roman"/>
-          <w:color w:val="000000" w:themeColor="text1"/>
-          <w:u w:val="single"/>
-          <w:vertAlign w:val="superscript"/>
-        </w:rPr>
-        <w:t>nd</w:t>
-      </w:r>
-      <w:r>
-        <w:rPr>
-          <w:rFonts w:ascii="Times New Roman" w:hAnsi="Times New Roman" w:cs="Times New Roman"/>
-          <w:color w:val="000000" w:themeColor="text1"/>
-          <w:u w:val="single"/>
-        </w:rPr>
-        <w:t xml:space="preserve"> Place</w:t>
-      </w:r>
-      <w:r>
-        <w:rPr>
-          <w:rFonts w:ascii="Times New Roman" w:hAnsi="Times New Roman" w:cs="Times New Roman"/>
-          <w:color w:val="000000" w:themeColor="text1"/>
-        </w:rPr>
-        <w:t>: Students are invited to present their research for a monetary prize</w:t>
+        <w:t>Winter Institute of Medical Physics Early Career Medical Physicist Scholar</w:t>
+      </w:r>
+      <w:r>
+        <w:rPr>
+          <w:rFonts w:ascii="Times New Roman" w:hAnsi="Times New Roman" w:cs="Times New Roman"/>
+          <w:color w:val="000000" w:themeColor="text1"/>
+        </w:rPr>
+        <w:t>: Travel and monetary award</w:t>
       </w:r>
     </w:p>
     <w:p>
@@ -2486,7 +2693,7 @@
         <w:rPr>
           <w:rFonts w:ascii="Times New Roman" w:hAnsi="Times New Roman"/>
         </w:rPr>
-        <w:t>2015</w:t>
+        <w:t>2017</w:t>
       </w:r>
       <w:r>
         <w:rPr>
@@ -2500,7 +2707,31 @@
           <w:color w:val="000000" w:themeColor="text1"/>
           <w:u w:val="single"/>
         </w:rPr>
-        <w:t>Georgia Institute of Technology, Graduation with Highest Honors</w:t>
+        <w:t>MD Anderson, Summer Student Research Retreat, 2</w:t>
+      </w:r>
+      <w:r>
+        <w:rPr>
+          <w:rFonts w:ascii="Times New Roman" w:hAnsi="Times New Roman" w:cs="Times New Roman"/>
+          <w:color w:val="000000" w:themeColor="text1"/>
+          <w:u w:val="single"/>
+          <w:vertAlign w:val="superscript"/>
+        </w:rPr>
+        <w:t>nd</w:t>
+      </w:r>
+      <w:r>
+        <w:rPr>
+          <w:rFonts w:ascii="Times New Roman" w:hAnsi="Times New Roman" w:cs="Times New Roman"/>
+          <w:color w:val="000000" w:themeColor="text1"/>
+          <w:u w:val="single"/>
+        </w:rPr>
+        <w:t xml:space="preserve"> Place</w:t>
+      </w:r>
+      <w:r>
+        <w:rPr>
+          <w:rFonts w:ascii="Times New Roman" w:hAnsi="Times New Roman" w:cs="Times New Roman"/>
+          <w:color w:val="000000" w:themeColor="text1"/>
+        </w:rPr>
+        <w:t>: Students are invited to present their research for a monetary prize</w:t>
       </w:r>
     </w:p>
     <w:p>
@@ -2515,7 +2746,7 @@
         <w:rPr>
           <w:rFonts w:ascii="Times New Roman" w:hAnsi="Times New Roman"/>
         </w:rPr>
-        <w:t>2014</w:t>
+        <w:t>2015</w:t>
       </w:r>
       <w:r>
         <w:rPr>
@@ -2529,144 +2760,7 @@
           <w:color w:val="000000" w:themeColor="text1"/>
           <w:u w:val="single"/>
         </w:rPr>
-        <w:t>Georgia Institute of Technology, Presidents Undergraduate Research Award (PURA)</w:t>
-      </w:r>
-      <w:r>
-        <w:rPr>
-          <w:rFonts w:ascii="Times New Roman" w:hAnsi="Times New Roman" w:cs="Times New Roman"/>
-          <w:color w:val="000000" w:themeColor="text1"/>
-        </w:rPr>
-        <w:t>: Research studying radio resistivity of CHO cell lines, dependent on cell cycle phase</w:t>
-      </w:r>
-    </w:p>
-    <w:p>
-      <w:pPr>
-        <w:pStyle w:val="Heading1"/>
-        <w:keepLines/>
-        <w:spacing w:after="120"/>
-        <w:rPr>
-          <w:rFonts w:cs="Times New Roman"/>
-          <w:color w:val="000000" w:themeColor="text1"/>
-        </w:rPr>
-      </w:pPr>
-      <w:r>
-        <w:rPr>
-          <w:rFonts w:cs="Times New Roman"/>
-          <w:color w:val="000000" w:themeColor="text1"/>
-        </w:rPr>
-        <w:lastRenderedPageBreak/>
-        <w:t>Research Experience</w:t>
-      </w:r>
-    </w:p>
-    <w:p>
-      <w:pPr>
-        <w:spacing w:before="80" w:after="40"/>
-      </w:pPr>
-      <w:r>
-        <w:rPr>
-          <w:rFonts w:ascii="Times New Roman" w:hAnsi="Times New Roman"/>
-          <w:b/>
-          <w:u w:val="single"/>
-        </w:rPr>
-        <w:t>University of California, San Diego</w:t>
-      </w:r>
-    </w:p>
-    <w:p>
-      <w:pPr>
-        <w:keepNext/>
-        <w:keepLines/>
-        <w:spacing w:after="120" w:line="240" w:lineRule="auto"/>
-        <w:rPr>
-          <w:rFonts w:ascii="Times New Roman" w:hAnsi="Times New Roman" w:cs="Times New Roman"/>
-          <w:color w:val="000000" w:themeColor="text1"/>
-        </w:rPr>
-      </w:pPr>
-      <w:r>
-        <w:rPr>
-          <w:rFonts w:ascii="Times New Roman" w:hAnsi="Times New Roman" w:cs="Times New Roman"/>
-          <w:color w:val="000000" w:themeColor="text1"/>
-        </w:rPr>
-        <w:t>Clinical Activity Web Suite: Designed and deployed a suite of services and dashboards that surface the department's treatment planning workflow as analyzable data. A query service polls the ARIA database and feeds panel-based activity dashboards, a configurable alert-rule engine, and automated notification of dosimetrists, physicians, and clinical chiefs when patients fall behind schedule or miss essential care tasks.</w:t>
-      </w:r>
-    </w:p>
-    <w:p>
-      <w:pPr>
-        <w:keepNext/>
-        <w:keepLines/>
-        <w:spacing w:after="120" w:line="240" w:lineRule="auto"/>
-        <w:rPr>
-          <w:rFonts w:ascii="Times New Roman" w:hAnsi="Times New Roman" w:cs="Times New Roman"/>
-          <w:color w:val="000000" w:themeColor="text1"/>
-        </w:rPr>
-      </w:pPr>
-      <w:r>
-        <w:rPr>
-          <w:rFonts w:ascii="Times New Roman" w:hAnsi="Times New Roman" w:cs="Times New Roman"/>
-          <w:color w:val="000000" w:themeColor="text1"/>
-        </w:rPr>
-        <w:t>Chair of Technical Innovation and Implementation: Directing departmental strategy for in-house software development and clinical deployment across Radiation Medicine &amp; Applied Sciences. Established the Technical Integration Catalog, a searchable inventory of every software tool the department has built: 66 projects at launch (2026), with automated monthly reconciliation. This ensures that existing work is found rather than rebuilt and single-maintainer risk is visible. Establishing minimum development standards, a validation and release process for clinical-facing tools aligned with AAPM guidance on in-house software QA, and PHI-handling guardrails for AI-assisted development.</w:t>
-      </w:r>
-    </w:p>
-    <w:p>
-      <w:pPr>
-        <w:spacing w:before="80" w:after="40"/>
-      </w:pPr>
-      <w:r>
-        <w:rPr>
-          <w:rFonts w:ascii="Times New Roman" w:hAnsi="Times New Roman"/>
-          <w:b/>
-          <w:u w:val="single"/>
-        </w:rPr>
-        <w:t>University of North Carolina, Chapel Hill</w:t>
-      </w:r>
-    </w:p>
-    <w:p>
-      <w:pPr>
-        <w:keepNext/>
-        <w:keepLines/>
-        <w:spacing w:after="120" w:line="240" w:lineRule="auto"/>
-        <w:rPr>
-          <w:rFonts w:ascii="Times New Roman" w:hAnsi="Times New Roman" w:cs="Times New Roman"/>
-          <w:color w:val="000000" w:themeColor="text1"/>
-        </w:rPr>
-      </w:pPr>
-      <w:r>
-        <w:rPr>
-          <w:rFonts w:ascii="Times New Roman" w:hAnsi="Times New Roman" w:cs="Times New Roman"/>
-          <w:color w:val="000000" w:themeColor="text1"/>
-        </w:rPr>
-        <w:t>Research focused on improving patient safety throughout the radiation oncology treatment planning process. Patient quality and safety improvements within the AHRQ grant. Part of this work is also in implementing automated treatment checks ‘DosCheck’ to provide added support to the dosimetrists and physicists.</w:t>
-      </w:r>
-    </w:p>
-    <w:p>
-      <w:pPr>
-        <w:keepNext/>
-        <w:keepLines/>
-        <w:spacing w:after="120" w:line="240" w:lineRule="auto"/>
-        <w:rPr>
-          <w:rFonts w:ascii="Times New Roman" w:hAnsi="Times New Roman" w:cs="Times New Roman"/>
-          <w:color w:val="000000" w:themeColor="text1"/>
-        </w:rPr>
-      </w:pPr>
-      <w:r>
-        <w:rPr>
-          <w:rFonts w:ascii="Times New Roman" w:hAnsi="Times New Roman" w:cs="Times New Roman"/>
-          <w:color w:val="000000" w:themeColor="text1"/>
-        </w:rPr>
-        <w:t>Created a new data architecture which represents all aspects of a patient’s radiation plan (dose-volume histograms, region-of-interest volumes, treatment beams, modalities) in a dramatically compressed form. This architecture facilitates rapid information gathering for curating a specific dataset and answering clinical questions.</w:t>
-      </w:r>
-    </w:p>
-    <w:p>
-      <w:pPr>
-        <w:spacing w:before="80" w:after="40"/>
-      </w:pPr>
-      <w:r>
-        <w:rPr>
-          <w:rFonts w:ascii="Times New Roman" w:hAnsi="Times New Roman"/>
-          <w:b/>
-          <w:u w:val="single"/>
-        </w:rPr>
-        <w:t>MD Anderson Cancer Center</w:t>
+        <w:t>Georgia Institute of Technology, Graduation with Highest Honors</w:t>
       </w:r>
     </w:p>
     <w:p>
@@ -2681,7 +2775,7 @@
         <w:rPr>
           <w:rFonts w:ascii="Times New Roman" w:hAnsi="Times New Roman"/>
         </w:rPr>
-        <w:t>2017 – 2021</w:t>
+        <w:t>2014</w:t>
       </w:r>
       <w:r>
         <w:rPr>
@@ -2689,6 +2783,208 @@
         </w:rPr>
         <w:tab/>
       </w:r>
+      <w:r>
+        <w:rPr>
+          <w:rFonts w:ascii="Times New Roman" w:hAnsi="Times New Roman" w:cs="Times New Roman"/>
+          <w:color w:val="000000" w:themeColor="text1"/>
+          <w:u w:val="single"/>
+        </w:rPr>
+        <w:t>Georgia Institute of Technology, Presidents Undergraduate Research Award (PURA)</w:t>
+      </w:r>
+      <w:r>
+        <w:rPr>
+          <w:rFonts w:ascii="Times New Roman" w:hAnsi="Times New Roman" w:cs="Times New Roman"/>
+          <w:color w:val="000000" w:themeColor="text1"/>
+        </w:rPr>
+        <w:t>: Research studying radio resistivity of CHO cell lines, dependent on cell cycle phase</w:t>
+      </w:r>
+    </w:p>
+    <w:p>
+      <w:pPr>
+        <w:pStyle w:val="Heading1"/>
+        <w:keepNext w:val="0"/>
+        <w:spacing w:after="120"/>
+        <w:rPr>
+          <w:rFonts w:cs="Times New Roman"/>
+          <w:color w:val="000000" w:themeColor="text1"/>
+        </w:rPr>
+      </w:pPr>
+      <w:r>
+        <w:rPr>
+          <w:rFonts w:cs="Times New Roman"/>
+          <w:color w:val="000000" w:themeColor="text1"/>
+        </w:rPr>
+        <w:t>Research Experience</w:t>
+      </w:r>
+    </w:p>
+    <w:p>
+      <w:pPr>
+        <w:spacing w:before="80" w:after="40"/>
+      </w:pPr>
+      <w:r>
+        <w:rPr>
+          <w:rFonts w:ascii="Times New Roman" w:hAnsi="Times New Roman"/>
+          <w:b/>
+          <w:u w:val="single"/>
+        </w:rPr>
+        <w:t>University of California, San Diego</w:t>
+      </w:r>
+    </w:p>
+    <w:p>
+      <w:pPr>
+        <w:spacing w:after="120" w:line="240" w:lineRule="auto"/>
+        <w:rPr>
+          <w:rFonts w:ascii="Times New Roman" w:hAnsi="Times New Roman" w:cs="Times New Roman"/>
+          <w:color w:val="000000" w:themeColor="text1"/>
+        </w:rPr>
+      </w:pPr>
+      <w:r>
+        <w:rPr>
+          <w:rFonts w:ascii="Times New Roman" w:hAnsi="Times New Roman" w:cs="Times New Roman"/>
+          <w:color w:val="000000" w:themeColor="text1"/>
+        </w:rPr>
+        <w:t>Clinical Activity Web Suite: Designed and deployed a suite of services and dashboards that surface the department's treatment planning workflow as analyzable data. A query service polls the ARIA database and feeds panel-based activity dashboards, a configurable alert-rule engine, and automated notification of dosimetrists, physicians, and clinical chiefs when patients fall behind schedule or miss essential care tasks.</w:t>
+      </w:r>
+    </w:p>
+    <w:p>
+      <w:pPr>
+        <w:spacing w:after="120" w:line="240" w:lineRule="auto"/>
+        <w:rPr>
+          <w:rFonts w:ascii="Times New Roman" w:hAnsi="Times New Roman" w:cs="Times New Roman"/>
+          <w:color w:val="000000" w:themeColor="text1"/>
+        </w:rPr>
+      </w:pPr>
+      <w:r>
+        <w:rPr>
+          <w:rFonts w:ascii="Times New Roman" w:hAnsi="Times New Roman" w:cs="Times New Roman"/>
+          <w:color w:val="000000" w:themeColor="text1"/>
+        </w:rPr>
+        <w:t>Chair of Technical Innovation and Implementation: Directing departmental strategy for in-house software development and clinical deployment across Radiation Medicine &amp; Applied Sciences. Established the Technical Integration Catalog, a searchable inventory of every software tool the department has built: 66 projects at launch (2026), with automated monthly reconciliation. This ensures that existing work is found rather than rebuilt and single-maintainer risk is visible. Establishing minimum development standards, a validation and release process for clinical-facing tools aligned with AAPM guidance on in-house software QA, and PHI-handling guardrails for AI-assisted development.</w:t>
+      </w:r>
+    </w:p>
+    <w:p>
+      <w:pPr>
+        <w:spacing w:before="80" w:after="40"/>
+      </w:pPr>
+      <w:r>
+        <w:rPr>
+          <w:rFonts w:ascii="Times New Roman" w:hAnsi="Times New Roman"/>
+          <w:b/>
+          <w:u w:val="single"/>
+        </w:rPr>
+        <w:t>University of North Carolina, Chapel Hill</w:t>
+      </w:r>
+    </w:p>
+    <w:p>
+      <w:pPr>
+        <w:spacing w:after="120" w:line="240" w:lineRule="auto"/>
+        <w:rPr>
+          <w:rFonts w:ascii="Times New Roman" w:hAnsi="Times New Roman" w:cs="Times New Roman"/>
+          <w:color w:val="000000" w:themeColor="text1"/>
+        </w:rPr>
+      </w:pPr>
+      <w:r>
+        <w:rPr>
+          <w:rFonts w:ascii="Times New Roman" w:hAnsi="Times New Roman" w:cs="Times New Roman"/>
+          <w:color w:val="000000" w:themeColor="text1"/>
+        </w:rPr>
+        <w:t xml:space="preserve">Research focused on improving patient safety throughout the radiation oncology treatment planning process. Patient quality and safety improvements within the AHRQ grant. Part of this work is </w:t>
+      </w:r>
+      <w:proofErr w:type="gramStart"/>
+      <w:r>
+        <w:rPr>
+          <w:rFonts w:ascii="Times New Roman" w:hAnsi="Times New Roman" w:cs="Times New Roman"/>
+          <w:color w:val="000000" w:themeColor="text1"/>
+        </w:rPr>
+        <w:t>also in</w:t>
+      </w:r>
+      <w:proofErr w:type="gramEnd"/>
+      <w:r>
+        <w:rPr>
+          <w:rFonts w:ascii="Times New Roman" w:hAnsi="Times New Roman" w:cs="Times New Roman"/>
+          <w:color w:val="000000" w:themeColor="text1"/>
+        </w:rPr>
+        <w:t xml:space="preserve"> implementing automated treatment </w:t>
+      </w:r>
+      <w:proofErr w:type="gramStart"/>
+      <w:r>
+        <w:rPr>
+          <w:rFonts w:ascii="Times New Roman" w:hAnsi="Times New Roman" w:cs="Times New Roman"/>
+          <w:color w:val="000000" w:themeColor="text1"/>
+        </w:rPr>
+        <w:t>checks ‘</w:t>
+      </w:r>
+      <w:proofErr w:type="spellStart"/>
+      <w:proofErr w:type="gramEnd"/>
+      <w:r>
+        <w:rPr>
+          <w:rFonts w:ascii="Times New Roman" w:hAnsi="Times New Roman" w:cs="Times New Roman"/>
+          <w:color w:val="000000" w:themeColor="text1"/>
+        </w:rPr>
+        <w:t>DosCheck</w:t>
+      </w:r>
+      <w:proofErr w:type="spellEnd"/>
+      <w:r>
+        <w:rPr>
+          <w:rFonts w:ascii="Times New Roman" w:hAnsi="Times New Roman" w:cs="Times New Roman"/>
+          <w:color w:val="000000" w:themeColor="text1"/>
+        </w:rPr>
+        <w:t>’</w:t>
+      </w:r>
+      <w:proofErr w:type="gramStart"/>
+      <w:r>
+        <w:rPr>
+          <w:rFonts w:ascii="Times New Roman" w:hAnsi="Times New Roman" w:cs="Times New Roman"/>
+          <w:color w:val="000000" w:themeColor="text1"/>
+        </w:rPr>
+        <w:t xml:space="preserve"> to</w:t>
+      </w:r>
+      <w:proofErr w:type="gramEnd"/>
+      <w:r>
+        <w:rPr>
+          <w:rFonts w:ascii="Times New Roman" w:hAnsi="Times New Roman" w:cs="Times New Roman"/>
+          <w:color w:val="000000" w:themeColor="text1"/>
+        </w:rPr>
+        <w:t xml:space="preserve"> provide added support to the dosimetrists and physicists.</w:t>
+      </w:r>
+    </w:p>
+    <w:p>
+      <w:pPr>
+        <w:spacing w:after="120" w:line="240" w:lineRule="auto"/>
+        <w:rPr>
+          <w:rFonts w:ascii="Times New Roman" w:hAnsi="Times New Roman" w:cs="Times New Roman"/>
+          <w:color w:val="000000" w:themeColor="text1"/>
+        </w:rPr>
+      </w:pPr>
+      <w:r>
+        <w:rPr>
+          <w:rFonts w:ascii="Times New Roman" w:hAnsi="Times New Roman" w:cs="Times New Roman"/>
+          <w:color w:val="000000" w:themeColor="text1"/>
+        </w:rPr>
+        <w:lastRenderedPageBreak/>
+        <w:t>Created a new data architecture which represents all aspects of a patient’s radiation plan (dose-volume histograms, region-of-interest volumes, treatment beams, modalities) in a dramatically compressed form. This architecture facilitates rapid information gathering for curating a specific dataset and answering clinical questions.</w:t>
+      </w:r>
+    </w:p>
+    <w:p>
+      <w:pPr>
+        <w:spacing w:before="80" w:after="40"/>
+      </w:pPr>
+      <w:r>
+        <w:rPr>
+          <w:rFonts w:ascii="Times New Roman" w:hAnsi="Times New Roman"/>
+          <w:b/>
+          <w:u w:val="single"/>
+        </w:rPr>
+        <w:t>MD Anderson Cancer Center</w:t>
+      </w:r>
+    </w:p>
+    <w:p>
+      <w:pPr>
+        <w:tabs>
+          <w:tab w:val="left" w:pos="1750"/>
+        </w:tabs>
+        <w:spacing w:after="60"/>
+      </w:pPr>
       <w:r>
         <w:rPr>
           <w:rFonts w:ascii="Times New Roman" w:hAnsi="Times New Roman" w:cs="Times New Roman"/>
@@ -2728,27 +3024,22 @@
           <w:tab w:val="left" w:pos="1750"/>
         </w:tabs>
         <w:spacing w:after="60"/>
-        <w:ind w:left="1750" w:hanging="1750"/>
-      </w:pPr>
-      <w:r>
-        <w:rPr>
-          <w:rFonts w:ascii="Times New Roman" w:hAnsi="Times New Roman"/>
-        </w:rPr>
-        <w:t>2015 – 2017</w:t>
-      </w:r>
-      <w:r>
-        <w:rPr>
-          <w:rFonts w:ascii="Times New Roman" w:hAnsi="Times New Roman"/>
-        </w:rPr>
-        <w:tab/>
-      </w:r>
+      </w:pPr>
       <w:r>
         <w:rPr>
           <w:rFonts w:ascii="Times New Roman" w:hAnsi="Times New Roman" w:cs="Times New Roman"/>
           <w:color w:val="000000" w:themeColor="text1"/>
           <w:u w:val="single"/>
         </w:rPr>
-        <w:t>Master’s Thesis</w:t>
+        <w:t>M</w:t>
+      </w:r>
+      <w:r>
+        <w:rPr>
+          <w:rFonts w:ascii="Times New Roman" w:hAnsi="Times New Roman" w:cs="Times New Roman"/>
+          <w:color w:val="000000" w:themeColor="text1"/>
+          <w:u w:val="single"/>
+        </w:rPr>
+        <w:t>aster’s Thesis</w:t>
       </w:r>
       <w:r>
         <w:rPr>
@@ -2769,17 +3060,15 @@
     <w:p>
       <w:pPr>
         <w:pStyle w:val="Heading1"/>
-      </w:pPr>
-      <w:r>
-        <w:lastRenderedPageBreak/>
+        <w:keepNext w:val="0"/>
+      </w:pPr>
+      <w:r>
         <w:t>Invited Talks</w:t>
       </w:r>
     </w:p>
     <w:p>
       <w:pPr>
         <w:pStyle w:val="ListParagraph"/>
-        <w:keepNext/>
-        <w:keepLines/>
         <w:numPr>
           <w:ilvl w:val="0"/>
           <w:numId w:val="7"/>
@@ -2801,8 +3090,6 @@
     <w:p>
       <w:pPr>
         <w:pStyle w:val="ListParagraph"/>
-        <w:keepNext/>
-        <w:keepLines/>
         <w:numPr>
           <w:ilvl w:val="0"/>
           <w:numId w:val="7"/>
@@ -2824,8 +3111,6 @@
     <w:p>
       <w:pPr>
         <w:pStyle w:val="ListParagraph"/>
-        <w:keepNext/>
-        <w:keepLines/>
         <w:numPr>
           <w:ilvl w:val="0"/>
           <w:numId w:val="7"/>
@@ -2847,8 +3132,6 @@
     <w:p>
       <w:pPr>
         <w:pStyle w:val="ListParagraph"/>
-        <w:keepNext/>
-        <w:keepLines/>
         <w:numPr>
           <w:ilvl w:val="0"/>
           <w:numId w:val="7"/>
@@ -2870,8 +3153,6 @@
     <w:p>
       <w:pPr>
         <w:pStyle w:val="ListParagraph"/>
-        <w:keepNext/>
-        <w:keepLines/>
         <w:numPr>
           <w:ilvl w:val="0"/>
           <w:numId w:val="7"/>
@@ -2893,8 +3174,6 @@
     <w:p>
       <w:pPr>
         <w:pStyle w:val="ListParagraph"/>
-        <w:keepNext/>
-        <w:keepLines/>
         <w:numPr>
           <w:ilvl w:val="0"/>
           <w:numId w:val="7"/>
@@ -2916,8 +3195,6 @@
     <w:p>
       <w:pPr>
         <w:pStyle w:val="ListParagraph"/>
-        <w:keepNext/>
-        <w:keepLines/>
         <w:numPr>
           <w:ilvl w:val="0"/>
           <w:numId w:val="7"/>
@@ -2939,8 +3216,6 @@
     <w:p>
       <w:pPr>
         <w:pStyle w:val="ListParagraph"/>
-        <w:keepNext/>
-        <w:keepLines/>
         <w:numPr>
           <w:ilvl w:val="0"/>
           <w:numId w:val="7"/>
@@ -2962,8 +3237,6 @@
     <w:p>
       <w:pPr>
         <w:pStyle w:val="ListParagraph"/>
-        <w:keepNext/>
-        <w:keepLines/>
         <w:numPr>
           <w:ilvl w:val="0"/>
           <w:numId w:val="7"/>
@@ -2985,8 +3258,6 @@
     <w:p>
       <w:pPr>
         <w:pStyle w:val="ListParagraph"/>
-        <w:keepNext/>
-        <w:keepLines/>
         <w:numPr>
           <w:ilvl w:val="0"/>
           <w:numId w:val="7"/>
@@ -3008,8 +3279,6 @@
     <w:p>
       <w:pPr>
         <w:pStyle w:val="ListParagraph"/>
-        <w:keepNext/>
-        <w:keepLines/>
         <w:numPr>
           <w:ilvl w:val="0"/>
           <w:numId w:val="7"/>
@@ -3031,8 +3300,6 @@
     <w:p>
       <w:pPr>
         <w:pStyle w:val="ListParagraph"/>
-        <w:keepNext/>
-        <w:keepLines/>
         <w:numPr>
           <w:ilvl w:val="0"/>
           <w:numId w:val="7"/>
@@ -3048,14 +3315,28 @@
           <w:rFonts w:ascii="Times New Roman" w:hAnsi="Times New Roman" w:cs="Times New Roman"/>
           <w:color w:val="000000" w:themeColor="text1"/>
         </w:rPr>
-        <w:t>Winter Institute of Medical Physics: “Getting Started with Deep Learning: Dicom to Predictions” Workshop and presentation (02/2020)</w:t>
+        <w:t xml:space="preserve">Winter Institute of Medical Physics: “Getting Started with Deep Learning: </w:t>
+      </w:r>
+      <w:proofErr w:type="spellStart"/>
+      <w:r>
+        <w:rPr>
+          <w:rFonts w:ascii="Times New Roman" w:hAnsi="Times New Roman" w:cs="Times New Roman"/>
+          <w:color w:val="000000" w:themeColor="text1"/>
+        </w:rPr>
+        <w:t>Dicom</w:t>
+      </w:r>
+      <w:proofErr w:type="spellEnd"/>
+      <w:r>
+        <w:rPr>
+          <w:rFonts w:ascii="Times New Roman" w:hAnsi="Times New Roman" w:cs="Times New Roman"/>
+          <w:color w:val="000000" w:themeColor="text1"/>
+        </w:rPr>
+        <w:t xml:space="preserve"> to Predictions” Workshop and presentation (02/2020)</w:t>
       </w:r>
     </w:p>
     <w:p>
       <w:pPr>
         <w:pStyle w:val="ListParagraph"/>
-        <w:keepNext/>
-        <w:keepLines/>
         <w:numPr>
           <w:ilvl w:val="0"/>
           <w:numId w:val="7"/>
@@ -3077,8 +3358,6 @@
     <w:p>
       <w:pPr>
         <w:pStyle w:val="ListParagraph"/>
-        <w:keepNext/>
-        <w:keepLines/>
         <w:numPr>
           <w:ilvl w:val="0"/>
           <w:numId w:val="7"/>
@@ -3100,8 +3379,6 @@
     <w:p>
       <w:pPr>
         <w:pStyle w:val="ListParagraph"/>
-        <w:keepNext/>
-        <w:keepLines/>
         <w:numPr>
           <w:ilvl w:val="0"/>
           <w:numId w:val="7"/>
@@ -3123,8 +3400,6 @@
     <w:p>
       <w:pPr>
         <w:pStyle w:val="ListParagraph"/>
-        <w:keepNext/>
-        <w:keepLines/>
         <w:numPr>
           <w:ilvl w:val="0"/>
           <w:numId w:val="7"/>
@@ -3146,7 +3421,7 @@
     <w:p>
       <w:pPr>
         <w:pStyle w:val="Heading1"/>
-        <w:keepLines/>
+        <w:keepNext w:val="0"/>
         <w:spacing w:after="120"/>
         <w:rPr>
           <w:rFonts w:cs="Times New Roman"/>
@@ -3163,8 +3438,6 @@
     </w:p>
     <w:p>
       <w:pPr>
-        <w:keepNext/>
-        <w:keepLines/>
         <w:spacing w:after="60" w:line="240" w:lineRule="auto"/>
         <w:rPr>
           <w:rFonts w:ascii="Times New Roman" w:hAnsi="Times New Roman" w:cs="Times New Roman"/>
@@ -3190,8 +3463,6 @@
     <w:p>
       <w:pPr>
         <w:pStyle w:val="ListParagraph"/>
-        <w:keepNext/>
-        <w:keepLines/>
         <w:numPr>
           <w:ilvl w:val="0"/>
           <w:numId w:val="6"/>
@@ -3232,8 +3503,15 @@
     </w:p>
     <w:p>
       <w:pPr>
-        <w:keepNext/>
-        <w:keepLines/>
+        <w:spacing w:after="60" w:line="240" w:lineRule="auto"/>
+        <w:rPr>
+          <w:rFonts w:ascii="Times New Roman" w:hAnsi="Times New Roman" w:cs="Times New Roman"/>
+          <w:color w:val="000000" w:themeColor="text1"/>
+        </w:rPr>
+      </w:pPr>
+    </w:p>
+    <w:p>
+      <w:pPr>
         <w:spacing w:after="60" w:line="240" w:lineRule="auto"/>
         <w:rPr>
           <w:rFonts w:ascii="Times New Roman" w:hAnsi="Times New Roman" w:cs="Times New Roman"/>
@@ -3253,14 +3531,13 @@
           <w:szCs w:val="24"/>
           <w:u w:val="single"/>
         </w:rPr>
+        <w:lastRenderedPageBreak/>
         <w:t>Papers _____________________________________________________________________________</w:t>
       </w:r>
     </w:p>
     <w:p>
       <w:pPr>
         <w:pStyle w:val="ListParagraph"/>
-        <w:keepNext/>
-        <w:keepLines/>
         <w:numPr>
           <w:ilvl w:val="0"/>
           <w:numId w:val="8"/>
@@ -3307,8 +3584,6 @@
     <w:p>
       <w:pPr>
         <w:pStyle w:val="ListParagraph"/>
-        <w:keepNext/>
-        <w:keepLines/>
         <w:numPr>
           <w:ilvl w:val="0"/>
           <w:numId w:val="8"/>
@@ -3340,7 +3615,23 @@
           <w:rFonts w:ascii="Times New Roman" w:hAnsi="Times New Roman" w:cs="Times New Roman"/>
           <w:color w:val="000000" w:themeColor="text1"/>
         </w:rPr>
-        <w:t xml:space="preserve">, Knäusl B, Moreno AC. </w:t>
+        <w:t xml:space="preserve">, </w:t>
+      </w:r>
+      <w:proofErr w:type="spellStart"/>
+      <w:r>
+        <w:rPr>
+          <w:rFonts w:ascii="Times New Roman" w:hAnsi="Times New Roman" w:cs="Times New Roman"/>
+          <w:color w:val="000000" w:themeColor="text1"/>
+        </w:rPr>
+        <w:t>Knäusl</w:t>
+      </w:r>
+      <w:proofErr w:type="spellEnd"/>
+      <w:r>
+        <w:rPr>
+          <w:rFonts w:ascii="Times New Roman" w:hAnsi="Times New Roman" w:cs="Times New Roman"/>
+          <w:color w:val="000000" w:themeColor="text1"/>
+        </w:rPr>
+        <w:t xml:space="preserve"> B, Moreno AC. </w:t>
       </w:r>
       <w:r>
         <w:rPr>
@@ -3362,8 +3653,6 @@
     <w:p>
       <w:pPr>
         <w:pStyle w:val="ListParagraph"/>
-        <w:keepNext/>
-        <w:keepLines/>
         <w:numPr>
           <w:ilvl w:val="0"/>
           <w:numId w:val="8"/>
@@ -3395,7 +3684,39 @@
           <w:rFonts w:ascii="Times New Roman" w:hAnsi="Times New Roman"/>
           <w:color w:val="000000" w:themeColor="text1"/>
         </w:rPr>
-        <w:t xml:space="preserve"> Woodland M., Altaie M., Koay E., Odisio B., Tang T., Brock K. </w:t>
+        <w:t xml:space="preserve"> Woodland M., </w:t>
+      </w:r>
+      <w:proofErr w:type="spellStart"/>
+      <w:r>
+        <w:rPr>
+          <w:rFonts w:ascii="Times New Roman" w:hAnsi="Times New Roman"/>
+          <w:color w:val="000000" w:themeColor="text1"/>
+        </w:rPr>
+        <w:t>Altaie</w:t>
+      </w:r>
+      <w:proofErr w:type="spellEnd"/>
+      <w:r>
+        <w:rPr>
+          <w:rFonts w:ascii="Times New Roman" w:hAnsi="Times New Roman"/>
+          <w:color w:val="000000" w:themeColor="text1"/>
+        </w:rPr>
+        <w:t xml:space="preserve"> M., Koay E., </w:t>
+      </w:r>
+      <w:proofErr w:type="spellStart"/>
+      <w:r>
+        <w:rPr>
+          <w:rFonts w:ascii="Times New Roman" w:hAnsi="Times New Roman"/>
+          <w:color w:val="000000" w:themeColor="text1"/>
+        </w:rPr>
+        <w:t>Odisio</w:t>
+      </w:r>
+      <w:proofErr w:type="spellEnd"/>
+      <w:r>
+        <w:rPr>
+          <w:rFonts w:ascii="Times New Roman" w:hAnsi="Times New Roman"/>
+          <w:color w:val="000000" w:themeColor="text1"/>
+        </w:rPr>
+        <w:t xml:space="preserve"> B., Tang T., Brock K. </w:t>
       </w:r>
       <w:r>
         <w:rPr>
@@ -3411,14 +3732,28 @@
           <w:rFonts w:ascii="Times New Roman" w:hAnsi="Times New Roman"/>
           <w:color w:val="000000" w:themeColor="text1"/>
         </w:rPr>
-        <w:t xml:space="preserve"> medRxiv 02/2026</w:t>
+        <w:t xml:space="preserve"> </w:t>
+      </w:r>
+      <w:proofErr w:type="spellStart"/>
+      <w:r>
+        <w:rPr>
+          <w:rFonts w:ascii="Times New Roman" w:hAnsi="Times New Roman"/>
+          <w:color w:val="000000" w:themeColor="text1"/>
+        </w:rPr>
+        <w:t>medRxiv</w:t>
+      </w:r>
+      <w:proofErr w:type="spellEnd"/>
+      <w:r>
+        <w:rPr>
+          <w:rFonts w:ascii="Times New Roman" w:hAnsi="Times New Roman"/>
+          <w:color w:val="000000" w:themeColor="text1"/>
+        </w:rPr>
+        <w:t xml:space="preserve"> 02/2026</w:t>
       </w:r>
     </w:p>
     <w:p>
       <w:pPr>
         <w:pStyle w:val="ListParagraph"/>
-        <w:keepNext/>
-        <w:keepLines/>
         <w:numPr>
           <w:ilvl w:val="0"/>
           <w:numId w:val="8"/>
@@ -3450,7 +3785,23 @@
           <w:rFonts w:ascii="Times New Roman" w:hAnsi="Times New Roman" w:cs="Times New Roman"/>
           <w:color w:val="000000" w:themeColor="text1"/>
         </w:rPr>
-        <w:t xml:space="preserve"> McHugh D., Pawlicki T., Miften M., Sawant A., Charguia N., Das S., Marks L. B, Wright J.L, Mazur L. </w:t>
+        <w:t xml:space="preserve"> McHugh D., Pawlicki T., Miften M., Sawant A., </w:t>
+      </w:r>
+      <w:proofErr w:type="spellStart"/>
+      <w:r>
+        <w:rPr>
+          <w:rFonts w:ascii="Times New Roman" w:hAnsi="Times New Roman" w:cs="Times New Roman"/>
+          <w:color w:val="000000" w:themeColor="text1"/>
+        </w:rPr>
+        <w:t>Charguia</w:t>
+      </w:r>
+      <w:proofErr w:type="spellEnd"/>
+      <w:r>
+        <w:rPr>
+          <w:rFonts w:ascii="Times New Roman" w:hAnsi="Times New Roman" w:cs="Times New Roman"/>
+          <w:color w:val="000000" w:themeColor="text1"/>
+        </w:rPr>
+        <w:t xml:space="preserve"> N., Das S., Marks L. B, Wright J.L, Mazur L. </w:t>
       </w:r>
       <w:r>
         <w:rPr>
@@ -3481,12 +3832,21 @@
           <w:color w:val="000000" w:themeColor="text1"/>
         </w:rPr>
       </w:pPr>
-      <w:r>
-        <w:rPr>
-          <w:rFonts w:ascii="Times New Roman" w:hAnsi="Times New Roman" w:cs="Times New Roman"/>
-          <w:color w:val="000000" w:themeColor="text1"/>
-        </w:rPr>
-        <w:t xml:space="preserve">Odisio B.C, Albuquerque J., Lin YM., </w:t>
+      <w:proofErr w:type="spellStart"/>
+      <w:r>
+        <w:rPr>
+          <w:rFonts w:ascii="Times New Roman" w:hAnsi="Times New Roman" w:cs="Times New Roman"/>
+          <w:color w:val="000000" w:themeColor="text1"/>
+        </w:rPr>
+        <w:t>Odisio</w:t>
+      </w:r>
+      <w:proofErr w:type="spellEnd"/>
+      <w:r>
+        <w:rPr>
+          <w:rFonts w:ascii="Times New Roman" w:hAnsi="Times New Roman" w:cs="Times New Roman"/>
+          <w:color w:val="000000" w:themeColor="text1"/>
+        </w:rPr>
+        <w:t xml:space="preserve"> B.C, Albuquerque J., Lin YM., </w:t>
       </w:r>
       <w:r>
         <w:rPr>
@@ -3502,15 +3862,71 @@
           <w:rFonts w:ascii="Times New Roman" w:hAnsi="Times New Roman" w:cs="Times New Roman"/>
           <w:color w:val="000000" w:themeColor="text1"/>
         </w:rPr>
-        <w:t xml:space="preserve">, O’Connor C.S, Rigaud B., Briones-Dimayuga M., </w:t>
-      </w:r>
-      <w:r>
-        <w:rPr>
-          <w:rFonts w:ascii="Times New Roman" w:hAnsi="Times New Roman" w:cs="Times New Roman"/>
-          <w:color w:val="000000" w:themeColor="text1"/>
-        </w:rPr>
-        <w:lastRenderedPageBreak/>
-        <w:t xml:space="preserve">Jones A.K., Fellman B.M, Huang S.Y., Kuban J., Metwalli Z. A., Sheth R., Habibollahi P., Patel M., Shan K. Y., Cox V. L., Kang HS. C., Morris V. K, Kopetz S., Javle M.M., Kaseb A., Tzeng CW., Cao HT., Newhook T., Chun Y. S., Vauthey JN., Gupta S., Paolucci I., Brock K.K. </w:t>
+        <w:t xml:space="preserve">, O’Connor C.S, Rigaud B., Briones-Dimayuga M., Jones A.K., Fellman B.M, Huang S.Y., Kuban J., </w:t>
+      </w:r>
+      <w:proofErr w:type="spellStart"/>
+      <w:r>
+        <w:rPr>
+          <w:rFonts w:ascii="Times New Roman" w:hAnsi="Times New Roman" w:cs="Times New Roman"/>
+          <w:color w:val="000000" w:themeColor="text1"/>
+        </w:rPr>
+        <w:t>Metwalli</w:t>
+      </w:r>
+      <w:proofErr w:type="spellEnd"/>
+      <w:r>
+        <w:rPr>
+          <w:rFonts w:ascii="Times New Roman" w:hAnsi="Times New Roman" w:cs="Times New Roman"/>
+          <w:color w:val="000000" w:themeColor="text1"/>
+        </w:rPr>
+        <w:t xml:space="preserve"> Z. A., Sheth R., </w:t>
+      </w:r>
+      <w:proofErr w:type="spellStart"/>
+      <w:r>
+        <w:rPr>
+          <w:rFonts w:ascii="Times New Roman" w:hAnsi="Times New Roman" w:cs="Times New Roman"/>
+          <w:color w:val="000000" w:themeColor="text1"/>
+        </w:rPr>
+        <w:t>Habibollahi</w:t>
+      </w:r>
+      <w:proofErr w:type="spellEnd"/>
+      <w:r>
+        <w:rPr>
+          <w:rFonts w:ascii="Times New Roman" w:hAnsi="Times New Roman" w:cs="Times New Roman"/>
+          <w:color w:val="000000" w:themeColor="text1"/>
+        </w:rPr>
+        <w:t xml:space="preserve"> P., Patel M., Shan K. Y., Cox V. L., Kang HS. C., Morris V. K, Kopetz S., Javle M.M., </w:t>
+      </w:r>
+      <w:proofErr w:type="spellStart"/>
+      <w:r>
+        <w:rPr>
+          <w:rFonts w:ascii="Times New Roman" w:hAnsi="Times New Roman" w:cs="Times New Roman"/>
+          <w:color w:val="000000" w:themeColor="text1"/>
+        </w:rPr>
+        <w:t>Kaseb</w:t>
+      </w:r>
+      <w:proofErr w:type="spellEnd"/>
+      <w:r>
+        <w:rPr>
+          <w:rFonts w:ascii="Times New Roman" w:hAnsi="Times New Roman" w:cs="Times New Roman"/>
+          <w:color w:val="000000" w:themeColor="text1"/>
+        </w:rPr>
+        <w:t xml:space="preserve"> A., Tzeng CW., Cao HT., Newhook T., Chun Y. S., </w:t>
+      </w:r>
+      <w:proofErr w:type="spellStart"/>
+      <w:r>
+        <w:rPr>
+          <w:rFonts w:ascii="Times New Roman" w:hAnsi="Times New Roman" w:cs="Times New Roman"/>
+          <w:color w:val="000000" w:themeColor="text1"/>
+        </w:rPr>
+        <w:t>Vauthey</w:t>
+      </w:r>
+      <w:proofErr w:type="spellEnd"/>
+      <w:r>
+        <w:rPr>
+          <w:rFonts w:ascii="Times New Roman" w:hAnsi="Times New Roman" w:cs="Times New Roman"/>
+          <w:color w:val="000000" w:themeColor="text1"/>
+        </w:rPr>
+        <w:t xml:space="preserve"> JN., Gupta S., Paolucci I., Brock K.K. </w:t>
       </w:r>
       <w:r>
         <w:rPr>
@@ -3519,7 +3935,47 @@
           <w:iCs/>
           <w:color w:val="000000" w:themeColor="text1"/>
         </w:rPr>
-        <w:t>Software-based versus visual assessment of the minimal ablative margin in patients with liver tumours undergoing percutaneous thermal ablation (COVER-ALL): a randomised controlled phase 2 trial.</w:t>
+        <w:t xml:space="preserve">Software-based versus visual assessment of the minimal ablative margin in patients with liver </w:t>
+      </w:r>
+      <w:proofErr w:type="spellStart"/>
+      <w:r>
+        <w:rPr>
+          <w:rFonts w:ascii="Times New Roman" w:hAnsi="Times New Roman" w:cs="Times New Roman"/>
+          <w:i/>
+          <w:iCs/>
+          <w:color w:val="000000" w:themeColor="text1"/>
+        </w:rPr>
+        <w:t>tumours</w:t>
+      </w:r>
+      <w:proofErr w:type="spellEnd"/>
+      <w:r>
+        <w:rPr>
+          <w:rFonts w:ascii="Times New Roman" w:hAnsi="Times New Roman" w:cs="Times New Roman"/>
+          <w:i/>
+          <w:iCs/>
+          <w:color w:val="000000" w:themeColor="text1"/>
+        </w:rPr>
+        <w:t xml:space="preserve"> undergoing percutaneous thermal ablation (COVER-ALL): a </w:t>
+      </w:r>
+      <w:proofErr w:type="spellStart"/>
+      <w:r>
+        <w:rPr>
+          <w:rFonts w:ascii="Times New Roman" w:hAnsi="Times New Roman" w:cs="Times New Roman"/>
+          <w:i/>
+          <w:iCs/>
+          <w:color w:val="000000" w:themeColor="text1"/>
+        </w:rPr>
+        <w:t>randomised</w:t>
+      </w:r>
+      <w:proofErr w:type="spellEnd"/>
+      <w:r>
+        <w:rPr>
+          <w:rFonts w:ascii="Times New Roman" w:hAnsi="Times New Roman" w:cs="Times New Roman"/>
+          <w:i/>
+          <w:iCs/>
+          <w:color w:val="000000" w:themeColor="text1"/>
+        </w:rPr>
+        <w:t xml:space="preserve"> controlled phase 2 trial.</w:t>
       </w:r>
       <w:r>
         <w:rPr>
@@ -3697,7 +4153,23 @@
           <w:rFonts w:ascii="Times New Roman" w:hAnsi="Times New Roman" w:cs="Times New Roman"/>
           <w:color w:val="000000" w:themeColor="text1"/>
         </w:rPr>
-        <w:t xml:space="preserve">, Barker M, Dess K, Price J, Moncio A, Vaccarelli M, Santanam L, Xiao Y, Mayo C </w:t>
+        <w:t xml:space="preserve">, Barker M, Dess K, Price J, </w:t>
+      </w:r>
+      <w:proofErr w:type="spellStart"/>
+      <w:r>
+        <w:rPr>
+          <w:rFonts w:ascii="Times New Roman" w:hAnsi="Times New Roman" w:cs="Times New Roman"/>
+          <w:color w:val="000000" w:themeColor="text1"/>
+        </w:rPr>
+        <w:t>Moncio</w:t>
+      </w:r>
+      <w:proofErr w:type="spellEnd"/>
+      <w:r>
+        <w:rPr>
+          <w:rFonts w:ascii="Times New Roman" w:hAnsi="Times New Roman" w:cs="Times New Roman"/>
+          <w:color w:val="000000" w:themeColor="text1"/>
+        </w:rPr>
+        <w:t xml:space="preserve"> A, Vaccarelli M, Santanam L, Xiao Y, Mayo C </w:t>
       </w:r>
       <w:r>
         <w:rPr>
@@ -3750,7 +4222,25 @@
           <w:bCs/>
           <w:color w:val="000000" w:themeColor="text1"/>
         </w:rPr>
-        <w:t xml:space="preserve"> Zhang L, Rhee D.J, Nguyen C., Netherton T., Yang J., Brock K., Jhingran A., Simonds H., Klopp A., Beadle B. M., Court L., Cardenas C. </w:t>
+        <w:t xml:space="preserve"> Zhang L, Rhee D.J, Nguyen C., Netherton T., Yang J., Brock K., </w:t>
+      </w:r>
+      <w:proofErr w:type="spellStart"/>
+      <w:r>
+        <w:rPr>
+          <w:rFonts w:ascii="Times New Roman" w:hAnsi="Times New Roman" w:cs="Times New Roman"/>
+          <w:bCs/>
+          <w:color w:val="000000" w:themeColor="text1"/>
+        </w:rPr>
+        <w:t>Jhingran</w:t>
+      </w:r>
+      <w:proofErr w:type="spellEnd"/>
+      <w:r>
+        <w:rPr>
+          <w:rFonts w:ascii="Times New Roman" w:hAnsi="Times New Roman" w:cs="Times New Roman"/>
+          <w:bCs/>
+          <w:color w:val="000000" w:themeColor="text1"/>
+        </w:rPr>
+        <w:t xml:space="preserve"> A., Simonds H., Klopp A., Beadle B. M., Court L., Cardenas C. </w:t>
       </w:r>
       <w:r>
         <w:rPr>
@@ -3813,7 +4303,27 @@
           <w:iCs/>
           <w:color w:val="000000" w:themeColor="text1"/>
         </w:rPr>
-        <w:t>Comparison of Machine-Learning and Deep-Learning Methods for the Prediction of Osteoradionecrosis Resulting From Head and Neck Cancer Radiation Therapy.</w:t>
+        <w:t xml:space="preserve">Comparison of Machine-Learning and Deep-Learning Methods for the Prediction of Osteoradionecrosis Resulting </w:t>
+      </w:r>
+      <w:proofErr w:type="gramStart"/>
+      <w:r>
+        <w:rPr>
+          <w:rFonts w:ascii="Times New Roman" w:hAnsi="Times New Roman" w:cs="Times New Roman"/>
+          <w:i/>
+          <w:iCs/>
+          <w:color w:val="000000" w:themeColor="text1"/>
+        </w:rPr>
+        <w:t>From</w:t>
+      </w:r>
+      <w:proofErr w:type="gramEnd"/>
+      <w:r>
+        <w:rPr>
+          <w:rFonts w:ascii="Times New Roman" w:hAnsi="Times New Roman" w:cs="Times New Roman"/>
+          <w:i/>
+          <w:iCs/>
+          <w:color w:val="000000" w:themeColor="text1"/>
+        </w:rPr>
+        <w:t xml:space="preserve"> Head and Neck Cancer Radiation Therapy.</w:t>
       </w:r>
       <w:r>
         <w:rPr>
@@ -3856,7 +4366,23 @@
           <w:rFonts w:ascii="Times New Roman" w:hAnsi="Times New Roman" w:cs="Times New Roman"/>
           <w:color w:val="000000" w:themeColor="text1"/>
         </w:rPr>
-        <w:t xml:space="preserve">, Rigaud B, Fellman BM, Jones KA, Brock KK, Odisio BC. </w:t>
+        <w:t xml:space="preserve">, Rigaud B, Fellman BM, Jones KA, Brock KK, </w:t>
+      </w:r>
+      <w:proofErr w:type="spellStart"/>
+      <w:r>
+        <w:rPr>
+          <w:rFonts w:ascii="Times New Roman" w:hAnsi="Times New Roman" w:cs="Times New Roman"/>
+          <w:color w:val="000000" w:themeColor="text1"/>
+        </w:rPr>
+        <w:t>Odisio</w:t>
+      </w:r>
+      <w:proofErr w:type="spellEnd"/>
+      <w:r>
+        <w:rPr>
+          <w:rFonts w:ascii="Times New Roman" w:hAnsi="Times New Roman" w:cs="Times New Roman"/>
+          <w:color w:val="000000" w:themeColor="text1"/>
+        </w:rPr>
+        <w:t xml:space="preserve"> BC. </w:t>
       </w:r>
       <w:r>
         <w:rPr>
@@ -3865,8 +4391,19 @@
           <w:iCs/>
           <w:color w:val="000000" w:themeColor="text1"/>
         </w:rPr>
-        <w:t>Ablative Margins of Colorectal Liver Metastases Using Deformable CT Image Registration and Autosegmentation</w:t>
-      </w:r>
+        <w:t xml:space="preserve">Ablative Margins of Colorectal Liver Metastases Using Deformable CT Image Registration and </w:t>
+      </w:r>
+      <w:proofErr w:type="spellStart"/>
+      <w:r>
+        <w:rPr>
+          <w:rFonts w:ascii="Times New Roman" w:hAnsi="Times New Roman" w:cs="Times New Roman"/>
+          <w:i/>
+          <w:iCs/>
+          <w:color w:val="000000" w:themeColor="text1"/>
+        </w:rPr>
+        <w:t>Autosegmentation</w:t>
+      </w:r>
+      <w:proofErr w:type="spellEnd"/>
       <w:r>
         <w:rPr>
           <w:rFonts w:ascii="Times New Roman" w:hAnsi="Times New Roman" w:cs="Times New Roman"/>
@@ -3944,7 +4481,39 @@
           <w:rFonts w:ascii="Times New Roman" w:hAnsi="Times New Roman" w:cs="Times New Roman"/>
           <w:color w:val="000000" w:themeColor="text1"/>
         </w:rPr>
-        <w:t xml:space="preserve">McCulloch MM, Cazoulat G, Svensson S, Gryshkevych S, Rigaud B, </w:t>
+        <w:t xml:space="preserve">McCulloch MM, </w:t>
+      </w:r>
+      <w:proofErr w:type="spellStart"/>
+      <w:r>
+        <w:rPr>
+          <w:rFonts w:ascii="Times New Roman" w:hAnsi="Times New Roman" w:cs="Times New Roman"/>
+          <w:color w:val="000000" w:themeColor="text1"/>
+        </w:rPr>
+        <w:t>Cazoulat</w:t>
+      </w:r>
+      <w:proofErr w:type="spellEnd"/>
+      <w:r>
+        <w:rPr>
+          <w:rFonts w:ascii="Times New Roman" w:hAnsi="Times New Roman" w:cs="Times New Roman"/>
+          <w:color w:val="000000" w:themeColor="text1"/>
+        </w:rPr>
+        <w:t xml:space="preserve"> G, Svensson S, </w:t>
+      </w:r>
+      <w:proofErr w:type="spellStart"/>
+      <w:r>
+        <w:rPr>
+          <w:rFonts w:ascii="Times New Roman" w:hAnsi="Times New Roman" w:cs="Times New Roman"/>
+          <w:color w:val="000000" w:themeColor="text1"/>
+        </w:rPr>
+        <w:t>Gryshkevych</w:t>
+      </w:r>
+      <w:proofErr w:type="spellEnd"/>
+      <w:r>
+        <w:rPr>
+          <w:rFonts w:ascii="Times New Roman" w:hAnsi="Times New Roman" w:cs="Times New Roman"/>
+          <w:color w:val="000000" w:themeColor="text1"/>
+        </w:rPr>
+        <w:t xml:space="preserve"> S, Rigaud B, </w:t>
       </w:r>
       <w:r>
         <w:rPr>
@@ -3960,7 +4529,39 @@
           <w:rFonts w:ascii="Times New Roman" w:hAnsi="Times New Roman" w:cs="Times New Roman"/>
           <w:color w:val="000000" w:themeColor="text1"/>
         </w:rPr>
-        <w:t xml:space="preserve">, Kirimli E, De B, Mathew RT, Zaid M, Elganainy D, Peterson CB, Balter P, Koay EJ, Brock KK. </w:t>
+        <w:t xml:space="preserve">, </w:t>
+      </w:r>
+      <w:proofErr w:type="spellStart"/>
+      <w:r>
+        <w:rPr>
+          <w:rFonts w:ascii="Times New Roman" w:hAnsi="Times New Roman" w:cs="Times New Roman"/>
+          <w:color w:val="000000" w:themeColor="text1"/>
+        </w:rPr>
+        <w:t>Kirimli</w:t>
+      </w:r>
+      <w:proofErr w:type="spellEnd"/>
+      <w:r>
+        <w:rPr>
+          <w:rFonts w:ascii="Times New Roman" w:hAnsi="Times New Roman" w:cs="Times New Roman"/>
+          <w:color w:val="000000" w:themeColor="text1"/>
+        </w:rPr>
+        <w:t xml:space="preserve"> E, De B, Mathew RT, Zaid M, </w:t>
+      </w:r>
+      <w:proofErr w:type="spellStart"/>
+      <w:r>
+        <w:rPr>
+          <w:rFonts w:ascii="Times New Roman" w:hAnsi="Times New Roman" w:cs="Times New Roman"/>
+          <w:color w:val="000000" w:themeColor="text1"/>
+        </w:rPr>
+        <w:t>Elganainy</w:t>
+      </w:r>
+      <w:proofErr w:type="spellEnd"/>
+      <w:r>
+        <w:rPr>
+          <w:rFonts w:ascii="Times New Roman" w:hAnsi="Times New Roman" w:cs="Times New Roman"/>
+          <w:color w:val="000000" w:themeColor="text1"/>
+        </w:rPr>
+        <w:t xml:space="preserve"> D, Peterson CB, Balter P, Koay EJ, Brock KK. </w:t>
       </w:r>
       <w:r>
         <w:rPr>
@@ -3969,7 +4570,27 @@
           <w:iCs/>
           <w:color w:val="000000" w:themeColor="text1"/>
         </w:rPr>
-        <w:t>Leveraging deep learning-based segmentation and contours-driven deformable registration for dose accumulation in abdominal structures.</w:t>
+        <w:t xml:space="preserve">Leveraging deep learning-based segmentation and </w:t>
+      </w:r>
+      <w:proofErr w:type="gramStart"/>
+      <w:r>
+        <w:rPr>
+          <w:rFonts w:ascii="Times New Roman" w:hAnsi="Times New Roman" w:cs="Times New Roman"/>
+          <w:i/>
+          <w:iCs/>
+          <w:color w:val="000000" w:themeColor="text1"/>
+        </w:rPr>
+        <w:t>contours</w:t>
+      </w:r>
+      <w:proofErr w:type="gramEnd"/>
+      <w:r>
+        <w:rPr>
+          <w:rFonts w:ascii="Times New Roman" w:hAnsi="Times New Roman" w:cs="Times New Roman"/>
+          <w:i/>
+          <w:iCs/>
+          <w:color w:val="000000" w:themeColor="text1"/>
+        </w:rPr>
+        <w:t>-driven deformable registration for dose accumulation in abdominal structures.</w:t>
       </w:r>
       <w:r>
         <w:rPr>
@@ -4011,7 +4632,39 @@
           <w:rFonts w:ascii="Times New Roman" w:hAnsi="Times New Roman" w:cs="Times New Roman"/>
           <w:color w:val="000000" w:themeColor="text1"/>
         </w:rPr>
-        <w:t xml:space="preserve">, Kundu S, Lin E, Koay E, Odisio B, Chung C, Kang H.C, Venkatesan A.M, Yedururi S, De B, Lin Y-M, Patel A.B, Brock K.K </w:t>
+        <w:t xml:space="preserve">, Kundu S, Lin E, Koay E, </w:t>
+      </w:r>
+      <w:proofErr w:type="spellStart"/>
+      <w:r>
+        <w:rPr>
+          <w:rFonts w:ascii="Times New Roman" w:hAnsi="Times New Roman" w:cs="Times New Roman"/>
+          <w:color w:val="000000" w:themeColor="text1"/>
+        </w:rPr>
+        <w:t>Odisio</w:t>
+      </w:r>
+      <w:proofErr w:type="spellEnd"/>
+      <w:r>
+        <w:rPr>
+          <w:rFonts w:ascii="Times New Roman" w:hAnsi="Times New Roman" w:cs="Times New Roman"/>
+          <w:color w:val="000000" w:themeColor="text1"/>
+        </w:rPr>
+        <w:t xml:space="preserve"> B, Chung C, Kang H.C, Venkatesan A.M, </w:t>
+      </w:r>
+      <w:proofErr w:type="spellStart"/>
+      <w:r>
+        <w:rPr>
+          <w:rFonts w:ascii="Times New Roman" w:hAnsi="Times New Roman" w:cs="Times New Roman"/>
+          <w:color w:val="000000" w:themeColor="text1"/>
+        </w:rPr>
+        <w:t>Yedururi</w:t>
+      </w:r>
+      <w:proofErr w:type="spellEnd"/>
+      <w:r>
+        <w:rPr>
+          <w:rFonts w:ascii="Times New Roman" w:hAnsi="Times New Roman" w:cs="Times New Roman"/>
+          <w:color w:val="000000" w:themeColor="text1"/>
+        </w:rPr>
+        <w:t xml:space="preserve"> S, De B, Lin Y-M, Patel A.B, Brock K.K </w:t>
       </w:r>
       <w:r>
         <w:rPr>
@@ -4025,7 +4678,14 @@
         <w:rPr>
           <w:rFonts w:ascii="Times New Roman" w:hAnsi="Times New Roman" w:cs="Times New Roman"/>
         </w:rPr>
-        <w:t xml:space="preserve"> Simulation and Synthesis in Medical Imaging. SASHIMI 2022. Lecture Notes in Computer Science, vol 13570. Springer, Cham 09/2022</w:t>
+        <w:t xml:space="preserve"> Simulation and Synthesis in Medical Imaging. SASHIMI 2022. Lecture Notes in Computer </w:t>
+      </w:r>
+      <w:r>
+        <w:rPr>
+          <w:rFonts w:ascii="Times New Roman" w:hAnsi="Times New Roman" w:cs="Times New Roman"/>
+        </w:rPr>
+        <w:lastRenderedPageBreak/>
+        <w:t>Science, vol 13570. Springer, Cham 09/2022</w:t>
       </w:r>
     </w:p>
     <w:p>
@@ -4061,7 +4721,23 @@
           <w:rFonts w:ascii="Times New Roman" w:hAnsi="Times New Roman" w:cs="Times New Roman"/>
           <w:color w:val="000000" w:themeColor="text1"/>
         </w:rPr>
-        <w:t xml:space="preserve">, O'Connor CS, Rigaud B, Briones-Dimayuga M, Jones KA, Brock KK, Fellman BM, Odisio BC. </w:t>
+        <w:t xml:space="preserve">, O'Connor CS, Rigaud B, Briones-Dimayuga M, Jones KA, Brock KK, Fellman BM, </w:t>
+      </w:r>
+      <w:proofErr w:type="spellStart"/>
+      <w:r>
+        <w:rPr>
+          <w:rFonts w:ascii="Times New Roman" w:hAnsi="Times New Roman" w:cs="Times New Roman"/>
+          <w:color w:val="000000" w:themeColor="text1"/>
+        </w:rPr>
+        <w:t>Odisio</w:t>
+      </w:r>
+      <w:proofErr w:type="spellEnd"/>
+      <w:r>
+        <w:rPr>
+          <w:rFonts w:ascii="Times New Roman" w:hAnsi="Times New Roman" w:cs="Times New Roman"/>
+          <w:color w:val="000000" w:themeColor="text1"/>
+        </w:rPr>
+        <w:t xml:space="preserve"> BC. </w:t>
       </w:r>
       <w:r>
         <w:rPr>
@@ -4070,14 +4746,50 @@
           <w:iCs/>
           <w:color w:val="000000" w:themeColor="text1"/>
         </w:rPr>
-        <w:t>Study Protocol COVER-ALL: Clinical impact of a volumetric image method for confirming tumour coverage with ablation on patients with malignant liver lesions.</w:t>
-      </w:r>
-      <w:r>
-        <w:rPr>
-          <w:rFonts w:ascii="Times New Roman" w:hAnsi="Times New Roman" w:cs="Times New Roman"/>
-          <w:color w:val="000000" w:themeColor="text1"/>
-        </w:rPr>
-        <w:t xml:space="preserve"> CardioVascular and Interventional Radiology 09/2022</w:t>
+        <w:t xml:space="preserve">Study Protocol COVER-ALL: Clinical impact of a volumetric image method for confirming </w:t>
+      </w:r>
+      <w:proofErr w:type="spellStart"/>
+      <w:r>
+        <w:rPr>
+          <w:rFonts w:ascii="Times New Roman" w:hAnsi="Times New Roman" w:cs="Times New Roman"/>
+          <w:i/>
+          <w:iCs/>
+          <w:color w:val="000000" w:themeColor="text1"/>
+        </w:rPr>
+        <w:t>tumour</w:t>
+      </w:r>
+      <w:proofErr w:type="spellEnd"/>
+      <w:r>
+        <w:rPr>
+          <w:rFonts w:ascii="Times New Roman" w:hAnsi="Times New Roman" w:cs="Times New Roman"/>
+          <w:i/>
+          <w:iCs/>
+          <w:color w:val="000000" w:themeColor="text1"/>
+        </w:rPr>
+        <w:t xml:space="preserve"> coverage with ablation on patients with malignant liver lesions.</w:t>
+      </w:r>
+      <w:r>
+        <w:rPr>
+          <w:rFonts w:ascii="Times New Roman" w:hAnsi="Times New Roman" w:cs="Times New Roman"/>
+          <w:color w:val="000000" w:themeColor="text1"/>
+        </w:rPr>
+        <w:t xml:space="preserve"> </w:t>
+      </w:r>
+      <w:proofErr w:type="spellStart"/>
+      <w:r>
+        <w:rPr>
+          <w:rFonts w:ascii="Times New Roman" w:hAnsi="Times New Roman" w:cs="Times New Roman"/>
+          <w:color w:val="000000" w:themeColor="text1"/>
+        </w:rPr>
+        <w:t>CardioVascular</w:t>
+      </w:r>
+      <w:proofErr w:type="spellEnd"/>
+      <w:r>
+        <w:rPr>
+          <w:rFonts w:ascii="Times New Roman" w:hAnsi="Times New Roman" w:cs="Times New Roman"/>
+          <w:color w:val="000000" w:themeColor="text1"/>
+        </w:rPr>
+        <w:t xml:space="preserve"> and Interventional Radiology 09/2022</w:t>
       </w:r>
     </w:p>
     <w:p>
@@ -4113,7 +4825,39 @@
           <w:rFonts w:ascii="Times New Roman" w:hAnsi="Times New Roman" w:cs="Times New Roman"/>
           <w:color w:val="000000" w:themeColor="text1"/>
         </w:rPr>
-        <w:t xml:space="preserve">, Cazoulat G, Rigaud B, Almodovar-Abreu L, Pollard-Larkin J, Balter P, Liao Z, Mohan R, Odisio B, Svensson S, Brock KK. </w:t>
+        <w:t xml:space="preserve">, </w:t>
+      </w:r>
+      <w:proofErr w:type="spellStart"/>
+      <w:r>
+        <w:rPr>
+          <w:rFonts w:ascii="Times New Roman" w:hAnsi="Times New Roman" w:cs="Times New Roman"/>
+          <w:color w:val="000000" w:themeColor="text1"/>
+        </w:rPr>
+        <w:t>Cazoulat</w:t>
+      </w:r>
+      <w:proofErr w:type="spellEnd"/>
+      <w:r>
+        <w:rPr>
+          <w:rFonts w:ascii="Times New Roman" w:hAnsi="Times New Roman" w:cs="Times New Roman"/>
+          <w:color w:val="000000" w:themeColor="text1"/>
+        </w:rPr>
+        <w:t xml:space="preserve"> G, Rigaud B, Almodovar-Abreu L, Pollard-Larkin J, Balter P, Liao Z, Mohan R, </w:t>
+      </w:r>
+      <w:proofErr w:type="spellStart"/>
+      <w:r>
+        <w:rPr>
+          <w:rFonts w:ascii="Times New Roman" w:hAnsi="Times New Roman" w:cs="Times New Roman"/>
+          <w:color w:val="000000" w:themeColor="text1"/>
+        </w:rPr>
+        <w:t>Odisio</w:t>
+      </w:r>
+      <w:proofErr w:type="spellEnd"/>
+      <w:r>
+        <w:rPr>
+          <w:rFonts w:ascii="Times New Roman" w:hAnsi="Times New Roman" w:cs="Times New Roman"/>
+          <w:color w:val="000000" w:themeColor="text1"/>
+        </w:rPr>
+        <w:t xml:space="preserve"> B, Svensson S, Brock KK. </w:t>
       </w:r>
       <w:r>
         <w:rPr>
@@ -4158,7 +4902,23 @@
           <w:rFonts w:ascii="Times New Roman" w:hAnsi="Times New Roman"/>
           <w:color w:val="000000" w:themeColor="text1"/>
         </w:rPr>
-        <w:t xml:space="preserve">, B. Rigaud, Y Lin, K Jones, H Kang, B Odisio, K Brock </w:t>
+        <w:t xml:space="preserve">, B. Rigaud, Y Lin, K Jones, H Kang, B </w:t>
+      </w:r>
+      <w:proofErr w:type="spellStart"/>
+      <w:r>
+        <w:rPr>
+          <w:rFonts w:ascii="Times New Roman" w:hAnsi="Times New Roman"/>
+          <w:color w:val="000000" w:themeColor="text1"/>
+        </w:rPr>
+        <w:t>Odisio</w:t>
+      </w:r>
+      <w:proofErr w:type="spellEnd"/>
+      <w:r>
+        <w:rPr>
+          <w:rFonts w:ascii="Times New Roman" w:hAnsi="Times New Roman"/>
+          <w:color w:val="000000" w:themeColor="text1"/>
+        </w:rPr>
+        <w:t xml:space="preserve">, K Brock </w:t>
       </w:r>
       <w:r>
         <w:rPr>
@@ -4225,16 +4985,7 @@
           <w:i/>
           <w:color w:val="000000" w:themeColor="text1"/>
         </w:rPr>
-        <w:t xml:space="preserve">MRI </w:t>
-      </w:r>
-      <w:r>
-        <w:rPr>
-          <w:rFonts w:ascii="Times New Roman" w:hAnsi="Times New Roman"/>
-          <w:i/>
-          <w:color w:val="000000" w:themeColor="text1"/>
-        </w:rPr>
-        <w:lastRenderedPageBreak/>
-        <w:t xml:space="preserve">Intensity Standardization Evaluation Design for Head and Neck Cancer Quantitative Analysis Applications. </w:t>
+        <w:t xml:space="preserve">MRI Intensity Standardization Evaluation Design for Head and Neck Cancer Quantitative Analysis Applications. </w:t>
       </w:r>
       <w:r>
         <w:rPr>
@@ -4264,12 +5015,21 @@
           <w:color w:val="000000" w:themeColor="text1"/>
         </w:rPr>
       </w:pPr>
-      <w:r>
-        <w:rPr>
-          <w:rFonts w:ascii="Times New Roman" w:hAnsi="Times New Roman"/>
-          <w:color w:val="000000" w:themeColor="text1"/>
-        </w:rPr>
-        <w:t xml:space="preserve">Cazoulat G, </w:t>
+      <w:proofErr w:type="spellStart"/>
+      <w:r>
+        <w:rPr>
+          <w:rFonts w:ascii="Times New Roman" w:hAnsi="Times New Roman"/>
+          <w:color w:val="000000" w:themeColor="text1"/>
+        </w:rPr>
+        <w:t>Cazoulat</w:t>
+      </w:r>
+      <w:proofErr w:type="spellEnd"/>
+      <w:r>
+        <w:rPr>
+          <w:rFonts w:ascii="Times New Roman" w:hAnsi="Times New Roman"/>
+          <w:color w:val="000000" w:themeColor="text1"/>
+        </w:rPr>
+        <w:t xml:space="preserve"> G, </w:t>
       </w:r>
       <w:r>
         <w:rPr>
@@ -4329,7 +5089,39 @@
           <w:rFonts w:ascii="Times New Roman" w:hAnsi="Times New Roman" w:cs="Times New Roman"/>
           <w:color w:val="000000" w:themeColor="text1"/>
         </w:rPr>
-        <w:t xml:space="preserve"> Lin YM, Lin EY, Cazoulat G, Gupta S, Kyle Jones A, Odisio BC, Brock KK </w:t>
+        <w:t xml:space="preserve"> Lin YM, Lin EY, </w:t>
+      </w:r>
+      <w:proofErr w:type="spellStart"/>
+      <w:r>
+        <w:rPr>
+          <w:rFonts w:ascii="Times New Roman" w:hAnsi="Times New Roman" w:cs="Times New Roman"/>
+          <w:color w:val="000000" w:themeColor="text1"/>
+        </w:rPr>
+        <w:t>Cazoulat</w:t>
+      </w:r>
+      <w:proofErr w:type="spellEnd"/>
+      <w:r>
+        <w:rPr>
+          <w:rFonts w:ascii="Times New Roman" w:hAnsi="Times New Roman" w:cs="Times New Roman"/>
+          <w:color w:val="000000" w:themeColor="text1"/>
+        </w:rPr>
+        <w:t xml:space="preserve"> G, Gupta S, Kyle Jones A, </w:t>
+      </w:r>
+      <w:proofErr w:type="spellStart"/>
+      <w:r>
+        <w:rPr>
+          <w:rFonts w:ascii="Times New Roman" w:hAnsi="Times New Roman" w:cs="Times New Roman"/>
+          <w:color w:val="000000" w:themeColor="text1"/>
+        </w:rPr>
+        <w:t>Odisio</w:t>
+      </w:r>
+      <w:proofErr w:type="spellEnd"/>
+      <w:r>
+        <w:rPr>
+          <w:rFonts w:ascii="Times New Roman" w:hAnsi="Times New Roman" w:cs="Times New Roman"/>
+          <w:color w:val="000000" w:themeColor="text1"/>
+        </w:rPr>
+        <w:t xml:space="preserve"> BC, Brock KK </w:t>
       </w:r>
       <w:r>
         <w:rPr>
@@ -4345,7 +5137,23 @@
           <w:rFonts w:ascii="Times New Roman" w:hAnsi="Times New Roman" w:cs="Times New Roman"/>
           <w:color w:val="000000" w:themeColor="text1"/>
         </w:rPr>
-        <w:t xml:space="preserve"> Medical Physics  07/2021</w:t>
+        <w:t xml:space="preserve"> Medical </w:t>
+      </w:r>
+      <w:proofErr w:type="gramStart"/>
+      <w:r>
+        <w:rPr>
+          <w:rFonts w:ascii="Times New Roman" w:hAnsi="Times New Roman" w:cs="Times New Roman"/>
+          <w:color w:val="000000" w:themeColor="text1"/>
+        </w:rPr>
+        <w:t>Physics  07</w:t>
+      </w:r>
+      <w:proofErr w:type="gramEnd"/>
+      <w:r>
+        <w:rPr>
+          <w:rFonts w:ascii="Times New Roman" w:hAnsi="Times New Roman" w:cs="Times New Roman"/>
+          <w:color w:val="000000" w:themeColor="text1"/>
+        </w:rPr>
+        <w:t>/2021</w:t>
       </w:r>
     </w:p>
     <w:p>
@@ -4365,7 +5173,23 @@
           <w:rFonts w:ascii="Times New Roman" w:hAnsi="Times New Roman"/>
           <w:color w:val="000000" w:themeColor="text1"/>
         </w:rPr>
-        <w:t xml:space="preserve">He Y, Cazoulat G, Wu C, Peterson C, McCulloch M, </w:t>
+        <w:t xml:space="preserve">He Y, </w:t>
+      </w:r>
+      <w:proofErr w:type="spellStart"/>
+      <w:r>
+        <w:rPr>
+          <w:rFonts w:ascii="Times New Roman" w:hAnsi="Times New Roman"/>
+          <w:color w:val="000000" w:themeColor="text1"/>
+        </w:rPr>
+        <w:t>Cazoulat</w:t>
+      </w:r>
+      <w:proofErr w:type="spellEnd"/>
+      <w:r>
+        <w:rPr>
+          <w:rFonts w:ascii="Times New Roman" w:hAnsi="Times New Roman"/>
+          <w:color w:val="000000" w:themeColor="text1"/>
+        </w:rPr>
+        <w:t xml:space="preserve"> G, Wu C, Peterson C, McCulloch M, </w:t>
       </w:r>
       <w:r>
         <w:rPr>
@@ -4390,7 +5214,27 @@
           <w:iCs/>
           <w:color w:val="000000" w:themeColor="text1"/>
         </w:rPr>
-        <w:t>Geometric and Dosimetric Accuracy of Deformable Image Registration between Average-Intensity Images for 4DCT-Based Adaptive Radiotherapy for Non-Small Cell Lung Cancer.</w:t>
+        <w:t xml:space="preserve">Geometric and </w:t>
+      </w:r>
+      <w:proofErr w:type="spellStart"/>
+      <w:r>
+        <w:rPr>
+          <w:rFonts w:ascii="Times New Roman" w:hAnsi="Times New Roman"/>
+          <w:i/>
+          <w:iCs/>
+          <w:color w:val="000000" w:themeColor="text1"/>
+        </w:rPr>
+        <w:t>Dosimetric</w:t>
+      </w:r>
+      <w:proofErr w:type="spellEnd"/>
+      <w:r>
+        <w:rPr>
+          <w:rFonts w:ascii="Times New Roman" w:hAnsi="Times New Roman"/>
+          <w:i/>
+          <w:iCs/>
+          <w:color w:val="000000" w:themeColor="text1"/>
+        </w:rPr>
+        <w:t xml:space="preserve"> Accuracy of Deformable Image Registration between Average-Intensity Images for 4DCT-Based Adaptive Radiotherapy for Non-Small Cell Lung Cancer.</w:t>
       </w:r>
       <w:r>
         <w:rPr>
@@ -4441,7 +5285,43 @@
           <w:i/>
           <w:color w:val="000000" w:themeColor="text1"/>
         </w:rPr>
-        <w:t>Simple Python Module for Dicom and RT: Conversions to Images and Masks, and Predictions to Dicom-RT Structures.</w:t>
+        <w:t xml:space="preserve">Simple Python Module for </w:t>
+      </w:r>
+      <w:proofErr w:type="spellStart"/>
+      <w:r>
+        <w:rPr>
+          <w:rFonts w:ascii="Times New Roman" w:hAnsi="Times New Roman" w:cs="Times New Roman"/>
+          <w:i/>
+          <w:color w:val="000000" w:themeColor="text1"/>
+        </w:rPr>
+        <w:t>Dicom</w:t>
+      </w:r>
+      <w:proofErr w:type="spellEnd"/>
+      <w:r>
+        <w:rPr>
+          <w:rFonts w:ascii="Times New Roman" w:hAnsi="Times New Roman" w:cs="Times New Roman"/>
+          <w:i/>
+          <w:color w:val="000000" w:themeColor="text1"/>
+        </w:rPr>
+        <w:t xml:space="preserve"> and RT: Conversions to Images and Masks, and Predictions to </w:t>
+      </w:r>
+      <w:proofErr w:type="spellStart"/>
+      <w:r>
+        <w:rPr>
+          <w:rFonts w:ascii="Times New Roman" w:hAnsi="Times New Roman" w:cs="Times New Roman"/>
+          <w:i/>
+          <w:color w:val="000000" w:themeColor="text1"/>
+        </w:rPr>
+        <w:t>Dicom</w:t>
+      </w:r>
+      <w:proofErr w:type="spellEnd"/>
+      <w:r>
+        <w:rPr>
+          <w:rFonts w:ascii="Times New Roman" w:hAnsi="Times New Roman" w:cs="Times New Roman"/>
+          <w:i/>
+          <w:color w:val="000000" w:themeColor="text1"/>
+        </w:rPr>
+        <w:t>-RT Structures.</w:t>
       </w:r>
       <w:r>
         <w:rPr>
@@ -4485,7 +5365,43 @@
           <w:bCs/>
           <w:color w:val="000000" w:themeColor="text1"/>
         </w:rPr>
-        <w:t>, Yu ZH, Gobeli M, Cazoulat G, Söderberg J, Samuelsson E, Lidberg D, Ward C, Taku N, Cardenas C, Rhee DJ, Venkatesan AM, Peterson CB, Court L, Svensson S, Löfman F, Klopp AH, Brock KK</w:t>
+        <w:t xml:space="preserve">, Yu ZH, Gobeli M, </w:t>
+      </w:r>
+      <w:proofErr w:type="spellStart"/>
+      <w:r>
+        <w:rPr>
+          <w:rFonts w:ascii="Times New Roman" w:hAnsi="Times New Roman" w:cs="Times New Roman"/>
+          <w:bCs/>
+          <w:color w:val="000000" w:themeColor="text1"/>
+        </w:rPr>
+        <w:t>Cazoulat</w:t>
+      </w:r>
+      <w:proofErr w:type="spellEnd"/>
+      <w:r>
+        <w:rPr>
+          <w:rFonts w:ascii="Times New Roman" w:hAnsi="Times New Roman" w:cs="Times New Roman"/>
+          <w:bCs/>
+          <w:color w:val="000000" w:themeColor="text1"/>
+        </w:rPr>
+        <w:t xml:space="preserve"> G, Söderberg J, Samuelsson E, Lidberg D, Ward C, Taku N, Cardenas C, Rhee DJ, Venkatesan AM, Peterson CB, Court L, Svensson S, </w:t>
+      </w:r>
+      <w:proofErr w:type="spellStart"/>
+      <w:r>
+        <w:rPr>
+          <w:rFonts w:ascii="Times New Roman" w:hAnsi="Times New Roman" w:cs="Times New Roman"/>
+          <w:bCs/>
+          <w:color w:val="000000" w:themeColor="text1"/>
+        </w:rPr>
+        <w:t>Löfman</w:t>
+      </w:r>
+      <w:proofErr w:type="spellEnd"/>
+      <w:r>
+        <w:rPr>
+          <w:rFonts w:ascii="Times New Roman" w:hAnsi="Times New Roman" w:cs="Times New Roman"/>
+          <w:bCs/>
+          <w:color w:val="000000" w:themeColor="text1"/>
+        </w:rPr>
+        <w:t xml:space="preserve"> F, Klopp AH, Brock KK</w:t>
       </w:r>
       <w:r>
         <w:rPr>
@@ -4564,7 +5480,43 @@
           <w:bCs/>
           <w:color w:val="000000" w:themeColor="text1"/>
         </w:rPr>
-        <w:t xml:space="preserve">, Zhang L, Jhingran A, Simonds H, Balter P, Howell RM, Schmeler K, Beadle BM, Court L. </w:t>
+        <w:t xml:space="preserve">, Zhang L, </w:t>
+      </w:r>
+      <w:proofErr w:type="spellStart"/>
+      <w:r>
+        <w:rPr>
+          <w:rFonts w:ascii="Times New Roman" w:hAnsi="Times New Roman" w:cs="Times New Roman"/>
+          <w:bCs/>
+          <w:color w:val="000000" w:themeColor="text1"/>
+        </w:rPr>
+        <w:t>Jhingran</w:t>
+      </w:r>
+      <w:proofErr w:type="spellEnd"/>
+      <w:r>
+        <w:rPr>
+          <w:rFonts w:ascii="Times New Roman" w:hAnsi="Times New Roman" w:cs="Times New Roman"/>
+          <w:bCs/>
+          <w:color w:val="000000" w:themeColor="text1"/>
+        </w:rPr>
+        <w:t xml:space="preserve"> A, Simonds H, Balter P, Howell RM, </w:t>
+      </w:r>
+      <w:proofErr w:type="spellStart"/>
+      <w:r>
+        <w:rPr>
+          <w:rFonts w:ascii="Times New Roman" w:hAnsi="Times New Roman" w:cs="Times New Roman"/>
+          <w:bCs/>
+          <w:color w:val="000000" w:themeColor="text1"/>
+        </w:rPr>
+        <w:t>Schmeler</w:t>
+      </w:r>
+      <w:proofErr w:type="spellEnd"/>
+      <w:r>
+        <w:rPr>
+          <w:rFonts w:ascii="Times New Roman" w:hAnsi="Times New Roman" w:cs="Times New Roman"/>
+          <w:bCs/>
+          <w:color w:val="000000" w:themeColor="text1"/>
+        </w:rPr>
+        <w:t xml:space="preserve"> K, Beadle BM, Court L. </w:t>
       </w:r>
       <w:r>
         <w:rPr>
@@ -4611,7 +5563,25 @@
           <w:bCs/>
           <w:color w:val="000000" w:themeColor="text1"/>
         </w:rPr>
-        <w:t>, Lin EY, Cardenas CE, Gress DA, Erwin WD, Odisio BC, Koay EJ, Brock KK</w:t>
+        <w:t xml:space="preserve">, Lin EY, Cardenas CE, Gress DA, Erwin WD, </w:t>
+      </w:r>
+      <w:proofErr w:type="spellStart"/>
+      <w:r>
+        <w:rPr>
+          <w:rFonts w:ascii="Times New Roman" w:hAnsi="Times New Roman" w:cs="Times New Roman"/>
+          <w:bCs/>
+          <w:color w:val="000000" w:themeColor="text1"/>
+        </w:rPr>
+        <w:t>Odisio</w:t>
+      </w:r>
+      <w:proofErr w:type="spellEnd"/>
+      <w:r>
+        <w:rPr>
+          <w:rFonts w:ascii="Times New Roman" w:hAnsi="Times New Roman" w:cs="Times New Roman"/>
+          <w:bCs/>
+          <w:color w:val="000000" w:themeColor="text1"/>
+        </w:rPr>
+        <w:t xml:space="preserve"> BC, Koay EJ, Brock KK</w:t>
       </w:r>
       <w:r>
         <w:rPr>
@@ -4673,7 +5643,61 @@
           <w:iCs/>
           <w:color w:val="000000" w:themeColor="text1"/>
         </w:rPr>
-        <w:t xml:space="preserve">, Cazoulat G, McCulloch MM, Elganainy D, McDonald BA, He Y, Mohamed ASR, Elgohari BA, Zaid M, Koay EJ, Brock KK. </w:t>
+        <w:t xml:space="preserve">, </w:t>
+      </w:r>
+      <w:proofErr w:type="spellStart"/>
+      <w:r>
+        <w:rPr>
+          <w:rFonts w:ascii="Times New Roman" w:hAnsi="Times New Roman" w:cs="Times New Roman"/>
+          <w:iCs/>
+          <w:color w:val="000000" w:themeColor="text1"/>
+        </w:rPr>
+        <w:t>Cazoulat</w:t>
+      </w:r>
+      <w:proofErr w:type="spellEnd"/>
+      <w:r>
+        <w:rPr>
+          <w:rFonts w:ascii="Times New Roman" w:hAnsi="Times New Roman" w:cs="Times New Roman"/>
+          <w:iCs/>
+          <w:color w:val="000000" w:themeColor="text1"/>
+        </w:rPr>
+        <w:t xml:space="preserve"> G, McCulloch MM, </w:t>
+      </w:r>
+      <w:proofErr w:type="spellStart"/>
+      <w:r>
+        <w:rPr>
+          <w:rFonts w:ascii="Times New Roman" w:hAnsi="Times New Roman" w:cs="Times New Roman"/>
+          <w:iCs/>
+          <w:color w:val="000000" w:themeColor="text1"/>
+        </w:rPr>
+        <w:t>Elganainy</w:t>
+      </w:r>
+      <w:proofErr w:type="spellEnd"/>
+      <w:r>
+        <w:rPr>
+          <w:rFonts w:ascii="Times New Roman" w:hAnsi="Times New Roman" w:cs="Times New Roman"/>
+          <w:iCs/>
+          <w:color w:val="000000" w:themeColor="text1"/>
+        </w:rPr>
+        <w:t xml:space="preserve"> D, McDonald BA, He Y, Mohamed ASR, </w:t>
+      </w:r>
+      <w:proofErr w:type="spellStart"/>
+      <w:r>
+        <w:rPr>
+          <w:rFonts w:ascii="Times New Roman" w:hAnsi="Times New Roman" w:cs="Times New Roman"/>
+          <w:iCs/>
+          <w:color w:val="000000" w:themeColor="text1"/>
+        </w:rPr>
+        <w:t>Elgohari</w:t>
+      </w:r>
+      <w:proofErr w:type="spellEnd"/>
+      <w:r>
+        <w:rPr>
+          <w:rFonts w:ascii="Times New Roman" w:hAnsi="Times New Roman" w:cs="Times New Roman"/>
+          <w:iCs/>
+          <w:color w:val="000000" w:themeColor="text1"/>
+        </w:rPr>
+        <w:t xml:space="preserve"> BA, Zaid M, Koay EJ, Brock KK. </w:t>
       </w:r>
       <w:r>
         <w:rPr>
@@ -4704,12 +5728,37 @@
           <w:color w:val="000000" w:themeColor="text1"/>
         </w:rPr>
       </w:pPr>
-      <w:r>
-        <w:rPr>
-          <w:rFonts w:ascii="Times New Roman" w:hAnsi="Times New Roman"/>
-          <w:color w:val="000000" w:themeColor="text1"/>
-        </w:rPr>
-        <w:t xml:space="preserve">Cazoulat G, Elganainy D, </w:t>
+      <w:proofErr w:type="spellStart"/>
+      <w:r>
+        <w:rPr>
+          <w:rFonts w:ascii="Times New Roman" w:hAnsi="Times New Roman"/>
+          <w:color w:val="000000" w:themeColor="text1"/>
+        </w:rPr>
+        <w:t>Cazoulat</w:t>
+      </w:r>
+      <w:proofErr w:type="spellEnd"/>
+      <w:r>
+        <w:rPr>
+          <w:rFonts w:ascii="Times New Roman" w:hAnsi="Times New Roman"/>
+          <w:color w:val="000000" w:themeColor="text1"/>
+        </w:rPr>
+        <w:t xml:space="preserve"> G, </w:t>
+      </w:r>
+      <w:proofErr w:type="spellStart"/>
+      <w:r>
+        <w:rPr>
+          <w:rFonts w:ascii="Times New Roman" w:hAnsi="Times New Roman"/>
+          <w:color w:val="000000" w:themeColor="text1"/>
+        </w:rPr>
+        <w:t>Elganainy</w:t>
+      </w:r>
+      <w:proofErr w:type="spellEnd"/>
+      <w:r>
+        <w:rPr>
+          <w:rFonts w:ascii="Times New Roman" w:hAnsi="Times New Roman"/>
+          <w:color w:val="000000" w:themeColor="text1"/>
+        </w:rPr>
+        <w:t xml:space="preserve"> D, </w:t>
       </w:r>
       <w:r>
         <w:rPr>
@@ -4760,7 +5809,23 @@
           <w:rFonts w:ascii="Times New Roman" w:hAnsi="Times New Roman"/>
           <w:color w:val="000000" w:themeColor="text1"/>
         </w:rPr>
-        <w:t xml:space="preserve">Jin Y, Randall J., Elhalawani H., Feghali K., Elliot A., </w:t>
+        <w:t xml:space="preserve">Jin Y, Randall J., </w:t>
+      </w:r>
+      <w:proofErr w:type="spellStart"/>
+      <w:r>
+        <w:rPr>
+          <w:rFonts w:ascii="Times New Roman" w:hAnsi="Times New Roman"/>
+          <w:color w:val="000000" w:themeColor="text1"/>
+        </w:rPr>
+        <w:t>Elhalawani</w:t>
+      </w:r>
+      <w:proofErr w:type="spellEnd"/>
+      <w:r>
+        <w:rPr>
+          <w:rFonts w:ascii="Times New Roman" w:hAnsi="Times New Roman"/>
+          <w:color w:val="000000" w:themeColor="text1"/>
+        </w:rPr>
+        <w:t xml:space="preserve"> H., Feghali K., Elliot A., </w:t>
       </w:r>
       <w:r>
         <w:rPr>
@@ -4811,7 +5876,39 @@
           <w:rFonts w:ascii="Times New Roman" w:hAnsi="Times New Roman"/>
           <w:color w:val="000000" w:themeColor="text1"/>
         </w:rPr>
-        <w:t xml:space="preserve">Ger RB, Zhou S, Elgohari B, Elhalawani H, Mackin DM, Meier JG, Nguyen CM, </w:t>
+        <w:t xml:space="preserve">Ger RB, Zhou S, </w:t>
+      </w:r>
+      <w:proofErr w:type="spellStart"/>
+      <w:r>
+        <w:rPr>
+          <w:rFonts w:ascii="Times New Roman" w:hAnsi="Times New Roman"/>
+          <w:color w:val="000000" w:themeColor="text1"/>
+        </w:rPr>
+        <w:t>Elgohari</w:t>
+      </w:r>
+      <w:proofErr w:type="spellEnd"/>
+      <w:r>
+        <w:rPr>
+          <w:rFonts w:ascii="Times New Roman" w:hAnsi="Times New Roman"/>
+          <w:color w:val="000000" w:themeColor="text1"/>
+        </w:rPr>
+        <w:t xml:space="preserve"> B, </w:t>
+      </w:r>
+      <w:proofErr w:type="spellStart"/>
+      <w:r>
+        <w:rPr>
+          <w:rFonts w:ascii="Times New Roman" w:hAnsi="Times New Roman"/>
+          <w:color w:val="000000" w:themeColor="text1"/>
+        </w:rPr>
+        <w:t>Elhalawani</w:t>
+      </w:r>
+      <w:proofErr w:type="spellEnd"/>
+      <w:r>
+        <w:rPr>
+          <w:rFonts w:ascii="Times New Roman" w:hAnsi="Times New Roman"/>
+          <w:color w:val="000000" w:themeColor="text1"/>
+        </w:rPr>
+        <w:t xml:space="preserve"> H, Mackin DM, Meier JG, Nguyen CM, </w:t>
       </w:r>
       <w:r>
         <w:rPr>
@@ -4835,14 +5932,39 @@
           <w:i/>
           <w:color w:val="000000" w:themeColor="text1"/>
         </w:rPr>
-        <w:t>Radiomics features of the primary tumor fail to improve prediction of overall survival in large cohorts of CT- and PET-imaged head and neck cancer patients.</w:t>
-      </w:r>
-      <w:r>
-        <w:rPr>
-          <w:rFonts w:ascii="Times New Roman" w:hAnsi="Times New Roman"/>
-          <w:color w:val="000000" w:themeColor="text1"/>
-        </w:rPr>
-        <w:t xml:space="preserve"> PLoS One. 09/2019</w:t>
+        <w:t xml:space="preserve">Radiomics </w:t>
+      </w:r>
+      <w:r>
+        <w:rPr>
+          <w:rFonts w:ascii="Times New Roman" w:hAnsi="Times New Roman"/>
+          <w:i/>
+          <w:color w:val="000000" w:themeColor="text1"/>
+        </w:rPr>
+        <w:lastRenderedPageBreak/>
+        <w:t>features of the primary tumor fail to improve prediction of overall survival in large cohorts of CT- and PET-imaged head and neck cancer patients.</w:t>
+      </w:r>
+      <w:r>
+        <w:rPr>
+          <w:rFonts w:ascii="Times New Roman" w:hAnsi="Times New Roman"/>
+          <w:color w:val="000000" w:themeColor="text1"/>
+        </w:rPr>
+        <w:t xml:space="preserve"> </w:t>
+      </w:r>
+      <w:proofErr w:type="spellStart"/>
+      <w:r>
+        <w:rPr>
+          <w:rFonts w:ascii="Times New Roman" w:hAnsi="Times New Roman"/>
+          <w:color w:val="000000" w:themeColor="text1"/>
+        </w:rPr>
+        <w:t>PLoS</w:t>
+      </w:r>
+      <w:proofErr w:type="spellEnd"/>
+      <w:r>
+        <w:rPr>
+          <w:rFonts w:ascii="Times New Roman" w:hAnsi="Times New Roman"/>
+          <w:color w:val="000000" w:themeColor="text1"/>
+        </w:rPr>
+        <w:t xml:space="preserve"> One. 09/2019</w:t>
       </w:r>
     </w:p>
     <w:p>
@@ -4877,7 +5999,55 @@
           <w:rFonts w:ascii="Times New Roman" w:hAnsi="Times New Roman" w:cs="Times New Roman"/>
           <w:color w:val="000000" w:themeColor="text1"/>
         </w:rPr>
-        <w:t xml:space="preserve">, Cazoulat G, Peterson CB, Mohamed ASR, Volpe S, Elhalawani H, Bahig H, Rigaud B, King JB, Ford AC, Fuller CD, Brock KK </w:t>
+        <w:t xml:space="preserve">, </w:t>
+      </w:r>
+      <w:proofErr w:type="spellStart"/>
+      <w:r>
+        <w:rPr>
+          <w:rFonts w:ascii="Times New Roman" w:hAnsi="Times New Roman" w:cs="Times New Roman"/>
+          <w:color w:val="000000" w:themeColor="text1"/>
+        </w:rPr>
+        <w:t>Cazoulat</w:t>
+      </w:r>
+      <w:proofErr w:type="spellEnd"/>
+      <w:r>
+        <w:rPr>
+          <w:rFonts w:ascii="Times New Roman" w:hAnsi="Times New Roman" w:cs="Times New Roman"/>
+          <w:color w:val="000000" w:themeColor="text1"/>
+        </w:rPr>
+        <w:t xml:space="preserve"> G, Peterson CB, Mohamed ASR, Volpe S, </w:t>
+      </w:r>
+      <w:proofErr w:type="spellStart"/>
+      <w:r>
+        <w:rPr>
+          <w:rFonts w:ascii="Times New Roman" w:hAnsi="Times New Roman" w:cs="Times New Roman"/>
+          <w:color w:val="000000" w:themeColor="text1"/>
+        </w:rPr>
+        <w:t>Elhalawani</w:t>
+      </w:r>
+      <w:proofErr w:type="spellEnd"/>
+      <w:r>
+        <w:rPr>
+          <w:rFonts w:ascii="Times New Roman" w:hAnsi="Times New Roman" w:cs="Times New Roman"/>
+          <w:color w:val="000000" w:themeColor="text1"/>
+        </w:rPr>
+        <w:t xml:space="preserve"> H, </w:t>
+      </w:r>
+      <w:proofErr w:type="spellStart"/>
+      <w:r>
+        <w:rPr>
+          <w:rFonts w:ascii="Times New Roman" w:hAnsi="Times New Roman" w:cs="Times New Roman"/>
+          <w:color w:val="000000" w:themeColor="text1"/>
+        </w:rPr>
+        <w:t>Bahig</w:t>
+      </w:r>
+      <w:proofErr w:type="spellEnd"/>
+      <w:r>
+        <w:rPr>
+          <w:rFonts w:ascii="Times New Roman" w:hAnsi="Times New Roman" w:cs="Times New Roman"/>
+          <w:color w:val="000000" w:themeColor="text1"/>
+        </w:rPr>
+        <w:t xml:space="preserve"> H, Rigaud B, King JB, Ford AC, Fuller CD, Brock KK </w:t>
       </w:r>
       <w:r>
         <w:rPr>
@@ -4964,7 +6134,23 @@
           <w:rFonts w:ascii="Times New Roman" w:hAnsi="Times New Roman" w:cs="Times New Roman"/>
           <w:color w:val="000000" w:themeColor="text1"/>
         </w:rPr>
-        <w:t xml:space="preserve">Yang Z, Chang Y, Brock KK, Cazoulat G, Koay EJ, Koong AC, Herman JM, Park PC, Poenisch F, Li Q, Yang K, Wu G, </w:t>
+        <w:t xml:space="preserve">Yang Z, Chang Y, Brock KK, </w:t>
+      </w:r>
+      <w:proofErr w:type="spellStart"/>
+      <w:r>
+        <w:rPr>
+          <w:rFonts w:ascii="Times New Roman" w:hAnsi="Times New Roman" w:cs="Times New Roman"/>
+          <w:color w:val="000000" w:themeColor="text1"/>
+        </w:rPr>
+        <w:t>Cazoulat</w:t>
+      </w:r>
+      <w:proofErr w:type="spellEnd"/>
+      <w:r>
+        <w:rPr>
+          <w:rFonts w:ascii="Times New Roman" w:hAnsi="Times New Roman" w:cs="Times New Roman"/>
+          <w:color w:val="000000" w:themeColor="text1"/>
+        </w:rPr>
+        <w:t xml:space="preserve"> G, Koay EJ, Koong AC, Herman JM, Park PC, Poenisch F, Li Q, Yang K, Wu G, </w:t>
       </w:r>
       <w:r>
         <w:rPr>
@@ -5040,16 +6226,7 @@
           <w:i/>
           <w:color w:val="000000" w:themeColor="text1"/>
         </w:rPr>
-        <w:t xml:space="preserve">“A </w:t>
-      </w:r>
-      <w:r>
-        <w:rPr>
-          <w:rFonts w:ascii="Times New Roman" w:hAnsi="Times New Roman" w:cs="Times New Roman"/>
-          <w:i/>
-          <w:color w:val="000000" w:themeColor="text1"/>
-        </w:rPr>
-        <w:lastRenderedPageBreak/>
-        <w:t xml:space="preserve">snapshot of medical physics practice patterns,” </w:t>
+        <w:t xml:space="preserve">“A snapshot of medical physics practice patterns,” </w:t>
       </w:r>
       <w:r>
         <w:rPr>
@@ -5091,7 +6268,55 @@
           <w:rFonts w:ascii="Times New Roman" w:hAnsi="Times New Roman" w:cs="Times New Roman"/>
           <w:color w:val="000000" w:themeColor="text1"/>
         </w:rPr>
-        <w:t xml:space="preserve">, Aristophanous M, Yang J, Rhee DJ, McCarroll RE, Mohamed ASR, Kamal M, Elgohari BA, Elhalawani HM, Fuller CD, Rao A, Garden AS, Court LE </w:t>
+        <w:t xml:space="preserve">, </w:t>
+      </w:r>
+      <w:proofErr w:type="spellStart"/>
+      <w:r>
+        <w:rPr>
+          <w:rFonts w:ascii="Times New Roman" w:hAnsi="Times New Roman" w:cs="Times New Roman"/>
+          <w:color w:val="000000" w:themeColor="text1"/>
+        </w:rPr>
+        <w:t>Aristophanous</w:t>
+      </w:r>
+      <w:proofErr w:type="spellEnd"/>
+      <w:r>
+        <w:rPr>
+          <w:rFonts w:ascii="Times New Roman" w:hAnsi="Times New Roman" w:cs="Times New Roman"/>
+          <w:color w:val="000000" w:themeColor="text1"/>
+        </w:rPr>
+        <w:t xml:space="preserve"> M, Yang J, Rhee DJ, McCarroll RE, Mohamed ASR, Kamal M, </w:t>
+      </w:r>
+      <w:proofErr w:type="spellStart"/>
+      <w:r>
+        <w:rPr>
+          <w:rFonts w:ascii="Times New Roman" w:hAnsi="Times New Roman" w:cs="Times New Roman"/>
+          <w:color w:val="000000" w:themeColor="text1"/>
+        </w:rPr>
+        <w:t>Elgohari</w:t>
+      </w:r>
+      <w:proofErr w:type="spellEnd"/>
+      <w:r>
+        <w:rPr>
+          <w:rFonts w:ascii="Times New Roman" w:hAnsi="Times New Roman" w:cs="Times New Roman"/>
+          <w:color w:val="000000" w:themeColor="text1"/>
+        </w:rPr>
+        <w:t xml:space="preserve"> BA, </w:t>
+      </w:r>
+      <w:proofErr w:type="spellStart"/>
+      <w:r>
+        <w:rPr>
+          <w:rFonts w:ascii="Times New Roman" w:hAnsi="Times New Roman" w:cs="Times New Roman"/>
+          <w:color w:val="000000" w:themeColor="text1"/>
+        </w:rPr>
+        <w:t>Elhalawani</w:t>
+      </w:r>
+      <w:proofErr w:type="spellEnd"/>
+      <w:r>
+        <w:rPr>
+          <w:rFonts w:ascii="Times New Roman" w:hAnsi="Times New Roman" w:cs="Times New Roman"/>
+          <w:color w:val="000000" w:themeColor="text1"/>
+        </w:rPr>
+        <w:t xml:space="preserve"> HM, Fuller CD, Rao A, Garden AS, Court LE </w:t>
       </w:r>
       <w:r>
         <w:rPr>
@@ -5133,7 +6358,43 @@
           <w:bCs/>
           <w:color w:val="000000" w:themeColor="text1"/>
         </w:rPr>
-        <w:t xml:space="preserve">Lin E., Cazoulat G., Gupta S., Odisio B., </w:t>
+        <w:t xml:space="preserve">Lin E., </w:t>
+      </w:r>
+      <w:proofErr w:type="spellStart"/>
+      <w:r>
+        <w:rPr>
+          <w:rFonts w:ascii="Times New Roman" w:hAnsi="Times New Roman" w:cs="Times New Roman"/>
+          <w:bCs/>
+          <w:color w:val="000000" w:themeColor="text1"/>
+        </w:rPr>
+        <w:t>Cazoulat</w:t>
+      </w:r>
+      <w:proofErr w:type="spellEnd"/>
+      <w:r>
+        <w:rPr>
+          <w:rFonts w:ascii="Times New Roman" w:hAnsi="Times New Roman" w:cs="Times New Roman"/>
+          <w:bCs/>
+          <w:color w:val="000000" w:themeColor="text1"/>
+        </w:rPr>
+        <w:t xml:space="preserve"> G., Gupta S., </w:t>
+      </w:r>
+      <w:proofErr w:type="spellStart"/>
+      <w:r>
+        <w:rPr>
+          <w:rFonts w:ascii="Times New Roman" w:hAnsi="Times New Roman" w:cs="Times New Roman"/>
+          <w:bCs/>
+          <w:color w:val="000000" w:themeColor="text1"/>
+        </w:rPr>
+        <w:t>Odisio</w:t>
+      </w:r>
+      <w:proofErr w:type="spellEnd"/>
+      <w:r>
+        <w:rPr>
+          <w:rFonts w:ascii="Times New Roman" w:hAnsi="Times New Roman" w:cs="Times New Roman"/>
+          <w:bCs/>
+          <w:color w:val="000000" w:themeColor="text1"/>
+        </w:rPr>
+        <w:t xml:space="preserve"> B., </w:t>
       </w:r>
       <w:r>
         <w:rPr>
@@ -5157,13 +6418,23 @@
         </w:rPr>
         <w:t xml:space="preserve">. </w:t>
       </w:r>
+      <w:proofErr w:type="gramStart"/>
       <w:r>
         <w:rPr>
           <w:rFonts w:ascii="Times New Roman" w:hAnsi="Times New Roman" w:cs="Times New Roman"/>
           <w:iCs/>
           <w:color w:val="000000" w:themeColor="text1"/>
         </w:rPr>
-        <w:t>Medical Imaging 2018: Image-Guided Procedures, Robotic Interventions, and Modeling</w:t>
+        <w:t>Medical Imaging 2018</w:t>
+      </w:r>
+      <w:proofErr w:type="gramEnd"/>
+      <w:r>
+        <w:rPr>
+          <w:rFonts w:ascii="Times New Roman" w:hAnsi="Times New Roman" w:cs="Times New Roman"/>
+          <w:iCs/>
+          <w:color w:val="000000" w:themeColor="text1"/>
+        </w:rPr>
+        <w:t>: Image-Guided Procedures, Robotic Interventions, and Modeling</w:t>
       </w:r>
       <w:r>
         <w:rPr>
@@ -5205,7 +6476,55 @@
           <w:rFonts w:ascii="Times New Roman" w:hAnsi="Times New Roman" w:cs="Times New Roman"/>
           <w:color w:val="000000" w:themeColor="text1"/>
         </w:rPr>
-        <w:t xml:space="preserve">, Mohamed A., Volpe S., Elhalawani H., Cazoulat G., Bahig H., Fuller C., Brock KK </w:t>
+        <w:t xml:space="preserve">, Mohamed A., Volpe S., </w:t>
+      </w:r>
+      <w:proofErr w:type="spellStart"/>
+      <w:r>
+        <w:rPr>
+          <w:rFonts w:ascii="Times New Roman" w:hAnsi="Times New Roman" w:cs="Times New Roman"/>
+          <w:color w:val="000000" w:themeColor="text1"/>
+        </w:rPr>
+        <w:t>Elhalawani</w:t>
+      </w:r>
+      <w:proofErr w:type="spellEnd"/>
+      <w:r>
+        <w:rPr>
+          <w:rFonts w:ascii="Times New Roman" w:hAnsi="Times New Roman" w:cs="Times New Roman"/>
+          <w:color w:val="000000" w:themeColor="text1"/>
+        </w:rPr>
+        <w:t xml:space="preserve"> H., </w:t>
+      </w:r>
+      <w:proofErr w:type="spellStart"/>
+      <w:r>
+        <w:rPr>
+          <w:rFonts w:ascii="Times New Roman" w:hAnsi="Times New Roman" w:cs="Times New Roman"/>
+          <w:color w:val="000000" w:themeColor="text1"/>
+        </w:rPr>
+        <w:t>Cazoulat</w:t>
+      </w:r>
+      <w:proofErr w:type="spellEnd"/>
+      <w:r>
+        <w:rPr>
+          <w:rFonts w:ascii="Times New Roman" w:hAnsi="Times New Roman" w:cs="Times New Roman"/>
+          <w:color w:val="000000" w:themeColor="text1"/>
+        </w:rPr>
+        <w:t xml:space="preserve"> G., </w:t>
+      </w:r>
+      <w:proofErr w:type="spellStart"/>
+      <w:r>
+        <w:rPr>
+          <w:rFonts w:ascii="Times New Roman" w:hAnsi="Times New Roman" w:cs="Times New Roman"/>
+          <w:color w:val="000000" w:themeColor="text1"/>
+        </w:rPr>
+        <w:t>Bahig</w:t>
+      </w:r>
+      <w:proofErr w:type="spellEnd"/>
+      <w:r>
+        <w:rPr>
+          <w:rFonts w:ascii="Times New Roman" w:hAnsi="Times New Roman" w:cs="Times New Roman"/>
+          <w:color w:val="000000" w:themeColor="text1"/>
+        </w:rPr>
+        <w:t xml:space="preserve"> H., Fuller C., Brock KK </w:t>
       </w:r>
       <w:r>
         <w:rPr>
@@ -5290,7 +6609,23 @@
           <w:rFonts w:ascii="Times New Roman" w:hAnsi="Times New Roman" w:cs="Times New Roman"/>
           <w:color w:val="000000" w:themeColor="text1"/>
         </w:rPr>
-        <w:t xml:space="preserve">Court, L. E., Kisling, K., McCarroll, R., Zhang, L., Yang, J., Simonds, H., du Toit, M., Trauernicht, C., Burger, H., Parkes, J., Mejia, M., Bojador, M., Balter, P., Branco, D., Steinmann, A., Baltz, G., Gay, S., </w:t>
+        <w:t xml:space="preserve">Court, L. E., Kisling, K., McCarroll, R., Zhang, L., Yang, J., Simonds, H., du Toit, M., Trauernicht, C., Burger, H., Parkes, J., Mejia, M., </w:t>
+      </w:r>
+      <w:proofErr w:type="spellStart"/>
+      <w:r>
+        <w:rPr>
+          <w:rFonts w:ascii="Times New Roman" w:hAnsi="Times New Roman" w:cs="Times New Roman"/>
+          <w:color w:val="000000" w:themeColor="text1"/>
+        </w:rPr>
+        <w:t>Bojador</w:t>
+      </w:r>
+      <w:proofErr w:type="spellEnd"/>
+      <w:r>
+        <w:rPr>
+          <w:rFonts w:ascii="Times New Roman" w:hAnsi="Times New Roman" w:cs="Times New Roman"/>
+          <w:color w:val="000000" w:themeColor="text1"/>
+        </w:rPr>
+        <w:t xml:space="preserve">, M., Balter, P., Branco, D., Steinmann, A., Baltz, G., Gay, S., </w:t>
       </w:r>
       <w:r>
         <w:rPr>
@@ -5306,7 +6641,39 @@
           <w:rFonts w:ascii="Times New Roman" w:hAnsi="Times New Roman" w:cs="Times New Roman"/>
           <w:color w:val="000000" w:themeColor="text1"/>
         </w:rPr>
-        <w:t xml:space="preserve">, Cardenas, C., Jhingran, A., Shaitelman, S., Bogler, O., Schmeller, K., Followill, D., Howell, R., Nelson, C., Peterson, C., Beadle, B </w:t>
+        <w:t xml:space="preserve">, Cardenas, C., </w:t>
+      </w:r>
+      <w:proofErr w:type="spellStart"/>
+      <w:r>
+        <w:rPr>
+          <w:rFonts w:ascii="Times New Roman" w:hAnsi="Times New Roman" w:cs="Times New Roman"/>
+          <w:color w:val="000000" w:themeColor="text1"/>
+        </w:rPr>
+        <w:t>Jhingran</w:t>
+      </w:r>
+      <w:proofErr w:type="spellEnd"/>
+      <w:r>
+        <w:rPr>
+          <w:rFonts w:ascii="Times New Roman" w:hAnsi="Times New Roman" w:cs="Times New Roman"/>
+          <w:color w:val="000000" w:themeColor="text1"/>
+        </w:rPr>
+        <w:t xml:space="preserve">, A., </w:t>
+      </w:r>
+      <w:proofErr w:type="spellStart"/>
+      <w:r>
+        <w:rPr>
+          <w:rFonts w:ascii="Times New Roman" w:hAnsi="Times New Roman" w:cs="Times New Roman"/>
+          <w:color w:val="000000" w:themeColor="text1"/>
+        </w:rPr>
+        <w:t>Shaitelman</w:t>
+      </w:r>
+      <w:proofErr w:type="spellEnd"/>
+      <w:r>
+        <w:rPr>
+          <w:rFonts w:ascii="Times New Roman" w:hAnsi="Times New Roman" w:cs="Times New Roman"/>
+          <w:color w:val="000000" w:themeColor="text1"/>
+        </w:rPr>
+        <w:t xml:space="preserve">, S., Bogler, O., Schmeller, K., Followill, D., Howell, R., Nelson, C., Peterson, C., Beadle, B </w:t>
       </w:r>
       <w:r>
         <w:rPr>
@@ -5359,7 +6726,25 @@
           <w:color w:val="000000" w:themeColor="text1"/>
           <w:shd w:val="clear" w:color="auto" w:fill="FFFFFF"/>
         </w:rPr>
-        <w:t xml:space="preserve">, Gay SS, Fave XJ, Ger RB, McCarroll RE, Owens CA, Netherton TJ, Kisling KD, Court LE, Yang J, Li Y, Lee J, Mackin DS, Cardenas CE </w:t>
+        <w:t xml:space="preserve">, Gay SS, </w:t>
+      </w:r>
+      <w:proofErr w:type="spellStart"/>
+      <w:r>
+        <w:rPr>
+          <w:rFonts w:ascii="Times New Roman" w:hAnsi="Times New Roman" w:cs="Times New Roman"/>
+          <w:color w:val="000000" w:themeColor="text1"/>
+          <w:shd w:val="clear" w:color="auto" w:fill="FFFFFF"/>
+        </w:rPr>
+        <w:t>Fave</w:t>
+      </w:r>
+      <w:proofErr w:type="spellEnd"/>
+      <w:r>
+        <w:rPr>
+          <w:rFonts w:ascii="Times New Roman" w:hAnsi="Times New Roman" w:cs="Times New Roman"/>
+          <w:color w:val="000000" w:themeColor="text1"/>
+          <w:shd w:val="clear" w:color="auto" w:fill="FFFFFF"/>
+        </w:rPr>
+        <w:t xml:space="preserve"> XJ, Ger RB, McCarroll RE, Owens CA, Netherton TJ, Kisling KD, Court LE, Yang J, Li Y, Lee J, Mackin DS, Cardenas CE </w:t>
       </w:r>
       <w:r>
         <w:rPr>
@@ -5428,7 +6813,31 @@
           <w:szCs w:val="24"/>
           <w:u w:val="single"/>
         </w:rPr>
-        <w:t>Oral Presentations (Presenting Author)_________________________________________________</w:t>
+        <w:t xml:space="preserve">Oral Presentations (Presenting </w:t>
+      </w:r>
+      <w:proofErr w:type="gramStart"/>
+      <w:r>
+        <w:rPr>
+          <w:rFonts w:ascii="Times New Roman" w:hAnsi="Times New Roman" w:cs="Times New Roman"/>
+          <w:b/>
+          <w:color w:val="000000" w:themeColor="text1"/>
+          <w:sz w:val="24"/>
+          <w:szCs w:val="24"/>
+          <w:u w:val="single"/>
+        </w:rPr>
+        <w:t>Author)_</w:t>
+      </w:r>
+      <w:proofErr w:type="gramEnd"/>
+      <w:r>
+        <w:rPr>
+          <w:rFonts w:ascii="Times New Roman" w:hAnsi="Times New Roman" w:cs="Times New Roman"/>
+          <w:b/>
+          <w:color w:val="000000" w:themeColor="text1"/>
+          <w:sz w:val="24"/>
+          <w:szCs w:val="24"/>
+          <w:u w:val="single"/>
+        </w:rPr>
+        <w:t>________________________________________________</w:t>
       </w:r>
     </w:p>
     <w:p>
@@ -5605,7 +7014,43 @@
           <w:color w:val="000000" w:themeColor="text1"/>
           <w:shd w:val="clear" w:color="auto" w:fill="FFFFFF"/>
         </w:rPr>
-        <w:t xml:space="preserve">, Rigaud B., Lin YM, Cazoulat G., Koay E., Jones AK., Odisio B, Brock KK </w:t>
+        <w:t xml:space="preserve">, Rigaud B., Lin YM, </w:t>
+      </w:r>
+      <w:proofErr w:type="spellStart"/>
+      <w:r>
+        <w:rPr>
+          <w:rFonts w:ascii="Times New Roman" w:eastAsia="Times New Roman" w:hAnsi="Times New Roman" w:cs="Times New Roman"/>
+          <w:color w:val="000000" w:themeColor="text1"/>
+          <w:shd w:val="clear" w:color="auto" w:fill="FFFFFF"/>
+        </w:rPr>
+        <w:t>Cazoulat</w:t>
+      </w:r>
+      <w:proofErr w:type="spellEnd"/>
+      <w:r>
+        <w:rPr>
+          <w:rFonts w:ascii="Times New Roman" w:eastAsia="Times New Roman" w:hAnsi="Times New Roman" w:cs="Times New Roman"/>
+          <w:color w:val="000000" w:themeColor="text1"/>
+          <w:shd w:val="clear" w:color="auto" w:fill="FFFFFF"/>
+        </w:rPr>
+        <w:t xml:space="preserve"> G., Koay E., Jones AK., </w:t>
+      </w:r>
+      <w:proofErr w:type="spellStart"/>
+      <w:r>
+        <w:rPr>
+          <w:rFonts w:ascii="Times New Roman" w:eastAsia="Times New Roman" w:hAnsi="Times New Roman" w:cs="Times New Roman"/>
+          <w:color w:val="000000" w:themeColor="text1"/>
+          <w:shd w:val="clear" w:color="auto" w:fill="FFFFFF"/>
+        </w:rPr>
+        <w:t>Odisio</w:t>
+      </w:r>
+      <w:proofErr w:type="spellEnd"/>
+      <w:r>
+        <w:rPr>
+          <w:rFonts w:ascii="Times New Roman" w:eastAsia="Times New Roman" w:hAnsi="Times New Roman" w:cs="Times New Roman"/>
+          <w:color w:val="000000" w:themeColor="text1"/>
+          <w:shd w:val="clear" w:color="auto" w:fill="FFFFFF"/>
+        </w:rPr>
+        <w:t xml:space="preserve"> B, Brock KK </w:t>
       </w:r>
       <w:r>
         <w:rPr>
@@ -5652,7 +7097,61 @@
           <w:color w:val="000000" w:themeColor="text1"/>
           <w:shd w:val="clear" w:color="auto" w:fill="FFFFFF"/>
         </w:rPr>
-        <w:t xml:space="preserve">, McCulloch M., Kirimli E., Lin YM., Rigaud B., Lin E., TranCao H., Qayyum, Koay E., Odisio B., Brock KK </w:t>
+        <w:t xml:space="preserve">, McCulloch M., </w:t>
+      </w:r>
+      <w:proofErr w:type="spellStart"/>
+      <w:r>
+        <w:rPr>
+          <w:rFonts w:ascii="Times New Roman" w:hAnsi="Times New Roman"/>
+          <w:color w:val="000000" w:themeColor="text1"/>
+          <w:shd w:val="clear" w:color="auto" w:fill="FFFFFF"/>
+        </w:rPr>
+        <w:t>Kirimli</w:t>
+      </w:r>
+      <w:proofErr w:type="spellEnd"/>
+      <w:r>
+        <w:rPr>
+          <w:rFonts w:ascii="Times New Roman" w:hAnsi="Times New Roman"/>
+          <w:color w:val="000000" w:themeColor="text1"/>
+          <w:shd w:val="clear" w:color="auto" w:fill="FFFFFF"/>
+        </w:rPr>
+        <w:t xml:space="preserve"> E., Lin YM., Rigaud B., Lin E., </w:t>
+      </w:r>
+      <w:proofErr w:type="spellStart"/>
+      <w:r>
+        <w:rPr>
+          <w:rFonts w:ascii="Times New Roman" w:hAnsi="Times New Roman"/>
+          <w:color w:val="000000" w:themeColor="text1"/>
+          <w:shd w:val="clear" w:color="auto" w:fill="FFFFFF"/>
+        </w:rPr>
+        <w:t>TranCao</w:t>
+      </w:r>
+      <w:proofErr w:type="spellEnd"/>
+      <w:r>
+        <w:rPr>
+          <w:rFonts w:ascii="Times New Roman" w:hAnsi="Times New Roman"/>
+          <w:color w:val="000000" w:themeColor="text1"/>
+          <w:shd w:val="clear" w:color="auto" w:fill="FFFFFF"/>
+        </w:rPr>
+        <w:t xml:space="preserve"> H., Qayyum, Koay E., </w:t>
+      </w:r>
+      <w:proofErr w:type="spellStart"/>
+      <w:r>
+        <w:rPr>
+          <w:rFonts w:ascii="Times New Roman" w:hAnsi="Times New Roman"/>
+          <w:color w:val="000000" w:themeColor="text1"/>
+          <w:shd w:val="clear" w:color="auto" w:fill="FFFFFF"/>
+        </w:rPr>
+        <w:t>Odisio</w:t>
+      </w:r>
+      <w:proofErr w:type="spellEnd"/>
+      <w:r>
+        <w:rPr>
+          <w:rFonts w:ascii="Times New Roman" w:hAnsi="Times New Roman"/>
+          <w:color w:val="000000" w:themeColor="text1"/>
+          <w:shd w:val="clear" w:color="auto" w:fill="FFFFFF"/>
+        </w:rPr>
+        <w:t xml:space="preserve"> B., Brock KK </w:t>
       </w:r>
       <w:r>
         <w:rPr>
@@ -5691,6 +7190,7 @@
           <w:color w:val="000000" w:themeColor="text1"/>
           <w:shd w:val="clear" w:color="auto" w:fill="FFFFFF"/>
         </w:rPr>
+        <w:lastRenderedPageBreak/>
         <w:t>Anderson B.M</w:t>
       </w:r>
       <w:r>
@@ -5699,16 +7199,72 @@
           <w:color w:val="000000" w:themeColor="text1"/>
           <w:shd w:val="clear" w:color="auto" w:fill="FFFFFF"/>
         </w:rPr>
-        <w:t xml:space="preserve">, Cazoulat G., Lin E., Odisio B., Brock KK. </w:t>
-      </w:r>
-      <w:r>
-        <w:rPr>
-          <w:rFonts w:ascii="Times New Roman" w:hAnsi="Times New Roman" w:cs="Times New Roman"/>
-          <w:i/>
+        <w:t xml:space="preserve">, </w:t>
+      </w:r>
+      <w:proofErr w:type="spellStart"/>
+      <w:r>
+        <w:rPr>
+          <w:rFonts w:ascii="Times New Roman" w:hAnsi="Times New Roman" w:cs="Times New Roman"/>
           <w:color w:val="000000" w:themeColor="text1"/>
           <w:shd w:val="clear" w:color="auto" w:fill="FFFFFF"/>
         </w:rPr>
-        <w:t xml:space="preserve">Deep Learning for Rapid Deformable Image Registration of Liver CT Scans. </w:t>
+        <w:t>Cazoulat</w:t>
+      </w:r>
+      <w:proofErr w:type="spellEnd"/>
+      <w:r>
+        <w:rPr>
+          <w:rFonts w:ascii="Times New Roman" w:hAnsi="Times New Roman" w:cs="Times New Roman"/>
+          <w:color w:val="000000" w:themeColor="text1"/>
+          <w:shd w:val="clear" w:color="auto" w:fill="FFFFFF"/>
+        </w:rPr>
+        <w:t xml:space="preserve"> G., Lin E., </w:t>
+      </w:r>
+      <w:proofErr w:type="spellStart"/>
+      <w:r>
+        <w:rPr>
+          <w:rFonts w:ascii="Times New Roman" w:hAnsi="Times New Roman" w:cs="Times New Roman"/>
+          <w:color w:val="000000" w:themeColor="text1"/>
+          <w:shd w:val="clear" w:color="auto" w:fill="FFFFFF"/>
+        </w:rPr>
+        <w:t>Odisio</w:t>
+      </w:r>
+      <w:proofErr w:type="spellEnd"/>
+      <w:r>
+        <w:rPr>
+          <w:rFonts w:ascii="Times New Roman" w:hAnsi="Times New Roman" w:cs="Times New Roman"/>
+          <w:color w:val="000000" w:themeColor="text1"/>
+          <w:shd w:val="clear" w:color="auto" w:fill="FFFFFF"/>
+        </w:rPr>
+        <w:t xml:space="preserve"> B., Brock KK. </w:t>
+      </w:r>
+      <w:r>
+        <w:rPr>
+          <w:rFonts w:ascii="Times New Roman" w:hAnsi="Times New Roman" w:cs="Times New Roman"/>
+          <w:i/>
+          <w:color w:val="000000" w:themeColor="text1"/>
+          <w:shd w:val="clear" w:color="auto" w:fill="FFFFFF"/>
+        </w:rPr>
+        <w:t xml:space="preserve">Deep Learning for Rapid Deformable Image Registration of Liver </w:t>
+      </w:r>
+      <w:proofErr w:type="gramStart"/>
+      <w:r>
+        <w:rPr>
+          <w:rFonts w:ascii="Times New Roman" w:hAnsi="Times New Roman" w:cs="Times New Roman"/>
+          <w:i/>
+          <w:color w:val="000000" w:themeColor="text1"/>
+          <w:shd w:val="clear" w:color="auto" w:fill="FFFFFF"/>
+        </w:rPr>
+        <w:t>CT Scans</w:t>
+      </w:r>
+      <w:proofErr w:type="gramEnd"/>
+      <w:r>
+        <w:rPr>
+          <w:rFonts w:ascii="Times New Roman" w:hAnsi="Times New Roman" w:cs="Times New Roman"/>
+          <w:i/>
+          <w:color w:val="000000" w:themeColor="text1"/>
+          <w:shd w:val="clear" w:color="auto" w:fill="FFFFFF"/>
+        </w:rPr>
+        <w:t xml:space="preserve">. </w:t>
       </w:r>
       <w:r>
         <w:rPr>
@@ -5746,7 +7302,25 @@
           <w:color w:val="000000" w:themeColor="text1"/>
           <w:shd w:val="clear" w:color="auto" w:fill="FFFFFF"/>
         </w:rPr>
-        <w:t xml:space="preserve">, Lin E., Koay E., Brock KK, Odisio B. </w:t>
+        <w:t xml:space="preserve">, Lin E., Koay E., Brock KK, </w:t>
+      </w:r>
+      <w:proofErr w:type="spellStart"/>
+      <w:r>
+        <w:rPr>
+          <w:rFonts w:ascii="Times New Roman" w:hAnsi="Times New Roman"/>
+          <w:color w:val="000000" w:themeColor="text1"/>
+          <w:shd w:val="clear" w:color="auto" w:fill="FFFFFF"/>
+        </w:rPr>
+        <w:t>Odisio</w:t>
+      </w:r>
+      <w:proofErr w:type="spellEnd"/>
+      <w:r>
+        <w:rPr>
+          <w:rFonts w:ascii="Times New Roman" w:hAnsi="Times New Roman"/>
+          <w:color w:val="000000" w:themeColor="text1"/>
+          <w:shd w:val="clear" w:color="auto" w:fill="FFFFFF"/>
+        </w:rPr>
+        <w:t xml:space="preserve"> B. </w:t>
       </w:r>
       <w:r>
         <w:rPr>
@@ -5793,7 +7367,25 @@
           <w:color w:val="000000" w:themeColor="text1"/>
           <w:shd w:val="clear" w:color="auto" w:fill="FFFFFF"/>
         </w:rPr>
-        <w:t xml:space="preserve">, Lin E., Cardenas C., Koay E., Odisio B., Brock KK. </w:t>
+        <w:t xml:space="preserve">, Lin E., Cardenas C., Koay E., </w:t>
+      </w:r>
+      <w:proofErr w:type="spellStart"/>
+      <w:r>
+        <w:rPr>
+          <w:rFonts w:ascii="Times New Roman" w:hAnsi="Times New Roman"/>
+          <w:color w:val="000000" w:themeColor="text1"/>
+          <w:shd w:val="clear" w:color="auto" w:fill="FFFFFF"/>
+        </w:rPr>
+        <w:t>Odisio</w:t>
+      </w:r>
+      <w:proofErr w:type="spellEnd"/>
+      <w:r>
+        <w:rPr>
+          <w:rFonts w:ascii="Times New Roman" w:hAnsi="Times New Roman"/>
+          <w:color w:val="000000" w:themeColor="text1"/>
+          <w:shd w:val="clear" w:color="auto" w:fill="FFFFFF"/>
+        </w:rPr>
+        <w:t xml:space="preserve"> B., Brock KK. </w:t>
       </w:r>
       <w:r>
         <w:rPr>
@@ -5845,7 +7437,23 @@
           <w:rFonts w:ascii="Times New Roman" w:hAnsi="Times New Roman"/>
           <w:color w:val="000000" w:themeColor="text1"/>
         </w:rPr>
-        <w:t xml:space="preserve">, Zhang L., Jhingran A., Simonds H., Yang J., Brock Kk., Klopp A., Beadle B., Court L., Kisling K. </w:t>
+        <w:t xml:space="preserve">, Zhang L., </w:t>
+      </w:r>
+      <w:proofErr w:type="spellStart"/>
+      <w:r>
+        <w:rPr>
+          <w:rFonts w:ascii="Times New Roman" w:hAnsi="Times New Roman"/>
+          <w:color w:val="000000" w:themeColor="text1"/>
+        </w:rPr>
+        <w:t>Jhingran</w:t>
+      </w:r>
+      <w:proofErr w:type="spellEnd"/>
+      <w:r>
+        <w:rPr>
+          <w:rFonts w:ascii="Times New Roman" w:hAnsi="Times New Roman"/>
+          <w:color w:val="000000" w:themeColor="text1"/>
+        </w:rPr>
+        <w:t xml:space="preserve"> A., Simonds H., Yang J., Brock Kk., Klopp A., Beadle B., Court L., Kisling K. </w:t>
       </w:r>
       <w:r>
         <w:rPr>
@@ -5888,7 +7496,39 @@
           <w:rFonts w:ascii="Times New Roman" w:hAnsi="Times New Roman"/>
           <w:color w:val="000000" w:themeColor="text1"/>
         </w:rPr>
-        <w:t xml:space="preserve"> Cardenas C, Elgohari B., Volpe S., Pei Y., Mohamed A., Elhalawani H., Chung C., Fuller C., Brock KK. </w:t>
+        <w:t xml:space="preserve"> Cardenas C, </w:t>
+      </w:r>
+      <w:proofErr w:type="spellStart"/>
+      <w:r>
+        <w:rPr>
+          <w:rFonts w:ascii="Times New Roman" w:hAnsi="Times New Roman"/>
+          <w:color w:val="000000" w:themeColor="text1"/>
+        </w:rPr>
+        <w:t>Elgohari</w:t>
+      </w:r>
+      <w:proofErr w:type="spellEnd"/>
+      <w:r>
+        <w:rPr>
+          <w:rFonts w:ascii="Times New Roman" w:hAnsi="Times New Roman"/>
+          <w:color w:val="000000" w:themeColor="text1"/>
+        </w:rPr>
+        <w:t xml:space="preserve"> B., Volpe S., Pei Y., Mohamed A., </w:t>
+      </w:r>
+      <w:proofErr w:type="spellStart"/>
+      <w:r>
+        <w:rPr>
+          <w:rFonts w:ascii="Times New Roman" w:hAnsi="Times New Roman"/>
+          <w:color w:val="000000" w:themeColor="text1"/>
+        </w:rPr>
+        <w:t>Elhalawani</w:t>
+      </w:r>
+      <w:proofErr w:type="spellEnd"/>
+      <w:r>
+        <w:rPr>
+          <w:rFonts w:ascii="Times New Roman" w:hAnsi="Times New Roman"/>
+          <w:color w:val="000000" w:themeColor="text1"/>
+        </w:rPr>
+        <w:t xml:space="preserve"> H., Chung C., Fuller C., Brock KK. </w:t>
       </w:r>
       <w:r>
         <w:rPr>
@@ -5924,7 +7564,6 @@
           <w:b/>
           <w:color w:val="000000" w:themeColor="text1"/>
         </w:rPr>
-        <w:lastRenderedPageBreak/>
         <w:t xml:space="preserve">Anderson B.M, Lin E., </w:t>
       </w:r>
       <w:r>
@@ -5982,7 +7621,43 @@
           <w:color w:val="000000" w:themeColor="text1"/>
           <w:shd w:val="clear" w:color="auto" w:fill="FFFFFF"/>
         </w:rPr>
-        <w:t xml:space="preserve">, Lin E. Cazoulat G., Gupta S., Koay EJ., Odisio B., Brock KK. </w:t>
+        <w:t xml:space="preserve">, Lin E. </w:t>
+      </w:r>
+      <w:proofErr w:type="spellStart"/>
+      <w:r>
+        <w:rPr>
+          <w:rFonts w:ascii="Times New Roman" w:hAnsi="Times New Roman"/>
+          <w:color w:val="000000" w:themeColor="text1"/>
+          <w:shd w:val="clear" w:color="auto" w:fill="FFFFFF"/>
+        </w:rPr>
+        <w:t>Cazoulat</w:t>
+      </w:r>
+      <w:proofErr w:type="spellEnd"/>
+      <w:r>
+        <w:rPr>
+          <w:rFonts w:ascii="Times New Roman" w:hAnsi="Times New Roman"/>
+          <w:color w:val="000000" w:themeColor="text1"/>
+          <w:shd w:val="clear" w:color="auto" w:fill="FFFFFF"/>
+        </w:rPr>
+        <w:t xml:space="preserve"> G., Gupta S., Koay EJ., </w:t>
+      </w:r>
+      <w:proofErr w:type="spellStart"/>
+      <w:r>
+        <w:rPr>
+          <w:rFonts w:ascii="Times New Roman" w:hAnsi="Times New Roman"/>
+          <w:color w:val="000000" w:themeColor="text1"/>
+          <w:shd w:val="clear" w:color="auto" w:fill="FFFFFF"/>
+        </w:rPr>
+        <w:t>Odisio</w:t>
+      </w:r>
+      <w:proofErr w:type="spellEnd"/>
+      <w:r>
+        <w:rPr>
+          <w:rFonts w:ascii="Times New Roman" w:hAnsi="Times New Roman"/>
+          <w:color w:val="000000" w:themeColor="text1"/>
+          <w:shd w:val="clear" w:color="auto" w:fill="FFFFFF"/>
+        </w:rPr>
+        <w:t xml:space="preserve"> B., Brock KK. </w:t>
       </w:r>
       <w:r>
         <w:rPr>
@@ -6089,7 +7764,31 @@
           <w:szCs w:val="24"/>
           <w:u w:val="single"/>
         </w:rPr>
-        <w:t>Poster Presentations (Presenting Author)_________________________________________________</w:t>
+        <w:t xml:space="preserve">Poster Presentations (Presenting </w:t>
+      </w:r>
+      <w:proofErr w:type="gramStart"/>
+      <w:r>
+        <w:rPr>
+          <w:rFonts w:ascii="Times New Roman" w:hAnsi="Times New Roman" w:cs="Times New Roman"/>
+          <w:b/>
+          <w:color w:val="000000" w:themeColor="text1"/>
+          <w:sz w:val="24"/>
+          <w:szCs w:val="24"/>
+          <w:u w:val="single"/>
+        </w:rPr>
+        <w:t>Author)_</w:t>
+      </w:r>
+      <w:proofErr w:type="gramEnd"/>
+      <w:r>
+        <w:rPr>
+          <w:rFonts w:ascii="Times New Roman" w:hAnsi="Times New Roman" w:cs="Times New Roman"/>
+          <w:b/>
+          <w:color w:val="000000" w:themeColor="text1"/>
+          <w:sz w:val="24"/>
+          <w:szCs w:val="24"/>
+          <w:u w:val="single"/>
+        </w:rPr>
+        <w:t>________________________________________________</w:t>
       </w:r>
     </w:p>
     <w:p>
@@ -6119,7 +7818,25 @@
           <w:bCs/>
           <w:color w:val="000000" w:themeColor="text1"/>
         </w:rPr>
-        <w:t xml:space="preserve"> Foster M., Repka M., Karunaker A., Marks L B., Das S., Mazur L. </w:t>
+        <w:t xml:space="preserve"> Foster M., Repka M., </w:t>
+      </w:r>
+      <w:proofErr w:type="spellStart"/>
+      <w:r>
+        <w:rPr>
+          <w:rFonts w:ascii="Times New Roman" w:hAnsi="Times New Roman" w:cs="Times New Roman"/>
+          <w:bCs/>
+          <w:color w:val="000000" w:themeColor="text1"/>
+        </w:rPr>
+        <w:t>Karunaker</w:t>
+      </w:r>
+      <w:proofErr w:type="spellEnd"/>
+      <w:r>
+        <w:rPr>
+          <w:rFonts w:ascii="Times New Roman" w:hAnsi="Times New Roman" w:cs="Times New Roman"/>
+          <w:bCs/>
+          <w:color w:val="000000" w:themeColor="text1"/>
+        </w:rPr>
+        <w:t xml:space="preserve"> A., Marks L B., Das S., Mazur L. </w:t>
       </w:r>
       <w:r>
         <w:rPr>
@@ -6227,7 +7944,25 @@
           <w:i/>
           <w:color w:val="000000" w:themeColor="text1"/>
         </w:rPr>
-        <w:t>Unlocking Insights: A Python-Based RayStation Data Mining Tool.</w:t>
+        <w:t xml:space="preserve">Unlocking Insights: A Python-Based </w:t>
+      </w:r>
+      <w:proofErr w:type="spellStart"/>
+      <w:r>
+        <w:rPr>
+          <w:rFonts w:ascii="Times New Roman" w:hAnsi="Times New Roman" w:cs="Times New Roman"/>
+          <w:i/>
+          <w:color w:val="000000" w:themeColor="text1"/>
+        </w:rPr>
+        <w:t>RayStation</w:t>
+      </w:r>
+      <w:proofErr w:type="spellEnd"/>
+      <w:r>
+        <w:rPr>
+          <w:rFonts w:ascii="Times New Roman" w:hAnsi="Times New Roman" w:cs="Times New Roman"/>
+          <w:i/>
+          <w:color w:val="000000" w:themeColor="text1"/>
+        </w:rPr>
+        <w:t xml:space="preserve"> Data Mining Tool.</w:t>
       </w:r>
       <w:r>
         <w:rPr>
@@ -6367,8 +8102,28 @@
           <w:i/>
           <w:color w:val="000000" w:themeColor="text1"/>
         </w:rPr>
-        <w:t>Setting up the pipeline of data to TensorFlow .tfrecords</w:t>
-      </w:r>
+        <w:t xml:space="preserve">Setting up the pipeline of data to </w:t>
+      </w:r>
+      <w:proofErr w:type="gramStart"/>
+      <w:r>
+        <w:rPr>
+          <w:rFonts w:ascii="Times New Roman" w:hAnsi="Times New Roman" w:cs="Times New Roman"/>
+          <w:i/>
+          <w:color w:val="000000" w:themeColor="text1"/>
+        </w:rPr>
+        <w:t>TensorFlow .</w:t>
+      </w:r>
+      <w:proofErr w:type="spellStart"/>
+      <w:r>
+        <w:rPr>
+          <w:rFonts w:ascii="Times New Roman" w:hAnsi="Times New Roman" w:cs="Times New Roman"/>
+          <w:i/>
+          <w:color w:val="000000" w:themeColor="text1"/>
+        </w:rPr>
+        <w:t>tfrecords</w:t>
+      </w:r>
+      <w:proofErr w:type="spellEnd"/>
+      <w:proofErr w:type="gramEnd"/>
       <w:r>
         <w:rPr>
           <w:rFonts w:ascii="Times New Roman" w:hAnsi="Times New Roman" w:cs="Times New Roman"/>
@@ -6403,7 +8158,39 @@
           <w:rFonts w:ascii="Times New Roman" w:hAnsi="Times New Roman" w:cs="Times New Roman"/>
           <w:color w:val="000000" w:themeColor="text1"/>
         </w:rPr>
-        <w:t xml:space="preserve">, Ethan Lin, Cazoulat G., Gupta S., Odisio B., Brock KK. </w:t>
+        <w:t xml:space="preserve">, Ethan Lin, </w:t>
+      </w:r>
+      <w:proofErr w:type="spellStart"/>
+      <w:r>
+        <w:rPr>
+          <w:rFonts w:ascii="Times New Roman" w:hAnsi="Times New Roman" w:cs="Times New Roman"/>
+          <w:color w:val="000000" w:themeColor="text1"/>
+        </w:rPr>
+        <w:t>Cazoulat</w:t>
+      </w:r>
+      <w:proofErr w:type="spellEnd"/>
+      <w:r>
+        <w:rPr>
+          <w:rFonts w:ascii="Times New Roman" w:hAnsi="Times New Roman" w:cs="Times New Roman"/>
+          <w:color w:val="000000" w:themeColor="text1"/>
+        </w:rPr>
+        <w:t xml:space="preserve"> G., Gupta S., </w:t>
+      </w:r>
+      <w:proofErr w:type="spellStart"/>
+      <w:r>
+        <w:rPr>
+          <w:rFonts w:ascii="Times New Roman" w:hAnsi="Times New Roman" w:cs="Times New Roman"/>
+          <w:color w:val="000000" w:themeColor="text1"/>
+        </w:rPr>
+        <w:t>Odisio</w:t>
+      </w:r>
+      <w:proofErr w:type="spellEnd"/>
+      <w:r>
+        <w:rPr>
+          <w:rFonts w:ascii="Times New Roman" w:hAnsi="Times New Roman" w:cs="Times New Roman"/>
+          <w:color w:val="000000" w:themeColor="text1"/>
+        </w:rPr>
+        <w:t xml:space="preserve"> B., Brock KK. </w:t>
       </w:r>
       <w:r>
         <w:rPr>
@@ -6578,7 +8365,27 @@
           <w:iCs/>
           <w:color w:val="000000" w:themeColor="text1"/>
         </w:rPr>
-        <w:t>Deep Learning-Based Pelvic Vessel Auto-Segmentation for Standarized Lymph Node Delineation in Prostate Cancer Radiotherapy.</w:t>
+        <w:t xml:space="preserve">Deep Learning-Based Pelvic Vessel Auto-Segmentation for </w:t>
+      </w:r>
+      <w:proofErr w:type="spellStart"/>
+      <w:r>
+        <w:rPr>
+          <w:rFonts w:ascii="Times New Roman" w:eastAsia="Times New Roman" w:hAnsi="Times New Roman" w:cs="Times New Roman"/>
+          <w:i/>
+          <w:iCs/>
+          <w:color w:val="000000" w:themeColor="text1"/>
+        </w:rPr>
+        <w:t>Standarized</w:t>
+      </w:r>
+      <w:proofErr w:type="spellEnd"/>
+      <w:r>
+        <w:rPr>
+          <w:rFonts w:ascii="Times New Roman" w:eastAsia="Times New Roman" w:hAnsi="Times New Roman" w:cs="Times New Roman"/>
+          <w:i/>
+          <w:iCs/>
+          <w:color w:val="000000" w:themeColor="text1"/>
+        </w:rPr>
+        <w:t xml:space="preserve"> Lymph Node Delineation in Prostate Cancer Radiotherapy.</w:t>
       </w:r>
       <w:r>
         <w:rPr>
@@ -6631,7 +8438,17 @@
           <w:iCs/>
           <w:color w:val="000000" w:themeColor="text1"/>
         </w:rPr>
-        <w:t>Predicting Dysphagia and Identifying Anatomical Regions Responsible for Dysphagia Following Intensity-Modulated Radiation Therapy (IMRT) for Oropharyngeal Carcinoma.</w:t>
+        <w:t xml:space="preserve">Predicting Dysphagia and Identifying </w:t>
+      </w:r>
+      <w:r>
+        <w:rPr>
+          <w:rFonts w:ascii="Times New Roman" w:eastAsia="Times New Roman" w:hAnsi="Times New Roman" w:cs="Times New Roman"/>
+          <w:i/>
+          <w:iCs/>
+          <w:color w:val="000000" w:themeColor="text1"/>
+        </w:rPr>
+        <w:lastRenderedPageBreak/>
+        <w:t>Anatomical Regions Responsible for Dysphagia Following Intensity-Modulated Radiation Therapy (IMRT) for Oropharyngeal Carcinoma.</w:t>
       </w:r>
       <w:r>
         <w:rPr>
@@ -6659,7 +8476,39 @@
           <w:rFonts w:ascii="Times New Roman" w:eastAsia="Times New Roman" w:hAnsi="Times New Roman" w:cs="Times New Roman"/>
           <w:color w:val="000000" w:themeColor="text1"/>
         </w:rPr>
-        <w:t xml:space="preserve">Sousa C., Doss V., Hales E., Hagan E., Gebre T., Obaideen A., Negassa M., Liu D., </w:t>
+        <w:t xml:space="preserve">Sousa C., Doss V., Hales E., Hagan E., Gebre T., </w:t>
+      </w:r>
+      <w:proofErr w:type="spellStart"/>
+      <w:r>
+        <w:rPr>
+          <w:rFonts w:ascii="Times New Roman" w:eastAsia="Times New Roman" w:hAnsi="Times New Roman" w:cs="Times New Roman"/>
+          <w:color w:val="000000" w:themeColor="text1"/>
+        </w:rPr>
+        <w:t>Obaideen</w:t>
+      </w:r>
+      <w:proofErr w:type="spellEnd"/>
+      <w:r>
+        <w:rPr>
+          <w:rFonts w:ascii="Times New Roman" w:eastAsia="Times New Roman" w:hAnsi="Times New Roman" w:cs="Times New Roman"/>
+          <w:color w:val="000000" w:themeColor="text1"/>
+        </w:rPr>
+        <w:t xml:space="preserve"> A., </w:t>
+      </w:r>
+      <w:proofErr w:type="spellStart"/>
+      <w:r>
+        <w:rPr>
+          <w:rFonts w:ascii="Times New Roman" w:eastAsia="Times New Roman" w:hAnsi="Times New Roman" w:cs="Times New Roman"/>
+          <w:color w:val="000000" w:themeColor="text1"/>
+        </w:rPr>
+        <w:t>Negassa</w:t>
+      </w:r>
+      <w:proofErr w:type="spellEnd"/>
+      <w:r>
+        <w:rPr>
+          <w:rFonts w:ascii="Times New Roman" w:eastAsia="Times New Roman" w:hAnsi="Times New Roman" w:cs="Times New Roman"/>
+          <w:color w:val="000000" w:themeColor="text1"/>
+        </w:rPr>
+        <w:t xml:space="preserve"> M., Liu D., </w:t>
       </w:r>
       <w:r>
         <w:rPr>
@@ -6728,7 +8577,71 @@
           <w:rFonts w:ascii="Times New Roman" w:hAnsi="Times New Roman"/>
           <w:color w:val="000000" w:themeColor="text1"/>
         </w:rPr>
-        <w:t xml:space="preserve"> Fields E, Hink JB, Hsu D, Kisling K, Krupein A, Lamb J, Matney J, Maxin P, Moore L, Neylon J, Ritter T, Savjani R, Valdes G, Vasconcelos N, Vinogradskiy Y, Witztum A. </w:t>
+        <w:t xml:space="preserve"> Fields E, Hink JB, Hsu D, Kisling K, </w:t>
+      </w:r>
+      <w:proofErr w:type="spellStart"/>
+      <w:r>
+        <w:rPr>
+          <w:rFonts w:ascii="Times New Roman" w:hAnsi="Times New Roman"/>
+          <w:color w:val="000000" w:themeColor="text1"/>
+        </w:rPr>
+        <w:t>Krupein</w:t>
+      </w:r>
+      <w:proofErr w:type="spellEnd"/>
+      <w:r>
+        <w:rPr>
+          <w:rFonts w:ascii="Times New Roman" w:hAnsi="Times New Roman"/>
+          <w:color w:val="000000" w:themeColor="text1"/>
+        </w:rPr>
+        <w:t xml:space="preserve"> A, Lamb J, Matney J, Maxin P, Moore L, Neylon J, Ritter T, </w:t>
+      </w:r>
+      <w:proofErr w:type="spellStart"/>
+      <w:r>
+        <w:rPr>
+          <w:rFonts w:ascii="Times New Roman" w:hAnsi="Times New Roman"/>
+          <w:color w:val="000000" w:themeColor="text1"/>
+        </w:rPr>
+        <w:t>Savjani</w:t>
+      </w:r>
+      <w:proofErr w:type="spellEnd"/>
+      <w:r>
+        <w:rPr>
+          <w:rFonts w:ascii="Times New Roman" w:hAnsi="Times New Roman"/>
+          <w:color w:val="000000" w:themeColor="text1"/>
+        </w:rPr>
+        <w:t xml:space="preserve"> R, Valdes G, Vasconcelos N, </w:t>
+      </w:r>
+      <w:proofErr w:type="spellStart"/>
+      <w:r>
+        <w:rPr>
+          <w:rFonts w:ascii="Times New Roman" w:hAnsi="Times New Roman"/>
+          <w:color w:val="000000" w:themeColor="text1"/>
+        </w:rPr>
+        <w:t>Vinogradskiy</w:t>
+      </w:r>
+      <w:proofErr w:type="spellEnd"/>
+      <w:r>
+        <w:rPr>
+          <w:rFonts w:ascii="Times New Roman" w:hAnsi="Times New Roman"/>
+          <w:color w:val="000000" w:themeColor="text1"/>
+        </w:rPr>
+        <w:t xml:space="preserve"> Y, </w:t>
+      </w:r>
+      <w:proofErr w:type="spellStart"/>
+      <w:r>
+        <w:rPr>
+          <w:rFonts w:ascii="Times New Roman" w:hAnsi="Times New Roman"/>
+          <w:color w:val="000000" w:themeColor="text1"/>
+        </w:rPr>
+        <w:t>Witztum</w:t>
+      </w:r>
+      <w:proofErr w:type="spellEnd"/>
+      <w:r>
+        <w:rPr>
+          <w:rFonts w:ascii="Times New Roman" w:hAnsi="Times New Roman"/>
+          <w:color w:val="000000" w:themeColor="text1"/>
+        </w:rPr>
+        <w:t xml:space="preserve"> A. </w:t>
       </w:r>
       <w:r>
         <w:rPr>
@@ -6737,7 +8650,47 @@
           <w:iCs/>
           <w:color w:val="000000" w:themeColor="text1"/>
         </w:rPr>
-        <w:t>Head and Neck Gross Tumor Deep-Learning Autocontouring Model Using BigROC Collaborative Data.</w:t>
+        <w:t xml:space="preserve">Head and Neck Gross Tumor Deep-Learning </w:t>
+      </w:r>
+      <w:proofErr w:type="spellStart"/>
+      <w:r>
+        <w:rPr>
+          <w:rFonts w:ascii="Times New Roman" w:hAnsi="Times New Roman"/>
+          <w:i/>
+          <w:iCs/>
+          <w:color w:val="000000" w:themeColor="text1"/>
+        </w:rPr>
+        <w:t>Autocontouring</w:t>
+      </w:r>
+      <w:proofErr w:type="spellEnd"/>
+      <w:r>
+        <w:rPr>
+          <w:rFonts w:ascii="Times New Roman" w:hAnsi="Times New Roman"/>
+          <w:i/>
+          <w:iCs/>
+          <w:color w:val="000000" w:themeColor="text1"/>
+        </w:rPr>
+        <w:t xml:space="preserve"> Model Using </w:t>
+      </w:r>
+      <w:proofErr w:type="spellStart"/>
+      <w:r>
+        <w:rPr>
+          <w:rFonts w:ascii="Times New Roman" w:hAnsi="Times New Roman"/>
+          <w:i/>
+          <w:iCs/>
+          <w:color w:val="000000" w:themeColor="text1"/>
+        </w:rPr>
+        <w:t>BigROC</w:t>
+      </w:r>
+      <w:proofErr w:type="spellEnd"/>
+      <w:r>
+        <w:rPr>
+          <w:rFonts w:ascii="Times New Roman" w:hAnsi="Times New Roman"/>
+          <w:i/>
+          <w:iCs/>
+          <w:color w:val="000000" w:themeColor="text1"/>
+        </w:rPr>
+        <w:t xml:space="preserve"> Collaborative Data.</w:t>
       </w:r>
       <w:r>
         <w:rPr>
@@ -6790,7 +8743,27 @@
           <w:iCs/>
           <w:color w:val="000000" w:themeColor="text1"/>
         </w:rPr>
-        <w:t>Rapid Semi-Automated Planning for VMAT Craniospinal Irradiation Using Raystation.</w:t>
+        <w:t xml:space="preserve">Rapid Semi-Automated Planning for VMAT Craniospinal Irradiation Using </w:t>
+      </w:r>
+      <w:proofErr w:type="spellStart"/>
+      <w:r>
+        <w:rPr>
+          <w:rFonts w:ascii="Times New Roman" w:hAnsi="Times New Roman"/>
+          <w:i/>
+          <w:iCs/>
+          <w:color w:val="000000" w:themeColor="text1"/>
+        </w:rPr>
+        <w:t>Raystation</w:t>
+      </w:r>
+      <w:proofErr w:type="spellEnd"/>
+      <w:r>
+        <w:rPr>
+          <w:rFonts w:ascii="Times New Roman" w:hAnsi="Times New Roman"/>
+          <w:i/>
+          <w:iCs/>
+          <w:color w:val="000000" w:themeColor="text1"/>
+        </w:rPr>
+        <w:t>.</w:t>
       </w:r>
       <w:r>
         <w:rPr>
@@ -6818,7 +8791,23 @@
           <w:rFonts w:ascii="Times New Roman" w:hAnsi="Times New Roman"/>
           <w:color w:val="000000" w:themeColor="text1"/>
         </w:rPr>
-        <w:t xml:space="preserve">Bhattacharya S., Karunaker A., </w:t>
+        <w:t xml:space="preserve">Bhattacharya S., </w:t>
+      </w:r>
+      <w:proofErr w:type="spellStart"/>
+      <w:r>
+        <w:rPr>
+          <w:rFonts w:ascii="Times New Roman" w:hAnsi="Times New Roman"/>
+          <w:color w:val="000000" w:themeColor="text1"/>
+        </w:rPr>
+        <w:t>Karunaker</w:t>
+      </w:r>
+      <w:proofErr w:type="spellEnd"/>
+      <w:r>
+        <w:rPr>
+          <w:rFonts w:ascii="Times New Roman" w:hAnsi="Times New Roman"/>
+          <w:color w:val="000000" w:themeColor="text1"/>
+        </w:rPr>
+        <w:t xml:space="preserve"> A., </w:t>
       </w:r>
       <w:r>
         <w:rPr>
@@ -6843,8 +8832,9 @@
           <w:iCs/>
           <w:color w:val="000000" w:themeColor="text1"/>
         </w:rPr>
-        <w:t xml:space="preserve">Automated Detection of Hip Replacements and Fiducial Markers in Pelvic CT Scans: A Comparative Study of </w:t>
-      </w:r>
+        <w:t xml:space="preserve">Automated Detection of Hip Replacements and Fiducial Markers in Pelvic </w:t>
+      </w:r>
+      <w:proofErr w:type="gramStart"/>
       <w:r>
         <w:rPr>
           <w:rFonts w:ascii="Times New Roman" w:hAnsi="Times New Roman"/>
@@ -6852,8 +8842,17 @@
           <w:iCs/>
           <w:color w:val="000000" w:themeColor="text1"/>
         </w:rPr>
-        <w:lastRenderedPageBreak/>
-        <w:t>Rule-Based vs Deep Learning Approaches.</w:t>
+        <w:t>CT Scans</w:t>
+      </w:r>
+      <w:proofErr w:type="gramEnd"/>
+      <w:r>
+        <w:rPr>
+          <w:rFonts w:ascii="Times New Roman" w:hAnsi="Times New Roman"/>
+          <w:i/>
+          <w:iCs/>
+          <w:color w:val="000000" w:themeColor="text1"/>
+        </w:rPr>
+        <w:t>: A Comparative Study of Rule-Based vs Deep Learning Approaches.</w:t>
       </w:r>
       <w:r>
         <w:rPr>
@@ -6881,7 +8880,23 @@
           <w:rFonts w:ascii="Times New Roman" w:hAnsi="Times New Roman"/>
           <w:color w:val="000000" w:themeColor="text1"/>
         </w:rPr>
-        <w:t xml:space="preserve">Foster M., Byrd E., Kwong E., Karunaker A., </w:t>
+        <w:t xml:space="preserve">Foster M., Byrd E., Kwong E., </w:t>
+      </w:r>
+      <w:proofErr w:type="spellStart"/>
+      <w:r>
+        <w:rPr>
+          <w:rFonts w:ascii="Times New Roman" w:hAnsi="Times New Roman"/>
+          <w:color w:val="000000" w:themeColor="text1"/>
+        </w:rPr>
+        <w:t>Karunaker</w:t>
+      </w:r>
+      <w:proofErr w:type="spellEnd"/>
+      <w:r>
+        <w:rPr>
+          <w:rFonts w:ascii="Times New Roman" w:hAnsi="Times New Roman"/>
+          <w:color w:val="000000" w:themeColor="text1"/>
+        </w:rPr>
+        <w:t xml:space="preserve"> A., </w:t>
       </w:r>
       <w:r>
         <w:rPr>
@@ -6919,8 +8934,6 @@
     <w:p>
       <w:pPr>
         <w:pStyle w:val="ListParagraph"/>
-        <w:keepNext/>
-        <w:keepLines/>
         <w:numPr>
           <w:ilvl w:val="0"/>
           <w:numId w:val="5"/>
@@ -6953,7 +8966,43 @@
           <w:bCs/>
           <w:color w:val="000000" w:themeColor="text1"/>
         </w:rPr>
-        <w:t>Kundu S., Lin E., Koay E., Odisio B., Chung C., Kang H., Venkatesan A., Yedururi S., De B., Lin Y., Patel A., Brock KK.</w:t>
+        <w:t xml:space="preserve">Kundu S., Lin E., Koay E., </w:t>
+      </w:r>
+      <w:proofErr w:type="spellStart"/>
+      <w:r>
+        <w:rPr>
+          <w:rFonts w:ascii="Times New Roman" w:hAnsi="Times New Roman"/>
+          <w:bCs/>
+          <w:color w:val="000000" w:themeColor="text1"/>
+        </w:rPr>
+        <w:t>Odisio</w:t>
+      </w:r>
+      <w:proofErr w:type="spellEnd"/>
+      <w:r>
+        <w:rPr>
+          <w:rFonts w:ascii="Times New Roman" w:hAnsi="Times New Roman"/>
+          <w:bCs/>
+          <w:color w:val="000000" w:themeColor="text1"/>
+        </w:rPr>
+        <w:t xml:space="preserve"> B., Chung C., Kang H., Venkatesan A., </w:t>
+      </w:r>
+      <w:proofErr w:type="spellStart"/>
+      <w:r>
+        <w:rPr>
+          <w:rFonts w:ascii="Times New Roman" w:hAnsi="Times New Roman"/>
+          <w:bCs/>
+          <w:color w:val="000000" w:themeColor="text1"/>
+        </w:rPr>
+        <w:t>Yedururi</w:t>
+      </w:r>
+      <w:proofErr w:type="spellEnd"/>
+      <w:r>
+        <w:rPr>
+          <w:rFonts w:ascii="Times New Roman" w:hAnsi="Times New Roman"/>
+          <w:bCs/>
+          <w:color w:val="000000" w:themeColor="text1"/>
+        </w:rPr>
+        <w:t xml:space="preserve"> S., De B., Lin Y., Patel A., Brock KK.</w:t>
       </w:r>
       <w:r>
         <w:rPr>
@@ -6984,8 +9033,6 @@
     <w:p>
       <w:pPr>
         <w:pStyle w:val="ListParagraph"/>
-        <w:keepNext/>
-        <w:keepLines/>
         <w:numPr>
           <w:ilvl w:val="0"/>
           <w:numId w:val="5"/>
@@ -7001,7 +9048,55 @@
           <w:rFonts w:ascii="Times New Roman" w:eastAsia="Times New Roman" w:hAnsi="Times New Roman" w:cs="Times New Roman"/>
           <w:color w:val="000000" w:themeColor="text1"/>
         </w:rPr>
-        <w:t xml:space="preserve">Rigaud, B., Kirimli E., Yedururi S., Cazoulat G., </w:t>
+        <w:t xml:space="preserve">Rigaud, B., </w:t>
+      </w:r>
+      <w:proofErr w:type="spellStart"/>
+      <w:r>
+        <w:rPr>
+          <w:rFonts w:ascii="Times New Roman" w:eastAsia="Times New Roman" w:hAnsi="Times New Roman" w:cs="Times New Roman"/>
+          <w:color w:val="000000" w:themeColor="text1"/>
+        </w:rPr>
+        <w:t>Kirimli</w:t>
+      </w:r>
+      <w:proofErr w:type="spellEnd"/>
+      <w:r>
+        <w:rPr>
+          <w:rFonts w:ascii="Times New Roman" w:eastAsia="Times New Roman" w:hAnsi="Times New Roman" w:cs="Times New Roman"/>
+          <w:color w:val="000000" w:themeColor="text1"/>
+        </w:rPr>
+        <w:t xml:space="preserve"> E., </w:t>
+      </w:r>
+      <w:proofErr w:type="spellStart"/>
+      <w:r>
+        <w:rPr>
+          <w:rFonts w:ascii="Times New Roman" w:eastAsia="Times New Roman" w:hAnsi="Times New Roman" w:cs="Times New Roman"/>
+          <w:color w:val="000000" w:themeColor="text1"/>
+        </w:rPr>
+        <w:t>Yedururi</w:t>
+      </w:r>
+      <w:proofErr w:type="spellEnd"/>
+      <w:r>
+        <w:rPr>
+          <w:rFonts w:ascii="Times New Roman" w:eastAsia="Times New Roman" w:hAnsi="Times New Roman" w:cs="Times New Roman"/>
+          <w:color w:val="000000" w:themeColor="text1"/>
+        </w:rPr>
+        <w:t xml:space="preserve"> S., </w:t>
+      </w:r>
+      <w:proofErr w:type="spellStart"/>
+      <w:r>
+        <w:rPr>
+          <w:rFonts w:ascii="Times New Roman" w:eastAsia="Times New Roman" w:hAnsi="Times New Roman" w:cs="Times New Roman"/>
+          <w:color w:val="000000" w:themeColor="text1"/>
+        </w:rPr>
+        <w:t>Cazoulat</w:t>
+      </w:r>
+      <w:proofErr w:type="spellEnd"/>
+      <w:r>
+        <w:rPr>
+          <w:rFonts w:ascii="Times New Roman" w:eastAsia="Times New Roman" w:hAnsi="Times New Roman" w:cs="Times New Roman"/>
+          <w:color w:val="000000" w:themeColor="text1"/>
+        </w:rPr>
+        <w:t xml:space="preserve"> G., </w:t>
       </w:r>
       <w:r>
         <w:rPr>
@@ -7017,11 +9112,27 @@
           <w:rFonts w:ascii="Times New Roman" w:eastAsia="Times New Roman" w:hAnsi="Times New Roman" w:cs="Times New Roman"/>
           <w:color w:val="000000" w:themeColor="text1"/>
         </w:rPr>
-        <w:t xml:space="preserve"> Zaid M., Elganainy D., Koay E., Brock KK. </w:t>
-      </w:r>
+        <w:t xml:space="preserve"> Zaid M., </w:t>
+      </w:r>
+      <w:proofErr w:type="spellStart"/>
       <w:r>
         <w:rPr>
           <w:rFonts w:ascii="Times New Roman" w:eastAsia="Times New Roman" w:hAnsi="Times New Roman" w:cs="Times New Roman"/>
+          <w:color w:val="000000" w:themeColor="text1"/>
+        </w:rPr>
+        <w:t>Elganainy</w:t>
+      </w:r>
+      <w:proofErr w:type="spellEnd"/>
+      <w:r>
+        <w:rPr>
+          <w:rFonts w:ascii="Times New Roman" w:eastAsia="Times New Roman" w:hAnsi="Times New Roman" w:cs="Times New Roman"/>
+          <w:color w:val="000000" w:themeColor="text1"/>
+        </w:rPr>
+        <w:t xml:space="preserve"> D., Koay E., Brock KK. </w:t>
+      </w:r>
+      <w:r>
+        <w:rPr>
+          <w:rFonts w:ascii="Times New Roman" w:eastAsia="Times New Roman" w:hAnsi="Times New Roman" w:cs="Times New Roman"/>
           <w:i/>
           <w:color w:val="000000" w:themeColor="text1"/>
         </w:rPr>
@@ -7038,8 +9149,6 @@
     <w:p>
       <w:pPr>
         <w:pStyle w:val="ListParagraph"/>
-        <w:keepNext/>
-        <w:keepLines/>
         <w:numPr>
           <w:ilvl w:val="0"/>
           <w:numId w:val="5"/>
@@ -7055,7 +9164,23 @@
           <w:rFonts w:ascii="Times New Roman" w:eastAsia="Times New Roman" w:hAnsi="Times New Roman" w:cs="Times New Roman"/>
           <w:color w:val="000000" w:themeColor="text1"/>
         </w:rPr>
-        <w:t xml:space="preserve">McCulloch, M., Cazoulat G., Rigaud B., </w:t>
+        <w:t xml:space="preserve">McCulloch, M., </w:t>
+      </w:r>
+      <w:proofErr w:type="spellStart"/>
+      <w:r>
+        <w:rPr>
+          <w:rFonts w:ascii="Times New Roman" w:eastAsia="Times New Roman" w:hAnsi="Times New Roman" w:cs="Times New Roman"/>
+          <w:color w:val="000000" w:themeColor="text1"/>
+        </w:rPr>
+        <w:t>Cazoulat</w:t>
+      </w:r>
+      <w:proofErr w:type="spellEnd"/>
+      <w:r>
+        <w:rPr>
+          <w:rFonts w:ascii="Times New Roman" w:eastAsia="Times New Roman" w:hAnsi="Times New Roman" w:cs="Times New Roman"/>
+          <w:color w:val="000000" w:themeColor="text1"/>
+        </w:rPr>
+        <w:t xml:space="preserve"> G., Rigaud B., </w:t>
       </w:r>
       <w:r>
         <w:rPr>
@@ -7066,16 +9191,73 @@
         </w:rPr>
         <w:t xml:space="preserve">Anderson B.M, </w:t>
       </w:r>
+      <w:proofErr w:type="spellStart"/>
       <w:r>
         <w:rPr>
           <w:rFonts w:ascii="Times New Roman" w:eastAsia="Times New Roman" w:hAnsi="Times New Roman" w:cs="Times New Roman"/>
           <w:color w:val="000000" w:themeColor="text1"/>
         </w:rPr>
-        <w:t xml:space="preserve">Kirimli E., Gryshkevych S., Svensson S., Ohrt A., Chopra A., Mathew R., Zaid M., Elganainy D., ,Balter P., Koay E., Brock KK. </w:t>
-      </w:r>
+        <w:t>Kirimli</w:t>
+      </w:r>
+      <w:proofErr w:type="spellEnd"/>
       <w:r>
         <w:rPr>
           <w:rFonts w:ascii="Times New Roman" w:eastAsia="Times New Roman" w:hAnsi="Times New Roman" w:cs="Times New Roman"/>
+          <w:color w:val="000000" w:themeColor="text1"/>
+        </w:rPr>
+        <w:t xml:space="preserve"> E., </w:t>
+      </w:r>
+      <w:proofErr w:type="spellStart"/>
+      <w:r>
+        <w:rPr>
+          <w:rFonts w:ascii="Times New Roman" w:eastAsia="Times New Roman" w:hAnsi="Times New Roman" w:cs="Times New Roman"/>
+          <w:color w:val="000000" w:themeColor="text1"/>
+        </w:rPr>
+        <w:t>Gryshkevych</w:t>
+      </w:r>
+      <w:proofErr w:type="spellEnd"/>
+      <w:r>
+        <w:rPr>
+          <w:rFonts w:ascii="Times New Roman" w:eastAsia="Times New Roman" w:hAnsi="Times New Roman" w:cs="Times New Roman"/>
+          <w:color w:val="000000" w:themeColor="text1"/>
+        </w:rPr>
+        <w:t xml:space="preserve"> S., Svensson S., Ohrt A., Chopra A., Mathew R., Zaid M., </w:t>
+      </w:r>
+      <w:proofErr w:type="spellStart"/>
+      <w:r>
+        <w:rPr>
+          <w:rFonts w:ascii="Times New Roman" w:eastAsia="Times New Roman" w:hAnsi="Times New Roman" w:cs="Times New Roman"/>
+          <w:color w:val="000000" w:themeColor="text1"/>
+        </w:rPr>
+        <w:t>Elganainy</w:t>
+      </w:r>
+      <w:proofErr w:type="spellEnd"/>
+      <w:r>
+        <w:rPr>
+          <w:rFonts w:ascii="Times New Roman" w:eastAsia="Times New Roman" w:hAnsi="Times New Roman" w:cs="Times New Roman"/>
+          <w:color w:val="000000" w:themeColor="text1"/>
+        </w:rPr>
+        <w:t xml:space="preserve"> D.</w:t>
+      </w:r>
+      <w:proofErr w:type="gramStart"/>
+      <w:r>
+        <w:rPr>
+          <w:rFonts w:ascii="Times New Roman" w:eastAsia="Times New Roman" w:hAnsi="Times New Roman" w:cs="Times New Roman"/>
+          <w:color w:val="000000" w:themeColor="text1"/>
+        </w:rPr>
+        <w:t>, ,Balter</w:t>
+      </w:r>
+      <w:proofErr w:type="gramEnd"/>
+      <w:r>
+        <w:rPr>
+          <w:rFonts w:ascii="Times New Roman" w:eastAsia="Times New Roman" w:hAnsi="Times New Roman" w:cs="Times New Roman"/>
+          <w:color w:val="000000" w:themeColor="text1"/>
+        </w:rPr>
+        <w:t xml:space="preserve"> P., Koay E., Brock KK. </w:t>
+      </w:r>
+      <w:r>
+        <w:rPr>
+          <w:rFonts w:ascii="Times New Roman" w:eastAsia="Times New Roman" w:hAnsi="Times New Roman" w:cs="Times New Roman"/>
           <w:i/>
           <w:color w:val="000000" w:themeColor="text1"/>
         </w:rPr>
@@ -7092,8 +9274,6 @@
     <w:p>
       <w:pPr>
         <w:pStyle w:val="ListParagraph"/>
-        <w:keepNext/>
-        <w:keepLines/>
         <w:numPr>
           <w:ilvl w:val="0"/>
           <w:numId w:val="5"/>
@@ -7132,11 +9312,29 @@
           <w:i/>
           <w:color w:val="000000" w:themeColor="text1"/>
         </w:rPr>
-        <w:t xml:space="preserve">Predicting Osteoradionecrosis From Head and Neck Radiotherapy Using a Residual convolutional Neural Network. </w:t>
-      </w:r>
+        <w:t xml:space="preserve">Predicting Osteoradionecrosis </w:t>
+      </w:r>
+      <w:proofErr w:type="gramStart"/>
       <w:r>
         <w:rPr>
           <w:rFonts w:ascii="Times New Roman" w:eastAsia="Times New Roman" w:hAnsi="Times New Roman" w:cs="Times New Roman"/>
+          <w:i/>
+          <w:color w:val="000000" w:themeColor="text1"/>
+        </w:rPr>
+        <w:t>From</w:t>
+      </w:r>
+      <w:proofErr w:type="gramEnd"/>
+      <w:r>
+        <w:rPr>
+          <w:rFonts w:ascii="Times New Roman" w:eastAsia="Times New Roman" w:hAnsi="Times New Roman" w:cs="Times New Roman"/>
+          <w:i/>
+          <w:color w:val="000000" w:themeColor="text1"/>
+        </w:rPr>
+        <w:t xml:space="preserve"> Head and Neck Radiotherapy Using a Residual convolutional Neural Network. </w:t>
+      </w:r>
+      <w:r>
+        <w:rPr>
+          <w:rFonts w:ascii="Times New Roman" w:eastAsia="Times New Roman" w:hAnsi="Times New Roman" w:cs="Times New Roman"/>
           <w:color w:val="000000" w:themeColor="text1"/>
         </w:rPr>
         <w:t>AAPM Annual Conference. Virtual, 07/2021</w:t>
@@ -7145,8 +9343,6 @@
     <w:p>
       <w:pPr>
         <w:pStyle w:val="ListParagraph"/>
-        <w:keepNext/>
-        <w:keepLines/>
         <w:numPr>
           <w:ilvl w:val="0"/>
           <w:numId w:val="5"/>
@@ -7198,8 +9394,6 @@
     <w:p>
       <w:pPr>
         <w:pStyle w:val="ListParagraph"/>
-        <w:keepNext/>
-        <w:keepLines/>
         <w:numPr>
           <w:ilvl w:val="0"/>
           <w:numId w:val="5"/>
@@ -7251,8 +9445,6 @@
     <w:p>
       <w:pPr>
         <w:pStyle w:val="ListParagraph"/>
-        <w:keepNext/>
-        <w:keepLines/>
         <w:numPr>
           <w:ilvl w:val="0"/>
           <w:numId w:val="5"/>
@@ -7263,12 +9455,21 @@
           <w:color w:val="000000" w:themeColor="text1"/>
         </w:rPr>
       </w:pPr>
-      <w:r>
-        <w:rPr>
-          <w:rFonts w:ascii="Times New Roman" w:hAnsi="Times New Roman" w:cs="Times New Roman"/>
-          <w:color w:val="000000" w:themeColor="text1"/>
-        </w:rPr>
-        <w:t xml:space="preserve">Elhalawani, H., Jin Y., Randall J.W., Mahajan A., Mohamed A., Elliot A., </w:t>
+      <w:proofErr w:type="spellStart"/>
+      <w:r>
+        <w:rPr>
+          <w:rFonts w:ascii="Times New Roman" w:hAnsi="Times New Roman" w:cs="Times New Roman"/>
+          <w:color w:val="000000" w:themeColor="text1"/>
+        </w:rPr>
+        <w:t>Elhalawani</w:t>
+      </w:r>
+      <w:proofErr w:type="spellEnd"/>
+      <w:r>
+        <w:rPr>
+          <w:rFonts w:ascii="Times New Roman" w:hAnsi="Times New Roman" w:cs="Times New Roman"/>
+          <w:color w:val="000000" w:themeColor="text1"/>
+        </w:rPr>
+        <w:t xml:space="preserve">, H., Jin Y., Randall J.W., Mahajan A., Mohamed A., Elliot A., </w:t>
       </w:r>
       <w:r>
         <w:rPr>
@@ -7305,8 +9506,6 @@
     <w:p>
       <w:pPr>
         <w:pStyle w:val="ListParagraph"/>
-        <w:keepNext/>
-        <w:keepLines/>
         <w:numPr>
           <w:ilvl w:val="0"/>
           <w:numId w:val="5"/>
@@ -7324,7 +9523,25 @@
           <w:color w:val="000000" w:themeColor="text1"/>
           <w:shd w:val="clear" w:color="auto" w:fill="FFFFFF"/>
         </w:rPr>
-        <w:t xml:space="preserve">McCulloch M., Elhalawani H., </w:t>
+        <w:t xml:space="preserve">McCulloch M., </w:t>
+      </w:r>
+      <w:proofErr w:type="spellStart"/>
+      <w:r>
+        <w:rPr>
+          <w:rFonts w:ascii="Times New Roman" w:hAnsi="Times New Roman"/>
+          <w:color w:val="000000" w:themeColor="text1"/>
+          <w:shd w:val="clear" w:color="auto" w:fill="FFFFFF"/>
+        </w:rPr>
+        <w:t>Elhalawani</w:t>
+      </w:r>
+      <w:proofErr w:type="spellEnd"/>
+      <w:r>
+        <w:rPr>
+          <w:rFonts w:ascii="Times New Roman" w:hAnsi="Times New Roman"/>
+          <w:color w:val="000000" w:themeColor="text1"/>
+          <w:shd w:val="clear" w:color="auto" w:fill="FFFFFF"/>
+        </w:rPr>
+        <w:t xml:space="preserve"> H., </w:t>
       </w:r>
       <w:r>
         <w:rPr>
@@ -7341,15 +9558,33 @@
           <w:color w:val="000000" w:themeColor="text1"/>
           <w:shd w:val="clear" w:color="auto" w:fill="FFFFFF"/>
         </w:rPr>
-        <w:t xml:space="preserve">, et. al </w:t>
-      </w:r>
-      <w:r>
-        <w:rPr>
-          <w:rFonts w:ascii="Times New Roman" w:hAnsi="Times New Roman"/>
-          <w:i/>
+        <w:t xml:space="preserve">, et. </w:t>
+      </w:r>
+      <w:proofErr w:type="gramStart"/>
+      <w:r>
+        <w:rPr>
+          <w:rFonts w:ascii="Times New Roman" w:hAnsi="Times New Roman"/>
           <w:color w:val="000000" w:themeColor="text1"/>
           <w:shd w:val="clear" w:color="auto" w:fill="FFFFFF"/>
         </w:rPr>
+        <w:t>al</w:t>
+      </w:r>
+      <w:proofErr w:type="gramEnd"/>
+      <w:r>
+        <w:rPr>
+          <w:rFonts w:ascii="Times New Roman" w:hAnsi="Times New Roman"/>
+          <w:color w:val="000000" w:themeColor="text1"/>
+          <w:shd w:val="clear" w:color="auto" w:fill="FFFFFF"/>
+        </w:rPr>
+        <w:t xml:space="preserve"> </w:t>
+      </w:r>
+      <w:r>
+        <w:rPr>
+          <w:rFonts w:ascii="Times New Roman" w:hAnsi="Times New Roman"/>
+          <w:i/>
+          <w:color w:val="000000" w:themeColor="text1"/>
+          <w:shd w:val="clear" w:color="auto" w:fill="FFFFFF"/>
+        </w:rPr>
         <w:t xml:space="preserve">Biomechanical model-based Deformable Image Registration for OARs in Glioma Patients. </w:t>
       </w:r>
       <w:r>
@@ -7364,8 +9599,6 @@
     <w:p>
       <w:pPr>
         <w:pStyle w:val="ListParagraph"/>
-        <w:keepNext/>
-        <w:keepLines/>
         <w:numPr>
           <w:ilvl w:val="0"/>
           <w:numId w:val="5"/>
@@ -7417,8 +9650,6 @@
     <w:p>
       <w:pPr>
         <w:pStyle w:val="ListParagraph"/>
-        <w:keepNext/>
-        <w:keepLines/>
         <w:numPr>
           <w:ilvl w:val="0"/>
           <w:numId w:val="5"/>
@@ -7434,7 +9665,23 @@
           <w:rFonts w:ascii="Times New Roman" w:hAnsi="Times New Roman"/>
           <w:color w:val="000000" w:themeColor="text1"/>
         </w:rPr>
-        <w:t xml:space="preserve">Kisling K., Ger R., Cardenas C., Rubinstein A., Netherton T., Ingram W., Fave X., Owens C., </w:t>
+        <w:t xml:space="preserve">Kisling K., Ger R., Cardenas C., Rubinstein A., Netherton T., Ingram W., </w:t>
+      </w:r>
+      <w:proofErr w:type="spellStart"/>
+      <w:r>
+        <w:rPr>
+          <w:rFonts w:ascii="Times New Roman" w:hAnsi="Times New Roman"/>
+          <w:color w:val="000000" w:themeColor="text1"/>
+        </w:rPr>
+        <w:t>Fave</w:t>
+      </w:r>
+      <w:proofErr w:type="spellEnd"/>
+      <w:r>
+        <w:rPr>
+          <w:rFonts w:ascii="Times New Roman" w:hAnsi="Times New Roman"/>
+          <w:color w:val="000000" w:themeColor="text1"/>
+        </w:rPr>
+        <w:t xml:space="preserve"> X., Owens C., </w:t>
       </w:r>
       <w:r>
         <w:rPr>
@@ -7471,8 +9718,6 @@
     <w:p>
       <w:pPr>
         <w:pStyle w:val="ListParagraph"/>
-        <w:keepNext/>
-        <w:keepLines/>
         <w:numPr>
           <w:ilvl w:val="0"/>
           <w:numId w:val="5"/>
@@ -7503,15 +9748,74 @@
           <w:rFonts w:ascii="Times New Roman" w:hAnsi="Times New Roman"/>
           <w:color w:val="000000" w:themeColor="text1"/>
         </w:rPr>
-        <w:t xml:space="preserve">, Cazoulat G., Zaid M., Chaudhury B., Elganainy D., Koay E., Brock KK. </w:t>
-      </w:r>
-      <w:r>
-        <w:rPr>
-          <w:rFonts w:ascii="Times New Roman" w:hAnsi="Times New Roman"/>
-          <w:i/>
-          <w:color w:val="000000" w:themeColor="text1"/>
-        </w:rPr>
-        <w:t xml:space="preserve">A Comparison of Deformable Registration Techniques for Pre and Post-Treatment Cholangiocarcinoma CT Images. </w:t>
+        <w:t xml:space="preserve">, </w:t>
+      </w:r>
+      <w:proofErr w:type="spellStart"/>
+      <w:r>
+        <w:rPr>
+          <w:rFonts w:ascii="Times New Roman" w:hAnsi="Times New Roman"/>
+          <w:color w:val="000000" w:themeColor="text1"/>
+        </w:rPr>
+        <w:t>Cazoulat</w:t>
+      </w:r>
+      <w:proofErr w:type="spellEnd"/>
+      <w:r>
+        <w:rPr>
+          <w:rFonts w:ascii="Times New Roman" w:hAnsi="Times New Roman"/>
+          <w:color w:val="000000" w:themeColor="text1"/>
+        </w:rPr>
+        <w:t xml:space="preserve"> G., Zaid M., Chaudhury B., </w:t>
+      </w:r>
+      <w:proofErr w:type="spellStart"/>
+      <w:r>
+        <w:rPr>
+          <w:rFonts w:ascii="Times New Roman" w:hAnsi="Times New Roman"/>
+          <w:color w:val="000000" w:themeColor="text1"/>
+        </w:rPr>
+        <w:t>Elganainy</w:t>
+      </w:r>
+      <w:proofErr w:type="spellEnd"/>
+      <w:r>
+        <w:rPr>
+          <w:rFonts w:ascii="Times New Roman" w:hAnsi="Times New Roman"/>
+          <w:color w:val="000000" w:themeColor="text1"/>
+        </w:rPr>
+        <w:t xml:space="preserve"> D., Koay E., Brock KK. </w:t>
+      </w:r>
+      <w:r>
+        <w:rPr>
+          <w:rFonts w:ascii="Times New Roman" w:hAnsi="Times New Roman"/>
+          <w:i/>
+          <w:color w:val="000000" w:themeColor="text1"/>
+        </w:rPr>
+        <w:t xml:space="preserve">A Comparison of Deformable Registration Techniques for </w:t>
+      </w:r>
+      <w:proofErr w:type="gramStart"/>
+      <w:r>
+        <w:rPr>
+          <w:rFonts w:ascii="Times New Roman" w:hAnsi="Times New Roman"/>
+          <w:i/>
+          <w:color w:val="000000" w:themeColor="text1"/>
+        </w:rPr>
+        <w:t>Pre</w:t>
+      </w:r>
+      <w:proofErr w:type="gramEnd"/>
+      <w:r>
+        <w:rPr>
+          <w:rFonts w:ascii="Times New Roman" w:hAnsi="Times New Roman"/>
+          <w:i/>
+          <w:color w:val="000000" w:themeColor="text1"/>
+        </w:rPr>
+        <w:t xml:space="preserve"> and Post-Treatment Cholangiocarcinoma CT </w:t>
+      </w:r>
+      <w:r>
+        <w:rPr>
+          <w:rFonts w:ascii="Times New Roman" w:hAnsi="Times New Roman"/>
+          <w:i/>
+          <w:color w:val="000000" w:themeColor="text1"/>
+        </w:rPr>
+        <w:lastRenderedPageBreak/>
+        <w:t xml:space="preserve">Images. </w:t>
       </w:r>
       <w:r>
         <w:rPr>
@@ -7524,8 +9828,6 @@
     <w:p>
       <w:pPr>
         <w:pStyle w:val="ListParagraph"/>
-        <w:keepNext/>
-        <w:keepLines/>
         <w:numPr>
           <w:ilvl w:val="0"/>
           <w:numId w:val="5"/>
@@ -7536,12 +9838,21 @@
           <w:color w:val="000000" w:themeColor="text1"/>
         </w:rPr>
       </w:pPr>
-      <w:r>
-        <w:rPr>
-          <w:rFonts w:ascii="Times New Roman" w:hAnsi="Times New Roman" w:cs="Times New Roman"/>
-          <w:color w:val="000000" w:themeColor="text1"/>
-        </w:rPr>
-        <w:t xml:space="preserve">Cazoulat G, Chaudhury B, </w:t>
+      <w:proofErr w:type="spellStart"/>
+      <w:r>
+        <w:rPr>
+          <w:rFonts w:ascii="Times New Roman" w:hAnsi="Times New Roman" w:cs="Times New Roman"/>
+          <w:color w:val="000000" w:themeColor="text1"/>
+        </w:rPr>
+        <w:t>Cazoulat</w:t>
+      </w:r>
+      <w:proofErr w:type="spellEnd"/>
+      <w:r>
+        <w:rPr>
+          <w:rFonts w:ascii="Times New Roman" w:hAnsi="Times New Roman" w:cs="Times New Roman"/>
+          <w:color w:val="000000" w:themeColor="text1"/>
+        </w:rPr>
+        <w:t xml:space="preserve"> G, Chaudhury B, </w:t>
       </w:r>
       <w:r>
         <w:rPr>
@@ -7556,7 +9867,23 @@
           <w:rFonts w:ascii="Times New Roman" w:hAnsi="Times New Roman" w:cs="Times New Roman"/>
           <w:color w:val="000000" w:themeColor="text1"/>
         </w:rPr>
-        <w:t xml:space="preserve">, Zaid M., Elganainy D., Koay E., Brock KK </w:t>
+        <w:t xml:space="preserve">, Zaid M., </w:t>
+      </w:r>
+      <w:proofErr w:type="spellStart"/>
+      <w:r>
+        <w:rPr>
+          <w:rFonts w:ascii="Times New Roman" w:hAnsi="Times New Roman" w:cs="Times New Roman"/>
+          <w:color w:val="000000" w:themeColor="text1"/>
+        </w:rPr>
+        <w:t>Elganainy</w:t>
+      </w:r>
+      <w:proofErr w:type="spellEnd"/>
+      <w:r>
+        <w:rPr>
+          <w:rFonts w:ascii="Times New Roman" w:hAnsi="Times New Roman" w:cs="Times New Roman"/>
+          <w:color w:val="000000" w:themeColor="text1"/>
+        </w:rPr>
+        <w:t xml:space="preserve"> D., Koay E., Brock KK </w:t>
       </w:r>
       <w:r>
         <w:rPr>
@@ -7577,7 +9904,7 @@
     <w:p>
       <w:pPr>
         <w:pStyle w:val="Heading1"/>
-        <w:keepLines/>
+        <w:keepNext w:val="0"/>
         <w:spacing w:after="120"/>
         <w:rPr>
           <w:rFonts w:cs="Times New Roman"/>
@@ -7661,7 +9988,23 @@
           <w:rFonts w:ascii="Times New Roman" w:hAnsi="Times New Roman" w:cs="Times New Roman"/>
           <w:color w:val="000000" w:themeColor="text1"/>
         </w:rPr>
-        <w:t>: Reliability in Percutaneous Tumour Ablation.</w:t>
+        <w:t xml:space="preserve">: Reliability in Percutaneous </w:t>
+      </w:r>
+      <w:proofErr w:type="spellStart"/>
+      <w:r>
+        <w:rPr>
+          <w:rFonts w:ascii="Times New Roman" w:hAnsi="Times New Roman" w:cs="Times New Roman"/>
+          <w:color w:val="000000" w:themeColor="text1"/>
+        </w:rPr>
+        <w:t>Tumour</w:t>
+      </w:r>
+      <w:proofErr w:type="spellEnd"/>
+      <w:r>
+        <w:rPr>
+          <w:rFonts w:ascii="Times New Roman" w:hAnsi="Times New Roman" w:cs="Times New Roman"/>
+          <w:color w:val="000000" w:themeColor="text1"/>
+        </w:rPr>
+        <w:t xml:space="preserve"> Ablation.</w:t>
       </w:r>
     </w:p>
     <w:p>
@@ -7697,15 +10040,7 @@
           <w:rFonts w:ascii="Times New Roman" w:hAnsi="Times New Roman" w:cs="Times New Roman"/>
           <w:color w:val="000000" w:themeColor="text1"/>
         </w:rPr>
-        <w:t xml:space="preserve">: instructing researchers on the importance of robust research with unbiased analysis and reporting of </w:t>
-      </w:r>
-      <w:r>
-        <w:rPr>
-          <w:rFonts w:ascii="Times New Roman" w:hAnsi="Times New Roman" w:cs="Times New Roman"/>
-          <w:color w:val="000000" w:themeColor="text1"/>
-        </w:rPr>
-        <w:lastRenderedPageBreak/>
-        <w:t>results.</w:t>
+        <w:t>: instructing researchers on the importance of robust research with unbiased analysis and reporting of results.</w:t>
       </w:r>
     </w:p>
     <w:p>
@@ -7746,8 +10081,6 @@
     </w:p>
     <w:p>
       <w:pPr>
-        <w:keepNext/>
-        <w:keepLines/>
         <w:spacing w:after="120" w:line="240" w:lineRule="auto"/>
         <w:rPr>
           <w:rFonts w:ascii="Times New Roman" w:hAnsi="Times New Roman" w:cs="Times New Roman"/>
@@ -7758,7 +10091,7 @@
     <w:p>
       <w:pPr>
         <w:pStyle w:val="Heading1"/>
-        <w:keepLines/>
+        <w:keepNext w:val="0"/>
         <w:spacing w:after="120"/>
         <w:rPr>
           <w:rFonts w:cs="Times New Roman"/>

--- a/Clincal_CV/BMAnderson CV.docx
+++ b/Clincal_CV/BMAnderson CV.docx
@@ -2232,10 +2232,10 @@
     <w:p>
       <w:pPr>
         <w:tabs>
-          <w:tab w:val="left" w:pos="1750"/>
+          <w:tab w:pos="1095" w:val="left"/>
         </w:tabs>
         <w:spacing w:after="60"/>
-        <w:ind w:left="1750" w:hanging="1750"/>
+        <w:ind w:left="1095" w:hanging="1095"/>
       </w:pPr>
       <w:r>
         <w:rPr>
@@ -2283,10 +2283,10 @@
     <w:p>
       <w:pPr>
         <w:tabs>
-          <w:tab w:val="left" w:pos="1750"/>
+          <w:tab w:pos="1095" w:val="left"/>
         </w:tabs>
         <w:spacing w:after="60"/>
-        <w:ind w:left="1750" w:hanging="1750"/>
+        <w:ind w:left="1095" w:hanging="1095"/>
       </w:pPr>
       <w:r>
         <w:rPr>
@@ -2319,10 +2319,10 @@
     <w:p>
       <w:pPr>
         <w:tabs>
-          <w:tab w:val="left" w:pos="1750"/>
+          <w:tab w:pos="1095" w:val="left"/>
         </w:tabs>
         <w:spacing w:after="60"/>
-        <w:ind w:left="1750" w:hanging="1750"/>
+        <w:ind w:left="1095" w:hanging="1095"/>
       </w:pPr>
       <w:r>
         <w:rPr>
@@ -2355,10 +2355,10 @@
     <w:p>
       <w:pPr>
         <w:tabs>
-          <w:tab w:val="left" w:pos="1750"/>
+          <w:tab w:pos="1095" w:val="left"/>
         </w:tabs>
         <w:spacing w:after="60"/>
-        <w:ind w:left="1750" w:hanging="1750"/>
+        <w:ind w:left="1095" w:hanging="1095"/>
       </w:pPr>
       <w:r>
         <w:rPr>
@@ -2384,10 +2384,10 @@
     <w:p>
       <w:pPr>
         <w:tabs>
-          <w:tab w:val="left" w:pos="1750"/>
+          <w:tab w:pos="1095" w:val="left"/>
         </w:tabs>
         <w:spacing w:after="60"/>
-        <w:ind w:left="1750" w:hanging="1750"/>
+        <w:ind w:left="1095" w:hanging="1095"/>
       </w:pPr>
       <w:r>
         <w:rPr>
@@ -2454,10 +2454,10 @@
     <w:p>
       <w:pPr>
         <w:tabs>
-          <w:tab w:val="left" w:pos="1750"/>
+          <w:tab w:pos="1095" w:val="left"/>
         </w:tabs>
         <w:spacing w:after="60"/>
-        <w:ind w:left="1750" w:hanging="1750"/>
+        <w:ind w:left="1095" w:hanging="1095"/>
       </w:pPr>
       <w:r>
         <w:rPr>
@@ -2490,10 +2490,10 @@
     <w:p>
       <w:pPr>
         <w:tabs>
-          <w:tab w:val="left" w:pos="1750"/>
+          <w:tab w:pos="1095" w:val="left"/>
         </w:tabs>
         <w:spacing w:after="60"/>
-        <w:ind w:left="1750" w:hanging="1750"/>
+        <w:ind w:left="1095" w:hanging="1095"/>
       </w:pPr>
       <w:r>
         <w:rPr>
@@ -2542,10 +2542,10 @@
     <w:p>
       <w:pPr>
         <w:tabs>
-          <w:tab w:val="left" w:pos="1750"/>
+          <w:tab w:pos="1095" w:val="left"/>
         </w:tabs>
         <w:spacing w:after="60"/>
-        <w:ind w:left="1750" w:hanging="1750"/>
+        <w:ind w:left="1095" w:hanging="1095"/>
       </w:pPr>
       <w:r>
         <w:rPr>
@@ -2595,10 +2595,10 @@
     <w:p>
       <w:pPr>
         <w:tabs>
-          <w:tab w:val="left" w:pos="1750"/>
+          <w:tab w:pos="1095" w:val="left"/>
         </w:tabs>
         <w:spacing w:after="60"/>
-        <w:ind w:left="1750" w:hanging="1750"/>
+        <w:ind w:left="1095" w:hanging="1095"/>
       </w:pPr>
       <w:r>
         <w:rPr>
@@ -2648,10 +2648,10 @@
     <w:p>
       <w:pPr>
         <w:tabs>
-          <w:tab w:val="left" w:pos="1750"/>
+          <w:tab w:pos="1095" w:val="left"/>
         </w:tabs>
         <w:spacing w:after="60"/>
-        <w:ind w:left="1750" w:hanging="1750"/>
+        <w:ind w:left="1095" w:hanging="1095"/>
       </w:pPr>
       <w:r>
         <w:rPr>
@@ -2684,10 +2684,10 @@
     <w:p>
       <w:pPr>
         <w:tabs>
-          <w:tab w:val="left" w:pos="1750"/>
+          <w:tab w:pos="1095" w:val="left"/>
         </w:tabs>
         <w:spacing w:after="60"/>
-        <w:ind w:left="1750" w:hanging="1750"/>
+        <w:ind w:left="1095" w:hanging="1095"/>
       </w:pPr>
       <w:r>
         <w:rPr>
@@ -2737,10 +2737,10 @@
     <w:p>
       <w:pPr>
         <w:tabs>
-          <w:tab w:val="left" w:pos="1750"/>
+          <w:tab w:pos="1095" w:val="left"/>
         </w:tabs>
         <w:spacing w:after="60"/>
-        <w:ind w:left="1750" w:hanging="1750"/>
+        <w:ind w:left="1095" w:hanging="1095"/>
       </w:pPr>
       <w:r>
         <w:rPr>
@@ -2766,10 +2766,10 @@
     <w:p>
       <w:pPr>
         <w:tabs>
-          <w:tab w:val="left" w:pos="1750"/>
+          <w:tab w:pos="1095" w:val="left"/>
         </w:tabs>
         <w:spacing w:after="60"/>
-        <w:ind w:left="1750" w:hanging="1750"/>
+        <w:ind w:left="1095" w:hanging="1095"/>
       </w:pPr>
       <w:r>
         <w:rPr>
@@ -9922,10 +9922,10 @@
     <w:p>
       <w:pPr>
         <w:tabs>
-          <w:tab w:val="left" w:pos="1750"/>
+          <w:tab w:pos="1095" w:val="left"/>
         </w:tabs>
         <w:spacing w:after="60"/>
-        <w:ind w:left="1750" w:hanging="1750"/>
+        <w:ind w:left="1095" w:hanging="1095"/>
       </w:pPr>
       <w:r>
         <w:rPr>
@@ -9958,10 +9958,10 @@
     <w:p>
       <w:pPr>
         <w:tabs>
-          <w:tab w:val="left" w:pos="1750"/>
+          <w:tab w:pos="1095" w:val="left"/>
         </w:tabs>
         <w:spacing w:after="60"/>
-        <w:ind w:left="1750" w:hanging="1750"/>
+        <w:ind w:left="1095" w:hanging="1095"/>
       </w:pPr>
       <w:r>
         <w:rPr>
@@ -10010,10 +10010,10 @@
     <w:p>
       <w:pPr>
         <w:tabs>
-          <w:tab w:val="left" w:pos="1750"/>
+          <w:tab w:pos="1095" w:val="left"/>
         </w:tabs>
         <w:spacing w:after="60"/>
-        <w:ind w:left="1750" w:hanging="1750"/>
+        <w:ind w:left="1095" w:hanging="1095"/>
       </w:pPr>
       <w:r>
         <w:rPr>
@@ -10046,10 +10046,10 @@
     <w:p>
       <w:pPr>
         <w:tabs>
-          <w:tab w:val="left" w:pos="1750"/>
+          <w:tab w:pos="1095" w:val="left"/>
         </w:tabs>
         <w:spacing w:after="60"/>
-        <w:ind w:left="1750" w:hanging="1750"/>
+        <w:ind w:left="1095" w:hanging="1095"/>
       </w:pPr>
       <w:r>
         <w:rPr>
@@ -10109,10 +10109,10 @@
     <w:p>
       <w:pPr>
         <w:tabs>
-          <w:tab w:val="left" w:pos="1750"/>
+          <w:tab w:pos="1095" w:val="left"/>
         </w:tabs>
         <w:spacing w:after="60"/>
-        <w:ind w:left="1750" w:hanging="1750"/>
+        <w:ind w:left="1095" w:hanging="1095"/>
       </w:pPr>
       <w:r>
         <w:rPr>
@@ -10145,10 +10145,10 @@
     <w:p>
       <w:pPr>
         <w:tabs>
-          <w:tab w:val="left" w:pos="1750"/>
+          <w:tab w:pos="1095" w:val="left"/>
         </w:tabs>
         <w:spacing w:after="60"/>
-        <w:ind w:left="1750" w:hanging="1750"/>
+        <w:ind w:left="1095" w:hanging="1095"/>
       </w:pPr>
       <w:r>
         <w:rPr>

--- a/Clincal_CV/BMAnderson CV.docx
+++ b/Clincal_CV/BMAnderson CV.docx
@@ -447,23 +447,7 @@
           <w:rFonts w:ascii="Times New Roman" w:hAnsi="Times New Roman" w:cs="Times New Roman"/>
           <w:color w:val="000000" w:themeColor="text1"/>
         </w:rPr>
-        <w:t xml:space="preserve">: </w:t>
-      </w:r>
-      <w:proofErr w:type="gramStart"/>
-      <w:r>
-        <w:rPr>
-          <w:rFonts w:ascii="Times New Roman" w:hAnsi="Times New Roman" w:cs="Times New Roman"/>
-          <w:color w:val="000000" w:themeColor="text1"/>
-        </w:rPr>
-        <w:t>10 week</w:t>
-      </w:r>
-      <w:proofErr w:type="gramEnd"/>
-      <w:r>
-        <w:rPr>
-          <w:rFonts w:ascii="Times New Roman" w:hAnsi="Times New Roman" w:cs="Times New Roman"/>
-          <w:color w:val="000000" w:themeColor="text1"/>
-        </w:rPr>
-        <w:t xml:space="preserve"> program designed to gain experience in medical physics; work spent commissioning new Elekta linear accelerator in Eureka, CA</w:t>
+        <w:t>: 10 week program designed to gain experience in medical physics; work spent commissioning new Elekta linear accelerator in Eureka, CA</w:t>
       </w:r>
     </w:p>
     <w:p>
@@ -498,55 +482,7 @@
           <w:rFonts w:ascii="Times New Roman" w:hAnsi="Times New Roman" w:cs="Times New Roman"/>
           <w:color w:val="000000" w:themeColor="text1"/>
         </w:rPr>
-        <w:t xml:space="preserve">Open-Source Software: </w:t>
-      </w:r>
-      <w:proofErr w:type="spellStart"/>
-      <w:r>
-        <w:rPr>
-          <w:rFonts w:ascii="Times New Roman" w:hAnsi="Times New Roman" w:cs="Times New Roman"/>
-          <w:color w:val="000000" w:themeColor="text1"/>
-        </w:rPr>
-        <w:t>DicomRTTool</w:t>
-      </w:r>
-      <w:proofErr w:type="spellEnd"/>
-      <w:r>
-        <w:rPr>
-          <w:rFonts w:ascii="Times New Roman" w:hAnsi="Times New Roman" w:cs="Times New Roman"/>
-          <w:color w:val="000000" w:themeColor="text1"/>
-        </w:rPr>
-        <w:t xml:space="preserve">. Author and maintainer of </w:t>
-      </w:r>
-      <w:proofErr w:type="spellStart"/>
-      <w:r>
-        <w:rPr>
-          <w:rFonts w:ascii="Times New Roman" w:hAnsi="Times New Roman" w:cs="Times New Roman"/>
-          <w:color w:val="000000" w:themeColor="text1"/>
-        </w:rPr>
-        <w:t>DicomRTTool</w:t>
-      </w:r>
-      <w:proofErr w:type="spellEnd"/>
-      <w:r>
-        <w:rPr>
-          <w:rFonts w:ascii="Times New Roman" w:hAnsi="Times New Roman" w:cs="Times New Roman"/>
-          <w:color w:val="000000" w:themeColor="text1"/>
-        </w:rPr>
-        <w:t>, a Python library converting DICOM images, RT structure sets, and dose grids into NumPy/</w:t>
-      </w:r>
-      <w:proofErr w:type="spellStart"/>
-      <w:r>
-        <w:rPr>
-          <w:rFonts w:ascii="Times New Roman" w:hAnsi="Times New Roman" w:cs="Times New Roman"/>
-          <w:color w:val="000000" w:themeColor="text1"/>
-        </w:rPr>
-        <w:t>SimpleITK</w:t>
-      </w:r>
-      <w:proofErr w:type="spellEnd"/>
-      <w:r>
-        <w:rPr>
-          <w:rFonts w:ascii="Times New Roman" w:hAnsi="Times New Roman" w:cs="Times New Roman"/>
-          <w:color w:val="000000" w:themeColor="text1"/>
-        </w:rPr>
-        <w:t xml:space="preserve"> arrays, and converting model predictions back into clinically importable RT structures. Published in Practical Radiation Oncology (2021); ~1,700 downloads per month, 100+ GitHub stars and 30+ forks, in use across academic and industry groups internationally.</w:t>
+        <w:t>Open-Source Software: DicomRTTool. Author and maintainer of DicomRTTool, a Python library converting DICOM images, RT structure sets, and dose grids into NumPy/SimpleITK arrays, and converting model predictions back into clinically importable RT structures. Published in Practical Radiation Oncology (2021); ~1,700 downloads per month, 100+ GitHub stars and 30+ forks, in use across academic and industry groups internationally.</w:t>
       </w:r>
     </w:p>
     <w:p>
@@ -562,103 +498,7 @@
           <w:rFonts w:ascii="Times New Roman" w:hAnsi="Times New Roman" w:cs="Times New Roman"/>
           <w:color w:val="000000" w:themeColor="text1"/>
         </w:rPr>
-        <w:t xml:space="preserve">Core Contributions to </w:t>
-      </w:r>
-      <w:proofErr w:type="spellStart"/>
-      <w:r>
-        <w:rPr>
-          <w:rFonts w:ascii="Times New Roman" w:hAnsi="Times New Roman" w:cs="Times New Roman"/>
-          <w:color w:val="000000" w:themeColor="text1"/>
-        </w:rPr>
-        <w:t>Keras</w:t>
-      </w:r>
-      <w:proofErr w:type="spellEnd"/>
-      <w:r>
-        <w:rPr>
-          <w:rFonts w:ascii="Times New Roman" w:hAnsi="Times New Roman" w:cs="Times New Roman"/>
-          <w:color w:val="000000" w:themeColor="text1"/>
-        </w:rPr>
-        <w:t xml:space="preserve">/TensorFlow. Authored the </w:t>
-      </w:r>
-      <w:proofErr w:type="spellStart"/>
-      <w:r>
-        <w:rPr>
-          <w:rFonts w:ascii="Times New Roman" w:hAnsi="Times New Roman" w:cs="Times New Roman"/>
-          <w:color w:val="000000" w:themeColor="text1"/>
-        </w:rPr>
-        <w:t>reconstruct_patches</w:t>
-      </w:r>
-      <w:proofErr w:type="spellEnd"/>
-      <w:r>
-        <w:rPr>
-          <w:rFonts w:ascii="Times New Roman" w:hAnsi="Times New Roman" w:cs="Times New Roman"/>
-          <w:color w:val="000000" w:themeColor="text1"/>
-        </w:rPr>
-        <w:t xml:space="preserve"> operation and accompanying ReconstructPatches2D/3D layers: the inverse of </w:t>
-      </w:r>
-      <w:proofErr w:type="spellStart"/>
-      <w:r>
-        <w:rPr>
-          <w:rFonts w:ascii="Times New Roman" w:hAnsi="Times New Roman" w:cs="Times New Roman"/>
-          <w:color w:val="000000" w:themeColor="text1"/>
-        </w:rPr>
-        <w:t>extract_patches</w:t>
-      </w:r>
-      <w:proofErr w:type="spellEnd"/>
-      <w:r>
-        <w:rPr>
-          <w:rFonts w:ascii="Times New Roman" w:hAnsi="Times New Roman" w:cs="Times New Roman"/>
-          <w:color w:val="000000" w:themeColor="text1"/>
-        </w:rPr>
-        <w:t xml:space="preserve">, used to reassemble patch-wise model predictions into full-resolution volumes. Merged into the </w:t>
-      </w:r>
-      <w:proofErr w:type="spellStart"/>
-      <w:r>
-        <w:rPr>
-          <w:rFonts w:ascii="Times New Roman" w:hAnsi="Times New Roman" w:cs="Times New Roman"/>
-          <w:color w:val="000000" w:themeColor="text1"/>
-        </w:rPr>
-        <w:t>Keras</w:t>
-      </w:r>
-      <w:proofErr w:type="spellEnd"/>
-      <w:r>
-        <w:rPr>
-          <w:rFonts w:ascii="Times New Roman" w:hAnsi="Times New Roman" w:cs="Times New Roman"/>
-          <w:color w:val="000000" w:themeColor="text1"/>
-        </w:rPr>
-        <w:t xml:space="preserve"> core library (2026). Because </w:t>
-      </w:r>
-      <w:proofErr w:type="spellStart"/>
-      <w:r>
-        <w:rPr>
-          <w:rFonts w:ascii="Times New Roman" w:hAnsi="Times New Roman" w:cs="Times New Roman"/>
-          <w:color w:val="000000" w:themeColor="text1"/>
-        </w:rPr>
-        <w:t>Keras</w:t>
-      </w:r>
-      <w:proofErr w:type="spellEnd"/>
-      <w:r>
-        <w:rPr>
-          <w:rFonts w:ascii="Times New Roman" w:hAnsi="Times New Roman" w:cs="Times New Roman"/>
-          <w:color w:val="000000" w:themeColor="text1"/>
-        </w:rPr>
-        <w:t xml:space="preserve"> 3 is backend-agnostic, these ship to TensorFlow, </w:t>
-      </w:r>
-      <w:proofErr w:type="spellStart"/>
-      <w:r>
-        <w:rPr>
-          <w:rFonts w:ascii="Times New Roman" w:hAnsi="Times New Roman" w:cs="Times New Roman"/>
-          <w:color w:val="000000" w:themeColor="text1"/>
-        </w:rPr>
-        <w:t>PyTorch</w:t>
-      </w:r>
-      <w:proofErr w:type="spellEnd"/>
-      <w:r>
-        <w:rPr>
-          <w:rFonts w:ascii="Times New Roman" w:hAnsi="Times New Roman" w:cs="Times New Roman"/>
-          <w:color w:val="000000" w:themeColor="text1"/>
-        </w:rPr>
-        <w:t>, and JAX users alike; ~18 million monthly installs.</w:t>
+        <w:t>Core Contributions to Keras/TensorFlow. Authored the reconstruct_patches operation and accompanying ReconstructPatches2D/3D layers: the inverse of extract_patches, used to reassemble patch-wise model predictions into full-resolution volumes. Merged into the Keras core library (2026). Because Keras 3 is backend-agnostic, these ship to TensorFlow, PyTorch, and JAX users alike; ~18 million monthly installs.</w:t>
       </w:r>
     </w:p>
     <w:p>
@@ -690,39 +530,7 @@
           <w:rFonts w:ascii="Times New Roman" w:hAnsi="Times New Roman" w:cs="Times New Roman"/>
           <w:color w:val="000000" w:themeColor="text1"/>
         </w:rPr>
-        <w:t xml:space="preserve">Nomenclature Standardization: Open RT Structures. Lead author of Open RT Structures, a freely available implementation of the TG-263 standard that closed the gap between a published nomenclature and one </w:t>
-      </w:r>
-      <w:proofErr w:type="gramStart"/>
-      <w:r>
-        <w:rPr>
-          <w:rFonts w:ascii="Times New Roman" w:hAnsi="Times New Roman" w:cs="Times New Roman"/>
-          <w:color w:val="000000" w:themeColor="text1"/>
-        </w:rPr>
-        <w:t>clinics</w:t>
-      </w:r>
-      <w:proofErr w:type="gramEnd"/>
-      <w:r>
-        <w:rPr>
-          <w:rFonts w:ascii="Times New Roman" w:hAnsi="Times New Roman" w:cs="Times New Roman"/>
-          <w:color w:val="000000" w:themeColor="text1"/>
-        </w:rPr>
-        <w:t xml:space="preserve"> could </w:t>
-      </w:r>
-      <w:proofErr w:type="gramStart"/>
-      <w:r>
-        <w:rPr>
-          <w:rFonts w:ascii="Times New Roman" w:hAnsi="Times New Roman" w:cs="Times New Roman"/>
-          <w:color w:val="000000" w:themeColor="text1"/>
-        </w:rPr>
-        <w:t>actually adopt</w:t>
-      </w:r>
-      <w:proofErr w:type="gramEnd"/>
-      <w:r>
-        <w:rPr>
-          <w:rFonts w:ascii="Times New Roman" w:hAnsi="Times New Roman" w:cs="Times New Roman"/>
-          <w:color w:val="000000" w:themeColor="text1"/>
-        </w:rPr>
-        <w:t>. Member, AAPM TG-263 (2021–2025); published in the Red Journal (2024).</w:t>
+        <w:t>Nomenclature Standardization: Open RT Structures. Lead author of Open RT Structures, a freely available implementation of the TG-263 standard that closed the gap between a published nomenclature and one clinics could actually adopt. Member, AAPM TG-263 (2021–2025); published in the Red Journal (2024).</w:t>
       </w:r>
     </w:p>
     <w:p>
@@ -806,21 +614,12 @@
           <w:color w:val="000000" w:themeColor="text1"/>
         </w:rPr>
       </w:pPr>
-      <w:proofErr w:type="spellStart"/>
-      <w:r>
-        <w:rPr>
-          <w:rFonts w:ascii="Times New Roman" w:hAnsi="Times New Roman" w:cs="Times New Roman"/>
-          <w:color w:val="000000" w:themeColor="text1"/>
-        </w:rPr>
-        <w:t>Raystation</w:t>
-      </w:r>
-      <w:proofErr w:type="spellEnd"/>
-      <w:r>
-        <w:rPr>
-          <w:rFonts w:ascii="Times New Roman" w:hAnsi="Times New Roman" w:cs="Times New Roman"/>
-          <w:color w:val="000000" w:themeColor="text1"/>
-        </w:rPr>
-        <w:t xml:space="preserve"> – Fully competent with four years of intense coding experience, created several programs and technologies to improve clinical and research endeavors. Likewise with EBRT treatment planning, and fusion.</w:t>
+      <w:r>
+        <w:rPr>
+          <w:rFonts w:ascii="Times New Roman" w:hAnsi="Times New Roman" w:cs="Times New Roman"/>
+          <w:color w:val="000000" w:themeColor="text1"/>
+        </w:rPr>
+        <w:t>Raystation – Fully competent with four years of intense coding experience, created several programs and technologies to improve clinical and research endeavors. Likewise with EBRT treatment planning, and fusion.</w:t>
       </w:r>
     </w:p>
     <w:p>
@@ -831,37 +630,12 @@
           <w:color w:val="000000" w:themeColor="text1"/>
         </w:rPr>
       </w:pPr>
-      <w:proofErr w:type="spellStart"/>
-      <w:r>
-        <w:rPr>
-          <w:rFonts w:ascii="Times New Roman" w:hAnsi="Times New Roman" w:cs="Times New Roman"/>
-          <w:color w:val="000000" w:themeColor="text1"/>
-        </w:rPr>
-        <w:t>Mosaiq</w:t>
-      </w:r>
-      <w:proofErr w:type="spellEnd"/>
-      <w:r>
-        <w:rPr>
-          <w:rFonts w:ascii="Times New Roman" w:hAnsi="Times New Roman" w:cs="Times New Roman"/>
-          <w:color w:val="000000" w:themeColor="text1"/>
-        </w:rPr>
-        <w:t xml:space="preserve"> – Fully competent with understanding of SQL queries related to </w:t>
-      </w:r>
-      <w:proofErr w:type="spellStart"/>
-      <w:r>
-        <w:rPr>
-          <w:rFonts w:ascii="Times New Roman" w:hAnsi="Times New Roman" w:cs="Times New Roman"/>
-          <w:color w:val="000000" w:themeColor="text1"/>
-        </w:rPr>
-        <w:t>Mosaiq</w:t>
-      </w:r>
-      <w:proofErr w:type="spellEnd"/>
-      <w:r>
-        <w:rPr>
-          <w:rFonts w:ascii="Times New Roman" w:hAnsi="Times New Roman" w:cs="Times New Roman"/>
-          <w:color w:val="000000" w:themeColor="text1"/>
-        </w:rPr>
-        <w:t xml:space="preserve"> database, used for clinical workflow improvement, task tracking, and quality improvement.</w:t>
+      <w:r>
+        <w:rPr>
+          <w:rFonts w:ascii="Times New Roman" w:hAnsi="Times New Roman" w:cs="Times New Roman"/>
+          <w:color w:val="000000" w:themeColor="text1"/>
+        </w:rPr>
+        <w:t>Mosaiq – Fully competent with understanding of SQL queries related to Mosaiq database, used for clinical workflow improvement, task tracking, and quality improvement.</w:t>
       </w:r>
     </w:p>
     <w:p>
@@ -937,49 +711,8 @@
           <w:rFonts w:ascii="Times New Roman" w:hAnsi="Times New Roman" w:cs="Times New Roman"/>
           <w:color w:val="000000" w:themeColor="text1"/>
         </w:rPr>
-        <w:t xml:space="preserve">Brachytherapy after loaders: full clinical practice with Bravos, </w:t>
-      </w:r>
-      <w:proofErr w:type="spellStart"/>
-      <w:r>
-        <w:rPr>
-          <w:rFonts w:ascii="Times New Roman" w:hAnsi="Times New Roman" w:cs="Times New Roman"/>
-          <w:color w:val="000000" w:themeColor="text1"/>
-        </w:rPr>
-        <w:t>Varisource</w:t>
-      </w:r>
-      <w:proofErr w:type="spellEnd"/>
-      <w:r>
-        <w:rPr>
-          <w:rFonts w:ascii="Times New Roman" w:hAnsi="Times New Roman" w:cs="Times New Roman"/>
-          <w:color w:val="000000" w:themeColor="text1"/>
-        </w:rPr>
-        <w:t xml:space="preserve">, and </w:t>
-      </w:r>
-      <w:proofErr w:type="spellStart"/>
-      <w:r>
-        <w:rPr>
-          <w:rFonts w:ascii="Times New Roman" w:hAnsi="Times New Roman" w:cs="Times New Roman"/>
-          <w:color w:val="000000" w:themeColor="text1"/>
-        </w:rPr>
-        <w:t>Flexitron</w:t>
-      </w:r>
-      <w:proofErr w:type="spellEnd"/>
-      <w:r>
-        <w:rPr>
-          <w:rFonts w:ascii="Times New Roman" w:hAnsi="Times New Roman" w:cs="Times New Roman"/>
-          <w:color w:val="000000" w:themeColor="text1"/>
-        </w:rPr>
-        <w:t xml:space="preserve"> remote </w:t>
-      </w:r>
-      <w:proofErr w:type="spellStart"/>
-      <w:r>
-        <w:rPr>
-          <w:rFonts w:ascii="Times New Roman" w:hAnsi="Times New Roman" w:cs="Times New Roman"/>
-          <w:color w:val="000000" w:themeColor="text1"/>
-        </w:rPr>
-        <w:t>afterloaders</w:t>
-      </w:r>
-      <w:proofErr w:type="spellEnd"/>
+        <w:t>Brachytherapy after loaders: full clinical practice with Bravos, Varisource, and Flexitron remote afterloaders</w:t>
+      </w:r>
     </w:p>
     <w:p>
       <w:pPr>
@@ -1228,7 +961,6 @@
         </w:rPr>
         <w:tab/>
       </w:r>
-      <w:proofErr w:type="spellStart"/>
       <w:r>
         <w:rPr>
           <w:rFonts w:ascii="Times New Roman" w:hAnsi="Times New Roman"/>
@@ -1236,7 +968,6 @@
         </w:rPr>
         <w:t>WizKids</w:t>
       </w:r>
-      <w:proofErr w:type="spellEnd"/>
       <w:r>
         <w:rPr>
           <w:rFonts w:ascii="Times New Roman" w:hAnsi="Times New Roman"/>
@@ -1981,23 +1712,7 @@
           <w:rFonts w:ascii="Times New Roman" w:hAnsi="Times New Roman" w:cs="Times New Roman"/>
           <w:color w:val="000000" w:themeColor="text1"/>
         </w:rPr>
-        <w:t xml:space="preserve">: DICOM server to transfer between the Ethos TPS and </w:t>
-      </w:r>
-      <w:proofErr w:type="spellStart"/>
-      <w:r>
-        <w:rPr>
-          <w:rFonts w:ascii="Times New Roman" w:hAnsi="Times New Roman" w:cs="Times New Roman"/>
-          <w:color w:val="000000" w:themeColor="text1"/>
-        </w:rPr>
-        <w:t>AlignRT</w:t>
-      </w:r>
-      <w:proofErr w:type="spellEnd"/>
-      <w:r>
-        <w:rPr>
-          <w:rFonts w:ascii="Times New Roman" w:hAnsi="Times New Roman" w:cs="Times New Roman"/>
-          <w:color w:val="000000" w:themeColor="text1"/>
-        </w:rPr>
-        <w:t>.</w:t>
+        <w:t>: DICOM server to transfer between the Ethos TPS and AlignRT.</w:t>
       </w:r>
     </w:p>
     <w:p>
@@ -2191,23 +1906,7 @@
           <w:rFonts w:ascii="Times New Roman" w:hAnsi="Times New Roman" w:cs="Times New Roman"/>
           <w:color w:val="000000" w:themeColor="text1"/>
         </w:rPr>
-        <w:t xml:space="preserve">: DICOM server to seamlessly transfer between </w:t>
-      </w:r>
-      <w:proofErr w:type="spellStart"/>
-      <w:r>
-        <w:rPr>
-          <w:rFonts w:ascii="Times New Roman" w:hAnsi="Times New Roman" w:cs="Times New Roman"/>
-          <w:color w:val="000000" w:themeColor="text1"/>
-        </w:rPr>
-        <w:t>Raystation</w:t>
-      </w:r>
-      <w:proofErr w:type="spellEnd"/>
-      <w:r>
-        <w:rPr>
-          <w:rFonts w:ascii="Times New Roman" w:hAnsi="Times New Roman" w:cs="Times New Roman"/>
-          <w:color w:val="000000" w:themeColor="text1"/>
-        </w:rPr>
-        <w:t xml:space="preserve"> and PACs.</w:t>
+        <w:t>: DICOM server to seamlessly transfer between Raystation and PACs.</w:t>
       </w:r>
     </w:p>
     <w:p>
@@ -2232,7 +1931,7 @@
     <w:p>
       <w:pPr>
         <w:tabs>
-          <w:tab w:pos="1095" w:val="left"/>
+          <w:tab w:val="left" w:pos="1095"/>
         </w:tabs>
         <w:spacing w:after="60"/>
         <w:ind w:left="1095" w:hanging="1095"/>
@@ -2283,7 +1982,7 @@
     <w:p>
       <w:pPr>
         <w:tabs>
-          <w:tab w:pos="1095" w:val="left"/>
+          <w:tab w:val="left" w:pos="1095"/>
         </w:tabs>
         <w:spacing w:after="60"/>
         <w:ind w:left="1095" w:hanging="1095"/>
@@ -2319,7 +2018,7 @@
     <w:p>
       <w:pPr>
         <w:tabs>
-          <w:tab w:pos="1095" w:val="left"/>
+          <w:tab w:val="left" w:pos="1095"/>
         </w:tabs>
         <w:spacing w:after="60"/>
         <w:ind w:left="1095" w:hanging="1095"/>
@@ -2349,13 +2048,27 @@
           <w:rFonts w:ascii="Times New Roman" w:hAnsi="Times New Roman" w:cs="Times New Roman"/>
           <w:color w:val="000000" w:themeColor="text1"/>
         </w:rPr>
-        <w:t>: $5,000 Award established by MD Anderson Cancer Center to honor the late Dr. Knudson in recognition of the top selected PhD dissertation.</w:t>
+        <w:t>: $5,000 Award established by MD Anderson Cancer Center to honor the late Dr. Knudson in recognition of top PhD dissertation</w:t>
+      </w:r>
+      <w:r>
+        <w:rPr>
+          <w:rFonts w:ascii="Times New Roman" w:hAnsi="Times New Roman" w:cs="Times New Roman"/>
+          <w:color w:val="000000" w:themeColor="text1"/>
+        </w:rPr>
+        <w:t>s</w:t>
+      </w:r>
+      <w:r>
+        <w:rPr>
+          <w:rFonts w:ascii="Times New Roman" w:hAnsi="Times New Roman" w:cs="Times New Roman"/>
+          <w:color w:val="000000" w:themeColor="text1"/>
+        </w:rPr>
+        <w:t>.</w:t>
       </w:r>
     </w:p>
     <w:p>
       <w:pPr>
         <w:tabs>
-          <w:tab w:pos="1095" w:val="left"/>
+          <w:tab w:val="left" w:pos="1095"/>
         </w:tabs>
         <w:spacing w:after="60"/>
         <w:ind w:left="1095" w:hanging="1095"/>
@@ -2384,7 +2097,7 @@
     <w:p>
       <w:pPr>
         <w:tabs>
-          <w:tab w:pos="1095" w:val="left"/>
+          <w:tab w:val="left" w:pos="1095"/>
         </w:tabs>
         <w:spacing w:after="60"/>
         <w:ind w:left="1095" w:hanging="1095"/>
@@ -2424,37 +2137,20 @@
           <w:color w:val="000000" w:themeColor="text1"/>
           <w:u w:val="single"/>
         </w:rPr>
-        <w:t xml:space="preserve"> </w:t>
-      </w:r>
-      <w:proofErr w:type="gramStart"/>
-      <w:r>
-        <w:rPr>
-          <w:rFonts w:ascii="Times New Roman" w:hAnsi="Times New Roman" w:cs="Times New Roman"/>
-          <w:color w:val="000000" w:themeColor="text1"/>
-          <w:u w:val="single"/>
-        </w:rPr>
-        <w:t>place</w:t>
-      </w:r>
-      <w:r>
-        <w:rPr>
-          <w:rFonts w:ascii="Times New Roman" w:hAnsi="Times New Roman" w:cs="Times New Roman"/>
-          <w:color w:val="000000" w:themeColor="text1"/>
-        </w:rPr>
-        <w:t>: ‘</w:t>
-      </w:r>
-      <w:proofErr w:type="gramEnd"/>
-      <w:r>
-        <w:rPr>
-          <w:rFonts w:ascii="Times New Roman" w:hAnsi="Times New Roman" w:cs="Times New Roman"/>
-          <w:color w:val="000000" w:themeColor="text1"/>
-        </w:rPr>
-        <w:t>Why is scientific communication important?’</w:t>
+        <w:t xml:space="preserve"> place</w:t>
+      </w:r>
+      <w:r>
+        <w:rPr>
+          <w:rFonts w:ascii="Times New Roman" w:hAnsi="Times New Roman" w:cs="Times New Roman"/>
+          <w:color w:val="000000" w:themeColor="text1"/>
+        </w:rPr>
+        <w:t>: ‘Why is scientific communication important?’</w:t>
       </w:r>
     </w:p>
     <w:p>
       <w:pPr>
         <w:tabs>
-          <w:tab w:pos="1095" w:val="left"/>
+          <w:tab w:val="left" w:pos="1095"/>
         </w:tabs>
         <w:spacing w:after="60"/>
         <w:ind w:left="1095" w:hanging="1095"/>
@@ -2490,7 +2186,7 @@
     <w:p>
       <w:pPr>
         <w:tabs>
-          <w:tab w:pos="1095" w:val="left"/>
+          <w:tab w:val="left" w:pos="1095"/>
         </w:tabs>
         <w:spacing w:after="60"/>
         <w:ind w:left="1095" w:hanging="1095"/>
@@ -2520,29 +2216,13 @@
           <w:rFonts w:ascii="Times New Roman" w:hAnsi="Times New Roman" w:cs="Times New Roman"/>
           <w:color w:val="000000" w:themeColor="text1"/>
         </w:rPr>
-        <w:t xml:space="preserve">: Monetary </w:t>
-      </w:r>
-      <w:proofErr w:type="gramStart"/>
-      <w:r>
-        <w:rPr>
-          <w:rFonts w:ascii="Times New Roman" w:hAnsi="Times New Roman" w:cs="Times New Roman"/>
-          <w:color w:val="000000" w:themeColor="text1"/>
-        </w:rPr>
-        <w:t>award for</w:t>
-      </w:r>
-      <w:proofErr w:type="gramEnd"/>
-      <w:r>
-        <w:rPr>
-          <w:rFonts w:ascii="Times New Roman" w:hAnsi="Times New Roman" w:cs="Times New Roman"/>
-          <w:color w:val="000000" w:themeColor="text1"/>
-        </w:rPr>
-        <w:t xml:space="preserve"> winning the people’s choice in presentation of research to a lay audience of non-medical physicists</w:t>
+        <w:t>: Monetary award for winning the people’s choice in presentation of research to a lay audience of non-medical physicists</w:t>
       </w:r>
     </w:p>
     <w:p>
       <w:pPr>
         <w:tabs>
-          <w:tab w:pos="1095" w:val="left"/>
+          <w:tab w:val="left" w:pos="1095"/>
         </w:tabs>
         <w:spacing w:after="60"/>
         <w:ind w:left="1095" w:hanging="1095"/>
@@ -2595,7 +2275,7 @@
     <w:p>
       <w:pPr>
         <w:tabs>
-          <w:tab w:pos="1095" w:val="left"/>
+          <w:tab w:val="left" w:pos="1095"/>
         </w:tabs>
         <w:spacing w:after="60"/>
         <w:ind w:left="1095" w:hanging="1095"/>
@@ -2648,7 +2328,7 @@
     <w:p>
       <w:pPr>
         <w:tabs>
-          <w:tab w:pos="1095" w:val="left"/>
+          <w:tab w:val="left" w:pos="1095"/>
         </w:tabs>
         <w:spacing w:after="60"/>
         <w:ind w:left="1095" w:hanging="1095"/>
@@ -2678,13 +2358,27 @@
           <w:rFonts w:ascii="Times New Roman" w:hAnsi="Times New Roman" w:cs="Times New Roman"/>
           <w:color w:val="000000" w:themeColor="text1"/>
         </w:rPr>
-        <w:t>: Travel and monetary award</w:t>
+        <w:t xml:space="preserve">: </w:t>
+      </w:r>
+      <w:r>
+        <w:rPr>
+          <w:rFonts w:ascii="Times New Roman" w:hAnsi="Times New Roman" w:cs="Times New Roman"/>
+          <w:color w:val="000000" w:themeColor="text1"/>
+        </w:rPr>
+        <w:t>M</w:t>
+      </w:r>
+      <w:r>
+        <w:rPr>
+          <w:rFonts w:ascii="Times New Roman" w:hAnsi="Times New Roman" w:cs="Times New Roman"/>
+          <w:color w:val="000000" w:themeColor="text1"/>
+        </w:rPr>
+        <w:t>onetary award</w:t>
       </w:r>
     </w:p>
     <w:p>
       <w:pPr>
         <w:tabs>
-          <w:tab w:pos="1095" w:val="left"/>
+          <w:tab w:val="left" w:pos="1095"/>
         </w:tabs>
         <w:spacing w:after="60"/>
         <w:ind w:left="1095" w:hanging="1095"/>
@@ -2737,7 +2431,7 @@
     <w:p>
       <w:pPr>
         <w:tabs>
-          <w:tab w:pos="1095" w:val="left"/>
+          <w:tab w:val="left" w:pos="1095"/>
         </w:tabs>
         <w:spacing w:after="60"/>
         <w:ind w:left="1095" w:hanging="1095"/>
@@ -2766,7 +2460,7 @@
     <w:p>
       <w:pPr>
         <w:tabs>
-          <w:tab w:pos="1095" w:val="left"/>
+          <w:tab w:val="left" w:pos="1095"/>
         </w:tabs>
         <w:spacing w:after="60"/>
         <w:ind w:left="1095" w:hanging="1095"/>
@@ -2888,64 +2582,7 @@
           <w:rFonts w:ascii="Times New Roman" w:hAnsi="Times New Roman" w:cs="Times New Roman"/>
           <w:color w:val="000000" w:themeColor="text1"/>
         </w:rPr>
-        <w:t xml:space="preserve">Research focused on improving patient safety throughout the radiation oncology treatment planning process. Patient quality and safety improvements within the AHRQ grant. Part of this work is </w:t>
-      </w:r>
-      <w:proofErr w:type="gramStart"/>
-      <w:r>
-        <w:rPr>
-          <w:rFonts w:ascii="Times New Roman" w:hAnsi="Times New Roman" w:cs="Times New Roman"/>
-          <w:color w:val="000000" w:themeColor="text1"/>
-        </w:rPr>
-        <w:t>also in</w:t>
-      </w:r>
-      <w:proofErr w:type="gramEnd"/>
-      <w:r>
-        <w:rPr>
-          <w:rFonts w:ascii="Times New Roman" w:hAnsi="Times New Roman" w:cs="Times New Roman"/>
-          <w:color w:val="000000" w:themeColor="text1"/>
-        </w:rPr>
-        <w:t xml:space="preserve"> implementing automated treatment </w:t>
-      </w:r>
-      <w:proofErr w:type="gramStart"/>
-      <w:r>
-        <w:rPr>
-          <w:rFonts w:ascii="Times New Roman" w:hAnsi="Times New Roman" w:cs="Times New Roman"/>
-          <w:color w:val="000000" w:themeColor="text1"/>
-        </w:rPr>
-        <w:t>checks ‘</w:t>
-      </w:r>
-      <w:proofErr w:type="spellStart"/>
-      <w:proofErr w:type="gramEnd"/>
-      <w:r>
-        <w:rPr>
-          <w:rFonts w:ascii="Times New Roman" w:hAnsi="Times New Roman" w:cs="Times New Roman"/>
-          <w:color w:val="000000" w:themeColor="text1"/>
-        </w:rPr>
-        <w:t>DosCheck</w:t>
-      </w:r>
-      <w:proofErr w:type="spellEnd"/>
-      <w:r>
-        <w:rPr>
-          <w:rFonts w:ascii="Times New Roman" w:hAnsi="Times New Roman" w:cs="Times New Roman"/>
-          <w:color w:val="000000" w:themeColor="text1"/>
-        </w:rPr>
-        <w:t>’</w:t>
-      </w:r>
-      <w:proofErr w:type="gramStart"/>
-      <w:r>
-        <w:rPr>
-          <w:rFonts w:ascii="Times New Roman" w:hAnsi="Times New Roman" w:cs="Times New Roman"/>
-          <w:color w:val="000000" w:themeColor="text1"/>
-        </w:rPr>
-        <w:t xml:space="preserve"> to</w:t>
-      </w:r>
-      <w:proofErr w:type="gramEnd"/>
-      <w:r>
-        <w:rPr>
-          <w:rFonts w:ascii="Times New Roman" w:hAnsi="Times New Roman" w:cs="Times New Roman"/>
-          <w:color w:val="000000" w:themeColor="text1"/>
-        </w:rPr>
-        <w:t xml:space="preserve"> provide added support to the dosimetrists and physicists.</w:t>
+        <w:t>Research focused on improving patient safety throughout the radiation oncology treatment planning process. Patient quality and safety improvements within the AHRQ grant. Part of this work is also in implementing automated treatment checks ‘DosCheck’ to provide added support to the dosimetrists and physicists.</w:t>
       </w:r>
     </w:p>
     <w:p>
@@ -2961,20 +2598,20 @@
           <w:rFonts w:ascii="Times New Roman" w:hAnsi="Times New Roman" w:cs="Times New Roman"/>
           <w:color w:val="000000" w:themeColor="text1"/>
         </w:rPr>
+        <w:t>Created a new data architecture which represents all aspects of a patient’s radiation plan (dose-volume histograms, region-of-interest volumes, treatment beams, modalities) in a dramatically compressed form. This architecture facilitates rapid information gathering for curating a specific dataset and answering clinical questions.</w:t>
+      </w:r>
+    </w:p>
+    <w:p>
+      <w:pPr>
+        <w:spacing w:before="80" w:after="40"/>
+      </w:pPr>
+      <w:r>
+        <w:rPr>
+          <w:rFonts w:ascii="Times New Roman" w:hAnsi="Times New Roman"/>
+          <w:b/>
+          <w:u w:val="single"/>
+        </w:rPr>
         <w:lastRenderedPageBreak/>
-        <w:t>Created a new data architecture which represents all aspects of a patient’s radiation plan (dose-volume histograms, region-of-interest volumes, treatment beams, modalities) in a dramatically compressed form. This architecture facilitates rapid information gathering for curating a specific dataset and answering clinical questions.</w:t>
-      </w:r>
-    </w:p>
-    <w:p>
-      <w:pPr>
-        <w:spacing w:before="80" w:after="40"/>
-      </w:pPr>
-      <w:r>
-        <w:rPr>
-          <w:rFonts w:ascii="Times New Roman" w:hAnsi="Times New Roman"/>
-          <w:b/>
-          <w:u w:val="single"/>
-        </w:rPr>
         <w:t>MD Anderson Cancer Center</w:t>
       </w:r>
     </w:p>
@@ -3315,23 +2952,7 @@
           <w:rFonts w:ascii="Times New Roman" w:hAnsi="Times New Roman" w:cs="Times New Roman"/>
           <w:color w:val="000000" w:themeColor="text1"/>
         </w:rPr>
-        <w:t xml:space="preserve">Winter Institute of Medical Physics: “Getting Started with Deep Learning: </w:t>
-      </w:r>
-      <w:proofErr w:type="spellStart"/>
-      <w:r>
-        <w:rPr>
-          <w:rFonts w:ascii="Times New Roman" w:hAnsi="Times New Roman" w:cs="Times New Roman"/>
-          <w:color w:val="000000" w:themeColor="text1"/>
-        </w:rPr>
-        <w:t>Dicom</w:t>
-      </w:r>
-      <w:proofErr w:type="spellEnd"/>
-      <w:r>
-        <w:rPr>
-          <w:rFonts w:ascii="Times New Roman" w:hAnsi="Times New Roman" w:cs="Times New Roman"/>
-          <w:color w:val="000000" w:themeColor="text1"/>
-        </w:rPr>
-        <w:t xml:space="preserve"> to Predictions” Workshop and presentation (02/2020)</w:t>
+        <w:t>Winter Institute of Medical Physics: “Getting Started with Deep Learning: Dicom to Predictions” Workshop and presentation (02/2020)</w:t>
       </w:r>
     </w:p>
     <w:p>
@@ -3531,7 +3152,6 @@
           <w:szCs w:val="24"/>
           <w:u w:val="single"/>
         </w:rPr>
-        <w:lastRenderedPageBreak/>
         <w:t>Papers _____________________________________________________________________________</w:t>
       </w:r>
     </w:p>
@@ -3571,67 +3191,7 @@
           <w:iCs/>
           <w:color w:val="000000" w:themeColor="text1"/>
         </w:rPr>
-        <w:t>Using a Deep Learning System to Delineate the Elective Pelvis Nodal Volumes in Patients with Prostate Cancer: A Tool Aimed to Facilitate Peer Review.</w:t>
-      </w:r>
-      <w:r>
-        <w:rPr>
-          <w:rFonts w:ascii="Times New Roman" w:hAnsi="Times New Roman" w:cs="Times New Roman"/>
-          <w:color w:val="000000" w:themeColor="text1"/>
-        </w:rPr>
-        <w:t xml:space="preserve"> Advances in Radiation Oncology 07/2026</w:t>
-      </w:r>
-    </w:p>
-    <w:p>
-      <w:pPr>
-        <w:pStyle w:val="ListParagraph"/>
-        <w:numPr>
-          <w:ilvl w:val="0"/>
-          <w:numId w:val="8"/>
-        </w:numPr>
-        <w:spacing w:after="60" w:line="240" w:lineRule="auto"/>
-        <w:rPr>
-          <w:rFonts w:ascii="Times New Roman" w:hAnsi="Times New Roman" w:cs="Times New Roman"/>
-          <w:color w:val="000000" w:themeColor="text1"/>
-        </w:rPr>
-      </w:pPr>
-      <w:r>
-        <w:rPr>
-          <w:rFonts w:ascii="Times New Roman" w:hAnsi="Times New Roman" w:cs="Times New Roman"/>
-          <w:color w:val="000000" w:themeColor="text1"/>
-        </w:rPr>
-        <w:t xml:space="preserve">Floyd W, Wahid KA, </w:t>
-      </w:r>
-      <w:r>
-        <w:rPr>
-          <w:rFonts w:ascii="Times New Roman" w:hAnsi="Times New Roman" w:cs="Times New Roman"/>
-          <w:b/>
-          <w:bCs/>
-          <w:color w:val="000000" w:themeColor="text1"/>
-        </w:rPr>
-        <w:t>Anderson B.M</w:t>
-      </w:r>
-      <w:r>
-        <w:rPr>
-          <w:rFonts w:ascii="Times New Roman" w:hAnsi="Times New Roman" w:cs="Times New Roman"/>
-          <w:color w:val="000000" w:themeColor="text1"/>
-        </w:rPr>
-        <w:t xml:space="preserve">, </w:t>
-      </w:r>
-      <w:proofErr w:type="spellStart"/>
-      <w:r>
-        <w:rPr>
-          <w:rFonts w:ascii="Times New Roman" w:hAnsi="Times New Roman" w:cs="Times New Roman"/>
-          <w:color w:val="000000" w:themeColor="text1"/>
-        </w:rPr>
-        <w:t>Knäusl</w:t>
-      </w:r>
-      <w:proofErr w:type="spellEnd"/>
-      <w:r>
-        <w:rPr>
-          <w:rFonts w:ascii="Times New Roman" w:hAnsi="Times New Roman" w:cs="Times New Roman"/>
-          <w:color w:val="000000" w:themeColor="text1"/>
-        </w:rPr>
-        <w:t xml:space="preserve"> B, Moreno AC. </w:t>
+        <w:t xml:space="preserve">Using a Deep Learning System to Delineate the Elective Pelvis Nodal Volumes in Patients </w:t>
       </w:r>
       <w:r>
         <w:rPr>
@@ -3640,14 +3200,15 @@
           <w:iCs/>
           <w:color w:val="000000" w:themeColor="text1"/>
         </w:rPr>
-        <w:t>Large language models for scalable standardization in radiation oncology.</w:t>
-      </w:r>
-      <w:r>
-        <w:rPr>
-          <w:rFonts w:ascii="Times New Roman" w:hAnsi="Times New Roman" w:cs="Times New Roman"/>
-          <w:color w:val="000000" w:themeColor="text1"/>
-        </w:rPr>
-        <w:t xml:space="preserve"> Physics and Imaging in Radiation Oncology 04/2026</w:t>
+        <w:lastRenderedPageBreak/>
+        <w:t>with Prostate Cancer: A Tool Aimed to Facilitate Peer Review.</w:t>
+      </w:r>
+      <w:r>
+        <w:rPr>
+          <w:rFonts w:ascii="Times New Roman" w:hAnsi="Times New Roman" w:cs="Times New Roman"/>
+          <w:color w:val="000000" w:themeColor="text1"/>
+        </w:rPr>
+        <w:t xml:space="preserve"> Advances in Radiation Oncology 07/2026</w:t>
       </w:r>
     </w:p>
     <w:p>
@@ -3657,98 +3218,50 @@
           <w:ilvl w:val="0"/>
           <w:numId w:val="8"/>
         </w:numPr>
-        <w:spacing w:after="120"/>
-        <w:rPr>
-          <w:rFonts w:ascii="Times New Roman" w:hAnsi="Times New Roman"/>
-          <w:color w:val="000000" w:themeColor="text1"/>
-        </w:rPr>
-      </w:pPr>
-      <w:r>
-        <w:rPr>
-          <w:rFonts w:ascii="Times New Roman" w:hAnsi="Times New Roman"/>
-          <w:color w:val="000000" w:themeColor="text1"/>
-        </w:rPr>
-        <w:t xml:space="preserve">Castelo A., O’Connor C., Gupta A., </w:t>
-      </w:r>
-      <w:r>
-        <w:rPr>
-          <w:rFonts w:ascii="Times New Roman" w:hAnsi="Times New Roman"/>
+        <w:spacing w:after="60" w:line="240" w:lineRule="auto"/>
+        <w:rPr>
+          <w:rFonts w:ascii="Times New Roman" w:hAnsi="Times New Roman" w:cs="Times New Roman"/>
+          <w:color w:val="000000" w:themeColor="text1"/>
+        </w:rPr>
+      </w:pPr>
+      <w:r>
+        <w:rPr>
+          <w:rFonts w:ascii="Times New Roman" w:hAnsi="Times New Roman" w:cs="Times New Roman"/>
+          <w:color w:val="000000" w:themeColor="text1"/>
+        </w:rPr>
+        <w:t xml:space="preserve">Floyd W, Wahid KA, </w:t>
+      </w:r>
+      <w:r>
+        <w:rPr>
+          <w:rFonts w:ascii="Times New Roman" w:hAnsi="Times New Roman" w:cs="Times New Roman"/>
           <w:b/>
           <w:bCs/>
           <w:color w:val="000000" w:themeColor="text1"/>
         </w:rPr>
-        <w:t>Anderson B.M,</w:t>
-      </w:r>
-      <w:r>
-        <w:rPr>
-          <w:rFonts w:ascii="Times New Roman" w:hAnsi="Times New Roman"/>
-          <w:color w:val="000000" w:themeColor="text1"/>
-        </w:rPr>
-        <w:t xml:space="preserve"> Woodland M., </w:t>
-      </w:r>
-      <w:proofErr w:type="spellStart"/>
-      <w:r>
-        <w:rPr>
-          <w:rFonts w:ascii="Times New Roman" w:hAnsi="Times New Roman"/>
-          <w:color w:val="000000" w:themeColor="text1"/>
-        </w:rPr>
-        <w:t>Altaie</w:t>
-      </w:r>
-      <w:proofErr w:type="spellEnd"/>
-      <w:r>
-        <w:rPr>
-          <w:rFonts w:ascii="Times New Roman" w:hAnsi="Times New Roman"/>
-          <w:color w:val="000000" w:themeColor="text1"/>
-        </w:rPr>
-        <w:t xml:space="preserve"> M., Koay E., </w:t>
-      </w:r>
-      <w:proofErr w:type="spellStart"/>
-      <w:r>
-        <w:rPr>
-          <w:rFonts w:ascii="Times New Roman" w:hAnsi="Times New Roman"/>
-          <w:color w:val="000000" w:themeColor="text1"/>
-        </w:rPr>
-        <w:t>Odisio</w:t>
-      </w:r>
-      <w:proofErr w:type="spellEnd"/>
-      <w:r>
-        <w:rPr>
-          <w:rFonts w:ascii="Times New Roman" w:hAnsi="Times New Roman"/>
-          <w:color w:val="000000" w:themeColor="text1"/>
-        </w:rPr>
-        <w:t xml:space="preserve"> B., Tang T., Brock K. </w:t>
-      </w:r>
-      <w:r>
-        <w:rPr>
-          <w:rFonts w:ascii="Times New Roman" w:hAnsi="Times New Roman"/>
+        <w:t>Anderson B.M</w:t>
+      </w:r>
+      <w:r>
+        <w:rPr>
+          <w:rFonts w:ascii="Times New Roman" w:hAnsi="Times New Roman" w:cs="Times New Roman"/>
+          <w:color w:val="000000" w:themeColor="text1"/>
+        </w:rPr>
+        <w:t xml:space="preserve">, Knäusl B, Moreno AC. </w:t>
+      </w:r>
+      <w:r>
+        <w:rPr>
+          <w:rFonts w:ascii="Times New Roman" w:hAnsi="Times New Roman" w:cs="Times New Roman"/>
           <w:i/>
           <w:iCs/>
           <w:color w:val="000000" w:themeColor="text1"/>
         </w:rPr>
-        <w:t>Quality versus quantity of training datasets for artificial intelligence-based whole liver segmentation.</w:t>
-      </w:r>
-      <w:r>
-        <w:rPr>
-          <w:rFonts w:ascii="Times New Roman" w:hAnsi="Times New Roman"/>
-          <w:color w:val="000000" w:themeColor="text1"/>
-        </w:rPr>
-        <w:t xml:space="preserve"> </w:t>
-      </w:r>
-      <w:proofErr w:type="spellStart"/>
-      <w:r>
-        <w:rPr>
-          <w:rFonts w:ascii="Times New Roman" w:hAnsi="Times New Roman"/>
-          <w:color w:val="000000" w:themeColor="text1"/>
-        </w:rPr>
-        <w:t>medRxiv</w:t>
-      </w:r>
-      <w:proofErr w:type="spellEnd"/>
-      <w:r>
-        <w:rPr>
-          <w:rFonts w:ascii="Times New Roman" w:hAnsi="Times New Roman"/>
-          <w:color w:val="000000" w:themeColor="text1"/>
-        </w:rPr>
-        <w:t xml:space="preserve"> 02/2026</w:t>
+        <w:t>Large language models for scalable standardization in radiation oncology.</w:t>
+      </w:r>
+      <w:r>
+        <w:rPr>
+          <w:rFonts w:ascii="Times New Roman" w:hAnsi="Times New Roman" w:cs="Times New Roman"/>
+          <w:color w:val="000000" w:themeColor="text1"/>
+        </w:rPr>
+        <w:t xml:space="preserve"> Physics and Imaging in Radiation Oncology 04/2026</w:t>
       </w:r>
     </w:p>
     <w:p>
@@ -3758,22 +3271,22 @@
           <w:ilvl w:val="0"/>
           <w:numId w:val="8"/>
         </w:numPr>
-        <w:spacing w:after="60" w:line="240" w:lineRule="auto"/>
-        <w:rPr>
-          <w:rFonts w:ascii="Times New Roman" w:hAnsi="Times New Roman" w:cs="Times New Roman"/>
-          <w:color w:val="000000" w:themeColor="text1"/>
-        </w:rPr>
-      </w:pPr>
-      <w:r>
-        <w:rPr>
-          <w:rFonts w:ascii="Times New Roman" w:hAnsi="Times New Roman" w:cs="Times New Roman"/>
-          <w:color w:val="000000" w:themeColor="text1"/>
-        </w:rPr>
-        <w:t xml:space="preserve">Kwong E., Liu C. C, Adapa K., Vizer L., </w:t>
-      </w:r>
-      <w:r>
-        <w:rPr>
-          <w:rFonts w:ascii="Times New Roman" w:hAnsi="Times New Roman" w:cs="Times New Roman"/>
+        <w:spacing w:after="120"/>
+        <w:rPr>
+          <w:rFonts w:ascii="Times New Roman" w:hAnsi="Times New Roman"/>
+          <w:color w:val="000000" w:themeColor="text1"/>
+        </w:rPr>
+      </w:pPr>
+      <w:r>
+        <w:rPr>
+          <w:rFonts w:ascii="Times New Roman" w:hAnsi="Times New Roman"/>
+          <w:color w:val="000000" w:themeColor="text1"/>
+        </w:rPr>
+        <w:t xml:space="preserve">Castelo A., O’Connor C., Gupta A., </w:t>
+      </w:r>
+      <w:r>
+        <w:rPr>
+          <w:rFonts w:ascii="Times New Roman" w:hAnsi="Times New Roman"/>
           <w:b/>
           <w:bCs/>
           <w:color w:val="000000" w:themeColor="text1"/>
@@ -3782,42 +3295,26 @@
       </w:r>
       <w:r>
         <w:rPr>
-          <w:rFonts w:ascii="Times New Roman" w:hAnsi="Times New Roman" w:cs="Times New Roman"/>
-          <w:color w:val="000000" w:themeColor="text1"/>
-        </w:rPr>
-        <w:t xml:space="preserve"> McHugh D., Pawlicki T., Miften M., Sawant A., </w:t>
-      </w:r>
-      <w:proofErr w:type="spellStart"/>
-      <w:r>
-        <w:rPr>
-          <w:rFonts w:ascii="Times New Roman" w:hAnsi="Times New Roman" w:cs="Times New Roman"/>
-          <w:color w:val="000000" w:themeColor="text1"/>
-        </w:rPr>
-        <w:t>Charguia</w:t>
-      </w:r>
-      <w:proofErr w:type="spellEnd"/>
-      <w:r>
-        <w:rPr>
-          <w:rFonts w:ascii="Times New Roman" w:hAnsi="Times New Roman" w:cs="Times New Roman"/>
-          <w:color w:val="000000" w:themeColor="text1"/>
-        </w:rPr>
-        <w:t xml:space="preserve"> N., Das S., Marks L. B, Wright J.L, Mazur L. </w:t>
-      </w:r>
-      <w:r>
-        <w:rPr>
-          <w:rFonts w:ascii="Times New Roman" w:hAnsi="Times New Roman" w:cs="Times New Roman"/>
+          <w:rFonts w:ascii="Times New Roman" w:hAnsi="Times New Roman"/>
+          <w:color w:val="000000" w:themeColor="text1"/>
+        </w:rPr>
+        <w:t xml:space="preserve"> Woodland M., Altaie M., Koay E., Odisio B., Tang T., Brock K. </w:t>
+      </w:r>
+      <w:r>
+        <w:rPr>
+          <w:rFonts w:ascii="Times New Roman" w:hAnsi="Times New Roman"/>
           <w:i/>
           <w:iCs/>
           <w:color w:val="000000" w:themeColor="text1"/>
         </w:rPr>
-        <w:t>Towards better understanding of factors contributing to medical physicist well-being in academic medical centers: A systems-analysis approach.</w:t>
-      </w:r>
-      <w:r>
-        <w:rPr>
-          <w:rFonts w:ascii="Times New Roman" w:hAnsi="Times New Roman" w:cs="Times New Roman"/>
-          <w:color w:val="000000" w:themeColor="text1"/>
-        </w:rPr>
-        <w:t xml:space="preserve"> Journal of Applied Clinical Medical Physics 05/2025</w:t>
+        <w:t>Quality versus quantity of training datasets for artificial intelligence-based whole liver segmentation.</w:t>
+      </w:r>
+      <w:r>
+        <w:rPr>
+          <w:rFonts w:ascii="Times New Roman" w:hAnsi="Times New Roman"/>
+          <w:color w:val="000000" w:themeColor="text1"/>
+        </w:rPr>
+        <w:t xml:space="preserve"> medRxiv 02/2026</w:t>
       </w:r>
     </w:p>
     <w:p>
@@ -3827,26 +3324,18 @@
           <w:ilvl w:val="0"/>
           <w:numId w:val="8"/>
         </w:numPr>
-        <w:rPr>
-          <w:rFonts w:ascii="Times New Roman" w:hAnsi="Times New Roman" w:cs="Times New Roman"/>
-          <w:color w:val="000000" w:themeColor="text1"/>
-        </w:rPr>
-      </w:pPr>
-      <w:proofErr w:type="spellStart"/>
-      <w:r>
-        <w:rPr>
-          <w:rFonts w:ascii="Times New Roman" w:hAnsi="Times New Roman" w:cs="Times New Roman"/>
-          <w:color w:val="000000" w:themeColor="text1"/>
-        </w:rPr>
-        <w:t>Odisio</w:t>
-      </w:r>
-      <w:proofErr w:type="spellEnd"/>
-      <w:r>
-        <w:rPr>
-          <w:rFonts w:ascii="Times New Roman" w:hAnsi="Times New Roman" w:cs="Times New Roman"/>
-          <w:color w:val="000000" w:themeColor="text1"/>
-        </w:rPr>
-        <w:t xml:space="preserve"> B.C, Albuquerque J., Lin YM., </w:t>
+        <w:spacing w:after="60" w:line="240" w:lineRule="auto"/>
+        <w:rPr>
+          <w:rFonts w:ascii="Times New Roman" w:hAnsi="Times New Roman" w:cs="Times New Roman"/>
+          <w:color w:val="000000" w:themeColor="text1"/>
+        </w:rPr>
+      </w:pPr>
+      <w:r>
+        <w:rPr>
+          <w:rFonts w:ascii="Times New Roman" w:hAnsi="Times New Roman" w:cs="Times New Roman"/>
+          <w:color w:val="000000" w:themeColor="text1"/>
+        </w:rPr>
+        <w:t xml:space="preserve">Kwong E., Liu C. C, Adapa K., Vizer L., </w:t>
       </w:r>
       <w:r>
         <w:rPr>
@@ -3855,78 +3344,14 @@
           <w:bCs/>
           <w:color w:val="000000" w:themeColor="text1"/>
         </w:rPr>
-        <w:t>Anderson B.M</w:t>
-      </w:r>
-      <w:r>
-        <w:rPr>
-          <w:rFonts w:ascii="Times New Roman" w:hAnsi="Times New Roman" w:cs="Times New Roman"/>
-          <w:color w:val="000000" w:themeColor="text1"/>
-        </w:rPr>
-        <w:t xml:space="preserve">, O’Connor C.S, Rigaud B., Briones-Dimayuga M., Jones A.K., Fellman B.M, Huang S.Y., Kuban J., </w:t>
-      </w:r>
-      <w:proofErr w:type="spellStart"/>
-      <w:r>
-        <w:rPr>
-          <w:rFonts w:ascii="Times New Roman" w:hAnsi="Times New Roman" w:cs="Times New Roman"/>
-          <w:color w:val="000000" w:themeColor="text1"/>
-        </w:rPr>
-        <w:t>Metwalli</w:t>
-      </w:r>
-      <w:proofErr w:type="spellEnd"/>
-      <w:r>
-        <w:rPr>
-          <w:rFonts w:ascii="Times New Roman" w:hAnsi="Times New Roman" w:cs="Times New Roman"/>
-          <w:color w:val="000000" w:themeColor="text1"/>
-        </w:rPr>
-        <w:t xml:space="preserve"> Z. A., Sheth R., </w:t>
-      </w:r>
-      <w:proofErr w:type="spellStart"/>
-      <w:r>
-        <w:rPr>
-          <w:rFonts w:ascii="Times New Roman" w:hAnsi="Times New Roman" w:cs="Times New Roman"/>
-          <w:color w:val="000000" w:themeColor="text1"/>
-        </w:rPr>
-        <w:t>Habibollahi</w:t>
-      </w:r>
-      <w:proofErr w:type="spellEnd"/>
-      <w:r>
-        <w:rPr>
-          <w:rFonts w:ascii="Times New Roman" w:hAnsi="Times New Roman" w:cs="Times New Roman"/>
-          <w:color w:val="000000" w:themeColor="text1"/>
-        </w:rPr>
-        <w:t xml:space="preserve"> P., Patel M., Shan K. Y., Cox V. L., Kang HS. C., Morris V. K, Kopetz S., Javle M.M., </w:t>
-      </w:r>
-      <w:proofErr w:type="spellStart"/>
-      <w:r>
-        <w:rPr>
-          <w:rFonts w:ascii="Times New Roman" w:hAnsi="Times New Roman" w:cs="Times New Roman"/>
-          <w:color w:val="000000" w:themeColor="text1"/>
-        </w:rPr>
-        <w:t>Kaseb</w:t>
-      </w:r>
-      <w:proofErr w:type="spellEnd"/>
-      <w:r>
-        <w:rPr>
-          <w:rFonts w:ascii="Times New Roman" w:hAnsi="Times New Roman" w:cs="Times New Roman"/>
-          <w:color w:val="000000" w:themeColor="text1"/>
-        </w:rPr>
-        <w:t xml:space="preserve"> A., Tzeng CW., Cao HT., Newhook T., Chun Y. S., </w:t>
-      </w:r>
-      <w:proofErr w:type="spellStart"/>
-      <w:r>
-        <w:rPr>
-          <w:rFonts w:ascii="Times New Roman" w:hAnsi="Times New Roman" w:cs="Times New Roman"/>
-          <w:color w:val="000000" w:themeColor="text1"/>
-        </w:rPr>
-        <w:t>Vauthey</w:t>
-      </w:r>
-      <w:proofErr w:type="spellEnd"/>
-      <w:r>
-        <w:rPr>
-          <w:rFonts w:ascii="Times New Roman" w:hAnsi="Times New Roman" w:cs="Times New Roman"/>
-          <w:color w:val="000000" w:themeColor="text1"/>
-        </w:rPr>
-        <w:t xml:space="preserve"> JN., Gupta S., Paolucci I., Brock K.K. </w:t>
+        <w:t>Anderson B.M,</w:t>
+      </w:r>
+      <w:r>
+        <w:rPr>
+          <w:rFonts w:ascii="Times New Roman" w:hAnsi="Times New Roman" w:cs="Times New Roman"/>
+          <w:color w:val="000000" w:themeColor="text1"/>
+        </w:rPr>
+        <w:t xml:space="preserve"> McHugh D., Pawlicki T., Miften M., Sawant A., Charguia N., Das S., Marks L. B, Wright J.L, Mazur L. </w:t>
       </w:r>
       <w:r>
         <w:rPr>
@@ -3935,9 +3360,51 @@
           <w:iCs/>
           <w:color w:val="000000" w:themeColor="text1"/>
         </w:rPr>
-        <w:t xml:space="preserve">Software-based versus visual assessment of the minimal ablative margin in patients with liver </w:t>
-      </w:r>
-      <w:proofErr w:type="spellStart"/>
+        <w:t>Towards better understanding of factors contributing to medical physicist well-being in academic medical centers: A systems-analysis approach.</w:t>
+      </w:r>
+      <w:r>
+        <w:rPr>
+          <w:rFonts w:ascii="Times New Roman" w:hAnsi="Times New Roman" w:cs="Times New Roman"/>
+          <w:color w:val="000000" w:themeColor="text1"/>
+        </w:rPr>
+        <w:t xml:space="preserve"> Journal of Applied Clinical Medical Physics 05/2025</w:t>
+      </w:r>
+    </w:p>
+    <w:p>
+      <w:pPr>
+        <w:pStyle w:val="ListParagraph"/>
+        <w:numPr>
+          <w:ilvl w:val="0"/>
+          <w:numId w:val="8"/>
+        </w:numPr>
+        <w:rPr>
+          <w:rFonts w:ascii="Times New Roman" w:hAnsi="Times New Roman" w:cs="Times New Roman"/>
+          <w:color w:val="000000" w:themeColor="text1"/>
+        </w:rPr>
+      </w:pPr>
+      <w:r>
+        <w:rPr>
+          <w:rFonts w:ascii="Times New Roman" w:hAnsi="Times New Roman" w:cs="Times New Roman"/>
+          <w:color w:val="000000" w:themeColor="text1"/>
+        </w:rPr>
+        <w:t xml:space="preserve">Odisio B.C, Albuquerque J., Lin YM., </w:t>
+      </w:r>
+      <w:r>
+        <w:rPr>
+          <w:rFonts w:ascii="Times New Roman" w:hAnsi="Times New Roman" w:cs="Times New Roman"/>
+          <w:b/>
+          <w:bCs/>
+          <w:color w:val="000000" w:themeColor="text1"/>
+        </w:rPr>
+        <w:t>Anderson B.M</w:t>
+      </w:r>
+      <w:r>
+        <w:rPr>
+          <w:rFonts w:ascii="Times New Roman" w:hAnsi="Times New Roman" w:cs="Times New Roman"/>
+          <w:color w:val="000000" w:themeColor="text1"/>
+        </w:rPr>
+        <w:t xml:space="preserve">, O’Connor C.S, Rigaud B., Briones-Dimayuga M., Jones A.K., Fellman B.M, Huang S.Y., Kuban J., Metwalli Z. A., Sheth R., Habibollahi P., Patel M., Shan K. Y., Cox V. L., Kang HS. C., Morris V. K, Kopetz S., Javle M.M., Kaseb A., Tzeng CW., Cao HT., Newhook T., Chun Y. S., Vauthey JN., Gupta S., Paolucci I., Brock K.K. </w:t>
+      </w:r>
       <w:r>
         <w:rPr>
           <w:rFonts w:ascii="Times New Roman" w:hAnsi="Times New Roman" w:cs="Times New Roman"/>
@@ -3945,9 +3412,44 @@
           <w:iCs/>
           <w:color w:val="000000" w:themeColor="text1"/>
         </w:rPr>
-        <w:t>tumours</w:t>
-      </w:r>
-      <w:proofErr w:type="spellEnd"/>
+        <w:t>Software-based versus visual assessment of the minimal ablative margin in patients with liver tumours undergoing percutaneous thermal ablation (COVER-ALL): a randomised controlled phase 2 trial.</w:t>
+      </w:r>
+      <w:r>
+        <w:rPr>
+          <w:rFonts w:ascii="Times New Roman" w:hAnsi="Times New Roman" w:cs="Times New Roman"/>
+          <w:color w:val="000000" w:themeColor="text1"/>
+        </w:rPr>
+        <w:t xml:space="preserve"> The Lancet Gastroenterology &amp; Hepatology 05/2025</w:t>
+      </w:r>
+    </w:p>
+    <w:p>
+      <w:pPr>
+        <w:pStyle w:val="ListParagraph"/>
+        <w:numPr>
+          <w:ilvl w:val="0"/>
+          <w:numId w:val="8"/>
+        </w:numPr>
+        <w:rPr>
+          <w:rFonts w:ascii="Times New Roman" w:hAnsi="Times New Roman" w:cs="Times New Roman"/>
+          <w:color w:val="000000" w:themeColor="text1"/>
+        </w:rPr>
+      </w:pPr>
+      <w:r>
+        <w:rPr>
+          <w:rFonts w:ascii="Times New Roman" w:hAnsi="Times New Roman" w:cs="Times New Roman"/>
+          <w:b/>
+          <w:bCs/>
+          <w:color w:val="000000" w:themeColor="text1"/>
+        </w:rPr>
+        <w:t>Anderson B.M</w:t>
+      </w:r>
+      <w:r>
+        <w:rPr>
+          <w:rFonts w:ascii="Times New Roman" w:hAnsi="Times New Roman" w:cs="Times New Roman"/>
+          <w:color w:val="000000" w:themeColor="text1"/>
+        </w:rPr>
+        <w:t xml:space="preserve">, Bojechko C. </w:t>
+      </w:r>
       <w:r>
         <w:rPr>
           <w:rFonts w:ascii="Times New Roman" w:hAnsi="Times New Roman" w:cs="Times New Roman"/>
@@ -3955,9 +3457,44 @@
           <w:iCs/>
           <w:color w:val="000000" w:themeColor="text1"/>
         </w:rPr>
-        <w:t xml:space="preserve"> undergoing percutaneous thermal ablation (COVER-ALL): a </w:t>
-      </w:r>
-      <w:proofErr w:type="spellStart"/>
+        <w:t>DICOM Attribute Manipulation Tool: Easily Change Frame of Reference, Series Instance, and Study Instance UID.</w:t>
+      </w:r>
+      <w:r>
+        <w:rPr>
+          <w:rFonts w:ascii="Times New Roman" w:hAnsi="Times New Roman" w:cs="Times New Roman"/>
+          <w:color w:val="000000" w:themeColor="text1"/>
+        </w:rPr>
+        <w:t xml:space="preserve"> Journal of Applied Clinical Medical Physics 04/2025</w:t>
+      </w:r>
+    </w:p>
+    <w:p>
+      <w:pPr>
+        <w:pStyle w:val="ListParagraph"/>
+        <w:numPr>
+          <w:ilvl w:val="0"/>
+          <w:numId w:val="8"/>
+        </w:numPr>
+        <w:rPr>
+          <w:rFonts w:ascii="Times New Roman" w:hAnsi="Times New Roman" w:cs="Times New Roman"/>
+          <w:color w:val="000000" w:themeColor="text1"/>
+        </w:rPr>
+      </w:pPr>
+      <w:r>
+        <w:rPr>
+          <w:rFonts w:ascii="Times New Roman" w:hAnsi="Times New Roman" w:cs="Times New Roman"/>
+          <w:b/>
+          <w:bCs/>
+          <w:color w:val="000000" w:themeColor="text1"/>
+        </w:rPr>
+        <w:t>Anderson B.M</w:t>
+      </w:r>
+      <w:r>
+        <w:rPr>
+          <w:rFonts w:ascii="Times New Roman" w:hAnsi="Times New Roman" w:cs="Times New Roman"/>
+          <w:color w:val="000000" w:themeColor="text1"/>
+        </w:rPr>
+        <w:t xml:space="preserve">, Moore L., Bojechko C. </w:t>
+      </w:r>
       <w:r>
         <w:rPr>
           <w:rFonts w:ascii="Times New Roman" w:hAnsi="Times New Roman" w:cs="Times New Roman"/>
@@ -3965,9 +3502,44 @@
           <w:iCs/>
           <w:color w:val="000000" w:themeColor="text1"/>
         </w:rPr>
-        <w:t>randomised</w:t>
-      </w:r>
-      <w:proofErr w:type="spellEnd"/>
+        <w:t>Rapid in vivo EPID image prediction using a combination of analytically calculated attenuation and AI predicted scatter.</w:t>
+      </w:r>
+      <w:r>
+        <w:rPr>
+          <w:rFonts w:ascii="Times New Roman" w:hAnsi="Times New Roman" w:cs="Times New Roman"/>
+          <w:color w:val="000000" w:themeColor="text1"/>
+        </w:rPr>
+        <w:t xml:space="preserve"> Medical Physics 02/2025</w:t>
+      </w:r>
+    </w:p>
+    <w:p>
+      <w:pPr>
+        <w:pStyle w:val="ListParagraph"/>
+        <w:numPr>
+          <w:ilvl w:val="0"/>
+          <w:numId w:val="8"/>
+        </w:numPr>
+        <w:rPr>
+          <w:rFonts w:ascii="Times New Roman" w:hAnsi="Times New Roman" w:cs="Times New Roman"/>
+          <w:color w:val="000000" w:themeColor="text1"/>
+        </w:rPr>
+      </w:pPr>
+      <w:r>
+        <w:rPr>
+          <w:rFonts w:ascii="Times New Roman" w:hAnsi="Times New Roman" w:cs="Times New Roman"/>
+          <w:b/>
+          <w:bCs/>
+          <w:color w:val="000000" w:themeColor="text1"/>
+        </w:rPr>
+        <w:t>Anderson B.M,</w:t>
+      </w:r>
+      <w:r>
+        <w:rPr>
+          <w:rFonts w:ascii="Times New Roman" w:hAnsi="Times New Roman" w:cs="Times New Roman"/>
+          <w:color w:val="000000" w:themeColor="text1"/>
+        </w:rPr>
+        <w:t xml:space="preserve"> Padilla L, Ryckman J, Covington E, Hong DS, Woods K, Katz MS, Estes C, Moore K, Bojechko C. </w:t>
+      </w:r>
       <w:r>
         <w:rPr>
           <w:rFonts w:ascii="Times New Roman" w:hAnsi="Times New Roman" w:cs="Times New Roman"/>
@@ -3975,14 +3547,14 @@
           <w:iCs/>
           <w:color w:val="000000" w:themeColor="text1"/>
         </w:rPr>
-        <w:t xml:space="preserve"> controlled phase 2 trial.</w:t>
-      </w:r>
-      <w:r>
-        <w:rPr>
-          <w:rFonts w:ascii="Times New Roman" w:hAnsi="Times New Roman" w:cs="Times New Roman"/>
-          <w:color w:val="000000" w:themeColor="text1"/>
-        </w:rPr>
-        <w:t xml:space="preserve"> The Lancet Gastroenterology &amp; Hepatology 05/2025</w:t>
+        <w:t>Open RT Structures: A Solution for TG-263 Accessibility.</w:t>
+      </w:r>
+      <w:r>
+        <w:rPr>
+          <w:rFonts w:ascii="Times New Roman" w:hAnsi="Times New Roman" w:cs="Times New Roman"/>
+          <w:color w:val="000000" w:themeColor="text1"/>
+        </w:rPr>
+        <w:t xml:space="preserve"> International Journal of Radiation Oncology *Biology* Physics (Red Journal) (06/2024)</w:t>
       </w:r>
     </w:p>
     <w:p>
@@ -4000,6 +3572,13 @@
       <w:r>
         <w:rPr>
           <w:rFonts w:ascii="Times New Roman" w:hAnsi="Times New Roman" w:cs="Times New Roman"/>
+          <w:color w:val="000000" w:themeColor="text1"/>
+        </w:rPr>
+        <w:t xml:space="preserve">Covington E, Suresh K, </w:t>
+      </w:r>
+      <w:r>
+        <w:rPr>
+          <w:rFonts w:ascii="Times New Roman" w:hAnsi="Times New Roman" w:cs="Times New Roman"/>
           <w:b/>
           <w:bCs/>
           <w:color w:val="000000" w:themeColor="text1"/>
@@ -4011,7 +3590,7 @@
           <w:rFonts w:ascii="Times New Roman" w:hAnsi="Times New Roman" w:cs="Times New Roman"/>
           <w:color w:val="000000" w:themeColor="text1"/>
         </w:rPr>
-        <w:t xml:space="preserve">, Bojechko C. </w:t>
+        <w:t xml:space="preserve">, Barker M, Dess K, Price J, Moncio A, Vaccarelli M, Santanam L, Xiao Y, Mayo C </w:t>
       </w:r>
       <w:r>
         <w:rPr>
@@ -4020,14 +3599,14 @@
           <w:iCs/>
           <w:color w:val="000000" w:themeColor="text1"/>
         </w:rPr>
-        <w:t>DICOM Attribute Manipulation Tool: Easily Change Frame of Reference, Series Instance, and Study Instance UID.</w:t>
-      </w:r>
-      <w:r>
-        <w:rPr>
-          <w:rFonts w:ascii="Times New Roman" w:hAnsi="Times New Roman" w:cs="Times New Roman"/>
-          <w:color w:val="000000" w:themeColor="text1"/>
-        </w:rPr>
-        <w:t xml:space="preserve"> Journal of Applied Clinical Medical Physics 04/2025</w:t>
+        <w:t>Perceptions on roadblocks to implementation of standardized nomenclature in radiation oncology: survey from TG-263U1.</w:t>
+      </w:r>
+      <w:r>
+        <w:rPr>
+          <w:rFonts w:ascii="Times New Roman" w:hAnsi="Times New Roman" w:cs="Times New Roman"/>
+          <w:color w:val="000000" w:themeColor="text1"/>
+        </w:rPr>
+        <w:t xml:space="preserve"> Journal of Applied Clinical Medical Physics 06/2024</w:t>
       </w:r>
     </w:p>
     <w:p>
@@ -4045,202 +3624,26 @@
       <w:r>
         <w:rPr>
           <w:rFonts w:ascii="Times New Roman" w:hAnsi="Times New Roman" w:cs="Times New Roman"/>
-          <w:b/>
           <w:bCs/>
           <w:color w:val="000000" w:themeColor="text1"/>
         </w:rPr>
-        <w:t>Anderson B.M</w:t>
-      </w:r>
-      <w:r>
-        <w:rPr>
-          <w:rFonts w:ascii="Times New Roman" w:hAnsi="Times New Roman" w:cs="Times New Roman"/>
-          <w:color w:val="000000" w:themeColor="text1"/>
-        </w:rPr>
-        <w:t xml:space="preserve">, Moore L., Bojechko C. </w:t>
-      </w:r>
-      <w:r>
-        <w:rPr>
-          <w:rFonts w:ascii="Times New Roman" w:hAnsi="Times New Roman" w:cs="Times New Roman"/>
-          <w:i/>
-          <w:iCs/>
-          <w:color w:val="000000" w:themeColor="text1"/>
-        </w:rPr>
-        <w:t>Rapid in vivo EPID image prediction using a combination of analytically calculated attenuation and AI predicted scatter.</w:t>
-      </w:r>
-      <w:r>
-        <w:rPr>
-          <w:rFonts w:ascii="Times New Roman" w:hAnsi="Times New Roman" w:cs="Times New Roman"/>
-          <w:color w:val="000000" w:themeColor="text1"/>
-        </w:rPr>
-        <w:t xml:space="preserve"> Medical Physics 02/2025</w:t>
-      </w:r>
-    </w:p>
-    <w:p>
-      <w:pPr>
-        <w:pStyle w:val="ListParagraph"/>
-        <w:numPr>
-          <w:ilvl w:val="0"/>
-          <w:numId w:val="8"/>
-        </w:numPr>
-        <w:rPr>
-          <w:rFonts w:ascii="Times New Roman" w:hAnsi="Times New Roman" w:cs="Times New Roman"/>
-          <w:color w:val="000000" w:themeColor="text1"/>
-        </w:rPr>
-      </w:pPr>
-      <w:r>
-        <w:rPr>
-          <w:rFonts w:ascii="Times New Roman" w:hAnsi="Times New Roman" w:cs="Times New Roman"/>
-          <w:b/>
+        <w:t xml:space="preserve">Gay S, Kisling K, </w:t>
+      </w:r>
+      <w:r>
+        <w:rPr>
+          <w:rFonts w:ascii="Times New Roman" w:hAnsi="Times New Roman" w:cs="Times New Roman"/>
+          <w:b/>
+          <w:color w:val="000000" w:themeColor="text1"/>
+        </w:rPr>
+        <w:t>Anderson B.M,</w:t>
+      </w:r>
+      <w:r>
+        <w:rPr>
+          <w:rFonts w:ascii="Times New Roman" w:hAnsi="Times New Roman" w:cs="Times New Roman"/>
           <w:bCs/>
           <w:color w:val="000000" w:themeColor="text1"/>
         </w:rPr>
-        <w:t>Anderson B.M,</w:t>
-      </w:r>
-      <w:r>
-        <w:rPr>
-          <w:rFonts w:ascii="Times New Roman" w:hAnsi="Times New Roman" w:cs="Times New Roman"/>
-          <w:color w:val="000000" w:themeColor="text1"/>
-        </w:rPr>
-        <w:t xml:space="preserve"> Padilla L, Ryckman J, Covington E, Hong DS, Woods K, Katz MS, Estes C, Moore K, Bojechko C. </w:t>
-      </w:r>
-      <w:r>
-        <w:rPr>
-          <w:rFonts w:ascii="Times New Roman" w:hAnsi="Times New Roman" w:cs="Times New Roman"/>
-          <w:i/>
-          <w:iCs/>
-          <w:color w:val="000000" w:themeColor="text1"/>
-        </w:rPr>
-        <w:t>Open RT Structures: A Solution for TG-263 Accessibility.</w:t>
-      </w:r>
-      <w:r>
-        <w:rPr>
-          <w:rFonts w:ascii="Times New Roman" w:hAnsi="Times New Roman" w:cs="Times New Roman"/>
-          <w:color w:val="000000" w:themeColor="text1"/>
-        </w:rPr>
-        <w:t xml:space="preserve"> International Journal of Radiation Oncology *Biology* Physics (Red Journal) (06/2024)</w:t>
-      </w:r>
-    </w:p>
-    <w:p>
-      <w:pPr>
-        <w:pStyle w:val="ListParagraph"/>
-        <w:numPr>
-          <w:ilvl w:val="0"/>
-          <w:numId w:val="8"/>
-        </w:numPr>
-        <w:rPr>
-          <w:rFonts w:ascii="Times New Roman" w:hAnsi="Times New Roman" w:cs="Times New Roman"/>
-          <w:color w:val="000000" w:themeColor="text1"/>
-        </w:rPr>
-      </w:pPr>
-      <w:r>
-        <w:rPr>
-          <w:rFonts w:ascii="Times New Roman" w:hAnsi="Times New Roman" w:cs="Times New Roman"/>
-          <w:color w:val="000000" w:themeColor="text1"/>
-        </w:rPr>
-        <w:t xml:space="preserve">Covington E, Suresh K, </w:t>
-      </w:r>
-      <w:r>
-        <w:rPr>
-          <w:rFonts w:ascii="Times New Roman" w:hAnsi="Times New Roman" w:cs="Times New Roman"/>
-          <w:b/>
-          <w:bCs/>
-          <w:color w:val="000000" w:themeColor="text1"/>
-        </w:rPr>
-        <w:t>Anderson B.M</w:t>
-      </w:r>
-      <w:r>
-        <w:rPr>
-          <w:rFonts w:ascii="Times New Roman" w:hAnsi="Times New Roman" w:cs="Times New Roman"/>
-          <w:color w:val="000000" w:themeColor="text1"/>
-        </w:rPr>
-        <w:t xml:space="preserve">, Barker M, Dess K, Price J, </w:t>
-      </w:r>
-      <w:proofErr w:type="spellStart"/>
-      <w:r>
-        <w:rPr>
-          <w:rFonts w:ascii="Times New Roman" w:hAnsi="Times New Roman" w:cs="Times New Roman"/>
-          <w:color w:val="000000" w:themeColor="text1"/>
-        </w:rPr>
-        <w:t>Moncio</w:t>
-      </w:r>
-      <w:proofErr w:type="spellEnd"/>
-      <w:r>
-        <w:rPr>
-          <w:rFonts w:ascii="Times New Roman" w:hAnsi="Times New Roman" w:cs="Times New Roman"/>
-          <w:color w:val="000000" w:themeColor="text1"/>
-        </w:rPr>
-        <w:t xml:space="preserve"> A, Vaccarelli M, Santanam L, Xiao Y, Mayo C </w:t>
-      </w:r>
-      <w:r>
-        <w:rPr>
-          <w:rFonts w:ascii="Times New Roman" w:hAnsi="Times New Roman" w:cs="Times New Roman"/>
-          <w:i/>
-          <w:iCs/>
-          <w:color w:val="000000" w:themeColor="text1"/>
-        </w:rPr>
-        <w:t>Perceptions on roadblocks to implementation of standardized nomenclature in radiation oncology: survey from TG-263U1.</w:t>
-      </w:r>
-      <w:r>
-        <w:rPr>
-          <w:rFonts w:ascii="Times New Roman" w:hAnsi="Times New Roman" w:cs="Times New Roman"/>
-          <w:color w:val="000000" w:themeColor="text1"/>
-        </w:rPr>
-        <w:t xml:space="preserve"> Journal of Applied Clinical Medical Physics 06/2024</w:t>
-      </w:r>
-    </w:p>
-    <w:p>
-      <w:pPr>
-        <w:pStyle w:val="ListParagraph"/>
-        <w:numPr>
-          <w:ilvl w:val="0"/>
-          <w:numId w:val="8"/>
-        </w:numPr>
-        <w:rPr>
-          <w:rFonts w:ascii="Times New Roman" w:hAnsi="Times New Roman" w:cs="Times New Roman"/>
-          <w:color w:val="000000" w:themeColor="text1"/>
-        </w:rPr>
-      </w:pPr>
-      <w:r>
-        <w:rPr>
-          <w:rFonts w:ascii="Times New Roman" w:hAnsi="Times New Roman" w:cs="Times New Roman"/>
-          <w:bCs/>
-          <w:color w:val="000000" w:themeColor="text1"/>
-        </w:rPr>
-        <w:t xml:space="preserve">Gay S, Kisling K, </w:t>
-      </w:r>
-      <w:r>
-        <w:rPr>
-          <w:rFonts w:ascii="Times New Roman" w:hAnsi="Times New Roman" w:cs="Times New Roman"/>
-          <w:b/>
-          <w:color w:val="000000" w:themeColor="text1"/>
-        </w:rPr>
-        <w:t>Anderson B.M,</w:t>
-      </w:r>
-      <w:r>
-        <w:rPr>
-          <w:rFonts w:ascii="Times New Roman" w:hAnsi="Times New Roman" w:cs="Times New Roman"/>
-          <w:bCs/>
-          <w:color w:val="000000" w:themeColor="text1"/>
-        </w:rPr>
-        <w:t xml:space="preserve"> Zhang L, Rhee D.J, Nguyen C., Netherton T., Yang J., Brock K., </w:t>
-      </w:r>
-      <w:proofErr w:type="spellStart"/>
-      <w:r>
-        <w:rPr>
-          <w:rFonts w:ascii="Times New Roman" w:hAnsi="Times New Roman" w:cs="Times New Roman"/>
-          <w:bCs/>
-          <w:color w:val="000000" w:themeColor="text1"/>
-        </w:rPr>
-        <w:t>Jhingran</w:t>
-      </w:r>
-      <w:proofErr w:type="spellEnd"/>
-      <w:r>
-        <w:rPr>
-          <w:rFonts w:ascii="Times New Roman" w:hAnsi="Times New Roman" w:cs="Times New Roman"/>
-          <w:bCs/>
-          <w:color w:val="000000" w:themeColor="text1"/>
-        </w:rPr>
-        <w:t xml:space="preserve"> A., Simonds H., Klopp A., Beadle B. M., Court L., Cardenas C. </w:t>
+        <w:t xml:space="preserve"> Zhang L, Rhee D.J, Nguyen C., Netherton T., Yang J., Brock K., Jhingran A., Simonds H., Klopp A., Beadle B. M., Court L., Cardenas C. </w:t>
       </w:r>
       <w:r>
         <w:rPr>
@@ -4303,9 +3706,51 @@
           <w:iCs/>
           <w:color w:val="000000" w:themeColor="text1"/>
         </w:rPr>
-        <w:t xml:space="preserve">Comparison of Machine-Learning and Deep-Learning Methods for the Prediction of Osteoradionecrosis Resulting </w:t>
-      </w:r>
-      <w:proofErr w:type="gramStart"/>
+        <w:t>Comparison of Machine-Learning and Deep-Learning Methods for the Prediction of Osteoradionecrosis Resulting From Head and Neck Cancer Radiation Therapy.</w:t>
+      </w:r>
+      <w:r>
+        <w:rPr>
+          <w:rFonts w:ascii="Times New Roman" w:hAnsi="Times New Roman" w:cs="Times New Roman"/>
+          <w:color w:val="000000" w:themeColor="text1"/>
+        </w:rPr>
+        <w:t xml:space="preserve"> Advances in Radiation Oncology 07/2023</w:t>
+      </w:r>
+    </w:p>
+    <w:p>
+      <w:pPr>
+        <w:pStyle w:val="ListParagraph"/>
+        <w:numPr>
+          <w:ilvl w:val="0"/>
+          <w:numId w:val="8"/>
+        </w:numPr>
+        <w:rPr>
+          <w:rFonts w:ascii="Times New Roman" w:hAnsi="Times New Roman" w:cs="Times New Roman"/>
+          <w:color w:val="000000" w:themeColor="text1"/>
+        </w:rPr>
+      </w:pPr>
+      <w:r>
+        <w:rPr>
+          <w:rFonts w:ascii="Times New Roman" w:hAnsi="Times New Roman" w:cs="Times New Roman"/>
+          <w:color w:val="000000" w:themeColor="text1"/>
+        </w:rPr>
+        <w:t xml:space="preserve">Lin YM, Paolucci I, O'Connor CS, </w:t>
+      </w:r>
+      <w:r>
+        <w:rPr>
+          <w:rFonts w:ascii="Times New Roman" w:hAnsi="Times New Roman" w:cs="Times New Roman"/>
+          <w:b/>
+          <w:bCs/>
+          <w:color w:val="000000" w:themeColor="text1"/>
+        </w:rPr>
+        <w:t>Anderson B.M</w:t>
+      </w:r>
+      <w:r>
+        <w:rPr>
+          <w:rFonts w:ascii="Times New Roman" w:hAnsi="Times New Roman" w:cs="Times New Roman"/>
+          <w:color w:val="000000" w:themeColor="text1"/>
+        </w:rPr>
+        <w:t xml:space="preserve">, Rigaud B, Fellman BM, Jones KA, Brock KK, Odisio BC. </w:t>
+      </w:r>
       <w:r>
         <w:rPr>
           <w:rFonts w:ascii="Times New Roman" w:hAnsi="Times New Roman" w:cs="Times New Roman"/>
@@ -4313,9 +3758,51 @@
           <w:iCs/>
           <w:color w:val="000000" w:themeColor="text1"/>
         </w:rPr>
-        <w:t>From</w:t>
-      </w:r>
-      <w:proofErr w:type="gramEnd"/>
+        <w:t>Ablative Margins of Colorectal Liver Metastases Using Deformable CT Image Registration and Autosegmentation</w:t>
+      </w:r>
+      <w:r>
+        <w:rPr>
+          <w:rFonts w:ascii="Times New Roman" w:hAnsi="Times New Roman" w:cs="Times New Roman"/>
+          <w:color w:val="000000" w:themeColor="text1"/>
+        </w:rPr>
+        <w:t>. Radiology. 04/2023</w:t>
+      </w:r>
+    </w:p>
+    <w:p>
+      <w:pPr>
+        <w:pStyle w:val="ListParagraph"/>
+        <w:numPr>
+          <w:ilvl w:val="0"/>
+          <w:numId w:val="8"/>
+        </w:numPr>
+        <w:rPr>
+          <w:rFonts w:ascii="Times New Roman" w:hAnsi="Times New Roman" w:cs="Times New Roman"/>
+          <w:color w:val="000000" w:themeColor="text1"/>
+        </w:rPr>
+      </w:pPr>
+      <w:r>
+        <w:rPr>
+          <w:rFonts w:ascii="Times New Roman" w:hAnsi="Times New Roman" w:cs="Times New Roman"/>
+          <w:color w:val="000000" w:themeColor="text1"/>
+        </w:rPr>
+        <w:t xml:space="preserve">Rigaud B, Weaver O.O, Dennison J. B, Awais M, </w:t>
+      </w:r>
+      <w:r>
+        <w:rPr>
+          <w:rFonts w:ascii="Times New Roman" w:hAnsi="Times New Roman" w:cs="Times New Roman"/>
+          <w:b/>
+          <w:bCs/>
+          <w:color w:val="000000" w:themeColor="text1"/>
+        </w:rPr>
+        <w:t>Anderson B.M,</w:t>
+      </w:r>
+      <w:r>
+        <w:rPr>
+          <w:rFonts w:ascii="Times New Roman" w:hAnsi="Times New Roman" w:cs="Times New Roman"/>
+          <w:color w:val="000000" w:themeColor="text1"/>
+        </w:rPr>
+        <w:t xml:space="preserve"> Chiang T-Y. D, Yang W. T, Hanash S. M, Brock K. K </w:t>
+      </w:r>
       <w:r>
         <w:rPr>
           <w:rFonts w:ascii="Times New Roman" w:hAnsi="Times New Roman" w:cs="Times New Roman"/>
@@ -4323,14 +3810,14 @@
           <w:iCs/>
           <w:color w:val="000000" w:themeColor="text1"/>
         </w:rPr>
-        <w:t xml:space="preserve"> Head and Neck Cancer Radiation Therapy.</w:t>
-      </w:r>
-      <w:r>
-        <w:rPr>
-          <w:rFonts w:ascii="Times New Roman" w:hAnsi="Times New Roman" w:cs="Times New Roman"/>
-          <w:color w:val="000000" w:themeColor="text1"/>
-        </w:rPr>
-        <w:t xml:space="preserve"> Advances in Radiation Oncology 07/2023</w:t>
+        <w:t>Deep Learning Models for Automated Assessment of Breast Density Using Multiple Mammographic Image Types.</w:t>
+      </w:r>
+      <w:r>
+        <w:rPr>
+          <w:rFonts w:ascii="Times New Roman" w:hAnsi="Times New Roman" w:cs="Times New Roman"/>
+          <w:color w:val="000000" w:themeColor="text1"/>
+        </w:rPr>
+        <w:t xml:space="preserve"> Cancers 10/2022</w:t>
       </w:r>
     </w:p>
     <w:p>
@@ -4350,7 +3837,7 @@
           <w:rFonts w:ascii="Times New Roman" w:hAnsi="Times New Roman" w:cs="Times New Roman"/>
           <w:color w:val="000000" w:themeColor="text1"/>
         </w:rPr>
-        <w:t xml:space="preserve">Lin YM, Paolucci I, O'Connor CS, </w:t>
+        <w:t xml:space="preserve">McCulloch MM, Cazoulat G, Svensson S, Gryshkevych S, Rigaud B, </w:t>
       </w:r>
       <w:r>
         <w:rPr>
@@ -4366,23 +3853,7 @@
           <w:rFonts w:ascii="Times New Roman" w:hAnsi="Times New Roman" w:cs="Times New Roman"/>
           <w:color w:val="000000" w:themeColor="text1"/>
         </w:rPr>
-        <w:t xml:space="preserve">, Rigaud B, Fellman BM, Jones KA, Brock KK, </w:t>
-      </w:r>
-      <w:proofErr w:type="spellStart"/>
-      <w:r>
-        <w:rPr>
-          <w:rFonts w:ascii="Times New Roman" w:hAnsi="Times New Roman" w:cs="Times New Roman"/>
-          <w:color w:val="000000" w:themeColor="text1"/>
-        </w:rPr>
-        <w:t>Odisio</w:t>
-      </w:r>
-      <w:proofErr w:type="spellEnd"/>
-      <w:r>
-        <w:rPr>
-          <w:rFonts w:ascii="Times New Roman" w:hAnsi="Times New Roman" w:cs="Times New Roman"/>
-          <w:color w:val="000000" w:themeColor="text1"/>
-        </w:rPr>
-        <w:t xml:space="preserve"> BC. </w:t>
+        <w:t xml:space="preserve">, Kirimli E, De B, Mathew RT, Zaid M, Elganainy D, Peterson CB, Balter P, Koay EJ, Brock KK. </w:t>
       </w:r>
       <w:r>
         <w:rPr>
@@ -4391,9 +3862,100 @@
           <w:iCs/>
           <w:color w:val="000000" w:themeColor="text1"/>
         </w:rPr>
-        <w:t xml:space="preserve">Ablative Margins of Colorectal Liver Metastases Using Deformable CT Image Registration and </w:t>
-      </w:r>
-      <w:proofErr w:type="spellStart"/>
+        <w:t>Leveraging deep learning-based segmentation and contours-driven deformable registration for dose accumulation in abdominal structures.</w:t>
+      </w:r>
+      <w:r>
+        <w:rPr>
+          <w:rFonts w:ascii="Times New Roman" w:hAnsi="Times New Roman" w:cs="Times New Roman"/>
+          <w:color w:val="000000" w:themeColor="text1"/>
+        </w:rPr>
+        <w:t xml:space="preserve"> Frontiers in Oncology 10/2022</w:t>
+      </w:r>
+    </w:p>
+    <w:p>
+      <w:pPr>
+        <w:pStyle w:val="ListParagraph"/>
+        <w:numPr>
+          <w:ilvl w:val="0"/>
+          <w:numId w:val="8"/>
+        </w:numPr>
+        <w:rPr>
+          <w:rFonts w:ascii="Times New Roman" w:hAnsi="Times New Roman" w:cs="Times New Roman"/>
+          <w:color w:val="000000" w:themeColor="text1"/>
+        </w:rPr>
+      </w:pPr>
+      <w:r>
+        <w:rPr>
+          <w:rFonts w:ascii="Times New Roman" w:hAnsi="Times New Roman" w:cs="Times New Roman"/>
+          <w:color w:val="000000" w:themeColor="text1"/>
+        </w:rPr>
+        <w:t xml:space="preserve">Woodland M, Wood J, </w:t>
+      </w:r>
+      <w:r>
+        <w:rPr>
+          <w:rFonts w:ascii="Times New Roman" w:hAnsi="Times New Roman" w:cs="Times New Roman"/>
+          <w:b/>
+          <w:color w:val="000000" w:themeColor="text1"/>
+        </w:rPr>
+        <w:t>Anderson B.M</w:t>
+      </w:r>
+      <w:r>
+        <w:rPr>
+          <w:rFonts w:ascii="Times New Roman" w:hAnsi="Times New Roman" w:cs="Times New Roman"/>
+          <w:color w:val="000000" w:themeColor="text1"/>
+        </w:rPr>
+        <w:t xml:space="preserve">, Kundu S, Lin E, Koay E, Odisio B, Chung C, Kang H.C, Venkatesan A.M, Yedururi S, De B, Lin Y-M, Patel A.B, Brock K.K </w:t>
+      </w:r>
+      <w:r>
+        <w:rPr>
+          <w:rFonts w:ascii="Times New Roman" w:hAnsi="Times New Roman" w:cs="Times New Roman"/>
+          <w:i/>
+          <w:color w:val="000000" w:themeColor="text1"/>
+        </w:rPr>
+        <w:t>Evaluating the Performance of StyleGAN2-ADA on Medical Images.</w:t>
+      </w:r>
+      <w:r>
+        <w:rPr>
+          <w:rFonts w:ascii="Times New Roman" w:hAnsi="Times New Roman" w:cs="Times New Roman"/>
+        </w:rPr>
+        <w:t xml:space="preserve"> Simulation and Synthesis in Medical Imaging. SASHIMI 2022. Lecture Notes in Computer Science, vol 13570. Springer, Cham 09/2022</w:t>
+      </w:r>
+    </w:p>
+    <w:p>
+      <w:pPr>
+        <w:pStyle w:val="ListParagraph"/>
+        <w:numPr>
+          <w:ilvl w:val="0"/>
+          <w:numId w:val="8"/>
+        </w:numPr>
+        <w:rPr>
+          <w:rFonts w:ascii="Times New Roman" w:hAnsi="Times New Roman" w:cs="Times New Roman"/>
+          <w:color w:val="000000" w:themeColor="text1"/>
+        </w:rPr>
+      </w:pPr>
+      <w:r>
+        <w:rPr>
+          <w:rFonts w:ascii="Times New Roman" w:hAnsi="Times New Roman" w:cs="Times New Roman"/>
+          <w:color w:val="000000" w:themeColor="text1"/>
+        </w:rPr>
+        <w:t xml:space="preserve">Lin Y-M, </w:t>
+      </w:r>
+      <w:r>
+        <w:rPr>
+          <w:rFonts w:ascii="Times New Roman" w:hAnsi="Times New Roman" w:cs="Times New Roman"/>
+          <w:b/>
+          <w:bCs/>
+          <w:color w:val="000000" w:themeColor="text1"/>
+        </w:rPr>
+        <w:t>Anderson B.M</w:t>
+      </w:r>
+      <w:r>
+        <w:rPr>
+          <w:rFonts w:ascii="Times New Roman" w:hAnsi="Times New Roman" w:cs="Times New Roman"/>
+          <w:color w:val="000000" w:themeColor="text1"/>
+        </w:rPr>
+        <w:t xml:space="preserve">, O'Connor CS, Rigaud B, Briones-Dimayuga M, Jones KA, Brock KK, Fellman BM, Odisio BC. </w:t>
+      </w:r>
       <w:r>
         <w:rPr>
           <w:rFonts w:ascii="Times New Roman" w:hAnsi="Times New Roman" w:cs="Times New Roman"/>
@@ -4401,51 +3963,7 @@
           <w:iCs/>
           <w:color w:val="000000" w:themeColor="text1"/>
         </w:rPr>
-        <w:t>Autosegmentation</w:t>
-      </w:r>
-      <w:proofErr w:type="spellEnd"/>
-      <w:r>
-        <w:rPr>
-          <w:rFonts w:ascii="Times New Roman" w:hAnsi="Times New Roman" w:cs="Times New Roman"/>
-          <w:color w:val="000000" w:themeColor="text1"/>
-        </w:rPr>
-        <w:t>. Radiology. 04/2023</w:t>
-      </w:r>
-    </w:p>
-    <w:p>
-      <w:pPr>
-        <w:pStyle w:val="ListParagraph"/>
-        <w:numPr>
-          <w:ilvl w:val="0"/>
-          <w:numId w:val="8"/>
-        </w:numPr>
-        <w:rPr>
-          <w:rFonts w:ascii="Times New Roman" w:hAnsi="Times New Roman" w:cs="Times New Roman"/>
-          <w:color w:val="000000" w:themeColor="text1"/>
-        </w:rPr>
-      </w:pPr>
-      <w:r>
-        <w:rPr>
-          <w:rFonts w:ascii="Times New Roman" w:hAnsi="Times New Roman" w:cs="Times New Roman"/>
-          <w:color w:val="000000" w:themeColor="text1"/>
-        </w:rPr>
-        <w:t xml:space="preserve">Rigaud B, Weaver O.O, Dennison J. B, Awais M, </w:t>
-      </w:r>
-      <w:r>
-        <w:rPr>
-          <w:rFonts w:ascii="Times New Roman" w:hAnsi="Times New Roman" w:cs="Times New Roman"/>
-          <w:b/>
-          <w:bCs/>
-          <w:color w:val="000000" w:themeColor="text1"/>
-        </w:rPr>
-        <w:t>Anderson B.M,</w:t>
-      </w:r>
-      <w:r>
-        <w:rPr>
-          <w:rFonts w:ascii="Times New Roman" w:hAnsi="Times New Roman" w:cs="Times New Roman"/>
-          <w:color w:val="000000" w:themeColor="text1"/>
-        </w:rPr>
-        <w:t xml:space="preserve"> Chiang T-Y. D, Yang W. T, Hanash S. M, Brock K. K </w:t>
+        <w:t xml:space="preserve">Study Protocol COVER-ALL: Clinical impact of a volumetric image method for confirming </w:t>
       </w:r>
       <w:r>
         <w:rPr>
@@ -4454,14 +3972,15 @@
           <w:iCs/>
           <w:color w:val="000000" w:themeColor="text1"/>
         </w:rPr>
-        <w:t>Deep Learning Models for Automated Assessment of Breast Density Using Multiple Mammographic Image Types.</w:t>
-      </w:r>
-      <w:r>
-        <w:rPr>
-          <w:rFonts w:ascii="Times New Roman" w:hAnsi="Times New Roman" w:cs="Times New Roman"/>
-          <w:color w:val="000000" w:themeColor="text1"/>
-        </w:rPr>
-        <w:t xml:space="preserve"> Cancers 10/2022</w:t>
+        <w:lastRenderedPageBreak/>
+        <w:t>tumour coverage with ablation on patients with malignant liver lesions.</w:t>
+      </w:r>
+      <w:r>
+        <w:rPr>
+          <w:rFonts w:ascii="Times New Roman" w:hAnsi="Times New Roman" w:cs="Times New Roman"/>
+          <w:color w:val="000000" w:themeColor="text1"/>
+        </w:rPr>
+        <w:t xml:space="preserve"> CardioVascular and Interventional Radiology 09/2022</w:t>
       </w:r>
     </w:p>
     <w:p>
@@ -4481,39 +4000,7 @@
           <w:rFonts w:ascii="Times New Roman" w:hAnsi="Times New Roman" w:cs="Times New Roman"/>
           <w:color w:val="000000" w:themeColor="text1"/>
         </w:rPr>
-        <w:t xml:space="preserve">McCulloch MM, </w:t>
-      </w:r>
-      <w:proofErr w:type="spellStart"/>
-      <w:r>
-        <w:rPr>
-          <w:rFonts w:ascii="Times New Roman" w:hAnsi="Times New Roman" w:cs="Times New Roman"/>
-          <w:color w:val="000000" w:themeColor="text1"/>
-        </w:rPr>
-        <w:t>Cazoulat</w:t>
-      </w:r>
-      <w:proofErr w:type="spellEnd"/>
-      <w:r>
-        <w:rPr>
-          <w:rFonts w:ascii="Times New Roman" w:hAnsi="Times New Roman" w:cs="Times New Roman"/>
-          <w:color w:val="000000" w:themeColor="text1"/>
-        </w:rPr>
-        <w:t xml:space="preserve"> G, Svensson S, </w:t>
-      </w:r>
-      <w:proofErr w:type="spellStart"/>
-      <w:r>
-        <w:rPr>
-          <w:rFonts w:ascii="Times New Roman" w:hAnsi="Times New Roman" w:cs="Times New Roman"/>
-          <w:color w:val="000000" w:themeColor="text1"/>
-        </w:rPr>
-        <w:t>Gryshkevych</w:t>
-      </w:r>
-      <w:proofErr w:type="spellEnd"/>
-      <w:r>
-        <w:rPr>
-          <w:rFonts w:ascii="Times New Roman" w:hAnsi="Times New Roman" w:cs="Times New Roman"/>
-          <w:color w:val="000000" w:themeColor="text1"/>
-        </w:rPr>
-        <w:t xml:space="preserve"> S, Rigaud B, </w:t>
+        <w:t xml:space="preserve">He Y, </w:t>
       </w:r>
       <w:r>
         <w:rPr>
@@ -4529,39 +4016,7 @@
           <w:rFonts w:ascii="Times New Roman" w:hAnsi="Times New Roman" w:cs="Times New Roman"/>
           <w:color w:val="000000" w:themeColor="text1"/>
         </w:rPr>
-        <w:t xml:space="preserve">, </w:t>
-      </w:r>
-      <w:proofErr w:type="spellStart"/>
-      <w:r>
-        <w:rPr>
-          <w:rFonts w:ascii="Times New Roman" w:hAnsi="Times New Roman" w:cs="Times New Roman"/>
-          <w:color w:val="000000" w:themeColor="text1"/>
-        </w:rPr>
-        <w:t>Kirimli</w:t>
-      </w:r>
-      <w:proofErr w:type="spellEnd"/>
-      <w:r>
-        <w:rPr>
-          <w:rFonts w:ascii="Times New Roman" w:hAnsi="Times New Roman" w:cs="Times New Roman"/>
-          <w:color w:val="000000" w:themeColor="text1"/>
-        </w:rPr>
-        <w:t xml:space="preserve"> E, De B, Mathew RT, Zaid M, </w:t>
-      </w:r>
-      <w:proofErr w:type="spellStart"/>
-      <w:r>
-        <w:rPr>
-          <w:rFonts w:ascii="Times New Roman" w:hAnsi="Times New Roman" w:cs="Times New Roman"/>
-          <w:color w:val="000000" w:themeColor="text1"/>
-        </w:rPr>
-        <w:t>Elganainy</w:t>
-      </w:r>
-      <w:proofErr w:type="spellEnd"/>
-      <w:r>
-        <w:rPr>
-          <w:rFonts w:ascii="Times New Roman" w:hAnsi="Times New Roman" w:cs="Times New Roman"/>
-          <w:color w:val="000000" w:themeColor="text1"/>
-        </w:rPr>
-        <w:t xml:space="preserve"> D, Peterson CB, Balter P, Koay EJ, Brock KK. </w:t>
+        <w:t xml:space="preserve">, Cazoulat G, Rigaud B, Almodovar-Abreu L, Pollard-Larkin J, Balter P, Liao Z, Mohan R, Odisio B, Svensson S, Brock KK. </w:t>
       </w:r>
       <w:r>
         <w:rPr>
@@ -4570,19 +4025,206 @@
           <w:iCs/>
           <w:color w:val="000000" w:themeColor="text1"/>
         </w:rPr>
-        <w:t xml:space="preserve">Leveraging deep learning-based segmentation and </w:t>
-      </w:r>
-      <w:proofErr w:type="gramStart"/>
-      <w:r>
-        <w:rPr>
-          <w:rFonts w:ascii="Times New Roman" w:hAnsi="Times New Roman" w:cs="Times New Roman"/>
+        <w:t>Optimization of mesh generation for geometric accuracy, robustness, and efficiency of biomechanical-model-based deformable image registration.</w:t>
+      </w:r>
+      <w:r>
+        <w:rPr>
+          <w:rFonts w:ascii="Times New Roman" w:hAnsi="Times New Roman" w:cs="Times New Roman"/>
+          <w:color w:val="000000" w:themeColor="text1"/>
+        </w:rPr>
+        <w:t xml:space="preserve"> Medical Physics 08/2022</w:t>
+      </w:r>
+    </w:p>
+    <w:p>
+      <w:pPr>
+        <w:pStyle w:val="ListParagraph"/>
+        <w:numPr>
+          <w:ilvl w:val="0"/>
+          <w:numId w:val="8"/>
+        </w:numPr>
+        <w:rPr>
+          <w:rFonts w:ascii="Times New Roman" w:hAnsi="Times New Roman" w:cs="Times New Roman"/>
+          <w:color w:val="000000" w:themeColor="text1"/>
+        </w:rPr>
+      </w:pPr>
+      <w:r>
+        <w:rPr>
+          <w:rFonts w:ascii="Times New Roman" w:hAnsi="Times New Roman"/>
+          <w:b/>
+          <w:bCs/>
+          <w:color w:val="000000" w:themeColor="text1"/>
+        </w:rPr>
+        <w:t>Anderson B.M</w:t>
+      </w:r>
+      <w:r>
+        <w:rPr>
+          <w:rFonts w:ascii="Times New Roman" w:hAnsi="Times New Roman"/>
+          <w:color w:val="000000" w:themeColor="text1"/>
+        </w:rPr>
+        <w:t xml:space="preserve">, B. Rigaud, Y Lin, K Jones, H Kang, B Odisio, K Brock </w:t>
+      </w:r>
+      <w:r>
+        <w:rPr>
+          <w:rFonts w:ascii="Times New Roman" w:hAnsi="Times New Roman"/>
           <w:i/>
           <w:iCs/>
           <w:color w:val="000000" w:themeColor="text1"/>
         </w:rPr>
-        <w:t>contours</w:t>
-      </w:r>
-      <w:proofErr w:type="gramEnd"/>
+        <w:t>Automated Segmentation of Colorectal Liver Metastasis and Liver Ablation on Contrast-Enhanced CT Images.</w:t>
+      </w:r>
+      <w:r>
+        <w:rPr>
+          <w:rFonts w:ascii="Times New Roman" w:hAnsi="Times New Roman"/>
+          <w:color w:val="000000" w:themeColor="text1"/>
+        </w:rPr>
+        <w:t xml:space="preserve"> Frontiers in Radiation Oncology 08/2022</w:t>
+      </w:r>
+    </w:p>
+    <w:p>
+      <w:pPr>
+        <w:pStyle w:val="ListParagraph"/>
+        <w:numPr>
+          <w:ilvl w:val="0"/>
+          <w:numId w:val="8"/>
+        </w:numPr>
+        <w:rPr>
+          <w:rFonts w:ascii="Times New Roman" w:hAnsi="Times New Roman" w:cs="Times New Roman"/>
+          <w:color w:val="000000" w:themeColor="text1"/>
+        </w:rPr>
+      </w:pPr>
+      <w:r>
+        <w:rPr>
+          <w:rFonts w:ascii="Times New Roman" w:hAnsi="Times New Roman"/>
+          <w:color w:val="000000" w:themeColor="text1"/>
+        </w:rPr>
+        <w:t xml:space="preserve">Wahid K, He R, McDonald B, </w:t>
+      </w:r>
+      <w:r>
+        <w:rPr>
+          <w:rFonts w:ascii="Times New Roman" w:hAnsi="Times New Roman"/>
+          <w:b/>
+          <w:color w:val="000000" w:themeColor="text1"/>
+        </w:rPr>
+        <w:t xml:space="preserve">Anderson B.M, </w:t>
+      </w:r>
+      <w:r>
+        <w:rPr>
+          <w:rFonts w:ascii="Times New Roman" w:hAnsi="Times New Roman"/>
+          <w:bCs/>
+          <w:color w:val="000000" w:themeColor="text1"/>
+        </w:rPr>
+        <w:t>Salzillo T, Mulder S., Wang J., Sharafi C., McCoy L, Naser M., Ahmed S., Sanders K., Mohamed A., Ding Y, Wang J, Hutcheson K., Lai S., Fuller C., Van Dijk L.</w:t>
+      </w:r>
+      <w:r>
+        <w:rPr>
+          <w:rFonts w:ascii="Times New Roman" w:hAnsi="Times New Roman"/>
+          <w:color w:val="000000" w:themeColor="text1"/>
+        </w:rPr>
+        <w:t xml:space="preserve"> </w:t>
+      </w:r>
+      <w:r>
+        <w:rPr>
+          <w:rFonts w:ascii="Times New Roman" w:hAnsi="Times New Roman"/>
+          <w:i/>
+          <w:color w:val="000000" w:themeColor="text1"/>
+        </w:rPr>
+        <w:t xml:space="preserve">MRI Intensity Standardization Evaluation Design for Head and Neck Cancer Quantitative Analysis Applications. </w:t>
+      </w:r>
+      <w:r>
+        <w:rPr>
+          <w:rFonts w:ascii="Times New Roman" w:hAnsi="Times New Roman"/>
+          <w:color w:val="000000" w:themeColor="text1"/>
+        </w:rPr>
+        <w:t xml:space="preserve">Physics and Imaging in Radiation Oncology </w:t>
+      </w:r>
+      <w:r>
+        <w:rPr>
+          <w:rFonts w:ascii="Times New Roman" w:hAnsi="Times New Roman"/>
+          <w:iCs/>
+          <w:color w:val="000000" w:themeColor="text1"/>
+        </w:rPr>
+        <w:t>10/2021</w:t>
+      </w:r>
+    </w:p>
+    <w:p>
+      <w:pPr>
+        <w:pStyle w:val="ListParagraph"/>
+        <w:numPr>
+          <w:ilvl w:val="0"/>
+          <w:numId w:val="8"/>
+        </w:numPr>
+        <w:rPr>
+          <w:rFonts w:ascii="Times New Roman" w:hAnsi="Times New Roman" w:cs="Times New Roman"/>
+          <w:color w:val="000000" w:themeColor="text1"/>
+        </w:rPr>
+      </w:pPr>
+      <w:r>
+        <w:rPr>
+          <w:rFonts w:ascii="Times New Roman" w:hAnsi="Times New Roman"/>
+          <w:color w:val="000000" w:themeColor="text1"/>
+        </w:rPr>
+        <w:t xml:space="preserve">Cazoulat G, </w:t>
+      </w:r>
+      <w:r>
+        <w:rPr>
+          <w:rFonts w:ascii="Times New Roman" w:hAnsi="Times New Roman"/>
+          <w:b/>
+          <w:bCs/>
+          <w:color w:val="000000" w:themeColor="text1"/>
+        </w:rPr>
+        <w:t>Anderson B.M</w:t>
+      </w:r>
+      <w:r>
+        <w:rPr>
+          <w:rFonts w:ascii="Times New Roman" w:hAnsi="Times New Roman"/>
+          <w:color w:val="000000" w:themeColor="text1"/>
+        </w:rPr>
+        <w:t xml:space="preserve">, McCulloch MM, Rigaud B, Koay EJ, Brock KK </w:t>
+      </w:r>
+      <w:r>
+        <w:rPr>
+          <w:rFonts w:ascii="Times New Roman" w:hAnsi="Times New Roman"/>
+          <w:i/>
+          <w:color w:val="000000" w:themeColor="text1"/>
+        </w:rPr>
+        <w:t>Detection of vessel bifurcations in CT scans for automatic objective assessment of deformable image registration accuracy.</w:t>
+      </w:r>
+      <w:r>
+        <w:rPr>
+          <w:rFonts w:ascii="Times New Roman" w:hAnsi="Times New Roman"/>
+          <w:color w:val="000000" w:themeColor="text1"/>
+        </w:rPr>
+        <w:t xml:space="preserve"> Medical Physics 08/2021</w:t>
+      </w:r>
+    </w:p>
+    <w:p>
+      <w:pPr>
+        <w:pStyle w:val="ListParagraph"/>
+        <w:numPr>
+          <w:ilvl w:val="0"/>
+          <w:numId w:val="8"/>
+        </w:numPr>
+        <w:rPr>
+          <w:rFonts w:ascii="Times New Roman" w:hAnsi="Times New Roman" w:cs="Times New Roman"/>
+          <w:color w:val="000000" w:themeColor="text1"/>
+        </w:rPr>
+      </w:pPr>
+      <w:r>
+        <w:rPr>
+          <w:rFonts w:ascii="Times New Roman" w:hAnsi="Times New Roman" w:cs="Times New Roman"/>
+          <w:b/>
+          <w:bCs/>
+          <w:color w:val="000000" w:themeColor="text1"/>
+        </w:rPr>
+        <w:t>Anderson B.M,</w:t>
+      </w:r>
+      <w:r>
+        <w:rPr>
+          <w:rFonts w:ascii="Times New Roman" w:hAnsi="Times New Roman" w:cs="Times New Roman"/>
+          <w:color w:val="000000" w:themeColor="text1"/>
+        </w:rPr>
+        <w:t xml:space="preserve"> Lin YM, Lin EY, Cazoulat G, Gupta S, Kyle Jones A, Odisio BC, Brock KK </w:t>
+      </w:r>
       <w:r>
         <w:rPr>
           <w:rFonts w:ascii="Times New Roman" w:hAnsi="Times New Roman" w:cs="Times New Roman"/>
@@ -4590,14 +4232,14 @@
           <w:iCs/>
           <w:color w:val="000000" w:themeColor="text1"/>
         </w:rPr>
-        <w:t>-driven deformable registration for dose accumulation in abdominal structures.</w:t>
-      </w:r>
-      <w:r>
-        <w:rPr>
-          <w:rFonts w:ascii="Times New Roman" w:hAnsi="Times New Roman" w:cs="Times New Roman"/>
-          <w:color w:val="000000" w:themeColor="text1"/>
-        </w:rPr>
-        <w:t xml:space="preserve"> Frontiers in Oncology 10/2022</w:t>
+        <w:t>A novel use of biomechanical model based deformable image registration (DIR) for assessing colorectal liver metastases ablation outcomes.</w:t>
+      </w:r>
+      <w:r>
+        <w:rPr>
+          <w:rFonts w:ascii="Times New Roman" w:hAnsi="Times New Roman" w:cs="Times New Roman"/>
+          <w:color w:val="000000" w:themeColor="text1"/>
+        </w:rPr>
+        <w:t xml:space="preserve"> Medical Physics  07/2021</w:t>
       </w:r>
     </w:p>
     <w:p>
@@ -4614,182 +4256,93 @@
       </w:pPr>
       <w:r>
         <w:rPr>
-          <w:rFonts w:ascii="Times New Roman" w:hAnsi="Times New Roman" w:cs="Times New Roman"/>
-          <w:color w:val="000000" w:themeColor="text1"/>
-        </w:rPr>
-        <w:t xml:space="preserve">Woodland M, Wood J, </w:t>
-      </w:r>
-      <w:r>
-        <w:rPr>
-          <w:rFonts w:ascii="Times New Roman" w:hAnsi="Times New Roman" w:cs="Times New Roman"/>
-          <w:b/>
+          <w:rFonts w:ascii="Times New Roman" w:hAnsi="Times New Roman"/>
+          <w:color w:val="000000" w:themeColor="text1"/>
+        </w:rPr>
+        <w:t xml:space="preserve">He Y, Cazoulat G, Wu C, Peterson C, McCulloch M, </w:t>
+      </w:r>
+      <w:r>
+        <w:rPr>
+          <w:rFonts w:ascii="Times New Roman" w:hAnsi="Times New Roman"/>
+          <w:b/>
+          <w:bCs/>
           <w:color w:val="000000" w:themeColor="text1"/>
         </w:rPr>
         <w:t>Anderson B.M</w:t>
       </w:r>
       <w:r>
         <w:rPr>
-          <w:rFonts w:ascii="Times New Roman" w:hAnsi="Times New Roman" w:cs="Times New Roman"/>
-          <w:color w:val="000000" w:themeColor="text1"/>
-        </w:rPr>
-        <w:t xml:space="preserve">, Kundu S, Lin E, Koay E, </w:t>
-      </w:r>
-      <w:proofErr w:type="spellStart"/>
-      <w:r>
-        <w:rPr>
-          <w:rFonts w:ascii="Times New Roman" w:hAnsi="Times New Roman" w:cs="Times New Roman"/>
-          <w:color w:val="000000" w:themeColor="text1"/>
-        </w:rPr>
-        <w:t>Odisio</w:t>
-      </w:r>
-      <w:proofErr w:type="spellEnd"/>
-      <w:r>
-        <w:rPr>
-          <w:rFonts w:ascii="Times New Roman" w:hAnsi="Times New Roman" w:cs="Times New Roman"/>
-          <w:color w:val="000000" w:themeColor="text1"/>
-        </w:rPr>
-        <w:t xml:space="preserve"> B, Chung C, Kang H.C, Venkatesan A.M, </w:t>
-      </w:r>
-      <w:proofErr w:type="spellStart"/>
-      <w:r>
-        <w:rPr>
-          <w:rFonts w:ascii="Times New Roman" w:hAnsi="Times New Roman" w:cs="Times New Roman"/>
-          <w:color w:val="000000" w:themeColor="text1"/>
-        </w:rPr>
-        <w:t>Yedururi</w:t>
-      </w:r>
-      <w:proofErr w:type="spellEnd"/>
-      <w:r>
-        <w:rPr>
-          <w:rFonts w:ascii="Times New Roman" w:hAnsi="Times New Roman" w:cs="Times New Roman"/>
-          <w:color w:val="000000" w:themeColor="text1"/>
-        </w:rPr>
-        <w:t xml:space="preserve"> S, De B, Lin Y-M, Patel A.B, Brock K.K </w:t>
-      </w:r>
-      <w:r>
-        <w:rPr>
-          <w:rFonts w:ascii="Times New Roman" w:hAnsi="Times New Roman" w:cs="Times New Roman"/>
-          <w:i/>
-          <w:color w:val="000000" w:themeColor="text1"/>
-        </w:rPr>
-        <w:t>Evaluating the Performance of StyleGAN2-ADA on Medical Images.</w:t>
-      </w:r>
-      <w:r>
-        <w:rPr>
-          <w:rFonts w:ascii="Times New Roman" w:hAnsi="Times New Roman" w:cs="Times New Roman"/>
-        </w:rPr>
-        <w:t xml:space="preserve"> Simulation and Synthesis in Medical Imaging. SASHIMI 2022. Lecture Notes in Computer </w:t>
-      </w:r>
-      <w:r>
-        <w:rPr>
-          <w:rFonts w:ascii="Times New Roman" w:hAnsi="Times New Roman" w:cs="Times New Roman"/>
-        </w:rPr>
-        <w:lastRenderedPageBreak/>
-        <w:t>Science, vol 13570. Springer, Cham 09/2022</w:t>
-      </w:r>
-    </w:p>
-    <w:p>
-      <w:pPr>
-        <w:pStyle w:val="ListParagraph"/>
-        <w:numPr>
-          <w:ilvl w:val="0"/>
-          <w:numId w:val="8"/>
-        </w:numPr>
-        <w:rPr>
-          <w:rFonts w:ascii="Times New Roman" w:hAnsi="Times New Roman" w:cs="Times New Roman"/>
-          <w:color w:val="000000" w:themeColor="text1"/>
-        </w:rPr>
-      </w:pPr>
-      <w:r>
-        <w:rPr>
-          <w:rFonts w:ascii="Times New Roman" w:hAnsi="Times New Roman" w:cs="Times New Roman"/>
-          <w:color w:val="000000" w:themeColor="text1"/>
-        </w:rPr>
-        <w:t xml:space="preserve">Lin Y-M, </w:t>
-      </w:r>
-      <w:r>
-        <w:rPr>
-          <w:rFonts w:ascii="Times New Roman" w:hAnsi="Times New Roman" w:cs="Times New Roman"/>
-          <w:b/>
-          <w:bCs/>
-          <w:color w:val="000000" w:themeColor="text1"/>
-        </w:rPr>
-        <w:t>Anderson B.M</w:t>
-      </w:r>
-      <w:r>
-        <w:rPr>
-          <w:rFonts w:ascii="Times New Roman" w:hAnsi="Times New Roman" w:cs="Times New Roman"/>
-          <w:color w:val="000000" w:themeColor="text1"/>
-        </w:rPr>
-        <w:t xml:space="preserve">, O'Connor CS, Rigaud B, Briones-Dimayuga M, Jones KA, Brock KK, Fellman BM, </w:t>
-      </w:r>
-      <w:proofErr w:type="spellStart"/>
-      <w:r>
-        <w:rPr>
-          <w:rFonts w:ascii="Times New Roman" w:hAnsi="Times New Roman" w:cs="Times New Roman"/>
-          <w:color w:val="000000" w:themeColor="text1"/>
-        </w:rPr>
-        <w:t>Odisio</w:t>
-      </w:r>
-      <w:proofErr w:type="spellEnd"/>
-      <w:r>
-        <w:rPr>
-          <w:rFonts w:ascii="Times New Roman" w:hAnsi="Times New Roman" w:cs="Times New Roman"/>
-          <w:color w:val="000000" w:themeColor="text1"/>
-        </w:rPr>
-        <w:t xml:space="preserve"> BC. </w:t>
-      </w:r>
-      <w:r>
-        <w:rPr>
-          <w:rFonts w:ascii="Times New Roman" w:hAnsi="Times New Roman" w:cs="Times New Roman"/>
+          <w:rFonts w:ascii="Times New Roman" w:hAnsi="Times New Roman"/>
+          <w:color w:val="000000" w:themeColor="text1"/>
+        </w:rPr>
+        <w:t xml:space="preserve">, Pollard-Larkin J, Balter P, Liao Z, Mohan R, Brock K </w:t>
+      </w:r>
+      <w:r>
+        <w:rPr>
+          <w:rFonts w:ascii="Times New Roman" w:hAnsi="Times New Roman"/>
           <w:i/>
           <w:iCs/>
           <w:color w:val="000000" w:themeColor="text1"/>
         </w:rPr>
-        <w:t xml:space="preserve">Study Protocol COVER-ALL: Clinical impact of a volumetric image method for confirming </w:t>
-      </w:r>
-      <w:proofErr w:type="spellStart"/>
+        <w:t>Geometric and Dosimetric Accuracy of Deformable Image Registration between Average-Intensity Images for 4DCT-Based Adaptive Radiotherapy for Non-Small Cell Lung Cancer.</w:t>
+      </w:r>
+      <w:r>
+        <w:rPr>
+          <w:rFonts w:ascii="Times New Roman" w:hAnsi="Times New Roman"/>
+          <w:color w:val="000000" w:themeColor="text1"/>
+        </w:rPr>
+        <w:t xml:space="preserve"> Journal of Applied Clinical Medical Physics 06/2021</w:t>
+      </w:r>
+    </w:p>
+    <w:p>
+      <w:pPr>
+        <w:pStyle w:val="ListParagraph"/>
+        <w:numPr>
+          <w:ilvl w:val="0"/>
+          <w:numId w:val="8"/>
+        </w:numPr>
+        <w:rPr>
+          <w:rFonts w:ascii="Times New Roman" w:hAnsi="Times New Roman" w:cs="Times New Roman"/>
+          <w:color w:val="000000" w:themeColor="text1"/>
+        </w:rPr>
+      </w:pPr>
+      <w:r>
+        <w:rPr>
+          <w:rFonts w:ascii="Times New Roman" w:hAnsi="Times New Roman" w:cs="Times New Roman"/>
+          <w:b/>
+          <w:color w:val="000000" w:themeColor="text1"/>
+        </w:rPr>
+        <w:t xml:space="preserve">Anderson B.M, </w:t>
+      </w:r>
+      <w:r>
+        <w:rPr>
+          <w:rFonts w:ascii="Times New Roman" w:hAnsi="Times New Roman" w:cs="Times New Roman"/>
+          <w:bCs/>
+          <w:color w:val="000000" w:themeColor="text1"/>
+        </w:rPr>
+        <w:t>Wahid K., Brock K.</w:t>
+      </w:r>
+      <w:r>
+        <w:rPr>
+          <w:rFonts w:ascii="Times New Roman" w:hAnsi="Times New Roman" w:cs="Times New Roman"/>
+          <w:color w:val="000000" w:themeColor="text1"/>
+        </w:rPr>
+        <w:t xml:space="preserve"> </w:t>
+      </w:r>
       <w:r>
         <w:rPr>
           <w:rFonts w:ascii="Times New Roman" w:hAnsi="Times New Roman" w:cs="Times New Roman"/>
           <w:i/>
-          <w:iCs/>
-          <w:color w:val="000000" w:themeColor="text1"/>
-        </w:rPr>
-        <w:t>tumour</w:t>
-      </w:r>
-      <w:proofErr w:type="spellEnd"/>
-      <w:r>
-        <w:rPr>
-          <w:rFonts w:ascii="Times New Roman" w:hAnsi="Times New Roman" w:cs="Times New Roman"/>
-          <w:i/>
-          <w:iCs/>
-          <w:color w:val="000000" w:themeColor="text1"/>
-        </w:rPr>
-        <w:t xml:space="preserve"> coverage with ablation on patients with malignant liver lesions.</w:t>
-      </w:r>
-      <w:r>
-        <w:rPr>
-          <w:rFonts w:ascii="Times New Roman" w:hAnsi="Times New Roman" w:cs="Times New Roman"/>
-          <w:color w:val="000000" w:themeColor="text1"/>
-        </w:rPr>
-        <w:t xml:space="preserve"> </w:t>
-      </w:r>
-      <w:proofErr w:type="spellStart"/>
-      <w:r>
-        <w:rPr>
-          <w:rFonts w:ascii="Times New Roman" w:hAnsi="Times New Roman" w:cs="Times New Roman"/>
-          <w:color w:val="000000" w:themeColor="text1"/>
-        </w:rPr>
-        <w:t>CardioVascular</w:t>
-      </w:r>
-      <w:proofErr w:type="spellEnd"/>
-      <w:r>
-        <w:rPr>
-          <w:rFonts w:ascii="Times New Roman" w:hAnsi="Times New Roman" w:cs="Times New Roman"/>
-          <w:color w:val="000000" w:themeColor="text1"/>
-        </w:rPr>
-        <w:t xml:space="preserve"> and Interventional Radiology 09/2022</w:t>
+          <w:color w:val="000000" w:themeColor="text1"/>
+        </w:rPr>
+        <w:t>Simple Python Module for Dicom and RT: Conversions to Images and Masks, and Predictions to Dicom-RT Structures.</w:t>
+      </w:r>
+      <w:r>
+        <w:rPr>
+          <w:rFonts w:ascii="Times New Roman" w:hAnsi="Times New Roman" w:cs="Times New Roman"/>
+          <w:color w:val="000000" w:themeColor="text1"/>
+        </w:rPr>
+        <w:t xml:space="preserve"> Practical Radiation Oncology 02/2021</w:t>
       </w:r>
     </w:p>
     <w:p>
@@ -4807,601 +4360,26 @@
       <w:r>
         <w:rPr>
           <w:rFonts w:ascii="Times New Roman" w:hAnsi="Times New Roman" w:cs="Times New Roman"/>
-          <w:color w:val="000000" w:themeColor="text1"/>
-        </w:rPr>
-        <w:t xml:space="preserve">He Y, </w:t>
-      </w:r>
-      <w:r>
-        <w:rPr>
-          <w:rFonts w:ascii="Times New Roman" w:hAnsi="Times New Roman" w:cs="Times New Roman"/>
-          <w:b/>
           <w:bCs/>
           <w:color w:val="000000" w:themeColor="text1"/>
         </w:rPr>
+        <w:t xml:space="preserve">Rigaud B, </w:t>
+      </w:r>
+      <w:r>
+        <w:rPr>
+          <w:rFonts w:ascii="Times New Roman" w:hAnsi="Times New Roman" w:cs="Times New Roman"/>
+          <w:b/>
+          <w:color w:val="000000" w:themeColor="text1"/>
+        </w:rPr>
         <w:t>Anderson B.M</w:t>
       </w:r>
       <w:r>
         <w:rPr>
           <w:rFonts w:ascii="Times New Roman" w:hAnsi="Times New Roman" w:cs="Times New Roman"/>
-          <w:color w:val="000000" w:themeColor="text1"/>
-        </w:rPr>
-        <w:t xml:space="preserve">, </w:t>
-      </w:r>
-      <w:proofErr w:type="spellStart"/>
-      <w:r>
-        <w:rPr>
-          <w:rFonts w:ascii="Times New Roman" w:hAnsi="Times New Roman" w:cs="Times New Roman"/>
-          <w:color w:val="000000" w:themeColor="text1"/>
-        </w:rPr>
-        <w:t>Cazoulat</w:t>
-      </w:r>
-      <w:proofErr w:type="spellEnd"/>
-      <w:r>
-        <w:rPr>
-          <w:rFonts w:ascii="Times New Roman" w:hAnsi="Times New Roman" w:cs="Times New Roman"/>
-          <w:color w:val="000000" w:themeColor="text1"/>
-        </w:rPr>
-        <w:t xml:space="preserve"> G, Rigaud B, Almodovar-Abreu L, Pollard-Larkin J, Balter P, Liao Z, Mohan R, </w:t>
-      </w:r>
-      <w:proofErr w:type="spellStart"/>
-      <w:r>
-        <w:rPr>
-          <w:rFonts w:ascii="Times New Roman" w:hAnsi="Times New Roman" w:cs="Times New Roman"/>
-          <w:color w:val="000000" w:themeColor="text1"/>
-        </w:rPr>
-        <w:t>Odisio</w:t>
-      </w:r>
-      <w:proofErr w:type="spellEnd"/>
-      <w:r>
-        <w:rPr>
-          <w:rFonts w:ascii="Times New Roman" w:hAnsi="Times New Roman" w:cs="Times New Roman"/>
-          <w:color w:val="000000" w:themeColor="text1"/>
-        </w:rPr>
-        <w:t xml:space="preserve"> B, Svensson S, Brock KK. </w:t>
-      </w:r>
-      <w:r>
-        <w:rPr>
-          <w:rFonts w:ascii="Times New Roman" w:hAnsi="Times New Roman" w:cs="Times New Roman"/>
-          <w:i/>
-          <w:iCs/>
-          <w:color w:val="000000" w:themeColor="text1"/>
-        </w:rPr>
-        <w:t>Optimization of mesh generation for geometric accuracy, robustness, and efficiency of biomechanical-model-based deformable image registration.</w:t>
-      </w:r>
-      <w:r>
-        <w:rPr>
-          <w:rFonts w:ascii="Times New Roman" w:hAnsi="Times New Roman" w:cs="Times New Roman"/>
-          <w:color w:val="000000" w:themeColor="text1"/>
-        </w:rPr>
-        <w:t xml:space="preserve"> Medical Physics 08/2022</w:t>
-      </w:r>
-    </w:p>
-    <w:p>
-      <w:pPr>
-        <w:pStyle w:val="ListParagraph"/>
-        <w:numPr>
-          <w:ilvl w:val="0"/>
-          <w:numId w:val="8"/>
-        </w:numPr>
-        <w:rPr>
-          <w:rFonts w:ascii="Times New Roman" w:hAnsi="Times New Roman" w:cs="Times New Roman"/>
-          <w:color w:val="000000" w:themeColor="text1"/>
-        </w:rPr>
-      </w:pPr>
-      <w:r>
-        <w:rPr>
-          <w:rFonts w:ascii="Times New Roman" w:hAnsi="Times New Roman"/>
-          <w:b/>
           <w:bCs/>
           <w:color w:val="000000" w:themeColor="text1"/>
         </w:rPr>
-        <w:t>Anderson B.M</w:t>
-      </w:r>
-      <w:r>
-        <w:rPr>
-          <w:rFonts w:ascii="Times New Roman" w:hAnsi="Times New Roman"/>
-          <w:color w:val="000000" w:themeColor="text1"/>
-        </w:rPr>
-        <w:t xml:space="preserve">, B. Rigaud, Y Lin, K Jones, H Kang, B </w:t>
-      </w:r>
-      <w:proofErr w:type="spellStart"/>
-      <w:r>
-        <w:rPr>
-          <w:rFonts w:ascii="Times New Roman" w:hAnsi="Times New Roman"/>
-          <w:color w:val="000000" w:themeColor="text1"/>
-        </w:rPr>
-        <w:t>Odisio</w:t>
-      </w:r>
-      <w:proofErr w:type="spellEnd"/>
-      <w:r>
-        <w:rPr>
-          <w:rFonts w:ascii="Times New Roman" w:hAnsi="Times New Roman"/>
-          <w:color w:val="000000" w:themeColor="text1"/>
-        </w:rPr>
-        <w:t xml:space="preserve">, K Brock </w:t>
-      </w:r>
-      <w:r>
-        <w:rPr>
-          <w:rFonts w:ascii="Times New Roman" w:hAnsi="Times New Roman"/>
-          <w:i/>
-          <w:iCs/>
-          <w:color w:val="000000" w:themeColor="text1"/>
-        </w:rPr>
-        <w:t>Automated Segmentation of Colorectal Liver Metastasis and Liver Ablation on Contrast-Enhanced CT Images.</w:t>
-      </w:r>
-      <w:r>
-        <w:rPr>
-          <w:rFonts w:ascii="Times New Roman" w:hAnsi="Times New Roman"/>
-          <w:color w:val="000000" w:themeColor="text1"/>
-        </w:rPr>
-        <w:t xml:space="preserve"> Frontiers in Radiation Oncology 08/2022</w:t>
-      </w:r>
-    </w:p>
-    <w:p>
-      <w:pPr>
-        <w:pStyle w:val="ListParagraph"/>
-        <w:numPr>
-          <w:ilvl w:val="0"/>
-          <w:numId w:val="8"/>
-        </w:numPr>
-        <w:rPr>
-          <w:rFonts w:ascii="Times New Roman" w:hAnsi="Times New Roman" w:cs="Times New Roman"/>
-          <w:color w:val="000000" w:themeColor="text1"/>
-        </w:rPr>
-      </w:pPr>
-      <w:r>
-        <w:rPr>
-          <w:rFonts w:ascii="Times New Roman" w:hAnsi="Times New Roman"/>
-          <w:color w:val="000000" w:themeColor="text1"/>
-        </w:rPr>
-        <w:t xml:space="preserve">Wahid K, He R, McDonald B, </w:t>
-      </w:r>
-      <w:r>
-        <w:rPr>
-          <w:rFonts w:ascii="Times New Roman" w:hAnsi="Times New Roman"/>
-          <w:b/>
-          <w:color w:val="000000" w:themeColor="text1"/>
-        </w:rPr>
-        <w:t xml:space="preserve">Anderson B.M, </w:t>
-      </w:r>
-      <w:r>
-        <w:rPr>
-          <w:rFonts w:ascii="Times New Roman" w:hAnsi="Times New Roman"/>
-          <w:bCs/>
-          <w:color w:val="000000" w:themeColor="text1"/>
-        </w:rPr>
-        <w:t>Salzillo T, Mulder S., Wang J., Sharafi C., McCoy L, Naser M., Ahmed S., Sanders K., Mohamed A., Ding Y, Wang J, Hutcheson K., Lai S., Fuller C., Van Dijk L.</w:t>
-      </w:r>
-      <w:r>
-        <w:rPr>
-          <w:rFonts w:ascii="Times New Roman" w:hAnsi="Times New Roman"/>
-          <w:color w:val="000000" w:themeColor="text1"/>
-        </w:rPr>
-        <w:t xml:space="preserve"> </w:t>
-      </w:r>
-      <w:r>
-        <w:rPr>
-          <w:rFonts w:ascii="Times New Roman" w:hAnsi="Times New Roman"/>
-          <w:i/>
-          <w:color w:val="000000" w:themeColor="text1"/>
-        </w:rPr>
-        <w:t xml:space="preserve">MRI Intensity Standardization Evaluation Design for Head and Neck Cancer Quantitative Analysis Applications. </w:t>
-      </w:r>
-      <w:r>
-        <w:rPr>
-          <w:rFonts w:ascii="Times New Roman" w:hAnsi="Times New Roman"/>
-          <w:color w:val="000000" w:themeColor="text1"/>
-        </w:rPr>
-        <w:t xml:space="preserve">Physics and Imaging in Radiation Oncology </w:t>
-      </w:r>
-      <w:r>
-        <w:rPr>
-          <w:rFonts w:ascii="Times New Roman" w:hAnsi="Times New Roman"/>
-          <w:iCs/>
-          <w:color w:val="000000" w:themeColor="text1"/>
-        </w:rPr>
-        <w:t>10/2021</w:t>
-      </w:r>
-    </w:p>
-    <w:p>
-      <w:pPr>
-        <w:pStyle w:val="ListParagraph"/>
-        <w:numPr>
-          <w:ilvl w:val="0"/>
-          <w:numId w:val="8"/>
-        </w:numPr>
-        <w:rPr>
-          <w:rFonts w:ascii="Times New Roman" w:hAnsi="Times New Roman" w:cs="Times New Roman"/>
-          <w:color w:val="000000" w:themeColor="text1"/>
-        </w:rPr>
-      </w:pPr>
-      <w:proofErr w:type="spellStart"/>
-      <w:r>
-        <w:rPr>
-          <w:rFonts w:ascii="Times New Roman" w:hAnsi="Times New Roman"/>
-          <w:color w:val="000000" w:themeColor="text1"/>
-        </w:rPr>
-        <w:t>Cazoulat</w:t>
-      </w:r>
-      <w:proofErr w:type="spellEnd"/>
-      <w:r>
-        <w:rPr>
-          <w:rFonts w:ascii="Times New Roman" w:hAnsi="Times New Roman"/>
-          <w:color w:val="000000" w:themeColor="text1"/>
-        </w:rPr>
-        <w:t xml:space="preserve"> G, </w:t>
-      </w:r>
-      <w:r>
-        <w:rPr>
-          <w:rFonts w:ascii="Times New Roman" w:hAnsi="Times New Roman"/>
-          <w:b/>
-          <w:bCs/>
-          <w:color w:val="000000" w:themeColor="text1"/>
-        </w:rPr>
-        <w:t>Anderson B.M</w:t>
-      </w:r>
-      <w:r>
-        <w:rPr>
-          <w:rFonts w:ascii="Times New Roman" w:hAnsi="Times New Roman"/>
-          <w:color w:val="000000" w:themeColor="text1"/>
-        </w:rPr>
-        <w:t xml:space="preserve">, McCulloch MM, Rigaud B, Koay EJ, Brock KK </w:t>
-      </w:r>
-      <w:r>
-        <w:rPr>
-          <w:rFonts w:ascii="Times New Roman" w:hAnsi="Times New Roman"/>
-          <w:i/>
-          <w:color w:val="000000" w:themeColor="text1"/>
-        </w:rPr>
-        <w:t>Detection of vessel bifurcations in CT scans for automatic objective assessment of deformable image registration accuracy.</w:t>
-      </w:r>
-      <w:r>
-        <w:rPr>
-          <w:rFonts w:ascii="Times New Roman" w:hAnsi="Times New Roman"/>
-          <w:color w:val="000000" w:themeColor="text1"/>
-        </w:rPr>
-        <w:t xml:space="preserve"> Medical Physics 08/2021</w:t>
-      </w:r>
-    </w:p>
-    <w:p>
-      <w:pPr>
-        <w:pStyle w:val="ListParagraph"/>
-        <w:numPr>
-          <w:ilvl w:val="0"/>
-          <w:numId w:val="8"/>
-        </w:numPr>
-        <w:rPr>
-          <w:rFonts w:ascii="Times New Roman" w:hAnsi="Times New Roman" w:cs="Times New Roman"/>
-          <w:color w:val="000000" w:themeColor="text1"/>
-        </w:rPr>
-      </w:pPr>
-      <w:r>
-        <w:rPr>
-          <w:rFonts w:ascii="Times New Roman" w:hAnsi="Times New Roman" w:cs="Times New Roman"/>
-          <w:b/>
-          <w:bCs/>
-          <w:color w:val="000000" w:themeColor="text1"/>
-        </w:rPr>
-        <w:t>Anderson B.M,</w:t>
-      </w:r>
-      <w:r>
-        <w:rPr>
-          <w:rFonts w:ascii="Times New Roman" w:hAnsi="Times New Roman" w:cs="Times New Roman"/>
-          <w:color w:val="000000" w:themeColor="text1"/>
-        </w:rPr>
-        <w:t xml:space="preserve"> Lin YM, Lin EY, </w:t>
-      </w:r>
-      <w:proofErr w:type="spellStart"/>
-      <w:r>
-        <w:rPr>
-          <w:rFonts w:ascii="Times New Roman" w:hAnsi="Times New Roman" w:cs="Times New Roman"/>
-          <w:color w:val="000000" w:themeColor="text1"/>
-        </w:rPr>
-        <w:t>Cazoulat</w:t>
-      </w:r>
-      <w:proofErr w:type="spellEnd"/>
-      <w:r>
-        <w:rPr>
-          <w:rFonts w:ascii="Times New Roman" w:hAnsi="Times New Roman" w:cs="Times New Roman"/>
-          <w:color w:val="000000" w:themeColor="text1"/>
-        </w:rPr>
-        <w:t xml:space="preserve"> G, Gupta S, Kyle Jones A, </w:t>
-      </w:r>
-      <w:proofErr w:type="spellStart"/>
-      <w:r>
-        <w:rPr>
-          <w:rFonts w:ascii="Times New Roman" w:hAnsi="Times New Roman" w:cs="Times New Roman"/>
-          <w:color w:val="000000" w:themeColor="text1"/>
-        </w:rPr>
-        <w:t>Odisio</w:t>
-      </w:r>
-      <w:proofErr w:type="spellEnd"/>
-      <w:r>
-        <w:rPr>
-          <w:rFonts w:ascii="Times New Roman" w:hAnsi="Times New Roman" w:cs="Times New Roman"/>
-          <w:color w:val="000000" w:themeColor="text1"/>
-        </w:rPr>
-        <w:t xml:space="preserve"> BC, Brock KK </w:t>
-      </w:r>
-      <w:r>
-        <w:rPr>
-          <w:rFonts w:ascii="Times New Roman" w:hAnsi="Times New Roman" w:cs="Times New Roman"/>
-          <w:i/>
-          <w:iCs/>
-          <w:color w:val="000000" w:themeColor="text1"/>
-        </w:rPr>
-        <w:t>A novel use of biomechanical model based deformable image registration (DIR) for assessing colorectal liver metastases ablation outcomes.</w:t>
-      </w:r>
-      <w:r>
-        <w:rPr>
-          <w:rFonts w:ascii="Times New Roman" w:hAnsi="Times New Roman" w:cs="Times New Roman"/>
-          <w:color w:val="000000" w:themeColor="text1"/>
-        </w:rPr>
-        <w:t xml:space="preserve"> Medical </w:t>
-      </w:r>
-      <w:proofErr w:type="gramStart"/>
-      <w:r>
-        <w:rPr>
-          <w:rFonts w:ascii="Times New Roman" w:hAnsi="Times New Roman" w:cs="Times New Roman"/>
-          <w:color w:val="000000" w:themeColor="text1"/>
-        </w:rPr>
-        <w:t>Physics  07</w:t>
-      </w:r>
-      <w:proofErr w:type="gramEnd"/>
-      <w:r>
-        <w:rPr>
-          <w:rFonts w:ascii="Times New Roman" w:hAnsi="Times New Roman" w:cs="Times New Roman"/>
-          <w:color w:val="000000" w:themeColor="text1"/>
-        </w:rPr>
-        <w:t>/2021</w:t>
-      </w:r>
-    </w:p>
-    <w:p>
-      <w:pPr>
-        <w:pStyle w:val="ListParagraph"/>
-        <w:numPr>
-          <w:ilvl w:val="0"/>
-          <w:numId w:val="8"/>
-        </w:numPr>
-        <w:rPr>
-          <w:rFonts w:ascii="Times New Roman" w:hAnsi="Times New Roman" w:cs="Times New Roman"/>
-          <w:color w:val="000000" w:themeColor="text1"/>
-        </w:rPr>
-      </w:pPr>
-      <w:r>
-        <w:rPr>
-          <w:rFonts w:ascii="Times New Roman" w:hAnsi="Times New Roman"/>
-          <w:color w:val="000000" w:themeColor="text1"/>
-        </w:rPr>
-        <w:t xml:space="preserve">He Y, </w:t>
-      </w:r>
-      <w:proofErr w:type="spellStart"/>
-      <w:r>
-        <w:rPr>
-          <w:rFonts w:ascii="Times New Roman" w:hAnsi="Times New Roman"/>
-          <w:color w:val="000000" w:themeColor="text1"/>
-        </w:rPr>
-        <w:t>Cazoulat</w:t>
-      </w:r>
-      <w:proofErr w:type="spellEnd"/>
-      <w:r>
-        <w:rPr>
-          <w:rFonts w:ascii="Times New Roman" w:hAnsi="Times New Roman"/>
-          <w:color w:val="000000" w:themeColor="text1"/>
-        </w:rPr>
-        <w:t xml:space="preserve"> G, Wu C, Peterson C, McCulloch M, </w:t>
-      </w:r>
-      <w:r>
-        <w:rPr>
-          <w:rFonts w:ascii="Times New Roman" w:hAnsi="Times New Roman"/>
-          <w:b/>
-          <w:bCs/>
-          <w:color w:val="000000" w:themeColor="text1"/>
-        </w:rPr>
-        <w:t>Anderson B.M</w:t>
-      </w:r>
-      <w:r>
-        <w:rPr>
-          <w:rFonts w:ascii="Times New Roman" w:hAnsi="Times New Roman"/>
-          <w:color w:val="000000" w:themeColor="text1"/>
-        </w:rPr>
-        <w:t xml:space="preserve">, Pollard-Larkin J, Balter P, Liao Z, Mohan R, Brock K </w:t>
-      </w:r>
-      <w:r>
-        <w:rPr>
-          <w:rFonts w:ascii="Times New Roman" w:hAnsi="Times New Roman"/>
-          <w:i/>
-          <w:iCs/>
-          <w:color w:val="000000" w:themeColor="text1"/>
-        </w:rPr>
-        <w:t xml:space="preserve">Geometric and </w:t>
-      </w:r>
-      <w:proofErr w:type="spellStart"/>
-      <w:r>
-        <w:rPr>
-          <w:rFonts w:ascii="Times New Roman" w:hAnsi="Times New Roman"/>
-          <w:i/>
-          <w:iCs/>
-          <w:color w:val="000000" w:themeColor="text1"/>
-        </w:rPr>
-        <w:t>Dosimetric</w:t>
-      </w:r>
-      <w:proofErr w:type="spellEnd"/>
-      <w:r>
-        <w:rPr>
-          <w:rFonts w:ascii="Times New Roman" w:hAnsi="Times New Roman"/>
-          <w:i/>
-          <w:iCs/>
-          <w:color w:val="000000" w:themeColor="text1"/>
-        </w:rPr>
-        <w:t xml:space="preserve"> Accuracy of Deformable Image Registration between Average-Intensity Images for 4DCT-Based Adaptive Radiotherapy for Non-Small Cell Lung Cancer.</w:t>
-      </w:r>
-      <w:r>
-        <w:rPr>
-          <w:rFonts w:ascii="Times New Roman" w:hAnsi="Times New Roman"/>
-          <w:color w:val="000000" w:themeColor="text1"/>
-        </w:rPr>
-        <w:t xml:space="preserve"> Journal of Applied Clinical Medical Physics 06/2021</w:t>
-      </w:r>
-    </w:p>
-    <w:p>
-      <w:pPr>
-        <w:pStyle w:val="ListParagraph"/>
-        <w:numPr>
-          <w:ilvl w:val="0"/>
-          <w:numId w:val="8"/>
-        </w:numPr>
-        <w:rPr>
-          <w:rFonts w:ascii="Times New Roman" w:hAnsi="Times New Roman" w:cs="Times New Roman"/>
-          <w:color w:val="000000" w:themeColor="text1"/>
-        </w:rPr>
-      </w:pPr>
-      <w:r>
-        <w:rPr>
-          <w:rFonts w:ascii="Times New Roman" w:hAnsi="Times New Roman" w:cs="Times New Roman"/>
-          <w:b/>
-          <w:color w:val="000000" w:themeColor="text1"/>
-        </w:rPr>
-        <w:t xml:space="preserve">Anderson B.M, </w:t>
-      </w:r>
-      <w:r>
-        <w:rPr>
-          <w:rFonts w:ascii="Times New Roman" w:hAnsi="Times New Roman" w:cs="Times New Roman"/>
-          <w:bCs/>
-          <w:color w:val="000000" w:themeColor="text1"/>
-        </w:rPr>
-        <w:t>Wahid K., Brock K.</w:t>
-      </w:r>
-      <w:r>
-        <w:rPr>
-          <w:rFonts w:ascii="Times New Roman" w:hAnsi="Times New Roman" w:cs="Times New Roman"/>
-          <w:color w:val="000000" w:themeColor="text1"/>
-        </w:rPr>
-        <w:t xml:space="preserve"> </w:t>
-      </w:r>
-      <w:r>
-        <w:rPr>
-          <w:rFonts w:ascii="Times New Roman" w:hAnsi="Times New Roman" w:cs="Times New Roman"/>
-          <w:i/>
-          <w:color w:val="000000" w:themeColor="text1"/>
-        </w:rPr>
-        <w:t xml:space="preserve">Simple Python Module for </w:t>
-      </w:r>
-      <w:proofErr w:type="spellStart"/>
-      <w:r>
-        <w:rPr>
-          <w:rFonts w:ascii="Times New Roman" w:hAnsi="Times New Roman" w:cs="Times New Roman"/>
-          <w:i/>
-          <w:color w:val="000000" w:themeColor="text1"/>
-        </w:rPr>
-        <w:t>Dicom</w:t>
-      </w:r>
-      <w:proofErr w:type="spellEnd"/>
-      <w:r>
-        <w:rPr>
-          <w:rFonts w:ascii="Times New Roman" w:hAnsi="Times New Roman" w:cs="Times New Roman"/>
-          <w:i/>
-          <w:color w:val="000000" w:themeColor="text1"/>
-        </w:rPr>
-        <w:t xml:space="preserve"> and RT: Conversions to Images and Masks, and Predictions to </w:t>
-      </w:r>
-      <w:proofErr w:type="spellStart"/>
-      <w:r>
-        <w:rPr>
-          <w:rFonts w:ascii="Times New Roman" w:hAnsi="Times New Roman" w:cs="Times New Roman"/>
-          <w:i/>
-          <w:color w:val="000000" w:themeColor="text1"/>
-        </w:rPr>
-        <w:t>Dicom</w:t>
-      </w:r>
-      <w:proofErr w:type="spellEnd"/>
-      <w:r>
-        <w:rPr>
-          <w:rFonts w:ascii="Times New Roman" w:hAnsi="Times New Roman" w:cs="Times New Roman"/>
-          <w:i/>
-          <w:color w:val="000000" w:themeColor="text1"/>
-        </w:rPr>
-        <w:t>-RT Structures.</w:t>
-      </w:r>
-      <w:r>
-        <w:rPr>
-          <w:rFonts w:ascii="Times New Roman" w:hAnsi="Times New Roman" w:cs="Times New Roman"/>
-          <w:color w:val="000000" w:themeColor="text1"/>
-        </w:rPr>
-        <w:t xml:space="preserve"> Practical Radiation Oncology 02/2021</w:t>
-      </w:r>
-    </w:p>
-    <w:p>
-      <w:pPr>
-        <w:pStyle w:val="ListParagraph"/>
-        <w:numPr>
-          <w:ilvl w:val="0"/>
-          <w:numId w:val="8"/>
-        </w:numPr>
-        <w:rPr>
-          <w:rFonts w:ascii="Times New Roman" w:hAnsi="Times New Roman" w:cs="Times New Roman"/>
-          <w:color w:val="000000" w:themeColor="text1"/>
-        </w:rPr>
-      </w:pPr>
-      <w:r>
-        <w:rPr>
-          <w:rFonts w:ascii="Times New Roman" w:hAnsi="Times New Roman" w:cs="Times New Roman"/>
-          <w:bCs/>
-          <w:color w:val="000000" w:themeColor="text1"/>
-        </w:rPr>
-        <w:t xml:space="preserve">Rigaud B, </w:t>
-      </w:r>
-      <w:r>
-        <w:rPr>
-          <w:rFonts w:ascii="Times New Roman" w:hAnsi="Times New Roman" w:cs="Times New Roman"/>
-          <w:b/>
-          <w:color w:val="000000" w:themeColor="text1"/>
-        </w:rPr>
-        <w:t>Anderson B.M</w:t>
-      </w:r>
-      <w:r>
-        <w:rPr>
-          <w:rFonts w:ascii="Times New Roman" w:hAnsi="Times New Roman" w:cs="Times New Roman"/>
-          <w:bCs/>
-          <w:color w:val="000000" w:themeColor="text1"/>
-        </w:rPr>
-        <w:t xml:space="preserve">, Yu ZH, Gobeli M, </w:t>
-      </w:r>
-      <w:proofErr w:type="spellStart"/>
-      <w:r>
-        <w:rPr>
-          <w:rFonts w:ascii="Times New Roman" w:hAnsi="Times New Roman" w:cs="Times New Roman"/>
-          <w:bCs/>
-          <w:color w:val="000000" w:themeColor="text1"/>
-        </w:rPr>
-        <w:t>Cazoulat</w:t>
-      </w:r>
-      <w:proofErr w:type="spellEnd"/>
-      <w:r>
-        <w:rPr>
-          <w:rFonts w:ascii="Times New Roman" w:hAnsi="Times New Roman" w:cs="Times New Roman"/>
-          <w:bCs/>
-          <w:color w:val="000000" w:themeColor="text1"/>
-        </w:rPr>
-        <w:t xml:space="preserve"> G, Söderberg J, Samuelsson E, Lidberg D, Ward C, Taku N, Cardenas C, Rhee DJ, Venkatesan AM, Peterson CB, Court L, Svensson S, </w:t>
-      </w:r>
-      <w:proofErr w:type="spellStart"/>
-      <w:r>
-        <w:rPr>
-          <w:rFonts w:ascii="Times New Roman" w:hAnsi="Times New Roman" w:cs="Times New Roman"/>
-          <w:bCs/>
-          <w:color w:val="000000" w:themeColor="text1"/>
-        </w:rPr>
-        <w:t>Löfman</w:t>
-      </w:r>
-      <w:proofErr w:type="spellEnd"/>
-      <w:r>
-        <w:rPr>
-          <w:rFonts w:ascii="Times New Roman" w:hAnsi="Times New Roman" w:cs="Times New Roman"/>
-          <w:bCs/>
-          <w:color w:val="000000" w:themeColor="text1"/>
-        </w:rPr>
-        <w:t xml:space="preserve"> F, Klopp AH, Brock KK</w:t>
+        <w:t>, Yu ZH, Gobeli M, Cazoulat G, Söderberg J, Samuelsson E, Lidberg D, Ward C, Taku N, Cardenas C, Rhee DJ, Venkatesan AM, Peterson CB, Court L, Svensson S, Löfman F, Klopp AH, Brock KK</w:t>
       </w:r>
       <w:r>
         <w:rPr>
@@ -5480,43 +4458,7 @@
           <w:bCs/>
           <w:color w:val="000000" w:themeColor="text1"/>
         </w:rPr>
-        <w:t xml:space="preserve">, Zhang L, </w:t>
-      </w:r>
-      <w:proofErr w:type="spellStart"/>
-      <w:r>
-        <w:rPr>
-          <w:rFonts w:ascii="Times New Roman" w:hAnsi="Times New Roman" w:cs="Times New Roman"/>
-          <w:bCs/>
-          <w:color w:val="000000" w:themeColor="text1"/>
-        </w:rPr>
-        <w:t>Jhingran</w:t>
-      </w:r>
-      <w:proofErr w:type="spellEnd"/>
-      <w:r>
-        <w:rPr>
-          <w:rFonts w:ascii="Times New Roman" w:hAnsi="Times New Roman" w:cs="Times New Roman"/>
-          <w:bCs/>
-          <w:color w:val="000000" w:themeColor="text1"/>
-        </w:rPr>
-        <w:t xml:space="preserve"> A, Simonds H, Balter P, Howell RM, </w:t>
-      </w:r>
-      <w:proofErr w:type="spellStart"/>
-      <w:r>
-        <w:rPr>
-          <w:rFonts w:ascii="Times New Roman" w:hAnsi="Times New Roman" w:cs="Times New Roman"/>
-          <w:bCs/>
-          <w:color w:val="000000" w:themeColor="text1"/>
-        </w:rPr>
-        <w:t>Schmeler</w:t>
-      </w:r>
-      <w:proofErr w:type="spellEnd"/>
-      <w:r>
-        <w:rPr>
-          <w:rFonts w:ascii="Times New Roman" w:hAnsi="Times New Roman" w:cs="Times New Roman"/>
-          <w:bCs/>
-          <w:color w:val="000000" w:themeColor="text1"/>
-        </w:rPr>
-        <w:t xml:space="preserve"> K, Beadle BM, Court L. </w:t>
+        <w:t xml:space="preserve">, Zhang L, Jhingran A, Simonds H, Balter P, Howell RM, Schmeler K, Beadle BM, Court L. </w:t>
       </w:r>
       <w:r>
         <w:rPr>
@@ -5563,25 +4505,7 @@
           <w:bCs/>
           <w:color w:val="000000" w:themeColor="text1"/>
         </w:rPr>
-        <w:t xml:space="preserve">, Lin EY, Cardenas CE, Gress DA, Erwin WD, </w:t>
-      </w:r>
-      <w:proofErr w:type="spellStart"/>
-      <w:r>
-        <w:rPr>
-          <w:rFonts w:ascii="Times New Roman" w:hAnsi="Times New Roman" w:cs="Times New Roman"/>
-          <w:bCs/>
-          <w:color w:val="000000" w:themeColor="text1"/>
-        </w:rPr>
-        <w:t>Odisio</w:t>
-      </w:r>
-      <w:proofErr w:type="spellEnd"/>
-      <w:r>
-        <w:rPr>
-          <w:rFonts w:ascii="Times New Roman" w:hAnsi="Times New Roman" w:cs="Times New Roman"/>
-          <w:bCs/>
-          <w:color w:val="000000" w:themeColor="text1"/>
-        </w:rPr>
-        <w:t xml:space="preserve"> BC, Koay EJ, Brock KK</w:t>
+        <w:t>, Lin EY, Cardenas CE, Gress DA, Erwin WD, Odisio BC, Koay EJ, Brock KK</w:t>
       </w:r>
       <w:r>
         <w:rPr>
@@ -5643,77 +4567,74 @@
           <w:iCs/>
           <w:color w:val="000000" w:themeColor="text1"/>
         </w:rPr>
-        <w:t xml:space="preserve">, </w:t>
-      </w:r>
-      <w:proofErr w:type="spellStart"/>
+        <w:t xml:space="preserve">, Cazoulat G, McCulloch MM, Elganainy D, McDonald BA, He Y, Mohamed ASR, Elgohari BA, Zaid M, Koay EJ, Brock KK. </w:t>
+      </w:r>
+      <w:r>
+        <w:rPr>
+          <w:rFonts w:ascii="Times New Roman" w:hAnsi="Times New Roman" w:cs="Times New Roman"/>
+          <w:i/>
+          <w:color w:val="000000" w:themeColor="text1"/>
+        </w:rPr>
+        <w:t>Accuracy of deformable image registration techniques for alignment of longitudinal cholangiocarcinoma CT images</w:t>
+      </w:r>
       <w:r>
         <w:rPr>
           <w:rFonts w:ascii="Times New Roman" w:hAnsi="Times New Roman" w:cs="Times New Roman"/>
           <w:iCs/>
           <w:color w:val="000000" w:themeColor="text1"/>
         </w:rPr>
-        <w:t>Cazoulat</w:t>
-      </w:r>
-      <w:proofErr w:type="spellEnd"/>
-      <w:r>
-        <w:rPr>
-          <w:rFonts w:ascii="Times New Roman" w:hAnsi="Times New Roman" w:cs="Times New Roman"/>
-          <w:iCs/>
-          <w:color w:val="000000" w:themeColor="text1"/>
-        </w:rPr>
-        <w:t xml:space="preserve"> G, McCulloch MM, </w:t>
-      </w:r>
-      <w:proofErr w:type="spellStart"/>
-      <w:r>
-        <w:rPr>
-          <w:rFonts w:ascii="Times New Roman" w:hAnsi="Times New Roman" w:cs="Times New Roman"/>
-          <w:iCs/>
-          <w:color w:val="000000" w:themeColor="text1"/>
-        </w:rPr>
-        <w:t>Elganainy</w:t>
-      </w:r>
-      <w:proofErr w:type="spellEnd"/>
-      <w:r>
-        <w:rPr>
-          <w:rFonts w:ascii="Times New Roman" w:hAnsi="Times New Roman" w:cs="Times New Roman"/>
-          <w:iCs/>
-          <w:color w:val="000000" w:themeColor="text1"/>
-        </w:rPr>
-        <w:t xml:space="preserve"> D, McDonald BA, He Y, Mohamed ASR, </w:t>
-      </w:r>
-      <w:proofErr w:type="spellStart"/>
-      <w:r>
-        <w:rPr>
-          <w:rFonts w:ascii="Times New Roman" w:hAnsi="Times New Roman" w:cs="Times New Roman"/>
-          <w:iCs/>
-          <w:color w:val="000000" w:themeColor="text1"/>
-        </w:rPr>
-        <w:t>Elgohari</w:t>
-      </w:r>
-      <w:proofErr w:type="spellEnd"/>
-      <w:r>
-        <w:rPr>
-          <w:rFonts w:ascii="Times New Roman" w:hAnsi="Times New Roman" w:cs="Times New Roman"/>
-          <w:iCs/>
-          <w:color w:val="000000" w:themeColor="text1"/>
-        </w:rPr>
-        <w:t xml:space="preserve"> BA, Zaid M, Koay EJ, Brock KK. </w:t>
-      </w:r>
-      <w:r>
-        <w:rPr>
-          <w:rFonts w:ascii="Times New Roman" w:hAnsi="Times New Roman" w:cs="Times New Roman"/>
+        <w:t>. Medical Physics 04/2020</w:t>
+      </w:r>
+    </w:p>
+    <w:p>
+      <w:pPr>
+        <w:pStyle w:val="ListParagraph"/>
+        <w:numPr>
+          <w:ilvl w:val="0"/>
+          <w:numId w:val="8"/>
+        </w:numPr>
+        <w:rPr>
+          <w:rFonts w:ascii="Times New Roman" w:hAnsi="Times New Roman" w:cs="Times New Roman"/>
+          <w:color w:val="000000" w:themeColor="text1"/>
+        </w:rPr>
+      </w:pPr>
+      <w:r>
+        <w:rPr>
+          <w:rFonts w:ascii="Times New Roman" w:hAnsi="Times New Roman"/>
+          <w:color w:val="000000" w:themeColor="text1"/>
+        </w:rPr>
+        <w:t xml:space="preserve">Cazoulat G, Elganainy D, </w:t>
+      </w:r>
+      <w:r>
+        <w:rPr>
+          <w:rFonts w:ascii="Times New Roman" w:hAnsi="Times New Roman"/>
+          <w:b/>
+          <w:bCs/>
+          <w:color w:val="000000" w:themeColor="text1"/>
+        </w:rPr>
+        <w:t>Anderson B.M</w:t>
+      </w:r>
+      <w:r>
+        <w:rPr>
+          <w:rFonts w:ascii="Times New Roman" w:hAnsi="Times New Roman"/>
+          <w:color w:val="000000" w:themeColor="text1"/>
+        </w:rPr>
+        <w:t xml:space="preserve">, Zaid M, Park PC, Koay EJ, Brock KK </w:t>
+      </w:r>
+      <w:r>
+        <w:rPr>
+          <w:rFonts w:ascii="Times New Roman" w:hAnsi="Times New Roman"/>
           <w:i/>
           <w:color w:val="000000" w:themeColor="text1"/>
         </w:rPr>
-        <w:t>Accuracy of deformable image registration techniques for alignment of longitudinal cholangiocarcinoma CT images</w:t>
-      </w:r>
-      <w:r>
-        <w:rPr>
-          <w:rFonts w:ascii="Times New Roman" w:hAnsi="Times New Roman" w:cs="Times New Roman"/>
-          <w:iCs/>
-          <w:color w:val="000000" w:themeColor="text1"/>
-        </w:rPr>
-        <w:t>. Medical Physics 04/2020</w:t>
+        <w:t>Vasculature-Driven Biomechanical Deformable Image Registration of Longitudinal Liver Cholangiocarcinoma Computed Tomographic Scans</w:t>
+      </w:r>
+      <w:r>
+        <w:rPr>
+          <w:rFonts w:ascii="Times New Roman" w:hAnsi="Times New Roman"/>
+          <w:color w:val="000000" w:themeColor="text1"/>
+        </w:rPr>
+        <w:t>. Advances in Radiation Oncology 03/2020</w:t>
       </w:r>
     </w:p>
     <w:p>
@@ -5728,37 +4649,12 @@
           <w:color w:val="000000" w:themeColor="text1"/>
         </w:rPr>
       </w:pPr>
-      <w:proofErr w:type="spellStart"/>
-      <w:r>
-        <w:rPr>
-          <w:rFonts w:ascii="Times New Roman" w:hAnsi="Times New Roman"/>
-          <w:color w:val="000000" w:themeColor="text1"/>
-        </w:rPr>
-        <w:t>Cazoulat</w:t>
-      </w:r>
-      <w:proofErr w:type="spellEnd"/>
-      <w:r>
-        <w:rPr>
-          <w:rFonts w:ascii="Times New Roman" w:hAnsi="Times New Roman"/>
-          <w:color w:val="000000" w:themeColor="text1"/>
-        </w:rPr>
-        <w:t xml:space="preserve"> G, </w:t>
-      </w:r>
-      <w:proofErr w:type="spellStart"/>
-      <w:r>
-        <w:rPr>
-          <w:rFonts w:ascii="Times New Roman" w:hAnsi="Times New Roman"/>
-          <w:color w:val="000000" w:themeColor="text1"/>
-        </w:rPr>
-        <w:t>Elganainy</w:t>
-      </w:r>
-      <w:proofErr w:type="spellEnd"/>
-      <w:r>
-        <w:rPr>
-          <w:rFonts w:ascii="Times New Roman" w:hAnsi="Times New Roman"/>
-          <w:color w:val="000000" w:themeColor="text1"/>
-        </w:rPr>
-        <w:t xml:space="preserve"> D, </w:t>
+      <w:r>
+        <w:rPr>
+          <w:rFonts w:ascii="Times New Roman" w:hAnsi="Times New Roman"/>
+          <w:color w:val="000000" w:themeColor="text1"/>
+        </w:rPr>
+        <w:t xml:space="preserve">Jin Y, Randall J., Elhalawani H., Feghali K., Elliot A., </w:t>
       </w:r>
       <w:r>
         <w:rPr>
@@ -5774,7 +4670,7 @@
           <w:rFonts w:ascii="Times New Roman" w:hAnsi="Times New Roman"/>
           <w:color w:val="000000" w:themeColor="text1"/>
         </w:rPr>
-        <w:t xml:space="preserve">, Zaid M, Park PC, Koay EJ, Brock KK </w:t>
+        <w:t>, Lacerda L., Tran B., Mohamed A., Brock KK, Fuller C., Chung C. “</w:t>
       </w:r>
       <w:r>
         <w:rPr>
@@ -5782,14 +4678,14 @@
           <w:i/>
           <w:color w:val="000000" w:themeColor="text1"/>
         </w:rPr>
-        <w:t>Vasculature-Driven Biomechanical Deformable Image Registration of Longitudinal Liver Cholangiocarcinoma Computed Tomographic Scans</w:t>
-      </w:r>
-      <w:r>
-        <w:rPr>
-          <w:rFonts w:ascii="Times New Roman" w:hAnsi="Times New Roman"/>
-          <w:color w:val="000000" w:themeColor="text1"/>
-        </w:rPr>
-        <w:t>. Advances in Radiation Oncology 03/2020</w:t>
+        <w:t>Detection of Glioblastoma Subclinical Recurrence Using Serial Diffusion Tensor Imaging”</w:t>
+      </w:r>
+      <w:r>
+        <w:rPr>
+          <w:rFonts w:ascii="Times New Roman" w:hAnsi="Times New Roman"/>
+          <w:color w:val="000000" w:themeColor="text1"/>
+        </w:rPr>
+        <w:t xml:space="preserve"> Cancers 02/2020</w:t>
       </w:r>
     </w:p>
     <w:p>
@@ -5809,23 +4705,7 @@
           <w:rFonts w:ascii="Times New Roman" w:hAnsi="Times New Roman"/>
           <w:color w:val="000000" w:themeColor="text1"/>
         </w:rPr>
-        <w:t xml:space="preserve">Jin Y, Randall J., </w:t>
-      </w:r>
-      <w:proofErr w:type="spellStart"/>
-      <w:r>
-        <w:rPr>
-          <w:rFonts w:ascii="Times New Roman" w:hAnsi="Times New Roman"/>
-          <w:color w:val="000000" w:themeColor="text1"/>
-        </w:rPr>
-        <w:t>Elhalawani</w:t>
-      </w:r>
-      <w:proofErr w:type="spellEnd"/>
-      <w:r>
-        <w:rPr>
-          <w:rFonts w:ascii="Times New Roman" w:hAnsi="Times New Roman"/>
-          <w:color w:val="000000" w:themeColor="text1"/>
-        </w:rPr>
-        <w:t xml:space="preserve"> H., Feghali K., Elliot A., </w:t>
+        <w:t xml:space="preserve">Ger RB, Zhou S, Elgohari B, Elhalawani H, Mackin DM, Meier JG, Nguyen CM, </w:t>
       </w:r>
       <w:r>
         <w:rPr>
@@ -5841,7 +4721,7 @@
           <w:rFonts w:ascii="Times New Roman" w:hAnsi="Times New Roman"/>
           <w:color w:val="000000" w:themeColor="text1"/>
         </w:rPr>
-        <w:t>, Lacerda L., Tran B., Mohamed A., Brock KK, Fuller C., Chung C. “</w:t>
+        <w:t xml:space="preserve">, Gay C, Ning J, Fuller CD, Li H, Howell RM, Layman RR, Mawlawi O, Stafford RJ, Aerts H, Court LE. </w:t>
       </w:r>
       <w:r>
         <w:rPr>
@@ -5849,14 +4729,14 @@
           <w:i/>
           <w:color w:val="000000" w:themeColor="text1"/>
         </w:rPr>
-        <w:t>Detection of Glioblastoma Subclinical Recurrence Using Serial Diffusion Tensor Imaging”</w:t>
-      </w:r>
-      <w:r>
-        <w:rPr>
-          <w:rFonts w:ascii="Times New Roman" w:hAnsi="Times New Roman"/>
-          <w:color w:val="000000" w:themeColor="text1"/>
-        </w:rPr>
-        <w:t xml:space="preserve"> Cancers 02/2020</w:t>
+        <w:t>Radiomics features of the primary tumor fail to improve prediction of overall survival in large cohorts of CT- and PET-imaged head and neck cancer patients.</w:t>
+      </w:r>
+      <w:r>
+        <w:rPr>
+          <w:rFonts w:ascii="Times New Roman" w:hAnsi="Times New Roman"/>
+          <w:color w:val="000000" w:themeColor="text1"/>
+        </w:rPr>
+        <w:t xml:space="preserve"> PLoS One. 09/2019</w:t>
       </w:r>
     </w:p>
     <w:p>
@@ -5873,181 +4753,33 @@
       </w:pPr>
       <w:r>
         <w:rPr>
-          <w:rFonts w:ascii="Times New Roman" w:hAnsi="Times New Roman"/>
-          <w:color w:val="000000" w:themeColor="text1"/>
-        </w:rPr>
-        <w:t xml:space="preserve">Ger RB, Zhou S, </w:t>
-      </w:r>
-      <w:proofErr w:type="spellStart"/>
-      <w:r>
-        <w:rPr>
-          <w:rFonts w:ascii="Times New Roman" w:hAnsi="Times New Roman"/>
-          <w:color w:val="000000" w:themeColor="text1"/>
-        </w:rPr>
-        <w:t>Elgohari</w:t>
-      </w:r>
-      <w:proofErr w:type="spellEnd"/>
-      <w:r>
-        <w:rPr>
-          <w:rFonts w:ascii="Times New Roman" w:hAnsi="Times New Roman"/>
-          <w:color w:val="000000" w:themeColor="text1"/>
-        </w:rPr>
-        <w:t xml:space="preserve"> B, </w:t>
-      </w:r>
-      <w:proofErr w:type="spellStart"/>
-      <w:r>
-        <w:rPr>
-          <w:rFonts w:ascii="Times New Roman" w:hAnsi="Times New Roman"/>
-          <w:color w:val="000000" w:themeColor="text1"/>
-        </w:rPr>
-        <w:t>Elhalawani</w:t>
-      </w:r>
-      <w:proofErr w:type="spellEnd"/>
-      <w:r>
-        <w:rPr>
-          <w:rFonts w:ascii="Times New Roman" w:hAnsi="Times New Roman"/>
-          <w:color w:val="000000" w:themeColor="text1"/>
-        </w:rPr>
-        <w:t xml:space="preserve"> H, Mackin DM, Meier JG, Nguyen CM, </w:t>
-      </w:r>
-      <w:r>
-        <w:rPr>
-          <w:rFonts w:ascii="Times New Roman" w:hAnsi="Times New Roman"/>
-          <w:b/>
-          <w:bCs/>
+          <w:rFonts w:ascii="Times New Roman" w:hAnsi="Times New Roman" w:cs="Times New Roman"/>
+          <w:color w:val="000000" w:themeColor="text1"/>
+        </w:rPr>
+        <w:t xml:space="preserve">McCulloch M., </w:t>
+      </w:r>
+      <w:r>
+        <w:rPr>
+          <w:rFonts w:ascii="Times New Roman" w:hAnsi="Times New Roman" w:cs="Times New Roman"/>
+          <w:b/>
           <w:color w:val="000000" w:themeColor="text1"/>
         </w:rPr>
         <w:t>Anderson B.M</w:t>
       </w:r>
       <w:r>
         <w:rPr>
-          <w:rFonts w:ascii="Times New Roman" w:hAnsi="Times New Roman"/>
-          <w:color w:val="000000" w:themeColor="text1"/>
-        </w:rPr>
-        <w:t xml:space="preserve">, Gay C, Ning J, Fuller CD, Li H, Howell RM, Layman RR, Mawlawi O, Stafford RJ, Aerts H, Court LE. </w:t>
-      </w:r>
-      <w:r>
-        <w:rPr>
-          <w:rFonts w:ascii="Times New Roman" w:hAnsi="Times New Roman"/>
-          <w:i/>
-          <w:color w:val="000000" w:themeColor="text1"/>
-        </w:rPr>
-        <w:t xml:space="preserve">Radiomics </w:t>
-      </w:r>
-      <w:r>
-        <w:rPr>
-          <w:rFonts w:ascii="Times New Roman" w:hAnsi="Times New Roman"/>
-          <w:i/>
+          <w:rFonts w:ascii="Times New Roman" w:hAnsi="Times New Roman" w:cs="Times New Roman"/>
+          <w:color w:val="000000" w:themeColor="text1"/>
+        </w:rPr>
+        <w:t xml:space="preserve">, Cazoulat G, Peterson CB, Mohamed ASR, Volpe S, Elhalawani H, Bahig H, </w:t>
+      </w:r>
+      <w:r>
+        <w:rPr>
+          <w:rFonts w:ascii="Times New Roman" w:hAnsi="Times New Roman" w:cs="Times New Roman"/>
           <w:color w:val="000000" w:themeColor="text1"/>
         </w:rPr>
         <w:lastRenderedPageBreak/>
-        <w:t>features of the primary tumor fail to improve prediction of overall survival in large cohorts of CT- and PET-imaged head and neck cancer patients.</w:t>
-      </w:r>
-      <w:r>
-        <w:rPr>
-          <w:rFonts w:ascii="Times New Roman" w:hAnsi="Times New Roman"/>
-          <w:color w:val="000000" w:themeColor="text1"/>
-        </w:rPr>
-        <w:t xml:space="preserve"> </w:t>
-      </w:r>
-      <w:proofErr w:type="spellStart"/>
-      <w:r>
-        <w:rPr>
-          <w:rFonts w:ascii="Times New Roman" w:hAnsi="Times New Roman"/>
-          <w:color w:val="000000" w:themeColor="text1"/>
-        </w:rPr>
-        <w:t>PLoS</w:t>
-      </w:r>
-      <w:proofErr w:type="spellEnd"/>
-      <w:r>
-        <w:rPr>
-          <w:rFonts w:ascii="Times New Roman" w:hAnsi="Times New Roman"/>
-          <w:color w:val="000000" w:themeColor="text1"/>
-        </w:rPr>
-        <w:t xml:space="preserve"> One. 09/2019</w:t>
-      </w:r>
-    </w:p>
-    <w:p>
-      <w:pPr>
-        <w:pStyle w:val="ListParagraph"/>
-        <w:numPr>
-          <w:ilvl w:val="0"/>
-          <w:numId w:val="8"/>
-        </w:numPr>
-        <w:rPr>
-          <w:rFonts w:ascii="Times New Roman" w:hAnsi="Times New Roman" w:cs="Times New Roman"/>
-          <w:color w:val="000000" w:themeColor="text1"/>
-        </w:rPr>
-      </w:pPr>
-      <w:r>
-        <w:rPr>
-          <w:rFonts w:ascii="Times New Roman" w:hAnsi="Times New Roman" w:cs="Times New Roman"/>
-          <w:color w:val="000000" w:themeColor="text1"/>
-        </w:rPr>
-        <w:t xml:space="preserve">McCulloch M., </w:t>
-      </w:r>
-      <w:r>
-        <w:rPr>
-          <w:rFonts w:ascii="Times New Roman" w:hAnsi="Times New Roman" w:cs="Times New Roman"/>
-          <w:b/>
-          <w:color w:val="000000" w:themeColor="text1"/>
-        </w:rPr>
-        <w:t>Anderson B.M</w:t>
-      </w:r>
-      <w:r>
-        <w:rPr>
-          <w:rFonts w:ascii="Times New Roman" w:hAnsi="Times New Roman" w:cs="Times New Roman"/>
-          <w:color w:val="000000" w:themeColor="text1"/>
-        </w:rPr>
-        <w:t xml:space="preserve">, </w:t>
-      </w:r>
-      <w:proofErr w:type="spellStart"/>
-      <w:r>
-        <w:rPr>
-          <w:rFonts w:ascii="Times New Roman" w:hAnsi="Times New Roman" w:cs="Times New Roman"/>
-          <w:color w:val="000000" w:themeColor="text1"/>
-        </w:rPr>
-        <w:t>Cazoulat</w:t>
-      </w:r>
-      <w:proofErr w:type="spellEnd"/>
-      <w:r>
-        <w:rPr>
-          <w:rFonts w:ascii="Times New Roman" w:hAnsi="Times New Roman" w:cs="Times New Roman"/>
-          <w:color w:val="000000" w:themeColor="text1"/>
-        </w:rPr>
-        <w:t xml:space="preserve"> G, Peterson CB, Mohamed ASR, Volpe S, </w:t>
-      </w:r>
-      <w:proofErr w:type="spellStart"/>
-      <w:r>
-        <w:rPr>
-          <w:rFonts w:ascii="Times New Roman" w:hAnsi="Times New Roman" w:cs="Times New Roman"/>
-          <w:color w:val="000000" w:themeColor="text1"/>
-        </w:rPr>
-        <w:t>Elhalawani</w:t>
-      </w:r>
-      <w:proofErr w:type="spellEnd"/>
-      <w:r>
-        <w:rPr>
-          <w:rFonts w:ascii="Times New Roman" w:hAnsi="Times New Roman" w:cs="Times New Roman"/>
-          <w:color w:val="000000" w:themeColor="text1"/>
-        </w:rPr>
-        <w:t xml:space="preserve"> H, </w:t>
-      </w:r>
-      <w:proofErr w:type="spellStart"/>
-      <w:r>
-        <w:rPr>
-          <w:rFonts w:ascii="Times New Roman" w:hAnsi="Times New Roman" w:cs="Times New Roman"/>
-          <w:color w:val="000000" w:themeColor="text1"/>
-        </w:rPr>
-        <w:t>Bahig</w:t>
-      </w:r>
-      <w:proofErr w:type="spellEnd"/>
-      <w:r>
-        <w:rPr>
-          <w:rFonts w:ascii="Times New Roman" w:hAnsi="Times New Roman" w:cs="Times New Roman"/>
-          <w:color w:val="000000" w:themeColor="text1"/>
-        </w:rPr>
-        <w:t xml:space="preserve"> H, Rigaud B, King JB, Ford AC, Fuller CD, Brock KK </w:t>
+        <w:t xml:space="preserve">Rigaud B, King JB, Ford AC, Fuller CD, Brock KK </w:t>
       </w:r>
       <w:r>
         <w:rPr>
@@ -6134,23 +4866,7 @@
           <w:rFonts w:ascii="Times New Roman" w:hAnsi="Times New Roman" w:cs="Times New Roman"/>
           <w:color w:val="000000" w:themeColor="text1"/>
         </w:rPr>
-        <w:t xml:space="preserve">Yang Z, Chang Y, Brock KK, </w:t>
-      </w:r>
-      <w:proofErr w:type="spellStart"/>
-      <w:r>
-        <w:rPr>
-          <w:rFonts w:ascii="Times New Roman" w:hAnsi="Times New Roman" w:cs="Times New Roman"/>
-          <w:color w:val="000000" w:themeColor="text1"/>
-        </w:rPr>
-        <w:t>Cazoulat</w:t>
-      </w:r>
-      <w:proofErr w:type="spellEnd"/>
-      <w:r>
-        <w:rPr>
-          <w:rFonts w:ascii="Times New Roman" w:hAnsi="Times New Roman" w:cs="Times New Roman"/>
-          <w:color w:val="000000" w:themeColor="text1"/>
-        </w:rPr>
-        <w:t xml:space="preserve"> G, Koay EJ, Koong AC, Herman JM, Park PC, Poenisch F, Li Q, Yang K, Wu G, </w:t>
+        <w:t xml:space="preserve">Yang Z, Chang Y, Brock KK, Cazoulat G, Koay EJ, Koong AC, Herman JM, Park PC, Poenisch F, Li Q, Yang K, Wu G, </w:t>
       </w:r>
       <w:r>
         <w:rPr>
@@ -6268,55 +4984,7 @@
           <w:rFonts w:ascii="Times New Roman" w:hAnsi="Times New Roman" w:cs="Times New Roman"/>
           <w:color w:val="000000" w:themeColor="text1"/>
         </w:rPr>
-        <w:t xml:space="preserve">, </w:t>
-      </w:r>
-      <w:proofErr w:type="spellStart"/>
-      <w:r>
-        <w:rPr>
-          <w:rFonts w:ascii="Times New Roman" w:hAnsi="Times New Roman" w:cs="Times New Roman"/>
-          <w:color w:val="000000" w:themeColor="text1"/>
-        </w:rPr>
-        <w:t>Aristophanous</w:t>
-      </w:r>
-      <w:proofErr w:type="spellEnd"/>
-      <w:r>
-        <w:rPr>
-          <w:rFonts w:ascii="Times New Roman" w:hAnsi="Times New Roman" w:cs="Times New Roman"/>
-          <w:color w:val="000000" w:themeColor="text1"/>
-        </w:rPr>
-        <w:t xml:space="preserve"> M, Yang J, Rhee DJ, McCarroll RE, Mohamed ASR, Kamal M, </w:t>
-      </w:r>
-      <w:proofErr w:type="spellStart"/>
-      <w:r>
-        <w:rPr>
-          <w:rFonts w:ascii="Times New Roman" w:hAnsi="Times New Roman" w:cs="Times New Roman"/>
-          <w:color w:val="000000" w:themeColor="text1"/>
-        </w:rPr>
-        <w:t>Elgohari</w:t>
-      </w:r>
-      <w:proofErr w:type="spellEnd"/>
-      <w:r>
-        <w:rPr>
-          <w:rFonts w:ascii="Times New Roman" w:hAnsi="Times New Roman" w:cs="Times New Roman"/>
-          <w:color w:val="000000" w:themeColor="text1"/>
-        </w:rPr>
-        <w:t xml:space="preserve"> BA, </w:t>
-      </w:r>
-      <w:proofErr w:type="spellStart"/>
-      <w:r>
-        <w:rPr>
-          <w:rFonts w:ascii="Times New Roman" w:hAnsi="Times New Roman" w:cs="Times New Roman"/>
-          <w:color w:val="000000" w:themeColor="text1"/>
-        </w:rPr>
-        <w:t>Elhalawani</w:t>
-      </w:r>
-      <w:proofErr w:type="spellEnd"/>
-      <w:r>
-        <w:rPr>
-          <w:rFonts w:ascii="Times New Roman" w:hAnsi="Times New Roman" w:cs="Times New Roman"/>
-          <w:color w:val="000000" w:themeColor="text1"/>
-        </w:rPr>
-        <w:t xml:space="preserve"> HM, Fuller CD, Rao A, Garden AS, Court LE </w:t>
+        <w:t xml:space="preserve">, Aristophanous M, Yang J, Rhee DJ, McCarroll RE, Mohamed ASR, Kamal M, Elgohari BA, Elhalawani HM, Fuller CD, Rao A, Garden AS, Court LE </w:t>
       </w:r>
       <w:r>
         <w:rPr>
@@ -6358,50 +5026,180 @@
           <w:bCs/>
           <w:color w:val="000000" w:themeColor="text1"/>
         </w:rPr>
-        <w:t xml:space="preserve">Lin E., </w:t>
-      </w:r>
-      <w:proofErr w:type="spellStart"/>
-      <w:r>
-        <w:rPr>
-          <w:rFonts w:ascii="Times New Roman" w:hAnsi="Times New Roman" w:cs="Times New Roman"/>
+        <w:t xml:space="preserve">Lin E., Cazoulat G., Gupta S., Odisio B., </w:t>
+      </w:r>
+      <w:r>
+        <w:rPr>
+          <w:rFonts w:ascii="Times New Roman" w:hAnsi="Times New Roman" w:cs="Times New Roman"/>
+          <w:color w:val="000000" w:themeColor="text1"/>
+        </w:rPr>
+        <w:t xml:space="preserve">Brock KK. </w:t>
+      </w:r>
+      <w:r>
+        <w:rPr>
+          <w:rFonts w:ascii="Times New Roman" w:hAnsi="Times New Roman" w:cs="Times New Roman"/>
+          <w:i/>
+          <w:color w:val="000000" w:themeColor="text1"/>
+        </w:rPr>
+        <w:t>Improvement of liver ablation treatment for colorectal liver metastases</w:t>
+      </w:r>
+      <w:r>
+        <w:rPr>
+          <w:rFonts w:ascii="Times New Roman" w:hAnsi="Times New Roman" w:cs="Times New Roman"/>
+          <w:color w:val="000000" w:themeColor="text1"/>
+        </w:rPr>
+        <w:t xml:space="preserve">. </w:t>
+      </w:r>
+      <w:r>
+        <w:rPr>
+          <w:rFonts w:ascii="Times New Roman" w:hAnsi="Times New Roman" w:cs="Times New Roman"/>
+          <w:iCs/>
+          <w:color w:val="000000" w:themeColor="text1"/>
+        </w:rPr>
+        <w:t>Medical Imaging 2018: Image-Guided Procedures, Robotic Interventions, and Modeling</w:t>
+      </w:r>
+      <w:r>
+        <w:rPr>
+          <w:rFonts w:ascii="Times New Roman" w:hAnsi="Times New Roman" w:cs="Times New Roman"/>
+          <w:color w:val="000000" w:themeColor="text1"/>
+        </w:rPr>
+        <w:t>, 2018, p. 74.</w:t>
+      </w:r>
+    </w:p>
+    <w:p>
+      <w:pPr>
+        <w:pStyle w:val="ListParagraph"/>
+        <w:numPr>
+          <w:ilvl w:val="0"/>
+          <w:numId w:val="8"/>
+        </w:numPr>
+        <w:rPr>
+          <w:rFonts w:ascii="Times New Roman" w:hAnsi="Times New Roman" w:cs="Times New Roman"/>
+          <w:color w:val="000000" w:themeColor="text1"/>
+        </w:rPr>
+      </w:pPr>
+      <w:r>
+        <w:rPr>
+          <w:rFonts w:ascii="Times New Roman" w:hAnsi="Times New Roman" w:cs="Times New Roman"/>
+          <w:color w:val="000000" w:themeColor="text1"/>
+        </w:rPr>
+        <w:t xml:space="preserve">McCulloch M.M, </w:t>
+      </w:r>
+      <w:r>
+        <w:rPr>
+          <w:rFonts w:ascii="Times New Roman" w:hAnsi="Times New Roman" w:cs="Times New Roman"/>
+          <w:b/>
+          <w:color w:val="000000" w:themeColor="text1"/>
+        </w:rPr>
+        <w:t>Anderson B.M</w:t>
+      </w:r>
+      <w:r>
+        <w:rPr>
+          <w:rFonts w:ascii="Times New Roman" w:hAnsi="Times New Roman" w:cs="Times New Roman"/>
+          <w:color w:val="000000" w:themeColor="text1"/>
+        </w:rPr>
+        <w:t xml:space="preserve">, Mohamed A., Volpe S., Elhalawani H., Cazoulat G., Bahig H., Fuller C., Brock KK </w:t>
+      </w:r>
+      <w:r>
+        <w:rPr>
+          <w:rFonts w:ascii="Times New Roman" w:hAnsi="Times New Roman" w:cs="Times New Roman"/>
+          <w:i/>
+          <w:color w:val="000000" w:themeColor="text1"/>
+        </w:rPr>
+        <w:t>Deformable Image Registration for Modeling Neck Flexion in Head and Neck Cancer Patients.</w:t>
+      </w:r>
+      <w:r>
+        <w:rPr>
+          <w:rFonts w:ascii="Times New Roman" w:hAnsi="Times New Roman" w:cs="Times New Roman"/>
+          <w:color w:val="000000" w:themeColor="text1"/>
+        </w:rPr>
+        <w:t xml:space="preserve"> Physics in Medicine and Biology 09/2019</w:t>
+      </w:r>
+    </w:p>
+    <w:p>
+      <w:pPr>
+        <w:pStyle w:val="ListParagraph"/>
+        <w:numPr>
+          <w:ilvl w:val="0"/>
+          <w:numId w:val="8"/>
+        </w:numPr>
+        <w:rPr>
+          <w:rFonts w:ascii="Times New Roman" w:hAnsi="Times New Roman" w:cs="Times New Roman"/>
+          <w:color w:val="000000" w:themeColor="text1"/>
+        </w:rPr>
+      </w:pPr>
+      <w:r>
+        <w:rPr>
+          <w:rFonts w:ascii="Times New Roman" w:hAnsi="Times New Roman" w:cs="Times New Roman"/>
+          <w:color w:val="000000" w:themeColor="text1"/>
+        </w:rPr>
+        <w:t xml:space="preserve">Ger R.B, Cardenas E.C, </w:t>
+      </w:r>
+      <w:r>
+        <w:rPr>
+          <w:rFonts w:ascii="Times New Roman" w:hAnsi="Times New Roman" w:cs="Times New Roman"/>
+          <w:b/>
+          <w:color w:val="000000" w:themeColor="text1"/>
+        </w:rPr>
+        <w:t>Anderson B.M</w:t>
+      </w:r>
+      <w:r>
+        <w:rPr>
+          <w:rFonts w:ascii="Times New Roman" w:hAnsi="Times New Roman" w:cs="Times New Roman"/>
+          <w:color w:val="000000" w:themeColor="text1"/>
+        </w:rPr>
+        <w:t xml:space="preserve">, Yang J, Mackin DS, Zhang L, Court LE </w:t>
+      </w:r>
+      <w:r>
+        <w:rPr>
+          <w:rFonts w:ascii="Times New Roman" w:hAnsi="Times New Roman" w:cs="Times New Roman"/>
+          <w:i/>
+          <w:color w:val="000000" w:themeColor="text1"/>
+        </w:rPr>
+        <w:t xml:space="preserve">Guidelines and Experience Using Imaging Biomarker Explorer (IBEX) for Radiomics. </w:t>
+      </w:r>
+      <w:r>
+        <w:rPr>
+          <w:rFonts w:ascii="Times New Roman" w:hAnsi="Times New Roman" w:cs="Times New Roman"/>
+          <w:color w:val="000000" w:themeColor="text1"/>
+        </w:rPr>
+        <w:t>Journal of Visualized Experiments 01/2018</w:t>
+      </w:r>
+    </w:p>
+    <w:p>
+      <w:pPr>
+        <w:pStyle w:val="ListParagraph"/>
+        <w:numPr>
+          <w:ilvl w:val="0"/>
+          <w:numId w:val="8"/>
+        </w:numPr>
+        <w:rPr>
+          <w:rFonts w:ascii="Times New Roman" w:hAnsi="Times New Roman" w:cs="Times New Roman"/>
+          <w:color w:val="000000" w:themeColor="text1"/>
+        </w:rPr>
+      </w:pPr>
+      <w:r>
+        <w:rPr>
+          <w:rFonts w:ascii="Times New Roman" w:hAnsi="Times New Roman" w:cs="Times New Roman"/>
+          <w:color w:val="000000" w:themeColor="text1"/>
+        </w:rPr>
+        <w:t xml:space="preserve">Court, L. E., Kisling, K., McCarroll, R., Zhang, L., Yang, J., Simonds, H., du Toit, M., Trauernicht, C., Burger, H., Parkes, J., Mejia, M., Bojador, M., Balter, P., Branco, D., Steinmann, A., Baltz, G., Gay, S., </w:t>
+      </w:r>
+      <w:r>
+        <w:rPr>
+          <w:rFonts w:ascii="Times New Roman" w:hAnsi="Times New Roman" w:cs="Times New Roman"/>
+          <w:b/>
           <w:bCs/>
           <w:color w:val="000000" w:themeColor="text1"/>
         </w:rPr>
-        <w:t>Cazoulat</w:t>
-      </w:r>
-      <w:proofErr w:type="spellEnd"/>
-      <w:r>
-        <w:rPr>
-          <w:rFonts w:ascii="Times New Roman" w:hAnsi="Times New Roman" w:cs="Times New Roman"/>
-          <w:bCs/>
-          <w:color w:val="000000" w:themeColor="text1"/>
-        </w:rPr>
-        <w:t xml:space="preserve"> G., Gupta S., </w:t>
-      </w:r>
-      <w:proofErr w:type="spellStart"/>
-      <w:r>
-        <w:rPr>
-          <w:rFonts w:ascii="Times New Roman" w:hAnsi="Times New Roman" w:cs="Times New Roman"/>
-          <w:bCs/>
-          <w:color w:val="000000" w:themeColor="text1"/>
-        </w:rPr>
-        <w:t>Odisio</w:t>
-      </w:r>
-      <w:proofErr w:type="spellEnd"/>
-      <w:r>
-        <w:rPr>
-          <w:rFonts w:ascii="Times New Roman" w:hAnsi="Times New Roman" w:cs="Times New Roman"/>
-          <w:bCs/>
-          <w:color w:val="000000" w:themeColor="text1"/>
-        </w:rPr>
-        <w:t xml:space="preserve"> B., </w:t>
-      </w:r>
-      <w:r>
-        <w:rPr>
-          <w:rFonts w:ascii="Times New Roman" w:hAnsi="Times New Roman" w:cs="Times New Roman"/>
-          <w:color w:val="000000" w:themeColor="text1"/>
-        </w:rPr>
-        <w:t xml:space="preserve">Brock KK. </w:t>
+        <w:t>Anderson B.M</w:t>
+      </w:r>
+      <w:r>
+        <w:rPr>
+          <w:rFonts w:ascii="Times New Roman" w:hAnsi="Times New Roman" w:cs="Times New Roman"/>
+          <w:color w:val="000000" w:themeColor="text1"/>
+        </w:rPr>
+        <w:t xml:space="preserve">, Cardenas, C., Jhingran, A., Shaitelman, S., Bogler, O., Schmeller, K., Followill, D., Howell, R., Nelson, C., Peterson, C., Beadle, B </w:t>
       </w:r>
       <w:r>
         <w:rPr>
@@ -6409,39 +5207,14 @@
           <w:i/>
           <w:color w:val="000000" w:themeColor="text1"/>
         </w:rPr>
-        <w:t>Improvement of liver ablation treatment for colorectal liver metastases</w:t>
-      </w:r>
-      <w:r>
-        <w:rPr>
-          <w:rFonts w:ascii="Times New Roman" w:hAnsi="Times New Roman" w:cs="Times New Roman"/>
-          <w:color w:val="000000" w:themeColor="text1"/>
-        </w:rPr>
-        <w:t xml:space="preserve">. </w:t>
-      </w:r>
-      <w:proofErr w:type="gramStart"/>
-      <w:r>
-        <w:rPr>
-          <w:rFonts w:ascii="Times New Roman" w:hAnsi="Times New Roman" w:cs="Times New Roman"/>
-          <w:iCs/>
-          <w:color w:val="000000" w:themeColor="text1"/>
-        </w:rPr>
-        <w:t>Medical Imaging 2018</w:t>
-      </w:r>
-      <w:proofErr w:type="gramEnd"/>
-      <w:r>
-        <w:rPr>
-          <w:rFonts w:ascii="Times New Roman" w:hAnsi="Times New Roman" w:cs="Times New Roman"/>
-          <w:iCs/>
-          <w:color w:val="000000" w:themeColor="text1"/>
-        </w:rPr>
-        <w:t>: Image-Guided Procedures, Robotic Interventions, and Modeling</w:t>
-      </w:r>
-      <w:r>
-        <w:rPr>
-          <w:rFonts w:ascii="Times New Roman" w:hAnsi="Times New Roman" w:cs="Times New Roman"/>
-          <w:color w:val="000000" w:themeColor="text1"/>
-        </w:rPr>
-        <w:t>, 2018, p. 74.</w:t>
+        <w:t>Radiation Planning Assistant – A streamlined, fully automated radiotherapy treatment planning system</w:t>
+      </w:r>
+      <w:r>
+        <w:rPr>
+          <w:rFonts w:ascii="Times New Roman" w:hAnsi="Times New Roman" w:cs="Times New Roman"/>
+          <w:color w:val="000000" w:themeColor="text1"/>
+        </w:rPr>
+        <w:t>. Journal of Visualized Experiments. 12/2017</w:t>
       </w:r>
     </w:p>
     <w:p>
@@ -6460,14 +5233,16 @@
         <w:rPr>
           <w:rFonts w:ascii="Times New Roman" w:hAnsi="Times New Roman" w:cs="Times New Roman"/>
           <w:color w:val="000000" w:themeColor="text1"/>
-        </w:rPr>
-        <w:t xml:space="preserve">McCulloch M.M, </w:t>
-      </w:r>
-      <w:r>
-        <w:rPr>
-          <w:rFonts w:ascii="Times New Roman" w:hAnsi="Times New Roman" w:cs="Times New Roman"/>
-          <w:b/>
-          <w:color w:val="000000" w:themeColor="text1"/>
+          <w:shd w:val="clear" w:color="auto" w:fill="FFFFFF"/>
+        </w:rPr>
+        <w:t xml:space="preserve">Rubinstein, A. E., Ingram, S. W., </w:t>
+      </w:r>
+      <w:r>
+        <w:rPr>
+          <w:rFonts w:ascii="Times New Roman" w:hAnsi="Times New Roman" w:cs="Times New Roman"/>
+          <w:b/>
+          <w:color w:val="000000" w:themeColor="text1"/>
+          <w:shd w:val="clear" w:color="auto" w:fill="FFFFFF"/>
         </w:rPr>
         <w:t>Anderson B.M</w:t>
       </w:r>
@@ -6475,276 +5250,9 @@
         <w:rPr>
           <w:rFonts w:ascii="Times New Roman" w:hAnsi="Times New Roman" w:cs="Times New Roman"/>
           <w:color w:val="000000" w:themeColor="text1"/>
-        </w:rPr>
-        <w:t xml:space="preserve">, Mohamed A., Volpe S., </w:t>
-      </w:r>
-      <w:proofErr w:type="spellStart"/>
-      <w:r>
-        <w:rPr>
-          <w:rFonts w:ascii="Times New Roman" w:hAnsi="Times New Roman" w:cs="Times New Roman"/>
-          <w:color w:val="000000" w:themeColor="text1"/>
-        </w:rPr>
-        <w:t>Elhalawani</w:t>
-      </w:r>
-      <w:proofErr w:type="spellEnd"/>
-      <w:r>
-        <w:rPr>
-          <w:rFonts w:ascii="Times New Roman" w:hAnsi="Times New Roman" w:cs="Times New Roman"/>
-          <w:color w:val="000000" w:themeColor="text1"/>
-        </w:rPr>
-        <w:t xml:space="preserve"> H., </w:t>
-      </w:r>
-      <w:proofErr w:type="spellStart"/>
-      <w:r>
-        <w:rPr>
-          <w:rFonts w:ascii="Times New Roman" w:hAnsi="Times New Roman" w:cs="Times New Roman"/>
-          <w:color w:val="000000" w:themeColor="text1"/>
-        </w:rPr>
-        <w:t>Cazoulat</w:t>
-      </w:r>
-      <w:proofErr w:type="spellEnd"/>
-      <w:r>
-        <w:rPr>
-          <w:rFonts w:ascii="Times New Roman" w:hAnsi="Times New Roman" w:cs="Times New Roman"/>
-          <w:color w:val="000000" w:themeColor="text1"/>
-        </w:rPr>
-        <w:t xml:space="preserve"> G., </w:t>
-      </w:r>
-      <w:proofErr w:type="spellStart"/>
-      <w:r>
-        <w:rPr>
-          <w:rFonts w:ascii="Times New Roman" w:hAnsi="Times New Roman" w:cs="Times New Roman"/>
-          <w:color w:val="000000" w:themeColor="text1"/>
-        </w:rPr>
-        <w:t>Bahig</w:t>
-      </w:r>
-      <w:proofErr w:type="spellEnd"/>
-      <w:r>
-        <w:rPr>
-          <w:rFonts w:ascii="Times New Roman" w:hAnsi="Times New Roman" w:cs="Times New Roman"/>
-          <w:color w:val="000000" w:themeColor="text1"/>
-        </w:rPr>
-        <w:t xml:space="preserve"> H., Fuller C., Brock KK </w:t>
-      </w:r>
-      <w:r>
-        <w:rPr>
-          <w:rFonts w:ascii="Times New Roman" w:hAnsi="Times New Roman" w:cs="Times New Roman"/>
-          <w:i/>
-          <w:color w:val="000000" w:themeColor="text1"/>
-        </w:rPr>
-        <w:t>Deformable Image Registration for Modeling Neck Flexion in Head and Neck Cancer Patients.</w:t>
-      </w:r>
-      <w:r>
-        <w:rPr>
-          <w:rFonts w:ascii="Times New Roman" w:hAnsi="Times New Roman" w:cs="Times New Roman"/>
-          <w:color w:val="000000" w:themeColor="text1"/>
-        </w:rPr>
-        <w:t xml:space="preserve"> Physics in Medicine and Biology 09/2019</w:t>
-      </w:r>
-    </w:p>
-    <w:p>
-      <w:pPr>
-        <w:pStyle w:val="ListParagraph"/>
-        <w:numPr>
-          <w:ilvl w:val="0"/>
-          <w:numId w:val="8"/>
-        </w:numPr>
-        <w:rPr>
-          <w:rFonts w:ascii="Times New Roman" w:hAnsi="Times New Roman" w:cs="Times New Roman"/>
-          <w:color w:val="000000" w:themeColor="text1"/>
-        </w:rPr>
-      </w:pPr>
-      <w:r>
-        <w:rPr>
-          <w:rFonts w:ascii="Times New Roman" w:hAnsi="Times New Roman" w:cs="Times New Roman"/>
-          <w:color w:val="000000" w:themeColor="text1"/>
-        </w:rPr>
-        <w:t xml:space="preserve">Ger R.B, Cardenas E.C, </w:t>
-      </w:r>
-      <w:r>
-        <w:rPr>
-          <w:rFonts w:ascii="Times New Roman" w:hAnsi="Times New Roman" w:cs="Times New Roman"/>
-          <w:b/>
-          <w:color w:val="000000" w:themeColor="text1"/>
-        </w:rPr>
-        <w:t>Anderson B.M</w:t>
-      </w:r>
-      <w:r>
-        <w:rPr>
-          <w:rFonts w:ascii="Times New Roman" w:hAnsi="Times New Roman" w:cs="Times New Roman"/>
-          <w:color w:val="000000" w:themeColor="text1"/>
-        </w:rPr>
-        <w:t xml:space="preserve">, Yang J, Mackin DS, Zhang L, Court LE </w:t>
-      </w:r>
-      <w:r>
-        <w:rPr>
-          <w:rFonts w:ascii="Times New Roman" w:hAnsi="Times New Roman" w:cs="Times New Roman"/>
-          <w:i/>
-          <w:color w:val="000000" w:themeColor="text1"/>
-        </w:rPr>
-        <w:t xml:space="preserve">Guidelines and Experience Using Imaging Biomarker Explorer (IBEX) for Radiomics. </w:t>
-      </w:r>
-      <w:r>
-        <w:rPr>
-          <w:rFonts w:ascii="Times New Roman" w:hAnsi="Times New Roman" w:cs="Times New Roman"/>
-          <w:color w:val="000000" w:themeColor="text1"/>
-        </w:rPr>
-        <w:t>Journal of Visualized Experiments 01/2018</w:t>
-      </w:r>
-    </w:p>
-    <w:p>
-      <w:pPr>
-        <w:pStyle w:val="ListParagraph"/>
-        <w:numPr>
-          <w:ilvl w:val="0"/>
-          <w:numId w:val="8"/>
-        </w:numPr>
-        <w:rPr>
-          <w:rFonts w:ascii="Times New Roman" w:hAnsi="Times New Roman" w:cs="Times New Roman"/>
-          <w:color w:val="000000" w:themeColor="text1"/>
-        </w:rPr>
-      </w:pPr>
-      <w:r>
-        <w:rPr>
-          <w:rFonts w:ascii="Times New Roman" w:hAnsi="Times New Roman" w:cs="Times New Roman"/>
-          <w:color w:val="000000" w:themeColor="text1"/>
-        </w:rPr>
-        <w:t xml:space="preserve">Court, L. E., Kisling, K., McCarroll, R., Zhang, L., Yang, J., Simonds, H., du Toit, M., Trauernicht, C., Burger, H., Parkes, J., Mejia, M., </w:t>
-      </w:r>
-      <w:proofErr w:type="spellStart"/>
-      <w:r>
-        <w:rPr>
-          <w:rFonts w:ascii="Times New Roman" w:hAnsi="Times New Roman" w:cs="Times New Roman"/>
-          <w:color w:val="000000" w:themeColor="text1"/>
-        </w:rPr>
-        <w:t>Bojador</w:t>
-      </w:r>
-      <w:proofErr w:type="spellEnd"/>
-      <w:r>
-        <w:rPr>
-          <w:rFonts w:ascii="Times New Roman" w:hAnsi="Times New Roman" w:cs="Times New Roman"/>
-          <w:color w:val="000000" w:themeColor="text1"/>
-        </w:rPr>
-        <w:t xml:space="preserve">, M., Balter, P., Branco, D., Steinmann, A., Baltz, G., Gay, S., </w:t>
-      </w:r>
-      <w:r>
-        <w:rPr>
-          <w:rFonts w:ascii="Times New Roman" w:hAnsi="Times New Roman" w:cs="Times New Roman"/>
-          <w:b/>
-          <w:bCs/>
-          <w:color w:val="000000" w:themeColor="text1"/>
-        </w:rPr>
-        <w:t>Anderson B.M</w:t>
-      </w:r>
-      <w:r>
-        <w:rPr>
-          <w:rFonts w:ascii="Times New Roman" w:hAnsi="Times New Roman" w:cs="Times New Roman"/>
-          <w:color w:val="000000" w:themeColor="text1"/>
-        </w:rPr>
-        <w:t xml:space="preserve">, Cardenas, C., </w:t>
-      </w:r>
-      <w:proofErr w:type="spellStart"/>
-      <w:r>
-        <w:rPr>
-          <w:rFonts w:ascii="Times New Roman" w:hAnsi="Times New Roman" w:cs="Times New Roman"/>
-          <w:color w:val="000000" w:themeColor="text1"/>
-        </w:rPr>
-        <w:t>Jhingran</w:t>
-      </w:r>
-      <w:proofErr w:type="spellEnd"/>
-      <w:r>
-        <w:rPr>
-          <w:rFonts w:ascii="Times New Roman" w:hAnsi="Times New Roman" w:cs="Times New Roman"/>
-          <w:color w:val="000000" w:themeColor="text1"/>
-        </w:rPr>
-        <w:t xml:space="preserve">, A., </w:t>
-      </w:r>
-      <w:proofErr w:type="spellStart"/>
-      <w:r>
-        <w:rPr>
-          <w:rFonts w:ascii="Times New Roman" w:hAnsi="Times New Roman" w:cs="Times New Roman"/>
-          <w:color w:val="000000" w:themeColor="text1"/>
-        </w:rPr>
-        <w:t>Shaitelman</w:t>
-      </w:r>
-      <w:proofErr w:type="spellEnd"/>
-      <w:r>
-        <w:rPr>
-          <w:rFonts w:ascii="Times New Roman" w:hAnsi="Times New Roman" w:cs="Times New Roman"/>
-          <w:color w:val="000000" w:themeColor="text1"/>
-        </w:rPr>
-        <w:t xml:space="preserve">, S., Bogler, O., Schmeller, K., Followill, D., Howell, R., Nelson, C., Peterson, C., Beadle, B </w:t>
-      </w:r>
-      <w:r>
-        <w:rPr>
-          <w:rFonts w:ascii="Times New Roman" w:hAnsi="Times New Roman" w:cs="Times New Roman"/>
-          <w:i/>
-          <w:color w:val="000000" w:themeColor="text1"/>
-        </w:rPr>
-        <w:t>Radiation Planning Assistant – A streamlined, fully automated radiotherapy treatment planning system</w:t>
-      </w:r>
-      <w:r>
-        <w:rPr>
-          <w:rFonts w:ascii="Times New Roman" w:hAnsi="Times New Roman" w:cs="Times New Roman"/>
-          <w:color w:val="000000" w:themeColor="text1"/>
-        </w:rPr>
-        <w:t>. Journal of Visualized Experiments. 12/2017</w:t>
-      </w:r>
-    </w:p>
-    <w:p>
-      <w:pPr>
-        <w:pStyle w:val="ListParagraph"/>
-        <w:numPr>
-          <w:ilvl w:val="0"/>
-          <w:numId w:val="8"/>
-        </w:numPr>
-        <w:rPr>
-          <w:rFonts w:ascii="Times New Roman" w:hAnsi="Times New Roman" w:cs="Times New Roman"/>
-          <w:color w:val="000000" w:themeColor="text1"/>
-        </w:rPr>
-      </w:pPr>
-      <w:r>
-        <w:rPr>
-          <w:rFonts w:ascii="Times New Roman" w:hAnsi="Times New Roman" w:cs="Times New Roman"/>
-          <w:color w:val="000000" w:themeColor="text1"/>
           <w:shd w:val="clear" w:color="auto" w:fill="FFFFFF"/>
         </w:rPr>
-        <w:t xml:space="preserve">Rubinstein, A. E., Ingram, S. W., </w:t>
-      </w:r>
-      <w:r>
-        <w:rPr>
-          <w:rFonts w:ascii="Times New Roman" w:hAnsi="Times New Roman" w:cs="Times New Roman"/>
-          <w:b/>
-          <w:color w:val="000000" w:themeColor="text1"/>
-          <w:shd w:val="clear" w:color="auto" w:fill="FFFFFF"/>
-        </w:rPr>
-        <w:t>Anderson B.M</w:t>
-      </w:r>
-      <w:r>
-        <w:rPr>
-          <w:rFonts w:ascii="Times New Roman" w:hAnsi="Times New Roman" w:cs="Times New Roman"/>
-          <w:color w:val="000000" w:themeColor="text1"/>
-          <w:shd w:val="clear" w:color="auto" w:fill="FFFFFF"/>
-        </w:rPr>
-        <w:t xml:space="preserve">, Gay SS, </w:t>
-      </w:r>
-      <w:proofErr w:type="spellStart"/>
-      <w:r>
-        <w:rPr>
-          <w:rFonts w:ascii="Times New Roman" w:hAnsi="Times New Roman" w:cs="Times New Roman"/>
-          <w:color w:val="000000" w:themeColor="text1"/>
-          <w:shd w:val="clear" w:color="auto" w:fill="FFFFFF"/>
-        </w:rPr>
-        <w:t>Fave</w:t>
-      </w:r>
-      <w:proofErr w:type="spellEnd"/>
-      <w:r>
-        <w:rPr>
-          <w:rFonts w:ascii="Times New Roman" w:hAnsi="Times New Roman" w:cs="Times New Roman"/>
-          <w:color w:val="000000" w:themeColor="text1"/>
-          <w:shd w:val="clear" w:color="auto" w:fill="FFFFFF"/>
-        </w:rPr>
-        <w:t xml:space="preserve"> XJ, Ger RB, McCarroll RE, Owens CA, Netherton TJ, Kisling KD, Court LE, Yang J, Li Y, Lee J, Mackin DS, Cardenas CE </w:t>
+        <w:t xml:space="preserve">, Gay SS, Fave XJ, Ger RB, McCarroll RE, Owens CA, Netherton TJ, Kisling KD, Court LE, Yang J, Li Y, Lee J, Mackin DS, Cardenas CE </w:t>
       </w:r>
       <w:r>
         <w:rPr>
@@ -6813,10 +5321,658 @@
           <w:szCs w:val="24"/>
           <w:u w:val="single"/>
         </w:rPr>
-        <w:t xml:space="preserve">Oral Presentations (Presenting </w:t>
-      </w:r>
-      <w:proofErr w:type="gramStart"/>
-      <w:r>
+        <w:t>Oral Presentations (Presenting Author)_________________________________________________</w:t>
+      </w:r>
+    </w:p>
+    <w:p>
+      <w:pPr>
+        <w:pStyle w:val="ListParagraph"/>
+        <w:numPr>
+          <w:ilvl w:val="0"/>
+          <w:numId w:val="3"/>
+        </w:numPr>
+        <w:rPr>
+          <w:rFonts w:ascii="Times New Roman" w:hAnsi="Times New Roman" w:cs="Times New Roman"/>
+          <w:color w:val="000000" w:themeColor="text1"/>
+        </w:rPr>
+      </w:pPr>
+      <w:r>
+        <w:rPr>
+          <w:rFonts w:ascii="Times New Roman" w:hAnsi="Times New Roman"/>
+          <w:b/>
+          <w:bCs/>
+          <w:color w:val="000000" w:themeColor="text1"/>
+        </w:rPr>
+        <w:t>Anderson B.M</w:t>
+      </w:r>
+      <w:r>
+        <w:rPr>
+          <w:rFonts w:ascii="Times New Roman" w:hAnsi="Times New Roman"/>
+          <w:color w:val="000000" w:themeColor="text1"/>
+        </w:rPr>
+        <w:t xml:space="preserve"> Symposium</w:t>
+      </w:r>
+      <w:r>
+        <w:t xml:space="preserve"> </w:t>
+      </w:r>
+      <w:r>
+        <w:rPr>
+          <w:rFonts w:ascii="Times New Roman" w:hAnsi="Times New Roman"/>
+          <w:i/>
+          <w:iCs/>
+          <w:color w:val="000000" w:themeColor="text1"/>
+        </w:rPr>
+        <w:t>Practical Pipelines for Implementing AI in Radiation Oncology: From Pixels to Patients.</w:t>
+      </w:r>
+      <w:r>
+        <w:rPr>
+          <w:rFonts w:ascii="Times New Roman" w:hAnsi="Times New Roman"/>
+          <w:color w:val="000000" w:themeColor="text1"/>
+        </w:rPr>
+        <w:t xml:space="preserve"> AAPM Annual Conference 07/2026</w:t>
+      </w:r>
+    </w:p>
+    <w:p>
+      <w:pPr>
+        <w:pStyle w:val="ListParagraph"/>
+        <w:numPr>
+          <w:ilvl w:val="0"/>
+          <w:numId w:val="3"/>
+        </w:numPr>
+        <w:rPr>
+          <w:rFonts w:ascii="Times New Roman" w:hAnsi="Times New Roman" w:cs="Times New Roman"/>
+          <w:color w:val="000000" w:themeColor="text1"/>
+        </w:rPr>
+      </w:pPr>
+      <w:r>
+        <w:rPr>
+          <w:rFonts w:ascii="Times New Roman" w:hAnsi="Times New Roman"/>
+          <w:b/>
+          <w:bCs/>
+          <w:color w:val="000000" w:themeColor="text1"/>
+        </w:rPr>
+        <w:t>Anderson B.M,</w:t>
+      </w:r>
+      <w:r>
+        <w:rPr>
+          <w:rFonts w:ascii="Times New Roman" w:hAnsi="Times New Roman"/>
+          <w:color w:val="000000" w:themeColor="text1"/>
+        </w:rPr>
+        <w:t xml:space="preserve"> Moore K., Padilla L., Bojechko C. </w:t>
+      </w:r>
+      <w:r>
+        <w:rPr>
+          <w:rFonts w:ascii="Times New Roman" w:hAnsi="Times New Roman"/>
+          <w:i/>
+          <w:iCs/>
+          <w:color w:val="000000" w:themeColor="text1"/>
+        </w:rPr>
+        <w:t>Enabling Adoption of TG-263 Standardization of Nomenclature: A Tool to Reduce the Headache.</w:t>
+      </w:r>
+      <w:r>
+        <w:rPr>
+          <w:rFonts w:ascii="Times New Roman" w:hAnsi="Times New Roman"/>
+          <w:color w:val="000000" w:themeColor="text1"/>
+        </w:rPr>
+        <w:t xml:space="preserve"> AAMD Annual Conference 06/2023</w:t>
+      </w:r>
+    </w:p>
+    <w:p>
+      <w:pPr>
+        <w:pStyle w:val="ListParagraph"/>
+        <w:numPr>
+          <w:ilvl w:val="0"/>
+          <w:numId w:val="3"/>
+        </w:numPr>
+        <w:rPr>
+          <w:rFonts w:ascii="Times New Roman" w:hAnsi="Times New Roman" w:cs="Times New Roman"/>
+          <w:color w:val="000000" w:themeColor="text1"/>
+        </w:rPr>
+      </w:pPr>
+      <w:r>
+        <w:rPr>
+          <w:rFonts w:ascii="Times New Roman" w:hAnsi="Times New Roman"/>
+          <w:b/>
+          <w:color w:val="000000" w:themeColor="text1"/>
+        </w:rPr>
+        <w:t xml:space="preserve">Anderson B.M, </w:t>
+      </w:r>
+      <w:r>
+        <w:rPr>
+          <w:rFonts w:ascii="Times New Roman" w:hAnsi="Times New Roman"/>
+          <w:bCs/>
+          <w:color w:val="000000" w:themeColor="text1"/>
+        </w:rPr>
+        <w:t xml:space="preserve">Moore K., Bojechko C. </w:t>
+      </w:r>
+      <w:r>
+        <w:rPr>
+          <w:rFonts w:ascii="Times New Roman" w:hAnsi="Times New Roman"/>
+          <w:bCs/>
+          <w:i/>
+          <w:iCs/>
+          <w:color w:val="000000" w:themeColor="text1"/>
+        </w:rPr>
+        <w:t>EPIDEEP: Predicting In-Vivo EPID Transit Images – a Deep Learning Approach.</w:t>
+      </w:r>
+      <w:r>
+        <w:rPr>
+          <w:rFonts w:ascii="Times New Roman" w:hAnsi="Times New Roman"/>
+          <w:b/>
+          <w:color w:val="000000" w:themeColor="text1"/>
+        </w:rPr>
+        <w:t xml:space="preserve"> </w:t>
+      </w:r>
+      <w:r>
+        <w:rPr>
+          <w:rFonts w:ascii="Times New Roman" w:hAnsi="Times New Roman"/>
+          <w:color w:val="000000" w:themeColor="text1"/>
+        </w:rPr>
+        <w:t xml:space="preserve"> AAPM Annual Conference 07/2022</w:t>
+      </w:r>
+    </w:p>
+    <w:p>
+      <w:pPr>
+        <w:pStyle w:val="ListParagraph"/>
+        <w:numPr>
+          <w:ilvl w:val="0"/>
+          <w:numId w:val="3"/>
+        </w:numPr>
+        <w:rPr>
+          <w:rFonts w:ascii="Times New Roman" w:hAnsi="Times New Roman" w:cs="Times New Roman"/>
+          <w:color w:val="000000" w:themeColor="text1"/>
+        </w:rPr>
+      </w:pPr>
+      <w:r>
+        <w:rPr>
+          <w:rFonts w:ascii="Times New Roman" w:eastAsia="Times New Roman" w:hAnsi="Times New Roman" w:cs="Times New Roman"/>
+          <w:b/>
+          <w:color w:val="000000" w:themeColor="text1"/>
+          <w:shd w:val="clear" w:color="auto" w:fill="FFFFFF"/>
+        </w:rPr>
+        <w:t>Anderson B.M</w:t>
+      </w:r>
+      <w:r>
+        <w:rPr>
+          <w:rFonts w:ascii="Times New Roman" w:eastAsia="Times New Roman" w:hAnsi="Times New Roman" w:cs="Times New Roman"/>
+          <w:color w:val="000000" w:themeColor="text1"/>
+          <w:shd w:val="clear" w:color="auto" w:fill="FFFFFF"/>
+        </w:rPr>
+        <w:t xml:space="preserve">, Rigaud B., Lin YM, Cazoulat G., Koay E., Jones AK., Odisio B, Brock KK </w:t>
+      </w:r>
+      <w:r>
+        <w:rPr>
+          <w:rFonts w:ascii="Times New Roman" w:eastAsia="Times New Roman" w:hAnsi="Times New Roman" w:cs="Times New Roman"/>
+          <w:i/>
+          <w:color w:val="000000" w:themeColor="text1"/>
+          <w:shd w:val="clear" w:color="auto" w:fill="FFFFFF"/>
+        </w:rPr>
+        <w:t xml:space="preserve">Deep Learning for Near Real-Time Image-Guided Focal Ablation. </w:t>
+      </w:r>
+      <w:r>
+        <w:rPr>
+          <w:rFonts w:ascii="Times New Roman" w:eastAsia="Times New Roman" w:hAnsi="Times New Roman" w:cs="Times New Roman"/>
+          <w:color w:val="000000" w:themeColor="text1"/>
+          <w:shd w:val="clear" w:color="auto" w:fill="FFFFFF"/>
+        </w:rPr>
+        <w:t>AAPM Annual Conference. Virtual. 07/2021.</w:t>
+      </w:r>
+    </w:p>
+    <w:p>
+      <w:pPr>
+        <w:pStyle w:val="ListParagraph"/>
+        <w:numPr>
+          <w:ilvl w:val="0"/>
+          <w:numId w:val="3"/>
+        </w:numPr>
+        <w:rPr>
+          <w:rFonts w:ascii="Times New Roman" w:hAnsi="Times New Roman" w:cs="Times New Roman"/>
+          <w:color w:val="000000" w:themeColor="text1"/>
+        </w:rPr>
+      </w:pPr>
+      <w:r>
+        <w:rPr>
+          <w:rFonts w:ascii="Times New Roman" w:hAnsi="Times New Roman"/>
+          <w:b/>
+          <w:color w:val="000000" w:themeColor="text1"/>
+          <w:shd w:val="clear" w:color="auto" w:fill="FFFFFF"/>
+        </w:rPr>
+        <w:t>Anderson B.M</w:t>
+      </w:r>
+      <w:r>
+        <w:rPr>
+          <w:rFonts w:ascii="Times New Roman" w:hAnsi="Times New Roman"/>
+          <w:color w:val="000000" w:themeColor="text1"/>
+          <w:shd w:val="clear" w:color="auto" w:fill="FFFFFF"/>
+        </w:rPr>
+        <w:t xml:space="preserve">, McCulloch M., Kirimli E., Lin YM., Rigaud B., Lin E., TranCao H., Qayyum, Koay E., Odisio B., Brock KK </w:t>
+      </w:r>
+      <w:r>
+        <w:rPr>
+          <w:rFonts w:ascii="Times New Roman" w:hAnsi="Times New Roman"/>
+          <w:i/>
+          <w:color w:val="000000" w:themeColor="text1"/>
+          <w:shd w:val="clear" w:color="auto" w:fill="FFFFFF"/>
+        </w:rPr>
+        <w:t xml:space="preserve">Closing the Variability Gaps on Liver Surgery: Deep Segmentation of Disease and Lobes. </w:t>
+      </w:r>
+      <w:r>
+        <w:rPr>
+          <w:rFonts w:ascii="Times New Roman" w:hAnsi="Times New Roman"/>
+          <w:color w:val="000000" w:themeColor="text1"/>
+          <w:shd w:val="clear" w:color="auto" w:fill="FFFFFF"/>
+        </w:rPr>
+        <w:t>AAPM Annual Conference. (Virtual) Vancouver, Canada. 07/2020.</w:t>
+      </w:r>
+    </w:p>
+    <w:p>
+      <w:pPr>
+        <w:pStyle w:val="ListParagraph"/>
+        <w:numPr>
+          <w:ilvl w:val="0"/>
+          <w:numId w:val="3"/>
+        </w:numPr>
+        <w:rPr>
+          <w:rFonts w:ascii="Times New Roman" w:hAnsi="Times New Roman" w:cs="Times New Roman"/>
+          <w:color w:val="000000" w:themeColor="text1"/>
+        </w:rPr>
+      </w:pPr>
+      <w:r>
+        <w:rPr>
+          <w:rFonts w:ascii="Times New Roman" w:hAnsi="Times New Roman" w:cs="Times New Roman"/>
+          <w:b/>
+          <w:color w:val="000000" w:themeColor="text1"/>
+          <w:shd w:val="clear" w:color="auto" w:fill="FFFFFF"/>
+        </w:rPr>
+        <w:t>Anderson B.M</w:t>
+      </w:r>
+      <w:r>
+        <w:rPr>
+          <w:rFonts w:ascii="Times New Roman" w:hAnsi="Times New Roman" w:cs="Times New Roman"/>
+          <w:color w:val="000000" w:themeColor="text1"/>
+          <w:shd w:val="clear" w:color="auto" w:fill="FFFFFF"/>
+        </w:rPr>
+        <w:t xml:space="preserve">, Cazoulat G., Lin E., Odisio B., Brock KK. </w:t>
+      </w:r>
+      <w:r>
+        <w:rPr>
+          <w:rFonts w:ascii="Times New Roman" w:hAnsi="Times New Roman" w:cs="Times New Roman"/>
+          <w:i/>
+          <w:color w:val="000000" w:themeColor="text1"/>
+          <w:shd w:val="clear" w:color="auto" w:fill="FFFFFF"/>
+        </w:rPr>
+        <w:t xml:space="preserve">Deep Learning for Rapid Deformable Image Registration of Liver CT Scans. </w:t>
+      </w:r>
+      <w:r>
+        <w:rPr>
+          <w:rFonts w:ascii="Times New Roman" w:hAnsi="Times New Roman" w:cs="Times New Roman"/>
+          <w:color w:val="000000" w:themeColor="text1"/>
+          <w:shd w:val="clear" w:color="auto" w:fill="FFFFFF"/>
+        </w:rPr>
+        <w:t>AAPM Annual Conference. San Antonio, TX. 07/2019.</w:t>
+      </w:r>
+    </w:p>
+    <w:p>
+      <w:pPr>
+        <w:pStyle w:val="ListParagraph"/>
+        <w:numPr>
+          <w:ilvl w:val="0"/>
+          <w:numId w:val="3"/>
+        </w:numPr>
+        <w:rPr>
+          <w:rFonts w:ascii="Times New Roman" w:hAnsi="Times New Roman" w:cs="Times New Roman"/>
+          <w:color w:val="000000" w:themeColor="text1"/>
+        </w:rPr>
+      </w:pPr>
+      <w:r>
+        <w:rPr>
+          <w:rFonts w:ascii="Times New Roman" w:hAnsi="Times New Roman"/>
+          <w:b/>
+          <w:color w:val="000000" w:themeColor="text1"/>
+          <w:shd w:val="clear" w:color="auto" w:fill="FFFFFF"/>
+        </w:rPr>
+        <w:t>Anderson B.M</w:t>
+      </w:r>
+      <w:r>
+        <w:rPr>
+          <w:rFonts w:ascii="Times New Roman" w:hAnsi="Times New Roman"/>
+          <w:color w:val="000000" w:themeColor="text1"/>
+          <w:shd w:val="clear" w:color="auto" w:fill="FFFFFF"/>
+        </w:rPr>
+        <w:t xml:space="preserve">, Lin E., Koay E., Brock KK, Odisio B. </w:t>
+      </w:r>
+      <w:r>
+        <w:rPr>
+          <w:rFonts w:ascii="Times New Roman" w:hAnsi="Times New Roman"/>
+          <w:i/>
+          <w:color w:val="000000" w:themeColor="text1"/>
+          <w:shd w:val="clear" w:color="auto" w:fill="FFFFFF"/>
+        </w:rPr>
+        <w:t xml:space="preserve">Improving Colorectal Liver Metastasis Treatments </w:t>
+      </w:r>
+      <w:r>
+        <w:rPr>
+          <w:rFonts w:ascii="Times New Roman" w:hAnsi="Times New Roman"/>
+          <w:i/>
+          <w:color w:val="000000" w:themeColor="text1"/>
+          <w:shd w:val="clear" w:color="auto" w:fill="FFFFFF"/>
+        </w:rPr>
+        <w:lastRenderedPageBreak/>
+        <w:t xml:space="preserve">with Biomechanical Modeling and Deep Learning. </w:t>
+      </w:r>
+      <w:r>
+        <w:rPr>
+          <w:rFonts w:ascii="Times New Roman" w:hAnsi="Times New Roman"/>
+          <w:color w:val="000000" w:themeColor="text1"/>
+          <w:shd w:val="clear" w:color="auto" w:fill="FFFFFF"/>
+        </w:rPr>
+        <w:t>SIR Annual Conference. Austin, TX. 03/2019.</w:t>
+      </w:r>
+    </w:p>
+    <w:p>
+      <w:pPr>
+        <w:pStyle w:val="ListParagraph"/>
+        <w:numPr>
+          <w:ilvl w:val="0"/>
+          <w:numId w:val="3"/>
+        </w:numPr>
+        <w:rPr>
+          <w:rFonts w:ascii="Times New Roman" w:hAnsi="Times New Roman" w:cs="Times New Roman"/>
+          <w:color w:val="000000" w:themeColor="text1"/>
+        </w:rPr>
+      </w:pPr>
+      <w:r>
+        <w:rPr>
+          <w:rFonts w:ascii="Times New Roman" w:hAnsi="Times New Roman"/>
+          <w:b/>
+          <w:color w:val="000000" w:themeColor="text1"/>
+          <w:shd w:val="clear" w:color="auto" w:fill="FFFFFF"/>
+        </w:rPr>
+        <w:t>Anderson B.M</w:t>
+      </w:r>
+      <w:r>
+        <w:rPr>
+          <w:rFonts w:ascii="Times New Roman" w:hAnsi="Times New Roman"/>
+          <w:color w:val="000000" w:themeColor="text1"/>
+          <w:shd w:val="clear" w:color="auto" w:fill="FFFFFF"/>
+        </w:rPr>
+        <w:t xml:space="preserve">, Lin E., Cardenas C., Koay E., Odisio B., Brock KK. </w:t>
+      </w:r>
+      <w:r>
+        <w:rPr>
+          <w:rFonts w:ascii="Times New Roman" w:hAnsi="Times New Roman"/>
+          <w:i/>
+          <w:color w:val="000000" w:themeColor="text1"/>
+          <w:shd w:val="clear" w:color="auto" w:fill="FFFFFF"/>
+        </w:rPr>
+        <w:t>Automated Contouring of Contrast and Non-Contrast CT Liver Images with Fully Convolutional Neural Networks.</w:t>
+      </w:r>
+      <w:r>
+        <w:rPr>
+          <w:rFonts w:ascii="Times New Roman" w:hAnsi="Times New Roman"/>
+          <w:color w:val="000000" w:themeColor="text1"/>
+          <w:shd w:val="clear" w:color="auto" w:fill="FFFFFF"/>
+        </w:rPr>
+        <w:t xml:space="preserve"> ASTRO Annual Conference. San Antonio, TX. 10/2018</w:t>
+      </w:r>
+    </w:p>
+    <w:p>
+      <w:pPr>
+        <w:pStyle w:val="ListParagraph"/>
+        <w:numPr>
+          <w:ilvl w:val="0"/>
+          <w:numId w:val="3"/>
+        </w:numPr>
+        <w:rPr>
+          <w:rFonts w:ascii="Times New Roman" w:hAnsi="Times New Roman" w:cs="Times New Roman"/>
+          <w:color w:val="000000" w:themeColor="text1"/>
+        </w:rPr>
+      </w:pPr>
+      <w:r>
+        <w:rPr>
+          <w:rFonts w:ascii="Times New Roman" w:hAnsi="Times New Roman"/>
+          <w:color w:val="000000" w:themeColor="text1"/>
+        </w:rPr>
+        <w:t xml:space="preserve">Cardenas C, </w:t>
+      </w:r>
+      <w:r>
+        <w:rPr>
+          <w:rFonts w:ascii="Times New Roman" w:hAnsi="Times New Roman"/>
+          <w:b/>
+          <w:color w:val="000000" w:themeColor="text1"/>
+        </w:rPr>
+        <w:t>Anderson B.M</w:t>
+      </w:r>
+      <w:r>
+        <w:rPr>
+          <w:rFonts w:ascii="Times New Roman" w:hAnsi="Times New Roman"/>
+          <w:color w:val="000000" w:themeColor="text1"/>
+        </w:rPr>
+        <w:t xml:space="preserve">, Zhang L., Jhingran A., Simonds H., Yang J., Brock Kk., Klopp A., Beadle B., Court L., Kisling K. </w:t>
+      </w:r>
+      <w:r>
+        <w:rPr>
+          <w:rFonts w:ascii="Times New Roman" w:hAnsi="Times New Roman"/>
+          <w:i/>
+          <w:color w:val="000000" w:themeColor="text1"/>
+        </w:rPr>
+        <w:t xml:space="preserve">A Comparison of Two Deep Learning Architectures to Automatically Define Patient-Specific Beam Apertures. </w:t>
+      </w:r>
+      <w:r>
+        <w:rPr>
+          <w:rFonts w:ascii="Times New Roman" w:hAnsi="Times New Roman" w:cs="Times New Roman"/>
+          <w:color w:val="000000" w:themeColor="text1"/>
+        </w:rPr>
+        <w:t>AAPM Annual Conference. Nashville, TN. 07/2018</w:t>
+      </w:r>
+    </w:p>
+    <w:p>
+      <w:pPr>
+        <w:pStyle w:val="ListParagraph"/>
+        <w:numPr>
+          <w:ilvl w:val="0"/>
+          <w:numId w:val="3"/>
+        </w:numPr>
+        <w:rPr>
+          <w:rFonts w:ascii="Times New Roman" w:hAnsi="Times New Roman" w:cs="Times New Roman"/>
+          <w:color w:val="000000" w:themeColor="text1"/>
+        </w:rPr>
+      </w:pPr>
+      <w:r>
+        <w:rPr>
+          <w:rFonts w:ascii="Times New Roman" w:hAnsi="Times New Roman"/>
+          <w:b/>
+          <w:color w:val="000000" w:themeColor="text1"/>
+        </w:rPr>
+        <w:t>Anderson B.M,</w:t>
+      </w:r>
+      <w:r>
+        <w:rPr>
+          <w:rFonts w:ascii="Times New Roman" w:hAnsi="Times New Roman"/>
+          <w:color w:val="000000" w:themeColor="text1"/>
+        </w:rPr>
+        <w:t xml:space="preserve"> Cardenas C, Elgohari B., Volpe S., Pei Y., Mohamed A., Elhalawani H., Chung C., Fuller C., Brock KK. </w:t>
+      </w:r>
+      <w:r>
+        <w:rPr>
+          <w:rFonts w:ascii="Times New Roman" w:hAnsi="Times New Roman"/>
+          <w:i/>
+          <w:color w:val="000000" w:themeColor="text1"/>
+        </w:rPr>
+        <w:t xml:space="preserve">Deep Learning for Head and Neck Segmentation in MR: A Tool for the MR-Guided Radiotherapy. </w:t>
+      </w:r>
+      <w:r>
+        <w:rPr>
+          <w:rFonts w:ascii="Times New Roman" w:hAnsi="Times New Roman" w:cs="Times New Roman"/>
+          <w:color w:val="000000" w:themeColor="text1"/>
+        </w:rPr>
+        <w:t>AAPM Annual Conference. Nashville, TN. 07/2018</w:t>
+      </w:r>
+    </w:p>
+    <w:p>
+      <w:pPr>
+        <w:pStyle w:val="ListParagraph"/>
+        <w:numPr>
+          <w:ilvl w:val="0"/>
+          <w:numId w:val="3"/>
+        </w:numPr>
+        <w:rPr>
+          <w:rFonts w:ascii="Times New Roman" w:hAnsi="Times New Roman" w:cs="Times New Roman"/>
+          <w:color w:val="000000" w:themeColor="text1"/>
+        </w:rPr>
+      </w:pPr>
+      <w:r>
+        <w:rPr>
+          <w:rFonts w:ascii="Times New Roman" w:hAnsi="Times New Roman"/>
+          <w:b/>
+          <w:color w:val="000000" w:themeColor="text1"/>
+        </w:rPr>
+        <w:t xml:space="preserve">Anderson B.M, Lin E., </w:t>
+      </w:r>
+      <w:r>
+        <w:rPr>
+          <w:rFonts w:ascii="Times New Roman" w:hAnsi="Times New Roman"/>
+          <w:color w:val="000000" w:themeColor="text1"/>
+        </w:rPr>
+        <w:t>et al.</w:t>
+      </w:r>
+      <w:r>
+        <w:t xml:space="preserve"> </w:t>
+      </w:r>
+      <w:r>
+        <w:rPr>
+          <w:rFonts w:ascii="Times New Roman" w:hAnsi="Times New Roman"/>
+          <w:i/>
+          <w:color w:val="000000" w:themeColor="text1"/>
+        </w:rPr>
+        <w:t>Deep Learning and Biomechanical Models for Improving Treatment of Colorectal Liver Metastases</w:t>
+      </w:r>
+      <w:r>
+        <w:rPr>
+          <w:rFonts w:ascii="Times New Roman" w:hAnsi="Times New Roman"/>
+          <w:color w:val="000000" w:themeColor="text1"/>
+        </w:rPr>
+        <w:t>. SWAAPM Annual Conference. Houston, TX 04/2018</w:t>
+      </w:r>
+    </w:p>
+    <w:p>
+      <w:pPr>
+        <w:pStyle w:val="ListParagraph"/>
+        <w:numPr>
+          <w:ilvl w:val="0"/>
+          <w:numId w:val="3"/>
+        </w:numPr>
+        <w:spacing w:after="120"/>
+        <w:rPr>
+          <w:rFonts w:ascii="Times New Roman" w:hAnsi="Times New Roman"/>
+          <w:color w:val="000000" w:themeColor="text1"/>
+          <w:shd w:val="clear" w:color="auto" w:fill="FFFFFF"/>
+        </w:rPr>
+      </w:pPr>
+      <w:r>
+        <w:rPr>
+          <w:rFonts w:ascii="Times New Roman" w:hAnsi="Times New Roman"/>
+          <w:b/>
+          <w:color w:val="000000" w:themeColor="text1"/>
+          <w:shd w:val="clear" w:color="auto" w:fill="FFFFFF"/>
+        </w:rPr>
+        <w:t>Anderson B.M</w:t>
+      </w:r>
+      <w:r>
+        <w:rPr>
+          <w:rFonts w:ascii="Times New Roman" w:hAnsi="Times New Roman"/>
+          <w:color w:val="000000" w:themeColor="text1"/>
+          <w:shd w:val="clear" w:color="auto" w:fill="FFFFFF"/>
+        </w:rPr>
+        <w:t xml:space="preserve">, Lin E. Cazoulat G., Gupta S., Koay EJ., Odisio B., Brock KK. </w:t>
+      </w:r>
+      <w:r>
+        <w:rPr>
+          <w:rFonts w:ascii="Times New Roman" w:hAnsi="Times New Roman"/>
+          <w:i/>
+          <w:color w:val="000000" w:themeColor="text1"/>
+          <w:shd w:val="clear" w:color="auto" w:fill="FFFFFF"/>
+        </w:rPr>
+        <w:t xml:space="preserve">Improvement of liver ablation for Colorectal Liver Metastases. </w:t>
+      </w:r>
+      <w:r>
+        <w:rPr>
+          <w:rFonts w:ascii="Times New Roman" w:hAnsi="Times New Roman"/>
+          <w:color w:val="000000" w:themeColor="text1"/>
+          <w:shd w:val="clear" w:color="auto" w:fill="FFFFFF"/>
+        </w:rPr>
+        <w:t>MDA Cancer Imaging and Intervention Conference. Houston, TX 04/2018</w:t>
+      </w:r>
+    </w:p>
+    <w:p>
+      <w:pPr>
+        <w:pStyle w:val="ListParagraph"/>
+        <w:numPr>
+          <w:ilvl w:val="0"/>
+          <w:numId w:val="3"/>
+        </w:numPr>
+        <w:spacing w:after="120"/>
+        <w:rPr>
+          <w:rFonts w:ascii="Times New Roman" w:hAnsi="Times New Roman" w:cs="Times New Roman"/>
+          <w:color w:val="000000" w:themeColor="text1"/>
+          <w:shd w:val="clear" w:color="auto" w:fill="FFFFFF"/>
+        </w:rPr>
+      </w:pPr>
+      <w:r>
+        <w:rPr>
+          <w:rFonts w:ascii="Times New Roman" w:hAnsi="Times New Roman" w:cs="Times New Roman"/>
+          <w:b/>
+          <w:color w:val="000000" w:themeColor="text1"/>
+          <w:shd w:val="clear" w:color="auto" w:fill="FFFFFF"/>
+        </w:rPr>
+        <w:t>Anderson B.M</w:t>
+      </w:r>
+      <w:r>
+        <w:rPr>
+          <w:rFonts w:ascii="Times New Roman" w:hAnsi="Times New Roman" w:cs="Times New Roman"/>
+          <w:color w:val="000000" w:themeColor="text1"/>
+          <w:shd w:val="clear" w:color="auto" w:fill="FFFFFF"/>
+        </w:rPr>
+        <w:t xml:space="preserve">, Cardenas, C. E, Klopp A., Kry S., Johnson J., Ho J., Rao A., Yang J., Cressman E., Court L. </w:t>
+      </w:r>
+      <w:r>
+        <w:rPr>
+          <w:rFonts w:ascii="Times New Roman" w:hAnsi="Times New Roman" w:cs="Times New Roman"/>
+          <w:i/>
+          <w:color w:val="000000" w:themeColor="text1"/>
+          <w:shd w:val="clear" w:color="auto" w:fill="FFFFFF"/>
+        </w:rPr>
+        <w:t>Computer-Aided Detection of Pathologically Enlarged Lymph Nodes of Non-Contrast CT in Cervical Cancer Patients for Low-Resource Settings.</w:t>
+      </w:r>
+      <w:r>
+        <w:rPr>
+          <w:rFonts w:ascii="Times New Roman" w:hAnsi="Times New Roman" w:cs="Times New Roman"/>
+          <w:color w:val="000000" w:themeColor="text1"/>
+          <w:shd w:val="clear" w:color="auto" w:fill="FFFFFF"/>
+        </w:rPr>
+        <w:t xml:space="preserve"> </w:t>
+      </w:r>
+      <w:r>
+        <w:rPr>
+          <w:rFonts w:ascii="Times New Roman" w:hAnsi="Times New Roman" w:cs="Times New Roman"/>
+          <w:iCs/>
+          <w:color w:val="000000" w:themeColor="text1"/>
+          <w:shd w:val="clear" w:color="auto" w:fill="FFFFFF"/>
+        </w:rPr>
+        <w:t xml:space="preserve"> AAPM Annual Conference. Denver, CO. 07/2017</w:t>
+      </w:r>
+      <w:r>
+        <w:rPr>
+          <w:rFonts w:ascii="Times New Roman" w:hAnsi="Times New Roman" w:cs="Times New Roman"/>
+          <w:color w:val="000000" w:themeColor="text1"/>
+          <w:shd w:val="clear" w:color="auto" w:fill="FFFFFF"/>
+        </w:rPr>
+        <w:t>.</w:t>
+      </w:r>
+    </w:p>
+    <w:p>
+      <w:pPr>
+        <w:spacing w:after="60" w:line="240" w:lineRule="auto"/>
         <w:rPr>
           <w:rFonts w:ascii="Times New Roman" w:hAnsi="Times New Roman" w:cs="Times New Roman"/>
           <w:b/>
@@ -6825,9 +5981,7 @@
           <w:szCs w:val="24"/>
           <w:u w:val="single"/>
         </w:rPr>
-        <w:t>Author)_</w:t>
-      </w:r>
-      <w:proofErr w:type="gramEnd"/>
+      </w:pPr>
       <w:r>
         <w:rPr>
           <w:rFonts w:ascii="Times New Roman" w:hAnsi="Times New Roman" w:cs="Times New Roman"/>
@@ -6837,915 +5991,385 @@
           <w:szCs w:val="24"/>
           <w:u w:val="single"/>
         </w:rPr>
-        <w:t>________________________________________________</w:t>
-      </w:r>
-    </w:p>
-    <w:p>
-      <w:pPr>
-        <w:pStyle w:val="ListParagraph"/>
-        <w:numPr>
-          <w:ilvl w:val="0"/>
-          <w:numId w:val="3"/>
-        </w:numPr>
-        <w:rPr>
-          <w:rFonts w:ascii="Times New Roman" w:hAnsi="Times New Roman" w:cs="Times New Roman"/>
-          <w:color w:val="000000" w:themeColor="text1"/>
-        </w:rPr>
-      </w:pPr>
-      <w:r>
-        <w:rPr>
-          <w:rFonts w:ascii="Times New Roman" w:hAnsi="Times New Roman"/>
-          <w:b/>
+        <w:t>Poster Presentations (Presenting Author)_________________________________________________</w:t>
+      </w:r>
+    </w:p>
+    <w:p>
+      <w:pPr>
+        <w:pStyle w:val="ListParagraph"/>
+        <w:numPr>
+          <w:ilvl w:val="0"/>
+          <w:numId w:val="4"/>
+        </w:numPr>
+        <w:spacing w:after="120"/>
+        <w:rPr>
+          <w:rFonts w:ascii="Times New Roman" w:hAnsi="Times New Roman" w:cs="Times New Roman"/>
+          <w:color w:val="000000" w:themeColor="text1"/>
+        </w:rPr>
+      </w:pPr>
+      <w:r>
+        <w:rPr>
+          <w:rFonts w:ascii="Times New Roman" w:hAnsi="Times New Roman" w:cs="Times New Roman"/>
+          <w:b/>
+          <w:color w:val="000000" w:themeColor="text1"/>
+        </w:rPr>
+        <w:t>Anderson B.M,</w:t>
+      </w:r>
+      <w:r>
+        <w:rPr>
+          <w:rFonts w:ascii="Times New Roman" w:hAnsi="Times New Roman" w:cs="Times New Roman"/>
           <w:bCs/>
           <w:color w:val="000000" w:themeColor="text1"/>
         </w:rPr>
-        <w:t>Anderson B.M</w:t>
-      </w:r>
-      <w:r>
-        <w:rPr>
-          <w:rFonts w:ascii="Times New Roman" w:hAnsi="Times New Roman"/>
-          <w:color w:val="000000" w:themeColor="text1"/>
-        </w:rPr>
-        <w:t xml:space="preserve"> Symposium</w:t>
-      </w:r>
-      <w:r>
-        <w:t xml:space="preserve"> </w:t>
-      </w:r>
-      <w:r>
-        <w:rPr>
-          <w:rFonts w:ascii="Times New Roman" w:hAnsi="Times New Roman"/>
-          <w:i/>
-          <w:iCs/>
-          <w:color w:val="000000" w:themeColor="text1"/>
-        </w:rPr>
-        <w:t>Practical Pipelines for Implementing AI in Radiation Oncology: From Pixels to Patients.</w:t>
-      </w:r>
-      <w:r>
-        <w:rPr>
-          <w:rFonts w:ascii="Times New Roman" w:hAnsi="Times New Roman"/>
-          <w:color w:val="000000" w:themeColor="text1"/>
-        </w:rPr>
-        <w:t xml:space="preserve"> AAPM Annual Conference 07/2026</w:t>
-      </w:r>
-    </w:p>
-    <w:p>
-      <w:pPr>
-        <w:pStyle w:val="ListParagraph"/>
-        <w:numPr>
-          <w:ilvl w:val="0"/>
-          <w:numId w:val="3"/>
-        </w:numPr>
-        <w:rPr>
-          <w:rFonts w:ascii="Times New Roman" w:hAnsi="Times New Roman" w:cs="Times New Roman"/>
-          <w:color w:val="000000" w:themeColor="text1"/>
-        </w:rPr>
-      </w:pPr>
-      <w:r>
-        <w:rPr>
-          <w:rFonts w:ascii="Times New Roman" w:hAnsi="Times New Roman"/>
-          <w:b/>
-          <w:bCs/>
-          <w:color w:val="000000" w:themeColor="text1"/>
-        </w:rPr>
-        <w:t>Anderson B.M,</w:t>
-      </w:r>
-      <w:r>
-        <w:rPr>
-          <w:rFonts w:ascii="Times New Roman" w:hAnsi="Times New Roman"/>
-          <w:color w:val="000000" w:themeColor="text1"/>
-        </w:rPr>
-        <w:t xml:space="preserve"> Moore K., Padilla L., Bojechko C. </w:t>
-      </w:r>
-      <w:r>
-        <w:rPr>
-          <w:rFonts w:ascii="Times New Roman" w:hAnsi="Times New Roman"/>
-          <w:i/>
-          <w:iCs/>
-          <w:color w:val="000000" w:themeColor="text1"/>
-        </w:rPr>
-        <w:t>Enabling Adoption of TG-263 Standardization of Nomenclature: A Tool to Reduce the Headache.</w:t>
-      </w:r>
-      <w:r>
-        <w:rPr>
-          <w:rFonts w:ascii="Times New Roman" w:hAnsi="Times New Roman"/>
-          <w:color w:val="000000" w:themeColor="text1"/>
-        </w:rPr>
-        <w:t xml:space="preserve"> AAMD Annual Conference 06/2023</w:t>
-      </w:r>
-    </w:p>
-    <w:p>
-      <w:pPr>
-        <w:pStyle w:val="ListParagraph"/>
-        <w:numPr>
-          <w:ilvl w:val="0"/>
-          <w:numId w:val="3"/>
-        </w:numPr>
-        <w:rPr>
-          <w:rFonts w:ascii="Times New Roman" w:hAnsi="Times New Roman" w:cs="Times New Roman"/>
-          <w:color w:val="000000" w:themeColor="text1"/>
-        </w:rPr>
-      </w:pPr>
-      <w:r>
-        <w:rPr>
-          <w:rFonts w:ascii="Times New Roman" w:hAnsi="Times New Roman"/>
-          <w:b/>
-          <w:color w:val="000000" w:themeColor="text1"/>
-        </w:rPr>
-        <w:t xml:space="preserve">Anderson B.M, </w:t>
-      </w:r>
-      <w:r>
-        <w:rPr>
-          <w:rFonts w:ascii="Times New Roman" w:hAnsi="Times New Roman"/>
-          <w:bCs/>
-          <w:color w:val="000000" w:themeColor="text1"/>
-        </w:rPr>
-        <w:t xml:space="preserve">Moore K., Bojechko C. </w:t>
-      </w:r>
-      <w:r>
-        <w:rPr>
-          <w:rFonts w:ascii="Times New Roman" w:hAnsi="Times New Roman"/>
+        <w:t xml:space="preserve"> Foster M., Repka M., Karunaker A., Marks L B., Das S., Mazur L. </w:t>
+      </w:r>
+      <w:r>
+        <w:rPr>
+          <w:rFonts w:ascii="Times New Roman" w:hAnsi="Times New Roman" w:cs="Times New Roman"/>
           <w:bCs/>
           <w:i/>
           <w:iCs/>
           <w:color w:val="000000" w:themeColor="text1"/>
         </w:rPr>
-        <w:t>EPIDEEP: Predicting In-Vivo EPID Transit Images – a Deep Learning Approach.</w:t>
-      </w:r>
-      <w:r>
-        <w:rPr>
-          <w:rFonts w:ascii="Times New Roman" w:hAnsi="Times New Roman"/>
-          <w:b/>
+        <w:t>Predicting Elective Nodal Volumes with Deep Learning: A Tool to Facilitate Peer Review.</w:t>
+      </w:r>
+      <w:r>
+        <w:rPr>
+          <w:rFonts w:ascii="Times New Roman" w:hAnsi="Times New Roman" w:cs="Times New Roman"/>
+          <w:bCs/>
+          <w:color w:val="000000" w:themeColor="text1"/>
+        </w:rPr>
+        <w:t xml:space="preserve"> University of North Carolina, Chapel Hill Research Retreat (05/2025)</w:t>
+      </w:r>
+    </w:p>
+    <w:p>
+      <w:pPr>
+        <w:pStyle w:val="ListParagraph"/>
+        <w:numPr>
+          <w:ilvl w:val="0"/>
+          <w:numId w:val="4"/>
+        </w:numPr>
+        <w:spacing w:after="120"/>
+        <w:rPr>
+          <w:rFonts w:ascii="Times New Roman" w:hAnsi="Times New Roman" w:cs="Times New Roman"/>
+          <w:color w:val="000000" w:themeColor="text1"/>
+        </w:rPr>
+      </w:pPr>
+      <w:r>
+        <w:rPr>
+          <w:rFonts w:ascii="Times New Roman" w:hAnsi="Times New Roman" w:cs="Times New Roman"/>
+          <w:b/>
+          <w:color w:val="000000" w:themeColor="text1"/>
+        </w:rPr>
+        <w:t>Anderson B.M,</w:t>
+      </w:r>
+      <w:r>
+        <w:rPr>
+          <w:rFonts w:ascii="Times New Roman" w:hAnsi="Times New Roman" w:cs="Times New Roman"/>
+          <w:bCs/>
+          <w:color w:val="000000" w:themeColor="text1"/>
+        </w:rPr>
+        <w:t xml:space="preserve"> Fried D, Hawkins M, Das S, Repka M, Shen C, Cen X </w:t>
+      </w:r>
+      <w:r>
+        <w:rPr>
+          <w:rFonts w:ascii="Times New Roman" w:hAnsi="Times New Roman" w:cs="Times New Roman"/>
+          <w:i/>
+          <w:color w:val="000000" w:themeColor="text1"/>
+        </w:rPr>
+        <w:t>Simple Method for Functional Sparing of Parotid Glands in Head and Neck IMRT: Small Volume, Big Change.</w:t>
+      </w:r>
+      <w:r>
+        <w:rPr>
+          <w:rFonts w:ascii="Times New Roman" w:hAnsi="Times New Roman" w:cs="Times New Roman"/>
+          <w:color w:val="000000" w:themeColor="text1"/>
+        </w:rPr>
+        <w:t xml:space="preserve"> ASTRO 09/2024</w:t>
+      </w:r>
+    </w:p>
+    <w:p>
+      <w:pPr>
+        <w:pStyle w:val="ListParagraph"/>
+        <w:numPr>
+          <w:ilvl w:val="0"/>
+          <w:numId w:val="4"/>
+        </w:numPr>
+        <w:spacing w:after="120"/>
+        <w:rPr>
+          <w:rFonts w:ascii="Times New Roman" w:hAnsi="Times New Roman" w:cs="Times New Roman"/>
+          <w:color w:val="000000" w:themeColor="text1"/>
+        </w:rPr>
+      </w:pPr>
+      <w:r>
+        <w:rPr>
+          <w:rFonts w:ascii="Times New Roman" w:hAnsi="Times New Roman" w:cs="Times New Roman"/>
+          <w:b/>
+          <w:color w:val="000000" w:themeColor="text1"/>
+        </w:rPr>
+        <w:t>Anderson B.M,</w:t>
+      </w:r>
+      <w:r>
+        <w:rPr>
+          <w:rFonts w:ascii="Times New Roman" w:hAnsi="Times New Roman" w:cs="Times New Roman"/>
+          <w:bCs/>
+          <w:color w:val="000000" w:themeColor="text1"/>
+        </w:rPr>
+        <w:t xml:space="preserve"> Baughan N, Marks L, Chen S, Yanagihara T, Das S</w:t>
+      </w:r>
+      <w:r>
+        <w:rPr>
+          <w:rFonts w:ascii="Times New Roman" w:hAnsi="Times New Roman" w:cs="Times New Roman"/>
           <w:color w:val="000000" w:themeColor="text1"/>
         </w:rPr>
         <w:t xml:space="preserve"> </w:t>
       </w:r>
       <w:r>
         <w:rPr>
-          <w:rFonts w:ascii="Times New Roman" w:hAnsi="Times New Roman"/>
-          <w:color w:val="000000" w:themeColor="text1"/>
-        </w:rPr>
-        <w:t xml:space="preserve"> AAPM Annual Conference 07/2022</w:t>
-      </w:r>
-    </w:p>
-    <w:p>
-      <w:pPr>
-        <w:pStyle w:val="ListParagraph"/>
-        <w:numPr>
-          <w:ilvl w:val="0"/>
-          <w:numId w:val="3"/>
-        </w:numPr>
-        <w:rPr>
-          <w:rFonts w:ascii="Times New Roman" w:hAnsi="Times New Roman" w:cs="Times New Roman"/>
-          <w:color w:val="000000" w:themeColor="text1"/>
-        </w:rPr>
-      </w:pPr>
-      <w:r>
-        <w:rPr>
-          <w:rFonts w:ascii="Times New Roman" w:eastAsia="Times New Roman" w:hAnsi="Times New Roman" w:cs="Times New Roman"/>
-          <w:b/>
-          <w:color w:val="000000" w:themeColor="text1"/>
-          <w:shd w:val="clear" w:color="auto" w:fill="FFFFFF"/>
+          <w:rFonts w:ascii="Times New Roman" w:hAnsi="Times New Roman" w:cs="Times New Roman"/>
+          <w:i/>
+          <w:color w:val="000000" w:themeColor="text1"/>
+        </w:rPr>
+        <w:t>Unlocking Insights: A Python-Based RayStation Data Mining Tool.</w:t>
+      </w:r>
+      <w:r>
+        <w:rPr>
+          <w:rFonts w:ascii="Times New Roman" w:hAnsi="Times New Roman" w:cs="Times New Roman"/>
+          <w:color w:val="000000" w:themeColor="text1"/>
+        </w:rPr>
+        <w:t xml:space="preserve"> AAPM 07/2024</w:t>
+      </w:r>
+    </w:p>
+    <w:p>
+      <w:pPr>
+        <w:pStyle w:val="ListParagraph"/>
+        <w:numPr>
+          <w:ilvl w:val="0"/>
+          <w:numId w:val="4"/>
+        </w:numPr>
+        <w:spacing w:after="120"/>
+        <w:rPr>
+          <w:rFonts w:ascii="Times New Roman" w:hAnsi="Times New Roman" w:cs="Times New Roman"/>
+          <w:color w:val="000000" w:themeColor="text1"/>
+        </w:rPr>
+      </w:pPr>
+      <w:r>
+        <w:rPr>
+          <w:rFonts w:ascii="Times New Roman" w:hAnsi="Times New Roman" w:cs="Times New Roman"/>
+          <w:b/>
+          <w:color w:val="000000" w:themeColor="text1"/>
+        </w:rPr>
+        <w:t>Anderson B.M,</w:t>
+      </w:r>
+      <w:r>
+        <w:rPr>
+          <w:rFonts w:ascii="Times New Roman" w:hAnsi="Times New Roman" w:cs="Times New Roman"/>
+          <w:bCs/>
+          <w:color w:val="000000" w:themeColor="text1"/>
+        </w:rPr>
+        <w:t xml:space="preserve"> Das S, Fried D, Dong F, Morse R, Shen C, Repka M, Chen S.</w:t>
+      </w:r>
+      <w:r>
+        <w:rPr>
+          <w:rFonts w:ascii="Times New Roman" w:hAnsi="Times New Roman" w:cs="Times New Roman"/>
+          <w:color w:val="000000" w:themeColor="text1"/>
+        </w:rPr>
+        <w:t xml:space="preserve"> </w:t>
+      </w:r>
+      <w:r>
+        <w:rPr>
+          <w:rFonts w:ascii="Times New Roman" w:hAnsi="Times New Roman" w:cs="Times New Roman"/>
+          <w:i/>
+          <w:color w:val="000000" w:themeColor="text1"/>
+        </w:rPr>
+        <w:t>Predicting Dysphagia in Head and Neck Radiation Therapy with Deep Learning</w:t>
+      </w:r>
+      <w:r>
+        <w:rPr>
+          <w:rFonts w:ascii="Times New Roman" w:hAnsi="Times New Roman" w:cs="Times New Roman"/>
+          <w:color w:val="000000" w:themeColor="text1"/>
+        </w:rPr>
+        <w:t>. AAPM 07/2024</w:t>
+      </w:r>
+    </w:p>
+    <w:p>
+      <w:pPr>
+        <w:pStyle w:val="ListParagraph"/>
+        <w:numPr>
+          <w:ilvl w:val="0"/>
+          <w:numId w:val="4"/>
+        </w:numPr>
+        <w:spacing w:after="120"/>
+        <w:rPr>
+          <w:rFonts w:ascii="Times New Roman" w:hAnsi="Times New Roman" w:cs="Times New Roman"/>
+          <w:color w:val="000000" w:themeColor="text1"/>
+        </w:rPr>
+      </w:pPr>
+      <w:r>
+        <w:rPr>
+          <w:rFonts w:ascii="Times New Roman" w:hAnsi="Times New Roman" w:cs="Times New Roman"/>
+          <w:b/>
+          <w:color w:val="000000" w:themeColor="text1"/>
+        </w:rPr>
+        <w:t>Anderson B.M,</w:t>
+      </w:r>
+      <w:r>
+        <w:rPr>
+          <w:rFonts w:ascii="Times New Roman" w:hAnsi="Times New Roman" w:cs="Times New Roman"/>
+          <w:color w:val="000000" w:themeColor="text1"/>
+        </w:rPr>
+        <w:t xml:space="preserve"> </w:t>
+      </w:r>
+      <w:r>
+        <w:rPr>
+          <w:rFonts w:ascii="Times New Roman" w:hAnsi="Times New Roman" w:cs="Times New Roman"/>
+          <w:i/>
+          <w:color w:val="000000" w:themeColor="text1"/>
+        </w:rPr>
+        <w:t>Quick Guide to Setting Up GitHub and Jupyter Notebook</w:t>
+      </w:r>
+      <w:r>
+        <w:rPr>
+          <w:rFonts w:ascii="Times New Roman" w:hAnsi="Times New Roman" w:cs="Times New Roman"/>
+          <w:color w:val="000000" w:themeColor="text1"/>
+        </w:rPr>
+        <w:t>. AAPM Practical Big Data Workshop. Virtual. 09/2021</w:t>
+      </w:r>
+    </w:p>
+    <w:p>
+      <w:pPr>
+        <w:pStyle w:val="ListParagraph"/>
+        <w:numPr>
+          <w:ilvl w:val="0"/>
+          <w:numId w:val="4"/>
+        </w:numPr>
+        <w:spacing w:after="120"/>
+        <w:rPr>
+          <w:rFonts w:ascii="Times New Roman" w:hAnsi="Times New Roman" w:cs="Times New Roman"/>
+          <w:color w:val="000000" w:themeColor="text1"/>
+        </w:rPr>
+      </w:pPr>
+      <w:r>
+        <w:rPr>
+          <w:rFonts w:ascii="Times New Roman" w:hAnsi="Times New Roman" w:cs="Times New Roman"/>
+          <w:b/>
+          <w:color w:val="000000" w:themeColor="text1"/>
+        </w:rPr>
+        <w:t>Anderson B.M,</w:t>
+      </w:r>
+      <w:r>
+        <w:rPr>
+          <w:rFonts w:ascii="Times New Roman" w:hAnsi="Times New Roman" w:cs="Times New Roman"/>
+          <w:color w:val="000000" w:themeColor="text1"/>
+        </w:rPr>
+        <w:t xml:space="preserve"> </w:t>
+      </w:r>
+      <w:r>
+        <w:rPr>
+          <w:rFonts w:ascii="Times New Roman" w:hAnsi="Times New Roman" w:cs="Times New Roman"/>
+          <w:i/>
+          <w:color w:val="000000" w:themeColor="text1"/>
+        </w:rPr>
+        <w:t>Setting up the pipeline of data to TensorFlow .tfrecords</w:t>
+      </w:r>
+      <w:r>
+        <w:rPr>
+          <w:rFonts w:ascii="Times New Roman" w:hAnsi="Times New Roman" w:cs="Times New Roman"/>
+          <w:color w:val="000000" w:themeColor="text1"/>
+        </w:rPr>
+        <w:t>. AAPM Practical Big Data Workshop. Virtual. 09/2021</w:t>
+      </w:r>
+    </w:p>
+    <w:p>
+      <w:pPr>
+        <w:pStyle w:val="ListParagraph"/>
+        <w:numPr>
+          <w:ilvl w:val="0"/>
+          <w:numId w:val="4"/>
+        </w:numPr>
+        <w:spacing w:after="120"/>
+        <w:rPr>
+          <w:rFonts w:ascii="Times New Roman" w:hAnsi="Times New Roman" w:cs="Times New Roman"/>
+          <w:color w:val="000000" w:themeColor="text1"/>
+        </w:rPr>
+      </w:pPr>
+      <w:r>
+        <w:rPr>
+          <w:rFonts w:ascii="Times New Roman" w:hAnsi="Times New Roman" w:cs="Times New Roman"/>
+          <w:b/>
+          <w:color w:val="000000" w:themeColor="text1"/>
         </w:rPr>
         <w:t>Anderson B.M</w:t>
       </w:r>
       <w:r>
         <w:rPr>
-          <w:rFonts w:ascii="Times New Roman" w:eastAsia="Times New Roman" w:hAnsi="Times New Roman" w:cs="Times New Roman"/>
-          <w:color w:val="000000" w:themeColor="text1"/>
-          <w:shd w:val="clear" w:color="auto" w:fill="FFFFFF"/>
-        </w:rPr>
-        <w:t xml:space="preserve">, Rigaud B., Lin YM, </w:t>
-      </w:r>
-      <w:proofErr w:type="spellStart"/>
-      <w:r>
-        <w:rPr>
-          <w:rFonts w:ascii="Times New Roman" w:eastAsia="Times New Roman" w:hAnsi="Times New Roman" w:cs="Times New Roman"/>
-          <w:color w:val="000000" w:themeColor="text1"/>
-          <w:shd w:val="clear" w:color="auto" w:fill="FFFFFF"/>
-        </w:rPr>
-        <w:t>Cazoulat</w:t>
-      </w:r>
-      <w:proofErr w:type="spellEnd"/>
-      <w:r>
-        <w:rPr>
-          <w:rFonts w:ascii="Times New Roman" w:eastAsia="Times New Roman" w:hAnsi="Times New Roman" w:cs="Times New Roman"/>
-          <w:color w:val="000000" w:themeColor="text1"/>
-          <w:shd w:val="clear" w:color="auto" w:fill="FFFFFF"/>
-        </w:rPr>
-        <w:t xml:space="preserve"> G., Koay E., Jones AK., </w:t>
-      </w:r>
-      <w:proofErr w:type="spellStart"/>
-      <w:r>
-        <w:rPr>
-          <w:rFonts w:ascii="Times New Roman" w:eastAsia="Times New Roman" w:hAnsi="Times New Roman" w:cs="Times New Roman"/>
-          <w:color w:val="000000" w:themeColor="text1"/>
-          <w:shd w:val="clear" w:color="auto" w:fill="FFFFFF"/>
-        </w:rPr>
-        <w:t>Odisio</w:t>
-      </w:r>
-      <w:proofErr w:type="spellEnd"/>
-      <w:r>
-        <w:rPr>
-          <w:rFonts w:ascii="Times New Roman" w:eastAsia="Times New Roman" w:hAnsi="Times New Roman" w:cs="Times New Roman"/>
-          <w:color w:val="000000" w:themeColor="text1"/>
-          <w:shd w:val="clear" w:color="auto" w:fill="FFFFFF"/>
-        </w:rPr>
-        <w:t xml:space="preserve"> B, Brock KK </w:t>
-      </w:r>
-      <w:r>
-        <w:rPr>
-          <w:rFonts w:ascii="Times New Roman" w:eastAsia="Times New Roman" w:hAnsi="Times New Roman" w:cs="Times New Roman"/>
+          <w:rFonts w:ascii="Times New Roman" w:hAnsi="Times New Roman" w:cs="Times New Roman"/>
+          <w:color w:val="000000" w:themeColor="text1"/>
+        </w:rPr>
+        <w:t xml:space="preserve">, Ethan Lin, Cazoulat G., Gupta S., Odisio B., Brock KK. </w:t>
+      </w:r>
+      <w:r>
+        <w:rPr>
+          <w:rFonts w:ascii="Times New Roman" w:hAnsi="Times New Roman" w:cs="Times New Roman"/>
           <w:i/>
           <w:color w:val="000000" w:themeColor="text1"/>
-          <w:shd w:val="clear" w:color="auto" w:fill="FFFFFF"/>
-        </w:rPr>
-        <w:t xml:space="preserve">Deep Learning for Near Real-Time Image-Guided Focal Ablation. </w:t>
-      </w:r>
-      <w:r>
-        <w:rPr>
-          <w:rFonts w:ascii="Times New Roman" w:eastAsia="Times New Roman" w:hAnsi="Times New Roman" w:cs="Times New Roman"/>
-          <w:color w:val="000000" w:themeColor="text1"/>
-          <w:shd w:val="clear" w:color="auto" w:fill="FFFFFF"/>
-        </w:rPr>
-        <w:t>AAPM Annual Conference. Virtual. 07/2021.</w:t>
-      </w:r>
-    </w:p>
-    <w:p>
-      <w:pPr>
-        <w:pStyle w:val="ListParagraph"/>
-        <w:numPr>
-          <w:ilvl w:val="0"/>
-          <w:numId w:val="3"/>
-        </w:numPr>
-        <w:rPr>
-          <w:rFonts w:ascii="Times New Roman" w:hAnsi="Times New Roman" w:cs="Times New Roman"/>
-          <w:color w:val="000000" w:themeColor="text1"/>
-        </w:rPr>
-      </w:pPr>
-      <w:r>
-        <w:rPr>
-          <w:rFonts w:ascii="Times New Roman" w:hAnsi="Times New Roman"/>
-          <w:b/>
-          <w:color w:val="000000" w:themeColor="text1"/>
-          <w:shd w:val="clear" w:color="auto" w:fill="FFFFFF"/>
+        </w:rPr>
+        <w:t xml:space="preserve">Improving Colorectal Metastases Treatment: Neural Networks and Biomechanical Models. </w:t>
+      </w:r>
+      <w:r>
+        <w:rPr>
+          <w:rFonts w:ascii="Times New Roman" w:hAnsi="Times New Roman" w:cs="Times New Roman"/>
+          <w:color w:val="000000" w:themeColor="text1"/>
+        </w:rPr>
+        <w:t>AAPM Annual Conference. Nashville, TN. 07/2018</w:t>
+      </w:r>
+    </w:p>
+    <w:p>
+      <w:pPr>
+        <w:pStyle w:val="ListParagraph"/>
+        <w:numPr>
+          <w:ilvl w:val="0"/>
+          <w:numId w:val="4"/>
+        </w:numPr>
+        <w:spacing w:after="120"/>
+        <w:rPr>
+          <w:rFonts w:ascii="Times New Roman" w:hAnsi="Times New Roman" w:cs="Times New Roman"/>
+          <w:color w:val="000000" w:themeColor="text1"/>
+        </w:rPr>
+      </w:pPr>
+      <w:r>
+        <w:rPr>
+          <w:rFonts w:ascii="Times New Roman" w:hAnsi="Times New Roman" w:cs="Times New Roman"/>
+          <w:b/>
+          <w:color w:val="000000" w:themeColor="text1"/>
         </w:rPr>
         <w:t>Anderson B.M</w:t>
       </w:r>
       <w:r>
         <w:rPr>
-          <w:rFonts w:ascii="Times New Roman" w:hAnsi="Times New Roman"/>
-          <w:color w:val="000000" w:themeColor="text1"/>
-          <w:shd w:val="clear" w:color="auto" w:fill="FFFFFF"/>
-        </w:rPr>
-        <w:t xml:space="preserve">, McCulloch M., </w:t>
-      </w:r>
-      <w:proofErr w:type="spellStart"/>
-      <w:r>
-        <w:rPr>
-          <w:rFonts w:ascii="Times New Roman" w:hAnsi="Times New Roman"/>
-          <w:color w:val="000000" w:themeColor="text1"/>
-          <w:shd w:val="clear" w:color="auto" w:fill="FFFFFF"/>
-        </w:rPr>
-        <w:t>Kirimli</w:t>
-      </w:r>
-      <w:proofErr w:type="spellEnd"/>
-      <w:r>
-        <w:rPr>
-          <w:rFonts w:ascii="Times New Roman" w:hAnsi="Times New Roman"/>
-          <w:color w:val="000000" w:themeColor="text1"/>
-          <w:shd w:val="clear" w:color="auto" w:fill="FFFFFF"/>
-        </w:rPr>
-        <w:t xml:space="preserve"> E., Lin YM., Rigaud B., Lin E., </w:t>
-      </w:r>
-      <w:proofErr w:type="spellStart"/>
-      <w:r>
-        <w:rPr>
-          <w:rFonts w:ascii="Times New Roman" w:hAnsi="Times New Roman"/>
-          <w:color w:val="000000" w:themeColor="text1"/>
-          <w:shd w:val="clear" w:color="auto" w:fill="FFFFFF"/>
-        </w:rPr>
-        <w:t>TranCao</w:t>
-      </w:r>
-      <w:proofErr w:type="spellEnd"/>
-      <w:r>
-        <w:rPr>
-          <w:rFonts w:ascii="Times New Roman" w:hAnsi="Times New Roman"/>
-          <w:color w:val="000000" w:themeColor="text1"/>
-          <w:shd w:val="clear" w:color="auto" w:fill="FFFFFF"/>
-        </w:rPr>
-        <w:t xml:space="preserve"> H., Qayyum, Koay E., </w:t>
-      </w:r>
-      <w:proofErr w:type="spellStart"/>
-      <w:r>
-        <w:rPr>
-          <w:rFonts w:ascii="Times New Roman" w:hAnsi="Times New Roman"/>
-          <w:color w:val="000000" w:themeColor="text1"/>
-          <w:shd w:val="clear" w:color="auto" w:fill="FFFFFF"/>
-        </w:rPr>
-        <w:t>Odisio</w:t>
-      </w:r>
-      <w:proofErr w:type="spellEnd"/>
-      <w:r>
-        <w:rPr>
-          <w:rFonts w:ascii="Times New Roman" w:hAnsi="Times New Roman"/>
-          <w:color w:val="000000" w:themeColor="text1"/>
-          <w:shd w:val="clear" w:color="auto" w:fill="FFFFFF"/>
-        </w:rPr>
-        <w:t xml:space="preserve"> B., Brock KK </w:t>
-      </w:r>
-      <w:r>
-        <w:rPr>
-          <w:rFonts w:ascii="Times New Roman" w:hAnsi="Times New Roman"/>
+          <w:rFonts w:ascii="Times New Roman" w:hAnsi="Times New Roman" w:cs="Times New Roman"/>
+          <w:color w:val="000000" w:themeColor="text1"/>
+        </w:rPr>
+        <w:t xml:space="preserve">, Lin E., et al. </w:t>
+      </w:r>
+      <w:r>
+        <w:rPr>
+          <w:rFonts w:ascii="Times New Roman" w:hAnsi="Times New Roman" w:cs="Times New Roman"/>
           <w:i/>
           <w:color w:val="000000" w:themeColor="text1"/>
-          <w:shd w:val="clear" w:color="auto" w:fill="FFFFFF"/>
-        </w:rPr>
-        <w:t xml:space="preserve">Closing the Variability Gaps on Liver Surgery: Deep Segmentation of Disease and Lobes. </w:t>
-      </w:r>
-      <w:r>
-        <w:rPr>
-          <w:rFonts w:ascii="Times New Roman" w:hAnsi="Times New Roman"/>
-          <w:color w:val="000000" w:themeColor="text1"/>
-          <w:shd w:val="clear" w:color="auto" w:fill="FFFFFF"/>
-        </w:rPr>
-        <w:t>AAPM Annual Conference. (Virtual) Vancouver, Canada. 07/2020.</w:t>
-      </w:r>
-    </w:p>
-    <w:p>
-      <w:pPr>
-        <w:pStyle w:val="ListParagraph"/>
-        <w:numPr>
-          <w:ilvl w:val="0"/>
-          <w:numId w:val="3"/>
-        </w:numPr>
-        <w:rPr>
-          <w:rFonts w:ascii="Times New Roman" w:hAnsi="Times New Roman" w:cs="Times New Roman"/>
-          <w:color w:val="000000" w:themeColor="text1"/>
-        </w:rPr>
-      </w:pPr>
-      <w:r>
-        <w:rPr>
-          <w:rFonts w:ascii="Times New Roman" w:hAnsi="Times New Roman" w:cs="Times New Roman"/>
-          <w:b/>
-          <w:color w:val="000000" w:themeColor="text1"/>
-          <w:shd w:val="clear" w:color="auto" w:fill="FFFFFF"/>
-        </w:rPr>
-        <w:lastRenderedPageBreak/>
-        <w:t>Anderson B.M</w:t>
-      </w:r>
-      <w:r>
-        <w:rPr>
-          <w:rFonts w:ascii="Times New Roman" w:hAnsi="Times New Roman" w:cs="Times New Roman"/>
-          <w:color w:val="000000" w:themeColor="text1"/>
-          <w:shd w:val="clear" w:color="auto" w:fill="FFFFFF"/>
-        </w:rPr>
-        <w:t xml:space="preserve">, </w:t>
-      </w:r>
-      <w:proofErr w:type="spellStart"/>
-      <w:r>
-        <w:rPr>
-          <w:rFonts w:ascii="Times New Roman" w:hAnsi="Times New Roman" w:cs="Times New Roman"/>
-          <w:color w:val="000000" w:themeColor="text1"/>
-          <w:shd w:val="clear" w:color="auto" w:fill="FFFFFF"/>
-        </w:rPr>
-        <w:t>Cazoulat</w:t>
-      </w:r>
-      <w:proofErr w:type="spellEnd"/>
-      <w:r>
-        <w:rPr>
-          <w:rFonts w:ascii="Times New Roman" w:hAnsi="Times New Roman" w:cs="Times New Roman"/>
-          <w:color w:val="000000" w:themeColor="text1"/>
-          <w:shd w:val="clear" w:color="auto" w:fill="FFFFFF"/>
-        </w:rPr>
-        <w:t xml:space="preserve"> G., Lin E., </w:t>
-      </w:r>
-      <w:proofErr w:type="spellStart"/>
-      <w:r>
-        <w:rPr>
-          <w:rFonts w:ascii="Times New Roman" w:hAnsi="Times New Roman" w:cs="Times New Roman"/>
-          <w:color w:val="000000" w:themeColor="text1"/>
-          <w:shd w:val="clear" w:color="auto" w:fill="FFFFFF"/>
-        </w:rPr>
-        <w:t>Odisio</w:t>
-      </w:r>
-      <w:proofErr w:type="spellEnd"/>
-      <w:r>
-        <w:rPr>
-          <w:rFonts w:ascii="Times New Roman" w:hAnsi="Times New Roman" w:cs="Times New Roman"/>
-          <w:color w:val="000000" w:themeColor="text1"/>
-          <w:shd w:val="clear" w:color="auto" w:fill="FFFFFF"/>
-        </w:rPr>
-        <w:t xml:space="preserve"> B., Brock KK. </w:t>
-      </w:r>
-      <w:r>
-        <w:rPr>
-          <w:rFonts w:ascii="Times New Roman" w:hAnsi="Times New Roman" w:cs="Times New Roman"/>
-          <w:i/>
-          <w:color w:val="000000" w:themeColor="text1"/>
-          <w:shd w:val="clear" w:color="auto" w:fill="FFFFFF"/>
-        </w:rPr>
-        <w:t xml:space="preserve">Deep Learning for Rapid Deformable Image Registration of Liver </w:t>
-      </w:r>
-      <w:proofErr w:type="gramStart"/>
-      <w:r>
-        <w:rPr>
-          <w:rFonts w:ascii="Times New Roman" w:hAnsi="Times New Roman" w:cs="Times New Roman"/>
-          <w:i/>
-          <w:color w:val="000000" w:themeColor="text1"/>
-          <w:shd w:val="clear" w:color="auto" w:fill="FFFFFF"/>
-        </w:rPr>
-        <w:t>CT Scans</w:t>
-      </w:r>
-      <w:proofErr w:type="gramEnd"/>
-      <w:r>
-        <w:rPr>
-          <w:rFonts w:ascii="Times New Roman" w:hAnsi="Times New Roman" w:cs="Times New Roman"/>
-          <w:i/>
-          <w:color w:val="000000" w:themeColor="text1"/>
-          <w:shd w:val="clear" w:color="auto" w:fill="FFFFFF"/>
-        </w:rPr>
-        <w:t xml:space="preserve">. </w:t>
-      </w:r>
-      <w:r>
-        <w:rPr>
-          <w:rFonts w:ascii="Times New Roman" w:hAnsi="Times New Roman" w:cs="Times New Roman"/>
-          <w:color w:val="000000" w:themeColor="text1"/>
-          <w:shd w:val="clear" w:color="auto" w:fill="FFFFFF"/>
-        </w:rPr>
-        <w:t>AAPM Annual Conference. San Antonio, TX. 07/2019.</w:t>
-      </w:r>
-    </w:p>
-    <w:p>
-      <w:pPr>
-        <w:pStyle w:val="ListParagraph"/>
-        <w:numPr>
-          <w:ilvl w:val="0"/>
-          <w:numId w:val="3"/>
-        </w:numPr>
-        <w:rPr>
-          <w:rFonts w:ascii="Times New Roman" w:hAnsi="Times New Roman" w:cs="Times New Roman"/>
-          <w:color w:val="000000" w:themeColor="text1"/>
-        </w:rPr>
-      </w:pPr>
-      <w:r>
-        <w:rPr>
-          <w:rFonts w:ascii="Times New Roman" w:hAnsi="Times New Roman"/>
-          <w:b/>
-          <w:color w:val="000000" w:themeColor="text1"/>
-          <w:shd w:val="clear" w:color="auto" w:fill="FFFFFF"/>
-        </w:rPr>
-        <w:t>Anderson B.M</w:t>
-      </w:r>
-      <w:r>
-        <w:rPr>
-          <w:rFonts w:ascii="Times New Roman" w:hAnsi="Times New Roman"/>
-          <w:color w:val="000000" w:themeColor="text1"/>
-          <w:shd w:val="clear" w:color="auto" w:fill="FFFFFF"/>
-        </w:rPr>
-        <w:t xml:space="preserve">, Lin E., Koay E., Brock KK, </w:t>
-      </w:r>
-      <w:proofErr w:type="spellStart"/>
-      <w:r>
-        <w:rPr>
-          <w:rFonts w:ascii="Times New Roman" w:hAnsi="Times New Roman"/>
-          <w:color w:val="000000" w:themeColor="text1"/>
-          <w:shd w:val="clear" w:color="auto" w:fill="FFFFFF"/>
-        </w:rPr>
-        <w:t>Odisio</w:t>
-      </w:r>
-      <w:proofErr w:type="spellEnd"/>
-      <w:r>
-        <w:rPr>
-          <w:rFonts w:ascii="Times New Roman" w:hAnsi="Times New Roman"/>
-          <w:color w:val="000000" w:themeColor="text1"/>
-          <w:shd w:val="clear" w:color="auto" w:fill="FFFFFF"/>
-        </w:rPr>
-        <w:t xml:space="preserve"> B. </w:t>
-      </w:r>
-      <w:r>
-        <w:rPr>
-          <w:rFonts w:ascii="Times New Roman" w:hAnsi="Times New Roman"/>
-          <w:i/>
-          <w:color w:val="000000" w:themeColor="text1"/>
-          <w:shd w:val="clear" w:color="auto" w:fill="FFFFFF"/>
-        </w:rPr>
-        <w:t xml:space="preserve">Improving Colorectal Liver Metastasis Treatments with Biomechanical Modeling and Deep Learning. </w:t>
-      </w:r>
-      <w:r>
-        <w:rPr>
-          <w:rFonts w:ascii="Times New Roman" w:hAnsi="Times New Roman"/>
-          <w:color w:val="000000" w:themeColor="text1"/>
-          <w:shd w:val="clear" w:color="auto" w:fill="FFFFFF"/>
-        </w:rPr>
-        <w:t>SIR Annual Conference. Austin, TX. 03/2019.</w:t>
-      </w:r>
-    </w:p>
-    <w:p>
-      <w:pPr>
-        <w:pStyle w:val="ListParagraph"/>
-        <w:numPr>
-          <w:ilvl w:val="0"/>
-          <w:numId w:val="3"/>
-        </w:numPr>
-        <w:rPr>
-          <w:rFonts w:ascii="Times New Roman" w:hAnsi="Times New Roman" w:cs="Times New Roman"/>
-          <w:color w:val="000000" w:themeColor="text1"/>
-        </w:rPr>
-      </w:pPr>
-      <w:r>
-        <w:rPr>
-          <w:rFonts w:ascii="Times New Roman" w:hAnsi="Times New Roman"/>
-          <w:b/>
-          <w:color w:val="000000" w:themeColor="text1"/>
-          <w:shd w:val="clear" w:color="auto" w:fill="FFFFFF"/>
-        </w:rPr>
-        <w:t>Anderson B.M</w:t>
-      </w:r>
-      <w:r>
-        <w:rPr>
-          <w:rFonts w:ascii="Times New Roman" w:hAnsi="Times New Roman"/>
-          <w:color w:val="000000" w:themeColor="text1"/>
-          <w:shd w:val="clear" w:color="auto" w:fill="FFFFFF"/>
-        </w:rPr>
-        <w:t xml:space="preserve">, Lin E., Cardenas C., Koay E., </w:t>
-      </w:r>
-      <w:proofErr w:type="spellStart"/>
-      <w:r>
-        <w:rPr>
-          <w:rFonts w:ascii="Times New Roman" w:hAnsi="Times New Roman"/>
-          <w:color w:val="000000" w:themeColor="text1"/>
-          <w:shd w:val="clear" w:color="auto" w:fill="FFFFFF"/>
-        </w:rPr>
-        <w:t>Odisio</w:t>
-      </w:r>
-      <w:proofErr w:type="spellEnd"/>
-      <w:r>
-        <w:rPr>
-          <w:rFonts w:ascii="Times New Roman" w:hAnsi="Times New Roman"/>
-          <w:color w:val="000000" w:themeColor="text1"/>
-          <w:shd w:val="clear" w:color="auto" w:fill="FFFFFF"/>
-        </w:rPr>
-        <w:t xml:space="preserve"> B., Brock KK. </w:t>
-      </w:r>
-      <w:r>
-        <w:rPr>
-          <w:rFonts w:ascii="Times New Roman" w:hAnsi="Times New Roman"/>
-          <w:i/>
-          <w:color w:val="000000" w:themeColor="text1"/>
-          <w:shd w:val="clear" w:color="auto" w:fill="FFFFFF"/>
-        </w:rPr>
-        <w:t>Automated Contouring of Contrast and Non-Contrast CT Liver Images with Fully Convolutional Neural Networks.</w:t>
-      </w:r>
-      <w:r>
-        <w:rPr>
-          <w:rFonts w:ascii="Times New Roman" w:hAnsi="Times New Roman"/>
-          <w:color w:val="000000" w:themeColor="text1"/>
-          <w:shd w:val="clear" w:color="auto" w:fill="FFFFFF"/>
-        </w:rPr>
-        <w:t xml:space="preserve"> ASTRO Annual Conference. San Antonio, TX. 10/2018</w:t>
-      </w:r>
-    </w:p>
-    <w:p>
-      <w:pPr>
-        <w:pStyle w:val="ListParagraph"/>
-        <w:numPr>
-          <w:ilvl w:val="0"/>
-          <w:numId w:val="3"/>
-        </w:numPr>
-        <w:rPr>
-          <w:rFonts w:ascii="Times New Roman" w:hAnsi="Times New Roman" w:cs="Times New Roman"/>
-          <w:color w:val="000000" w:themeColor="text1"/>
-        </w:rPr>
-      </w:pPr>
-      <w:r>
-        <w:rPr>
-          <w:rFonts w:ascii="Times New Roman" w:hAnsi="Times New Roman"/>
-          <w:color w:val="000000" w:themeColor="text1"/>
-        </w:rPr>
-        <w:t xml:space="preserve">Cardenas C, </w:t>
-      </w:r>
-      <w:r>
-        <w:rPr>
-          <w:rFonts w:ascii="Times New Roman" w:hAnsi="Times New Roman"/>
-          <w:b/>
-          <w:color w:val="000000" w:themeColor="text1"/>
-        </w:rPr>
-        <w:t>Anderson B.M</w:t>
-      </w:r>
-      <w:r>
-        <w:rPr>
-          <w:rFonts w:ascii="Times New Roman" w:hAnsi="Times New Roman"/>
-          <w:color w:val="000000" w:themeColor="text1"/>
-        </w:rPr>
-        <w:t xml:space="preserve">, Zhang L., </w:t>
-      </w:r>
-      <w:proofErr w:type="spellStart"/>
-      <w:r>
-        <w:rPr>
-          <w:rFonts w:ascii="Times New Roman" w:hAnsi="Times New Roman"/>
-          <w:color w:val="000000" w:themeColor="text1"/>
-        </w:rPr>
-        <w:t>Jhingran</w:t>
-      </w:r>
-      <w:proofErr w:type="spellEnd"/>
-      <w:r>
-        <w:rPr>
-          <w:rFonts w:ascii="Times New Roman" w:hAnsi="Times New Roman"/>
-          <w:color w:val="000000" w:themeColor="text1"/>
-        </w:rPr>
-        <w:t xml:space="preserve"> A., Simonds H., Yang J., Brock Kk., Klopp A., Beadle B., Court L., Kisling K. </w:t>
-      </w:r>
-      <w:r>
-        <w:rPr>
-          <w:rFonts w:ascii="Times New Roman" w:hAnsi="Times New Roman"/>
-          <w:i/>
-          <w:color w:val="000000" w:themeColor="text1"/>
-        </w:rPr>
-        <w:t xml:space="preserve">A Comparison of Two Deep Learning Architectures to Automatically Define Patient-Specific Beam Apertures. </w:t>
-      </w:r>
-      <w:r>
-        <w:rPr>
-          <w:rFonts w:ascii="Times New Roman" w:hAnsi="Times New Roman" w:cs="Times New Roman"/>
-          <w:color w:val="000000" w:themeColor="text1"/>
-        </w:rPr>
-        <w:t>AAPM Annual Conference. Nashville, TN. 07/2018</w:t>
-      </w:r>
-    </w:p>
-    <w:p>
-      <w:pPr>
-        <w:pStyle w:val="ListParagraph"/>
-        <w:numPr>
-          <w:ilvl w:val="0"/>
-          <w:numId w:val="3"/>
-        </w:numPr>
-        <w:rPr>
-          <w:rFonts w:ascii="Times New Roman" w:hAnsi="Times New Roman" w:cs="Times New Roman"/>
-          <w:color w:val="000000" w:themeColor="text1"/>
-        </w:rPr>
-      </w:pPr>
-      <w:r>
-        <w:rPr>
-          <w:rFonts w:ascii="Times New Roman" w:hAnsi="Times New Roman"/>
-          <w:b/>
-          <w:color w:val="000000" w:themeColor="text1"/>
-        </w:rPr>
-        <w:t>Anderson B.M,</w:t>
-      </w:r>
-      <w:r>
-        <w:rPr>
-          <w:rFonts w:ascii="Times New Roman" w:hAnsi="Times New Roman"/>
-          <w:color w:val="000000" w:themeColor="text1"/>
-        </w:rPr>
-        <w:t xml:space="preserve"> Cardenas C, </w:t>
-      </w:r>
-      <w:proofErr w:type="spellStart"/>
-      <w:r>
-        <w:rPr>
-          <w:rFonts w:ascii="Times New Roman" w:hAnsi="Times New Roman"/>
-          <w:color w:val="000000" w:themeColor="text1"/>
-        </w:rPr>
-        <w:t>Elgohari</w:t>
-      </w:r>
-      <w:proofErr w:type="spellEnd"/>
-      <w:r>
-        <w:rPr>
-          <w:rFonts w:ascii="Times New Roman" w:hAnsi="Times New Roman"/>
-          <w:color w:val="000000" w:themeColor="text1"/>
-        </w:rPr>
-        <w:t xml:space="preserve"> B., Volpe S., Pei Y., Mohamed A., </w:t>
-      </w:r>
-      <w:proofErr w:type="spellStart"/>
-      <w:r>
-        <w:rPr>
-          <w:rFonts w:ascii="Times New Roman" w:hAnsi="Times New Roman"/>
-          <w:color w:val="000000" w:themeColor="text1"/>
-        </w:rPr>
-        <w:t>Elhalawani</w:t>
-      </w:r>
-      <w:proofErr w:type="spellEnd"/>
-      <w:r>
-        <w:rPr>
-          <w:rFonts w:ascii="Times New Roman" w:hAnsi="Times New Roman"/>
-          <w:color w:val="000000" w:themeColor="text1"/>
-        </w:rPr>
-        <w:t xml:space="preserve"> H., Chung C., Fuller C., Brock KK. </w:t>
-      </w:r>
-      <w:r>
-        <w:rPr>
-          <w:rFonts w:ascii="Times New Roman" w:hAnsi="Times New Roman"/>
-          <w:i/>
-          <w:color w:val="000000" w:themeColor="text1"/>
-        </w:rPr>
-        <w:t xml:space="preserve">Deep Learning for Head and Neck Segmentation in MR: A Tool for the MR-Guided Radiotherapy. </w:t>
-      </w:r>
-      <w:r>
-        <w:rPr>
-          <w:rFonts w:ascii="Times New Roman" w:hAnsi="Times New Roman" w:cs="Times New Roman"/>
-          <w:color w:val="000000" w:themeColor="text1"/>
-        </w:rPr>
-        <w:t>AAPM Annual Conference. Nashville, TN. 07/2018</w:t>
-      </w:r>
-    </w:p>
-    <w:p>
-      <w:pPr>
-        <w:pStyle w:val="ListParagraph"/>
-        <w:numPr>
-          <w:ilvl w:val="0"/>
-          <w:numId w:val="3"/>
-        </w:numPr>
-        <w:rPr>
-          <w:rFonts w:ascii="Times New Roman" w:hAnsi="Times New Roman" w:cs="Times New Roman"/>
-          <w:color w:val="000000" w:themeColor="text1"/>
-        </w:rPr>
-      </w:pPr>
-      <w:r>
-        <w:rPr>
-          <w:rFonts w:ascii="Times New Roman" w:hAnsi="Times New Roman"/>
-          <w:b/>
-          <w:color w:val="000000" w:themeColor="text1"/>
-        </w:rPr>
-        <w:t xml:space="preserve">Anderson B.M, Lin E., </w:t>
-      </w:r>
-      <w:r>
-        <w:rPr>
-          <w:rFonts w:ascii="Times New Roman" w:hAnsi="Times New Roman"/>
-          <w:color w:val="000000" w:themeColor="text1"/>
-        </w:rPr>
-        <w:t>et al.</w:t>
-      </w:r>
-      <w:r>
-        <w:t xml:space="preserve"> </w:t>
-      </w:r>
-      <w:r>
-        <w:rPr>
-          <w:rFonts w:ascii="Times New Roman" w:hAnsi="Times New Roman"/>
-          <w:i/>
-          <w:color w:val="000000" w:themeColor="text1"/>
-        </w:rPr>
-        <w:t>Deep Learning and Biomechanical Models for Improving Treatment of Colorectal Liver Metastases</w:t>
-      </w:r>
-      <w:r>
-        <w:rPr>
-          <w:rFonts w:ascii="Times New Roman" w:hAnsi="Times New Roman"/>
-          <w:color w:val="000000" w:themeColor="text1"/>
-        </w:rPr>
-        <w:t>. SWAAPM Annual Conference. Houston, TX 04/2018</w:t>
-      </w:r>
-    </w:p>
-    <w:p>
-      <w:pPr>
-        <w:pStyle w:val="ListParagraph"/>
-        <w:numPr>
-          <w:ilvl w:val="0"/>
-          <w:numId w:val="3"/>
-        </w:numPr>
+        </w:rPr>
+        <w:t xml:space="preserve">Improvement of liver ablation treatment for Colorectal Liver Metastases (CLM). </w:t>
+      </w:r>
+      <w:r>
+        <w:rPr>
+          <w:rFonts w:ascii="Times New Roman" w:hAnsi="Times New Roman" w:cs="Times New Roman"/>
+          <w:color w:val="000000" w:themeColor="text1"/>
+        </w:rPr>
+        <w:t>SPIE Annual Conference. Houston, TX. 02/2017</w:t>
+      </w:r>
+    </w:p>
+    <w:p>
+      <w:pPr>
         <w:spacing w:after="120"/>
-        <w:rPr>
-          <w:rFonts w:ascii="Times New Roman" w:hAnsi="Times New Roman"/>
-          <w:color w:val="000000" w:themeColor="text1"/>
-          <w:shd w:val="clear" w:color="auto" w:fill="FFFFFF"/>
-        </w:rPr>
-      </w:pPr>
-      <w:r>
-        <w:rPr>
-          <w:rFonts w:ascii="Times New Roman" w:hAnsi="Times New Roman"/>
-          <w:b/>
-          <w:color w:val="000000" w:themeColor="text1"/>
-          <w:shd w:val="clear" w:color="auto" w:fill="FFFFFF"/>
-        </w:rPr>
-        <w:t>Anderson B.M</w:t>
-      </w:r>
-      <w:r>
-        <w:rPr>
-          <w:rFonts w:ascii="Times New Roman" w:hAnsi="Times New Roman"/>
-          <w:color w:val="000000" w:themeColor="text1"/>
-          <w:shd w:val="clear" w:color="auto" w:fill="FFFFFF"/>
-        </w:rPr>
-        <w:t xml:space="preserve">, Lin E. </w:t>
-      </w:r>
-      <w:proofErr w:type="spellStart"/>
-      <w:r>
-        <w:rPr>
-          <w:rFonts w:ascii="Times New Roman" w:hAnsi="Times New Roman"/>
-          <w:color w:val="000000" w:themeColor="text1"/>
-          <w:shd w:val="clear" w:color="auto" w:fill="FFFFFF"/>
-        </w:rPr>
-        <w:t>Cazoulat</w:t>
-      </w:r>
-      <w:proofErr w:type="spellEnd"/>
-      <w:r>
-        <w:rPr>
-          <w:rFonts w:ascii="Times New Roman" w:hAnsi="Times New Roman"/>
-          <w:color w:val="000000" w:themeColor="text1"/>
-          <w:shd w:val="clear" w:color="auto" w:fill="FFFFFF"/>
-        </w:rPr>
-        <w:t xml:space="preserve"> G., Gupta S., Koay EJ., </w:t>
-      </w:r>
-      <w:proofErr w:type="spellStart"/>
-      <w:r>
-        <w:rPr>
-          <w:rFonts w:ascii="Times New Roman" w:hAnsi="Times New Roman"/>
-          <w:color w:val="000000" w:themeColor="text1"/>
-          <w:shd w:val="clear" w:color="auto" w:fill="FFFFFF"/>
-        </w:rPr>
-        <w:t>Odisio</w:t>
-      </w:r>
-      <w:proofErr w:type="spellEnd"/>
-      <w:r>
-        <w:rPr>
-          <w:rFonts w:ascii="Times New Roman" w:hAnsi="Times New Roman"/>
-          <w:color w:val="000000" w:themeColor="text1"/>
-          <w:shd w:val="clear" w:color="auto" w:fill="FFFFFF"/>
-        </w:rPr>
-        <w:t xml:space="preserve"> B., Brock KK. </w:t>
-      </w:r>
-      <w:r>
-        <w:rPr>
-          <w:rFonts w:ascii="Times New Roman" w:hAnsi="Times New Roman"/>
-          <w:i/>
-          <w:color w:val="000000" w:themeColor="text1"/>
-          <w:shd w:val="clear" w:color="auto" w:fill="FFFFFF"/>
-        </w:rPr>
-        <w:t xml:space="preserve">Improvement of liver ablation for Colorectal Liver Metastases. </w:t>
-      </w:r>
-      <w:r>
-        <w:rPr>
-          <w:rFonts w:ascii="Times New Roman" w:hAnsi="Times New Roman"/>
-          <w:color w:val="000000" w:themeColor="text1"/>
-          <w:shd w:val="clear" w:color="auto" w:fill="FFFFFF"/>
-        </w:rPr>
-        <w:t>MDA Cancer Imaging and Intervention Conference. Houston, TX 04/2018</w:t>
-      </w:r>
-    </w:p>
-    <w:p>
-      <w:pPr>
-        <w:pStyle w:val="ListParagraph"/>
-        <w:numPr>
-          <w:ilvl w:val="0"/>
-          <w:numId w:val="3"/>
-        </w:numPr>
-        <w:spacing w:after="120"/>
-        <w:rPr>
-          <w:rFonts w:ascii="Times New Roman" w:hAnsi="Times New Roman" w:cs="Times New Roman"/>
-          <w:color w:val="000000" w:themeColor="text1"/>
-          <w:shd w:val="clear" w:color="auto" w:fill="FFFFFF"/>
-        </w:rPr>
-      </w:pPr>
-      <w:r>
-        <w:rPr>
-          <w:rFonts w:ascii="Times New Roman" w:hAnsi="Times New Roman" w:cs="Times New Roman"/>
-          <w:b/>
-          <w:color w:val="000000" w:themeColor="text1"/>
-          <w:shd w:val="clear" w:color="auto" w:fill="FFFFFF"/>
-        </w:rPr>
-        <w:t>Anderson B.M</w:t>
-      </w:r>
-      <w:r>
-        <w:rPr>
-          <w:rFonts w:ascii="Times New Roman" w:hAnsi="Times New Roman" w:cs="Times New Roman"/>
-          <w:color w:val="000000" w:themeColor="text1"/>
-          <w:shd w:val="clear" w:color="auto" w:fill="FFFFFF"/>
-        </w:rPr>
-        <w:t xml:space="preserve">, Cardenas, C. E, Klopp A., Kry S., Johnson J., Ho J., Rao A., Yang J., Cressman E., Court L. </w:t>
-      </w:r>
-      <w:r>
-        <w:rPr>
-          <w:rFonts w:ascii="Times New Roman" w:hAnsi="Times New Roman" w:cs="Times New Roman"/>
-          <w:i/>
-          <w:color w:val="000000" w:themeColor="text1"/>
-          <w:shd w:val="clear" w:color="auto" w:fill="FFFFFF"/>
-        </w:rPr>
-        <w:t>Computer-Aided Detection of Pathologically Enlarged Lymph Nodes of Non-Contrast CT in Cervical Cancer Patients for Low-Resource Settings.</w:t>
-      </w:r>
-      <w:r>
-        <w:rPr>
-          <w:rFonts w:ascii="Times New Roman" w:hAnsi="Times New Roman" w:cs="Times New Roman"/>
-          <w:color w:val="000000" w:themeColor="text1"/>
-          <w:shd w:val="clear" w:color="auto" w:fill="FFFFFF"/>
-        </w:rPr>
-        <w:t xml:space="preserve"> </w:t>
-      </w:r>
-      <w:r>
-        <w:rPr>
-          <w:rFonts w:ascii="Times New Roman" w:hAnsi="Times New Roman" w:cs="Times New Roman"/>
-          <w:iCs/>
-          <w:color w:val="000000" w:themeColor="text1"/>
-          <w:shd w:val="clear" w:color="auto" w:fill="FFFFFF"/>
-        </w:rPr>
-        <w:t xml:space="preserve"> AAPM Annual Conference. Denver, CO. 07/2017</w:t>
-      </w:r>
-      <w:r>
-        <w:rPr>
-          <w:rFonts w:ascii="Times New Roman" w:hAnsi="Times New Roman" w:cs="Times New Roman"/>
-          <w:color w:val="000000" w:themeColor="text1"/>
-          <w:shd w:val="clear" w:color="auto" w:fill="FFFFFF"/>
-        </w:rPr>
-        <w:t>.</w:t>
-      </w:r>
-    </w:p>
-    <w:p>
-      <w:pPr>
-        <w:spacing w:after="60" w:line="240" w:lineRule="auto"/>
         <w:rPr>
           <w:rFonts w:ascii="Times New Roman" w:hAnsi="Times New Roman" w:cs="Times New Roman"/>
           <w:b/>
@@ -7764,562 +6388,547 @@
           <w:szCs w:val="24"/>
           <w:u w:val="single"/>
         </w:rPr>
-        <w:t xml:space="preserve">Poster Presentations (Presenting </w:t>
-      </w:r>
-      <w:proofErr w:type="gramStart"/>
-      <w:r>
-        <w:rPr>
-          <w:rFonts w:ascii="Times New Roman" w:hAnsi="Times New Roman" w:cs="Times New Roman"/>
-          <w:b/>
-          <w:color w:val="000000" w:themeColor="text1"/>
-          <w:sz w:val="24"/>
-          <w:szCs w:val="24"/>
-          <w:u w:val="single"/>
-        </w:rPr>
-        <w:t>Author)_</w:t>
-      </w:r>
-      <w:proofErr w:type="gramEnd"/>
-      <w:r>
-        <w:rPr>
-          <w:rFonts w:ascii="Times New Roman" w:hAnsi="Times New Roman" w:cs="Times New Roman"/>
-          <w:b/>
-          <w:color w:val="000000" w:themeColor="text1"/>
-          <w:sz w:val="24"/>
-          <w:szCs w:val="24"/>
-          <w:u w:val="single"/>
-        </w:rPr>
-        <w:t>________________________________________________</w:t>
-      </w:r>
-    </w:p>
-    <w:p>
-      <w:pPr>
-        <w:pStyle w:val="ListParagraph"/>
-        <w:numPr>
-          <w:ilvl w:val="0"/>
-          <w:numId w:val="4"/>
+        <w:t>Abstracts____________________________________________________________________________</w:t>
+      </w:r>
+    </w:p>
+    <w:p>
+      <w:pPr>
+        <w:pStyle w:val="ListParagraph"/>
+        <w:numPr>
+          <w:ilvl w:val="0"/>
+          <w:numId w:val="5"/>
         </w:numPr>
         <w:spacing w:after="120"/>
         <w:rPr>
-          <w:rFonts w:ascii="Times New Roman" w:hAnsi="Times New Roman" w:cs="Times New Roman"/>
-          <w:color w:val="000000" w:themeColor="text1"/>
-        </w:rPr>
-      </w:pPr>
-      <w:r>
-        <w:rPr>
-          <w:rFonts w:ascii="Times New Roman" w:hAnsi="Times New Roman" w:cs="Times New Roman"/>
-          <w:b/>
+          <w:rFonts w:ascii="Times New Roman" w:eastAsia="Times New Roman" w:hAnsi="Times New Roman" w:cs="Times New Roman"/>
+          <w:color w:val="000000" w:themeColor="text1"/>
+        </w:rPr>
+      </w:pPr>
+      <w:r>
+        <w:rPr>
+          <w:rFonts w:ascii="Times New Roman" w:eastAsia="Times New Roman" w:hAnsi="Times New Roman" w:cs="Times New Roman"/>
+          <w:color w:val="000000" w:themeColor="text1"/>
+        </w:rPr>
+        <w:t xml:space="preserve">Abdou M., Stark J., Kim S., Zegers B., </w:t>
+      </w:r>
+      <w:r>
+        <w:rPr>
+          <w:rFonts w:ascii="Times New Roman" w:eastAsia="Times New Roman" w:hAnsi="Times New Roman" w:cs="Times New Roman"/>
+          <w:b/>
+          <w:bCs/>
+          <w:color w:val="000000" w:themeColor="text1"/>
+        </w:rPr>
+        <w:t xml:space="preserve">Anderson B.M. </w:t>
+      </w:r>
+      <w:r>
+        <w:rPr>
+          <w:rFonts w:ascii="Times New Roman" w:eastAsia="Times New Roman" w:hAnsi="Times New Roman" w:cs="Times New Roman"/>
+          <w:i/>
+          <w:iCs/>
+          <w:color w:val="000000" w:themeColor="text1"/>
+        </w:rPr>
+        <w:t xml:space="preserve">Root Cause Analysis of Unscheduled Replans Across 19,249 Radiation Therapy Plans: A Five-Year Single-Institution Review. </w:t>
+      </w:r>
+      <w:r>
+        <w:rPr>
+          <w:rFonts w:ascii="Times New Roman" w:eastAsia="Times New Roman" w:hAnsi="Times New Roman" w:cs="Times New Roman"/>
+          <w:color w:val="000000" w:themeColor="text1"/>
+        </w:rPr>
+        <w:t>ASTRO Annual Conference 10/2026</w:t>
+      </w:r>
+    </w:p>
+    <w:p>
+      <w:pPr>
+        <w:pStyle w:val="ListParagraph"/>
+        <w:numPr>
+          <w:ilvl w:val="0"/>
+          <w:numId w:val="5"/>
+        </w:numPr>
+        <w:spacing w:after="120"/>
+        <w:rPr>
+          <w:rFonts w:ascii="Times New Roman" w:eastAsia="Times New Roman" w:hAnsi="Times New Roman" w:cs="Times New Roman"/>
+          <w:color w:val="000000" w:themeColor="text1"/>
+        </w:rPr>
+      </w:pPr>
+      <w:r>
+        <w:rPr>
+          <w:rFonts w:ascii="Times New Roman" w:eastAsia="Times New Roman" w:hAnsi="Times New Roman" w:cs="Times New Roman"/>
+          <w:color w:val="000000" w:themeColor="text1"/>
+        </w:rPr>
+        <w:t xml:space="preserve">Gao, Y., Wells, D., Bhattacharya, S., Repka, MC., Lavrova, L., </w:t>
+      </w:r>
+      <w:r>
+        <w:rPr>
+          <w:rFonts w:ascii="Times New Roman" w:eastAsia="Times New Roman" w:hAnsi="Times New Roman" w:cs="Times New Roman"/>
+          <w:b/>
+          <w:bCs/>
+          <w:color w:val="000000" w:themeColor="text1"/>
+        </w:rPr>
+        <w:t>Anderson B.M</w:t>
+      </w:r>
+      <w:r>
+        <w:rPr>
+          <w:rFonts w:ascii="Times New Roman" w:eastAsia="Times New Roman" w:hAnsi="Times New Roman" w:cs="Times New Roman"/>
+          <w:color w:val="000000" w:themeColor="text1"/>
+        </w:rPr>
+        <w:t xml:space="preserve">, Das, SD, Rajasekar, A., Byrd, E., McGurk, R., Dooley, J., Adapa, K., Wright, JL., Marks, LB., Mazur, LM. </w:t>
+      </w:r>
+      <w:r>
+        <w:rPr>
+          <w:rFonts w:ascii="Times New Roman" w:eastAsia="Times New Roman" w:hAnsi="Times New Roman" w:cs="Times New Roman"/>
+          <w:i/>
+          <w:iCs/>
+          <w:color w:val="000000" w:themeColor="text1"/>
+        </w:rPr>
+        <w:t>Deep Learning-Based Pelvic Vessel Auto-Segmentation for Standarized Lymph Node Delineation in Prostate Cancer Radiotherapy.</w:t>
+      </w:r>
+      <w:r>
+        <w:rPr>
+          <w:rFonts w:ascii="Times New Roman" w:eastAsia="Times New Roman" w:hAnsi="Times New Roman" w:cs="Times New Roman"/>
+          <w:color w:val="000000" w:themeColor="text1"/>
+        </w:rPr>
+        <w:t xml:space="preserve"> ASTRO Annual Conference 10/2026</w:t>
+      </w:r>
+    </w:p>
+    <w:p>
+      <w:pPr>
+        <w:pStyle w:val="ListParagraph"/>
+        <w:numPr>
+          <w:ilvl w:val="0"/>
+          <w:numId w:val="5"/>
+        </w:numPr>
+        <w:spacing w:after="120"/>
+        <w:rPr>
+          <w:rFonts w:ascii="Times New Roman" w:eastAsia="Times New Roman" w:hAnsi="Times New Roman" w:cs="Times New Roman"/>
+          <w:color w:val="000000" w:themeColor="text1"/>
+        </w:rPr>
+      </w:pPr>
+      <w:r>
+        <w:rPr>
+          <w:rFonts w:ascii="Times New Roman" w:eastAsia="Times New Roman" w:hAnsi="Times New Roman" w:cs="Times New Roman"/>
+          <w:color w:val="000000" w:themeColor="text1"/>
+        </w:rPr>
+        <w:t xml:space="preserve">Das S., Dong F., Morse R., </w:t>
+      </w:r>
+      <w:r>
+        <w:rPr>
+          <w:rFonts w:ascii="Times New Roman" w:eastAsia="Times New Roman" w:hAnsi="Times New Roman" w:cs="Times New Roman"/>
+          <w:b/>
+          <w:bCs/>
           <w:color w:val="000000" w:themeColor="text1"/>
         </w:rPr>
         <w:t>Anderson B.M,</w:t>
       </w:r>
       <w:r>
         <w:rPr>
-          <w:rFonts w:ascii="Times New Roman" w:hAnsi="Times New Roman" w:cs="Times New Roman"/>
+          <w:rFonts w:ascii="Times New Roman" w:eastAsia="Times New Roman" w:hAnsi="Times New Roman" w:cs="Times New Roman"/>
+          <w:color w:val="000000" w:themeColor="text1"/>
+        </w:rPr>
+        <w:t xml:space="preserve"> Chera B., Shen C., Repka M., Yarbrough W., Hackman T., Blumberg J., Lumley C., Weiss J., Patel S., Sheth S., Chen X. </w:t>
+      </w:r>
+      <w:r>
+        <w:rPr>
+          <w:rFonts w:ascii="Times New Roman" w:eastAsia="Times New Roman" w:hAnsi="Times New Roman" w:cs="Times New Roman"/>
+          <w:i/>
+          <w:iCs/>
+          <w:color w:val="000000" w:themeColor="text1"/>
+        </w:rPr>
+        <w:t>Predicting Dysphagia and Identifying Anatomical Regions Responsible for Dysphagia Following Intensity-Modulated Radiation Therapy (IMRT) for Oropharyngeal Carcinoma.</w:t>
+      </w:r>
+      <w:r>
+        <w:rPr>
+          <w:rFonts w:ascii="Times New Roman" w:eastAsia="Times New Roman" w:hAnsi="Times New Roman" w:cs="Times New Roman"/>
+          <w:color w:val="000000" w:themeColor="text1"/>
+        </w:rPr>
+        <w:t xml:space="preserve"> ASTRO Annual Conference 10/2026</w:t>
+      </w:r>
+    </w:p>
+    <w:p>
+      <w:pPr>
+        <w:pStyle w:val="ListParagraph"/>
+        <w:numPr>
+          <w:ilvl w:val="0"/>
+          <w:numId w:val="5"/>
+        </w:numPr>
+        <w:spacing w:after="120"/>
+        <w:rPr>
+          <w:rFonts w:ascii="Times New Roman" w:eastAsia="Times New Roman" w:hAnsi="Times New Roman" w:cs="Times New Roman"/>
+          <w:color w:val="000000" w:themeColor="text1"/>
+        </w:rPr>
+      </w:pPr>
+      <w:r>
+        <w:rPr>
+          <w:rFonts w:ascii="Times New Roman" w:eastAsia="Times New Roman" w:hAnsi="Times New Roman" w:cs="Times New Roman"/>
+          <w:color w:val="000000" w:themeColor="text1"/>
+        </w:rPr>
+        <w:t xml:space="preserve">Sousa C., Doss V., Hales E., Hagan E., Gebre T., Obaideen A., Negassa M., Liu D., </w:t>
+      </w:r>
+      <w:r>
+        <w:rPr>
+          <w:rFonts w:ascii="Times New Roman" w:eastAsia="Times New Roman" w:hAnsi="Times New Roman" w:cs="Times New Roman"/>
+          <w:b/>
           <w:bCs/>
           <w:color w:val="000000" w:themeColor="text1"/>
         </w:rPr>
-        <w:t xml:space="preserve"> Foster M., Repka M., </w:t>
-      </w:r>
-      <w:proofErr w:type="spellStart"/>
-      <w:r>
-        <w:rPr>
-          <w:rFonts w:ascii="Times New Roman" w:hAnsi="Times New Roman" w:cs="Times New Roman"/>
+        <w:t>Anderson B.M</w:t>
+      </w:r>
+      <w:r>
+        <w:rPr>
+          <w:rFonts w:ascii="Times New Roman" w:eastAsia="Times New Roman" w:hAnsi="Times New Roman" w:cs="Times New Roman"/>
+          <w:color w:val="000000" w:themeColor="text1"/>
+        </w:rPr>
+        <w:t xml:space="preserve">, Kooner, </w:t>
+      </w:r>
+      <w:r>
+        <w:rPr>
+          <w:rFonts w:ascii="Times New Roman" w:eastAsia="Times New Roman" w:hAnsi="Times New Roman" w:cs="Times New Roman"/>
+          <w:color w:val="000000" w:themeColor="text1"/>
+        </w:rPr>
+        <w:lastRenderedPageBreak/>
+        <w:t xml:space="preserve">Hu C., Li H., Viswanathan A., Jia X., Hales R., Voong K. R, McNutt T., Ger R. </w:t>
+      </w:r>
+      <w:r>
+        <w:rPr>
+          <w:rFonts w:ascii="Times New Roman" w:eastAsia="Times New Roman" w:hAnsi="Times New Roman" w:cs="Times New Roman"/>
+          <w:i/>
+          <w:iCs/>
+          <w:color w:val="000000" w:themeColor="text1"/>
+        </w:rPr>
+        <w:t>Cumulative EQD2 Esophageal Dose and Severe Toxicity After Thoracic Reirradiation.</w:t>
+      </w:r>
+      <w:r>
+        <w:rPr>
+          <w:rFonts w:ascii="Times New Roman" w:eastAsia="Times New Roman" w:hAnsi="Times New Roman" w:cs="Times New Roman"/>
+          <w:color w:val="000000" w:themeColor="text1"/>
+        </w:rPr>
+        <w:t xml:space="preserve"> ASTRO Annual Conference 10/2026</w:t>
+      </w:r>
+    </w:p>
+    <w:p>
+      <w:pPr>
+        <w:pStyle w:val="ListParagraph"/>
+        <w:numPr>
+          <w:ilvl w:val="0"/>
+          <w:numId w:val="5"/>
+        </w:numPr>
+        <w:spacing w:after="120"/>
+        <w:rPr>
+          <w:rFonts w:ascii="Times New Roman" w:eastAsia="Times New Roman" w:hAnsi="Times New Roman" w:cs="Times New Roman"/>
+          <w:color w:val="000000" w:themeColor="text1"/>
+        </w:rPr>
+      </w:pPr>
+      <w:r>
+        <w:rPr>
+          <w:rFonts w:ascii="Times New Roman" w:hAnsi="Times New Roman"/>
+          <w:color w:val="000000" w:themeColor="text1"/>
+        </w:rPr>
+        <w:t xml:space="preserve">Abdulkadir Y, </w:t>
+      </w:r>
+      <w:r>
+        <w:rPr>
+          <w:rFonts w:ascii="Times New Roman" w:hAnsi="Times New Roman"/>
+          <w:b/>
           <w:bCs/>
           <w:color w:val="000000" w:themeColor="text1"/>
         </w:rPr>
-        <w:t>Karunaker</w:t>
-      </w:r>
-      <w:proofErr w:type="spellEnd"/>
-      <w:r>
-        <w:rPr>
-          <w:rFonts w:ascii="Times New Roman" w:hAnsi="Times New Roman" w:cs="Times New Roman"/>
+        <w:t>Anderson B.M,</w:t>
+      </w:r>
+      <w:r>
+        <w:rPr>
+          <w:rFonts w:ascii="Times New Roman" w:hAnsi="Times New Roman"/>
+          <w:color w:val="000000" w:themeColor="text1"/>
+        </w:rPr>
+        <w:t xml:space="preserve"> Fields E, Hink JB, Hsu D, Kisling K, Krupein A, Lamb J, Matney J, Maxin P, Moore L, Neylon J, Ritter T, Savjani R, Valdes G, Vasconcelos N, Vinogradskiy Y, Witztum A. </w:t>
+      </w:r>
+      <w:r>
+        <w:rPr>
+          <w:rFonts w:ascii="Times New Roman" w:hAnsi="Times New Roman"/>
+          <w:i/>
+          <w:iCs/>
+          <w:color w:val="000000" w:themeColor="text1"/>
+        </w:rPr>
+        <w:t>Head and Neck Gross Tumor Deep-Learning Autocontouring Model Using BigROC Collaborative Data.</w:t>
+      </w:r>
+      <w:r>
+        <w:rPr>
+          <w:rFonts w:ascii="Times New Roman" w:hAnsi="Times New Roman"/>
+          <w:color w:val="000000" w:themeColor="text1"/>
+        </w:rPr>
+        <w:t xml:space="preserve"> AAPM Annual Conference 07/2026</w:t>
+      </w:r>
+    </w:p>
+    <w:p>
+      <w:pPr>
+        <w:pStyle w:val="ListParagraph"/>
+        <w:numPr>
+          <w:ilvl w:val="0"/>
+          <w:numId w:val="5"/>
+        </w:numPr>
+        <w:spacing w:after="120"/>
+        <w:rPr>
+          <w:rFonts w:ascii="Times New Roman" w:eastAsia="Times New Roman" w:hAnsi="Times New Roman" w:cs="Times New Roman"/>
+          <w:color w:val="000000" w:themeColor="text1"/>
+        </w:rPr>
+      </w:pPr>
+      <w:r>
+        <w:rPr>
+          <w:rFonts w:ascii="Times New Roman" w:hAnsi="Times New Roman"/>
+          <w:color w:val="000000" w:themeColor="text1"/>
+        </w:rPr>
+        <w:t xml:space="preserve">Friend D., Dance M., Dooley J., </w:t>
+      </w:r>
+      <w:r>
+        <w:rPr>
+          <w:rFonts w:ascii="Times New Roman" w:hAnsi="Times New Roman"/>
+          <w:b/>
           <w:bCs/>
           <w:color w:val="000000" w:themeColor="text1"/>
         </w:rPr>
-        <w:t xml:space="preserve"> A., Marks L B., Das S., Mazur L. </w:t>
-      </w:r>
-      <w:r>
-        <w:rPr>
-          <w:rFonts w:ascii="Times New Roman" w:hAnsi="Times New Roman" w:cs="Times New Roman"/>
+        <w:t xml:space="preserve">Anderson B.M, </w:t>
+      </w:r>
+      <w:r>
+        <w:rPr>
+          <w:rFonts w:ascii="Times New Roman" w:hAnsi="Times New Roman"/>
+          <w:color w:val="000000" w:themeColor="text1"/>
+        </w:rPr>
+        <w:t xml:space="preserve">Casey D., Shen C., Das S. </w:t>
+      </w:r>
+      <w:r>
+        <w:rPr>
+          <w:rFonts w:ascii="Times New Roman" w:hAnsi="Times New Roman"/>
+          <w:i/>
+          <w:iCs/>
+          <w:color w:val="000000" w:themeColor="text1"/>
+        </w:rPr>
+        <w:t>Rapid Semi-Automated Planning for VMAT Craniospinal Irradiation Using Raystation.</w:t>
+      </w:r>
+      <w:r>
+        <w:rPr>
+          <w:rFonts w:ascii="Times New Roman" w:hAnsi="Times New Roman"/>
+          <w:color w:val="000000" w:themeColor="text1"/>
+        </w:rPr>
+        <w:t xml:space="preserve"> AAPM Annual Conference 07/2026</w:t>
+      </w:r>
+    </w:p>
+    <w:p>
+      <w:pPr>
+        <w:pStyle w:val="ListParagraph"/>
+        <w:numPr>
+          <w:ilvl w:val="0"/>
+          <w:numId w:val="5"/>
+        </w:numPr>
+        <w:spacing w:after="120"/>
+        <w:rPr>
+          <w:rFonts w:ascii="Times New Roman" w:eastAsia="Times New Roman" w:hAnsi="Times New Roman" w:cs="Times New Roman"/>
+          <w:color w:val="000000" w:themeColor="text1"/>
+        </w:rPr>
+      </w:pPr>
+      <w:r>
+        <w:rPr>
+          <w:rFonts w:ascii="Times New Roman" w:hAnsi="Times New Roman"/>
+          <w:color w:val="000000" w:themeColor="text1"/>
+        </w:rPr>
+        <w:t xml:space="preserve">Bhattacharya S., Karunaker A., </w:t>
+      </w:r>
+      <w:r>
+        <w:rPr>
+          <w:rFonts w:ascii="Times New Roman" w:hAnsi="Times New Roman"/>
+          <w:b/>
+          <w:bCs/>
+          <w:color w:val="000000" w:themeColor="text1"/>
+        </w:rPr>
+        <w:t>Anderson B.M,</w:t>
+      </w:r>
+      <w:r>
+        <w:rPr>
+          <w:rFonts w:ascii="Times New Roman" w:hAnsi="Times New Roman"/>
+          <w:color w:val="000000" w:themeColor="text1"/>
+        </w:rPr>
+        <w:t xml:space="preserve"> Wells D., Gao Y., Marks L., Das S., Rajasekar A., Mazur L </w:t>
+      </w:r>
+      <w:r>
+        <w:rPr>
+          <w:rFonts w:ascii="Times New Roman" w:hAnsi="Times New Roman"/>
+          <w:i/>
+          <w:iCs/>
+          <w:color w:val="000000" w:themeColor="text1"/>
+        </w:rPr>
+        <w:t>Automated Detection of Hip Replacements and Fiducial Markers in Pelvic CT Scans: A Comparative Study of Rule-Based vs Deep Learning Approaches.</w:t>
+      </w:r>
+      <w:r>
+        <w:rPr>
+          <w:rFonts w:ascii="Times New Roman" w:hAnsi="Times New Roman"/>
+          <w:color w:val="000000" w:themeColor="text1"/>
+        </w:rPr>
+        <w:t xml:space="preserve"> IEEE Conference on AI 06/2026</w:t>
+      </w:r>
+    </w:p>
+    <w:p>
+      <w:pPr>
+        <w:pStyle w:val="ListParagraph"/>
+        <w:numPr>
+          <w:ilvl w:val="0"/>
+          <w:numId w:val="5"/>
+        </w:numPr>
+        <w:spacing w:after="120"/>
+        <w:rPr>
+          <w:rFonts w:ascii="Times New Roman" w:eastAsia="Times New Roman" w:hAnsi="Times New Roman" w:cs="Times New Roman"/>
+          <w:color w:val="000000" w:themeColor="text1"/>
+        </w:rPr>
+      </w:pPr>
+      <w:r>
+        <w:rPr>
+          <w:rFonts w:ascii="Times New Roman" w:hAnsi="Times New Roman"/>
+          <w:color w:val="000000" w:themeColor="text1"/>
+        </w:rPr>
+        <w:t xml:space="preserve">Foster M., Byrd E., Kwong E., Karunaker A., </w:t>
+      </w:r>
+      <w:r>
+        <w:rPr>
+          <w:rFonts w:ascii="Times New Roman" w:hAnsi="Times New Roman"/>
+          <w:b/>
+          <w:bCs/>
+          <w:color w:val="000000" w:themeColor="text1"/>
+        </w:rPr>
+        <w:t>Anderson B.M,</w:t>
+      </w:r>
+      <w:r>
+        <w:rPr>
+          <w:rFonts w:ascii="Times New Roman" w:hAnsi="Times New Roman"/>
+          <w:color w:val="000000" w:themeColor="text1"/>
+        </w:rPr>
+        <w:t xml:space="preserve"> Repka M., McGurk R., Das S., Marks L., Mazur L. </w:t>
+      </w:r>
+      <w:r>
+        <w:rPr>
+          <w:rFonts w:ascii="Times New Roman" w:hAnsi="Times New Roman"/>
+          <w:i/>
+          <w:iCs/>
+          <w:color w:val="000000" w:themeColor="text1"/>
+        </w:rPr>
+        <w:t>Navigating Variability in Prostate RT Planning: Real-Time Insights for Human-Centered CDS Design.</w:t>
+      </w:r>
+      <w:r>
+        <w:rPr>
+          <w:rFonts w:ascii="Times New Roman" w:hAnsi="Times New Roman"/>
+          <w:color w:val="000000" w:themeColor="text1"/>
+        </w:rPr>
+        <w:t xml:space="preserve"> AMIA Annual Symposium 02/2026</w:t>
+      </w:r>
+    </w:p>
+    <w:p>
+      <w:pPr>
+        <w:pStyle w:val="ListParagraph"/>
+        <w:numPr>
+          <w:ilvl w:val="0"/>
+          <w:numId w:val="5"/>
+        </w:numPr>
+        <w:spacing w:after="120"/>
+        <w:rPr>
+          <w:rFonts w:ascii="Times New Roman" w:hAnsi="Times New Roman"/>
+          <w:color w:val="000000" w:themeColor="text1"/>
+        </w:rPr>
+      </w:pPr>
+      <w:r>
+        <w:rPr>
+          <w:rFonts w:ascii="Times New Roman" w:hAnsi="Times New Roman"/>
+          <w:bCs/>
+          <w:color w:val="000000" w:themeColor="text1"/>
+        </w:rPr>
+        <w:t xml:space="preserve">Woodland M, Wood J, </w:t>
+      </w:r>
+      <w:r>
+        <w:rPr>
+          <w:rFonts w:ascii="Times New Roman" w:hAnsi="Times New Roman"/>
+          <w:b/>
+          <w:color w:val="000000" w:themeColor="text1"/>
+        </w:rPr>
+        <w:t xml:space="preserve">Anderson B.M, </w:t>
+      </w:r>
+      <w:r>
+        <w:rPr>
+          <w:rFonts w:ascii="Times New Roman" w:hAnsi="Times New Roman"/>
+          <w:bCs/>
+          <w:color w:val="000000" w:themeColor="text1"/>
+        </w:rPr>
+        <w:t>Kundu S., Lin E., Koay E., Odisio B., Chung C., Kang H., Venkatesan A., Yedururi S., De B., Lin Y., Patel A., Brock KK.</w:t>
+      </w:r>
+      <w:r>
+        <w:rPr>
+          <w:rFonts w:ascii="Times New Roman" w:hAnsi="Times New Roman"/>
+          <w:b/>
+          <w:color w:val="000000" w:themeColor="text1"/>
+        </w:rPr>
+        <w:t xml:space="preserve"> </w:t>
+      </w:r>
+      <w:r>
+        <w:rPr>
+          <w:rFonts w:ascii="Times New Roman" w:hAnsi="Times New Roman"/>
           <w:bCs/>
           <w:i/>
           <w:iCs/>
           <w:color w:val="000000" w:themeColor="text1"/>
         </w:rPr>
-        <w:t>Predicting Elective Nodal Volumes with Deep Learning: A Tool to Facilitate Peer Review.</w:t>
-      </w:r>
-      <w:r>
-        <w:rPr>
-          <w:rFonts w:ascii="Times New Roman" w:hAnsi="Times New Roman" w:cs="Times New Roman"/>
+        <w:t xml:space="preserve">Comparing Transfer Learning, Data Augmentation, and Data Expansion in the Improvement of Medical Image Generation. </w:t>
+      </w:r>
+      <w:r>
+        <w:rPr>
+          <w:rFonts w:ascii="Times New Roman" w:hAnsi="Times New Roman"/>
+          <w:color w:val="000000" w:themeColor="text1"/>
+        </w:rPr>
+        <w:t>AAPM Annual Conference 07/2022</w:t>
+      </w:r>
+    </w:p>
+    <w:p>
+      <w:pPr>
+        <w:pStyle w:val="ListParagraph"/>
+        <w:numPr>
+          <w:ilvl w:val="0"/>
+          <w:numId w:val="5"/>
+        </w:numPr>
+        <w:spacing w:after="120"/>
+        <w:rPr>
+          <w:rFonts w:ascii="Times New Roman" w:eastAsia="Times New Roman" w:hAnsi="Times New Roman" w:cs="Times New Roman"/>
+          <w:color w:val="000000" w:themeColor="text1"/>
+        </w:rPr>
+      </w:pPr>
+      <w:r>
+        <w:rPr>
+          <w:rFonts w:ascii="Times New Roman" w:eastAsia="Times New Roman" w:hAnsi="Times New Roman" w:cs="Times New Roman"/>
+          <w:color w:val="000000" w:themeColor="text1"/>
+        </w:rPr>
+        <w:t xml:space="preserve">Rigaud, B., Kirimli E., Yedururi S., Cazoulat G., </w:t>
+      </w:r>
+      <w:r>
+        <w:rPr>
+          <w:rFonts w:ascii="Times New Roman" w:eastAsia="Times New Roman" w:hAnsi="Times New Roman" w:cs="Times New Roman"/>
+          <w:b/>
           <w:bCs/>
           <w:color w:val="000000" w:themeColor="text1"/>
         </w:rPr>
-        <w:t xml:space="preserve"> University of North Carolina, Chapel Hill Research Retreat (05/2025)</w:t>
-      </w:r>
-    </w:p>
-    <w:p>
-      <w:pPr>
-        <w:pStyle w:val="ListParagraph"/>
-        <w:numPr>
-          <w:ilvl w:val="0"/>
-          <w:numId w:val="4"/>
-        </w:numPr>
-        <w:spacing w:after="120"/>
-        <w:rPr>
-          <w:rFonts w:ascii="Times New Roman" w:hAnsi="Times New Roman" w:cs="Times New Roman"/>
-          <w:color w:val="000000" w:themeColor="text1"/>
-        </w:rPr>
-      </w:pPr>
-      <w:r>
-        <w:rPr>
-          <w:rFonts w:ascii="Times New Roman" w:hAnsi="Times New Roman" w:cs="Times New Roman"/>
-          <w:b/>
-          <w:color w:val="000000" w:themeColor="text1"/>
-        </w:rPr>
         <w:t>Anderson B.M,</w:t>
       </w:r>
       <w:r>
         <w:rPr>
-          <w:rFonts w:ascii="Times New Roman" w:hAnsi="Times New Roman" w:cs="Times New Roman"/>
-          <w:bCs/>
-          <w:color w:val="000000" w:themeColor="text1"/>
-        </w:rPr>
-        <w:t xml:space="preserve"> Fried D, Hawkins M, Das S, Repka M, Shen C, Cen X </w:t>
-      </w:r>
-      <w:r>
-        <w:rPr>
-          <w:rFonts w:ascii="Times New Roman" w:hAnsi="Times New Roman" w:cs="Times New Roman"/>
-          <w:i/>
-          <w:color w:val="000000" w:themeColor="text1"/>
-        </w:rPr>
-        <w:t>Simple Method for Functional Sparing of Parotid Glands in Head and Neck IMRT: Small Volume, Big Change.</w:t>
-      </w:r>
-      <w:r>
-        <w:rPr>
-          <w:rFonts w:ascii="Times New Roman" w:hAnsi="Times New Roman" w:cs="Times New Roman"/>
-          <w:color w:val="000000" w:themeColor="text1"/>
-        </w:rPr>
-        <w:t xml:space="preserve"> ASTRO 09/2024</w:t>
-      </w:r>
-    </w:p>
-    <w:p>
-      <w:pPr>
-        <w:pStyle w:val="ListParagraph"/>
-        <w:numPr>
-          <w:ilvl w:val="0"/>
-          <w:numId w:val="4"/>
-        </w:numPr>
-        <w:spacing w:after="120"/>
-        <w:rPr>
-          <w:rFonts w:ascii="Times New Roman" w:hAnsi="Times New Roman" w:cs="Times New Roman"/>
-          <w:color w:val="000000" w:themeColor="text1"/>
-        </w:rPr>
-      </w:pPr>
-      <w:r>
-        <w:rPr>
-          <w:rFonts w:ascii="Times New Roman" w:hAnsi="Times New Roman" w:cs="Times New Roman"/>
-          <w:b/>
-          <w:color w:val="000000" w:themeColor="text1"/>
-        </w:rPr>
-        <w:t>Anderson B.M,</w:t>
-      </w:r>
-      <w:r>
-        <w:rPr>
-          <w:rFonts w:ascii="Times New Roman" w:hAnsi="Times New Roman" w:cs="Times New Roman"/>
-          <w:bCs/>
-          <w:color w:val="000000" w:themeColor="text1"/>
-        </w:rPr>
-        <w:t xml:space="preserve"> Baughan N, Marks L, Chen S, Yanagihara T, Das S</w:t>
-      </w:r>
-      <w:r>
-        <w:rPr>
-          <w:rFonts w:ascii="Times New Roman" w:hAnsi="Times New Roman" w:cs="Times New Roman"/>
-          <w:color w:val="000000" w:themeColor="text1"/>
-        </w:rPr>
-        <w:t xml:space="preserve"> </w:t>
-      </w:r>
-      <w:r>
-        <w:rPr>
-          <w:rFonts w:ascii="Times New Roman" w:hAnsi="Times New Roman" w:cs="Times New Roman"/>
-          <w:i/>
-          <w:color w:val="000000" w:themeColor="text1"/>
-        </w:rPr>
-        <w:t xml:space="preserve">Unlocking Insights: A Python-Based </w:t>
-      </w:r>
-      <w:proofErr w:type="spellStart"/>
-      <w:r>
-        <w:rPr>
-          <w:rFonts w:ascii="Times New Roman" w:hAnsi="Times New Roman" w:cs="Times New Roman"/>
-          <w:i/>
-          <w:color w:val="000000" w:themeColor="text1"/>
-        </w:rPr>
-        <w:t>RayStation</w:t>
-      </w:r>
-      <w:proofErr w:type="spellEnd"/>
-      <w:r>
-        <w:rPr>
-          <w:rFonts w:ascii="Times New Roman" w:hAnsi="Times New Roman" w:cs="Times New Roman"/>
-          <w:i/>
-          <w:color w:val="000000" w:themeColor="text1"/>
-        </w:rPr>
-        <w:t xml:space="preserve"> Data Mining Tool.</w:t>
-      </w:r>
-      <w:r>
-        <w:rPr>
-          <w:rFonts w:ascii="Times New Roman" w:hAnsi="Times New Roman" w:cs="Times New Roman"/>
-          <w:color w:val="000000" w:themeColor="text1"/>
-        </w:rPr>
-        <w:t xml:space="preserve"> AAPM 07/2024</w:t>
-      </w:r>
-    </w:p>
-    <w:p>
-      <w:pPr>
-        <w:pStyle w:val="ListParagraph"/>
-        <w:numPr>
-          <w:ilvl w:val="0"/>
-          <w:numId w:val="4"/>
-        </w:numPr>
-        <w:spacing w:after="120"/>
-        <w:rPr>
-          <w:rFonts w:ascii="Times New Roman" w:hAnsi="Times New Roman" w:cs="Times New Roman"/>
-          <w:color w:val="000000" w:themeColor="text1"/>
-        </w:rPr>
-      </w:pPr>
-      <w:r>
-        <w:rPr>
-          <w:rFonts w:ascii="Times New Roman" w:hAnsi="Times New Roman" w:cs="Times New Roman"/>
-          <w:b/>
-          <w:color w:val="000000" w:themeColor="text1"/>
-        </w:rPr>
-        <w:t>Anderson B.M,</w:t>
-      </w:r>
-      <w:r>
-        <w:rPr>
-          <w:rFonts w:ascii="Times New Roman" w:hAnsi="Times New Roman" w:cs="Times New Roman"/>
-          <w:bCs/>
-          <w:color w:val="000000" w:themeColor="text1"/>
-        </w:rPr>
-        <w:t xml:space="preserve"> Das S, Fried D, Dong F, Morse R, Shen C, Repka M, Chen S.</w:t>
-      </w:r>
-      <w:r>
-        <w:rPr>
-          <w:rFonts w:ascii="Times New Roman" w:hAnsi="Times New Roman" w:cs="Times New Roman"/>
-          <w:color w:val="000000" w:themeColor="text1"/>
-        </w:rPr>
-        <w:t xml:space="preserve"> </w:t>
-      </w:r>
-      <w:r>
-        <w:rPr>
-          <w:rFonts w:ascii="Times New Roman" w:hAnsi="Times New Roman" w:cs="Times New Roman"/>
-          <w:i/>
-          <w:color w:val="000000" w:themeColor="text1"/>
-        </w:rPr>
-        <w:t>Predicting Dysphagia in Head and Neck Radiation Therapy with Deep Learning</w:t>
-      </w:r>
-      <w:r>
-        <w:rPr>
-          <w:rFonts w:ascii="Times New Roman" w:hAnsi="Times New Roman" w:cs="Times New Roman"/>
-          <w:color w:val="000000" w:themeColor="text1"/>
-        </w:rPr>
-        <w:t>. AAPM 07/2024</w:t>
-      </w:r>
-    </w:p>
-    <w:p>
-      <w:pPr>
-        <w:pStyle w:val="ListParagraph"/>
-        <w:numPr>
-          <w:ilvl w:val="0"/>
-          <w:numId w:val="4"/>
-        </w:numPr>
-        <w:spacing w:after="120"/>
-        <w:rPr>
-          <w:rFonts w:ascii="Times New Roman" w:hAnsi="Times New Roman" w:cs="Times New Roman"/>
-          <w:color w:val="000000" w:themeColor="text1"/>
-        </w:rPr>
-      </w:pPr>
-      <w:r>
-        <w:rPr>
-          <w:rFonts w:ascii="Times New Roman" w:hAnsi="Times New Roman" w:cs="Times New Roman"/>
-          <w:b/>
-          <w:color w:val="000000" w:themeColor="text1"/>
-        </w:rPr>
-        <w:t>Anderson B.M,</w:t>
-      </w:r>
-      <w:r>
-        <w:rPr>
-          <w:rFonts w:ascii="Times New Roman" w:hAnsi="Times New Roman" w:cs="Times New Roman"/>
-          <w:color w:val="000000" w:themeColor="text1"/>
-        </w:rPr>
-        <w:t xml:space="preserve"> </w:t>
-      </w:r>
-      <w:r>
-        <w:rPr>
-          <w:rFonts w:ascii="Times New Roman" w:hAnsi="Times New Roman" w:cs="Times New Roman"/>
-          <w:i/>
-          <w:color w:val="000000" w:themeColor="text1"/>
-        </w:rPr>
-        <w:t>Quick Guide to Setting Up GitHub and Jupyter Notebook</w:t>
-      </w:r>
-      <w:r>
-        <w:rPr>
-          <w:rFonts w:ascii="Times New Roman" w:hAnsi="Times New Roman" w:cs="Times New Roman"/>
-          <w:color w:val="000000" w:themeColor="text1"/>
-        </w:rPr>
-        <w:t>. AAPM Practical Big Data Workshop. Virtual. 09/2021</w:t>
-      </w:r>
-    </w:p>
-    <w:p>
-      <w:pPr>
-        <w:pStyle w:val="ListParagraph"/>
-        <w:numPr>
-          <w:ilvl w:val="0"/>
-          <w:numId w:val="4"/>
-        </w:numPr>
-        <w:spacing w:after="120"/>
-        <w:rPr>
-          <w:rFonts w:ascii="Times New Roman" w:hAnsi="Times New Roman" w:cs="Times New Roman"/>
-          <w:color w:val="000000" w:themeColor="text1"/>
-        </w:rPr>
-      </w:pPr>
-      <w:r>
-        <w:rPr>
-          <w:rFonts w:ascii="Times New Roman" w:hAnsi="Times New Roman" w:cs="Times New Roman"/>
-          <w:b/>
-          <w:color w:val="000000" w:themeColor="text1"/>
-        </w:rPr>
-        <w:t>Anderson B.M,</w:t>
-      </w:r>
-      <w:r>
-        <w:rPr>
-          <w:rFonts w:ascii="Times New Roman" w:hAnsi="Times New Roman" w:cs="Times New Roman"/>
-          <w:color w:val="000000" w:themeColor="text1"/>
-        </w:rPr>
-        <w:t xml:space="preserve"> </w:t>
-      </w:r>
-      <w:r>
-        <w:rPr>
-          <w:rFonts w:ascii="Times New Roman" w:hAnsi="Times New Roman" w:cs="Times New Roman"/>
-          <w:i/>
-          <w:color w:val="000000" w:themeColor="text1"/>
-        </w:rPr>
-        <w:t xml:space="preserve">Setting up the pipeline of data to </w:t>
-      </w:r>
-      <w:proofErr w:type="gramStart"/>
-      <w:r>
-        <w:rPr>
-          <w:rFonts w:ascii="Times New Roman" w:hAnsi="Times New Roman" w:cs="Times New Roman"/>
-          <w:i/>
-          <w:color w:val="000000" w:themeColor="text1"/>
-        </w:rPr>
-        <w:t>TensorFlow .</w:t>
-      </w:r>
-      <w:proofErr w:type="spellStart"/>
-      <w:r>
-        <w:rPr>
-          <w:rFonts w:ascii="Times New Roman" w:hAnsi="Times New Roman" w:cs="Times New Roman"/>
-          <w:i/>
-          <w:color w:val="000000" w:themeColor="text1"/>
-        </w:rPr>
-        <w:t>tfrecords</w:t>
-      </w:r>
-      <w:proofErr w:type="spellEnd"/>
-      <w:proofErr w:type="gramEnd"/>
-      <w:r>
-        <w:rPr>
-          <w:rFonts w:ascii="Times New Roman" w:hAnsi="Times New Roman" w:cs="Times New Roman"/>
-          <w:color w:val="000000" w:themeColor="text1"/>
-        </w:rPr>
-        <w:t>. AAPM Practical Big Data Workshop. Virtual. 09/2021</w:t>
-      </w:r>
-    </w:p>
-    <w:p>
-      <w:pPr>
-        <w:pStyle w:val="ListParagraph"/>
-        <w:numPr>
-          <w:ilvl w:val="0"/>
-          <w:numId w:val="4"/>
-        </w:numPr>
-        <w:spacing w:after="120"/>
-        <w:rPr>
-          <w:rFonts w:ascii="Times New Roman" w:hAnsi="Times New Roman" w:cs="Times New Roman"/>
-          <w:color w:val="000000" w:themeColor="text1"/>
-        </w:rPr>
-      </w:pPr>
-      <w:r>
-        <w:rPr>
-          <w:rFonts w:ascii="Times New Roman" w:hAnsi="Times New Roman" w:cs="Times New Roman"/>
-          <w:b/>
-          <w:color w:val="000000" w:themeColor="text1"/>
-        </w:rPr>
-        <w:t>Anderson B.M</w:t>
-      </w:r>
-      <w:r>
-        <w:rPr>
-          <w:rFonts w:ascii="Times New Roman" w:hAnsi="Times New Roman" w:cs="Times New Roman"/>
-          <w:color w:val="000000" w:themeColor="text1"/>
-        </w:rPr>
-        <w:t xml:space="preserve">, Ethan Lin, </w:t>
-      </w:r>
-      <w:proofErr w:type="spellStart"/>
-      <w:r>
-        <w:rPr>
-          <w:rFonts w:ascii="Times New Roman" w:hAnsi="Times New Roman" w:cs="Times New Roman"/>
-          <w:color w:val="000000" w:themeColor="text1"/>
-        </w:rPr>
-        <w:t>Cazoulat</w:t>
-      </w:r>
-      <w:proofErr w:type="spellEnd"/>
-      <w:r>
-        <w:rPr>
-          <w:rFonts w:ascii="Times New Roman" w:hAnsi="Times New Roman" w:cs="Times New Roman"/>
-          <w:color w:val="000000" w:themeColor="text1"/>
-        </w:rPr>
-        <w:t xml:space="preserve"> G., Gupta S., </w:t>
-      </w:r>
-      <w:proofErr w:type="spellStart"/>
-      <w:r>
-        <w:rPr>
-          <w:rFonts w:ascii="Times New Roman" w:hAnsi="Times New Roman" w:cs="Times New Roman"/>
-          <w:color w:val="000000" w:themeColor="text1"/>
-        </w:rPr>
-        <w:t>Odisio</w:t>
-      </w:r>
-      <w:proofErr w:type="spellEnd"/>
-      <w:r>
-        <w:rPr>
-          <w:rFonts w:ascii="Times New Roman" w:hAnsi="Times New Roman" w:cs="Times New Roman"/>
-          <w:color w:val="000000" w:themeColor="text1"/>
-        </w:rPr>
-        <w:t xml:space="preserve"> B., Brock KK. </w:t>
-      </w:r>
-      <w:r>
-        <w:rPr>
-          <w:rFonts w:ascii="Times New Roman" w:hAnsi="Times New Roman" w:cs="Times New Roman"/>
-          <w:i/>
-          <w:color w:val="000000" w:themeColor="text1"/>
-        </w:rPr>
-        <w:t xml:space="preserve">Improving Colorectal Metastases Treatment: Neural Networks and Biomechanical Models. </w:t>
-      </w:r>
-      <w:r>
-        <w:rPr>
-          <w:rFonts w:ascii="Times New Roman" w:hAnsi="Times New Roman" w:cs="Times New Roman"/>
-          <w:color w:val="000000" w:themeColor="text1"/>
-        </w:rPr>
-        <w:t>AAPM Annual Conference. Nashville, TN. 07/2018</w:t>
-      </w:r>
-    </w:p>
-    <w:p>
-      <w:pPr>
-        <w:pStyle w:val="ListParagraph"/>
-        <w:numPr>
-          <w:ilvl w:val="0"/>
-          <w:numId w:val="4"/>
-        </w:numPr>
-        <w:spacing w:after="120"/>
-        <w:rPr>
-          <w:rFonts w:ascii="Times New Roman" w:hAnsi="Times New Roman" w:cs="Times New Roman"/>
-          <w:color w:val="000000" w:themeColor="text1"/>
-        </w:rPr>
-      </w:pPr>
-      <w:r>
-        <w:rPr>
-          <w:rFonts w:ascii="Times New Roman" w:hAnsi="Times New Roman" w:cs="Times New Roman"/>
-          <w:b/>
-          <w:color w:val="000000" w:themeColor="text1"/>
-        </w:rPr>
-        <w:t>Anderson B.M</w:t>
-      </w:r>
-      <w:r>
-        <w:rPr>
-          <w:rFonts w:ascii="Times New Roman" w:hAnsi="Times New Roman" w:cs="Times New Roman"/>
-          <w:color w:val="000000" w:themeColor="text1"/>
-        </w:rPr>
-        <w:t xml:space="preserve">, Lin E., et al. </w:t>
-      </w:r>
-      <w:r>
-        <w:rPr>
-          <w:rFonts w:ascii="Times New Roman" w:hAnsi="Times New Roman" w:cs="Times New Roman"/>
-          <w:i/>
-          <w:color w:val="000000" w:themeColor="text1"/>
-        </w:rPr>
-        <w:t xml:space="preserve">Improvement of liver ablation treatment for Colorectal Liver Metastases (CLM). </w:t>
-      </w:r>
-      <w:r>
-        <w:rPr>
-          <w:rFonts w:ascii="Times New Roman" w:hAnsi="Times New Roman" w:cs="Times New Roman"/>
-          <w:color w:val="000000" w:themeColor="text1"/>
-        </w:rPr>
-        <w:t>SPIE Annual Conference. Houston, TX. 02/2017</w:t>
-      </w:r>
-    </w:p>
-    <w:p>
-      <w:pPr>
-        <w:spacing w:after="120"/>
-        <w:rPr>
-          <w:rFonts w:ascii="Times New Roman" w:hAnsi="Times New Roman" w:cs="Times New Roman"/>
-          <w:b/>
-          <w:color w:val="000000" w:themeColor="text1"/>
-          <w:sz w:val="24"/>
-          <w:szCs w:val="24"/>
-          <w:u w:val="single"/>
-        </w:rPr>
-      </w:pPr>
-      <w:r>
-        <w:rPr>
-          <w:rFonts w:ascii="Times New Roman" w:hAnsi="Times New Roman" w:cs="Times New Roman"/>
-          <w:b/>
-          <w:color w:val="000000" w:themeColor="text1"/>
-          <w:sz w:val="24"/>
-          <w:szCs w:val="24"/>
-          <w:u w:val="single"/>
-        </w:rPr>
-        <w:t>Abstracts____________________________________________________________________________</w:t>
-      </w:r>
-    </w:p>
-    <w:p>
-      <w:pPr>
-        <w:pStyle w:val="ListParagraph"/>
-        <w:numPr>
-          <w:ilvl w:val="0"/>
-          <w:numId w:val="5"/>
-        </w:numPr>
-        <w:spacing w:after="120"/>
-        <w:rPr>
           <w:rFonts w:ascii="Times New Roman" w:eastAsia="Times New Roman" w:hAnsi="Times New Roman" w:cs="Times New Roman"/>
           <w:color w:val="000000" w:themeColor="text1"/>
         </w:rPr>
-      </w:pPr>
-      <w:r>
-        <w:rPr>
-          <w:rFonts w:ascii="Times New Roman" w:eastAsia="Times New Roman" w:hAnsi="Times New Roman" w:cs="Times New Roman"/>
-          <w:color w:val="000000" w:themeColor="text1"/>
-        </w:rPr>
-        <w:t xml:space="preserve">Abdou M., Stark J., Kim S., Zegers B., </w:t>
-      </w:r>
-      <w:r>
-        <w:rPr>
-          <w:rFonts w:ascii="Times New Roman" w:eastAsia="Times New Roman" w:hAnsi="Times New Roman" w:cs="Times New Roman"/>
-          <w:b/>
-          <w:bCs/>
-          <w:color w:val="000000" w:themeColor="text1"/>
-        </w:rPr>
-        <w:t xml:space="preserve">Anderson B.M. </w:t>
+        <w:t xml:space="preserve"> Zaid M., Elganainy D., Koay E., Brock KK. </w:t>
       </w:r>
       <w:r>
         <w:rPr>
           <w:rFonts w:ascii="Times New Roman" w:eastAsia="Times New Roman" w:hAnsi="Times New Roman" w:cs="Times New Roman"/>
           <w:i/>
-          <w:iCs/>
-          <w:color w:val="000000" w:themeColor="text1"/>
-        </w:rPr>
-        <w:t xml:space="preserve">Root Cause Analysis of Unscheduled Replans Across 19,249 Radiation Therapy Plans: A Five-Year Single-Institution Review. </w:t>
+          <w:color w:val="000000" w:themeColor="text1"/>
+        </w:rPr>
+        <w:t>Evaluation of Deep Learning-Based Automatic Segmentation of the Pancreas.</w:t>
       </w:r>
       <w:r>
         <w:rPr>
           <w:rFonts w:ascii="Times New Roman" w:eastAsia="Times New Roman" w:hAnsi="Times New Roman" w:cs="Times New Roman"/>
           <w:color w:val="000000" w:themeColor="text1"/>
         </w:rPr>
-        <w:t>ASTRO Annual Conference 10/2026</w:t>
+        <w:t xml:space="preserve"> AAPM Annual Conference. Virtual, 07/2021</w:t>
       </w:r>
     </w:p>
     <w:p>
@@ -8340,7 +6949,7 @@
           <w:rFonts w:ascii="Times New Roman" w:eastAsia="Times New Roman" w:hAnsi="Times New Roman" w:cs="Times New Roman"/>
           <w:color w:val="000000" w:themeColor="text1"/>
         </w:rPr>
-        <w:t xml:space="preserve">Gao, Y., Wells, D., Bhattacharya, S., Repka, MC., Lavrova, L., </w:t>
+        <w:t xml:space="preserve">McCulloch, M., Cazoulat G., Rigaud B., </w:t>
       </w:r>
       <w:r>
         <w:rPr>
@@ -8349,50 +6958,131 @@
           <w:bCs/>
           <w:color w:val="000000" w:themeColor="text1"/>
         </w:rPr>
-        <w:t>Anderson B.M</w:t>
+        <w:t xml:space="preserve">Anderson B.M, </w:t>
       </w:r>
       <w:r>
         <w:rPr>
           <w:rFonts w:ascii="Times New Roman" w:eastAsia="Times New Roman" w:hAnsi="Times New Roman" w:cs="Times New Roman"/>
           <w:color w:val="000000" w:themeColor="text1"/>
         </w:rPr>
-        <w:t xml:space="preserve">, Das, SD, Rajasekar, A., Byrd, E., McGurk, R., Dooley, J., Adapa, K., Wright, JL., Marks, LB., Mazur, LM. </w:t>
+        <w:t xml:space="preserve">Kirimli E., Gryshkevych S., Svensson S., Ohrt A., Chopra A., Mathew R., Zaid M., Elganainy D., ,Balter P., Koay E., Brock KK. </w:t>
       </w:r>
       <w:r>
         <w:rPr>
           <w:rFonts w:ascii="Times New Roman" w:eastAsia="Times New Roman" w:hAnsi="Times New Roman" w:cs="Times New Roman"/>
           <w:i/>
-          <w:iCs/>
-          <w:color w:val="000000" w:themeColor="text1"/>
-        </w:rPr>
-        <w:t xml:space="preserve">Deep Learning-Based Pelvic Vessel Auto-Segmentation for </w:t>
-      </w:r>
-      <w:proofErr w:type="spellStart"/>
+          <w:color w:val="000000" w:themeColor="text1"/>
+        </w:rPr>
+        <w:t xml:space="preserve">Use of Deep Learning Segmentation and Biomechanical Models to Improve Dose Accumulation Accuracy in GI Structures. </w:t>
+      </w:r>
+      <w:r>
+        <w:rPr>
+          <w:rFonts w:ascii="Times New Roman" w:eastAsia="Times New Roman" w:hAnsi="Times New Roman" w:cs="Times New Roman"/>
+          <w:color w:val="000000" w:themeColor="text1"/>
+        </w:rPr>
+        <w:t>AAPM Annual Conference. Virtual, 07/2021</w:t>
+      </w:r>
+    </w:p>
+    <w:p>
+      <w:pPr>
+        <w:pStyle w:val="ListParagraph"/>
+        <w:numPr>
+          <w:ilvl w:val="0"/>
+          <w:numId w:val="5"/>
+        </w:numPr>
+        <w:spacing w:after="120"/>
+        <w:rPr>
+          <w:rFonts w:ascii="Times New Roman" w:eastAsia="Times New Roman" w:hAnsi="Times New Roman" w:cs="Times New Roman"/>
+          <w:color w:val="000000" w:themeColor="text1"/>
+        </w:rPr>
+      </w:pPr>
+      <w:r>
+        <w:rPr>
+          <w:rFonts w:ascii="Times New Roman" w:eastAsia="Times New Roman" w:hAnsi="Times New Roman" w:cs="Times New Roman"/>
+          <w:color w:val="000000" w:themeColor="text1"/>
+        </w:rPr>
+        <w:t xml:space="preserve">Reber, B., </w:t>
+      </w:r>
+      <w:r>
+        <w:rPr>
+          <w:rFonts w:ascii="Times New Roman" w:eastAsia="Times New Roman" w:hAnsi="Times New Roman" w:cs="Times New Roman"/>
+          <w:b/>
+          <w:color w:val="000000" w:themeColor="text1"/>
+        </w:rPr>
+        <w:t>Anderson B.M</w:t>
+      </w:r>
+      <w:r>
+        <w:rPr>
+          <w:rFonts w:ascii="Times New Roman" w:eastAsia="Times New Roman" w:hAnsi="Times New Roman" w:cs="Times New Roman"/>
+          <w:color w:val="000000" w:themeColor="text1"/>
+        </w:rPr>
+        <w:t xml:space="preserve">, Mohamed A., Van Dijk L., Rigaud B., McCulloch M., He Y., Woodland M., Fuller C., Lai S., Brock KK </w:t>
+      </w:r>
       <w:r>
         <w:rPr>
           <w:rFonts w:ascii="Times New Roman" w:eastAsia="Times New Roman" w:hAnsi="Times New Roman" w:cs="Times New Roman"/>
           <w:i/>
-          <w:iCs/>
-          <w:color w:val="000000" w:themeColor="text1"/>
-        </w:rPr>
-        <w:t>Standarized</w:t>
-      </w:r>
-      <w:proofErr w:type="spellEnd"/>
+          <w:color w:val="000000" w:themeColor="text1"/>
+        </w:rPr>
+        <w:t xml:space="preserve">Predicting Osteoradionecrosis From Head and Neck Radiotherapy Using a Residual convolutional Neural Network. </w:t>
+      </w:r>
       <w:r>
         <w:rPr>
           <w:rFonts w:ascii="Times New Roman" w:eastAsia="Times New Roman" w:hAnsi="Times New Roman" w:cs="Times New Roman"/>
+          <w:color w:val="000000" w:themeColor="text1"/>
+        </w:rPr>
+        <w:t>AAPM Annual Conference. Virtual, 07/2021</w:t>
+      </w:r>
+    </w:p>
+    <w:p>
+      <w:pPr>
+        <w:pStyle w:val="ListParagraph"/>
+        <w:numPr>
+          <w:ilvl w:val="0"/>
+          <w:numId w:val="5"/>
+        </w:numPr>
+        <w:spacing w:after="120"/>
+        <w:rPr>
+          <w:rFonts w:ascii="Times New Roman" w:hAnsi="Times New Roman" w:cs="Times New Roman"/>
+          <w:color w:val="000000" w:themeColor="text1"/>
+        </w:rPr>
+      </w:pPr>
+      <w:r>
+        <w:rPr>
+          <w:rFonts w:ascii="Times New Roman" w:hAnsi="Times New Roman" w:cs="Times New Roman"/>
+          <w:color w:val="000000" w:themeColor="text1"/>
+        </w:rPr>
+        <w:t xml:space="preserve">Brock, K., </w:t>
+      </w:r>
+      <w:r>
+        <w:rPr>
+          <w:rFonts w:ascii="Times New Roman" w:hAnsi="Times New Roman" w:cs="Times New Roman"/>
+          <w:b/>
+          <w:color w:val="000000" w:themeColor="text1"/>
+        </w:rPr>
+        <w:t>Anderson B.M</w:t>
+      </w:r>
+      <w:r>
+        <w:rPr>
+          <w:rFonts w:ascii="Times New Roman" w:hAnsi="Times New Roman" w:cs="Times New Roman"/>
+          <w:color w:val="000000" w:themeColor="text1"/>
+        </w:rPr>
+        <w:t xml:space="preserve">, et al </w:t>
+      </w:r>
+      <w:r>
+        <w:rPr>
+          <w:rFonts w:ascii="Times New Roman" w:hAnsi="Times New Roman" w:cs="Times New Roman"/>
           <w:i/>
-          <w:iCs/>
-          <w:color w:val="000000" w:themeColor="text1"/>
-        </w:rPr>
-        <w:t xml:space="preserve"> Lymph Node Delineation in Prostate Cancer Radiotherapy.</w:t>
-      </w:r>
-      <w:r>
-        <w:rPr>
-          <w:rFonts w:ascii="Times New Roman" w:eastAsia="Times New Roman" w:hAnsi="Times New Roman" w:cs="Times New Roman"/>
-          <w:color w:val="000000" w:themeColor="text1"/>
-        </w:rPr>
-        <w:t xml:space="preserve"> ASTRO Annual Conference 10/2026</w:t>
+          <w:color w:val="000000" w:themeColor="text1"/>
+        </w:rPr>
+        <w:t xml:space="preserve">Anatomical Modeling to Improve the Precision of Image Guided Liver Ablation. </w:t>
+      </w:r>
+      <w:r>
+        <w:rPr>
+          <w:rFonts w:ascii="Times New Roman" w:hAnsi="Times New Roman" w:cs="Times New Roman"/>
+          <w:color w:val="000000" w:themeColor="text1"/>
+        </w:rPr>
+        <w:t>Image-Guided Therapy Workshop Rockville, MD. 04/2020</w:t>
       </w:r>
     </w:p>
     <w:p>
@@ -8404,1501 +7094,368 @@
         </w:numPr>
         <w:spacing w:after="120"/>
         <w:rPr>
-          <w:rFonts w:ascii="Times New Roman" w:eastAsia="Times New Roman" w:hAnsi="Times New Roman" w:cs="Times New Roman"/>
-          <w:color w:val="000000" w:themeColor="text1"/>
-        </w:rPr>
-      </w:pPr>
-      <w:r>
-        <w:rPr>
-          <w:rFonts w:ascii="Times New Roman" w:eastAsia="Times New Roman" w:hAnsi="Times New Roman" w:cs="Times New Roman"/>
-          <w:color w:val="000000" w:themeColor="text1"/>
-        </w:rPr>
-        <w:t xml:space="preserve">Das S., Dong F., Morse R., </w:t>
-      </w:r>
-      <w:r>
-        <w:rPr>
-          <w:rFonts w:ascii="Times New Roman" w:eastAsia="Times New Roman" w:hAnsi="Times New Roman" w:cs="Times New Roman"/>
+          <w:rFonts w:ascii="Times New Roman" w:hAnsi="Times New Roman" w:cs="Times New Roman"/>
+          <w:color w:val="000000" w:themeColor="text1"/>
+        </w:rPr>
+      </w:pPr>
+      <w:r>
+        <w:rPr>
+          <w:rFonts w:ascii="Times New Roman" w:hAnsi="Times New Roman" w:cs="Times New Roman"/>
+          <w:color w:val="000000" w:themeColor="text1"/>
+        </w:rPr>
+        <w:t xml:space="preserve">Owens, C., Gupta, A., Shrestha, S., </w:t>
+      </w:r>
+      <w:r>
+        <w:rPr>
+          <w:rFonts w:ascii="Times New Roman" w:hAnsi="Times New Roman" w:cs="Times New Roman"/>
+          <w:b/>
+          <w:color w:val="000000" w:themeColor="text1"/>
+        </w:rPr>
+        <w:t>Anderson B.M</w:t>
+      </w:r>
+      <w:r>
+        <w:rPr>
+          <w:rFonts w:ascii="Times New Roman" w:hAnsi="Times New Roman" w:cs="Times New Roman"/>
+          <w:color w:val="000000" w:themeColor="text1"/>
+        </w:rPr>
+        <w:t xml:space="preserve">, et al </w:t>
+      </w:r>
+      <w:r>
+        <w:rPr>
+          <w:rFonts w:ascii="Times New Roman" w:hAnsi="Times New Roman" w:cs="Times New Roman"/>
+          <w:i/>
+          <w:color w:val="000000" w:themeColor="text1"/>
+        </w:rPr>
+        <w:t>Development of a colon model for colon dosimetry in late effect studies.</w:t>
+      </w:r>
+      <w:r>
+        <w:rPr>
+          <w:rFonts w:ascii="Times New Roman" w:hAnsi="Times New Roman" w:cs="Times New Roman"/>
+          <w:color w:val="000000" w:themeColor="text1"/>
+        </w:rPr>
+        <w:t xml:space="preserve"> International Society of Radiation Epidemiology and Dosimetry, Sitges, Spain. 05/2020</w:t>
+      </w:r>
+    </w:p>
+    <w:p>
+      <w:pPr>
+        <w:pStyle w:val="ListParagraph"/>
+        <w:numPr>
+          <w:ilvl w:val="0"/>
+          <w:numId w:val="5"/>
+        </w:numPr>
+        <w:spacing w:after="120"/>
+        <w:rPr>
+          <w:rFonts w:ascii="Times New Roman" w:hAnsi="Times New Roman" w:cs="Times New Roman"/>
+          <w:color w:val="000000" w:themeColor="text1"/>
+        </w:rPr>
+      </w:pPr>
+      <w:r>
+        <w:rPr>
+          <w:rFonts w:ascii="Times New Roman" w:hAnsi="Times New Roman" w:cs="Times New Roman"/>
+          <w:color w:val="000000" w:themeColor="text1"/>
+        </w:rPr>
+        <w:t xml:space="preserve">Elhalawani, H., Jin Y., Randall J.W., Mahajan A., Mohamed A., Elliot A., </w:t>
+      </w:r>
+      <w:r>
+        <w:rPr>
+          <w:rFonts w:ascii="Times New Roman" w:hAnsi="Times New Roman" w:cs="Times New Roman"/>
           <w:b/>
           <w:bCs/>
           <w:color w:val="000000" w:themeColor="text1"/>
         </w:rPr>
-        <w:t>Anderson B.M,</w:t>
-      </w:r>
-      <w:r>
-        <w:rPr>
-          <w:rFonts w:ascii="Times New Roman" w:eastAsia="Times New Roman" w:hAnsi="Times New Roman" w:cs="Times New Roman"/>
-          <w:color w:val="000000" w:themeColor="text1"/>
-        </w:rPr>
-        <w:t xml:space="preserve"> Chera B., Shen C., Repka M., Yarbrough W., Hackman T., Blumberg J., Lumley C., Weiss J., Patel S., Sheth S., Chen X. </w:t>
-      </w:r>
-      <w:r>
-        <w:rPr>
-          <w:rFonts w:ascii="Times New Roman" w:eastAsia="Times New Roman" w:hAnsi="Times New Roman" w:cs="Times New Roman"/>
+        <w:t xml:space="preserve">Anderson B.M, </w:t>
+      </w:r>
+      <w:r>
+        <w:rPr>
+          <w:rFonts w:ascii="Times New Roman" w:hAnsi="Times New Roman" w:cs="Times New Roman"/>
+          <w:color w:val="000000" w:themeColor="text1"/>
+        </w:rPr>
+        <w:t xml:space="preserve">Landry L., Zhu H., Fuller C., Chung C. </w:t>
+      </w:r>
+      <w:r>
+        <w:rPr>
+          <w:rFonts w:ascii="Times New Roman" w:hAnsi="Times New Roman" w:cs="Times New Roman"/>
           <w:i/>
-          <w:iCs/>
-          <w:color w:val="000000" w:themeColor="text1"/>
-        </w:rPr>
-        <w:t xml:space="preserve">Predicting Dysphagia and Identifying </w:t>
-      </w:r>
-      <w:r>
-        <w:rPr>
-          <w:rFonts w:ascii="Times New Roman" w:eastAsia="Times New Roman" w:hAnsi="Times New Roman" w:cs="Times New Roman"/>
+          <w:color w:val="000000" w:themeColor="text1"/>
+        </w:rPr>
+        <w:t>Longitudinal and Dose Dependent Analysis on White Matter Injury in Glioblastoma Radiation Therapy.</w:t>
+      </w:r>
+      <w:r>
+        <w:rPr>
+          <w:rFonts w:ascii="Times New Roman" w:hAnsi="Times New Roman" w:cs="Times New Roman"/>
+          <w:color w:val="000000" w:themeColor="text1"/>
+        </w:rPr>
+        <w:t xml:space="preserve"> ASTRO Annual Conference, Chicago, IL. 09/2018</w:t>
+      </w:r>
+    </w:p>
+    <w:p>
+      <w:pPr>
+        <w:pStyle w:val="ListParagraph"/>
+        <w:numPr>
+          <w:ilvl w:val="0"/>
+          <w:numId w:val="5"/>
+        </w:numPr>
+        <w:spacing w:after="120"/>
+        <w:rPr>
+          <w:rFonts w:ascii="Times New Roman" w:hAnsi="Times New Roman"/>
+          <w:color w:val="000000" w:themeColor="text1"/>
+          <w:shd w:val="clear" w:color="auto" w:fill="FFFFFF"/>
+        </w:rPr>
+      </w:pPr>
+      <w:r>
+        <w:rPr>
+          <w:rFonts w:ascii="Times New Roman" w:hAnsi="Times New Roman"/>
+          <w:color w:val="000000" w:themeColor="text1"/>
+          <w:shd w:val="clear" w:color="auto" w:fill="FFFFFF"/>
+        </w:rPr>
+        <w:t xml:space="preserve">McCulloch M., Elhalawani H., </w:t>
+      </w:r>
+      <w:r>
+        <w:rPr>
+          <w:rFonts w:ascii="Times New Roman" w:hAnsi="Times New Roman"/>
+          <w:b/>
+          <w:color w:val="000000" w:themeColor="text1"/>
+          <w:shd w:val="clear" w:color="auto" w:fill="FFFFFF"/>
+        </w:rPr>
+        <w:t>Anderson B.M</w:t>
+      </w:r>
+      <w:r>
+        <w:rPr>
+          <w:rFonts w:ascii="Times New Roman" w:hAnsi="Times New Roman"/>
+          <w:color w:val="000000" w:themeColor="text1"/>
+          <w:shd w:val="clear" w:color="auto" w:fill="FFFFFF"/>
+        </w:rPr>
+        <w:t xml:space="preserve">, et. al </w:t>
+      </w:r>
+      <w:r>
+        <w:rPr>
+          <w:rFonts w:ascii="Times New Roman" w:hAnsi="Times New Roman"/>
           <w:i/>
-          <w:iCs/>
+          <w:color w:val="000000" w:themeColor="text1"/>
+          <w:shd w:val="clear" w:color="auto" w:fill="FFFFFF"/>
+        </w:rPr>
+        <w:t xml:space="preserve">Biomechanical model-based Deformable Image Registration for OARs in Glioma Patients. </w:t>
+      </w:r>
+      <w:r>
+        <w:rPr>
+          <w:rFonts w:ascii="Times New Roman" w:hAnsi="Times New Roman"/>
+          <w:color w:val="000000" w:themeColor="text1"/>
+          <w:shd w:val="clear" w:color="auto" w:fill="FFFFFF"/>
+        </w:rPr>
+        <w:t>RSNA Annual Conference, Chicago, IL. 11/2018</w:t>
+      </w:r>
+    </w:p>
+    <w:p>
+      <w:pPr>
+        <w:pStyle w:val="ListParagraph"/>
+        <w:numPr>
+          <w:ilvl w:val="0"/>
+          <w:numId w:val="5"/>
+        </w:numPr>
+        <w:spacing w:after="120"/>
+        <w:rPr>
+          <w:rFonts w:ascii="Times New Roman" w:hAnsi="Times New Roman"/>
+          <w:color w:val="000000" w:themeColor="text1"/>
+        </w:rPr>
+      </w:pPr>
+      <w:r>
+        <w:rPr>
+          <w:rFonts w:ascii="Times New Roman" w:hAnsi="Times New Roman"/>
+          <w:color w:val="000000" w:themeColor="text1"/>
+        </w:rPr>
+        <w:t xml:space="preserve">Lin E.Y., </w:t>
+      </w:r>
+      <w:r>
+        <w:rPr>
+          <w:rFonts w:ascii="Times New Roman" w:hAnsi="Times New Roman"/>
+          <w:b/>
+          <w:color w:val="000000" w:themeColor="text1"/>
+        </w:rPr>
+        <w:t>Anderson B.M</w:t>
+      </w:r>
+      <w:r>
+        <w:rPr>
+          <w:rFonts w:ascii="Times New Roman" w:hAnsi="Times New Roman"/>
+          <w:color w:val="000000" w:themeColor="text1"/>
+        </w:rPr>
+        <w:t xml:space="preserve">, et al. </w:t>
+      </w:r>
+      <w:r>
+        <w:rPr>
+          <w:rFonts w:ascii="Times New Roman" w:hAnsi="Times New Roman"/>
+          <w:i/>
+          <w:color w:val="000000" w:themeColor="text1"/>
+        </w:rPr>
+        <w:t>Application of a biomechanical deformable registration image method for assessing ablation margins in colorectal liver metastases</w:t>
+      </w:r>
+      <w:r>
+        <w:rPr>
+          <w:rFonts w:ascii="Times New Roman" w:hAnsi="Times New Roman"/>
+          <w:color w:val="000000" w:themeColor="text1"/>
+        </w:rPr>
+        <w:t>. CIRSE Annual Conference. Barcelona, Spain (09/2018)</w:t>
+      </w:r>
+    </w:p>
+    <w:p>
+      <w:pPr>
+        <w:pStyle w:val="ListParagraph"/>
+        <w:numPr>
+          <w:ilvl w:val="0"/>
+          <w:numId w:val="5"/>
+        </w:numPr>
+        <w:spacing w:after="120"/>
+        <w:rPr>
+          <w:rFonts w:ascii="Times New Roman" w:hAnsi="Times New Roman"/>
+          <w:color w:val="000000" w:themeColor="text1"/>
+        </w:rPr>
+      </w:pPr>
+      <w:r>
+        <w:rPr>
+          <w:rFonts w:ascii="Times New Roman" w:hAnsi="Times New Roman"/>
+          <w:color w:val="000000" w:themeColor="text1"/>
+        </w:rPr>
+        <w:t xml:space="preserve">Kisling K., Ger R., Cardenas C., Rubinstein A., Netherton T., Ingram W., Fave X., Owens C., </w:t>
+      </w:r>
+      <w:r>
+        <w:rPr>
+          <w:rFonts w:ascii="Times New Roman" w:hAnsi="Times New Roman"/>
+          <w:b/>
+          <w:bCs/>
+          <w:color w:val="000000" w:themeColor="text1"/>
+        </w:rPr>
+        <w:t xml:space="preserve">Anderson B.M, </w:t>
+      </w:r>
+      <w:r>
+        <w:rPr>
+          <w:rFonts w:ascii="Times New Roman" w:hAnsi="Times New Roman"/>
+          <w:color w:val="000000" w:themeColor="text1"/>
+        </w:rPr>
+        <w:t xml:space="preserve">Lee J., Gay S., Yang J., McCarroll R., Machin D., Li Y., Rhee D., Edward S., He Y., David S., Nitsch P, Balter P., Court L </w:t>
+      </w:r>
+      <w:r>
+        <w:rPr>
+          <w:rFonts w:ascii="Times New Roman" w:hAnsi="Times New Roman"/>
+          <w:i/>
+          <w:color w:val="000000" w:themeColor="text1"/>
+        </w:rPr>
+        <w:t>Broadening the Graduate School Experience: Paper-In-A-Day.</w:t>
+      </w:r>
+      <w:r>
+        <w:rPr>
+          <w:rFonts w:ascii="Times New Roman" w:hAnsi="Times New Roman"/>
+          <w:color w:val="000000" w:themeColor="text1"/>
+        </w:rPr>
+        <w:t xml:space="preserve"> AAPM Annual Conference. Nashville, TN. 07/2018</w:t>
+      </w:r>
+    </w:p>
+    <w:p>
+      <w:pPr>
+        <w:pStyle w:val="ListParagraph"/>
+        <w:numPr>
+          <w:ilvl w:val="0"/>
+          <w:numId w:val="5"/>
+        </w:numPr>
+        <w:spacing w:after="120"/>
+        <w:rPr>
+          <w:rFonts w:ascii="Times New Roman" w:hAnsi="Times New Roman" w:cs="Times New Roman"/>
+          <w:color w:val="000000" w:themeColor="text1"/>
+        </w:rPr>
+      </w:pPr>
+      <w:r>
+        <w:rPr>
+          <w:rFonts w:ascii="Times New Roman" w:hAnsi="Times New Roman"/>
+          <w:color w:val="000000" w:themeColor="text1"/>
+        </w:rPr>
+        <w:t xml:space="preserve">Sen A, </w:t>
+      </w:r>
+      <w:r>
+        <w:rPr>
+          <w:rFonts w:ascii="Times New Roman" w:hAnsi="Times New Roman"/>
+          <w:b/>
+          <w:color w:val="000000" w:themeColor="text1"/>
+        </w:rPr>
+        <w:t>Anderson B.M</w:t>
+      </w:r>
+      <w:r>
+        <w:rPr>
+          <w:rFonts w:ascii="Times New Roman" w:hAnsi="Times New Roman"/>
+          <w:color w:val="000000" w:themeColor="text1"/>
+        </w:rPr>
+        <w:t xml:space="preserve">, Cazoulat G., Zaid M., Chaudhury B., Elganainy D., Koay E., Brock KK. </w:t>
+      </w:r>
+      <w:r>
+        <w:rPr>
+          <w:rFonts w:ascii="Times New Roman" w:hAnsi="Times New Roman"/>
+          <w:i/>
+          <w:color w:val="000000" w:themeColor="text1"/>
+        </w:rPr>
+        <w:t xml:space="preserve">A Comparison of Deformable Registration Techniques for Pre and Post-Treatment Cholangiocarcinoma CT Images. </w:t>
+      </w:r>
+      <w:r>
+        <w:rPr>
+          <w:rFonts w:ascii="Times New Roman" w:hAnsi="Times New Roman" w:cs="Times New Roman"/>
+          <w:color w:val="000000" w:themeColor="text1"/>
+        </w:rPr>
+        <w:t>AAPM Annual Conference. Nashville, TN. 07/2018</w:t>
+      </w:r>
+    </w:p>
+    <w:p>
+      <w:pPr>
+        <w:pStyle w:val="ListParagraph"/>
+        <w:numPr>
+          <w:ilvl w:val="0"/>
+          <w:numId w:val="5"/>
+        </w:numPr>
+        <w:spacing w:after="120"/>
+        <w:rPr>
+          <w:rFonts w:ascii="Times New Roman" w:hAnsi="Times New Roman" w:cs="Times New Roman"/>
+          <w:color w:val="000000" w:themeColor="text1"/>
+        </w:rPr>
+      </w:pPr>
+      <w:r>
+        <w:rPr>
+          <w:rFonts w:ascii="Times New Roman" w:hAnsi="Times New Roman" w:cs="Times New Roman"/>
+          <w:color w:val="000000" w:themeColor="text1"/>
+        </w:rPr>
+        <w:t xml:space="preserve">Cazoulat G, Chaudhury B, </w:t>
+      </w:r>
+      <w:r>
+        <w:rPr>
+          <w:rFonts w:ascii="Times New Roman" w:hAnsi="Times New Roman" w:cs="Times New Roman"/>
+          <w:b/>
+          <w:color w:val="000000" w:themeColor="text1"/>
+        </w:rPr>
+        <w:t>Anderson B.M</w:t>
+      </w:r>
+      <w:r>
+        <w:rPr>
+          <w:rFonts w:ascii="Times New Roman" w:hAnsi="Times New Roman" w:cs="Times New Roman"/>
+          <w:color w:val="000000" w:themeColor="text1"/>
+        </w:rPr>
+        <w:t xml:space="preserve">, Zaid M., Elganainy D., Koay E., Brock KK </w:t>
+      </w:r>
+      <w:r>
+        <w:rPr>
+          <w:rFonts w:ascii="Times New Roman" w:hAnsi="Times New Roman" w:cs="Times New Roman"/>
+          <w:i/>
+          <w:color w:val="000000" w:themeColor="text1"/>
+        </w:rPr>
+        <w:t xml:space="preserve">Use of Vasculature Information in Biomechanical Model-Based Registration of Longitudinal Liver Cancer CT Scans. </w:t>
+      </w:r>
+      <w:r>
+        <w:rPr>
+          <w:rFonts w:ascii="Times New Roman" w:hAnsi="Times New Roman" w:cs="Times New Roman"/>
+          <w:color w:val="000000" w:themeColor="text1"/>
+        </w:rPr>
+        <w:t xml:space="preserve">AAPM </w:t>
+      </w:r>
+      <w:r>
+        <w:rPr>
+          <w:rFonts w:ascii="Times New Roman" w:hAnsi="Times New Roman" w:cs="Times New Roman"/>
           <w:color w:val="000000" w:themeColor="text1"/>
         </w:rPr>
         <w:lastRenderedPageBreak/>
-        <w:t>Anatomical Regions Responsible for Dysphagia Following Intensity-Modulated Radiation Therapy (IMRT) for Oropharyngeal Carcinoma.</w:t>
-      </w:r>
-      <w:r>
-        <w:rPr>
-          <w:rFonts w:ascii="Times New Roman" w:eastAsia="Times New Roman" w:hAnsi="Times New Roman" w:cs="Times New Roman"/>
-          <w:color w:val="000000" w:themeColor="text1"/>
-        </w:rPr>
-        <w:t xml:space="preserve"> ASTRO Annual Conference 10/2026</w:t>
-      </w:r>
-    </w:p>
-    <w:p>
-      <w:pPr>
-        <w:pStyle w:val="ListParagraph"/>
-        <w:numPr>
-          <w:ilvl w:val="0"/>
-          <w:numId w:val="5"/>
-        </w:numPr>
-        <w:spacing w:after="120"/>
-        <w:rPr>
-          <w:rFonts w:ascii="Times New Roman" w:eastAsia="Times New Roman" w:hAnsi="Times New Roman" w:cs="Times New Roman"/>
-          <w:color w:val="000000" w:themeColor="text1"/>
-        </w:rPr>
-      </w:pPr>
-      <w:r>
-        <w:rPr>
-          <w:rFonts w:ascii="Times New Roman" w:eastAsia="Times New Roman" w:hAnsi="Times New Roman" w:cs="Times New Roman"/>
-          <w:color w:val="000000" w:themeColor="text1"/>
-        </w:rPr>
-        <w:t xml:space="preserve">Sousa C., Doss V., Hales E., Hagan E., Gebre T., </w:t>
-      </w:r>
-      <w:proofErr w:type="spellStart"/>
-      <w:r>
-        <w:rPr>
-          <w:rFonts w:ascii="Times New Roman" w:eastAsia="Times New Roman" w:hAnsi="Times New Roman" w:cs="Times New Roman"/>
-          <w:color w:val="000000" w:themeColor="text1"/>
-        </w:rPr>
-        <w:t>Obaideen</w:t>
-      </w:r>
-      <w:proofErr w:type="spellEnd"/>
-      <w:r>
-        <w:rPr>
-          <w:rFonts w:ascii="Times New Roman" w:eastAsia="Times New Roman" w:hAnsi="Times New Roman" w:cs="Times New Roman"/>
-          <w:color w:val="000000" w:themeColor="text1"/>
-        </w:rPr>
-        <w:t xml:space="preserve"> A., </w:t>
-      </w:r>
-      <w:proofErr w:type="spellStart"/>
-      <w:r>
-        <w:rPr>
-          <w:rFonts w:ascii="Times New Roman" w:eastAsia="Times New Roman" w:hAnsi="Times New Roman" w:cs="Times New Roman"/>
-          <w:color w:val="000000" w:themeColor="text1"/>
-        </w:rPr>
-        <w:t>Negassa</w:t>
-      </w:r>
-      <w:proofErr w:type="spellEnd"/>
-      <w:r>
-        <w:rPr>
-          <w:rFonts w:ascii="Times New Roman" w:eastAsia="Times New Roman" w:hAnsi="Times New Roman" w:cs="Times New Roman"/>
-          <w:color w:val="000000" w:themeColor="text1"/>
-        </w:rPr>
-        <w:t xml:space="preserve"> M., Liu D., </w:t>
-      </w:r>
-      <w:r>
-        <w:rPr>
-          <w:rFonts w:ascii="Times New Roman" w:eastAsia="Times New Roman" w:hAnsi="Times New Roman" w:cs="Times New Roman"/>
-          <w:b/>
-          <w:bCs/>
-          <w:color w:val="000000" w:themeColor="text1"/>
-        </w:rPr>
-        <w:t>Anderson B.M</w:t>
-      </w:r>
-      <w:r>
-        <w:rPr>
-          <w:rFonts w:ascii="Times New Roman" w:eastAsia="Times New Roman" w:hAnsi="Times New Roman" w:cs="Times New Roman"/>
-          <w:color w:val="000000" w:themeColor="text1"/>
-        </w:rPr>
-        <w:t xml:space="preserve">, Kooner, Hu C., Li H., Viswanathan A., Jia X., Hales R., Voong K. R, McNutt T., Ger R. </w:t>
-      </w:r>
-      <w:r>
-        <w:rPr>
-          <w:rFonts w:ascii="Times New Roman" w:eastAsia="Times New Roman" w:hAnsi="Times New Roman" w:cs="Times New Roman"/>
-          <w:i/>
-          <w:iCs/>
-          <w:color w:val="000000" w:themeColor="text1"/>
-        </w:rPr>
-        <w:t>Cumulative EQD2 Esophageal Dose and Severe Toxicity After Thoracic Reirradiation.</w:t>
-      </w:r>
-      <w:r>
-        <w:rPr>
-          <w:rFonts w:ascii="Times New Roman" w:eastAsia="Times New Roman" w:hAnsi="Times New Roman" w:cs="Times New Roman"/>
-          <w:color w:val="000000" w:themeColor="text1"/>
-        </w:rPr>
-        <w:t xml:space="preserve"> ASTRO Annual Conference 10/2026</w:t>
-      </w:r>
-    </w:p>
-    <w:p>
-      <w:pPr>
-        <w:pStyle w:val="ListParagraph"/>
-        <w:numPr>
-          <w:ilvl w:val="0"/>
-          <w:numId w:val="5"/>
-        </w:numPr>
-        <w:spacing w:after="120"/>
-        <w:rPr>
-          <w:rFonts w:ascii="Times New Roman" w:eastAsia="Times New Roman" w:hAnsi="Times New Roman" w:cs="Times New Roman"/>
-          <w:color w:val="000000" w:themeColor="text1"/>
-        </w:rPr>
-      </w:pPr>
-      <w:r>
-        <w:rPr>
-          <w:rFonts w:ascii="Times New Roman" w:hAnsi="Times New Roman"/>
-          <w:color w:val="000000" w:themeColor="text1"/>
-        </w:rPr>
-        <w:t xml:space="preserve">Abdulkadir Y, </w:t>
-      </w:r>
-      <w:r>
-        <w:rPr>
-          <w:rFonts w:ascii="Times New Roman" w:hAnsi="Times New Roman"/>
-          <w:b/>
-          <w:bCs/>
-          <w:color w:val="000000" w:themeColor="text1"/>
-        </w:rPr>
-        <w:t>Anderson B.M,</w:t>
-      </w:r>
-      <w:r>
-        <w:rPr>
-          <w:rFonts w:ascii="Times New Roman" w:hAnsi="Times New Roman"/>
-          <w:color w:val="000000" w:themeColor="text1"/>
-        </w:rPr>
-        <w:t xml:space="preserve"> Fields E, Hink JB, Hsu D, Kisling K, </w:t>
-      </w:r>
-      <w:proofErr w:type="spellStart"/>
-      <w:r>
-        <w:rPr>
-          <w:rFonts w:ascii="Times New Roman" w:hAnsi="Times New Roman"/>
-          <w:color w:val="000000" w:themeColor="text1"/>
-        </w:rPr>
-        <w:t>Krupein</w:t>
-      </w:r>
-      <w:proofErr w:type="spellEnd"/>
-      <w:r>
-        <w:rPr>
-          <w:rFonts w:ascii="Times New Roman" w:hAnsi="Times New Roman"/>
-          <w:color w:val="000000" w:themeColor="text1"/>
-        </w:rPr>
-        <w:t xml:space="preserve"> A, Lamb J, Matney J, Maxin P, Moore L, Neylon J, Ritter T, </w:t>
-      </w:r>
-      <w:proofErr w:type="spellStart"/>
-      <w:r>
-        <w:rPr>
-          <w:rFonts w:ascii="Times New Roman" w:hAnsi="Times New Roman"/>
-          <w:color w:val="000000" w:themeColor="text1"/>
-        </w:rPr>
-        <w:t>Savjani</w:t>
-      </w:r>
-      <w:proofErr w:type="spellEnd"/>
-      <w:r>
-        <w:rPr>
-          <w:rFonts w:ascii="Times New Roman" w:hAnsi="Times New Roman"/>
-          <w:color w:val="000000" w:themeColor="text1"/>
-        </w:rPr>
-        <w:t xml:space="preserve"> R, Valdes G, Vasconcelos N, </w:t>
-      </w:r>
-      <w:proofErr w:type="spellStart"/>
-      <w:r>
-        <w:rPr>
-          <w:rFonts w:ascii="Times New Roman" w:hAnsi="Times New Roman"/>
-          <w:color w:val="000000" w:themeColor="text1"/>
-        </w:rPr>
-        <w:t>Vinogradskiy</w:t>
-      </w:r>
-      <w:proofErr w:type="spellEnd"/>
-      <w:r>
-        <w:rPr>
-          <w:rFonts w:ascii="Times New Roman" w:hAnsi="Times New Roman"/>
-          <w:color w:val="000000" w:themeColor="text1"/>
-        </w:rPr>
-        <w:t xml:space="preserve"> Y, </w:t>
-      </w:r>
-      <w:proofErr w:type="spellStart"/>
-      <w:r>
-        <w:rPr>
-          <w:rFonts w:ascii="Times New Roman" w:hAnsi="Times New Roman"/>
-          <w:color w:val="000000" w:themeColor="text1"/>
-        </w:rPr>
-        <w:t>Witztum</w:t>
-      </w:r>
-      <w:proofErr w:type="spellEnd"/>
-      <w:r>
-        <w:rPr>
-          <w:rFonts w:ascii="Times New Roman" w:hAnsi="Times New Roman"/>
-          <w:color w:val="000000" w:themeColor="text1"/>
-        </w:rPr>
-        <w:t xml:space="preserve"> A. </w:t>
-      </w:r>
-      <w:r>
-        <w:rPr>
-          <w:rFonts w:ascii="Times New Roman" w:hAnsi="Times New Roman"/>
-          <w:i/>
-          <w:iCs/>
-          <w:color w:val="000000" w:themeColor="text1"/>
-        </w:rPr>
-        <w:t xml:space="preserve">Head and Neck Gross Tumor Deep-Learning </w:t>
-      </w:r>
-      <w:proofErr w:type="spellStart"/>
-      <w:r>
-        <w:rPr>
-          <w:rFonts w:ascii="Times New Roman" w:hAnsi="Times New Roman"/>
-          <w:i/>
-          <w:iCs/>
-          <w:color w:val="000000" w:themeColor="text1"/>
-        </w:rPr>
-        <w:t>Autocontouring</w:t>
-      </w:r>
-      <w:proofErr w:type="spellEnd"/>
-      <w:r>
-        <w:rPr>
-          <w:rFonts w:ascii="Times New Roman" w:hAnsi="Times New Roman"/>
-          <w:i/>
-          <w:iCs/>
-          <w:color w:val="000000" w:themeColor="text1"/>
-        </w:rPr>
-        <w:t xml:space="preserve"> Model Using </w:t>
-      </w:r>
-      <w:proofErr w:type="spellStart"/>
-      <w:r>
-        <w:rPr>
-          <w:rFonts w:ascii="Times New Roman" w:hAnsi="Times New Roman"/>
-          <w:i/>
-          <w:iCs/>
-          <w:color w:val="000000" w:themeColor="text1"/>
-        </w:rPr>
-        <w:t>BigROC</w:t>
-      </w:r>
-      <w:proofErr w:type="spellEnd"/>
-      <w:r>
-        <w:rPr>
-          <w:rFonts w:ascii="Times New Roman" w:hAnsi="Times New Roman"/>
-          <w:i/>
-          <w:iCs/>
-          <w:color w:val="000000" w:themeColor="text1"/>
-        </w:rPr>
-        <w:t xml:space="preserve"> Collaborative Data.</w:t>
-      </w:r>
-      <w:r>
-        <w:rPr>
-          <w:rFonts w:ascii="Times New Roman" w:hAnsi="Times New Roman"/>
-          <w:color w:val="000000" w:themeColor="text1"/>
-        </w:rPr>
-        <w:t xml:space="preserve"> AAPM Annual Conference 07/2026</w:t>
-      </w:r>
-    </w:p>
-    <w:p>
-      <w:pPr>
-        <w:pStyle w:val="ListParagraph"/>
-        <w:numPr>
-          <w:ilvl w:val="0"/>
-          <w:numId w:val="5"/>
-        </w:numPr>
-        <w:spacing w:after="120"/>
-        <w:rPr>
-          <w:rFonts w:ascii="Times New Roman" w:eastAsia="Times New Roman" w:hAnsi="Times New Roman" w:cs="Times New Roman"/>
-          <w:color w:val="000000" w:themeColor="text1"/>
-        </w:rPr>
-      </w:pPr>
-      <w:r>
-        <w:rPr>
-          <w:rFonts w:ascii="Times New Roman" w:hAnsi="Times New Roman"/>
-          <w:color w:val="000000" w:themeColor="text1"/>
-        </w:rPr>
-        <w:t xml:space="preserve">Friend D., Dance M., Dooley J., </w:t>
-      </w:r>
-      <w:r>
-        <w:rPr>
-          <w:rFonts w:ascii="Times New Roman" w:hAnsi="Times New Roman"/>
-          <w:b/>
-          <w:bCs/>
-          <w:color w:val="000000" w:themeColor="text1"/>
-        </w:rPr>
-        <w:t xml:space="preserve">Anderson B.M, </w:t>
-      </w:r>
-      <w:r>
-        <w:rPr>
-          <w:rFonts w:ascii="Times New Roman" w:hAnsi="Times New Roman"/>
-          <w:color w:val="000000" w:themeColor="text1"/>
-        </w:rPr>
-        <w:t xml:space="preserve">Casey D., Shen C., Das S. </w:t>
-      </w:r>
-      <w:r>
-        <w:rPr>
-          <w:rFonts w:ascii="Times New Roman" w:hAnsi="Times New Roman"/>
-          <w:i/>
-          <w:iCs/>
-          <w:color w:val="000000" w:themeColor="text1"/>
-        </w:rPr>
-        <w:t xml:space="preserve">Rapid Semi-Automated Planning for VMAT Craniospinal Irradiation Using </w:t>
-      </w:r>
-      <w:proofErr w:type="spellStart"/>
-      <w:r>
-        <w:rPr>
-          <w:rFonts w:ascii="Times New Roman" w:hAnsi="Times New Roman"/>
-          <w:i/>
-          <w:iCs/>
-          <w:color w:val="000000" w:themeColor="text1"/>
-        </w:rPr>
-        <w:t>Raystation</w:t>
-      </w:r>
-      <w:proofErr w:type="spellEnd"/>
-      <w:r>
-        <w:rPr>
-          <w:rFonts w:ascii="Times New Roman" w:hAnsi="Times New Roman"/>
-          <w:i/>
-          <w:iCs/>
-          <w:color w:val="000000" w:themeColor="text1"/>
-        </w:rPr>
-        <w:t>.</w:t>
-      </w:r>
-      <w:r>
-        <w:rPr>
-          <w:rFonts w:ascii="Times New Roman" w:hAnsi="Times New Roman"/>
-          <w:color w:val="000000" w:themeColor="text1"/>
-        </w:rPr>
-        <w:t xml:space="preserve"> AAPM Annual Conference 07/2026</w:t>
-      </w:r>
-    </w:p>
-    <w:p>
-      <w:pPr>
-        <w:pStyle w:val="ListParagraph"/>
-        <w:numPr>
-          <w:ilvl w:val="0"/>
-          <w:numId w:val="5"/>
-        </w:numPr>
-        <w:spacing w:after="120"/>
-        <w:rPr>
-          <w:rFonts w:ascii="Times New Roman" w:eastAsia="Times New Roman" w:hAnsi="Times New Roman" w:cs="Times New Roman"/>
-          <w:color w:val="000000" w:themeColor="text1"/>
-        </w:rPr>
-      </w:pPr>
-      <w:r>
-        <w:rPr>
-          <w:rFonts w:ascii="Times New Roman" w:hAnsi="Times New Roman"/>
-          <w:color w:val="000000" w:themeColor="text1"/>
-        </w:rPr>
-        <w:t xml:space="preserve">Bhattacharya S., </w:t>
-      </w:r>
-      <w:proofErr w:type="spellStart"/>
-      <w:r>
-        <w:rPr>
-          <w:rFonts w:ascii="Times New Roman" w:hAnsi="Times New Roman"/>
-          <w:color w:val="000000" w:themeColor="text1"/>
-        </w:rPr>
-        <w:t>Karunaker</w:t>
-      </w:r>
-      <w:proofErr w:type="spellEnd"/>
-      <w:r>
-        <w:rPr>
-          <w:rFonts w:ascii="Times New Roman" w:hAnsi="Times New Roman"/>
-          <w:color w:val="000000" w:themeColor="text1"/>
-        </w:rPr>
-        <w:t xml:space="preserve"> A., </w:t>
-      </w:r>
-      <w:r>
-        <w:rPr>
-          <w:rFonts w:ascii="Times New Roman" w:hAnsi="Times New Roman"/>
-          <w:b/>
-          <w:bCs/>
-          <w:color w:val="000000" w:themeColor="text1"/>
-        </w:rPr>
-        <w:t>Anderson B.M,</w:t>
-      </w:r>
-      <w:r>
-        <w:rPr>
-          <w:rFonts w:ascii="Times New Roman" w:hAnsi="Times New Roman"/>
-          <w:color w:val="000000" w:themeColor="text1"/>
-        </w:rPr>
-        <w:t xml:space="preserve"> Wells D., Gao Y., Marks L., Das S., Rajasekar A., Mazur L </w:t>
-      </w:r>
-      <w:r>
-        <w:rPr>
-          <w:rFonts w:ascii="Times New Roman" w:hAnsi="Times New Roman"/>
-          <w:i/>
-          <w:iCs/>
-          <w:color w:val="000000" w:themeColor="text1"/>
-        </w:rPr>
-        <w:t xml:space="preserve">Automated Detection of Hip Replacements and Fiducial Markers in Pelvic </w:t>
-      </w:r>
-      <w:proofErr w:type="gramStart"/>
-      <w:r>
-        <w:rPr>
-          <w:rFonts w:ascii="Times New Roman" w:hAnsi="Times New Roman"/>
-          <w:i/>
-          <w:iCs/>
-          <w:color w:val="000000" w:themeColor="text1"/>
-        </w:rPr>
-        <w:t>CT Scans</w:t>
-      </w:r>
-      <w:proofErr w:type="gramEnd"/>
-      <w:r>
-        <w:rPr>
-          <w:rFonts w:ascii="Times New Roman" w:hAnsi="Times New Roman"/>
-          <w:i/>
-          <w:iCs/>
-          <w:color w:val="000000" w:themeColor="text1"/>
-        </w:rPr>
-        <w:t>: A Comparative Study of Rule-Based vs Deep Learning Approaches.</w:t>
-      </w:r>
-      <w:r>
-        <w:rPr>
-          <w:rFonts w:ascii="Times New Roman" w:hAnsi="Times New Roman"/>
-          <w:color w:val="000000" w:themeColor="text1"/>
-        </w:rPr>
-        <w:t xml:space="preserve"> IEEE Conference on AI 06/2026</w:t>
-      </w:r>
-    </w:p>
-    <w:p>
-      <w:pPr>
-        <w:pStyle w:val="ListParagraph"/>
-        <w:numPr>
-          <w:ilvl w:val="0"/>
-          <w:numId w:val="5"/>
-        </w:numPr>
-        <w:spacing w:after="120"/>
-        <w:rPr>
-          <w:rFonts w:ascii="Times New Roman" w:eastAsia="Times New Roman" w:hAnsi="Times New Roman" w:cs="Times New Roman"/>
-          <w:color w:val="000000" w:themeColor="text1"/>
-        </w:rPr>
-      </w:pPr>
-      <w:r>
-        <w:rPr>
-          <w:rFonts w:ascii="Times New Roman" w:hAnsi="Times New Roman"/>
-          <w:color w:val="000000" w:themeColor="text1"/>
-        </w:rPr>
-        <w:t xml:space="preserve">Foster M., Byrd E., Kwong E., </w:t>
-      </w:r>
-      <w:proofErr w:type="spellStart"/>
-      <w:r>
-        <w:rPr>
-          <w:rFonts w:ascii="Times New Roman" w:hAnsi="Times New Roman"/>
-          <w:color w:val="000000" w:themeColor="text1"/>
-        </w:rPr>
-        <w:t>Karunaker</w:t>
-      </w:r>
-      <w:proofErr w:type="spellEnd"/>
-      <w:r>
-        <w:rPr>
-          <w:rFonts w:ascii="Times New Roman" w:hAnsi="Times New Roman"/>
-          <w:color w:val="000000" w:themeColor="text1"/>
-        </w:rPr>
-        <w:t xml:space="preserve"> A., </w:t>
-      </w:r>
-      <w:r>
-        <w:rPr>
-          <w:rFonts w:ascii="Times New Roman" w:hAnsi="Times New Roman"/>
-          <w:b/>
-          <w:bCs/>
-          <w:color w:val="000000" w:themeColor="text1"/>
-        </w:rPr>
-        <w:t>Anderson B.M,</w:t>
-      </w:r>
-      <w:r>
-        <w:rPr>
-          <w:rFonts w:ascii="Times New Roman" w:hAnsi="Times New Roman"/>
-          <w:color w:val="000000" w:themeColor="text1"/>
-        </w:rPr>
-        <w:t xml:space="preserve"> Repka M., McGurk R., Das S., Marks L., Mazur L. </w:t>
-      </w:r>
-      <w:r>
-        <w:rPr>
-          <w:rFonts w:ascii="Times New Roman" w:hAnsi="Times New Roman"/>
-          <w:i/>
-          <w:iCs/>
-          <w:color w:val="000000" w:themeColor="text1"/>
-        </w:rPr>
-        <w:t>Navigating Variability in Prostate RT Planning: Real-Time Insights for Human-Centered CDS Design.</w:t>
-      </w:r>
-      <w:r>
-        <w:rPr>
-          <w:rFonts w:ascii="Times New Roman" w:hAnsi="Times New Roman"/>
-          <w:color w:val="000000" w:themeColor="text1"/>
-        </w:rPr>
-        <w:t xml:space="preserve"> AMIA Annual Symposium 02/2026</w:t>
-      </w:r>
-    </w:p>
-    <w:p>
-      <w:pPr>
-        <w:pStyle w:val="ListParagraph"/>
-        <w:numPr>
-          <w:ilvl w:val="0"/>
-          <w:numId w:val="5"/>
-        </w:numPr>
-        <w:spacing w:after="120"/>
-        <w:rPr>
-          <w:rFonts w:ascii="Times New Roman" w:hAnsi="Times New Roman"/>
-          <w:color w:val="000000" w:themeColor="text1"/>
-        </w:rPr>
-      </w:pPr>
-      <w:r>
-        <w:rPr>
-          <w:rFonts w:ascii="Times New Roman" w:hAnsi="Times New Roman"/>
-          <w:bCs/>
-          <w:color w:val="000000" w:themeColor="text1"/>
-        </w:rPr>
-        <w:t xml:space="preserve">Woodland M, Wood J, </w:t>
-      </w:r>
-      <w:r>
-        <w:rPr>
-          <w:rFonts w:ascii="Times New Roman" w:hAnsi="Times New Roman"/>
-          <w:b/>
-          <w:color w:val="000000" w:themeColor="text1"/>
-        </w:rPr>
-        <w:t xml:space="preserve">Anderson B.M, </w:t>
-      </w:r>
-      <w:r>
-        <w:rPr>
-          <w:rFonts w:ascii="Times New Roman" w:hAnsi="Times New Roman"/>
-          <w:bCs/>
-          <w:color w:val="000000" w:themeColor="text1"/>
-        </w:rPr>
-        <w:t xml:space="preserve">Kundu S., Lin E., Koay E., </w:t>
-      </w:r>
-      <w:proofErr w:type="spellStart"/>
-      <w:r>
-        <w:rPr>
-          <w:rFonts w:ascii="Times New Roman" w:hAnsi="Times New Roman"/>
-          <w:bCs/>
-          <w:color w:val="000000" w:themeColor="text1"/>
-        </w:rPr>
-        <w:t>Odisio</w:t>
-      </w:r>
-      <w:proofErr w:type="spellEnd"/>
-      <w:r>
-        <w:rPr>
-          <w:rFonts w:ascii="Times New Roman" w:hAnsi="Times New Roman"/>
-          <w:bCs/>
-          <w:color w:val="000000" w:themeColor="text1"/>
-        </w:rPr>
-        <w:t xml:space="preserve"> B., Chung C., Kang H., Venkatesan A., </w:t>
-      </w:r>
-      <w:proofErr w:type="spellStart"/>
-      <w:r>
-        <w:rPr>
-          <w:rFonts w:ascii="Times New Roman" w:hAnsi="Times New Roman"/>
-          <w:bCs/>
-          <w:color w:val="000000" w:themeColor="text1"/>
-        </w:rPr>
-        <w:t>Yedururi</w:t>
-      </w:r>
-      <w:proofErr w:type="spellEnd"/>
-      <w:r>
-        <w:rPr>
-          <w:rFonts w:ascii="Times New Roman" w:hAnsi="Times New Roman"/>
-          <w:bCs/>
-          <w:color w:val="000000" w:themeColor="text1"/>
-        </w:rPr>
-        <w:t xml:space="preserve"> S., De B., Lin Y., Patel A., Brock KK.</w:t>
-      </w:r>
-      <w:r>
-        <w:rPr>
-          <w:rFonts w:ascii="Times New Roman" w:hAnsi="Times New Roman"/>
-          <w:b/>
-          <w:color w:val="000000" w:themeColor="text1"/>
-        </w:rPr>
-        <w:t xml:space="preserve"> </w:t>
-      </w:r>
-      <w:r>
-        <w:rPr>
-          <w:rFonts w:ascii="Times New Roman" w:hAnsi="Times New Roman"/>
-          <w:bCs/>
-          <w:i/>
-          <w:iCs/>
-          <w:color w:val="000000" w:themeColor="text1"/>
-        </w:rPr>
-        <w:t xml:space="preserve">Comparing Transfer Learning, Data Augmentation, and Data Expansion in the Improvement of Medical Image Generation. </w:t>
-      </w:r>
-      <w:r>
-        <w:rPr>
-          <w:rFonts w:ascii="Times New Roman" w:hAnsi="Times New Roman"/>
-          <w:color w:val="000000" w:themeColor="text1"/>
-        </w:rPr>
-        <w:t>AAPM Annual Conference 07/2022</w:t>
-      </w:r>
-    </w:p>
-    <w:p>
-      <w:pPr>
-        <w:pStyle w:val="ListParagraph"/>
-        <w:numPr>
-          <w:ilvl w:val="0"/>
-          <w:numId w:val="5"/>
-        </w:numPr>
-        <w:spacing w:after="120"/>
-        <w:rPr>
-          <w:rFonts w:ascii="Times New Roman" w:eastAsia="Times New Roman" w:hAnsi="Times New Roman" w:cs="Times New Roman"/>
-          <w:color w:val="000000" w:themeColor="text1"/>
-        </w:rPr>
-      </w:pPr>
-      <w:r>
-        <w:rPr>
-          <w:rFonts w:ascii="Times New Roman" w:eastAsia="Times New Roman" w:hAnsi="Times New Roman" w:cs="Times New Roman"/>
-          <w:color w:val="000000" w:themeColor="text1"/>
-        </w:rPr>
-        <w:t xml:space="preserve">Rigaud, B., </w:t>
-      </w:r>
-      <w:proofErr w:type="spellStart"/>
-      <w:r>
-        <w:rPr>
-          <w:rFonts w:ascii="Times New Roman" w:eastAsia="Times New Roman" w:hAnsi="Times New Roman" w:cs="Times New Roman"/>
-          <w:color w:val="000000" w:themeColor="text1"/>
-        </w:rPr>
-        <w:t>Kirimli</w:t>
-      </w:r>
-      <w:proofErr w:type="spellEnd"/>
-      <w:r>
-        <w:rPr>
-          <w:rFonts w:ascii="Times New Roman" w:eastAsia="Times New Roman" w:hAnsi="Times New Roman" w:cs="Times New Roman"/>
-          <w:color w:val="000000" w:themeColor="text1"/>
-        </w:rPr>
-        <w:t xml:space="preserve"> E., </w:t>
-      </w:r>
-      <w:proofErr w:type="spellStart"/>
-      <w:r>
-        <w:rPr>
-          <w:rFonts w:ascii="Times New Roman" w:eastAsia="Times New Roman" w:hAnsi="Times New Roman" w:cs="Times New Roman"/>
-          <w:color w:val="000000" w:themeColor="text1"/>
-        </w:rPr>
-        <w:t>Yedururi</w:t>
-      </w:r>
-      <w:proofErr w:type="spellEnd"/>
-      <w:r>
-        <w:rPr>
-          <w:rFonts w:ascii="Times New Roman" w:eastAsia="Times New Roman" w:hAnsi="Times New Roman" w:cs="Times New Roman"/>
-          <w:color w:val="000000" w:themeColor="text1"/>
-        </w:rPr>
-        <w:t xml:space="preserve"> S., </w:t>
-      </w:r>
-      <w:proofErr w:type="spellStart"/>
-      <w:r>
-        <w:rPr>
-          <w:rFonts w:ascii="Times New Roman" w:eastAsia="Times New Roman" w:hAnsi="Times New Roman" w:cs="Times New Roman"/>
-          <w:color w:val="000000" w:theme